--- a/index.docx
+++ b/index.docx
@@ -7,7 +7,7 @@
         <w:pStyle w:val="Title"/>
       </w:pPr>
       <w:r>
-        <w:t xml:space="preserve">Bladder Cancer in the United States: National Trends and State-Level Patterns from Global Burden of Disease (GBD), 1980-2021</w:t>
+        <w:t xml:space="preserve">Bladder Cancer in the United States: National Trends and State-Level Patterns from Global Burden of Disease (GBD) Study, 1980-2021</w:t>
       </w:r>
     </w:p>
     <w:p>
@@ -477,7 +477,7 @@
         <w:t xml:space="preserve"> </w:t>
       </w:r>
       <w:r>
-        <w:t xml:space="preserve">In 2021, The U.S. recorded age-standardized rates of 8.35 for YLDs (0.33 lower), 3.41 for mortality (0.11 higher), 59.80 for YLLs (6.75 higher), 100.63 for prevalence (6.61 lower), 14.69 for incidence (0.51 lower), and 68.15 for DALYs (6.42 higher) compared to 1990 records.</w:t>
+        <w:t xml:space="preserve">In 2021, the U.S. recorded age-standardized rates of 8.35 for YLDs (0.33 lower), 3.41 for mortality (0.11 higher), 59.80 for YLLs (6.75 higher), 100.63 for prevalence (6.61 lower), 14.69 for incidence (0.51 lower), and 68.15 for DALYs (6.42 higher) compared to 1990 records. Lowest gender discrepancies across all measures were in 2021 were observed in District of Columbia with male:female ratio of DALYs: 2.4 [1.7, 3.2], mortality: 2.4 [1.8, 3.2], incidence: 2.5 [1.8, 3.4], prevalence: 2.4 [1.8, 3.2], YLDs: 2.4 [1.4, 4.1], and YLLs: 2.4 [1.7, 3.2]. In contrast, North and South Dakota had the highest gender discrepancies: DALYs: 3.9 [3.0, 5.2], incidence: 4.1 [3.1, 5.4], prevalence: 3.9 [3.0, 5.0], and YLLs: 4.0 [3.0, 5.2] and mortality: 4.2 [3.2, 5.6] and YLDs: 3.9 [2.3, 6.3].</w:t>
       </w:r>
       <w:r>
         <w:br/>
@@ -493,7 +493,7 @@
         <w:t xml:space="preserve"> </w:t>
       </w:r>
       <w:r>
-        <w:t xml:space="preserve">Bladder cancer continues to impose a substantial and uneven burden across the U.S.. Reducing these disparities will require targeted public health strategies and region-specific policies that address modifiable risk factors, enhance diagnostic equity, and expand access to timely detection and appropriate care.</w:t>
+        <w:t xml:space="preserve">Bladder cancer continues to impose a substantial and uneven burden across the U.S. State-level variations, driven by environmental factors, aging populations, and healthcare access gaps, require targeted prevention and improved early detection. Future research should assess the cost-effectiveness of prioritizing prevention over late-stage treatment to optimize healthcare spending.</w:t>
       </w:r>
     </w:p>
     <w:p>
@@ -608,25 +608,25 @@
         <w:pStyle w:val="BodyText"/>
       </w:pPr>
       <w:r>
-        <w:t xml:space="preserve">Although cigarette smoking has historically been the predominant risk factor for BC</w:t>
-      </w:r>
-      <w:r>
-        <w:t xml:space="preserve"> </w:t>
-      </w:r>
-      <w:r>
-        <w:t xml:space="preserve">(8)</w:t>
-      </w:r>
-      <w:r>
-        <w:t xml:space="preserve">, accumulating evidence indicates that a broader spectrum of carcinogenic exposures contributes to its incidence. These include arsenic-contaminated drinking water, occupational and cosmetic chemicals (such as those found in hair dyes), dietary factors, and widespread environmental pollutants</w:t>
-      </w:r>
-      <w:r>
-        <w:t xml:space="preserve"> </w:t>
-      </w:r>
-      <w:r>
-        <w:t xml:space="preserve">(9)</w:t>
-      </w:r>
-      <w:r>
-        <w:t xml:space="preserve">. Notably, despite a sustained decline in cigarette smoking prevalence since 1998</w:t>
+        <w:t xml:space="preserve">Substantial geographic heterogeneity in BC incidence and outcomes has been documented across the U.S.</w:t>
+      </w:r>
+      <w:r>
+        <w:t xml:space="preserve"> </w:t>
+      </w:r>
+      <w:r>
+        <w:t xml:space="preserve">(8–11)</w:t>
+      </w:r>
+      <w:r>
+        <w:t xml:space="preserve">. For instance, Maine reported an age-standardized incidence rate of 26.7 per 100,000 during 2017–2021, nearly double that observed in Hawaii (13.4)</w:t>
+      </w:r>
+      <w:r>
+        <w:t xml:space="preserve"> </w:t>
+      </w:r>
+      <w:r>
+        <w:t xml:space="preserve">(12)</w:t>
+      </w:r>
+      <w:r>
+        <w:t xml:space="preserve">. Such variation likely reflects differences in environmental exposures, socioeconomic conditions, access to care, and healthcare infrastructure. Incidence rates tend to be highest in northeastern states</w:t>
       </w:r>
       <w:r>
         <w:t xml:space="preserve"> </w:t>
@@ -635,28 +635,31 @@
         <w:t xml:space="preserve">(10)</w:t>
       </w:r>
       <w:r>
-        <w:t xml:space="preserve"> </w:t>
-      </w:r>
-      <w:r>
-        <w:t xml:space="preserve">and the introduction of stricter regulations on aryl amines, BC incidence has not declined in parallel</w:t>
-      </w:r>
-      <w:r>
-        <w:t xml:space="preserve"> </w:t>
-      </w:r>
-      <w:r>
-        <w:t xml:space="preserve">(11)</w:t>
-      </w:r>
-      <w:r>
-        <w:t xml:space="preserve">. This lack of concordance suggests that other environmental and occupational exposures may be driving contemporary disease patterns, particularly in regions with limited regulatory oversight. Elevated BC incidence in certain New England states, for example, has been partially attributed to environmental carcinogens such as arsenic contamination from private household wells</w:t>
-      </w:r>
-      <w:r>
-        <w:t xml:space="preserve"> </w:t>
-      </w:r>
-      <w:r>
-        <w:t xml:space="preserve">(12,13)</w:t>
-      </w:r>
-      <w:r>
-        <w:t xml:space="preserve">. The interaction of these exposures with persistent regional and socioeconomic disparities represents a critical yet incompletely characterized public health concern, warranting focused surveillance, research, and policy attention.</w:t>
+        <w:t xml:space="preserve">, whereas mortality is disproportionately greater in Southern states</w:t>
+      </w:r>
+      <w:r>
+        <w:t xml:space="preserve"> </w:t>
+      </w:r>
+      <w:r>
+        <w:t xml:space="preserve">(13)</w:t>
+      </w:r>
+      <w:r>
+        <w:t xml:space="preserve">, where higher proportions of older adults, African Americans, and rural residents may experience delayed diagnosis and reduced access to high-quality treatment</w:t>
+      </w:r>
+      <w:r>
+        <w:t xml:space="preserve"> </w:t>
+      </w:r>
+      <w:r>
+        <w:t xml:space="preserve">(14)</w:t>
+      </w:r>
+      <w:r>
+        <w:t xml:space="preserve">.</w:t>
+      </w:r>
+      <w:r>
+        <w:t xml:space="preserve"> </w:t>
+      </w:r>
+      <w:r>
+        <w:t xml:space="preserve"> </w:t>
       </w:r>
     </w:p>
     <w:p>
@@ -664,25 +667,16 @@
         <w:pStyle w:val="BodyText"/>
       </w:pPr>
       <w:r>
-        <w:t xml:space="preserve">Substantial geographic heterogeneity in BC incidence and outcomes has been documented across the U.S.</w:t>
-      </w:r>
-      <w:r>
-        <w:t xml:space="preserve"> </w:t>
-      </w:r>
-      <w:r>
-        <w:t xml:space="preserve">(14–17)</w:t>
-      </w:r>
-      <w:r>
-        <w:t xml:space="preserve">. For instance, Maine reported an age-standardized incidence rate of 26.7 during 2017–2021, nearly double that observed in Hawaii (13.4)</w:t>
-      </w:r>
-      <w:r>
-        <w:t xml:space="preserve"> </w:t>
-      </w:r>
-      <w:r>
-        <w:t xml:space="preserve">(18)</w:t>
-      </w:r>
-      <w:r>
-        <w:t xml:space="preserve">. Such variation likely reflects differences in environmental exposures, socioeconomic conditions, access to care, and healthcare infrastructure. Incidence rates tend to be highest in northeastern states</w:t>
+        <w:t xml:space="preserve">Despite these observations, most prior BC research has focused on national trends or single-institution cohorts, and contemporary age-standardized, state-level comparisons remain limited. Furthermore, although the Global Burden of Disease (GBD) project produces comprehensive estimates of disability-adjusted life years (DALYs), years lived with disability (YLDs), and years of life lost (YLLs) for BC, these measures have been infrequently incorporated into disease-specific epidemiological analyses. As a result, non-fatal burden and broader health-system impacts remain underexplored. National studies indicate that men experience approximately three to four times higher BC incidence than women</w:t>
+      </w:r>
+      <w:r>
+        <w:t xml:space="preserve"> </w:t>
+      </w:r>
+      <w:r>
+        <w:t xml:space="preserve">(15)</w:t>
+      </w:r>
+      <w:r>
+        <w:t xml:space="preserve">, whereas women often present with more advanced disease and have poorer survival</w:t>
       </w:r>
       <w:r>
         <w:t xml:space="preserve"> </w:t>
@@ -691,31 +685,7 @@
         <w:t xml:space="preserve">(16)</w:t>
       </w:r>
       <w:r>
-        <w:t xml:space="preserve">, whereas mortality is disproportionately greater in Southern states</w:t>
-      </w:r>
-      <w:r>
-        <w:t xml:space="preserve"> </w:t>
-      </w:r>
-      <w:r>
-        <w:t xml:space="preserve">(19)</w:t>
-      </w:r>
-      <w:r>
-        <w:t xml:space="preserve">, where higher proportions of older adults, African Americans, and rural residents may experience delayed diagnosis and reduced access to high-quality treatment</w:t>
-      </w:r>
-      <w:r>
-        <w:t xml:space="preserve"> </w:t>
-      </w:r>
-      <w:r>
-        <w:t xml:space="preserve">(20)</w:t>
-      </w:r>
-      <w:r>
-        <w:t xml:space="preserve">.</w:t>
-      </w:r>
-      <w:r>
-        <w:t xml:space="preserve"> </w:t>
-      </w:r>
-      <w:r>
-        <w:t xml:space="preserve"> </w:t>
+        <w:t xml:space="preserve">; however, the geographic distribution of these sex-specific disparities has not been systematically evaluated at the state level.</w:t>
       </w:r>
     </w:p>
     <w:p>
@@ -723,37 +693,11 @@
         <w:pStyle w:val="BodyText"/>
       </w:pPr>
       <w:r>
-        <w:t xml:space="preserve">Despite these observations, most prior BC research has focused on national trends or single-institution cohorts, and contemporary age-standardized, state-level comparisons remain limited. Furthermore, although the Global Burden of Disease (GBD) project produces comprehensive estimates of disability-adjusted life years (DALYs), years lived with disability (YLDs), and years of life lost (YLLs) for BC, these measures have been infrequently incorporated into disease-specific epidemiological analyses. As a result, non-fatal burden and broader health-system impacts remain underexplored. National studies indicate that men experience approximately three to four times higher BC incidence than women</w:t>
-      </w:r>
-      <w:r>
-        <w:t xml:space="preserve"> </w:t>
-      </w:r>
-      <w:r>
-        <w:t xml:space="preserve">(21)</w:t>
-      </w:r>
-      <w:r>
-        <w:t xml:space="preserve">, whereas women often present with more advanced disease and have poorer survival</w:t>
-      </w:r>
-      <w:r>
-        <w:t xml:space="preserve"> </w:t>
-      </w:r>
-      <w:r>
-        <w:t xml:space="preserve">(22)</w:t>
-      </w:r>
-      <w:r>
-        <w:t xml:space="preserve">; however, the geographic distribution of these sex-specific disparities has not been systematically evaluated at the state level.</w:t>
-      </w:r>
-    </w:p>
-    <w:p>
-      <w:pPr>
-        <w:pStyle w:val="BodyText"/>
-      </w:pPr>
-      <w:r>
         <w:t xml:space="preserve">To address these gaps, we use data from the GBD 2021 study, which provides internally consistent estimates of key BC burden metrics across all U.S. states. This predominantly descriptive analysis offers a comprehensive assessment of BC burden across geographic regions, time, and age groups, with the aim of informing state-level public health planning and prioritization.</w:t>
       </w:r>
     </w:p>
     <w:bookmarkEnd w:id="31"/>
-    <w:bookmarkStart w:id="37" w:name="methodology"/>
+    <w:bookmarkStart w:id="39" w:name="methodology"/>
     <w:p>
       <w:pPr>
         <w:pStyle w:val="Heading1"/>
@@ -782,7 +726,7 @@
         <w:t xml:space="preserve"> </w:t>
       </w:r>
       <w:r>
-        <w:t xml:space="preserve">(23,24)</w:t>
+        <w:t xml:space="preserve">(17,18)</w:t>
       </w:r>
       <w:r>
         <w:t xml:space="preserve">. All data are publicly available through the</w:t>
@@ -839,7 +783,7 @@
         <w:t xml:space="preserve"> </w:t>
       </w:r>
       <w:r>
-        <w:t xml:space="preserve">(23,25)</w:t>
+        <w:t xml:space="preserve">(17,19)</w:t>
       </w:r>
       <w:r>
         <w:t xml:space="preserve">.</w:t>
@@ -912,7 +856,7 @@
         <w:t xml:space="preserve"> </w:t>
       </w:r>
       <w:r>
-        <w:t xml:space="preserve">(26)</w:t>
+        <w:t xml:space="preserve">(20)</w:t>
       </w:r>
       <w:r>
         <w:t xml:space="preserve">. The index ranges from 0 to 1 and is used to classify countries or regions into five categories: low, low-middle, middle, high-middle, and high. High-SDI countries were included as one of the comparator groups in this study.</w:t>
@@ -1163,7 +1107,7 @@
       </w:r>
     </w:p>
     <w:bookmarkEnd w:id="34"/>
-    <w:bookmarkStart w:id="36" w:name="statistical-analysis"/>
+    <w:bookmarkStart w:id="38" w:name="statistical-analysis"/>
     <w:p>
       <w:pPr>
         <w:pStyle w:val="Heading2"/>
@@ -1185,7 +1129,54 @@
         <w:pStyle w:val="BodyText"/>
       </w:pPr>
       <w:r>
-        <w:t xml:space="preserve">Uncertainty intervals reflect the GBD Bayesian modeling framework and are defined by the 2.5th and 97.5th percentiles of 500 posterior draws. These intervals account for multiple sources of uncertainty, including data sparsity, measurement error, and model specification</w:t>
+        <w:t xml:space="preserve">Uncertainty Intervals (UIs) reflect the GBD Bayesian modeling framework and are defined by the 2.5th and 97.5th percentiles of 1,000 posterior draws. These intervals account for multiple sources of uncertainty, including data sparsity, measurement error, and model specification</w:t>
+      </w:r>
+      <w:r>
+        <w:t xml:space="preserve"> </w:t>
+      </w:r>
+      <w:r>
+        <w:t xml:space="preserve">(18)</w:t>
+      </w:r>
+      <w:r>
+        <w:t xml:space="preserve">.</w:t>
+      </w:r>
+    </w:p>
+    <w:p>
+      <w:pPr>
+        <w:pStyle w:val="BodyText"/>
+      </w:pPr>
+      <w:r>
+        <w:t xml:space="preserve">We used R v. 4.5.2</w:t>
+      </w:r>
+      <w:r>
+        <w:t xml:space="preserve"> </w:t>
+      </w:r>
+      <w:r>
+        <w:t xml:space="preserve">(21)</w:t>
+      </w:r>
+      <w:r>
+        <w:t xml:space="preserve"> </w:t>
+      </w:r>
+      <w:r>
+        <w:t xml:space="preserve">and the following R packages: beepr v. 2.0</w:t>
+      </w:r>
+      <w:r>
+        <w:t xml:space="preserve"> </w:t>
+      </w:r>
+      <w:r>
+        <w:t xml:space="preserve">(22)</w:t>
+      </w:r>
+      <w:r>
+        <w:t xml:space="preserve">, flextable v. 0.9.10</w:t>
+      </w:r>
+      <w:r>
+        <w:t xml:space="preserve"> </w:t>
+      </w:r>
+      <w:r>
+        <w:t xml:space="preserve">(23)</w:t>
+      </w:r>
+      <w:r>
+        <w:t xml:space="preserve">, furrr v. 0.3.1</w:t>
       </w:r>
       <w:r>
         <w:t xml:space="preserve"> </w:t>
@@ -1194,43 +1185,1715 @@
         <w:t xml:space="preserve">(24)</w:t>
       </w:r>
       <w:r>
+        <w:t xml:space="preserve">, future v. 1.68.0</w:t>
+      </w:r>
+      <w:r>
+        <w:t xml:space="preserve"> </w:t>
+      </w:r>
+      <w:r>
+        <w:t xml:space="preserve">(25)</w:t>
+      </w:r>
+      <w:r>
+        <w:t xml:space="preserve">, geofacet v. 0.2.5</w:t>
+      </w:r>
+      <w:r>
+        <w:t xml:space="preserve"> </w:t>
+      </w:r>
+      <w:r>
+        <w:t xml:space="preserve">(26)</w:t>
+      </w:r>
+      <w:r>
+        <w:t xml:space="preserve">, gganimate v. 1.0.11</w:t>
+      </w:r>
+      <w:r>
+        <w:t xml:space="preserve"> </w:t>
+      </w:r>
+      <w:r>
+        <w:t xml:space="preserve">(27)</w:t>
+      </w:r>
+      <w:r>
+        <w:t xml:space="preserve">, ggbump v. 0.1.0</w:t>
+      </w:r>
+      <w:r>
+        <w:t xml:space="preserve"> </w:t>
+      </w:r>
+      <w:r>
+        <w:t xml:space="preserve">(28)</w:t>
+      </w:r>
+      <w:r>
+        <w:t xml:space="preserve">, ggnewscale v. 0.5.2</w:t>
+      </w:r>
+      <w:r>
+        <w:t xml:space="preserve"> </w:t>
+      </w:r>
+      <w:r>
+        <w:t xml:space="preserve">(29)</w:t>
+      </w:r>
+      <w:r>
+        <w:t xml:space="preserve">, ggtext v. 0.1.2</w:t>
+      </w:r>
+      <w:r>
+        <w:t xml:space="preserve"> </w:t>
+      </w:r>
+      <w:r>
+        <w:t xml:space="preserve">(30)</w:t>
+      </w:r>
+      <w:r>
+        <w:t xml:space="preserve">, glue v. 1.8.0</w:t>
+      </w:r>
+      <w:r>
+        <w:t xml:space="preserve"> </w:t>
+      </w:r>
+      <w:r>
+        <w:t xml:space="preserve">(31)</w:t>
+      </w:r>
+      <w:r>
+        <w:t xml:space="preserve">, knitr v. 1.50</w:t>
+      </w:r>
+      <w:r>
+        <w:t xml:space="preserve"> </w:t>
+      </w:r>
+      <w:r>
+        <w:t xml:space="preserve">(32–34)</w:t>
+      </w:r>
+      <w:r>
+        <w:t xml:space="preserve">, officer v. 0.7.2</w:t>
+      </w:r>
+      <w:r>
+        <w:t xml:space="preserve"> </w:t>
+      </w:r>
+      <w:r>
+        <w:t xml:space="preserve">(35)</w:t>
+      </w:r>
+      <w:r>
+        <w:t xml:space="preserve">, paletteer v. 1.6.0</w:t>
+      </w:r>
+      <w:r>
+        <w:t xml:space="preserve"> </w:t>
+      </w:r>
+      <w:r>
+        <w:t xml:space="preserve">(36)</w:t>
+      </w:r>
+      <w:r>
+        <w:t xml:space="preserve">, patchwork v. 1.3.2</w:t>
+      </w:r>
+      <w:r>
+        <w:t xml:space="preserve"> </w:t>
+      </w:r>
+      <w:r>
+        <w:t xml:space="preserve">(37)</w:t>
+      </w:r>
+      <w:r>
+        <w:t xml:space="preserve">, renv v. 1.1.5</w:t>
+      </w:r>
+      <w:r>
+        <w:t xml:space="preserve"> </w:t>
+      </w:r>
+      <w:r>
+        <w:t xml:space="preserve">(38)</w:t>
+      </w:r>
+      <w:r>
+        <w:t xml:space="preserve">, rmarkdown v. 2.30</w:t>
+      </w:r>
+      <w:r>
+        <w:t xml:space="preserve"> </w:t>
+      </w:r>
+      <w:r>
+        <w:t xml:space="preserve">(39–41)</w:t>
+      </w:r>
+      <w:r>
+        <w:t xml:space="preserve">, scales v. 1.4.0</w:t>
+      </w:r>
+      <w:r>
+        <w:t xml:space="preserve"> </w:t>
+      </w:r>
+      <w:r>
+        <w:t xml:space="preserve">(42)</w:t>
+      </w:r>
+      <w:r>
+        <w:t xml:space="preserve">, svglite v. 2.2.2</w:t>
+      </w:r>
+      <w:r>
+        <w:t xml:space="preserve"> </w:t>
+      </w:r>
+      <w:r>
+        <w:t xml:space="preserve">(43)</w:t>
+      </w:r>
+      <w:r>
+        <w:t xml:space="preserve">, tidyverse v. 2.0.0</w:t>
+      </w:r>
+      <w:r>
+        <w:t xml:space="preserve"> </w:t>
+      </w:r>
+      <w:r>
+        <w:t xml:space="preserve">(44)</w:t>
+      </w:r>
+      <w:r>
+        <w:t xml:space="preserve">. To enable full reproducibility, complete analytic code, data-processing workflows, and supporting files are available in the study’s</w:t>
+      </w:r>
+      <w:r>
+        <w:t xml:space="preserve"> </w:t>
+      </w:r>
+      <w:hyperlink r:id="rId35">
+        <w:r>
+          <w:rPr>
+            <w:rStyle w:val="Hyperlink"/>
+          </w:rPr>
+          <w:t xml:space="preserve">GitHub repository</w:t>
+        </w:r>
+      </w:hyperlink>
+      <w:r>
         <w:t xml:space="preserve">.</w:t>
       </w:r>
     </w:p>
+    <w:bookmarkStart w:id="37" w:name="comparison-of-rates-using-uis"/>
+    <w:p>
+      <w:pPr>
+        <w:pStyle w:val="Heading3"/>
+      </w:pPr>
+      <w:r>
+        <w:t xml:space="preserve">3.3.1 Comparison of Rates Using UIs</w:t>
+      </w:r>
+    </w:p>
+    <w:p>
+      <w:pPr>
+        <w:pStyle w:val="FirstParagraph"/>
+      </w:pPr>
+      <w:r>
+        <w:t xml:space="preserve">We calculated both absolute differences (</w:t>
+      </w:r>
+      <w:hyperlink w:anchor="sup-percentchange">
+        <w:r>
+          <w:rPr>
+            <w:rStyle w:val="Hyperlink"/>
+          </w:rPr>
+          <w:t xml:space="preserve">Supporting Files</w:t>
+        </w:r>
+      </w:hyperlink>
+      <w:r>
+        <w:t xml:space="preserve">) and rate ratios (</w:t>
+      </w:r>
+      <w:hyperlink w:anchor="fig-discrep">
+        <w:r>
+          <w:rPr>
+            <w:rStyle w:val="Hyperlink"/>
+          </w:rPr>
+          <w:t xml:space="preserve">Figure 5</w:t>
+        </w:r>
+      </w:hyperlink>
+      <w:r>
+        <w:t xml:space="preserve">) between male and female BC burden measures.</w:t>
+      </w:r>
+      <w:r>
+        <w:t xml:space="preserve"> </w:t>
+      </w:r>
+      <w:r>
+        <w:t xml:space="preserve">Since draw-level estimates were not available from the GBD study, uncertainty for derived quantities was approximated analytically using standard methods for independent estimates</w:t>
+      </w:r>
+      <w:r>
+        <w:t xml:space="preserve"> </w:t>
+      </w:r>
+      <w:r>
+        <w:t xml:space="preserve">(45,46)</w:t>
+      </w:r>
+      <w:r>
+        <w:t xml:space="preserve">. All calculations assumed approximate normality of the log-transformed rates, which is reasonable for age-standardized rates based on large population data</w:t>
+      </w:r>
+      <w:r>
+        <w:t xml:space="preserve"> </w:t>
+      </w:r>
+      <w:r>
+        <w:t xml:space="preserve">(47)</w:t>
+      </w:r>
+      <w:r>
+        <w:t xml:space="preserve">.</w:t>
+      </w:r>
+    </w:p>
     <w:p>
       <w:pPr>
         <w:pStyle w:val="BodyText"/>
       </w:pPr>
       <w:r>
-        <w:t xml:space="preserve">All analyses were conducted using R version 4.5.1 (2025-06-13 ucrt). A total of 28 R packages were used to support data acquisition, processing, visualization, analysis, and reproducibility</w:t>
-      </w:r>
-      <w:r>
-        <w:t xml:space="preserve"> </w:t>
-      </w:r>
-      <w:r>
-        <w:t xml:space="preserve">(27–55)</w:t>
-      </w:r>
-      <w:r>
-        <w:t xml:space="preserve">. To enable full reproducibility, complete analytic code, data-processing workflows, and supporting files are available in the study’s</w:t>
-      </w:r>
-      <w:r>
-        <w:t xml:space="preserve"> </w:t>
-      </w:r>
-      <w:hyperlink r:id="rId35">
-        <w:r>
-          <w:rPr>
-            <w:rStyle w:val="Hyperlink"/>
-          </w:rPr>
-          <w:t xml:space="preserve">GitHub repository</w:t>
+        <w:t xml:space="preserve">Let</w:t>
+      </w:r>
+      <w:r>
+        <w:t xml:space="preserve"> </w:t>
+      </w:r>
+      <m:oMath>
+        <m:sSub>
+          <m:e>
+            <m:r>
+              <m:t>a</m:t>
+            </m:r>
+          </m:e>
+          <m:sub>
+            <m:r>
+              <m:t>1</m:t>
+            </m:r>
+          </m:sub>
+        </m:sSub>
+      </m:oMath>
+      <w:r>
+        <w:t xml:space="preserve"> </w:t>
+      </w:r>
+      <w:r>
+        <w:t xml:space="preserve">and</w:t>
+      </w:r>
+      <w:r>
+        <w:t xml:space="preserve"> </w:t>
+      </w:r>
+      <m:oMath>
+        <m:sSub>
+          <m:e>
+            <m:r>
+              <m:t>a</m:t>
+            </m:r>
+          </m:e>
+          <m:sub>
+            <m:r>
+              <m:t>2</m:t>
+            </m:r>
+          </m:sub>
+        </m:sSub>
+      </m:oMath>
+      <w:r>
+        <w:t xml:space="preserve"> </w:t>
+      </w:r>
+      <w:r>
+        <w:t xml:space="preserve">represent two age-standardized rates with reported 95% UIs</w:t>
+      </w:r>
+      <w:r>
+        <w:t xml:space="preserve"> </w:t>
+      </w:r>
+      <m:oMath>
+        <m:d>
+          <m:dPr>
+            <m:begChr m:val="["/>
+            <m:sepChr m:val=""/>
+            <m:endChr m:val="]"/>
+            <m:grow/>
+          </m:dPr>
+          <m:e>
+            <m:sSub>
+              <m:e>
+                <m:r>
+                  <m:t>l</m:t>
+                </m:r>
+              </m:e>
+              <m:sub>
+                <m:r>
+                  <m:t>1</m:t>
+                </m:r>
+              </m:sub>
+            </m:sSub>
+            <m:r>
+              <m:rPr>
+                <m:sty m:val="p"/>
+              </m:rPr>
+              <m:t>,</m:t>
+            </m:r>
+            <m:sSub>
+              <m:e>
+                <m:r>
+                  <m:t>u</m:t>
+                </m:r>
+              </m:e>
+              <m:sub>
+                <m:r>
+                  <m:t>1</m:t>
+                </m:r>
+              </m:sub>
+            </m:sSub>
+          </m:e>
+        </m:d>
+      </m:oMath>
+      <w:r>
+        <w:t xml:space="preserve"> </w:t>
+      </w:r>
+      <w:r>
+        <w:t xml:space="preserve">and</w:t>
+      </w:r>
+      <w:r>
+        <w:t xml:space="preserve"> </w:t>
+      </w:r>
+      <m:oMath>
+        <m:d>
+          <m:dPr>
+            <m:begChr m:val="["/>
+            <m:sepChr m:val=""/>
+            <m:endChr m:val="]"/>
+            <m:grow/>
+          </m:dPr>
+          <m:e>
+            <m:sSub>
+              <m:e>
+                <m:r>
+                  <m:t>l</m:t>
+                </m:r>
+              </m:e>
+              <m:sub>
+                <m:r>
+                  <m:t>2</m:t>
+                </m:r>
+              </m:sub>
+            </m:sSub>
+            <m:r>
+              <m:rPr>
+                <m:sty m:val="p"/>
+              </m:rPr>
+              <m:t>,</m:t>
+            </m:r>
+            <m:sSub>
+              <m:e>
+                <m:r>
+                  <m:t>u</m:t>
+                </m:r>
+              </m:e>
+              <m:sub>
+                <m:r>
+                  <m:t>2</m:t>
+                </m:r>
+              </m:sub>
+            </m:sSub>
+          </m:e>
+        </m:d>
+      </m:oMath>
+      <w:r>
+        <w:t xml:space="preserve">. Standard errors were derived from the reported bounds:</w:t>
+      </w:r>
+    </w:p>
+    <w:p>
+      <w:pPr>
+        <w:pStyle w:val="BodyText"/>
+      </w:pPr>
+      <m:oMathPara>
+        <m:oMathParaPr>
+          <m:jc m:val="center"/>
+        </m:oMathParaPr>
+        <m:oMath>
+          <m:r>
+            <m:t>S</m:t>
+          </m:r>
+          <m:sSub>
+            <m:e>
+              <m:r>
+                <m:t>E</m:t>
+              </m:r>
+            </m:e>
+            <m:sub>
+              <m:r>
+                <m:t>1</m:t>
+              </m:r>
+            </m:sub>
+          </m:sSub>
+          <m:r>
+            <m:rPr>
+              <m:sty m:val="p"/>
+            </m:rPr>
+            <m:t>≈</m:t>
+          </m:r>
+          <m:f>
+            <m:fPr>
+              <m:type m:val="bar"/>
+            </m:fPr>
+            <m:num>
+              <m:sSub>
+                <m:e>
+                  <m:r>
+                    <m:t>u</m:t>
+                  </m:r>
+                </m:e>
+                <m:sub>
+                  <m:r>
+                    <m:t>1</m:t>
+                  </m:r>
+                </m:sub>
+              </m:sSub>
+              <m:r>
+                <m:rPr>
+                  <m:sty m:val="p"/>
+                </m:rPr>
+                <m:t>−</m:t>
+              </m:r>
+              <m:sSub>
+                <m:e>
+                  <m:r>
+                    <m:t>l</m:t>
+                  </m:r>
+                </m:e>
+                <m:sub>
+                  <m:r>
+                    <m:t>1</m:t>
+                  </m:r>
+                </m:sub>
+              </m:sSub>
+            </m:num>
+            <m:den>
+              <m:r>
+                <m:t>2</m:t>
+              </m:r>
+              <m:r>
+                <m:rPr>
+                  <m:sty m:val="p"/>
+                </m:rPr>
+                <m:t>×</m:t>
+              </m:r>
+              <m:sSub>
+                <m:e>
+                  <m:r>
+                    <m:t>z</m:t>
+                  </m:r>
+                </m:e>
+                <m:sub>
+                  <m:r>
+                    <m:t>0.975</m:t>
+                  </m:r>
+                </m:sub>
+              </m:sSub>
+            </m:den>
+          </m:f>
+          <m:r>
+            <m:rPr>
+              <m:sty m:val="p"/>
+            </m:rPr>
+            <m:t>,</m:t>
+          </m:r>
+          <m:r>
+            <m:t> </m:t>
+          </m:r>
+          <m:r>
+            <m:t>S</m:t>
+          </m:r>
+          <m:sSub>
+            <m:e>
+              <m:r>
+                <m:t>E</m:t>
+              </m:r>
+            </m:e>
+            <m:sub>
+              <m:r>
+                <m:t>2</m:t>
+              </m:r>
+            </m:sub>
+          </m:sSub>
+          <m:r>
+            <m:rPr>
+              <m:sty m:val="p"/>
+            </m:rPr>
+            <m:t>≈</m:t>
+          </m:r>
+          <m:f>
+            <m:fPr>
+              <m:type m:val="bar"/>
+            </m:fPr>
+            <m:num>
+              <m:sSub>
+                <m:e>
+                  <m:r>
+                    <m:t>u</m:t>
+                  </m:r>
+                </m:e>
+                <m:sub>
+                  <m:r>
+                    <m:t>2</m:t>
+                  </m:r>
+                </m:sub>
+              </m:sSub>
+              <m:r>
+                <m:rPr>
+                  <m:sty m:val="p"/>
+                </m:rPr>
+                <m:t>−</m:t>
+              </m:r>
+              <m:sSub>
+                <m:e>
+                  <m:r>
+                    <m:t>l</m:t>
+                  </m:r>
+                </m:e>
+                <m:sub>
+                  <m:r>
+                    <m:t>2</m:t>
+                  </m:r>
+                </m:sub>
+              </m:sSub>
+            </m:num>
+            <m:den>
+              <m:r>
+                <m:t>2</m:t>
+              </m:r>
+              <m:r>
+                <m:rPr>
+                  <m:sty m:val="p"/>
+                </m:rPr>
+                <m:t>×</m:t>
+              </m:r>
+              <m:sSub>
+                <m:e>
+                  <m:r>
+                    <m:t>z</m:t>
+                  </m:r>
+                </m:e>
+                <m:sub>
+                  <m:r>
+                    <m:t>0.975</m:t>
+                  </m:r>
+                </m:sub>
+              </m:sSub>
+            </m:den>
+          </m:f>
+        </m:oMath>
+      </m:oMathPara>
+    </w:p>
+    <w:p>
+      <w:pPr>
+        <w:pStyle w:val="FirstParagraph"/>
+      </w:pPr>
+      <w:r>
+        <w:t xml:space="preserve">where</w:t>
+      </w:r>
+      <w:r>
+        <w:t xml:space="preserve"> </w:t>
+      </w:r>
+      <m:oMath>
+        <m:sSub>
+          <m:e>
+            <m:r>
+              <m:t>z</m:t>
+            </m:r>
+          </m:e>
+          <m:sub>
+            <m:r>
+              <m:t>0.975</m:t>
+            </m:r>
+          </m:sub>
+        </m:sSub>
+        <m:r>
+          <m:rPr>
+            <m:sty m:val="p"/>
+          </m:rPr>
+          <m:t>≈</m:t>
+        </m:r>
+        <m:r>
+          <m:t>1.96</m:t>
+        </m:r>
+      </m:oMath>
+      <w:r>
+        <w:t xml:space="preserve"> </w:t>
+      </w:r>
+      <w:r>
+        <w:t xml:space="preserve">is the 97.5th percentile of the standard normal distribution.</w:t>
+      </w:r>
+    </w:p>
+    <w:p>
+      <w:pPr>
+        <w:pStyle w:val="BodyText"/>
+      </w:pPr>
+      <w:r>
+        <w:t xml:space="preserve">The absolute difference was calculated as:</w:t>
+      </w:r>
+    </w:p>
+    <w:p>
+      <w:pPr>
+        <w:pStyle w:val="BodyText"/>
+      </w:pPr>
+      <m:oMathPara>
+        <m:oMathParaPr>
+          <m:jc m:val="center"/>
+        </m:oMathParaPr>
+        <m:oMath>
+          <m:r>
+            <m:t>D</m:t>
+          </m:r>
+          <m:r>
+            <m:rPr>
+              <m:sty m:val="p"/>
+            </m:rPr>
+            <m:t>=</m:t>
+          </m:r>
+          <m:sSub>
+            <m:e>
+              <m:r>
+                <m:t>a</m:t>
+              </m:r>
+            </m:e>
+            <m:sub>
+              <m:r>
+                <m:t>1</m:t>
+              </m:r>
+            </m:sub>
+          </m:sSub>
+          <m:r>
+            <m:rPr>
+              <m:sty m:val="p"/>
+            </m:rPr>
+            <m:t>−</m:t>
+          </m:r>
+          <m:sSub>
+            <m:e>
+              <m:r>
+                <m:t>a</m:t>
+              </m:r>
+            </m:e>
+            <m:sub>
+              <m:r>
+                <m:t>2</m:t>
+              </m:r>
+            </m:sub>
+          </m:sSub>
+        </m:oMath>
+      </m:oMathPara>
+    </w:p>
+    <w:p>
+      <w:pPr>
+        <w:pStyle w:val="FirstParagraph"/>
+      </w:pPr>
+      <w:r>
+        <w:t xml:space="preserve">Under the assumption of independence between rates, the standard error of the difference was:</w:t>
+      </w:r>
+    </w:p>
+    <w:p>
+      <w:pPr>
+        <w:pStyle w:val="BodyText"/>
+      </w:pPr>
+      <m:oMathPara>
+        <m:oMathParaPr>
+          <m:jc m:val="center"/>
+        </m:oMathParaPr>
+        <m:oMath>
+          <m:r>
+            <m:t>S</m:t>
+          </m:r>
+          <m:sSub>
+            <m:e>
+              <m:r>
+                <m:t>E</m:t>
+              </m:r>
+            </m:e>
+            <m:sub>
+              <m:r>
+                <m:t>D</m:t>
+              </m:r>
+            </m:sub>
+          </m:sSub>
+          <m:r>
+            <m:rPr>
+              <m:sty m:val="p"/>
+            </m:rPr>
+            <m:t>=</m:t>
+          </m:r>
+          <m:rad>
+            <m:radPr>
+              <m:degHide m:val="on"/>
+            </m:radPr>
+            <m:deg/>
+            <m:e>
+              <m:r>
+                <m:t>S</m:t>
+              </m:r>
+              <m:sSubSup>
+                <m:e>
+                  <m:r>
+                    <m:t>E</m:t>
+                  </m:r>
+                </m:e>
+                <m:sub>
+                  <m:r>
+                    <m:t>1</m:t>
+                  </m:r>
+                </m:sub>
+                <m:sup>
+                  <m:r>
+                    <m:t>2</m:t>
+                  </m:r>
+                </m:sup>
+              </m:sSubSup>
+              <m:r>
+                <m:rPr>
+                  <m:sty m:val="p"/>
+                </m:rPr>
+                <m:t>+</m:t>
+              </m:r>
+              <m:r>
+                <m:t>S</m:t>
+              </m:r>
+              <m:sSubSup>
+                <m:e>
+                  <m:r>
+                    <m:t>E</m:t>
+                  </m:r>
+                </m:e>
+                <m:sub>
+                  <m:r>
+                    <m:t>2</m:t>
+                  </m:r>
+                </m:sub>
+                <m:sup>
+                  <m:r>
+                    <m:t>2</m:t>
+                  </m:r>
+                </m:sup>
+              </m:sSubSup>
+            </m:e>
+          </m:rad>
+        </m:oMath>
+      </m:oMathPara>
+    </w:p>
+    <w:p>
+      <w:pPr>
+        <w:pStyle w:val="FirstParagraph"/>
+      </w:pPr>
+      <w:r>
+        <w:t xml:space="preserve">The corresponding 95% UI was then obtained as:</w:t>
+      </w:r>
+    </w:p>
+    <w:p>
+      <w:pPr>
+        <w:pStyle w:val="BodyText"/>
+      </w:pPr>
+      <m:oMathPara>
+        <m:oMathParaPr>
+          <m:jc m:val="center"/>
+        </m:oMathParaPr>
+        <m:oMath>
+          <m:r>
+            <m:t>D</m:t>
+          </m:r>
+          <m:r>
+            <m:rPr>
+              <m:sty m:val="p"/>
+            </m:rPr>
+            <m:t>±</m:t>
+          </m:r>
+          <m:sSub>
+            <m:e>
+              <m:r>
+                <m:t>z</m:t>
+              </m:r>
+            </m:e>
+            <m:sub>
+              <m:r>
+                <m:t>0.975</m:t>
+              </m:r>
+            </m:sub>
+          </m:sSub>
+          <m:r>
+            <m:rPr>
+              <m:sty m:val="p"/>
+            </m:rPr>
+            <m:t>×</m:t>
+          </m:r>
+          <m:r>
+            <m:t>S</m:t>
+          </m:r>
+          <m:sSub>
+            <m:e>
+              <m:r>
+                <m:t>E</m:t>
+              </m:r>
+            </m:e>
+            <m:sub>
+              <m:r>
+                <m:t>D</m:t>
+              </m:r>
+            </m:sub>
+          </m:sSub>
+        </m:oMath>
+      </m:oMathPara>
+    </w:p>
+    <w:p>
+      <w:pPr>
+        <w:pStyle w:val="FirstParagraph"/>
+      </w:pPr>
+      <w:r>
+        <w:t xml:space="preserve">For relative comparisons, rate ratios were estimated on the logarithmic scale to account for the inherently multiplicative nature and right-skewed distribution of ratios</w:t>
+      </w:r>
+      <w:r>
+        <w:t xml:space="preserve"> </w:t>
+      </w:r>
+      <w:r>
+        <w:t xml:space="preserve">(46)</w:t>
+      </w:r>
+      <w:r>
+        <w:t xml:space="preserve">. The rate ratio was defined as:</w:t>
+      </w:r>
+    </w:p>
+    <w:p>
+      <w:pPr>
+        <w:pStyle w:val="BodyText"/>
+      </w:pPr>
+      <m:oMathPara>
+        <m:oMathParaPr>
+          <m:jc m:val="center"/>
+        </m:oMathParaPr>
+        <m:oMath>
+          <m:r>
+            <m:t>R</m:t>
+          </m:r>
+          <m:r>
+            <m:rPr>
+              <m:sty m:val="p"/>
+            </m:rPr>
+            <m:t>=</m:t>
+          </m:r>
+          <m:f>
+            <m:fPr>
+              <m:type m:val="bar"/>
+            </m:fPr>
+            <m:num>
+              <m:sSub>
+                <m:e>
+                  <m:r>
+                    <m:t>a</m:t>
+                  </m:r>
+                </m:e>
+                <m:sub>
+                  <m:r>
+                    <m:t>1</m:t>
+                  </m:r>
+                </m:sub>
+              </m:sSub>
+            </m:num>
+            <m:den>
+              <m:sSub>
+                <m:e>
+                  <m:r>
+                    <m:t>a</m:t>
+                  </m:r>
+                </m:e>
+                <m:sub>
+                  <m:r>
+                    <m:t>2</m:t>
+                  </m:r>
+                </m:sub>
+              </m:sSub>
+            </m:den>
+          </m:f>
+        </m:oMath>
+      </m:oMathPara>
+    </w:p>
+    <w:p>
+      <w:pPr>
+        <w:pStyle w:val="FirstParagraph"/>
+      </w:pPr>
+      <w:r>
+        <w:t xml:space="preserve">Standard errors on the log scale were approximated using the delta method:</w:t>
+      </w:r>
+    </w:p>
+    <w:p>
+      <w:pPr>
+        <w:pStyle w:val="BodyText"/>
+      </w:pPr>
+      <m:oMathPara>
+        <m:oMathParaPr>
+          <m:jc m:val="center"/>
+        </m:oMathParaPr>
+        <m:oMath>
+          <m:r>
+            <m:t>S</m:t>
+          </m:r>
+          <m:sSub>
+            <m:e>
+              <m:r>
+                <m:t>E</m:t>
+              </m:r>
+            </m:e>
+            <m:sub>
+              <m:r>
+                <m:rPr>
+                  <m:sty m:val="p"/>
+                </m:rPr>
+                <m:t>log</m:t>
+              </m:r>
+              <m:d>
+                <m:dPr>
+                  <m:begChr m:val="("/>
+                  <m:sepChr m:val=""/>
+                  <m:endChr m:val=")"/>
+                  <m:grow/>
+                </m:dPr>
+                <m:e>
+                  <m:sSub>
+                    <m:e>
+                      <m:r>
+                        <m:t>a</m:t>
+                      </m:r>
+                    </m:e>
+                    <m:sub>
+                      <m:r>
+                        <m:t>1</m:t>
+                      </m:r>
+                    </m:sub>
+                  </m:sSub>
+                </m:e>
+              </m:d>
+            </m:sub>
+          </m:sSub>
+          <m:r>
+            <m:rPr>
+              <m:sty m:val="p"/>
+            </m:rPr>
+            <m:t>≈</m:t>
+          </m:r>
+          <m:f>
+            <m:fPr>
+              <m:type m:val="bar"/>
+            </m:fPr>
+            <m:num>
+              <m:r>
+                <m:rPr>
+                  <m:sty m:val="p"/>
+                </m:rPr>
+                <m:t>log</m:t>
+              </m:r>
+              <m:d>
+                <m:dPr>
+                  <m:begChr m:val="("/>
+                  <m:sepChr m:val=""/>
+                  <m:endChr m:val=")"/>
+                  <m:grow/>
+                </m:dPr>
+                <m:e>
+                  <m:sSub>
+                    <m:e>
+                      <m:r>
+                        <m:t>u</m:t>
+                      </m:r>
+                    </m:e>
+                    <m:sub>
+                      <m:r>
+                        <m:t>1</m:t>
+                      </m:r>
+                    </m:sub>
+                  </m:sSub>
+                </m:e>
+              </m:d>
+              <m:r>
+                <m:rPr>
+                  <m:sty m:val="p"/>
+                </m:rPr>
+                <m:t>−</m:t>
+              </m:r>
+              <m:r>
+                <m:rPr>
+                  <m:sty m:val="p"/>
+                </m:rPr>
+                <m:t>log</m:t>
+              </m:r>
+              <m:d>
+                <m:dPr>
+                  <m:begChr m:val="("/>
+                  <m:sepChr m:val=""/>
+                  <m:endChr m:val=")"/>
+                  <m:grow/>
+                </m:dPr>
+                <m:e>
+                  <m:sSub>
+                    <m:e>
+                      <m:r>
+                        <m:t>l</m:t>
+                      </m:r>
+                    </m:e>
+                    <m:sub>
+                      <m:r>
+                        <m:t>1</m:t>
+                      </m:r>
+                    </m:sub>
+                  </m:sSub>
+                </m:e>
+              </m:d>
+            </m:num>
+            <m:den>
+              <m:r>
+                <m:t>2</m:t>
+              </m:r>
+              <m:r>
+                <m:rPr>
+                  <m:sty m:val="p"/>
+                </m:rPr>
+                <m:t>×</m:t>
+              </m:r>
+              <m:sSub>
+                <m:e>
+                  <m:r>
+                    <m:t>z</m:t>
+                  </m:r>
+                </m:e>
+                <m:sub>
+                  <m:r>
+                    <m:t>0.975</m:t>
+                  </m:r>
+                </m:sub>
+              </m:sSub>
+            </m:den>
+          </m:f>
+          <m:r>
+            <m:rPr>
+              <m:sty m:val="p"/>
+            </m:rPr>
+            <m:t>,</m:t>
+          </m:r>
+          <m:r>
+            <m:t> </m:t>
+          </m:r>
+          <m:r>
+            <m:t>S</m:t>
+          </m:r>
+          <m:sSub>
+            <m:e>
+              <m:r>
+                <m:t>E</m:t>
+              </m:r>
+            </m:e>
+            <m:sub>
+              <m:r>
+                <m:rPr>
+                  <m:sty m:val="p"/>
+                </m:rPr>
+                <m:t>log</m:t>
+              </m:r>
+              <m:d>
+                <m:dPr>
+                  <m:begChr m:val="("/>
+                  <m:sepChr m:val=""/>
+                  <m:endChr m:val=")"/>
+                  <m:grow/>
+                </m:dPr>
+                <m:e>
+                  <m:sSub>
+                    <m:e>
+                      <m:r>
+                        <m:t>a</m:t>
+                      </m:r>
+                    </m:e>
+                    <m:sub>
+                      <m:r>
+                        <m:t>2</m:t>
+                      </m:r>
+                    </m:sub>
+                  </m:sSub>
+                </m:e>
+              </m:d>
+            </m:sub>
+          </m:sSub>
+          <m:r>
+            <m:rPr>
+              <m:sty m:val="p"/>
+            </m:rPr>
+            <m:t>≈</m:t>
+          </m:r>
+          <m:f>
+            <m:fPr>
+              <m:type m:val="bar"/>
+            </m:fPr>
+            <m:num>
+              <m:r>
+                <m:rPr>
+                  <m:sty m:val="p"/>
+                </m:rPr>
+                <m:t>log</m:t>
+              </m:r>
+              <m:d>
+                <m:dPr>
+                  <m:begChr m:val="("/>
+                  <m:sepChr m:val=""/>
+                  <m:endChr m:val=")"/>
+                  <m:grow/>
+                </m:dPr>
+                <m:e>
+                  <m:sSub>
+                    <m:e>
+                      <m:r>
+                        <m:t>u</m:t>
+                      </m:r>
+                    </m:e>
+                    <m:sub>
+                      <m:r>
+                        <m:t>2</m:t>
+                      </m:r>
+                    </m:sub>
+                  </m:sSub>
+                </m:e>
+              </m:d>
+              <m:r>
+                <m:rPr>
+                  <m:sty m:val="p"/>
+                </m:rPr>
+                <m:t>−</m:t>
+              </m:r>
+              <m:r>
+                <m:rPr>
+                  <m:sty m:val="p"/>
+                </m:rPr>
+                <m:t>log</m:t>
+              </m:r>
+              <m:d>
+                <m:dPr>
+                  <m:begChr m:val="("/>
+                  <m:sepChr m:val=""/>
+                  <m:endChr m:val=")"/>
+                  <m:grow/>
+                </m:dPr>
+                <m:e>
+                  <m:sSub>
+                    <m:e>
+                      <m:r>
+                        <m:t>l</m:t>
+                      </m:r>
+                    </m:e>
+                    <m:sub>
+                      <m:r>
+                        <m:t>2</m:t>
+                      </m:r>
+                    </m:sub>
+                  </m:sSub>
+                </m:e>
+              </m:d>
+            </m:num>
+            <m:den>
+              <m:r>
+                <m:t>2</m:t>
+              </m:r>
+              <m:r>
+                <m:rPr>
+                  <m:sty m:val="p"/>
+                </m:rPr>
+                <m:t>×</m:t>
+              </m:r>
+              <m:sSub>
+                <m:e>
+                  <m:r>
+                    <m:t>z</m:t>
+                  </m:r>
+                </m:e>
+                <m:sub>
+                  <m:r>
+                    <m:t>0.975</m:t>
+                  </m:r>
+                </m:sub>
+              </m:sSub>
+            </m:den>
+          </m:f>
+        </m:oMath>
+      </m:oMathPara>
+    </w:p>
+    <w:p>
+      <w:pPr>
+        <w:pStyle w:val="FirstParagraph"/>
+      </w:pPr>
+      <w:r>
+        <w:t xml:space="preserve">The log-transformed ratio and its standard error were calculated as:</w:t>
+      </w:r>
+    </w:p>
+    <w:p>
+      <w:pPr>
+        <w:pStyle w:val="BodyText"/>
+      </w:pPr>
+      <m:oMathPara>
+        <m:oMathParaPr>
+          <m:jc m:val="center"/>
+        </m:oMathParaPr>
+        <m:oMath>
+          <m:r>
+            <m:rPr>
+              <m:sty m:val="p"/>
+            </m:rPr>
+            <m:t>log</m:t>
+          </m:r>
+          <m:d>
+            <m:dPr>
+              <m:begChr m:val="("/>
+              <m:sepChr m:val=""/>
+              <m:endChr m:val=")"/>
+              <m:grow/>
+            </m:dPr>
+            <m:e>
+              <m:r>
+                <m:t>R</m:t>
+              </m:r>
+            </m:e>
+          </m:d>
+          <m:r>
+            <m:rPr>
+              <m:sty m:val="p"/>
+            </m:rPr>
+            <m:t>=</m:t>
+          </m:r>
+          <m:r>
+            <m:rPr>
+              <m:sty m:val="p"/>
+            </m:rPr>
+            <m:t>log</m:t>
+          </m:r>
+          <m:d>
+            <m:dPr>
+              <m:begChr m:val="("/>
+              <m:sepChr m:val=""/>
+              <m:endChr m:val=")"/>
+              <m:grow/>
+            </m:dPr>
+            <m:e>
+              <m:sSub>
+                <m:e>
+                  <m:r>
+                    <m:t>a</m:t>
+                  </m:r>
+                </m:e>
+                <m:sub>
+                  <m:r>
+                    <m:t>1</m:t>
+                  </m:r>
+                </m:sub>
+              </m:sSub>
+            </m:e>
+          </m:d>
+          <m:r>
+            <m:rPr>
+              <m:sty m:val="p"/>
+            </m:rPr>
+            <m:t>−</m:t>
+          </m:r>
+          <m:r>
+            <m:rPr>
+              <m:sty m:val="p"/>
+            </m:rPr>
+            <m:t>log</m:t>
+          </m:r>
+          <m:d>
+            <m:dPr>
+              <m:begChr m:val="("/>
+              <m:sepChr m:val=""/>
+              <m:endChr m:val=")"/>
+              <m:grow/>
+            </m:dPr>
+            <m:e>
+              <m:sSub>
+                <m:e>
+                  <m:r>
+                    <m:t>a</m:t>
+                  </m:r>
+                </m:e>
+                <m:sub>
+                  <m:r>
+                    <m:t>2</m:t>
+                  </m:r>
+                </m:sub>
+              </m:sSub>
+            </m:e>
+          </m:d>
+          <m:r>
+            <m:rPr>
+              <m:sty m:val="p"/>
+            </m:rPr>
+            <m:t>,</m:t>
+          </m:r>
+          <m:r>
+            <m:t> </m:t>
+          </m:r>
+          <m:r>
+            <m:t>S</m:t>
+          </m:r>
+          <m:sSub>
+            <m:e>
+              <m:r>
+                <m:t>E</m:t>
+              </m:r>
+            </m:e>
+            <m:sub>
+              <m:r>
+                <m:rPr>
+                  <m:sty m:val="p"/>
+                </m:rPr>
+                <m:t>log</m:t>
+              </m:r>
+              <m:d>
+                <m:dPr>
+                  <m:begChr m:val="("/>
+                  <m:sepChr m:val=""/>
+                  <m:endChr m:val=")"/>
+                  <m:grow/>
+                </m:dPr>
+                <m:e>
+                  <m:r>
+                    <m:t>R</m:t>
+                  </m:r>
+                </m:e>
+              </m:d>
+            </m:sub>
+          </m:sSub>
+          <m:r>
+            <m:rPr>
+              <m:sty m:val="p"/>
+            </m:rPr>
+            <m:t>=</m:t>
+          </m:r>
+          <m:rad>
+            <m:radPr>
+              <m:degHide m:val="on"/>
+            </m:radPr>
+            <m:deg/>
+            <m:e>
+              <m:r>
+                <m:t>S</m:t>
+              </m:r>
+              <m:sSubSup>
+                <m:e>
+                  <m:r>
+                    <m:t>E</m:t>
+                  </m:r>
+                </m:e>
+                <m:sub>
+                  <m:r>
+                    <m:rPr>
+                      <m:sty m:val="p"/>
+                    </m:rPr>
+                    <m:t>log</m:t>
+                  </m:r>
+                  <m:d>
+                    <m:dPr>
+                      <m:begChr m:val="("/>
+                      <m:sepChr m:val=""/>
+                      <m:endChr m:val=")"/>
+                      <m:grow/>
+                    </m:dPr>
+                    <m:e>
+                      <m:sSub>
+                        <m:e>
+                          <m:r>
+                            <m:t>a</m:t>
+                          </m:r>
+                        </m:e>
+                        <m:sub>
+                          <m:r>
+                            <m:t>1</m:t>
+                          </m:r>
+                        </m:sub>
+                      </m:sSub>
+                    </m:e>
+                  </m:d>
+                </m:sub>
+                <m:sup>
+                  <m:r>
+                    <m:t>2</m:t>
+                  </m:r>
+                </m:sup>
+              </m:sSubSup>
+              <m:r>
+                <m:rPr>
+                  <m:sty m:val="p"/>
+                </m:rPr>
+                <m:t>+</m:t>
+              </m:r>
+              <m:r>
+                <m:t>S</m:t>
+              </m:r>
+              <m:sSubSup>
+                <m:e>
+                  <m:r>
+                    <m:t>E</m:t>
+                  </m:r>
+                </m:e>
+                <m:sub>
+                  <m:r>
+                    <m:rPr>
+                      <m:sty m:val="p"/>
+                    </m:rPr>
+                    <m:t>log</m:t>
+                  </m:r>
+                  <m:d>
+                    <m:dPr>
+                      <m:begChr m:val="("/>
+                      <m:sepChr m:val=""/>
+                      <m:endChr m:val=")"/>
+                      <m:grow/>
+                    </m:dPr>
+                    <m:e>
+                      <m:sSub>
+                        <m:e>
+                          <m:r>
+                            <m:t>a</m:t>
+                          </m:r>
+                        </m:e>
+                        <m:sub>
+                          <m:r>
+                            <m:t>2</m:t>
+                          </m:r>
+                        </m:sub>
+                      </m:sSub>
+                    </m:e>
+                  </m:d>
+                </m:sub>
+                <m:sup>
+                  <m:r>
+                    <m:t>2</m:t>
+                  </m:r>
+                </m:sup>
+              </m:sSubSup>
+            </m:e>
+          </m:rad>
+        </m:oMath>
+      </m:oMathPara>
+    </w:p>
+    <w:p>
+      <w:pPr>
+        <w:pStyle w:val="FirstParagraph"/>
+      </w:pPr>
+      <w:r>
+        <w:t xml:space="preserve">The 95% UIs for the ratio was obtained by back-transformation:</w:t>
+      </w:r>
+    </w:p>
+    <w:p>
+      <w:pPr>
+        <w:pStyle w:val="BodyText"/>
+      </w:pPr>
+      <m:oMathPara>
+        <m:oMathParaPr>
+          <m:jc m:val="center"/>
+        </m:oMathParaPr>
+        <m:oMath>
+          <m:d>
+            <m:dPr>
+              <m:begChr m:val="["/>
+              <m:sepChr m:val=""/>
+              <m:endChr m:val="]"/>
+              <m:grow/>
+            </m:dPr>
+            <m:e>
+              <m:r>
+                <m:rPr>
+                  <m:sty m:val="p"/>
+                </m:rPr>
+                <m:t>exp</m:t>
+              </m:r>
+              <m:d>
+                <m:dPr>
+                  <m:begChr m:val="("/>
+                  <m:sepChr m:val=""/>
+                  <m:endChr m:val=")"/>
+                  <m:grow/>
+                </m:dPr>
+                <m:e>
+                  <m:r>
+                    <m:rPr>
+                      <m:sty m:val="p"/>
+                    </m:rPr>
+                    <m:t>log</m:t>
+                  </m:r>
+                  <m:d>
+                    <m:dPr>
+                      <m:begChr m:val="("/>
+                      <m:sepChr m:val=""/>
+                      <m:endChr m:val=")"/>
+                      <m:grow/>
+                    </m:dPr>
+                    <m:e>
+                      <m:r>
+                        <m:t>R</m:t>
+                      </m:r>
+                    </m:e>
+                  </m:d>
+                  <m:r>
+                    <m:rPr>
+                      <m:sty m:val="p"/>
+                    </m:rPr>
+                    <m:t>−</m:t>
+                  </m:r>
+                  <m:sSub>
+                    <m:e>
+                      <m:r>
+                        <m:t>z</m:t>
+                      </m:r>
+                    </m:e>
+                    <m:sub>
+                      <m:r>
+                        <m:t>0.975</m:t>
+                      </m:r>
+                    </m:sub>
+                  </m:sSub>
+                  <m:r>
+                    <m:rPr>
+                      <m:sty m:val="p"/>
+                    </m:rPr>
+                    <m:t>×</m:t>
+                  </m:r>
+                  <m:r>
+                    <m:t>S</m:t>
+                  </m:r>
+                  <m:sSub>
+                    <m:e>
+                      <m:r>
+                        <m:t>E</m:t>
+                      </m:r>
+                    </m:e>
+                    <m:sub>
+                      <m:r>
+                        <m:rPr>
+                          <m:sty m:val="p"/>
+                        </m:rPr>
+                        <m:t>log</m:t>
+                      </m:r>
+                      <m:d>
+                        <m:dPr>
+                          <m:begChr m:val="("/>
+                          <m:sepChr m:val=""/>
+                          <m:endChr m:val=")"/>
+                          <m:grow/>
+                        </m:dPr>
+                        <m:e>
+                          <m:r>
+                            <m:t>R</m:t>
+                          </m:r>
+                        </m:e>
+                      </m:d>
+                    </m:sub>
+                  </m:sSub>
+                </m:e>
+              </m:d>
+              <m:r>
+                <m:rPr>
+                  <m:sty m:val="p"/>
+                </m:rPr>
+                <m:t>,</m:t>
+              </m:r>
+              <m:r>
+                <m:t> </m:t>
+              </m:r>
+              <m:r>
+                <m:rPr>
+                  <m:sty m:val="p"/>
+                </m:rPr>
+                <m:t>exp</m:t>
+              </m:r>
+              <m:d>
+                <m:dPr>
+                  <m:begChr m:val="("/>
+                  <m:sepChr m:val=""/>
+                  <m:endChr m:val=")"/>
+                  <m:grow/>
+                </m:dPr>
+                <m:e>
+                  <m:r>
+                    <m:rPr>
+                      <m:sty m:val="p"/>
+                    </m:rPr>
+                    <m:t>log</m:t>
+                  </m:r>
+                  <m:d>
+                    <m:dPr>
+                      <m:begChr m:val="("/>
+                      <m:sepChr m:val=""/>
+                      <m:endChr m:val=")"/>
+                      <m:grow/>
+                    </m:dPr>
+                    <m:e>
+                      <m:r>
+                        <m:t>R</m:t>
+                      </m:r>
+                    </m:e>
+                  </m:d>
+                  <m:r>
+                    <m:rPr>
+                      <m:sty m:val="p"/>
+                    </m:rPr>
+                    <m:t>+</m:t>
+                  </m:r>
+                  <m:sSub>
+                    <m:e>
+                      <m:r>
+                        <m:t>z</m:t>
+                      </m:r>
+                    </m:e>
+                    <m:sub>
+                      <m:r>
+                        <m:t>0.975</m:t>
+                      </m:r>
+                    </m:sub>
+                  </m:sSub>
+                  <m:r>
+                    <m:rPr>
+                      <m:sty m:val="p"/>
+                    </m:rPr>
+                    <m:t>×</m:t>
+                  </m:r>
+                  <m:r>
+                    <m:t>S</m:t>
+                  </m:r>
+                  <m:sSub>
+                    <m:e>
+                      <m:r>
+                        <m:t>E</m:t>
+                      </m:r>
+                    </m:e>
+                    <m:sub>
+                      <m:r>
+                        <m:rPr>
+                          <m:sty m:val="p"/>
+                        </m:rPr>
+                        <m:t>log</m:t>
+                      </m:r>
+                      <m:d>
+                        <m:dPr>
+                          <m:begChr m:val="("/>
+                          <m:sepChr m:val=""/>
+                          <m:endChr m:val=")"/>
+                          <m:grow/>
+                        </m:dPr>
+                        <m:e>
+                          <m:r>
+                            <m:t>R</m:t>
+                          </m:r>
+                        </m:e>
+                      </m:d>
+                    </m:sub>
+                  </m:sSub>
+                </m:e>
+              </m:d>
+            </m:e>
+          </m:d>
+        </m:oMath>
+      </m:oMathPara>
+    </w:p>
+    <w:p>
+      <w:pPr>
+        <w:pStyle w:val="FirstParagraph"/>
+      </w:pPr>
+      <w:r>
+        <w:t xml:space="preserve">While draw-level propagation remains the preferred approach within the GBD analytical framework, the present method provides a transparent and reproducible alternative when only summary estimates are available</w:t>
+      </w:r>
+      <w:r>
+        <w:t xml:space="preserve"> </w:t>
+      </w:r>
+      <w:r>
+        <w:t xml:space="preserve">(48)</w:t>
+      </w:r>
+      <w:r>
+        <w:t xml:space="preserve">. The code behind the calculations are available from</w:t>
+      </w:r>
+      <w:r>
+        <w:t xml:space="preserve"> </w:t>
+      </w:r>
+      <w:r>
+        <w:t xml:space="preserve">the study’s</w:t>
+      </w:r>
+      <w:r>
+        <w:t xml:space="preserve"> </w:t>
+      </w:r>
+      <w:hyperlink r:id="rId36">
+        <w:r>
+          <w:rPr>
+            <w:rStyle w:val="Hyperlink"/>
+          </w:rPr>
+          <w:t xml:space="preserve">Github Repository</w:t>
         </w:r>
       </w:hyperlink>
       <w:r>
         <w:t xml:space="preserve">.</w:t>
       </w:r>
     </w:p>
-    <w:bookmarkEnd w:id="36"/>
     <w:bookmarkEnd w:id="37"/>
-    <w:bookmarkStart w:id="66" w:name="results"/>
+    <w:bookmarkEnd w:id="38"/>
+    <w:bookmarkEnd w:id="39"/>
+    <w:bookmarkStart w:id="68" w:name="results"/>
     <w:p>
       <w:pPr>
         <w:pStyle w:val="Heading1"/>
@@ -1239,7 +2902,7 @@
         <w:t xml:space="preserve">4. Results</w:t>
       </w:r>
     </w:p>
-    <w:bookmarkStart w:id="59" w:name="u.s.-compared-to-competing-countries"/>
+    <w:bookmarkStart w:id="57" w:name="u.s.-compared-to-competing-countries"/>
     <w:p>
       <w:pPr>
         <w:pStyle w:val="Heading2"/>
@@ -1253,37 +2916,7 @@
         <w:pStyle w:val="FirstParagraph"/>
       </w:pPr>
       <w:r>
-        <w:t xml:space="preserve">In 2021, the age-standardized incidence rates in the U.S. were 24.0 [22.4, 25.2] and</w:t>
-      </w:r>
-      <w:r>
-        <w:t xml:space="preserve"> </w:t>
-      </w:r>
-      <w:r>
-        <w:t xml:space="preserve">7.1 [6.3, 7.4] for men and women, respectively, corresponding to mortality rates</w:t>
-      </w:r>
-      <w:r>
-        <w:t xml:space="preserve"> </w:t>
-      </w:r>
-      <w:r>
-        <w:t xml:space="preserve">of 5.8 [5.2, 6.1] and 1.7 [1.4, 1.8]. In the same year,</w:t>
-      </w:r>
-      <w:r>
-        <w:t xml:space="preserve"> </w:t>
-      </w:r>
-      <w:r>
-        <w:t xml:space="preserve">European Union, high-income, and high-SDI countries reported mortality rates of</w:t>
-      </w:r>
-      <w:r>
-        <w:t xml:space="preserve"> </w:t>
-      </w:r>
-      <w:r>
-        <w:t xml:space="preserve">4.6 [4.1, 4.893], 3.5 [3.1, 3.723], and</w:t>
-      </w:r>
-      <w:r>
-        <w:t xml:space="preserve"> </w:t>
-      </w:r>
-      <w:r>
-        <w:t xml:space="preserve">3.4 [3.0, 3.611], respectively, for both sexes combined.</w:t>
+        <w:t xml:space="preserve">In 2021, the age-standardized incidence rates of BC in the U.S. were 24.0 [22.4, 25.2] and 7.1 [6.3, 7.4] for men and women, respectively, corresponding to mortality rates of 5.8 [5.2, 6.1] and 1.7 [1.4, 1.8]. In the same year, European Union, high-income, and high-SDI countries reported mortality rates of 4.6 [4.1, 4.893], 3.5 [3.1, 3.723], and 3.4 [3.0, 3.611], respectively, for both sexes combined.</w:t>
       </w:r>
     </w:p>
     <w:p>
@@ -1291,49 +2924,7 @@
         <w:pStyle w:val="BodyText"/>
       </w:pPr>
       <w:r>
-        <w:t xml:space="preserve">With peak age-standardized incidence and prevalence rates of 16.5 [15.4, 17] and</w:t>
-      </w:r>
-      <w:r>
-        <w:t xml:space="preserve"> </w:t>
-      </w:r>
-      <w:r>
-        <w:t xml:space="preserve">113.9 [108.3, 117] observed in 2011, the U.S. has exhibited persistently higher incidence and</w:t>
-      </w:r>
-      <w:r>
-        <w:t xml:space="preserve"> </w:t>
-      </w:r>
-      <w:r>
-        <w:t xml:space="preserve">prevalence of BC compared with competing countries throughout most of the 1980–2021 period. In</w:t>
-      </w:r>
-      <w:r>
-        <w:t xml:space="preserve"> </w:t>
-      </w:r>
-      <w:r>
-        <w:t xml:space="preserve">contrast, age-standardized rates of DALYs, YLLs, and</w:t>
-      </w:r>
-      <w:r>
-        <w:t xml:space="preserve"> </w:t>
-      </w:r>
-      <w:r>
-        <w:t xml:space="preserve">mortality in the U.S. have remained lower than those of comparator regions since the early 2000s.</w:t>
-      </w:r>
-      <w:r>
-        <w:t xml:space="preserve"> </w:t>
-      </w:r>
-      <w:r>
-        <w:t xml:space="preserve">Notably, the pronounced and consistent declining trends observed in competing countries are largely</w:t>
-      </w:r>
-      <w:r>
-        <w:t xml:space="preserve"> </w:t>
-      </w:r>
-      <w:r>
-        <w:t xml:space="preserve">absent in the U.S. Although these burden metrics have historically been lower in the U.S., competing</w:t>
-      </w:r>
-      <w:r>
-        <w:t xml:space="preserve"> </w:t>
-      </w:r>
-      <w:r>
-        <w:t xml:space="preserve">countries have progressively converged toward U.S. levels over time (</w:t>
+        <w:t xml:space="preserve">With peak age-standardized incidence and prevalence rates of 16.5 [15.4, 17] and 113.9 [108.3, 117] observed in 2011, the U.S. has exhibited persistently higher incidence and prevalence of BC compared with competing countries throughout most of the 1980–2021 period. In contrast, age-standardized rates of DALYs, YLLs, and mortality in the U.S. have remained lower than those of comparator regions since the early 2000s. Notably, the pronounced and consistent declining trends observed in competing countries are largely absent in the U.S. Although these burden metrics have historically been lower in the U.S., competing countries have progressively converged toward U.S. levels over time (</w:t>
       </w:r>
       <w:hyperlink w:anchor="fig-performance">
         <w:r>
@@ -1360,7 +2951,7 @@
       <w:tr>
         <w:tc>
           <w:tcPr/>
-          <w:bookmarkStart w:id="41" w:name="fig-performance"/>
+          <w:bookmarkStart w:id="43" w:name="fig-performance"/>
           <w:p>
             <w:pPr>
               <w:pStyle w:val="Compact"/>
@@ -1371,12 +2962,12 @@
                 <wp:inline>
                   <wp:extent cx="6400800" cy="4095427"/>
                   <wp:effectExtent b="0" l="0" r="0" t="0"/>
-                  <wp:docPr descr="" title="" id="39" name="Picture"/>
+                  <wp:docPr descr="" title="" id="41" name="Picture"/>
                   <a:graphic>
                     <a:graphicData uri="http://schemas.openxmlformats.org/drawingml/2006/picture">
                       <pic:pic>
                         <pic:nvPicPr>
-                          <pic:cNvPr descr="output/figures/US%20performance%20plot/fig_B_Bladder%20cancer_Rate.svg" id="40" name="Picture"/>
+                          <pic:cNvPr descr="output/figures/US%20performance%20plot/fig_B_Bladder%20cancer_Rate.svg" id="42" name="Picture"/>
                           <pic:cNvPicPr>
                             <a:picLocks noChangeArrowheads="1" noChangeAspect="1"/>
                           </pic:cNvPicPr>
@@ -1388,7 +2979,7 @@
                                 <a14:useLocalDpi xmlns:a14="http://schemas.microsoft.com/office/drawing/2010/main" val="0"/>
                               </a:ext>
                               <a:ext uri="{96DAC541-7B7A-43D3-8B79-37D633B846F1}">
-                                <asvg:svgBlip xmlns:asvg="http://schemas.microsoft.com/office/drawing/2016/SVG/main" r:embed="rId38"/>
+                                <asvg:svgBlip xmlns:asvg="http://schemas.microsoft.com/office/drawing/2016/SVG/main" r:embed="rId40"/>
                               </a:ext>
                             </a:extLst>
                           </a:blip>
@@ -1431,7 +3022,7 @@
               <w:t xml:space="preserve">Figure 1: Age-standardized bladder cancer burden rates between 1980 and 2021 in the U.S. compared with high-income and high Socio-Demographic Index countries and the European Union.</w:t>
             </w:r>
           </w:p>
-          <w:bookmarkEnd w:id="41"/>
+          <w:bookmarkEnd w:id="43"/>
         </w:tc>
       </w:tr>
     </w:tbl>
@@ -1473,82 +3064,104 @@
       <w:r>
         <w:t xml:space="preserve"> </w:t>
       </w:r>
-      <w:hyperlink w:anchor="tbl-percentchange">
-        <w:r>
-          <w:rPr>
-            <w:rStyle w:val="Hyperlink"/>
-          </w:rPr>
-          <w:t xml:space="preserve">Table 1</w:t>
-        </w:r>
-      </w:hyperlink>
-      <w:r>
-        <w:t xml:space="preserve">, which presents the percentage change in age-standardized rates between 1980 and</w:t>
-      </w:r>
-      <w:r>
-        <w:t xml:space="preserve"> </w:t>
-      </w:r>
-      <w:r>
-        <w:t xml:space="preserve">2021 for all burden measures. Consistent with the visual trends, the table demonstrates significant</w:t>
-      </w:r>
-      <w:r>
-        <w:t xml:space="preserve"> </w:t>
-      </w:r>
-      <w:r>
-        <w:t xml:space="preserve">reductions in DALYs (men: 34.6% [40.3%, 29.2%]; women: 26.6% [36.2%, 17.6%], men: 30.9% [36.8%, 25.4%]; women: 24.5% [34.4%, 15.5%],</w:t>
-      </w:r>
-      <w:r>
-        <w:t xml:space="preserve"> </w:t>
-      </w:r>
-      <w:r>
-        <w:t xml:space="preserve">men: 30.2% [36.0%, 24.2%]; women: 19.4% [29.4%, 10.8%], and men: 11.8% [20.1%, 4.6%]; women: 12.4% [23.1%, 2.1%]) and YLLs</w:t>
-      </w:r>
-      <w:r>
-        <w:t xml:space="preserve"> </w:t>
-      </w:r>
-      <w:r>
-        <w:t xml:space="preserve">(men: 36.4% [41.7%, 31.4%]; women: 28.4% [37.4%, 19.9%], men: 32.6% [38.2%, 27.5%]; women: 26.2% [35.5%, 17.4%], men: 31.9% [37.4%, 26.3%]; women: 21.3% [31.3%, 12.9%], and</w:t>
-      </w:r>
-      <w:r>
-        <w:t xml:space="preserve"> </w:t>
-      </w:r>
-      <w:r>
-        <w:t xml:space="preserve">men: 13.3% [20.3%, 7.3%]; women: 13.9% [24.2%, 4.6%]) across high-income and high-SDI countries, the European Union, and the U.S.,</w:t>
-      </w:r>
-      <w:r>
-        <w:t xml:space="preserve"> </w:t>
-      </w:r>
-      <w:r>
-        <w:t xml:space="preserve">respectively. By contrast, while high-income and high-SDI countries and the European Union achieved</w:t>
-      </w:r>
-      <w:r>
-        <w:t xml:space="preserve"> </w:t>
-      </w:r>
-      <w:r>
-        <w:t xml:space="preserve">significant declines in mortality (men: 30.7% [37.8%, 23.8%]; women: 26.2% [38.8%, 14.0%], men: 27.3% [34.9%, 20.4%]; women: 23.3% [36.5%, 11.0%], and</w:t>
-      </w:r>
-      <w:r>
-        <w:t xml:space="preserve"> </w:t>
-      </w:r>
-      <w:r>
-        <w:t xml:space="preserve">men: 26.6% [33.9%, 19.5%]; women: 21.3% [33.8%, 10.1%], respectively) and male incidence</w:t>
-      </w:r>
-      <w:r>
-        <w:t xml:space="preserve"> </w:t>
-      </w:r>
-      <w:r>
-        <w:t xml:space="preserve">(15.3% [22.0%, 9.4%], 11.8% [18.5%, 5.9%],</w:t>
-      </w:r>
-      <w:r>
-        <w:t xml:space="preserve"> </w:t>
-      </w:r>
-      <w:r>
-        <w:t xml:space="preserve">10.0% [17.6%, 3.2%]), changes in the U.S. were comparatively modest and statistically</w:t>
-      </w:r>
-      <w:r>
-        <w:t xml:space="preserve"> </w:t>
-      </w:r>
-      <w:r>
-        <w:t xml:space="preserve">non-significant (0.4% [7.9%, 5.7%]).</w:t>
+      <w:hyperlink w:anchor="sup-percentchange">
+        <w:r>
+          <w:rPr>
+            <w:rStyle w:val="Hyperlink"/>
+          </w:rPr>
+          <w:t xml:space="preserve">Supporting Files</w:t>
+        </w:r>
+      </w:hyperlink>
+      <w:r>
+        <w:t xml:space="preserve">, which presents the percentage change in age-standardized rates between 1980 and 2021 for all burden measures. Consistent with the visual trends, the table demonstrates significant reductions in DALYs (men: 34.6% [35.0%, 34.1%]; women: 26.6% [28.6%, 24.5%], men: 30.9% [31.4%, 30.5%]; women: 24.5% [26.6%, 22.3%], men: 30.2% [30.5%, 29.8%]; women: 19.4% [21.3%, 17.4%], and men: 11.8% [12.5%, 11.1%]; women: 12.4% [14.4%, 10.5%]) and YLLs (men: 32.6% [33.4%, 31.9%]; women: 26.2% [28.6%, 23.7%], men: 31.9% [32.5%, 31.2%]; women: 21.3% [23.5%, 19.2%], men: 6.7% [8.8%, 4.6%]; women: 10.5% [14.6%, 6.4%], and men: 36.4% [37.3%, 35.5%]; women: 28.4% [30.6%, 26.2%]) across high-income and high-SDI countries, the European Union, and the U.S., respectively. By contrast, while high-income and high-SDI countries and the European Union achieved significant declines in mortality (men: 30.7% [32.2%, 29.2%]; women: 26.2% [29.6%, 22.8%], men: 27.3% [28.8%, 25.8%]; women: 23.3% [27.0%, 19.7%], and men: 26.6% [27.9%, 25.3%]; women: 21.3% [24.2%, 18.4%], respectively) and male incidence (15.3% [16.4%, 14.2%], 11.8% [12.8%, 10.7%], 10.0% [10.7%, 9.4%]), changes in the U.S. were comparatively modest and statistically non-significant (0.4% [1.5%, 0.7%]).</w:t>
+      </w:r>
+    </w:p>
+    <w:p>
+      <w:pPr>
+        <w:pStyle w:val="BodyText"/>
+      </w:pPr>
+      <w:r>
+        <w:t xml:space="preserve">As illustrated in</w:t>
+      </w:r>
+      <w:r>
+        <w:t xml:space="preserve"> </w:t>
+      </w:r>
+      <w:hyperlink w:anchor="fig-pyramid">
+        <w:r>
+          <w:rPr>
+            <w:rStyle w:val="Hyperlink"/>
+          </w:rPr>
+          <w:t xml:space="preserve">Figure 2</w:t>
+        </w:r>
+      </w:hyperlink>
+      <w:r>
+        <w:t xml:space="preserve">, all burden measures in 2021 were consistently higher in men across all age groups. The highest age-specific rates for each burden metric were observed in 80+ and 75-79 age strata.</w:t>
+      </w:r>
+    </w:p>
+    <w:p>
+      <w:pPr>
+        <w:numPr>
+          <w:ilvl w:val="0"/>
+          <w:numId w:val="1006"/>
+        </w:numPr>
+      </w:pPr>
+      <w:r>
+        <w:t xml:space="preserve">YLDs: 143.8 [108.0, 184.6] in men and 40.0 [28.7, 52.0] in women in 80+ years age group.</w:t>
+      </w:r>
+    </w:p>
+    <w:p>
+      <w:pPr>
+        <w:numPr>
+          <w:ilvl w:val="0"/>
+          <w:numId w:val="1006"/>
+        </w:numPr>
+      </w:pPr>
+      <w:r>
+        <w:t xml:space="preserve">Prevalence: 1,635.3 [1,526.9, 1,709.5] in men and 469.3 [415.0, 502.5] in women in 75-79 years age group.</w:t>
+      </w:r>
+    </w:p>
+    <w:p>
+      <w:pPr>
+        <w:numPr>
+          <w:ilvl w:val="0"/>
+          <w:numId w:val="1006"/>
+        </w:numPr>
+      </w:pPr>
+      <w:r>
+        <w:t xml:space="preserve">Incidence: 325.0 [274.1, 349.7] in men and 87.8 [67.6, 98.3] in women in 80+ years age group.</w:t>
+      </w:r>
+    </w:p>
+    <w:p>
+      <w:pPr>
+        <w:numPr>
+          <w:ilvl w:val="0"/>
+          <w:numId w:val="1006"/>
+        </w:numPr>
+      </w:pPr>
+      <w:r>
+        <w:t xml:space="preserve">DALYs: 1,694.0 [1,443.1, 1,829.1] in men and 480.8 [372.3, 541.0] in women in 80+ years age group.</w:t>
+      </w:r>
+    </w:p>
+    <w:p>
+      <w:pPr>
+        <w:numPr>
+          <w:ilvl w:val="0"/>
+          <w:numId w:val="1006"/>
+        </w:numPr>
+      </w:pPr>
+      <w:r>
+        <w:t xml:space="preserve">Deaths: 149.2 [125.3, 160.9] in men and 43.8 [33.8, 49.2] in women in 80+ years age group.</w:t>
+      </w:r>
+    </w:p>
+    <w:p>
+      <w:pPr>
+        <w:numPr>
+          <w:ilvl w:val="0"/>
+          <w:numId w:val="1006"/>
+        </w:numPr>
+      </w:pPr>
+      <w:r>
+        <w:t xml:space="preserve">YLLs: 1,551.6 [1,310.0, 1,669.7] in men and 441.6 [361.3, 483.3] in women in 80+ years age group.</w:t>
       </w:r>
     </w:p>
     <w:tbl>
@@ -1564,206 +3177,7 @@
       <w:tr>
         <w:tc>
           <w:tcPr/>
-          <w:bookmarkStart w:id="45" w:name="tbl-percentchange"/>
-          <w:p>
-            <w:pPr>
-              <w:jc w:val="center"/>
-            </w:pPr>
-            <w:pPr>
-              <w:jc w:val="left"/>
-              <w:spacing w:before="200"/>
-              <w:pStyle w:val="ImageCaption"/>
-            </w:pPr>
-            <w:r>
-              <w:t xml:space="preserve">Table 1: Percentage change in age-standardized rates between 1980 and 2021 in the U.S. compared with competing countries. Bars and error lines indicate mean percentage change and 95% confidence intervals. Green, yellow, and red denote significant decrease, non-significant change, and significant increase, respectively.</w:t>
-            </w:r>
-          </w:p>
-          <w:p>
-            <w:pPr>
-              <w:pStyle w:val="Compact"/>
-              <w:jc w:val="center"/>
-            </w:pPr>
-            <w:r>
-              <w:drawing>
-                <wp:inline>
-                  <wp:extent cx="6400800" cy="17287911"/>
-                  <wp:effectExtent b="0" l="0" r="0" t="0"/>
-                  <wp:docPr descr="" title="" id="43" name="Picture"/>
-                  <a:graphic>
-                    <a:graphicData uri="http://schemas.openxmlformats.org/drawingml/2006/picture">
-                      <pic:pic>
-                        <pic:nvPicPr>
-                          <pic:cNvPr descr="output/tables/Percent%20change%20since%201980%20in%20Bladder%20cancer%20measures.svg" id="44" name="Picture"/>
-                          <pic:cNvPicPr>
-                            <a:picLocks noChangeArrowheads="1" noChangeAspect="1"/>
-                          </pic:cNvPicPr>
-                        </pic:nvPicPr>
-                        <pic:blipFill>
-                          <a:blip>
-                            <a:extLst>
-                              <a:ext uri="{28A0092B-C50C-407E-A947-70E740481C1C}">
-                                <a14:useLocalDpi xmlns:a14="http://schemas.microsoft.com/office/drawing/2010/main" val="0"/>
-                              </a:ext>
-                              <a:ext uri="{96DAC541-7B7A-43D3-8B79-37D633B846F1}">
-                                <asvg:svgBlip xmlns:asvg="http://schemas.microsoft.com/office/drawing/2016/SVG/main" r:embed="rId42"/>
-                              </a:ext>
-                            </a:extLst>
-                          </a:blip>
-                          <a:stretch>
-                            <a:fillRect/>
-                          </a:stretch>
-                        </pic:blipFill>
-                        <pic:spPr bwMode="auto">
-                          <a:xfrm>
-                            <a:off x="0" y="0"/>
-                            <a:ext cx="6400800" cy="17287911"/>
-                          </a:xfrm>
-                          <a:prstGeom prst="rect">
-                            <a:avLst/>
-                          </a:prstGeom>
-                          <a:noFill/>
-                          <a:ln w="9525">
-                            <a:noFill/>
-                            <a:headEnd/>
-                            <a:tailEnd/>
-                          </a:ln>
-                        </pic:spPr>
-                      </pic:pic>
-                    </a:graphicData>
-                  </a:graphic>
-                </wp:inline>
-              </w:drawing>
-            </w:r>
-          </w:p>
-          <w:bookmarkEnd w:id="45"/>
-        </w:tc>
-      </w:tr>
-    </w:tbl>
-    <w:p>
-      <w:pPr>
-        <w:pStyle w:val="SourceCode"/>
-      </w:pPr>
-      <w:r>
-        <w:rPr>
-          <w:rStyle w:val="VerbatimChar"/>
-        </w:rPr>
-        <w:t xml:space="preserve">Abbreviations: DALYs: Disability-Adjusted Life Year; YLDs: Years Lived with Disability; YLLs: Years of Life Lost; European Union: EU; SDI: Socio-Demographic Index; Alabama: AL; Alaska: AK; Arizona: AZ; Arkansas: AR; California: CA; Colorado: CO; Connecticut: CT; Delaware: DE; District of Columbia: DC; Florida: FL; Georgia: GA; Hawaii: HI; Idaho: ID; Illinois: IL; Indiana: IN; Iowa: IA; Kansas: KS; Kentucky: KY; Louisiana: LA; Maine: ME; Maryland: MD; Massachusetts: MA; Michigan: MI; Minnesota: MN; Mississippi: MS; Missouri: MO; Montana: MT; Nebraska: NE; Nevada: NV; New Hampshire: NH; New Jersey: NJ; New Mexico: NM; New York: NY; North Carolina: NC; North Dakota: ND; Ohio: OH; Oklahoma: OK; Oregon: OR; Pennsylvania: PA; Rhode Island: RI; South Carolina: SC; South Dakota: SD; Tennessee: TN; Texas: TX; Utah: UT; Vermont: VT; Virginia: VA; Washington: WA; West Virginia: WV; Wisconsin: WI; Wyoming: WY; </w:t>
-      </w:r>
-    </w:p>
-    <w:p>
-      <w:pPr>
-        <w:pStyle w:val="FirstParagraph"/>
-      </w:pPr>
-      <w:r>
-        <w:t xml:space="preserve">As illustrated in</w:t>
-      </w:r>
-      <w:r>
-        <w:t xml:space="preserve"> </w:t>
-      </w:r>
-      <w:hyperlink w:anchor="fig-pyramid">
-        <w:r>
-          <w:rPr>
-            <w:rStyle w:val="Hyperlink"/>
-          </w:rPr>
-          <w:t xml:space="preserve">Figure 2</w:t>
-        </w:r>
-      </w:hyperlink>
-      <w:r>
-        <w:t xml:space="preserve">, all burden measures in 2021 were consistently higher in men across</w:t>
-      </w:r>
-      <w:r>
-        <w:t xml:space="preserve"> </w:t>
-      </w:r>
-      <w:r>
-        <w:t xml:space="preserve">all age groups. The highest age-specific rates for each burden metric were observed in 80+ and 75-79</w:t>
-      </w:r>
-      <w:r>
-        <w:t xml:space="preserve"> </w:t>
-      </w:r>
-      <w:r>
-        <w:t xml:space="preserve">age strata.</w:t>
-      </w:r>
-    </w:p>
-    <w:p>
-      <w:pPr>
-        <w:numPr>
-          <w:ilvl w:val="0"/>
-          <w:numId w:val="1006"/>
-        </w:numPr>
-      </w:pPr>
-      <w:r>
-        <w:t xml:space="preserve">YLDs: 143.8 [108.0, 184.6] in men and 40.0 [28.7, 52.0] in women in 80+ years age group.</w:t>
-      </w:r>
-    </w:p>
-    <w:p>
-      <w:pPr>
-        <w:numPr>
-          <w:ilvl w:val="0"/>
-          <w:numId w:val="1006"/>
-        </w:numPr>
-      </w:pPr>
-      <w:r>
-        <w:t xml:space="preserve">Prevalence: 1,635.3 [1,526.9, 1,709.5] in men and 469.3 [415.0, 502.5] in women in 75-79 years age group.</w:t>
-      </w:r>
-    </w:p>
-    <w:p>
-      <w:pPr>
-        <w:numPr>
-          <w:ilvl w:val="0"/>
-          <w:numId w:val="1006"/>
-        </w:numPr>
-      </w:pPr>
-      <w:r>
-        <w:t xml:space="preserve">Incidence: 325.0 [274.1, 349.7] in men and 87.8 [67.6, 98.3] in women in 80+ years age group.</w:t>
-      </w:r>
-    </w:p>
-    <w:p>
-      <w:pPr>
-        <w:numPr>
-          <w:ilvl w:val="0"/>
-          <w:numId w:val="1006"/>
-        </w:numPr>
-      </w:pPr>
-      <w:r>
-        <w:t xml:space="preserve">DALYs: 1,694.0 [1,443.1, 1,829.1] in men and 480.8 [372.3, 541.0] in women in 80+ years age group.</w:t>
-      </w:r>
-    </w:p>
-    <w:p>
-      <w:pPr>
-        <w:numPr>
-          <w:ilvl w:val="0"/>
-          <w:numId w:val="1006"/>
-        </w:numPr>
-      </w:pPr>
-      <w:r>
-        <w:t xml:space="preserve">Deaths: 149.2 [125.3, 160.9] in men and 43.8 [33.8, 49.2] in women in 80+ years age group.</w:t>
-      </w:r>
-    </w:p>
-    <w:p>
-      <w:pPr>
-        <w:numPr>
-          <w:ilvl w:val="0"/>
-          <w:numId w:val="1006"/>
-        </w:numPr>
-      </w:pPr>
-      <w:r>
-        <w:t xml:space="preserve">YLLs: 1,551.6 [1,310.0, 1,669.7] in men and 441.6 [361.3, 483.3] in women in 80+ years age group.</w:t>
-      </w:r>
-    </w:p>
-    <w:tbl>
-      <w:tblPr>
-        <w:tblStyle w:val="Table"/>
-        <w:tblW w:type="pct" w:w="5000"/>
-        <w:tblLayout w:type="fixed"/>
-        <w:tblLook w:firstRow="0" w:lastRow="0" w:firstColumn="0" w:lastColumn="0" w:noHBand="0" w:noVBand="0" w:val="0000"/>
-      </w:tblPr>
-      <w:tblGrid>
-        <w:gridCol w:w="7920"/>
-      </w:tblGrid>
-      <w:tr>
-        <w:tc>
-          <w:tcPr/>
-          <w:bookmarkStart w:id="50" w:name="fig-pyramid"/>
+          <w:bookmarkStart w:id="48" w:name="fig-pyramid"/>
           <w:p>
             <w:pPr>
               <w:pStyle w:val="Compact"/>
@@ -1774,24 +3188,24 @@
                 <wp:inline>
                   <wp:extent cx="6400800" cy="3200400"/>
                   <wp:effectExtent b="0" l="0" r="0" t="0"/>
-                  <wp:docPr descr="" title="" id="47" name="Picture"/>
+                  <wp:docPr descr="" title="" id="45" name="Picture"/>
                   <a:graphic>
                     <a:graphicData uri="http://schemas.openxmlformats.org/drawingml/2006/picture">
                       <pic:pic>
                         <pic:nvPicPr>
-                          <pic:cNvPr descr="output/figures/US_combined_pyramid.svg" id="48" name="Picture"/>
+                          <pic:cNvPr descr="output/figures/US_combined_pyramid.svg" id="46" name="Picture"/>
                           <pic:cNvPicPr>
                             <a:picLocks noChangeArrowheads="1" noChangeAspect="1"/>
                           </pic:cNvPicPr>
                         </pic:nvPicPr>
                         <pic:blipFill>
-                          <a:blip r:embed="rId49">
+                          <a:blip r:embed="rId47">
                             <a:extLst>
                               <a:ext uri="{28A0092B-C50C-407E-A947-70E740481C1C}">
                                 <a14:useLocalDpi xmlns:a14="http://schemas.microsoft.com/office/drawing/2010/main" val="0"/>
                               </a:ext>
                               <a:ext uri="{96DAC541-7B7A-43D3-8B79-37D633B846F1}">
-                                <asvg:svgBlip xmlns:asvg="http://schemas.microsoft.com/office/drawing/2016/SVG/main" r:embed="rId46"/>
+                                <asvg:svgBlip xmlns:asvg="http://schemas.microsoft.com/office/drawing/2016/SVG/main" r:embed="rId44"/>
                               </a:ext>
                             </a:extLst>
                           </a:blip>
@@ -1834,7 +3248,7 @@
               <w:t xml:space="preserve">Figure 2: Population pyramids visualizing age-gender distribution of bladder cancer burden rates in the U.S.</w:t>
             </w:r>
           </w:p>
-          <w:bookmarkEnd w:id="50"/>
+          <w:bookmarkEnd w:id="48"/>
         </w:tc>
       </w:tr>
     </w:tbl>
@@ -1876,118 +3290,94 @@
       <w:r>
         <w:t xml:space="preserve"> </w:t>
       </w:r>
+      <w:hyperlink r:id="rId49">
+        <w:r>
+          <w:rPr>
+            <w:rStyle w:val="Hyperlink"/>
+          </w:rPr>
+          <w:t xml:space="preserve">GitHub repository</w:t>
+        </w:r>
+      </w:hyperlink>
+      <w:r>
+        <w:t xml:space="preserve">. Animated population pyramids illustrating temporal changes by year are also available for each state and for the U.S. overall in</w:t>
+      </w:r>
+      <w:r>
+        <w:t xml:space="preserve"> </w:t>
+      </w:r>
+      <w:hyperlink w:anchor="sup-pyramidgif">
+        <w:r>
+          <w:rPr>
+            <w:rStyle w:val="Hyperlink"/>
+          </w:rPr>
+          <w:t xml:space="preserve">Supporting Files</w:t>
+        </w:r>
+      </w:hyperlink>
+      <w:r>
+        <w:t xml:space="preserve"> </w:t>
+      </w:r>
+      <w:r>
+        <w:t xml:space="preserve">and the</w:t>
+      </w:r>
+      <w:r>
+        <w:t xml:space="preserve"> </w:t>
+      </w:r>
+      <w:hyperlink r:id="rId50">
+        <w:r>
+          <w:rPr>
+            <w:rStyle w:val="Hyperlink"/>
+          </w:rPr>
+          <w:t xml:space="preserve">GitHub repository</w:t>
+        </w:r>
+      </w:hyperlink>
+      <w:r>
+        <w:t xml:space="preserve">.</w:t>
+      </w:r>
+    </w:p>
+    <w:p>
+      <w:pPr>
+        <w:pStyle w:val="BodyText"/>
+      </w:pPr>
+      <w:r>
+        <w:t xml:space="preserve">In addition to age-specific snapshots,</w:t>
+      </w:r>
+      <w:r>
+        <w:t xml:space="preserve"> </w:t>
+      </w:r>
+      <w:hyperlink w:anchor="fig-apc">
+        <w:r>
+          <w:rPr>
+            <w:rStyle w:val="Hyperlink"/>
+          </w:rPr>
+          <w:t xml:space="preserve">Figure 3</w:t>
+        </w:r>
+      </w:hyperlink>
+      <w:r>
+        <w:t xml:space="preserve"> </w:t>
+      </w:r>
+      <w:r>
+        <w:t xml:space="preserve">incorporates the temporal dimension by presenting burden rates across age groups over time. Comparable age–period visualizations for each state are available in</w:t>
+      </w:r>
+      <w:r>
+        <w:t xml:space="preserve"> </w:t>
+      </w:r>
+      <w:hyperlink w:anchor="sup-apc">
+        <w:r>
+          <w:rPr>
+            <w:rStyle w:val="Hyperlink"/>
+          </w:rPr>
+          <w:t xml:space="preserve">Supporting Files</w:t>
+        </w:r>
+      </w:hyperlink>
+      <w:r>
+        <w:t xml:space="preserve"> </w:t>
+      </w:r>
+      <w:r>
+        <w:t xml:space="preserve">and on the study’s</w:t>
+      </w:r>
+      <w:r>
+        <w:t xml:space="preserve"> </w:t>
+      </w:r>
       <w:hyperlink r:id="rId51">
-        <w:r>
-          <w:rPr>
-            <w:rStyle w:val="Hyperlink"/>
-          </w:rPr>
-          <w:t xml:space="preserve">GitHub repository</w:t>
-        </w:r>
-      </w:hyperlink>
-      <w:r>
-        <w:t xml:space="preserve">.</w:t>
-      </w:r>
-      <w:r>
-        <w:t xml:space="preserve"> </w:t>
-      </w:r>
-      <w:r>
-        <w:t xml:space="preserve">Animated population pyramids illustrating temporal changes by year are also available for each</w:t>
-      </w:r>
-      <w:r>
-        <w:t xml:space="preserve"> </w:t>
-      </w:r>
-      <w:r>
-        <w:t xml:space="preserve">state and for the U.S. overall in</w:t>
-      </w:r>
-      <w:r>
-        <w:t xml:space="preserve"> </w:t>
-      </w:r>
-      <w:hyperlink w:anchor="sup-pyramidgif">
-        <w:r>
-          <w:rPr>
-            <w:rStyle w:val="Hyperlink"/>
-          </w:rPr>
-          <w:t xml:space="preserve">Supporting Files</w:t>
-        </w:r>
-      </w:hyperlink>
-      <w:r>
-        <w:t xml:space="preserve"> </w:t>
-      </w:r>
-      <w:r>
-        <w:t xml:space="preserve">and the</w:t>
-      </w:r>
-      <w:r>
-        <w:t xml:space="preserve"> </w:t>
-      </w:r>
-      <w:hyperlink r:id="rId52">
-        <w:r>
-          <w:rPr>
-            <w:rStyle w:val="Hyperlink"/>
-          </w:rPr>
-          <w:t xml:space="preserve">GitHub repository</w:t>
-        </w:r>
-      </w:hyperlink>
-      <w:r>
-        <w:t xml:space="preserve">.</w:t>
-      </w:r>
-    </w:p>
-    <w:p>
-      <w:pPr>
-        <w:pStyle w:val="BodyText"/>
-      </w:pPr>
-      <w:r>
-        <w:t xml:space="preserve">In addition to age-specific snapshots,</w:t>
-      </w:r>
-      <w:r>
-        <w:t xml:space="preserve"> </w:t>
-      </w:r>
-      <w:hyperlink w:anchor="fig-apc">
-        <w:r>
-          <w:rPr>
-            <w:rStyle w:val="Hyperlink"/>
-          </w:rPr>
-          <w:t xml:space="preserve">Figure 3</w:t>
-        </w:r>
-      </w:hyperlink>
-      <w:r>
-        <w:t xml:space="preserve"> </w:t>
-      </w:r>
-      <w:r>
-        <w:t xml:space="preserve">incorporates the temporal dimension by presenting</w:t>
-      </w:r>
-      <w:r>
-        <w:t xml:space="preserve"> </w:t>
-      </w:r>
-      <w:r>
-        <w:t xml:space="preserve">burden rates across age groups over time. Comparable age–period visualizations for each state are</w:t>
-      </w:r>
-      <w:r>
-        <w:t xml:space="preserve"> </w:t>
-      </w:r>
-      <w:r>
-        <w:t xml:space="preserve">available in</w:t>
-      </w:r>
-      <w:r>
-        <w:t xml:space="preserve"> </w:t>
-      </w:r>
-      <w:hyperlink w:anchor="sup-apc">
-        <w:r>
-          <w:rPr>
-            <w:rStyle w:val="Hyperlink"/>
-          </w:rPr>
-          <w:t xml:space="preserve">Supporting Files</w:t>
-        </w:r>
-      </w:hyperlink>
-      <w:r>
-        <w:t xml:space="preserve"> </w:t>
-      </w:r>
-      <w:r>
-        <w:t xml:space="preserve">and on the study’s</w:t>
-      </w:r>
-      <w:r>
-        <w:t xml:space="preserve"> </w:t>
-      </w:r>
-      <w:hyperlink r:id="rId53">
         <w:r>
           <w:rPr>
             <w:rStyle w:val="Hyperlink"/>
@@ -2012,7 +3402,7 @@
       <w:tr>
         <w:tc>
           <w:tcPr/>
-          <w:bookmarkStart w:id="58" w:name="fig-apc"/>
+          <w:bookmarkStart w:id="56" w:name="fig-apc"/>
           <w:p>
             <w:pPr>
               <w:pStyle w:val="Compact"/>
@@ -2023,24 +3413,24 @@
                 <wp:inline>
                   <wp:extent cx="6400800" cy="4800600"/>
                   <wp:effectExtent b="0" l="0" r="0" t="0"/>
-                  <wp:docPr descr="" title="" id="55" name="Picture"/>
+                  <wp:docPr descr="" title="" id="53" name="Picture"/>
                   <a:graphic>
                     <a:graphicData uri="http://schemas.openxmlformats.org/drawingml/2006/picture">
                       <pic:pic>
                         <pic:nvPicPr>
-                          <pic:cNvPr descr="output/figures/US_combined_apc.svg" id="56" name="Picture"/>
+                          <pic:cNvPr descr="output/figures/US_combined_apc.svg" id="54" name="Picture"/>
                           <pic:cNvPicPr>
                             <a:picLocks noChangeArrowheads="1" noChangeAspect="1"/>
                           </pic:cNvPicPr>
                         </pic:nvPicPr>
                         <pic:blipFill>
-                          <a:blip r:embed="rId57">
+                          <a:blip r:embed="rId55">
                             <a:extLst>
                               <a:ext uri="{28A0092B-C50C-407E-A947-70E740481C1C}">
                                 <a14:useLocalDpi xmlns:a14="http://schemas.microsoft.com/office/drawing/2010/main" val="0"/>
                               </a:ext>
                               <a:ext uri="{96DAC541-7B7A-43D3-8B79-37D633B846F1}">
-                                <asvg:svgBlip xmlns:asvg="http://schemas.microsoft.com/office/drawing/2016/SVG/main" r:embed="rId54"/>
+                                <asvg:svgBlip xmlns:asvg="http://schemas.microsoft.com/office/drawing/2016/SVG/main" r:embed="rId52"/>
                               </a:ext>
                             </a:extLst>
                           </a:blip>
@@ -2083,7 +3473,7 @@
               <w:t xml:space="preserve">Figure 3: Age-gender distribution of bladder cancer burden rates across decades in U.S.</w:t>
             </w:r>
           </w:p>
-          <w:bookmarkEnd w:id="58"/>
+          <w:bookmarkEnd w:id="56"/>
         </w:tc>
       </w:tr>
     </w:tbl>
@@ -2098,8 +3488,8 @@
         <w:t xml:space="preserve">Abbreviations: DALYs: Disability-Adjusted Life Year; YLDs: Years Lived with Disability; YLLs: Years of Life Lost</w:t>
       </w:r>
     </w:p>
-    <w:bookmarkEnd w:id="59"/>
-    <w:bookmarkStart w:id="65" w:name="bladder-cancer-burden-across-the-u.s."/>
+    <w:bookmarkEnd w:id="57"/>
+    <w:bookmarkStart w:id="67" w:name="bladder-cancer-burden-across-the-u.s."/>
     <w:p>
       <w:pPr>
         <w:pStyle w:val="Heading2"/>
@@ -2113,70 +3503,6 @@
         <w:pStyle w:val="FirstParagraph"/>
       </w:pPr>
       <w:r>
-        <w:t xml:space="preserve">As shown in</w:t>
-      </w:r>
-      <w:r>
-        <w:t xml:space="preserve"> </w:t>
-      </w:r>
-      <w:hyperlink w:anchor="tbl-percentchange">
-        <w:r>
-          <w:rPr>
-            <w:rStyle w:val="Hyperlink"/>
-          </w:rPr>
-          <w:t xml:space="preserve">Table 1</w:t>
-        </w:r>
-      </w:hyperlink>
-      <w:r>
-        <w:t xml:space="preserve">, a limited number of states demonstrated meaningful reductions in BC</w:t>
-      </w:r>
-      <w:r>
-        <w:t xml:space="preserve"> </w:t>
-      </w:r>
-      <w:r>
-        <w:t xml:space="preserve">burden over the study period. For example, New York exhibited some of the largest declines, including</w:t>
-      </w:r>
-      <w:r>
-        <w:t xml:space="preserve"> </w:t>
-      </w:r>
-      <w:r>
-        <w:t xml:space="preserve">reductions in YLLs (33.4% [48.8%, 16.7%] and 34.9% [50.7%, 18.4%] in men and</w:t>
-      </w:r>
-      <w:r>
-        <w:t xml:space="preserve"> </w:t>
-      </w:r>
-      <w:r>
-        <w:t xml:space="preserve">women, respectively), DALYs (26.2% [43.1%, 8.1%] and</w:t>
-      </w:r>
-      <w:r>
-        <w:t xml:space="preserve"> </w:t>
-      </w:r>
-      <w:r>
-        <w:t xml:space="preserve">31.8% [49.4%, 13.0%] in men and women, respectively), and mortality among women</w:t>
-      </w:r>
-      <w:r>
-        <w:t xml:space="preserve"> </w:t>
-      </w:r>
-      <w:r>
-        <w:t xml:space="preserve">(31.5% [47.4%, 14.7%]). In contrast, most states experienced no statistically significant change</w:t>
-      </w:r>
-      <w:r>
-        <w:t xml:space="preserve"> </w:t>
-      </w:r>
-      <w:r>
-        <w:t xml:space="preserve">across key burden measures. New Mexico was the only state showing a significant increase, reporting</w:t>
-      </w:r>
-      <w:r>
-        <w:t xml:space="preserve"> </w:t>
-      </w:r>
-      <w:r>
-        <w:t xml:space="preserve">an elevated prevalence of BC by 30.2% [3.2%, 62.6%] among men.</w:t>
-      </w:r>
-    </w:p>
-    <w:p>
-      <w:pPr>
-        <w:pStyle w:val="BodyText"/>
-      </w:pPr>
-      <w:r>
         <w:t xml:space="preserve">State-specific, sex-stratified temporal trends in age-standardized incidence rates are displayed in</w:t>
       </w:r>
       <w:r>
@@ -2191,13 +3517,7 @@
         </w:r>
       </w:hyperlink>
       <w:r>
-        <w:t xml:space="preserve">. Analogous geofaceted plots for age-standardized prevalence, mortality,</w:t>
-      </w:r>
-      <w:r>
-        <w:t xml:space="preserve"> </w:t>
-      </w:r>
-      <w:r>
-        <w:t xml:space="preserve">DALYs, YLLs, and YLDs are provided in</w:t>
+        <w:t xml:space="preserve">. Analogous geofaceted plots for age-standardized prevalence, mortality, DALYs, YLLs, and YLDs are provided in</w:t>
       </w:r>
       <w:r>
         <w:t xml:space="preserve"> </w:t>
@@ -2219,7 +3539,7 @@
       <w:r>
         <w:t xml:space="preserve"> </w:t>
       </w:r>
-      <w:hyperlink r:id="rId60">
+      <w:hyperlink r:id="rId58">
         <w:r>
           <w:rPr>
             <w:rStyle w:val="Hyperlink"/>
@@ -2244,7 +3564,7 @@
       <w:tr>
         <w:tc>
           <w:tcPr/>
-          <w:bookmarkStart w:id="64" w:name="fig-geofacet"/>
+          <w:bookmarkStart w:id="62" w:name="fig-geofacet"/>
           <w:p>
             <w:pPr>
               <w:pStyle w:val="Compact"/>
@@ -2255,12 +3575,12 @@
                 <wp:inline>
                   <wp:extent cx="6400800" cy="3342493"/>
                   <wp:effectExtent b="0" l="0" r="0" t="0"/>
-                  <wp:docPr descr="" title="" id="62" name="Picture"/>
+                  <wp:docPr descr="" title="" id="60" name="Picture"/>
                   <a:graphic>
                     <a:graphicData uri="http://schemas.openxmlformats.org/drawingml/2006/picture">
                       <pic:pic>
                         <pic:nvPicPr>
-                          <pic:cNvPr descr="output/figures/Geofacet%20plot/fig_A_Incidence_Bladder%20cancer_Rate.svg" id="63" name="Picture"/>
+                          <pic:cNvPr descr="output/figures/Geofacet%20plot/fig_A_Incidence_Bladder%20cancer_Rate.svg" id="61" name="Picture"/>
                           <pic:cNvPicPr>
                             <a:picLocks noChangeArrowheads="1" noChangeAspect="1"/>
                           </pic:cNvPicPr>
@@ -2272,7 +3592,7 @@
                                 <a14:useLocalDpi xmlns:a14="http://schemas.microsoft.com/office/drawing/2010/main" val="0"/>
                               </a:ext>
                               <a:ext uri="{96DAC541-7B7A-43D3-8B79-37D633B846F1}">
-                                <asvg:svgBlip xmlns:asvg="http://schemas.microsoft.com/office/drawing/2016/SVG/main" r:embed="rId61"/>
+                                <asvg:svgBlip xmlns:asvg="http://schemas.microsoft.com/office/drawing/2016/SVG/main" r:embed="rId59"/>
                               </a:ext>
                             </a:extLst>
                           </a:blip>
@@ -2315,7 +3635,7 @@
               <w:t xml:space="preserve">Figure 4: State-level historical trends in age-standardized prevalence rates across the U.S., stratified by sex. States are arranged to approximate their geographic location.</w:t>
             </w:r>
           </w:p>
-          <w:bookmarkEnd w:id="64"/>
+          <w:bookmarkEnd w:id="62"/>
         </w:tc>
       </w:tr>
     </w:tbl>
@@ -2330,8 +3650,126 @@
         <w:t xml:space="preserve">Abbreviations: Alabama: AL; Alaska: AK; Arizona: AZ; Arkansas: AR; California: CA; Colorado: CO; Connecticut: CT; Delaware: DE; District of Columbia: DC; Florida: FL; Georgia: GA; Hawaii: HI; Idaho: ID; Illinois: IL; Indiana: IN; Iowa: IA; Kansas: KS; Kentucky: KY; Louisiana: LA; Maine: ME; Maryland: MD; Massachusetts: MA; Michigan: MI; Minnesota: MN; Mississippi: MS; Missouri: MO; Montana: MT; Nebraska: NE; Nevada: NV; New Hampshire: NH; New Jersey: NJ; New Mexico: NM; New York: NY; North Carolina: NC; North Dakota: ND; Ohio: OH; Oklahoma: OK; Oregon: OR; Pennsylvania: PA; Rhode Island: RI; South Carolina: SC; South Dakota: SD; Tennessee: TN; Texas: TX; Utah: UT; Vermont: VT; Virginia: VA; Washington: WA; West Virginia: WV; Wisconsin: WI; Wyoming: WY; </w:t>
       </w:r>
     </w:p>
-    <w:bookmarkEnd w:id="65"/>
-    <w:bookmarkEnd w:id="66"/>
+    <w:p>
+      <w:pPr>
+        <w:pStyle w:val="FirstParagraph"/>
+      </w:pPr>
+      <w:hyperlink w:anchor="fig-discrep">
+        <w:r>
+          <w:rPr>
+            <w:rStyle w:val="Hyperlink"/>
+          </w:rPr>
+          <w:t xml:space="preserve">Figure 5</w:t>
+        </w:r>
+      </w:hyperlink>
+      <w:r>
+        <w:t xml:space="preserve"> </w:t>
+      </w:r>
+      <w:r>
+        <w:t xml:space="preserve">displays the male-to-female ratios across different states and measures in 2021 depicting a consistent gender discrepancy in the burden of BC. District of Columbia had the lowest gender discrepancies across all measures with male:female ratios of DALYs: 2.4 [1.7, 3.2], mortality: 2.4 [1.8, 3.2], incidence: 2.5 [1.8, 3.4], prevalence: 2.4 [1.8, 3.2], YLDs: 2.4 [1.4, 4.1], and YLLs: 2.4 [1.7, 3.2]. On the other hand, two states had the highest gender ratios in 2021; North Dakota with DALYs: 3.9 [3.0, 5.2], incidence: 4.1 [3.1, 5.4], prevalence: 3.9 [3.0, 5.0], and YLLs: 4.0 [3.0, 5.2] and South Dakota with mortality: 4.2 [3.2, 5.6] and YLDs: 3.9 [2.3, 6.3].</w:t>
+      </w:r>
+    </w:p>
+    <w:tbl>
+      <w:tblPr>
+        <w:tblStyle w:val="Table"/>
+        <w:tblW w:type="pct" w:w="5000"/>
+        <w:tblLayout w:type="fixed"/>
+        <w:tblLook w:firstRow="0" w:lastRow="0" w:firstColumn="0" w:lastColumn="0" w:noHBand="0" w:noVBand="0" w:val="0000"/>
+      </w:tblPr>
+      <w:tblGrid>
+        <w:gridCol w:w="7920"/>
+      </w:tblGrid>
+      <w:tr>
+        <w:tc>
+          <w:tcPr/>
+          <w:bookmarkStart w:id="66" w:name="fig-discrep"/>
+          <w:p>
+            <w:pPr>
+              <w:pStyle w:val="Compact"/>
+              <w:jc w:val="center"/>
+            </w:pPr>
+            <w:r>
+              <w:drawing>
+                <wp:inline>
+                  <wp:extent cx="6400800" cy="8535655"/>
+                  <wp:effectExtent b="0" l="0" r="0" t="0"/>
+                  <wp:docPr descr="" title="" id="64" name="Picture"/>
+                  <a:graphic>
+                    <a:graphicData uri="http://schemas.openxmlformats.org/drawingml/2006/picture">
+                      <pic:pic>
+                        <pic:nvPicPr>
+                          <pic:cNvPr descr="output/figures/Gender%20Discrepancy/fig_H.svg" id="65" name="Picture"/>
+                          <pic:cNvPicPr>
+                            <a:picLocks noChangeArrowheads="1" noChangeAspect="1"/>
+                          </pic:cNvPicPr>
+                        </pic:nvPicPr>
+                        <pic:blipFill>
+                          <a:blip>
+                            <a:extLst>
+                              <a:ext uri="{28A0092B-C50C-407E-A947-70E740481C1C}">
+                                <a14:useLocalDpi xmlns:a14="http://schemas.microsoft.com/office/drawing/2010/main" val="0"/>
+                              </a:ext>
+                              <a:ext uri="{96DAC541-7B7A-43D3-8B79-37D633B846F1}">
+                                <asvg:svgBlip xmlns:asvg="http://schemas.microsoft.com/office/drawing/2016/SVG/main" r:embed="rId63"/>
+                              </a:ext>
+                            </a:extLst>
+                          </a:blip>
+                          <a:stretch>
+                            <a:fillRect/>
+                          </a:stretch>
+                        </pic:blipFill>
+                        <pic:spPr bwMode="auto">
+                          <a:xfrm>
+                            <a:off x="0" y="0"/>
+                            <a:ext cx="6400800" cy="8535655"/>
+                          </a:xfrm>
+                          <a:prstGeom prst="rect">
+                            <a:avLst/>
+                          </a:prstGeom>
+                          <a:noFill/>
+                          <a:ln w="9525">
+                            <a:noFill/>
+                            <a:headEnd/>
+                            <a:tailEnd/>
+                          </a:ln>
+                        </pic:spPr>
+                      </pic:pic>
+                    </a:graphicData>
+                  </a:graphic>
+                </wp:inline>
+              </w:drawing>
+            </w:r>
+          </w:p>
+          <w:p>
+            <w:pPr>
+              <w:jc w:val="center"/>
+            </w:pPr>
+            <w:pPr>
+              <w:jc w:val="left"/>
+              <w:spacing w:before="200"/>
+              <w:pStyle w:val="ImageCaption"/>
+            </w:pPr>
+            <w:r>
+              <w:t xml:space="preserve">Figure 5: State-level male:female ratio across different measures in 2021.</w:t>
+            </w:r>
+          </w:p>
+          <w:bookmarkEnd w:id="66"/>
+        </w:tc>
+      </w:tr>
+    </w:tbl>
+    <w:p>
+      <w:pPr>
+        <w:pStyle w:val="SourceCode"/>
+      </w:pPr>
+      <w:r>
+        <w:rPr>
+          <w:rStyle w:val="VerbatimChar"/>
+        </w:rPr>
+        <w:t xml:space="preserve">Abbreviations: Alabama: AL; Alaska: AK; Arizona: AZ; Arkansas: AR; California: CA; Colorado: CO; Connecticut: CT; Delaware: DE; District of Columbia: DC; Florida: FL; Georgia: GA; Hawaii: HI; Idaho: ID; Illinois: IL; Indiana: IN; Iowa: IA; Kansas: KS; Kentucky: KY; Louisiana: LA; Maine: ME; Maryland: MD; Massachusetts: MA; Michigan: MI; Minnesota: MN; Mississippi: MS; Missouri: MO; Montana: MT; Nebraska: NE; Nevada: NV; New Hampshire: NH; New Jersey: NJ; New Mexico: NM; New York: NY; North Carolina: NC; North Dakota: ND; Ohio: OH; Oklahoma: OK; Oregon: OR; Pennsylvania: PA; Rhode Island: RI; South Carolina: SC; South Dakota: SD; Tennessee: TN; Texas: TX; Utah: UT; Vermont: VT; Virginia: VA; Washington: WA; West Virginia: WV; Wisconsin: WI; Wyoming: WY; ; DALYs: Disability-Adjusted Life Year; YLDs: Years Lived with Disability; YLLs: Years of Life Lost</w:t>
+      </w:r>
+    </w:p>
+    <w:bookmarkEnd w:id="67"/>
+    <w:bookmarkEnd w:id="68"/>
     <w:bookmarkStart w:id="69" w:name="discussion"/>
     <w:p>
       <w:pPr>
@@ -2346,12 +3784,12 @@
         <w:pStyle w:val="FirstParagraph"/>
       </w:pPr>
       <w:r>
-        <w:t xml:space="preserve">This study used GBD 2021 data to characterize long-term trends in BC incidence, mortality, YLLs, YLDs, and DALYs in the U.S. from 1980 to 2021. At the national level, age-standardized incidence rates gradually declined beginning in the late 2010s, accompanied by a more modest decrease in age-standardized mortality rates. These improvements likely reflect advances in early detection, evolving treatment strategies, and broader access to specialized care. However, national averages obscure substantial heterogeneity at the state level. While several Northeastern states experienced pronounced declines in both incidence and mortality—particularly among men—other states, including West Virginia, Kentucky, Delaware, and Nevada, showed persistently elevated or plateauing trends. Among states with consistently extreme values, Maine exhibited the highest age-standardized incidence rates throughout most of the study period, albeit with recent declines, whereas Hawaii consistently reported the lowest incidence and mortality rates</w:t>
-      </w:r>
-      <w:r>
-        <w:t xml:space="preserve"> </w:t>
-      </w:r>
-      <w:hyperlink r:id="rId67">
+        <w:t xml:space="preserve">This study used GBD 2021 data to characterize long-term trends in BC incidence, mortality, YLLs, YLDs, and DALYs in the U.S. from 1980 to 2021. At the national level, age-standardized incidence rates gradually declined beginning in the late 2010s, accompanied by a more modest decrease in age-standardized mortality rates. These improvements likely reflect advances in preventive strategies, evolving treatment strategies, and broader access to specialized care. However, national averages obscure substantial heterogeneity at the state level. While several Northeastern states experienced pronounced declines in both incidence and mortality—particularly among men—other states, including West Virginia, Kentucky, Delaware, and Nevada, showed persistently elevated or plateauing trends. Among states with consistently extreme values, Maine exhibited the highest age-standardized incidence rates throughout most of the study period, albeit with recent declines, whereas Hawaii consistently reported the lowest incidence and mortality rates</w:t>
+      </w:r>
+      <w:r>
+        <w:t xml:space="preserve"> </w:t>
+      </w:r>
+      <w:hyperlink w:anchor="sup-geofacet">
         <w:r>
           <w:rPr>
             <w:rStyle w:val="Hyperlink"/>
@@ -2374,10 +3812,72 @@
         <w:t xml:space="preserve"> </w:t>
       </w:r>
       <w:r>
+        <w:t xml:space="preserve">(49)</w:t>
+      </w:r>
+      <w:r>
+        <w:t xml:space="preserve">, the U.S. continues to report comparatively high age-standardized incidence rates of BC relative to many high-income and high-SDI regions, consistent with prior reports</w:t>
+      </w:r>
+      <w:r>
+        <w:t xml:space="preserve"> </w:t>
+      </w:r>
+      <w:r>
+        <w:t xml:space="preserve">(3)</w:t>
+      </w:r>
+      <w:r>
+        <w:t xml:space="preserve">. This pattern likely reflects the country’s advanced diagnostic capacity and widespread use of cystoscopy and imaging, which facilitate more complete case ascertainment rather than a true excess in underlying disease risk</w:t>
+      </w:r>
+      <w:r>
+        <w:t xml:space="preserve"> </w:t>
+      </w:r>
+      <w:r>
+        <w:t xml:space="preserve">(50–52)</w:t>
+      </w:r>
+      <w:r>
+        <w:t xml:space="preserve">. At the same time, this discrepancy highlights a potential imbalance in healthcare priorities, with disproportionate emphasis on diagnosis and treatment relative to prevention and risk reduction</w:t>
+      </w:r>
+      <w:r>
+        <w:t xml:space="preserve"> </w:t>
+      </w:r>
+      <w:r>
+        <w:t xml:space="preserve">(53)</w:t>
+      </w:r>
+      <w:r>
+        <w:t xml:space="preserve">. The persistently high incidence is particularly concerning given evidence that up to 80% of BC cases diagnosed over the past two decades may be attributable to preventable exposures</w:t>
+      </w:r>
+      <w:r>
+        <w:t xml:space="preserve"> </w:t>
+      </w:r>
+      <w:r>
+        <w:t xml:space="preserve">(54)</w:t>
+      </w:r>
+      <w:r>
+        <w:t xml:space="preserve">, whereas inherited genetic factors account for only a small proportion of cases in Western populations</w:t>
+      </w:r>
+      <w:r>
+        <w:t xml:space="preserve"> </w:t>
+      </w:r>
+      <w:r>
+        <w:t xml:space="preserve">(55)</w:t>
+      </w:r>
+      <w:r>
+        <w:t xml:space="preserve">. Together, these findings underscore the importance of strengthening prevention-oriented public health strategies, including smoking cessation, occupational safety, and mitigation of environmental carcinogen exposure</w:t>
+      </w:r>
+      <w:r>
+        <w:t xml:space="preserve"> </w:t>
+      </w:r>
+      <w:r>
         <w:t xml:space="preserve">(56)</w:t>
       </w:r>
       <w:r>
-        <w:t xml:space="preserve">, the U.S. continues to report comparatively high age-standardized incidence rates of BC relative to many high-income and high-SDI regions, consistent with prior reports</w:t>
+        <w:t xml:space="preserve">.</w:t>
+      </w:r>
+    </w:p>
+    <w:p>
+      <w:pPr>
+        <w:pStyle w:val="BodyText"/>
+      </w:pPr>
+      <w:r>
+        <w:t xml:space="preserve">Age-specific analyses revealed a consistent increase in BC incidence, mortality, and DALYs with advancing age across all states, in line with prior literature</w:t>
       </w:r>
       <w:r>
         <w:t xml:space="preserve"> </w:t>
@@ -2386,25 +3886,74 @@
         <w:t xml:space="preserve">(3)</w:t>
       </w:r>
       <w:r>
-        <w:t xml:space="preserve">. This pattern likely reflects the country’s advanced diagnostic capacity and widespread use of cystoscopy and imaging, which facilitate more complete case ascertainment rather than a true excess in underlying disease risk</w:t>
-      </w:r>
-      <w:r>
-        <w:t xml:space="preserve"> </w:t>
-      </w:r>
-      <w:r>
-        <w:t xml:space="preserve">(57–59)</w:t>
-      </w:r>
-      <w:r>
-        <w:t xml:space="preserve">. At the same time, this discrepancy highlights a potential imbalance in healthcare priorities, with disproportionate emphasis on diagnosis and treatment relative to prevention and risk reduction</w:t>
-      </w:r>
-      <w:r>
-        <w:t xml:space="preserve"> </w:t>
-      </w:r>
-      <w:r>
-        <w:t xml:space="preserve">(60)</w:t>
-      </w:r>
-      <w:r>
-        <w:t xml:space="preserve">. The persistently high incidence is particularly concerning given evidence that up to 80% of BC cases diagnosed over the past two decades may be attributable to preventable exposures</w:t>
+        <w:t xml:space="preserve">. Although age-specific patterns remained largely stable over time, data from 2021 demonstrated particularly high incidence and mortality rates in the oldest age groups in several populous states, including California, Texas, and Connecticut</w:t>
+      </w:r>
+      <w:r>
+        <w:t xml:space="preserve"> </w:t>
+      </w:r>
+      <w:hyperlink w:anchor="sup-apc">
+        <w:r>
+          <w:rPr>
+            <w:rStyle w:val="Hyperlink"/>
+          </w:rPr>
+          <w:t xml:space="preserve">Supporting Files</w:t>
+        </w:r>
+      </w:hyperlink>
+      <w:r>
+        <w:t xml:space="preserve">. This trend likely reflects demographic aging, as the U.S. population aged 65 years and older increased by 38.6% between 2010 and 2020</w:t>
+      </w:r>
+      <w:r>
+        <w:t xml:space="preserve"> </w:t>
+      </w:r>
+      <w:r>
+        <w:t xml:space="preserve">(56)</w:t>
+      </w:r>
+      <w:r>
+        <w:t xml:space="preserve">. In addition, recent evidence suggests that the oldest adults—especially men aged 85 years and older—have not experienced the same improvements in cancer mortality as younger seniors, with the largest relative increases observed in individuals aged 75–79 years and 80 years or older</w:t>
+      </w:r>
+      <w:r>
+        <w:t xml:space="preserve"> </w:t>
+      </w:r>
+      <w:r>
+        <w:t xml:space="preserve">(57)</w:t>
+      </w:r>
+      <w:r>
+        <w:t xml:space="preserve">. These findings indicate that, despite overall progress, the burden of BC among older adults remains a critical public health challenge.</w:t>
+      </w:r>
+    </w:p>
+    <w:p>
+      <w:pPr>
+        <w:pStyle w:val="BodyText"/>
+      </w:pPr>
+      <w:r>
+        <w:t xml:space="preserve">Consistent with prior studies, our analysis confirms that men experience BC burden rates approximately four times higher than women</w:t>
+      </w:r>
+      <w:r>
+        <w:t xml:space="preserve"> </w:t>
+      </w:r>
+      <w:r>
+        <w:t xml:space="preserve">(15)</w:t>
+      </w:r>
+      <w:r>
+        <w:t xml:space="preserve">. Age–period analyses across states revealed broadly similar age-related trajectories in both sexes, characterized by a sharp rise after age 60; however, women consistently exhibited lower absolute rates and a slower decline in mortality over time. Previous studies have shown that women are more likely to present with advanced disease and have poorer survival outcomes</w:t>
+      </w:r>
+      <w:r>
+        <w:t xml:space="preserve"> </w:t>
+      </w:r>
+      <w:r>
+        <w:t xml:space="preserve">(16,58,59)</w:t>
+      </w:r>
+      <w:r>
+        <w:t xml:space="preserve">. One contributing factor may be delayed evaluation of hematuria in women, as symptoms are more frequently attributed to urinary tract infections or gynecologic conditions</w:t>
+      </w:r>
+      <w:r>
+        <w:t xml:space="preserve"> </w:t>
+      </w:r>
+      <w:r>
+        <w:t xml:space="preserve">(58,60)</w:t>
+      </w:r>
+      <w:r>
+        <w:t xml:space="preserve">. Addressing these disparities will require improved adherence to updated clinical guidelines, including the 2025 American Urological Association recommendations</w:t>
       </w:r>
       <w:r>
         <w:t xml:space="preserve"> </w:t>
@@ -2413,7 +3962,15 @@
         <w:t xml:space="preserve">(61)</w:t>
       </w:r>
       <w:r>
-        <w:t xml:space="preserve">, whereas inherited genetic factors account for only a small proportion of cases in Western populations</w:t>
+        <w:t xml:space="preserve">, alongside the incorporation of validated biomarkers for risk stratification and the adoption of sex-aware diagnostic pathways in primary care settings.</w:t>
+      </w:r>
+    </w:p>
+    <w:p>
+      <w:pPr>
+        <w:pStyle w:val="BodyText"/>
+      </w:pPr>
+      <w:r>
+        <w:t xml:space="preserve">Beyond healthcare delivery factors, emerging evidence points to biological mechanisms underlying sex-based disparities in BC. Differences in immune surveillance, hormonal milieu, hormone receptor signaling, and genetic or epigenetic alterations have been implicated</w:t>
       </w:r>
       <w:r>
         <w:t xml:space="preserve"> </w:t>
@@ -2422,16 +3979,25 @@
         <w:t xml:space="preserve">(62)</w:t>
       </w:r>
       <w:r>
-        <w:t xml:space="preserve">. Together, these findings underscore the importance of strengthening prevention-oriented public health strategies, including smoking cessation, occupational safety, and mitigation of environmental carcinogen exposure</w:t>
-      </w:r>
-      <w:r>
-        <w:t xml:space="preserve"> </w:t>
-      </w:r>
-      <w:r>
-        <w:t xml:space="preserve">(63)</w:t>
-      </w:r>
-      <w:r>
-        <w:t xml:space="preserve">.</w:t>
+        <w:t xml:space="preserve">. For example, androgen signaling may promote oncogenic pathways in men, whereas sex-specific immune responses may influence tumor behavior and progression in women</w:t>
+      </w:r>
+      <w:r>
+        <w:t xml:space="preserve"> </w:t>
+      </w:r>
+      <w:r>
+        <w:t xml:space="preserve">(63,64)</w:t>
+      </w:r>
+      <w:r>
+        <w:t xml:space="preserve">. Importantly, these differences persist even after adjustment for known exposures such as smoking and occupational hazards</w:t>
+      </w:r>
+      <w:r>
+        <w:t xml:space="preserve"> </w:t>
+      </w:r>
+      <w:r>
+        <w:t xml:space="preserve">(65)</w:t>
+      </w:r>
+      <w:r>
+        <w:t xml:space="preserve">. Ongoing research into sex hormones, immune checkpoints, and tumor genomics may help clarify why men are disproportionately affected by BC and why women experience worse outcomes once diagnosed.</w:t>
       </w:r>
     </w:p>
     <w:p>
@@ -2439,48 +4005,61 @@
         <w:pStyle w:val="BodyText"/>
       </w:pPr>
       <w:r>
-        <w:t xml:space="preserve">Age-specific analyses revealed a consistent increase in BC incidence, mortality, and DALYs with advancing age across all states, in line with prior literature</w:t>
-      </w:r>
-      <w:r>
-        <w:t xml:space="preserve"> </w:t>
-      </w:r>
-      <w:r>
-        <w:t xml:space="preserve">(3)</w:t>
-      </w:r>
-      <w:r>
-        <w:t xml:space="preserve">. Although age-specific patterns remained largely stable over time, data from 2021 demonstrated particularly high incidence and mortality rates in the oldest age groups in several populous states, including California, Texas, and Connecticut</w:t>
-      </w:r>
-      <w:r>
-        <w:t xml:space="preserve"> </w:t>
-      </w:r>
-      <w:hyperlink r:id="rId68">
-        <w:r>
-          <w:rPr>
-            <w:rStyle w:val="Hyperlink"/>
-          </w:rPr>
-          <w:t xml:space="preserve">Supporting Files</w:t>
-        </w:r>
-      </w:hyperlink>
-      <w:r>
-        <w:t xml:space="preserve">. This trend likely reflects demographic aging, as the U.S. population aged 65 years and older increased by 38.6% between 2010 and 2020</w:t>
-      </w:r>
-      <w:r>
-        <w:t xml:space="preserve"> </w:t>
-      </w:r>
-      <w:r>
-        <w:t xml:space="preserve">(63)</w:t>
-      </w:r>
-      <w:r>
-        <w:t xml:space="preserve">. In addition, recent evidence suggests that the oldest adults—especially men aged 85 years and older—have not experienced the same improvements in cancer mortality as younger seniors, with the largest relative increases observed in individuals aged 75–79 years and 80 years or older</w:t>
-      </w:r>
-      <w:r>
-        <w:t xml:space="preserve"> </w:t>
-      </w:r>
-      <w:r>
-        <w:t xml:space="preserve">(64)</w:t>
-      </w:r>
-      <w:r>
-        <w:t xml:space="preserve">. These findings indicate that, despite overall progress, the burden of BC among older adults remains a critical public health challenge.</w:t>
+        <w:t xml:space="preserve">Geographic disparities observed in this study align with previous reports demonstrating the highest BC incidence among men and in Northeastern states, including Maine, New Hampshire, and Vermont</w:t>
+      </w:r>
+      <w:r>
+        <w:t xml:space="preserve"> </w:t>
+      </w:r>
+      <w:r>
+        <w:t xml:space="preserve">(10)</w:t>
+      </w:r>
+      <w:r>
+        <w:t xml:space="preserve">. These patterns cannot be explained by smoking alone</w:t>
+      </w:r>
+      <w:r>
+        <w:t xml:space="preserve"> </w:t>
+      </w:r>
+      <w:r>
+        <w:t xml:space="preserve">(66)</w:t>
+      </w:r>
+      <w:r>
+        <w:t xml:space="preserve">. Environmental carcinogens, particularly arsenic contamination of drinking water from private domestic wells, have been implicated in elevated incidence in New England</w:t>
+      </w:r>
+      <w:r>
+        <w:t xml:space="preserve"> </w:t>
+      </w:r>
+      <w:r>
+        <w:t xml:space="preserve">(66,67)</w:t>
+      </w:r>
+      <w:r>
+        <w:t xml:space="preserve">. Recent declines in incidence in some Northeastern states may reflect improvements in water treatment and broader public health interventions</w:t>
+      </w:r>
+      <w:r>
+        <w:t xml:space="preserve"> </w:t>
+      </w:r>
+      <w:r>
+        <w:t xml:space="preserve">(68)</w:t>
+      </w:r>
+      <w:r>
+        <w:t xml:space="preserve">. For example, professionally installed and maintained household arsenic treatment systems in Maine and New Jersey have achieved substantial reductions in exposure and associated cancer risk</w:t>
+      </w:r>
+      <w:r>
+        <w:t xml:space="preserve"> </w:t>
+      </w:r>
+      <w:r>
+        <w:t xml:space="preserve">(69)</w:t>
+      </w:r>
+      <w:r>
+        <w:t xml:space="preserve">, although incomplete effectiveness in a subset of systems highlights the need for continued monitoring and maintenance. Regulatory actions, such as New Hampshire’s adoption of a stricter arsenic standard for public drinking water in 2021</w:t>
+      </w:r>
+      <w:r>
+        <w:t xml:space="preserve"> </w:t>
+      </w:r>
+      <w:r>
+        <w:t xml:space="preserve">(70)</w:t>
+      </w:r>
+      <w:r>
+        <w:t xml:space="preserve">, represent important steps toward long-term risk reduction, although the long latency of BC means that benefits may take decades to fully emerge. However, interstate comparisons within the Northeast should be interpreted cautiously. States such as New York differ substantially from more rural neighboring states in terms of population density, reliance on private domestic wells, and patterns of environmental exposure, which may partially explain observed differences in temporal trends independent of policy effectiveness.</w:t>
       </w:r>
     </w:p>
     <w:p>
@@ -2488,43 +4067,64 @@
         <w:pStyle w:val="BodyText"/>
       </w:pPr>
       <w:r>
-        <w:t xml:space="preserve">Consistent with prior studies, our analysis confirms that men experience BC burden rates approximately four times higher than women</w:t>
-      </w:r>
-      <w:r>
-        <w:t xml:space="preserve"> </w:t>
-      </w:r>
-      <w:r>
-        <w:t xml:space="preserve">(21)</w:t>
-      </w:r>
-      <w:r>
-        <w:t xml:space="preserve">. Age–period analyses across states revealed broadly similar age-related trajectories in both sexes, characterized by a sharp rise after age 60; however, women consistently exhibited lower absolute rates and a slower decline in mortality over time. Previous studies have shown that women are more likely to present with advanced disease and have poorer survival outcomes</w:t>
-      </w:r>
-      <w:r>
-        <w:t xml:space="preserve"> </w:t>
-      </w:r>
-      <w:r>
-        <w:t xml:space="preserve">(22,65,66)</w:t>
-      </w:r>
-      <w:r>
-        <w:t xml:space="preserve">. One contributing factor may be delayed evaluation of hematuria in women, as symptoms are more frequently attributed to urinary tract infections or gynecologic conditions</w:t>
-      </w:r>
-      <w:r>
-        <w:t xml:space="preserve"> </w:t>
-      </w:r>
-      <w:r>
-        <w:t xml:space="preserve">(65,67)</w:t>
-      </w:r>
-      <w:r>
-        <w:t xml:space="preserve">. Addressing these disparities will require improved adherence to updated clinical guidelines, including the 2025 American Urological Association recommendations</w:t>
-      </w:r>
-      <w:r>
-        <w:t xml:space="preserve"> </w:t>
-      </w:r>
-      <w:r>
-        <w:t xml:space="preserve">(68)</w:t>
-      </w:r>
-      <w:r>
-        <w:t xml:space="preserve">, alongside the incorporation of validated biomarkers for risk stratification and the adoption of sex-aware diagnostic pathways in primary care settings.</w:t>
+        <w:t xml:space="preserve">In contrast, several states in the South and West exhibit disproportionately high BC mortality despite more moderate incidence. Nevada and Southern states such as West Virginia, Kentucky, and Alabama demonstrated some of the highest age-standardized mortality rates, consistent with prior studies</w:t>
+      </w:r>
+      <w:r>
+        <w:t xml:space="preserve"> </w:t>
+      </w:r>
+      <w:r>
+        <w:t xml:space="preserve">(13,71)</w:t>
+      </w:r>
+      <w:r>
+        <w:t xml:space="preserve">. Elevated mortality in these regions may reflect higher smoking-attributable cancer burdens</w:t>
+      </w:r>
+      <w:r>
+        <w:t xml:space="preserve"> </w:t>
+      </w:r>
+      <w:r>
+        <w:t xml:space="preserve">(72)</w:t>
+      </w:r>
+      <w:r>
+        <w:t xml:space="preserve">, greater rurality</w:t>
+      </w:r>
+      <w:r>
+        <w:t xml:space="preserve"> </w:t>
+      </w:r>
+      <w:r>
+        <w:t xml:space="preserve">(73,74)</w:t>
+      </w:r>
+      <w:r>
+        <w:t xml:space="preserve">, and reduced access to timely diagnostic and treatment services</w:t>
+      </w:r>
+      <w:r>
+        <w:t xml:space="preserve"> </w:t>
+      </w:r>
+      <w:r>
+        <w:t xml:space="preserve">(74,75)</w:t>
+      </w:r>
+      <w:r>
+        <w:t xml:space="preserve">. Lower insurance coverage and longer travel distances to specialized care centers may further contribute to delayed diagnosis and worse outcomes</w:t>
+      </w:r>
+      <w:r>
+        <w:t xml:space="preserve"> </w:t>
+      </w:r>
+      <w:r>
+        <w:t xml:space="preserve">(76)</w:t>
+      </w:r>
+      <w:r>
+        <w:t xml:space="preserve">. By contrast, the Northeast’s relatively low uninsured rates</w:t>
+      </w:r>
+      <w:r>
+        <w:t xml:space="preserve"> </w:t>
+      </w:r>
+      <w:r>
+        <w:t xml:space="preserve">(77)</w:t>
+      </w:r>
+      <w:r>
+        <w:t xml:space="preserve"> </w:t>
+      </w:r>
+      <w:r>
+        <w:t xml:space="preserve">may partially explain why states in this region experience high incidence but comparatively lower mortality, resulting in a clear regional mismatch between disease occurrence and survival.</w:t>
       </w:r>
     </w:p>
     <w:p>
@@ -2532,34 +4132,43 @@
         <w:pStyle w:val="BodyText"/>
       </w:pPr>
       <w:r>
-        <w:t xml:space="preserve">Beyond healthcare delivery factors, emerging evidence points to biological mechanisms underlying sex-based disparities in BC. Differences in immune surveillance, hormonal milieu, hormone receptor signaling, and genetic or epigenetic alterations have been implicated</w:t>
-      </w:r>
-      <w:r>
-        <w:t xml:space="preserve"> </w:t>
-      </w:r>
-      <w:r>
-        <w:t xml:space="preserve">(69)</w:t>
-      </w:r>
-      <w:r>
-        <w:t xml:space="preserve">. For example, androgen signaling may promote oncogenic pathways in men, whereas sex-specific immune responses may influence tumor behavior and progression in women</w:t>
-      </w:r>
-      <w:r>
-        <w:t xml:space="preserve"> </w:t>
-      </w:r>
-      <w:r>
-        <w:t xml:space="preserve">(70,71)</w:t>
-      </w:r>
-      <w:r>
-        <w:t xml:space="preserve">. Importantly, these differences persist even after adjustment for known exposures such as smoking and occupational hazards</w:t>
-      </w:r>
-      <w:r>
-        <w:t xml:space="preserve"> </w:t>
-      </w:r>
-      <w:r>
-        <w:t xml:space="preserve">(8)</w:t>
-      </w:r>
-      <w:r>
-        <w:t xml:space="preserve">. Ongoing research into sex hormones, immune checkpoints, and tumor genomics may help clarify why men are disproportionately affected by BC and why women experience worse outcomes once diagnosed.</w:t>
+        <w:t xml:space="preserve">Hawaii represents a notable outlier, with consistently low BC incidence and mortality. Several factors likely contribute to this favorable profile, including a predominantly Asian and Pacific Islander population, which has historically lower BC risk compared with non-Hispanic White populations</w:t>
+      </w:r>
+      <w:r>
+        <w:t xml:space="preserve"> </w:t>
+      </w:r>
+      <w:r>
+        <w:t xml:space="preserve">(78)</w:t>
+      </w:r>
+      <w:r>
+        <w:t xml:space="preserve">, low adult smoking prevalence</w:t>
+      </w:r>
+      <w:r>
+        <w:t xml:space="preserve"> </w:t>
+      </w:r>
+      <w:r>
+        <w:t xml:space="preserve">(79)</w:t>
+      </w:r>
+      <w:r>
+        <w:t xml:space="preserve">, and strong tobacco control policies</w:t>
+      </w:r>
+      <w:r>
+        <w:t xml:space="preserve"> </w:t>
+      </w:r>
+      <w:r>
+        <w:t xml:space="preserve">(80)</w:t>
+      </w:r>
+      <w:r>
+        <w:t xml:space="preserve">. In addition, industrial and environmental carcinogen exposures are generally less prevalent, and access to healthcare and insurance coverage is relatively high</w:t>
+      </w:r>
+      <w:r>
+        <w:t xml:space="preserve"> </w:t>
+      </w:r>
+      <w:r>
+        <w:t xml:space="preserve">(81)</w:t>
+      </w:r>
+      <w:r>
+        <w:t xml:space="preserve">. Together, these demographic, behavioral, and structural factors likely explain Hawaii’s consistently low BC burden, underscoring the potential impact of comprehensive prevention and access-to-care strategies.</w:t>
       </w:r>
     </w:p>
     <w:p>
@@ -2567,196 +4176,7 @@
         <w:pStyle w:val="BodyText"/>
       </w:pPr>
       <w:r>
-        <w:t xml:space="preserve">Geographic disparities observed in this study align with previous reports demonstrating the highest BC incidence among men and in Northeastern states, including Maine, New Hampshire, and Vermont</w:t>
-      </w:r>
-      <w:r>
-        <w:t xml:space="preserve"> </w:t>
-      </w:r>
-      <w:r>
-        <w:t xml:space="preserve">(16)</w:t>
-      </w:r>
-      <w:r>
-        <w:t xml:space="preserve">. These patterns cannot be explained by smoking alone</w:t>
-      </w:r>
-      <w:r>
-        <w:t xml:space="preserve"> </w:t>
-      </w:r>
-      <w:r>
-        <w:t xml:space="preserve">(12)</w:t>
-      </w:r>
-      <w:r>
-        <w:t xml:space="preserve">. Environmental carcinogens, particularly arsenic contamination of drinking water from private domestic wells, have been implicated in elevated incidence in New England</w:t>
-      </w:r>
-      <w:r>
-        <w:t xml:space="preserve"> </w:t>
-      </w:r>
-      <w:r>
-        <w:t xml:space="preserve">(12,13)</w:t>
-      </w:r>
-      <w:r>
-        <w:t xml:space="preserve">.</w:t>
-      </w:r>
-      <w:r>
-        <w:t xml:space="preserve"> </w:t>
-      </w:r>
-      <w:r>
-        <w:t xml:space="preserve">Recent declines in incidence in some Northeastern states may reflect improvements in water treatment and broader public health interventions</w:t>
-      </w:r>
-      <w:r>
-        <w:t xml:space="preserve"> </w:t>
-      </w:r>
-      <w:r>
-        <w:t xml:space="preserve">(72)</w:t>
-      </w:r>
-      <w:r>
-        <w:t xml:space="preserve">. For example, professionally installed and maintained household arsenic treatment systems in Maine and New Jersey have achieved substantial reductions in exposure and associated cancer risk</w:t>
-      </w:r>
-      <w:r>
-        <w:t xml:space="preserve"> </w:t>
-      </w:r>
-      <w:r>
-        <w:t xml:space="preserve">(73)</w:t>
-      </w:r>
-      <w:r>
-        <w:t xml:space="preserve">, although incomplete effectiveness in a subset of systems highlights the need for continued monitoring and maintenance. Regulatory actions, such as New Hampshire’s adoption of a stricter arsenic standard for public drinking water in 2021</w:t>
-      </w:r>
-      <w:r>
-        <w:t xml:space="preserve"> </w:t>
-      </w:r>
-      <w:r>
-        <w:t xml:space="preserve">(74)</w:t>
-      </w:r>
-      <w:r>
-        <w:t xml:space="preserve">, represent important steps toward long-term risk reduction, although the long latency of BC means that benefits may take decades to fully emerge.</w:t>
-      </w:r>
-      <w:r>
-        <w:t xml:space="preserve"> </w:t>
-      </w:r>
-      <w:r>
-        <w:t xml:space="preserve">However, interstate comparisons within the Northeast should be interpreted cautiously. States such as New York differ substantially from more rural neighboring states in terms of population density, reliance on private domestic wells, and patterns of environmental exposure, which may partially explain observed differences in temporal trends independent of policy effectiveness.</w:t>
-      </w:r>
-    </w:p>
-    <w:p>
-      <w:pPr>
-        <w:pStyle w:val="BodyText"/>
-      </w:pPr>
-      <w:r>
-        <w:t xml:space="preserve">In contrast, several states in the South and West exhibit disproportionately high BC mortality despite more moderate incidence. Nevada and Southern states such as West Virginia, Kentucky, and Alabama demonstrated some of the highest age-standardized mortality rates, consistent with prior studies</w:t>
-      </w:r>
-      <w:r>
-        <w:t xml:space="preserve"> </w:t>
-      </w:r>
-      <w:r>
-        <w:t xml:space="preserve">(19,75)</w:t>
-      </w:r>
-      <w:r>
-        <w:t xml:space="preserve">. Elevated mortality in these regions may reflect higher smoking-attributable cancer burdens</w:t>
-      </w:r>
-      <w:r>
-        <w:t xml:space="preserve"> </w:t>
-      </w:r>
-      <w:r>
-        <w:t xml:space="preserve">(76)</w:t>
-      </w:r>
-      <w:r>
-        <w:t xml:space="preserve">, greater rurality</w:t>
-      </w:r>
-      <w:r>
-        <w:t xml:space="preserve"> </w:t>
-      </w:r>
-      <w:r>
-        <w:t xml:space="preserve">(77,78)</w:t>
-      </w:r>
-      <w:r>
-        <w:t xml:space="preserve">, and reduced access to timely diagnostic and treatment services</w:t>
-      </w:r>
-      <w:r>
-        <w:t xml:space="preserve"> </w:t>
-      </w:r>
-      <w:r>
-        <w:t xml:space="preserve">(78,79)</w:t>
-      </w:r>
-      <w:r>
-        <w:t xml:space="preserve">. Lower insurance coverage and longer travel distances to specialized care centers may further contribute to delayed diagnosis and worse outcomes</w:t>
-      </w:r>
-      <w:r>
-        <w:t xml:space="preserve"> </w:t>
-      </w:r>
-      <w:r>
-        <w:t xml:space="preserve">(80)</w:t>
-      </w:r>
-      <w:r>
-        <w:t xml:space="preserve">. By contrast, the Northeast’s relatively low uninsured rates</w:t>
-      </w:r>
-      <w:r>
-        <w:t xml:space="preserve"> </w:t>
-      </w:r>
-      <w:r>
-        <w:t xml:space="preserve">(81)</w:t>
-      </w:r>
-      <w:r>
-        <w:t xml:space="preserve"> </w:t>
-      </w:r>
-      <w:r>
-        <w:t xml:space="preserve">may partially explain why states in this region experience high incidence but comparatively lower mortality, resulting in a clear regional mismatch between disease occurrence and survival.</w:t>
-      </w:r>
-    </w:p>
-    <w:p>
-      <w:pPr>
-        <w:pStyle w:val="BodyText"/>
-      </w:pPr>
-      <w:r>
-        <w:t xml:space="preserve">Hawaii represents a notable outlier, with consistently low BC incidence and mortality. Several factors likely contribute to this favorable profile, including a predominantly Asian and Pacific Islander population, which has historically lower BC risk compared with non-Hispanic White populations</w:t>
-      </w:r>
-      <w:r>
-        <w:t xml:space="preserve"> </w:t>
-      </w:r>
-      <w:r>
-        <w:t xml:space="preserve">(82)</w:t>
-      </w:r>
-      <w:r>
-        <w:t xml:space="preserve">, low adult smoking prevalence</w:t>
-      </w:r>
-      <w:r>
-        <w:t xml:space="preserve"> </w:t>
-      </w:r>
-      <w:r>
-        <w:t xml:space="preserve">(83)</w:t>
-      </w:r>
-      <w:r>
-        <w:t xml:space="preserve">, and strong tobacco control policies</w:t>
-      </w:r>
-      <w:r>
-        <w:t xml:space="preserve"> </w:t>
-      </w:r>
-      <w:r>
-        <w:t xml:space="preserve">(84)</w:t>
-      </w:r>
-      <w:r>
-        <w:t xml:space="preserve">. In addition, industrial and environmental carcinogen exposures are generally less prevalent, and access to healthcare and insurance coverage is relatively high</w:t>
-      </w:r>
-      <w:r>
-        <w:t xml:space="preserve"> </w:t>
-      </w:r>
-      <w:r>
-        <w:t xml:space="preserve">(85)</w:t>
-      </w:r>
-      <w:r>
-        <w:t xml:space="preserve">. Together, these demographic, behavioral, and structural factors likely explain Hawaii’s consistently low BC burden, underscoring the potential impact of comprehensive prevention and access-to-care strategies.</w:t>
-      </w:r>
-    </w:p>
-    <w:p>
-      <w:pPr>
-        <w:pStyle w:val="BodyText"/>
-      </w:pPr>
-      <w:r>
-        <w:t xml:space="preserve">The strengths of this study include the use of robust, population-based estimates to examine long-term temporal trends and state-level disparities in BC burden across the U.S. Nevertheless, several limitations merit consideration. GBD estimates rely on modeled data due to incomplete or heterogeneous primary data sources, which may introduce uncertainty, particularly in states with sparse reporting. Although advanced statistical methods are used to mitigate these limitations, some degree of imprecision is unavoidable. Additionally, the inherent lag in GBD data availability means that trends beyond 2021 are not captured. Finally, this analysis is primarily descriptive and does not directly evaluate individual-level risk factors or clinical characteristics, limiting causal inference regarding the drivers of observed patterns.</w:t>
-      </w:r>
-      <w:r>
-        <w:t xml:space="preserve"> </w:t>
-      </w:r>
-      <w:r>
-        <w:t xml:space="preserve">Most of the trends reported in this study are age-standardized; therefore, discrepancies with surveillance systems that report crude or partially adjusted rates, such as some Centers for Disease Control and Prevention (CDC) summaries, likely reflect methodological differences rather than true epidemiological disagreement. Notably, Nevada remained among the states with persistently elevated mortality trends even after age standardization.</w:t>
+        <w:t xml:space="preserve">The strengths of this study include the use of robust, population-based estimates to examine long-term temporal trends and state-level disparities in BC burden across the U.S. Nevertheless, several limitations merit consideration. GBD estimates rely on modeled data due to incomplete or heterogeneous primary data sources, which may introduce uncertainty, particularly in states with sparse reporting. Although advanced statistical methods are used to mitigate these limitations, some degree of imprecision is unavoidable. Additionally, the inherent lag in GBD data availability means that trends beyond 2021 are not captured. Finally, this analysis is primarily descriptive and does not directly evaluate individual-level risk factors or clinical characteristics, limiting causal inference regarding the drivers of observed patterns. Most of the trends reported in this study are age-standardized; therefore, discrepancies with surveillance systems that report crude or partially adjusted rates, such as some Centers for Disease Control and Prevention (CDC) summaries, likely reflect methodological differences rather than true epidemiological disagreement. Notably, Nevada remained among the states with persistently elevated mortality trends even after age standardization.</w:t>
       </w:r>
     </w:p>
     <w:bookmarkEnd w:id="69"/>
@@ -2774,65 +4194,11 @@
         <w:pStyle w:val="FirstParagraph"/>
       </w:pPr>
       <w:r>
-        <w:t xml:space="preserve">BC remains a major public health challenge in the U.S., characterized by pronounced</w:t>
-      </w:r>
-      <w:r>
-        <w:t xml:space="preserve"> </w:t>
-      </w:r>
-      <w:r>
-        <w:t xml:space="preserve">geographic, demographic, and sex-based disparities. Although national trends indicate modest</w:t>
-      </w:r>
-      <w:r>
-        <w:t xml:space="preserve"> </w:t>
-      </w:r>
-      <w:r>
-        <w:t xml:space="preserve">improvements in several burden measures, substantial heterogeneity persists across states, with</w:t>
-      </w:r>
-      <w:r>
-        <w:t xml:space="preserve"> </w:t>
-      </w:r>
-      <w:r>
-        <w:t xml:space="preserve">disproportionate burden in regions affected by environmental exposures, population aging, and</w:t>
-      </w:r>
-      <w:r>
-        <w:t xml:space="preserve"> </w:t>
-      </w:r>
-      <w:r>
-        <w:t xml:space="preserve">inequities in healthcare access. These findings underscore the need for region-specific prevention</w:t>
-      </w:r>
-      <w:r>
-        <w:t xml:space="preserve"> </w:t>
-      </w:r>
-      <w:r>
-        <w:t xml:space="preserve">strategies, improved diagnostic equity, and strengthened surveillance systems. Prioritizing</w:t>
-      </w:r>
-      <w:r>
-        <w:t xml:space="preserve"> </w:t>
-      </w:r>
-      <w:r>
-        <w:t xml:space="preserve">modifiable risk factor reduction alongside expanded access to timely detection and high-quality</w:t>
-      </w:r>
-      <w:r>
-        <w:t xml:space="preserve"> </w:t>
-      </w:r>
-      <w:r>
-        <w:t xml:space="preserve">care will be essential to reducing disparities and mitigating the long-term burden of this costly</w:t>
-      </w:r>
-      <w:r>
-        <w:t xml:space="preserve"> </w:t>
-      </w:r>
-      <w:r>
-        <w:t xml:space="preserve">and largely preventable disease.</w:t>
-      </w:r>
-      <w:r>
-        <w:t xml:space="preserve"> </w:t>
-      </w:r>
-      <w:r>
-        <w:t xml:space="preserve">Future research should integrate health economic analyses to evaluate the cost-effectiveness of reallocating healthcare resources toward primary prevention and early detection, relative to the current emphasis on late-stage treatment. Such work could provide critical evidence to inform policy decisions aimed at optimizing healthcare spending while reducing the long-term burden of BC in the U.S.</w:t>
+        <w:t xml:space="preserve">BC burden in the U.S. remains unevenly distributed, with persistent state-level disparities driven by environmental, demographic, and healthcare access factors. While national trends show modest improvement, targeted interventions focusing on prevention and early detection are needed. Future economic analyses should evaluate resource reallocation from late-stage treatment to prevention to optimize healthcare spending and reduce long-term disease burden.</w:t>
       </w:r>
     </w:p>
     <w:bookmarkEnd w:id="70"/>
-    <w:bookmarkStart w:id="73" w:name="supporting-files"/>
+    <w:bookmarkStart w:id="74" w:name="supporting-files"/>
     <w:p>
       <w:pPr>
         <w:pStyle w:val="Heading1"/>
@@ -2848,6 +4214,42 @@
       <w:r>
         <w:t xml:space="preserve">Supporting Files are provided as appendices to the manuscript and are also publicly accessible at the links below:</w:t>
       </w:r>
+    </w:p>
+    <w:p>
+      <w:pPr>
+        <w:numPr>
+          <w:ilvl w:val="0"/>
+          <w:numId w:val="1007"/>
+        </w:numPr>
+      </w:pPr>
+      <w:r>
+        <w:rPr>
+          <w:b/>
+          <w:bCs/>
+        </w:rPr>
+        <w:t xml:space="preserve">Percentage change between 1980 and 2021</w:t>
+      </w:r>
+      <w:r>
+        <w:br/>
+      </w:r>
+      <w:r>
+        <w:t xml:space="preserve">Percentage change in age-standardized rates between 1980 and 2021 in the U.S. compared with competing countries. Bars and error lines indicate mean percentage change and 95% confidence intervals. Green, yellow, and red denote significant decrease, non-significant change, and significant increase, respectively. This table is available from the project’s</w:t>
+      </w:r>
+      <w:r>
+        <w:t xml:space="preserve"> </w:t>
+      </w:r>
+      <w:hyperlink r:id="rId71">
+        <w:r>
+          <w:rPr>
+            <w:rStyle w:val="Hyperlink"/>
+          </w:rPr>
+          <w:t xml:space="preserve">GitHub repository</w:t>
+        </w:r>
+      </w:hyperlink>
+      <w:r>
+        <w:t xml:space="preserve">.</w:t>
+      </w:r>
+      <w:hyperlink r:id="rId72"/>
     </w:p>
     <w:p>
       <w:pPr>
@@ -2872,7 +4274,7 @@
       <w:r>
         <w:t xml:space="preserve"> </w:t>
       </w:r>
-      <w:hyperlink r:id="rId60">
+      <w:hyperlink r:id="rId58">
         <w:r>
           <w:rPr>
             <w:rStyle w:val="Hyperlink"/>
@@ -2881,9 +4283,9 @@
         </w:r>
       </w:hyperlink>
       <w:r>
-        <w:t xml:space="preserve">.</w:t>
-      </w:r>
-      <w:hyperlink r:id="rId71"/>
+        <w:t xml:space="preserve">. States are abbreviated as DALYs: Disability-Adjusted Life Year; YLDs: Years Lived with Disability; YLLs: Years of Life Lost; European Union: EU; SDI: Socio-Demographic Index; Alabama: AL; Alaska: AK; Arizona: AZ; Arkansas: AR; California: CA; Colorado: CO; Connecticut: CT; Delaware: DE; District of Columbia: DC; Florida: FL; Georgia: GA; Hawaii: HI; Idaho: ID; Illinois: IL; Indiana: IN; Iowa: IA; Kansas: KS; Kentucky: KY; Louisiana: LA; Maine: ME; Maryland: MD; Massachusetts: MA; Michigan: MI; Minnesota: MN; Mississippi: MS; Missouri: MO; Montana: MT; Nebraska: NE; Nevada: NV; New Hampshire: NH; New Jersey: NJ; New Mexico: NM; New York: NY; North Carolina: NC; North Dakota: ND; Ohio: OH; Oklahoma: OK; Oregon: OR; Pennsylvania: PA; Rhode Island: RI; South Carolina: SC; South Dakota: SD; Tennessee: TN; Texas: TX; Utah: UT; Vermont: VT; Virginia: VA; Washington: WA; West Virginia: WV; Wisconsin: WI; Wyoming: WY; .</w:t>
+      </w:r>
+      <w:hyperlink r:id="rId72"/>
     </w:p>
     <w:p>
       <w:pPr>
@@ -2908,7 +4310,7 @@
       <w:r>
         <w:t xml:space="preserve"> </w:t>
       </w:r>
-      <w:hyperlink r:id="rId51">
+      <w:hyperlink r:id="rId49">
         <w:r>
           <w:rPr>
             <w:rStyle w:val="Hyperlink"/>
@@ -2919,7 +4321,7 @@
       <w:r>
         <w:t xml:space="preserve">.</w:t>
       </w:r>
-      <w:hyperlink r:id="rId71"/>
+      <w:hyperlink r:id="rId72"/>
     </w:p>
     <w:p>
       <w:pPr>
@@ -2944,7 +4346,7 @@
       <w:r>
         <w:t xml:space="preserve"> </w:t>
       </w:r>
-      <w:hyperlink r:id="rId52">
+      <w:hyperlink r:id="rId50">
         <w:r>
           <w:rPr>
             <w:rStyle w:val="Hyperlink"/>
@@ -2955,7 +4357,7 @@
       <w:r>
         <w:t xml:space="preserve">.</w:t>
       </w:r>
-      <w:hyperlink r:id="rId71"/>
+      <w:hyperlink r:id="rId72"/>
     </w:p>
     <w:p>
       <w:pPr>
@@ -2980,7 +4382,7 @@
       <w:r>
         <w:t xml:space="preserve"> </w:t>
       </w:r>
-      <w:hyperlink r:id="rId72">
+      <w:hyperlink r:id="rId73">
         <w:r>
           <w:rPr>
             <w:rStyle w:val="Hyperlink"/>
@@ -2991,7 +4393,7 @@
       <w:r>
         <w:t xml:space="preserve">.</w:t>
       </w:r>
-      <w:hyperlink r:id="rId71"/>
+      <w:hyperlink r:id="rId72"/>
     </w:p>
     <w:p>
       <w:pPr>
@@ -3016,7 +4418,7 @@
       <w:r>
         <w:t xml:space="preserve"> </w:t>
       </w:r>
-      <w:hyperlink r:id="rId53">
+      <w:hyperlink r:id="rId51">
         <w:r>
           <w:rPr>
             <w:rStyle w:val="Hyperlink"/>
@@ -3027,10 +4429,10 @@
       <w:r>
         <w:t xml:space="preserve">.</w:t>
       </w:r>
-      <w:hyperlink r:id="rId71"/>
-    </w:p>
-    <w:bookmarkEnd w:id="73"/>
-    <w:bookmarkStart w:id="79" w:name="statements"/>
+      <w:hyperlink r:id="rId72"/>
+    </w:p>
+    <w:bookmarkEnd w:id="74"/>
+    <w:bookmarkStart w:id="80" w:name="statements"/>
     <w:p>
       <w:pPr>
         <w:pStyle w:val="Heading1"/>
@@ -3039,7 +4441,7 @@
         <w:t xml:space="preserve">7. Statements</w:t>
       </w:r>
     </w:p>
-    <w:bookmarkStart w:id="74" w:name="contributions"/>
+    <w:bookmarkStart w:id="75" w:name="contributions"/>
     <w:p>
       <w:pPr>
         <w:pStyle w:val="Heading2"/>
@@ -3242,8 +4644,8 @@
         <w:t xml:space="preserve">Wassim Kassouf;</w:t>
       </w:r>
     </w:p>
-    <w:bookmarkEnd w:id="74"/>
-    <w:bookmarkStart w:id="75" w:name="acknowledgments"/>
+    <w:bookmarkEnd w:id="75"/>
+    <w:bookmarkStart w:id="76" w:name="acknowledgments"/>
     <w:p>
       <w:pPr>
         <w:pStyle w:val="Heading2"/>
@@ -3257,112 +4659,94 @@
         <w:pStyle w:val="FirstParagraph"/>
       </w:pPr>
       <w:r>
+        <w:t xml:space="preserve">None.</w:t>
+      </w:r>
+    </w:p>
+    <w:bookmarkEnd w:id="76"/>
+    <w:bookmarkStart w:id="77" w:name="transparency-statement"/>
+    <w:p>
+      <w:pPr>
+        <w:pStyle w:val="Heading2"/>
+      </w:pPr>
+      <w:r>
+        <w:t xml:space="preserve">7.3 Transparency Statement</w:t>
+      </w:r>
+    </w:p>
+    <w:p>
+      <w:pPr>
+        <w:pStyle w:val="FirstParagraph"/>
+      </w:pPr>
+      <w:r>
+        <w:t xml:space="preserve">The lead author, Alireza Sadeghi, affirms that this manuscript is an honest, accurate, and transparent account of the study being reported; that no important aspects of the study have been omitted; and that any discrepancies from the study as planned (and, if relevant, registered) have been explained.</w:t>
+      </w:r>
+    </w:p>
+    <w:bookmarkEnd w:id="77"/>
+    <w:bookmarkStart w:id="78" w:name="data-availability-statement"/>
+    <w:p>
+      <w:pPr>
+        <w:pStyle w:val="Heading2"/>
+      </w:pPr>
+      <w:r>
+        <w:t xml:space="preserve">7.4 Data Availability Statement</w:t>
+      </w:r>
+    </w:p>
+    <w:p>
+      <w:pPr>
+        <w:pStyle w:val="FirstParagraph"/>
+      </w:pPr>
+      <w:r>
+        <w:t xml:space="preserve">All data are publicly available through the</w:t>
+      </w:r>
+      <w:r>
+        <w:t xml:space="preserve"> </w:t>
+      </w:r>
+      <w:hyperlink r:id="rId32">
+        <w:r>
+          <w:rPr>
+            <w:rStyle w:val="Hyperlink"/>
+          </w:rPr>
+          <w:t xml:space="preserve">Global Health Data Exchange (GHDx)</w:t>
+        </w:r>
+      </w:hyperlink>
+      <w:r>
+        <w:t xml:space="preserve">. The complete analytic workflow, including cleaned datasets and all code required to reproduce the analyses, figures, and tables presented in this manuscript, is available in the study’s</w:t>
+      </w:r>
+      <w:r>
+        <w:t xml:space="preserve"> </w:t>
+      </w:r>
+      <w:hyperlink r:id="rId35">
+        <w:r>
+          <w:rPr>
+            <w:rStyle w:val="Hyperlink"/>
+          </w:rPr>
+          <w:t xml:space="preserve">GitHub repository</w:t>
+        </w:r>
+      </w:hyperlink>
+      <w:r>
+        <w:t xml:space="preserve">. Data are provided in R’s native binary format (RDS). Full reproducibility can be achieved by cloning the repository and rendering the project using the supplied scripts and documentation.</w:t>
+      </w:r>
+    </w:p>
+    <w:bookmarkEnd w:id="78"/>
+    <w:bookmarkStart w:id="79" w:name="conflicts-of-interest"/>
+    <w:p>
+      <w:pPr>
+        <w:pStyle w:val="Heading2"/>
+      </w:pPr>
+      <w:r>
+        <w:t xml:space="preserve">7.5 Conflicts of Interest</w:t>
+      </w:r>
+    </w:p>
+    <w:p>
+      <w:pPr>
+        <w:pStyle w:val="FirstParagraph"/>
+      </w:pPr>
+      <w:r>
         <w:t xml:space="preserve">The authors declare no conflicts of interest.</w:t>
       </w:r>
     </w:p>
-    <w:bookmarkEnd w:id="75"/>
-    <w:bookmarkStart w:id="76" w:name="transparency-statement"/>
-    <w:p>
-      <w:pPr>
-        <w:pStyle w:val="Heading2"/>
-      </w:pPr>
-      <w:r>
-        <w:t xml:space="preserve">7.3 Transparency Statement</w:t>
-      </w:r>
-    </w:p>
-    <w:p>
-      <w:pPr>
-        <w:pStyle w:val="FirstParagraph"/>
-      </w:pPr>
-      <w:r>
-        <w:t xml:space="preserve">The lead author, Alireza Sadeghi, affirms that this manuscript is an honest, accurate, and</w:t>
-      </w:r>
-      <w:r>
-        <w:t xml:space="preserve"> </w:t>
-      </w:r>
-      <w:r>
-        <w:t xml:space="preserve">transparent account of the study being reported; that no important aspects of the study have been</w:t>
-      </w:r>
-      <w:r>
-        <w:t xml:space="preserve"> </w:t>
-      </w:r>
-      <w:r>
-        <w:t xml:space="preserve">omitted; and that any discrepancies from the study as planned (and, if relevant, registered) have</w:t>
-      </w:r>
-      <w:r>
-        <w:t xml:space="preserve"> </w:t>
-      </w:r>
-      <w:r>
-        <w:t xml:space="preserve">been explained.</w:t>
-      </w:r>
-    </w:p>
-    <w:bookmarkEnd w:id="76"/>
-    <w:bookmarkStart w:id="77" w:name="data-availability-statement"/>
-    <w:p>
-      <w:pPr>
-        <w:pStyle w:val="Heading2"/>
-      </w:pPr>
-      <w:r>
-        <w:t xml:space="preserve">7.4 Data Availability Statement</w:t>
-      </w:r>
-    </w:p>
-    <w:p>
-      <w:pPr>
-        <w:pStyle w:val="FirstParagraph"/>
-      </w:pPr>
-      <w:r>
-        <w:t xml:space="preserve">All data are publicly available through the</w:t>
-      </w:r>
-      <w:r>
-        <w:t xml:space="preserve"> </w:t>
-      </w:r>
-      <w:hyperlink r:id="rId32">
-        <w:r>
-          <w:rPr>
-            <w:rStyle w:val="Hyperlink"/>
-          </w:rPr>
-          <w:t xml:space="preserve">Global Health Data Exchange (GHDx)</w:t>
-        </w:r>
-      </w:hyperlink>
-      <w:r>
-        <w:t xml:space="preserve">. The complete analytic workflow, including cleaned datasets and all code required to reproduce the analyses, figures, and tables presented in this manuscript, is available in the study’s</w:t>
-      </w:r>
-      <w:r>
-        <w:t xml:space="preserve"> </w:t>
-      </w:r>
-      <w:hyperlink r:id="rId35">
-        <w:r>
-          <w:rPr>
-            <w:rStyle w:val="Hyperlink"/>
-          </w:rPr>
-          <w:t xml:space="preserve">GitHub repository</w:t>
-        </w:r>
-      </w:hyperlink>
-      <w:r>
-        <w:t xml:space="preserve">. Data are provided in R’s native binary format (RDS). Full reproducibility can be achieved by cloning the repository and rendering the project using the supplied scripts and documentation.</w:t>
-      </w:r>
-    </w:p>
-    <w:bookmarkEnd w:id="77"/>
-    <w:bookmarkStart w:id="78" w:name="conflicts-of-interest"/>
-    <w:p>
-      <w:pPr>
-        <w:pStyle w:val="Heading2"/>
-      </w:pPr>
-      <w:r>
-        <w:t xml:space="preserve">7.5 Conflicts of Interest</w:t>
-      </w:r>
-    </w:p>
-    <w:p>
-      <w:pPr>
-        <w:pStyle w:val="FirstParagraph"/>
-      </w:pPr>
-      <w:r>
-        <w:t xml:space="preserve">The authors declare no conflicts of interest.</w:t>
-      </w:r>
-    </w:p>
-    <w:bookmarkEnd w:id="78"/>
     <w:bookmarkEnd w:id="79"/>
-    <w:bookmarkStart w:id="243" w:name="references"/>
+    <w:bookmarkEnd w:id="80"/>
+    <w:bookmarkStart w:id="234" w:name="references"/>
     <w:p>
       <w:pPr>
         <w:pStyle w:val="Heading1"/>
@@ -3371,8 +4755,8 @@
         <w:t xml:space="preserve">References</w:t>
       </w:r>
     </w:p>
-    <w:bookmarkStart w:id="242" w:name="refs"/>
-    <w:bookmarkStart w:id="81" w:name="ref-RN1"/>
+    <w:bookmarkStart w:id="233" w:name="refs"/>
+    <w:bookmarkStart w:id="82" w:name="ref-RN1"/>
     <w:p>
       <w:pPr>
         <w:pStyle w:val="Bibliography"/>
@@ -3392,7 +4776,7 @@
       <w:r>
         <w:t xml:space="preserve"> </w:t>
       </w:r>
-      <w:hyperlink r:id="rId80">
+      <w:hyperlink r:id="rId81">
         <w:r>
           <w:rPr>
             <w:rStyle w:val="Hyperlink"/>
@@ -3401,8 +4785,8 @@
         </w:r>
       </w:hyperlink>
     </w:p>
-    <w:bookmarkEnd w:id="81"/>
-    <w:bookmarkStart w:id="83" w:name="ref-RN2"/>
+    <w:bookmarkEnd w:id="82"/>
+    <w:bookmarkStart w:id="84" w:name="ref-RN2"/>
     <w:p>
       <w:pPr>
         <w:pStyle w:val="Bibliography"/>
@@ -3422,7 +4806,7 @@
       <w:r>
         <w:t xml:space="preserve"> </w:t>
       </w:r>
-      <w:hyperlink r:id="rId82">
+      <w:hyperlink r:id="rId83">
         <w:r>
           <w:rPr>
             <w:rStyle w:val="Hyperlink"/>
@@ -3437,8 +4821,8 @@
         <w:t xml:space="preserve"> </w:t>
       </w:r>
     </w:p>
-    <w:bookmarkEnd w:id="83"/>
-    <w:bookmarkStart w:id="85" w:name="ref-RN3"/>
+    <w:bookmarkEnd w:id="84"/>
+    <w:bookmarkStart w:id="86" w:name="ref-RN3"/>
     <w:p>
       <w:pPr>
         <w:pStyle w:val="Bibliography"/>
@@ -3458,7 +4842,7 @@
       <w:r>
         <w:t xml:space="preserve"> </w:t>
       </w:r>
-      <w:hyperlink r:id="rId84">
+      <w:hyperlink r:id="rId85">
         <w:r>
           <w:rPr>
             <w:rStyle w:val="Hyperlink"/>
@@ -3467,8 +4851,8 @@
         </w:r>
       </w:hyperlink>
     </w:p>
-    <w:bookmarkEnd w:id="85"/>
-    <w:bookmarkStart w:id="87" w:name="ref-RN4"/>
+    <w:bookmarkEnd w:id="86"/>
+    <w:bookmarkStart w:id="88" w:name="ref-RN4"/>
     <w:p>
       <w:pPr>
         <w:pStyle w:val="Bibliography"/>
@@ -3488,7 +4872,7 @@
       <w:r>
         <w:t xml:space="preserve"> </w:t>
       </w:r>
-      <w:hyperlink r:id="rId86">
+      <w:hyperlink r:id="rId87">
         <w:r>
           <w:rPr>
             <w:rStyle w:val="Hyperlink"/>
@@ -3503,8 +4887,8 @@
         <w:t xml:space="preserve"> </w:t>
       </w:r>
     </w:p>
-    <w:bookmarkEnd w:id="87"/>
-    <w:bookmarkStart w:id="89" w:name="ref-RN5"/>
+    <w:bookmarkEnd w:id="88"/>
+    <w:bookmarkStart w:id="90" w:name="ref-RN5"/>
     <w:p>
       <w:pPr>
         <w:pStyle w:val="Bibliography"/>
@@ -3524,7 +4908,7 @@
       <w:r>
         <w:t xml:space="preserve"> </w:t>
       </w:r>
-      <w:hyperlink r:id="rId88">
+      <w:hyperlink r:id="rId89">
         <w:r>
           <w:rPr>
             <w:rStyle w:val="Hyperlink"/>
@@ -3539,8 +4923,8 @@
         <w:t xml:space="preserve"> </w:t>
       </w:r>
     </w:p>
-    <w:bookmarkEnd w:id="89"/>
-    <w:bookmarkStart w:id="91" w:name="ref-RN6"/>
+    <w:bookmarkEnd w:id="90"/>
+    <w:bookmarkStart w:id="92" w:name="ref-RN6"/>
     <w:p>
       <w:pPr>
         <w:pStyle w:val="Bibliography"/>
@@ -3560,7 +4944,7 @@
       <w:r>
         <w:t xml:space="preserve"> </w:t>
       </w:r>
-      <w:hyperlink r:id="rId90">
+      <w:hyperlink r:id="rId91">
         <w:r>
           <w:rPr>
             <w:rStyle w:val="Hyperlink"/>
@@ -3569,8 +4953,8 @@
         </w:r>
       </w:hyperlink>
     </w:p>
-    <w:bookmarkEnd w:id="91"/>
-    <w:bookmarkStart w:id="93" w:name="ref-RN7"/>
+    <w:bookmarkEnd w:id="92"/>
+    <w:bookmarkStart w:id="94" w:name="ref-RN7"/>
     <w:p>
       <w:pPr>
         <w:pStyle w:val="Bibliography"/>
@@ -3590,7 +4974,7 @@
       <w:r>
         <w:t xml:space="preserve"> </w:t>
       </w:r>
-      <w:hyperlink r:id="rId92">
+      <w:hyperlink r:id="rId93">
         <w:r>
           <w:rPr>
             <w:rStyle w:val="Hyperlink"/>
@@ -3599,8 +4983,8 @@
         </w:r>
       </w:hyperlink>
     </w:p>
-    <w:bookmarkEnd w:id="93"/>
-    <w:bookmarkStart w:id="95" w:name="ref-RN8"/>
+    <w:bookmarkEnd w:id="94"/>
+    <w:bookmarkStart w:id="96" w:name="ref-RN14"/>
     <w:p>
       <w:pPr>
         <w:pStyle w:val="Bibliography"/>
@@ -3615,12 +4999,2099 @@
         <w:t xml:space="preserve">	</w:t>
       </w:r>
       <w:r>
+        <w:t xml:space="preserve">Amin RW, Stafford B, Guttmann RP.</w:t>
+      </w:r>
+      <w:r>
+        <w:t xml:space="preserve"> </w:t>
+      </w:r>
+      <w:hyperlink r:id="rId95">
+        <w:r>
+          <w:rPr>
+            <w:rStyle w:val="Hyperlink"/>
+          </w:rPr>
+          <w:t xml:space="preserve">A spatial study of bladder cancer mortality and incidence in the contiguous US: 2000-2014</w:t>
+        </w:r>
+      </w:hyperlink>
+      <w:r>
+        <w:t xml:space="preserve">. Sci Total Environ. 2019;670:806–13.</w:t>
+      </w:r>
+      <w:r>
+        <w:t xml:space="preserve"> </w:t>
+      </w:r>
+    </w:p>
+    <w:bookmarkEnd w:id="96"/>
+    <w:bookmarkStart w:id="98" w:name="ref-RN15"/>
+    <w:p>
+      <w:pPr>
+        <w:pStyle w:val="Bibliography"/>
+      </w:pPr>
+      <w:r>
+        <w:t xml:space="preserve">9.</w:t>
+      </w:r>
+      <w:r>
+        <w:t xml:space="preserve"> </w:t>
+      </w:r>
+      <w:r>
+        <w:t xml:space="preserve">	</w:t>
+      </w:r>
+      <w:r>
+        <w:t xml:space="preserve">Ghazwani Y, Alghafees M, Suheb MK, Shafqat A, Sabbah BN, Arabi TZ, et al.</w:t>
+      </w:r>
+      <w:r>
+        <w:t xml:space="preserve"> </w:t>
+      </w:r>
+      <w:hyperlink r:id="rId97">
+        <w:r>
+          <w:rPr>
+            <w:rStyle w:val="Hyperlink"/>
+          </w:rPr>
+          <w:t xml:space="preserve">Trends in genitourinary cancer mortality in the united states: Analysis of the CDC-WONDER database 1999-2020</w:t>
+        </w:r>
+      </w:hyperlink>
+      <w:r>
+        <w:t xml:space="preserve">. Front Public Health. 2024;12:1354663.</w:t>
+      </w:r>
+      <w:r>
+        <w:t xml:space="preserve"> </w:t>
+      </w:r>
+    </w:p>
+    <w:bookmarkEnd w:id="98"/>
+    <w:bookmarkStart w:id="100" w:name="ref-RN16"/>
+    <w:p>
+      <w:pPr>
+        <w:pStyle w:val="Bibliography"/>
+      </w:pPr>
+      <w:r>
+        <w:t xml:space="preserve">10.</w:t>
+      </w:r>
+      <w:r>
+        <w:t xml:space="preserve"> </w:t>
+      </w:r>
+      <w:r>
+        <w:t xml:space="preserve">	</w:t>
+      </w:r>
+      <w:r>
+        <w:t xml:space="preserve">Schafer EJ, Jemal A, Wiese D, Sung H, Kratzer TB, Islami F, et al.</w:t>
+      </w:r>
+      <w:r>
+        <w:t xml:space="preserve"> </w:t>
+      </w:r>
+      <w:hyperlink r:id="rId99">
+        <w:r>
+          <w:rPr>
+            <w:rStyle w:val="Hyperlink"/>
+          </w:rPr>
+          <w:t xml:space="preserve">Disparities and trends in genitourinary cancer incidence and mortality in the USA</w:t>
+        </w:r>
+      </w:hyperlink>
+      <w:r>
+        <w:t xml:space="preserve">. Eur Urol. 2023;84(1):117–26.</w:t>
+      </w:r>
+      <w:r>
+        <w:t xml:space="preserve"> </w:t>
+      </w:r>
+    </w:p>
+    <w:bookmarkEnd w:id="100"/>
+    <w:bookmarkStart w:id="102" w:name="ref-RN17"/>
+    <w:p>
+      <w:pPr>
+        <w:pStyle w:val="Bibliography"/>
+      </w:pPr>
+      <w:r>
+        <w:t xml:space="preserve">11.</w:t>
+      </w:r>
+      <w:r>
+        <w:t xml:space="preserve"> </w:t>
+      </w:r>
+      <w:r>
+        <w:t xml:space="preserve">	</w:t>
+      </w:r>
+      <w:r>
+        <w:t xml:space="preserve">Smith ND, Prasad SM, Patel AR, Weiner AB, Pariser JJ, Razmaria A, et al.</w:t>
+      </w:r>
+      <w:r>
+        <w:t xml:space="preserve"> </w:t>
+      </w:r>
+      <w:hyperlink r:id="rId101">
+        <w:r>
+          <w:rPr>
+            <w:rStyle w:val="Hyperlink"/>
+          </w:rPr>
+          <w:t xml:space="preserve">Bladder cancer mortality in the united states: A geographic and temporal analysis of socioeconomic and environmental factors</w:t>
+        </w:r>
+      </w:hyperlink>
+      <w:r>
+        <w:t xml:space="preserve">. J Urol. 2016;195(2):290–6.</w:t>
+      </w:r>
+      <w:r>
+        <w:t xml:space="preserve"> </w:t>
+      </w:r>
+    </w:p>
+    <w:bookmarkEnd w:id="102"/>
+    <w:bookmarkStart w:id="104" w:name="ref-RN18"/>
+    <w:p>
+      <w:pPr>
+        <w:pStyle w:val="Bibliography"/>
+      </w:pPr>
+      <w:r>
+        <w:t xml:space="preserve">12.</w:t>
+      </w:r>
+      <w:r>
+        <w:t xml:space="preserve"> </w:t>
+      </w:r>
+      <w:r>
+        <w:t xml:space="preserve">	</w:t>
+      </w:r>
+      <w:r>
+        <w:t xml:space="preserve">Prevention NCI&amp;C for DC and. State cancer profiles [Internet]. Vol. 2025. 2023. Available from:</w:t>
+      </w:r>
+      <w:r>
+        <w:t xml:space="preserve"> </w:t>
+      </w:r>
+      <w:hyperlink r:id="rId103">
+        <w:r>
+          <w:rPr>
+            <w:rStyle w:val="Hyperlink"/>
+          </w:rPr>
+          <w:t xml:space="preserve">https://statecancerprofiles.cancer.gov/index.html</w:t>
+        </w:r>
+      </w:hyperlink>
+    </w:p>
+    <w:bookmarkEnd w:id="104"/>
+    <w:bookmarkStart w:id="106" w:name="ref-RN19"/>
+    <w:p>
+      <w:pPr>
+        <w:pStyle w:val="Bibliography"/>
+      </w:pPr>
+      <w:r>
+        <w:t xml:space="preserve">13.</w:t>
+      </w:r>
+      <w:r>
+        <w:t xml:space="preserve"> </w:t>
+      </w:r>
+      <w:r>
+        <w:t xml:space="preserve">	</w:t>
+      </w:r>
+      <w:r>
+        <w:t xml:space="preserve">Pompa IR, Qi D, Ghosh A, Goldberg SI, Chino F, Efstathiou JA, et al.</w:t>
+      </w:r>
+      <w:r>
+        <w:t xml:space="preserve"> </w:t>
+      </w:r>
+      <w:hyperlink r:id="rId105">
+        <w:r>
+          <w:rPr>
+            <w:rStyle w:val="Hyperlink"/>
+          </w:rPr>
+          <w:t xml:space="preserve">Longitudinal analysis of bladder cancer-specific mortality trends in the united states</w:t>
+        </w:r>
+      </w:hyperlink>
+      <w:r>
+        <w:t xml:space="preserve">. Bladder Cancer. 2023;9(4):345–53.</w:t>
+      </w:r>
+      <w:r>
+        <w:t xml:space="preserve"> </w:t>
+      </w:r>
+    </w:p>
+    <w:bookmarkEnd w:id="106"/>
+    <w:bookmarkStart w:id="108" w:name="ref-RN20"/>
+    <w:p>
+      <w:pPr>
+        <w:pStyle w:val="Bibliography"/>
+      </w:pPr>
+      <w:r>
+        <w:t xml:space="preserve">14.</w:t>
+      </w:r>
+      <w:r>
+        <w:t xml:space="preserve"> </w:t>
+      </w:r>
+      <w:r>
+        <w:t xml:space="preserve">	</w:t>
+      </w:r>
+      <w:r>
+        <w:t xml:space="preserve">Hasan S, Lazarev S, Garg M, Mehta K, Press RH, Chhabra A, et al.</w:t>
+      </w:r>
+      <w:r>
+        <w:t xml:space="preserve"> </w:t>
+      </w:r>
+      <w:hyperlink r:id="rId107">
+        <w:r>
+          <w:rPr>
+            <w:rStyle w:val="Hyperlink"/>
+          </w:rPr>
+          <w:t xml:space="preserve">Racial inequity and other social disparities in the diagnosis and management of bladder cancer</w:t>
+        </w:r>
+      </w:hyperlink>
+      <w:r>
+        <w:t xml:space="preserve">. Cancer Med. 2023;12(1):640–50.</w:t>
+      </w:r>
+      <w:r>
+        <w:t xml:space="preserve"> </w:t>
+      </w:r>
+    </w:p>
+    <w:bookmarkEnd w:id="108"/>
+    <w:bookmarkStart w:id="110" w:name="ref-RN22"/>
+    <w:p>
+      <w:pPr>
+        <w:pStyle w:val="Bibliography"/>
+      </w:pPr>
+      <w:r>
+        <w:t xml:space="preserve">15.</w:t>
+      </w:r>
+      <w:r>
+        <w:t xml:space="preserve"> </w:t>
+      </w:r>
+      <w:r>
+        <w:t xml:space="preserve">	</w:t>
+      </w:r>
+      <w:r>
+        <w:t xml:space="preserve">Sung H, Ferlay J, Siegel RL, Laversanne M, Soerjomataram I, Jemal A, et al.</w:t>
+      </w:r>
+      <w:r>
+        <w:t xml:space="preserve"> </w:t>
+      </w:r>
+      <w:hyperlink r:id="rId109">
+        <w:r>
+          <w:rPr>
+            <w:rStyle w:val="Hyperlink"/>
+          </w:rPr>
+          <w:t xml:space="preserve">Global cancer statistics 2020: GLOBOCAN estimates of incidence and mortality worldwide for 36 cancers in 185 countries</w:t>
+        </w:r>
+      </w:hyperlink>
+      <w:r>
+        <w:t xml:space="preserve">. CA Cancer J Clin. 2021;71(3):209–49.</w:t>
+      </w:r>
+      <w:r>
+        <w:t xml:space="preserve"> </w:t>
+      </w:r>
+    </w:p>
+    <w:bookmarkEnd w:id="110"/>
+    <w:bookmarkStart w:id="112" w:name="ref-RN23"/>
+    <w:p>
+      <w:pPr>
+        <w:pStyle w:val="Bibliography"/>
+      </w:pPr>
+      <w:r>
+        <w:t xml:space="preserve">16.</w:t>
+      </w:r>
+      <w:r>
+        <w:t xml:space="preserve"> </w:t>
+      </w:r>
+      <w:r>
+        <w:t xml:space="preserve">	</w:t>
+      </w:r>
+      <w:r>
+        <w:t xml:space="preserve">Liu S, Yang T, Na R, Hu M, Zhang L, Fu Y, et al.</w:t>
+      </w:r>
+      <w:r>
+        <w:t xml:space="preserve"> </w:t>
+      </w:r>
+      <w:hyperlink r:id="rId111">
+        <w:r>
+          <w:rPr>
+            <w:rStyle w:val="Hyperlink"/>
+          </w:rPr>
+          <w:t xml:space="preserve">The impact of female gender on bladder cancer-specific death risk after radical cystectomy: A meta-analysis of 27,912 patients</w:t>
+        </w:r>
+      </w:hyperlink>
+      <w:r>
+        <w:t xml:space="preserve">. Int Urol Nephrol. 2015;47(6):951–8.</w:t>
+      </w:r>
+      <w:r>
+        <w:t xml:space="preserve"> </w:t>
+      </w:r>
+    </w:p>
+    <w:bookmarkEnd w:id="112"/>
+    <w:bookmarkStart w:id="114" w:name="ref-ferrari2024"/>
+    <w:p>
+      <w:pPr>
+        <w:pStyle w:val="Bibliography"/>
+      </w:pPr>
+      <w:r>
+        <w:t xml:space="preserve">17.</w:t>
+      </w:r>
+      <w:r>
+        <w:t xml:space="preserve"> </w:t>
+      </w:r>
+      <w:r>
+        <w:t xml:space="preserve">	</w:t>
+      </w:r>
+      <w:r>
+        <w:t xml:space="preserve">Ferrari AJ, Santomauro DF, Aali A, Abate YH, Abbafati C, Abbastabar H, et al. Global incidence, prevalence, years lived with disability (YLDs), disability-adjusted life-years (DALYs), and healthy life expectancy (HALE) for 371 diseases and injuries in 204 countries and territories and 811 subnational locations, 1990</w:t>
+      </w:r>
+      <w:r>
+        <w:t xml:space="preserve">2021: a systematic analysis for the Global Burden of Disease Study 2021. The Lancet [Internet]. 2024 May;403(10440):2133–61. Available from:</w:t>
+      </w:r>
+      <w:r>
+        <w:t xml:space="preserve"> </w:t>
+      </w:r>
+      <w:hyperlink r:id="rId113">
+        <w:r>
+          <w:rPr>
+            <w:rStyle w:val="Hyperlink"/>
+          </w:rPr>
+          <w:t xml:space="preserve">http://dx.doi.org/10.1016/S0140-6736(24)00757-8</w:t>
+        </w:r>
+      </w:hyperlink>
+    </w:p>
+    <w:bookmarkEnd w:id="114"/>
+    <w:bookmarkStart w:id="116" w:name="ref-naghavi2024"/>
+    <w:p>
+      <w:pPr>
+        <w:pStyle w:val="Bibliography"/>
+      </w:pPr>
+      <w:r>
+        <w:t xml:space="preserve">18.</w:t>
+      </w:r>
+      <w:r>
+        <w:t xml:space="preserve"> </w:t>
+      </w:r>
+      <w:r>
+        <w:t xml:space="preserve">	</w:t>
+      </w:r>
+      <w:r>
+        <w:t xml:space="preserve">Naghavi M, Ong KL, Aali A, Ababneh HS, Abate YH, Abbafati C, et al. Global burden of 288 causes of death and life expectancy decomposition in 204 countries and territories and 811 subnational locations, 1990</w:t>
+      </w:r>
+      <w:r>
+        <w:t xml:space="preserve">2021: a systematic analysis for the Global Burden of Disease Study 2021. The Lancet [Internet]. 2024 May;403(10440):2100–32. Available from:</w:t>
+      </w:r>
+      <w:r>
+        <w:t xml:space="preserve"> </w:t>
+      </w:r>
+      <w:hyperlink r:id="rId115">
+        <w:r>
+          <w:rPr>
+            <w:rStyle w:val="Hyperlink"/>
+          </w:rPr>
+          <w:t xml:space="preserve">http://dx.doi.org/10.1016/s0140-6736(24)00367-2</w:t>
+        </w:r>
+      </w:hyperlink>
+    </w:p>
+    <w:bookmarkEnd w:id="116"/>
+    <w:bookmarkStart w:id="118" w:name="ref-feigin2021"/>
+    <w:p>
+      <w:pPr>
+        <w:pStyle w:val="Bibliography"/>
+      </w:pPr>
+      <w:r>
+        <w:t xml:space="preserve">19.</w:t>
+      </w:r>
+      <w:r>
+        <w:t xml:space="preserve"> </w:t>
+      </w:r>
+      <w:r>
+        <w:t xml:space="preserve">	</w:t>
+      </w:r>
+      <w:r>
+        <w:t xml:space="preserve">Feigin VL, Stark BA, Johnson CO, Roth GA, Bisignano C, Abady GG, et al. Global, regional, and national burden of stroke and its risk factors, 1990</w:t>
+      </w:r>
+      <w:r>
+        <w:t xml:space="preserve">2019: a systematic analysis for the Global Burden of Disease Study 2019. The Lancet Neurology [Internet]. 2021 Oct;20(10):795–820. Available from:</w:t>
+      </w:r>
+      <w:r>
+        <w:t xml:space="preserve"> </w:t>
+      </w:r>
+      <w:hyperlink r:id="rId117">
+        <w:r>
+          <w:rPr>
+            <w:rStyle w:val="Hyperlink"/>
+          </w:rPr>
+          <w:t xml:space="preserve">http://dx.doi.org/10.1016/s1474-4422(21)00252-0</w:t>
+        </w:r>
+      </w:hyperlink>
+    </w:p>
+    <w:bookmarkEnd w:id="118"/>
+    <w:bookmarkStart w:id="120" w:name="X4857e18fa263add03d367ee42aaf3b3ec4487f5"/>
+    <w:p>
+      <w:pPr>
+        <w:pStyle w:val="Bibliography"/>
+      </w:pPr>
+      <w:r>
+        <w:t xml:space="preserve">20.</w:t>
+      </w:r>
+      <w:r>
+        <w:t xml:space="preserve"> </w:t>
+      </w:r>
+      <w:r>
+        <w:t xml:space="preserve">	</w:t>
+      </w:r>
+      <w:r>
+        <w:t xml:space="preserve">Institute For Health Metrics And Evaluation. Global burden of disease study 2021 (GBD 2021) socio-demographic index (SDI) 1950</w:t>
+      </w:r>
+      <w:r>
+        <w:t xml:space="preserve">2021 [Internet]. Institute for Health Metrics; Evaluation; 2024. Available from:</w:t>
+      </w:r>
+      <w:r>
+        <w:t xml:space="preserve"> </w:t>
+      </w:r>
+      <w:hyperlink r:id="rId119">
+        <w:r>
+          <w:rPr>
+            <w:rStyle w:val="Hyperlink"/>
+          </w:rPr>
+          <w:t xml:space="preserve">https://ghdx.healthdata.org/node/548352</w:t>
+        </w:r>
+      </w:hyperlink>
+    </w:p>
+    <w:bookmarkEnd w:id="120"/>
+    <w:bookmarkStart w:id="122" w:name="ref-base"/>
+    <w:p>
+      <w:pPr>
+        <w:pStyle w:val="Bibliography"/>
+      </w:pPr>
+      <w:r>
+        <w:t xml:space="preserve">21.</w:t>
+      </w:r>
+      <w:r>
+        <w:t xml:space="preserve"> </w:t>
+      </w:r>
+      <w:r>
+        <w:t xml:space="preserve">	</w:t>
+      </w:r>
+      <w:r>
+        <w:t xml:space="preserve">R Core Team.</w:t>
+      </w:r>
+      <w:r>
+        <w:t xml:space="preserve"> </w:t>
+      </w:r>
+      <w:r>
+        <w:t xml:space="preserve">R</w:t>
+      </w:r>
+      <w:r>
+        <w:t xml:space="preserve">: A language and environment for statistical computing [Internet]. Vienna, Austria: R Foundation for Statistical Computing; 2025. Available from:</w:t>
+      </w:r>
+      <w:r>
+        <w:t xml:space="preserve"> </w:t>
+      </w:r>
+      <w:hyperlink r:id="rId121">
+        <w:r>
+          <w:rPr>
+            <w:rStyle w:val="Hyperlink"/>
+          </w:rPr>
+          <w:t xml:space="preserve">https://www.R-project.org/</w:t>
+        </w:r>
+      </w:hyperlink>
+    </w:p>
+    <w:bookmarkEnd w:id="122"/>
+    <w:bookmarkStart w:id="124" w:name="ref-beepr"/>
+    <w:p>
+      <w:pPr>
+        <w:pStyle w:val="Bibliography"/>
+      </w:pPr>
+      <w:r>
+        <w:t xml:space="preserve">22.</w:t>
+      </w:r>
+      <w:r>
+        <w:t xml:space="preserve"> </w:t>
+      </w:r>
+      <w:r>
+        <w:t xml:space="preserve">	</w:t>
+      </w:r>
+      <w:r>
+        <w:t xml:space="preserve">Bååth R.</w:t>
+      </w:r>
+      <w:r>
+        <w:t xml:space="preserve"> </w:t>
+      </w:r>
+      <w:r>
+        <w:t xml:space="preserve">beepr</w:t>
+      </w:r>
+      <w:r>
+        <w:t xml:space="preserve">: Easily play notification sounds on any platform [Internet]. 2024. Available from:</w:t>
+      </w:r>
+      <w:r>
+        <w:t xml:space="preserve"> </w:t>
+      </w:r>
+      <w:hyperlink r:id="rId123">
+        <w:r>
+          <w:rPr>
+            <w:rStyle w:val="Hyperlink"/>
+          </w:rPr>
+          <w:t xml:space="preserve">https://github.com/rasmusab/beepr</w:t>
+        </w:r>
+      </w:hyperlink>
+    </w:p>
+    <w:bookmarkEnd w:id="124"/>
+    <w:bookmarkStart w:id="126" w:name="ref-flextable"/>
+    <w:p>
+      <w:pPr>
+        <w:pStyle w:val="Bibliography"/>
+      </w:pPr>
+      <w:r>
+        <w:t xml:space="preserve">23.</w:t>
+      </w:r>
+      <w:r>
+        <w:t xml:space="preserve"> </w:t>
+      </w:r>
+      <w:r>
+        <w:t xml:space="preserve">	</w:t>
+      </w:r>
+      <w:r>
+        <w:t xml:space="preserve">Gohel D, Skintzos P.</w:t>
+      </w:r>
+      <w:r>
+        <w:t xml:space="preserve"> </w:t>
+      </w:r>
+      <w:r>
+        <w:t xml:space="preserve">flextable</w:t>
+      </w:r>
+      <w:r>
+        <w:t xml:space="preserve">: Functions for tabular reporting [Internet]. 2025. Available from:</w:t>
+      </w:r>
+      <w:r>
+        <w:t xml:space="preserve"> </w:t>
+      </w:r>
+      <w:hyperlink r:id="rId125">
+        <w:r>
+          <w:rPr>
+            <w:rStyle w:val="Hyperlink"/>
+          </w:rPr>
+          <w:t xml:space="preserve">https://ardata-fr.github.io/flextable-book/</w:t>
+        </w:r>
+      </w:hyperlink>
+    </w:p>
+    <w:bookmarkEnd w:id="126"/>
+    <w:bookmarkStart w:id="128" w:name="ref-furrr"/>
+    <w:p>
+      <w:pPr>
+        <w:pStyle w:val="Bibliography"/>
+      </w:pPr>
+      <w:r>
+        <w:t xml:space="preserve">24.</w:t>
+      </w:r>
+      <w:r>
+        <w:t xml:space="preserve"> </w:t>
+      </w:r>
+      <w:r>
+        <w:t xml:space="preserve">	</w:t>
+      </w:r>
+      <w:r>
+        <w:t xml:space="preserve">Vaughan D, Dancho M.</w:t>
+      </w:r>
+      <w:r>
+        <w:t xml:space="preserve"> </w:t>
+      </w:r>
+      <w:r>
+        <w:t xml:space="preserve">furrr</w:t>
+      </w:r>
+      <w:r>
+        <w:t xml:space="preserve">: Apply mapping functions in parallel using futures [Internet]. 2022. Available from:</w:t>
+      </w:r>
+      <w:r>
+        <w:t xml:space="preserve"> </w:t>
+      </w:r>
+      <w:hyperlink r:id="rId127">
+        <w:r>
+          <w:rPr>
+            <w:rStyle w:val="Hyperlink"/>
+          </w:rPr>
+          <w:t xml:space="preserve">https://github.com/DavisVaughan/furrr</w:t>
+        </w:r>
+      </w:hyperlink>
+    </w:p>
+    <w:bookmarkEnd w:id="128"/>
+    <w:bookmarkStart w:id="130" w:name="ref-future"/>
+    <w:p>
+      <w:pPr>
+        <w:pStyle w:val="Bibliography"/>
+      </w:pPr>
+      <w:r>
+        <w:t xml:space="preserve">25.</w:t>
+      </w:r>
+      <w:r>
+        <w:t xml:space="preserve"> </w:t>
+      </w:r>
+      <w:r>
+        <w:t xml:space="preserve">	</w:t>
+      </w:r>
+      <w:r>
+        <w:t xml:space="preserve">Bengtsson H. A unifying framework for parallel and distributed processing in r using futures. The R Journal [Internet]. 2021;13(2):208–27. Available from:</w:t>
+      </w:r>
+      <w:r>
+        <w:t xml:space="preserve"> </w:t>
+      </w:r>
+      <w:hyperlink r:id="rId129">
+        <w:r>
+          <w:rPr>
+            <w:rStyle w:val="Hyperlink"/>
+          </w:rPr>
+          <w:t xml:space="preserve">https://doi.org/10.32614/RJ-2021-048</w:t>
+        </w:r>
+      </w:hyperlink>
+    </w:p>
+    <w:bookmarkEnd w:id="130"/>
+    <w:bookmarkStart w:id="132" w:name="ref-geofacet"/>
+    <w:p>
+      <w:pPr>
+        <w:pStyle w:val="Bibliography"/>
+      </w:pPr>
+      <w:r>
+        <w:t xml:space="preserve">26.</w:t>
+      </w:r>
+      <w:r>
+        <w:t xml:space="preserve"> </w:t>
+      </w:r>
+      <w:r>
+        <w:t xml:space="preserve">	</w:t>
+      </w:r>
+      <w:r>
+        <w:t xml:space="preserve">Hafen R.</w:t>
+      </w:r>
+      <w:r>
+        <w:t xml:space="preserve"> </w:t>
+      </w:r>
+      <w:r>
+        <w:t xml:space="preserve">geofacet</w:t>
+      </w:r>
+      <w:r>
+        <w:t xml:space="preserve">:</w:t>
+      </w:r>
+      <w:r>
+        <w:t xml:space="preserve"> </w:t>
+      </w:r>
+      <w:r>
+        <w:t xml:space="preserve">“</w:t>
+      </w:r>
+      <w:r>
+        <w:t xml:space="preserve">ggplot2</w:t>
+      </w:r>
+      <w:r>
+        <w:t xml:space="preserve">”</w:t>
+      </w:r>
+      <w:r>
+        <w:t xml:space="preserve"> </w:t>
+      </w:r>
+      <w:r>
+        <w:t xml:space="preserve">faceting utilities for geographical data [Internet]. Available from:</w:t>
+      </w:r>
+      <w:r>
+        <w:t xml:space="preserve"> </w:t>
+      </w:r>
+      <w:hyperlink r:id="rId131">
+        <w:r>
+          <w:rPr>
+            <w:rStyle w:val="Hyperlink"/>
+          </w:rPr>
+          <w:t xml:space="preserve">https://github.com/hafen/geofacet</w:t>
+        </w:r>
+      </w:hyperlink>
+    </w:p>
+    <w:bookmarkEnd w:id="132"/>
+    <w:bookmarkStart w:id="134" w:name="ref-gganimate"/>
+    <w:p>
+      <w:pPr>
+        <w:pStyle w:val="Bibliography"/>
+      </w:pPr>
+      <w:r>
+        <w:t xml:space="preserve">27.</w:t>
+      </w:r>
+      <w:r>
+        <w:t xml:space="preserve"> </w:t>
+      </w:r>
+      <w:r>
+        <w:t xml:space="preserve">	</w:t>
+      </w:r>
+      <w:r>
+        <w:t xml:space="preserve">Pedersen TL, Robinson D.</w:t>
+      </w:r>
+      <w:r>
+        <w:t xml:space="preserve"> </w:t>
+      </w:r>
+      <w:r>
+        <w:t xml:space="preserve">gganimate</w:t>
+      </w:r>
+      <w:r>
+        <w:t xml:space="preserve">: A grammar of animated graphics [Internet]. 2025. Available from:</w:t>
+      </w:r>
+      <w:r>
+        <w:t xml:space="preserve"> </w:t>
+      </w:r>
+      <w:hyperlink r:id="rId133">
+        <w:r>
+          <w:rPr>
+            <w:rStyle w:val="Hyperlink"/>
+          </w:rPr>
+          <w:t xml:space="preserve">https://gganimate.com</w:t>
+        </w:r>
+      </w:hyperlink>
+    </w:p>
+    <w:bookmarkEnd w:id="134"/>
+    <w:bookmarkStart w:id="135" w:name="ref-ggbump"/>
+    <w:p>
+      <w:pPr>
+        <w:pStyle w:val="Bibliography"/>
+      </w:pPr>
+      <w:r>
+        <w:t xml:space="preserve">28.</w:t>
+      </w:r>
+      <w:r>
+        <w:t xml:space="preserve"> </w:t>
+      </w:r>
+      <w:r>
+        <w:t xml:space="preserve">	</w:t>
+      </w:r>
+      <w:r>
+        <w:t xml:space="preserve">Sjoberg D.</w:t>
+      </w:r>
+      <w:r>
+        <w:t xml:space="preserve"> </w:t>
+      </w:r>
+      <w:r>
+        <w:t xml:space="preserve">ggbump</w:t>
+      </w:r>
+      <w:r>
+        <w:t xml:space="preserve">: Bump chart and sigmoid curves. 2020.</w:t>
+      </w:r>
+      <w:r>
+        <w:t xml:space="preserve"> </w:t>
+      </w:r>
+    </w:p>
+    <w:bookmarkEnd w:id="135"/>
+    <w:bookmarkStart w:id="137" w:name="ref-ggnewscale"/>
+    <w:p>
+      <w:pPr>
+        <w:pStyle w:val="Bibliography"/>
+      </w:pPr>
+      <w:r>
+        <w:t xml:space="preserve">29.</w:t>
+      </w:r>
+      <w:r>
+        <w:t xml:space="preserve"> </w:t>
+      </w:r>
+      <w:r>
+        <w:t xml:space="preserve">	</w:t>
+      </w:r>
+      <w:r>
+        <w:t xml:space="preserve">Campitelli E.</w:t>
+      </w:r>
+      <w:r>
+        <w:t xml:space="preserve"> </w:t>
+      </w:r>
+      <w:r>
+        <w:t xml:space="preserve">ggnewscale</w:t>
+      </w:r>
+      <w:r>
+        <w:t xml:space="preserve">: Multiple fill and colour scales in</w:t>
+      </w:r>
+      <w:r>
+        <w:t xml:space="preserve"> </w:t>
+      </w:r>
+      <w:r>
+        <w:t xml:space="preserve">“</w:t>
+      </w:r>
+      <w:r>
+        <w:t xml:space="preserve">ggplot2</w:t>
+      </w:r>
+      <w:r>
+        <w:t xml:space="preserve">”</w:t>
+      </w:r>
+      <w:r>
+        <w:t xml:space="preserve"> </w:t>
+      </w:r>
+      <w:r>
+        <w:t xml:space="preserve">[Internet]. 2025. Available from:</w:t>
+      </w:r>
+      <w:r>
+        <w:t xml:space="preserve"> </w:t>
+      </w:r>
+      <w:hyperlink r:id="rId136">
+        <w:r>
+          <w:rPr>
+            <w:rStyle w:val="Hyperlink"/>
+          </w:rPr>
+          <w:t xml:space="preserve">https://eliocamp.github.io/ggnewscale/</w:t>
+        </w:r>
+      </w:hyperlink>
+    </w:p>
+    <w:bookmarkEnd w:id="137"/>
+    <w:bookmarkStart w:id="139" w:name="ref-ggtext"/>
+    <w:p>
+      <w:pPr>
+        <w:pStyle w:val="Bibliography"/>
+      </w:pPr>
+      <w:r>
+        <w:t xml:space="preserve">30.</w:t>
+      </w:r>
+      <w:r>
+        <w:t xml:space="preserve"> </w:t>
+      </w:r>
+      <w:r>
+        <w:t xml:space="preserve">	</w:t>
+      </w:r>
+      <w:r>
+        <w:t xml:space="preserve">Wilke CO, Wiernik BM.</w:t>
+      </w:r>
+      <w:r>
+        <w:t xml:space="preserve"> </w:t>
+      </w:r>
+      <w:r>
+        <w:t xml:space="preserve">ggtext</w:t>
+      </w:r>
+      <w:r>
+        <w:t xml:space="preserve">: Improved text rendering support for</w:t>
+      </w:r>
+      <w:r>
+        <w:t xml:space="preserve"> </w:t>
+      </w:r>
+      <w:r>
+        <w:t xml:space="preserve">“</w:t>
+      </w:r>
+      <w:r>
+        <w:t xml:space="preserve">ggplot2</w:t>
+      </w:r>
+      <w:r>
+        <w:t xml:space="preserve">”</w:t>
+      </w:r>
+      <w:r>
+        <w:t xml:space="preserve"> </w:t>
+      </w:r>
+      <w:r>
+        <w:t xml:space="preserve">[Internet]. 2022. Available from:</w:t>
+      </w:r>
+      <w:r>
+        <w:t xml:space="preserve"> </w:t>
+      </w:r>
+      <w:hyperlink r:id="rId138">
+        <w:r>
+          <w:rPr>
+            <w:rStyle w:val="Hyperlink"/>
+          </w:rPr>
+          <w:t xml:space="preserve">https://wilkelab.org/ggtext/</w:t>
+        </w:r>
+      </w:hyperlink>
+    </w:p>
+    <w:bookmarkEnd w:id="139"/>
+    <w:bookmarkStart w:id="141" w:name="ref-glue"/>
+    <w:p>
+      <w:pPr>
+        <w:pStyle w:val="Bibliography"/>
+      </w:pPr>
+      <w:r>
+        <w:t xml:space="preserve">31.</w:t>
+      </w:r>
+      <w:r>
+        <w:t xml:space="preserve"> </w:t>
+      </w:r>
+      <w:r>
+        <w:t xml:space="preserve">	</w:t>
+      </w:r>
+      <w:r>
+        <w:t xml:space="preserve">Hester J, Bryan J.</w:t>
+      </w:r>
+      <w:r>
+        <w:t xml:space="preserve"> </w:t>
+      </w:r>
+      <w:r>
+        <w:t xml:space="preserve">glue</w:t>
+      </w:r>
+      <w:r>
+        <w:t xml:space="preserve">: Interpreted string literals [Internet]. 2024. Available from:</w:t>
+      </w:r>
+      <w:r>
+        <w:t xml:space="preserve"> </w:t>
+      </w:r>
+      <w:hyperlink r:id="rId140">
+        <w:r>
+          <w:rPr>
+            <w:rStyle w:val="Hyperlink"/>
+          </w:rPr>
+          <w:t xml:space="preserve">https://glue.tidyverse.org/</w:t>
+        </w:r>
+      </w:hyperlink>
+    </w:p>
+    <w:bookmarkEnd w:id="141"/>
+    <w:bookmarkStart w:id="142" w:name="ref-knitr2014"/>
+    <w:p>
+      <w:pPr>
+        <w:pStyle w:val="Bibliography"/>
+      </w:pPr>
+      <w:r>
+        <w:t xml:space="preserve">32.</w:t>
+      </w:r>
+      <w:r>
+        <w:t xml:space="preserve"> </w:t>
+      </w:r>
+      <w:r>
+        <w:t xml:space="preserve">	</w:t>
+      </w:r>
+      <w:r>
+        <w:t xml:space="preserve">Xie Y.</w:t>
+      </w:r>
+      <w:r>
+        <w:t xml:space="preserve"> </w:t>
+      </w:r>
+      <w:r>
+        <w:t xml:space="preserve">knitr</w:t>
+      </w:r>
+      <w:r>
+        <w:t xml:space="preserve">: A comprehensive tool for reproducible research in</w:t>
+      </w:r>
+      <w:r>
+        <w:t xml:space="preserve"> </w:t>
+      </w:r>
+      <w:r>
+        <w:t xml:space="preserve">R</w:t>
+      </w:r>
+      <w:r>
+        <w:t xml:space="preserve">. In: Stodden V, Leisch F, Peng RD, editors. Implementing reproducible computational research. Chapman; Hall/CRC; 2014.</w:t>
+      </w:r>
+      <w:r>
+        <w:t xml:space="preserve"> </w:t>
+      </w:r>
+    </w:p>
+    <w:bookmarkEnd w:id="142"/>
+    <w:bookmarkStart w:id="144" w:name="ref-knitr2015"/>
+    <w:p>
+      <w:pPr>
+        <w:pStyle w:val="Bibliography"/>
+      </w:pPr>
+      <w:r>
+        <w:t xml:space="preserve">33.</w:t>
+      </w:r>
+      <w:r>
+        <w:t xml:space="preserve"> </w:t>
+      </w:r>
+      <w:r>
+        <w:t xml:space="preserve">	</w:t>
+      </w:r>
+      <w:r>
+        <w:t xml:space="preserve">Xie Y. Dynamic documents with</w:t>
+      </w:r>
+      <w:r>
+        <w:t xml:space="preserve"> </w:t>
+      </w:r>
+      <w:r>
+        <w:t xml:space="preserve">R</w:t>
+      </w:r>
+      <w:r>
+        <w:t xml:space="preserve"> </w:t>
+      </w:r>
+      <w:r>
+        <w:t xml:space="preserve">and knitr [Internet]. 2nd ed. Boca Raton, Florida: Chapman; Hall/CRC; 2015. Available from:</w:t>
+      </w:r>
+      <w:r>
+        <w:t xml:space="preserve"> </w:t>
+      </w:r>
+      <w:hyperlink r:id="rId143">
+        <w:r>
+          <w:rPr>
+            <w:rStyle w:val="Hyperlink"/>
+          </w:rPr>
+          <w:t xml:space="preserve">https://yihui.org/knitr/</w:t>
+        </w:r>
+      </w:hyperlink>
+    </w:p>
+    <w:bookmarkEnd w:id="144"/>
+    <w:bookmarkStart w:id="145" w:name="ref-knitr2025"/>
+    <w:p>
+      <w:pPr>
+        <w:pStyle w:val="Bibliography"/>
+      </w:pPr>
+      <w:r>
+        <w:t xml:space="preserve">34.</w:t>
+      </w:r>
+      <w:r>
+        <w:t xml:space="preserve"> </w:t>
+      </w:r>
+      <w:r>
+        <w:t xml:space="preserve">	</w:t>
+      </w:r>
+      <w:r>
+        <w:t xml:space="preserve">Xie Y.</w:t>
+      </w:r>
+      <w:r>
+        <w:t xml:space="preserve"> </w:t>
+      </w:r>
+      <w:r>
+        <w:t xml:space="preserve">knitr</w:t>
+      </w:r>
+      <w:r>
+        <w:t xml:space="preserve">: A general-purpose package for dynamic report generation in</w:t>
+      </w:r>
+      <w:r>
+        <w:t xml:space="preserve"> </w:t>
+      </w:r>
+      <w:r>
+        <w:t xml:space="preserve">R</w:t>
+      </w:r>
+      <w:r>
+        <w:t xml:space="preserve"> </w:t>
+      </w:r>
+      <w:r>
+        <w:t xml:space="preserve">[Internet]. 2025. Available from:</w:t>
+      </w:r>
+      <w:r>
+        <w:t xml:space="preserve"> </w:t>
+      </w:r>
+      <w:hyperlink r:id="rId143">
+        <w:r>
+          <w:rPr>
+            <w:rStyle w:val="Hyperlink"/>
+          </w:rPr>
+          <w:t xml:space="preserve">https://yihui.org/knitr/</w:t>
+        </w:r>
+      </w:hyperlink>
+    </w:p>
+    <w:bookmarkEnd w:id="145"/>
+    <w:bookmarkStart w:id="147" w:name="ref-officer"/>
+    <w:p>
+      <w:pPr>
+        <w:pStyle w:val="Bibliography"/>
+      </w:pPr>
+      <w:r>
+        <w:t xml:space="preserve">35.</w:t>
+      </w:r>
+      <w:r>
+        <w:t xml:space="preserve"> </w:t>
+      </w:r>
+      <w:r>
+        <w:t xml:space="preserve">	</w:t>
+      </w:r>
+      <w:r>
+        <w:t xml:space="preserve">Gohel D, Moog S, Heckmann M.</w:t>
+      </w:r>
+      <w:r>
+        <w:t xml:space="preserve"> </w:t>
+      </w:r>
+      <w:r>
+        <w:t xml:space="preserve">officer</w:t>
+      </w:r>
+      <w:r>
+        <w:t xml:space="preserve">: Manipulation of microsoft word and PowerPoint documents [Internet]. 2025. Available from:</w:t>
+      </w:r>
+      <w:r>
+        <w:t xml:space="preserve"> </w:t>
+      </w:r>
+      <w:hyperlink r:id="rId146">
+        <w:r>
+          <w:rPr>
+            <w:rStyle w:val="Hyperlink"/>
+          </w:rPr>
+          <w:t xml:space="preserve">https://ardata-fr.github.io/officeverse/</w:t>
+        </w:r>
+      </w:hyperlink>
+    </w:p>
+    <w:bookmarkEnd w:id="147"/>
+    <w:bookmarkStart w:id="149" w:name="ref-paletteer"/>
+    <w:p>
+      <w:pPr>
+        <w:pStyle w:val="Bibliography"/>
+      </w:pPr>
+      <w:r>
+        <w:t xml:space="preserve">36.</w:t>
+      </w:r>
+      <w:r>
+        <w:t xml:space="preserve"> </w:t>
+      </w:r>
+      <w:r>
+        <w:t xml:space="preserve">	</w:t>
+      </w:r>
+      <w:r>
+        <w:t xml:space="preserve">Hvitfeldt E.</w:t>
+      </w:r>
+      <w:r>
+        <w:t xml:space="preserve"> </w:t>
+      </w:r>
+      <w:r>
+        <w:t xml:space="preserve">paletteer</w:t>
+      </w:r>
+      <w:r>
+        <w:t xml:space="preserve">: Comprehensive collection of color palettes [Internet]. 2021. Available from:</w:t>
+      </w:r>
+      <w:r>
+        <w:t xml:space="preserve"> </w:t>
+      </w:r>
+      <w:hyperlink r:id="rId148">
+        <w:r>
+          <w:rPr>
+            <w:rStyle w:val="Hyperlink"/>
+          </w:rPr>
+          <w:t xml:space="preserve">https://github.com/EmilHvitfeldt/paletteer</w:t>
+        </w:r>
+      </w:hyperlink>
+    </w:p>
+    <w:bookmarkEnd w:id="149"/>
+    <w:bookmarkStart w:id="151" w:name="ref-patchwork"/>
+    <w:p>
+      <w:pPr>
+        <w:pStyle w:val="Bibliography"/>
+      </w:pPr>
+      <w:r>
+        <w:t xml:space="preserve">37.</w:t>
+      </w:r>
+      <w:r>
+        <w:t xml:space="preserve"> </w:t>
+      </w:r>
+      <w:r>
+        <w:t xml:space="preserve">	</w:t>
+      </w:r>
+      <w:r>
+        <w:t xml:space="preserve">Pedersen TL.</w:t>
+      </w:r>
+      <w:r>
+        <w:t xml:space="preserve"> </w:t>
+      </w:r>
+      <w:r>
+        <w:t xml:space="preserve">patchwork</w:t>
+      </w:r>
+      <w:r>
+        <w:t xml:space="preserve">: The composer of plots [Internet]. 2025. Available from:</w:t>
+      </w:r>
+      <w:r>
+        <w:t xml:space="preserve"> </w:t>
+      </w:r>
+      <w:hyperlink r:id="rId150">
+        <w:r>
+          <w:rPr>
+            <w:rStyle w:val="Hyperlink"/>
+          </w:rPr>
+          <w:t xml:space="preserve">https://patchwork.data-imaginist.com</w:t>
+        </w:r>
+      </w:hyperlink>
+    </w:p>
+    <w:bookmarkEnd w:id="151"/>
+    <w:bookmarkStart w:id="153" w:name="ref-renv"/>
+    <w:p>
+      <w:pPr>
+        <w:pStyle w:val="Bibliography"/>
+      </w:pPr>
+      <w:r>
+        <w:t xml:space="preserve">38.</w:t>
+      </w:r>
+      <w:r>
+        <w:t xml:space="preserve"> </w:t>
+      </w:r>
+      <w:r>
+        <w:t xml:space="preserve">	</w:t>
+      </w:r>
+      <w:r>
+        <w:t xml:space="preserve">Ushey K, Wickham H.</w:t>
+      </w:r>
+      <w:r>
+        <w:t xml:space="preserve"> </w:t>
+      </w:r>
+      <w:r>
+        <w:t xml:space="preserve">renv</w:t>
+      </w:r>
+      <w:r>
+        <w:t xml:space="preserve">: Project environments [Internet]. 2025. Available from:</w:t>
+      </w:r>
+      <w:r>
+        <w:t xml:space="preserve"> </w:t>
+      </w:r>
+      <w:hyperlink r:id="rId152">
+        <w:r>
+          <w:rPr>
+            <w:rStyle w:val="Hyperlink"/>
+          </w:rPr>
+          <w:t xml:space="preserve">https://rstudio.github.io/renv/</w:t>
+        </w:r>
+      </w:hyperlink>
+    </w:p>
+    <w:bookmarkEnd w:id="153"/>
+    <w:bookmarkStart w:id="155" w:name="ref-rmarkdown2018"/>
+    <w:p>
+      <w:pPr>
+        <w:pStyle w:val="Bibliography"/>
+      </w:pPr>
+      <w:r>
+        <w:t xml:space="preserve">39.</w:t>
+      </w:r>
+      <w:r>
+        <w:t xml:space="preserve"> </w:t>
+      </w:r>
+      <w:r>
+        <w:t xml:space="preserve">	</w:t>
+      </w:r>
+      <w:r>
+        <w:t xml:space="preserve">Xie Y, Allaire JJ, Grolemund G. R markdown: The definitive guide [Internet]. Boca Raton, Florida: Chapman; Hall/CRC; 2018. Available from:</w:t>
+      </w:r>
+      <w:r>
+        <w:t xml:space="preserve"> </w:t>
+      </w:r>
+      <w:hyperlink r:id="rId154">
+        <w:r>
+          <w:rPr>
+            <w:rStyle w:val="Hyperlink"/>
+          </w:rPr>
+          <w:t xml:space="preserve">https://bookdown.org/yihui/rmarkdown</w:t>
+        </w:r>
+      </w:hyperlink>
+    </w:p>
+    <w:bookmarkEnd w:id="155"/>
+    <w:bookmarkStart w:id="157" w:name="ref-rmarkdown2020"/>
+    <w:p>
+      <w:pPr>
+        <w:pStyle w:val="Bibliography"/>
+      </w:pPr>
+      <w:r>
+        <w:t xml:space="preserve">40.</w:t>
+      </w:r>
+      <w:r>
+        <w:t xml:space="preserve"> </w:t>
+      </w:r>
+      <w:r>
+        <w:t xml:space="preserve">	</w:t>
+      </w:r>
+      <w:r>
+        <w:t xml:space="preserve">Xie Y, Dervieux C, Riederer E. R markdown cookbook [Internet]. Boca Raton, Florida: Chapman; Hall/CRC; 2020. Available from:</w:t>
+      </w:r>
+      <w:r>
+        <w:t xml:space="preserve"> </w:t>
+      </w:r>
+      <w:hyperlink r:id="rId156">
+        <w:r>
+          <w:rPr>
+            <w:rStyle w:val="Hyperlink"/>
+          </w:rPr>
+          <w:t xml:space="preserve">https://bookdown.org/yihui/rmarkdown-cookbook</w:t>
+        </w:r>
+      </w:hyperlink>
+    </w:p>
+    <w:bookmarkEnd w:id="157"/>
+    <w:bookmarkStart w:id="159" w:name="ref-rmarkdown2025"/>
+    <w:p>
+      <w:pPr>
+        <w:pStyle w:val="Bibliography"/>
+      </w:pPr>
+      <w:r>
+        <w:t xml:space="preserve">41.</w:t>
+      </w:r>
+      <w:r>
+        <w:t xml:space="preserve"> </w:t>
+      </w:r>
+      <w:r>
+        <w:t xml:space="preserve">	</w:t>
+      </w:r>
+      <w:r>
+        <w:t xml:space="preserve">Allaire J, Xie Y, Dervieux C, McPherson J, Luraschi J, Ushey K, et al.</w:t>
+      </w:r>
+      <w:r>
+        <w:t xml:space="preserve"> </w:t>
+      </w:r>
+      <w:r>
+        <w:t xml:space="preserve">rmarkdown</w:t>
+      </w:r>
+      <w:r>
+        <w:t xml:space="preserve">: Dynamic documents for r [Internet]. 2025. Available from:</w:t>
+      </w:r>
+      <w:r>
+        <w:t xml:space="preserve"> </w:t>
+      </w:r>
+      <w:hyperlink r:id="rId158">
+        <w:r>
+          <w:rPr>
+            <w:rStyle w:val="Hyperlink"/>
+          </w:rPr>
+          <w:t xml:space="preserve">https://github.com/rstudio/rmarkdown</w:t>
+        </w:r>
+      </w:hyperlink>
+    </w:p>
+    <w:bookmarkEnd w:id="159"/>
+    <w:bookmarkStart w:id="161" w:name="ref-scales"/>
+    <w:p>
+      <w:pPr>
+        <w:pStyle w:val="Bibliography"/>
+      </w:pPr>
+      <w:r>
+        <w:t xml:space="preserve">42.</w:t>
+      </w:r>
+      <w:r>
+        <w:t xml:space="preserve"> </w:t>
+      </w:r>
+      <w:r>
+        <w:t xml:space="preserve">	</w:t>
+      </w:r>
+      <w:r>
+        <w:t xml:space="preserve">Wickham H, Pedersen TL, Seidel D.</w:t>
+      </w:r>
+      <w:r>
+        <w:t xml:space="preserve"> </w:t>
+      </w:r>
+      <w:r>
+        <w:t xml:space="preserve">scales</w:t>
+      </w:r>
+      <w:r>
+        <w:t xml:space="preserve">: Scale functions for visualization [Internet]. 2025. Available from:</w:t>
+      </w:r>
+      <w:r>
+        <w:t xml:space="preserve"> </w:t>
+      </w:r>
+      <w:hyperlink r:id="rId160">
+        <w:r>
+          <w:rPr>
+            <w:rStyle w:val="Hyperlink"/>
+          </w:rPr>
+          <w:t xml:space="preserve">https://scales.r-lib.org</w:t>
+        </w:r>
+      </w:hyperlink>
+    </w:p>
+    <w:bookmarkEnd w:id="161"/>
+    <w:bookmarkStart w:id="163" w:name="ref-svglite"/>
+    <w:p>
+      <w:pPr>
+        <w:pStyle w:val="Bibliography"/>
+      </w:pPr>
+      <w:r>
+        <w:t xml:space="preserve">43.</w:t>
+      </w:r>
+      <w:r>
+        <w:t xml:space="preserve"> </w:t>
+      </w:r>
+      <w:r>
+        <w:t xml:space="preserve">	</w:t>
+      </w:r>
+      <w:r>
+        <w:t xml:space="preserve">Wickham H, Henry L, Pedersen TL, Luciani TJ, Decorde M, Lise V.</w:t>
+      </w:r>
+      <w:r>
+        <w:t xml:space="preserve"> </w:t>
+      </w:r>
+      <w:r>
+        <w:t xml:space="preserve">svglite</w:t>
+      </w:r>
+      <w:r>
+        <w:t xml:space="preserve">: An</w:t>
+      </w:r>
+      <w:r>
+        <w:t xml:space="preserve"> </w:t>
+      </w:r>
+      <w:r>
+        <w:t xml:space="preserve">“</w:t>
+      </w:r>
+      <w:r>
+        <w:t xml:space="preserve">SVG</w:t>
+      </w:r>
+      <w:r>
+        <w:t xml:space="preserve">”</w:t>
+      </w:r>
+      <w:r>
+        <w:t xml:space="preserve"> </w:t>
+      </w:r>
+      <w:r>
+        <w:t xml:space="preserve">graphics device [Internet]. 2025. Available from:</w:t>
+      </w:r>
+      <w:r>
+        <w:t xml:space="preserve"> </w:t>
+      </w:r>
+      <w:hyperlink r:id="rId162">
+        <w:r>
+          <w:rPr>
+            <w:rStyle w:val="Hyperlink"/>
+          </w:rPr>
+          <w:t xml:space="preserve">https://svglite.r-lib.org</w:t>
+        </w:r>
+      </w:hyperlink>
+    </w:p>
+    <w:bookmarkEnd w:id="163"/>
+    <w:bookmarkStart w:id="165" w:name="ref-tidyverse"/>
+    <w:p>
+      <w:pPr>
+        <w:pStyle w:val="Bibliography"/>
+      </w:pPr>
+      <w:r>
+        <w:t xml:space="preserve">44.</w:t>
+      </w:r>
+      <w:r>
+        <w:t xml:space="preserve"> </w:t>
+      </w:r>
+      <w:r>
+        <w:t xml:space="preserve">	</w:t>
+      </w:r>
+      <w:r>
+        <w:t xml:space="preserve">Wickham H, Averick M, Bryan J, Chang W, McGowan LD, François R, et al.</w:t>
+      </w:r>
+      <w:r>
+        <w:t xml:space="preserve"> </w:t>
+      </w:r>
+      <w:hyperlink r:id="rId164">
+        <w:r>
+          <w:rPr>
+            <w:rStyle w:val="Hyperlink"/>
+          </w:rPr>
+          <w:t xml:space="preserve">Welcome to the</w:t>
+        </w:r>
+        <w:r>
+          <w:rPr>
+            <w:rStyle w:val="Hyperlink"/>
+          </w:rPr>
+          <w:t xml:space="preserve"> </w:t>
+        </w:r>
+        <w:r>
+          <w:rPr>
+            <w:rStyle w:val="Hyperlink"/>
+          </w:rPr>
+          <w:t xml:space="preserve">tidyverse</w:t>
+        </w:r>
+      </w:hyperlink>
+      <w:r>
+        <w:t xml:space="preserve">. Journal of Open Source Software. 2019;4(43):1686.</w:t>
+      </w:r>
+      <w:r>
+        <w:t xml:space="preserve"> </w:t>
+      </w:r>
+    </w:p>
+    <w:bookmarkEnd w:id="165"/>
+    <w:bookmarkStart w:id="166" w:name="ref-altman2003statistics"/>
+    <w:p>
+      <w:pPr>
+        <w:pStyle w:val="Bibliography"/>
+      </w:pPr>
+      <w:r>
+        <w:t xml:space="preserve">45.</w:t>
+      </w:r>
+      <w:r>
+        <w:t xml:space="preserve"> </w:t>
+      </w:r>
+      <w:r>
+        <w:t xml:space="preserve">	</w:t>
+      </w:r>
+      <w:r>
+        <w:t xml:space="preserve">Altman DG, Bland JM. Statistics notes: Interaction revisited: The difference between two estimates. BMJ. 2003;326(7382):219.</w:t>
+      </w:r>
+      <w:r>
+        <w:t xml:space="preserve"> </w:t>
+      </w:r>
+    </w:p>
+    <w:bookmarkEnd w:id="166"/>
+    <w:bookmarkStart w:id="167" w:name="ref-rothman2008modern"/>
+    <w:p>
+      <w:pPr>
+        <w:pStyle w:val="Bibliography"/>
+      </w:pPr>
+      <w:r>
+        <w:t xml:space="preserve">46.</w:t>
+      </w:r>
+      <w:r>
+        <w:t xml:space="preserve"> </w:t>
+      </w:r>
+      <w:r>
+        <w:t xml:space="preserve">	</w:t>
+      </w:r>
+      <w:r>
+        <w:t xml:space="preserve">Rothman KJ, Greenland S, Lash TL. Modern epidemiology. Lippincott Williams &amp; Wilkins; 2008.</w:t>
+      </w:r>
+      <w:r>
+        <w:t xml:space="preserve"> </w:t>
+      </w:r>
+    </w:p>
+    <w:bookmarkEnd w:id="167"/>
+    <w:bookmarkStart w:id="168" w:name="ref-cochran1977sampling"/>
+    <w:p>
+      <w:pPr>
+        <w:pStyle w:val="Bibliography"/>
+      </w:pPr>
+      <w:r>
+        <w:t xml:space="preserve">47.</w:t>
+      </w:r>
+      <w:r>
+        <w:t xml:space="preserve"> </w:t>
+      </w:r>
+      <w:r>
+        <w:t xml:space="preserve">	</w:t>
+      </w:r>
+      <w:r>
+        <w:t xml:space="preserve">Cochran WG. Sampling techniques. John Wiley &amp; Sons; 1977.</w:t>
+      </w:r>
+      <w:r>
+        <w:t xml:space="preserve"> </w:t>
+      </w:r>
+    </w:p>
+    <w:bookmarkEnd w:id="168"/>
+    <w:bookmarkStart w:id="170" w:name="ref-vos2020"/>
+    <w:p>
+      <w:pPr>
+        <w:pStyle w:val="Bibliography"/>
+      </w:pPr>
+      <w:r>
+        <w:t xml:space="preserve">48.</w:t>
+      </w:r>
+      <w:r>
+        <w:t xml:space="preserve"> </w:t>
+      </w:r>
+      <w:r>
+        <w:t xml:space="preserve">	</w:t>
+      </w:r>
+      <w:r>
+        <w:t xml:space="preserve">Vos T, Lim SS, Abbafati C, Abbas KM, Abbasi M, Abbasifard M, et al. Global burden of 369 diseases and injuries in 204 countries and territories, 1990</w:t>
+      </w:r>
+      <w:r>
+        <w:t xml:space="preserve">2019: a systematic analysis for the Global Burden of Disease Study 2019. The Lancet [Internet]. 2020 Oct;396(10258):1204–22. Available from:</w:t>
+      </w:r>
+      <w:r>
+        <w:t xml:space="preserve"> </w:t>
+      </w:r>
+      <w:hyperlink r:id="rId169">
+        <w:r>
+          <w:rPr>
+            <w:rStyle w:val="Hyperlink"/>
+          </w:rPr>
+          <w:t xml:space="preserve">http://dx.doi.org/10.1016/S0140-6736(20)30925-9</w:t>
+        </w:r>
+      </w:hyperlink>
+    </w:p>
+    <w:bookmarkEnd w:id="170"/>
+    <w:bookmarkStart w:id="172" w:name="ref-RN24"/>
+    <w:p>
+      <w:pPr>
+        <w:pStyle w:val="Bibliography"/>
+      </w:pPr>
+      <w:r>
+        <w:t xml:space="preserve">49.</w:t>
+      </w:r>
+      <w:r>
+        <w:t xml:space="preserve"> </w:t>
+      </w:r>
+      <w:r>
+        <w:t xml:space="preserve">	</w:t>
+      </w:r>
+      <w:r>
+        <w:t xml:space="preserve">Bank W. Vol. 2025. World Development Indicators; 2025. Available from:</w:t>
+      </w:r>
+      <w:r>
+        <w:t xml:space="preserve"> </w:t>
+      </w:r>
+      <w:hyperlink r:id="rId171">
+        <w:r>
+          <w:rPr>
+            <w:rStyle w:val="Hyperlink"/>
+          </w:rPr>
+          <w:t xml:space="preserve">https://data.worldbank.org/indicator/SH.XPD.CHEX.PP.CD</w:t>
+        </w:r>
+      </w:hyperlink>
+    </w:p>
+    <w:bookmarkEnd w:id="172"/>
+    <w:bookmarkStart w:id="174" w:name="ref-RN25"/>
+    <w:p>
+      <w:pPr>
+        <w:pStyle w:val="Bibliography"/>
+      </w:pPr>
+      <w:r>
+        <w:t xml:space="preserve">50.</w:t>
+      </w:r>
+      <w:r>
+        <w:t xml:space="preserve"> </w:t>
+      </w:r>
+      <w:r>
+        <w:t xml:space="preserve">	</w:t>
+      </w:r>
+      <w:r>
+        <w:t xml:space="preserve">Bruce LJ, Jeffrey SM, Yun Z, Ted AS, Alon ZW, Brent KH. Disparities in bladder cancer. Urologic Oncology: Seminars and Original Investigations [Internet]. 2012;30(1):81–8. Available from:</w:t>
+      </w:r>
+      <w:r>
+        <w:t xml:space="preserve"> </w:t>
+      </w:r>
+      <w:hyperlink r:id="rId173">
+        <w:r>
+          <w:rPr>
+            <w:rStyle w:val="Hyperlink"/>
+          </w:rPr>
+          <w:t xml:space="preserve">https://www.sciencedirect.com/science/article/pii/S1078143911002808</w:t>
+        </w:r>
+      </w:hyperlink>
+    </w:p>
+    <w:bookmarkEnd w:id="174"/>
+    <w:bookmarkStart w:id="176" w:name="ref-RN26"/>
+    <w:p>
+      <w:pPr>
+        <w:pStyle w:val="Bibliography"/>
+      </w:pPr>
+      <w:r>
+        <w:t xml:space="preserve">51.</w:t>
+      </w:r>
+      <w:r>
+        <w:t xml:space="preserve"> </w:t>
+      </w:r>
+      <w:r>
+        <w:t xml:space="preserve">	</w:t>
+      </w:r>
+      <w:r>
+        <w:t xml:space="preserve">Wong MCS, Fung FDH, Leung C, Cheung WWL, Goggins WB, Ng CF. The global epidemiology of bladder cancer: A joinpoint regression analysis of its incidence and mortality trends and projection. Scientific Reports [Internet]. 2018;8(1):1129. Available from:</w:t>
+      </w:r>
+      <w:r>
+        <w:t xml:space="preserve"> </w:t>
+      </w:r>
+      <w:hyperlink r:id="rId175">
+        <w:r>
+          <w:rPr>
+            <w:rStyle w:val="Hyperlink"/>
+          </w:rPr>
+          <w:t xml:space="preserve">https://doi.org/10.1038/s41598-018-19199-z</w:t>
+        </w:r>
+      </w:hyperlink>
+    </w:p>
+    <w:bookmarkEnd w:id="176"/>
+    <w:bookmarkStart w:id="178" w:name="ref-RN27"/>
+    <w:p>
+      <w:pPr>
+        <w:pStyle w:val="Bibliography"/>
+      </w:pPr>
+      <w:r>
+        <w:t xml:space="preserve">52.</w:t>
+      </w:r>
+      <w:r>
+        <w:t xml:space="preserve"> </w:t>
+      </w:r>
+      <w:r>
+        <w:t xml:space="preserve">	</w:t>
+      </w:r>
+      <w:r>
+        <w:t xml:space="preserve">Zi H, Liu MY, Luo LS, Huang Q, Luo PC, Luan HH, et al. Global burden of benign prostatic hyperplasia, urinary tract infections, urolithiasis, bladder cancer, kidney cancer, and prostate cancer from 1990 to 2021. Military Medical Research [Internet]. 2024;11(1):64. Available from:</w:t>
+      </w:r>
+      <w:r>
+        <w:t xml:space="preserve"> </w:t>
+      </w:r>
+      <w:hyperlink r:id="rId177">
+        <w:r>
+          <w:rPr>
+            <w:rStyle w:val="Hyperlink"/>
+          </w:rPr>
+          <w:t xml:space="preserve">https://doi.org/10.1186/s40779-024-00569-w</w:t>
+        </w:r>
+      </w:hyperlink>
+    </w:p>
+    <w:bookmarkEnd w:id="178"/>
+    <w:bookmarkStart w:id="180" w:name="ref-RN28"/>
+    <w:p>
+      <w:pPr>
+        <w:pStyle w:val="Bibliography"/>
+      </w:pPr>
+      <w:r>
+        <w:t xml:space="preserve">53.</w:t>
+      </w:r>
+      <w:r>
+        <w:t xml:space="preserve"> </w:t>
+      </w:r>
+      <w:r>
+        <w:t xml:space="preserve">	</w:t>
+      </w:r>
+      <w:r>
+        <w:t xml:space="preserve">Medicine I of M(US)R on EB. The healthcare imperative: Lowering costs and improving outcomes. In: Yong PL OL Saunders RS, editor. Washington, DC: National Academies Press (US); 2010. Available from:</w:t>
+      </w:r>
+      <w:r>
+        <w:t xml:space="preserve"> </w:t>
+      </w:r>
+      <w:hyperlink r:id="rId179">
+        <w:r>
+          <w:rPr>
+            <w:rStyle w:val="Hyperlink"/>
+          </w:rPr>
+          <w:t xml:space="preserve">https://www.ncbi.nlm.nih.gov/books/NBK53914/</w:t>
+        </w:r>
+      </w:hyperlink>
+    </w:p>
+    <w:bookmarkEnd w:id="180"/>
+    <w:bookmarkStart w:id="182" w:name="ref-RN29"/>
+    <w:p>
+      <w:pPr>
+        <w:pStyle w:val="Bibliography"/>
+      </w:pPr>
+      <w:r>
+        <w:t xml:space="preserve">54.</w:t>
+      </w:r>
+      <w:r>
+        <w:t xml:space="preserve"> </w:t>
+      </w:r>
+      <w:r>
+        <w:t xml:space="preserve">	</w:t>
+      </w:r>
+      <w:r>
+        <w:t xml:space="preserve">Al-Zalabani AH, Stewart KF, Wesselius A, Schols AM, Zeegers MP.</w:t>
+      </w:r>
+      <w:r>
+        <w:t xml:space="preserve"> </w:t>
+      </w:r>
+      <w:hyperlink r:id="rId181">
+        <w:r>
+          <w:rPr>
+            <w:rStyle w:val="Hyperlink"/>
+          </w:rPr>
+          <w:t xml:space="preserve">Modifiable risk factors for the prevention of bladder cancer: A systematic review of meta-analyses</w:t>
+        </w:r>
+      </w:hyperlink>
+      <w:r>
+        <w:t xml:space="preserve">. Eur J Epidemiol. 2016;31(9):811–51.</w:t>
+      </w:r>
+      <w:r>
+        <w:t xml:space="preserve"> </w:t>
+      </w:r>
+    </w:p>
+    <w:bookmarkEnd w:id="182"/>
+    <w:bookmarkStart w:id="184" w:name="ref-RN30"/>
+    <w:p>
+      <w:pPr>
+        <w:pStyle w:val="Bibliography"/>
+      </w:pPr>
+      <w:r>
+        <w:t xml:space="preserve">55.</w:t>
+      </w:r>
+      <w:r>
+        <w:t xml:space="preserve"> </w:t>
+      </w:r>
+      <w:r>
+        <w:t xml:space="preserve">	</w:t>
+      </w:r>
+      <w:r>
+        <w:t xml:space="preserve">Czene K, Lichtenstein P, Hemminki K.</w:t>
+      </w:r>
+      <w:r>
+        <w:t xml:space="preserve"> </w:t>
+      </w:r>
+      <w:hyperlink r:id="rId183">
+        <w:r>
+          <w:rPr>
+            <w:rStyle w:val="Hyperlink"/>
+          </w:rPr>
+          <w:t xml:space="preserve">Environmental and heritable causes of cancer among 9.6 million individuals in the swedish family-cancer database</w:t>
+        </w:r>
+      </w:hyperlink>
+      <w:r>
+        <w:t xml:space="preserve">. Int J Cancer. 2002;99(2):260–6.</w:t>
+      </w:r>
+      <w:r>
+        <w:t xml:space="preserve"> </w:t>
+      </w:r>
+    </w:p>
+    <w:bookmarkEnd w:id="184"/>
+    <w:bookmarkStart w:id="186" w:name="ref-RN31"/>
+    <w:p>
+      <w:pPr>
+        <w:pStyle w:val="Bibliography"/>
+      </w:pPr>
+      <w:r>
+        <w:t xml:space="preserve">56.</w:t>
+      </w:r>
+      <w:r>
+        <w:t xml:space="preserve"> </w:t>
+      </w:r>
+      <w:r>
+        <w:t xml:space="preserve">	</w:t>
+      </w:r>
+      <w:r>
+        <w:t xml:space="preserve">Halaseh SA, Halaseh S, Alali Y, Ashour ME, Alharayzah MJ.</w:t>
+      </w:r>
+      <w:r>
+        <w:t xml:space="preserve"> </w:t>
+      </w:r>
+      <w:hyperlink r:id="rId185">
+        <w:r>
+          <w:rPr>
+            <w:rStyle w:val="Hyperlink"/>
+          </w:rPr>
+          <w:t xml:space="preserve">A review of the etiology and epidemiology of bladder cancer: All you need to know</w:t>
+        </w:r>
+      </w:hyperlink>
+      <w:r>
+        <w:t xml:space="preserve">. Cureus. 2022;14(7):e27330.</w:t>
+      </w:r>
+      <w:r>
+        <w:t xml:space="preserve"> </w:t>
+      </w:r>
+    </w:p>
+    <w:bookmarkEnd w:id="186"/>
+    <w:bookmarkStart w:id="188" w:name="ref-RN32"/>
+    <w:p>
+      <w:pPr>
+        <w:pStyle w:val="Bibliography"/>
+      </w:pPr>
+      <w:r>
+        <w:t xml:space="preserve">57.</w:t>
+      </w:r>
+      <w:r>
+        <w:t xml:space="preserve"> </w:t>
+      </w:r>
+      <w:r>
+        <w:t xml:space="preserve">	</w:t>
+      </w:r>
+      <w:r>
+        <w:t xml:space="preserve">Shariat SF, Milowsky M, Droller MJ.</w:t>
+      </w:r>
+      <w:r>
+        <w:t xml:space="preserve"> </w:t>
+      </w:r>
+      <w:hyperlink r:id="rId187">
+        <w:r>
+          <w:rPr>
+            <w:rStyle w:val="Hyperlink"/>
+          </w:rPr>
+          <w:t xml:space="preserve">Bladder cancer in the elderly</w:t>
+        </w:r>
+      </w:hyperlink>
+      <w:r>
+        <w:t xml:space="preserve">. Urol Oncol. 2009;27(6):653–67.</w:t>
+      </w:r>
+      <w:r>
+        <w:t xml:space="preserve"> </w:t>
+      </w:r>
+    </w:p>
+    <w:bookmarkEnd w:id="188"/>
+    <w:bookmarkStart w:id="190" w:name="ref-RN33"/>
+    <w:p>
+      <w:pPr>
+        <w:pStyle w:val="Bibliography"/>
+      </w:pPr>
+      <w:r>
+        <w:t xml:space="preserve">58.</w:t>
+      </w:r>
+      <w:r>
+        <w:t xml:space="preserve"> </w:t>
+      </w:r>
+      <w:r>
+        <w:t xml:space="preserve">	</w:t>
+      </w:r>
+      <w:r>
+        <w:t xml:space="preserve">Cohn JA, Vekhter B, Lyttle C, Steinberg GD, Large MC.</w:t>
+      </w:r>
+      <w:r>
+        <w:t xml:space="preserve"> </w:t>
+      </w:r>
+      <w:hyperlink r:id="rId189">
+        <w:r>
+          <w:rPr>
+            <w:rStyle w:val="Hyperlink"/>
+          </w:rPr>
+          <w:t xml:space="preserve">Sex disparities in diagnosis of bladder cancer after initial presentation with hematuria: A nationwide claims-based investigation</w:t>
+        </w:r>
+      </w:hyperlink>
+      <w:r>
+        <w:t xml:space="preserve">. Cancer. 2014;120(4):555–61.</w:t>
+      </w:r>
+      <w:r>
+        <w:t xml:space="preserve"> </w:t>
+      </w:r>
+    </w:p>
+    <w:bookmarkEnd w:id="190"/>
+    <w:bookmarkStart w:id="192" w:name="ref-RN21"/>
+    <w:p>
+      <w:pPr>
+        <w:pStyle w:val="Bibliography"/>
+      </w:pPr>
+      <w:r>
+        <w:t xml:space="preserve">59.</w:t>
+      </w:r>
+      <w:r>
+        <w:t xml:space="preserve"> </w:t>
+      </w:r>
+      <w:r>
+        <w:t xml:space="preserve">	</w:t>
+      </w:r>
+      <w:r>
+        <w:t xml:space="preserve">Toren P, Wilkins A, Patel K, Burley A, Gris T, Kockelbergh R, et al.</w:t>
+      </w:r>
+      <w:r>
+        <w:t xml:space="preserve"> </w:t>
+      </w:r>
+      <w:hyperlink r:id="rId191">
+        <w:r>
+          <w:rPr>
+            <w:rStyle w:val="Hyperlink"/>
+          </w:rPr>
+          <w:t xml:space="preserve">The sex gap in bladder cancer survival - a missing link in bladder cancer care?</w:t>
+        </w:r>
+      </w:hyperlink>
+      <w:r>
+        <w:t xml:space="preserve"> Nat Rev Urol. 2024;21(3):181–92.</w:t>
+      </w:r>
+      <w:r>
+        <w:t xml:space="preserve"> </w:t>
+      </w:r>
+    </w:p>
+    <w:bookmarkEnd w:id="192"/>
+    <w:bookmarkStart w:id="194" w:name="ref-RN34"/>
+    <w:p>
+      <w:pPr>
+        <w:pStyle w:val="Bibliography"/>
+      </w:pPr>
+      <w:r>
+        <w:t xml:space="preserve">60.</w:t>
+      </w:r>
+      <w:r>
+        <w:t xml:space="preserve"> </w:t>
+      </w:r>
+      <w:r>
+        <w:t xml:space="preserve">	</w:t>
+      </w:r>
+      <w:r>
+        <w:t xml:space="preserve">Ghandour R, Freifeld Y, Singla N, Lotan Y.</w:t>
+      </w:r>
+      <w:r>
+        <w:t xml:space="preserve"> </w:t>
+      </w:r>
+      <w:hyperlink r:id="rId193">
+        <w:r>
+          <w:rPr>
+            <w:rStyle w:val="Hyperlink"/>
+          </w:rPr>
+          <w:t xml:space="preserve">Evaluation of hematuria in a large public health care system</w:t>
+        </w:r>
+      </w:hyperlink>
+      <w:r>
+        <w:t xml:space="preserve">. Bladder Cancer. 2019;5(2):119–29.</w:t>
+      </w:r>
+      <w:r>
+        <w:t xml:space="preserve"> </w:t>
+      </w:r>
+    </w:p>
+    <w:bookmarkEnd w:id="194"/>
+    <w:bookmarkStart w:id="196" w:name="ref-RN35"/>
+    <w:p>
+      <w:pPr>
+        <w:pStyle w:val="Bibliography"/>
+      </w:pPr>
+      <w:r>
+        <w:t xml:space="preserve">61.</w:t>
+      </w:r>
+      <w:r>
+        <w:t xml:space="preserve"> </w:t>
+      </w:r>
+      <w:r>
+        <w:t xml:space="preserve">	</w:t>
+      </w:r>
+      <w:r>
+        <w:t xml:space="preserve">Barocas DA, Lotan Y, Matulewicz RS, Raman JD, Westerman ME, Kirkby E, et al.</w:t>
+      </w:r>
+      <w:r>
+        <w:t xml:space="preserve"> </w:t>
+      </w:r>
+      <w:hyperlink r:id="rId195">
+        <w:r>
+          <w:rPr>
+            <w:rStyle w:val="Hyperlink"/>
+          </w:rPr>
+          <w:t xml:space="preserve">Updates to microhematuria: AUA/SUFU guideline (2025)</w:t>
+        </w:r>
+      </w:hyperlink>
+      <w:r>
+        <w:t xml:space="preserve">. J Urol. 2025;213(5):547–57.</w:t>
+      </w:r>
+      <w:r>
+        <w:t xml:space="preserve"> </w:t>
+      </w:r>
+    </w:p>
+    <w:bookmarkEnd w:id="196"/>
+    <w:bookmarkStart w:id="198" w:name="ref-RN36"/>
+    <w:p>
+      <w:pPr>
+        <w:pStyle w:val="Bibliography"/>
+      </w:pPr>
+      <w:r>
+        <w:t xml:space="preserve">62.</w:t>
+      </w:r>
+      <w:r>
+        <w:t xml:space="preserve"> </w:t>
+      </w:r>
+      <w:r>
+        <w:t xml:space="preserve">	</w:t>
+      </w:r>
+      <w:r>
+        <w:t xml:space="preserve">Doshi B, Athans SR, Woloszynska A. Biological differences underlying sex and gender disparities in bladder cancer: Current synopsis and future directions. Oncogenesis [Internet]. 2023;12(1):44. Available from:</w:t>
+      </w:r>
+      <w:r>
+        <w:t xml:space="preserve"> </w:t>
+      </w:r>
+      <w:hyperlink r:id="rId197">
+        <w:r>
+          <w:rPr>
+            <w:rStyle w:val="Hyperlink"/>
+          </w:rPr>
+          <w:t xml:space="preserve">https://doi.org/10.1038/s41389-023-00489-9</w:t>
+        </w:r>
+      </w:hyperlink>
+    </w:p>
+    <w:bookmarkEnd w:id="198"/>
+    <w:bookmarkStart w:id="200" w:name="ref-RN37"/>
+    <w:p>
+      <w:pPr>
+        <w:pStyle w:val="Bibliography"/>
+      </w:pPr>
+      <w:r>
+        <w:t xml:space="preserve">63.</w:t>
+      </w:r>
+      <w:r>
+        <w:t xml:space="preserve"> </w:t>
+      </w:r>
+      <w:r>
+        <w:t xml:space="preserve">	</w:t>
+      </w:r>
+      <w:r>
+        <w:t xml:space="preserve">Mattern HM, Lloyd PG, Sturek M, Hardin CD.</w:t>
+      </w:r>
+      <w:r>
+        <w:t xml:space="preserve"> </w:t>
+      </w:r>
+      <w:hyperlink r:id="rId199">
+        <w:r>
+          <w:rPr>
+            <w:rStyle w:val="Hyperlink"/>
+          </w:rPr>
+          <w:t xml:space="preserve">Gender and genetic differences in bladder smooth muscle PPAR mRNA in a porcine model of the metabolic syndrome</w:t>
+        </w:r>
+      </w:hyperlink>
+      <w:r>
+        <w:t xml:space="preserve">. Mol Cell Biochem. 2007;302(1-2):43–9.</w:t>
+      </w:r>
+      <w:r>
+        <w:t xml:space="preserve"> </w:t>
+      </w:r>
+    </w:p>
+    <w:bookmarkEnd w:id="200"/>
+    <w:bookmarkStart w:id="202" w:name="ref-RN38"/>
+    <w:p>
+      <w:pPr>
+        <w:pStyle w:val="Bibliography"/>
+      </w:pPr>
+      <w:r>
+        <w:t xml:space="preserve">64.</w:t>
+      </w:r>
+      <w:r>
+        <w:t xml:space="preserve"> </w:t>
+      </w:r>
+      <w:r>
+        <w:t xml:space="preserve">	</w:t>
+      </w:r>
+      <w:r>
+        <w:t xml:space="preserve">Zhang Z, Xu H, Ji J, Shi X, Lyu J, Zhu Y, et al.</w:t>
+      </w:r>
+      <w:r>
+        <w:t xml:space="preserve"> </w:t>
+      </w:r>
+      <w:hyperlink r:id="rId201">
+        <w:r>
+          <w:rPr>
+            <w:rStyle w:val="Hyperlink"/>
+          </w:rPr>
+          <w:t xml:space="preserve">Heterogeneity of PTEN and PPAR-γ in cancer and their prognostic application to bladder cancer</w:t>
+        </w:r>
+      </w:hyperlink>
+      <w:r>
+        <w:t xml:space="preserve">. Exp Ther Med. 2019;18(4):3177–83.</w:t>
+      </w:r>
+      <w:r>
+        <w:t xml:space="preserve"> </w:t>
+      </w:r>
+    </w:p>
+    <w:bookmarkEnd w:id="202"/>
+    <w:bookmarkStart w:id="204" w:name="ref-RN8"/>
+    <w:p>
+      <w:pPr>
+        <w:pStyle w:val="Bibliography"/>
+      </w:pPr>
+      <w:r>
+        <w:t xml:space="preserve">65.</w:t>
+      </w:r>
+      <w:r>
+        <w:t xml:space="preserve"> </w:t>
+      </w:r>
+      <w:r>
+        <w:t xml:space="preserve">	</w:t>
+      </w:r>
+      <w:r>
         <w:t xml:space="preserve">Freedman ND, Silverman DT, Hollenbeck AR, Schatzkin A, Abnet CC.</w:t>
       </w:r>
       <w:r>
         <w:t xml:space="preserve"> </w:t>
       </w:r>
-      <w:hyperlink r:id="rId94">
+      <w:hyperlink r:id="rId203">
         <w:r>
           <w:rPr>
             <w:rStyle w:val="Hyperlink"/>
@@ -3635,14 +7106,14 @@
         <w:t xml:space="preserve"> </w:t>
       </w:r>
     </w:p>
-    <w:bookmarkEnd w:id="95"/>
-    <w:bookmarkStart w:id="97" w:name="ref-RN9"/>
+    <w:bookmarkEnd w:id="204"/>
+    <w:bookmarkStart w:id="206" w:name="ref-RN12"/>
     <w:p>
       <w:pPr>
         <w:pStyle w:val="Bibliography"/>
       </w:pPr>
       <w:r>
-        <w:t xml:space="preserve">9.</w:t>
+        <w:t xml:space="preserve">66.</w:t>
       </w:r>
       <w:r>
         <w:t xml:space="preserve"> </w:t>
@@ -3651,34 +7122,34 @@
         <w:t xml:space="preserve">	</w:t>
       </w:r>
       <w:r>
-        <w:t xml:space="preserve">Jubber I, Ong S, Bukavina L, Black PC, Compérat E, Kamat AM, et al.</w:t>
-      </w:r>
-      <w:r>
-        <w:t xml:space="preserve"> </w:t>
-      </w:r>
-      <w:hyperlink r:id="rId96">
-        <w:r>
-          <w:rPr>
-            <w:rStyle w:val="Hyperlink"/>
-          </w:rPr>
-          <w:t xml:space="preserve">Epidemiology of bladder cancer in 2023: A systematic review of risk factors</w:t>
-        </w:r>
-      </w:hyperlink>
-      <w:r>
-        <w:t xml:space="preserve">. Eur Urol. 2023;84(2):176–90.</w:t>
-      </w:r>
-      <w:r>
-        <w:t xml:space="preserve"> </w:t>
-      </w:r>
-    </w:p>
-    <w:bookmarkEnd w:id="97"/>
-    <w:bookmarkStart w:id="98" w:name="ref-RN10"/>
+        <w:t xml:space="preserve">Baris D, Waddell R, Beane Freeman LE, Schwenn M, Colt JS, Ayotte JD, et al.</w:t>
+      </w:r>
+      <w:r>
+        <w:t xml:space="preserve"> </w:t>
+      </w:r>
+      <w:hyperlink r:id="rId205">
+        <w:r>
+          <w:rPr>
+            <w:rStyle w:val="Hyperlink"/>
+          </w:rPr>
+          <w:t xml:space="preserve">Elevated bladder cancer in northern new england: The role of drinking water and arsenic</w:t>
+        </w:r>
+      </w:hyperlink>
+      <w:r>
+        <w:t xml:space="preserve">. J Natl Cancer Inst. 2016;108(9).</w:t>
+      </w:r>
+      <w:r>
+        <w:t xml:space="preserve"> </w:t>
+      </w:r>
+    </w:p>
+    <w:bookmarkEnd w:id="206"/>
+    <w:bookmarkStart w:id="208" w:name="ref-RN13"/>
     <w:p>
       <w:pPr>
         <w:pStyle w:val="Bibliography"/>
       </w:pPr>
       <w:r>
-        <w:t xml:space="preserve">10.</w:t>
+        <w:t xml:space="preserve">67.</w:t>
       </w:r>
       <w:r>
         <w:t xml:space="preserve"> </w:t>
@@ -3687,20 +7158,34 @@
         <w:t xml:space="preserve">	</w:t>
       </w:r>
       <w:r>
-        <w:t xml:space="preserve">United States Public Health Service Office of the Surgeon G, National Center for Chronic Disease P, Health Promotion Office on S, Health. Publications and reports of the surgeon general. In: Smoking cessation: A report of the surgeon general. Washington (DC): US Department of Health; Human Services; 2020.</w:t>
-      </w:r>
-      <w:r>
-        <w:t xml:space="preserve"> </w:t>
-      </w:r>
-    </w:p>
-    <w:bookmarkEnd w:id="98"/>
-    <w:bookmarkStart w:id="100" w:name="ref-RN11"/>
+        <w:t xml:space="preserve">Beane Freeman LE, Cantor KP, Baris D, Nuckols JR, Johnson A, Colt JS, et al.</w:t>
+      </w:r>
+      <w:r>
+        <w:t xml:space="preserve"> </w:t>
+      </w:r>
+      <w:hyperlink r:id="rId207">
+        <w:r>
+          <w:rPr>
+            <w:rStyle w:val="Hyperlink"/>
+          </w:rPr>
+          <w:t xml:space="preserve">Bladder cancer and water disinfection by-product exposures through multiple routes: A population-based case-control study (new england, USA)</w:t>
+        </w:r>
+      </w:hyperlink>
+      <w:r>
+        <w:t xml:space="preserve">. Environ Health Perspect. 2017;125(6):067010.</w:t>
+      </w:r>
+      <w:r>
+        <w:t xml:space="preserve"> </w:t>
+      </w:r>
+    </w:p>
+    <w:bookmarkEnd w:id="208"/>
+    <w:bookmarkStart w:id="210" w:name="ref-RN39"/>
     <w:p>
       <w:pPr>
         <w:pStyle w:val="Bibliography"/>
       </w:pPr>
       <w:r>
-        <w:t xml:space="preserve">11.</w:t>
+        <w:t xml:space="preserve">68.</w:t>
       </w:r>
       <w:r>
         <w:t xml:space="preserve"> </w:t>
@@ -3709,28 +7194,34 @@
         <w:t xml:space="preserve">	</w:t>
       </w:r>
       <w:r>
-        <w:t xml:space="preserve">Andrade DP de, Marques CM, Andrade DCR de, Lenzi L, Oliveira CS, Figueiredo BC de. Trends in tobacco smoking and bladder and lung-bronchial cancer rates among non-hispanic white americans (2000–2016). Archives of Public Health [Internet]. 2025;83(1):113. Available from:</w:t>
-      </w:r>
-      <w:r>
-        <w:t xml:space="preserve"> </w:t>
-      </w:r>
-      <w:hyperlink r:id="rId99">
-        <w:r>
-          <w:rPr>
-            <w:rStyle w:val="Hyperlink"/>
-          </w:rPr>
-          <w:t xml:space="preserve">https://doi.org/10.1186/s13690-025-01585-5</w:t>
-        </w:r>
-      </w:hyperlink>
-    </w:p>
-    <w:bookmarkEnd w:id="100"/>
-    <w:bookmarkStart w:id="102" w:name="ref-RN12"/>
+        <w:t xml:space="preserve">Stanton BA, Caldwell K, Congdon CB, Disney J, Donahue M, Ferguson E, et al.</w:t>
+      </w:r>
+      <w:r>
+        <w:t xml:space="preserve"> </w:t>
+      </w:r>
+      <w:hyperlink r:id="rId209">
+        <w:r>
+          <w:rPr>
+            <w:rStyle w:val="Hyperlink"/>
+          </w:rPr>
+          <w:t xml:space="preserve">MDI biological laboratory arsenic summit: Approaches to limiting human exposure to arsenic</w:t>
+        </w:r>
+      </w:hyperlink>
+      <w:r>
+        <w:t xml:space="preserve">. Curr Environ Health Rep. 2015;2(3):329–37.</w:t>
+      </w:r>
+      <w:r>
+        <w:t xml:space="preserve"> </w:t>
+      </w:r>
+    </w:p>
+    <w:bookmarkEnd w:id="210"/>
+    <w:bookmarkStart w:id="212" w:name="ref-RN40"/>
     <w:p>
       <w:pPr>
         <w:pStyle w:val="Bibliography"/>
       </w:pPr>
       <w:r>
-        <w:t xml:space="preserve">12.</w:t>
+        <w:t xml:space="preserve">69.</w:t>
       </w:r>
       <w:r>
         <w:t xml:space="preserve"> </w:t>
@@ -3739,34 +7230,34 @@
         <w:t xml:space="preserve">	</w:t>
       </w:r>
       <w:r>
-        <w:t xml:space="preserve">Baris D, Waddell R, Beane Freeman LE, Schwenn M, Colt JS, Ayotte JD, et al.</w:t>
-      </w:r>
-      <w:r>
-        <w:t xml:space="preserve"> </w:t>
-      </w:r>
-      <w:hyperlink r:id="rId101">
-        <w:r>
-          <w:rPr>
-            <w:rStyle w:val="Hyperlink"/>
-          </w:rPr>
-          <w:t xml:space="preserve">Elevated bladder cancer in northern new england: The role of drinking water and arsenic</w:t>
-        </w:r>
-      </w:hyperlink>
-      <w:r>
-        <w:t xml:space="preserve">. J Natl Cancer Inst. 2016;108(9).</w:t>
-      </w:r>
-      <w:r>
-        <w:t xml:space="preserve"> </w:t>
-      </w:r>
-    </w:p>
-    <w:bookmarkEnd w:id="102"/>
-    <w:bookmarkStart w:id="104" w:name="ref-RN13"/>
+        <w:t xml:space="preserve">Yang Q, Flanagan SV, Chillrud S, Ross J, Zeng W, Culbertson C, et al.</w:t>
+      </w:r>
+      <w:r>
+        <w:t xml:space="preserve"> </w:t>
+      </w:r>
+      <w:hyperlink r:id="rId211">
+        <w:r>
+          <w:rPr>
+            <w:rStyle w:val="Hyperlink"/>
+          </w:rPr>
+          <w:t xml:space="preserve">Reduction in drinking water arsenic exposure and health risk through arsenic treatment among private well households in maine and new jersey, USA</w:t>
+        </w:r>
+      </w:hyperlink>
+      <w:r>
+        <w:t xml:space="preserve">. Sci Total Environ. 2020;738:139683.</w:t>
+      </w:r>
+      <w:r>
+        <w:t xml:space="preserve"> </w:t>
+      </w:r>
+    </w:p>
+    <w:bookmarkEnd w:id="212"/>
+    <w:bookmarkStart w:id="213" w:name="ref-RN41"/>
     <w:p>
       <w:pPr>
         <w:pStyle w:val="Bibliography"/>
       </w:pPr>
       <w:r>
-        <w:t xml:space="preserve">13.</w:t>
+        <w:t xml:space="preserve">70.</w:t>
       </w:r>
       <w:r>
         <w:t xml:space="preserve"> </w:t>
@@ -3775,34 +7266,20 @@
         <w:t xml:space="preserve">	</w:t>
       </w:r>
       <w:r>
-        <w:t xml:space="preserve">Beane Freeman LE, Cantor KP, Baris D, Nuckols JR, Johnson A, Colt JS, et al.</w:t>
-      </w:r>
-      <w:r>
-        <w:t xml:space="preserve"> </w:t>
-      </w:r>
-      <w:hyperlink r:id="rId103">
-        <w:r>
-          <w:rPr>
-            <w:rStyle w:val="Hyperlink"/>
-          </w:rPr>
-          <w:t xml:space="preserve">Bladder cancer and water disinfection by-product exposures through multiple routes: A population-based case-control study (new england, USA)</w:t>
-        </w:r>
-      </w:hyperlink>
-      <w:r>
-        <w:t xml:space="preserve">. Environ Health Perspect. 2017;125(6):067010.</w:t>
-      </w:r>
-      <w:r>
-        <w:t xml:space="preserve"> </w:t>
-      </w:r>
-    </w:p>
-    <w:bookmarkEnd w:id="104"/>
-    <w:bookmarkStart w:id="106" w:name="ref-RN14"/>
+        <w:t xml:space="preserve">DES N. Review of the drinking water maximum contaminant level (MCL) and ambient groundwater quality standard (AGQS) for arsenic. New Hamps Dep Environ Serv. 2018;1–71.</w:t>
+      </w:r>
+      <w:r>
+        <w:t xml:space="preserve"> </w:t>
+      </w:r>
+    </w:p>
+    <w:bookmarkEnd w:id="213"/>
+    <w:bookmarkStart w:id="215" w:name="ref-RN42"/>
     <w:p>
       <w:pPr>
         <w:pStyle w:val="Bibliography"/>
       </w:pPr>
       <w:r>
-        <w:t xml:space="preserve">14.</w:t>
+        <w:t xml:space="preserve">71.</w:t>
       </w:r>
       <w:r>
         <w:t xml:space="preserve"> </w:t>
@@ -3811,34 +7288,34 @@
         <w:t xml:space="preserve">	</w:t>
       </w:r>
       <w:r>
-        <w:t xml:space="preserve">Amin RW, Stafford B, Guttmann RP.</w:t>
-      </w:r>
-      <w:r>
-        <w:t xml:space="preserve"> </w:t>
-      </w:r>
-      <w:hyperlink r:id="rId105">
-        <w:r>
-          <w:rPr>
-            <w:rStyle w:val="Hyperlink"/>
-          </w:rPr>
-          <w:t xml:space="preserve">A spatial study of bladder cancer mortality and incidence in the contiguous US: 2000-2014</w:t>
-        </w:r>
-      </w:hyperlink>
-      <w:r>
-        <w:t xml:space="preserve">. Sci Total Environ. 2019;670:806–13.</w:t>
-      </w:r>
-      <w:r>
-        <w:t xml:space="preserve"> </w:t>
-      </w:r>
-    </w:p>
-    <w:bookmarkEnd w:id="106"/>
-    <w:bookmarkStart w:id="108" w:name="ref-RN15"/>
+        <w:t xml:space="preserve">Javeid J, Akhtar M, Ahmed L, Hassan W, Ikram M, Iqbal R, et al.</w:t>
+      </w:r>
+      <w:r>
+        <w:t xml:space="preserve"> </w:t>
+      </w:r>
+      <w:hyperlink r:id="rId214">
+        <w:r>
+          <w:rPr>
+            <w:rStyle w:val="Hyperlink"/>
+          </w:rPr>
+          <w:t xml:space="preserve">Bladder cancer mortality among smokers: Trends and disparities in u.s. Adults (1999–2023).</w:t>
+        </w:r>
+      </w:hyperlink>
+      <w:r>
+        <w:t xml:space="preserve"> Journal of Clinical Oncology. 2025;43.</w:t>
+      </w:r>
+      <w:r>
+        <w:t xml:space="preserve"> </w:t>
+      </w:r>
+    </w:p>
+    <w:bookmarkEnd w:id="215"/>
+    <w:bookmarkStart w:id="217" w:name="ref-RN43"/>
     <w:p>
       <w:pPr>
         <w:pStyle w:val="Bibliography"/>
       </w:pPr>
       <w:r>
-        <w:t xml:space="preserve">15.</w:t>
+        <w:t xml:space="preserve">72.</w:t>
       </w:r>
       <w:r>
         <w:t xml:space="preserve"> </w:t>
@@ -3847,34 +7324,34 @@
         <w:t xml:space="preserve">	</w:t>
       </w:r>
       <w:r>
-        <w:t xml:space="preserve">Ghazwani Y, Alghafees M, Suheb MK, Shafqat A, Sabbah BN, Arabi TZ, et al.</w:t>
-      </w:r>
-      <w:r>
-        <w:t xml:space="preserve"> </w:t>
-      </w:r>
-      <w:hyperlink r:id="rId107">
-        <w:r>
-          <w:rPr>
-            <w:rStyle w:val="Hyperlink"/>
-          </w:rPr>
-          <w:t xml:space="preserve">Trends in genitourinary cancer mortality in the united states: Analysis of the CDC-WONDER database 1999-2020</w:t>
-        </w:r>
-      </w:hyperlink>
-      <w:r>
-        <w:t xml:space="preserve">. Front Public Health. 2024;12:1354663.</w:t>
-      </w:r>
-      <w:r>
-        <w:t xml:space="preserve"> </w:t>
-      </w:r>
-    </w:p>
-    <w:bookmarkEnd w:id="108"/>
-    <w:bookmarkStart w:id="110" w:name="ref-RN16"/>
+        <w:t xml:space="preserve">Lortet-Tieulent J, Goding Sauer A, Siegel RL, Miller KD, Islami F, Fedewa SA, et al.</w:t>
+      </w:r>
+      <w:r>
+        <w:t xml:space="preserve"> </w:t>
+      </w:r>
+      <w:hyperlink r:id="rId216">
+        <w:r>
+          <w:rPr>
+            <w:rStyle w:val="Hyperlink"/>
+          </w:rPr>
+          <w:t xml:space="preserve">State-level cancer mortality attributable to cigarette smoking in the united states</w:t>
+        </w:r>
+      </w:hyperlink>
+      <w:r>
+        <w:t xml:space="preserve">. JAMA Intern Med. 2016;176(12):1792–8.</w:t>
+      </w:r>
+      <w:r>
+        <w:t xml:space="preserve"> </w:t>
+      </w:r>
+    </w:p>
+    <w:bookmarkEnd w:id="217"/>
+    <w:bookmarkStart w:id="219" w:name="ref-RN44"/>
     <w:p>
       <w:pPr>
         <w:pStyle w:val="Bibliography"/>
       </w:pPr>
       <w:r>
-        <w:t xml:space="preserve">16.</w:t>
+        <w:t xml:space="preserve">73.</w:t>
       </w:r>
       <w:r>
         <w:t xml:space="preserve"> </w:t>
@@ -3883,34 +7360,34 @@
         <w:t xml:space="preserve">	</w:t>
       </w:r>
       <w:r>
-        <w:t xml:space="preserve">Schafer EJ, Jemal A, Wiese D, Sung H, Kratzer TB, Islami F, et al.</w:t>
-      </w:r>
-      <w:r>
-        <w:t xml:space="preserve"> </w:t>
-      </w:r>
-      <w:hyperlink r:id="rId109">
-        <w:r>
-          <w:rPr>
-            <w:rStyle w:val="Hyperlink"/>
-          </w:rPr>
-          <w:t xml:space="preserve">Disparities and trends in genitourinary cancer incidence and mortality in the USA</w:t>
-        </w:r>
-      </w:hyperlink>
-      <w:r>
-        <w:t xml:space="preserve">. Eur Urol. 2023;84(1):117–26.</w:t>
-      </w:r>
-      <w:r>
-        <w:t xml:space="preserve"> </w:t>
-      </w:r>
-    </w:p>
-    <w:bookmarkEnd w:id="110"/>
-    <w:bookmarkStart w:id="112" w:name="ref-RN17"/>
+        <w:t xml:space="preserve">Deuker M, Stolzenbach LF, Collà Ruvolo C, Nocera L, Tian Z, Roos FC, et al.</w:t>
+      </w:r>
+      <w:r>
+        <w:t xml:space="preserve"> </w:t>
+      </w:r>
+      <w:hyperlink r:id="rId218">
+        <w:r>
+          <w:rPr>
+            <w:rStyle w:val="Hyperlink"/>
+          </w:rPr>
+          <w:t xml:space="preserve">Bladder cancer stage and mortality: Urban vs. Rural residency</w:t>
+        </w:r>
+      </w:hyperlink>
+      <w:r>
+        <w:t xml:space="preserve">. Cancer Causes Control. 2021;32(2):139–45.</w:t>
+      </w:r>
+      <w:r>
+        <w:t xml:space="preserve"> </w:t>
+      </w:r>
+    </w:p>
+    <w:bookmarkEnd w:id="219"/>
+    <w:bookmarkStart w:id="221" w:name="ref-RN45"/>
     <w:p>
       <w:pPr>
         <w:pStyle w:val="Bibliography"/>
       </w:pPr>
       <w:r>
-        <w:t xml:space="preserve">17.</w:t>
+        <w:t xml:space="preserve">74.</w:t>
       </w:r>
       <w:r>
         <w:t xml:space="preserve"> </w:t>
@@ -3919,34 +7396,34 @@
         <w:t xml:space="preserve">	</w:t>
       </w:r>
       <w:r>
-        <w:t xml:space="preserve">Smith ND, Prasad SM, Patel AR, Weiner AB, Pariser JJ, Razmaria A, et al.</w:t>
-      </w:r>
-      <w:r>
-        <w:t xml:space="preserve"> </w:t>
-      </w:r>
-      <w:hyperlink r:id="rId111">
-        <w:r>
-          <w:rPr>
-            <w:rStyle w:val="Hyperlink"/>
-          </w:rPr>
-          <w:t xml:space="preserve">Bladder cancer mortality in the united states: A geographic and temporal analysis of socioeconomic and environmental factors</w:t>
-        </w:r>
-      </w:hyperlink>
-      <w:r>
-        <w:t xml:space="preserve">. J Urol. 2016;195(2):290–6.</w:t>
-      </w:r>
-      <w:r>
-        <w:t xml:space="preserve"> </w:t>
-      </w:r>
-    </w:p>
-    <w:bookmarkEnd w:id="112"/>
-    <w:bookmarkStart w:id="114" w:name="ref-RN18"/>
+        <w:t xml:space="preserve">Dursun F, Elshabrawy A, Wang H, Kaushik D, Liss MA, Svatek RS, et al.</w:t>
+      </w:r>
+      <w:r>
+        <w:t xml:space="preserve"> </w:t>
+      </w:r>
+      <w:hyperlink r:id="rId220">
+        <w:r>
+          <w:rPr>
+            <w:rStyle w:val="Hyperlink"/>
+          </w:rPr>
+          <w:t xml:space="preserve">Impact of rural residence on the presentation, management and survival of patients with non-metastatic muscle-invasive bladder carcinoma</w:t>
+        </w:r>
+      </w:hyperlink>
+      <w:r>
+        <w:t xml:space="preserve">. Investig Clin Urol. 2023;64(6):561–71.</w:t>
+      </w:r>
+      <w:r>
+        <w:t xml:space="preserve"> </w:t>
+      </w:r>
+    </w:p>
+    <w:bookmarkEnd w:id="221"/>
+    <w:bookmarkStart w:id="223" w:name="ref-RN46"/>
     <w:p>
       <w:pPr>
         <w:pStyle w:val="Bibliography"/>
       </w:pPr>
       <w:r>
-        <w:t xml:space="preserve">18.</w:t>
+        <w:t xml:space="preserve">75.</w:t>
       </w:r>
       <w:r>
         <w:t xml:space="preserve"> </w:t>
@@ -3955,28 +7432,34 @@
         <w:t xml:space="preserve">	</w:t>
       </w:r>
       <w:r>
-        <w:t xml:space="preserve">Prevention NCI&amp;C for DC and. State cancer profiles [Internet]. Vol. 2025. 2023. Available from:</w:t>
-      </w:r>
-      <w:r>
-        <w:t xml:space="preserve"> </w:t>
-      </w:r>
-      <w:hyperlink r:id="rId113">
-        <w:r>
-          <w:rPr>
-            <w:rStyle w:val="Hyperlink"/>
-          </w:rPr>
-          <w:t xml:space="preserve">https://statecancerprofiles.cancer.gov/index.html</w:t>
-        </w:r>
-      </w:hyperlink>
-    </w:p>
-    <w:bookmarkEnd w:id="114"/>
-    <w:bookmarkStart w:id="116" w:name="ref-RN19"/>
+        <w:t xml:space="preserve">Ryan S, Serrell EC, Karabon P, Mills G, Hansen M, Hayn M, et al.</w:t>
+      </w:r>
+      <w:r>
+        <w:t xml:space="preserve"> </w:t>
+      </w:r>
+      <w:hyperlink r:id="rId222">
+        <w:r>
+          <w:rPr>
+            <w:rStyle w:val="Hyperlink"/>
+          </w:rPr>
+          <w:t xml:space="preserve">The association between mortality and distance to treatment facility in patients with muscle invasive bladder cancer</w:t>
+        </w:r>
+      </w:hyperlink>
+      <w:r>
+        <w:t xml:space="preserve">. J Urol. 2018;199(2):424–9.</w:t>
+      </w:r>
+      <w:r>
+        <w:t xml:space="preserve"> </w:t>
+      </w:r>
+    </w:p>
+    <w:bookmarkEnd w:id="223"/>
+    <w:bookmarkStart w:id="225" w:name="ref-RN47"/>
     <w:p>
       <w:pPr>
         <w:pStyle w:val="Bibliography"/>
       </w:pPr>
       <w:r>
-        <w:t xml:space="preserve">19.</w:t>
+        <w:t xml:space="preserve">76.</w:t>
       </w:r>
       <w:r>
         <w:t xml:space="preserve"> </w:t>
@@ -3985,34 +7468,34 @@
         <w:t xml:space="preserve">	</w:t>
       </w:r>
       <w:r>
-        <w:t xml:space="preserve">Pompa IR, Qi D, Ghosh A, Goldberg SI, Chino F, Efstathiou JA, et al.</w:t>
-      </w:r>
-      <w:r>
-        <w:t xml:space="preserve"> </w:t>
-      </w:r>
-      <w:hyperlink r:id="rId115">
-        <w:r>
-          <w:rPr>
-            <w:rStyle w:val="Hyperlink"/>
-          </w:rPr>
-          <w:t xml:space="preserve">Longitudinal analysis of bladder cancer-specific mortality trends in the united states</w:t>
-        </w:r>
-      </w:hyperlink>
-      <w:r>
-        <w:t xml:space="preserve">. Bladder Cancer. 2023;9(4):345–53.</w:t>
-      </w:r>
-      <w:r>
-        <w:t xml:space="preserve"> </w:t>
-      </w:r>
-    </w:p>
-    <w:bookmarkEnd w:id="116"/>
-    <w:bookmarkStart w:id="118" w:name="ref-RN20"/>
+        <w:t xml:space="preserve">Hung P, Deng S, Zahnd WE, Adams SA, Olatosi B, Crouch EL, et al.</w:t>
+      </w:r>
+      <w:r>
+        <w:t xml:space="preserve"> </w:t>
+      </w:r>
+      <w:hyperlink r:id="rId224">
+        <w:r>
+          <w:rPr>
+            <w:rStyle w:val="Hyperlink"/>
+          </w:rPr>
+          <w:t xml:space="preserve">Geographic disparities in residential proximity to colorectal and cervical cancer care providers</w:t>
+        </w:r>
+      </w:hyperlink>
+      <w:r>
+        <w:t xml:space="preserve">. Cancer. 2020;126(5):1068–76.</w:t>
+      </w:r>
+      <w:r>
+        <w:t xml:space="preserve"> </w:t>
+      </w:r>
+    </w:p>
+    <w:bookmarkEnd w:id="225"/>
+    <w:bookmarkStart w:id="226" w:name="ref-RN48"/>
     <w:p>
       <w:pPr>
         <w:pStyle w:val="Bibliography"/>
       </w:pPr>
       <w:r>
-        <w:t xml:space="preserve">20.</w:t>
+        <w:t xml:space="preserve">77.</w:t>
       </w:r>
       <w:r>
         <w:t xml:space="preserve"> </w:t>
@@ -4021,34 +7504,20 @@
         <w:t xml:space="preserve">	</w:t>
       </w:r>
       <w:r>
-        <w:t xml:space="preserve">Hasan S, Lazarev S, Garg M, Mehta K, Press RH, Chhabra A, et al.</w:t>
-      </w:r>
-      <w:r>
-        <w:t xml:space="preserve"> </w:t>
-      </w:r>
-      <w:hyperlink r:id="rId117">
-        <w:r>
-          <w:rPr>
-            <w:rStyle w:val="Hyperlink"/>
-          </w:rPr>
-          <w:t xml:space="preserve">Racial inequity and other social disparities in the diagnosis and management of bladder cancer</w:t>
-        </w:r>
-      </w:hyperlink>
-      <w:r>
-        <w:t xml:space="preserve">. Cancer Med. 2023;12(1):640–50.</w:t>
-      </w:r>
-      <w:r>
-        <w:t xml:space="preserve"> </w:t>
-      </w:r>
-    </w:p>
-    <w:bookmarkEnd w:id="118"/>
-    <w:bookmarkStart w:id="120" w:name="ref-RN22"/>
+        <w:t xml:space="preserve">Terlizzi EP, Cohen RA. Geographic variation in health insurance coverage:united states, 2022. Natl Health Stat Report. 2023;(194):1–15.</w:t>
+      </w:r>
+      <w:r>
+        <w:t xml:space="preserve"> </w:t>
+      </w:r>
+    </w:p>
+    <w:bookmarkEnd w:id="226"/>
+    <w:bookmarkStart w:id="228" w:name="ref-RN49"/>
     <w:p>
       <w:pPr>
         <w:pStyle w:val="Bibliography"/>
       </w:pPr>
       <w:r>
-        <w:t xml:space="preserve">21.</w:t>
+        <w:t xml:space="preserve">78.</w:t>
       </w:r>
       <w:r>
         <w:t xml:space="preserve"> </w:t>
@@ -4057,34 +7526,34 @@
         <w:t xml:space="preserve">	</w:t>
       </w:r>
       <w:r>
-        <w:t xml:space="preserve">Sung H, Ferlay J, Siegel RL, Laversanne M, Soerjomataram I, Jemal A, et al.</w:t>
-      </w:r>
-      <w:r>
-        <w:t xml:space="preserve"> </w:t>
-      </w:r>
-      <w:hyperlink r:id="rId119">
-        <w:r>
-          <w:rPr>
-            <w:rStyle w:val="Hyperlink"/>
-          </w:rPr>
-          <w:t xml:space="preserve">Global cancer statistics 2020: GLOBOCAN estimates of incidence and mortality worldwide for 36 cancers in 185 countries</w:t>
-        </w:r>
-      </w:hyperlink>
-      <w:r>
-        <w:t xml:space="preserve">. CA Cancer J Clin. 2021;71(3):209–49.</w:t>
-      </w:r>
-      <w:r>
-        <w:t xml:space="preserve"> </w:t>
-      </w:r>
-    </w:p>
-    <w:bookmarkEnd w:id="120"/>
-    <w:bookmarkStart w:id="122" w:name="ref-RN23"/>
+        <w:t xml:space="preserve">Wang Y, Chang Q, Li Y.</w:t>
+      </w:r>
+      <w:r>
+        <w:t xml:space="preserve"> </w:t>
+      </w:r>
+      <w:hyperlink r:id="rId227">
+        <w:r>
+          <w:rPr>
+            <w:rStyle w:val="Hyperlink"/>
+          </w:rPr>
+          <w:t xml:space="preserve">Racial differences in urinary bladder cancer in the united states</w:t>
+        </w:r>
+      </w:hyperlink>
+      <w:r>
+        <w:t xml:space="preserve">. Sci Rep. 2018;8(1):12521.</w:t>
+      </w:r>
+      <w:r>
+        <w:t xml:space="preserve"> </w:t>
+      </w:r>
+    </w:p>
+    <w:bookmarkEnd w:id="228"/>
+    <w:bookmarkStart w:id="230" w:name="ref-RN50"/>
     <w:p>
       <w:pPr>
         <w:pStyle w:val="Bibliography"/>
       </w:pPr>
       <w:r>
-        <w:t xml:space="preserve">22.</w:t>
+        <w:t xml:space="preserve">79.</w:t>
       </w:r>
       <w:r>
         <w:t xml:space="preserve"> </w:t>
@@ -4093,34 +7562,28 @@
         <w:t xml:space="preserve">	</w:t>
       </w:r>
       <w:r>
-        <w:t xml:space="preserve">Liu S, Yang T, Na R, Hu M, Zhang L, Fu Y, et al.</w:t>
-      </w:r>
-      <w:r>
-        <w:t xml:space="preserve"> </w:t>
-      </w:r>
-      <w:hyperlink r:id="rId121">
-        <w:r>
-          <w:rPr>
-            <w:rStyle w:val="Hyperlink"/>
-          </w:rPr>
-          <w:t xml:space="preserve">The impact of female gender on bladder cancer-specific death risk after radical cystectomy: A meta-analysis of 27,912 patients</w:t>
-        </w:r>
-      </w:hyperlink>
-      <w:r>
-        <w:t xml:space="preserve">. Int Urol Nephrol. 2015;47(6):951–8.</w:t>
-      </w:r>
-      <w:r>
-        <w:t xml:space="preserve"> </w:t>
-      </w:r>
-    </w:p>
-    <w:bookmarkEnd w:id="122"/>
-    <w:bookmarkStart w:id="124" w:name="ref-ferrari2024"/>
+        <w:t xml:space="preserve">Health. C for DC, Chronic Disease Prevention PreventionNC for, Population HPromotionD of. BRFSS prevalence &amp; trends data [Internet]. Vol. 2025. Centers for Disease Control; Prevention; 2025. Available from:</w:t>
+      </w:r>
+      <w:r>
+        <w:t xml:space="preserve"> </w:t>
+      </w:r>
+      <w:hyperlink r:id="rId229">
+        <w:r>
+          <w:rPr>
+            <w:rStyle w:val="Hyperlink"/>
+          </w:rPr>
+          <w:t xml:space="preserve">https://www.cdc.gov/brfss/brfssprevalence/</w:t>
+        </w:r>
+      </w:hyperlink>
+    </w:p>
+    <w:bookmarkEnd w:id="230"/>
+    <w:bookmarkStart w:id="231" w:name="ref-RN51"/>
     <w:p>
       <w:pPr>
         <w:pStyle w:val="Bibliography"/>
       </w:pPr>
       <w:r>
-        <w:t xml:space="preserve">23.</w:t>
+        <w:t xml:space="preserve">80.</w:t>
       </w:r>
       <w:r>
         <w:t xml:space="preserve"> </w:t>
@@ -4129,31 +7592,20 @@
         <w:t xml:space="preserve">	</w:t>
       </w:r>
       <w:r>
-        <w:t xml:space="preserve">Ferrari AJ, Santomauro DF, Aali A, Abate YH, Abbafati C, Abbastabar H, et al. Global incidence, prevalence, years lived with disability (YLDs), disability-adjusted life-years (DALYs), and healthy life expectancy (HALE) for 371 diseases and injuries in 204 countries and territories and 811 subnational locations, 1990</w:t>
-      </w:r>
-      <w:r>
-        <w:t xml:space="preserve">2021: a systematic analysis for the Global Burden of Disease Study 2021. The Lancet [Internet]. 2024 May;403(10440):2133–61. Available from:</w:t>
-      </w:r>
-      <w:r>
-        <w:t xml:space="preserve"> </w:t>
-      </w:r>
-      <w:hyperlink r:id="rId123">
-        <w:r>
-          <w:rPr>
-            <w:rStyle w:val="Hyperlink"/>
-          </w:rPr>
-          <w:t xml:space="preserve">http://dx.doi.org/10.1016/S0140-6736(24)00757-8</w:t>
-        </w:r>
-      </w:hyperlink>
-    </w:p>
-    <w:bookmarkEnd w:id="124"/>
-    <w:bookmarkStart w:id="126" w:name="ref-naghavi2024"/>
+        <w:t xml:space="preserve">Irvin LH, Johnson L, Yamauchi J, Holmes JR, Ching LK, Starr RR, et al. Insights in public health: Formative factors for a statewide tobacco control advocacy infrastructure: Insights from hawai’i. Hawaii J Med Public Health. 2019;78(2):66–70.</w:t>
+      </w:r>
+      <w:r>
+        <w:t xml:space="preserve"> </w:t>
+      </w:r>
+    </w:p>
+    <w:bookmarkEnd w:id="231"/>
+    <w:bookmarkStart w:id="232" w:name="ref-RN52"/>
     <w:p>
       <w:pPr>
         <w:pStyle w:val="Bibliography"/>
       </w:pPr>
       <w:r>
-        <w:t xml:space="preserve">24.</w:t>
+        <w:t xml:space="preserve">81.</w:t>
       </w:r>
       <w:r>
         <w:t xml:space="preserve"> </w:t>
@@ -4162,1954 +7614,15 @@
         <w:t xml:space="preserve">	</w:t>
       </w:r>
       <w:r>
-        <w:t xml:space="preserve">Naghavi M, Ong KL, Aali A, Ababneh HS, Abate YH, Abbafati C, et al. Global burden of 288 causes of death and life expectancy decomposition in 204 countries and territories and 811 subnational locations, 1990</w:t>
-      </w:r>
-      <w:r>
-        <w:t xml:space="preserve">2021: a systematic analysis for the Global Burden of Disease Study 2021. The Lancet [Internet]. 2024 May;403(10440):2100–32. Available from:</w:t>
-      </w:r>
-      <w:r>
-        <w:t xml:space="preserve"> </w:t>
-      </w:r>
-      <w:hyperlink r:id="rId125">
-        <w:r>
-          <w:rPr>
-            <w:rStyle w:val="Hyperlink"/>
-          </w:rPr>
-          <w:t xml:space="preserve">http://dx.doi.org/10.1016/s0140-6736(24)00367-2</w:t>
-        </w:r>
-      </w:hyperlink>
-    </w:p>
-    <w:bookmarkEnd w:id="126"/>
-    <w:bookmarkStart w:id="128" w:name="ref-feigin2021"/>
-    <w:p>
-      <w:pPr>
-        <w:pStyle w:val="Bibliography"/>
-      </w:pPr>
-      <w:r>
-        <w:t xml:space="preserve">25.</w:t>
-      </w:r>
-      <w:r>
-        <w:t xml:space="preserve"> </w:t>
-      </w:r>
-      <w:r>
-        <w:t xml:space="preserve">	</w:t>
-      </w:r>
-      <w:r>
-        <w:t xml:space="preserve">Feigin VL, Stark BA, Johnson CO, Roth GA, Bisignano C, Abady GG, et al. Global, regional, and national burden of stroke and its risk factors, 1990</w:t>
-      </w:r>
-      <w:r>
-        <w:t xml:space="preserve">2019: a systematic analysis for the Global Burden of Disease Study 2019. The Lancet Neurology [Internet]. 2021 Oct;20(10):795–820. Available from:</w:t>
-      </w:r>
-      <w:r>
-        <w:t xml:space="preserve"> </w:t>
-      </w:r>
-      <w:hyperlink r:id="rId127">
-        <w:r>
-          <w:rPr>
-            <w:rStyle w:val="Hyperlink"/>
-          </w:rPr>
-          <w:t xml:space="preserve">http://dx.doi.org/10.1016/s1474-4422(21)00252-0</w:t>
-        </w:r>
-      </w:hyperlink>
-    </w:p>
-    <w:bookmarkEnd w:id="128"/>
-    <w:bookmarkStart w:id="130" w:name="X4857e18fa263add03d367ee42aaf3b3ec4487f5"/>
-    <w:p>
-      <w:pPr>
-        <w:pStyle w:val="Bibliography"/>
-      </w:pPr>
-      <w:r>
-        <w:t xml:space="preserve">26.</w:t>
-      </w:r>
-      <w:r>
-        <w:t xml:space="preserve"> </w:t>
-      </w:r>
-      <w:r>
-        <w:t xml:space="preserve">	</w:t>
-      </w:r>
-      <w:r>
-        <w:t xml:space="preserve">Institute For Health Metrics And Evaluation. Global burden of disease study 2021 (GBD 2021) socio-demographic index (SDI) 1950</w:t>
-      </w:r>
-      <w:r>
-        <w:t xml:space="preserve">2021 [Internet]. Institute for Health Metrics; Evaluation; 2024. Available from:</w:t>
-      </w:r>
-      <w:r>
-        <w:t xml:space="preserve"> </w:t>
-      </w:r>
-      <w:hyperlink r:id="rId129">
-        <w:r>
-          <w:rPr>
-            <w:rStyle w:val="Hyperlink"/>
-          </w:rPr>
-          <w:t xml:space="preserve">https://ghdx.healthdata.org/node/548352</w:t>
-        </w:r>
-      </w:hyperlink>
-    </w:p>
-    <w:bookmarkEnd w:id="130"/>
-    <w:bookmarkStart w:id="132" w:name="ref-allaire2024b"/>
-    <w:p>
-      <w:pPr>
-        <w:pStyle w:val="Bibliography"/>
-      </w:pPr>
-      <w:r>
-        <w:t xml:space="preserve">27.</w:t>
-      </w:r>
-      <w:r>
-        <w:t xml:space="preserve"> </w:t>
-      </w:r>
-      <w:r>
-        <w:t xml:space="preserve">	</w:t>
-      </w:r>
-      <w:r>
-        <w:t xml:space="preserve">Allaire J, Xie Y, Dervieux C, McPherson J, Luraschi J, Ushey K, et al. Rmarkdown: Dynamic documents for r [Internet]. 2024. Available from:</w:t>
-      </w:r>
-      <w:r>
-        <w:t xml:space="preserve"> </w:t>
-      </w:r>
-      <w:hyperlink r:id="rId131">
-        <w:r>
-          <w:rPr>
-            <w:rStyle w:val="Hyperlink"/>
-          </w:rPr>
-          <w:t xml:space="preserve">https://github.com/rstudio/rmarkdown</w:t>
-        </w:r>
-      </w:hyperlink>
-    </w:p>
-    <w:bookmarkEnd w:id="132"/>
-    <w:bookmarkStart w:id="133" w:name="ref-allaire2024c"/>
-    <w:p>
-      <w:pPr>
-        <w:pStyle w:val="Bibliography"/>
-      </w:pPr>
-      <w:r>
-        <w:t xml:space="preserve">28.</w:t>
-      </w:r>
-      <w:r>
-        <w:t xml:space="preserve"> </w:t>
-      </w:r>
-      <w:r>
-        <w:t xml:space="preserve">	</w:t>
-      </w:r>
-      <w:r>
-        <w:t xml:space="preserve">Allaire J, Xie Y, Dervieux C, McPherson J, Luraschi J, Ushey K, et al. Rmarkdown: Dynamic documents for r [Internet]. 2024. Available from:</w:t>
-      </w:r>
-      <w:r>
-        <w:t xml:space="preserve"> </w:t>
-      </w:r>
-      <w:hyperlink r:id="rId131">
-        <w:r>
-          <w:rPr>
-            <w:rStyle w:val="Hyperlink"/>
-          </w:rPr>
-          <w:t xml:space="preserve">https://github.com/rstudio/rmarkdown</w:t>
-        </w:r>
-      </w:hyperlink>
-    </w:p>
-    <w:bookmarkEnd w:id="133"/>
-    <w:bookmarkStart w:id="135" w:name="ref-atkins2025b"/>
-    <w:p>
-      <w:pPr>
-        <w:pStyle w:val="Bibliography"/>
-      </w:pPr>
-      <w:r>
-        <w:t xml:space="preserve">29.</w:t>
-      </w:r>
-      <w:r>
-        <w:t xml:space="preserve"> </w:t>
-      </w:r>
-      <w:r>
-        <w:t xml:space="preserve">	</w:t>
-      </w:r>
-      <w:r>
-        <w:t xml:space="preserve">Atkins A, Allen T, Wickham H, McPherson J, Allaire J. Rsconnect: Deploy docs, apps, and apis to ’posit connect’, ’shinyapps.io’, and ’rpubs’ [Internet]. 2025. Available from:</w:t>
-      </w:r>
-      <w:r>
-        <w:t xml:space="preserve"> </w:t>
-      </w:r>
-      <w:hyperlink r:id="rId134">
-        <w:r>
-          <w:rPr>
-            <w:rStyle w:val="Hyperlink"/>
-          </w:rPr>
-          <w:t xml:space="preserve">https://CRAN.R-project.org/package=rsconnect</w:t>
-        </w:r>
-      </w:hyperlink>
-    </w:p>
-    <w:bookmarkEnd w:id="135"/>
-    <w:bookmarkStart w:id="137" w:name="ref-attali2021a"/>
-    <w:p>
-      <w:pPr>
-        <w:pStyle w:val="Bibliography"/>
-      </w:pPr>
-      <w:r>
-        <w:t xml:space="preserve">30.</w:t>
-      </w:r>
-      <w:r>
-        <w:t xml:space="preserve"> </w:t>
-      </w:r>
-      <w:r>
-        <w:t xml:space="preserve">	</w:t>
-      </w:r>
-      <w:r>
-        <w:t xml:space="preserve">Attali D. Shinyjs: Easily improve the user experience of your shiny apps in seconds [Internet]. 2021. Available from:</w:t>
-      </w:r>
-      <w:r>
-        <w:t xml:space="preserve"> </w:t>
-      </w:r>
-      <w:hyperlink r:id="rId136">
-        <w:r>
-          <w:rPr>
-            <w:rStyle w:val="Hyperlink"/>
-          </w:rPr>
-          <w:t xml:space="preserve">https://CRAN.R-project.org/package=shinyjs</w:t>
-        </w:r>
-      </w:hyperlink>
-    </w:p>
-    <w:bookmarkEnd w:id="137"/>
-    <w:bookmarkStart w:id="139" w:name="ref-bååth2024a"/>
-    <w:p>
-      <w:pPr>
-        <w:pStyle w:val="Bibliography"/>
-      </w:pPr>
-      <w:r>
-        <w:t xml:space="preserve">31.</w:t>
-      </w:r>
-      <w:r>
-        <w:t xml:space="preserve"> </w:t>
-      </w:r>
-      <w:r>
-        <w:t xml:space="preserve">	</w:t>
-      </w:r>
-      <w:r>
-        <w:t xml:space="preserve">Bååth R. Beepr: Easily play notification sounds on any platform [Internet]. 2024. Available from:</w:t>
-      </w:r>
-      <w:r>
-        <w:t xml:space="preserve"> </w:t>
-      </w:r>
-      <w:hyperlink r:id="rId138">
-        <w:r>
-          <w:rPr>
-            <w:rStyle w:val="Hyperlink"/>
-          </w:rPr>
-          <w:t xml:space="preserve">https://CRAN.R-project.org/package=beepr</w:t>
-        </w:r>
-      </w:hyperlink>
-    </w:p>
-    <w:bookmarkEnd w:id="139"/>
-    <w:bookmarkStart w:id="141" w:name="ref-campitelli2025a"/>
-    <w:p>
-      <w:pPr>
-        <w:pStyle w:val="Bibliography"/>
-      </w:pPr>
-      <w:r>
-        <w:t xml:space="preserve">32.</w:t>
-      </w:r>
-      <w:r>
-        <w:t xml:space="preserve"> </w:t>
-      </w:r>
-      <w:r>
-        <w:t xml:space="preserve">	</w:t>
-      </w:r>
-      <w:r>
-        <w:t xml:space="preserve">Campitelli E. Ggnewscale: Multiple fill and colour scales in ’ggplot2’ [Internet]. 2025. Available from:</w:t>
-      </w:r>
-      <w:r>
-        <w:t xml:space="preserve"> </w:t>
-      </w:r>
-      <w:hyperlink r:id="rId140">
-        <w:r>
-          <w:rPr>
-            <w:rStyle w:val="Hyperlink"/>
-          </w:rPr>
-          <w:t xml:space="preserve">https://CRAN.R-project.org/package=ggnewscale</w:t>
-        </w:r>
-      </w:hyperlink>
-    </w:p>
-    <w:bookmarkEnd w:id="141"/>
-    <w:bookmarkStart w:id="143" w:name="ref-chang2025a"/>
-    <w:p>
-      <w:pPr>
-        <w:pStyle w:val="Bibliography"/>
-      </w:pPr>
-      <w:r>
-        <w:t xml:space="preserve">33.</w:t>
-      </w:r>
-      <w:r>
-        <w:t xml:space="preserve"> </w:t>
-      </w:r>
-      <w:r>
-        <w:t xml:space="preserve">	</w:t>
-      </w:r>
-      <w:r>
-        <w:t xml:space="preserve">Chang W, Cheng J, Allaire J, Sievert C, Schloerke B, Xie Y, et al. Shiny: Web application framework for r [Internet]. 2025. Available from:</w:t>
-      </w:r>
-      <w:r>
-        <w:t xml:space="preserve"> </w:t>
-      </w:r>
-      <w:hyperlink r:id="rId142">
-        <w:r>
-          <w:rPr>
-            <w:rStyle w:val="Hyperlink"/>
-          </w:rPr>
-          <w:t xml:space="preserve">https://CRAN.R-project.org/package=shiny</w:t>
-        </w:r>
-      </w:hyperlink>
-    </w:p>
-    <w:bookmarkEnd w:id="143"/>
-    <w:bookmarkStart w:id="145" w:name="ref-gohel2025a"/>
-    <w:p>
-      <w:pPr>
-        <w:pStyle w:val="Bibliography"/>
-      </w:pPr>
-      <w:r>
-        <w:t xml:space="preserve">34.</w:t>
-      </w:r>
-      <w:r>
-        <w:t xml:space="preserve"> </w:t>
-      </w:r>
-      <w:r>
-        <w:t xml:space="preserve">	</w:t>
-      </w:r>
-      <w:r>
-        <w:t xml:space="preserve">Gohel D, Moog S, Heckmann M. Officer: Manipulation of microsoft word and PowerPoint documents [Internet]. 2025. Available from:</w:t>
-      </w:r>
-      <w:r>
-        <w:t xml:space="preserve"> </w:t>
-      </w:r>
-      <w:hyperlink r:id="rId144">
-        <w:r>
-          <w:rPr>
-            <w:rStyle w:val="Hyperlink"/>
-          </w:rPr>
-          <w:t xml:space="preserve">https://CRAN.R-project.org/package=officer</w:t>
-        </w:r>
-      </w:hyperlink>
-    </w:p>
-    <w:bookmarkEnd w:id="145"/>
-    <w:bookmarkStart w:id="147" w:name="ref-hafen2025"/>
-    <w:p>
-      <w:pPr>
-        <w:pStyle w:val="Bibliography"/>
-      </w:pPr>
-      <w:r>
-        <w:t xml:space="preserve">35.</w:t>
-      </w:r>
-      <w:r>
-        <w:t xml:space="preserve"> </w:t>
-      </w:r>
-      <w:r>
-        <w:t xml:space="preserve">	</w:t>
-      </w:r>
-      <w:r>
-        <w:t xml:space="preserve">Hafen R. Geofacet: ’ggplot2’ faceting utilities for geographical data [Internet]. 2025. Available from:</w:t>
-      </w:r>
-      <w:r>
-        <w:t xml:space="preserve"> </w:t>
-      </w:r>
-      <w:hyperlink r:id="rId146">
-        <w:r>
-          <w:rPr>
-            <w:rStyle w:val="Hyperlink"/>
-          </w:rPr>
-          <w:t xml:space="preserve">https://CRAN.R-project.org/package=geofacet</w:t>
-        </w:r>
-      </w:hyperlink>
-    </w:p>
-    <w:bookmarkEnd w:id="147"/>
-    <w:bookmarkStart w:id="149" w:name="ref-hester2024"/>
-    <w:p>
-      <w:pPr>
-        <w:pStyle w:val="Bibliography"/>
-      </w:pPr>
-      <w:r>
-        <w:t xml:space="preserve">36.</w:t>
-      </w:r>
-      <w:r>
-        <w:t xml:space="preserve"> </w:t>
-      </w:r>
-      <w:r>
-        <w:t xml:space="preserve">	</w:t>
-      </w:r>
-      <w:r>
-        <w:t xml:space="preserve">Hester J, Bryan J. Glue: Interpreted string literals [Internet]. 2024. Available from:</w:t>
-      </w:r>
-      <w:r>
-        <w:t xml:space="preserve"> </w:t>
-      </w:r>
-      <w:hyperlink r:id="rId148">
-        <w:r>
-          <w:rPr>
-            <w:rStyle w:val="Hyperlink"/>
-          </w:rPr>
-          <w:t xml:space="preserve">https://CRAN.R-project.org/package=glue</w:t>
-        </w:r>
-      </w:hyperlink>
-    </w:p>
-    <w:bookmarkEnd w:id="149"/>
-    <w:bookmarkStart w:id="151" w:name="ref-hughes2022"/>
-    <w:p>
-      <w:pPr>
-        <w:pStyle w:val="Bibliography"/>
-      </w:pPr>
-      <w:r>
-        <w:t xml:space="preserve">37.</w:t>
-      </w:r>
-      <w:r>
-        <w:t xml:space="preserve"> </w:t>
-      </w:r>
-      <w:r>
-        <w:t xml:space="preserve">	</w:t>
-      </w:r>
-      <w:r>
-        <w:t xml:space="preserve">Hughes E. Camcorder: Record your plot history [Internet]. 2022. Available from:</w:t>
-      </w:r>
-      <w:r>
-        <w:t xml:space="preserve"> </w:t>
-      </w:r>
-      <w:hyperlink r:id="rId150">
-        <w:r>
-          <w:rPr>
-            <w:rStyle w:val="Hyperlink"/>
-          </w:rPr>
-          <w:t xml:space="preserve">https://CRAN.R-project.org/package=camcorder</w:t>
-        </w:r>
-      </w:hyperlink>
-    </w:p>
-    <w:bookmarkEnd w:id="151"/>
-    <w:bookmarkStart w:id="153" w:name="ref-hvitfeldt2021"/>
-    <w:p>
-      <w:pPr>
-        <w:pStyle w:val="Bibliography"/>
-      </w:pPr>
-      <w:r>
-        <w:t xml:space="preserve">38.</w:t>
-      </w:r>
-      <w:r>
-        <w:t xml:space="preserve"> </w:t>
-      </w:r>
-      <w:r>
-        <w:t xml:space="preserve">	</w:t>
-      </w:r>
-      <w:r>
-        <w:t xml:space="preserve">Hvitfeldt E. Paletteer: Comprehensive collection of color palettes [Internet]. 2021. Available from:</w:t>
-      </w:r>
-      <w:r>
-        <w:t xml:space="preserve"> </w:t>
-      </w:r>
-      <w:hyperlink r:id="rId152">
-        <w:r>
-          <w:rPr>
-            <w:rStyle w:val="Hyperlink"/>
-          </w:rPr>
-          <w:t xml:space="preserve">https://github.com/EmilHvitfeldt/paletteer</w:t>
-        </w:r>
-      </w:hyperlink>
-    </w:p>
-    <w:bookmarkEnd w:id="153"/>
-    <w:bookmarkStart w:id="155" w:name="ref-müller2025"/>
-    <w:p>
-      <w:pPr>
-        <w:pStyle w:val="Bibliography"/>
-      </w:pPr>
-      <w:r>
-        <w:t xml:space="preserve">39.</w:t>
-      </w:r>
-      <w:r>
-        <w:t xml:space="preserve"> </w:t>
-      </w:r>
-      <w:r>
-        <w:t xml:space="preserve">	</w:t>
-      </w:r>
-      <w:r>
-        <w:t xml:space="preserve">Müller K, Wickham H. Tibble: Simple data frames [Internet]. 2025. Available from:</w:t>
-      </w:r>
-      <w:r>
-        <w:t xml:space="preserve"> </w:t>
-      </w:r>
-      <w:hyperlink r:id="rId154">
-        <w:r>
-          <w:rPr>
-            <w:rStyle w:val="Hyperlink"/>
-          </w:rPr>
-          <w:t xml:space="preserve">https://CRAN.R-project.org/package=tibble</w:t>
-        </w:r>
-      </w:hyperlink>
-    </w:p>
-    <w:bookmarkEnd w:id="155"/>
-    <w:bookmarkStart w:id="157" w:name="ref-pedersen2025"/>
-    <w:p>
-      <w:pPr>
-        <w:pStyle w:val="Bibliography"/>
-      </w:pPr>
-      <w:r>
-        <w:t xml:space="preserve">40.</w:t>
-      </w:r>
-      <w:r>
-        <w:t xml:space="preserve"> </w:t>
-      </w:r>
-      <w:r>
-        <w:t xml:space="preserve">	</w:t>
-      </w:r>
-      <w:r>
-        <w:t xml:space="preserve">Pedersen TL, Robinson D. Gganimate: A grammar of animated graphics [Internet]. 2025. Available from:</w:t>
-      </w:r>
-      <w:r>
-        <w:t xml:space="preserve"> </w:t>
-      </w:r>
-      <w:hyperlink r:id="rId156">
-        <w:r>
-          <w:rPr>
-            <w:rStyle w:val="Hyperlink"/>
-          </w:rPr>
-          <w:t xml:space="preserve">https://CRAN.R-project.org/package=gganimate</w:t>
-        </w:r>
-      </w:hyperlink>
-    </w:p>
-    <w:bookmarkEnd w:id="157"/>
-    <w:bookmarkStart w:id="159" w:name="ref-richardson2025"/>
-    <w:p>
-      <w:pPr>
-        <w:pStyle w:val="Bibliography"/>
-      </w:pPr>
-      <w:r>
-        <w:t xml:space="preserve">41.</w:t>
-      </w:r>
-      <w:r>
-        <w:t xml:space="preserve"> </w:t>
-      </w:r>
-      <w:r>
-        <w:t xml:space="preserve">	</w:t>
-      </w:r>
-      <w:r>
-        <w:t xml:space="preserve">Richardson N, Cook I, Crane N, Dunnington D, François R, Keane J, et al. Arrow: Integration to ’apache’ ’arrow’ [Internet]. 2025. Available from:</w:t>
-      </w:r>
-      <w:r>
-        <w:t xml:space="preserve"> </w:t>
-      </w:r>
-      <w:hyperlink r:id="rId158">
-        <w:r>
-          <w:rPr>
-            <w:rStyle w:val="Hyperlink"/>
-          </w:rPr>
-          <w:t xml:space="preserve">https://CRAN.R-project.org/package=arrow</w:t>
-        </w:r>
-      </w:hyperlink>
-    </w:p>
-    <w:bookmarkEnd w:id="159"/>
-    <w:bookmarkStart w:id="161" w:name="ref-RJ-2021-048"/>
-    <w:p>
-      <w:pPr>
-        <w:pStyle w:val="Bibliography"/>
-      </w:pPr>
-      <w:r>
-        <w:t xml:space="preserve">42.</w:t>
-      </w:r>
-      <w:r>
-        <w:t xml:space="preserve"> </w:t>
-      </w:r>
-      <w:r>
-        <w:t xml:space="preserve">	</w:t>
-      </w:r>
-      <w:r>
-        <w:t xml:space="preserve">Bengtsson H. A unifying framework for parallel and distributed processing in r using futures. The R Journal [Internet]. 2021;13(2):208227. Available from:</w:t>
-      </w:r>
-      <w:r>
-        <w:t xml:space="preserve"> </w:t>
-      </w:r>
-      <w:hyperlink r:id="rId160">
-        <w:r>
-          <w:rPr>
-            <w:rStyle w:val="Hyperlink"/>
-          </w:rPr>
-          <w:t xml:space="preserve">https://doi.org/10.32614/RJ-2021-048</w:t>
-        </w:r>
-      </w:hyperlink>
-    </w:p>
-    <w:bookmarkEnd w:id="161"/>
-    <w:bookmarkStart w:id="163" w:name="ref-sievert2025"/>
-    <w:p>
-      <w:pPr>
-        <w:pStyle w:val="Bibliography"/>
-      </w:pPr>
-      <w:r>
-        <w:t xml:space="preserve">43.</w:t>
-      </w:r>
-      <w:r>
-        <w:t xml:space="preserve"> </w:t>
-      </w:r>
-      <w:r>
-        <w:t xml:space="preserve">	</w:t>
-      </w:r>
-      <w:r>
-        <w:t xml:space="preserve">Sievert C, Cheng J, Aden-Buie G. Bslib: Custom ’bootstrap’ ’sass’ themes for ’shiny’ and ’rmarkdown’ [Internet]. 2025. Available from:</w:t>
-      </w:r>
-      <w:r>
-        <w:t xml:space="preserve"> </w:t>
-      </w:r>
-      <w:hyperlink r:id="rId162">
-        <w:r>
-          <w:rPr>
-            <w:rStyle w:val="Hyperlink"/>
-          </w:rPr>
-          <w:t xml:space="preserve">https://CRAN.R-project.org/package=bslib</w:t>
-        </w:r>
-      </w:hyperlink>
-    </w:p>
-    <w:bookmarkEnd w:id="163"/>
-    <w:bookmarkStart w:id="165" w:name="ref-sjoberg2020"/>
-    <w:p>
-      <w:pPr>
-        <w:pStyle w:val="Bibliography"/>
-      </w:pPr>
-      <w:r>
-        <w:t xml:space="preserve">44.</w:t>
-      </w:r>
-      <w:r>
-        <w:t xml:space="preserve"> </w:t>
-      </w:r>
-      <w:r>
-        <w:t xml:space="preserve">	</w:t>
-      </w:r>
-      <w:r>
-        <w:t xml:space="preserve">Sjoberg D. Ggbump: Bump chart and sigmoid curves [Internet]. 2020. Available from:</w:t>
-      </w:r>
-      <w:r>
-        <w:t xml:space="preserve"> </w:t>
-      </w:r>
-      <w:hyperlink r:id="rId164">
-        <w:r>
-          <w:rPr>
-            <w:rStyle w:val="Hyperlink"/>
-          </w:rPr>
-          <w:t xml:space="preserve">https://CRAN.R-project.org/package=ggbump</w:t>
-        </w:r>
-      </w:hyperlink>
-    </w:p>
-    <w:bookmarkEnd w:id="165"/>
-    <w:bookmarkStart w:id="167" w:name="ref-vaughan2022"/>
-    <w:p>
-      <w:pPr>
-        <w:pStyle w:val="Bibliography"/>
-      </w:pPr>
-      <w:r>
-        <w:t xml:space="preserve">45.</w:t>
-      </w:r>
-      <w:r>
-        <w:t xml:space="preserve"> </w:t>
-      </w:r>
-      <w:r>
-        <w:t xml:space="preserve">	</w:t>
-      </w:r>
-      <w:r>
-        <w:t xml:space="preserve">Vaughan D, Dancho M. Furrr: Apply mapping functions in parallel using futures [Internet]. 2022. Available from:</w:t>
-      </w:r>
-      <w:r>
-        <w:t xml:space="preserve"> </w:t>
-      </w:r>
-      <w:hyperlink r:id="rId166">
-        <w:r>
-          <w:rPr>
-            <w:rStyle w:val="Hyperlink"/>
-          </w:rPr>
-          <w:t xml:space="preserve">https://CRAN.R-project.org/package=furrr</w:t>
-        </w:r>
-      </w:hyperlink>
-    </w:p>
-    <w:bookmarkEnd w:id="167"/>
-    <w:bookmarkStart w:id="169" w:name="ref-wickham2016"/>
-    <w:p>
-      <w:pPr>
-        <w:pStyle w:val="Bibliography"/>
-      </w:pPr>
-      <w:r>
-        <w:t xml:space="preserve">46.</w:t>
-      </w:r>
-      <w:r>
-        <w:t xml:space="preserve"> </w:t>
-      </w:r>
-      <w:r>
-        <w:t xml:space="preserve">	</w:t>
-      </w:r>
-      <w:r>
-        <w:t xml:space="preserve">Wickham H. ggplot2: Elegant graphics for data analysis [Internet]. Springer-Verlag New York; 2016. Available from:</w:t>
-      </w:r>
-      <w:r>
-        <w:t xml:space="preserve"> </w:t>
-      </w:r>
-      <w:hyperlink r:id="rId168">
-        <w:r>
-          <w:rPr>
-            <w:rStyle w:val="Hyperlink"/>
-          </w:rPr>
-          <w:t xml:space="preserve">https://ggplot2.tidyverse.org</w:t>
-        </w:r>
-      </w:hyperlink>
-    </w:p>
-    <w:bookmarkEnd w:id="169"/>
-    <w:bookmarkStart w:id="171" w:name="ref-wickham2019"/>
-    <w:p>
-      <w:pPr>
-        <w:pStyle w:val="Bibliography"/>
-      </w:pPr>
-      <w:r>
-        <w:t xml:space="preserve">47.</w:t>
-      </w:r>
-      <w:r>
-        <w:t xml:space="preserve"> </w:t>
-      </w:r>
-      <w:r>
-        <w:t xml:space="preserve">	</w:t>
-      </w:r>
-      <w:r>
-        <w:t xml:space="preserve">Wickham H, Averick M, Bryan J, Chang W, McGowan LD, François R, et al.</w:t>
-      </w:r>
-      <w:r>
-        <w:t xml:space="preserve"> </w:t>
-      </w:r>
-      <w:hyperlink r:id="rId170">
-        <w:r>
-          <w:rPr>
-            <w:rStyle w:val="Hyperlink"/>
-          </w:rPr>
-          <w:t xml:space="preserve">Welcome to the</w:t>
-        </w:r>
-        <w:r>
-          <w:rPr>
-            <w:rStyle w:val="Hyperlink"/>
-          </w:rPr>
-          <w:t xml:space="preserve"> </w:t>
-        </w:r>
-        <w:r>
-          <w:rPr>
-            <w:rStyle w:val="Hyperlink"/>
-          </w:rPr>
-          <w:t xml:space="preserve">tidyverse</w:t>
-        </w:r>
-      </w:hyperlink>
-      <w:r>
-        <w:t xml:space="preserve">. Journal of Open Source Software. 2019;4(43):1686.</w:t>
-      </w:r>
-      <w:r>
-        <w:t xml:space="preserve"> </w:t>
-      </w:r>
-    </w:p>
-    <w:bookmarkEnd w:id="171"/>
-    <w:bookmarkStart w:id="173" w:name="ref-wickham2023"/>
-    <w:p>
-      <w:pPr>
-        <w:pStyle w:val="Bibliography"/>
-      </w:pPr>
-      <w:r>
-        <w:t xml:space="preserve">48.</w:t>
-      </w:r>
-      <w:r>
-        <w:t xml:space="preserve"> </w:t>
-      </w:r>
-      <w:r>
-        <w:t xml:space="preserve">	</w:t>
-      </w:r>
-      <w:r>
-        <w:t xml:space="preserve">Wickham H, François R, Henry L, Müller K, Vaughan D. Dplyr: A grammar of data manipulation [Internet]. 2023. Available from:</w:t>
-      </w:r>
-      <w:r>
-        <w:t xml:space="preserve"> </w:t>
-      </w:r>
-      <w:hyperlink r:id="rId172">
-        <w:r>
-          <w:rPr>
-            <w:rStyle w:val="Hyperlink"/>
-          </w:rPr>
-          <w:t xml:space="preserve">https://CRAN.R-project.org/package=dplyr</w:t>
-        </w:r>
-      </w:hyperlink>
-    </w:p>
-    <w:bookmarkEnd w:id="173"/>
-    <w:bookmarkStart w:id="175" w:name="ref-wickham2025"/>
-    <w:p>
-      <w:pPr>
-        <w:pStyle w:val="Bibliography"/>
-      </w:pPr>
-      <w:r>
-        <w:t xml:space="preserve">49.</w:t>
-      </w:r>
-      <w:r>
-        <w:t xml:space="preserve"> </w:t>
-      </w:r>
-      <w:r>
-        <w:t xml:space="preserve">	</w:t>
-      </w:r>
-      <w:r>
-        <w:t xml:space="preserve">Wickham H, Pedersen TL, Seidel D. Scales: Scale functions for visualization [Internet]. 2025. Available from:</w:t>
-      </w:r>
-      <w:r>
-        <w:t xml:space="preserve"> </w:t>
-      </w:r>
-      <w:hyperlink r:id="rId174">
-        <w:r>
-          <w:rPr>
-            <w:rStyle w:val="Hyperlink"/>
-          </w:rPr>
-          <w:t xml:space="preserve">https://CRAN.R-project.org/package=scales</w:t>
-        </w:r>
-      </w:hyperlink>
-    </w:p>
-    <w:bookmarkEnd w:id="175"/>
-    <w:bookmarkStart w:id="177" w:name="ref-wilke2022"/>
-    <w:p>
-      <w:pPr>
-        <w:pStyle w:val="Bibliography"/>
-      </w:pPr>
-      <w:r>
-        <w:t xml:space="preserve">50.</w:t>
-      </w:r>
-      <w:r>
-        <w:t xml:space="preserve"> </w:t>
-      </w:r>
-      <w:r>
-        <w:t xml:space="preserve">	</w:t>
-      </w:r>
-      <w:r>
-        <w:t xml:space="preserve">Wilke CO, Wiernik BM. Ggtext: Improved text rendering support for ’ggplot2’ [Internet]. 2022. Available from:</w:t>
-      </w:r>
-      <w:r>
-        <w:t xml:space="preserve"> </w:t>
-      </w:r>
-      <w:hyperlink r:id="rId176">
-        <w:r>
-          <w:rPr>
-            <w:rStyle w:val="Hyperlink"/>
-          </w:rPr>
-          <w:t xml:space="preserve">https://CRAN.R-project.org/package=ggtext</w:t>
-        </w:r>
-      </w:hyperlink>
-    </w:p>
-    <w:bookmarkEnd w:id="177"/>
-    <w:bookmarkStart w:id="178" w:name="ref-xie2014a"/>
-    <w:p>
-      <w:pPr>
-        <w:pStyle w:val="Bibliography"/>
-      </w:pPr>
-      <w:r>
-        <w:t xml:space="preserve">51.</w:t>
-      </w:r>
-      <w:r>
-        <w:t xml:space="preserve"> </w:t>
-      </w:r>
-      <w:r>
-        <w:t xml:space="preserve">	</w:t>
-      </w:r>
-      <w:r>
-        <w:t xml:space="preserve">Xie Y. Knitr: A comprehensive tool for reproducible research in r. In: Stodden V, Leisch F, Peng RD, editors. Chapman; Hall/CRC; 2014.</w:t>
-      </w:r>
-      <w:r>
-        <w:t xml:space="preserve"> </w:t>
-      </w:r>
-    </w:p>
-    <w:bookmarkEnd w:id="178"/>
-    <w:bookmarkStart w:id="180" w:name="ref-xie2015"/>
-    <w:p>
-      <w:pPr>
-        <w:pStyle w:val="Bibliography"/>
-      </w:pPr>
-      <w:r>
-        <w:t xml:space="preserve">52.</w:t>
-      </w:r>
-      <w:r>
-        <w:t xml:space="preserve"> </w:t>
-      </w:r>
-      <w:r>
-        <w:t xml:space="preserve">	</w:t>
-      </w:r>
-      <w:r>
-        <w:t xml:space="preserve">Xie Y. Dynamic documents with r and knitr [Internet]. 2nd ed. Boca Raton, Florida: Chapman; Hall/CRC; 2015. Available from:</w:t>
-      </w:r>
-      <w:r>
-        <w:t xml:space="preserve"> </w:t>
-      </w:r>
-      <w:hyperlink r:id="rId179">
-        <w:r>
-          <w:rPr>
-            <w:rStyle w:val="Hyperlink"/>
-          </w:rPr>
-          <w:t xml:space="preserve">https://yihui.org/knitr/</w:t>
-        </w:r>
-      </w:hyperlink>
-    </w:p>
-    <w:bookmarkEnd w:id="180"/>
-    <w:bookmarkStart w:id="182" w:name="ref-xie2018"/>
-    <w:p>
-      <w:pPr>
-        <w:pStyle w:val="Bibliography"/>
-      </w:pPr>
-      <w:r>
-        <w:t xml:space="preserve">53.</w:t>
-      </w:r>
-      <w:r>
-        <w:t xml:space="preserve"> </w:t>
-      </w:r>
-      <w:r>
-        <w:t xml:space="preserve">	</w:t>
-      </w:r>
-      <w:r>
-        <w:t xml:space="preserve">Xie Y, Allaire JJ, Grolemund G. R markdown: The definitive guide [Internet]. Boca Raton, Florida: Chapman; Hall/CRC; 2018. Available from:</w:t>
-      </w:r>
-      <w:r>
-        <w:t xml:space="preserve"> </w:t>
-      </w:r>
-      <w:hyperlink r:id="rId181">
-        <w:r>
-          <w:rPr>
-            <w:rStyle w:val="Hyperlink"/>
-          </w:rPr>
-          <w:t xml:space="preserve">https://bookdown.org/yihui/rmarkdown</w:t>
-        </w:r>
-      </w:hyperlink>
-    </w:p>
-    <w:bookmarkEnd w:id="182"/>
-    <w:bookmarkStart w:id="184" w:name="ref-xie2020"/>
-    <w:p>
-      <w:pPr>
-        <w:pStyle w:val="Bibliography"/>
-      </w:pPr>
-      <w:r>
-        <w:t xml:space="preserve">54.</w:t>
-      </w:r>
-      <w:r>
-        <w:t xml:space="preserve"> </w:t>
-      </w:r>
-      <w:r>
-        <w:t xml:space="preserve">	</w:t>
-      </w:r>
-      <w:r>
-        <w:t xml:space="preserve">Xie Y, Dervieux C, Riederer E. R markdown cookbook [Internet]. Boca Raton, Florida: Chapman; Hall/CRC; 2020. Available from:</w:t>
-      </w:r>
-      <w:r>
-        <w:t xml:space="preserve"> </w:t>
-      </w:r>
-      <w:hyperlink r:id="rId183">
-        <w:r>
-          <w:rPr>
-            <w:rStyle w:val="Hyperlink"/>
-          </w:rPr>
-          <w:t xml:space="preserve">https://bookdown.org/yihui/rmarkdown-cookbook</w:t>
-        </w:r>
-      </w:hyperlink>
-    </w:p>
-    <w:bookmarkEnd w:id="184"/>
-    <w:bookmarkStart w:id="185" w:name="ref-xie2025"/>
-    <w:p>
-      <w:pPr>
-        <w:pStyle w:val="Bibliography"/>
-      </w:pPr>
-      <w:r>
-        <w:t xml:space="preserve">55.</w:t>
-      </w:r>
-      <w:r>
-        <w:t xml:space="preserve"> </w:t>
-      </w:r>
-      <w:r>
-        <w:t xml:space="preserve">	</w:t>
-      </w:r>
-      <w:r>
-        <w:t xml:space="preserve">Xie Y. Knitr: A general-purpose package for dynamic report generation in r [Internet]. 2025. Available from:</w:t>
-      </w:r>
-      <w:r>
-        <w:t xml:space="preserve"> </w:t>
-      </w:r>
-      <w:hyperlink r:id="rId179">
-        <w:r>
-          <w:rPr>
-            <w:rStyle w:val="Hyperlink"/>
-          </w:rPr>
-          <w:t xml:space="preserve">https://yihui.org/knitr/</w:t>
-        </w:r>
-      </w:hyperlink>
-    </w:p>
-    <w:bookmarkEnd w:id="185"/>
-    <w:bookmarkStart w:id="187" w:name="ref-RN24"/>
-    <w:p>
-      <w:pPr>
-        <w:pStyle w:val="Bibliography"/>
-      </w:pPr>
-      <w:r>
-        <w:t xml:space="preserve">56.</w:t>
-      </w:r>
-      <w:r>
-        <w:t xml:space="preserve"> </w:t>
-      </w:r>
-      <w:r>
-        <w:t xml:space="preserve">	</w:t>
-      </w:r>
-      <w:r>
-        <w:t xml:space="preserve">Bank W. Vol. 2025. World Development Indicators; 2025. Available from:</w:t>
-      </w:r>
-      <w:r>
-        <w:t xml:space="preserve"> </w:t>
-      </w:r>
-      <w:hyperlink r:id="rId186">
-        <w:r>
-          <w:rPr>
-            <w:rStyle w:val="Hyperlink"/>
-          </w:rPr>
-          <w:t xml:space="preserve">https://data.worldbank.org/indicator/SH.XPD.CHEX.PP.CD</w:t>
-        </w:r>
-      </w:hyperlink>
-    </w:p>
-    <w:bookmarkEnd w:id="187"/>
-    <w:bookmarkStart w:id="189" w:name="ref-RN25"/>
-    <w:p>
-      <w:pPr>
-        <w:pStyle w:val="Bibliography"/>
-      </w:pPr>
-      <w:r>
-        <w:t xml:space="preserve">57.</w:t>
-      </w:r>
-      <w:r>
-        <w:t xml:space="preserve"> </w:t>
-      </w:r>
-      <w:r>
-        <w:t xml:space="preserve">	</w:t>
-      </w:r>
-      <w:r>
-        <w:t xml:space="preserve">Bruce LJ, Jeffrey SM, Yun Z, Ted AS, Alon ZW, Brent KH. Disparities in bladder cancer. Urologic Oncology: Seminars and Original Investigations [Internet]. 2012;30(1):81–8. Available from:</w:t>
-      </w:r>
-      <w:r>
-        <w:t xml:space="preserve"> </w:t>
-      </w:r>
-      <w:hyperlink r:id="rId188">
-        <w:r>
-          <w:rPr>
-            <w:rStyle w:val="Hyperlink"/>
-          </w:rPr>
-          <w:t xml:space="preserve">https://www.sciencedirect.com/science/article/pii/S1078143911002808</w:t>
-        </w:r>
-      </w:hyperlink>
-    </w:p>
-    <w:bookmarkEnd w:id="189"/>
-    <w:bookmarkStart w:id="191" w:name="ref-RN26"/>
-    <w:p>
-      <w:pPr>
-        <w:pStyle w:val="Bibliography"/>
-      </w:pPr>
-      <w:r>
-        <w:t xml:space="preserve">58.</w:t>
-      </w:r>
-      <w:r>
-        <w:t xml:space="preserve"> </w:t>
-      </w:r>
-      <w:r>
-        <w:t xml:space="preserve">	</w:t>
-      </w:r>
-      <w:r>
-        <w:t xml:space="preserve">Wong MCS, Fung FDH, Leung C, Cheung WWL, Goggins WB, Ng CF. The global epidemiology of bladder cancer: A joinpoint regression analysis of its incidence and mortality trends and projection. Scientific Reports [Internet]. 2018;8(1):1129. Available from:</w:t>
-      </w:r>
-      <w:r>
-        <w:t xml:space="preserve"> </w:t>
-      </w:r>
-      <w:hyperlink r:id="rId190">
-        <w:r>
-          <w:rPr>
-            <w:rStyle w:val="Hyperlink"/>
-          </w:rPr>
-          <w:t xml:space="preserve">https://doi.org/10.1038/s41598-018-19199-z</w:t>
-        </w:r>
-      </w:hyperlink>
-    </w:p>
-    <w:bookmarkEnd w:id="191"/>
-    <w:bookmarkStart w:id="193" w:name="ref-RN27"/>
-    <w:p>
-      <w:pPr>
-        <w:pStyle w:val="Bibliography"/>
-      </w:pPr>
-      <w:r>
-        <w:t xml:space="preserve">59.</w:t>
-      </w:r>
-      <w:r>
-        <w:t xml:space="preserve"> </w:t>
-      </w:r>
-      <w:r>
-        <w:t xml:space="preserve">	</w:t>
-      </w:r>
-      <w:r>
-        <w:t xml:space="preserve">Zi H, Liu MY, Luo LS, Huang Q, Luo PC, Luan HH, et al. Global burden of benign prostatic hyperplasia, urinary tract infections, urolithiasis, bladder cancer, kidney cancer, and prostate cancer from 1990 to 2021. Military Medical Research [Internet]. 2024;11(1):64. Available from:</w:t>
-      </w:r>
-      <w:r>
-        <w:t xml:space="preserve"> </w:t>
-      </w:r>
-      <w:hyperlink r:id="rId192">
-        <w:r>
-          <w:rPr>
-            <w:rStyle w:val="Hyperlink"/>
-          </w:rPr>
-          <w:t xml:space="preserve">https://doi.org/10.1186/s40779-024-00569-w</w:t>
-        </w:r>
-      </w:hyperlink>
-    </w:p>
-    <w:bookmarkEnd w:id="193"/>
-    <w:bookmarkStart w:id="195" w:name="ref-RN28"/>
-    <w:p>
-      <w:pPr>
-        <w:pStyle w:val="Bibliography"/>
-      </w:pPr>
-      <w:r>
-        <w:t xml:space="preserve">60.</w:t>
-      </w:r>
-      <w:r>
-        <w:t xml:space="preserve"> </w:t>
-      </w:r>
-      <w:r>
-        <w:t xml:space="preserve">	</w:t>
-      </w:r>
-      <w:r>
-        <w:t xml:space="preserve">Medicine I of M(US)R on EB. The healthcare imperative: Lowering costs and improving outcomes. In: Yong PL OL Saunders RS, editor. Washington, DC: National Academies Press (US); 2010. Available from:</w:t>
-      </w:r>
-      <w:r>
-        <w:t xml:space="preserve"> </w:t>
-      </w:r>
-      <w:hyperlink r:id="rId194">
-        <w:r>
-          <w:rPr>
-            <w:rStyle w:val="Hyperlink"/>
-          </w:rPr>
-          <w:t xml:space="preserve">https://www.ncbi.nlm.nih.gov/books/NBK53914/</w:t>
-        </w:r>
-      </w:hyperlink>
-    </w:p>
-    <w:bookmarkEnd w:id="195"/>
-    <w:bookmarkStart w:id="197" w:name="ref-RN29"/>
-    <w:p>
-      <w:pPr>
-        <w:pStyle w:val="Bibliography"/>
-      </w:pPr>
-      <w:r>
-        <w:t xml:space="preserve">61.</w:t>
-      </w:r>
-      <w:r>
-        <w:t xml:space="preserve"> </w:t>
-      </w:r>
-      <w:r>
-        <w:t xml:space="preserve">	</w:t>
-      </w:r>
-      <w:r>
-        <w:t xml:space="preserve">Al-Zalabani AH, Stewart KF, Wesselius A, Schols AM, Zeegers MP.</w:t>
-      </w:r>
-      <w:r>
-        <w:t xml:space="preserve"> </w:t>
-      </w:r>
-      <w:hyperlink r:id="rId196">
-        <w:r>
-          <w:rPr>
-            <w:rStyle w:val="Hyperlink"/>
-          </w:rPr>
-          <w:t xml:space="preserve">Modifiable risk factors for the prevention of bladder cancer: A systematic review of meta-analyses</w:t>
-        </w:r>
-      </w:hyperlink>
-      <w:r>
-        <w:t xml:space="preserve">. Eur J Epidemiol. 2016;31(9):811–51.</w:t>
-      </w:r>
-      <w:r>
-        <w:t xml:space="preserve"> </w:t>
-      </w:r>
-    </w:p>
-    <w:bookmarkEnd w:id="197"/>
-    <w:bookmarkStart w:id="199" w:name="ref-RN30"/>
-    <w:p>
-      <w:pPr>
-        <w:pStyle w:val="Bibliography"/>
-      </w:pPr>
-      <w:r>
-        <w:t xml:space="preserve">62.</w:t>
-      </w:r>
-      <w:r>
-        <w:t xml:space="preserve"> </w:t>
-      </w:r>
-      <w:r>
-        <w:t xml:space="preserve">	</w:t>
-      </w:r>
-      <w:r>
-        <w:t xml:space="preserve">Czene K, Lichtenstein P, Hemminki K.</w:t>
-      </w:r>
-      <w:r>
-        <w:t xml:space="preserve"> </w:t>
-      </w:r>
-      <w:hyperlink r:id="rId198">
-        <w:r>
-          <w:rPr>
-            <w:rStyle w:val="Hyperlink"/>
-          </w:rPr>
-          <w:t xml:space="preserve">Environmental and heritable causes of cancer among 9.6 million individuals in the swedish family-cancer database</w:t>
-        </w:r>
-      </w:hyperlink>
-      <w:r>
-        <w:t xml:space="preserve">. Int J Cancer. 2002;99(2):260–6.</w:t>
-      </w:r>
-      <w:r>
-        <w:t xml:space="preserve"> </w:t>
-      </w:r>
-    </w:p>
-    <w:bookmarkEnd w:id="199"/>
-    <w:bookmarkStart w:id="201" w:name="ref-RN31"/>
-    <w:p>
-      <w:pPr>
-        <w:pStyle w:val="Bibliography"/>
-      </w:pPr>
-      <w:r>
-        <w:t xml:space="preserve">63.</w:t>
-      </w:r>
-      <w:r>
-        <w:t xml:space="preserve"> </w:t>
-      </w:r>
-      <w:r>
-        <w:t xml:space="preserve">	</w:t>
-      </w:r>
-      <w:r>
-        <w:t xml:space="preserve">Halaseh SA, Halaseh S, Alali Y, Ashour ME, Alharayzah MJ.</w:t>
-      </w:r>
-      <w:r>
-        <w:t xml:space="preserve"> </w:t>
-      </w:r>
-      <w:hyperlink r:id="rId200">
-        <w:r>
-          <w:rPr>
-            <w:rStyle w:val="Hyperlink"/>
-          </w:rPr>
-          <w:t xml:space="preserve">A review of the etiology and epidemiology of bladder cancer: All you need to know</w:t>
-        </w:r>
-      </w:hyperlink>
-      <w:r>
-        <w:t xml:space="preserve">. Cureus. 2022;14(7):e27330.</w:t>
-      </w:r>
-      <w:r>
-        <w:t xml:space="preserve"> </w:t>
-      </w:r>
-    </w:p>
-    <w:bookmarkEnd w:id="201"/>
-    <w:bookmarkStart w:id="203" w:name="ref-RN32"/>
-    <w:p>
-      <w:pPr>
-        <w:pStyle w:val="Bibliography"/>
-      </w:pPr>
-      <w:r>
-        <w:t xml:space="preserve">64.</w:t>
-      </w:r>
-      <w:r>
-        <w:t xml:space="preserve"> </w:t>
-      </w:r>
-      <w:r>
-        <w:t xml:space="preserve">	</w:t>
-      </w:r>
-      <w:r>
-        <w:t xml:space="preserve">Shariat SF, Milowsky M, Droller MJ.</w:t>
-      </w:r>
-      <w:r>
-        <w:t xml:space="preserve"> </w:t>
-      </w:r>
-      <w:hyperlink r:id="rId202">
-        <w:r>
-          <w:rPr>
-            <w:rStyle w:val="Hyperlink"/>
-          </w:rPr>
-          <w:t xml:space="preserve">Bladder cancer in the elderly</w:t>
-        </w:r>
-      </w:hyperlink>
-      <w:r>
-        <w:t xml:space="preserve">. Urol Oncol. 2009;27(6):653–67.</w:t>
-      </w:r>
-      <w:r>
-        <w:t xml:space="preserve"> </w:t>
-      </w:r>
-    </w:p>
-    <w:bookmarkEnd w:id="203"/>
-    <w:bookmarkStart w:id="205" w:name="ref-RN33"/>
-    <w:p>
-      <w:pPr>
-        <w:pStyle w:val="Bibliography"/>
-      </w:pPr>
-      <w:r>
-        <w:t xml:space="preserve">65.</w:t>
-      </w:r>
-      <w:r>
-        <w:t xml:space="preserve"> </w:t>
-      </w:r>
-      <w:r>
-        <w:t xml:space="preserve">	</w:t>
-      </w:r>
-      <w:r>
-        <w:t xml:space="preserve">Cohn JA, Vekhter B, Lyttle C, Steinberg GD, Large MC.</w:t>
-      </w:r>
-      <w:r>
-        <w:t xml:space="preserve"> </w:t>
-      </w:r>
-      <w:hyperlink r:id="rId204">
-        <w:r>
-          <w:rPr>
-            <w:rStyle w:val="Hyperlink"/>
-          </w:rPr>
-          <w:t xml:space="preserve">Sex disparities in diagnosis of bladder cancer after initial presentation with hematuria: A nationwide claims-based investigation</w:t>
-        </w:r>
-      </w:hyperlink>
-      <w:r>
-        <w:t xml:space="preserve">. Cancer. 2014;120(4):555–61.</w:t>
-      </w:r>
-      <w:r>
-        <w:t xml:space="preserve"> </w:t>
-      </w:r>
-    </w:p>
-    <w:bookmarkEnd w:id="205"/>
-    <w:bookmarkStart w:id="207" w:name="ref-RN21"/>
-    <w:p>
-      <w:pPr>
-        <w:pStyle w:val="Bibliography"/>
-      </w:pPr>
-      <w:r>
-        <w:t xml:space="preserve">66.</w:t>
-      </w:r>
-      <w:r>
-        <w:t xml:space="preserve"> </w:t>
-      </w:r>
-      <w:r>
-        <w:t xml:space="preserve">	</w:t>
-      </w:r>
-      <w:r>
-        <w:t xml:space="preserve">Toren P, Wilkins A, Patel K, Burley A, Gris T, Kockelbergh R, et al.</w:t>
-      </w:r>
-      <w:r>
-        <w:t xml:space="preserve"> </w:t>
-      </w:r>
-      <w:hyperlink r:id="rId206">
-        <w:r>
-          <w:rPr>
-            <w:rStyle w:val="Hyperlink"/>
-          </w:rPr>
-          <w:t xml:space="preserve">The sex gap in bladder cancer survival - a missing link in bladder cancer care?</w:t>
-        </w:r>
-      </w:hyperlink>
-      <w:r>
-        <w:t xml:space="preserve"> Nat Rev Urol. 2024;21(3):181–92.</w:t>
-      </w:r>
-      <w:r>
-        <w:t xml:space="preserve"> </w:t>
-      </w:r>
-    </w:p>
-    <w:bookmarkEnd w:id="207"/>
-    <w:bookmarkStart w:id="209" w:name="ref-RN34"/>
-    <w:p>
-      <w:pPr>
-        <w:pStyle w:val="Bibliography"/>
-      </w:pPr>
-      <w:r>
-        <w:t xml:space="preserve">67.</w:t>
-      </w:r>
-      <w:r>
-        <w:t xml:space="preserve"> </w:t>
-      </w:r>
-      <w:r>
-        <w:t xml:space="preserve">	</w:t>
-      </w:r>
-      <w:r>
-        <w:t xml:space="preserve">Ghandour R, Freifeld Y, Singla N, Lotan Y.</w:t>
-      </w:r>
-      <w:r>
-        <w:t xml:space="preserve"> </w:t>
-      </w:r>
-      <w:hyperlink r:id="rId208">
-        <w:r>
-          <w:rPr>
-            <w:rStyle w:val="Hyperlink"/>
-          </w:rPr>
-          <w:t xml:space="preserve">Evaluation of hematuria in a large public health care system</w:t>
-        </w:r>
-      </w:hyperlink>
-      <w:r>
-        <w:t xml:space="preserve">. Bladder Cancer. 2019;5(2):119–29.</w:t>
-      </w:r>
-      <w:r>
-        <w:t xml:space="preserve"> </w:t>
-      </w:r>
-    </w:p>
-    <w:bookmarkEnd w:id="209"/>
-    <w:bookmarkStart w:id="211" w:name="ref-RN35"/>
-    <w:p>
-      <w:pPr>
-        <w:pStyle w:val="Bibliography"/>
-      </w:pPr>
-      <w:r>
-        <w:t xml:space="preserve">68.</w:t>
-      </w:r>
-      <w:r>
-        <w:t xml:space="preserve"> </w:t>
-      </w:r>
-      <w:r>
-        <w:t xml:space="preserve">	</w:t>
-      </w:r>
-      <w:r>
-        <w:t xml:space="preserve">Barocas DA, Lotan Y, Matulewicz RS, Raman JD, Westerman ME, Kirkby E, et al.</w:t>
-      </w:r>
-      <w:r>
-        <w:t xml:space="preserve"> </w:t>
-      </w:r>
-      <w:hyperlink r:id="rId210">
-        <w:r>
-          <w:rPr>
-            <w:rStyle w:val="Hyperlink"/>
-          </w:rPr>
-          <w:t xml:space="preserve">Updates to microhematuria: AUA/SUFU guideline (2025)</w:t>
-        </w:r>
-      </w:hyperlink>
-      <w:r>
-        <w:t xml:space="preserve">. J Urol. 2025;213(5):547–57.</w:t>
-      </w:r>
-      <w:r>
-        <w:t xml:space="preserve"> </w:t>
-      </w:r>
-    </w:p>
-    <w:bookmarkEnd w:id="211"/>
-    <w:bookmarkStart w:id="213" w:name="ref-RN36"/>
-    <w:p>
-      <w:pPr>
-        <w:pStyle w:val="Bibliography"/>
-      </w:pPr>
-      <w:r>
-        <w:t xml:space="preserve">69.</w:t>
-      </w:r>
-      <w:r>
-        <w:t xml:space="preserve"> </w:t>
-      </w:r>
-      <w:r>
-        <w:t xml:space="preserve">	</w:t>
-      </w:r>
-      <w:r>
-        <w:t xml:space="preserve">Doshi B, Athans SR, Woloszynska A. Biological differences underlying sex and gender disparities in bladder cancer: Current synopsis and future directions. Oncogenesis [Internet]. 2023;12(1):44. Available from:</w:t>
-      </w:r>
-      <w:r>
-        <w:t xml:space="preserve"> </w:t>
-      </w:r>
-      <w:hyperlink r:id="rId212">
-        <w:r>
-          <w:rPr>
-            <w:rStyle w:val="Hyperlink"/>
-          </w:rPr>
-          <w:t xml:space="preserve">https://doi.org/10.1038/s41389-023-00489-9</w:t>
-        </w:r>
-      </w:hyperlink>
-    </w:p>
-    <w:bookmarkEnd w:id="213"/>
-    <w:bookmarkStart w:id="215" w:name="ref-RN37"/>
-    <w:p>
-      <w:pPr>
-        <w:pStyle w:val="Bibliography"/>
-      </w:pPr>
-      <w:r>
-        <w:t xml:space="preserve">70.</w:t>
-      </w:r>
-      <w:r>
-        <w:t xml:space="preserve"> </w:t>
-      </w:r>
-      <w:r>
-        <w:t xml:space="preserve">	</w:t>
-      </w:r>
-      <w:r>
-        <w:t xml:space="preserve">Mattern HM, Lloyd PG, Sturek M, Hardin CD.</w:t>
-      </w:r>
-      <w:r>
-        <w:t xml:space="preserve"> </w:t>
-      </w:r>
-      <w:hyperlink r:id="rId214">
-        <w:r>
-          <w:rPr>
-            <w:rStyle w:val="Hyperlink"/>
-          </w:rPr>
-          <w:t xml:space="preserve">Gender and genetic differences in bladder smooth muscle PPAR mRNA in a porcine model of the metabolic syndrome</w:t>
-        </w:r>
-      </w:hyperlink>
-      <w:r>
-        <w:t xml:space="preserve">. Mol Cell Biochem. 2007;302(1-2):43–9.</w:t>
-      </w:r>
-      <w:r>
-        <w:t xml:space="preserve"> </w:t>
-      </w:r>
-    </w:p>
-    <w:bookmarkEnd w:id="215"/>
-    <w:bookmarkStart w:id="217" w:name="ref-RN38"/>
-    <w:p>
-      <w:pPr>
-        <w:pStyle w:val="Bibliography"/>
-      </w:pPr>
-      <w:r>
-        <w:t xml:space="preserve">71.</w:t>
-      </w:r>
-      <w:r>
-        <w:t xml:space="preserve"> </w:t>
-      </w:r>
-      <w:r>
-        <w:t xml:space="preserve">	</w:t>
-      </w:r>
-      <w:r>
-        <w:t xml:space="preserve">Zhang Z, Xu H, Ji J, Shi X, Lyu J, Zhu Y, et al.</w:t>
-      </w:r>
-      <w:r>
-        <w:t xml:space="preserve"> </w:t>
-      </w:r>
-      <w:hyperlink r:id="rId216">
-        <w:r>
-          <w:rPr>
-            <w:rStyle w:val="Hyperlink"/>
-          </w:rPr>
-          <w:t xml:space="preserve">Heterogeneity of PTEN and PPAR-γ in cancer and their prognostic application to bladder cancer</w:t>
-        </w:r>
-      </w:hyperlink>
-      <w:r>
-        <w:t xml:space="preserve">. Exp Ther Med. 2019;18(4):3177–83.</w:t>
-      </w:r>
-      <w:r>
-        <w:t xml:space="preserve"> </w:t>
-      </w:r>
-    </w:p>
-    <w:bookmarkEnd w:id="217"/>
-    <w:bookmarkStart w:id="219" w:name="ref-RN39"/>
-    <w:p>
-      <w:pPr>
-        <w:pStyle w:val="Bibliography"/>
-      </w:pPr>
-      <w:r>
-        <w:t xml:space="preserve">72.</w:t>
-      </w:r>
-      <w:r>
-        <w:t xml:space="preserve"> </w:t>
-      </w:r>
-      <w:r>
-        <w:t xml:space="preserve">	</w:t>
-      </w:r>
-      <w:r>
-        <w:t xml:space="preserve">Stanton BA, Caldwell K, Congdon CB, Disney J, Donahue M, Ferguson E, et al.</w:t>
-      </w:r>
-      <w:r>
-        <w:t xml:space="preserve"> </w:t>
-      </w:r>
-      <w:hyperlink r:id="rId218">
-        <w:r>
-          <w:rPr>
-            <w:rStyle w:val="Hyperlink"/>
-          </w:rPr>
-          <w:t xml:space="preserve">MDI biological laboratory arsenic summit: Approaches to limiting human exposure to arsenic</w:t>
-        </w:r>
-      </w:hyperlink>
-      <w:r>
-        <w:t xml:space="preserve">. Curr Environ Health Rep. 2015;2(3):329–37.</w:t>
-      </w:r>
-      <w:r>
-        <w:t xml:space="preserve"> </w:t>
-      </w:r>
-    </w:p>
-    <w:bookmarkEnd w:id="219"/>
-    <w:bookmarkStart w:id="221" w:name="ref-RN40"/>
-    <w:p>
-      <w:pPr>
-        <w:pStyle w:val="Bibliography"/>
-      </w:pPr>
-      <w:r>
-        <w:t xml:space="preserve">73.</w:t>
-      </w:r>
-      <w:r>
-        <w:t xml:space="preserve"> </w:t>
-      </w:r>
-      <w:r>
-        <w:t xml:space="preserve">	</w:t>
-      </w:r>
-      <w:r>
-        <w:t xml:space="preserve">Yang Q, Flanagan SV, Chillrud S, Ross J, Zeng W, Culbertson C, et al.</w:t>
-      </w:r>
-      <w:r>
-        <w:t xml:space="preserve"> </w:t>
-      </w:r>
-      <w:hyperlink r:id="rId220">
-        <w:r>
-          <w:rPr>
-            <w:rStyle w:val="Hyperlink"/>
-          </w:rPr>
-          <w:t xml:space="preserve">Reduction in drinking water arsenic exposure and health risk through arsenic treatment among private well households in maine and new jersey, USA</w:t>
-        </w:r>
-      </w:hyperlink>
-      <w:r>
-        <w:t xml:space="preserve">. Sci Total Environ. 2020;738:139683.</w:t>
-      </w:r>
-      <w:r>
-        <w:t xml:space="preserve"> </w:t>
-      </w:r>
-    </w:p>
-    <w:bookmarkEnd w:id="221"/>
-    <w:bookmarkStart w:id="222" w:name="ref-RN41"/>
-    <w:p>
-      <w:pPr>
-        <w:pStyle w:val="Bibliography"/>
-      </w:pPr>
-      <w:r>
-        <w:t xml:space="preserve">74.</w:t>
-      </w:r>
-      <w:r>
-        <w:t xml:space="preserve"> </w:t>
-      </w:r>
-      <w:r>
-        <w:t xml:space="preserve">	</w:t>
-      </w:r>
-      <w:r>
-        <w:t xml:space="preserve">DES N. Review of the drinking water maximum contaminant level (MCL) and ambient groundwater quality standard (AGQS) for arsenic. New Hamps Dep Environ Serv. 2018;1–71.</w:t>
-      </w:r>
-      <w:r>
-        <w:t xml:space="preserve"> </w:t>
-      </w:r>
-    </w:p>
-    <w:bookmarkEnd w:id="222"/>
-    <w:bookmarkStart w:id="224" w:name="ref-RN42"/>
-    <w:p>
-      <w:pPr>
-        <w:pStyle w:val="Bibliography"/>
-      </w:pPr>
-      <w:r>
-        <w:t xml:space="preserve">75.</w:t>
-      </w:r>
-      <w:r>
-        <w:t xml:space="preserve"> </w:t>
-      </w:r>
-      <w:r>
-        <w:t xml:space="preserve">	</w:t>
-      </w:r>
-      <w:r>
-        <w:t xml:space="preserve">Javeid J, Akhtar M, Ahmed L, Hassan W, Ikram M, Iqbal R, et al.</w:t>
-      </w:r>
-      <w:r>
-        <w:t xml:space="preserve"> </w:t>
-      </w:r>
-      <w:hyperlink r:id="rId223">
-        <w:r>
-          <w:rPr>
-            <w:rStyle w:val="Hyperlink"/>
-          </w:rPr>
-          <w:t xml:space="preserve">Bladder cancer mortality among smokers: Trends and disparities in u.s. Adults (1999–2023).</w:t>
-        </w:r>
-      </w:hyperlink>
-      <w:r>
-        <w:t xml:space="preserve"> Journal of Clinical Oncology. 2025;43.</w:t>
-      </w:r>
-      <w:r>
-        <w:t xml:space="preserve"> </w:t>
-      </w:r>
-    </w:p>
-    <w:bookmarkEnd w:id="224"/>
-    <w:bookmarkStart w:id="226" w:name="ref-RN43"/>
-    <w:p>
-      <w:pPr>
-        <w:pStyle w:val="Bibliography"/>
-      </w:pPr>
-      <w:r>
-        <w:t xml:space="preserve">76.</w:t>
-      </w:r>
-      <w:r>
-        <w:t xml:space="preserve"> </w:t>
-      </w:r>
-      <w:r>
-        <w:t xml:space="preserve">	</w:t>
-      </w:r>
-      <w:r>
-        <w:t xml:space="preserve">Lortet-Tieulent J, Goding Sauer A, Siegel RL, Miller KD, Islami F, Fedewa SA, et al.</w:t>
-      </w:r>
-      <w:r>
-        <w:t xml:space="preserve"> </w:t>
-      </w:r>
-      <w:hyperlink r:id="rId225">
-        <w:r>
-          <w:rPr>
-            <w:rStyle w:val="Hyperlink"/>
-          </w:rPr>
-          <w:t xml:space="preserve">State-level cancer mortality attributable to cigarette smoking in the united states</w:t>
-        </w:r>
-      </w:hyperlink>
-      <w:r>
-        <w:t xml:space="preserve">. JAMA Intern Med. 2016;176(12):1792–8.</w:t>
-      </w:r>
-      <w:r>
-        <w:t xml:space="preserve"> </w:t>
-      </w:r>
-    </w:p>
-    <w:bookmarkEnd w:id="226"/>
-    <w:bookmarkStart w:id="228" w:name="ref-RN44"/>
-    <w:p>
-      <w:pPr>
-        <w:pStyle w:val="Bibliography"/>
-      </w:pPr>
-      <w:r>
-        <w:t xml:space="preserve">77.</w:t>
-      </w:r>
-      <w:r>
-        <w:t xml:space="preserve"> </w:t>
-      </w:r>
-      <w:r>
-        <w:t xml:space="preserve">	</w:t>
-      </w:r>
-      <w:r>
-        <w:t xml:space="preserve">Deuker M, Stolzenbach LF, Collà Ruvolo C, Nocera L, Tian Z, Roos FC, et al.</w:t>
-      </w:r>
-      <w:r>
-        <w:t xml:space="preserve"> </w:t>
-      </w:r>
-      <w:hyperlink r:id="rId227">
-        <w:r>
-          <w:rPr>
-            <w:rStyle w:val="Hyperlink"/>
-          </w:rPr>
-          <w:t xml:space="preserve">Bladder cancer stage and mortality: Urban vs. Rural residency</w:t>
-        </w:r>
-      </w:hyperlink>
-      <w:r>
-        <w:t xml:space="preserve">. Cancer Causes Control. 2021;32(2):139–45.</w:t>
-      </w:r>
-      <w:r>
-        <w:t xml:space="preserve"> </w:t>
-      </w:r>
-    </w:p>
-    <w:bookmarkEnd w:id="228"/>
-    <w:bookmarkStart w:id="230" w:name="ref-RN45"/>
-    <w:p>
-      <w:pPr>
-        <w:pStyle w:val="Bibliography"/>
-      </w:pPr>
-      <w:r>
-        <w:t xml:space="preserve">78.</w:t>
-      </w:r>
-      <w:r>
-        <w:t xml:space="preserve"> </w:t>
-      </w:r>
-      <w:r>
-        <w:t xml:space="preserve">	</w:t>
-      </w:r>
-      <w:r>
-        <w:t xml:space="preserve">Dursun F, Elshabrawy A, Wang H, Kaushik D, Liss MA, Svatek RS, et al.</w:t>
-      </w:r>
-      <w:r>
-        <w:t xml:space="preserve"> </w:t>
-      </w:r>
-      <w:hyperlink r:id="rId229">
-        <w:r>
-          <w:rPr>
-            <w:rStyle w:val="Hyperlink"/>
-          </w:rPr>
-          <w:t xml:space="preserve">Impact of rural residence on the presentation, management and survival of patients with non-metastatic muscle-invasive bladder carcinoma</w:t>
-        </w:r>
-      </w:hyperlink>
-      <w:r>
-        <w:t xml:space="preserve">. Investig Clin Urol. 2023;64(6):561–71.</w:t>
-      </w:r>
-      <w:r>
-        <w:t xml:space="preserve"> </w:t>
-      </w:r>
-    </w:p>
-    <w:bookmarkEnd w:id="230"/>
-    <w:bookmarkStart w:id="232" w:name="ref-RN46"/>
-    <w:p>
-      <w:pPr>
-        <w:pStyle w:val="Bibliography"/>
-      </w:pPr>
-      <w:r>
-        <w:t xml:space="preserve">79.</w:t>
-      </w:r>
-      <w:r>
-        <w:t xml:space="preserve"> </w:t>
-      </w:r>
-      <w:r>
-        <w:t xml:space="preserve">	</w:t>
-      </w:r>
-      <w:r>
-        <w:t xml:space="preserve">Ryan S, Serrell EC, Karabon P, Mills G, Hansen M, Hayn M, et al.</w:t>
-      </w:r>
-      <w:r>
-        <w:t xml:space="preserve"> </w:t>
-      </w:r>
-      <w:hyperlink r:id="rId231">
-        <w:r>
-          <w:rPr>
-            <w:rStyle w:val="Hyperlink"/>
-          </w:rPr>
-          <w:t xml:space="preserve">The association between mortality and distance to treatment facility in patients with muscle invasive bladder cancer</w:t>
-        </w:r>
-      </w:hyperlink>
-      <w:r>
-        <w:t xml:space="preserve">. J Urol. 2018;199(2):424–9.</w:t>
+        <w:t xml:space="preserve">Yegian JM, Wang G. Affordability in a mandated environment. Am J Manag Care. 2013;19(6):e233–7.</w:t>
       </w:r>
       <w:r>
         <w:t xml:space="preserve"> </w:t>
       </w:r>
     </w:p>
     <w:bookmarkEnd w:id="232"/>
-    <w:bookmarkStart w:id="234" w:name="ref-RN47"/>
-    <w:p>
-      <w:pPr>
-        <w:pStyle w:val="Bibliography"/>
-      </w:pPr>
-      <w:r>
-        <w:t xml:space="preserve">80.</w:t>
-      </w:r>
-      <w:r>
-        <w:t xml:space="preserve"> </w:t>
-      </w:r>
-      <w:r>
-        <w:t xml:space="preserve">	</w:t>
-      </w:r>
-      <w:r>
-        <w:t xml:space="preserve">Hung P, Deng S, Zahnd WE, Adams SA, Olatosi B, Crouch EL, et al.</w:t>
-      </w:r>
-      <w:r>
-        <w:t xml:space="preserve"> </w:t>
-      </w:r>
-      <w:hyperlink r:id="rId233">
-        <w:r>
-          <w:rPr>
-            <w:rStyle w:val="Hyperlink"/>
-          </w:rPr>
-          <w:t xml:space="preserve">Geographic disparities in residential proximity to colorectal and cervical cancer care providers</w:t>
-        </w:r>
-      </w:hyperlink>
-      <w:r>
-        <w:t xml:space="preserve">. Cancer. 2020;126(5):1068–76.</w:t>
-      </w:r>
-      <w:r>
-        <w:t xml:space="preserve"> </w:t>
-      </w:r>
-    </w:p>
+    <w:bookmarkEnd w:id="233"/>
     <w:bookmarkEnd w:id="234"/>
-    <w:bookmarkStart w:id="235" w:name="ref-RN48"/>
-    <w:p>
-      <w:pPr>
-        <w:pStyle w:val="Bibliography"/>
-      </w:pPr>
-      <w:r>
-        <w:t xml:space="preserve">81.</w:t>
-      </w:r>
-      <w:r>
-        <w:t xml:space="preserve"> </w:t>
-      </w:r>
-      <w:r>
-        <w:t xml:space="preserve">	</w:t>
-      </w:r>
-      <w:r>
-        <w:t xml:space="preserve">Terlizzi EP, Cohen RA. Geographic variation in health insurance coverage:united states, 2022. Natl Health Stat Report. 2023;(194):1–15.</w:t>
-      </w:r>
-      <w:r>
-        <w:t xml:space="preserve"> </w:t>
-      </w:r>
-    </w:p>
-    <w:bookmarkEnd w:id="235"/>
-    <w:bookmarkStart w:id="237" w:name="ref-RN49"/>
-    <w:p>
-      <w:pPr>
-        <w:pStyle w:val="Bibliography"/>
-      </w:pPr>
-      <w:r>
-        <w:t xml:space="preserve">82.</w:t>
-      </w:r>
-      <w:r>
-        <w:t xml:space="preserve"> </w:t>
-      </w:r>
-      <w:r>
-        <w:t xml:space="preserve">	</w:t>
-      </w:r>
-      <w:r>
-        <w:t xml:space="preserve">Wang Y, Chang Q, Li Y.</w:t>
-      </w:r>
-      <w:r>
-        <w:t xml:space="preserve"> </w:t>
-      </w:r>
-      <w:hyperlink r:id="rId236">
-        <w:r>
-          <w:rPr>
-            <w:rStyle w:val="Hyperlink"/>
-          </w:rPr>
-          <w:t xml:space="preserve">Racial differences in urinary bladder cancer in the united states</w:t>
-        </w:r>
-      </w:hyperlink>
-      <w:r>
-        <w:t xml:space="preserve">. Sci Rep. 2018;8(1):12521.</w:t>
-      </w:r>
-      <w:r>
-        <w:t xml:space="preserve"> </w:t>
-      </w:r>
-    </w:p>
-    <w:bookmarkEnd w:id="237"/>
-    <w:bookmarkStart w:id="239" w:name="ref-RN50"/>
-    <w:p>
-      <w:pPr>
-        <w:pStyle w:val="Bibliography"/>
-      </w:pPr>
-      <w:r>
-        <w:t xml:space="preserve">83.</w:t>
-      </w:r>
-      <w:r>
-        <w:t xml:space="preserve"> </w:t>
-      </w:r>
-      <w:r>
-        <w:t xml:space="preserve">	</w:t>
-      </w:r>
-      <w:r>
-        <w:t xml:space="preserve">Health. C for DC, Chronic Disease Prevention PreventionNC for, Population HPromotionD of. BRFSS prevalence &amp; trends data [Internet]. Vol. 2025. Centers for Disease Control; Prevention; 2025. Available from:</w:t>
-      </w:r>
-      <w:r>
-        <w:t xml:space="preserve"> </w:t>
-      </w:r>
-      <w:hyperlink r:id="rId238">
-        <w:r>
-          <w:rPr>
-            <w:rStyle w:val="Hyperlink"/>
-          </w:rPr>
-          <w:t xml:space="preserve">https://www.cdc.gov/brfss/brfssprevalence/</w:t>
-        </w:r>
-      </w:hyperlink>
-    </w:p>
-    <w:bookmarkEnd w:id="239"/>
-    <w:bookmarkStart w:id="240" w:name="ref-RN51"/>
-    <w:p>
-      <w:pPr>
-        <w:pStyle w:val="Bibliography"/>
-      </w:pPr>
-      <w:r>
-        <w:t xml:space="preserve">84.</w:t>
-      </w:r>
-      <w:r>
-        <w:t xml:space="preserve"> </w:t>
-      </w:r>
-      <w:r>
-        <w:t xml:space="preserve">	</w:t>
-      </w:r>
-      <w:r>
-        <w:t xml:space="preserve">Irvin LH, Johnson L, Yamauchi J, Holmes JR, Ching LK, Starr RR, et al. Insights in public health: Formative factors for a statewide tobacco control advocacy infrastructure: Insights from hawai’i. Hawaii J Med Public Health. 2019;78(2):66–70.</w:t>
-      </w:r>
-      <w:r>
-        <w:t xml:space="preserve"> </w:t>
-      </w:r>
-    </w:p>
-    <w:bookmarkEnd w:id="240"/>
-    <w:bookmarkStart w:id="241" w:name="ref-RN52"/>
-    <w:p>
-      <w:pPr>
-        <w:pStyle w:val="Bibliography"/>
-      </w:pPr>
-      <w:r>
-        <w:t xml:space="preserve">85.</w:t>
-      </w:r>
-      <w:r>
-        <w:t xml:space="preserve"> </w:t>
-      </w:r>
-      <w:r>
-        <w:t xml:space="preserve">	</w:t>
-      </w:r>
-      <w:r>
-        <w:t xml:space="preserve">Yegian JM, Wang G. Affordability in a mandated environment. Am J Manag Care. 2013;19(6):e233–7.</w:t>
-      </w:r>
-      <w:r>
-        <w:t xml:space="preserve"> </w:t>
-      </w:r>
-    </w:p>
-    <w:bookmarkEnd w:id="241"/>
-    <w:bookmarkEnd w:id="242"/>
-    <w:bookmarkEnd w:id="243"/>
     <w:sectPr>
       <w:pgSz w:h="15840" w:w="12240"/>
       <w:pgMar w:bottom="1440" w:footer="720" w:gutter="0" w:header="720" w:left="1080" w:right="1080" w:top="1440"/>

--- a/index.docx
+++ b/index.docx
@@ -59,6 +59,15 @@
         <w:t xml:space="preserve">1</w:t>
       </w:r>
       <w:r>
+        <w:t xml:space="preserve">, Amirabbas Tavakoli</w:t>
+      </w:r>
+      <w:r>
+        <w:rPr>
+          <w:vertAlign w:val="superscript"/>
+        </w:rPr>
+        <w:t xml:space="preserve">3</w:t>
+      </w:r>
+      <w:r>
         <w:t xml:space="preserve">, and Wassim Kassouf</w:t>
       </w:r>
       <w:r>
@@ -98,6 +107,21 @@
       </w:r>
       <w:r>
         <w:t xml:space="preserve">Division of Urology, McGill University Health Center, Montreal, QC</w:t>
+      </w:r>
+      <w:r>
+        <w:br/>
+      </w:r>
+      <w:r>
+        <w:rPr>
+          <w:vertAlign w:val="superscript"/>
+        </w:rPr>
+        <w:t xml:space="preserve">3</w:t>
+      </w:r>
+      <w:r>
+        <w:t xml:space="preserve"> </w:t>
+      </w:r>
+      <w:r>
+        <w:t xml:space="preserve">Independent researcher, Wildenfels, Sachsen, Germany</w:t>
       </w:r>
     </w:p>
     <w:p>
@@ -353,7 +377,7 @@
         <w:pStyle w:val="FirstParagraph"/>
       </w:pPr>
       <w:r>
-        <w:t xml:space="preserve">Wassim Kassouf</w:t>
+        <w:t xml:space="preserve">Amirabbas Tavakoli</w:t>
       </w:r>
     </w:p>
     <w:p>
@@ -369,12 +393,12 @@
       <w:r>
         <w:t xml:space="preserve"> </w:t>
       </w:r>
-      <w:hyperlink r:id="rId20">
-        <w:r>
-          <w:rPr>
-            <w:rStyle w:val="Hyperlink"/>
-          </w:rPr>
-          <w:t xml:space="preserve">Wassim.Kassouf.med@ssss.gouv.qc.ca</w:t>
+      <w:hyperlink r:id="rId29">
+        <w:r>
+          <w:rPr>
+            <w:rStyle w:val="Hyperlink"/>
+          </w:rPr>
+          <w:t xml:space="preserve">amirtvk88@gmail.com</w:t>
         </w:r>
       </w:hyperlink>
     </w:p>
@@ -391,7 +415,59 @@
       <w:r>
         <w:t xml:space="preserve"> </w:t>
       </w:r>
-      <w:hyperlink r:id="rId29">
+      <w:hyperlink r:id="rId30">
+        <w:r>
+          <w:rPr>
+            <w:rStyle w:val="Hyperlink"/>
+          </w:rPr>
+          <w:t xml:space="preserve">0009-0003-9363-7974</w:t>
+        </w:r>
+      </w:hyperlink>
+    </w:p>
+    <w:p>
+      <w:pPr>
+        <w:pStyle w:val="FirstParagraph"/>
+      </w:pPr>
+      <w:r>
+        <w:t xml:space="preserve">Wassim Kassouf</w:t>
+      </w:r>
+    </w:p>
+    <w:p>
+      <w:pPr>
+        <w:numPr>
+          <w:ilvl w:val="0"/>
+          <w:numId w:val="1006"/>
+        </w:numPr>
+      </w:pPr>
+      <w:r>
+        <w:t xml:space="preserve">Email</w:t>
+      </w:r>
+      <w:r>
+        <w:t xml:space="preserve"> </w:t>
+      </w:r>
+      <w:hyperlink r:id="rId20">
+        <w:r>
+          <w:rPr>
+            <w:rStyle w:val="Hyperlink"/>
+          </w:rPr>
+          <w:t xml:space="preserve">Wassim.Kassouf.med@ssss.gouv.qc.ca</w:t>
+        </w:r>
+      </w:hyperlink>
+    </w:p>
+    <w:p>
+      <w:pPr>
+        <w:numPr>
+          <w:ilvl w:val="0"/>
+          <w:numId w:val="1006"/>
+        </w:numPr>
+      </w:pPr>
+      <w:r>
+        <w:t xml:space="preserve">ORCID</w:t>
+      </w:r>
+      <w:r>
+        <w:t xml:space="preserve"> </w:t>
+      </w:r>
+      <w:hyperlink r:id="rId31">
         <w:r>
           <w:rPr>
             <w:rStyle w:val="Hyperlink"/>
@@ -405,7 +481,7 @@
         <w:br w:type="page"/>
       </w:r>
     </w:p>
-    <w:bookmarkStart w:id="30" w:name="abstract"/>
+    <w:bookmarkStart w:id="32" w:name="abstract"/>
     <w:p>
       <w:pPr>
         <w:pStyle w:val="Heading1"/>
@@ -523,8 +599,8 @@
         <w:br w:type="page"/>
       </w:r>
     </w:p>
-    <w:bookmarkEnd w:id="30"/>
-    <w:bookmarkStart w:id="31" w:name="introduction"/>
+    <w:bookmarkEnd w:id="32"/>
+    <w:bookmarkStart w:id="33" w:name="introduction"/>
     <w:p>
       <w:pPr>
         <w:pStyle w:val="Heading1"/>
@@ -696,8 +772,8 @@
         <w:t xml:space="preserve">To address these gaps, we use data from the GBD 2021 study, which provides internally consistent estimates of key BC burden metrics across all U.S. states. This predominantly descriptive analysis offers a comprehensive assessment of BC burden across geographic regions, time, and age groups, with the aim of informing state-level public health planning and prioritization.</w:t>
       </w:r>
     </w:p>
-    <w:bookmarkEnd w:id="31"/>
-    <w:bookmarkStart w:id="39" w:name="methodology"/>
+    <w:bookmarkEnd w:id="33"/>
+    <w:bookmarkStart w:id="41" w:name="methodology"/>
     <w:p>
       <w:pPr>
         <w:pStyle w:val="Heading1"/>
@@ -706,7 +782,7 @@
         <w:t xml:space="preserve">3. Methodology</w:t>
       </w:r>
     </w:p>
-    <w:bookmarkStart w:id="33" w:name="study-design-and-data-sources"/>
+    <w:bookmarkStart w:id="35" w:name="study-design-and-data-sources"/>
     <w:p>
       <w:pPr>
         <w:pStyle w:val="Heading2"/>
@@ -734,7 +810,7 @@
       <w:r>
         <w:t xml:space="preserve"> </w:t>
       </w:r>
-      <w:hyperlink r:id="rId32">
+      <w:hyperlink r:id="rId34">
         <w:r>
           <w:rPr>
             <w:rStyle w:val="Hyperlink"/>
@@ -754,8 +830,8 @@
         <w:t xml:space="preserve">We analyzed BC burden across all U.S. states from 1980 to 2021. Estimates for incidence, prevalence, mortality, YLLs, YLDs, and DALYs were extracted for males, females, both sexes combined, and all age groups. For international benchmarking, corresponding data were also retrieved for the European Union, high-income countries, and high Socio-Demographic Index (SDI) regions. Both age-specific and age-standardized estimates were obtained for each metric. Results are reported as rates per 100,000 population with accompanying 95% uncertainty intervals, as generated by the GBD framework. This study adheres to the Guidelines for Accurate and Transparent Health Estimates Reporting statement.</w:t>
       </w:r>
     </w:p>
-    <w:bookmarkEnd w:id="33"/>
-    <w:bookmarkStart w:id="34" w:name="definitions"/>
+    <w:bookmarkEnd w:id="35"/>
+    <w:bookmarkStart w:id="36" w:name="definitions"/>
     <w:p>
       <w:pPr>
         <w:pStyle w:val="Heading2"/>
@@ -1106,8 +1182,8 @@
         <w:t xml:space="preserve">is the total number of age groups.</w:t>
       </w:r>
     </w:p>
-    <w:bookmarkEnd w:id="34"/>
-    <w:bookmarkStart w:id="38" w:name="statistical-analysis"/>
+    <w:bookmarkEnd w:id="36"/>
+    <w:bookmarkStart w:id="40" w:name="statistical-analysis"/>
     <w:p>
       <w:pPr>
         <w:pStyle w:val="Heading2"/>
@@ -1334,7 +1410,7 @@
       <w:r>
         <w:t xml:space="preserve"> </w:t>
       </w:r>
-      <w:hyperlink r:id="rId35">
+      <w:hyperlink r:id="rId37">
         <w:r>
           <w:rPr>
             <w:rStyle w:val="Hyperlink"/>
@@ -1346,7 +1422,7 @@
         <w:t xml:space="preserve">.</w:t>
       </w:r>
     </w:p>
-    <w:bookmarkStart w:id="37" w:name="comparison-of-rates-using-uis"/>
+    <w:bookmarkStart w:id="39" w:name="comparison-of-rates-using-uis"/>
     <w:p>
       <w:pPr>
         <w:pStyle w:val="Heading3"/>
@@ -2878,7 +2954,7 @@
       <w:r>
         <w:t xml:space="preserve"> </w:t>
       </w:r>
-      <w:hyperlink r:id="rId36">
+      <w:hyperlink r:id="rId38">
         <w:r>
           <w:rPr>
             <w:rStyle w:val="Hyperlink"/>
@@ -2890,10 +2966,10 @@
         <w:t xml:space="preserve">.</w:t>
       </w:r>
     </w:p>
-    <w:bookmarkEnd w:id="37"/>
-    <w:bookmarkEnd w:id="38"/>
     <w:bookmarkEnd w:id="39"/>
-    <w:bookmarkStart w:id="68" w:name="results"/>
+    <w:bookmarkEnd w:id="40"/>
+    <w:bookmarkEnd w:id="41"/>
+    <w:bookmarkStart w:id="70" w:name="results"/>
     <w:p>
       <w:pPr>
         <w:pStyle w:val="Heading1"/>
@@ -2902,7 +2978,7 @@
         <w:t xml:space="preserve">4. Results</w:t>
       </w:r>
     </w:p>
-    <w:bookmarkStart w:id="57" w:name="u.s.-compared-to-competing-countries"/>
+    <w:bookmarkStart w:id="59" w:name="u.s.-compared-to-competing-countries"/>
     <w:p>
       <w:pPr>
         <w:pStyle w:val="Heading2"/>
@@ -2951,7 +3027,7 @@
       <w:tr>
         <w:tc>
           <w:tcPr/>
-          <w:bookmarkStart w:id="43" w:name="fig-performance"/>
+          <w:bookmarkStart w:id="45" w:name="fig-performance"/>
           <w:p>
             <w:pPr>
               <w:pStyle w:val="Compact"/>
@@ -2962,12 +3038,12 @@
                 <wp:inline>
                   <wp:extent cx="6400800" cy="4095427"/>
                   <wp:effectExtent b="0" l="0" r="0" t="0"/>
-                  <wp:docPr descr="" title="" id="41" name="Picture"/>
+                  <wp:docPr descr="" title="" id="43" name="Picture"/>
                   <a:graphic>
                     <a:graphicData uri="http://schemas.openxmlformats.org/drawingml/2006/picture">
                       <pic:pic>
                         <pic:nvPicPr>
-                          <pic:cNvPr descr="output/figures/US%20performance%20plot/fig_B_Bladder%20cancer_Rate.svg" id="42" name="Picture"/>
+                          <pic:cNvPr descr="output/figures/US%20performance%20plot/fig_B_Bladder%20cancer_Rate.svg" id="44" name="Picture"/>
                           <pic:cNvPicPr>
                             <a:picLocks noChangeArrowheads="1" noChangeAspect="1"/>
                           </pic:cNvPicPr>
@@ -2979,7 +3055,7 @@
                                 <a14:useLocalDpi xmlns:a14="http://schemas.microsoft.com/office/drawing/2010/main" val="0"/>
                               </a:ext>
                               <a:ext uri="{96DAC541-7B7A-43D3-8B79-37D633B846F1}">
-                                <asvg:svgBlip xmlns:asvg="http://schemas.microsoft.com/office/drawing/2016/SVG/main" r:embed="rId40"/>
+                                <asvg:svgBlip xmlns:asvg="http://schemas.microsoft.com/office/drawing/2016/SVG/main" r:embed="rId42"/>
                               </a:ext>
                             </a:extLst>
                           </a:blip>
@@ -3022,7 +3098,7 @@
               <w:t xml:space="preserve">Figure 1: Age-standardized bladder cancer burden rates between 1980 and 2021 in the U.S. compared with high-income and high Socio-Demographic Index countries and the European Union.</w:t>
             </w:r>
           </w:p>
-          <w:bookmarkEnd w:id="43"/>
+          <w:bookmarkEnd w:id="45"/>
         </w:tc>
       </w:tr>
     </w:tbl>
@@ -3095,73 +3171,7 @@
         </w:r>
       </w:hyperlink>
       <w:r>
-        <w:t xml:space="preserve">, all burden measures in 2021 were consistently higher in men across all age groups. The highest age-specific rates for each burden metric were observed in 80+ and 75-79 age strata.</w:t>
-      </w:r>
-    </w:p>
-    <w:p>
-      <w:pPr>
-        <w:numPr>
-          <w:ilvl w:val="0"/>
-          <w:numId w:val="1006"/>
-        </w:numPr>
-      </w:pPr>
-      <w:r>
-        <w:t xml:space="preserve">YLDs: 143.8 [108.0, 184.6] in men and 40.0 [28.7, 52.0] in women in 80+ years age group.</w:t>
-      </w:r>
-    </w:p>
-    <w:p>
-      <w:pPr>
-        <w:numPr>
-          <w:ilvl w:val="0"/>
-          <w:numId w:val="1006"/>
-        </w:numPr>
-      </w:pPr>
-      <w:r>
-        <w:t xml:space="preserve">Prevalence: 1,635.3 [1,526.9, 1,709.5] in men and 469.3 [415.0, 502.5] in women in 75-79 years age group.</w:t>
-      </w:r>
-    </w:p>
-    <w:p>
-      <w:pPr>
-        <w:numPr>
-          <w:ilvl w:val="0"/>
-          <w:numId w:val="1006"/>
-        </w:numPr>
-      </w:pPr>
-      <w:r>
-        <w:t xml:space="preserve">Incidence: 325.0 [274.1, 349.7] in men and 87.8 [67.6, 98.3] in women in 80+ years age group.</w:t>
-      </w:r>
-    </w:p>
-    <w:p>
-      <w:pPr>
-        <w:numPr>
-          <w:ilvl w:val="0"/>
-          <w:numId w:val="1006"/>
-        </w:numPr>
-      </w:pPr>
-      <w:r>
-        <w:t xml:space="preserve">DALYs: 1,694.0 [1,443.1, 1,829.1] in men and 480.8 [372.3, 541.0] in women in 80+ years age group.</w:t>
-      </w:r>
-    </w:p>
-    <w:p>
-      <w:pPr>
-        <w:numPr>
-          <w:ilvl w:val="0"/>
-          <w:numId w:val="1006"/>
-        </w:numPr>
-      </w:pPr>
-      <w:r>
-        <w:t xml:space="preserve">Deaths: 149.2 [125.3, 160.9] in men and 43.8 [33.8, 49.2] in women in 80+ years age group.</w:t>
-      </w:r>
-    </w:p>
-    <w:p>
-      <w:pPr>
-        <w:numPr>
-          <w:ilvl w:val="0"/>
-          <w:numId w:val="1006"/>
-        </w:numPr>
-      </w:pPr>
-      <w:r>
-        <w:t xml:space="preserve">YLLs: 1,551.6 [1,310.0, 1,669.7] in men and 441.6 [361.3, 483.3] in women in 80+ years age group.</w:t>
+        <w:t xml:space="preserve">, all burden measures in 2021 were consistently higher in men across all age groups. The highest age-specific rates for each burden metric were observed in 80+ and 75-79 age strata: YLDs: 143.8 [108.0, 184.6] in men and 40.0 [28.7, 52.0] in women in 80+ years age group; Prevalence: 1,635.3 [1,526.9, 1,709.5] in men and 469.3 [415.0, 502.5] in women in 75-79 years age group; Incidence: 325.0 [274.1, 349.7] in men and 87.8 [67.6, 98.3] in women in 80+ years age group; DALYs: 1,694.0 [1,443.1, 1,829.1] in men and 480.8 [372.3, 541.0] in women in 80+ years age group; Deaths: 149.2 [125.3, 160.9] in men and 43.8 [33.8, 49.2] in women in 80+ years age group; and YLLs: 1,551.6 [1,310.0, 1,669.7] in men and 441.6 [361.3, 483.3] in women in 80+ years age group</w:t>
       </w:r>
     </w:p>
     <w:tbl>
@@ -3177,7 +3187,7 @@
       <w:tr>
         <w:tc>
           <w:tcPr/>
-          <w:bookmarkStart w:id="48" w:name="fig-pyramid"/>
+          <w:bookmarkStart w:id="50" w:name="fig-pyramid"/>
           <w:p>
             <w:pPr>
               <w:pStyle w:val="Compact"/>
@@ -3188,24 +3198,24 @@
                 <wp:inline>
                   <wp:extent cx="6400800" cy="3200400"/>
                   <wp:effectExtent b="0" l="0" r="0" t="0"/>
-                  <wp:docPr descr="" title="" id="45" name="Picture"/>
+                  <wp:docPr descr="" title="" id="47" name="Picture"/>
                   <a:graphic>
                     <a:graphicData uri="http://schemas.openxmlformats.org/drawingml/2006/picture">
                       <pic:pic>
                         <pic:nvPicPr>
-                          <pic:cNvPr descr="output/figures/US_combined_pyramid.svg" id="46" name="Picture"/>
+                          <pic:cNvPr descr="output/figures/US_combined_pyramid.svg" id="48" name="Picture"/>
                           <pic:cNvPicPr>
                             <a:picLocks noChangeArrowheads="1" noChangeAspect="1"/>
                           </pic:cNvPicPr>
                         </pic:nvPicPr>
                         <pic:blipFill>
-                          <a:blip r:embed="rId47">
+                          <a:blip r:embed="rId49">
                             <a:extLst>
                               <a:ext uri="{28A0092B-C50C-407E-A947-70E740481C1C}">
                                 <a14:useLocalDpi xmlns:a14="http://schemas.microsoft.com/office/drawing/2010/main" val="0"/>
                               </a:ext>
                               <a:ext uri="{96DAC541-7B7A-43D3-8B79-37D633B846F1}">
-                                <asvg:svgBlip xmlns:asvg="http://schemas.microsoft.com/office/drawing/2016/SVG/main" r:embed="rId44"/>
+                                <asvg:svgBlip xmlns:asvg="http://schemas.microsoft.com/office/drawing/2016/SVG/main" r:embed="rId46"/>
                               </a:ext>
                             </a:extLst>
                           </a:blip>
@@ -3248,7 +3258,7 @@
               <w:t xml:space="preserve">Figure 2: Population pyramids visualizing age-gender distribution of bladder cancer burden rates in the U.S.</w:t>
             </w:r>
           </w:p>
-          <w:bookmarkEnd w:id="48"/>
+          <w:bookmarkEnd w:id="50"/>
         </w:tc>
       </w:tr>
     </w:tbl>
@@ -3290,7 +3300,7 @@
       <w:r>
         <w:t xml:space="preserve"> </w:t>
       </w:r>
-      <w:hyperlink r:id="rId49">
+      <w:hyperlink r:id="rId51">
         <w:r>
           <w:rPr>
             <w:rStyle w:val="Hyperlink"/>
@@ -3321,7 +3331,7 @@
       <w:r>
         <w:t xml:space="preserve"> </w:t>
       </w:r>
-      <w:hyperlink r:id="rId50">
+      <w:hyperlink r:id="rId52">
         <w:r>
           <w:rPr>
             <w:rStyle w:val="Hyperlink"/>
@@ -3377,7 +3387,7 @@
       <w:r>
         <w:t xml:space="preserve"> </w:t>
       </w:r>
-      <w:hyperlink r:id="rId51">
+      <w:hyperlink r:id="rId53">
         <w:r>
           <w:rPr>
             <w:rStyle w:val="Hyperlink"/>
@@ -3402,7 +3412,7 @@
       <w:tr>
         <w:tc>
           <w:tcPr/>
-          <w:bookmarkStart w:id="56" w:name="fig-apc"/>
+          <w:bookmarkStart w:id="58" w:name="fig-apc"/>
           <w:p>
             <w:pPr>
               <w:pStyle w:val="Compact"/>
@@ -3413,24 +3423,24 @@
                 <wp:inline>
                   <wp:extent cx="6400800" cy="4800600"/>
                   <wp:effectExtent b="0" l="0" r="0" t="0"/>
-                  <wp:docPr descr="" title="" id="53" name="Picture"/>
+                  <wp:docPr descr="" title="" id="55" name="Picture"/>
                   <a:graphic>
                     <a:graphicData uri="http://schemas.openxmlformats.org/drawingml/2006/picture">
                       <pic:pic>
                         <pic:nvPicPr>
-                          <pic:cNvPr descr="output/figures/US_combined_apc.svg" id="54" name="Picture"/>
+                          <pic:cNvPr descr="output/figures/US_combined_apc.svg" id="56" name="Picture"/>
                           <pic:cNvPicPr>
                             <a:picLocks noChangeArrowheads="1" noChangeAspect="1"/>
                           </pic:cNvPicPr>
                         </pic:nvPicPr>
                         <pic:blipFill>
-                          <a:blip r:embed="rId55">
+                          <a:blip r:embed="rId57">
                             <a:extLst>
                               <a:ext uri="{28A0092B-C50C-407E-A947-70E740481C1C}">
                                 <a14:useLocalDpi xmlns:a14="http://schemas.microsoft.com/office/drawing/2010/main" val="0"/>
                               </a:ext>
                               <a:ext uri="{96DAC541-7B7A-43D3-8B79-37D633B846F1}">
-                                <asvg:svgBlip xmlns:asvg="http://schemas.microsoft.com/office/drawing/2016/SVG/main" r:embed="rId52"/>
+                                <asvg:svgBlip xmlns:asvg="http://schemas.microsoft.com/office/drawing/2016/SVG/main" r:embed="rId54"/>
                               </a:ext>
                             </a:extLst>
                           </a:blip>
@@ -3473,7 +3483,7 @@
               <w:t xml:space="preserve">Figure 3: Age-gender distribution of bladder cancer burden rates across decades in U.S.</w:t>
             </w:r>
           </w:p>
-          <w:bookmarkEnd w:id="56"/>
+          <w:bookmarkEnd w:id="58"/>
         </w:tc>
       </w:tr>
     </w:tbl>
@@ -3488,8 +3498,8 @@
         <w:t xml:space="preserve">Abbreviations: DALYs: Disability-Adjusted Life Year; YLDs: Years Lived with Disability; YLLs: Years of Life Lost</w:t>
       </w:r>
     </w:p>
-    <w:bookmarkEnd w:id="57"/>
-    <w:bookmarkStart w:id="67" w:name="bladder-cancer-burden-across-the-u.s."/>
+    <w:bookmarkEnd w:id="59"/>
+    <w:bookmarkStart w:id="69" w:name="bladder-cancer-burden-across-the-u.s."/>
     <w:p>
       <w:pPr>
         <w:pStyle w:val="Heading2"/>
@@ -3539,7 +3549,7 @@
       <w:r>
         <w:t xml:space="preserve"> </w:t>
       </w:r>
-      <w:hyperlink r:id="rId58">
+      <w:hyperlink r:id="rId60">
         <w:r>
           <w:rPr>
             <w:rStyle w:val="Hyperlink"/>
@@ -3564,7 +3574,7 @@
       <w:tr>
         <w:tc>
           <w:tcPr/>
-          <w:bookmarkStart w:id="62" w:name="fig-geofacet"/>
+          <w:bookmarkStart w:id="64" w:name="fig-geofacet"/>
           <w:p>
             <w:pPr>
               <w:pStyle w:val="Compact"/>
@@ -3575,12 +3585,12 @@
                 <wp:inline>
                   <wp:extent cx="6400800" cy="3342493"/>
                   <wp:effectExtent b="0" l="0" r="0" t="0"/>
-                  <wp:docPr descr="" title="" id="60" name="Picture"/>
+                  <wp:docPr descr="" title="" id="62" name="Picture"/>
                   <a:graphic>
                     <a:graphicData uri="http://schemas.openxmlformats.org/drawingml/2006/picture">
                       <pic:pic>
                         <pic:nvPicPr>
-                          <pic:cNvPr descr="output/figures/Geofacet%20plot/fig_A_Incidence_Bladder%20cancer_Rate.svg" id="61" name="Picture"/>
+                          <pic:cNvPr descr="output/figures/Geofacet%20plot/fig_A_Incidence_Bladder%20cancer_Rate.svg" id="63" name="Picture"/>
                           <pic:cNvPicPr>
                             <a:picLocks noChangeArrowheads="1" noChangeAspect="1"/>
                           </pic:cNvPicPr>
@@ -3592,7 +3602,7 @@
                                 <a14:useLocalDpi xmlns:a14="http://schemas.microsoft.com/office/drawing/2010/main" val="0"/>
                               </a:ext>
                               <a:ext uri="{96DAC541-7B7A-43D3-8B79-37D633B846F1}">
-                                <asvg:svgBlip xmlns:asvg="http://schemas.microsoft.com/office/drawing/2016/SVG/main" r:embed="rId59"/>
+                                <asvg:svgBlip xmlns:asvg="http://schemas.microsoft.com/office/drawing/2016/SVG/main" r:embed="rId61"/>
                               </a:ext>
                             </a:extLst>
                           </a:blip>
@@ -3635,7 +3645,7 @@
               <w:t xml:space="preserve">Figure 4: State-level historical trends in age-standardized prevalence rates across the U.S., stratified by sex. States are arranged to approximate their geographic location.</w:t>
             </w:r>
           </w:p>
-          <w:bookmarkEnd w:id="62"/>
+          <w:bookmarkEnd w:id="64"/>
         </w:tc>
       </w:tr>
     </w:tbl>
@@ -3682,7 +3692,7 @@
       <w:tr>
         <w:tc>
           <w:tcPr/>
-          <w:bookmarkStart w:id="66" w:name="fig-discrep"/>
+          <w:bookmarkStart w:id="68" w:name="fig-discrep"/>
           <w:p>
             <w:pPr>
               <w:pStyle w:val="Compact"/>
@@ -3693,12 +3703,12 @@
                 <wp:inline>
                   <wp:extent cx="6400800" cy="8535655"/>
                   <wp:effectExtent b="0" l="0" r="0" t="0"/>
-                  <wp:docPr descr="" title="" id="64" name="Picture"/>
+                  <wp:docPr descr="" title="" id="66" name="Picture"/>
                   <a:graphic>
                     <a:graphicData uri="http://schemas.openxmlformats.org/drawingml/2006/picture">
                       <pic:pic>
                         <pic:nvPicPr>
-                          <pic:cNvPr descr="output/figures/Gender%20Discrepancy/fig_H.svg" id="65" name="Picture"/>
+                          <pic:cNvPr descr="output/figures/Gender%20Discrepancy/fig_H.svg" id="67" name="Picture"/>
                           <pic:cNvPicPr>
                             <a:picLocks noChangeArrowheads="1" noChangeAspect="1"/>
                           </pic:cNvPicPr>
@@ -3710,7 +3720,7 @@
                                 <a14:useLocalDpi xmlns:a14="http://schemas.microsoft.com/office/drawing/2010/main" val="0"/>
                               </a:ext>
                               <a:ext uri="{96DAC541-7B7A-43D3-8B79-37D633B846F1}">
-                                <asvg:svgBlip xmlns:asvg="http://schemas.microsoft.com/office/drawing/2016/SVG/main" r:embed="rId63"/>
+                                <asvg:svgBlip xmlns:asvg="http://schemas.microsoft.com/office/drawing/2016/SVG/main" r:embed="rId65"/>
                               </a:ext>
                             </a:extLst>
                           </a:blip>
@@ -3753,7 +3763,7 @@
               <w:t xml:space="preserve">Figure 5: State-level male:female ratio across different measures in 2021.</w:t>
             </w:r>
           </w:p>
-          <w:bookmarkEnd w:id="66"/>
+          <w:bookmarkEnd w:id="68"/>
         </w:tc>
       </w:tr>
     </w:tbl>
@@ -3768,9 +3778,9 @@
         <w:t xml:space="preserve">Abbreviations: Alabama: AL; Alaska: AK; Arizona: AZ; Arkansas: AR; California: CA; Colorado: CO; Connecticut: CT; Delaware: DE; District of Columbia: DC; Florida: FL; Georgia: GA; Hawaii: HI; Idaho: ID; Illinois: IL; Indiana: IN; Iowa: IA; Kansas: KS; Kentucky: KY; Louisiana: LA; Maine: ME; Maryland: MD; Massachusetts: MA; Michigan: MI; Minnesota: MN; Mississippi: MS; Missouri: MO; Montana: MT; Nebraska: NE; Nevada: NV; New Hampshire: NH; New Jersey: NJ; New Mexico: NM; New York: NY; North Carolina: NC; North Dakota: ND; Ohio: OH; Oklahoma: OK; Oregon: OR; Pennsylvania: PA; Rhode Island: RI; South Carolina: SC; South Dakota: SD; Tennessee: TN; Texas: TX; Utah: UT; Vermont: VT; Virginia: VA; Washington: WA; West Virginia: WV; Wisconsin: WI; Wyoming: WY; ; DALYs: Disability-Adjusted Life Year; YLDs: Years Lived with Disability; YLLs: Years of Life Lost</w:t>
       </w:r>
     </w:p>
-    <w:bookmarkEnd w:id="67"/>
-    <w:bookmarkEnd w:id="68"/>
-    <w:bookmarkStart w:id="69" w:name="discussion"/>
+    <w:bookmarkEnd w:id="69"/>
+    <w:bookmarkEnd w:id="70"/>
+    <w:bookmarkStart w:id="71" w:name="discussion"/>
     <w:p>
       <w:pPr>
         <w:pStyle w:val="Heading1"/>
@@ -4179,8 +4189,8 @@
         <w:t xml:space="preserve">The strengths of this study include the use of robust, population-based estimates to examine long-term temporal trends and state-level disparities in BC burden across the U.S. Nevertheless, several limitations merit consideration. GBD estimates rely on modeled data due to incomplete or heterogeneous primary data sources, which may introduce uncertainty, particularly in states with sparse reporting. Although advanced statistical methods are used to mitigate these limitations, some degree of imprecision is unavoidable. Additionally, the inherent lag in GBD data availability means that trends beyond 2021 are not captured. Finally, this analysis is primarily descriptive and does not directly evaluate individual-level risk factors or clinical characteristics, limiting causal inference regarding the drivers of observed patterns. Most of the trends reported in this study are age-standardized; therefore, discrepancies with surveillance systems that report crude or partially adjusted rates, such as some Centers for Disease Control and Prevention (CDC) summaries, likely reflect methodological differences rather than true epidemiological disagreement. Notably, Nevada remained among the states with persistently elevated mortality trends even after age standardization.</w:t>
       </w:r>
     </w:p>
-    <w:bookmarkEnd w:id="69"/>
-    <w:bookmarkStart w:id="70" w:name="conclusions"/>
+    <w:bookmarkEnd w:id="71"/>
+    <w:bookmarkStart w:id="72" w:name="conclusions"/>
     <w:p>
       <w:pPr>
         <w:pStyle w:val="Heading1"/>
@@ -4197,8 +4207,8 @@
         <w:t xml:space="preserve">BC burden in the U.S. remains unevenly distributed, with persistent state-level disparities driven by environmental, demographic, and healthcare access factors. While national trends show modest improvement, targeted interventions focusing on prevention and early detection are needed. Future economic analyses should evaluate resource reallocation from late-stage treatment to prevention to optimize healthcare spending and reduce long-term disease burden.</w:t>
       </w:r>
     </w:p>
-    <w:bookmarkEnd w:id="70"/>
-    <w:bookmarkStart w:id="74" w:name="supporting-files"/>
+    <w:bookmarkEnd w:id="72"/>
+    <w:bookmarkStart w:id="76" w:name="supporting-files"/>
     <w:p>
       <w:pPr>
         <w:pStyle w:val="Heading1"/>
@@ -4238,7 +4248,7 @@
       <w:r>
         <w:t xml:space="preserve"> </w:t>
       </w:r>
-      <w:hyperlink r:id="rId71">
+      <w:hyperlink r:id="rId73">
         <w:r>
           <w:rPr>
             <w:rStyle w:val="Hyperlink"/>
@@ -4249,7 +4259,7 @@
       <w:r>
         <w:t xml:space="preserve">.</w:t>
       </w:r>
-      <w:hyperlink r:id="rId72"/>
+      <w:hyperlink r:id="rId74"/>
     </w:p>
     <w:p>
       <w:pPr>
@@ -4274,7 +4284,7 @@
       <w:r>
         <w:t xml:space="preserve"> </w:t>
       </w:r>
-      <w:hyperlink r:id="rId58">
+      <w:hyperlink r:id="rId60">
         <w:r>
           <w:rPr>
             <w:rStyle w:val="Hyperlink"/>
@@ -4283,15 +4293,28 @@
         </w:r>
       </w:hyperlink>
       <w:r>
-        <w:t xml:space="preserve">. States are abbreviated as DALYs: Disability-Adjusted Life Year; YLDs: Years Lived with Disability; YLLs: Years of Life Lost; European Union: EU; SDI: Socio-Demographic Index; Alabama: AL; Alaska: AK; Arizona: AZ; Arkansas: AR; California: CA; Colorado: CO; Connecticut: CT; Delaware: DE; District of Columbia: DC; Florida: FL; Georgia: GA; Hawaii: HI; Idaho: ID; Illinois: IL; Indiana: IN; Iowa: IA; Kansas: KS; Kentucky: KY; Louisiana: LA; Maine: ME; Maryland: MD; Massachusetts: MA; Michigan: MI; Minnesota: MN; Mississippi: MS; Missouri: MO; Montana: MT; Nebraska: NE; Nevada: NV; New Hampshire: NH; New Jersey: NJ; New Mexico: NM; New York: NY; North Carolina: NC; North Dakota: ND; Ohio: OH; Oklahoma: OK; Oregon: OR; Pennsylvania: PA; Rhode Island: RI; South Carolina: SC; South Dakota: SD; Tennessee: TN; Texas: TX; Utah: UT; Vermont: VT; Virginia: VA; Washington: WA; West Virginia: WV; Wisconsin: WI; Wyoming: WY; .</w:t>
-      </w:r>
-      <w:hyperlink r:id="rId72"/>
+        <w:t xml:space="preserve">.</w:t>
+      </w:r>
+      <w:r>
+        <w:br/>
+      </w:r>
+    </w:p>
+    <w:p>
+      <w:pPr>
+        <w:pStyle w:val="SourceCode"/>
+      </w:pPr>
+      <w:r>
+        <w:rPr>
+          <w:rStyle w:val="VerbatimChar"/>
+        </w:rPr>
+        <w:t xml:space="preserve">States are abbreviated as DALYs: Disability-Adjusted Life Year; YLDs: Years Lived with Disability; YLLs: Years of Life Lost; European Union: EU; SDI: Socio-Demographic Index; Alabama: AL; Alaska: AK; Arizona: AZ; Arkansas: AR; California: CA; Colorado: CO; Connecticut: CT; Delaware: DE; District of Columbia: DC; Florida: FL; Georgia: GA; Hawaii: HI; Idaho: ID; Illinois: IL; Indiana: IN; Iowa: IA; Kansas: KS; Kentucky: KY; Louisiana: LA; Maine: ME; Maryland: MD; Massachusetts: MA; Michigan: MI; Minnesota: MN; Mississippi: MS; Missouri: MO; Montana: MT; Nebraska: NE; Nevada: NV; New Hampshire: NH; New Jersey: NJ; New Mexico: NM; New York: NY; North Carolina: NC; North Dakota: ND; Ohio: OH; Oklahoma: OK; Oregon: OR; Pennsylvania: PA; Rhode Island: RI; South Carolina: SC; South Dakota: SD; Tennessee: TN; Texas: TX; Utah: UT; Vermont: VT; Virginia: VA; Washington: WA; West Virginia: WV; Wisconsin: WI; Wyoming: WY; .[ ](){#sup-geofacet}</w:t>
+      </w:r>
     </w:p>
     <w:p>
       <w:pPr>
         <w:numPr>
           <w:ilvl w:val="0"/>
-          <w:numId w:val="1007"/>
+          <w:numId w:val="1008"/>
         </w:numPr>
       </w:pPr>
       <w:r>
@@ -4310,7 +4333,7 @@
       <w:r>
         <w:t xml:space="preserve"> </w:t>
       </w:r>
-      <w:hyperlink r:id="rId49">
+      <w:hyperlink r:id="rId51">
         <w:r>
           <w:rPr>
             <w:rStyle w:val="Hyperlink"/>
@@ -4321,13 +4344,13 @@
       <w:r>
         <w:t xml:space="preserve">.</w:t>
       </w:r>
-      <w:hyperlink r:id="rId72"/>
+      <w:hyperlink r:id="rId74"/>
     </w:p>
     <w:p>
       <w:pPr>
         <w:numPr>
           <w:ilvl w:val="0"/>
-          <w:numId w:val="1007"/>
+          <w:numId w:val="1008"/>
         </w:numPr>
       </w:pPr>
       <w:r>
@@ -4346,7 +4369,7 @@
       <w:r>
         <w:t xml:space="preserve"> </w:t>
       </w:r>
-      <w:hyperlink r:id="rId50">
+      <w:hyperlink r:id="rId52">
         <w:r>
           <w:rPr>
             <w:rStyle w:val="Hyperlink"/>
@@ -4357,13 +4380,13 @@
       <w:r>
         <w:t xml:space="preserve">.</w:t>
       </w:r>
-      <w:hyperlink r:id="rId72"/>
+      <w:hyperlink r:id="rId74"/>
     </w:p>
     <w:p>
       <w:pPr>
         <w:numPr>
           <w:ilvl w:val="0"/>
-          <w:numId w:val="1007"/>
+          <w:numId w:val="1008"/>
         </w:numPr>
       </w:pPr>
       <w:r>
@@ -4382,7 +4405,7 @@
       <w:r>
         <w:t xml:space="preserve"> </w:t>
       </w:r>
-      <w:hyperlink r:id="rId73">
+      <w:hyperlink r:id="rId75">
         <w:r>
           <w:rPr>
             <w:rStyle w:val="Hyperlink"/>
@@ -4393,13 +4416,13 @@
       <w:r>
         <w:t xml:space="preserve">.</w:t>
       </w:r>
-      <w:hyperlink r:id="rId72"/>
+      <w:hyperlink r:id="rId74"/>
     </w:p>
     <w:p>
       <w:pPr>
         <w:numPr>
           <w:ilvl w:val="0"/>
-          <w:numId w:val="1007"/>
+          <w:numId w:val="1008"/>
         </w:numPr>
       </w:pPr>
       <w:r>
@@ -4418,7 +4441,7 @@
       <w:r>
         <w:t xml:space="preserve"> </w:t>
       </w:r>
-      <w:hyperlink r:id="rId51">
+      <w:hyperlink r:id="rId53">
         <w:r>
           <w:rPr>
             <w:rStyle w:val="Hyperlink"/>
@@ -4429,10 +4452,10 @@
       <w:r>
         <w:t xml:space="preserve">.</w:t>
       </w:r>
-      <w:hyperlink r:id="rId72"/>
-    </w:p>
-    <w:bookmarkEnd w:id="74"/>
-    <w:bookmarkStart w:id="80" w:name="statements"/>
+      <w:hyperlink r:id="rId74"/>
+    </w:p>
+    <w:bookmarkEnd w:id="76"/>
+    <w:bookmarkStart w:id="82" w:name="statements"/>
     <w:p>
       <w:pPr>
         <w:pStyle w:val="Heading1"/>
@@ -4441,7 +4464,7 @@
         <w:t xml:space="preserve">7. Statements</w:t>
       </w:r>
     </w:p>
-    <w:bookmarkStart w:id="75" w:name="contributions"/>
+    <w:bookmarkStart w:id="77" w:name="contributions"/>
     <w:p>
       <w:pPr>
         <w:pStyle w:val="Heading2"/>
@@ -4481,7 +4504,7 @@
         <w:t xml:space="preserve"> </w:t>
       </w:r>
       <w:r>
-        <w:t xml:space="preserve">Alireza Sadeghi, Niloofar Dehdari Ebrahimi, Ehsan Taherifard;</w:t>
+        <w:t xml:space="preserve">Alireza Sadeghi, Niloofar Dehdari Ebrahimi, Ehsan Taherifard, Amirabbas Tavakoli;</w:t>
       </w:r>
       <w:r>
         <w:t xml:space="preserve"> </w:t>
@@ -4513,7 +4536,7 @@
         <w:t xml:space="preserve"> </w:t>
       </w:r>
       <w:r>
-        <w:t xml:space="preserve">Alireza Sadeghi, Fatemeh Nouri, Niloofar Dehdari Ebrahimi, Ehsan Taherifard, Wassim Kassouf;</w:t>
+        <w:t xml:space="preserve">Alireza Sadeghi, Fatemeh Nouri, Wassim Kassouf;</w:t>
       </w:r>
       <w:r>
         <w:t xml:space="preserve"> </w:t>
@@ -4577,7 +4600,7 @@
         <w:t xml:space="preserve"> </w:t>
       </w:r>
       <w:r>
-        <w:t xml:space="preserve">Alireza Sadeghi, Fatemeh Nouri, Niloofar Dehdari Ebrahimi, Ehsan Taherifard, Wassim Kassouf;</w:t>
+        <w:t xml:space="preserve">Alireza Sadeghi, Fatemeh Nouri, Niloofar Dehdari Ebrahimi, Ehsan Taherifard, Amirabbas Tavakoli, Wassim Kassouf;</w:t>
       </w:r>
       <w:r>
         <w:t xml:space="preserve"> </w:t>
@@ -4593,7 +4616,7 @@
         <w:t xml:space="preserve"> </w:t>
       </w:r>
       <w:r>
-        <w:t xml:space="preserve">Alireza Sadeghi, Fatemeh Nouri, Niloofar Dehdari Ebrahimi;</w:t>
+        <w:t xml:space="preserve">Alireza Sadeghi, Fatemeh Nouri;</w:t>
       </w:r>
       <w:r>
         <w:t xml:space="preserve"> </w:t>
@@ -4609,7 +4632,7 @@
         <w:t xml:space="preserve"> </w:t>
       </w:r>
       <w:r>
-        <w:t xml:space="preserve">Ehsan Taherifard;</w:t>
+        <w:t xml:space="preserve">Ehsan Taherifard, Amirabbas Tavakoli;</w:t>
       </w:r>
       <w:r>
         <w:t xml:space="preserve"> </w:t>
@@ -4644,8 +4667,8 @@
         <w:t xml:space="preserve">Wassim Kassouf;</w:t>
       </w:r>
     </w:p>
-    <w:bookmarkEnd w:id="75"/>
-    <w:bookmarkStart w:id="76" w:name="acknowledgments"/>
+    <w:bookmarkEnd w:id="77"/>
+    <w:bookmarkStart w:id="78" w:name="acknowledgments"/>
     <w:p>
       <w:pPr>
         <w:pStyle w:val="Heading2"/>
@@ -4662,8 +4685,8 @@
         <w:t xml:space="preserve">None.</w:t>
       </w:r>
     </w:p>
-    <w:bookmarkEnd w:id="76"/>
-    <w:bookmarkStart w:id="77" w:name="transparency-statement"/>
+    <w:bookmarkEnd w:id="78"/>
+    <w:bookmarkStart w:id="79" w:name="transparency-statement"/>
     <w:p>
       <w:pPr>
         <w:pStyle w:val="Heading2"/>
@@ -4680,8 +4703,8 @@
         <w:t xml:space="preserve">The lead author, Alireza Sadeghi, affirms that this manuscript is an honest, accurate, and transparent account of the study being reported; that no important aspects of the study have been omitted; and that any discrepancies from the study as planned (and, if relevant, registered) have been explained.</w:t>
       </w:r>
     </w:p>
-    <w:bookmarkEnd w:id="77"/>
-    <w:bookmarkStart w:id="78" w:name="data-availability-statement"/>
+    <w:bookmarkEnd w:id="79"/>
+    <w:bookmarkStart w:id="80" w:name="data-availability-statement"/>
     <w:p>
       <w:pPr>
         <w:pStyle w:val="Heading2"/>
@@ -4700,7 +4723,7 @@
       <w:r>
         <w:t xml:space="preserve"> </w:t>
       </w:r>
-      <w:hyperlink r:id="rId32">
+      <w:hyperlink r:id="rId34">
         <w:r>
           <w:rPr>
             <w:rStyle w:val="Hyperlink"/>
@@ -4714,7 +4737,7 @@
       <w:r>
         <w:t xml:space="preserve"> </w:t>
       </w:r>
-      <w:hyperlink r:id="rId35">
+      <w:hyperlink r:id="rId37">
         <w:r>
           <w:rPr>
             <w:rStyle w:val="Hyperlink"/>
@@ -4726,8 +4749,8 @@
         <w:t xml:space="preserve">. Data are provided in R’s native binary format (RDS). Full reproducibility can be achieved by cloning the repository and rendering the project using the supplied scripts and documentation.</w:t>
       </w:r>
     </w:p>
-    <w:bookmarkEnd w:id="78"/>
-    <w:bookmarkStart w:id="79" w:name="conflicts-of-interest"/>
+    <w:bookmarkEnd w:id="80"/>
+    <w:bookmarkStart w:id="81" w:name="conflicts-of-interest"/>
     <w:p>
       <w:pPr>
         <w:pStyle w:val="Heading2"/>
@@ -4744,9 +4767,9 @@
         <w:t xml:space="preserve">The authors declare no conflicts of interest.</w:t>
       </w:r>
     </w:p>
-    <w:bookmarkEnd w:id="79"/>
-    <w:bookmarkEnd w:id="80"/>
-    <w:bookmarkStart w:id="234" w:name="references"/>
+    <w:bookmarkEnd w:id="81"/>
+    <w:bookmarkEnd w:id="82"/>
+    <w:bookmarkStart w:id="236" w:name="references"/>
     <w:p>
       <w:pPr>
         <w:pStyle w:val="Heading1"/>
@@ -4755,8 +4778,8 @@
         <w:t xml:space="preserve">References</w:t>
       </w:r>
     </w:p>
-    <w:bookmarkStart w:id="233" w:name="refs"/>
-    <w:bookmarkStart w:id="82" w:name="ref-RN1"/>
+    <w:bookmarkStart w:id="235" w:name="refs"/>
+    <w:bookmarkStart w:id="84" w:name="ref-RN1"/>
     <w:p>
       <w:pPr>
         <w:pStyle w:val="Bibliography"/>
@@ -4776,7 +4799,7 @@
       <w:r>
         <w:t xml:space="preserve"> </w:t>
       </w:r>
-      <w:hyperlink r:id="rId81">
+      <w:hyperlink r:id="rId83">
         <w:r>
           <w:rPr>
             <w:rStyle w:val="Hyperlink"/>
@@ -4785,8 +4808,8 @@
         </w:r>
       </w:hyperlink>
     </w:p>
-    <w:bookmarkEnd w:id="82"/>
-    <w:bookmarkStart w:id="84" w:name="ref-RN2"/>
+    <w:bookmarkEnd w:id="84"/>
+    <w:bookmarkStart w:id="86" w:name="ref-RN2"/>
     <w:p>
       <w:pPr>
         <w:pStyle w:val="Bibliography"/>
@@ -4806,7 +4829,7 @@
       <w:r>
         <w:t xml:space="preserve"> </w:t>
       </w:r>
-      <w:hyperlink r:id="rId83">
+      <w:hyperlink r:id="rId85">
         <w:r>
           <w:rPr>
             <w:rStyle w:val="Hyperlink"/>
@@ -4821,8 +4844,8 @@
         <w:t xml:space="preserve"> </w:t>
       </w:r>
     </w:p>
-    <w:bookmarkEnd w:id="84"/>
-    <w:bookmarkStart w:id="86" w:name="ref-RN3"/>
+    <w:bookmarkEnd w:id="86"/>
+    <w:bookmarkStart w:id="88" w:name="ref-RN3"/>
     <w:p>
       <w:pPr>
         <w:pStyle w:val="Bibliography"/>
@@ -4842,7 +4865,7 @@
       <w:r>
         <w:t xml:space="preserve"> </w:t>
       </w:r>
-      <w:hyperlink r:id="rId85">
+      <w:hyperlink r:id="rId87">
         <w:r>
           <w:rPr>
             <w:rStyle w:val="Hyperlink"/>
@@ -4851,8 +4874,8 @@
         </w:r>
       </w:hyperlink>
     </w:p>
-    <w:bookmarkEnd w:id="86"/>
-    <w:bookmarkStart w:id="88" w:name="ref-RN4"/>
+    <w:bookmarkEnd w:id="88"/>
+    <w:bookmarkStart w:id="90" w:name="ref-RN4"/>
     <w:p>
       <w:pPr>
         <w:pStyle w:val="Bibliography"/>
@@ -4872,7 +4895,7 @@
       <w:r>
         <w:t xml:space="preserve"> </w:t>
       </w:r>
-      <w:hyperlink r:id="rId87">
+      <w:hyperlink r:id="rId89">
         <w:r>
           <w:rPr>
             <w:rStyle w:val="Hyperlink"/>
@@ -4887,8 +4910,8 @@
         <w:t xml:space="preserve"> </w:t>
       </w:r>
     </w:p>
-    <w:bookmarkEnd w:id="88"/>
-    <w:bookmarkStart w:id="90" w:name="ref-RN5"/>
+    <w:bookmarkEnd w:id="90"/>
+    <w:bookmarkStart w:id="92" w:name="ref-RN5"/>
     <w:p>
       <w:pPr>
         <w:pStyle w:val="Bibliography"/>
@@ -4908,7 +4931,7 @@
       <w:r>
         <w:t xml:space="preserve"> </w:t>
       </w:r>
-      <w:hyperlink r:id="rId89">
+      <w:hyperlink r:id="rId91">
         <w:r>
           <w:rPr>
             <w:rStyle w:val="Hyperlink"/>
@@ -4923,8 +4946,8 @@
         <w:t xml:space="preserve"> </w:t>
       </w:r>
     </w:p>
-    <w:bookmarkEnd w:id="90"/>
-    <w:bookmarkStart w:id="92" w:name="ref-RN6"/>
+    <w:bookmarkEnd w:id="92"/>
+    <w:bookmarkStart w:id="94" w:name="ref-RN6"/>
     <w:p>
       <w:pPr>
         <w:pStyle w:val="Bibliography"/>
@@ -4944,7 +4967,7 @@
       <w:r>
         <w:t xml:space="preserve"> </w:t>
       </w:r>
-      <w:hyperlink r:id="rId91">
+      <w:hyperlink r:id="rId93">
         <w:r>
           <w:rPr>
             <w:rStyle w:val="Hyperlink"/>
@@ -4953,8 +4976,8 @@
         </w:r>
       </w:hyperlink>
     </w:p>
-    <w:bookmarkEnd w:id="92"/>
-    <w:bookmarkStart w:id="94" w:name="ref-RN7"/>
+    <w:bookmarkEnd w:id="94"/>
+    <w:bookmarkStart w:id="96" w:name="ref-RN7"/>
     <w:p>
       <w:pPr>
         <w:pStyle w:val="Bibliography"/>
@@ -4974,7 +4997,7 @@
       <w:r>
         <w:t xml:space="preserve"> </w:t>
       </w:r>
-      <w:hyperlink r:id="rId93">
+      <w:hyperlink r:id="rId95">
         <w:r>
           <w:rPr>
             <w:rStyle w:val="Hyperlink"/>
@@ -4983,8 +5006,8 @@
         </w:r>
       </w:hyperlink>
     </w:p>
-    <w:bookmarkEnd w:id="94"/>
-    <w:bookmarkStart w:id="96" w:name="ref-RN14"/>
+    <w:bookmarkEnd w:id="96"/>
+    <w:bookmarkStart w:id="98" w:name="ref-RN14"/>
     <w:p>
       <w:pPr>
         <w:pStyle w:val="Bibliography"/>
@@ -5004,7 +5027,7 @@
       <w:r>
         <w:t xml:space="preserve"> </w:t>
       </w:r>
-      <w:hyperlink r:id="rId95">
+      <w:hyperlink r:id="rId97">
         <w:r>
           <w:rPr>
             <w:rStyle w:val="Hyperlink"/>
@@ -5019,8 +5042,8 @@
         <w:t xml:space="preserve"> </w:t>
       </w:r>
     </w:p>
-    <w:bookmarkEnd w:id="96"/>
-    <w:bookmarkStart w:id="98" w:name="ref-RN15"/>
+    <w:bookmarkEnd w:id="98"/>
+    <w:bookmarkStart w:id="100" w:name="ref-RN15"/>
     <w:p>
       <w:pPr>
         <w:pStyle w:val="Bibliography"/>
@@ -5040,7 +5063,7 @@
       <w:r>
         <w:t xml:space="preserve"> </w:t>
       </w:r>
-      <w:hyperlink r:id="rId97">
+      <w:hyperlink r:id="rId99">
         <w:r>
           <w:rPr>
             <w:rStyle w:val="Hyperlink"/>
@@ -5055,8 +5078,8 @@
         <w:t xml:space="preserve"> </w:t>
       </w:r>
     </w:p>
-    <w:bookmarkEnd w:id="98"/>
-    <w:bookmarkStart w:id="100" w:name="ref-RN16"/>
+    <w:bookmarkEnd w:id="100"/>
+    <w:bookmarkStart w:id="102" w:name="ref-RN16"/>
     <w:p>
       <w:pPr>
         <w:pStyle w:val="Bibliography"/>
@@ -5076,7 +5099,7 @@
       <w:r>
         <w:t xml:space="preserve"> </w:t>
       </w:r>
-      <w:hyperlink r:id="rId99">
+      <w:hyperlink r:id="rId101">
         <w:r>
           <w:rPr>
             <w:rStyle w:val="Hyperlink"/>
@@ -5091,8 +5114,8 @@
         <w:t xml:space="preserve"> </w:t>
       </w:r>
     </w:p>
-    <w:bookmarkEnd w:id="100"/>
-    <w:bookmarkStart w:id="102" w:name="ref-RN17"/>
+    <w:bookmarkEnd w:id="102"/>
+    <w:bookmarkStart w:id="104" w:name="ref-RN17"/>
     <w:p>
       <w:pPr>
         <w:pStyle w:val="Bibliography"/>
@@ -5112,7 +5135,7 @@
       <w:r>
         <w:t xml:space="preserve"> </w:t>
       </w:r>
-      <w:hyperlink r:id="rId101">
+      <w:hyperlink r:id="rId103">
         <w:r>
           <w:rPr>
             <w:rStyle w:val="Hyperlink"/>
@@ -5127,8 +5150,8 @@
         <w:t xml:space="preserve"> </w:t>
       </w:r>
     </w:p>
-    <w:bookmarkEnd w:id="102"/>
-    <w:bookmarkStart w:id="104" w:name="ref-RN18"/>
+    <w:bookmarkEnd w:id="104"/>
+    <w:bookmarkStart w:id="106" w:name="ref-RN18"/>
     <w:p>
       <w:pPr>
         <w:pStyle w:val="Bibliography"/>
@@ -5148,7 +5171,7 @@
       <w:r>
         <w:t xml:space="preserve"> </w:t>
       </w:r>
-      <w:hyperlink r:id="rId103">
+      <w:hyperlink r:id="rId105">
         <w:r>
           <w:rPr>
             <w:rStyle w:val="Hyperlink"/>
@@ -5157,8 +5180,8 @@
         </w:r>
       </w:hyperlink>
     </w:p>
-    <w:bookmarkEnd w:id="104"/>
-    <w:bookmarkStart w:id="106" w:name="ref-RN19"/>
+    <w:bookmarkEnd w:id="106"/>
+    <w:bookmarkStart w:id="108" w:name="ref-RN19"/>
     <w:p>
       <w:pPr>
         <w:pStyle w:val="Bibliography"/>
@@ -5178,7 +5201,7 @@
       <w:r>
         <w:t xml:space="preserve"> </w:t>
       </w:r>
-      <w:hyperlink r:id="rId105">
+      <w:hyperlink r:id="rId107">
         <w:r>
           <w:rPr>
             <w:rStyle w:val="Hyperlink"/>
@@ -5193,8 +5216,8 @@
         <w:t xml:space="preserve"> </w:t>
       </w:r>
     </w:p>
-    <w:bookmarkEnd w:id="106"/>
-    <w:bookmarkStart w:id="108" w:name="ref-RN20"/>
+    <w:bookmarkEnd w:id="108"/>
+    <w:bookmarkStart w:id="110" w:name="ref-RN20"/>
     <w:p>
       <w:pPr>
         <w:pStyle w:val="Bibliography"/>
@@ -5214,7 +5237,7 @@
       <w:r>
         <w:t xml:space="preserve"> </w:t>
       </w:r>
-      <w:hyperlink r:id="rId107">
+      <w:hyperlink r:id="rId109">
         <w:r>
           <w:rPr>
             <w:rStyle w:val="Hyperlink"/>
@@ -5229,8 +5252,8 @@
         <w:t xml:space="preserve"> </w:t>
       </w:r>
     </w:p>
-    <w:bookmarkEnd w:id="108"/>
-    <w:bookmarkStart w:id="110" w:name="ref-RN22"/>
+    <w:bookmarkEnd w:id="110"/>
+    <w:bookmarkStart w:id="112" w:name="ref-RN22"/>
     <w:p>
       <w:pPr>
         <w:pStyle w:val="Bibliography"/>
@@ -5250,7 +5273,7 @@
       <w:r>
         <w:t xml:space="preserve"> </w:t>
       </w:r>
-      <w:hyperlink r:id="rId109">
+      <w:hyperlink r:id="rId111">
         <w:r>
           <w:rPr>
             <w:rStyle w:val="Hyperlink"/>
@@ -5265,8 +5288,8 @@
         <w:t xml:space="preserve"> </w:t>
       </w:r>
     </w:p>
-    <w:bookmarkEnd w:id="110"/>
-    <w:bookmarkStart w:id="112" w:name="ref-RN23"/>
+    <w:bookmarkEnd w:id="112"/>
+    <w:bookmarkStart w:id="114" w:name="ref-RN23"/>
     <w:p>
       <w:pPr>
         <w:pStyle w:val="Bibliography"/>
@@ -5286,7 +5309,7 @@
       <w:r>
         <w:t xml:space="preserve"> </w:t>
       </w:r>
-      <w:hyperlink r:id="rId111">
+      <w:hyperlink r:id="rId113">
         <w:r>
           <w:rPr>
             <w:rStyle w:val="Hyperlink"/>
@@ -5301,8 +5324,8 @@
         <w:t xml:space="preserve"> </w:t>
       </w:r>
     </w:p>
-    <w:bookmarkEnd w:id="112"/>
-    <w:bookmarkStart w:id="114" w:name="ref-ferrari2024"/>
+    <w:bookmarkEnd w:id="114"/>
+    <w:bookmarkStart w:id="116" w:name="ref-ferrari2024"/>
     <w:p>
       <w:pPr>
         <w:pStyle w:val="Bibliography"/>
@@ -5325,7 +5348,7 @@
       <w:r>
         <w:t xml:space="preserve"> </w:t>
       </w:r>
-      <w:hyperlink r:id="rId113">
+      <w:hyperlink r:id="rId115">
         <w:r>
           <w:rPr>
             <w:rStyle w:val="Hyperlink"/>
@@ -5334,8 +5357,8 @@
         </w:r>
       </w:hyperlink>
     </w:p>
-    <w:bookmarkEnd w:id="114"/>
-    <w:bookmarkStart w:id="116" w:name="ref-naghavi2024"/>
+    <w:bookmarkEnd w:id="116"/>
+    <w:bookmarkStart w:id="118" w:name="ref-naghavi2024"/>
     <w:p>
       <w:pPr>
         <w:pStyle w:val="Bibliography"/>
@@ -5358,7 +5381,7 @@
       <w:r>
         <w:t xml:space="preserve"> </w:t>
       </w:r>
-      <w:hyperlink r:id="rId115">
+      <w:hyperlink r:id="rId117">
         <w:r>
           <w:rPr>
             <w:rStyle w:val="Hyperlink"/>
@@ -5367,8 +5390,8 @@
         </w:r>
       </w:hyperlink>
     </w:p>
-    <w:bookmarkEnd w:id="116"/>
-    <w:bookmarkStart w:id="118" w:name="ref-feigin2021"/>
+    <w:bookmarkEnd w:id="118"/>
+    <w:bookmarkStart w:id="120" w:name="ref-feigin2021"/>
     <w:p>
       <w:pPr>
         <w:pStyle w:val="Bibliography"/>
@@ -5391,7 +5414,7 @@
       <w:r>
         <w:t xml:space="preserve"> </w:t>
       </w:r>
-      <w:hyperlink r:id="rId117">
+      <w:hyperlink r:id="rId119">
         <w:r>
           <w:rPr>
             <w:rStyle w:val="Hyperlink"/>
@@ -5400,8 +5423,8 @@
         </w:r>
       </w:hyperlink>
     </w:p>
-    <w:bookmarkEnd w:id="118"/>
-    <w:bookmarkStart w:id="120" w:name="X4857e18fa263add03d367ee42aaf3b3ec4487f5"/>
+    <w:bookmarkEnd w:id="120"/>
+    <w:bookmarkStart w:id="122" w:name="X4857e18fa263add03d367ee42aaf3b3ec4487f5"/>
     <w:p>
       <w:pPr>
         <w:pStyle w:val="Bibliography"/>
@@ -5424,7 +5447,7 @@
       <w:r>
         <w:t xml:space="preserve"> </w:t>
       </w:r>
-      <w:hyperlink r:id="rId119">
+      <w:hyperlink r:id="rId121">
         <w:r>
           <w:rPr>
             <w:rStyle w:val="Hyperlink"/>
@@ -5433,8 +5456,8 @@
         </w:r>
       </w:hyperlink>
     </w:p>
-    <w:bookmarkEnd w:id="120"/>
-    <w:bookmarkStart w:id="122" w:name="ref-base"/>
+    <w:bookmarkEnd w:id="122"/>
+    <w:bookmarkStart w:id="124" w:name="ref-base"/>
     <w:p>
       <w:pPr>
         <w:pStyle w:val="Bibliography"/>
@@ -5463,7 +5486,7 @@
       <w:r>
         <w:t xml:space="preserve"> </w:t>
       </w:r>
-      <w:hyperlink r:id="rId121">
+      <w:hyperlink r:id="rId123">
         <w:r>
           <w:rPr>
             <w:rStyle w:val="Hyperlink"/>
@@ -5472,8 +5495,8 @@
         </w:r>
       </w:hyperlink>
     </w:p>
-    <w:bookmarkEnd w:id="122"/>
-    <w:bookmarkStart w:id="124" w:name="ref-beepr"/>
+    <w:bookmarkEnd w:id="124"/>
+    <w:bookmarkStart w:id="126" w:name="ref-beepr"/>
     <w:p>
       <w:pPr>
         <w:pStyle w:val="Bibliography"/>
@@ -5502,7 +5525,7 @@
       <w:r>
         <w:t xml:space="preserve"> </w:t>
       </w:r>
-      <w:hyperlink r:id="rId123">
+      <w:hyperlink r:id="rId125">
         <w:r>
           <w:rPr>
             <w:rStyle w:val="Hyperlink"/>
@@ -5511,8 +5534,8 @@
         </w:r>
       </w:hyperlink>
     </w:p>
-    <w:bookmarkEnd w:id="124"/>
-    <w:bookmarkStart w:id="126" w:name="ref-flextable"/>
+    <w:bookmarkEnd w:id="126"/>
+    <w:bookmarkStart w:id="128" w:name="ref-flextable"/>
     <w:p>
       <w:pPr>
         <w:pStyle w:val="Bibliography"/>
@@ -5541,7 +5564,7 @@
       <w:r>
         <w:t xml:space="preserve"> </w:t>
       </w:r>
-      <w:hyperlink r:id="rId125">
+      <w:hyperlink r:id="rId127">
         <w:r>
           <w:rPr>
             <w:rStyle w:val="Hyperlink"/>
@@ -5550,8 +5573,8 @@
         </w:r>
       </w:hyperlink>
     </w:p>
-    <w:bookmarkEnd w:id="126"/>
-    <w:bookmarkStart w:id="128" w:name="ref-furrr"/>
+    <w:bookmarkEnd w:id="128"/>
+    <w:bookmarkStart w:id="130" w:name="ref-furrr"/>
     <w:p>
       <w:pPr>
         <w:pStyle w:val="Bibliography"/>
@@ -5580,7 +5603,7 @@
       <w:r>
         <w:t xml:space="preserve"> </w:t>
       </w:r>
-      <w:hyperlink r:id="rId127">
+      <w:hyperlink r:id="rId129">
         <w:r>
           <w:rPr>
             <w:rStyle w:val="Hyperlink"/>
@@ -5589,8 +5612,8 @@
         </w:r>
       </w:hyperlink>
     </w:p>
-    <w:bookmarkEnd w:id="128"/>
-    <w:bookmarkStart w:id="130" w:name="ref-future"/>
+    <w:bookmarkEnd w:id="130"/>
+    <w:bookmarkStart w:id="132" w:name="ref-future"/>
     <w:p>
       <w:pPr>
         <w:pStyle w:val="Bibliography"/>
@@ -5610,7 +5633,7 @@
       <w:r>
         <w:t xml:space="preserve"> </w:t>
       </w:r>
-      <w:hyperlink r:id="rId129">
+      <w:hyperlink r:id="rId131">
         <w:r>
           <w:rPr>
             <w:rStyle w:val="Hyperlink"/>
@@ -5619,8 +5642,8 @@
         </w:r>
       </w:hyperlink>
     </w:p>
-    <w:bookmarkEnd w:id="130"/>
-    <w:bookmarkStart w:id="132" w:name="ref-geofacet"/>
+    <w:bookmarkEnd w:id="132"/>
+    <w:bookmarkStart w:id="134" w:name="ref-geofacet"/>
     <w:p>
       <w:pPr>
         <w:pStyle w:val="Bibliography"/>
@@ -5667,7 +5690,7 @@
       <w:r>
         <w:t xml:space="preserve"> </w:t>
       </w:r>
-      <w:hyperlink r:id="rId131">
+      <w:hyperlink r:id="rId133">
         <w:r>
           <w:rPr>
             <w:rStyle w:val="Hyperlink"/>
@@ -5676,8 +5699,8 @@
         </w:r>
       </w:hyperlink>
     </w:p>
-    <w:bookmarkEnd w:id="132"/>
-    <w:bookmarkStart w:id="134" w:name="ref-gganimate"/>
+    <w:bookmarkEnd w:id="134"/>
+    <w:bookmarkStart w:id="136" w:name="ref-gganimate"/>
     <w:p>
       <w:pPr>
         <w:pStyle w:val="Bibliography"/>
@@ -5706,7 +5729,7 @@
       <w:r>
         <w:t xml:space="preserve"> </w:t>
       </w:r>
-      <w:hyperlink r:id="rId133">
+      <w:hyperlink r:id="rId135">
         <w:r>
           <w:rPr>
             <w:rStyle w:val="Hyperlink"/>
@@ -5715,8 +5738,8 @@
         </w:r>
       </w:hyperlink>
     </w:p>
-    <w:bookmarkEnd w:id="134"/>
-    <w:bookmarkStart w:id="135" w:name="ref-ggbump"/>
+    <w:bookmarkEnd w:id="136"/>
+    <w:bookmarkStart w:id="137" w:name="ref-ggbump"/>
     <w:p>
       <w:pPr>
         <w:pStyle w:val="Bibliography"/>
@@ -5746,8 +5769,8 @@
         <w:t xml:space="preserve"> </w:t>
       </w:r>
     </w:p>
-    <w:bookmarkEnd w:id="135"/>
-    <w:bookmarkStart w:id="137" w:name="ref-ggnewscale"/>
+    <w:bookmarkEnd w:id="137"/>
+    <w:bookmarkStart w:id="139" w:name="ref-ggnewscale"/>
     <w:p>
       <w:pPr>
         <w:pStyle w:val="Bibliography"/>
@@ -5794,7 +5817,7 @@
       <w:r>
         <w:t xml:space="preserve"> </w:t>
       </w:r>
-      <w:hyperlink r:id="rId136">
+      <w:hyperlink r:id="rId138">
         <w:r>
           <w:rPr>
             <w:rStyle w:val="Hyperlink"/>
@@ -5803,8 +5826,8 @@
         </w:r>
       </w:hyperlink>
     </w:p>
-    <w:bookmarkEnd w:id="137"/>
-    <w:bookmarkStart w:id="139" w:name="ref-ggtext"/>
+    <w:bookmarkEnd w:id="139"/>
+    <w:bookmarkStart w:id="141" w:name="ref-ggtext"/>
     <w:p>
       <w:pPr>
         <w:pStyle w:val="Bibliography"/>
@@ -5851,7 +5874,7 @@
       <w:r>
         <w:t xml:space="preserve"> </w:t>
       </w:r>
-      <w:hyperlink r:id="rId138">
+      <w:hyperlink r:id="rId140">
         <w:r>
           <w:rPr>
             <w:rStyle w:val="Hyperlink"/>
@@ -5860,8 +5883,8 @@
         </w:r>
       </w:hyperlink>
     </w:p>
-    <w:bookmarkEnd w:id="139"/>
-    <w:bookmarkStart w:id="141" w:name="ref-glue"/>
+    <w:bookmarkEnd w:id="141"/>
+    <w:bookmarkStart w:id="143" w:name="ref-glue"/>
     <w:p>
       <w:pPr>
         <w:pStyle w:val="Bibliography"/>
@@ -5890,7 +5913,7 @@
       <w:r>
         <w:t xml:space="preserve"> </w:t>
       </w:r>
-      <w:hyperlink r:id="rId140">
+      <w:hyperlink r:id="rId142">
         <w:r>
           <w:rPr>
             <w:rStyle w:val="Hyperlink"/>
@@ -5899,8 +5922,8 @@
         </w:r>
       </w:hyperlink>
     </w:p>
-    <w:bookmarkEnd w:id="141"/>
-    <w:bookmarkStart w:id="142" w:name="ref-knitr2014"/>
+    <w:bookmarkEnd w:id="143"/>
+    <w:bookmarkStart w:id="144" w:name="ref-knitr2014"/>
     <w:p>
       <w:pPr>
         <w:pStyle w:val="Bibliography"/>
@@ -5939,8 +5962,8 @@
         <w:t xml:space="preserve"> </w:t>
       </w:r>
     </w:p>
-    <w:bookmarkEnd w:id="142"/>
-    <w:bookmarkStart w:id="144" w:name="ref-knitr2015"/>
+    <w:bookmarkEnd w:id="144"/>
+    <w:bookmarkStart w:id="146" w:name="ref-knitr2015"/>
     <w:p>
       <w:pPr>
         <w:pStyle w:val="Bibliography"/>
@@ -5972,7 +5995,7 @@
       <w:r>
         <w:t xml:space="preserve"> </w:t>
       </w:r>
-      <w:hyperlink r:id="rId143">
+      <w:hyperlink r:id="rId145">
         <w:r>
           <w:rPr>
             <w:rStyle w:val="Hyperlink"/>
@@ -5981,8 +6004,8 @@
         </w:r>
       </w:hyperlink>
     </w:p>
-    <w:bookmarkEnd w:id="144"/>
-    <w:bookmarkStart w:id="145" w:name="ref-knitr2025"/>
+    <w:bookmarkEnd w:id="146"/>
+    <w:bookmarkStart w:id="147" w:name="ref-knitr2025"/>
     <w:p>
       <w:pPr>
         <w:pStyle w:val="Bibliography"/>
@@ -6023,7 +6046,7 @@
       <w:r>
         <w:t xml:space="preserve"> </w:t>
       </w:r>
-      <w:hyperlink r:id="rId143">
+      <w:hyperlink r:id="rId145">
         <w:r>
           <w:rPr>
             <w:rStyle w:val="Hyperlink"/>
@@ -6032,8 +6055,8 @@
         </w:r>
       </w:hyperlink>
     </w:p>
-    <w:bookmarkEnd w:id="145"/>
-    <w:bookmarkStart w:id="147" w:name="ref-officer"/>
+    <w:bookmarkEnd w:id="147"/>
+    <w:bookmarkStart w:id="149" w:name="ref-officer"/>
     <w:p>
       <w:pPr>
         <w:pStyle w:val="Bibliography"/>
@@ -6062,7 +6085,7 @@
       <w:r>
         <w:t xml:space="preserve"> </w:t>
       </w:r>
-      <w:hyperlink r:id="rId146">
+      <w:hyperlink r:id="rId148">
         <w:r>
           <w:rPr>
             <w:rStyle w:val="Hyperlink"/>
@@ -6071,8 +6094,8 @@
         </w:r>
       </w:hyperlink>
     </w:p>
-    <w:bookmarkEnd w:id="147"/>
-    <w:bookmarkStart w:id="149" w:name="ref-paletteer"/>
+    <w:bookmarkEnd w:id="149"/>
+    <w:bookmarkStart w:id="151" w:name="ref-paletteer"/>
     <w:p>
       <w:pPr>
         <w:pStyle w:val="Bibliography"/>
@@ -6101,7 +6124,7 @@
       <w:r>
         <w:t xml:space="preserve"> </w:t>
       </w:r>
-      <w:hyperlink r:id="rId148">
+      <w:hyperlink r:id="rId150">
         <w:r>
           <w:rPr>
             <w:rStyle w:val="Hyperlink"/>
@@ -6110,8 +6133,8 @@
         </w:r>
       </w:hyperlink>
     </w:p>
-    <w:bookmarkEnd w:id="149"/>
-    <w:bookmarkStart w:id="151" w:name="ref-patchwork"/>
+    <w:bookmarkEnd w:id="151"/>
+    <w:bookmarkStart w:id="153" w:name="ref-patchwork"/>
     <w:p>
       <w:pPr>
         <w:pStyle w:val="Bibliography"/>
@@ -6140,7 +6163,7 @@
       <w:r>
         <w:t xml:space="preserve"> </w:t>
       </w:r>
-      <w:hyperlink r:id="rId150">
+      <w:hyperlink r:id="rId152">
         <w:r>
           <w:rPr>
             <w:rStyle w:val="Hyperlink"/>
@@ -6149,8 +6172,8 @@
         </w:r>
       </w:hyperlink>
     </w:p>
-    <w:bookmarkEnd w:id="151"/>
-    <w:bookmarkStart w:id="153" w:name="ref-renv"/>
+    <w:bookmarkEnd w:id="153"/>
+    <w:bookmarkStart w:id="155" w:name="ref-renv"/>
     <w:p>
       <w:pPr>
         <w:pStyle w:val="Bibliography"/>
@@ -6179,7 +6202,7 @@
       <w:r>
         <w:t xml:space="preserve"> </w:t>
       </w:r>
-      <w:hyperlink r:id="rId152">
+      <w:hyperlink r:id="rId154">
         <w:r>
           <w:rPr>
             <w:rStyle w:val="Hyperlink"/>
@@ -6188,8 +6211,8 @@
         </w:r>
       </w:hyperlink>
     </w:p>
-    <w:bookmarkEnd w:id="153"/>
-    <w:bookmarkStart w:id="155" w:name="ref-rmarkdown2018"/>
+    <w:bookmarkEnd w:id="155"/>
+    <w:bookmarkStart w:id="157" w:name="ref-rmarkdown2018"/>
     <w:p>
       <w:pPr>
         <w:pStyle w:val="Bibliography"/>
@@ -6209,7 +6232,7 @@
       <w:r>
         <w:t xml:space="preserve"> </w:t>
       </w:r>
-      <w:hyperlink r:id="rId154">
+      <w:hyperlink r:id="rId156">
         <w:r>
           <w:rPr>
             <w:rStyle w:val="Hyperlink"/>
@@ -6218,8 +6241,8 @@
         </w:r>
       </w:hyperlink>
     </w:p>
-    <w:bookmarkEnd w:id="155"/>
-    <w:bookmarkStart w:id="157" w:name="ref-rmarkdown2020"/>
+    <w:bookmarkEnd w:id="157"/>
+    <w:bookmarkStart w:id="159" w:name="ref-rmarkdown2020"/>
     <w:p>
       <w:pPr>
         <w:pStyle w:val="Bibliography"/>
@@ -6239,7 +6262,7 @@
       <w:r>
         <w:t xml:space="preserve"> </w:t>
       </w:r>
-      <w:hyperlink r:id="rId156">
+      <w:hyperlink r:id="rId158">
         <w:r>
           <w:rPr>
             <w:rStyle w:val="Hyperlink"/>
@@ -6248,8 +6271,8 @@
         </w:r>
       </w:hyperlink>
     </w:p>
-    <w:bookmarkEnd w:id="157"/>
-    <w:bookmarkStart w:id="159" w:name="ref-rmarkdown2025"/>
+    <w:bookmarkEnd w:id="159"/>
+    <w:bookmarkStart w:id="161" w:name="ref-rmarkdown2025"/>
     <w:p>
       <w:pPr>
         <w:pStyle w:val="Bibliography"/>
@@ -6278,7 +6301,7 @@
       <w:r>
         <w:t xml:space="preserve"> </w:t>
       </w:r>
-      <w:hyperlink r:id="rId158">
+      <w:hyperlink r:id="rId160">
         <w:r>
           <w:rPr>
             <w:rStyle w:val="Hyperlink"/>
@@ -6287,8 +6310,8 @@
         </w:r>
       </w:hyperlink>
     </w:p>
-    <w:bookmarkEnd w:id="159"/>
-    <w:bookmarkStart w:id="161" w:name="ref-scales"/>
+    <w:bookmarkEnd w:id="161"/>
+    <w:bookmarkStart w:id="163" w:name="ref-scales"/>
     <w:p>
       <w:pPr>
         <w:pStyle w:val="Bibliography"/>
@@ -6317,7 +6340,7 @@
       <w:r>
         <w:t xml:space="preserve"> </w:t>
       </w:r>
-      <w:hyperlink r:id="rId160">
+      <w:hyperlink r:id="rId162">
         <w:r>
           <w:rPr>
             <w:rStyle w:val="Hyperlink"/>
@@ -6326,8 +6349,8 @@
         </w:r>
       </w:hyperlink>
     </w:p>
-    <w:bookmarkEnd w:id="161"/>
-    <w:bookmarkStart w:id="163" w:name="ref-svglite"/>
+    <w:bookmarkEnd w:id="163"/>
+    <w:bookmarkStart w:id="165" w:name="ref-svglite"/>
     <w:p>
       <w:pPr>
         <w:pStyle w:val="Bibliography"/>
@@ -6374,7 +6397,7 @@
       <w:r>
         <w:t xml:space="preserve"> </w:t>
       </w:r>
-      <w:hyperlink r:id="rId162">
+      <w:hyperlink r:id="rId164">
         <w:r>
           <w:rPr>
             <w:rStyle w:val="Hyperlink"/>
@@ -6383,8 +6406,8 @@
         </w:r>
       </w:hyperlink>
     </w:p>
-    <w:bookmarkEnd w:id="163"/>
-    <w:bookmarkStart w:id="165" w:name="ref-tidyverse"/>
+    <w:bookmarkEnd w:id="165"/>
+    <w:bookmarkStart w:id="167" w:name="ref-tidyverse"/>
     <w:p>
       <w:pPr>
         <w:pStyle w:val="Bibliography"/>
@@ -6404,7 +6427,7 @@
       <w:r>
         <w:t xml:space="preserve"> </w:t>
       </w:r>
-      <w:hyperlink r:id="rId164">
+      <w:hyperlink r:id="rId166">
         <w:r>
           <w:rPr>
             <w:rStyle w:val="Hyperlink"/>
@@ -6431,8 +6454,8 @@
         <w:t xml:space="preserve"> </w:t>
       </w:r>
     </w:p>
-    <w:bookmarkEnd w:id="165"/>
-    <w:bookmarkStart w:id="166" w:name="ref-altman2003statistics"/>
+    <w:bookmarkEnd w:id="167"/>
+    <w:bookmarkStart w:id="168" w:name="ref-altman2003statistics"/>
     <w:p>
       <w:pPr>
         <w:pStyle w:val="Bibliography"/>
@@ -6453,8 +6476,8 @@
         <w:t xml:space="preserve"> </w:t>
       </w:r>
     </w:p>
-    <w:bookmarkEnd w:id="166"/>
-    <w:bookmarkStart w:id="167" w:name="ref-rothman2008modern"/>
+    <w:bookmarkEnd w:id="168"/>
+    <w:bookmarkStart w:id="169" w:name="ref-rothman2008modern"/>
     <w:p>
       <w:pPr>
         <w:pStyle w:val="Bibliography"/>
@@ -6475,8 +6498,8 @@
         <w:t xml:space="preserve"> </w:t>
       </w:r>
     </w:p>
-    <w:bookmarkEnd w:id="167"/>
-    <w:bookmarkStart w:id="168" w:name="ref-cochran1977sampling"/>
+    <w:bookmarkEnd w:id="169"/>
+    <w:bookmarkStart w:id="170" w:name="ref-cochran1977sampling"/>
     <w:p>
       <w:pPr>
         <w:pStyle w:val="Bibliography"/>
@@ -6497,8 +6520,8 @@
         <w:t xml:space="preserve"> </w:t>
       </w:r>
     </w:p>
-    <w:bookmarkEnd w:id="168"/>
-    <w:bookmarkStart w:id="170" w:name="ref-vos2020"/>
+    <w:bookmarkEnd w:id="170"/>
+    <w:bookmarkStart w:id="172" w:name="ref-vos2020"/>
     <w:p>
       <w:pPr>
         <w:pStyle w:val="Bibliography"/>
@@ -6521,7 +6544,7 @@
       <w:r>
         <w:t xml:space="preserve"> </w:t>
       </w:r>
-      <w:hyperlink r:id="rId169">
+      <w:hyperlink r:id="rId171">
         <w:r>
           <w:rPr>
             <w:rStyle w:val="Hyperlink"/>
@@ -6530,8 +6553,8 @@
         </w:r>
       </w:hyperlink>
     </w:p>
-    <w:bookmarkEnd w:id="170"/>
-    <w:bookmarkStart w:id="172" w:name="ref-RN24"/>
+    <w:bookmarkEnd w:id="172"/>
+    <w:bookmarkStart w:id="174" w:name="ref-RN24"/>
     <w:p>
       <w:pPr>
         <w:pStyle w:val="Bibliography"/>
@@ -6551,7 +6574,7 @@
       <w:r>
         <w:t xml:space="preserve"> </w:t>
       </w:r>
-      <w:hyperlink r:id="rId171">
+      <w:hyperlink r:id="rId173">
         <w:r>
           <w:rPr>
             <w:rStyle w:val="Hyperlink"/>
@@ -6560,8 +6583,8 @@
         </w:r>
       </w:hyperlink>
     </w:p>
-    <w:bookmarkEnd w:id="172"/>
-    <w:bookmarkStart w:id="174" w:name="ref-RN25"/>
+    <w:bookmarkEnd w:id="174"/>
+    <w:bookmarkStart w:id="176" w:name="ref-RN25"/>
     <w:p>
       <w:pPr>
         <w:pStyle w:val="Bibliography"/>
@@ -6581,7 +6604,7 @@
       <w:r>
         <w:t xml:space="preserve"> </w:t>
       </w:r>
-      <w:hyperlink r:id="rId173">
+      <w:hyperlink r:id="rId175">
         <w:r>
           <w:rPr>
             <w:rStyle w:val="Hyperlink"/>
@@ -6590,8 +6613,8 @@
         </w:r>
       </w:hyperlink>
     </w:p>
-    <w:bookmarkEnd w:id="174"/>
-    <w:bookmarkStart w:id="176" w:name="ref-RN26"/>
+    <w:bookmarkEnd w:id="176"/>
+    <w:bookmarkStart w:id="178" w:name="ref-RN26"/>
     <w:p>
       <w:pPr>
         <w:pStyle w:val="Bibliography"/>
@@ -6611,7 +6634,7 @@
       <w:r>
         <w:t xml:space="preserve"> </w:t>
       </w:r>
-      <w:hyperlink r:id="rId175">
+      <w:hyperlink r:id="rId177">
         <w:r>
           <w:rPr>
             <w:rStyle w:val="Hyperlink"/>
@@ -6620,8 +6643,8 @@
         </w:r>
       </w:hyperlink>
     </w:p>
-    <w:bookmarkEnd w:id="176"/>
-    <w:bookmarkStart w:id="178" w:name="ref-RN27"/>
+    <w:bookmarkEnd w:id="178"/>
+    <w:bookmarkStart w:id="180" w:name="ref-RN27"/>
     <w:p>
       <w:pPr>
         <w:pStyle w:val="Bibliography"/>
@@ -6641,7 +6664,7 @@
       <w:r>
         <w:t xml:space="preserve"> </w:t>
       </w:r>
-      <w:hyperlink r:id="rId177">
+      <w:hyperlink r:id="rId179">
         <w:r>
           <w:rPr>
             <w:rStyle w:val="Hyperlink"/>
@@ -6650,8 +6673,8 @@
         </w:r>
       </w:hyperlink>
     </w:p>
-    <w:bookmarkEnd w:id="178"/>
-    <w:bookmarkStart w:id="180" w:name="ref-RN28"/>
+    <w:bookmarkEnd w:id="180"/>
+    <w:bookmarkStart w:id="182" w:name="ref-RN28"/>
     <w:p>
       <w:pPr>
         <w:pStyle w:val="Bibliography"/>
@@ -6671,7 +6694,7 @@
       <w:r>
         <w:t xml:space="preserve"> </w:t>
       </w:r>
-      <w:hyperlink r:id="rId179">
+      <w:hyperlink r:id="rId181">
         <w:r>
           <w:rPr>
             <w:rStyle w:val="Hyperlink"/>
@@ -6680,8 +6703,8 @@
         </w:r>
       </w:hyperlink>
     </w:p>
-    <w:bookmarkEnd w:id="180"/>
-    <w:bookmarkStart w:id="182" w:name="ref-RN29"/>
+    <w:bookmarkEnd w:id="182"/>
+    <w:bookmarkStart w:id="184" w:name="ref-RN29"/>
     <w:p>
       <w:pPr>
         <w:pStyle w:val="Bibliography"/>
@@ -6701,7 +6724,7 @@
       <w:r>
         <w:t xml:space="preserve"> </w:t>
       </w:r>
-      <w:hyperlink r:id="rId181">
+      <w:hyperlink r:id="rId183">
         <w:r>
           <w:rPr>
             <w:rStyle w:val="Hyperlink"/>
@@ -6716,8 +6739,8 @@
         <w:t xml:space="preserve"> </w:t>
       </w:r>
     </w:p>
-    <w:bookmarkEnd w:id="182"/>
-    <w:bookmarkStart w:id="184" w:name="ref-RN30"/>
+    <w:bookmarkEnd w:id="184"/>
+    <w:bookmarkStart w:id="186" w:name="ref-RN30"/>
     <w:p>
       <w:pPr>
         <w:pStyle w:val="Bibliography"/>
@@ -6737,7 +6760,7 @@
       <w:r>
         <w:t xml:space="preserve"> </w:t>
       </w:r>
-      <w:hyperlink r:id="rId183">
+      <w:hyperlink r:id="rId185">
         <w:r>
           <w:rPr>
             <w:rStyle w:val="Hyperlink"/>
@@ -6752,8 +6775,8 @@
         <w:t xml:space="preserve"> </w:t>
       </w:r>
     </w:p>
-    <w:bookmarkEnd w:id="184"/>
-    <w:bookmarkStart w:id="186" w:name="ref-RN31"/>
+    <w:bookmarkEnd w:id="186"/>
+    <w:bookmarkStart w:id="188" w:name="ref-RN31"/>
     <w:p>
       <w:pPr>
         <w:pStyle w:val="Bibliography"/>
@@ -6773,7 +6796,7 @@
       <w:r>
         <w:t xml:space="preserve"> </w:t>
       </w:r>
-      <w:hyperlink r:id="rId185">
+      <w:hyperlink r:id="rId187">
         <w:r>
           <w:rPr>
             <w:rStyle w:val="Hyperlink"/>
@@ -6788,8 +6811,8 @@
         <w:t xml:space="preserve"> </w:t>
       </w:r>
     </w:p>
-    <w:bookmarkEnd w:id="186"/>
-    <w:bookmarkStart w:id="188" w:name="ref-RN32"/>
+    <w:bookmarkEnd w:id="188"/>
+    <w:bookmarkStart w:id="190" w:name="ref-RN32"/>
     <w:p>
       <w:pPr>
         <w:pStyle w:val="Bibliography"/>
@@ -6809,7 +6832,7 @@
       <w:r>
         <w:t xml:space="preserve"> </w:t>
       </w:r>
-      <w:hyperlink r:id="rId187">
+      <w:hyperlink r:id="rId189">
         <w:r>
           <w:rPr>
             <w:rStyle w:val="Hyperlink"/>
@@ -6824,8 +6847,8 @@
         <w:t xml:space="preserve"> </w:t>
       </w:r>
     </w:p>
-    <w:bookmarkEnd w:id="188"/>
-    <w:bookmarkStart w:id="190" w:name="ref-RN33"/>
+    <w:bookmarkEnd w:id="190"/>
+    <w:bookmarkStart w:id="192" w:name="ref-RN33"/>
     <w:p>
       <w:pPr>
         <w:pStyle w:val="Bibliography"/>
@@ -6845,7 +6868,7 @@
       <w:r>
         <w:t xml:space="preserve"> </w:t>
       </w:r>
-      <w:hyperlink r:id="rId189">
+      <w:hyperlink r:id="rId191">
         <w:r>
           <w:rPr>
             <w:rStyle w:val="Hyperlink"/>
@@ -6860,8 +6883,8 @@
         <w:t xml:space="preserve"> </w:t>
       </w:r>
     </w:p>
-    <w:bookmarkEnd w:id="190"/>
-    <w:bookmarkStart w:id="192" w:name="ref-RN21"/>
+    <w:bookmarkEnd w:id="192"/>
+    <w:bookmarkStart w:id="194" w:name="ref-RN21"/>
     <w:p>
       <w:pPr>
         <w:pStyle w:val="Bibliography"/>
@@ -6881,7 +6904,7 @@
       <w:r>
         <w:t xml:space="preserve"> </w:t>
       </w:r>
-      <w:hyperlink r:id="rId191">
+      <w:hyperlink r:id="rId193">
         <w:r>
           <w:rPr>
             <w:rStyle w:val="Hyperlink"/>
@@ -6896,8 +6919,8 @@
         <w:t xml:space="preserve"> </w:t>
       </w:r>
     </w:p>
-    <w:bookmarkEnd w:id="192"/>
-    <w:bookmarkStart w:id="194" w:name="ref-RN34"/>
+    <w:bookmarkEnd w:id="194"/>
+    <w:bookmarkStart w:id="196" w:name="ref-RN34"/>
     <w:p>
       <w:pPr>
         <w:pStyle w:val="Bibliography"/>
@@ -6917,7 +6940,7 @@
       <w:r>
         <w:t xml:space="preserve"> </w:t>
       </w:r>
-      <w:hyperlink r:id="rId193">
+      <w:hyperlink r:id="rId195">
         <w:r>
           <w:rPr>
             <w:rStyle w:val="Hyperlink"/>
@@ -6932,8 +6955,8 @@
         <w:t xml:space="preserve"> </w:t>
       </w:r>
     </w:p>
-    <w:bookmarkEnd w:id="194"/>
-    <w:bookmarkStart w:id="196" w:name="ref-RN35"/>
+    <w:bookmarkEnd w:id="196"/>
+    <w:bookmarkStart w:id="198" w:name="ref-RN35"/>
     <w:p>
       <w:pPr>
         <w:pStyle w:val="Bibliography"/>
@@ -6953,7 +6976,7 @@
       <w:r>
         <w:t xml:space="preserve"> </w:t>
       </w:r>
-      <w:hyperlink r:id="rId195">
+      <w:hyperlink r:id="rId197">
         <w:r>
           <w:rPr>
             <w:rStyle w:val="Hyperlink"/>
@@ -6968,8 +6991,8 @@
         <w:t xml:space="preserve"> </w:t>
       </w:r>
     </w:p>
-    <w:bookmarkEnd w:id="196"/>
-    <w:bookmarkStart w:id="198" w:name="ref-RN36"/>
+    <w:bookmarkEnd w:id="198"/>
+    <w:bookmarkStart w:id="200" w:name="ref-RN36"/>
     <w:p>
       <w:pPr>
         <w:pStyle w:val="Bibliography"/>
@@ -6989,7 +7012,7 @@
       <w:r>
         <w:t xml:space="preserve"> </w:t>
       </w:r>
-      <w:hyperlink r:id="rId197">
+      <w:hyperlink r:id="rId199">
         <w:r>
           <w:rPr>
             <w:rStyle w:val="Hyperlink"/>
@@ -6998,8 +7021,8 @@
         </w:r>
       </w:hyperlink>
     </w:p>
-    <w:bookmarkEnd w:id="198"/>
-    <w:bookmarkStart w:id="200" w:name="ref-RN37"/>
+    <w:bookmarkEnd w:id="200"/>
+    <w:bookmarkStart w:id="202" w:name="ref-RN37"/>
     <w:p>
       <w:pPr>
         <w:pStyle w:val="Bibliography"/>
@@ -7019,7 +7042,7 @@
       <w:r>
         <w:t xml:space="preserve"> </w:t>
       </w:r>
-      <w:hyperlink r:id="rId199">
+      <w:hyperlink r:id="rId201">
         <w:r>
           <w:rPr>
             <w:rStyle w:val="Hyperlink"/>
@@ -7034,8 +7057,8 @@
         <w:t xml:space="preserve"> </w:t>
       </w:r>
     </w:p>
-    <w:bookmarkEnd w:id="200"/>
-    <w:bookmarkStart w:id="202" w:name="ref-RN38"/>
+    <w:bookmarkEnd w:id="202"/>
+    <w:bookmarkStart w:id="204" w:name="ref-RN38"/>
     <w:p>
       <w:pPr>
         <w:pStyle w:val="Bibliography"/>
@@ -7055,7 +7078,7 @@
       <w:r>
         <w:t xml:space="preserve"> </w:t>
       </w:r>
-      <w:hyperlink r:id="rId201">
+      <w:hyperlink r:id="rId203">
         <w:r>
           <w:rPr>
             <w:rStyle w:val="Hyperlink"/>
@@ -7070,8 +7093,8 @@
         <w:t xml:space="preserve"> </w:t>
       </w:r>
     </w:p>
-    <w:bookmarkEnd w:id="202"/>
-    <w:bookmarkStart w:id="204" w:name="ref-RN8"/>
+    <w:bookmarkEnd w:id="204"/>
+    <w:bookmarkStart w:id="206" w:name="ref-RN8"/>
     <w:p>
       <w:pPr>
         <w:pStyle w:val="Bibliography"/>
@@ -7091,7 +7114,7 @@
       <w:r>
         <w:t xml:space="preserve"> </w:t>
       </w:r>
-      <w:hyperlink r:id="rId203">
+      <w:hyperlink r:id="rId205">
         <w:r>
           <w:rPr>
             <w:rStyle w:val="Hyperlink"/>
@@ -7106,8 +7129,8 @@
         <w:t xml:space="preserve"> </w:t>
       </w:r>
     </w:p>
-    <w:bookmarkEnd w:id="204"/>
-    <w:bookmarkStart w:id="206" w:name="ref-RN12"/>
+    <w:bookmarkEnd w:id="206"/>
+    <w:bookmarkStart w:id="208" w:name="ref-RN12"/>
     <w:p>
       <w:pPr>
         <w:pStyle w:val="Bibliography"/>
@@ -7127,7 +7150,7 @@
       <w:r>
         <w:t xml:space="preserve"> </w:t>
       </w:r>
-      <w:hyperlink r:id="rId205">
+      <w:hyperlink r:id="rId207">
         <w:r>
           <w:rPr>
             <w:rStyle w:val="Hyperlink"/>
@@ -7142,8 +7165,8 @@
         <w:t xml:space="preserve"> </w:t>
       </w:r>
     </w:p>
-    <w:bookmarkEnd w:id="206"/>
-    <w:bookmarkStart w:id="208" w:name="ref-RN13"/>
+    <w:bookmarkEnd w:id="208"/>
+    <w:bookmarkStart w:id="210" w:name="ref-RN13"/>
     <w:p>
       <w:pPr>
         <w:pStyle w:val="Bibliography"/>
@@ -7163,7 +7186,7 @@
       <w:r>
         <w:t xml:space="preserve"> </w:t>
       </w:r>
-      <w:hyperlink r:id="rId207">
+      <w:hyperlink r:id="rId209">
         <w:r>
           <w:rPr>
             <w:rStyle w:val="Hyperlink"/>
@@ -7178,8 +7201,8 @@
         <w:t xml:space="preserve"> </w:t>
       </w:r>
     </w:p>
-    <w:bookmarkEnd w:id="208"/>
-    <w:bookmarkStart w:id="210" w:name="ref-RN39"/>
+    <w:bookmarkEnd w:id="210"/>
+    <w:bookmarkStart w:id="212" w:name="ref-RN39"/>
     <w:p>
       <w:pPr>
         <w:pStyle w:val="Bibliography"/>
@@ -7199,7 +7222,7 @@
       <w:r>
         <w:t xml:space="preserve"> </w:t>
       </w:r>
-      <w:hyperlink r:id="rId209">
+      <w:hyperlink r:id="rId211">
         <w:r>
           <w:rPr>
             <w:rStyle w:val="Hyperlink"/>
@@ -7214,8 +7237,8 @@
         <w:t xml:space="preserve"> </w:t>
       </w:r>
     </w:p>
-    <w:bookmarkEnd w:id="210"/>
-    <w:bookmarkStart w:id="212" w:name="ref-RN40"/>
+    <w:bookmarkEnd w:id="212"/>
+    <w:bookmarkStart w:id="214" w:name="ref-RN40"/>
     <w:p>
       <w:pPr>
         <w:pStyle w:val="Bibliography"/>
@@ -7235,7 +7258,7 @@
       <w:r>
         <w:t xml:space="preserve"> </w:t>
       </w:r>
-      <w:hyperlink r:id="rId211">
+      <w:hyperlink r:id="rId213">
         <w:r>
           <w:rPr>
             <w:rStyle w:val="Hyperlink"/>
@@ -7250,8 +7273,8 @@
         <w:t xml:space="preserve"> </w:t>
       </w:r>
     </w:p>
-    <w:bookmarkEnd w:id="212"/>
-    <w:bookmarkStart w:id="213" w:name="ref-RN41"/>
+    <w:bookmarkEnd w:id="214"/>
+    <w:bookmarkStart w:id="215" w:name="ref-RN41"/>
     <w:p>
       <w:pPr>
         <w:pStyle w:val="Bibliography"/>
@@ -7272,8 +7295,8 @@
         <w:t xml:space="preserve"> </w:t>
       </w:r>
     </w:p>
-    <w:bookmarkEnd w:id="213"/>
-    <w:bookmarkStart w:id="215" w:name="ref-RN42"/>
+    <w:bookmarkEnd w:id="215"/>
+    <w:bookmarkStart w:id="217" w:name="ref-RN42"/>
     <w:p>
       <w:pPr>
         <w:pStyle w:val="Bibliography"/>
@@ -7293,7 +7316,7 @@
       <w:r>
         <w:t xml:space="preserve"> </w:t>
       </w:r>
-      <w:hyperlink r:id="rId214">
+      <w:hyperlink r:id="rId216">
         <w:r>
           <w:rPr>
             <w:rStyle w:val="Hyperlink"/>
@@ -7308,8 +7331,8 @@
         <w:t xml:space="preserve"> </w:t>
       </w:r>
     </w:p>
-    <w:bookmarkEnd w:id="215"/>
-    <w:bookmarkStart w:id="217" w:name="ref-RN43"/>
+    <w:bookmarkEnd w:id="217"/>
+    <w:bookmarkStart w:id="219" w:name="ref-RN43"/>
     <w:p>
       <w:pPr>
         <w:pStyle w:val="Bibliography"/>
@@ -7329,7 +7352,7 @@
       <w:r>
         <w:t xml:space="preserve"> </w:t>
       </w:r>
-      <w:hyperlink r:id="rId216">
+      <w:hyperlink r:id="rId218">
         <w:r>
           <w:rPr>
             <w:rStyle w:val="Hyperlink"/>
@@ -7344,8 +7367,8 @@
         <w:t xml:space="preserve"> </w:t>
       </w:r>
     </w:p>
-    <w:bookmarkEnd w:id="217"/>
-    <w:bookmarkStart w:id="219" w:name="ref-RN44"/>
+    <w:bookmarkEnd w:id="219"/>
+    <w:bookmarkStart w:id="221" w:name="ref-RN44"/>
     <w:p>
       <w:pPr>
         <w:pStyle w:val="Bibliography"/>
@@ -7365,7 +7388,7 @@
       <w:r>
         <w:t xml:space="preserve"> </w:t>
       </w:r>
-      <w:hyperlink r:id="rId218">
+      <w:hyperlink r:id="rId220">
         <w:r>
           <w:rPr>
             <w:rStyle w:val="Hyperlink"/>
@@ -7380,8 +7403,8 @@
         <w:t xml:space="preserve"> </w:t>
       </w:r>
     </w:p>
-    <w:bookmarkEnd w:id="219"/>
-    <w:bookmarkStart w:id="221" w:name="ref-RN45"/>
+    <w:bookmarkEnd w:id="221"/>
+    <w:bookmarkStart w:id="223" w:name="ref-RN45"/>
     <w:p>
       <w:pPr>
         <w:pStyle w:val="Bibliography"/>
@@ -7401,7 +7424,7 @@
       <w:r>
         <w:t xml:space="preserve"> </w:t>
       </w:r>
-      <w:hyperlink r:id="rId220">
+      <w:hyperlink r:id="rId222">
         <w:r>
           <w:rPr>
             <w:rStyle w:val="Hyperlink"/>
@@ -7416,8 +7439,8 @@
         <w:t xml:space="preserve"> </w:t>
       </w:r>
     </w:p>
-    <w:bookmarkEnd w:id="221"/>
-    <w:bookmarkStart w:id="223" w:name="ref-RN46"/>
+    <w:bookmarkEnd w:id="223"/>
+    <w:bookmarkStart w:id="225" w:name="ref-RN46"/>
     <w:p>
       <w:pPr>
         <w:pStyle w:val="Bibliography"/>
@@ -7437,7 +7460,7 @@
       <w:r>
         <w:t xml:space="preserve"> </w:t>
       </w:r>
-      <w:hyperlink r:id="rId222">
+      <w:hyperlink r:id="rId224">
         <w:r>
           <w:rPr>
             <w:rStyle w:val="Hyperlink"/>
@@ -7452,8 +7475,8 @@
         <w:t xml:space="preserve"> </w:t>
       </w:r>
     </w:p>
-    <w:bookmarkEnd w:id="223"/>
-    <w:bookmarkStart w:id="225" w:name="ref-RN47"/>
+    <w:bookmarkEnd w:id="225"/>
+    <w:bookmarkStart w:id="227" w:name="ref-RN47"/>
     <w:p>
       <w:pPr>
         <w:pStyle w:val="Bibliography"/>
@@ -7473,7 +7496,7 @@
       <w:r>
         <w:t xml:space="preserve"> </w:t>
       </w:r>
-      <w:hyperlink r:id="rId224">
+      <w:hyperlink r:id="rId226">
         <w:r>
           <w:rPr>
             <w:rStyle w:val="Hyperlink"/>
@@ -7488,8 +7511,8 @@
         <w:t xml:space="preserve"> </w:t>
       </w:r>
     </w:p>
-    <w:bookmarkEnd w:id="225"/>
-    <w:bookmarkStart w:id="226" w:name="ref-RN48"/>
+    <w:bookmarkEnd w:id="227"/>
+    <w:bookmarkStart w:id="228" w:name="ref-RN48"/>
     <w:p>
       <w:pPr>
         <w:pStyle w:val="Bibliography"/>
@@ -7510,8 +7533,8 @@
         <w:t xml:space="preserve"> </w:t>
       </w:r>
     </w:p>
-    <w:bookmarkEnd w:id="226"/>
-    <w:bookmarkStart w:id="228" w:name="ref-RN49"/>
+    <w:bookmarkEnd w:id="228"/>
+    <w:bookmarkStart w:id="230" w:name="ref-RN49"/>
     <w:p>
       <w:pPr>
         <w:pStyle w:val="Bibliography"/>
@@ -7531,7 +7554,7 @@
       <w:r>
         <w:t xml:space="preserve"> </w:t>
       </w:r>
-      <w:hyperlink r:id="rId227">
+      <w:hyperlink r:id="rId229">
         <w:r>
           <w:rPr>
             <w:rStyle w:val="Hyperlink"/>
@@ -7546,8 +7569,8 @@
         <w:t xml:space="preserve"> </w:t>
       </w:r>
     </w:p>
-    <w:bookmarkEnd w:id="228"/>
-    <w:bookmarkStart w:id="230" w:name="ref-RN50"/>
+    <w:bookmarkEnd w:id="230"/>
+    <w:bookmarkStart w:id="232" w:name="ref-RN50"/>
     <w:p>
       <w:pPr>
         <w:pStyle w:val="Bibliography"/>
@@ -7567,7 +7590,7 @@
       <w:r>
         <w:t xml:space="preserve"> </w:t>
       </w:r>
-      <w:hyperlink r:id="rId229">
+      <w:hyperlink r:id="rId231">
         <w:r>
           <w:rPr>
             <w:rStyle w:val="Hyperlink"/>
@@ -7576,8 +7599,8 @@
         </w:r>
       </w:hyperlink>
     </w:p>
-    <w:bookmarkEnd w:id="230"/>
-    <w:bookmarkStart w:id="231" w:name="ref-RN51"/>
+    <w:bookmarkEnd w:id="232"/>
+    <w:bookmarkStart w:id="233" w:name="ref-RN51"/>
     <w:p>
       <w:pPr>
         <w:pStyle w:val="Bibliography"/>
@@ -7598,8 +7621,8 @@
         <w:t xml:space="preserve"> </w:t>
       </w:r>
     </w:p>
-    <w:bookmarkEnd w:id="231"/>
-    <w:bookmarkStart w:id="232" w:name="ref-RN52"/>
+    <w:bookmarkEnd w:id="233"/>
+    <w:bookmarkStart w:id="234" w:name="ref-RN52"/>
     <w:p>
       <w:pPr>
         <w:pStyle w:val="Bibliography"/>
@@ -7620,15 +7643,18 @@
         <w:t xml:space="preserve"> </w:t>
       </w:r>
     </w:p>
-    <w:bookmarkEnd w:id="232"/>
-    <w:bookmarkEnd w:id="233"/>
     <w:bookmarkEnd w:id="234"/>
+    <w:bookmarkEnd w:id="235"/>
+    <w:bookmarkEnd w:id="236"/>
     <w:sectPr>
+      <w:type w:val="nextPage"/>
       <w:pgSz w:h="15840" w:w="12240"/>
-      <w:pgMar w:bottom="1440" w:footer="720" w:gutter="0" w:header="720" w:left="1080" w:right="1080" w:top="1440"/>
-      <w:lnNumType w:countBy="1" w:restart="continuous"/>
-      <w:cols w:space="720"/>
-      <w:docGrid w:linePitch="381"/>
+      <w:pgMar w:bottom="1440" w:footer="0" w:gutter="0" w:header="0" w:left="1080" w:right="1080" w:top="1440"/>
+      <w:lnNumType w:countBy="1" w:distance="283" w:restart="continuous"/>
+      <w:pgNumType w:fmt="decimal"/>
+      <w:formProt w:val="false"/>
+      <w:textDirection w:val="lrTb"/>
+      <w:docGrid w:charSpace="0" w:linePitch="381" w:type="default"/>
     </w:sectPr>
   </w:body>
 </w:document>
@@ -7658,93 +7684,16 @@
 </file>
 
 <file path=word/numbering.xml><?xml version="1.0" encoding="utf-8"?>
-<w:numbering xmlns:aink="http://schemas.microsoft.com/office/drawing/2016/ink" xmlns:am3d="http://schemas.microsoft.com/office/drawing/2017/model3d" xmlns:cx="http://schemas.microsoft.com/office/drawing/2014/chartex" xmlns:cx1="http://schemas.microsoft.com/office/drawing/2015/9/8/chartex" xmlns:cx2="http://schemas.microsoft.com/office/drawing/2015/10/21/chartex" xmlns:cx3="http://schemas.microsoft.com/office/drawing/2016/5/9/chartex" xmlns:cx4="http://schemas.microsoft.com/office/drawing/2016/5/10/chartex" xmlns:cx5="http://schemas.microsoft.com/office/drawing/2016/5/11/chartex" xmlns:cx6="http://schemas.microsoft.com/office/drawing/2016/5/12/chartex" xmlns:cx7="http://schemas.microsoft.com/office/drawing/2016/5/13/chartex" xmlns:cx8="http://schemas.microsoft.com/office/drawing/2016/5/14/chartex" xmlns:m="http://schemas.openxmlformats.org/officeDocument/2006/math" xmlns:mc="http://schemas.openxmlformats.org/markup-compatibility/2006" xmlns:o="urn:schemas-microsoft-com:office:office" xmlns:oel="http://schemas.microsoft.com/office/2019/extlst" xmlns:r="http://schemas.openxmlformats.org/officeDocument/2006/relationships" xmlns:v="urn:schemas-microsoft-com:vml" xmlns:w="http://schemas.openxmlformats.org/wordprocessingml/2006/main" xmlns:w10="urn:schemas-microsoft-com:office:word" xmlns:w14="http://schemas.microsoft.com/office/word/2010/wordml" xmlns:w15="http://schemas.microsoft.com/office/word/2012/wordml" xmlns:w16="http://schemas.microsoft.com/office/word/2018/wordml" xmlns:w16cex="http://schemas.microsoft.com/office/word/2018/wordml/cex" xmlns:w16cid="http://schemas.microsoft.com/office/word/2016/wordml/cid" xmlns:w16du="http://schemas.microsoft.com/office/word/2023/wordml/word16du" xmlns:w16sdtdh="http://schemas.microsoft.com/office/word/2020/wordml/sdtdatahash" xmlns:w16sdtfl="http://schemas.microsoft.com/office/word/2024/wordml/sdtformatlock" xmlns:w16se="http://schemas.microsoft.com/office/word/2015/wordml/symex" xmlns:wne="http://schemas.microsoft.com/office/word/2006/wordml" xmlns:wp="http://schemas.openxmlformats.org/drawingml/2006/wordprocessingDrawing" xmlns:wp14="http://schemas.microsoft.com/office/word/2010/wordprocessingDrawing" xmlns:wpc="http://schemas.microsoft.com/office/word/2010/wordprocessingCanvas" xmlns:wpg="http://schemas.microsoft.com/office/word/2010/wordprocessingGroup" xmlns:wpi="http://schemas.microsoft.com/office/word/2010/wordprocessingInk" xmlns:wps="http://schemas.microsoft.com/office/word/2010/wordprocessingShape" mc:Ignorable="w14 w15 w16se w16cid w16 w16cex w16sdtdh w16sdtfl w16du wp14">
-  <w:abstractNum w15:restartNumberingAfterBreak="0" w:abstractNumId="0">
-    <w:nsid w:val="0000A990"/>
-    <w:multiLevelType w:val="multilevel"/>
-    <w:tmpl w:val="587E564E"/>
-    <w:lvl w:ilvl="0">
-      <w:numFmt w:val="bullet"/>
-      <w:lvlText w:val=" "/>
-      <w:lvlJc w:val="left"/>
-      <w:pPr>
-        <w:ind w:hanging="360" w:left="720"/>
-      </w:pPr>
-    </w:lvl>
-    <w:lvl w:ilvl="1">
-      <w:numFmt w:val="bullet"/>
-      <w:lvlText w:val=" "/>
-      <w:lvlJc w:val="left"/>
-      <w:pPr>
-        <w:ind w:hanging="360" w:left="1440"/>
-      </w:pPr>
-    </w:lvl>
-    <w:lvl w:ilvl="2">
-      <w:numFmt w:val="bullet"/>
-      <w:lvlText w:val=" "/>
-      <w:lvlJc w:val="left"/>
-      <w:pPr>
-        <w:ind w:hanging="360" w:left="2160"/>
-      </w:pPr>
-    </w:lvl>
-    <w:lvl w:ilvl="3">
-      <w:numFmt w:val="bullet"/>
-      <w:lvlText w:val=" "/>
-      <w:lvlJc w:val="left"/>
-      <w:pPr>
-        <w:ind w:hanging="360" w:left="2880"/>
-      </w:pPr>
-    </w:lvl>
-    <w:lvl w:ilvl="4">
-      <w:numFmt w:val="bullet"/>
-      <w:lvlText w:val=" "/>
-      <w:lvlJc w:val="left"/>
-      <w:pPr>
-        <w:ind w:hanging="360" w:left="3600"/>
-      </w:pPr>
-    </w:lvl>
-    <w:lvl w:ilvl="5">
-      <w:numFmt w:val="bullet"/>
-      <w:lvlText w:val=" "/>
-      <w:lvlJc w:val="left"/>
-      <w:pPr>
-        <w:ind w:hanging="360" w:left="4320"/>
-      </w:pPr>
-    </w:lvl>
-    <w:lvl w:ilvl="6">
-      <w:numFmt w:val="bullet"/>
-      <w:lvlText w:val=" "/>
-      <w:lvlJc w:val="left"/>
-      <w:pPr>
-        <w:ind w:hanging="360" w:left="5040"/>
-      </w:pPr>
-    </w:lvl>
-    <w:lvl w:ilvl="7">
-      <w:numFmt w:val="bullet"/>
-      <w:lvlText w:val=" "/>
-      <w:lvlJc w:val="left"/>
-      <w:pPr>
-        <w:ind w:hanging="360" w:left="5760"/>
-      </w:pPr>
-    </w:lvl>
-    <w:lvl w:ilvl="8">
-      <w:numFmt w:val="bullet"/>
-      <w:lvlText w:val=" "/>
-      <w:lvlJc w:val="left"/>
-      <w:pPr>
-        <w:ind w:hanging="360" w:left="6480"/>
-      </w:pPr>
-    </w:lvl>
-  </w:abstractNum>
-  <w:abstractNum w15:restartNumberingAfterBreak="0" w:abstractNumId="1">
-    <w:nsid w:val="0000A991"/>
-    <w:multiLevelType w:val="multilevel"/>
-    <w:tmpl w:val="BBDC7BF0"/>
+<w:numbering xmlns:mc="http://schemas.openxmlformats.org/markup-compatibility/2006" xmlns:o="urn:schemas-microsoft-com:office:office" xmlns:r="http://schemas.openxmlformats.org/officeDocument/2006/relationships" xmlns:v="urn:schemas-microsoft-com:vml" xmlns:w="http://schemas.openxmlformats.org/wordprocessingml/2006/main" xmlns:w14="http://schemas.microsoft.com/office/word/2010/wordml" mc:Ignorable="w14">
+  <w:abstractNum w:abstractNumId="1">
     <w:lvl w:ilvl="0">
       <w:numFmt w:val="bullet"/>
       <w:lvlText w:val=""/>
       <w:lvlJc w:val="left"/>
       <w:pPr>
+        <w:tabs>
+          <w:tab w:pos="0" w:val="num"/>
+        </w:tabs>
         <w:ind w:hanging="360" w:left="720"/>
       </w:pPr>
       <w:rPr>
@@ -7752,10 +7701,14 @@
       </w:rPr>
     </w:lvl>
     <w:lvl w:ilvl="1">
+      <w:start w:val="0"/>
       <w:numFmt w:val="bullet"/>
       <w:lvlText w:val="o"/>
       <w:lvlJc w:val="left"/>
       <w:pPr>
+        <w:tabs>
+          <w:tab w:pos="0" w:val="num"/>
+        </w:tabs>
         <w:ind w:hanging="360" w:left="1440"/>
       </w:pPr>
       <w:rPr>
@@ -7763,10 +7716,14 @@
       </w:rPr>
     </w:lvl>
     <w:lvl w:ilvl="2">
+      <w:start w:val="0"/>
       <w:numFmt w:val="bullet"/>
       <w:lvlText w:val=""/>
       <w:lvlJc w:val="left"/>
       <w:pPr>
+        <w:tabs>
+          <w:tab w:pos="0" w:val="num"/>
+        </w:tabs>
         <w:ind w:hanging="360" w:left="2160"/>
       </w:pPr>
       <w:rPr>
@@ -7774,10 +7731,14 @@
       </w:rPr>
     </w:lvl>
     <w:lvl w:ilvl="3">
+      <w:start w:val="0"/>
       <w:numFmt w:val="bullet"/>
       <w:lvlText w:val=""/>
       <w:lvlJc w:val="left"/>
       <w:pPr>
+        <w:tabs>
+          <w:tab w:pos="0" w:val="num"/>
+        </w:tabs>
         <w:ind w:hanging="360" w:left="2880"/>
       </w:pPr>
       <w:rPr>
@@ -7785,10 +7746,14 @@
       </w:rPr>
     </w:lvl>
     <w:lvl w:ilvl="4">
+      <w:start w:val="0"/>
       <w:numFmt w:val="bullet"/>
       <w:lvlText w:val="o"/>
       <w:lvlJc w:val="left"/>
       <w:pPr>
+        <w:tabs>
+          <w:tab w:pos="0" w:val="num"/>
+        </w:tabs>
         <w:ind w:hanging="360" w:left="3600"/>
       </w:pPr>
       <w:rPr>
@@ -7796,10 +7761,14 @@
       </w:rPr>
     </w:lvl>
     <w:lvl w:ilvl="5">
+      <w:start w:val="0"/>
       <w:numFmt w:val="bullet"/>
       <w:lvlText w:val=""/>
       <w:lvlJc w:val="left"/>
       <w:pPr>
+        <w:tabs>
+          <w:tab w:pos="0" w:val="num"/>
+        </w:tabs>
         <w:ind w:hanging="360" w:left="4320"/>
       </w:pPr>
       <w:rPr>
@@ -7807,10 +7776,14 @@
       </w:rPr>
     </w:lvl>
     <w:lvl w:ilvl="6">
+      <w:start w:val="0"/>
       <w:numFmt w:val="bullet"/>
       <w:lvlText w:val=""/>
       <w:lvlJc w:val="left"/>
       <w:pPr>
+        <w:tabs>
+          <w:tab w:pos="0" w:val="num"/>
+        </w:tabs>
         <w:ind w:hanging="360" w:left="5040"/>
       </w:pPr>
       <w:rPr>
@@ -7818,10 +7791,14 @@
       </w:rPr>
     </w:lvl>
     <w:lvl w:ilvl="7">
+      <w:start w:val="0"/>
       <w:numFmt w:val="bullet"/>
       <w:lvlText w:val="o"/>
       <w:lvlJc w:val="left"/>
       <w:pPr>
+        <w:tabs>
+          <w:tab w:pos="0" w:val="num"/>
+        </w:tabs>
         <w:ind w:hanging="360" w:left="5760"/>
       </w:pPr>
       <w:rPr>
@@ -7829,10 +7806,14 @@
       </w:rPr>
     </w:lvl>
     <w:lvl w:ilvl="8">
+      <w:start w:val="0"/>
       <w:numFmt w:val="bullet"/>
       <w:lvlText w:val=""/>
       <w:lvlJc w:val="left"/>
       <w:pPr>
+        <w:tabs>
+          <w:tab w:pos="0" w:val="num"/>
+        </w:tabs>
         <w:ind w:hanging="360" w:left="6480"/>
       </w:pPr>
       <w:rPr>
@@ -7840,18 +7821,699 @@
       </w:rPr>
     </w:lvl>
   </w:abstractNum>
-  <w:abstractNum w15:restartNumberingAfterBreak="0" w:abstractNumId="2">
-    <w:nsid w:val="00A99411"/>
-    <w:multiLevelType w:val="multilevel"/>
-    <w:tmpl w:val="F01E5FDA"/>
+  <w:abstractNum w:abstractNumId="2">
+    <w:lvl w:ilvl="0">
+      <w:numFmt w:val="bullet"/>
+      <w:lvlText w:val=""/>
+      <w:lvlJc w:val="left"/>
+      <w:pPr>
+        <w:tabs>
+          <w:tab w:pos="0" w:val="num"/>
+        </w:tabs>
+        <w:ind w:hanging="360" w:left="720"/>
+      </w:pPr>
+      <w:rPr>
+        <w:rFonts w:ascii="Symbol" w:cs="Symbol" w:hAnsi="Symbol" w:hint="default"/>
+      </w:rPr>
+    </w:lvl>
+    <w:lvl w:ilvl="1">
+      <w:start w:val="0"/>
+      <w:numFmt w:val="bullet"/>
+      <w:lvlText w:val="o"/>
+      <w:lvlJc w:val="left"/>
+      <w:pPr>
+        <w:tabs>
+          <w:tab w:pos="0" w:val="num"/>
+        </w:tabs>
+        <w:ind w:hanging="360" w:left="1440"/>
+      </w:pPr>
+      <w:rPr>
+        <w:rFonts w:ascii="Courier New" w:cs="Courier New" w:hAnsi="Courier New" w:hint="default"/>
+      </w:rPr>
+    </w:lvl>
+    <w:lvl w:ilvl="2">
+      <w:start w:val="0"/>
+      <w:numFmt w:val="bullet"/>
+      <w:lvlText w:val=""/>
+      <w:lvlJc w:val="left"/>
+      <w:pPr>
+        <w:tabs>
+          <w:tab w:pos="0" w:val="num"/>
+        </w:tabs>
+        <w:ind w:hanging="360" w:left="2160"/>
+      </w:pPr>
+      <w:rPr>
+        <w:rFonts w:ascii="Wingdings" w:cs="Wingdings" w:hAnsi="Wingdings" w:hint="default"/>
+      </w:rPr>
+    </w:lvl>
+    <w:lvl w:ilvl="3">
+      <w:start w:val="0"/>
+      <w:numFmt w:val="bullet"/>
+      <w:lvlText w:val=""/>
+      <w:lvlJc w:val="left"/>
+      <w:pPr>
+        <w:tabs>
+          <w:tab w:pos="0" w:val="num"/>
+        </w:tabs>
+        <w:ind w:hanging="360" w:left="2880"/>
+      </w:pPr>
+      <w:rPr>
+        <w:rFonts w:ascii="Symbol" w:cs="Symbol" w:hAnsi="Symbol" w:hint="default"/>
+      </w:rPr>
+    </w:lvl>
+    <w:lvl w:ilvl="4">
+      <w:start w:val="0"/>
+      <w:numFmt w:val="bullet"/>
+      <w:lvlText w:val="o"/>
+      <w:lvlJc w:val="left"/>
+      <w:pPr>
+        <w:tabs>
+          <w:tab w:pos="0" w:val="num"/>
+        </w:tabs>
+        <w:ind w:hanging="360" w:left="3600"/>
+      </w:pPr>
+      <w:rPr>
+        <w:rFonts w:ascii="Courier New" w:cs="Courier New" w:hAnsi="Courier New" w:hint="default"/>
+      </w:rPr>
+    </w:lvl>
+    <w:lvl w:ilvl="5">
+      <w:start w:val="0"/>
+      <w:numFmt w:val="bullet"/>
+      <w:lvlText w:val=""/>
+      <w:lvlJc w:val="left"/>
+      <w:pPr>
+        <w:tabs>
+          <w:tab w:pos="0" w:val="num"/>
+        </w:tabs>
+        <w:ind w:hanging="360" w:left="4320"/>
+      </w:pPr>
+      <w:rPr>
+        <w:rFonts w:ascii="Wingdings" w:cs="Wingdings" w:hAnsi="Wingdings" w:hint="default"/>
+      </w:rPr>
+    </w:lvl>
+    <w:lvl w:ilvl="6">
+      <w:start w:val="0"/>
+      <w:numFmt w:val="bullet"/>
+      <w:lvlText w:val=""/>
+      <w:lvlJc w:val="left"/>
+      <w:pPr>
+        <w:tabs>
+          <w:tab w:pos="0" w:val="num"/>
+        </w:tabs>
+        <w:ind w:hanging="360" w:left="5040"/>
+      </w:pPr>
+      <w:rPr>
+        <w:rFonts w:ascii="Symbol" w:cs="Symbol" w:hAnsi="Symbol" w:hint="default"/>
+      </w:rPr>
+    </w:lvl>
+    <w:lvl w:ilvl="7">
+      <w:start w:val="0"/>
+      <w:numFmt w:val="bullet"/>
+      <w:lvlText w:val="o"/>
+      <w:lvlJc w:val="left"/>
+      <w:pPr>
+        <w:tabs>
+          <w:tab w:pos="0" w:val="num"/>
+        </w:tabs>
+        <w:ind w:hanging="360" w:left="5760"/>
+      </w:pPr>
+      <w:rPr>
+        <w:rFonts w:ascii="Courier New" w:cs="Courier New" w:hAnsi="Courier New" w:hint="default"/>
+      </w:rPr>
+    </w:lvl>
+    <w:lvl w:ilvl="8">
+      <w:start w:val="0"/>
+      <w:numFmt w:val="bullet"/>
+      <w:lvlText w:val=""/>
+      <w:lvlJc w:val="left"/>
+      <w:pPr>
+        <w:tabs>
+          <w:tab w:pos="0" w:val="num"/>
+        </w:tabs>
+        <w:ind w:hanging="360" w:left="6480"/>
+      </w:pPr>
+      <w:rPr>
+        <w:rFonts w:ascii="Wingdings" w:cs="Wingdings" w:hAnsi="Wingdings" w:hint="default"/>
+      </w:rPr>
+    </w:lvl>
+  </w:abstractNum>
+  <w:abstractNum w:abstractNumId="3">
+    <w:lvl w:ilvl="0">
+      <w:numFmt w:val="bullet"/>
+      <w:lvlText w:val=""/>
+      <w:lvlJc w:val="left"/>
+      <w:pPr>
+        <w:tabs>
+          <w:tab w:pos="0" w:val="num"/>
+        </w:tabs>
+        <w:ind w:hanging="360" w:left="720"/>
+      </w:pPr>
+      <w:rPr>
+        <w:rFonts w:ascii="Symbol" w:cs="Symbol" w:hAnsi="Symbol" w:hint="default"/>
+      </w:rPr>
+    </w:lvl>
+    <w:lvl w:ilvl="1">
+      <w:start w:val="0"/>
+      <w:numFmt w:val="bullet"/>
+      <w:lvlText w:val="o"/>
+      <w:lvlJc w:val="left"/>
+      <w:pPr>
+        <w:tabs>
+          <w:tab w:pos="0" w:val="num"/>
+        </w:tabs>
+        <w:ind w:hanging="360" w:left="1440"/>
+      </w:pPr>
+      <w:rPr>
+        <w:rFonts w:ascii="Courier New" w:cs="Courier New" w:hAnsi="Courier New" w:hint="default"/>
+      </w:rPr>
+    </w:lvl>
+    <w:lvl w:ilvl="2">
+      <w:start w:val="0"/>
+      <w:numFmt w:val="bullet"/>
+      <w:lvlText w:val=""/>
+      <w:lvlJc w:val="left"/>
+      <w:pPr>
+        <w:tabs>
+          <w:tab w:pos="0" w:val="num"/>
+        </w:tabs>
+        <w:ind w:hanging="360" w:left="2160"/>
+      </w:pPr>
+      <w:rPr>
+        <w:rFonts w:ascii="Wingdings" w:cs="Wingdings" w:hAnsi="Wingdings" w:hint="default"/>
+      </w:rPr>
+    </w:lvl>
+    <w:lvl w:ilvl="3">
+      <w:start w:val="0"/>
+      <w:numFmt w:val="bullet"/>
+      <w:lvlText w:val=""/>
+      <w:lvlJc w:val="left"/>
+      <w:pPr>
+        <w:tabs>
+          <w:tab w:pos="0" w:val="num"/>
+        </w:tabs>
+        <w:ind w:hanging="360" w:left="2880"/>
+      </w:pPr>
+      <w:rPr>
+        <w:rFonts w:ascii="Symbol" w:cs="Symbol" w:hAnsi="Symbol" w:hint="default"/>
+      </w:rPr>
+    </w:lvl>
+    <w:lvl w:ilvl="4">
+      <w:start w:val="0"/>
+      <w:numFmt w:val="bullet"/>
+      <w:lvlText w:val="o"/>
+      <w:lvlJc w:val="left"/>
+      <w:pPr>
+        <w:tabs>
+          <w:tab w:pos="0" w:val="num"/>
+        </w:tabs>
+        <w:ind w:hanging="360" w:left="3600"/>
+      </w:pPr>
+      <w:rPr>
+        <w:rFonts w:ascii="Courier New" w:cs="Courier New" w:hAnsi="Courier New" w:hint="default"/>
+      </w:rPr>
+    </w:lvl>
+    <w:lvl w:ilvl="5">
+      <w:start w:val="0"/>
+      <w:numFmt w:val="bullet"/>
+      <w:lvlText w:val=""/>
+      <w:lvlJc w:val="left"/>
+      <w:pPr>
+        <w:tabs>
+          <w:tab w:pos="0" w:val="num"/>
+        </w:tabs>
+        <w:ind w:hanging="360" w:left="4320"/>
+      </w:pPr>
+      <w:rPr>
+        <w:rFonts w:ascii="Wingdings" w:cs="Wingdings" w:hAnsi="Wingdings" w:hint="default"/>
+      </w:rPr>
+    </w:lvl>
+    <w:lvl w:ilvl="6">
+      <w:start w:val="0"/>
+      <w:numFmt w:val="bullet"/>
+      <w:lvlText w:val=""/>
+      <w:lvlJc w:val="left"/>
+      <w:pPr>
+        <w:tabs>
+          <w:tab w:pos="0" w:val="num"/>
+        </w:tabs>
+        <w:ind w:hanging="360" w:left="5040"/>
+      </w:pPr>
+      <w:rPr>
+        <w:rFonts w:ascii="Symbol" w:cs="Symbol" w:hAnsi="Symbol" w:hint="default"/>
+      </w:rPr>
+    </w:lvl>
+    <w:lvl w:ilvl="7">
+      <w:start w:val="0"/>
+      <w:numFmt w:val="bullet"/>
+      <w:lvlText w:val="o"/>
+      <w:lvlJc w:val="left"/>
+      <w:pPr>
+        <w:tabs>
+          <w:tab w:pos="0" w:val="num"/>
+        </w:tabs>
+        <w:ind w:hanging="360" w:left="5760"/>
+      </w:pPr>
+      <w:rPr>
+        <w:rFonts w:ascii="Courier New" w:cs="Courier New" w:hAnsi="Courier New" w:hint="default"/>
+      </w:rPr>
+    </w:lvl>
+    <w:lvl w:ilvl="8">
+      <w:start w:val="0"/>
+      <w:numFmt w:val="bullet"/>
+      <w:lvlText w:val=""/>
+      <w:lvlJc w:val="left"/>
+      <w:pPr>
+        <w:tabs>
+          <w:tab w:pos="0" w:val="num"/>
+        </w:tabs>
+        <w:ind w:hanging="360" w:left="6480"/>
+      </w:pPr>
+      <w:rPr>
+        <w:rFonts w:ascii="Wingdings" w:cs="Wingdings" w:hAnsi="Wingdings" w:hint="default"/>
+      </w:rPr>
+    </w:lvl>
+  </w:abstractNum>
+  <w:abstractNum w:abstractNumId="4">
+    <w:lvl w:ilvl="0">
+      <w:numFmt w:val="bullet"/>
+      <w:lvlText w:val=""/>
+      <w:lvlJc w:val="left"/>
+      <w:pPr>
+        <w:tabs>
+          <w:tab w:pos="0" w:val="num"/>
+        </w:tabs>
+        <w:ind w:hanging="360" w:left="720"/>
+      </w:pPr>
+      <w:rPr>
+        <w:rFonts w:ascii="Symbol" w:cs="Symbol" w:hAnsi="Symbol" w:hint="default"/>
+      </w:rPr>
+    </w:lvl>
+    <w:lvl w:ilvl="1">
+      <w:start w:val="0"/>
+      <w:numFmt w:val="bullet"/>
+      <w:lvlText w:val="o"/>
+      <w:lvlJc w:val="left"/>
+      <w:pPr>
+        <w:tabs>
+          <w:tab w:pos="0" w:val="num"/>
+        </w:tabs>
+        <w:ind w:hanging="360" w:left="1440"/>
+      </w:pPr>
+      <w:rPr>
+        <w:rFonts w:ascii="Courier New" w:cs="Courier New" w:hAnsi="Courier New" w:hint="default"/>
+      </w:rPr>
+    </w:lvl>
+    <w:lvl w:ilvl="2">
+      <w:start w:val="0"/>
+      <w:numFmt w:val="bullet"/>
+      <w:lvlText w:val=""/>
+      <w:lvlJc w:val="left"/>
+      <w:pPr>
+        <w:tabs>
+          <w:tab w:pos="0" w:val="num"/>
+        </w:tabs>
+        <w:ind w:hanging="360" w:left="2160"/>
+      </w:pPr>
+      <w:rPr>
+        <w:rFonts w:ascii="Wingdings" w:cs="Wingdings" w:hAnsi="Wingdings" w:hint="default"/>
+      </w:rPr>
+    </w:lvl>
+    <w:lvl w:ilvl="3">
+      <w:start w:val="0"/>
+      <w:numFmt w:val="bullet"/>
+      <w:lvlText w:val=""/>
+      <w:lvlJc w:val="left"/>
+      <w:pPr>
+        <w:tabs>
+          <w:tab w:pos="0" w:val="num"/>
+        </w:tabs>
+        <w:ind w:hanging="360" w:left="2880"/>
+      </w:pPr>
+      <w:rPr>
+        <w:rFonts w:ascii="Symbol" w:cs="Symbol" w:hAnsi="Symbol" w:hint="default"/>
+      </w:rPr>
+    </w:lvl>
+    <w:lvl w:ilvl="4">
+      <w:start w:val="0"/>
+      <w:numFmt w:val="bullet"/>
+      <w:lvlText w:val="o"/>
+      <w:lvlJc w:val="left"/>
+      <w:pPr>
+        <w:tabs>
+          <w:tab w:pos="0" w:val="num"/>
+        </w:tabs>
+        <w:ind w:hanging="360" w:left="3600"/>
+      </w:pPr>
+      <w:rPr>
+        <w:rFonts w:ascii="Courier New" w:cs="Courier New" w:hAnsi="Courier New" w:hint="default"/>
+      </w:rPr>
+    </w:lvl>
+    <w:lvl w:ilvl="5">
+      <w:start w:val="0"/>
+      <w:numFmt w:val="bullet"/>
+      <w:lvlText w:val=""/>
+      <w:lvlJc w:val="left"/>
+      <w:pPr>
+        <w:tabs>
+          <w:tab w:pos="0" w:val="num"/>
+        </w:tabs>
+        <w:ind w:hanging="360" w:left="4320"/>
+      </w:pPr>
+      <w:rPr>
+        <w:rFonts w:ascii="Wingdings" w:cs="Wingdings" w:hAnsi="Wingdings" w:hint="default"/>
+      </w:rPr>
+    </w:lvl>
+    <w:lvl w:ilvl="6">
+      <w:start w:val="0"/>
+      <w:numFmt w:val="bullet"/>
+      <w:lvlText w:val=""/>
+      <w:lvlJc w:val="left"/>
+      <w:pPr>
+        <w:tabs>
+          <w:tab w:pos="0" w:val="num"/>
+        </w:tabs>
+        <w:ind w:hanging="360" w:left="5040"/>
+      </w:pPr>
+      <w:rPr>
+        <w:rFonts w:ascii="Symbol" w:cs="Symbol" w:hAnsi="Symbol" w:hint="default"/>
+      </w:rPr>
+    </w:lvl>
+    <w:lvl w:ilvl="7">
+      <w:start w:val="0"/>
+      <w:numFmt w:val="bullet"/>
+      <w:lvlText w:val="o"/>
+      <w:lvlJc w:val="left"/>
+      <w:pPr>
+        <w:tabs>
+          <w:tab w:pos="0" w:val="num"/>
+        </w:tabs>
+        <w:ind w:hanging="360" w:left="5760"/>
+      </w:pPr>
+      <w:rPr>
+        <w:rFonts w:ascii="Courier New" w:cs="Courier New" w:hAnsi="Courier New" w:hint="default"/>
+      </w:rPr>
+    </w:lvl>
+    <w:lvl w:ilvl="8">
+      <w:start w:val="0"/>
+      <w:numFmt w:val="bullet"/>
+      <w:lvlText w:val=""/>
+      <w:lvlJc w:val="left"/>
+      <w:pPr>
+        <w:tabs>
+          <w:tab w:pos="0" w:val="num"/>
+        </w:tabs>
+        <w:ind w:hanging="360" w:left="6480"/>
+      </w:pPr>
+      <w:rPr>
+        <w:rFonts w:ascii="Wingdings" w:cs="Wingdings" w:hAnsi="Wingdings" w:hint="default"/>
+      </w:rPr>
+    </w:lvl>
+  </w:abstractNum>
+  <w:abstractNum w:abstractNumId="5">
+    <w:lvl w:ilvl="0">
+      <w:numFmt w:val="bullet"/>
+      <w:lvlText w:val=""/>
+      <w:lvlJc w:val="left"/>
+      <w:pPr>
+        <w:tabs>
+          <w:tab w:pos="0" w:val="num"/>
+        </w:tabs>
+        <w:ind w:hanging="360" w:left="720"/>
+      </w:pPr>
+      <w:rPr>
+        <w:rFonts w:ascii="Symbol" w:cs="Symbol" w:hAnsi="Symbol" w:hint="default"/>
+      </w:rPr>
+    </w:lvl>
+    <w:lvl w:ilvl="1">
+      <w:start w:val="0"/>
+      <w:numFmt w:val="bullet"/>
+      <w:lvlText w:val="o"/>
+      <w:lvlJc w:val="left"/>
+      <w:pPr>
+        <w:tabs>
+          <w:tab w:pos="0" w:val="num"/>
+        </w:tabs>
+        <w:ind w:hanging="360" w:left="1440"/>
+      </w:pPr>
+      <w:rPr>
+        <w:rFonts w:ascii="Courier New" w:cs="Courier New" w:hAnsi="Courier New" w:hint="default"/>
+      </w:rPr>
+    </w:lvl>
+    <w:lvl w:ilvl="2">
+      <w:start w:val="0"/>
+      <w:numFmt w:val="bullet"/>
+      <w:lvlText w:val=""/>
+      <w:lvlJc w:val="left"/>
+      <w:pPr>
+        <w:tabs>
+          <w:tab w:pos="0" w:val="num"/>
+        </w:tabs>
+        <w:ind w:hanging="360" w:left="2160"/>
+      </w:pPr>
+      <w:rPr>
+        <w:rFonts w:ascii="Wingdings" w:cs="Wingdings" w:hAnsi="Wingdings" w:hint="default"/>
+      </w:rPr>
+    </w:lvl>
+    <w:lvl w:ilvl="3">
+      <w:start w:val="0"/>
+      <w:numFmt w:val="bullet"/>
+      <w:lvlText w:val=""/>
+      <w:lvlJc w:val="left"/>
+      <w:pPr>
+        <w:tabs>
+          <w:tab w:pos="0" w:val="num"/>
+        </w:tabs>
+        <w:ind w:hanging="360" w:left="2880"/>
+      </w:pPr>
+      <w:rPr>
+        <w:rFonts w:ascii="Symbol" w:cs="Symbol" w:hAnsi="Symbol" w:hint="default"/>
+      </w:rPr>
+    </w:lvl>
+    <w:lvl w:ilvl="4">
+      <w:start w:val="0"/>
+      <w:numFmt w:val="bullet"/>
+      <w:lvlText w:val="o"/>
+      <w:lvlJc w:val="left"/>
+      <w:pPr>
+        <w:tabs>
+          <w:tab w:pos="0" w:val="num"/>
+        </w:tabs>
+        <w:ind w:hanging="360" w:left="3600"/>
+      </w:pPr>
+      <w:rPr>
+        <w:rFonts w:ascii="Courier New" w:cs="Courier New" w:hAnsi="Courier New" w:hint="default"/>
+      </w:rPr>
+    </w:lvl>
+    <w:lvl w:ilvl="5">
+      <w:start w:val="0"/>
+      <w:numFmt w:val="bullet"/>
+      <w:lvlText w:val=""/>
+      <w:lvlJc w:val="left"/>
+      <w:pPr>
+        <w:tabs>
+          <w:tab w:pos="0" w:val="num"/>
+        </w:tabs>
+        <w:ind w:hanging="360" w:left="4320"/>
+      </w:pPr>
+      <w:rPr>
+        <w:rFonts w:ascii="Wingdings" w:cs="Wingdings" w:hAnsi="Wingdings" w:hint="default"/>
+      </w:rPr>
+    </w:lvl>
+    <w:lvl w:ilvl="6">
+      <w:start w:val="0"/>
+      <w:numFmt w:val="bullet"/>
+      <w:lvlText w:val=""/>
+      <w:lvlJc w:val="left"/>
+      <w:pPr>
+        <w:tabs>
+          <w:tab w:pos="0" w:val="num"/>
+        </w:tabs>
+        <w:ind w:hanging="360" w:left="5040"/>
+      </w:pPr>
+      <w:rPr>
+        <w:rFonts w:ascii="Symbol" w:cs="Symbol" w:hAnsi="Symbol" w:hint="default"/>
+      </w:rPr>
+    </w:lvl>
+    <w:lvl w:ilvl="7">
+      <w:start w:val="0"/>
+      <w:numFmt w:val="bullet"/>
+      <w:lvlText w:val="o"/>
+      <w:lvlJc w:val="left"/>
+      <w:pPr>
+        <w:tabs>
+          <w:tab w:pos="0" w:val="num"/>
+        </w:tabs>
+        <w:ind w:hanging="360" w:left="5760"/>
+      </w:pPr>
+      <w:rPr>
+        <w:rFonts w:ascii="Courier New" w:cs="Courier New" w:hAnsi="Courier New" w:hint="default"/>
+      </w:rPr>
+    </w:lvl>
+    <w:lvl w:ilvl="8">
+      <w:start w:val="0"/>
+      <w:numFmt w:val="bullet"/>
+      <w:lvlText w:val=""/>
+      <w:lvlJc w:val="left"/>
+      <w:pPr>
+        <w:tabs>
+          <w:tab w:pos="0" w:val="num"/>
+        </w:tabs>
+        <w:ind w:hanging="360" w:left="6480"/>
+      </w:pPr>
+      <w:rPr>
+        <w:rFonts w:ascii="Wingdings" w:cs="Wingdings" w:hAnsi="Wingdings" w:hint="default"/>
+      </w:rPr>
+    </w:lvl>
+  </w:abstractNum>
+  <w:abstractNum w:abstractNumId="6">
+    <w:lvl w:ilvl="0">
+      <w:numFmt w:val="bullet"/>
+      <w:lvlText w:val=""/>
+      <w:lvlJc w:val="left"/>
+      <w:pPr>
+        <w:tabs>
+          <w:tab w:pos="0" w:val="num"/>
+        </w:tabs>
+        <w:ind w:hanging="360" w:left="720"/>
+      </w:pPr>
+      <w:rPr>
+        <w:rFonts w:ascii="Symbol" w:cs="Symbol" w:hAnsi="Symbol" w:hint="default"/>
+      </w:rPr>
+    </w:lvl>
+    <w:lvl w:ilvl="1">
+      <w:start w:val="0"/>
+      <w:numFmt w:val="bullet"/>
+      <w:lvlText w:val="o"/>
+      <w:lvlJc w:val="left"/>
+      <w:pPr>
+        <w:tabs>
+          <w:tab w:pos="0" w:val="num"/>
+        </w:tabs>
+        <w:ind w:hanging="360" w:left="1440"/>
+      </w:pPr>
+      <w:rPr>
+        <w:rFonts w:ascii="Courier New" w:cs="Courier New" w:hAnsi="Courier New" w:hint="default"/>
+      </w:rPr>
+    </w:lvl>
+    <w:lvl w:ilvl="2">
+      <w:start w:val="0"/>
+      <w:numFmt w:val="bullet"/>
+      <w:lvlText w:val=""/>
+      <w:lvlJc w:val="left"/>
+      <w:pPr>
+        <w:tabs>
+          <w:tab w:pos="0" w:val="num"/>
+        </w:tabs>
+        <w:ind w:hanging="360" w:left="2160"/>
+      </w:pPr>
+      <w:rPr>
+        <w:rFonts w:ascii="Wingdings" w:cs="Wingdings" w:hAnsi="Wingdings" w:hint="default"/>
+      </w:rPr>
+    </w:lvl>
+    <w:lvl w:ilvl="3">
+      <w:start w:val="0"/>
+      <w:numFmt w:val="bullet"/>
+      <w:lvlText w:val=""/>
+      <w:lvlJc w:val="left"/>
+      <w:pPr>
+        <w:tabs>
+          <w:tab w:pos="0" w:val="num"/>
+        </w:tabs>
+        <w:ind w:hanging="360" w:left="2880"/>
+      </w:pPr>
+      <w:rPr>
+        <w:rFonts w:ascii="Symbol" w:cs="Symbol" w:hAnsi="Symbol" w:hint="default"/>
+      </w:rPr>
+    </w:lvl>
+    <w:lvl w:ilvl="4">
+      <w:start w:val="0"/>
+      <w:numFmt w:val="bullet"/>
+      <w:lvlText w:val="o"/>
+      <w:lvlJc w:val="left"/>
+      <w:pPr>
+        <w:tabs>
+          <w:tab w:pos="0" w:val="num"/>
+        </w:tabs>
+        <w:ind w:hanging="360" w:left="3600"/>
+      </w:pPr>
+      <w:rPr>
+        <w:rFonts w:ascii="Courier New" w:cs="Courier New" w:hAnsi="Courier New" w:hint="default"/>
+      </w:rPr>
+    </w:lvl>
+    <w:lvl w:ilvl="5">
+      <w:start w:val="0"/>
+      <w:numFmt w:val="bullet"/>
+      <w:lvlText w:val=""/>
+      <w:lvlJc w:val="left"/>
+      <w:pPr>
+        <w:tabs>
+          <w:tab w:pos="0" w:val="num"/>
+        </w:tabs>
+        <w:ind w:hanging="360" w:left="4320"/>
+      </w:pPr>
+      <w:rPr>
+        <w:rFonts w:ascii="Wingdings" w:cs="Wingdings" w:hAnsi="Wingdings" w:hint="default"/>
+      </w:rPr>
+    </w:lvl>
+    <w:lvl w:ilvl="6">
+      <w:start w:val="0"/>
+      <w:numFmt w:val="bullet"/>
+      <w:lvlText w:val=""/>
+      <w:lvlJc w:val="left"/>
+      <w:pPr>
+        <w:tabs>
+          <w:tab w:pos="0" w:val="num"/>
+        </w:tabs>
+        <w:ind w:hanging="360" w:left="5040"/>
+      </w:pPr>
+      <w:rPr>
+        <w:rFonts w:ascii="Symbol" w:cs="Symbol" w:hAnsi="Symbol" w:hint="default"/>
+      </w:rPr>
+    </w:lvl>
+    <w:lvl w:ilvl="7">
+      <w:start w:val="0"/>
+      <w:numFmt w:val="bullet"/>
+      <w:lvlText w:val="o"/>
+      <w:lvlJc w:val="left"/>
+      <w:pPr>
+        <w:tabs>
+          <w:tab w:pos="0" w:val="num"/>
+        </w:tabs>
+        <w:ind w:hanging="360" w:left="5760"/>
+      </w:pPr>
+      <w:rPr>
+        <w:rFonts w:ascii="Courier New" w:cs="Courier New" w:hAnsi="Courier New" w:hint="default"/>
+      </w:rPr>
+    </w:lvl>
+    <w:lvl w:ilvl="8">
+      <w:start w:val="0"/>
+      <w:numFmt w:val="bullet"/>
+      <w:lvlText w:val=""/>
+      <w:lvlJc w:val="left"/>
+      <w:pPr>
+        <w:tabs>
+          <w:tab w:pos="0" w:val="num"/>
+        </w:tabs>
+        <w:ind w:hanging="360" w:left="6480"/>
+      </w:pPr>
+      <w:rPr>
+        <w:rFonts w:ascii="Wingdings" w:cs="Wingdings" w:hAnsi="Wingdings" w:hint="default"/>
+      </w:rPr>
+    </w:lvl>
+  </w:abstractNum>
+  <w:abstractNum w:abstractNumId="7">
     <w:lvl w:ilvl="0">
       <w:start w:val="1"/>
       <w:numFmt w:val="decimal"/>
       <w:lvlText w:val="%1."/>
       <w:lvlJc w:val="left"/>
       <w:pPr>
+        <w:tabs>
+          <w:tab w:pos="0" w:val="num"/>
+        </w:tabs>
         <w:ind w:hanging="360" w:left="720"/>
       </w:pPr>
+      <w:rPr/>
     </w:lvl>
     <w:lvl w:ilvl="1">
       <w:start w:val="1"/>
@@ -7859,8 +8521,12 @@
       <w:lvlText w:val="%2."/>
       <w:lvlJc w:val="left"/>
       <w:pPr>
+        <w:tabs>
+          <w:tab w:pos="0" w:val="num"/>
+        </w:tabs>
         <w:ind w:hanging="360" w:left="1440"/>
       </w:pPr>
+      <w:rPr/>
     </w:lvl>
     <w:lvl w:ilvl="2">
       <w:start w:val="1"/>
@@ -7868,8 +8534,12 @@
       <w:lvlText w:val="%3."/>
       <w:lvlJc w:val="left"/>
       <w:pPr>
+        <w:tabs>
+          <w:tab w:pos="0" w:val="num"/>
+        </w:tabs>
         <w:ind w:hanging="360" w:left="2160"/>
       </w:pPr>
+      <w:rPr/>
     </w:lvl>
     <w:lvl w:ilvl="3">
       <w:start w:val="1"/>
@@ -7877,8 +8547,12 @@
       <w:lvlText w:val="%4."/>
       <w:lvlJc w:val="left"/>
       <w:pPr>
+        <w:tabs>
+          <w:tab w:pos="0" w:val="num"/>
+        </w:tabs>
         <w:ind w:hanging="360" w:left="2880"/>
       </w:pPr>
+      <w:rPr/>
     </w:lvl>
     <w:lvl w:ilvl="4">
       <w:start w:val="1"/>
@@ -7886,8 +8560,12 @@
       <w:lvlText w:val="%5."/>
       <w:lvlJc w:val="left"/>
       <w:pPr>
+        <w:tabs>
+          <w:tab w:pos="0" w:val="num"/>
+        </w:tabs>
         <w:ind w:hanging="360" w:left="3600"/>
       </w:pPr>
+      <w:rPr/>
     </w:lvl>
     <w:lvl w:ilvl="5">
       <w:start w:val="1"/>
@@ -7895,8 +8573,12 @@
       <w:lvlText w:val="%6."/>
       <w:lvlJc w:val="left"/>
       <w:pPr>
+        <w:tabs>
+          <w:tab w:pos="0" w:val="num"/>
+        </w:tabs>
         <w:ind w:hanging="360" w:left="4320"/>
       </w:pPr>
+      <w:rPr/>
     </w:lvl>
     <w:lvl w:ilvl="6">
       <w:start w:val="1"/>
@@ -7904,8 +8586,12 @@
       <w:lvlText w:val="%7."/>
       <w:lvlJc w:val="left"/>
       <w:pPr>
+        <w:tabs>
+          <w:tab w:pos="0" w:val="num"/>
+        </w:tabs>
         <w:ind w:hanging="360" w:left="5040"/>
       </w:pPr>
+      <w:rPr/>
     </w:lvl>
     <w:lvl w:ilvl="7">
       <w:start w:val="1"/>
@@ -7913,8 +8599,12 @@
       <w:lvlText w:val="%8."/>
       <w:lvlJc w:val="left"/>
       <w:pPr>
+        <w:tabs>
+          <w:tab w:pos="0" w:val="num"/>
+        </w:tabs>
         <w:ind w:hanging="360" w:left="5760"/>
       </w:pPr>
+      <w:rPr/>
     </w:lvl>
     <w:lvl w:ilvl="8">
       <w:start w:val="1"/>
@@ -7922,111 +8612,130 @@
       <w:lvlText w:val="%9."/>
       <w:lvlJc w:val="left"/>
       <w:pPr>
-        <w:ind w:hanging="360" w:left="6480"/>
-      </w:pPr>
-    </w:lvl>
-  </w:abstractNum>
-  <w:abstractNum w15:restartNumberingAfterBreak="0" w:abstractNumId="3">
-    <w:nsid w:val="170CD2DE"/>
-    <w:multiLevelType w:val="multilevel"/>
-    <w:tmpl w:val="2C08B09A"/>
-    <w:lvl w:ilvl="0">
-      <w:numFmt w:val="bullet"/>
-      <w:lvlText w:val=" "/>
-      <w:lvlJc w:val="left"/>
-      <w:pPr>
         <w:tabs>
           <w:tab w:pos="0" w:val="num"/>
         </w:tabs>
-        <w:ind w:hanging="480" w:left="480"/>
+        <w:ind w:hanging="360" w:left="6480"/>
+      </w:pPr>
+      <w:rPr/>
+    </w:lvl>
+  </w:abstractNum>
+  <w:abstractNum w:abstractNumId="8">
+    <w:lvl w:ilvl="0">
+      <w:start w:val="1"/>
+      <w:numFmt w:val="none"/>
+      <w:suff w:val="nothing"/>
+      <w:lvlText w:val=""/>
+      <w:lvlJc w:val="left"/>
+      <w:pPr>
+        <w:tabs>
+          <w:tab w:pos="0" w:val="num"/>
+        </w:tabs>
+        <w:ind w:hanging="0" w:left="0"/>
       </w:pPr>
     </w:lvl>
     <w:lvl w:ilvl="1">
-      <w:numFmt w:val="bullet"/>
-      <w:lvlText w:val=" "/>
+      <w:start w:val="1"/>
+      <w:numFmt w:val="none"/>
+      <w:suff w:val="nothing"/>
+      <w:lvlText w:val=""/>
       <w:lvlJc w:val="left"/>
       <w:pPr>
         <w:tabs>
-          <w:tab w:pos="720" w:val="num"/>
+          <w:tab w:pos="0" w:val="num"/>
         </w:tabs>
-        <w:ind w:hanging="480" w:left="1200"/>
+        <w:ind w:hanging="0" w:left="0"/>
       </w:pPr>
     </w:lvl>
     <w:lvl w:ilvl="2">
-      <w:numFmt w:val="bullet"/>
-      <w:lvlText w:val=" "/>
+      <w:start w:val="1"/>
+      <w:numFmt w:val="none"/>
+      <w:suff w:val="nothing"/>
+      <w:lvlText w:val=""/>
       <w:lvlJc w:val="left"/>
       <w:pPr>
         <w:tabs>
-          <w:tab w:pos="1440" w:val="num"/>
+          <w:tab w:pos="0" w:val="num"/>
         </w:tabs>
-        <w:ind w:hanging="480" w:left="1920"/>
+        <w:ind w:hanging="0" w:left="0"/>
       </w:pPr>
     </w:lvl>
     <w:lvl w:ilvl="3">
-      <w:numFmt w:val="bullet"/>
-      <w:lvlText w:val=" "/>
+      <w:start w:val="1"/>
+      <w:numFmt w:val="none"/>
+      <w:suff w:val="nothing"/>
+      <w:lvlText w:val=""/>
       <w:lvlJc w:val="left"/>
       <w:pPr>
         <w:tabs>
-          <w:tab w:pos="2160" w:val="num"/>
+          <w:tab w:pos="0" w:val="num"/>
         </w:tabs>
-        <w:ind w:hanging="480" w:left="2640"/>
+        <w:ind w:hanging="0" w:left="0"/>
       </w:pPr>
     </w:lvl>
     <w:lvl w:ilvl="4">
-      <w:numFmt w:val="bullet"/>
-      <w:lvlText w:val=" "/>
+      <w:start w:val="1"/>
+      <w:numFmt w:val="none"/>
+      <w:suff w:val="nothing"/>
+      <w:lvlText w:val=""/>
       <w:lvlJc w:val="left"/>
       <w:pPr>
         <w:tabs>
-          <w:tab w:pos="2880" w:val="num"/>
+          <w:tab w:pos="0" w:val="num"/>
         </w:tabs>
-        <w:ind w:hanging="480" w:left="3360"/>
+        <w:ind w:hanging="0" w:left="0"/>
       </w:pPr>
     </w:lvl>
     <w:lvl w:ilvl="5">
-      <w:numFmt w:val="bullet"/>
-      <w:lvlText w:val=" "/>
+      <w:start w:val="1"/>
+      <w:numFmt w:val="none"/>
+      <w:suff w:val="nothing"/>
+      <w:lvlText w:val=""/>
       <w:lvlJc w:val="left"/>
       <w:pPr>
         <w:tabs>
-          <w:tab w:pos="3600" w:val="num"/>
+          <w:tab w:pos="0" w:val="num"/>
         </w:tabs>
-        <w:ind w:hanging="480" w:left="4080"/>
+        <w:ind w:hanging="0" w:left="0"/>
       </w:pPr>
     </w:lvl>
     <w:lvl w:ilvl="6">
-      <w:numFmt w:val="bullet"/>
-      <w:lvlText w:val=" "/>
+      <w:start w:val="1"/>
+      <w:numFmt w:val="none"/>
+      <w:suff w:val="nothing"/>
+      <w:lvlText w:val=""/>
       <w:lvlJc w:val="left"/>
       <w:pPr>
         <w:tabs>
-          <w:tab w:pos="4320" w:val="num"/>
+          <w:tab w:pos="0" w:val="num"/>
         </w:tabs>
-        <w:ind w:hanging="480" w:left="4800"/>
+        <w:ind w:hanging="0" w:left="0"/>
       </w:pPr>
     </w:lvl>
     <w:lvl w:ilvl="7">
-      <w:numFmt w:val="bullet"/>
-      <w:lvlText w:val=" "/>
+      <w:start w:val="1"/>
+      <w:numFmt w:val="none"/>
+      <w:suff w:val="nothing"/>
+      <w:lvlText w:val=""/>
       <w:lvlJc w:val="left"/>
       <w:pPr>
         <w:tabs>
-          <w:tab w:pos="5040" w:val="num"/>
+          <w:tab w:pos="0" w:val="num"/>
         </w:tabs>
-        <w:ind w:hanging="480" w:left="5520"/>
+        <w:ind w:hanging="0" w:left="0"/>
       </w:pPr>
     </w:lvl>
     <w:lvl w:ilvl="8">
-      <w:numFmt w:val="bullet"/>
-      <w:lvlText w:val=" "/>
+      <w:start w:val="1"/>
+      <w:numFmt w:val="none"/>
+      <w:suff w:val="nothing"/>
+      <w:lvlText w:val=""/>
       <w:lvlJc w:val="left"/>
       <w:pPr>
         <w:tabs>
-          <w:tab w:pos="5760" w:val="num"/>
+          <w:tab w:pos="0" w:val="num"/>
         </w:tabs>
-        <w:ind w:hanging="480" w:left="6240"/>
+        <w:ind w:hanging="0" w:left="0"/>
       </w:pPr>
     </w:lvl>
   </w:abstractNum>
@@ -8294,54 +9003,160 @@
       </w:pPr>
     </w:lvl>
   </w:abstractNum>
-  <w:num w16cid:durableId="351028046" w:numId="1">
+  <w:abstractNum w:abstractNumId="99413">
+    <w:nsid w:val="00A99413"/>
+    <w:multiLevelType w:val="multilevel"/>
+    <w:lvl w:ilvl="0">
+      <w:start w:val="3"/>
+      <w:numFmt w:val="decimal"/>
+      <w:lvlText w:val="%1."/>
+      <w:lvlJc w:val="left"/>
+      <w:pPr>
+        <w:ind w:left="720" w:hanging="360"/>
+      </w:pPr>
+    </w:lvl>
+    <w:lvl w:ilvl="1">
+      <w:start w:val="3"/>
+      <w:numFmt w:val="decimal"/>
+      <w:lvlText w:val="%2."/>
+      <w:lvlJc w:val="left"/>
+      <w:pPr>
+        <w:ind w:left="1440" w:hanging="360"/>
+      </w:pPr>
+    </w:lvl>
+    <w:lvl w:ilvl="2">
+      <w:start w:val="3"/>
+      <w:numFmt w:val="decimal"/>
+      <w:lvlText w:val="%3."/>
+      <w:lvlJc w:val="left"/>
+      <w:pPr>
+        <w:ind w:left="2160" w:hanging="360"/>
+      </w:pPr>
+    </w:lvl>
+    <w:lvl w:ilvl="3">
+      <w:start w:val="3"/>
+      <w:numFmt w:val="decimal"/>
+      <w:lvlText w:val="%4."/>
+      <w:lvlJc w:val="left"/>
+      <w:pPr>
+        <w:ind w:left="2880" w:hanging="360"/>
+      </w:pPr>
+    </w:lvl>
+    <w:lvl w:ilvl="4">
+      <w:start w:val="3"/>
+      <w:numFmt w:val="decimal"/>
+      <w:lvlText w:val="%5."/>
+      <w:lvlJc w:val="left"/>
+      <w:pPr>
+        <w:ind w:left="3600" w:hanging="360"/>
+      </w:pPr>
+    </w:lvl>
+    <w:lvl w:ilvl="5">
+      <w:start w:val="3"/>
+      <w:numFmt w:val="decimal"/>
+      <w:lvlText w:val="%6."/>
+      <w:lvlJc w:val="left"/>
+      <w:pPr>
+        <w:ind w:left="4320" w:hanging="360"/>
+      </w:pPr>
+    </w:lvl>
+    <w:lvl w:ilvl="6">
+      <w:start w:val="3"/>
+      <w:numFmt w:val="decimal"/>
+      <w:lvlText w:val="%7."/>
+      <w:lvlJc w:val="left"/>
+      <w:pPr>
+        <w:ind w:left="5040" w:hanging="360"/>
+      </w:pPr>
+    </w:lvl>
+    <w:lvl w:ilvl="7">
+      <w:start w:val="3"/>
+      <w:numFmt w:val="decimal"/>
+      <w:lvlText w:val="%8."/>
+      <w:lvlJc w:val="left"/>
+      <w:pPr>
+        <w:ind w:left="5760" w:hanging="360"/>
+      </w:pPr>
+    </w:lvl>
+    <w:lvl w:ilvl="8">
+      <w:start w:val="3"/>
+      <w:numFmt w:val="decimal"/>
+      <w:lvlText w:val="%9."/>
+      <w:lvlJc w:val="left"/>
+      <w:pPr>
+        <w:ind w:left="6480" w:hanging="360"/>
+      </w:pPr>
+    </w:lvl>
+  </w:abstractNum>
+  <w:num w:numId="1">
+    <w:abstractNumId w:val="1"/>
+  </w:num>
+  <w:num w:numId="2">
+    <w:abstractNumId w:val="2"/>
+  </w:num>
+  <w:num w:numId="3">
     <w:abstractNumId w:val="3"/>
   </w:num>
-  <w:num w16cid:durableId="521211694" w:numId="2">
-    <w:abstractNumId w:val="0"/>
+  <w:num w:numId="4">
+    <w:abstractNumId w:val="4"/>
   </w:num>
-  <w:num w16cid:durableId="2073498530" w:numId="3">
+  <w:num w:numId="5">
+    <w:abstractNumId w:val="5"/>
+  </w:num>
+  <w:num w:numId="6">
+    <w:abstractNumId w:val="6"/>
+  </w:num>
+  <w:num w:numId="7">
+    <w:abstractNumId w:val="7"/>
+  </w:num>
+  <w:num w:numId="8">
+    <w:abstractNumId w:val="8"/>
+  </w:num>
+  <w:num w:numId="9">
     <w:abstractNumId w:val="1"/>
   </w:num>
-  <w:num w16cid:durableId="2098557892" w:numId="4">
+  <w:num w:numId="10">
     <w:abstractNumId w:val="1"/>
   </w:num>
-  <w:num w16cid:durableId="1303120967" w:numId="5">
+  <w:num w:numId="11">
     <w:abstractNumId w:val="1"/>
   </w:num>
-  <w:num w16cid:durableId="2040082989" w:numId="6">
+  <w:num w:numId="12">
     <w:abstractNumId w:val="1"/>
   </w:num>
-  <w:num w16cid:durableId="1564753978" w:numId="7">
+  <w:num w:numId="13">
     <w:abstractNumId w:val="1"/>
   </w:num>
-  <w:num w16cid:durableId="706757077" w:numId="8">
-    <w:abstractNumId w:val="2"/>
+  <w:num w:numId="14">
+    <w:abstractNumId w:val="1"/>
+  </w:num>
+  <w:num w:numId="15">
+    <w:abstractNumId w:val="1"/>
+  </w:num>
+  <w:num w:numId="16">
+    <w:abstractNumId w:val="1"/>
+  </w:num>
+  <w:num w:numId="17">
+    <w:abstractNumId w:val="1"/>
+  </w:num>
+  <w:num w:numId="18">
+    <w:abstractNumId w:val="1"/>
+  </w:num>
+  <w:num w:numId="19">
+    <w:abstractNumId w:val="1"/>
+  </w:num>
+  <w:num w:numId="20">
+    <w:abstractNumId w:val="1"/>
+  </w:num>
+  <w:num w:numId="21">
+    <w:abstractNumId w:val="1"/>
+  </w:num>
+  <w:num w:numId="22">
+    <w:abstractNumId w:val="1"/>
+  </w:num>
+  <w:num w:numId="23">
+    <w:abstractNumId w:val="7"/>
     <w:lvlOverride w:ilvl="0">
-      <w:startOverride w:val="1"/>
-    </w:lvlOverride>
-    <w:lvlOverride w:ilvl="1">
-      <w:startOverride w:val="1"/>
-    </w:lvlOverride>
-    <w:lvlOverride w:ilvl="2">
-      <w:startOverride w:val="1"/>
-    </w:lvlOverride>
-    <w:lvlOverride w:ilvl="3">
-      <w:startOverride w:val="1"/>
-    </w:lvlOverride>
-    <w:lvlOverride w:ilvl="4">
-      <w:startOverride w:val="1"/>
-    </w:lvlOverride>
-    <w:lvlOverride w:ilvl="5">
-      <w:startOverride w:val="1"/>
-    </w:lvlOverride>
-    <w:lvlOverride w:ilvl="6">
-      <w:startOverride w:val="1"/>
-    </w:lvlOverride>
-    <w:lvlOverride w:ilvl="7">
-      <w:startOverride w:val="1"/>
-    </w:lvlOverride>
-    <w:lvlOverride w:ilvl="8">
       <w:startOverride w:val="1"/>
     </w:lvlOverride>
   </w:num>
@@ -8396,15 +9211,45 @@
       <w:startOverride w:val="1"/>
     </w:lvlOverride>
   </w:num>
+  <w:num w:numId="1008">
+    <w:abstractNumId w:val="99413"/>
+    <w:lvlOverride w:ilvl="0">
+      <w:startOverride w:val="3"/>
+    </w:lvlOverride>
+    <w:lvlOverride w:ilvl="1">
+      <w:startOverride w:val="3"/>
+    </w:lvlOverride>
+    <w:lvlOverride w:ilvl="2">
+      <w:startOverride w:val="3"/>
+    </w:lvlOverride>
+    <w:lvlOverride w:ilvl="3">
+      <w:startOverride w:val="3"/>
+    </w:lvlOverride>
+    <w:lvlOverride w:ilvl="4">
+      <w:startOverride w:val="3"/>
+    </w:lvlOverride>
+    <w:lvlOverride w:ilvl="5">
+      <w:startOverride w:val="3"/>
+    </w:lvlOverride>
+    <w:lvlOverride w:ilvl="6">
+      <w:startOverride w:val="3"/>
+    </w:lvlOverride>
+    <w:lvlOverride w:ilvl="7">
+      <w:startOverride w:val="3"/>
+    </w:lvlOverride>
+    <w:lvlOverride w:ilvl="8">
+      <w:startOverride w:val="3"/>
+    </w:lvlOverride>
+  </w:num>
 </w:numbering>
 </file>
 
 <file path=word/styles.xml><?xml version="1.0" encoding="utf-8"?>
-<w:styles xmlns:mc="http://schemas.openxmlformats.org/markup-compatibility/2006" xmlns:r="http://schemas.openxmlformats.org/officeDocument/2006/relationships" xmlns:w="http://schemas.openxmlformats.org/wordprocessingml/2006/main" xmlns:w14="http://schemas.microsoft.com/office/word/2010/wordml" xmlns:w15="http://schemas.microsoft.com/office/word/2012/wordml" xmlns:w16="http://schemas.microsoft.com/office/word/2018/wordml" xmlns:w16cex="http://schemas.microsoft.com/office/word/2018/wordml/cex" xmlns:w16cid="http://schemas.microsoft.com/office/word/2016/wordml/cid" xmlns:w16du="http://schemas.microsoft.com/office/word/2023/wordml/word16du" xmlns:w16sdtdh="http://schemas.microsoft.com/office/word/2020/wordml/sdtdatahash" xmlns:w16sdtfl="http://schemas.microsoft.com/office/word/2024/wordml/sdtformatlock" xmlns:w16se="http://schemas.microsoft.com/office/word/2015/wordml/symex" mc:Ignorable="w14 w15 w16se w16cid w16 w16cex w16sdtdh w16sdtfl w16du">
+<w:styles xmlns:mc="http://schemas.openxmlformats.org/markup-compatibility/2006" xmlns:w="http://schemas.openxmlformats.org/wordprocessingml/2006/main" xmlns:w14="http://schemas.microsoft.com/office/word/2010/wordml" mc:Ignorable="w14">
   <w:docDefaults>
     <w:rPrDefault>
       <w:rPr>
-        <w:rFonts w:asciiTheme="minorHAnsi" w:cstheme="minorBidi" w:eastAsiaTheme="minorHAnsi" w:hAnsiTheme="minorHAnsi"/>
+        <w:rFonts w:ascii="Aptos" w:asciiTheme="minorHAnsi" w:cs="Arial" w:cstheme="minorBidi" w:eastAsia="Aptos" w:eastAsiaTheme="minorHAnsi" w:hAnsi="Aptos" w:hAnsiTheme="minorHAnsi"/>
         <w:sz w:val="24"/>
         <w:szCs w:val="24"/>
         <w:lang w:bidi="ar-SA" w:eastAsia="en-US" w:val="en-US"/>
@@ -8412,7 +9257,7 @@
     </w:rPrDefault>
     <w:pPrDefault>
       <w:pPr>
-        <w:spacing w:after="200"/>
+        <w:suppressAutoHyphens w:val="true"/>
       </w:pPr>
     </w:pPrDefault>
   </w:docDefaults>
@@ -8663,28 +9508,38 @@
   <w:style w:default="1" w:styleId="Normal" w:type="paragraph">
     <w:name w:val="Normal"/>
     <w:qFormat/>
-    <w:rsid w:val="009103AD"/>
+    <w:rsid w:val="009103ad"/>
+    <w:pPr>
+      <w:widowControl/>
+      <w:bidi w:val="0"/>
+      <w:spacing w:after="200" w:before="0"/>
+      <w:jc w:val="left"/>
+    </w:pPr>
     <w:rPr>
-      <w:rFonts w:ascii="Calibri" w:hAnsi="Calibri"/>
+      <w:rFonts w:ascii="Calibri" w:cs="Arial" w:cstheme="minorBidi" w:eastAsia="Aptos" w:eastAsiaTheme="minorHAnsi" w:hAnsi="Calibri"/>
+      <w:color w:val="auto"/>
+      <w:kern w:val="0"/>
       <w:sz w:val="28"/>
+      <w:szCs w:val="24"/>
+      <w:lang w:bidi="ar-SA" w:eastAsia="en-US" w:val="en-US"/>
     </w:rPr>
   </w:style>
   <w:style w:styleId="Heading1" w:type="paragraph">
-    <w:name w:val="heading 1"/>
+    <w:name w:val="Heading 1"/>
     <w:basedOn w:val="Normal"/>
     <w:next w:val="BodyText"/>
     <w:link w:val="Heading1Char"/>
     <w:uiPriority w:val="9"/>
     <w:qFormat/>
-    <w:rsid w:val="00D6760E"/>
+    <w:rsid w:val="00d6760e"/>
     <w:pPr>
-      <w:keepNext/>
+      <w:keepNext w:val="true"/>
       <w:keepLines/>
       <w:spacing w:after="80" w:before="360"/>
       <w:outlineLvl w:val="0"/>
     </w:pPr>
     <w:rPr>
-      <w:rFonts w:cstheme="majorBidi" w:eastAsiaTheme="majorEastAsia"/>
+      <w:rFonts w:cs="Times New Roman" w:cstheme="majorBidi" w:eastAsia="" w:eastAsiaTheme="majorEastAsia"/>
       <w:b/>
       <w:color w:themeColor="text1" w:val="000000"/>
       <w:sz w:val="40"/>
@@ -8692,22 +9547,22 @@
     </w:rPr>
   </w:style>
   <w:style w:styleId="Heading2" w:type="paragraph">
-    <w:name w:val="heading 2"/>
+    <w:name w:val="Heading 2"/>
     <w:basedOn w:val="Normal"/>
     <w:next w:val="BodyText"/>
     <w:link w:val="Heading2Char"/>
     <w:uiPriority w:val="9"/>
     <w:unhideWhenUsed/>
     <w:qFormat/>
-    <w:rsid w:val="0076149A"/>
+    <w:rsid w:val="0076149a"/>
     <w:pPr>
-      <w:keepNext/>
+      <w:keepNext w:val="true"/>
       <w:keepLines/>
       <w:spacing w:after="80" w:before="160"/>
       <w:outlineLvl w:val="1"/>
     </w:pPr>
     <w:rPr>
-      <w:rFonts w:cstheme="majorBidi" w:eastAsiaTheme="majorEastAsia"/>
+      <w:rFonts w:cs="Times New Roman" w:cstheme="majorBidi" w:eastAsia="" w:eastAsiaTheme="majorEastAsia"/>
       <w:b/>
       <w:color w:themeColor="text1" w:val="000000"/>
       <w:sz w:val="36"/>
@@ -8715,7 +9570,7 @@
     </w:rPr>
   </w:style>
   <w:style w:styleId="Heading3" w:type="paragraph">
-    <w:name w:val="heading 3"/>
+    <w:name w:val="Heading 3"/>
     <w:basedOn w:val="Normal"/>
     <w:next w:val="BodyText"/>
     <w:link w:val="Heading3Char"/>
@@ -8723,21 +9578,23 @@
     <w:semiHidden/>
     <w:unhideWhenUsed/>
     <w:qFormat/>
-    <w:rsid w:val="00A10FD9"/>
+    <w:rsid w:val="00a10fd9"/>
     <w:pPr>
-      <w:keepNext/>
+      <w:keepNext w:val="true"/>
       <w:keepLines/>
       <w:spacing w:after="80" w:before="160"/>
       <w:outlineLvl w:val="2"/>
     </w:pPr>
     <w:rPr>
-      <w:rFonts w:cstheme="majorBidi" w:eastAsiaTheme="majorEastAsia"/>
-      <w:color w:themeColor="accent1" w:themeShade="BF" w:val="0F4761"/>
+      <w:rFonts w:cs="Times New Roman" w:cstheme="majorBidi" w:eastAsia="" w:eastAsiaTheme="majorEastAsia"/>
+      <w:b/>
+      <w:color w:val="000000"/>
+      <w:sz w:val="36"/>
       <w:szCs w:val="28"/>
     </w:rPr>
   </w:style>
   <w:style w:styleId="Heading4" w:type="paragraph">
-    <w:name w:val="heading 4"/>
+    <w:name w:val="Heading 4"/>
     <w:basedOn w:val="Normal"/>
     <w:next w:val="BodyText"/>
     <w:link w:val="Heading4Char"/>
@@ -8745,22 +9602,22 @@
     <w:semiHidden/>
     <w:unhideWhenUsed/>
     <w:qFormat/>
-    <w:rsid w:val="00A10FD9"/>
+    <w:rsid w:val="00a10fd9"/>
     <w:pPr>
-      <w:keepNext/>
+      <w:keepNext w:val="true"/>
       <w:keepLines/>
       <w:spacing w:after="40" w:before="80"/>
       <w:outlineLvl w:val="3"/>
     </w:pPr>
     <w:rPr>
-      <w:rFonts w:cstheme="majorBidi" w:eastAsiaTheme="majorEastAsia"/>
+      <w:rFonts w:cs="Times New Roman" w:cstheme="majorBidi" w:eastAsia="" w:eastAsiaTheme="majorEastAsia"/>
       <w:i/>
       <w:iCs/>
-      <w:color w:themeColor="accent1" w:themeShade="BF" w:val="0F4761"/>
+      <w:color w:themeColor="accent1" w:themeShade="bf" w:val="0F4761"/>
     </w:rPr>
   </w:style>
   <w:style w:styleId="Heading5" w:type="paragraph">
-    <w:name w:val="heading 5"/>
+    <w:name w:val="Heading 5"/>
     <w:basedOn w:val="Normal"/>
     <w:next w:val="BodyText"/>
     <w:link w:val="Heading5Char"/>
@@ -8768,20 +9625,20 @@
     <w:semiHidden/>
     <w:unhideWhenUsed/>
     <w:qFormat/>
-    <w:rsid w:val="00A10FD9"/>
+    <w:rsid w:val="00a10fd9"/>
     <w:pPr>
-      <w:keepNext/>
+      <w:keepNext w:val="true"/>
       <w:keepLines/>
       <w:spacing w:after="40" w:before="80"/>
       <w:outlineLvl w:val="4"/>
     </w:pPr>
     <w:rPr>
-      <w:rFonts w:cstheme="majorBidi" w:eastAsiaTheme="majorEastAsia"/>
-      <w:color w:themeColor="accent1" w:themeShade="BF" w:val="0F4761"/>
+      <w:rFonts w:cs="Times New Roman" w:cstheme="majorBidi" w:eastAsia="" w:eastAsiaTheme="majorEastAsia"/>
+      <w:color w:themeColor="accent1" w:themeShade="bf" w:val="0F4761"/>
     </w:rPr>
   </w:style>
   <w:style w:styleId="Heading6" w:type="paragraph">
-    <w:name w:val="heading 6"/>
+    <w:name w:val="Heading 6"/>
     <w:basedOn w:val="Normal"/>
     <w:next w:val="BodyText"/>
     <w:link w:val="Heading6Char"/>
@@ -8789,22 +9646,22 @@
     <w:semiHidden/>
     <w:unhideWhenUsed/>
     <w:qFormat/>
-    <w:rsid w:val="00A10FD9"/>
+    <w:rsid w:val="00a10fd9"/>
     <w:pPr>
-      <w:keepNext/>
+      <w:keepNext w:val="true"/>
       <w:keepLines/>
       <w:spacing w:after="0" w:before="40"/>
       <w:outlineLvl w:val="5"/>
     </w:pPr>
     <w:rPr>
-      <w:rFonts w:cstheme="majorBidi" w:eastAsiaTheme="majorEastAsia"/>
+      <w:rFonts w:cs="Times New Roman" w:cstheme="majorBidi" w:eastAsia="" w:eastAsiaTheme="majorEastAsia"/>
       <w:i/>
       <w:iCs/>
-      <w:color w:themeColor="text1" w:themeTint="A6" w:val="595959"/>
+      <w:color w:themeColor="text1" w:themeTint="a6" w:val="595959"/>
     </w:rPr>
   </w:style>
   <w:style w:styleId="Heading7" w:type="paragraph">
-    <w:name w:val="heading 7"/>
+    <w:name w:val="Heading 7"/>
     <w:basedOn w:val="Normal"/>
     <w:next w:val="BodyText"/>
     <w:link w:val="Heading7Char"/>
@@ -8812,20 +9669,20 @@
     <w:semiHidden/>
     <w:unhideWhenUsed/>
     <w:qFormat/>
-    <w:rsid w:val="00A10FD9"/>
+    <w:rsid w:val="00a10fd9"/>
     <w:pPr>
-      <w:keepNext/>
+      <w:keepNext w:val="true"/>
       <w:keepLines/>
       <w:spacing w:after="0" w:before="40"/>
       <w:outlineLvl w:val="6"/>
     </w:pPr>
     <w:rPr>
-      <w:rFonts w:cstheme="majorBidi" w:eastAsiaTheme="majorEastAsia"/>
-      <w:color w:themeColor="text1" w:themeTint="A6" w:val="595959"/>
+      <w:rFonts w:cs="Times New Roman" w:cstheme="majorBidi" w:eastAsia="" w:eastAsiaTheme="majorEastAsia"/>
+      <w:color w:themeColor="text1" w:themeTint="a6" w:val="595959"/>
     </w:rPr>
   </w:style>
   <w:style w:styleId="Heading8" w:type="paragraph">
-    <w:name w:val="heading 8"/>
+    <w:name w:val="Heading 8"/>
     <w:basedOn w:val="Normal"/>
     <w:next w:val="BodyText"/>
     <w:link w:val="Heading8Char"/>
@@ -8833,22 +9690,22 @@
     <w:semiHidden/>
     <w:unhideWhenUsed/>
     <w:qFormat/>
-    <w:rsid w:val="00A10FD9"/>
+    <w:rsid w:val="00a10fd9"/>
     <w:pPr>
-      <w:keepNext/>
+      <w:keepNext w:val="true"/>
       <w:keepLines/>
-      <w:spacing w:after="0"/>
+      <w:spacing w:after="0" w:before="0"/>
       <w:outlineLvl w:val="7"/>
     </w:pPr>
     <w:rPr>
-      <w:rFonts w:cstheme="majorBidi" w:eastAsiaTheme="majorEastAsia"/>
+      <w:rFonts w:cs="Times New Roman" w:cstheme="majorBidi" w:eastAsia="" w:eastAsiaTheme="majorEastAsia"/>
       <w:i/>
       <w:iCs/>
-      <w:color w:themeColor="text1" w:themeTint="D8" w:val="272727"/>
+      <w:color w:themeColor="text1" w:themeTint="d8" w:val="272727"/>
     </w:rPr>
   </w:style>
   <w:style w:styleId="Heading9" w:type="paragraph">
-    <w:name w:val="heading 9"/>
+    <w:name w:val="Heading 9"/>
     <w:basedOn w:val="Normal"/>
     <w:next w:val="BodyText"/>
     <w:link w:val="Heading9Char"/>
@@ -8856,16 +9713,16 @@
     <w:semiHidden/>
     <w:unhideWhenUsed/>
     <w:qFormat/>
-    <w:rsid w:val="00A10FD9"/>
+    <w:rsid w:val="00a10fd9"/>
     <w:pPr>
-      <w:keepNext/>
+      <w:keepNext w:val="true"/>
       <w:keepLines/>
-      <w:spacing w:after="0"/>
+      <w:spacing w:after="0" w:before="0"/>
       <w:outlineLvl w:val="8"/>
     </w:pPr>
     <w:rPr>
-      <w:rFonts w:cstheme="majorBidi" w:eastAsiaTheme="majorEastAsia"/>
-      <w:color w:themeColor="text1" w:themeTint="D8" w:val="272727"/>
+      <w:rFonts w:cs="Times New Roman" w:cstheme="majorBidi" w:eastAsia="" w:eastAsiaTheme="majorEastAsia"/>
+      <w:color w:themeColor="text1" w:themeTint="d8" w:val="272727"/>
     </w:rPr>
   </w:style>
   <w:style w:default="1" w:styleId="DefaultParagraphFont" w:type="character">
@@ -8873,33 +9730,620 @@
     <w:uiPriority w:val="1"/>
     <w:semiHidden/>
     <w:unhideWhenUsed/>
+    <w:qFormat/>
+    <w:rPr/>
   </w:style>
-  <w:style w:default="1" w:styleId="TableNormal" w:type="table">
-    <w:name w:val="Normal Table"/>
-    <w:uiPriority w:val="99"/>
+  <w:style w:customStyle="1" w:styleId="TitleChar" w:type="character">
+    <w:name w:val="Title Char"/>
+    <w:basedOn w:val="DefaultParagraphFont"/>
+    <w:link w:val="Title"/>
+    <w:uiPriority w:val="10"/>
+    <w:qFormat/>
+    <w:rsid w:val="007565a7"/>
+    <w:rPr>
+      <w:rFonts w:ascii="Calibri" w:cs="Times New Roman" w:cstheme="majorBidi" w:eastAsia="" w:eastAsiaTheme="majorEastAsia" w:hAnsi="Calibri"/>
+      <w:b/>
+      <w:spacing w:val="-10"/>
+      <w:kern w:val="2"/>
+      <w:sz w:val="40"/>
+      <w:szCs w:val="56"/>
+    </w:rPr>
+  </w:style>
+  <w:style w:customStyle="1" w:styleId="SubtitleChar" w:type="character">
+    <w:name w:val="Subtitle Char"/>
+    <w:basedOn w:val="DefaultParagraphFont"/>
+    <w:link w:val="Subtitle"/>
+    <w:uiPriority w:val="11"/>
+    <w:qFormat/>
+    <w:rsid w:val="00d6760e"/>
+    <w:rPr>
+      <w:rFonts w:ascii="Calibri" w:cs="Times New Roman" w:cstheme="majorBidi" w:eastAsia="" w:eastAsiaTheme="majorEastAsia" w:hAnsi="Calibri"/>
+      <w:color w:themeColor="text1" w:val="000000"/>
+      <w:spacing w:val="15"/>
+      <w:sz w:val="28"/>
+      <w:szCs w:val="28"/>
+    </w:rPr>
+  </w:style>
+  <w:style w:customStyle="1" w:styleId="Heading1Char" w:type="character">
+    <w:name w:val="Heading 1 Char"/>
+    <w:basedOn w:val="DefaultParagraphFont"/>
+    <w:link w:val="Heading1"/>
+    <w:uiPriority w:val="9"/>
+    <w:qFormat/>
+    <w:rsid w:val="00d6760e"/>
+    <w:rPr>
+      <w:rFonts w:ascii="Calibri" w:cs="Times New Roman" w:cstheme="majorBidi" w:eastAsia="" w:eastAsiaTheme="majorEastAsia" w:hAnsi="Calibri"/>
+      <w:b/>
+      <w:color w:themeColor="text1" w:val="000000"/>
+      <w:sz w:val="40"/>
+      <w:szCs w:val="40"/>
+    </w:rPr>
+  </w:style>
+  <w:style w:customStyle="1" w:styleId="Heading2Char" w:type="character">
+    <w:name w:val="Heading 2 Char"/>
+    <w:basedOn w:val="DefaultParagraphFont"/>
+    <w:link w:val="Heading2"/>
+    <w:uiPriority w:val="9"/>
+    <w:qFormat/>
+    <w:rsid w:val="0076149a"/>
+    <w:rPr>
+      <w:rFonts w:ascii="Calibri" w:cs="Times New Roman" w:cstheme="majorBidi" w:eastAsia="" w:eastAsiaTheme="majorEastAsia" w:hAnsi="Calibri"/>
+      <w:b/>
+      <w:color w:themeColor="text1" w:val="000000"/>
+      <w:sz w:val="36"/>
+      <w:szCs w:val="32"/>
+    </w:rPr>
+  </w:style>
+  <w:style w:customStyle="1" w:styleId="Heading3Char" w:type="character">
+    <w:name w:val="Heading 3 Char"/>
+    <w:basedOn w:val="DefaultParagraphFont"/>
+    <w:link w:val="Heading3"/>
+    <w:uiPriority w:val="9"/>
     <w:semiHidden/>
-    <w:unhideWhenUsed/>
-    <w:tblPr>
-      <w:tblInd w:type="dxa" w:w="0"/>
-      <w:tblCellMar>
-        <w:top w:type="dxa" w:w="0"/>
-        <w:left w:type="dxa" w:w="108"/>
-        <w:bottom w:type="dxa" w:w="0"/>
-        <w:right w:type="dxa" w:w="108"/>
-      </w:tblCellMar>
-    </w:tblPr>
+    <w:qFormat/>
+    <w:rsid w:val="00a10fd9"/>
+    <w:rPr>
+      <w:rFonts w:cs="Times New Roman" w:cstheme="majorBidi" w:eastAsia="" w:eastAsiaTheme="majorEastAsia"/>
+      <w:color w:themeColor="accent1" w:themeShade="bf" w:val="0F4761"/>
+      <w:sz w:val="28"/>
+      <w:szCs w:val="28"/>
+    </w:rPr>
   </w:style>
-  <w:style w:default="1" w:styleId="NoList" w:type="numbering">
-    <w:name w:val="No List"/>
-    <w:uiPriority w:val="99"/>
+  <w:style w:customStyle="1" w:styleId="Heading4Char" w:type="character">
+    <w:name w:val="Heading 4 Char"/>
+    <w:basedOn w:val="DefaultParagraphFont"/>
+    <w:link w:val="Heading4"/>
+    <w:uiPriority w:val="9"/>
     <w:semiHidden/>
-    <w:unhideWhenUsed/>
+    <w:qFormat/>
+    <w:rsid w:val="00a10fd9"/>
+    <w:rPr>
+      <w:rFonts w:cs="Times New Roman" w:cstheme="majorBidi" w:eastAsia="" w:eastAsiaTheme="majorEastAsia"/>
+      <w:i/>
+      <w:iCs/>
+      <w:color w:themeColor="accent1" w:themeShade="bf" w:val="0F4761"/>
+    </w:rPr>
+  </w:style>
+  <w:style w:customStyle="1" w:styleId="Heading5Char" w:type="character">
+    <w:name w:val="Heading 5 Char"/>
+    <w:basedOn w:val="DefaultParagraphFont"/>
+    <w:link w:val="Heading5"/>
+    <w:uiPriority w:val="9"/>
+    <w:semiHidden/>
+    <w:qFormat/>
+    <w:rsid w:val="00a10fd9"/>
+    <w:rPr>
+      <w:rFonts w:cs="Times New Roman" w:cstheme="majorBidi" w:eastAsia="" w:eastAsiaTheme="majorEastAsia"/>
+      <w:color w:themeColor="accent1" w:themeShade="bf" w:val="0F4761"/>
+    </w:rPr>
+  </w:style>
+  <w:style w:customStyle="1" w:styleId="Heading6Char" w:type="character">
+    <w:name w:val="Heading 6 Char"/>
+    <w:basedOn w:val="DefaultParagraphFont"/>
+    <w:link w:val="Heading6"/>
+    <w:uiPriority w:val="9"/>
+    <w:semiHidden/>
+    <w:qFormat/>
+    <w:rsid w:val="00a10fd9"/>
+    <w:rPr>
+      <w:rFonts w:cs="Times New Roman" w:cstheme="majorBidi" w:eastAsia="" w:eastAsiaTheme="majorEastAsia"/>
+      <w:i/>
+      <w:iCs/>
+      <w:color w:themeColor="text1" w:themeTint="a6" w:val="595959"/>
+    </w:rPr>
+  </w:style>
+  <w:style w:customStyle="1" w:styleId="Heading7Char" w:type="character">
+    <w:name w:val="Heading 7 Char"/>
+    <w:basedOn w:val="DefaultParagraphFont"/>
+    <w:link w:val="Heading7"/>
+    <w:uiPriority w:val="9"/>
+    <w:semiHidden/>
+    <w:qFormat/>
+    <w:rsid w:val="00a10fd9"/>
+    <w:rPr>
+      <w:rFonts w:cs="Times New Roman" w:cstheme="majorBidi" w:eastAsia="" w:eastAsiaTheme="majorEastAsia"/>
+      <w:color w:themeColor="text1" w:themeTint="a6" w:val="595959"/>
+    </w:rPr>
+  </w:style>
+  <w:style w:customStyle="1" w:styleId="Heading8Char" w:type="character">
+    <w:name w:val="Heading 8 Char"/>
+    <w:basedOn w:val="DefaultParagraphFont"/>
+    <w:link w:val="Heading8"/>
+    <w:uiPriority w:val="9"/>
+    <w:semiHidden/>
+    <w:qFormat/>
+    <w:rsid w:val="00a10fd9"/>
+    <w:rPr>
+      <w:rFonts w:cs="Times New Roman" w:cstheme="majorBidi" w:eastAsia="" w:eastAsiaTheme="majorEastAsia"/>
+      <w:i/>
+      <w:iCs/>
+      <w:color w:themeColor="text1" w:themeTint="d8" w:val="272727"/>
+    </w:rPr>
+  </w:style>
+  <w:style w:customStyle="1" w:styleId="Heading9Char" w:type="character">
+    <w:name w:val="Heading 9 Char"/>
+    <w:basedOn w:val="DefaultParagraphFont"/>
+    <w:link w:val="Heading9"/>
+    <w:uiPriority w:val="9"/>
+    <w:semiHidden/>
+    <w:qFormat/>
+    <w:rsid w:val="00a10fd9"/>
+    <w:rPr>
+      <w:rFonts w:cs="Times New Roman" w:cstheme="majorBidi" w:eastAsia="" w:eastAsiaTheme="majorEastAsia"/>
+      <w:color w:themeColor="text1" w:themeTint="d8" w:val="272727"/>
+    </w:rPr>
+  </w:style>
+  <w:style w:customStyle="1" w:styleId="CaptionChar" w:type="character">
+    <w:name w:val="Caption Char"/>
+    <w:basedOn w:val="DefaultParagraphFont"/>
+    <w:link w:val="Caption"/>
+    <w:qFormat/>
+    <w:rPr/>
+  </w:style>
+  <w:style w:customStyle="1" w:styleId="VerbatimChar" w:type="character">
+    <w:name w:val="Verbatim Char"/>
+    <w:basedOn w:val="CaptionChar"/>
+    <w:link w:val="SourceCode"/>
+    <w:qFormat/>
+    <w:rsid w:val="00181df9"/>
+    <w:rPr>
+      <w:rFonts w:ascii="Calibri" w:hAnsi="Calibri"/>
+      <w:i/>
+      <w:iCs/>
+    </w:rPr>
+  </w:style>
+  <w:style w:customStyle="1" w:styleId="SectionNumber" w:type="character">
+    <w:name w:val="Section Number"/>
+    <w:basedOn w:val="CaptionChar"/>
+    <w:qFormat/>
+    <w:rPr/>
+  </w:style>
+  <w:style w:styleId="FootnoteCharacters" w:type="character">
+    <w:name w:val="Footnote Characters"/>
+    <w:basedOn w:val="CaptionChar"/>
+    <w:qFormat/>
+    <w:rsid w:val="0076149a"/>
+    <w:rPr>
+      <w:rFonts w:ascii="Calibri" w:hAnsi="Calibri"/>
+      <w:vertAlign w:val="superscript"/>
+    </w:rPr>
+  </w:style>
+  <w:style w:styleId="FootnoteReference" w:type="character">
+    <w:name w:val="Footnote Reference"/>
+    <w:rPr>
+      <w:rFonts w:ascii="Calibri" w:hAnsi="Calibri"/>
+      <w:vertAlign w:val="superscript"/>
+    </w:rPr>
+  </w:style>
+  <w:style w:styleId="Hyperlink" w:type="character">
+    <w:name w:val="Hyperlink"/>
+    <w:basedOn w:val="CaptionChar"/>
+    <w:rsid w:val="0076149a"/>
+    <w:rPr>
+      <w:rFonts w:ascii="Calibri" w:hAnsi="Calibri"/>
+      <w:color w:themeColor="accent1" w:val="156082"/>
+    </w:rPr>
+  </w:style>
+  <w:style w:styleId="LineNumber" w:type="character">
+    <w:name w:val="Line Number"/>
+    <w:basedOn w:val="DefaultParagraphFont"/>
+    <w:rsid w:val="008e4780"/>
+    <w:rPr/>
+  </w:style>
+  <w:style w:customStyle="1" w:styleId="KeywordTok" w:type="character">
+    <w:name w:val="KeywordTok"/>
+    <w:basedOn w:val="VerbatimChar"/>
+    <w:qFormat/>
+    <w:rPr>
+      <w:rFonts w:ascii="Calibri" w:hAnsi="Calibri"/>
+      <w:b/>
+      <w:i/>
+      <w:iCs/>
+      <w:color w:val="003B4F"/>
+      <w:shd w:fill="F1F3F5" w:val="clear"/>
+    </w:rPr>
+  </w:style>
+  <w:style w:customStyle="1" w:styleId="DataTypeTok" w:type="character">
+    <w:name w:val="DataTypeTok"/>
+    <w:basedOn w:val="VerbatimChar"/>
+    <w:qFormat/>
+    <w:rPr>
+      <w:rFonts w:ascii="Calibri" w:hAnsi="Calibri"/>
+      <w:i/>
+      <w:iCs/>
+      <w:color w:val="AD0000"/>
+      <w:shd w:fill="F1F3F5" w:val="clear"/>
+    </w:rPr>
+  </w:style>
+  <w:style w:customStyle="1" w:styleId="DecValTok" w:type="character">
+    <w:name w:val="DecValTok"/>
+    <w:basedOn w:val="VerbatimChar"/>
+    <w:qFormat/>
+    <w:rPr>
+      <w:rFonts w:ascii="Calibri" w:hAnsi="Calibri"/>
+      <w:i/>
+      <w:iCs/>
+      <w:color w:val="AD0000"/>
+      <w:shd w:fill="F1F3F5" w:val="clear"/>
+    </w:rPr>
+  </w:style>
+  <w:style w:customStyle="1" w:styleId="BaseNTok" w:type="character">
+    <w:name w:val="BaseNTok"/>
+    <w:basedOn w:val="VerbatimChar"/>
+    <w:qFormat/>
+    <w:rPr>
+      <w:rFonts w:ascii="Calibri" w:hAnsi="Calibri"/>
+      <w:i/>
+      <w:iCs/>
+      <w:color w:val="AD0000"/>
+      <w:shd w:fill="F1F3F5" w:val="clear"/>
+    </w:rPr>
+  </w:style>
+  <w:style w:customStyle="1" w:styleId="FloatTok" w:type="character">
+    <w:name w:val="FloatTok"/>
+    <w:basedOn w:val="VerbatimChar"/>
+    <w:qFormat/>
+    <w:rPr>
+      <w:rFonts w:ascii="Calibri" w:hAnsi="Calibri"/>
+      <w:i/>
+      <w:iCs/>
+      <w:color w:val="AD0000"/>
+      <w:shd w:fill="F1F3F5" w:val="clear"/>
+    </w:rPr>
+  </w:style>
+  <w:style w:customStyle="1" w:styleId="ConstantTok" w:type="character">
+    <w:name w:val="ConstantTok"/>
+    <w:basedOn w:val="VerbatimChar"/>
+    <w:qFormat/>
+    <w:rPr>
+      <w:rFonts w:ascii="Calibri" w:hAnsi="Calibri"/>
+      <w:i/>
+      <w:iCs/>
+      <w:color w:val="8F5902"/>
+      <w:shd w:fill="F1F3F5" w:val="clear"/>
+    </w:rPr>
+  </w:style>
+  <w:style w:customStyle="1" w:styleId="CharTok" w:type="character">
+    <w:name w:val="CharTok"/>
+    <w:basedOn w:val="VerbatimChar"/>
+    <w:qFormat/>
+    <w:rPr>
+      <w:rFonts w:ascii="Calibri" w:hAnsi="Calibri"/>
+      <w:i/>
+      <w:iCs/>
+      <w:color w:val="20794D"/>
+      <w:shd w:fill="F1F3F5" w:val="clear"/>
+    </w:rPr>
+  </w:style>
+  <w:style w:customStyle="1" w:styleId="SpecialCharTok" w:type="character">
+    <w:name w:val="SpecialCharTok"/>
+    <w:basedOn w:val="VerbatimChar"/>
+    <w:qFormat/>
+    <w:rPr>
+      <w:rFonts w:ascii="Calibri" w:hAnsi="Calibri"/>
+      <w:i/>
+      <w:iCs/>
+      <w:color w:val="5E5E5E"/>
+      <w:shd w:fill="F1F3F5" w:val="clear"/>
+    </w:rPr>
+  </w:style>
+  <w:style w:customStyle="1" w:styleId="StringTok" w:type="character">
+    <w:name w:val="StringTok"/>
+    <w:basedOn w:val="VerbatimChar"/>
+    <w:qFormat/>
+    <w:rPr>
+      <w:rFonts w:ascii="Calibri" w:hAnsi="Calibri"/>
+      <w:i/>
+      <w:iCs/>
+      <w:color w:val="20794D"/>
+      <w:shd w:fill="F1F3F5" w:val="clear"/>
+    </w:rPr>
+  </w:style>
+  <w:style w:customStyle="1" w:styleId="VerbatimStringTok" w:type="character">
+    <w:name w:val="VerbatimStringTok"/>
+    <w:basedOn w:val="VerbatimChar"/>
+    <w:qFormat/>
+    <w:rPr>
+      <w:rFonts w:ascii="Calibri" w:hAnsi="Calibri"/>
+      <w:i/>
+      <w:iCs/>
+      <w:color w:val="20794D"/>
+      <w:shd w:fill="F1F3F5" w:val="clear"/>
+    </w:rPr>
+  </w:style>
+  <w:style w:customStyle="1" w:styleId="SpecialStringTok" w:type="character">
+    <w:name w:val="SpecialStringTok"/>
+    <w:basedOn w:val="VerbatimChar"/>
+    <w:qFormat/>
+    <w:rPr>
+      <w:rFonts w:ascii="Calibri" w:hAnsi="Calibri"/>
+      <w:i/>
+      <w:iCs/>
+      <w:color w:val="20794D"/>
+      <w:shd w:fill="F1F3F5" w:val="clear"/>
+    </w:rPr>
+  </w:style>
+  <w:style w:customStyle="1" w:styleId="ImportTok" w:type="character">
+    <w:name w:val="ImportTok"/>
+    <w:basedOn w:val="VerbatimChar"/>
+    <w:qFormat/>
+    <w:rPr>
+      <w:rFonts w:ascii="Calibri" w:hAnsi="Calibri"/>
+      <w:i/>
+      <w:iCs/>
+      <w:color w:val="00769E"/>
+      <w:shd w:fill="F1F3F5" w:val="clear"/>
+    </w:rPr>
+  </w:style>
+  <w:style w:customStyle="1" w:styleId="CommentTok" w:type="character">
+    <w:name w:val="CommentTok"/>
+    <w:basedOn w:val="VerbatimChar"/>
+    <w:qFormat/>
+    <w:rPr>
+      <w:rFonts w:ascii="Calibri" w:hAnsi="Calibri"/>
+      <w:i/>
+      <w:iCs/>
+      <w:color w:val="5E5E5E"/>
+      <w:shd w:fill="F1F3F5" w:val="clear"/>
+    </w:rPr>
+  </w:style>
+  <w:style w:customStyle="1" w:styleId="DocumentationTok" w:type="character">
+    <w:name w:val="DocumentationTok"/>
+    <w:basedOn w:val="VerbatimChar"/>
+    <w:qFormat/>
+    <w:rPr>
+      <w:rFonts w:ascii="Calibri" w:hAnsi="Calibri"/>
+      <w:i w:val="false"/>
+      <w:iCs/>
+      <w:color w:val="5E5E5E"/>
+      <w:shd w:fill="F1F3F5" w:val="clear"/>
+    </w:rPr>
+  </w:style>
+  <w:style w:customStyle="1" w:styleId="AnnotationTok" w:type="character">
+    <w:name w:val="AnnotationTok"/>
+    <w:basedOn w:val="VerbatimChar"/>
+    <w:qFormat/>
+    <w:rPr>
+      <w:rFonts w:ascii="Calibri" w:hAnsi="Calibri"/>
+      <w:i/>
+      <w:iCs/>
+      <w:color w:val="5E5E5E"/>
+      <w:shd w:fill="F1F3F5" w:val="clear"/>
+    </w:rPr>
+  </w:style>
+  <w:style w:customStyle="1" w:styleId="CommentVarTok" w:type="character">
+    <w:name w:val="CommentVarTok"/>
+    <w:basedOn w:val="VerbatimChar"/>
+    <w:qFormat/>
+    <w:rPr>
+      <w:rFonts w:ascii="Calibri" w:hAnsi="Calibri"/>
+      <w:i w:val="false"/>
+      <w:iCs/>
+      <w:color w:val="5E5E5E"/>
+      <w:shd w:fill="F1F3F5" w:val="clear"/>
+    </w:rPr>
+  </w:style>
+  <w:style w:customStyle="1" w:styleId="OtherTok" w:type="character">
+    <w:name w:val="OtherTok"/>
+    <w:basedOn w:val="VerbatimChar"/>
+    <w:qFormat/>
+    <w:rPr>
+      <w:rFonts w:ascii="Calibri" w:hAnsi="Calibri"/>
+      <w:i/>
+      <w:iCs/>
+      <w:color w:val="003B4F"/>
+      <w:shd w:fill="F1F3F5" w:val="clear"/>
+    </w:rPr>
+  </w:style>
+  <w:style w:customStyle="1" w:styleId="FunctionTok" w:type="character">
+    <w:name w:val="FunctionTok"/>
+    <w:basedOn w:val="VerbatimChar"/>
+    <w:qFormat/>
+    <w:rPr>
+      <w:rFonts w:ascii="Calibri" w:hAnsi="Calibri"/>
+      <w:i/>
+      <w:iCs/>
+      <w:color w:val="4758AB"/>
+      <w:shd w:fill="F1F3F5" w:val="clear"/>
+    </w:rPr>
+  </w:style>
+  <w:style w:customStyle="1" w:styleId="VariableTok" w:type="character">
+    <w:name w:val="VariableTok"/>
+    <w:basedOn w:val="VerbatimChar"/>
+    <w:qFormat/>
+    <w:rPr>
+      <w:rFonts w:ascii="Calibri" w:hAnsi="Calibri"/>
+      <w:i/>
+      <w:iCs/>
+      <w:color w:val="111111"/>
+      <w:shd w:fill="F1F3F5" w:val="clear"/>
+    </w:rPr>
+  </w:style>
+  <w:style w:customStyle="1" w:styleId="ControlFlowTok" w:type="character">
+    <w:name w:val="ControlFlowTok"/>
+    <w:basedOn w:val="VerbatimChar"/>
+    <w:qFormat/>
+    <w:rPr>
+      <w:rFonts w:ascii="Calibri" w:hAnsi="Calibri"/>
+      <w:b/>
+      <w:i/>
+      <w:iCs/>
+      <w:color w:val="003B4F"/>
+      <w:shd w:fill="F1F3F5" w:val="clear"/>
+    </w:rPr>
+  </w:style>
+  <w:style w:customStyle="1" w:styleId="OperatorTok" w:type="character">
+    <w:name w:val="OperatorTok"/>
+    <w:basedOn w:val="VerbatimChar"/>
+    <w:qFormat/>
+    <w:rPr>
+      <w:rFonts w:ascii="Calibri" w:hAnsi="Calibri"/>
+      <w:i/>
+      <w:iCs/>
+      <w:color w:val="5E5E5E"/>
+      <w:shd w:fill="F1F3F5" w:val="clear"/>
+    </w:rPr>
+  </w:style>
+  <w:style w:customStyle="1" w:styleId="BuiltInTok" w:type="character">
+    <w:name w:val="BuiltInTok"/>
+    <w:basedOn w:val="VerbatimChar"/>
+    <w:qFormat/>
+    <w:rPr>
+      <w:rFonts w:ascii="Calibri" w:hAnsi="Calibri"/>
+      <w:i/>
+      <w:iCs/>
+      <w:color w:val="003B4F"/>
+      <w:shd w:fill="F1F3F5" w:val="clear"/>
+    </w:rPr>
+  </w:style>
+  <w:style w:customStyle="1" w:styleId="ExtensionTok" w:type="character">
+    <w:name w:val="ExtensionTok"/>
+    <w:basedOn w:val="VerbatimChar"/>
+    <w:qFormat/>
+    <w:rPr>
+      <w:rFonts w:ascii="Calibri" w:hAnsi="Calibri"/>
+      <w:i/>
+      <w:iCs/>
+      <w:color w:val="003B4F"/>
+      <w:shd w:fill="F1F3F5" w:val="clear"/>
+    </w:rPr>
+  </w:style>
+  <w:style w:customStyle="1" w:styleId="PreprocessorTok" w:type="character">
+    <w:name w:val="PreprocessorTok"/>
+    <w:basedOn w:val="VerbatimChar"/>
+    <w:qFormat/>
+    <w:rPr>
+      <w:rFonts w:ascii="Calibri" w:hAnsi="Calibri"/>
+      <w:i/>
+      <w:iCs/>
+      <w:color w:val="AD0000"/>
+      <w:shd w:fill="F1F3F5" w:val="clear"/>
+    </w:rPr>
+  </w:style>
+  <w:style w:customStyle="1" w:styleId="AttributeTok" w:type="character">
+    <w:name w:val="AttributeTok"/>
+    <w:basedOn w:val="VerbatimChar"/>
+    <w:qFormat/>
+    <w:rPr>
+      <w:rFonts w:ascii="Calibri" w:hAnsi="Calibri"/>
+      <w:i/>
+      <w:iCs/>
+      <w:color w:val="657422"/>
+      <w:shd w:fill="F1F3F5" w:val="clear"/>
+    </w:rPr>
+  </w:style>
+  <w:style w:customStyle="1" w:styleId="RegionMarkerTok" w:type="character">
+    <w:name w:val="RegionMarkerTok"/>
+    <w:basedOn w:val="VerbatimChar"/>
+    <w:qFormat/>
+    <w:rPr>
+      <w:rFonts w:ascii="Calibri" w:hAnsi="Calibri"/>
+      <w:i/>
+      <w:iCs/>
+      <w:color w:val="003B4F"/>
+      <w:shd w:fill="F1F3F5" w:val="clear"/>
+    </w:rPr>
+  </w:style>
+  <w:style w:customStyle="1" w:styleId="InformationTok" w:type="character">
+    <w:name w:val="InformationTok"/>
+    <w:basedOn w:val="VerbatimChar"/>
+    <w:qFormat/>
+    <w:rPr>
+      <w:rFonts w:ascii="Calibri" w:hAnsi="Calibri"/>
+      <w:i/>
+      <w:iCs/>
+      <w:color w:val="5E5E5E"/>
+      <w:shd w:fill="F1F3F5" w:val="clear"/>
+    </w:rPr>
+  </w:style>
+  <w:style w:customStyle="1" w:styleId="WarningTok" w:type="character">
+    <w:name w:val="WarningTok"/>
+    <w:basedOn w:val="VerbatimChar"/>
+    <w:qFormat/>
+    <w:rPr>
+      <w:rFonts w:ascii="Calibri" w:hAnsi="Calibri"/>
+      <w:i w:val="false"/>
+      <w:iCs/>
+      <w:color w:val="5E5E5E"/>
+      <w:shd w:fill="F1F3F5" w:val="clear"/>
+    </w:rPr>
+  </w:style>
+  <w:style w:customStyle="1" w:styleId="AlertTok" w:type="character">
+    <w:name w:val="AlertTok"/>
+    <w:basedOn w:val="VerbatimChar"/>
+    <w:qFormat/>
+    <w:rPr>
+      <w:rFonts w:ascii="Calibri" w:hAnsi="Calibri"/>
+      <w:i/>
+      <w:iCs/>
+      <w:color w:val="AD0000"/>
+      <w:shd w:fill="F1F3F5" w:val="clear"/>
+    </w:rPr>
+  </w:style>
+  <w:style w:customStyle="1" w:styleId="ErrorTok" w:type="character">
+    <w:name w:val="ErrorTok"/>
+    <w:basedOn w:val="VerbatimChar"/>
+    <w:qFormat/>
+    <w:rPr>
+      <w:rFonts w:ascii="Calibri" w:hAnsi="Calibri"/>
+      <w:i/>
+      <w:iCs/>
+      <w:color w:val="AD0000"/>
+      <w:shd w:fill="F1F3F5" w:val="clear"/>
+    </w:rPr>
+  </w:style>
+  <w:style w:customStyle="1" w:styleId="NormalTok" w:type="character">
+    <w:name w:val="NormalTok"/>
+    <w:basedOn w:val="VerbatimChar"/>
+    <w:qFormat/>
+    <w:rPr>
+      <w:rFonts w:ascii="Calibri" w:hAnsi="Calibri"/>
+      <w:i/>
+      <w:iCs/>
+      <w:color w:val="003B4F"/>
+      <w:shd w:fill="F1F3F5" w:val="clear"/>
+    </w:rPr>
+  </w:style>
+  <w:style w:styleId="Heading" w:type="paragraph">
+    <w:name w:val="Heading"/>
+    <w:basedOn w:val="Normal"/>
+    <w:next w:val="BodyText"/>
+    <w:qFormat/>
+    <w:pPr>
+      <w:keepNext w:val="true"/>
+      <w:spacing w:after="120" w:before="240"/>
+    </w:pPr>
+    <w:rPr>
+      <w:rFonts w:ascii="Liberation Sans" w:cs="Noto Sans Arabic" w:eastAsia="Noto Sans CJK SC" w:hAnsi="Liberation Sans"/>
+      <w:sz w:val="28"/>
+      <w:szCs w:val="28"/>
+    </w:rPr>
   </w:style>
   <w:style w:styleId="BodyText" w:type="paragraph">
     <w:name w:val="Body Text"/>
     <w:basedOn w:val="Normal"/>
     <w:qFormat/>
-    <w:rsid w:val="00CF67B6"/>
+    <w:rsid w:val="00cf67b6"/>
     <w:pPr>
       <w:spacing w:after="180" w:before="180"/>
       <w:jc w:val="both"/>
@@ -8908,12 +10352,45 @@
       <w:color w:themeColor="text1" w:val="000000"/>
     </w:rPr>
   </w:style>
+  <w:style w:styleId="List" w:type="paragraph">
+    <w:name w:val="List"/>
+    <w:basedOn w:val="BodyText"/>
+    <w:pPr/>
+    <w:rPr>
+      <w:rFonts w:cs="Noto Sans Arabic"/>
+    </w:rPr>
+  </w:style>
+  <w:style w:styleId="Caption" w:type="paragraph">
+    <w:name w:val="Caption"/>
+    <w:basedOn w:val="Normal"/>
+    <w:link w:val="CaptionChar"/>
+    <w:qFormat/>
+    <w:pPr>
+      <w:spacing w:after="120" w:before="0"/>
+    </w:pPr>
+    <w:rPr>
+      <w:i/>
+    </w:rPr>
+  </w:style>
+  <w:style w:styleId="Index" w:type="paragraph">
+    <w:name w:val="Index"/>
+    <w:basedOn w:val="Normal"/>
+    <w:qFormat/>
+    <w:pPr>
+      <w:suppressLineNumbers/>
+    </w:pPr>
+    <w:rPr>
+      <w:rFonts w:cs="Noto Sans Arabic"/>
+    </w:rPr>
+  </w:style>
   <w:style w:customStyle="1" w:styleId="FirstParagraph" w:type="paragraph">
     <w:name w:val="First Paragraph"/>
     <w:basedOn w:val="BodyText"/>
     <w:next w:val="BodyText"/>
     <w:qFormat/>
-    <w:rsid w:val="00917F3D"/>
+    <w:rsid w:val="00917f3d"/>
+    <w:pPr/>
+    <w:rPr/>
   </w:style>
   <w:style w:customStyle="1" w:styleId="Compact" w:type="paragraph">
     <w:name w:val="Compact"/>
@@ -8922,6 +10399,7 @@
     <w:pPr>
       <w:spacing w:after="36" w:before="36"/>
     </w:pPr>
+    <w:rPr/>
   </w:style>
   <w:style w:styleId="Title" w:type="paragraph">
     <w:name w:val="Title"/>
@@ -8930,32 +10408,17 @@
     <w:link w:val="TitleChar"/>
     <w:uiPriority w:val="10"/>
     <w:qFormat/>
-    <w:rsid w:val="007565A7"/>
+    <w:rsid w:val="007565a7"/>
     <w:pPr>
-      <w:spacing w:after="80"/>
+      <w:spacing w:after="80" w:before="0"/>
       <w:contextualSpacing/>
       <w:jc w:val="both"/>
     </w:pPr>
     <w:rPr>
-      <w:rFonts w:cstheme="majorBidi" w:eastAsiaTheme="majorEastAsia"/>
+      <w:rFonts w:cs="Times New Roman" w:cstheme="majorBidi" w:eastAsia="" w:eastAsiaTheme="majorEastAsia"/>
       <w:b/>
       <w:spacing w:val="-10"/>
-      <w:kern w:val="28"/>
-      <w:sz w:val="40"/>
-      <w:szCs w:val="56"/>
-    </w:rPr>
-  </w:style>
-  <w:style w:customStyle="1" w:styleId="TitleChar" w:type="character">
-    <w:name w:val="Title Char"/>
-    <w:basedOn w:val="DefaultParagraphFont"/>
-    <w:link w:val="Title"/>
-    <w:uiPriority w:val="10"/>
-    <w:rsid w:val="007565A7"/>
-    <w:rPr>
-      <w:rFonts w:ascii="Calibri" w:cstheme="majorBidi" w:eastAsiaTheme="majorEastAsia" w:hAnsi="Calibri"/>
-      <w:b/>
-      <w:spacing w:val="-10"/>
-      <w:kern w:val="28"/>
+      <w:kern w:val="2"/>
       <w:sz w:val="40"/>
       <w:szCs w:val="56"/>
     </w:rPr>
@@ -8967,30 +10430,12 @@
     <w:link w:val="SubtitleChar"/>
     <w:uiPriority w:val="11"/>
     <w:qFormat/>
-    <w:rsid w:val="00D6760E"/>
-    <w:pPr>
-      <w:numPr>
-        <w:ilvl w:val="1"/>
-      </w:numPr>
-    </w:pPr>
+    <w:rsid w:val="00d6760e"/>
+    <w:pPr/>
     <w:rPr>
-      <w:rFonts w:cstheme="majorBidi" w:eastAsiaTheme="majorEastAsia"/>
+      <w:rFonts w:cs="Times New Roman" w:cstheme="majorBidi" w:eastAsia="" w:eastAsiaTheme="majorEastAsia"/>
       <w:color w:themeColor="text1" w:val="000000"/>
       <w:spacing w:val="15"/>
-      <w:szCs w:val="28"/>
-    </w:rPr>
-  </w:style>
-  <w:style w:customStyle="1" w:styleId="SubtitleChar" w:type="character">
-    <w:name w:val="Subtitle Char"/>
-    <w:basedOn w:val="DefaultParagraphFont"/>
-    <w:link w:val="Subtitle"/>
-    <w:uiPriority w:val="11"/>
-    <w:rsid w:val="00D6760E"/>
-    <w:rPr>
-      <w:rFonts w:ascii="Calibri" w:cstheme="majorBidi" w:eastAsiaTheme="majorEastAsia" w:hAnsi="Calibri"/>
-      <w:color w:themeColor="text1" w:val="000000"/>
-      <w:spacing w:val="15"/>
-      <w:sz w:val="28"/>
       <w:szCs w:val="28"/>
     </w:rPr>
   </w:style>
@@ -8998,28 +10443,44 @@
     <w:name w:val="Author"/>
     <w:next w:val="BodyText"/>
     <w:qFormat/>
-    <w:rsid w:val="00D6760E"/>
+    <w:rsid w:val="00d6760e"/>
     <w:pPr>
-      <w:keepNext/>
+      <w:keepNext w:val="true"/>
       <w:keepLines/>
+      <w:widowControl/>
+      <w:bidi w:val="0"/>
+      <w:spacing w:after="200" w:before="0"/>
+      <w:jc w:val="left"/>
     </w:pPr>
     <w:rPr>
-      <w:rFonts w:ascii="Calibri" w:hAnsi="Calibri"/>
+      <w:rFonts w:ascii="Calibri" w:cs="Arial" w:eastAsia="Aptos" w:hAnsi="Calibri"/>
       <w:color w:themeColor="text1" w:val="000000"/>
+      <w:kern w:val="0"/>
+      <w:sz w:val="24"/>
+      <w:szCs w:val="24"/>
+      <w:lang w:bidi="ar-SA" w:eastAsia="en-US" w:val="en-US"/>
     </w:rPr>
   </w:style>
   <w:style w:styleId="Date" w:type="paragraph">
     <w:name w:val="Date"/>
     <w:next w:val="BodyText"/>
     <w:qFormat/>
-    <w:rsid w:val="00D6760E"/>
+    <w:rsid w:val="00d6760e"/>
     <w:pPr>
-      <w:keepNext/>
+      <w:keepNext w:val="true"/>
       <w:keepLines/>
+      <w:widowControl/>
+      <w:bidi w:val="0"/>
+      <w:spacing w:after="200" w:before="0"/>
+      <w:jc w:val="left"/>
     </w:pPr>
     <w:rPr>
-      <w:rFonts w:ascii="Calibri" w:hAnsi="Calibri"/>
+      <w:rFonts w:ascii="Calibri" w:cs="Arial" w:eastAsia="Aptos" w:hAnsi="Calibri"/>
       <w:color w:themeColor="text1" w:val="000000"/>
+      <w:kern w:val="0"/>
+      <w:sz w:val="24"/>
+      <w:szCs w:val="24"/>
+      <w:lang w:bidi="ar-SA" w:eastAsia="en-US" w:val="en-US"/>
     </w:rPr>
   </w:style>
   <w:style w:customStyle="1" w:styleId="AbstractTitle" w:type="paragraph">
@@ -9028,7 +10489,7 @@
     <w:next w:val="Abstract"/>
     <w:qFormat/>
     <w:pPr>
-      <w:keepNext/>
+      <w:keepNext w:val="true"/>
       <w:keepLines/>
       <w:spacing w:after="0" w:before="300"/>
       <w:jc w:val="center"/>
@@ -9045,9 +10506,9 @@
     <w:basedOn w:val="Normal"/>
     <w:next w:val="BodyText"/>
     <w:qFormat/>
-    <w:rsid w:val="009103AD"/>
+    <w:rsid w:val="009103ad"/>
     <w:pPr>
-      <w:keepNext/>
+      <w:keepNext w:val="true"/>
       <w:keepLines/>
       <w:spacing w:after="300" w:before="100"/>
       <w:jc w:val="both"/>
@@ -9060,132 +10521,12 @@
     <w:name w:val="Bibliography"/>
     <w:basedOn w:val="Normal"/>
     <w:qFormat/>
-    <w:rsid w:val="00064FFF"/>
+    <w:rsid w:val="00064fff"/>
     <w:pPr>
       <w:jc w:val="both"/>
     </w:pPr>
     <w:rPr>
       <w:color w:themeColor="text1" w:val="000000"/>
-    </w:rPr>
-  </w:style>
-  <w:style w:customStyle="1" w:styleId="Heading1Char" w:type="character">
-    <w:name w:val="Heading 1 Char"/>
-    <w:basedOn w:val="DefaultParagraphFont"/>
-    <w:link w:val="Heading1"/>
-    <w:uiPriority w:val="9"/>
-    <w:rsid w:val="00D6760E"/>
-    <w:rPr>
-      <w:rFonts w:ascii="Calibri" w:cstheme="majorBidi" w:eastAsiaTheme="majorEastAsia" w:hAnsi="Calibri"/>
-      <w:b/>
-      <w:color w:themeColor="text1" w:val="000000"/>
-      <w:sz w:val="40"/>
-      <w:szCs w:val="40"/>
-    </w:rPr>
-  </w:style>
-  <w:style w:customStyle="1" w:styleId="Heading2Char" w:type="character">
-    <w:name w:val="Heading 2 Char"/>
-    <w:basedOn w:val="DefaultParagraphFont"/>
-    <w:link w:val="Heading2"/>
-    <w:uiPriority w:val="9"/>
-    <w:rsid w:val="0076149A"/>
-    <w:rPr>
-      <w:rFonts w:ascii="Calibri" w:cstheme="majorBidi" w:eastAsiaTheme="majorEastAsia" w:hAnsi="Calibri"/>
-      <w:b/>
-      <w:color w:themeColor="text1" w:val="000000"/>
-      <w:sz w:val="36"/>
-      <w:szCs w:val="32"/>
-    </w:rPr>
-  </w:style>
-  <w:style w:customStyle="1" w:styleId="Heading3Char" w:type="character">
-    <w:name w:val="Heading 3 Char"/>
-    <w:basedOn w:val="DefaultParagraphFont"/>
-    <w:link w:val="Heading3"/>
-    <w:uiPriority w:val="9"/>
-    <w:semiHidden/>
-    <w:rsid w:val="00A10FD9"/>
-    <w:rPr>
-      <w:rFonts w:cstheme="majorBidi" w:eastAsiaTheme="majorEastAsia"/>
-      <w:color w:themeColor="accent1" w:themeShade="BF" w:val="0F4761"/>
-      <w:sz w:val="28"/>
-      <w:szCs w:val="28"/>
-    </w:rPr>
-  </w:style>
-  <w:style w:customStyle="1" w:styleId="Heading4Char" w:type="character">
-    <w:name w:val="Heading 4 Char"/>
-    <w:basedOn w:val="DefaultParagraphFont"/>
-    <w:link w:val="Heading4"/>
-    <w:uiPriority w:val="9"/>
-    <w:semiHidden/>
-    <w:rsid w:val="00A10FD9"/>
-    <w:rPr>
-      <w:rFonts w:cstheme="majorBidi" w:eastAsiaTheme="majorEastAsia"/>
-      <w:i/>
-      <w:iCs/>
-      <w:color w:themeColor="accent1" w:themeShade="BF" w:val="0F4761"/>
-    </w:rPr>
-  </w:style>
-  <w:style w:customStyle="1" w:styleId="Heading5Char" w:type="character">
-    <w:name w:val="Heading 5 Char"/>
-    <w:basedOn w:val="DefaultParagraphFont"/>
-    <w:link w:val="Heading5"/>
-    <w:uiPriority w:val="9"/>
-    <w:semiHidden/>
-    <w:rsid w:val="00A10FD9"/>
-    <w:rPr>
-      <w:rFonts w:cstheme="majorBidi" w:eastAsiaTheme="majorEastAsia"/>
-      <w:color w:themeColor="accent1" w:themeShade="BF" w:val="0F4761"/>
-    </w:rPr>
-  </w:style>
-  <w:style w:customStyle="1" w:styleId="Heading6Char" w:type="character">
-    <w:name w:val="Heading 6 Char"/>
-    <w:basedOn w:val="DefaultParagraphFont"/>
-    <w:link w:val="Heading6"/>
-    <w:uiPriority w:val="9"/>
-    <w:semiHidden/>
-    <w:rsid w:val="00A10FD9"/>
-    <w:rPr>
-      <w:rFonts w:cstheme="majorBidi" w:eastAsiaTheme="majorEastAsia"/>
-      <w:i/>
-      <w:iCs/>
-      <w:color w:themeColor="text1" w:themeTint="A6" w:val="595959"/>
-    </w:rPr>
-  </w:style>
-  <w:style w:customStyle="1" w:styleId="Heading7Char" w:type="character">
-    <w:name w:val="Heading 7 Char"/>
-    <w:basedOn w:val="DefaultParagraphFont"/>
-    <w:link w:val="Heading7"/>
-    <w:uiPriority w:val="9"/>
-    <w:semiHidden/>
-    <w:rsid w:val="00A10FD9"/>
-    <w:rPr>
-      <w:rFonts w:cstheme="majorBidi" w:eastAsiaTheme="majorEastAsia"/>
-      <w:color w:themeColor="text1" w:themeTint="A6" w:val="595959"/>
-    </w:rPr>
-  </w:style>
-  <w:style w:customStyle="1" w:styleId="Heading8Char" w:type="character">
-    <w:name w:val="Heading 8 Char"/>
-    <w:basedOn w:val="DefaultParagraphFont"/>
-    <w:link w:val="Heading8"/>
-    <w:uiPriority w:val="9"/>
-    <w:semiHidden/>
-    <w:rsid w:val="00A10FD9"/>
-    <w:rPr>
-      <w:rFonts w:cstheme="majorBidi" w:eastAsiaTheme="majorEastAsia"/>
-      <w:i/>
-      <w:iCs/>
-      <w:color w:themeColor="text1" w:themeTint="D8" w:val="272727"/>
-    </w:rPr>
-  </w:style>
-  <w:style w:customStyle="1" w:styleId="Heading9Char" w:type="character">
-    <w:name w:val="Heading 9 Char"/>
-    <w:basedOn w:val="DefaultParagraphFont"/>
-    <w:link w:val="Heading9"/>
-    <w:uiPriority w:val="9"/>
-    <w:semiHidden/>
-    <w:rsid w:val="00A10FD9"/>
-    <w:rPr>
-      <w:rFonts w:cstheme="majorBidi" w:eastAsiaTheme="majorEastAsia"/>
-      <w:color w:themeColor="text1" w:themeTint="D8" w:val="272727"/>
     </w:rPr>
   </w:style>
   <w:style w:styleId="BlockText" w:type="paragraph">
@@ -9199,14 +10540,17 @@
       <w:spacing w:after="100" w:before="100"/>
       <w:ind w:left="480" w:right="480"/>
     </w:pPr>
+    <w:rPr/>
   </w:style>
   <w:style w:styleId="FootnoteText" w:type="paragraph">
-    <w:name w:val="footnote text"/>
+    <w:name w:val="Footnote Text"/>
     <w:basedOn w:val="Normal"/>
     <w:uiPriority w:val="9"/>
     <w:unhideWhenUsed/>
     <w:qFormat/>
-    <w:rsid w:val="0076149A"/>
+    <w:rsid w:val="0076149a"/>
+    <w:pPr/>
+    <w:rPr/>
   </w:style>
   <w:style w:customStyle="1" w:styleId="FootnoteBlockText" w:type="paragraph">
     <w:name w:val="Footnote Block Text"/>
@@ -9219,45 +10563,18 @@
       <w:spacing w:after="100" w:before="100"/>
       <w:ind w:left="480" w:right="480"/>
     </w:pPr>
-  </w:style>
-  <w:style w:customStyle="1" w:styleId="Table" w:type="table">
-    <w:name w:val="Table"/>
-    <w:semiHidden/>
-    <w:unhideWhenUsed/>
-    <w:qFormat/>
-    <w:tblPr>
-      <w:tblInd w:type="dxa" w:w="0"/>
-      <w:tblCellMar>
-        <w:top w:type="dxa" w:w="0"/>
-        <w:left w:type="dxa" w:w="108"/>
-        <w:bottom w:type="dxa" w:w="0"/>
-        <w:right w:type="dxa" w:w="108"/>
-      </w:tblCellMar>
-    </w:tblPr>
-    <w:tblStylePr w:type="firstRow">
-      <w:tblPr>
-        <w:jc w:val="left"/>
-      </w:tblPr>
-      <w:trPr>
-        <w:jc w:val="left"/>
-      </w:trPr>
-      <w:tcPr>
-        <w:tcBorders>
-          <w:bottom w:color="auto" w:space="0" w:sz="0" w:val="single"/>
-        </w:tcBorders>
-        <w:vAlign w:val="bottom"/>
-      </w:tcPr>
-    </w:tblStylePr>
+    <w:rPr/>
   </w:style>
   <w:style w:customStyle="1" w:styleId="DefinitionTerm" w:type="paragraph">
     <w:name w:val="Definition Term"/>
     <w:basedOn w:val="Normal"/>
     <w:next w:val="Definition"/>
-    <w:rsid w:val="009103AD"/>
+    <w:qFormat/>
+    <w:rsid w:val="009103ad"/>
     <w:pPr>
-      <w:keepNext/>
+      <w:keepNext w:val="true"/>
       <w:keepLines/>
-      <w:spacing w:after="0"/>
+      <w:spacing w:after="0" w:before="0"/>
     </w:pPr>
     <w:rPr>
       <w:b/>
@@ -9266,80 +10583,50 @@
   <w:style w:customStyle="1" w:styleId="Definition" w:type="paragraph">
     <w:name w:val="Definition"/>
     <w:basedOn w:val="Normal"/>
-    <w:rsid w:val="009103AD"/>
-  </w:style>
-  <w:style w:styleId="Caption" w:type="paragraph">
-    <w:name w:val="caption"/>
-    <w:basedOn w:val="Normal"/>
-    <w:link w:val="CaptionChar"/>
-    <w:pPr>
-      <w:spacing w:after="120"/>
-    </w:pPr>
-    <w:rPr>
-      <w:i/>
-    </w:rPr>
+    <w:qFormat/>
+    <w:rsid w:val="009103ad"/>
+    <w:pPr/>
+    <w:rPr/>
   </w:style>
   <w:style w:customStyle="1" w:styleId="TableCaption" w:type="paragraph">
     <w:name w:val="Table Caption"/>
     <w:basedOn w:val="Caption"/>
-    <w:rsid w:val="0076149A"/>
+    <w:qFormat/>
+    <w:rsid w:val="0076149a"/>
     <w:pPr>
-      <w:keepNext/>
+      <w:keepNext w:val="true"/>
     </w:pPr>
+    <w:rPr/>
   </w:style>
   <w:style w:customStyle="1" w:styleId="ImageCaption" w:type="paragraph">
     <w:name w:val="Image Caption"/>
     <w:basedOn w:val="Caption"/>
-    <w:rsid w:val="0076149A"/>
+    <w:qFormat/>
+    <w:rsid w:val="0076149a"/>
+    <w:pPr/>
+    <w:rPr/>
   </w:style>
   <w:style w:customStyle="1" w:styleId="Figure" w:type="paragraph">
     <w:name w:val="Figure"/>
     <w:basedOn w:val="Normal"/>
+    <w:qFormat/>
+    <w:pPr/>
+    <w:rPr/>
   </w:style>
   <w:style w:customStyle="1" w:styleId="CaptionedFigure" w:type="paragraph">
     <w:name w:val="Captioned Figure"/>
     <w:basedOn w:val="Figure"/>
+    <w:qFormat/>
     <w:pPr>
-      <w:keepNext/>
+      <w:keepNext w:val="true"/>
     </w:pPr>
+    <w:rPr/>
   </w:style>
-  <w:style w:customStyle="1" w:styleId="CaptionChar" w:type="character">
-    <w:name w:val="Caption Char"/>
-    <w:basedOn w:val="DefaultParagraphFont"/>
-    <w:link w:val="Caption"/>
-  </w:style>
-  <w:style w:customStyle="1" w:styleId="VerbatimChar" w:type="character">
-    <w:name w:val="Verbatim Char"/>
-    <w:basedOn w:val="CaptionChar"/>
-    <w:link w:val="SourceCode"/>
-    <w:rsid w:val="00181DF9"/>
-    <w:rPr>
-      <w:rFonts w:ascii="Calibri" w:hAnsi="Calibri"/>
-      <w:i/>
-      <w:iCs/>
-    </w:rPr>
-  </w:style>
-  <w:style w:customStyle="1" w:styleId="SectionNumber" w:type="character">
-    <w:name w:val="Section Number"/>
-    <w:basedOn w:val="CaptionChar"/>
-  </w:style>
-  <w:style w:styleId="FootnoteReference" w:type="character">
-    <w:name w:val="footnote reference"/>
-    <w:basedOn w:val="CaptionChar"/>
-    <w:rsid w:val="0076149A"/>
-    <w:rPr>
-      <w:rFonts w:ascii="Calibri" w:hAnsi="Calibri"/>
-      <w:vertAlign w:val="superscript"/>
-    </w:rPr>
-  </w:style>
-  <w:style w:styleId="Hyperlink" w:type="character">
-    <w:name w:val="Hyperlink"/>
-    <w:basedOn w:val="CaptionChar"/>
-    <w:rsid w:val="0076149A"/>
-    <w:rPr>
-      <w:rFonts w:ascii="Calibri" w:hAnsi="Calibri"/>
-      <w:color w:themeColor="accent1" w:val="156082"/>
-    </w:rPr>
+  <w:style w:styleId="IndexHeading" w:type="paragraph">
+    <w:name w:val="Index Heading"/>
+    <w:basedOn w:val="Heading"/>
+    <w:pPr/>
+    <w:rPr/>
   </w:style>
   <w:style w:styleId="TOCHeading" w:type="paragraph">
     <w:name w:val="TOC Heading"/>
@@ -9349,26 +10636,21 @@
     <w:unhideWhenUsed/>
     <w:qFormat/>
     <w:pPr>
-      <w:spacing w:before="240" w:line="259" w:lineRule="auto"/>
+      <w:spacing w:after="80" w:before="240" w:line="259" w:lineRule="auto"/>
       <w:outlineLvl w:val="9"/>
     </w:pPr>
     <w:rPr>
-      <w:rFonts w:asciiTheme="majorHAnsi" w:hAnsiTheme="majorHAnsi"/>
-      <w:color w:themeColor="accent1" w:themeShade="BF" w:val="0F4761"/>
+      <w:rFonts w:ascii="Aptos Display" w:asciiTheme="majorHAnsi" w:hAnsi="Aptos Display" w:hAnsiTheme="majorHAnsi"/>
+      <w:color w:themeColor="accent1" w:themeShade="bf" w:val="0F4761"/>
     </w:rPr>
-  </w:style>
-  <w:style w:styleId="LineNumber" w:type="character">
-    <w:name w:val="line number"/>
-    <w:basedOn w:val="DefaultParagraphFont"/>
-    <w:rsid w:val="008E4780"/>
   </w:style>
   <w:style w:customStyle="1" w:styleId="SourceCode" w:type="paragraph">
     <w:name w:val="Source Code"/>
     <w:basedOn w:val="Normal"/>
     <w:link w:val="VerbatimChar"/>
-    <w:rsid w:val="00181DF9"/>
+    <w:qFormat/>
+    <w:rsid w:val="00181df9"/>
     <w:pPr>
-      <w:wordWrap w:val="0"/>
       <w:jc w:val="both"/>
     </w:pPr>
     <w:rPr>
@@ -9377,542 +10659,145 @@
       <w:sz w:val="24"/>
     </w:rPr>
   </w:style>
-  <w:style w:customStyle="1" w:styleId="KeywordTok" w:type="character">
-    <w:name w:val="KeywordTok"/>
-    <w:basedOn w:val="VerbatimChar"/>
-    <w:rPr>
-      <w:rFonts w:ascii="Calibri" w:hAnsi="Calibri"/>
-      <w:b/>
-      <w:i/>
-      <w:iCs/>
-      <w:color w:val="003B4F"/>
-      <w:shd w:color="auto" w:fill="F1F3F5" w:val="clear"/>
-    </w:rPr>
+  <w:style w:default="1" w:styleId="NoList" w:type="numbering">
+    <w:name w:val="No List"/>
+    <w:uiPriority w:val="99"/>
+    <w:semiHidden/>
+    <w:unhideWhenUsed/>
+    <w:qFormat/>
   </w:style>
-  <w:style w:customStyle="1" w:styleId="DataTypeTok" w:type="character">
-    <w:name w:val="DataTypeTok"/>
-    <w:basedOn w:val="VerbatimChar"/>
-    <w:rPr>
-      <w:rFonts w:ascii="Calibri" w:hAnsi="Calibri"/>
-      <w:i/>
-      <w:iCs/>
-      <w:color w:val="AD0000"/>
-      <w:shd w:color="auto" w:fill="F1F3F5" w:val="clear"/>
-    </w:rPr>
+  <w:style w:default="1" w:styleId="TableNormal" w:type="table">
+    <w:name w:val="Normal Table"/>
+    <w:uiPriority w:val="99"/>
+    <w:semiHidden/>
+    <w:unhideWhenUsed/>
+    <w:tblPr>
+      <w:tblCellMar>
+        <w:top w:type="dxa" w:w="0"/>
+        <w:left w:type="dxa" w:w="108"/>
+        <w:bottom w:type="dxa" w:w="0"/>
+        <w:right w:type="dxa" w:w="108"/>
+      </w:tblCellMar>
+    </w:tblPr>
   </w:style>
-  <w:style w:customStyle="1" w:styleId="DecValTok" w:type="character">
-    <w:name w:val="DecValTok"/>
-    <w:basedOn w:val="VerbatimChar"/>
-    <w:rPr>
-      <w:rFonts w:ascii="Calibri" w:hAnsi="Calibri"/>
-      <w:i/>
-      <w:iCs/>
-      <w:color w:val="AD0000"/>
-      <w:shd w:color="auto" w:fill="F1F3F5" w:val="clear"/>
-    </w:rPr>
-  </w:style>
-  <w:style w:customStyle="1" w:styleId="BaseNTok" w:type="character">
-    <w:name w:val="BaseNTok"/>
-    <w:basedOn w:val="VerbatimChar"/>
-    <w:rPr>
-      <w:rFonts w:ascii="Calibri" w:hAnsi="Calibri"/>
-      <w:i/>
-      <w:iCs/>
-      <w:color w:val="AD0000"/>
-      <w:shd w:color="auto" w:fill="F1F3F5" w:val="clear"/>
-    </w:rPr>
-  </w:style>
-  <w:style w:customStyle="1" w:styleId="FloatTok" w:type="character">
-    <w:name w:val="FloatTok"/>
-    <w:basedOn w:val="VerbatimChar"/>
-    <w:rPr>
-      <w:rFonts w:ascii="Calibri" w:hAnsi="Calibri"/>
-      <w:i/>
-      <w:iCs/>
-      <w:color w:val="AD0000"/>
-      <w:shd w:color="auto" w:fill="F1F3F5" w:val="clear"/>
-    </w:rPr>
-  </w:style>
-  <w:style w:customStyle="1" w:styleId="ConstantTok" w:type="character">
-    <w:name w:val="ConstantTok"/>
-    <w:basedOn w:val="VerbatimChar"/>
-    <w:rPr>
-      <w:rFonts w:ascii="Calibri" w:hAnsi="Calibri"/>
-      <w:i/>
-      <w:iCs/>
-      <w:color w:val="8F5902"/>
-      <w:shd w:color="auto" w:fill="F1F3F5" w:val="clear"/>
-    </w:rPr>
-  </w:style>
-  <w:style w:customStyle="1" w:styleId="CharTok" w:type="character">
-    <w:name w:val="CharTok"/>
-    <w:basedOn w:val="VerbatimChar"/>
-    <w:rPr>
-      <w:rFonts w:ascii="Calibri" w:hAnsi="Calibri"/>
-      <w:i/>
-      <w:iCs/>
-      <w:color w:val="20794D"/>
-      <w:shd w:color="auto" w:fill="F1F3F5" w:val="clear"/>
-    </w:rPr>
-  </w:style>
-  <w:style w:customStyle="1" w:styleId="SpecialCharTok" w:type="character">
-    <w:name w:val="SpecialCharTok"/>
-    <w:basedOn w:val="VerbatimChar"/>
-    <w:rPr>
-      <w:rFonts w:ascii="Calibri" w:hAnsi="Calibri"/>
-      <w:i/>
-      <w:iCs/>
-      <w:color w:val="5E5E5E"/>
-      <w:shd w:color="auto" w:fill="F1F3F5" w:val="clear"/>
-    </w:rPr>
-  </w:style>
-  <w:style w:customStyle="1" w:styleId="StringTok" w:type="character">
-    <w:name w:val="StringTok"/>
-    <w:basedOn w:val="VerbatimChar"/>
-    <w:rPr>
-      <w:rFonts w:ascii="Calibri" w:hAnsi="Calibri"/>
-      <w:i/>
-      <w:iCs/>
-      <w:color w:val="20794D"/>
-      <w:shd w:color="auto" w:fill="F1F3F5" w:val="clear"/>
-    </w:rPr>
-  </w:style>
-  <w:style w:customStyle="1" w:styleId="VerbatimStringTok" w:type="character">
-    <w:name w:val="VerbatimStringTok"/>
-    <w:basedOn w:val="VerbatimChar"/>
-    <w:rPr>
-      <w:rFonts w:ascii="Calibri" w:hAnsi="Calibri"/>
-      <w:i/>
-      <w:iCs/>
-      <w:color w:val="20794D"/>
-      <w:shd w:color="auto" w:fill="F1F3F5" w:val="clear"/>
-    </w:rPr>
-  </w:style>
-  <w:style w:customStyle="1" w:styleId="SpecialStringTok" w:type="character">
-    <w:name w:val="SpecialStringTok"/>
-    <w:basedOn w:val="VerbatimChar"/>
-    <w:rPr>
-      <w:rFonts w:ascii="Calibri" w:hAnsi="Calibri"/>
-      <w:i/>
-      <w:iCs/>
-      <w:color w:val="20794D"/>
-      <w:shd w:color="auto" w:fill="F1F3F5" w:val="clear"/>
-    </w:rPr>
-  </w:style>
-  <w:style w:customStyle="1" w:styleId="ImportTok" w:type="character">
-    <w:name w:val="ImportTok"/>
-    <w:basedOn w:val="VerbatimChar"/>
-    <w:rPr>
-      <w:rFonts w:ascii="Calibri" w:hAnsi="Calibri"/>
-      <w:i/>
-      <w:iCs/>
-      <w:color w:val="00769E"/>
-      <w:shd w:color="auto" w:fill="F1F3F5" w:val="clear"/>
-    </w:rPr>
-  </w:style>
-  <w:style w:customStyle="1" w:styleId="CommentTok" w:type="character">
-    <w:name w:val="CommentTok"/>
-    <w:basedOn w:val="VerbatimChar"/>
-    <w:rPr>
-      <w:rFonts w:ascii="Calibri" w:hAnsi="Calibri"/>
-      <w:i/>
-      <w:iCs/>
-      <w:color w:val="5E5E5E"/>
-      <w:shd w:color="auto" w:fill="F1F3F5" w:val="clear"/>
-    </w:rPr>
-  </w:style>
-  <w:style w:customStyle="1" w:styleId="DocumentationTok" w:type="character">
-    <w:name w:val="DocumentationTok"/>
-    <w:basedOn w:val="VerbatimChar"/>
-    <w:rPr>
-      <w:rFonts w:ascii="Calibri" w:hAnsi="Calibri"/>
-      <w:i w:val="0"/>
-      <w:iCs/>
-      <w:color w:val="5E5E5E"/>
-      <w:shd w:color="auto" w:fill="F1F3F5" w:val="clear"/>
-    </w:rPr>
-  </w:style>
-  <w:style w:customStyle="1" w:styleId="AnnotationTok" w:type="character">
-    <w:name w:val="AnnotationTok"/>
-    <w:basedOn w:val="VerbatimChar"/>
-    <w:rPr>
-      <w:rFonts w:ascii="Calibri" w:hAnsi="Calibri"/>
-      <w:i/>
-      <w:iCs/>
-      <w:color w:val="5E5E5E"/>
-      <w:shd w:color="auto" w:fill="F1F3F5" w:val="clear"/>
-    </w:rPr>
-  </w:style>
-  <w:style w:customStyle="1" w:styleId="CommentVarTok" w:type="character">
-    <w:name w:val="CommentVarTok"/>
-    <w:basedOn w:val="VerbatimChar"/>
-    <w:rPr>
-      <w:rFonts w:ascii="Calibri" w:hAnsi="Calibri"/>
-      <w:i w:val="0"/>
-      <w:iCs/>
-      <w:color w:val="5E5E5E"/>
-      <w:shd w:color="auto" w:fill="F1F3F5" w:val="clear"/>
-    </w:rPr>
-  </w:style>
-  <w:style w:customStyle="1" w:styleId="OtherTok" w:type="character">
-    <w:name w:val="OtherTok"/>
-    <w:basedOn w:val="VerbatimChar"/>
-    <w:rPr>
-      <w:rFonts w:ascii="Calibri" w:hAnsi="Calibri"/>
-      <w:i/>
-      <w:iCs/>
-      <w:color w:val="003B4F"/>
-      <w:shd w:color="auto" w:fill="F1F3F5" w:val="clear"/>
-    </w:rPr>
-  </w:style>
-  <w:style w:customStyle="1" w:styleId="FunctionTok" w:type="character">
-    <w:name w:val="FunctionTok"/>
-    <w:basedOn w:val="VerbatimChar"/>
-    <w:rPr>
-      <w:rFonts w:ascii="Calibri" w:hAnsi="Calibri"/>
-      <w:i/>
-      <w:iCs/>
-      <w:color w:val="4758AB"/>
-      <w:shd w:color="auto" w:fill="F1F3F5" w:val="clear"/>
-    </w:rPr>
-  </w:style>
-  <w:style w:customStyle="1" w:styleId="VariableTok" w:type="character">
-    <w:name w:val="VariableTok"/>
-    <w:basedOn w:val="VerbatimChar"/>
-    <w:rPr>
-      <w:rFonts w:ascii="Calibri" w:hAnsi="Calibri"/>
-      <w:i/>
-      <w:iCs/>
-      <w:color w:val="111111"/>
-      <w:shd w:color="auto" w:fill="F1F3F5" w:val="clear"/>
-    </w:rPr>
-  </w:style>
-  <w:style w:customStyle="1" w:styleId="ControlFlowTok" w:type="character">
-    <w:name w:val="ControlFlowTok"/>
-    <w:basedOn w:val="VerbatimChar"/>
-    <w:rPr>
-      <w:rFonts w:ascii="Calibri" w:hAnsi="Calibri"/>
-      <w:b/>
-      <w:i/>
-      <w:iCs/>
-      <w:color w:val="003B4F"/>
-      <w:shd w:color="auto" w:fill="F1F3F5" w:val="clear"/>
-    </w:rPr>
-  </w:style>
-  <w:style w:customStyle="1" w:styleId="OperatorTok" w:type="character">
-    <w:name w:val="OperatorTok"/>
-    <w:basedOn w:val="VerbatimChar"/>
-    <w:rPr>
-      <w:rFonts w:ascii="Calibri" w:hAnsi="Calibri"/>
-      <w:i/>
-      <w:iCs/>
-      <w:color w:val="5E5E5E"/>
-      <w:shd w:color="auto" w:fill="F1F3F5" w:val="clear"/>
-    </w:rPr>
-  </w:style>
-  <w:style w:customStyle="1" w:styleId="BuiltInTok" w:type="character">
-    <w:name w:val="BuiltInTok"/>
-    <w:basedOn w:val="VerbatimChar"/>
-    <w:rPr>
-      <w:rFonts w:ascii="Calibri" w:hAnsi="Calibri"/>
-      <w:i/>
-      <w:iCs/>
-      <w:color w:val="003B4F"/>
-      <w:shd w:color="auto" w:fill="F1F3F5" w:val="clear"/>
-    </w:rPr>
-  </w:style>
-  <w:style w:customStyle="1" w:styleId="ExtensionTok" w:type="character">
-    <w:name w:val="ExtensionTok"/>
-    <w:basedOn w:val="VerbatimChar"/>
-    <w:rPr>
-      <w:rFonts w:ascii="Calibri" w:hAnsi="Calibri"/>
-      <w:i/>
-      <w:iCs/>
-      <w:color w:val="003B4F"/>
-      <w:shd w:color="auto" w:fill="F1F3F5" w:val="clear"/>
-    </w:rPr>
-  </w:style>
-  <w:style w:customStyle="1" w:styleId="PreprocessorTok" w:type="character">
-    <w:name w:val="PreprocessorTok"/>
-    <w:basedOn w:val="VerbatimChar"/>
-    <w:rPr>
-      <w:rFonts w:ascii="Calibri" w:hAnsi="Calibri"/>
-      <w:i/>
-      <w:iCs/>
-      <w:color w:val="AD0000"/>
-      <w:shd w:color="auto" w:fill="F1F3F5" w:val="clear"/>
-    </w:rPr>
-  </w:style>
-  <w:style w:customStyle="1" w:styleId="AttributeTok" w:type="character">
-    <w:name w:val="AttributeTok"/>
-    <w:basedOn w:val="VerbatimChar"/>
-    <w:rPr>
-      <w:rFonts w:ascii="Calibri" w:hAnsi="Calibri"/>
-      <w:i/>
-      <w:iCs/>
-      <w:color w:val="657422"/>
-      <w:shd w:color="auto" w:fill="F1F3F5" w:val="clear"/>
-    </w:rPr>
-  </w:style>
-  <w:style w:customStyle="1" w:styleId="RegionMarkerTok" w:type="character">
-    <w:name w:val="RegionMarkerTok"/>
-    <w:basedOn w:val="VerbatimChar"/>
-    <w:rPr>
-      <w:rFonts w:ascii="Calibri" w:hAnsi="Calibri"/>
-      <w:i/>
-      <w:iCs/>
-      <w:color w:val="003B4F"/>
-      <w:shd w:color="auto" w:fill="F1F3F5" w:val="clear"/>
-    </w:rPr>
-  </w:style>
-  <w:style w:customStyle="1" w:styleId="InformationTok" w:type="character">
-    <w:name w:val="InformationTok"/>
-    <w:basedOn w:val="VerbatimChar"/>
-    <w:rPr>
-      <w:rFonts w:ascii="Calibri" w:hAnsi="Calibri"/>
-      <w:i/>
-      <w:iCs/>
-      <w:color w:val="5E5E5E"/>
-      <w:shd w:color="auto" w:fill="F1F3F5" w:val="clear"/>
-    </w:rPr>
-  </w:style>
-  <w:style w:customStyle="1" w:styleId="WarningTok" w:type="character">
-    <w:name w:val="WarningTok"/>
-    <w:basedOn w:val="VerbatimChar"/>
-    <w:rPr>
-      <w:rFonts w:ascii="Calibri" w:hAnsi="Calibri"/>
-      <w:i w:val="0"/>
-      <w:iCs/>
-      <w:color w:val="5E5E5E"/>
-      <w:shd w:color="auto" w:fill="F1F3F5" w:val="clear"/>
-    </w:rPr>
-  </w:style>
-  <w:style w:customStyle="1" w:styleId="AlertTok" w:type="character">
-    <w:name w:val="AlertTok"/>
-    <w:basedOn w:val="VerbatimChar"/>
-    <w:rPr>
-      <w:rFonts w:ascii="Calibri" w:hAnsi="Calibri"/>
-      <w:i/>
-      <w:iCs/>
-      <w:color w:val="AD0000"/>
-      <w:shd w:color="auto" w:fill="F1F3F5" w:val="clear"/>
-    </w:rPr>
-  </w:style>
-  <w:style w:customStyle="1" w:styleId="ErrorTok" w:type="character">
-    <w:name w:val="ErrorTok"/>
-    <w:basedOn w:val="VerbatimChar"/>
-    <w:rPr>
-      <w:rFonts w:ascii="Calibri" w:hAnsi="Calibri"/>
-      <w:i/>
-      <w:iCs/>
-      <w:color w:val="AD0000"/>
-      <w:shd w:color="auto" w:fill="F1F3F5" w:val="clear"/>
-    </w:rPr>
-  </w:style>
-  <w:style w:customStyle="1" w:styleId="NormalTok" w:type="character">
-    <w:name w:val="NormalTok"/>
-    <w:basedOn w:val="VerbatimChar"/>
-    <w:rPr>
-      <w:rFonts w:ascii="Calibri" w:hAnsi="Calibri"/>
-      <w:i/>
-      <w:iCs/>
-      <w:color w:val="003B4F"/>
-      <w:shd w:color="auto" w:fill="F1F3F5" w:val="clear"/>
-    </w:rPr>
+  <w:style w:customStyle="1" w:styleId="Table" w:type="table">
+    <w:name w:val="Table"/>
+    <w:semiHidden/>
+    <w:unhideWhenUsed/>
+    <w:qFormat/>
+    <w:tblPr>
+      <w:tblCellMar>
+        <w:top w:type="dxa" w:w="0"/>
+        <w:left w:type="dxa" w:w="108"/>
+        <w:bottom w:type="dxa" w:w="0"/>
+        <w:right w:type="dxa" w:w="108"/>
+      </w:tblCellMar>
+    </w:tblPr>
+    <w:tblStylePr w:type="firstRow">
+      <w:tblPr/>
+      <w:tcPr>
+        <w:tcBorders>
+          <w:bottom w:color="auto" w:space="0" w:sz="0" w:val="single"/>
+        </w:tcBorders>
+        <w:vAlign w:val="bottom"/>
+      </w:tcPr>
+    </w:tblStylePr>
   </w:style>
 </w:styles>
 </file>
 
 <file path=word/theme/theme1.xml><?xml version="1.0" encoding="utf-8"?>
-<a:theme xmlns:a="http://schemas.openxmlformats.org/drawingml/2006/main" name="Office Theme">
+<a:theme xmlns:a="http://schemas.openxmlformats.org/drawingml/2006/main" xmlns:r="http://schemas.openxmlformats.org/officeDocument/2006/relationships" name="Office Theme">
   <a:themeElements>
     <a:clrScheme name="Office">
       <a:dk1>
-        <a:sysClr val="windowText" lastClr="000000"/>
+        <a:srgbClr val="000000"/>
       </a:dk1>
       <a:lt1>
-        <a:sysClr val="window" lastClr="FFFFFF"/>
+        <a:srgbClr val="ffffff"/>
       </a:lt1>
       <a:dk2>
-        <a:srgbClr val="0E2841"/>
+        <a:srgbClr val="0e2841"/>
       </a:dk2>
       <a:lt2>
-        <a:srgbClr val="E8E8E8"/>
+        <a:srgbClr val="e8e8e8"/>
       </a:lt2>
       <a:accent1>
         <a:srgbClr val="156082"/>
       </a:accent1>
       <a:accent2>
-        <a:srgbClr val="E97132"/>
+        <a:srgbClr val="e97132"/>
       </a:accent2>
       <a:accent3>
-        <a:srgbClr val="196B24"/>
+        <a:srgbClr val="196b24"/>
       </a:accent3>
       <a:accent4>
-        <a:srgbClr val="0F9ED5"/>
+        <a:srgbClr val="0f9ed5"/>
       </a:accent4>
       <a:accent5>
-        <a:srgbClr val="A02B93"/>
+        <a:srgbClr val="a02b93"/>
       </a:accent5>
       <a:accent6>
-        <a:srgbClr val="4EA72E"/>
+        <a:srgbClr val="4ea72e"/>
       </a:accent6>
       <a:hlink>
         <a:srgbClr val="467886"/>
       </a:hlink>
       <a:folHlink>
-        <a:srgbClr val="96607D"/>
+        <a:srgbClr val="96607d"/>
       </a:folHlink>
     </a:clrScheme>
     <a:fontScheme name="Office">
       <a:majorFont>
-        <a:latin typeface="Aptos Display" panose="02110004020202020204"/>
+        <a:latin typeface="Aptos Display" panose="02110004020202020204" pitchFamily="0" charset="1"/>
         <a:ea typeface=""/>
         <a:cs typeface=""/>
-        <a:font script="Jpan" typeface="游ゴシック Light"/>
-        <a:font script="Hang" typeface="맑은 고딕"/>
-        <a:font script="Hans" typeface="等线 Light"/>
-        <a:font script="Hant" typeface="新細明體"/>
-        <a:font script="Arab" typeface="Times New Roman"/>
-        <a:font script="Hebr" typeface="Times New Roman"/>
-        <a:font script="Thai" typeface="Angsana New"/>
-        <a:font script="Ethi" typeface="Nyala"/>
-        <a:font script="Beng" typeface="Vrinda"/>
-        <a:font script="Gujr" typeface="Shruti"/>
-        <a:font script="Khmr" typeface="MoolBoran"/>
-        <a:font script="Knda" typeface="Tunga"/>
-        <a:font script="Guru" typeface="Raavi"/>
-        <a:font script="Cans" typeface="Euphemia"/>
-        <a:font script="Cher" typeface="Plantagenet Cherokee"/>
-        <a:font script="Yiii" typeface="Microsoft Yi Baiti"/>
-        <a:font script="Tibt" typeface="Microsoft Himalaya"/>
-        <a:font script="Thaa" typeface="MV Boli"/>
-        <a:font script="Deva" typeface="Mangal"/>
-        <a:font script="Telu" typeface="Gautami"/>
-        <a:font script="Taml" typeface="Latha"/>
-        <a:font script="Syrc" typeface="Estrangelo Edessa"/>
-        <a:font script="Orya" typeface="Kalinga"/>
-        <a:font script="Mlym" typeface="Kartika"/>
-        <a:font script="Laoo" typeface="DokChampa"/>
-        <a:font script="Sinh" typeface="Iskoola Pota"/>
-        <a:font script="Mong" typeface="Mongolian Baiti"/>
-        <a:font script="Viet" typeface="Times New Roman"/>
-        <a:font script="Uigh" typeface="Microsoft Uighur"/>
-        <a:font script="Geor" typeface="Sylfaen"/>
-        <a:font script="Armn" typeface="Arial"/>
-        <a:font script="Bugi" typeface="Leelawadee UI"/>
-        <a:font script="Bopo" typeface="Microsoft JhengHei"/>
-        <a:font script="Java" typeface="Javanese Text"/>
-        <a:font script="Lisu" typeface="Segoe UI"/>
-        <a:font script="Mymr" typeface="Myanmar Text"/>
-        <a:font script="Nkoo" typeface="Ebrima"/>
-        <a:font script="Olck" typeface="Nirmala UI"/>
-        <a:font script="Osma" typeface="Ebrima"/>
-        <a:font script="Phag" typeface="Phagspa"/>
-        <a:font script="Syrn" typeface="Estrangelo Edessa"/>
-        <a:font script="Syrj" typeface="Estrangelo Edessa"/>
-        <a:font script="Syre" typeface="Estrangelo Edessa"/>
-        <a:font script="Sora" typeface="Nirmala UI"/>
-        <a:font script="Tale" typeface="Microsoft Tai Le"/>
-        <a:font script="Talu" typeface="Microsoft New Tai Lue"/>
-        <a:font script="Tfng" typeface="Ebrima"/>
       </a:majorFont>
       <a:minorFont>
-        <a:latin typeface="Aptos" panose="02110004020202020204"/>
+        <a:latin typeface="Aptos" panose="02110004020202020204" pitchFamily="0" charset="1"/>
         <a:ea typeface=""/>
         <a:cs typeface=""/>
-        <a:font script="Jpan" typeface="游明朝"/>
-        <a:font script="Hang" typeface="맑은 고딕"/>
-        <a:font script="Hans" typeface="等线"/>
-        <a:font script="Hant" typeface="新細明體"/>
-        <a:font script="Arab" typeface="Arial"/>
-        <a:font script="Hebr" typeface="Arial"/>
-        <a:font script="Thai" typeface="Cordia New"/>
-        <a:font script="Ethi" typeface="Nyala"/>
-        <a:font script="Beng" typeface="Vrinda"/>
-        <a:font script="Gujr" typeface="Shruti"/>
-        <a:font script="Khmr" typeface="DaunPenh"/>
-        <a:font script="Knda" typeface="Tunga"/>
-        <a:font script="Guru" typeface="Raavi"/>
-        <a:font script="Cans" typeface="Euphemia"/>
-        <a:font script="Cher" typeface="Plantagenet Cherokee"/>
-        <a:font script="Yiii" typeface="Microsoft Yi Baiti"/>
-        <a:font script="Tibt" typeface="Microsoft Himalaya"/>
-        <a:font script="Thaa" typeface="MV Boli"/>
-        <a:font script="Deva" typeface="Mangal"/>
-        <a:font script="Telu" typeface="Gautami"/>
-        <a:font script="Taml" typeface="Latha"/>
-        <a:font script="Syrc" typeface="Estrangelo Edessa"/>
-        <a:font script="Orya" typeface="Kalinga"/>
-        <a:font script="Mlym" typeface="Kartika"/>
-        <a:font script="Laoo" typeface="DokChampa"/>
-        <a:font script="Sinh" typeface="Iskoola Pota"/>
-        <a:font script="Mong" typeface="Mongolian Baiti"/>
-        <a:font script="Viet" typeface="Arial"/>
-        <a:font script="Uigh" typeface="Microsoft Uighur"/>
-        <a:font script="Geor" typeface="Sylfaen"/>
-        <a:font script="Armn" typeface="Arial"/>
-        <a:font script="Bugi" typeface="Leelawadee UI"/>
-        <a:font script="Bopo" typeface="Microsoft JhengHei"/>
-        <a:font script="Java" typeface="Javanese Text"/>
-        <a:font script="Lisu" typeface="Segoe UI"/>
-        <a:font script="Mymr" typeface="Myanmar Text"/>
-        <a:font script="Nkoo" typeface="Ebrima"/>
-        <a:font script="Olck" typeface="Nirmala UI"/>
-        <a:font script="Osma" typeface="Ebrima"/>
-        <a:font script="Phag" typeface="Phagspa"/>
-        <a:font script="Syrn" typeface="Estrangelo Edessa"/>
-        <a:font script="Syrj" typeface="Estrangelo Edessa"/>
-        <a:font script="Syre" typeface="Estrangelo Edessa"/>
-        <a:font script="Sora" typeface="Nirmala UI"/>
-        <a:font script="Tale" typeface="Microsoft Tai Le"/>
-        <a:font script="Talu" typeface="Microsoft New Tai Lue"/>
-        <a:font script="Tfng" typeface="Ebrima"/>
       </a:minorFont>
     </a:fontScheme>
-    <a:fmtScheme name="Office">
+    <a:fmtScheme>
       <a:fillStyleLst>
         <a:solidFill>
           <a:schemeClr val="phClr"/>
         </a:solidFill>
-        <a:gradFill rotWithShape="1">
+        <a:gradFill>
           <a:gsLst>
             <a:gs pos="0">
               <a:schemeClr val="phClr">
                 <a:lumMod val="110000"/>
-                <a:satMod val="105000"/>
                 <a:tint val="67000"/>
               </a:schemeClr>
             </a:gs>
             <a:gs pos="50000">
               <a:schemeClr val="phClr">
                 <a:lumMod val="105000"/>
-                <a:satMod val="103000"/>
                 <a:tint val="73000"/>
               </a:schemeClr>
             </a:gs>
             <a:gs pos="100000">
               <a:schemeClr val="phClr">
                 <a:lumMod val="105000"/>
-                <a:satMod val="109000"/>
                 <a:tint val="81000"/>
               </a:schemeClr>
             </a:gs>
           </a:gsLst>
           <a:lin ang="5400000" scaled="0"/>
+          <a:tileRect l="0" t="0" r="0" b="0"/>
         </a:gradFill>
-        <a:gradFill rotWithShape="1">
+        <a:gradFill>
           <a:gsLst>
             <a:gs pos="0">
               <a:schemeClr val="phClr">
-                <a:satMod val="103000"/>
                 <a:lumMod val="102000"/>
                 <a:tint val="94000"/>
               </a:schemeClr>
             </a:gs>
             <a:gs pos="50000">
               <a:schemeClr val="phClr">
-                <a:satMod val="110000"/>
                 <a:lumMod val="100000"/>
                 <a:shade val="100000"/>
               </a:schemeClr>
@@ -9920,33 +10805,24 @@
             <a:gs pos="100000">
               <a:schemeClr val="phClr">
                 <a:lumMod val="99000"/>
-                <a:satMod val="120000"/>
                 <a:shade val="78000"/>
               </a:schemeClr>
             </a:gs>
           </a:gsLst>
           <a:lin ang="5400000" scaled="0"/>
+          <a:tileRect l="0" t="0" r="0" b="0"/>
         </a:gradFill>
       </a:fillStyleLst>
       <a:lnStyleLst>
         <a:ln w="6350" cap="flat" cmpd="sng" algn="ctr">
-          <a:solidFill>
-            <a:schemeClr val="phClr"/>
-          </a:solidFill>
           <a:prstDash val="solid"/>
           <a:miter lim="800000"/>
         </a:ln>
         <a:ln w="12700" cap="flat" cmpd="sng" algn="ctr">
-          <a:solidFill>
-            <a:schemeClr val="phClr"/>
-          </a:solidFill>
           <a:prstDash val="solid"/>
           <a:miter lim="800000"/>
         </a:ln>
         <a:ln w="19050" cap="flat" cmpd="sng" algn="ctr">
-          <a:solidFill>
-            <a:schemeClr val="phClr"/>
-          </a:solidFill>
           <a:prstDash val="solid"/>
           <a:miter lim="800000"/>
         </a:ln>
@@ -9959,13 +10835,7 @@
           <a:effectLst/>
         </a:effectStyle>
         <a:effectStyle>
-          <a:effectLst>
-            <a:outerShdw blurRad="57150" dist="19050" dir="5400000" algn="ctr" rotWithShape="0">
-              <a:srgbClr val="000000">
-                <a:alpha val="63000"/>
-              </a:srgbClr>
-            </a:outerShdw>
-          </a:effectLst>
+          <a:effectLst/>
         </a:effectStyle>
       </a:effectStyleLst>
       <a:bgFillStyleLst>
@@ -9975,15 +10845,13 @@
         <a:solidFill>
           <a:schemeClr val="phClr">
             <a:tint val="95000"/>
-            <a:satMod val="170000"/>
           </a:schemeClr>
         </a:solidFill>
-        <a:gradFill rotWithShape="1">
+        <a:gradFill>
           <a:gsLst>
             <a:gs pos="0">
               <a:schemeClr val="phClr">
                 <a:tint val="93000"/>
-                <a:satMod val="150000"/>
                 <a:shade val="98000"/>
                 <a:lumMod val="102000"/>
               </a:schemeClr>
@@ -9991,7 +10859,6 @@
             <a:gs pos="50000">
               <a:schemeClr val="phClr">
                 <a:tint val="98000"/>
-                <a:satMod val="130000"/>
                 <a:shade val="90000"/>
                 <a:lumMod val="103000"/>
               </a:schemeClr>
@@ -9999,21 +10866,14 @@
             <a:gs pos="100000">
               <a:schemeClr val="phClr">
                 <a:shade val="63000"/>
-                <a:satMod val="120000"/>
               </a:schemeClr>
             </a:gs>
           </a:gsLst>
           <a:lin ang="5400000" scaled="0"/>
+          <a:tileRect l="0" t="0" r="0" b="0"/>
         </a:gradFill>
       </a:bgFillStyleLst>
     </a:fmtScheme>
   </a:themeElements>
-  <a:objectDefaults/>
-  <a:extraClrSchemeLst/>
-  <a:extLst>
-    <a:ext uri="{05A4C25C-085E-4340-85A3-A5531E510DB2}">
-      <thm15:themeFamily xmlns:thm15="http://schemas.microsoft.com/office/thememl/2012/main" name="Office Theme" id="{2E142A2C-CD16-42D6-873A-C26D2A0506FA}" vid="{1BDDFF52-6CD6-40A5-AB3C-68EB2F1E4D0A}"/>
-    </a:ext>
-  </a:extLst>
 </a:theme>
 </file>
--- a/index.docx
+++ b/index.docx
@@ -143,7 +143,7 @@
       <w:r>
         <w:t xml:space="preserve"> </w:t>
       </w:r>
-      <w:hyperlink r:id="rId20">
+      <w:hyperlink r:id="rId38">
         <w:r>
           <w:rPr>
             <w:rStyle w:val="Hyperlink"/>
@@ -185,7 +185,7 @@
       <w:r>
         <w:t xml:space="preserve"> </w:t>
       </w:r>
-      <w:hyperlink r:id="rId21">
+      <w:hyperlink r:id="rId39">
         <w:r>
           <w:rPr>
             <w:rStyle w:val="Hyperlink"/>
@@ -207,7 +207,7 @@
       <w:r>
         <w:t xml:space="preserve"> </w:t>
       </w:r>
-      <w:hyperlink r:id="rId22">
+      <w:hyperlink r:id="rId40">
         <w:r>
           <w:rPr>
             <w:rStyle w:val="Hyperlink"/>
@@ -237,7 +237,7 @@
       <w:r>
         <w:t xml:space="preserve"> </w:t>
       </w:r>
-      <w:hyperlink r:id="rId23">
+      <w:hyperlink r:id="rId41">
         <w:r>
           <w:rPr>
             <w:rStyle w:val="Hyperlink"/>
@@ -259,7 +259,7 @@
       <w:r>
         <w:t xml:space="preserve"> </w:t>
       </w:r>
-      <w:hyperlink r:id="rId24">
+      <w:hyperlink r:id="rId42">
         <w:r>
           <w:rPr>
             <w:rStyle w:val="Hyperlink"/>
@@ -289,7 +289,7 @@
       <w:r>
         <w:t xml:space="preserve"> </w:t>
       </w:r>
-      <w:hyperlink r:id="rId25">
+      <w:hyperlink r:id="rId43">
         <w:r>
           <w:rPr>
             <w:rStyle w:val="Hyperlink"/>
@@ -311,7 +311,7 @@
       <w:r>
         <w:t xml:space="preserve"> </w:t>
       </w:r>
-      <w:hyperlink r:id="rId26">
+      <w:hyperlink r:id="rId44">
         <w:r>
           <w:rPr>
             <w:rStyle w:val="Hyperlink"/>
@@ -341,7 +341,7 @@
       <w:r>
         <w:t xml:space="preserve"> </w:t>
       </w:r>
-      <w:hyperlink r:id="rId27">
+      <w:hyperlink r:id="rId45">
         <w:r>
           <w:rPr>
             <w:rStyle w:val="Hyperlink"/>
@@ -363,7 +363,7 @@
       <w:r>
         <w:t xml:space="preserve"> </w:t>
       </w:r>
-      <w:hyperlink r:id="rId28">
+      <w:hyperlink r:id="rId46">
         <w:r>
           <w:rPr>
             <w:rStyle w:val="Hyperlink"/>
@@ -393,7 +393,7 @@
       <w:r>
         <w:t xml:space="preserve"> </w:t>
       </w:r>
-      <w:hyperlink r:id="rId29">
+      <w:hyperlink r:id="rId47">
         <w:r>
           <w:rPr>
             <w:rStyle w:val="Hyperlink"/>
@@ -415,7 +415,7 @@
       <w:r>
         <w:t xml:space="preserve"> </w:t>
       </w:r>
-      <w:hyperlink r:id="rId30">
+      <w:hyperlink r:id="rId48">
         <w:r>
           <w:rPr>
             <w:rStyle w:val="Hyperlink"/>
@@ -445,7 +445,7 @@
       <w:r>
         <w:t xml:space="preserve"> </w:t>
       </w:r>
-      <w:hyperlink r:id="rId20">
+      <w:hyperlink r:id="rId38">
         <w:r>
           <w:rPr>
             <w:rStyle w:val="Hyperlink"/>
@@ -467,7 +467,7 @@
       <w:r>
         <w:t xml:space="preserve"> </w:t>
       </w:r>
-      <w:hyperlink r:id="rId31">
+      <w:hyperlink r:id="rId49">
         <w:r>
           <w:rPr>
             <w:rStyle w:val="Hyperlink"/>
@@ -481,7 +481,7 @@
         <w:br w:type="page"/>
       </w:r>
     </w:p>
-    <w:bookmarkStart w:id="32" w:name="abstract"/>
+    <w:bookmarkStart w:id="50" w:name="abstract"/>
     <w:p>
       <w:pPr>
         <w:pStyle w:val="Heading1"/>
@@ -599,8 +599,8 @@
         <w:br w:type="page"/>
       </w:r>
     </w:p>
-    <w:bookmarkEnd w:id="32"/>
-    <w:bookmarkStart w:id="33" w:name="introduction"/>
+    <w:bookmarkEnd w:id="50"/>
+    <w:bookmarkStart w:id="51" w:name="introduction"/>
     <w:p>
       <w:pPr>
         <w:pStyle w:val="Heading1"/>
@@ -772,8 +772,8 @@
         <w:t xml:space="preserve">To address these gaps, we use data from the GBD 2021 study, which provides internally consistent estimates of key BC burden metrics across all U.S. states. This predominantly descriptive analysis offers a comprehensive assessment of BC burden across geographic regions, time, and age groups, with the aim of informing state-level public health planning and prioritization.</w:t>
       </w:r>
     </w:p>
-    <w:bookmarkEnd w:id="33"/>
-    <w:bookmarkStart w:id="41" w:name="methodology"/>
+    <w:bookmarkEnd w:id="51"/>
+    <w:bookmarkStart w:id="59" w:name="methodology"/>
     <w:p>
       <w:pPr>
         <w:pStyle w:val="Heading1"/>
@@ -782,7 +782,7 @@
         <w:t xml:space="preserve">3. Methodology</w:t>
       </w:r>
     </w:p>
-    <w:bookmarkStart w:id="35" w:name="study-design-and-data-sources"/>
+    <w:bookmarkStart w:id="53" w:name="study-design-and-data-sources"/>
     <w:p>
       <w:pPr>
         <w:pStyle w:val="Heading2"/>
@@ -810,7 +810,7 @@
       <w:r>
         <w:t xml:space="preserve"> </w:t>
       </w:r>
-      <w:hyperlink r:id="rId34">
+      <w:hyperlink r:id="rId52">
         <w:r>
           <w:rPr>
             <w:rStyle w:val="Hyperlink"/>
@@ -830,8 +830,8 @@
         <w:t xml:space="preserve">We analyzed BC burden across all U.S. states from 1980 to 2021. Estimates for incidence, prevalence, mortality, YLLs, YLDs, and DALYs were extracted for males, females, both sexes combined, and all age groups. For international benchmarking, corresponding data were also retrieved for the European Union, high-income countries, and high Socio-Demographic Index (SDI) regions. Both age-specific and age-standardized estimates were obtained for each metric. Results are reported as rates per 100,000 population with accompanying 95% uncertainty intervals, as generated by the GBD framework. This study adheres to the Guidelines for Accurate and Transparent Health Estimates Reporting statement.</w:t>
       </w:r>
     </w:p>
-    <w:bookmarkEnd w:id="35"/>
-    <w:bookmarkStart w:id="36" w:name="definitions"/>
+    <w:bookmarkEnd w:id="53"/>
+    <w:bookmarkStart w:id="54" w:name="definitions"/>
     <w:p>
       <w:pPr>
         <w:pStyle w:val="Heading2"/>
@@ -1182,8 +1182,8 @@
         <w:t xml:space="preserve">is the total number of age groups.</w:t>
       </w:r>
     </w:p>
-    <w:bookmarkEnd w:id="36"/>
-    <w:bookmarkStart w:id="40" w:name="statistical-analysis"/>
+    <w:bookmarkEnd w:id="54"/>
+    <w:bookmarkStart w:id="58" w:name="statistical-analysis"/>
     <w:p>
       <w:pPr>
         <w:pStyle w:val="Heading2"/>
@@ -1410,7 +1410,7 @@
       <w:r>
         <w:t xml:space="preserve"> </w:t>
       </w:r>
-      <w:hyperlink r:id="rId37">
+      <w:hyperlink r:id="rId55">
         <w:r>
           <w:rPr>
             <w:rStyle w:val="Hyperlink"/>
@@ -1422,7 +1422,7 @@
         <w:t xml:space="preserve">.</w:t>
       </w:r>
     </w:p>
-    <w:bookmarkStart w:id="39" w:name="comparison-of-rates-using-uis"/>
+    <w:bookmarkStart w:id="57" w:name="comparison-of-rates-using-uis"/>
     <w:p>
       <w:pPr>
         <w:pStyle w:val="Heading3"/>
@@ -1542,46 +1542,48 @@
         <w:t xml:space="preserve"> </w:t>
       </w:r>
       <m:oMath>
-        <m:d>
-          <m:dPr>
-            <m:begChr m:val="["/>
-            <m:sepChr m:val=""/>
-            <m:endChr m:val="]"/>
-            <m:grow/>
-          </m:dPr>
+        <m:r>
+          <m:rPr>
+            <m:sty m:val="p"/>
+          </m:rPr>
+          <m:t>[</m:t>
+        </m:r>
+        <m:sSub>
           <m:e>
-            <m:sSub>
-              <m:e>
-                <m:r>
-                  <m:t>l</m:t>
-                </m:r>
-              </m:e>
-              <m:sub>
-                <m:r>
-                  <m:t>1</m:t>
-                </m:r>
-              </m:sub>
-            </m:sSub>
             <m:r>
-              <m:rPr>
-                <m:sty m:val="p"/>
-              </m:rPr>
-              <m:t>,</m:t>
+              <m:t>l</m:t>
             </m:r>
-            <m:sSub>
-              <m:e>
-                <m:r>
-                  <m:t>u</m:t>
-                </m:r>
-              </m:e>
-              <m:sub>
-                <m:r>
-                  <m:t>1</m:t>
-                </m:r>
-              </m:sub>
-            </m:sSub>
           </m:e>
-        </m:d>
+          <m:sub>
+            <m:r>
+              <m:t>1</m:t>
+            </m:r>
+          </m:sub>
+        </m:sSub>
+        <m:r>
+          <m:rPr>
+            <m:sty m:val="p"/>
+          </m:rPr>
+          <m:t>,</m:t>
+        </m:r>
+        <m:sSub>
+          <m:e>
+            <m:r>
+              <m:t>u</m:t>
+            </m:r>
+          </m:e>
+          <m:sub>
+            <m:r>
+              <m:t>1</m:t>
+            </m:r>
+          </m:sub>
+        </m:sSub>
+        <m:r>
+          <m:rPr>
+            <m:sty m:val="p"/>
+          </m:rPr>
+          <m:t>]</m:t>
+        </m:r>
       </m:oMath>
       <w:r>
         <w:t xml:space="preserve"> </w:t>
@@ -1593,46 +1595,48 @@
         <w:t xml:space="preserve"> </w:t>
       </w:r>
       <m:oMath>
-        <m:d>
-          <m:dPr>
-            <m:begChr m:val="["/>
-            <m:sepChr m:val=""/>
-            <m:endChr m:val="]"/>
-            <m:grow/>
-          </m:dPr>
+        <m:r>
+          <m:rPr>
+            <m:sty m:val="p"/>
+          </m:rPr>
+          <m:t>[</m:t>
+        </m:r>
+        <m:sSub>
           <m:e>
-            <m:sSub>
-              <m:e>
-                <m:r>
-                  <m:t>l</m:t>
-                </m:r>
-              </m:e>
-              <m:sub>
-                <m:r>
-                  <m:t>2</m:t>
-                </m:r>
-              </m:sub>
-            </m:sSub>
             <m:r>
-              <m:rPr>
-                <m:sty m:val="p"/>
-              </m:rPr>
-              <m:t>,</m:t>
+              <m:t>l</m:t>
             </m:r>
-            <m:sSub>
-              <m:e>
-                <m:r>
-                  <m:t>u</m:t>
-                </m:r>
-              </m:e>
-              <m:sub>
-                <m:r>
-                  <m:t>2</m:t>
-                </m:r>
-              </m:sub>
-            </m:sSub>
           </m:e>
-        </m:d>
+          <m:sub>
+            <m:r>
+              <m:t>2</m:t>
+            </m:r>
+          </m:sub>
+        </m:sSub>
+        <m:r>
+          <m:rPr>
+            <m:sty m:val="p"/>
+          </m:rPr>
+          <m:t>,</m:t>
+        </m:r>
+        <m:sSub>
+          <m:e>
+            <m:r>
+              <m:t>u</m:t>
+            </m:r>
+          </m:e>
+          <m:sub>
+            <m:r>
+              <m:t>2</m:t>
+            </m:r>
+          </m:sub>
+        </m:sSub>
+        <m:r>
+          <m:rPr>
+            <m:sty m:val="p"/>
+          </m:rPr>
+          <m:t>]</m:t>
+        </m:r>
       </m:oMath>
       <w:r>
         <w:t xml:space="preserve">. Standard errors were derived from the reported bounds:</w:t>
@@ -2181,28 +2185,30 @@
                 </m:rPr>
                 <m:t>log</m:t>
               </m:r>
-              <m:d>
-                <m:dPr>
-                  <m:begChr m:val="("/>
-                  <m:sepChr m:val=""/>
-                  <m:endChr m:val=")"/>
-                  <m:grow/>
-                </m:dPr>
+              <m:r>
+                <m:rPr>
+                  <m:sty m:val="p"/>
+                </m:rPr>
+                <m:t>(</m:t>
+              </m:r>
+              <m:sSub>
                 <m:e>
-                  <m:sSub>
-                    <m:e>
-                      <m:r>
-                        <m:t>a</m:t>
-                      </m:r>
-                    </m:e>
-                    <m:sub>
-                      <m:r>
-                        <m:t>1</m:t>
-                      </m:r>
-                    </m:sub>
-                  </m:sSub>
+                  <m:r>
+                    <m:t>a</m:t>
+                  </m:r>
                 </m:e>
-              </m:d>
+                <m:sub>
+                  <m:r>
+                    <m:t>1</m:t>
+                  </m:r>
+                </m:sub>
+              </m:sSub>
+              <m:r>
+                <m:rPr>
+                  <m:sty m:val="p"/>
+                </m:rPr>
+                <m:t>)</m:t>
+              </m:r>
             </m:sub>
           </m:sSub>
           <m:r>
@@ -2222,28 +2228,30 @@
                 </m:rPr>
                 <m:t>log</m:t>
               </m:r>
-              <m:d>
-                <m:dPr>
-                  <m:begChr m:val="("/>
-                  <m:sepChr m:val=""/>
-                  <m:endChr m:val=")"/>
-                  <m:grow/>
-                </m:dPr>
+              <m:r>
+                <m:rPr>
+                  <m:sty m:val="p"/>
+                </m:rPr>
+                <m:t>(</m:t>
+              </m:r>
+              <m:sSub>
                 <m:e>
-                  <m:sSub>
-                    <m:e>
-                      <m:r>
-                        <m:t>u</m:t>
-                      </m:r>
-                    </m:e>
-                    <m:sub>
-                      <m:r>
-                        <m:t>1</m:t>
-                      </m:r>
-                    </m:sub>
-                  </m:sSub>
+                  <m:r>
+                    <m:t>u</m:t>
+                  </m:r>
                 </m:e>
-              </m:d>
+                <m:sub>
+                  <m:r>
+                    <m:t>1</m:t>
+                  </m:r>
+                </m:sub>
+              </m:sSub>
+              <m:r>
+                <m:rPr>
+                  <m:sty m:val="p"/>
+                </m:rPr>
+                <m:t>)</m:t>
+              </m:r>
               <m:r>
                 <m:rPr>
                   <m:sty m:val="p"/>
@@ -2256,28 +2264,30 @@
                 </m:rPr>
                 <m:t>log</m:t>
               </m:r>
-              <m:d>
-                <m:dPr>
-                  <m:begChr m:val="("/>
-                  <m:sepChr m:val=""/>
-                  <m:endChr m:val=")"/>
-                  <m:grow/>
-                </m:dPr>
+              <m:r>
+                <m:rPr>
+                  <m:sty m:val="p"/>
+                </m:rPr>
+                <m:t>(</m:t>
+              </m:r>
+              <m:sSub>
                 <m:e>
-                  <m:sSub>
-                    <m:e>
-                      <m:r>
-                        <m:t>l</m:t>
-                      </m:r>
-                    </m:e>
-                    <m:sub>
-                      <m:r>
-                        <m:t>1</m:t>
-                      </m:r>
-                    </m:sub>
-                  </m:sSub>
+                  <m:r>
+                    <m:t>l</m:t>
+                  </m:r>
                 </m:e>
-              </m:d>
+                <m:sub>
+                  <m:r>
+                    <m:t>1</m:t>
+                  </m:r>
+                </m:sub>
+              </m:sSub>
+              <m:r>
+                <m:rPr>
+                  <m:sty m:val="p"/>
+                </m:rPr>
+                <m:t>)</m:t>
+              </m:r>
             </m:num>
             <m:den>
               <m:r>
@@ -2328,28 +2338,30 @@
                 </m:rPr>
                 <m:t>log</m:t>
               </m:r>
-              <m:d>
-                <m:dPr>
-                  <m:begChr m:val="("/>
-                  <m:sepChr m:val=""/>
-                  <m:endChr m:val=")"/>
-                  <m:grow/>
-                </m:dPr>
+              <m:r>
+                <m:rPr>
+                  <m:sty m:val="p"/>
+                </m:rPr>
+                <m:t>(</m:t>
+              </m:r>
+              <m:sSub>
                 <m:e>
-                  <m:sSub>
-                    <m:e>
-                      <m:r>
-                        <m:t>a</m:t>
-                      </m:r>
-                    </m:e>
-                    <m:sub>
-                      <m:r>
-                        <m:t>2</m:t>
-                      </m:r>
-                    </m:sub>
-                  </m:sSub>
+                  <m:r>
+                    <m:t>a</m:t>
+                  </m:r>
                 </m:e>
-              </m:d>
+                <m:sub>
+                  <m:r>
+                    <m:t>2</m:t>
+                  </m:r>
+                </m:sub>
+              </m:sSub>
+              <m:r>
+                <m:rPr>
+                  <m:sty m:val="p"/>
+                </m:rPr>
+                <m:t>)</m:t>
+              </m:r>
             </m:sub>
           </m:sSub>
           <m:r>
@@ -2369,28 +2381,30 @@
                 </m:rPr>
                 <m:t>log</m:t>
               </m:r>
-              <m:d>
-                <m:dPr>
-                  <m:begChr m:val="("/>
-                  <m:sepChr m:val=""/>
-                  <m:endChr m:val=")"/>
-                  <m:grow/>
-                </m:dPr>
+              <m:r>
+                <m:rPr>
+                  <m:sty m:val="p"/>
+                </m:rPr>
+                <m:t>(</m:t>
+              </m:r>
+              <m:sSub>
                 <m:e>
-                  <m:sSub>
-                    <m:e>
-                      <m:r>
-                        <m:t>u</m:t>
-                      </m:r>
-                    </m:e>
-                    <m:sub>
-                      <m:r>
-                        <m:t>2</m:t>
-                      </m:r>
-                    </m:sub>
-                  </m:sSub>
+                  <m:r>
+                    <m:t>u</m:t>
+                  </m:r>
                 </m:e>
-              </m:d>
+                <m:sub>
+                  <m:r>
+                    <m:t>2</m:t>
+                  </m:r>
+                </m:sub>
+              </m:sSub>
+              <m:r>
+                <m:rPr>
+                  <m:sty m:val="p"/>
+                </m:rPr>
+                <m:t>)</m:t>
+              </m:r>
               <m:r>
                 <m:rPr>
                   <m:sty m:val="p"/>
@@ -2403,28 +2417,30 @@
                 </m:rPr>
                 <m:t>log</m:t>
               </m:r>
-              <m:d>
-                <m:dPr>
-                  <m:begChr m:val="("/>
-                  <m:sepChr m:val=""/>
-                  <m:endChr m:val=")"/>
-                  <m:grow/>
-                </m:dPr>
+              <m:r>
+                <m:rPr>
+                  <m:sty m:val="p"/>
+                </m:rPr>
+                <m:t>(</m:t>
+              </m:r>
+              <m:sSub>
                 <m:e>
-                  <m:sSub>
-                    <m:e>
-                      <m:r>
-                        <m:t>l</m:t>
-                      </m:r>
-                    </m:e>
-                    <m:sub>
-                      <m:r>
-                        <m:t>2</m:t>
-                      </m:r>
-                    </m:sub>
-                  </m:sSub>
+                  <m:r>
+                    <m:t>l</m:t>
+                  </m:r>
                 </m:e>
-              </m:d>
+                <m:sub>
+                  <m:r>
+                    <m:t>2</m:t>
+                  </m:r>
+                </m:sub>
+              </m:sSub>
+              <m:r>
+                <m:rPr>
+                  <m:sty m:val="p"/>
+                </m:rPr>
+                <m:t>)</m:t>
+              </m:r>
             </m:num>
             <m:den>
               <m:r>
@@ -2476,19 +2492,21 @@
             </m:rPr>
             <m:t>log</m:t>
           </m:r>
-          <m:d>
-            <m:dPr>
-              <m:begChr m:val="("/>
-              <m:sepChr m:val=""/>
-              <m:endChr m:val=")"/>
-              <m:grow/>
-            </m:dPr>
-            <m:e>
-              <m:r>
-                <m:t>R</m:t>
-              </m:r>
-            </m:e>
-          </m:d>
+          <m:r>
+            <m:rPr>
+              <m:sty m:val="p"/>
+            </m:rPr>
+            <m:t>(</m:t>
+          </m:r>
+          <m:r>
+            <m:t>R</m:t>
+          </m:r>
+          <m:r>
+            <m:rPr>
+              <m:sty m:val="p"/>
+            </m:rPr>
+            <m:t>)</m:t>
+          </m:r>
           <m:r>
             <m:rPr>
               <m:sty m:val="p"/>
@@ -2501,28 +2519,30 @@
             </m:rPr>
             <m:t>log</m:t>
           </m:r>
-          <m:d>
-            <m:dPr>
-              <m:begChr m:val="("/>
-              <m:sepChr m:val=""/>
-              <m:endChr m:val=")"/>
-              <m:grow/>
-            </m:dPr>
+          <m:r>
+            <m:rPr>
+              <m:sty m:val="p"/>
+            </m:rPr>
+            <m:t>(</m:t>
+          </m:r>
+          <m:sSub>
             <m:e>
-              <m:sSub>
-                <m:e>
-                  <m:r>
-                    <m:t>a</m:t>
-                  </m:r>
-                </m:e>
-                <m:sub>
-                  <m:r>
-                    <m:t>1</m:t>
-                  </m:r>
-                </m:sub>
-              </m:sSub>
+              <m:r>
+                <m:t>a</m:t>
+              </m:r>
             </m:e>
-          </m:d>
+            <m:sub>
+              <m:r>
+                <m:t>1</m:t>
+              </m:r>
+            </m:sub>
+          </m:sSub>
+          <m:r>
+            <m:rPr>
+              <m:sty m:val="p"/>
+            </m:rPr>
+            <m:t>)</m:t>
+          </m:r>
           <m:r>
             <m:rPr>
               <m:sty m:val="p"/>
@@ -2535,28 +2555,30 @@
             </m:rPr>
             <m:t>log</m:t>
           </m:r>
-          <m:d>
-            <m:dPr>
-              <m:begChr m:val="("/>
-              <m:sepChr m:val=""/>
-              <m:endChr m:val=")"/>
-              <m:grow/>
-            </m:dPr>
+          <m:r>
+            <m:rPr>
+              <m:sty m:val="p"/>
+            </m:rPr>
+            <m:t>(</m:t>
+          </m:r>
+          <m:sSub>
             <m:e>
-              <m:sSub>
-                <m:e>
-                  <m:r>
-                    <m:t>a</m:t>
-                  </m:r>
-                </m:e>
-                <m:sub>
-                  <m:r>
-                    <m:t>2</m:t>
-                  </m:r>
-                </m:sub>
-              </m:sSub>
+              <m:r>
+                <m:t>a</m:t>
+              </m:r>
             </m:e>
-          </m:d>
+            <m:sub>
+              <m:r>
+                <m:t>2</m:t>
+              </m:r>
+            </m:sub>
+          </m:sSub>
+          <m:r>
+            <m:rPr>
+              <m:sty m:val="p"/>
+            </m:rPr>
+            <m:t>)</m:t>
+          </m:r>
           <m:r>
             <m:rPr>
               <m:sty m:val="p"/>
@@ -2582,19 +2604,21 @@
                 </m:rPr>
                 <m:t>log</m:t>
               </m:r>
-              <m:d>
-                <m:dPr>
-                  <m:begChr m:val="("/>
-                  <m:sepChr m:val=""/>
-                  <m:endChr m:val=")"/>
-                  <m:grow/>
-                </m:dPr>
-                <m:e>
-                  <m:r>
-                    <m:t>R</m:t>
-                  </m:r>
-                </m:e>
-              </m:d>
+              <m:r>
+                <m:rPr>
+                  <m:sty m:val="p"/>
+                </m:rPr>
+                <m:t>(</m:t>
+              </m:r>
+              <m:r>
+                <m:t>R</m:t>
+              </m:r>
+              <m:r>
+                <m:rPr>
+                  <m:sty m:val="p"/>
+                </m:rPr>
+                <m:t>)</m:t>
+              </m:r>
             </m:sub>
           </m:sSub>
           <m:r>
@@ -2625,28 +2649,30 @@
                     </m:rPr>
                     <m:t>log</m:t>
                   </m:r>
-                  <m:d>
-                    <m:dPr>
-                      <m:begChr m:val="("/>
-                      <m:sepChr m:val=""/>
-                      <m:endChr m:val=")"/>
-                      <m:grow/>
-                    </m:dPr>
+                  <m:r>
+                    <m:rPr>
+                      <m:sty m:val="p"/>
+                    </m:rPr>
+                    <m:t>(</m:t>
+                  </m:r>
+                  <m:sSub>
                     <m:e>
-                      <m:sSub>
-                        <m:e>
-                          <m:r>
-                            <m:t>a</m:t>
-                          </m:r>
-                        </m:e>
-                        <m:sub>
-                          <m:r>
-                            <m:t>1</m:t>
-                          </m:r>
-                        </m:sub>
-                      </m:sSub>
+                      <m:r>
+                        <m:t>a</m:t>
+                      </m:r>
                     </m:e>
-                  </m:d>
+                    <m:sub>
+                      <m:r>
+                        <m:t>1</m:t>
+                      </m:r>
+                    </m:sub>
+                  </m:sSub>
+                  <m:r>
+                    <m:rPr>
+                      <m:sty m:val="p"/>
+                    </m:rPr>
+                    <m:t>)</m:t>
+                  </m:r>
                 </m:sub>
                 <m:sup>
                   <m:r>
@@ -2676,28 +2702,30 @@
                     </m:rPr>
                     <m:t>log</m:t>
                   </m:r>
-                  <m:d>
-                    <m:dPr>
-                      <m:begChr m:val="("/>
-                      <m:sepChr m:val=""/>
-                      <m:endChr m:val=")"/>
-                      <m:grow/>
-                    </m:dPr>
+                  <m:r>
+                    <m:rPr>
+                      <m:sty m:val="p"/>
+                    </m:rPr>
+                    <m:t>(</m:t>
+                  </m:r>
+                  <m:sSub>
                     <m:e>
-                      <m:sSub>
-                        <m:e>
-                          <m:r>
-                            <m:t>a</m:t>
-                          </m:r>
-                        </m:e>
-                        <m:sub>
-                          <m:r>
-                            <m:t>2</m:t>
-                          </m:r>
-                        </m:sub>
-                      </m:sSub>
+                      <m:r>
+                        <m:t>a</m:t>
+                      </m:r>
                     </m:e>
-                  </m:d>
+                    <m:sub>
+                      <m:r>
+                        <m:t>2</m:t>
+                      </m:r>
+                    </m:sub>
+                  </m:sSub>
+                  <m:r>
+                    <m:rPr>
+                      <m:sty m:val="p"/>
+                    </m:rPr>
+                    <m:t>)</m:t>
+                  </m:r>
                 </m:sub>
                 <m:sup>
                   <m:r>
@@ -2755,19 +2783,21 @@
                     </m:rPr>
                     <m:t>log</m:t>
                   </m:r>
-                  <m:d>
-                    <m:dPr>
-                      <m:begChr m:val="("/>
-                      <m:sepChr m:val=""/>
-                      <m:endChr m:val=")"/>
-                      <m:grow/>
-                    </m:dPr>
-                    <m:e>
-                      <m:r>
-                        <m:t>R</m:t>
-                      </m:r>
-                    </m:e>
-                  </m:d>
+                  <m:r>
+                    <m:rPr>
+                      <m:sty m:val="p"/>
+                    </m:rPr>
+                    <m:t>(</m:t>
+                  </m:r>
+                  <m:r>
+                    <m:t>R</m:t>
+                  </m:r>
+                  <m:r>
+                    <m:rPr>
+                      <m:sty m:val="p"/>
+                    </m:rPr>
+                    <m:t>)</m:t>
+                  </m:r>
                   <m:r>
                     <m:rPr>
                       <m:sty m:val="p"/>
@@ -2808,19 +2838,21 @@
                         </m:rPr>
                         <m:t>log</m:t>
                       </m:r>
-                      <m:d>
-                        <m:dPr>
-                          <m:begChr m:val="("/>
-                          <m:sepChr m:val=""/>
-                          <m:endChr m:val=")"/>
-                          <m:grow/>
-                        </m:dPr>
-                        <m:e>
-                          <m:r>
-                            <m:t>R</m:t>
-                          </m:r>
-                        </m:e>
-                      </m:d>
+                      <m:r>
+                        <m:rPr>
+                          <m:sty m:val="p"/>
+                        </m:rPr>
+                        <m:t>(</m:t>
+                      </m:r>
+                      <m:r>
+                        <m:t>R</m:t>
+                      </m:r>
+                      <m:r>
+                        <m:rPr>
+                          <m:sty m:val="p"/>
+                        </m:rPr>
+                        <m:t>)</m:t>
+                      </m:r>
                     </m:sub>
                   </m:sSub>
                 </m:e>
@@ -2854,19 +2886,21 @@
                     </m:rPr>
                     <m:t>log</m:t>
                   </m:r>
-                  <m:d>
-                    <m:dPr>
-                      <m:begChr m:val="("/>
-                      <m:sepChr m:val=""/>
-                      <m:endChr m:val=")"/>
-                      <m:grow/>
-                    </m:dPr>
-                    <m:e>
-                      <m:r>
-                        <m:t>R</m:t>
-                      </m:r>
-                    </m:e>
-                  </m:d>
+                  <m:r>
+                    <m:rPr>
+                      <m:sty m:val="p"/>
+                    </m:rPr>
+                    <m:t>(</m:t>
+                  </m:r>
+                  <m:r>
+                    <m:t>R</m:t>
+                  </m:r>
+                  <m:r>
+                    <m:rPr>
+                      <m:sty m:val="p"/>
+                    </m:rPr>
+                    <m:t>)</m:t>
+                  </m:r>
                   <m:r>
                     <m:rPr>
                       <m:sty m:val="p"/>
@@ -2907,19 +2941,21 @@
                         </m:rPr>
                         <m:t>log</m:t>
                       </m:r>
-                      <m:d>
-                        <m:dPr>
-                          <m:begChr m:val="("/>
-                          <m:sepChr m:val=""/>
-                          <m:endChr m:val=")"/>
-                          <m:grow/>
-                        </m:dPr>
-                        <m:e>
-                          <m:r>
-                            <m:t>R</m:t>
-                          </m:r>
-                        </m:e>
-                      </m:d>
+                      <m:r>
+                        <m:rPr>
+                          <m:sty m:val="p"/>
+                        </m:rPr>
+                        <m:t>(</m:t>
+                      </m:r>
+                      <m:r>
+                        <m:t>R</m:t>
+                      </m:r>
+                      <m:r>
+                        <m:rPr>
+                          <m:sty m:val="p"/>
+                        </m:rPr>
+                        <m:t>)</m:t>
+                      </m:r>
                     </m:sub>
                   </m:sSub>
                 </m:e>
@@ -2954,7 +2990,7 @@
       <w:r>
         <w:t xml:space="preserve"> </w:t>
       </w:r>
-      <w:hyperlink r:id="rId38">
+      <w:hyperlink r:id="rId56">
         <w:r>
           <w:rPr>
             <w:rStyle w:val="Hyperlink"/>
@@ -2966,10 +3002,10 @@
         <w:t xml:space="preserve">.</w:t>
       </w:r>
     </w:p>
-    <w:bookmarkEnd w:id="39"/>
-    <w:bookmarkEnd w:id="40"/>
-    <w:bookmarkEnd w:id="41"/>
-    <w:bookmarkStart w:id="70" w:name="results"/>
+    <w:bookmarkEnd w:id="57"/>
+    <w:bookmarkEnd w:id="58"/>
+    <w:bookmarkEnd w:id="59"/>
+    <w:bookmarkStart w:id="88" w:name="results"/>
     <w:p>
       <w:pPr>
         <w:pStyle w:val="Heading1"/>
@@ -2978,7 +3014,7 @@
         <w:t xml:space="preserve">4. Results</w:t>
       </w:r>
     </w:p>
-    <w:bookmarkStart w:id="59" w:name="u.s.-compared-to-competing-countries"/>
+    <w:bookmarkStart w:id="77" w:name="u.s.-compared-to-competing-countries"/>
     <w:p>
       <w:pPr>
         <w:pStyle w:val="Heading2"/>
@@ -3027,7 +3063,7 @@
       <w:tr>
         <w:tc>
           <w:tcPr/>
-          <w:bookmarkStart w:id="45" w:name="fig-performance"/>
+          <w:bookmarkStart w:id="63" w:name="fig-performance"/>
           <w:p>
             <w:pPr>
               <w:pStyle w:val="Compact"/>
@@ -3038,12 +3074,12 @@
                 <wp:inline>
                   <wp:extent cx="6400800" cy="4095427"/>
                   <wp:effectExtent b="0" l="0" r="0" t="0"/>
-                  <wp:docPr descr="" title="" id="43" name="Picture"/>
+                  <wp:docPr descr="" title="" id="61" name="Picture"/>
                   <a:graphic>
                     <a:graphicData uri="http://schemas.openxmlformats.org/drawingml/2006/picture">
                       <pic:pic>
                         <pic:nvPicPr>
-                          <pic:cNvPr descr="output/figures/US%20performance%20plot/fig_B_Bladder%20cancer_Rate.svg" id="44" name="Picture"/>
+                          <pic:cNvPr descr="output/figures/US%20performance%20plot/fig_B_Bladder%20cancer_Rate.svg" id="62" name="Picture"/>
                           <pic:cNvPicPr>
                             <a:picLocks noChangeArrowheads="1" noChangeAspect="1"/>
                           </pic:cNvPicPr>
@@ -3055,7 +3091,7 @@
                                 <a14:useLocalDpi xmlns:a14="http://schemas.microsoft.com/office/drawing/2010/main" val="0"/>
                               </a:ext>
                               <a:ext uri="{96DAC541-7B7A-43D3-8B79-37D633B846F1}">
-                                <asvg:svgBlip xmlns:asvg="http://schemas.microsoft.com/office/drawing/2016/SVG/main" r:embed="rId42"/>
+                                <asvg:svgBlip xmlns:asvg="http://schemas.microsoft.com/office/drawing/2016/SVG/main" r:embed="rId60"/>
                               </a:ext>
                             </a:extLst>
                           </a:blip>
@@ -3098,7 +3134,7 @@
               <w:t xml:space="preserve">Figure 1: Age-standardized bladder cancer burden rates between 1980 and 2021 in the U.S. compared with high-income and high Socio-Demographic Index countries and the European Union.</w:t>
             </w:r>
           </w:p>
-          <w:bookmarkEnd w:id="45"/>
+          <w:bookmarkEnd w:id="63"/>
         </w:tc>
       </w:tr>
     </w:tbl>
@@ -3187,7 +3223,7 @@
       <w:tr>
         <w:tc>
           <w:tcPr/>
-          <w:bookmarkStart w:id="50" w:name="fig-pyramid"/>
+          <w:bookmarkStart w:id="68" w:name="fig-pyramid"/>
           <w:p>
             <w:pPr>
               <w:pStyle w:val="Compact"/>
@@ -3198,24 +3234,24 @@
                 <wp:inline>
                   <wp:extent cx="6400800" cy="3200400"/>
                   <wp:effectExtent b="0" l="0" r="0" t="0"/>
-                  <wp:docPr descr="" title="" id="47" name="Picture"/>
+                  <wp:docPr descr="" title="" id="65" name="Picture"/>
                   <a:graphic>
                     <a:graphicData uri="http://schemas.openxmlformats.org/drawingml/2006/picture">
                       <pic:pic>
                         <pic:nvPicPr>
-                          <pic:cNvPr descr="output/figures/US_combined_pyramid.svg" id="48" name="Picture"/>
+                          <pic:cNvPr descr="output/figures/US_combined_pyramid.svg" id="66" name="Picture"/>
                           <pic:cNvPicPr>
                             <a:picLocks noChangeArrowheads="1" noChangeAspect="1"/>
                           </pic:cNvPicPr>
                         </pic:nvPicPr>
                         <pic:blipFill>
-                          <a:blip r:embed="rId49">
+                          <a:blip r:embed="rId67">
                             <a:extLst>
                               <a:ext uri="{28A0092B-C50C-407E-A947-70E740481C1C}">
                                 <a14:useLocalDpi xmlns:a14="http://schemas.microsoft.com/office/drawing/2010/main" val="0"/>
                               </a:ext>
                               <a:ext uri="{96DAC541-7B7A-43D3-8B79-37D633B846F1}">
-                                <asvg:svgBlip xmlns:asvg="http://schemas.microsoft.com/office/drawing/2016/SVG/main" r:embed="rId46"/>
+                                <asvg:svgBlip xmlns:asvg="http://schemas.microsoft.com/office/drawing/2016/SVG/main" r:embed="rId64"/>
                               </a:ext>
                             </a:extLst>
                           </a:blip>
@@ -3258,7 +3294,7 @@
               <w:t xml:space="preserve">Figure 2: Population pyramids visualizing age-gender distribution of bladder cancer burden rates in the U.S.</w:t>
             </w:r>
           </w:p>
-          <w:bookmarkEnd w:id="50"/>
+          <w:bookmarkEnd w:id="68"/>
         </w:tc>
       </w:tr>
     </w:tbl>
@@ -3300,7 +3336,7 @@
       <w:r>
         <w:t xml:space="preserve"> </w:t>
       </w:r>
-      <w:hyperlink r:id="rId51">
+      <w:hyperlink r:id="rId69">
         <w:r>
           <w:rPr>
             <w:rStyle w:val="Hyperlink"/>
@@ -3331,7 +3367,7 @@
       <w:r>
         <w:t xml:space="preserve"> </w:t>
       </w:r>
-      <w:hyperlink r:id="rId52">
+      <w:hyperlink r:id="rId70">
         <w:r>
           <w:rPr>
             <w:rStyle w:val="Hyperlink"/>
@@ -3387,7 +3423,7 @@
       <w:r>
         <w:t xml:space="preserve"> </w:t>
       </w:r>
-      <w:hyperlink r:id="rId53">
+      <w:hyperlink r:id="rId71">
         <w:r>
           <w:rPr>
             <w:rStyle w:val="Hyperlink"/>
@@ -3412,7 +3448,7 @@
       <w:tr>
         <w:tc>
           <w:tcPr/>
-          <w:bookmarkStart w:id="58" w:name="fig-apc"/>
+          <w:bookmarkStart w:id="76" w:name="fig-apc"/>
           <w:p>
             <w:pPr>
               <w:pStyle w:val="Compact"/>
@@ -3423,24 +3459,24 @@
                 <wp:inline>
                   <wp:extent cx="6400800" cy="4800600"/>
                   <wp:effectExtent b="0" l="0" r="0" t="0"/>
-                  <wp:docPr descr="" title="" id="55" name="Picture"/>
+                  <wp:docPr descr="" title="" id="73" name="Picture"/>
                   <a:graphic>
                     <a:graphicData uri="http://schemas.openxmlformats.org/drawingml/2006/picture">
                       <pic:pic>
                         <pic:nvPicPr>
-                          <pic:cNvPr descr="output/figures/US_combined_apc.svg" id="56" name="Picture"/>
+                          <pic:cNvPr descr="output/figures/US_combined_apc.svg" id="74" name="Picture"/>
                           <pic:cNvPicPr>
                             <a:picLocks noChangeArrowheads="1" noChangeAspect="1"/>
                           </pic:cNvPicPr>
                         </pic:nvPicPr>
                         <pic:blipFill>
-                          <a:blip r:embed="rId57">
+                          <a:blip r:embed="rId75">
                             <a:extLst>
                               <a:ext uri="{28A0092B-C50C-407E-A947-70E740481C1C}">
                                 <a14:useLocalDpi xmlns:a14="http://schemas.microsoft.com/office/drawing/2010/main" val="0"/>
                               </a:ext>
                               <a:ext uri="{96DAC541-7B7A-43D3-8B79-37D633B846F1}">
-                                <asvg:svgBlip xmlns:asvg="http://schemas.microsoft.com/office/drawing/2016/SVG/main" r:embed="rId54"/>
+                                <asvg:svgBlip xmlns:asvg="http://schemas.microsoft.com/office/drawing/2016/SVG/main" r:embed="rId72"/>
                               </a:ext>
                             </a:extLst>
                           </a:blip>
@@ -3483,7 +3519,7 @@
               <w:t xml:space="preserve">Figure 3: Age-gender distribution of bladder cancer burden rates across decades in U.S.</w:t>
             </w:r>
           </w:p>
-          <w:bookmarkEnd w:id="58"/>
+          <w:bookmarkEnd w:id="76"/>
         </w:tc>
       </w:tr>
     </w:tbl>
@@ -3498,8 +3534,8 @@
         <w:t xml:space="preserve">Abbreviations: DALYs: Disability-Adjusted Life Year; YLDs: Years Lived with Disability; YLLs: Years of Life Lost</w:t>
       </w:r>
     </w:p>
-    <w:bookmarkEnd w:id="59"/>
-    <w:bookmarkStart w:id="69" w:name="bladder-cancer-burden-across-the-u.s."/>
+    <w:bookmarkEnd w:id="77"/>
+    <w:bookmarkStart w:id="87" w:name="bladder-cancer-burden-across-the-u.s."/>
     <w:p>
       <w:pPr>
         <w:pStyle w:val="Heading2"/>
@@ -3549,7 +3585,7 @@
       <w:r>
         <w:t xml:space="preserve"> </w:t>
       </w:r>
-      <w:hyperlink r:id="rId60">
+      <w:hyperlink r:id="rId78">
         <w:r>
           <w:rPr>
             <w:rStyle w:val="Hyperlink"/>
@@ -3574,7 +3610,7 @@
       <w:tr>
         <w:tc>
           <w:tcPr/>
-          <w:bookmarkStart w:id="64" w:name="fig-geofacet"/>
+          <w:bookmarkStart w:id="82" w:name="fig-geofacet"/>
           <w:p>
             <w:pPr>
               <w:pStyle w:val="Compact"/>
@@ -3585,12 +3621,12 @@
                 <wp:inline>
                   <wp:extent cx="6400800" cy="3342493"/>
                   <wp:effectExtent b="0" l="0" r="0" t="0"/>
-                  <wp:docPr descr="" title="" id="62" name="Picture"/>
+                  <wp:docPr descr="" title="" id="80" name="Picture"/>
                   <a:graphic>
                     <a:graphicData uri="http://schemas.openxmlformats.org/drawingml/2006/picture">
                       <pic:pic>
                         <pic:nvPicPr>
-                          <pic:cNvPr descr="output/figures/Geofacet%20plot/fig_A_Incidence_Bladder%20cancer_Rate.svg" id="63" name="Picture"/>
+                          <pic:cNvPr descr="output/figures/Geofacet%20plot/fig_A_Incidence_Bladder%20cancer_Rate.svg" id="81" name="Picture"/>
                           <pic:cNvPicPr>
                             <a:picLocks noChangeArrowheads="1" noChangeAspect="1"/>
                           </pic:cNvPicPr>
@@ -3602,7 +3638,7 @@
                                 <a14:useLocalDpi xmlns:a14="http://schemas.microsoft.com/office/drawing/2010/main" val="0"/>
                               </a:ext>
                               <a:ext uri="{96DAC541-7B7A-43D3-8B79-37D633B846F1}">
-                                <asvg:svgBlip xmlns:asvg="http://schemas.microsoft.com/office/drawing/2016/SVG/main" r:embed="rId61"/>
+                                <asvg:svgBlip xmlns:asvg="http://schemas.microsoft.com/office/drawing/2016/SVG/main" r:embed="rId79"/>
                               </a:ext>
                             </a:extLst>
                           </a:blip>
@@ -3645,7 +3681,7 @@
               <w:t xml:space="preserve">Figure 4: State-level historical trends in age-standardized prevalence rates across the U.S., stratified by sex. States are arranged to approximate their geographic location.</w:t>
             </w:r>
           </w:p>
-          <w:bookmarkEnd w:id="64"/>
+          <w:bookmarkEnd w:id="82"/>
         </w:tc>
       </w:tr>
     </w:tbl>
@@ -3692,7 +3728,7 @@
       <w:tr>
         <w:tc>
           <w:tcPr/>
-          <w:bookmarkStart w:id="68" w:name="fig-discrep"/>
+          <w:bookmarkStart w:id="86" w:name="fig-discrep"/>
           <w:p>
             <w:pPr>
               <w:pStyle w:val="Compact"/>
@@ -3703,12 +3739,12 @@
                 <wp:inline>
                   <wp:extent cx="6400800" cy="8535655"/>
                   <wp:effectExtent b="0" l="0" r="0" t="0"/>
-                  <wp:docPr descr="" title="" id="66" name="Picture"/>
+                  <wp:docPr descr="" title="" id="84" name="Picture"/>
                   <a:graphic>
                     <a:graphicData uri="http://schemas.openxmlformats.org/drawingml/2006/picture">
                       <pic:pic>
                         <pic:nvPicPr>
-                          <pic:cNvPr descr="output/figures/Gender%20Discrepancy/fig_H.svg" id="67" name="Picture"/>
+                          <pic:cNvPr descr="output/figures/Gender%20Discrepancy/fig_H.svg" id="85" name="Picture"/>
                           <pic:cNvPicPr>
                             <a:picLocks noChangeArrowheads="1" noChangeAspect="1"/>
                           </pic:cNvPicPr>
@@ -3720,7 +3756,7 @@
                                 <a14:useLocalDpi xmlns:a14="http://schemas.microsoft.com/office/drawing/2010/main" val="0"/>
                               </a:ext>
                               <a:ext uri="{96DAC541-7B7A-43D3-8B79-37D633B846F1}">
-                                <asvg:svgBlip xmlns:asvg="http://schemas.microsoft.com/office/drawing/2016/SVG/main" r:embed="rId65"/>
+                                <asvg:svgBlip xmlns:asvg="http://schemas.microsoft.com/office/drawing/2016/SVG/main" r:embed="rId83"/>
                               </a:ext>
                             </a:extLst>
                           </a:blip>
@@ -3763,7 +3799,7 @@
               <w:t xml:space="preserve">Figure 5: State-level male:female ratio across different measures in 2021.</w:t>
             </w:r>
           </w:p>
-          <w:bookmarkEnd w:id="68"/>
+          <w:bookmarkEnd w:id="86"/>
         </w:tc>
       </w:tr>
     </w:tbl>
@@ -3778,9 +3814,9 @@
         <w:t xml:space="preserve">Abbreviations: Alabama: AL; Alaska: AK; Arizona: AZ; Arkansas: AR; California: CA; Colorado: CO; Connecticut: CT; Delaware: DE; District of Columbia: DC; Florida: FL; Georgia: GA; Hawaii: HI; Idaho: ID; Illinois: IL; Indiana: IN; Iowa: IA; Kansas: KS; Kentucky: KY; Louisiana: LA; Maine: ME; Maryland: MD; Massachusetts: MA; Michigan: MI; Minnesota: MN; Mississippi: MS; Missouri: MO; Montana: MT; Nebraska: NE; Nevada: NV; New Hampshire: NH; New Jersey: NJ; New Mexico: NM; New York: NY; North Carolina: NC; North Dakota: ND; Ohio: OH; Oklahoma: OK; Oregon: OR; Pennsylvania: PA; Rhode Island: RI; South Carolina: SC; South Dakota: SD; Tennessee: TN; Texas: TX; Utah: UT; Vermont: VT; Virginia: VA; Washington: WA; West Virginia: WV; Wisconsin: WI; Wyoming: WY; ; DALYs: Disability-Adjusted Life Year; YLDs: Years Lived with Disability; YLLs: Years of Life Lost</w:t>
       </w:r>
     </w:p>
-    <w:bookmarkEnd w:id="69"/>
-    <w:bookmarkEnd w:id="70"/>
-    <w:bookmarkStart w:id="71" w:name="discussion"/>
+    <w:bookmarkEnd w:id="87"/>
+    <w:bookmarkEnd w:id="88"/>
+    <w:bookmarkStart w:id="89" w:name="discussion"/>
     <w:p>
       <w:pPr>
         <w:pStyle w:val="Heading1"/>
@@ -4189,8 +4225,8 @@
         <w:t xml:space="preserve">The strengths of this study include the use of robust, population-based estimates to examine long-term temporal trends and state-level disparities in BC burden across the U.S. Nevertheless, several limitations merit consideration. GBD estimates rely on modeled data due to incomplete or heterogeneous primary data sources, which may introduce uncertainty, particularly in states with sparse reporting. Although advanced statistical methods are used to mitigate these limitations, some degree of imprecision is unavoidable. Additionally, the inherent lag in GBD data availability means that trends beyond 2021 are not captured. Finally, this analysis is primarily descriptive and does not directly evaluate individual-level risk factors or clinical characteristics, limiting causal inference regarding the drivers of observed patterns. Most of the trends reported in this study are age-standardized; therefore, discrepancies with surveillance systems that report crude or partially adjusted rates, such as some Centers for Disease Control and Prevention (CDC) summaries, likely reflect methodological differences rather than true epidemiological disagreement. Notably, Nevada remained among the states with persistently elevated mortality trends even after age standardization.</w:t>
       </w:r>
     </w:p>
-    <w:bookmarkEnd w:id="71"/>
-    <w:bookmarkStart w:id="72" w:name="conclusions"/>
+    <w:bookmarkEnd w:id="89"/>
+    <w:bookmarkStart w:id="90" w:name="conclusions"/>
     <w:p>
       <w:pPr>
         <w:pStyle w:val="Heading1"/>
@@ -4207,8 +4243,8 @@
         <w:t xml:space="preserve">BC burden in the U.S. remains unevenly distributed, with persistent state-level disparities driven by environmental, demographic, and healthcare access factors. While national trends show modest improvement, targeted interventions focusing on prevention and early detection are needed. Future economic analyses should evaluate resource reallocation from late-stage treatment to prevention to optimize healthcare spending and reduce long-term disease burden.</w:t>
       </w:r>
     </w:p>
-    <w:bookmarkEnd w:id="72"/>
-    <w:bookmarkStart w:id="76" w:name="supporting-files"/>
+    <w:bookmarkEnd w:id="90"/>
+    <w:bookmarkStart w:id="94" w:name="supporting-files"/>
     <w:p>
       <w:pPr>
         <w:pStyle w:val="Heading1"/>
@@ -4248,7 +4284,7 @@
       <w:r>
         <w:t xml:space="preserve"> </w:t>
       </w:r>
-      <w:hyperlink r:id="rId73">
+      <w:hyperlink r:id="rId91">
         <w:r>
           <w:rPr>
             <w:rStyle w:val="Hyperlink"/>
@@ -4259,7 +4295,7 @@
       <w:r>
         <w:t xml:space="preserve">.</w:t>
       </w:r>
-      <w:hyperlink r:id="rId74"/>
+      <w:hyperlink r:id="rId92"/>
     </w:p>
     <w:p>
       <w:pPr>
@@ -4284,7 +4320,7 @@
       <w:r>
         <w:t xml:space="preserve"> </w:t>
       </w:r>
-      <w:hyperlink r:id="rId60">
+      <w:hyperlink r:id="rId78">
         <w:r>
           <w:rPr>
             <w:rStyle w:val="Hyperlink"/>
@@ -4333,7 +4369,7 @@
       <w:r>
         <w:t xml:space="preserve"> </w:t>
       </w:r>
-      <w:hyperlink r:id="rId51">
+      <w:hyperlink r:id="rId69">
         <w:r>
           <w:rPr>
             <w:rStyle w:val="Hyperlink"/>
@@ -4344,7 +4380,7 @@
       <w:r>
         <w:t xml:space="preserve">.</w:t>
       </w:r>
-      <w:hyperlink r:id="rId74"/>
+      <w:hyperlink r:id="rId92"/>
     </w:p>
     <w:p>
       <w:pPr>
@@ -4369,7 +4405,7 @@
       <w:r>
         <w:t xml:space="preserve"> </w:t>
       </w:r>
-      <w:hyperlink r:id="rId52">
+      <w:hyperlink r:id="rId70">
         <w:r>
           <w:rPr>
             <w:rStyle w:val="Hyperlink"/>
@@ -4380,7 +4416,7 @@
       <w:r>
         <w:t xml:space="preserve">.</w:t>
       </w:r>
-      <w:hyperlink r:id="rId74"/>
+      <w:hyperlink r:id="rId92"/>
     </w:p>
     <w:p>
       <w:pPr>
@@ -4405,7 +4441,7 @@
       <w:r>
         <w:t xml:space="preserve"> </w:t>
       </w:r>
-      <w:hyperlink r:id="rId75">
+      <w:hyperlink r:id="rId93">
         <w:r>
           <w:rPr>
             <w:rStyle w:val="Hyperlink"/>
@@ -4416,7 +4452,7 @@
       <w:r>
         <w:t xml:space="preserve">.</w:t>
       </w:r>
-      <w:hyperlink r:id="rId74"/>
+      <w:hyperlink r:id="rId92"/>
     </w:p>
     <w:p>
       <w:pPr>
@@ -4441,7 +4477,7 @@
       <w:r>
         <w:t xml:space="preserve"> </w:t>
       </w:r>
-      <w:hyperlink r:id="rId53">
+      <w:hyperlink r:id="rId71">
         <w:r>
           <w:rPr>
             <w:rStyle w:val="Hyperlink"/>
@@ -4452,10 +4488,10 @@
       <w:r>
         <w:t xml:space="preserve">.</w:t>
       </w:r>
-      <w:hyperlink r:id="rId74"/>
-    </w:p>
-    <w:bookmarkEnd w:id="76"/>
-    <w:bookmarkStart w:id="82" w:name="statements"/>
+      <w:hyperlink r:id="rId92"/>
+    </w:p>
+    <w:bookmarkEnd w:id="94"/>
+    <w:bookmarkStart w:id="100" w:name="statements"/>
     <w:p>
       <w:pPr>
         <w:pStyle w:val="Heading1"/>
@@ -4464,7 +4500,7 @@
         <w:t xml:space="preserve">7. Statements</w:t>
       </w:r>
     </w:p>
-    <w:bookmarkStart w:id="77" w:name="contributions"/>
+    <w:bookmarkStart w:id="95" w:name="contributions"/>
     <w:p>
       <w:pPr>
         <w:pStyle w:val="Heading2"/>
@@ -4667,8 +4703,8 @@
         <w:t xml:space="preserve">Wassim Kassouf;</w:t>
       </w:r>
     </w:p>
-    <w:bookmarkEnd w:id="77"/>
-    <w:bookmarkStart w:id="78" w:name="acknowledgments"/>
+    <w:bookmarkEnd w:id="95"/>
+    <w:bookmarkStart w:id="96" w:name="acknowledgments"/>
     <w:p>
       <w:pPr>
         <w:pStyle w:val="Heading2"/>
@@ -4685,8 +4721,8 @@
         <w:t xml:space="preserve">None.</w:t>
       </w:r>
     </w:p>
-    <w:bookmarkEnd w:id="78"/>
-    <w:bookmarkStart w:id="79" w:name="transparency-statement"/>
+    <w:bookmarkEnd w:id="96"/>
+    <w:bookmarkStart w:id="97" w:name="transparency-statement"/>
     <w:p>
       <w:pPr>
         <w:pStyle w:val="Heading2"/>
@@ -4703,8 +4739,8 @@
         <w:t xml:space="preserve">The lead author, Alireza Sadeghi, affirms that this manuscript is an honest, accurate, and transparent account of the study being reported; that no important aspects of the study have been omitted; and that any discrepancies from the study as planned (and, if relevant, registered) have been explained.</w:t>
       </w:r>
     </w:p>
-    <w:bookmarkEnd w:id="79"/>
-    <w:bookmarkStart w:id="80" w:name="data-availability-statement"/>
+    <w:bookmarkEnd w:id="97"/>
+    <w:bookmarkStart w:id="98" w:name="data-availability-statement"/>
     <w:p>
       <w:pPr>
         <w:pStyle w:val="Heading2"/>
@@ -4723,7 +4759,7 @@
       <w:r>
         <w:t xml:space="preserve"> </w:t>
       </w:r>
-      <w:hyperlink r:id="rId34">
+      <w:hyperlink r:id="rId52">
         <w:r>
           <w:rPr>
             <w:rStyle w:val="Hyperlink"/>
@@ -4737,7 +4773,7 @@
       <w:r>
         <w:t xml:space="preserve"> </w:t>
       </w:r>
-      <w:hyperlink r:id="rId37">
+      <w:hyperlink r:id="rId55">
         <w:r>
           <w:rPr>
             <w:rStyle w:val="Hyperlink"/>
@@ -4749,8 +4785,8 @@
         <w:t xml:space="preserve">. Data are provided in R’s native binary format (RDS). Full reproducibility can be achieved by cloning the repository and rendering the project using the supplied scripts and documentation.</w:t>
       </w:r>
     </w:p>
-    <w:bookmarkEnd w:id="80"/>
-    <w:bookmarkStart w:id="81" w:name="conflicts-of-interest"/>
+    <w:bookmarkEnd w:id="98"/>
+    <w:bookmarkStart w:id="99" w:name="conflicts-of-interest"/>
     <w:p>
       <w:pPr>
         <w:pStyle w:val="Heading2"/>
@@ -4767,9 +4803,9 @@
         <w:t xml:space="preserve">The authors declare no conflicts of interest.</w:t>
       </w:r>
     </w:p>
-    <w:bookmarkEnd w:id="81"/>
-    <w:bookmarkEnd w:id="82"/>
-    <w:bookmarkStart w:id="236" w:name="references"/>
+    <w:bookmarkEnd w:id="99"/>
+    <w:bookmarkEnd w:id="100"/>
+    <w:bookmarkStart w:id="254" w:name="references"/>
     <w:p>
       <w:pPr>
         <w:pStyle w:val="Heading1"/>
@@ -4778,8 +4814,8 @@
         <w:t xml:space="preserve">References</w:t>
       </w:r>
     </w:p>
-    <w:bookmarkStart w:id="235" w:name="refs"/>
-    <w:bookmarkStart w:id="84" w:name="ref-RN1"/>
+    <w:bookmarkStart w:id="253" w:name="refs"/>
+    <w:bookmarkStart w:id="102" w:name="ref-RN1"/>
     <w:p>
       <w:pPr>
         <w:pStyle w:val="Bibliography"/>
@@ -4799,7 +4835,7 @@
       <w:r>
         <w:t xml:space="preserve"> </w:t>
       </w:r>
-      <w:hyperlink r:id="rId83">
+      <w:hyperlink r:id="rId101">
         <w:r>
           <w:rPr>
             <w:rStyle w:val="Hyperlink"/>
@@ -4808,8 +4844,8 @@
         </w:r>
       </w:hyperlink>
     </w:p>
-    <w:bookmarkEnd w:id="84"/>
-    <w:bookmarkStart w:id="86" w:name="ref-RN2"/>
+    <w:bookmarkEnd w:id="102"/>
+    <w:bookmarkStart w:id="104" w:name="ref-RN2"/>
     <w:p>
       <w:pPr>
         <w:pStyle w:val="Bibliography"/>
@@ -4829,7 +4865,7 @@
       <w:r>
         <w:t xml:space="preserve"> </w:t>
       </w:r>
-      <w:hyperlink r:id="rId85">
+      <w:hyperlink r:id="rId103">
         <w:r>
           <w:rPr>
             <w:rStyle w:val="Hyperlink"/>
@@ -4844,8 +4880,8 @@
         <w:t xml:space="preserve"> </w:t>
       </w:r>
     </w:p>
-    <w:bookmarkEnd w:id="86"/>
-    <w:bookmarkStart w:id="88" w:name="ref-RN3"/>
+    <w:bookmarkEnd w:id="104"/>
+    <w:bookmarkStart w:id="106" w:name="ref-RN3"/>
     <w:p>
       <w:pPr>
         <w:pStyle w:val="Bibliography"/>
@@ -4865,7 +4901,7 @@
       <w:r>
         <w:t xml:space="preserve"> </w:t>
       </w:r>
-      <w:hyperlink r:id="rId87">
+      <w:hyperlink r:id="rId105">
         <w:r>
           <w:rPr>
             <w:rStyle w:val="Hyperlink"/>
@@ -4874,8 +4910,8 @@
         </w:r>
       </w:hyperlink>
     </w:p>
-    <w:bookmarkEnd w:id="88"/>
-    <w:bookmarkStart w:id="90" w:name="ref-RN4"/>
+    <w:bookmarkEnd w:id="106"/>
+    <w:bookmarkStart w:id="108" w:name="ref-RN4"/>
     <w:p>
       <w:pPr>
         <w:pStyle w:val="Bibliography"/>
@@ -4895,7 +4931,7 @@
       <w:r>
         <w:t xml:space="preserve"> </w:t>
       </w:r>
-      <w:hyperlink r:id="rId89">
+      <w:hyperlink r:id="rId107">
         <w:r>
           <w:rPr>
             <w:rStyle w:val="Hyperlink"/>
@@ -4910,8 +4946,8 @@
         <w:t xml:space="preserve"> </w:t>
       </w:r>
     </w:p>
-    <w:bookmarkEnd w:id="90"/>
-    <w:bookmarkStart w:id="92" w:name="ref-RN5"/>
+    <w:bookmarkEnd w:id="108"/>
+    <w:bookmarkStart w:id="110" w:name="ref-RN5"/>
     <w:p>
       <w:pPr>
         <w:pStyle w:val="Bibliography"/>
@@ -4931,7 +4967,7 @@
       <w:r>
         <w:t xml:space="preserve"> </w:t>
       </w:r>
-      <w:hyperlink r:id="rId91">
+      <w:hyperlink r:id="rId109">
         <w:r>
           <w:rPr>
             <w:rStyle w:val="Hyperlink"/>
@@ -4946,8 +4982,8 @@
         <w:t xml:space="preserve"> </w:t>
       </w:r>
     </w:p>
-    <w:bookmarkEnd w:id="92"/>
-    <w:bookmarkStart w:id="94" w:name="ref-RN6"/>
+    <w:bookmarkEnd w:id="110"/>
+    <w:bookmarkStart w:id="112" w:name="ref-RN6"/>
     <w:p>
       <w:pPr>
         <w:pStyle w:val="Bibliography"/>
@@ -4967,7 +5003,7 @@
       <w:r>
         <w:t xml:space="preserve"> </w:t>
       </w:r>
-      <w:hyperlink r:id="rId93">
+      <w:hyperlink r:id="rId111">
         <w:r>
           <w:rPr>
             <w:rStyle w:val="Hyperlink"/>
@@ -4976,8 +5012,8 @@
         </w:r>
       </w:hyperlink>
     </w:p>
-    <w:bookmarkEnd w:id="94"/>
-    <w:bookmarkStart w:id="96" w:name="ref-RN7"/>
+    <w:bookmarkEnd w:id="112"/>
+    <w:bookmarkStart w:id="114" w:name="ref-RN7"/>
     <w:p>
       <w:pPr>
         <w:pStyle w:val="Bibliography"/>
@@ -4997,7 +5033,7 @@
       <w:r>
         <w:t xml:space="preserve"> </w:t>
       </w:r>
-      <w:hyperlink r:id="rId95">
+      <w:hyperlink r:id="rId113">
         <w:r>
           <w:rPr>
             <w:rStyle w:val="Hyperlink"/>
@@ -5006,8 +5042,8 @@
         </w:r>
       </w:hyperlink>
     </w:p>
-    <w:bookmarkEnd w:id="96"/>
-    <w:bookmarkStart w:id="98" w:name="ref-RN14"/>
+    <w:bookmarkEnd w:id="114"/>
+    <w:bookmarkStart w:id="116" w:name="ref-RN14"/>
     <w:p>
       <w:pPr>
         <w:pStyle w:val="Bibliography"/>
@@ -5027,7 +5063,7 @@
       <w:r>
         <w:t xml:space="preserve"> </w:t>
       </w:r>
-      <w:hyperlink r:id="rId97">
+      <w:hyperlink r:id="rId115">
         <w:r>
           <w:rPr>
             <w:rStyle w:val="Hyperlink"/>
@@ -5042,8 +5078,8 @@
         <w:t xml:space="preserve"> </w:t>
       </w:r>
     </w:p>
-    <w:bookmarkEnd w:id="98"/>
-    <w:bookmarkStart w:id="100" w:name="ref-RN15"/>
+    <w:bookmarkEnd w:id="116"/>
+    <w:bookmarkStart w:id="118" w:name="ref-RN15"/>
     <w:p>
       <w:pPr>
         <w:pStyle w:val="Bibliography"/>
@@ -5063,7 +5099,7 @@
       <w:r>
         <w:t xml:space="preserve"> </w:t>
       </w:r>
-      <w:hyperlink r:id="rId99">
+      <w:hyperlink r:id="rId117">
         <w:r>
           <w:rPr>
             <w:rStyle w:val="Hyperlink"/>
@@ -5078,8 +5114,8 @@
         <w:t xml:space="preserve"> </w:t>
       </w:r>
     </w:p>
-    <w:bookmarkEnd w:id="100"/>
-    <w:bookmarkStart w:id="102" w:name="ref-RN16"/>
+    <w:bookmarkEnd w:id="118"/>
+    <w:bookmarkStart w:id="120" w:name="ref-RN16"/>
     <w:p>
       <w:pPr>
         <w:pStyle w:val="Bibliography"/>
@@ -5099,7 +5135,7 @@
       <w:r>
         <w:t xml:space="preserve"> </w:t>
       </w:r>
-      <w:hyperlink r:id="rId101">
+      <w:hyperlink r:id="rId119">
         <w:r>
           <w:rPr>
             <w:rStyle w:val="Hyperlink"/>
@@ -5114,8 +5150,8 @@
         <w:t xml:space="preserve"> </w:t>
       </w:r>
     </w:p>
-    <w:bookmarkEnd w:id="102"/>
-    <w:bookmarkStart w:id="104" w:name="ref-RN17"/>
+    <w:bookmarkEnd w:id="120"/>
+    <w:bookmarkStart w:id="122" w:name="ref-RN17"/>
     <w:p>
       <w:pPr>
         <w:pStyle w:val="Bibliography"/>
@@ -5135,7 +5171,7 @@
       <w:r>
         <w:t xml:space="preserve"> </w:t>
       </w:r>
-      <w:hyperlink r:id="rId103">
+      <w:hyperlink r:id="rId121">
         <w:r>
           <w:rPr>
             <w:rStyle w:val="Hyperlink"/>
@@ -5150,8 +5186,8 @@
         <w:t xml:space="preserve"> </w:t>
       </w:r>
     </w:p>
-    <w:bookmarkEnd w:id="104"/>
-    <w:bookmarkStart w:id="106" w:name="ref-RN18"/>
+    <w:bookmarkEnd w:id="122"/>
+    <w:bookmarkStart w:id="124" w:name="ref-RN18"/>
     <w:p>
       <w:pPr>
         <w:pStyle w:val="Bibliography"/>
@@ -5171,7 +5207,7 @@
       <w:r>
         <w:t xml:space="preserve"> </w:t>
       </w:r>
-      <w:hyperlink r:id="rId105">
+      <w:hyperlink r:id="rId123">
         <w:r>
           <w:rPr>
             <w:rStyle w:val="Hyperlink"/>
@@ -5180,8 +5216,8 @@
         </w:r>
       </w:hyperlink>
     </w:p>
-    <w:bookmarkEnd w:id="106"/>
-    <w:bookmarkStart w:id="108" w:name="ref-RN19"/>
+    <w:bookmarkEnd w:id="124"/>
+    <w:bookmarkStart w:id="126" w:name="ref-RN19"/>
     <w:p>
       <w:pPr>
         <w:pStyle w:val="Bibliography"/>
@@ -5201,7 +5237,7 @@
       <w:r>
         <w:t xml:space="preserve"> </w:t>
       </w:r>
-      <w:hyperlink r:id="rId107">
+      <w:hyperlink r:id="rId125">
         <w:r>
           <w:rPr>
             <w:rStyle w:val="Hyperlink"/>
@@ -5216,8 +5252,8 @@
         <w:t xml:space="preserve"> </w:t>
       </w:r>
     </w:p>
-    <w:bookmarkEnd w:id="108"/>
-    <w:bookmarkStart w:id="110" w:name="ref-RN20"/>
+    <w:bookmarkEnd w:id="126"/>
+    <w:bookmarkStart w:id="128" w:name="ref-RN20"/>
     <w:p>
       <w:pPr>
         <w:pStyle w:val="Bibliography"/>
@@ -5237,7 +5273,7 @@
       <w:r>
         <w:t xml:space="preserve"> </w:t>
       </w:r>
-      <w:hyperlink r:id="rId109">
+      <w:hyperlink r:id="rId127">
         <w:r>
           <w:rPr>
             <w:rStyle w:val="Hyperlink"/>
@@ -5252,8 +5288,8 @@
         <w:t xml:space="preserve"> </w:t>
       </w:r>
     </w:p>
-    <w:bookmarkEnd w:id="110"/>
-    <w:bookmarkStart w:id="112" w:name="ref-RN22"/>
+    <w:bookmarkEnd w:id="128"/>
+    <w:bookmarkStart w:id="130" w:name="ref-RN22"/>
     <w:p>
       <w:pPr>
         <w:pStyle w:val="Bibliography"/>
@@ -5273,7 +5309,7 @@
       <w:r>
         <w:t xml:space="preserve"> </w:t>
       </w:r>
-      <w:hyperlink r:id="rId111">
+      <w:hyperlink r:id="rId129">
         <w:r>
           <w:rPr>
             <w:rStyle w:val="Hyperlink"/>
@@ -5288,8 +5324,8 @@
         <w:t xml:space="preserve"> </w:t>
       </w:r>
     </w:p>
-    <w:bookmarkEnd w:id="112"/>
-    <w:bookmarkStart w:id="114" w:name="ref-RN23"/>
+    <w:bookmarkEnd w:id="130"/>
+    <w:bookmarkStart w:id="132" w:name="ref-RN23"/>
     <w:p>
       <w:pPr>
         <w:pStyle w:val="Bibliography"/>
@@ -5309,7 +5345,7 @@
       <w:r>
         <w:t xml:space="preserve"> </w:t>
       </w:r>
-      <w:hyperlink r:id="rId113">
+      <w:hyperlink r:id="rId131">
         <w:r>
           <w:rPr>
             <w:rStyle w:val="Hyperlink"/>
@@ -5324,8 +5360,8 @@
         <w:t xml:space="preserve"> </w:t>
       </w:r>
     </w:p>
-    <w:bookmarkEnd w:id="114"/>
-    <w:bookmarkStart w:id="116" w:name="ref-ferrari2024"/>
+    <w:bookmarkEnd w:id="132"/>
+    <w:bookmarkStart w:id="134" w:name="ref-ferrari2024"/>
     <w:p>
       <w:pPr>
         <w:pStyle w:val="Bibliography"/>
@@ -5340,15 +5376,18 @@
         <w:t xml:space="preserve">	</w:t>
       </w:r>
       <w:r>
-        <w:t xml:space="preserve">Ferrari AJ, Santomauro DF, Aali A, Abate YH, Abbafati C, Abbastabar H, et al. Global incidence, prevalence, years lived with disability (YLDs), disability-adjusted life-years (DALYs), and healthy life expectancy (HALE) for 371 diseases and injuries in 204 countries and territories and 811 subnational locations, 1990</w:t>
-      </w:r>
-      <w:r>
-        <w:t xml:space="preserve">2021: a systematic analysis for the Global Burden of Disease Study 2021. The Lancet [Internet]. 2024 May;403(10440):2133–61. Available from:</w:t>
-      </w:r>
-      <w:r>
-        <w:t xml:space="preserve"> </w:t>
-      </w:r>
-      <w:hyperlink r:id="rId115">
+        <w:t xml:space="preserve">Ferrari AJ, Santomauro DF, Aali A, Abate YH, Abbafati C, Abbastabar H, et al.</w:t>
+      </w:r>
+      <w:r>
+        <w:t xml:space="preserve"> Global incidence, prevalence, years lived with disability (YLDs), disability-adjusted life-years (DALYs), and healthy life expectancy (HALE) for 371 diseases and injuries in 204 countries and territories and 811 subnational locations, 1990</w:t>
+      </w:r>
+      <w:r>
+        <w:t xml:space="preserve">2021: A systematic analysis for the global burden of disease study 2021. The Lancet [Internet]. 2024 May;403(10440):2133–61. Available from:</w:t>
+      </w:r>
+      <w:r>
+        <w:t xml:space="preserve"> </w:t>
+      </w:r>
+      <w:hyperlink r:id="rId133">
         <w:r>
           <w:rPr>
             <w:rStyle w:val="Hyperlink"/>
@@ -5357,8 +5396,8 @@
         </w:r>
       </w:hyperlink>
     </w:p>
-    <w:bookmarkEnd w:id="116"/>
-    <w:bookmarkStart w:id="118" w:name="ref-naghavi2024"/>
+    <w:bookmarkEnd w:id="134"/>
+    <w:bookmarkStart w:id="136" w:name="ref-naghavi2024"/>
     <w:p>
       <w:pPr>
         <w:pStyle w:val="Bibliography"/>
@@ -5376,12 +5415,12 @@
         <w:t xml:space="preserve">Naghavi M, Ong KL, Aali A, Ababneh HS, Abate YH, Abbafati C, et al. Global burden of 288 causes of death and life expectancy decomposition in 204 countries and territories and 811 subnational locations, 1990</w:t>
       </w:r>
       <w:r>
-        <w:t xml:space="preserve">2021: a systematic analysis for the Global Burden of Disease Study 2021. The Lancet [Internet]. 2024 May;403(10440):2100–32. Available from:</w:t>
-      </w:r>
-      <w:r>
-        <w:t xml:space="preserve"> </w:t>
-      </w:r>
-      <w:hyperlink r:id="rId117">
+        <w:t xml:space="preserve">2021: A systematic analysis for the global burden of disease study 2021. The Lancet [Internet]. 2024 May;403(10440):2100–32. Available from:</w:t>
+      </w:r>
+      <w:r>
+        <w:t xml:space="preserve"> </w:t>
+      </w:r>
+      <w:hyperlink r:id="rId135">
         <w:r>
           <w:rPr>
             <w:rStyle w:val="Hyperlink"/>
@@ -5390,8 +5429,8 @@
         </w:r>
       </w:hyperlink>
     </w:p>
-    <w:bookmarkEnd w:id="118"/>
-    <w:bookmarkStart w:id="120" w:name="ref-feigin2021"/>
+    <w:bookmarkEnd w:id="136"/>
+    <w:bookmarkStart w:id="138" w:name="ref-feigin2021"/>
     <w:p>
       <w:pPr>
         <w:pStyle w:val="Bibliography"/>
@@ -5409,12 +5448,12 @@
         <w:t xml:space="preserve">Feigin VL, Stark BA, Johnson CO, Roth GA, Bisignano C, Abady GG, et al. Global, regional, and national burden of stroke and its risk factors, 1990</w:t>
       </w:r>
       <w:r>
-        <w:t xml:space="preserve">2019: a systematic analysis for the Global Burden of Disease Study 2019. The Lancet Neurology [Internet]. 2021 Oct;20(10):795–820. Available from:</w:t>
-      </w:r>
-      <w:r>
-        <w:t xml:space="preserve"> </w:t>
-      </w:r>
-      <w:hyperlink r:id="rId119">
+        <w:t xml:space="preserve">2019: A systematic analysis for the global burden of disease study 2019. The Lancet Neurology [Internet]. 2021 Oct;20(10):795–820. Available from:</w:t>
+      </w:r>
+      <w:r>
+        <w:t xml:space="preserve"> </w:t>
+      </w:r>
+      <w:hyperlink r:id="rId137">
         <w:r>
           <w:rPr>
             <w:rStyle w:val="Hyperlink"/>
@@ -5423,8 +5462,8 @@
         </w:r>
       </w:hyperlink>
     </w:p>
-    <w:bookmarkEnd w:id="120"/>
-    <w:bookmarkStart w:id="122" w:name="X4857e18fa263add03d367ee42aaf3b3ec4487f5"/>
+    <w:bookmarkEnd w:id="138"/>
+    <w:bookmarkStart w:id="140" w:name="X4857e18fa263add03d367ee42aaf3b3ec4487f5"/>
     <w:p>
       <w:pPr>
         <w:pStyle w:val="Bibliography"/>
@@ -5447,7 +5486,7 @@
       <w:r>
         <w:t xml:space="preserve"> </w:t>
       </w:r>
-      <w:hyperlink r:id="rId121">
+      <w:hyperlink r:id="rId139">
         <w:r>
           <w:rPr>
             <w:rStyle w:val="Hyperlink"/>
@@ -5456,8 +5495,8 @@
         </w:r>
       </w:hyperlink>
     </w:p>
-    <w:bookmarkEnd w:id="122"/>
-    <w:bookmarkStart w:id="124" w:name="ref-base"/>
+    <w:bookmarkEnd w:id="140"/>
+    <w:bookmarkStart w:id="142" w:name="ref-base"/>
     <w:p>
       <w:pPr>
         <w:pStyle w:val="Bibliography"/>
@@ -5486,7 +5525,7 @@
       <w:r>
         <w:t xml:space="preserve"> </w:t>
       </w:r>
-      <w:hyperlink r:id="rId123">
+      <w:hyperlink r:id="rId141">
         <w:r>
           <w:rPr>
             <w:rStyle w:val="Hyperlink"/>
@@ -5495,8 +5534,8 @@
         </w:r>
       </w:hyperlink>
     </w:p>
-    <w:bookmarkEnd w:id="124"/>
-    <w:bookmarkStart w:id="126" w:name="ref-beepr"/>
+    <w:bookmarkEnd w:id="142"/>
+    <w:bookmarkStart w:id="144" w:name="ref-beepr"/>
     <w:p>
       <w:pPr>
         <w:pStyle w:val="Bibliography"/>
@@ -5525,7 +5564,7 @@
       <w:r>
         <w:t xml:space="preserve"> </w:t>
       </w:r>
-      <w:hyperlink r:id="rId125">
+      <w:hyperlink r:id="rId143">
         <w:r>
           <w:rPr>
             <w:rStyle w:val="Hyperlink"/>
@@ -5534,8 +5573,8 @@
         </w:r>
       </w:hyperlink>
     </w:p>
-    <w:bookmarkEnd w:id="126"/>
-    <w:bookmarkStart w:id="128" w:name="ref-flextable"/>
+    <w:bookmarkEnd w:id="144"/>
+    <w:bookmarkStart w:id="146" w:name="ref-flextable"/>
     <w:p>
       <w:pPr>
         <w:pStyle w:val="Bibliography"/>
@@ -5564,7 +5603,7 @@
       <w:r>
         <w:t xml:space="preserve"> </w:t>
       </w:r>
-      <w:hyperlink r:id="rId127">
+      <w:hyperlink r:id="rId145">
         <w:r>
           <w:rPr>
             <w:rStyle w:val="Hyperlink"/>
@@ -5573,8 +5612,8 @@
         </w:r>
       </w:hyperlink>
     </w:p>
-    <w:bookmarkEnd w:id="128"/>
-    <w:bookmarkStart w:id="130" w:name="ref-furrr"/>
+    <w:bookmarkEnd w:id="146"/>
+    <w:bookmarkStart w:id="148" w:name="ref-furrr"/>
     <w:p>
       <w:pPr>
         <w:pStyle w:val="Bibliography"/>
@@ -5603,7 +5642,7 @@
       <w:r>
         <w:t xml:space="preserve"> </w:t>
       </w:r>
-      <w:hyperlink r:id="rId129">
+      <w:hyperlink r:id="rId147">
         <w:r>
           <w:rPr>
             <w:rStyle w:val="Hyperlink"/>
@@ -5612,8 +5651,8 @@
         </w:r>
       </w:hyperlink>
     </w:p>
-    <w:bookmarkEnd w:id="130"/>
-    <w:bookmarkStart w:id="132" w:name="ref-future"/>
+    <w:bookmarkEnd w:id="148"/>
+    <w:bookmarkStart w:id="150" w:name="ref-future"/>
     <w:p>
       <w:pPr>
         <w:pStyle w:val="Bibliography"/>
@@ -5633,7 +5672,7 @@
       <w:r>
         <w:t xml:space="preserve"> </w:t>
       </w:r>
-      <w:hyperlink r:id="rId131">
+      <w:hyperlink r:id="rId149">
         <w:r>
           <w:rPr>
             <w:rStyle w:val="Hyperlink"/>
@@ -5642,8 +5681,8 @@
         </w:r>
       </w:hyperlink>
     </w:p>
-    <w:bookmarkEnd w:id="132"/>
-    <w:bookmarkStart w:id="134" w:name="ref-geofacet"/>
+    <w:bookmarkEnd w:id="150"/>
+    <w:bookmarkStart w:id="152" w:name="ref-geofacet"/>
     <w:p>
       <w:pPr>
         <w:pStyle w:val="Bibliography"/>
@@ -5690,7 +5729,7 @@
       <w:r>
         <w:t xml:space="preserve"> </w:t>
       </w:r>
-      <w:hyperlink r:id="rId133">
+      <w:hyperlink r:id="rId151">
         <w:r>
           <w:rPr>
             <w:rStyle w:val="Hyperlink"/>
@@ -5699,8 +5738,8 @@
         </w:r>
       </w:hyperlink>
     </w:p>
-    <w:bookmarkEnd w:id="134"/>
-    <w:bookmarkStart w:id="136" w:name="ref-gganimate"/>
+    <w:bookmarkEnd w:id="152"/>
+    <w:bookmarkStart w:id="154" w:name="ref-gganimate"/>
     <w:p>
       <w:pPr>
         <w:pStyle w:val="Bibliography"/>
@@ -5729,7 +5768,7 @@
       <w:r>
         <w:t xml:space="preserve"> </w:t>
       </w:r>
-      <w:hyperlink r:id="rId135">
+      <w:hyperlink r:id="rId153">
         <w:r>
           <w:rPr>
             <w:rStyle w:val="Hyperlink"/>
@@ -5738,8 +5777,8 @@
         </w:r>
       </w:hyperlink>
     </w:p>
-    <w:bookmarkEnd w:id="136"/>
-    <w:bookmarkStart w:id="137" w:name="ref-ggbump"/>
+    <w:bookmarkEnd w:id="154"/>
+    <w:bookmarkStart w:id="155" w:name="ref-ggbump"/>
     <w:p>
       <w:pPr>
         <w:pStyle w:val="Bibliography"/>
@@ -5769,8 +5808,8 @@
         <w:t xml:space="preserve"> </w:t>
       </w:r>
     </w:p>
-    <w:bookmarkEnd w:id="137"/>
-    <w:bookmarkStart w:id="139" w:name="ref-ggnewscale"/>
+    <w:bookmarkEnd w:id="155"/>
+    <w:bookmarkStart w:id="157" w:name="ref-ggnewscale"/>
     <w:p>
       <w:pPr>
         <w:pStyle w:val="Bibliography"/>
@@ -5817,7 +5856,7 @@
       <w:r>
         <w:t xml:space="preserve"> </w:t>
       </w:r>
-      <w:hyperlink r:id="rId138">
+      <w:hyperlink r:id="rId156">
         <w:r>
           <w:rPr>
             <w:rStyle w:val="Hyperlink"/>
@@ -5826,8 +5865,8 @@
         </w:r>
       </w:hyperlink>
     </w:p>
-    <w:bookmarkEnd w:id="139"/>
-    <w:bookmarkStart w:id="141" w:name="ref-ggtext"/>
+    <w:bookmarkEnd w:id="157"/>
+    <w:bookmarkStart w:id="159" w:name="ref-ggtext"/>
     <w:p>
       <w:pPr>
         <w:pStyle w:val="Bibliography"/>
@@ -5874,7 +5913,7 @@
       <w:r>
         <w:t xml:space="preserve"> </w:t>
       </w:r>
-      <w:hyperlink r:id="rId140">
+      <w:hyperlink r:id="rId158">
         <w:r>
           <w:rPr>
             <w:rStyle w:val="Hyperlink"/>
@@ -5883,8 +5922,8 @@
         </w:r>
       </w:hyperlink>
     </w:p>
-    <w:bookmarkEnd w:id="141"/>
-    <w:bookmarkStart w:id="143" w:name="ref-glue"/>
+    <w:bookmarkEnd w:id="159"/>
+    <w:bookmarkStart w:id="161" w:name="ref-glue"/>
     <w:p>
       <w:pPr>
         <w:pStyle w:val="Bibliography"/>
@@ -5913,7 +5952,7 @@
       <w:r>
         <w:t xml:space="preserve"> </w:t>
       </w:r>
-      <w:hyperlink r:id="rId142">
+      <w:hyperlink r:id="rId160">
         <w:r>
           <w:rPr>
             <w:rStyle w:val="Hyperlink"/>
@@ -5922,8 +5961,8 @@
         </w:r>
       </w:hyperlink>
     </w:p>
-    <w:bookmarkEnd w:id="143"/>
-    <w:bookmarkStart w:id="144" w:name="ref-knitr2014"/>
+    <w:bookmarkEnd w:id="161"/>
+    <w:bookmarkStart w:id="162" w:name="ref-knitr2014"/>
     <w:p>
       <w:pPr>
         <w:pStyle w:val="Bibliography"/>
@@ -5962,8 +6001,8 @@
         <w:t xml:space="preserve"> </w:t>
       </w:r>
     </w:p>
-    <w:bookmarkEnd w:id="144"/>
-    <w:bookmarkStart w:id="146" w:name="ref-knitr2015"/>
+    <w:bookmarkEnd w:id="162"/>
+    <w:bookmarkStart w:id="164" w:name="ref-knitr2015"/>
     <w:p>
       <w:pPr>
         <w:pStyle w:val="Bibliography"/>
@@ -5995,7 +6034,7 @@
       <w:r>
         <w:t xml:space="preserve"> </w:t>
       </w:r>
-      <w:hyperlink r:id="rId145">
+      <w:hyperlink r:id="rId163">
         <w:r>
           <w:rPr>
             <w:rStyle w:val="Hyperlink"/>
@@ -6004,8 +6043,8 @@
         </w:r>
       </w:hyperlink>
     </w:p>
-    <w:bookmarkEnd w:id="146"/>
-    <w:bookmarkStart w:id="147" w:name="ref-knitr2025"/>
+    <w:bookmarkEnd w:id="164"/>
+    <w:bookmarkStart w:id="165" w:name="ref-knitr2025"/>
     <w:p>
       <w:pPr>
         <w:pStyle w:val="Bibliography"/>
@@ -6046,7 +6085,7 @@
       <w:r>
         <w:t xml:space="preserve"> </w:t>
       </w:r>
-      <w:hyperlink r:id="rId145">
+      <w:hyperlink r:id="rId163">
         <w:r>
           <w:rPr>
             <w:rStyle w:val="Hyperlink"/>
@@ -6055,8 +6094,8 @@
         </w:r>
       </w:hyperlink>
     </w:p>
-    <w:bookmarkEnd w:id="147"/>
-    <w:bookmarkStart w:id="149" w:name="ref-officer"/>
+    <w:bookmarkEnd w:id="165"/>
+    <w:bookmarkStart w:id="167" w:name="ref-officer"/>
     <w:p>
       <w:pPr>
         <w:pStyle w:val="Bibliography"/>
@@ -6085,7 +6124,7 @@
       <w:r>
         <w:t xml:space="preserve"> </w:t>
       </w:r>
-      <w:hyperlink r:id="rId148">
+      <w:hyperlink r:id="rId166">
         <w:r>
           <w:rPr>
             <w:rStyle w:val="Hyperlink"/>
@@ -6094,8 +6133,8 @@
         </w:r>
       </w:hyperlink>
     </w:p>
-    <w:bookmarkEnd w:id="149"/>
-    <w:bookmarkStart w:id="151" w:name="ref-paletteer"/>
+    <w:bookmarkEnd w:id="167"/>
+    <w:bookmarkStart w:id="169" w:name="ref-paletteer"/>
     <w:p>
       <w:pPr>
         <w:pStyle w:val="Bibliography"/>
@@ -6124,7 +6163,7 @@
       <w:r>
         <w:t xml:space="preserve"> </w:t>
       </w:r>
-      <w:hyperlink r:id="rId150">
+      <w:hyperlink r:id="rId168">
         <w:r>
           <w:rPr>
             <w:rStyle w:val="Hyperlink"/>
@@ -6133,8 +6172,8 @@
         </w:r>
       </w:hyperlink>
     </w:p>
-    <w:bookmarkEnd w:id="151"/>
-    <w:bookmarkStart w:id="153" w:name="ref-patchwork"/>
+    <w:bookmarkEnd w:id="169"/>
+    <w:bookmarkStart w:id="171" w:name="ref-patchwork"/>
     <w:p>
       <w:pPr>
         <w:pStyle w:val="Bibliography"/>
@@ -6163,7 +6202,7 @@
       <w:r>
         <w:t xml:space="preserve"> </w:t>
       </w:r>
-      <w:hyperlink r:id="rId152">
+      <w:hyperlink r:id="rId170">
         <w:r>
           <w:rPr>
             <w:rStyle w:val="Hyperlink"/>
@@ -6172,8 +6211,8 @@
         </w:r>
       </w:hyperlink>
     </w:p>
-    <w:bookmarkEnd w:id="153"/>
-    <w:bookmarkStart w:id="155" w:name="ref-renv"/>
+    <w:bookmarkEnd w:id="171"/>
+    <w:bookmarkStart w:id="173" w:name="ref-renv"/>
     <w:p>
       <w:pPr>
         <w:pStyle w:val="Bibliography"/>
@@ -6202,7 +6241,7 @@
       <w:r>
         <w:t xml:space="preserve"> </w:t>
       </w:r>
-      <w:hyperlink r:id="rId154">
+      <w:hyperlink r:id="rId172">
         <w:r>
           <w:rPr>
             <w:rStyle w:val="Hyperlink"/>
@@ -6211,8 +6250,8 @@
         </w:r>
       </w:hyperlink>
     </w:p>
-    <w:bookmarkEnd w:id="155"/>
-    <w:bookmarkStart w:id="157" w:name="ref-rmarkdown2018"/>
+    <w:bookmarkEnd w:id="173"/>
+    <w:bookmarkStart w:id="175" w:name="ref-rmarkdown2018"/>
     <w:p>
       <w:pPr>
         <w:pStyle w:val="Bibliography"/>
@@ -6232,7 +6271,7 @@
       <w:r>
         <w:t xml:space="preserve"> </w:t>
       </w:r>
-      <w:hyperlink r:id="rId156">
+      <w:hyperlink r:id="rId174">
         <w:r>
           <w:rPr>
             <w:rStyle w:val="Hyperlink"/>
@@ -6241,8 +6280,8 @@
         </w:r>
       </w:hyperlink>
     </w:p>
-    <w:bookmarkEnd w:id="157"/>
-    <w:bookmarkStart w:id="159" w:name="ref-rmarkdown2020"/>
+    <w:bookmarkEnd w:id="175"/>
+    <w:bookmarkStart w:id="177" w:name="ref-rmarkdown2020"/>
     <w:p>
       <w:pPr>
         <w:pStyle w:val="Bibliography"/>
@@ -6262,7 +6301,7 @@
       <w:r>
         <w:t xml:space="preserve"> </w:t>
       </w:r>
-      <w:hyperlink r:id="rId158">
+      <w:hyperlink r:id="rId176">
         <w:r>
           <w:rPr>
             <w:rStyle w:val="Hyperlink"/>
@@ -6271,8 +6310,8 @@
         </w:r>
       </w:hyperlink>
     </w:p>
-    <w:bookmarkEnd w:id="159"/>
-    <w:bookmarkStart w:id="161" w:name="ref-rmarkdown2025"/>
+    <w:bookmarkEnd w:id="177"/>
+    <w:bookmarkStart w:id="179" w:name="ref-rmarkdown2025"/>
     <w:p>
       <w:pPr>
         <w:pStyle w:val="Bibliography"/>
@@ -6301,7 +6340,7 @@
       <w:r>
         <w:t xml:space="preserve"> </w:t>
       </w:r>
-      <w:hyperlink r:id="rId160">
+      <w:hyperlink r:id="rId178">
         <w:r>
           <w:rPr>
             <w:rStyle w:val="Hyperlink"/>
@@ -6310,8 +6349,8 @@
         </w:r>
       </w:hyperlink>
     </w:p>
-    <w:bookmarkEnd w:id="161"/>
-    <w:bookmarkStart w:id="163" w:name="ref-scales"/>
+    <w:bookmarkEnd w:id="179"/>
+    <w:bookmarkStart w:id="181" w:name="ref-scales"/>
     <w:p>
       <w:pPr>
         <w:pStyle w:val="Bibliography"/>
@@ -6340,7 +6379,7 @@
       <w:r>
         <w:t xml:space="preserve"> </w:t>
       </w:r>
-      <w:hyperlink r:id="rId162">
+      <w:hyperlink r:id="rId180">
         <w:r>
           <w:rPr>
             <w:rStyle w:val="Hyperlink"/>
@@ -6349,8 +6388,8 @@
         </w:r>
       </w:hyperlink>
     </w:p>
-    <w:bookmarkEnd w:id="163"/>
-    <w:bookmarkStart w:id="165" w:name="ref-svglite"/>
+    <w:bookmarkEnd w:id="181"/>
+    <w:bookmarkStart w:id="183" w:name="ref-svglite"/>
     <w:p>
       <w:pPr>
         <w:pStyle w:val="Bibliography"/>
@@ -6397,7 +6436,7 @@
       <w:r>
         <w:t xml:space="preserve"> </w:t>
       </w:r>
-      <w:hyperlink r:id="rId164">
+      <w:hyperlink r:id="rId182">
         <w:r>
           <w:rPr>
             <w:rStyle w:val="Hyperlink"/>
@@ -6406,8 +6445,8 @@
         </w:r>
       </w:hyperlink>
     </w:p>
-    <w:bookmarkEnd w:id="165"/>
-    <w:bookmarkStart w:id="167" w:name="ref-tidyverse"/>
+    <w:bookmarkEnd w:id="183"/>
+    <w:bookmarkStart w:id="185" w:name="ref-tidyverse"/>
     <w:p>
       <w:pPr>
         <w:pStyle w:val="Bibliography"/>
@@ -6427,7 +6466,7 @@
       <w:r>
         <w:t xml:space="preserve"> </w:t>
       </w:r>
-      <w:hyperlink r:id="rId166">
+      <w:hyperlink r:id="rId184">
         <w:r>
           <w:rPr>
             <w:rStyle w:val="Hyperlink"/>
@@ -6454,8 +6493,8 @@
         <w:t xml:space="preserve"> </w:t>
       </w:r>
     </w:p>
-    <w:bookmarkEnd w:id="167"/>
-    <w:bookmarkStart w:id="168" w:name="ref-altman2003statistics"/>
+    <w:bookmarkEnd w:id="185"/>
+    <w:bookmarkStart w:id="186" w:name="ref-altman2003statistics"/>
     <w:p>
       <w:pPr>
         <w:pStyle w:val="Bibliography"/>
@@ -6476,8 +6515,8 @@
         <w:t xml:space="preserve"> </w:t>
       </w:r>
     </w:p>
-    <w:bookmarkEnd w:id="168"/>
-    <w:bookmarkStart w:id="169" w:name="ref-rothman2008modern"/>
+    <w:bookmarkEnd w:id="186"/>
+    <w:bookmarkStart w:id="187" w:name="ref-rothman2008modern"/>
     <w:p>
       <w:pPr>
         <w:pStyle w:val="Bibliography"/>
@@ -6498,8 +6537,8 @@
         <w:t xml:space="preserve"> </w:t>
       </w:r>
     </w:p>
-    <w:bookmarkEnd w:id="169"/>
-    <w:bookmarkStart w:id="170" w:name="ref-cochran1977sampling"/>
+    <w:bookmarkEnd w:id="187"/>
+    <w:bookmarkStart w:id="188" w:name="ref-cochran1977sampling"/>
     <w:p>
       <w:pPr>
         <w:pStyle w:val="Bibliography"/>
@@ -6520,8 +6559,8 @@
         <w:t xml:space="preserve"> </w:t>
       </w:r>
     </w:p>
-    <w:bookmarkEnd w:id="170"/>
-    <w:bookmarkStart w:id="172" w:name="ref-vos2020"/>
+    <w:bookmarkEnd w:id="188"/>
+    <w:bookmarkStart w:id="190" w:name="ref-vos2020"/>
     <w:p>
       <w:pPr>
         <w:pStyle w:val="Bibliography"/>
@@ -6539,12 +6578,12 @@
         <w:t xml:space="preserve">Vos T, Lim SS, Abbafati C, Abbas KM, Abbasi M, Abbasifard M, et al. Global burden of 369 diseases and injuries in 204 countries and territories, 1990</w:t>
       </w:r>
       <w:r>
-        <w:t xml:space="preserve">2019: a systematic analysis for the Global Burden of Disease Study 2019. The Lancet [Internet]. 2020 Oct;396(10258):1204–22. Available from:</w:t>
-      </w:r>
-      <w:r>
-        <w:t xml:space="preserve"> </w:t>
-      </w:r>
-      <w:hyperlink r:id="rId171">
+        <w:t xml:space="preserve">2019: A systematic analysis for the global burden of disease study 2019. The Lancet [Internet]. 2020 Oct;396(10258):1204–22. Available from:</w:t>
+      </w:r>
+      <w:r>
+        <w:t xml:space="preserve"> </w:t>
+      </w:r>
+      <w:hyperlink r:id="rId189">
         <w:r>
           <w:rPr>
             <w:rStyle w:val="Hyperlink"/>
@@ -6553,8 +6592,8 @@
         </w:r>
       </w:hyperlink>
     </w:p>
-    <w:bookmarkEnd w:id="172"/>
-    <w:bookmarkStart w:id="174" w:name="ref-RN24"/>
+    <w:bookmarkEnd w:id="190"/>
+    <w:bookmarkStart w:id="192" w:name="ref-RN24"/>
     <w:p>
       <w:pPr>
         <w:pStyle w:val="Bibliography"/>
@@ -6574,7 +6613,7 @@
       <w:r>
         <w:t xml:space="preserve"> </w:t>
       </w:r>
-      <w:hyperlink r:id="rId173">
+      <w:hyperlink r:id="rId191">
         <w:r>
           <w:rPr>
             <w:rStyle w:val="Hyperlink"/>
@@ -6583,8 +6622,8 @@
         </w:r>
       </w:hyperlink>
     </w:p>
-    <w:bookmarkEnd w:id="174"/>
-    <w:bookmarkStart w:id="176" w:name="ref-RN25"/>
+    <w:bookmarkEnd w:id="192"/>
+    <w:bookmarkStart w:id="194" w:name="ref-RN25"/>
     <w:p>
       <w:pPr>
         <w:pStyle w:val="Bibliography"/>
@@ -6604,7 +6643,7 @@
       <w:r>
         <w:t xml:space="preserve"> </w:t>
       </w:r>
-      <w:hyperlink r:id="rId175">
+      <w:hyperlink r:id="rId193">
         <w:r>
           <w:rPr>
             <w:rStyle w:val="Hyperlink"/>
@@ -6613,8 +6652,8 @@
         </w:r>
       </w:hyperlink>
     </w:p>
-    <w:bookmarkEnd w:id="176"/>
-    <w:bookmarkStart w:id="178" w:name="ref-RN26"/>
+    <w:bookmarkEnd w:id="194"/>
+    <w:bookmarkStart w:id="196" w:name="ref-RN26"/>
     <w:p>
       <w:pPr>
         <w:pStyle w:val="Bibliography"/>
@@ -6634,7 +6673,7 @@
       <w:r>
         <w:t xml:space="preserve"> </w:t>
       </w:r>
-      <w:hyperlink r:id="rId177">
+      <w:hyperlink r:id="rId195">
         <w:r>
           <w:rPr>
             <w:rStyle w:val="Hyperlink"/>
@@ -6643,8 +6682,8 @@
         </w:r>
       </w:hyperlink>
     </w:p>
-    <w:bookmarkEnd w:id="178"/>
-    <w:bookmarkStart w:id="180" w:name="ref-RN27"/>
+    <w:bookmarkEnd w:id="196"/>
+    <w:bookmarkStart w:id="198" w:name="ref-RN27"/>
     <w:p>
       <w:pPr>
         <w:pStyle w:val="Bibliography"/>
@@ -6664,7 +6703,7 @@
       <w:r>
         <w:t xml:space="preserve"> </w:t>
       </w:r>
-      <w:hyperlink r:id="rId179">
+      <w:hyperlink r:id="rId197">
         <w:r>
           <w:rPr>
             <w:rStyle w:val="Hyperlink"/>
@@ -6673,8 +6712,8 @@
         </w:r>
       </w:hyperlink>
     </w:p>
-    <w:bookmarkEnd w:id="180"/>
-    <w:bookmarkStart w:id="182" w:name="ref-RN28"/>
+    <w:bookmarkEnd w:id="198"/>
+    <w:bookmarkStart w:id="200" w:name="ref-RN28"/>
     <w:p>
       <w:pPr>
         <w:pStyle w:val="Bibliography"/>
@@ -6694,7 +6733,7 @@
       <w:r>
         <w:t xml:space="preserve"> </w:t>
       </w:r>
-      <w:hyperlink r:id="rId181">
+      <w:hyperlink r:id="rId199">
         <w:r>
           <w:rPr>
             <w:rStyle w:val="Hyperlink"/>
@@ -6703,8 +6742,8 @@
         </w:r>
       </w:hyperlink>
     </w:p>
-    <w:bookmarkEnd w:id="182"/>
-    <w:bookmarkStart w:id="184" w:name="ref-RN29"/>
+    <w:bookmarkEnd w:id="200"/>
+    <w:bookmarkStart w:id="202" w:name="ref-RN29"/>
     <w:p>
       <w:pPr>
         <w:pStyle w:val="Bibliography"/>
@@ -6724,7 +6763,7 @@
       <w:r>
         <w:t xml:space="preserve"> </w:t>
       </w:r>
-      <w:hyperlink r:id="rId183">
+      <w:hyperlink r:id="rId201">
         <w:r>
           <w:rPr>
             <w:rStyle w:val="Hyperlink"/>
@@ -6739,8 +6778,8 @@
         <w:t xml:space="preserve"> </w:t>
       </w:r>
     </w:p>
-    <w:bookmarkEnd w:id="184"/>
-    <w:bookmarkStart w:id="186" w:name="ref-RN30"/>
+    <w:bookmarkEnd w:id="202"/>
+    <w:bookmarkStart w:id="204" w:name="ref-RN30"/>
     <w:p>
       <w:pPr>
         <w:pStyle w:val="Bibliography"/>
@@ -6760,7 +6799,7 @@
       <w:r>
         <w:t xml:space="preserve"> </w:t>
       </w:r>
-      <w:hyperlink r:id="rId185">
+      <w:hyperlink r:id="rId203">
         <w:r>
           <w:rPr>
             <w:rStyle w:val="Hyperlink"/>
@@ -6775,8 +6814,8 @@
         <w:t xml:space="preserve"> </w:t>
       </w:r>
     </w:p>
-    <w:bookmarkEnd w:id="186"/>
-    <w:bookmarkStart w:id="188" w:name="ref-RN31"/>
+    <w:bookmarkEnd w:id="204"/>
+    <w:bookmarkStart w:id="206" w:name="ref-RN31"/>
     <w:p>
       <w:pPr>
         <w:pStyle w:val="Bibliography"/>
@@ -6796,7 +6835,7 @@
       <w:r>
         <w:t xml:space="preserve"> </w:t>
       </w:r>
-      <w:hyperlink r:id="rId187">
+      <w:hyperlink r:id="rId205">
         <w:r>
           <w:rPr>
             <w:rStyle w:val="Hyperlink"/>
@@ -6811,8 +6850,8 @@
         <w:t xml:space="preserve"> </w:t>
       </w:r>
     </w:p>
-    <w:bookmarkEnd w:id="188"/>
-    <w:bookmarkStart w:id="190" w:name="ref-RN32"/>
+    <w:bookmarkEnd w:id="206"/>
+    <w:bookmarkStart w:id="208" w:name="ref-RN32"/>
     <w:p>
       <w:pPr>
         <w:pStyle w:val="Bibliography"/>
@@ -6832,7 +6871,7 @@
       <w:r>
         <w:t xml:space="preserve"> </w:t>
       </w:r>
-      <w:hyperlink r:id="rId189">
+      <w:hyperlink r:id="rId207">
         <w:r>
           <w:rPr>
             <w:rStyle w:val="Hyperlink"/>
@@ -6847,8 +6886,8 @@
         <w:t xml:space="preserve"> </w:t>
       </w:r>
     </w:p>
-    <w:bookmarkEnd w:id="190"/>
-    <w:bookmarkStart w:id="192" w:name="ref-RN33"/>
+    <w:bookmarkEnd w:id="208"/>
+    <w:bookmarkStart w:id="210" w:name="ref-RN33"/>
     <w:p>
       <w:pPr>
         <w:pStyle w:val="Bibliography"/>
@@ -6868,7 +6907,7 @@
       <w:r>
         <w:t xml:space="preserve"> </w:t>
       </w:r>
-      <w:hyperlink r:id="rId191">
+      <w:hyperlink r:id="rId209">
         <w:r>
           <w:rPr>
             <w:rStyle w:val="Hyperlink"/>
@@ -6883,8 +6922,8 @@
         <w:t xml:space="preserve"> </w:t>
       </w:r>
     </w:p>
-    <w:bookmarkEnd w:id="192"/>
-    <w:bookmarkStart w:id="194" w:name="ref-RN21"/>
+    <w:bookmarkEnd w:id="210"/>
+    <w:bookmarkStart w:id="212" w:name="ref-RN21"/>
     <w:p>
       <w:pPr>
         <w:pStyle w:val="Bibliography"/>
@@ -6904,7 +6943,7 @@
       <w:r>
         <w:t xml:space="preserve"> </w:t>
       </w:r>
-      <w:hyperlink r:id="rId193">
+      <w:hyperlink r:id="rId211">
         <w:r>
           <w:rPr>
             <w:rStyle w:val="Hyperlink"/>
@@ -6919,8 +6958,8 @@
         <w:t xml:space="preserve"> </w:t>
       </w:r>
     </w:p>
-    <w:bookmarkEnd w:id="194"/>
-    <w:bookmarkStart w:id="196" w:name="ref-RN34"/>
+    <w:bookmarkEnd w:id="212"/>
+    <w:bookmarkStart w:id="214" w:name="ref-RN34"/>
     <w:p>
       <w:pPr>
         <w:pStyle w:val="Bibliography"/>
@@ -6940,7 +6979,7 @@
       <w:r>
         <w:t xml:space="preserve"> </w:t>
       </w:r>
-      <w:hyperlink r:id="rId195">
+      <w:hyperlink r:id="rId213">
         <w:r>
           <w:rPr>
             <w:rStyle w:val="Hyperlink"/>
@@ -6955,8 +6994,8 @@
         <w:t xml:space="preserve"> </w:t>
       </w:r>
     </w:p>
-    <w:bookmarkEnd w:id="196"/>
-    <w:bookmarkStart w:id="198" w:name="ref-RN35"/>
+    <w:bookmarkEnd w:id="214"/>
+    <w:bookmarkStart w:id="216" w:name="ref-RN35"/>
     <w:p>
       <w:pPr>
         <w:pStyle w:val="Bibliography"/>
@@ -6976,7 +7015,7 @@
       <w:r>
         <w:t xml:space="preserve"> </w:t>
       </w:r>
-      <w:hyperlink r:id="rId197">
+      <w:hyperlink r:id="rId215">
         <w:r>
           <w:rPr>
             <w:rStyle w:val="Hyperlink"/>
@@ -6991,8 +7030,8 @@
         <w:t xml:space="preserve"> </w:t>
       </w:r>
     </w:p>
-    <w:bookmarkEnd w:id="198"/>
-    <w:bookmarkStart w:id="200" w:name="ref-RN36"/>
+    <w:bookmarkEnd w:id="216"/>
+    <w:bookmarkStart w:id="218" w:name="ref-RN36"/>
     <w:p>
       <w:pPr>
         <w:pStyle w:val="Bibliography"/>
@@ -7012,7 +7051,7 @@
       <w:r>
         <w:t xml:space="preserve"> </w:t>
       </w:r>
-      <w:hyperlink r:id="rId199">
+      <w:hyperlink r:id="rId217">
         <w:r>
           <w:rPr>
             <w:rStyle w:val="Hyperlink"/>
@@ -7021,8 +7060,8 @@
         </w:r>
       </w:hyperlink>
     </w:p>
-    <w:bookmarkEnd w:id="200"/>
-    <w:bookmarkStart w:id="202" w:name="ref-RN37"/>
+    <w:bookmarkEnd w:id="218"/>
+    <w:bookmarkStart w:id="220" w:name="ref-RN37"/>
     <w:p>
       <w:pPr>
         <w:pStyle w:val="Bibliography"/>
@@ -7042,7 +7081,7 @@
       <w:r>
         <w:t xml:space="preserve"> </w:t>
       </w:r>
-      <w:hyperlink r:id="rId201">
+      <w:hyperlink r:id="rId219">
         <w:r>
           <w:rPr>
             <w:rStyle w:val="Hyperlink"/>
@@ -7057,8 +7096,8 @@
         <w:t xml:space="preserve"> </w:t>
       </w:r>
     </w:p>
-    <w:bookmarkEnd w:id="202"/>
-    <w:bookmarkStart w:id="204" w:name="ref-RN38"/>
+    <w:bookmarkEnd w:id="220"/>
+    <w:bookmarkStart w:id="222" w:name="ref-RN38"/>
     <w:p>
       <w:pPr>
         <w:pStyle w:val="Bibliography"/>
@@ -7078,7 +7117,7 @@
       <w:r>
         <w:t xml:space="preserve"> </w:t>
       </w:r>
-      <w:hyperlink r:id="rId203">
+      <w:hyperlink r:id="rId221">
         <w:r>
           <w:rPr>
             <w:rStyle w:val="Hyperlink"/>
@@ -7093,8 +7132,8 @@
         <w:t xml:space="preserve"> </w:t>
       </w:r>
     </w:p>
-    <w:bookmarkEnd w:id="204"/>
-    <w:bookmarkStart w:id="206" w:name="ref-RN8"/>
+    <w:bookmarkEnd w:id="222"/>
+    <w:bookmarkStart w:id="224" w:name="ref-RN8"/>
     <w:p>
       <w:pPr>
         <w:pStyle w:val="Bibliography"/>
@@ -7114,7 +7153,7 @@
       <w:r>
         <w:t xml:space="preserve"> </w:t>
       </w:r>
-      <w:hyperlink r:id="rId205">
+      <w:hyperlink r:id="rId223">
         <w:r>
           <w:rPr>
             <w:rStyle w:val="Hyperlink"/>
@@ -7129,8 +7168,8 @@
         <w:t xml:space="preserve"> </w:t>
       </w:r>
     </w:p>
-    <w:bookmarkEnd w:id="206"/>
-    <w:bookmarkStart w:id="208" w:name="ref-RN12"/>
+    <w:bookmarkEnd w:id="224"/>
+    <w:bookmarkStart w:id="226" w:name="ref-RN12"/>
     <w:p>
       <w:pPr>
         <w:pStyle w:val="Bibliography"/>
@@ -7150,7 +7189,7 @@
       <w:r>
         <w:t xml:space="preserve"> </w:t>
       </w:r>
-      <w:hyperlink r:id="rId207">
+      <w:hyperlink r:id="rId225">
         <w:r>
           <w:rPr>
             <w:rStyle w:val="Hyperlink"/>
@@ -7165,8 +7204,8 @@
         <w:t xml:space="preserve"> </w:t>
       </w:r>
     </w:p>
-    <w:bookmarkEnd w:id="208"/>
-    <w:bookmarkStart w:id="210" w:name="ref-RN13"/>
+    <w:bookmarkEnd w:id="226"/>
+    <w:bookmarkStart w:id="228" w:name="ref-RN13"/>
     <w:p>
       <w:pPr>
         <w:pStyle w:val="Bibliography"/>
@@ -7186,7 +7225,7 @@
       <w:r>
         <w:t xml:space="preserve"> </w:t>
       </w:r>
-      <w:hyperlink r:id="rId209">
+      <w:hyperlink r:id="rId227">
         <w:r>
           <w:rPr>
             <w:rStyle w:val="Hyperlink"/>
@@ -7201,8 +7240,8 @@
         <w:t xml:space="preserve"> </w:t>
       </w:r>
     </w:p>
-    <w:bookmarkEnd w:id="210"/>
-    <w:bookmarkStart w:id="212" w:name="ref-RN39"/>
+    <w:bookmarkEnd w:id="228"/>
+    <w:bookmarkStart w:id="230" w:name="ref-RN39"/>
     <w:p>
       <w:pPr>
         <w:pStyle w:val="Bibliography"/>
@@ -7222,7 +7261,7 @@
       <w:r>
         <w:t xml:space="preserve"> </w:t>
       </w:r>
-      <w:hyperlink r:id="rId211">
+      <w:hyperlink r:id="rId229">
         <w:r>
           <w:rPr>
             <w:rStyle w:val="Hyperlink"/>
@@ -7237,8 +7276,8 @@
         <w:t xml:space="preserve"> </w:t>
       </w:r>
     </w:p>
-    <w:bookmarkEnd w:id="212"/>
-    <w:bookmarkStart w:id="214" w:name="ref-RN40"/>
+    <w:bookmarkEnd w:id="230"/>
+    <w:bookmarkStart w:id="232" w:name="ref-RN40"/>
     <w:p>
       <w:pPr>
         <w:pStyle w:val="Bibliography"/>
@@ -7258,7 +7297,7 @@
       <w:r>
         <w:t xml:space="preserve"> </w:t>
       </w:r>
-      <w:hyperlink r:id="rId213">
+      <w:hyperlink r:id="rId231">
         <w:r>
           <w:rPr>
             <w:rStyle w:val="Hyperlink"/>
@@ -7273,8 +7312,8 @@
         <w:t xml:space="preserve"> </w:t>
       </w:r>
     </w:p>
-    <w:bookmarkEnd w:id="214"/>
-    <w:bookmarkStart w:id="215" w:name="ref-RN41"/>
+    <w:bookmarkEnd w:id="232"/>
+    <w:bookmarkStart w:id="233" w:name="ref-RN41"/>
     <w:p>
       <w:pPr>
         <w:pStyle w:val="Bibliography"/>
@@ -7295,8 +7334,8 @@
         <w:t xml:space="preserve"> </w:t>
       </w:r>
     </w:p>
-    <w:bookmarkEnd w:id="215"/>
-    <w:bookmarkStart w:id="217" w:name="ref-RN42"/>
+    <w:bookmarkEnd w:id="233"/>
+    <w:bookmarkStart w:id="235" w:name="ref-RN42"/>
     <w:p>
       <w:pPr>
         <w:pStyle w:val="Bibliography"/>
@@ -7316,7 +7355,7 @@
       <w:r>
         <w:t xml:space="preserve"> </w:t>
       </w:r>
-      <w:hyperlink r:id="rId216">
+      <w:hyperlink r:id="rId234">
         <w:r>
           <w:rPr>
             <w:rStyle w:val="Hyperlink"/>
@@ -7331,8 +7370,8 @@
         <w:t xml:space="preserve"> </w:t>
       </w:r>
     </w:p>
-    <w:bookmarkEnd w:id="217"/>
-    <w:bookmarkStart w:id="219" w:name="ref-RN43"/>
+    <w:bookmarkEnd w:id="235"/>
+    <w:bookmarkStart w:id="237" w:name="ref-RN43"/>
     <w:p>
       <w:pPr>
         <w:pStyle w:val="Bibliography"/>
@@ -7352,7 +7391,7 @@
       <w:r>
         <w:t xml:space="preserve"> </w:t>
       </w:r>
-      <w:hyperlink r:id="rId218">
+      <w:hyperlink r:id="rId236">
         <w:r>
           <w:rPr>
             <w:rStyle w:val="Hyperlink"/>
@@ -7367,8 +7406,8 @@
         <w:t xml:space="preserve"> </w:t>
       </w:r>
     </w:p>
-    <w:bookmarkEnd w:id="219"/>
-    <w:bookmarkStart w:id="221" w:name="ref-RN44"/>
+    <w:bookmarkEnd w:id="237"/>
+    <w:bookmarkStart w:id="239" w:name="ref-RN44"/>
     <w:p>
       <w:pPr>
         <w:pStyle w:val="Bibliography"/>
@@ -7388,7 +7427,7 @@
       <w:r>
         <w:t xml:space="preserve"> </w:t>
       </w:r>
-      <w:hyperlink r:id="rId220">
+      <w:hyperlink r:id="rId238">
         <w:r>
           <w:rPr>
             <w:rStyle w:val="Hyperlink"/>
@@ -7403,8 +7442,8 @@
         <w:t xml:space="preserve"> </w:t>
       </w:r>
     </w:p>
-    <w:bookmarkEnd w:id="221"/>
-    <w:bookmarkStart w:id="223" w:name="ref-RN45"/>
+    <w:bookmarkEnd w:id="239"/>
+    <w:bookmarkStart w:id="241" w:name="ref-RN45"/>
     <w:p>
       <w:pPr>
         <w:pStyle w:val="Bibliography"/>
@@ -7424,7 +7463,7 @@
       <w:r>
         <w:t xml:space="preserve"> </w:t>
       </w:r>
-      <w:hyperlink r:id="rId222">
+      <w:hyperlink r:id="rId240">
         <w:r>
           <w:rPr>
             <w:rStyle w:val="Hyperlink"/>
@@ -7439,8 +7478,8 @@
         <w:t xml:space="preserve"> </w:t>
       </w:r>
     </w:p>
-    <w:bookmarkEnd w:id="223"/>
-    <w:bookmarkStart w:id="225" w:name="ref-RN46"/>
+    <w:bookmarkEnd w:id="241"/>
+    <w:bookmarkStart w:id="243" w:name="ref-RN46"/>
     <w:p>
       <w:pPr>
         <w:pStyle w:val="Bibliography"/>
@@ -7460,7 +7499,7 @@
       <w:r>
         <w:t xml:space="preserve"> </w:t>
       </w:r>
-      <w:hyperlink r:id="rId224">
+      <w:hyperlink r:id="rId242">
         <w:r>
           <w:rPr>
             <w:rStyle w:val="Hyperlink"/>
@@ -7475,8 +7514,8 @@
         <w:t xml:space="preserve"> </w:t>
       </w:r>
     </w:p>
-    <w:bookmarkEnd w:id="225"/>
-    <w:bookmarkStart w:id="227" w:name="ref-RN47"/>
+    <w:bookmarkEnd w:id="243"/>
+    <w:bookmarkStart w:id="245" w:name="ref-RN47"/>
     <w:p>
       <w:pPr>
         <w:pStyle w:val="Bibliography"/>
@@ -7496,7 +7535,7 @@
       <w:r>
         <w:t xml:space="preserve"> </w:t>
       </w:r>
-      <w:hyperlink r:id="rId226">
+      <w:hyperlink r:id="rId244">
         <w:r>
           <w:rPr>
             <w:rStyle w:val="Hyperlink"/>
@@ -7511,8 +7550,8 @@
         <w:t xml:space="preserve"> </w:t>
       </w:r>
     </w:p>
-    <w:bookmarkEnd w:id="227"/>
-    <w:bookmarkStart w:id="228" w:name="ref-RN48"/>
+    <w:bookmarkEnd w:id="245"/>
+    <w:bookmarkStart w:id="246" w:name="ref-RN48"/>
     <w:p>
       <w:pPr>
         <w:pStyle w:val="Bibliography"/>
@@ -7533,8 +7572,8 @@
         <w:t xml:space="preserve"> </w:t>
       </w:r>
     </w:p>
-    <w:bookmarkEnd w:id="228"/>
-    <w:bookmarkStart w:id="230" w:name="ref-RN49"/>
+    <w:bookmarkEnd w:id="246"/>
+    <w:bookmarkStart w:id="248" w:name="ref-RN49"/>
     <w:p>
       <w:pPr>
         <w:pStyle w:val="Bibliography"/>
@@ -7554,7 +7593,7 @@
       <w:r>
         <w:t xml:space="preserve"> </w:t>
       </w:r>
-      <w:hyperlink r:id="rId229">
+      <w:hyperlink r:id="rId247">
         <w:r>
           <w:rPr>
             <w:rStyle w:val="Hyperlink"/>
@@ -7569,8 +7608,8 @@
         <w:t xml:space="preserve"> </w:t>
       </w:r>
     </w:p>
-    <w:bookmarkEnd w:id="230"/>
-    <w:bookmarkStart w:id="232" w:name="ref-RN50"/>
+    <w:bookmarkEnd w:id="248"/>
+    <w:bookmarkStart w:id="250" w:name="ref-RN50"/>
     <w:p>
       <w:pPr>
         <w:pStyle w:val="Bibliography"/>
@@ -7590,7 +7629,7 @@
       <w:r>
         <w:t xml:space="preserve"> </w:t>
       </w:r>
-      <w:hyperlink r:id="rId231">
+      <w:hyperlink r:id="rId249">
         <w:r>
           <w:rPr>
             <w:rStyle w:val="Hyperlink"/>
@@ -7599,8 +7638,8 @@
         </w:r>
       </w:hyperlink>
     </w:p>
-    <w:bookmarkEnd w:id="232"/>
-    <w:bookmarkStart w:id="233" w:name="ref-RN51"/>
+    <w:bookmarkEnd w:id="250"/>
+    <w:bookmarkStart w:id="251" w:name="ref-RN51"/>
     <w:p>
       <w:pPr>
         <w:pStyle w:val="Bibliography"/>
@@ -7621,8 +7660,8 @@
         <w:t xml:space="preserve"> </w:t>
       </w:r>
     </w:p>
-    <w:bookmarkEnd w:id="233"/>
-    <w:bookmarkStart w:id="234" w:name="ref-RN52"/>
+    <w:bookmarkEnd w:id="251"/>
+    <w:bookmarkStart w:id="252" w:name="ref-RN52"/>
     <w:p>
       <w:pPr>
         <w:pStyle w:val="Bibliography"/>
@@ -7643,9 +7682,9 @@
         <w:t xml:space="preserve"> </w:t>
       </w:r>
     </w:p>
-    <w:bookmarkEnd w:id="234"/>
-    <w:bookmarkEnd w:id="235"/>
-    <w:bookmarkEnd w:id="236"/>
+    <w:bookmarkEnd w:id="252"/>
+    <w:bookmarkEnd w:id="253"/>
+    <w:bookmarkEnd w:id="254"/>
     <w:sectPr>
       <w:type w:val="nextPage"/>
       <w:pgSz w:h="15840" w:w="12240"/>

--- a/index.docx
+++ b/index.docx
@@ -505,7 +505,7 @@
         <w:t xml:space="preserve"> </w:t>
       </w:r>
       <w:r>
-        <w:t xml:space="preserve">The U.S. has the highest health care expenditure globally; however, population health outcomes do not consistently reflect this level of investment. Examining long-term national and state-level trends, and benchmarking them against other health systems, can provide important insights for public health planning and policy development.</w:t>
+        <w:t xml:space="preserve">The U.S. has the highest health care expenditure globally. Examining long-term national and state-level trends, and benchmarking them against other health systems, can provide important insights for public health planning and policy development.</w:t>
       </w:r>
       <w:r>
         <w:br/>
@@ -3932,7 +3932,7 @@
         <w:t xml:space="preserve">(3)</w:t>
       </w:r>
       <w:r>
-        <w:t xml:space="preserve">. Although age-specific patterns remained largely stable over time, data from 2021 demonstrated particularly high incidence and mortality rates in the oldest age groups in several populous states, including California, Texas, and Connecticut</w:t>
+        <w:t xml:space="preserve">. Although age-specific patterns remained largely stable over time, data from 2021 demonstrated particularly high incidence and mortality rates in the 75-80+ age groups in several populous states, including California, Texas, and Connecticut</w:t>
       </w:r>
       <w:r>
         <w:t xml:space="preserve"> </w:t>
@@ -3964,7 +3964,7 @@
         <w:t xml:space="preserve">(57)</w:t>
       </w:r>
       <w:r>
-        <w:t xml:space="preserve">. These findings indicate that, despite overall progress, the burden of BC among older adults remains a critical public health challenge.</w:t>
+        <w:t xml:space="preserve">. These findings indicate that, despite overall progress, the burden of BC among older adults remains a significant public health challenge.</w:t>
       </w:r>
     </w:p>
     <w:p>
@@ -4008,7 +4008,7 @@
         <w:t xml:space="preserve">(61)</w:t>
       </w:r>
       <w:r>
-        <w:t xml:space="preserve">, alongside the incorporation of validated biomarkers for risk stratification and the adoption of sex-aware diagnostic pathways in primary care settings.</w:t>
+        <w:t xml:space="preserve">, alongside the incorporation of validated biomarkers for risk stratification and the adoption of sex-aware diagnostic pathways, which account for different presentations and burden rates in both genders in primary care settings.</w:t>
       </w:r>
     </w:p>
     <w:p>
@@ -4060,7 +4060,7 @@
         <w:t xml:space="preserve">(10)</w:t>
       </w:r>
       <w:r>
-        <w:t xml:space="preserve">. These patterns cannot be explained by smoking alone</w:t>
+        <w:t xml:space="preserve">. Current evidence has been unable to explain these patterns by factoring for smoking alone</w:t>
       </w:r>
       <w:r>
         <w:t xml:space="preserve"> </w:t>
@@ -4069,7 +4069,7 @@
         <w:t xml:space="preserve">(66)</w:t>
       </w:r>
       <w:r>
-        <w:t xml:space="preserve">. Environmental carcinogens, particularly arsenic contamination of drinking water from private domestic wells, have been implicated in elevated incidence in New England</w:t>
+        <w:t xml:space="preserve">, which indicates that other public health factors are involved in these disparities. Environmental carcinogens, particularly arsenic contamination of drinking water from private domestic wells, have been implicated in elevated incidence in New England</w:t>
       </w:r>
       <w:r>
         <w:t xml:space="preserve"> </w:t>

--- a/index.docx
+++ b/index.docx
@@ -143,7 +143,7 @@
       <w:r>
         <w:t xml:space="preserve"> </w:t>
       </w:r>
-      <w:hyperlink r:id="rId38">
+      <w:hyperlink r:id="rId20">
         <w:r>
           <w:rPr>
             <w:rStyle w:val="Hyperlink"/>
@@ -185,7 +185,7 @@
       <w:r>
         <w:t xml:space="preserve"> </w:t>
       </w:r>
-      <w:hyperlink r:id="rId39">
+      <w:hyperlink r:id="rId21">
         <w:r>
           <w:rPr>
             <w:rStyle w:val="Hyperlink"/>
@@ -207,7 +207,7 @@
       <w:r>
         <w:t xml:space="preserve"> </w:t>
       </w:r>
-      <w:hyperlink r:id="rId40">
+      <w:hyperlink r:id="rId22">
         <w:r>
           <w:rPr>
             <w:rStyle w:val="Hyperlink"/>
@@ -237,7 +237,7 @@
       <w:r>
         <w:t xml:space="preserve"> </w:t>
       </w:r>
-      <w:hyperlink r:id="rId41">
+      <w:hyperlink r:id="rId23">
         <w:r>
           <w:rPr>
             <w:rStyle w:val="Hyperlink"/>
@@ -259,7 +259,7 @@
       <w:r>
         <w:t xml:space="preserve"> </w:t>
       </w:r>
-      <w:hyperlink r:id="rId42">
+      <w:hyperlink r:id="rId24">
         <w:r>
           <w:rPr>
             <w:rStyle w:val="Hyperlink"/>
@@ -289,7 +289,7 @@
       <w:r>
         <w:t xml:space="preserve"> </w:t>
       </w:r>
-      <w:hyperlink r:id="rId43">
+      <w:hyperlink r:id="rId25">
         <w:r>
           <w:rPr>
             <w:rStyle w:val="Hyperlink"/>
@@ -311,7 +311,7 @@
       <w:r>
         <w:t xml:space="preserve"> </w:t>
       </w:r>
-      <w:hyperlink r:id="rId44">
+      <w:hyperlink r:id="rId26">
         <w:r>
           <w:rPr>
             <w:rStyle w:val="Hyperlink"/>
@@ -341,7 +341,7 @@
       <w:r>
         <w:t xml:space="preserve"> </w:t>
       </w:r>
-      <w:hyperlink r:id="rId45">
+      <w:hyperlink r:id="rId27">
         <w:r>
           <w:rPr>
             <w:rStyle w:val="Hyperlink"/>
@@ -363,7 +363,7 @@
       <w:r>
         <w:t xml:space="preserve"> </w:t>
       </w:r>
-      <w:hyperlink r:id="rId46">
+      <w:hyperlink r:id="rId28">
         <w:r>
           <w:rPr>
             <w:rStyle w:val="Hyperlink"/>
@@ -393,7 +393,7 @@
       <w:r>
         <w:t xml:space="preserve"> </w:t>
       </w:r>
-      <w:hyperlink r:id="rId47">
+      <w:hyperlink r:id="rId29">
         <w:r>
           <w:rPr>
             <w:rStyle w:val="Hyperlink"/>
@@ -415,7 +415,7 @@
       <w:r>
         <w:t xml:space="preserve"> </w:t>
       </w:r>
-      <w:hyperlink r:id="rId48">
+      <w:hyperlink r:id="rId30">
         <w:r>
           <w:rPr>
             <w:rStyle w:val="Hyperlink"/>
@@ -445,7 +445,7 @@
       <w:r>
         <w:t xml:space="preserve"> </w:t>
       </w:r>
-      <w:hyperlink r:id="rId38">
+      <w:hyperlink r:id="rId20">
         <w:r>
           <w:rPr>
             <w:rStyle w:val="Hyperlink"/>
@@ -467,7 +467,7 @@
       <w:r>
         <w:t xml:space="preserve"> </w:t>
       </w:r>
-      <w:hyperlink r:id="rId49">
+      <w:hyperlink r:id="rId31">
         <w:r>
           <w:rPr>
             <w:rStyle w:val="Hyperlink"/>
@@ -481,7 +481,7 @@
         <w:br w:type="page"/>
       </w:r>
     </w:p>
-    <w:bookmarkStart w:id="50" w:name="abstract"/>
+    <w:bookmarkStart w:id="32" w:name="abstract"/>
     <w:p>
       <w:pPr>
         <w:pStyle w:val="Heading1"/>
@@ -599,8 +599,8 @@
         <w:br w:type="page"/>
       </w:r>
     </w:p>
-    <w:bookmarkEnd w:id="50"/>
-    <w:bookmarkStart w:id="51" w:name="introduction"/>
+    <w:bookmarkEnd w:id="32"/>
+    <w:bookmarkStart w:id="33" w:name="introduction"/>
     <w:p>
       <w:pPr>
         <w:pStyle w:val="Heading1"/>
@@ -772,8 +772,8 @@
         <w:t xml:space="preserve">To address these gaps, we use data from the GBD 2021 study, which provides internally consistent estimates of key BC burden metrics across all U.S. states. This predominantly descriptive analysis offers a comprehensive assessment of BC burden across geographic regions, time, and age groups, with the aim of informing state-level public health planning and prioritization.</w:t>
       </w:r>
     </w:p>
-    <w:bookmarkEnd w:id="51"/>
-    <w:bookmarkStart w:id="59" w:name="methodology"/>
+    <w:bookmarkEnd w:id="33"/>
+    <w:bookmarkStart w:id="41" w:name="methodology"/>
     <w:p>
       <w:pPr>
         <w:pStyle w:val="Heading1"/>
@@ -782,7 +782,7 @@
         <w:t xml:space="preserve">3. Methodology</w:t>
       </w:r>
     </w:p>
-    <w:bookmarkStart w:id="53" w:name="study-design-and-data-sources"/>
+    <w:bookmarkStart w:id="35" w:name="study-design-and-data-sources"/>
     <w:p>
       <w:pPr>
         <w:pStyle w:val="Heading2"/>
@@ -810,7 +810,7 @@
       <w:r>
         <w:t xml:space="preserve"> </w:t>
       </w:r>
-      <w:hyperlink r:id="rId52">
+      <w:hyperlink r:id="rId34">
         <w:r>
           <w:rPr>
             <w:rStyle w:val="Hyperlink"/>
@@ -830,8 +830,8 @@
         <w:t xml:space="preserve">We analyzed BC burden across all U.S. states from 1980 to 2021. Estimates for incidence, prevalence, mortality, YLLs, YLDs, and DALYs were extracted for males, females, both sexes combined, and all age groups. For international benchmarking, corresponding data were also retrieved for the European Union, high-income countries, and high Socio-Demographic Index (SDI) regions. Both age-specific and age-standardized estimates were obtained for each metric. Results are reported as rates per 100,000 population with accompanying 95% uncertainty intervals, as generated by the GBD framework. This study adheres to the Guidelines for Accurate and Transparent Health Estimates Reporting statement.</w:t>
       </w:r>
     </w:p>
-    <w:bookmarkEnd w:id="53"/>
-    <w:bookmarkStart w:id="54" w:name="definitions"/>
+    <w:bookmarkEnd w:id="35"/>
+    <w:bookmarkStart w:id="36" w:name="definitions"/>
     <w:p>
       <w:pPr>
         <w:pStyle w:val="Heading2"/>
@@ -1182,8 +1182,8 @@
         <w:t xml:space="preserve">is the total number of age groups.</w:t>
       </w:r>
     </w:p>
-    <w:bookmarkEnd w:id="54"/>
-    <w:bookmarkStart w:id="58" w:name="statistical-analysis"/>
+    <w:bookmarkEnd w:id="36"/>
+    <w:bookmarkStart w:id="40" w:name="statistical-analysis"/>
     <w:p>
       <w:pPr>
         <w:pStyle w:val="Heading2"/>
@@ -1410,7 +1410,7 @@
       <w:r>
         <w:t xml:space="preserve"> </w:t>
       </w:r>
-      <w:hyperlink r:id="rId55">
+      <w:hyperlink r:id="rId37">
         <w:r>
           <w:rPr>
             <w:rStyle w:val="Hyperlink"/>
@@ -1422,7 +1422,7 @@
         <w:t xml:space="preserve">.</w:t>
       </w:r>
     </w:p>
-    <w:bookmarkStart w:id="57" w:name="comparison-of-rates-using-uis"/>
+    <w:bookmarkStart w:id="39" w:name="comparison-of-rates-using-uis"/>
     <w:p>
       <w:pPr>
         <w:pStyle w:val="Heading3"/>
@@ -1542,101 +1542,97 @@
         <w:t xml:space="preserve"> </w:t>
       </w:r>
       <m:oMath>
-        <m:r>
-          <m:rPr>
-            <m:sty m:val="p"/>
-          </m:rPr>
-          <m:t>[</m:t>
-        </m:r>
-        <m:sSub>
+        <m:d>
+          <m:dPr>
+            <m:begChr m:val="["/>
+            <m:sepChr m:val=""/>
+            <m:endChr m:val="]"/>
+            <m:grow/>
+          </m:dPr>
           <m:e>
+            <m:sSub>
+              <m:e>
+                <m:r>
+                  <m:t>l</m:t>
+                </m:r>
+              </m:e>
+              <m:sub>
+                <m:r>
+                  <m:t>1</m:t>
+                </m:r>
+              </m:sub>
+            </m:sSub>
             <m:r>
-              <m:t>l</m:t>
+              <m:rPr>
+                <m:sty m:val="p"/>
+              </m:rPr>
+              <m:t>,</m:t>
             </m:r>
+            <m:sSub>
+              <m:e>
+                <m:r>
+                  <m:t>u</m:t>
+                </m:r>
+              </m:e>
+              <m:sub>
+                <m:r>
+                  <m:t>1</m:t>
+                </m:r>
+              </m:sub>
+            </m:sSub>
           </m:e>
-          <m:sub>
+        </m:d>
+      </m:oMath>
+      <w:r>
+        <w:t xml:space="preserve"> </w:t>
+      </w:r>
+      <w:r>
+        <w:t xml:space="preserve">and</w:t>
+      </w:r>
+      <w:r>
+        <w:t xml:space="preserve"> </w:t>
+      </w:r>
+      <m:oMath>
+        <m:d>
+          <m:dPr>
+            <m:begChr m:val="["/>
+            <m:sepChr m:val=""/>
+            <m:endChr m:val="]"/>
+            <m:grow/>
+          </m:dPr>
+          <m:e>
+            <m:sSub>
+              <m:e>
+                <m:r>
+                  <m:t>l</m:t>
+                </m:r>
+              </m:e>
+              <m:sub>
+                <m:r>
+                  <m:t>2</m:t>
+                </m:r>
+              </m:sub>
+            </m:sSub>
             <m:r>
-              <m:t>1</m:t>
+              <m:rPr>
+                <m:sty m:val="p"/>
+              </m:rPr>
+              <m:t>,</m:t>
             </m:r>
-          </m:sub>
-        </m:sSub>
-        <m:r>
-          <m:rPr>
-            <m:sty m:val="p"/>
-          </m:rPr>
-          <m:t>,</m:t>
-        </m:r>
-        <m:sSub>
-          <m:e>
-            <m:r>
-              <m:t>u</m:t>
-            </m:r>
+            <m:sSub>
+              <m:e>
+                <m:r>
+                  <m:t>u</m:t>
+                </m:r>
+              </m:e>
+              <m:sub>
+                <m:r>
+                  <m:t>2</m:t>
+                </m:r>
+              </m:sub>
+            </m:sSub>
           </m:e>
-          <m:sub>
-            <m:r>
-              <m:t>1</m:t>
-            </m:r>
-          </m:sub>
-        </m:sSub>
-        <m:r>
-          <m:rPr>
-            <m:sty m:val="p"/>
-          </m:rPr>
-          <m:t>]</m:t>
-        </m:r>
-      </m:oMath>
-      <w:r>
-        <w:t xml:space="preserve"> </w:t>
-      </w:r>
-      <w:r>
-        <w:t xml:space="preserve">and</w:t>
-      </w:r>
-      <w:r>
-        <w:t xml:space="preserve"> </w:t>
-      </w:r>
-      <m:oMath>
-        <m:r>
-          <m:rPr>
-            <m:sty m:val="p"/>
-          </m:rPr>
-          <m:t>[</m:t>
-        </m:r>
-        <m:sSub>
-          <m:e>
-            <m:r>
-              <m:t>l</m:t>
-            </m:r>
-          </m:e>
-          <m:sub>
-            <m:r>
-              <m:t>2</m:t>
-            </m:r>
-          </m:sub>
-        </m:sSub>
-        <m:r>
-          <m:rPr>
-            <m:sty m:val="p"/>
-          </m:rPr>
-          <m:t>,</m:t>
-        </m:r>
-        <m:sSub>
-          <m:e>
-            <m:r>
-              <m:t>u</m:t>
-            </m:r>
-          </m:e>
-          <m:sub>
-            <m:r>
-              <m:t>2</m:t>
-            </m:r>
-          </m:sub>
-        </m:sSub>
-        <m:r>
-          <m:rPr>
-            <m:sty m:val="p"/>
-          </m:rPr>
-          <m:t>]</m:t>
-        </m:r>
+        </m:d>
       </m:oMath>
       <w:r>
         <w:t xml:space="preserve">. Standard errors were derived from the reported bounds:</w:t>
@@ -2185,30 +2181,28 @@
                 </m:rPr>
                 <m:t>log</m:t>
               </m:r>
-              <m:r>
-                <m:rPr>
-                  <m:sty m:val="p"/>
-                </m:rPr>
-                <m:t>(</m:t>
-              </m:r>
-              <m:sSub>
+              <m:d>
+                <m:dPr>
+                  <m:begChr m:val="("/>
+                  <m:sepChr m:val=""/>
+                  <m:endChr m:val=")"/>
+                  <m:grow/>
+                </m:dPr>
                 <m:e>
-                  <m:r>
-                    <m:t>a</m:t>
-                  </m:r>
+                  <m:sSub>
+                    <m:e>
+                      <m:r>
+                        <m:t>a</m:t>
+                      </m:r>
+                    </m:e>
+                    <m:sub>
+                      <m:r>
+                        <m:t>1</m:t>
+                      </m:r>
+                    </m:sub>
+                  </m:sSub>
                 </m:e>
-                <m:sub>
-                  <m:r>
-                    <m:t>1</m:t>
-                  </m:r>
-                </m:sub>
-              </m:sSub>
-              <m:r>
-                <m:rPr>
-                  <m:sty m:val="p"/>
-                </m:rPr>
-                <m:t>)</m:t>
-              </m:r>
+              </m:d>
             </m:sub>
           </m:sSub>
           <m:r>
@@ -2228,30 +2222,28 @@
                 </m:rPr>
                 <m:t>log</m:t>
               </m:r>
-              <m:r>
-                <m:rPr>
-                  <m:sty m:val="p"/>
-                </m:rPr>
-                <m:t>(</m:t>
-              </m:r>
-              <m:sSub>
+              <m:d>
+                <m:dPr>
+                  <m:begChr m:val="("/>
+                  <m:sepChr m:val=""/>
+                  <m:endChr m:val=")"/>
+                  <m:grow/>
+                </m:dPr>
                 <m:e>
-                  <m:r>
-                    <m:t>u</m:t>
-                  </m:r>
+                  <m:sSub>
+                    <m:e>
+                      <m:r>
+                        <m:t>u</m:t>
+                      </m:r>
+                    </m:e>
+                    <m:sub>
+                      <m:r>
+                        <m:t>1</m:t>
+                      </m:r>
+                    </m:sub>
+                  </m:sSub>
                 </m:e>
-                <m:sub>
-                  <m:r>
-                    <m:t>1</m:t>
-                  </m:r>
-                </m:sub>
-              </m:sSub>
-              <m:r>
-                <m:rPr>
-                  <m:sty m:val="p"/>
-                </m:rPr>
-                <m:t>)</m:t>
-              </m:r>
+              </m:d>
               <m:r>
                 <m:rPr>
                   <m:sty m:val="p"/>
@@ -2264,30 +2256,28 @@
                 </m:rPr>
                 <m:t>log</m:t>
               </m:r>
-              <m:r>
-                <m:rPr>
-                  <m:sty m:val="p"/>
-                </m:rPr>
-                <m:t>(</m:t>
-              </m:r>
-              <m:sSub>
+              <m:d>
+                <m:dPr>
+                  <m:begChr m:val="("/>
+                  <m:sepChr m:val=""/>
+                  <m:endChr m:val=")"/>
+                  <m:grow/>
+                </m:dPr>
                 <m:e>
-                  <m:r>
-                    <m:t>l</m:t>
-                  </m:r>
+                  <m:sSub>
+                    <m:e>
+                      <m:r>
+                        <m:t>l</m:t>
+                      </m:r>
+                    </m:e>
+                    <m:sub>
+                      <m:r>
+                        <m:t>1</m:t>
+                      </m:r>
+                    </m:sub>
+                  </m:sSub>
                 </m:e>
-                <m:sub>
-                  <m:r>
-                    <m:t>1</m:t>
-                  </m:r>
-                </m:sub>
-              </m:sSub>
-              <m:r>
-                <m:rPr>
-                  <m:sty m:val="p"/>
-                </m:rPr>
-                <m:t>)</m:t>
-              </m:r>
+              </m:d>
             </m:num>
             <m:den>
               <m:r>
@@ -2338,30 +2328,28 @@
                 </m:rPr>
                 <m:t>log</m:t>
               </m:r>
-              <m:r>
-                <m:rPr>
-                  <m:sty m:val="p"/>
-                </m:rPr>
-                <m:t>(</m:t>
-              </m:r>
-              <m:sSub>
+              <m:d>
+                <m:dPr>
+                  <m:begChr m:val="("/>
+                  <m:sepChr m:val=""/>
+                  <m:endChr m:val=")"/>
+                  <m:grow/>
+                </m:dPr>
                 <m:e>
-                  <m:r>
-                    <m:t>a</m:t>
-                  </m:r>
+                  <m:sSub>
+                    <m:e>
+                      <m:r>
+                        <m:t>a</m:t>
+                      </m:r>
+                    </m:e>
+                    <m:sub>
+                      <m:r>
+                        <m:t>2</m:t>
+                      </m:r>
+                    </m:sub>
+                  </m:sSub>
                 </m:e>
-                <m:sub>
-                  <m:r>
-                    <m:t>2</m:t>
-                  </m:r>
-                </m:sub>
-              </m:sSub>
-              <m:r>
-                <m:rPr>
-                  <m:sty m:val="p"/>
-                </m:rPr>
-                <m:t>)</m:t>
-              </m:r>
+              </m:d>
             </m:sub>
           </m:sSub>
           <m:r>
@@ -2381,30 +2369,28 @@
                 </m:rPr>
                 <m:t>log</m:t>
               </m:r>
-              <m:r>
-                <m:rPr>
-                  <m:sty m:val="p"/>
-                </m:rPr>
-                <m:t>(</m:t>
-              </m:r>
-              <m:sSub>
+              <m:d>
+                <m:dPr>
+                  <m:begChr m:val="("/>
+                  <m:sepChr m:val=""/>
+                  <m:endChr m:val=")"/>
+                  <m:grow/>
+                </m:dPr>
                 <m:e>
-                  <m:r>
-                    <m:t>u</m:t>
-                  </m:r>
+                  <m:sSub>
+                    <m:e>
+                      <m:r>
+                        <m:t>u</m:t>
+                      </m:r>
+                    </m:e>
+                    <m:sub>
+                      <m:r>
+                        <m:t>2</m:t>
+                      </m:r>
+                    </m:sub>
+                  </m:sSub>
                 </m:e>
-                <m:sub>
-                  <m:r>
-                    <m:t>2</m:t>
-                  </m:r>
-                </m:sub>
-              </m:sSub>
-              <m:r>
-                <m:rPr>
-                  <m:sty m:val="p"/>
-                </m:rPr>
-                <m:t>)</m:t>
-              </m:r>
+              </m:d>
               <m:r>
                 <m:rPr>
                   <m:sty m:val="p"/>
@@ -2417,30 +2403,28 @@
                 </m:rPr>
                 <m:t>log</m:t>
               </m:r>
-              <m:r>
-                <m:rPr>
-                  <m:sty m:val="p"/>
-                </m:rPr>
-                <m:t>(</m:t>
-              </m:r>
-              <m:sSub>
+              <m:d>
+                <m:dPr>
+                  <m:begChr m:val="("/>
+                  <m:sepChr m:val=""/>
+                  <m:endChr m:val=")"/>
+                  <m:grow/>
+                </m:dPr>
                 <m:e>
-                  <m:r>
-                    <m:t>l</m:t>
-                  </m:r>
+                  <m:sSub>
+                    <m:e>
+                      <m:r>
+                        <m:t>l</m:t>
+                      </m:r>
+                    </m:e>
+                    <m:sub>
+                      <m:r>
+                        <m:t>2</m:t>
+                      </m:r>
+                    </m:sub>
+                  </m:sSub>
                 </m:e>
-                <m:sub>
-                  <m:r>
-                    <m:t>2</m:t>
-                  </m:r>
-                </m:sub>
-              </m:sSub>
-              <m:r>
-                <m:rPr>
-                  <m:sty m:val="p"/>
-                </m:rPr>
-                <m:t>)</m:t>
-              </m:r>
+              </m:d>
             </m:num>
             <m:den>
               <m:r>
@@ -2492,21 +2476,19 @@
             </m:rPr>
             <m:t>log</m:t>
           </m:r>
-          <m:r>
-            <m:rPr>
-              <m:sty m:val="p"/>
-            </m:rPr>
-            <m:t>(</m:t>
-          </m:r>
-          <m:r>
-            <m:t>R</m:t>
-          </m:r>
-          <m:r>
-            <m:rPr>
-              <m:sty m:val="p"/>
-            </m:rPr>
-            <m:t>)</m:t>
-          </m:r>
+          <m:d>
+            <m:dPr>
+              <m:begChr m:val="("/>
+              <m:sepChr m:val=""/>
+              <m:endChr m:val=")"/>
+              <m:grow/>
+            </m:dPr>
+            <m:e>
+              <m:r>
+                <m:t>R</m:t>
+              </m:r>
+            </m:e>
+          </m:d>
           <m:r>
             <m:rPr>
               <m:sty m:val="p"/>
@@ -2519,30 +2501,28 @@
             </m:rPr>
             <m:t>log</m:t>
           </m:r>
-          <m:r>
-            <m:rPr>
-              <m:sty m:val="p"/>
-            </m:rPr>
-            <m:t>(</m:t>
-          </m:r>
-          <m:sSub>
+          <m:d>
+            <m:dPr>
+              <m:begChr m:val="("/>
+              <m:sepChr m:val=""/>
+              <m:endChr m:val=")"/>
+              <m:grow/>
+            </m:dPr>
             <m:e>
-              <m:r>
-                <m:t>a</m:t>
-              </m:r>
+              <m:sSub>
+                <m:e>
+                  <m:r>
+                    <m:t>a</m:t>
+                  </m:r>
+                </m:e>
+                <m:sub>
+                  <m:r>
+                    <m:t>1</m:t>
+                  </m:r>
+                </m:sub>
+              </m:sSub>
             </m:e>
-            <m:sub>
-              <m:r>
-                <m:t>1</m:t>
-              </m:r>
-            </m:sub>
-          </m:sSub>
-          <m:r>
-            <m:rPr>
-              <m:sty m:val="p"/>
-            </m:rPr>
-            <m:t>)</m:t>
-          </m:r>
+          </m:d>
           <m:r>
             <m:rPr>
               <m:sty m:val="p"/>
@@ -2555,30 +2535,28 @@
             </m:rPr>
             <m:t>log</m:t>
           </m:r>
-          <m:r>
-            <m:rPr>
-              <m:sty m:val="p"/>
-            </m:rPr>
-            <m:t>(</m:t>
-          </m:r>
-          <m:sSub>
+          <m:d>
+            <m:dPr>
+              <m:begChr m:val="("/>
+              <m:sepChr m:val=""/>
+              <m:endChr m:val=")"/>
+              <m:grow/>
+            </m:dPr>
             <m:e>
-              <m:r>
-                <m:t>a</m:t>
-              </m:r>
+              <m:sSub>
+                <m:e>
+                  <m:r>
+                    <m:t>a</m:t>
+                  </m:r>
+                </m:e>
+                <m:sub>
+                  <m:r>
+                    <m:t>2</m:t>
+                  </m:r>
+                </m:sub>
+              </m:sSub>
             </m:e>
-            <m:sub>
-              <m:r>
-                <m:t>2</m:t>
-              </m:r>
-            </m:sub>
-          </m:sSub>
-          <m:r>
-            <m:rPr>
-              <m:sty m:val="p"/>
-            </m:rPr>
-            <m:t>)</m:t>
-          </m:r>
+          </m:d>
           <m:r>
             <m:rPr>
               <m:sty m:val="p"/>
@@ -2604,21 +2582,19 @@
                 </m:rPr>
                 <m:t>log</m:t>
               </m:r>
-              <m:r>
-                <m:rPr>
-                  <m:sty m:val="p"/>
-                </m:rPr>
-                <m:t>(</m:t>
-              </m:r>
-              <m:r>
-                <m:t>R</m:t>
-              </m:r>
-              <m:r>
-                <m:rPr>
-                  <m:sty m:val="p"/>
-                </m:rPr>
-                <m:t>)</m:t>
-              </m:r>
+              <m:d>
+                <m:dPr>
+                  <m:begChr m:val="("/>
+                  <m:sepChr m:val=""/>
+                  <m:endChr m:val=")"/>
+                  <m:grow/>
+                </m:dPr>
+                <m:e>
+                  <m:r>
+                    <m:t>R</m:t>
+                  </m:r>
+                </m:e>
+              </m:d>
             </m:sub>
           </m:sSub>
           <m:r>
@@ -2649,30 +2625,28 @@
                     </m:rPr>
                     <m:t>log</m:t>
                   </m:r>
-                  <m:r>
-                    <m:rPr>
-                      <m:sty m:val="p"/>
-                    </m:rPr>
-                    <m:t>(</m:t>
-                  </m:r>
-                  <m:sSub>
+                  <m:d>
+                    <m:dPr>
+                      <m:begChr m:val="("/>
+                      <m:sepChr m:val=""/>
+                      <m:endChr m:val=")"/>
+                      <m:grow/>
+                    </m:dPr>
                     <m:e>
-                      <m:r>
-                        <m:t>a</m:t>
-                      </m:r>
+                      <m:sSub>
+                        <m:e>
+                          <m:r>
+                            <m:t>a</m:t>
+                          </m:r>
+                        </m:e>
+                        <m:sub>
+                          <m:r>
+                            <m:t>1</m:t>
+                          </m:r>
+                        </m:sub>
+                      </m:sSub>
                     </m:e>
-                    <m:sub>
-                      <m:r>
-                        <m:t>1</m:t>
-                      </m:r>
-                    </m:sub>
-                  </m:sSub>
-                  <m:r>
-                    <m:rPr>
-                      <m:sty m:val="p"/>
-                    </m:rPr>
-                    <m:t>)</m:t>
-                  </m:r>
+                  </m:d>
                 </m:sub>
                 <m:sup>
                   <m:r>
@@ -2702,30 +2676,28 @@
                     </m:rPr>
                     <m:t>log</m:t>
                   </m:r>
-                  <m:r>
-                    <m:rPr>
-                      <m:sty m:val="p"/>
-                    </m:rPr>
-                    <m:t>(</m:t>
-                  </m:r>
-                  <m:sSub>
+                  <m:d>
+                    <m:dPr>
+                      <m:begChr m:val="("/>
+                      <m:sepChr m:val=""/>
+                      <m:endChr m:val=")"/>
+                      <m:grow/>
+                    </m:dPr>
                     <m:e>
-                      <m:r>
-                        <m:t>a</m:t>
-                      </m:r>
+                      <m:sSub>
+                        <m:e>
+                          <m:r>
+                            <m:t>a</m:t>
+                          </m:r>
+                        </m:e>
+                        <m:sub>
+                          <m:r>
+                            <m:t>2</m:t>
+                          </m:r>
+                        </m:sub>
+                      </m:sSub>
                     </m:e>
-                    <m:sub>
-                      <m:r>
-                        <m:t>2</m:t>
-                      </m:r>
-                    </m:sub>
-                  </m:sSub>
-                  <m:r>
-                    <m:rPr>
-                      <m:sty m:val="p"/>
-                    </m:rPr>
-                    <m:t>)</m:t>
-                  </m:r>
+                  </m:d>
                 </m:sub>
                 <m:sup>
                   <m:r>
@@ -2783,21 +2755,19 @@
                     </m:rPr>
                     <m:t>log</m:t>
                   </m:r>
-                  <m:r>
-                    <m:rPr>
-                      <m:sty m:val="p"/>
-                    </m:rPr>
-                    <m:t>(</m:t>
-                  </m:r>
-                  <m:r>
-                    <m:t>R</m:t>
-                  </m:r>
-                  <m:r>
-                    <m:rPr>
-                      <m:sty m:val="p"/>
-                    </m:rPr>
-                    <m:t>)</m:t>
-                  </m:r>
+                  <m:d>
+                    <m:dPr>
+                      <m:begChr m:val="("/>
+                      <m:sepChr m:val=""/>
+                      <m:endChr m:val=")"/>
+                      <m:grow/>
+                    </m:dPr>
+                    <m:e>
+                      <m:r>
+                        <m:t>R</m:t>
+                      </m:r>
+                    </m:e>
+                  </m:d>
                   <m:r>
                     <m:rPr>
                       <m:sty m:val="p"/>
@@ -2838,21 +2808,19 @@
                         </m:rPr>
                         <m:t>log</m:t>
                       </m:r>
-                      <m:r>
-                        <m:rPr>
-                          <m:sty m:val="p"/>
-                        </m:rPr>
-                        <m:t>(</m:t>
-                      </m:r>
-                      <m:r>
-                        <m:t>R</m:t>
-                      </m:r>
-                      <m:r>
-                        <m:rPr>
-                          <m:sty m:val="p"/>
-                        </m:rPr>
-                        <m:t>)</m:t>
-                      </m:r>
+                      <m:d>
+                        <m:dPr>
+                          <m:begChr m:val="("/>
+                          <m:sepChr m:val=""/>
+                          <m:endChr m:val=")"/>
+                          <m:grow/>
+                        </m:dPr>
+                        <m:e>
+                          <m:r>
+                            <m:t>R</m:t>
+                          </m:r>
+                        </m:e>
+                      </m:d>
                     </m:sub>
                   </m:sSub>
                 </m:e>
@@ -2886,21 +2854,19 @@
                     </m:rPr>
                     <m:t>log</m:t>
                   </m:r>
-                  <m:r>
-                    <m:rPr>
-                      <m:sty m:val="p"/>
-                    </m:rPr>
-                    <m:t>(</m:t>
-                  </m:r>
-                  <m:r>
-                    <m:t>R</m:t>
-                  </m:r>
-                  <m:r>
-                    <m:rPr>
-                      <m:sty m:val="p"/>
-                    </m:rPr>
-                    <m:t>)</m:t>
-                  </m:r>
+                  <m:d>
+                    <m:dPr>
+                      <m:begChr m:val="("/>
+                      <m:sepChr m:val=""/>
+                      <m:endChr m:val=")"/>
+                      <m:grow/>
+                    </m:dPr>
+                    <m:e>
+                      <m:r>
+                        <m:t>R</m:t>
+                      </m:r>
+                    </m:e>
+                  </m:d>
                   <m:r>
                     <m:rPr>
                       <m:sty m:val="p"/>
@@ -2941,21 +2907,19 @@
                         </m:rPr>
                         <m:t>log</m:t>
                       </m:r>
-                      <m:r>
-                        <m:rPr>
-                          <m:sty m:val="p"/>
-                        </m:rPr>
-                        <m:t>(</m:t>
-                      </m:r>
-                      <m:r>
-                        <m:t>R</m:t>
-                      </m:r>
-                      <m:r>
-                        <m:rPr>
-                          <m:sty m:val="p"/>
-                        </m:rPr>
-                        <m:t>)</m:t>
-                      </m:r>
+                      <m:d>
+                        <m:dPr>
+                          <m:begChr m:val="("/>
+                          <m:sepChr m:val=""/>
+                          <m:endChr m:val=")"/>
+                          <m:grow/>
+                        </m:dPr>
+                        <m:e>
+                          <m:r>
+                            <m:t>R</m:t>
+                          </m:r>
+                        </m:e>
+                      </m:d>
                     </m:sub>
                   </m:sSub>
                 </m:e>
@@ -2990,7 +2954,7 @@
       <w:r>
         <w:t xml:space="preserve"> </w:t>
       </w:r>
-      <w:hyperlink r:id="rId56">
+      <w:hyperlink r:id="rId38">
         <w:r>
           <w:rPr>
             <w:rStyle w:val="Hyperlink"/>
@@ -3002,10 +2966,10 @@
         <w:t xml:space="preserve">.</w:t>
       </w:r>
     </w:p>
-    <w:bookmarkEnd w:id="57"/>
-    <w:bookmarkEnd w:id="58"/>
-    <w:bookmarkEnd w:id="59"/>
-    <w:bookmarkStart w:id="88" w:name="results"/>
+    <w:bookmarkEnd w:id="39"/>
+    <w:bookmarkEnd w:id="40"/>
+    <w:bookmarkEnd w:id="41"/>
+    <w:bookmarkStart w:id="70" w:name="results"/>
     <w:p>
       <w:pPr>
         <w:pStyle w:val="Heading1"/>
@@ -3014,7 +2978,7 @@
         <w:t xml:space="preserve">4. Results</w:t>
       </w:r>
     </w:p>
-    <w:bookmarkStart w:id="77" w:name="u.s.-compared-to-competing-countries"/>
+    <w:bookmarkStart w:id="59" w:name="u.s.-compared-to-competing-countries"/>
     <w:p>
       <w:pPr>
         <w:pStyle w:val="Heading2"/>
@@ -3063,7 +3027,7 @@
       <w:tr>
         <w:tc>
           <w:tcPr/>
-          <w:bookmarkStart w:id="63" w:name="fig-performance"/>
+          <w:bookmarkStart w:id="45" w:name="fig-performance"/>
           <w:p>
             <w:pPr>
               <w:pStyle w:val="Compact"/>
@@ -3074,12 +3038,12 @@
                 <wp:inline>
                   <wp:extent cx="6400800" cy="4095427"/>
                   <wp:effectExtent b="0" l="0" r="0" t="0"/>
-                  <wp:docPr descr="" title="" id="61" name="Picture"/>
+                  <wp:docPr descr="" title="" id="43" name="Picture"/>
                   <a:graphic>
                     <a:graphicData uri="http://schemas.openxmlformats.org/drawingml/2006/picture">
                       <pic:pic>
                         <pic:nvPicPr>
-                          <pic:cNvPr descr="output/figures/US%20performance%20plot/fig_B_Bladder%20cancer_Rate.svg" id="62" name="Picture"/>
+                          <pic:cNvPr descr="output/figures/US%20performance%20plot/fig_B_Bladder%20cancer_Rate.svg" id="44" name="Picture"/>
                           <pic:cNvPicPr>
                             <a:picLocks noChangeArrowheads="1" noChangeAspect="1"/>
                           </pic:cNvPicPr>
@@ -3091,7 +3055,7 @@
                                 <a14:useLocalDpi xmlns:a14="http://schemas.microsoft.com/office/drawing/2010/main" val="0"/>
                               </a:ext>
                               <a:ext uri="{96DAC541-7B7A-43D3-8B79-37D633B846F1}">
-                                <asvg:svgBlip xmlns:asvg="http://schemas.microsoft.com/office/drawing/2016/SVG/main" r:embed="rId60"/>
+                                <asvg:svgBlip xmlns:asvg="http://schemas.microsoft.com/office/drawing/2016/SVG/main" r:embed="rId42"/>
                               </a:ext>
                             </a:extLst>
                           </a:blip>
@@ -3134,7 +3098,7 @@
               <w:t xml:space="preserve">Figure 1: Age-standardized bladder cancer burden rates between 1980 and 2021 in the U.S. compared with high-income and high Socio-Demographic Index countries and the European Union.</w:t>
             </w:r>
           </w:p>
-          <w:bookmarkEnd w:id="63"/>
+          <w:bookmarkEnd w:id="45"/>
         </w:tc>
       </w:tr>
     </w:tbl>
@@ -3223,7 +3187,7 @@
       <w:tr>
         <w:tc>
           <w:tcPr/>
-          <w:bookmarkStart w:id="68" w:name="fig-pyramid"/>
+          <w:bookmarkStart w:id="50" w:name="fig-pyramid"/>
           <w:p>
             <w:pPr>
               <w:pStyle w:val="Compact"/>
@@ -3234,24 +3198,24 @@
                 <wp:inline>
                   <wp:extent cx="6400800" cy="3200400"/>
                   <wp:effectExtent b="0" l="0" r="0" t="0"/>
-                  <wp:docPr descr="" title="" id="65" name="Picture"/>
+                  <wp:docPr descr="" title="" id="47" name="Picture"/>
                   <a:graphic>
                     <a:graphicData uri="http://schemas.openxmlformats.org/drawingml/2006/picture">
                       <pic:pic>
                         <pic:nvPicPr>
-                          <pic:cNvPr descr="output/figures/US_combined_pyramid.svg" id="66" name="Picture"/>
+                          <pic:cNvPr descr="output/figures/US_combined_pyramid.svg" id="48" name="Picture"/>
                           <pic:cNvPicPr>
                             <a:picLocks noChangeArrowheads="1" noChangeAspect="1"/>
                           </pic:cNvPicPr>
                         </pic:nvPicPr>
                         <pic:blipFill>
-                          <a:blip r:embed="rId67">
+                          <a:blip r:embed="rId49">
                             <a:extLst>
                               <a:ext uri="{28A0092B-C50C-407E-A947-70E740481C1C}">
                                 <a14:useLocalDpi xmlns:a14="http://schemas.microsoft.com/office/drawing/2010/main" val="0"/>
                               </a:ext>
                               <a:ext uri="{96DAC541-7B7A-43D3-8B79-37D633B846F1}">
-                                <asvg:svgBlip xmlns:asvg="http://schemas.microsoft.com/office/drawing/2016/SVG/main" r:embed="rId64"/>
+                                <asvg:svgBlip xmlns:asvg="http://schemas.microsoft.com/office/drawing/2016/SVG/main" r:embed="rId46"/>
                               </a:ext>
                             </a:extLst>
                           </a:blip>
@@ -3294,7 +3258,7 @@
               <w:t xml:space="preserve">Figure 2: Population pyramids visualizing age-gender distribution of bladder cancer burden rates in the U.S.</w:t>
             </w:r>
           </w:p>
-          <w:bookmarkEnd w:id="68"/>
+          <w:bookmarkEnd w:id="50"/>
         </w:tc>
       </w:tr>
     </w:tbl>
@@ -3336,7 +3300,7 @@
       <w:r>
         <w:t xml:space="preserve"> </w:t>
       </w:r>
-      <w:hyperlink r:id="rId69">
+      <w:hyperlink r:id="rId51">
         <w:r>
           <w:rPr>
             <w:rStyle w:val="Hyperlink"/>
@@ -3367,7 +3331,7 @@
       <w:r>
         <w:t xml:space="preserve"> </w:t>
       </w:r>
-      <w:hyperlink r:id="rId70">
+      <w:hyperlink r:id="rId52">
         <w:r>
           <w:rPr>
             <w:rStyle w:val="Hyperlink"/>
@@ -3423,7 +3387,7 @@
       <w:r>
         <w:t xml:space="preserve"> </w:t>
       </w:r>
-      <w:hyperlink r:id="rId71">
+      <w:hyperlink r:id="rId53">
         <w:r>
           <w:rPr>
             <w:rStyle w:val="Hyperlink"/>
@@ -3448,7 +3412,7 @@
       <w:tr>
         <w:tc>
           <w:tcPr/>
-          <w:bookmarkStart w:id="76" w:name="fig-apc"/>
+          <w:bookmarkStart w:id="58" w:name="fig-apc"/>
           <w:p>
             <w:pPr>
               <w:pStyle w:val="Compact"/>
@@ -3459,24 +3423,24 @@
                 <wp:inline>
                   <wp:extent cx="6400800" cy="4800600"/>
                   <wp:effectExtent b="0" l="0" r="0" t="0"/>
-                  <wp:docPr descr="" title="" id="73" name="Picture"/>
+                  <wp:docPr descr="" title="" id="55" name="Picture"/>
                   <a:graphic>
                     <a:graphicData uri="http://schemas.openxmlformats.org/drawingml/2006/picture">
                       <pic:pic>
                         <pic:nvPicPr>
-                          <pic:cNvPr descr="output/figures/US_combined_apc.svg" id="74" name="Picture"/>
+                          <pic:cNvPr descr="output/figures/US_combined_apc.svg" id="56" name="Picture"/>
                           <pic:cNvPicPr>
                             <a:picLocks noChangeArrowheads="1" noChangeAspect="1"/>
                           </pic:cNvPicPr>
                         </pic:nvPicPr>
                         <pic:blipFill>
-                          <a:blip r:embed="rId75">
+                          <a:blip r:embed="rId57">
                             <a:extLst>
                               <a:ext uri="{28A0092B-C50C-407E-A947-70E740481C1C}">
                                 <a14:useLocalDpi xmlns:a14="http://schemas.microsoft.com/office/drawing/2010/main" val="0"/>
                               </a:ext>
                               <a:ext uri="{96DAC541-7B7A-43D3-8B79-37D633B846F1}">
-                                <asvg:svgBlip xmlns:asvg="http://schemas.microsoft.com/office/drawing/2016/SVG/main" r:embed="rId72"/>
+                                <asvg:svgBlip xmlns:asvg="http://schemas.microsoft.com/office/drawing/2016/SVG/main" r:embed="rId54"/>
                               </a:ext>
                             </a:extLst>
                           </a:blip>
@@ -3519,7 +3483,7 @@
               <w:t xml:space="preserve">Figure 3: Age-gender distribution of bladder cancer burden rates across decades in U.S.</w:t>
             </w:r>
           </w:p>
-          <w:bookmarkEnd w:id="76"/>
+          <w:bookmarkEnd w:id="58"/>
         </w:tc>
       </w:tr>
     </w:tbl>
@@ -3534,8 +3498,8 @@
         <w:t xml:space="preserve">Abbreviations: DALYs: Disability-Adjusted Life Year; YLDs: Years Lived with Disability; YLLs: Years of Life Lost</w:t>
       </w:r>
     </w:p>
-    <w:bookmarkEnd w:id="77"/>
-    <w:bookmarkStart w:id="87" w:name="bladder-cancer-burden-across-the-u.s."/>
+    <w:bookmarkEnd w:id="59"/>
+    <w:bookmarkStart w:id="69" w:name="bladder-cancer-burden-across-the-u.s."/>
     <w:p>
       <w:pPr>
         <w:pStyle w:val="Heading2"/>
@@ -3585,7 +3549,7 @@
       <w:r>
         <w:t xml:space="preserve"> </w:t>
       </w:r>
-      <w:hyperlink r:id="rId78">
+      <w:hyperlink r:id="rId60">
         <w:r>
           <w:rPr>
             <w:rStyle w:val="Hyperlink"/>
@@ -3610,7 +3574,7 @@
       <w:tr>
         <w:tc>
           <w:tcPr/>
-          <w:bookmarkStart w:id="82" w:name="fig-geofacet"/>
+          <w:bookmarkStart w:id="64" w:name="fig-geofacet"/>
           <w:p>
             <w:pPr>
               <w:pStyle w:val="Compact"/>
@@ -3621,12 +3585,12 @@
                 <wp:inline>
                   <wp:extent cx="6400800" cy="3342493"/>
                   <wp:effectExtent b="0" l="0" r="0" t="0"/>
-                  <wp:docPr descr="" title="" id="80" name="Picture"/>
+                  <wp:docPr descr="" title="" id="62" name="Picture"/>
                   <a:graphic>
                     <a:graphicData uri="http://schemas.openxmlformats.org/drawingml/2006/picture">
                       <pic:pic>
                         <pic:nvPicPr>
-                          <pic:cNvPr descr="output/figures/Geofacet%20plot/fig_A_Incidence_Bladder%20cancer_Rate.svg" id="81" name="Picture"/>
+                          <pic:cNvPr descr="output/figures/Geofacet%20plot/fig_A_Incidence_Bladder%20cancer_Rate.svg" id="63" name="Picture"/>
                           <pic:cNvPicPr>
                             <a:picLocks noChangeArrowheads="1" noChangeAspect="1"/>
                           </pic:cNvPicPr>
@@ -3638,7 +3602,7 @@
                                 <a14:useLocalDpi xmlns:a14="http://schemas.microsoft.com/office/drawing/2010/main" val="0"/>
                               </a:ext>
                               <a:ext uri="{96DAC541-7B7A-43D3-8B79-37D633B846F1}">
-                                <asvg:svgBlip xmlns:asvg="http://schemas.microsoft.com/office/drawing/2016/SVG/main" r:embed="rId79"/>
+                                <asvg:svgBlip xmlns:asvg="http://schemas.microsoft.com/office/drawing/2016/SVG/main" r:embed="rId61"/>
                               </a:ext>
                             </a:extLst>
                           </a:blip>
@@ -3681,7 +3645,7 @@
               <w:t xml:space="preserve">Figure 4: State-level historical trends in age-standardized prevalence rates across the U.S., stratified by sex. States are arranged to approximate their geographic location.</w:t>
             </w:r>
           </w:p>
-          <w:bookmarkEnd w:id="82"/>
+          <w:bookmarkEnd w:id="64"/>
         </w:tc>
       </w:tr>
     </w:tbl>
@@ -3728,7 +3692,7 @@
       <w:tr>
         <w:tc>
           <w:tcPr/>
-          <w:bookmarkStart w:id="86" w:name="fig-discrep"/>
+          <w:bookmarkStart w:id="68" w:name="fig-discrep"/>
           <w:p>
             <w:pPr>
               <w:pStyle w:val="Compact"/>
@@ -3739,12 +3703,12 @@
                 <wp:inline>
                   <wp:extent cx="6400800" cy="8535655"/>
                   <wp:effectExtent b="0" l="0" r="0" t="0"/>
-                  <wp:docPr descr="" title="" id="84" name="Picture"/>
+                  <wp:docPr descr="" title="" id="66" name="Picture"/>
                   <a:graphic>
                     <a:graphicData uri="http://schemas.openxmlformats.org/drawingml/2006/picture">
                       <pic:pic>
                         <pic:nvPicPr>
-                          <pic:cNvPr descr="output/figures/Gender%20Discrepancy/fig_H.svg" id="85" name="Picture"/>
+                          <pic:cNvPr descr="output/figures/Gender%20Discrepancy/fig_H.svg" id="67" name="Picture"/>
                           <pic:cNvPicPr>
                             <a:picLocks noChangeArrowheads="1" noChangeAspect="1"/>
                           </pic:cNvPicPr>
@@ -3756,7 +3720,7 @@
                                 <a14:useLocalDpi xmlns:a14="http://schemas.microsoft.com/office/drawing/2010/main" val="0"/>
                               </a:ext>
                               <a:ext uri="{96DAC541-7B7A-43D3-8B79-37D633B846F1}">
-                                <asvg:svgBlip xmlns:asvg="http://schemas.microsoft.com/office/drawing/2016/SVG/main" r:embed="rId83"/>
+                                <asvg:svgBlip xmlns:asvg="http://schemas.microsoft.com/office/drawing/2016/SVG/main" r:embed="rId65"/>
                               </a:ext>
                             </a:extLst>
                           </a:blip>
@@ -3799,7 +3763,7 @@
               <w:t xml:space="preserve">Figure 5: State-level male:female ratio across different measures in 2021.</w:t>
             </w:r>
           </w:p>
-          <w:bookmarkEnd w:id="86"/>
+          <w:bookmarkEnd w:id="68"/>
         </w:tc>
       </w:tr>
     </w:tbl>
@@ -3814,9 +3778,9 @@
         <w:t xml:space="preserve">Abbreviations: Alabama: AL; Alaska: AK; Arizona: AZ; Arkansas: AR; California: CA; Colorado: CO; Connecticut: CT; Delaware: DE; District of Columbia: DC; Florida: FL; Georgia: GA; Hawaii: HI; Idaho: ID; Illinois: IL; Indiana: IN; Iowa: IA; Kansas: KS; Kentucky: KY; Louisiana: LA; Maine: ME; Maryland: MD; Massachusetts: MA; Michigan: MI; Minnesota: MN; Mississippi: MS; Missouri: MO; Montana: MT; Nebraska: NE; Nevada: NV; New Hampshire: NH; New Jersey: NJ; New Mexico: NM; New York: NY; North Carolina: NC; North Dakota: ND; Ohio: OH; Oklahoma: OK; Oregon: OR; Pennsylvania: PA; Rhode Island: RI; South Carolina: SC; South Dakota: SD; Tennessee: TN; Texas: TX; Utah: UT; Vermont: VT; Virginia: VA; Washington: WA; West Virginia: WV; Wisconsin: WI; Wyoming: WY; ; DALYs: Disability-Adjusted Life Year; YLDs: Years Lived with Disability; YLLs: Years of Life Lost</w:t>
       </w:r>
     </w:p>
-    <w:bookmarkEnd w:id="87"/>
-    <w:bookmarkEnd w:id="88"/>
-    <w:bookmarkStart w:id="89" w:name="discussion"/>
+    <w:bookmarkEnd w:id="69"/>
+    <w:bookmarkEnd w:id="70"/>
+    <w:bookmarkStart w:id="71" w:name="discussion"/>
     <w:p>
       <w:pPr>
         <w:pStyle w:val="Heading1"/>
@@ -4225,8 +4189,8 @@
         <w:t xml:space="preserve">The strengths of this study include the use of robust, population-based estimates to examine long-term temporal trends and state-level disparities in BC burden across the U.S. Nevertheless, several limitations merit consideration. GBD estimates rely on modeled data due to incomplete or heterogeneous primary data sources, which may introduce uncertainty, particularly in states with sparse reporting. Although advanced statistical methods are used to mitigate these limitations, some degree of imprecision is unavoidable. Additionally, the inherent lag in GBD data availability means that trends beyond 2021 are not captured. Finally, this analysis is primarily descriptive and does not directly evaluate individual-level risk factors or clinical characteristics, limiting causal inference regarding the drivers of observed patterns. Most of the trends reported in this study are age-standardized; therefore, discrepancies with surveillance systems that report crude or partially adjusted rates, such as some Centers for Disease Control and Prevention (CDC) summaries, likely reflect methodological differences rather than true epidemiological disagreement. Notably, Nevada remained among the states with persistently elevated mortality trends even after age standardization.</w:t>
       </w:r>
     </w:p>
-    <w:bookmarkEnd w:id="89"/>
-    <w:bookmarkStart w:id="90" w:name="conclusions"/>
+    <w:bookmarkEnd w:id="71"/>
+    <w:bookmarkStart w:id="72" w:name="conclusions"/>
     <w:p>
       <w:pPr>
         <w:pStyle w:val="Heading1"/>
@@ -4243,8 +4207,8 @@
         <w:t xml:space="preserve">BC burden in the U.S. remains unevenly distributed, with persistent state-level disparities driven by environmental, demographic, and healthcare access factors. While national trends show modest improvement, targeted interventions focusing on prevention and early detection are needed. Future economic analyses should evaluate resource reallocation from late-stage treatment to prevention to optimize healthcare spending and reduce long-term disease burden.</w:t>
       </w:r>
     </w:p>
-    <w:bookmarkEnd w:id="90"/>
-    <w:bookmarkStart w:id="94" w:name="supporting-files"/>
+    <w:bookmarkEnd w:id="72"/>
+    <w:bookmarkStart w:id="76" w:name="supporting-files"/>
     <w:p>
       <w:pPr>
         <w:pStyle w:val="Heading1"/>
@@ -4284,7 +4248,7 @@
       <w:r>
         <w:t xml:space="preserve"> </w:t>
       </w:r>
-      <w:hyperlink r:id="rId91">
+      <w:hyperlink r:id="rId73">
         <w:r>
           <w:rPr>
             <w:rStyle w:val="Hyperlink"/>
@@ -4295,7 +4259,7 @@
       <w:r>
         <w:t xml:space="preserve">.</w:t>
       </w:r>
-      <w:hyperlink r:id="rId92"/>
+      <w:hyperlink r:id="rId74"/>
     </w:p>
     <w:p>
       <w:pPr>
@@ -4320,7 +4284,7 @@
       <w:r>
         <w:t xml:space="preserve"> </w:t>
       </w:r>
-      <w:hyperlink r:id="rId78">
+      <w:hyperlink r:id="rId60">
         <w:r>
           <w:rPr>
             <w:rStyle w:val="Hyperlink"/>
@@ -4369,7 +4333,7 @@
       <w:r>
         <w:t xml:space="preserve"> </w:t>
       </w:r>
-      <w:hyperlink r:id="rId69">
+      <w:hyperlink r:id="rId51">
         <w:r>
           <w:rPr>
             <w:rStyle w:val="Hyperlink"/>
@@ -4380,7 +4344,7 @@
       <w:r>
         <w:t xml:space="preserve">.</w:t>
       </w:r>
-      <w:hyperlink r:id="rId92"/>
+      <w:hyperlink r:id="rId74"/>
     </w:p>
     <w:p>
       <w:pPr>
@@ -4405,7 +4369,7 @@
       <w:r>
         <w:t xml:space="preserve"> </w:t>
       </w:r>
-      <w:hyperlink r:id="rId70">
+      <w:hyperlink r:id="rId52">
         <w:r>
           <w:rPr>
             <w:rStyle w:val="Hyperlink"/>
@@ -4416,7 +4380,7 @@
       <w:r>
         <w:t xml:space="preserve">.</w:t>
       </w:r>
-      <w:hyperlink r:id="rId92"/>
+      <w:hyperlink r:id="rId74"/>
     </w:p>
     <w:p>
       <w:pPr>
@@ -4441,7 +4405,7 @@
       <w:r>
         <w:t xml:space="preserve"> </w:t>
       </w:r>
-      <w:hyperlink r:id="rId93">
+      <w:hyperlink r:id="rId75">
         <w:r>
           <w:rPr>
             <w:rStyle w:val="Hyperlink"/>
@@ -4452,7 +4416,7 @@
       <w:r>
         <w:t xml:space="preserve">.</w:t>
       </w:r>
-      <w:hyperlink r:id="rId92"/>
+      <w:hyperlink r:id="rId74"/>
     </w:p>
     <w:p>
       <w:pPr>
@@ -4477,7 +4441,7 @@
       <w:r>
         <w:t xml:space="preserve"> </w:t>
       </w:r>
-      <w:hyperlink r:id="rId71">
+      <w:hyperlink r:id="rId53">
         <w:r>
           <w:rPr>
             <w:rStyle w:val="Hyperlink"/>
@@ -4488,10 +4452,10 @@
       <w:r>
         <w:t xml:space="preserve">.</w:t>
       </w:r>
-      <w:hyperlink r:id="rId92"/>
-    </w:p>
-    <w:bookmarkEnd w:id="94"/>
-    <w:bookmarkStart w:id="100" w:name="statements"/>
+      <w:hyperlink r:id="rId74"/>
+    </w:p>
+    <w:bookmarkEnd w:id="76"/>
+    <w:bookmarkStart w:id="82" w:name="statements"/>
     <w:p>
       <w:pPr>
         <w:pStyle w:val="Heading1"/>
@@ -4500,7 +4464,7 @@
         <w:t xml:space="preserve">7. Statements</w:t>
       </w:r>
     </w:p>
-    <w:bookmarkStart w:id="95" w:name="contributions"/>
+    <w:bookmarkStart w:id="77" w:name="contributions"/>
     <w:p>
       <w:pPr>
         <w:pStyle w:val="Heading2"/>
@@ -4703,8 +4667,8 @@
         <w:t xml:space="preserve">Wassim Kassouf;</w:t>
       </w:r>
     </w:p>
-    <w:bookmarkEnd w:id="95"/>
-    <w:bookmarkStart w:id="96" w:name="acknowledgments"/>
+    <w:bookmarkEnd w:id="77"/>
+    <w:bookmarkStart w:id="78" w:name="acknowledgments"/>
     <w:p>
       <w:pPr>
         <w:pStyle w:val="Heading2"/>
@@ -4721,107 +4685,407 @@
         <w:t xml:space="preserve">None.</w:t>
       </w:r>
     </w:p>
+    <w:bookmarkEnd w:id="78"/>
+    <w:bookmarkStart w:id="79" w:name="transparency-statement"/>
+    <w:p>
+      <w:pPr>
+        <w:pStyle w:val="Heading2"/>
+      </w:pPr>
+      <w:r>
+        <w:t xml:space="preserve">7.3 Transparency Statement</w:t>
+      </w:r>
+    </w:p>
+    <w:p>
+      <w:pPr>
+        <w:pStyle w:val="FirstParagraph"/>
+      </w:pPr>
+      <w:r>
+        <w:t xml:space="preserve">The lead author, Alireza Sadeghi, affirms that this manuscript is an honest, accurate, and transparent account of the study being reported; that no important aspects of the study have been omitted; and that any discrepancies from the study as planned (and, if relevant, registered) have been explained.</w:t>
+      </w:r>
+    </w:p>
+    <w:bookmarkEnd w:id="79"/>
+    <w:bookmarkStart w:id="80" w:name="data-availability-statement"/>
+    <w:p>
+      <w:pPr>
+        <w:pStyle w:val="Heading2"/>
+      </w:pPr>
+      <w:r>
+        <w:t xml:space="preserve">7.4 Data Availability Statement</w:t>
+      </w:r>
+    </w:p>
+    <w:p>
+      <w:pPr>
+        <w:pStyle w:val="FirstParagraph"/>
+      </w:pPr>
+      <w:r>
+        <w:t xml:space="preserve">All data are publicly available through the</w:t>
+      </w:r>
+      <w:r>
+        <w:t xml:space="preserve"> </w:t>
+      </w:r>
+      <w:hyperlink r:id="rId34">
+        <w:r>
+          <w:rPr>
+            <w:rStyle w:val="Hyperlink"/>
+          </w:rPr>
+          <w:t xml:space="preserve">Global Health Data Exchange (GHDx)</w:t>
+        </w:r>
+      </w:hyperlink>
+      <w:r>
+        <w:t xml:space="preserve">. The complete analytic workflow, including cleaned datasets and all code required to reproduce the analyses, figures, and tables presented in this manuscript, is available in the study’s</w:t>
+      </w:r>
+      <w:r>
+        <w:t xml:space="preserve"> </w:t>
+      </w:r>
+      <w:hyperlink r:id="rId37">
+        <w:r>
+          <w:rPr>
+            <w:rStyle w:val="Hyperlink"/>
+          </w:rPr>
+          <w:t xml:space="preserve">GitHub repository</w:t>
+        </w:r>
+      </w:hyperlink>
+      <w:r>
+        <w:t xml:space="preserve">. Data are provided in R’s native binary format (RDS). Full reproducibility can be achieved by cloning the repository and rendering the project using the supplied scripts and documentation.</w:t>
+      </w:r>
+    </w:p>
+    <w:bookmarkEnd w:id="80"/>
+    <w:bookmarkStart w:id="81" w:name="conflicts-of-interest"/>
+    <w:p>
+      <w:pPr>
+        <w:pStyle w:val="Heading2"/>
+      </w:pPr>
+      <w:r>
+        <w:t xml:space="preserve">7.5 Conflicts of Interest</w:t>
+      </w:r>
+    </w:p>
+    <w:p>
+      <w:pPr>
+        <w:pStyle w:val="FirstParagraph"/>
+      </w:pPr>
+      <w:r>
+        <w:t xml:space="preserve">The authors declare no conflicts of interest.</w:t>
+      </w:r>
+    </w:p>
+    <w:bookmarkEnd w:id="81"/>
+    <w:bookmarkEnd w:id="82"/>
+    <w:bookmarkStart w:id="236" w:name="references"/>
+    <w:p>
+      <w:pPr>
+        <w:pStyle w:val="Heading1"/>
+      </w:pPr>
+      <w:r>
+        <w:t xml:space="preserve">References</w:t>
+      </w:r>
+    </w:p>
+    <w:bookmarkStart w:id="235" w:name="refs"/>
+    <w:bookmarkStart w:id="84" w:name="ref-RN1"/>
+    <w:p>
+      <w:pPr>
+        <w:pStyle w:val="Bibliography"/>
+      </w:pPr>
+      <w:r>
+        <w:t xml:space="preserve">1.</w:t>
+      </w:r>
+      <w:r>
+        <w:t xml:space="preserve"> </w:t>
+      </w:r>
+      <w:r>
+        <w:t xml:space="preserve">	</w:t>
+      </w:r>
+      <w:r>
+        <w:t xml:space="preserve">Institute NC. SEER cancer stat facts: Bladder cancer [Internet]. National Cancer Institute; 2024. Available from:</w:t>
+      </w:r>
+      <w:r>
+        <w:t xml:space="preserve"> </w:t>
+      </w:r>
+      <w:hyperlink r:id="rId83">
+        <w:r>
+          <w:rPr>
+            <w:rStyle w:val="Hyperlink"/>
+          </w:rPr>
+          <w:t xml:space="preserve">https://seer.cancer.gov/statfacts/html/urinb.html</w:t>
+        </w:r>
+      </w:hyperlink>
+    </w:p>
+    <w:bookmarkEnd w:id="84"/>
+    <w:bookmarkStart w:id="86" w:name="ref-RN2"/>
+    <w:p>
+      <w:pPr>
+        <w:pStyle w:val="Bibliography"/>
+      </w:pPr>
+      <w:r>
+        <w:t xml:space="preserve">2.</w:t>
+      </w:r>
+      <w:r>
+        <w:t xml:space="preserve"> </w:t>
+      </w:r>
+      <w:r>
+        <w:t xml:space="preserve">	</w:t>
+      </w:r>
+      <w:r>
+        <w:t xml:space="preserve">Siegel RL, Miller KD, Jemal A.</w:t>
+      </w:r>
+      <w:r>
+        <w:t xml:space="preserve"> </w:t>
+      </w:r>
+      <w:hyperlink r:id="rId85">
+        <w:r>
+          <w:rPr>
+            <w:rStyle w:val="Hyperlink"/>
+          </w:rPr>
+          <w:t xml:space="preserve">Cancer statistics, 2020</w:t>
+        </w:r>
+      </w:hyperlink>
+      <w:r>
+        <w:t xml:space="preserve">. CA Cancer J Clin. 2020;70(1):7–30.</w:t>
+      </w:r>
+      <w:r>
+        <w:t xml:space="preserve"> </w:t>
+      </w:r>
+    </w:p>
+    <w:bookmarkEnd w:id="86"/>
+    <w:bookmarkStart w:id="88" w:name="ref-RN3"/>
+    <w:p>
+      <w:pPr>
+        <w:pStyle w:val="Bibliography"/>
+      </w:pPr>
+      <w:r>
+        <w:t xml:space="preserve">3.</w:t>
+      </w:r>
+      <w:r>
+        <w:t xml:space="preserve"> </w:t>
+      </w:r>
+      <w:r>
+        <w:t xml:space="preserve">	</w:t>
+      </w:r>
+      <w:r>
+        <w:t xml:space="preserve">Su X, Tao Y, Chen F, Han X, Xue L. Trends in the global, regional, and national burden of bladder cancer from 1990 to 2021: An observational study from the global burden of disease study 2021. Scientific Reports [Internet]. 2025;15(1):7655. Available from:</w:t>
+      </w:r>
+      <w:r>
+        <w:t xml:space="preserve"> </w:t>
+      </w:r>
+      <w:hyperlink r:id="rId87">
+        <w:r>
+          <w:rPr>
+            <w:rStyle w:val="Hyperlink"/>
+          </w:rPr>
+          <w:t xml:space="preserve">https://doi.org/10.1038/s41598-025-92033-5</w:t>
+        </w:r>
+      </w:hyperlink>
+    </w:p>
+    <w:bookmarkEnd w:id="88"/>
+    <w:bookmarkStart w:id="90" w:name="ref-RN4"/>
+    <w:p>
+      <w:pPr>
+        <w:pStyle w:val="Bibliography"/>
+      </w:pPr>
+      <w:r>
+        <w:t xml:space="preserve">4.</w:t>
+      </w:r>
+      <w:r>
+        <w:t xml:space="preserve"> </w:t>
+      </w:r>
+      <w:r>
+        <w:t xml:space="preserve">	</w:t>
+      </w:r>
+      <w:r>
+        <w:t xml:space="preserve">Mossanen M, Gore JL.</w:t>
+      </w:r>
+      <w:r>
+        <w:t xml:space="preserve"> </w:t>
+      </w:r>
+      <w:hyperlink r:id="rId89">
+        <w:r>
+          <w:rPr>
+            <w:rStyle w:val="Hyperlink"/>
+          </w:rPr>
+          <w:t xml:space="preserve">The burden of bladder cancer care: Direct and indirect costs</w:t>
+        </w:r>
+      </w:hyperlink>
+      <w:r>
+        <w:t xml:space="preserve">. Curr Opin Urol. 2014;24(5):487–91.</w:t>
+      </w:r>
+      <w:r>
+        <w:t xml:space="preserve"> </w:t>
+      </w:r>
+    </w:p>
+    <w:bookmarkEnd w:id="90"/>
+    <w:bookmarkStart w:id="92" w:name="ref-RN5"/>
+    <w:p>
+      <w:pPr>
+        <w:pStyle w:val="Bibliography"/>
+      </w:pPr>
+      <w:r>
+        <w:t xml:space="preserve">5.</w:t>
+      </w:r>
+      <w:r>
+        <w:t xml:space="preserve"> </w:t>
+      </w:r>
+      <w:r>
+        <w:t xml:space="preserve">	</w:t>
+      </w:r>
+      <w:r>
+        <w:t xml:space="preserve">Svatek RS, Hollenbeck BK, Holmäng S, Lee R, Kim SP, Stenzl A, et al.</w:t>
+      </w:r>
+      <w:r>
+        <w:t xml:space="preserve"> </w:t>
+      </w:r>
+      <w:hyperlink r:id="rId91">
+        <w:r>
+          <w:rPr>
+            <w:rStyle w:val="Hyperlink"/>
+          </w:rPr>
+          <w:t xml:space="preserve">The economics of bladder cancer: Costs and considerations of caring for this disease</w:t>
+        </w:r>
+      </w:hyperlink>
+      <w:r>
+        <w:t xml:space="preserve">. Eur Urol. 2014;66(2):253–62.</w:t>
+      </w:r>
+      <w:r>
+        <w:t xml:space="preserve"> </w:t>
+      </w:r>
+    </w:p>
+    <w:bookmarkEnd w:id="92"/>
+    <w:bookmarkStart w:id="94" w:name="ref-RN6"/>
+    <w:p>
+      <w:pPr>
+        <w:pStyle w:val="Bibliography"/>
+      </w:pPr>
+      <w:r>
+        <w:t xml:space="preserve">6.</w:t>
+      </w:r>
+      <w:r>
+        <w:t xml:space="preserve"> </w:t>
+      </w:r>
+      <w:r>
+        <w:t xml:space="preserve">	</w:t>
+      </w:r>
+      <w:r>
+        <w:t xml:space="preserve">Joyce DD, Sharma V, Williams SB. Cost-effectiveness and economic impact of bladder cancer management: An updated review of the literature. PharmacoEconomics [Internet]. 2023;41(7):751–69. Available from:</w:t>
+      </w:r>
+      <w:r>
+        <w:t xml:space="preserve"> </w:t>
+      </w:r>
+      <w:hyperlink r:id="rId93">
+        <w:r>
+          <w:rPr>
+            <w:rStyle w:val="Hyperlink"/>
+          </w:rPr>
+          <w:t xml:space="preserve">https://doi.org/10.1007/s40273-023-01273-8</w:t>
+        </w:r>
+      </w:hyperlink>
+    </w:p>
+    <w:bookmarkEnd w:id="94"/>
+    <w:bookmarkStart w:id="96" w:name="ref-RN7"/>
+    <w:p>
+      <w:pPr>
+        <w:pStyle w:val="Bibliography"/>
+      </w:pPr>
+      <w:r>
+        <w:t xml:space="preserve">7.</w:t>
+      </w:r>
+      <w:r>
+        <w:t xml:space="preserve"> </w:t>
+      </w:r>
+      <w:r>
+        <w:t xml:space="preserve">	</w:t>
+      </w:r>
+      <w:r>
+        <w:t xml:space="preserve">Li Ping W, Xiaonan X, Haridah A, Chuo Yew T, Hui Meng T, Yulan L. Patient- and caregiver-related factors affecting family caregiver burden of urologic cancer patients. Urologic Oncology: Seminars and Original Investigations [Internet]. 2024;42(8):245.e1–8. Available from:</w:t>
+      </w:r>
+      <w:r>
+        <w:t xml:space="preserve"> </w:t>
+      </w:r>
+      <w:hyperlink r:id="rId95">
+        <w:r>
+          <w:rPr>
+            <w:rStyle w:val="Hyperlink"/>
+          </w:rPr>
+          <w:t xml:space="preserve">https://www.sciencedirect.com/science/article/pii/S1078143924004204</w:t>
+        </w:r>
+      </w:hyperlink>
+    </w:p>
     <w:bookmarkEnd w:id="96"/>
-    <w:bookmarkStart w:id="97" w:name="transparency-statement"/>
-    <w:p>
-      <w:pPr>
-        <w:pStyle w:val="Heading2"/>
-      </w:pPr>
-      <w:r>
-        <w:t xml:space="preserve">7.3 Transparency Statement</w:t>
-      </w:r>
-    </w:p>
-    <w:p>
-      <w:pPr>
-        <w:pStyle w:val="FirstParagraph"/>
-      </w:pPr>
-      <w:r>
-        <w:t xml:space="preserve">The lead author, Alireza Sadeghi, affirms that this manuscript is an honest, accurate, and transparent account of the study being reported; that no important aspects of the study have been omitted; and that any discrepancies from the study as planned (and, if relevant, registered) have been explained.</w:t>
-      </w:r>
-    </w:p>
-    <w:bookmarkEnd w:id="97"/>
-    <w:bookmarkStart w:id="98" w:name="data-availability-statement"/>
-    <w:p>
-      <w:pPr>
-        <w:pStyle w:val="Heading2"/>
-      </w:pPr>
-      <w:r>
-        <w:t xml:space="preserve">7.4 Data Availability Statement</w:t>
-      </w:r>
-    </w:p>
-    <w:p>
-      <w:pPr>
-        <w:pStyle w:val="FirstParagraph"/>
-      </w:pPr>
-      <w:r>
-        <w:t xml:space="preserve">All data are publicly available through the</w:t>
-      </w:r>
-      <w:r>
-        <w:t xml:space="preserve"> </w:t>
-      </w:r>
-      <w:hyperlink r:id="rId52">
-        <w:r>
-          <w:rPr>
-            <w:rStyle w:val="Hyperlink"/>
-          </w:rPr>
-          <w:t xml:space="preserve">Global Health Data Exchange (GHDx)</w:t>
-        </w:r>
-      </w:hyperlink>
-      <w:r>
-        <w:t xml:space="preserve">. The complete analytic workflow, including cleaned datasets and all code required to reproduce the analyses, figures, and tables presented in this manuscript, is available in the study’s</w:t>
-      </w:r>
-      <w:r>
-        <w:t xml:space="preserve"> </w:t>
-      </w:r>
-      <w:hyperlink r:id="rId55">
-        <w:r>
-          <w:rPr>
-            <w:rStyle w:val="Hyperlink"/>
-          </w:rPr>
-          <w:t xml:space="preserve">GitHub repository</w:t>
-        </w:r>
-      </w:hyperlink>
-      <w:r>
-        <w:t xml:space="preserve">. Data are provided in R’s native binary format (RDS). Full reproducibility can be achieved by cloning the repository and rendering the project using the supplied scripts and documentation.</w:t>
+    <w:bookmarkStart w:id="98" w:name="ref-RN14"/>
+    <w:p>
+      <w:pPr>
+        <w:pStyle w:val="Bibliography"/>
+      </w:pPr>
+      <w:r>
+        <w:t xml:space="preserve">8.</w:t>
+      </w:r>
+      <w:r>
+        <w:t xml:space="preserve"> </w:t>
+      </w:r>
+      <w:r>
+        <w:t xml:space="preserve">	</w:t>
+      </w:r>
+      <w:r>
+        <w:t xml:space="preserve">Amin RW, Stafford B, Guttmann RP.</w:t>
+      </w:r>
+      <w:r>
+        <w:t xml:space="preserve"> </w:t>
+      </w:r>
+      <w:hyperlink r:id="rId97">
+        <w:r>
+          <w:rPr>
+            <w:rStyle w:val="Hyperlink"/>
+          </w:rPr>
+          <w:t xml:space="preserve">A spatial study of bladder cancer mortality and incidence in the contiguous US: 2000-2014</w:t>
+        </w:r>
+      </w:hyperlink>
+      <w:r>
+        <w:t xml:space="preserve">. Sci Total Environ. 2019;670:806–13.</w:t>
+      </w:r>
+      <w:r>
+        <w:t xml:space="preserve"> </w:t>
       </w:r>
     </w:p>
     <w:bookmarkEnd w:id="98"/>
-    <w:bookmarkStart w:id="99" w:name="conflicts-of-interest"/>
-    <w:p>
-      <w:pPr>
-        <w:pStyle w:val="Heading2"/>
-      </w:pPr>
-      <w:r>
-        <w:t xml:space="preserve">7.5 Conflicts of Interest</w:t>
-      </w:r>
-    </w:p>
-    <w:p>
-      <w:pPr>
-        <w:pStyle w:val="FirstParagraph"/>
-      </w:pPr>
-      <w:r>
-        <w:t xml:space="preserve">The authors declare no conflicts of interest.</w:t>
-      </w:r>
-    </w:p>
-    <w:bookmarkEnd w:id="99"/>
+    <w:bookmarkStart w:id="100" w:name="ref-RN15"/>
+    <w:p>
+      <w:pPr>
+        <w:pStyle w:val="Bibliography"/>
+      </w:pPr>
+      <w:r>
+        <w:t xml:space="preserve">9.</w:t>
+      </w:r>
+      <w:r>
+        <w:t xml:space="preserve"> </w:t>
+      </w:r>
+      <w:r>
+        <w:t xml:space="preserve">	</w:t>
+      </w:r>
+      <w:r>
+        <w:t xml:space="preserve">Ghazwani Y, Alghafees M, Suheb MK, Shafqat A, Sabbah BN, Arabi TZ, et al.</w:t>
+      </w:r>
+      <w:r>
+        <w:t xml:space="preserve"> </w:t>
+      </w:r>
+      <w:hyperlink r:id="rId99">
+        <w:r>
+          <w:rPr>
+            <w:rStyle w:val="Hyperlink"/>
+          </w:rPr>
+          <w:t xml:space="preserve">Trends in genitourinary cancer mortality in the united states: Analysis of the CDC-WONDER database 1999-2020</w:t>
+        </w:r>
+      </w:hyperlink>
+      <w:r>
+        <w:t xml:space="preserve">. Front Public Health. 2024;12:1354663.</w:t>
+      </w:r>
+      <w:r>
+        <w:t xml:space="preserve"> </w:t>
+      </w:r>
+    </w:p>
     <w:bookmarkEnd w:id="100"/>
-    <w:bookmarkStart w:id="254" w:name="references"/>
-    <w:p>
-      <w:pPr>
-        <w:pStyle w:val="Heading1"/>
-      </w:pPr>
-      <w:r>
-        <w:t xml:space="preserve">References</w:t>
-      </w:r>
-    </w:p>
-    <w:bookmarkStart w:id="253" w:name="refs"/>
-    <w:bookmarkStart w:id="102" w:name="ref-RN1"/>
+    <w:bookmarkStart w:id="102" w:name="ref-RN16"/>
     <w:p>
       <w:pPr>
         <w:pStyle w:val="Bibliography"/>
       </w:pPr>
       <w:r>
-        <w:t xml:space="preserve">1.</w:t>
+        <w:t xml:space="preserve">10.</w:t>
       </w:r>
       <w:r>
         <w:t xml:space="preserve"> </w:t>
@@ -4830,7 +5094,7 @@
         <w:t xml:space="preserve">	</w:t>
       </w:r>
       <w:r>
-        <w:t xml:space="preserve">Institute NC. SEER cancer stat facts: Bladder cancer [Internet]. National Cancer Institute; 2024. Available from:</w:t>
+        <w:t xml:space="preserve">Schafer EJ, Jemal A, Wiese D, Sung H, Kratzer TB, Islami F, et al.</w:t>
       </w:r>
       <w:r>
         <w:t xml:space="preserve"> </w:t>
@@ -4840,18 +5104,24 @@
           <w:rPr>
             <w:rStyle w:val="Hyperlink"/>
           </w:rPr>
-          <w:t xml:space="preserve">https://seer.cancer.gov/statfacts/html/urinb.html</w:t>
-        </w:r>
-      </w:hyperlink>
+          <w:t xml:space="preserve">Disparities and trends in genitourinary cancer incidence and mortality in the USA</w:t>
+        </w:r>
+      </w:hyperlink>
+      <w:r>
+        <w:t xml:space="preserve">. Eur Urol. 2023;84(1):117–26.</w:t>
+      </w:r>
+      <w:r>
+        <w:t xml:space="preserve"> </w:t>
+      </w:r>
     </w:p>
     <w:bookmarkEnd w:id="102"/>
-    <w:bookmarkStart w:id="104" w:name="ref-RN2"/>
+    <w:bookmarkStart w:id="104" w:name="ref-RN17"/>
     <w:p>
       <w:pPr>
         <w:pStyle w:val="Bibliography"/>
       </w:pPr>
       <w:r>
-        <w:t xml:space="preserve">2.</w:t>
+        <w:t xml:space="preserve">11.</w:t>
       </w:r>
       <w:r>
         <w:t xml:space="preserve"> </w:t>
@@ -4860,7 +5130,7 @@
         <w:t xml:space="preserve">	</w:t>
       </w:r>
       <w:r>
-        <w:t xml:space="preserve">Siegel RL, Miller KD, Jemal A.</w:t>
+        <w:t xml:space="preserve">Smith ND, Prasad SM, Patel AR, Weiner AB, Pariser JJ, Razmaria A, et al.</w:t>
       </w:r>
       <w:r>
         <w:t xml:space="preserve"> </w:t>
@@ -4870,24 +5140,24 @@
           <w:rPr>
             <w:rStyle w:val="Hyperlink"/>
           </w:rPr>
-          <w:t xml:space="preserve">Cancer statistics, 2020</w:t>
-        </w:r>
-      </w:hyperlink>
-      <w:r>
-        <w:t xml:space="preserve">. CA Cancer J Clin. 2020;70(1):7–30.</w:t>
+          <w:t xml:space="preserve">Bladder cancer mortality in the united states: A geographic and temporal analysis of socioeconomic and environmental factors</w:t>
+        </w:r>
+      </w:hyperlink>
+      <w:r>
+        <w:t xml:space="preserve">. J Urol. 2016;195(2):290–6.</w:t>
       </w:r>
       <w:r>
         <w:t xml:space="preserve"> </w:t>
       </w:r>
     </w:p>
     <w:bookmarkEnd w:id="104"/>
-    <w:bookmarkStart w:id="106" w:name="ref-RN3"/>
+    <w:bookmarkStart w:id="106" w:name="ref-RN18"/>
     <w:p>
       <w:pPr>
         <w:pStyle w:val="Bibliography"/>
       </w:pPr>
       <w:r>
-        <w:t xml:space="preserve">3.</w:t>
+        <w:t xml:space="preserve">12.</w:t>
       </w:r>
       <w:r>
         <w:t xml:space="preserve"> </w:t>
@@ -4896,7 +5166,7 @@
         <w:t xml:space="preserve">	</w:t>
       </w:r>
       <w:r>
-        <w:t xml:space="preserve">Su X, Tao Y, Chen F, Han X, Xue L. Trends in the global, regional, and national burden of bladder cancer from 1990 to 2021: An observational study from the global burden of disease study 2021. Scientific Reports [Internet]. 2025;15(1):7655. Available from:</w:t>
+        <w:t xml:space="preserve">Prevention NCI&amp;C for DC and. State cancer profiles [Internet]. Vol. 2025. 2023. Available from:</w:t>
       </w:r>
       <w:r>
         <w:t xml:space="preserve"> </w:t>
@@ -4906,18 +5176,18 @@
           <w:rPr>
             <w:rStyle w:val="Hyperlink"/>
           </w:rPr>
-          <w:t xml:space="preserve">https://doi.org/10.1038/s41598-025-92033-5</w:t>
+          <w:t xml:space="preserve">https://statecancerprofiles.cancer.gov/index.html</w:t>
         </w:r>
       </w:hyperlink>
     </w:p>
     <w:bookmarkEnd w:id="106"/>
-    <w:bookmarkStart w:id="108" w:name="ref-RN4"/>
+    <w:bookmarkStart w:id="108" w:name="ref-RN19"/>
     <w:p>
       <w:pPr>
         <w:pStyle w:val="Bibliography"/>
       </w:pPr>
       <w:r>
-        <w:t xml:space="preserve">4.</w:t>
+        <w:t xml:space="preserve">13.</w:t>
       </w:r>
       <w:r>
         <w:t xml:space="preserve"> </w:t>
@@ -4926,7 +5196,7 @@
         <w:t xml:space="preserve">	</w:t>
       </w:r>
       <w:r>
-        <w:t xml:space="preserve">Mossanen M, Gore JL.</w:t>
+        <w:t xml:space="preserve">Pompa IR, Qi D, Ghosh A, Goldberg SI, Chino F, Efstathiou JA, et al.</w:t>
       </w:r>
       <w:r>
         <w:t xml:space="preserve"> </w:t>
@@ -4936,24 +5206,24 @@
           <w:rPr>
             <w:rStyle w:val="Hyperlink"/>
           </w:rPr>
-          <w:t xml:space="preserve">The burden of bladder cancer care: Direct and indirect costs</w:t>
-        </w:r>
-      </w:hyperlink>
-      <w:r>
-        <w:t xml:space="preserve">. Curr Opin Urol. 2014;24(5):487–91.</w:t>
+          <w:t xml:space="preserve">Longitudinal analysis of bladder cancer-specific mortality trends in the united states</w:t>
+        </w:r>
+      </w:hyperlink>
+      <w:r>
+        <w:t xml:space="preserve">. Bladder Cancer. 2023;9(4):345–53.</w:t>
       </w:r>
       <w:r>
         <w:t xml:space="preserve"> </w:t>
       </w:r>
     </w:p>
     <w:bookmarkEnd w:id="108"/>
-    <w:bookmarkStart w:id="110" w:name="ref-RN5"/>
+    <w:bookmarkStart w:id="110" w:name="ref-RN20"/>
     <w:p>
       <w:pPr>
         <w:pStyle w:val="Bibliography"/>
       </w:pPr>
       <w:r>
-        <w:t xml:space="preserve">5.</w:t>
+        <w:t xml:space="preserve">14.</w:t>
       </w:r>
       <w:r>
         <w:t xml:space="preserve"> </w:t>
@@ -4962,7 +5232,7 @@
         <w:t xml:space="preserve">	</w:t>
       </w:r>
       <w:r>
-        <w:t xml:space="preserve">Svatek RS, Hollenbeck BK, Holmäng S, Lee R, Kim SP, Stenzl A, et al.</w:t>
+        <w:t xml:space="preserve">Hasan S, Lazarev S, Garg M, Mehta K, Press RH, Chhabra A, et al.</w:t>
       </w:r>
       <w:r>
         <w:t xml:space="preserve"> </w:t>
@@ -4972,24 +5242,24 @@
           <w:rPr>
             <w:rStyle w:val="Hyperlink"/>
           </w:rPr>
-          <w:t xml:space="preserve">The economics of bladder cancer: Costs and considerations of caring for this disease</w:t>
-        </w:r>
-      </w:hyperlink>
-      <w:r>
-        <w:t xml:space="preserve">. Eur Urol. 2014;66(2):253–62.</w:t>
+          <w:t xml:space="preserve">Racial inequity and other social disparities in the diagnosis and management of bladder cancer</w:t>
+        </w:r>
+      </w:hyperlink>
+      <w:r>
+        <w:t xml:space="preserve">. Cancer Med. 2023;12(1):640–50.</w:t>
       </w:r>
       <w:r>
         <w:t xml:space="preserve"> </w:t>
       </w:r>
     </w:p>
     <w:bookmarkEnd w:id="110"/>
-    <w:bookmarkStart w:id="112" w:name="ref-RN6"/>
+    <w:bookmarkStart w:id="112" w:name="ref-RN22"/>
     <w:p>
       <w:pPr>
         <w:pStyle w:val="Bibliography"/>
       </w:pPr>
       <w:r>
-        <w:t xml:space="preserve">6.</w:t>
+        <w:t xml:space="preserve">15.</w:t>
       </w:r>
       <w:r>
         <w:t xml:space="preserve"> </w:t>
@@ -4998,7 +5268,7 @@
         <w:t xml:space="preserve">	</w:t>
       </w:r>
       <w:r>
-        <w:t xml:space="preserve">Joyce DD, Sharma V, Williams SB. Cost-effectiveness and economic impact of bladder cancer management: An updated review of the literature. PharmacoEconomics [Internet]. 2023;41(7):751–69. Available from:</w:t>
+        <w:t xml:space="preserve">Sung H, Ferlay J, Siegel RL, Laversanne M, Soerjomataram I, Jemal A, et al.</w:t>
       </w:r>
       <w:r>
         <w:t xml:space="preserve"> </w:t>
@@ -5008,18 +5278,24 @@
           <w:rPr>
             <w:rStyle w:val="Hyperlink"/>
           </w:rPr>
-          <w:t xml:space="preserve">https://doi.org/10.1007/s40273-023-01273-8</w:t>
-        </w:r>
-      </w:hyperlink>
+          <w:t xml:space="preserve">Global cancer statistics 2020: GLOBOCAN estimates of incidence and mortality worldwide for 36 cancers in 185 countries</w:t>
+        </w:r>
+      </w:hyperlink>
+      <w:r>
+        <w:t xml:space="preserve">. CA Cancer J Clin. 2021;71(3):209–49.</w:t>
+      </w:r>
+      <w:r>
+        <w:t xml:space="preserve"> </w:t>
+      </w:r>
     </w:p>
     <w:bookmarkEnd w:id="112"/>
-    <w:bookmarkStart w:id="114" w:name="ref-RN7"/>
+    <w:bookmarkStart w:id="114" w:name="ref-RN23"/>
     <w:p>
       <w:pPr>
         <w:pStyle w:val="Bibliography"/>
       </w:pPr>
       <w:r>
-        <w:t xml:space="preserve">7.</w:t>
+        <w:t xml:space="preserve">16.</w:t>
       </w:r>
       <w:r>
         <w:t xml:space="preserve"> </w:t>
@@ -5028,7 +5304,7 @@
         <w:t xml:space="preserve">	</w:t>
       </w:r>
       <w:r>
-        <w:t xml:space="preserve">Li Ping W, Xiaonan X, Haridah A, Chuo Yew T, Hui Meng T, Yulan L. Patient- and caregiver-related factors affecting family caregiver burden of urologic cancer patients. Urologic Oncology: Seminars and Original Investigations [Internet]. 2024;42(8):245.e1–8. Available from:</w:t>
+        <w:t xml:space="preserve">Liu S, Yang T, Na R, Hu M, Zhang L, Fu Y, et al.</w:t>
       </w:r>
       <w:r>
         <w:t xml:space="preserve"> </w:t>
@@ -5038,18 +5314,24 @@
           <w:rPr>
             <w:rStyle w:val="Hyperlink"/>
           </w:rPr>
-          <w:t xml:space="preserve">https://www.sciencedirect.com/science/article/pii/S1078143924004204</w:t>
-        </w:r>
-      </w:hyperlink>
+          <w:t xml:space="preserve">The impact of female gender on bladder cancer-specific death risk after radical cystectomy: A meta-analysis of 27,912 patients</w:t>
+        </w:r>
+      </w:hyperlink>
+      <w:r>
+        <w:t xml:space="preserve">. Int Urol Nephrol. 2015;47(6):951–8.</w:t>
+      </w:r>
+      <w:r>
+        <w:t xml:space="preserve"> </w:t>
+      </w:r>
     </w:p>
     <w:bookmarkEnd w:id="114"/>
-    <w:bookmarkStart w:id="116" w:name="ref-RN14"/>
+    <w:bookmarkStart w:id="116" w:name="ref-ferrari2024"/>
     <w:p>
       <w:pPr>
         <w:pStyle w:val="Bibliography"/>
       </w:pPr>
       <w:r>
-        <w:t xml:space="preserve">8.</w:t>
+        <w:t xml:space="preserve">17.</w:t>
       </w:r>
       <w:r>
         <w:t xml:space="preserve"> </w:t>
@@ -5058,7 +5340,10 @@
         <w:t xml:space="preserve">	</w:t>
       </w:r>
       <w:r>
-        <w:t xml:space="preserve">Amin RW, Stafford B, Guttmann RP.</w:t>
+        <w:t xml:space="preserve">Ferrari AJ, Santomauro DF, Aali A, Abate YH, Abbafati C, Abbastabar H, et al. Global incidence, prevalence, years lived with disability (YLDs), disability-adjusted life-years (DALYs), and healthy life expectancy (HALE) for 371 diseases and injuries in 204 countries and territories and 811 subnational locations, 1990</w:t>
+      </w:r>
+      <w:r>
+        <w:t xml:space="preserve">2021: a systematic analysis for the Global Burden of Disease Study 2021. The Lancet [Internet]. 2024 May;403(10440):2133–61. Available from:</w:t>
       </w:r>
       <w:r>
         <w:t xml:space="preserve"> </w:t>
@@ -5068,24 +5353,18 @@
           <w:rPr>
             <w:rStyle w:val="Hyperlink"/>
           </w:rPr>
-          <w:t xml:space="preserve">A spatial study of bladder cancer mortality and incidence in the contiguous US: 2000-2014</w:t>
-        </w:r>
-      </w:hyperlink>
-      <w:r>
-        <w:t xml:space="preserve">. Sci Total Environ. 2019;670:806–13.</w:t>
-      </w:r>
-      <w:r>
-        <w:t xml:space="preserve"> </w:t>
-      </w:r>
+          <w:t xml:space="preserve">http://dx.doi.org/10.1016/S0140-6736(24)00757-8</w:t>
+        </w:r>
+      </w:hyperlink>
     </w:p>
     <w:bookmarkEnd w:id="116"/>
-    <w:bookmarkStart w:id="118" w:name="ref-RN15"/>
+    <w:bookmarkStart w:id="118" w:name="ref-naghavi2024"/>
     <w:p>
       <w:pPr>
         <w:pStyle w:val="Bibliography"/>
       </w:pPr>
       <w:r>
-        <w:t xml:space="preserve">9.</w:t>
+        <w:t xml:space="preserve">18.</w:t>
       </w:r>
       <w:r>
         <w:t xml:space="preserve"> </w:t>
@@ -5094,7 +5373,10 @@
         <w:t xml:space="preserve">	</w:t>
       </w:r>
       <w:r>
-        <w:t xml:space="preserve">Ghazwani Y, Alghafees M, Suheb MK, Shafqat A, Sabbah BN, Arabi TZ, et al.</w:t>
+        <w:t xml:space="preserve">Naghavi M, Ong KL, Aali A, Ababneh HS, Abate YH, Abbafati C, et al. Global burden of 288 causes of death and life expectancy decomposition in 204 countries and territories and 811 subnational locations, 1990</w:t>
+      </w:r>
+      <w:r>
+        <w:t xml:space="preserve">2021: a systematic analysis for the Global Burden of Disease Study 2021. The Lancet [Internet]. 2024 May;403(10440):2100–32. Available from:</w:t>
       </w:r>
       <w:r>
         <w:t xml:space="preserve"> </w:t>
@@ -5104,24 +5386,18 @@
           <w:rPr>
             <w:rStyle w:val="Hyperlink"/>
           </w:rPr>
-          <w:t xml:space="preserve">Trends in genitourinary cancer mortality in the united states: Analysis of the CDC-WONDER database 1999-2020</w:t>
-        </w:r>
-      </w:hyperlink>
-      <w:r>
-        <w:t xml:space="preserve">. Front Public Health. 2024;12:1354663.</w:t>
-      </w:r>
-      <w:r>
-        <w:t xml:space="preserve"> </w:t>
-      </w:r>
+          <w:t xml:space="preserve">http://dx.doi.org/10.1016/s0140-6736(24)00367-2</w:t>
+        </w:r>
+      </w:hyperlink>
     </w:p>
     <w:bookmarkEnd w:id="118"/>
-    <w:bookmarkStart w:id="120" w:name="ref-RN16"/>
+    <w:bookmarkStart w:id="120" w:name="ref-feigin2021"/>
     <w:p>
       <w:pPr>
         <w:pStyle w:val="Bibliography"/>
       </w:pPr>
       <w:r>
-        <w:t xml:space="preserve">10.</w:t>
+        <w:t xml:space="preserve">19.</w:t>
       </w:r>
       <w:r>
         <w:t xml:space="preserve"> </w:t>
@@ -5130,7 +5406,10 @@
         <w:t xml:space="preserve">	</w:t>
       </w:r>
       <w:r>
-        <w:t xml:space="preserve">Schafer EJ, Jemal A, Wiese D, Sung H, Kratzer TB, Islami F, et al.</w:t>
+        <w:t xml:space="preserve">Feigin VL, Stark BA, Johnson CO, Roth GA, Bisignano C, Abady GG, et al. Global, regional, and national burden of stroke and its risk factors, 1990</w:t>
+      </w:r>
+      <w:r>
+        <w:t xml:space="preserve">2019: a systematic analysis for the Global Burden of Disease Study 2019. The Lancet Neurology [Internet]. 2021 Oct;20(10):795–820. Available from:</w:t>
       </w:r>
       <w:r>
         <w:t xml:space="preserve"> </w:t>
@@ -5140,24 +5419,18 @@
           <w:rPr>
             <w:rStyle w:val="Hyperlink"/>
           </w:rPr>
-          <w:t xml:space="preserve">Disparities and trends in genitourinary cancer incidence and mortality in the USA</w:t>
-        </w:r>
-      </w:hyperlink>
-      <w:r>
-        <w:t xml:space="preserve">. Eur Urol. 2023;84(1):117–26.</w:t>
-      </w:r>
-      <w:r>
-        <w:t xml:space="preserve"> </w:t>
-      </w:r>
+          <w:t xml:space="preserve">http://dx.doi.org/10.1016/s1474-4422(21)00252-0</w:t>
+        </w:r>
+      </w:hyperlink>
     </w:p>
     <w:bookmarkEnd w:id="120"/>
-    <w:bookmarkStart w:id="122" w:name="ref-RN17"/>
+    <w:bookmarkStart w:id="122" w:name="X4857e18fa263add03d367ee42aaf3b3ec4487f5"/>
     <w:p>
       <w:pPr>
         <w:pStyle w:val="Bibliography"/>
       </w:pPr>
       <w:r>
-        <w:t xml:space="preserve">11.</w:t>
+        <w:t xml:space="preserve">20.</w:t>
       </w:r>
       <w:r>
         <w:t xml:space="preserve"> </w:t>
@@ -5166,7 +5439,10 @@
         <w:t xml:space="preserve">	</w:t>
       </w:r>
       <w:r>
-        <w:t xml:space="preserve">Smith ND, Prasad SM, Patel AR, Weiner AB, Pariser JJ, Razmaria A, et al.</w:t>
+        <w:t xml:space="preserve">Institute For Health Metrics And Evaluation. Global burden of disease study 2021 (GBD 2021) socio-demographic index (SDI) 1950</w:t>
+      </w:r>
+      <w:r>
+        <w:t xml:space="preserve">2021 [Internet]. Institute for Health Metrics; Evaluation; 2024. Available from:</w:t>
       </w:r>
       <w:r>
         <w:t xml:space="preserve"> </w:t>
@@ -5176,24 +5452,18 @@
           <w:rPr>
             <w:rStyle w:val="Hyperlink"/>
           </w:rPr>
-          <w:t xml:space="preserve">Bladder cancer mortality in the united states: A geographic and temporal analysis of socioeconomic and environmental factors</w:t>
-        </w:r>
-      </w:hyperlink>
-      <w:r>
-        <w:t xml:space="preserve">. J Urol. 2016;195(2):290–6.</w:t>
-      </w:r>
-      <w:r>
-        <w:t xml:space="preserve"> </w:t>
-      </w:r>
+          <w:t xml:space="preserve">https://ghdx.healthdata.org/node/548352</w:t>
+        </w:r>
+      </w:hyperlink>
     </w:p>
     <w:bookmarkEnd w:id="122"/>
-    <w:bookmarkStart w:id="124" w:name="ref-RN18"/>
+    <w:bookmarkStart w:id="124" w:name="ref-base"/>
     <w:p>
       <w:pPr>
         <w:pStyle w:val="Bibliography"/>
       </w:pPr>
       <w:r>
-        <w:t xml:space="preserve">12.</w:t>
+        <w:t xml:space="preserve">21.</w:t>
       </w:r>
       <w:r>
         <w:t xml:space="preserve"> </w:t>
@@ -5202,7 +5472,16 @@
         <w:t xml:space="preserve">	</w:t>
       </w:r>
       <w:r>
-        <w:t xml:space="preserve">Prevention NCI&amp;C for DC and. State cancer profiles [Internet]. Vol. 2025. 2023. Available from:</w:t>
+        <w:t xml:space="preserve">R Core Team.</w:t>
+      </w:r>
+      <w:r>
+        <w:t xml:space="preserve"> </w:t>
+      </w:r>
+      <w:r>
+        <w:t xml:space="preserve">R</w:t>
+      </w:r>
+      <w:r>
+        <w:t xml:space="preserve">: A language and environment for statistical computing [Internet]. Vienna, Austria: R Foundation for Statistical Computing; 2025. Available from:</w:t>
       </w:r>
       <w:r>
         <w:t xml:space="preserve"> </w:t>
@@ -5212,18 +5491,18 @@
           <w:rPr>
             <w:rStyle w:val="Hyperlink"/>
           </w:rPr>
-          <w:t xml:space="preserve">https://statecancerprofiles.cancer.gov/index.html</w:t>
+          <w:t xml:space="preserve">https://www.R-project.org/</w:t>
         </w:r>
       </w:hyperlink>
     </w:p>
     <w:bookmarkEnd w:id="124"/>
-    <w:bookmarkStart w:id="126" w:name="ref-RN19"/>
+    <w:bookmarkStart w:id="126" w:name="ref-beepr"/>
     <w:p>
       <w:pPr>
         <w:pStyle w:val="Bibliography"/>
       </w:pPr>
       <w:r>
-        <w:t xml:space="preserve">13.</w:t>
+        <w:t xml:space="preserve">22.</w:t>
       </w:r>
       <w:r>
         <w:t xml:space="preserve"> </w:t>
@@ -5232,7 +5511,16 @@
         <w:t xml:space="preserve">	</w:t>
       </w:r>
       <w:r>
-        <w:t xml:space="preserve">Pompa IR, Qi D, Ghosh A, Goldberg SI, Chino F, Efstathiou JA, et al.</w:t>
+        <w:t xml:space="preserve">Bååth R.</w:t>
+      </w:r>
+      <w:r>
+        <w:t xml:space="preserve"> </w:t>
+      </w:r>
+      <w:r>
+        <w:t xml:space="preserve">beepr</w:t>
+      </w:r>
+      <w:r>
+        <w:t xml:space="preserve">: Easily play notification sounds on any platform [Internet]. 2024. Available from:</w:t>
       </w:r>
       <w:r>
         <w:t xml:space="preserve"> </w:t>
@@ -5242,24 +5530,18 @@
           <w:rPr>
             <w:rStyle w:val="Hyperlink"/>
           </w:rPr>
-          <w:t xml:space="preserve">Longitudinal analysis of bladder cancer-specific mortality trends in the united states</w:t>
-        </w:r>
-      </w:hyperlink>
-      <w:r>
-        <w:t xml:space="preserve">. Bladder Cancer. 2023;9(4):345–53.</w:t>
-      </w:r>
-      <w:r>
-        <w:t xml:space="preserve"> </w:t>
-      </w:r>
+          <w:t xml:space="preserve">https://github.com/rasmusab/beepr</w:t>
+        </w:r>
+      </w:hyperlink>
     </w:p>
     <w:bookmarkEnd w:id="126"/>
-    <w:bookmarkStart w:id="128" w:name="ref-RN20"/>
+    <w:bookmarkStart w:id="128" w:name="ref-flextable"/>
     <w:p>
       <w:pPr>
         <w:pStyle w:val="Bibliography"/>
       </w:pPr>
       <w:r>
-        <w:t xml:space="preserve">14.</w:t>
+        <w:t xml:space="preserve">23.</w:t>
       </w:r>
       <w:r>
         <w:t xml:space="preserve"> </w:t>
@@ -5268,7 +5550,16 @@
         <w:t xml:space="preserve">	</w:t>
       </w:r>
       <w:r>
-        <w:t xml:space="preserve">Hasan S, Lazarev S, Garg M, Mehta K, Press RH, Chhabra A, et al.</w:t>
+        <w:t xml:space="preserve">Gohel D, Skintzos P.</w:t>
+      </w:r>
+      <w:r>
+        <w:t xml:space="preserve"> </w:t>
+      </w:r>
+      <w:r>
+        <w:t xml:space="preserve">flextable</w:t>
+      </w:r>
+      <w:r>
+        <w:t xml:space="preserve">: Functions for tabular reporting [Internet]. 2025. Available from:</w:t>
       </w:r>
       <w:r>
         <w:t xml:space="preserve"> </w:t>
@@ -5278,24 +5569,18 @@
           <w:rPr>
             <w:rStyle w:val="Hyperlink"/>
           </w:rPr>
-          <w:t xml:space="preserve">Racial inequity and other social disparities in the diagnosis and management of bladder cancer</w:t>
-        </w:r>
-      </w:hyperlink>
-      <w:r>
-        <w:t xml:space="preserve">. Cancer Med. 2023;12(1):640–50.</w:t>
-      </w:r>
-      <w:r>
-        <w:t xml:space="preserve"> </w:t>
-      </w:r>
+          <w:t xml:space="preserve">https://ardata-fr.github.io/flextable-book/</w:t>
+        </w:r>
+      </w:hyperlink>
     </w:p>
     <w:bookmarkEnd w:id="128"/>
-    <w:bookmarkStart w:id="130" w:name="ref-RN22"/>
+    <w:bookmarkStart w:id="130" w:name="ref-furrr"/>
     <w:p>
       <w:pPr>
         <w:pStyle w:val="Bibliography"/>
       </w:pPr>
       <w:r>
-        <w:t xml:space="preserve">15.</w:t>
+        <w:t xml:space="preserve">24.</w:t>
       </w:r>
       <w:r>
         <w:t xml:space="preserve"> </w:t>
@@ -5304,7 +5589,16 @@
         <w:t xml:space="preserve">	</w:t>
       </w:r>
       <w:r>
-        <w:t xml:space="preserve">Sung H, Ferlay J, Siegel RL, Laversanne M, Soerjomataram I, Jemal A, et al.</w:t>
+        <w:t xml:space="preserve">Vaughan D, Dancho M.</w:t>
+      </w:r>
+      <w:r>
+        <w:t xml:space="preserve"> </w:t>
+      </w:r>
+      <w:r>
+        <w:t xml:space="preserve">furrr</w:t>
+      </w:r>
+      <w:r>
+        <w:t xml:space="preserve">: Apply mapping functions in parallel using futures [Internet]. 2022. Available from:</w:t>
       </w:r>
       <w:r>
         <w:t xml:space="preserve"> </w:t>
@@ -5314,24 +5608,18 @@
           <w:rPr>
             <w:rStyle w:val="Hyperlink"/>
           </w:rPr>
-          <w:t xml:space="preserve">Global cancer statistics 2020: GLOBOCAN estimates of incidence and mortality worldwide for 36 cancers in 185 countries</w:t>
-        </w:r>
-      </w:hyperlink>
-      <w:r>
-        <w:t xml:space="preserve">. CA Cancer J Clin. 2021;71(3):209–49.</w:t>
-      </w:r>
-      <w:r>
-        <w:t xml:space="preserve"> </w:t>
-      </w:r>
+          <w:t xml:space="preserve">https://github.com/DavisVaughan/furrr</w:t>
+        </w:r>
+      </w:hyperlink>
     </w:p>
     <w:bookmarkEnd w:id="130"/>
-    <w:bookmarkStart w:id="132" w:name="ref-RN23"/>
+    <w:bookmarkStart w:id="132" w:name="ref-future"/>
     <w:p>
       <w:pPr>
         <w:pStyle w:val="Bibliography"/>
       </w:pPr>
       <w:r>
-        <w:t xml:space="preserve">16.</w:t>
+        <w:t xml:space="preserve">25.</w:t>
       </w:r>
       <w:r>
         <w:t xml:space="preserve"> </w:t>
@@ -5340,7 +5628,7 @@
         <w:t xml:space="preserve">	</w:t>
       </w:r>
       <w:r>
-        <w:t xml:space="preserve">Liu S, Yang T, Na R, Hu M, Zhang L, Fu Y, et al.</w:t>
+        <w:t xml:space="preserve">Bengtsson H. A unifying framework for parallel and distributed processing in r using futures. The R Journal [Internet]. 2021;13(2):208–27. Available from:</w:t>
       </w:r>
       <w:r>
         <w:t xml:space="preserve"> </w:t>
@@ -5350,24 +5638,18 @@
           <w:rPr>
             <w:rStyle w:val="Hyperlink"/>
           </w:rPr>
-          <w:t xml:space="preserve">The impact of female gender on bladder cancer-specific death risk after radical cystectomy: A meta-analysis of 27,912 patients</w:t>
-        </w:r>
-      </w:hyperlink>
-      <w:r>
-        <w:t xml:space="preserve">. Int Urol Nephrol. 2015;47(6):951–8.</w:t>
-      </w:r>
-      <w:r>
-        <w:t xml:space="preserve"> </w:t>
-      </w:r>
+          <w:t xml:space="preserve">https://doi.org/10.32614/RJ-2021-048</w:t>
+        </w:r>
+      </w:hyperlink>
     </w:p>
     <w:bookmarkEnd w:id="132"/>
-    <w:bookmarkStart w:id="134" w:name="ref-ferrari2024"/>
+    <w:bookmarkStart w:id="134" w:name="ref-geofacet"/>
     <w:p>
       <w:pPr>
         <w:pStyle w:val="Bibliography"/>
       </w:pPr>
       <w:r>
-        <w:t xml:space="preserve">17.</w:t>
+        <w:t xml:space="preserve">26.</w:t>
       </w:r>
       <w:r>
         <w:t xml:space="preserve"> </w:t>
@@ -5376,13 +5658,34 @@
         <w:t xml:space="preserve">	</w:t>
       </w:r>
       <w:r>
-        <w:t xml:space="preserve">Ferrari AJ, Santomauro DF, Aali A, Abate YH, Abbafati C, Abbastabar H, et al.</w:t>
-      </w:r>
-      <w:r>
-        <w:t xml:space="preserve"> Global incidence, prevalence, years lived with disability (YLDs), disability-adjusted life-years (DALYs), and healthy life expectancy (HALE) for 371 diseases and injuries in 204 countries and territories and 811 subnational locations, 1990</w:t>
-      </w:r>
-      <w:r>
-        <w:t xml:space="preserve">2021: A systematic analysis for the global burden of disease study 2021. The Lancet [Internet]. 2024 May;403(10440):2133–61. Available from:</w:t>
+        <w:t xml:space="preserve">Hafen R.</w:t>
+      </w:r>
+      <w:r>
+        <w:t xml:space="preserve"> </w:t>
+      </w:r>
+      <w:r>
+        <w:t xml:space="preserve">geofacet</w:t>
+      </w:r>
+      <w:r>
+        <w:t xml:space="preserve">:</w:t>
+      </w:r>
+      <w:r>
+        <w:t xml:space="preserve"> </w:t>
+      </w:r>
+      <w:r>
+        <w:t xml:space="preserve">“</w:t>
+      </w:r>
+      <w:r>
+        <w:t xml:space="preserve">ggplot2</w:t>
+      </w:r>
+      <w:r>
+        <w:t xml:space="preserve">”</w:t>
+      </w:r>
+      <w:r>
+        <w:t xml:space="preserve"> </w:t>
+      </w:r>
+      <w:r>
+        <w:t xml:space="preserve">faceting utilities for geographical data [Internet]. Available from:</w:t>
       </w:r>
       <w:r>
         <w:t xml:space="preserve"> </w:t>
@@ -5392,18 +5695,18 @@
           <w:rPr>
             <w:rStyle w:val="Hyperlink"/>
           </w:rPr>
-          <w:t xml:space="preserve">http://dx.doi.org/10.1016/S0140-6736(24)00757-8</w:t>
+          <w:t xml:space="preserve">https://github.com/hafen/geofacet</w:t>
         </w:r>
       </w:hyperlink>
     </w:p>
     <w:bookmarkEnd w:id="134"/>
-    <w:bookmarkStart w:id="136" w:name="ref-naghavi2024"/>
+    <w:bookmarkStart w:id="136" w:name="ref-gganimate"/>
     <w:p>
       <w:pPr>
         <w:pStyle w:val="Bibliography"/>
       </w:pPr>
       <w:r>
-        <w:t xml:space="preserve">18.</w:t>
+        <w:t xml:space="preserve">27.</w:t>
       </w:r>
       <w:r>
         <w:t xml:space="preserve"> </w:t>
@@ -5412,10 +5715,16 @@
         <w:t xml:space="preserve">	</w:t>
       </w:r>
       <w:r>
-        <w:t xml:space="preserve">Naghavi M, Ong KL, Aali A, Ababneh HS, Abate YH, Abbafati C, et al. Global burden of 288 causes of death and life expectancy decomposition in 204 countries and territories and 811 subnational locations, 1990</w:t>
-      </w:r>
-      <w:r>
-        <w:t xml:space="preserve">2021: A systematic analysis for the global burden of disease study 2021. The Lancet [Internet]. 2024 May;403(10440):2100–32. Available from:</w:t>
+        <w:t xml:space="preserve">Pedersen TL, Robinson D.</w:t>
+      </w:r>
+      <w:r>
+        <w:t xml:space="preserve"> </w:t>
+      </w:r>
+      <w:r>
+        <w:t xml:space="preserve">gganimate</w:t>
+      </w:r>
+      <w:r>
+        <w:t xml:space="preserve">: A grammar of animated graphics [Internet]. 2025. Available from:</w:t>
       </w:r>
       <w:r>
         <w:t xml:space="preserve"> </w:t>
@@ -5425,18 +5734,18 @@
           <w:rPr>
             <w:rStyle w:val="Hyperlink"/>
           </w:rPr>
-          <w:t xml:space="preserve">http://dx.doi.org/10.1016/s0140-6736(24)00367-2</w:t>
+          <w:t xml:space="preserve">https://gganimate.com</w:t>
         </w:r>
       </w:hyperlink>
     </w:p>
     <w:bookmarkEnd w:id="136"/>
-    <w:bookmarkStart w:id="138" w:name="ref-feigin2021"/>
+    <w:bookmarkStart w:id="137" w:name="ref-ggbump"/>
     <w:p>
       <w:pPr>
         <w:pStyle w:val="Bibliography"/>
       </w:pPr>
       <w:r>
-        <w:t xml:space="preserve">19.</w:t>
+        <w:t xml:space="preserve">28.</w:t>
       </w:r>
       <w:r>
         <w:t xml:space="preserve"> </w:t>
@@ -5445,31 +5754,29 @@
         <w:t xml:space="preserve">	</w:t>
       </w:r>
       <w:r>
-        <w:t xml:space="preserve">Feigin VL, Stark BA, Johnson CO, Roth GA, Bisignano C, Abady GG, et al. Global, regional, and national burden of stroke and its risk factors, 1990</w:t>
-      </w:r>
-      <w:r>
-        <w:t xml:space="preserve">2019: A systematic analysis for the global burden of disease study 2019. The Lancet Neurology [Internet]. 2021 Oct;20(10):795–820. Available from:</w:t>
-      </w:r>
-      <w:r>
-        <w:t xml:space="preserve"> </w:t>
-      </w:r>
-      <w:hyperlink r:id="rId137">
-        <w:r>
-          <w:rPr>
-            <w:rStyle w:val="Hyperlink"/>
-          </w:rPr>
-          <w:t xml:space="preserve">http://dx.doi.org/10.1016/s1474-4422(21)00252-0</w:t>
-        </w:r>
-      </w:hyperlink>
-    </w:p>
-    <w:bookmarkEnd w:id="138"/>
-    <w:bookmarkStart w:id="140" w:name="X4857e18fa263add03d367ee42aaf3b3ec4487f5"/>
+        <w:t xml:space="preserve">Sjoberg D.</w:t>
+      </w:r>
+      <w:r>
+        <w:t xml:space="preserve"> </w:t>
+      </w:r>
+      <w:r>
+        <w:t xml:space="preserve">ggbump</w:t>
+      </w:r>
+      <w:r>
+        <w:t xml:space="preserve">: Bump chart and sigmoid curves. 2020.</w:t>
+      </w:r>
+      <w:r>
+        <w:t xml:space="preserve"> </w:t>
+      </w:r>
+    </w:p>
+    <w:bookmarkEnd w:id="137"/>
+    <w:bookmarkStart w:id="139" w:name="ref-ggnewscale"/>
     <w:p>
       <w:pPr>
         <w:pStyle w:val="Bibliography"/>
       </w:pPr>
       <w:r>
-        <w:t xml:space="preserve">20.</w:t>
+        <w:t xml:space="preserve">29.</w:t>
       </w:r>
       <w:r>
         <w:t xml:space="preserve"> </w:t>
@@ -5478,31 +5785,55 @@
         <w:t xml:space="preserve">	</w:t>
       </w:r>
       <w:r>
-        <w:t xml:space="preserve">Institute For Health Metrics And Evaluation. Global burden of disease study 2021 (GBD 2021) socio-demographic index (SDI) 1950</w:t>
-      </w:r>
-      <w:r>
-        <w:t xml:space="preserve">2021 [Internet]. Institute for Health Metrics; Evaluation; 2024. Available from:</w:t>
-      </w:r>
-      <w:r>
-        <w:t xml:space="preserve"> </w:t>
-      </w:r>
-      <w:hyperlink r:id="rId139">
-        <w:r>
-          <w:rPr>
-            <w:rStyle w:val="Hyperlink"/>
-          </w:rPr>
-          <w:t xml:space="preserve">https://ghdx.healthdata.org/node/548352</w:t>
-        </w:r>
-      </w:hyperlink>
-    </w:p>
-    <w:bookmarkEnd w:id="140"/>
-    <w:bookmarkStart w:id="142" w:name="ref-base"/>
+        <w:t xml:space="preserve">Campitelli E.</w:t>
+      </w:r>
+      <w:r>
+        <w:t xml:space="preserve"> </w:t>
+      </w:r>
+      <w:r>
+        <w:t xml:space="preserve">ggnewscale</w:t>
+      </w:r>
+      <w:r>
+        <w:t xml:space="preserve">: Multiple fill and colour scales in</w:t>
+      </w:r>
+      <w:r>
+        <w:t xml:space="preserve"> </w:t>
+      </w:r>
+      <w:r>
+        <w:t xml:space="preserve">“</w:t>
+      </w:r>
+      <w:r>
+        <w:t xml:space="preserve">ggplot2</w:t>
+      </w:r>
+      <w:r>
+        <w:t xml:space="preserve">”</w:t>
+      </w:r>
+      <w:r>
+        <w:t xml:space="preserve"> </w:t>
+      </w:r>
+      <w:r>
+        <w:t xml:space="preserve">[Internet]. 2025. Available from:</w:t>
+      </w:r>
+      <w:r>
+        <w:t xml:space="preserve"> </w:t>
+      </w:r>
+      <w:hyperlink r:id="rId138">
+        <w:r>
+          <w:rPr>
+            <w:rStyle w:val="Hyperlink"/>
+          </w:rPr>
+          <w:t xml:space="preserve">https://eliocamp.github.io/ggnewscale/</w:t>
+        </w:r>
+      </w:hyperlink>
+    </w:p>
+    <w:bookmarkEnd w:id="139"/>
+    <w:bookmarkStart w:id="141" w:name="ref-ggtext"/>
     <w:p>
       <w:pPr>
         <w:pStyle w:val="Bibliography"/>
       </w:pPr>
       <w:r>
-        <w:t xml:space="preserve">21.</w:t>
+        <w:t xml:space="preserve">30.</w:t>
       </w:r>
       <w:r>
         <w:t xml:space="preserve"> </w:t>
@@ -5511,7 +5842,112 @@
         <w:t xml:space="preserve">	</w:t>
       </w:r>
       <w:r>
-        <w:t xml:space="preserve">R Core Team.</w:t>
+        <w:t xml:space="preserve">Wilke CO, Wiernik BM.</w:t>
+      </w:r>
+      <w:r>
+        <w:t xml:space="preserve"> </w:t>
+      </w:r>
+      <w:r>
+        <w:t xml:space="preserve">ggtext</w:t>
+      </w:r>
+      <w:r>
+        <w:t xml:space="preserve">: Improved text rendering support for</w:t>
+      </w:r>
+      <w:r>
+        <w:t xml:space="preserve"> </w:t>
+      </w:r>
+      <w:r>
+        <w:t xml:space="preserve">“</w:t>
+      </w:r>
+      <w:r>
+        <w:t xml:space="preserve">ggplot2</w:t>
+      </w:r>
+      <w:r>
+        <w:t xml:space="preserve">”</w:t>
+      </w:r>
+      <w:r>
+        <w:t xml:space="preserve"> </w:t>
+      </w:r>
+      <w:r>
+        <w:t xml:space="preserve">[Internet]. 2022. Available from:</w:t>
+      </w:r>
+      <w:r>
+        <w:t xml:space="preserve"> </w:t>
+      </w:r>
+      <w:hyperlink r:id="rId140">
+        <w:r>
+          <w:rPr>
+            <w:rStyle w:val="Hyperlink"/>
+          </w:rPr>
+          <w:t xml:space="preserve">https://wilkelab.org/ggtext/</w:t>
+        </w:r>
+      </w:hyperlink>
+    </w:p>
+    <w:bookmarkEnd w:id="141"/>
+    <w:bookmarkStart w:id="143" w:name="ref-glue"/>
+    <w:p>
+      <w:pPr>
+        <w:pStyle w:val="Bibliography"/>
+      </w:pPr>
+      <w:r>
+        <w:t xml:space="preserve">31.</w:t>
+      </w:r>
+      <w:r>
+        <w:t xml:space="preserve"> </w:t>
+      </w:r>
+      <w:r>
+        <w:t xml:space="preserve">	</w:t>
+      </w:r>
+      <w:r>
+        <w:t xml:space="preserve">Hester J, Bryan J.</w:t>
+      </w:r>
+      <w:r>
+        <w:t xml:space="preserve"> </w:t>
+      </w:r>
+      <w:r>
+        <w:t xml:space="preserve">glue</w:t>
+      </w:r>
+      <w:r>
+        <w:t xml:space="preserve">: Interpreted string literals [Internet]. 2024. Available from:</w:t>
+      </w:r>
+      <w:r>
+        <w:t xml:space="preserve"> </w:t>
+      </w:r>
+      <w:hyperlink r:id="rId142">
+        <w:r>
+          <w:rPr>
+            <w:rStyle w:val="Hyperlink"/>
+          </w:rPr>
+          <w:t xml:space="preserve">https://glue.tidyverse.org/</w:t>
+        </w:r>
+      </w:hyperlink>
+    </w:p>
+    <w:bookmarkEnd w:id="143"/>
+    <w:bookmarkStart w:id="144" w:name="ref-knitr2014"/>
+    <w:p>
+      <w:pPr>
+        <w:pStyle w:val="Bibliography"/>
+      </w:pPr>
+      <w:r>
+        <w:t xml:space="preserve">32.</w:t>
+      </w:r>
+      <w:r>
+        <w:t xml:space="preserve"> </w:t>
+      </w:r>
+      <w:r>
+        <w:t xml:space="preserve">	</w:t>
+      </w:r>
+      <w:r>
+        <w:t xml:space="preserve">Xie Y.</w:t>
+      </w:r>
+      <w:r>
+        <w:t xml:space="preserve"> </w:t>
+      </w:r>
+      <w:r>
+        <w:t xml:space="preserve">knitr</w:t>
+      </w:r>
+      <w:r>
+        <w:t xml:space="preserve">: A comprehensive tool for reproducible research in</w:t>
       </w:r>
       <w:r>
         <w:t xml:space="preserve"> </w:t>
@@ -5520,28 +5956,20 @@
         <w:t xml:space="preserve">R</w:t>
       </w:r>
       <w:r>
-        <w:t xml:space="preserve">: A language and environment for statistical computing [Internet]. Vienna, Austria: R Foundation for Statistical Computing; 2025. Available from:</w:t>
-      </w:r>
-      <w:r>
-        <w:t xml:space="preserve"> </w:t>
-      </w:r>
-      <w:hyperlink r:id="rId141">
-        <w:r>
-          <w:rPr>
-            <w:rStyle w:val="Hyperlink"/>
-          </w:rPr>
-          <w:t xml:space="preserve">https://www.R-project.org/</w:t>
-        </w:r>
-      </w:hyperlink>
-    </w:p>
-    <w:bookmarkEnd w:id="142"/>
-    <w:bookmarkStart w:id="144" w:name="ref-beepr"/>
+        <w:t xml:space="preserve">. In: Stodden V, Leisch F, Peng RD, editors. Implementing reproducible computational research. Chapman; Hall/CRC; 2014.</w:t>
+      </w:r>
+      <w:r>
+        <w:t xml:space="preserve"> </w:t>
+      </w:r>
+    </w:p>
+    <w:bookmarkEnd w:id="144"/>
+    <w:bookmarkStart w:id="146" w:name="ref-knitr2015"/>
     <w:p>
       <w:pPr>
         <w:pStyle w:val="Bibliography"/>
       </w:pPr>
       <w:r>
-        <w:t xml:space="preserve">22.</w:t>
+        <w:t xml:space="preserve">33.</w:t>
       </w:r>
       <w:r>
         <w:t xml:space="preserve"> </w:t>
@@ -5550,37 +5978,40 @@
         <w:t xml:space="preserve">	</w:t>
       </w:r>
       <w:r>
-        <w:t xml:space="preserve">Bååth R.</w:t>
-      </w:r>
-      <w:r>
-        <w:t xml:space="preserve"> </w:t>
-      </w:r>
-      <w:r>
-        <w:t xml:space="preserve">beepr</w:t>
-      </w:r>
-      <w:r>
-        <w:t xml:space="preserve">: Easily play notification sounds on any platform [Internet]. 2024. Available from:</w:t>
-      </w:r>
-      <w:r>
-        <w:t xml:space="preserve"> </w:t>
-      </w:r>
-      <w:hyperlink r:id="rId143">
-        <w:r>
-          <w:rPr>
-            <w:rStyle w:val="Hyperlink"/>
-          </w:rPr>
-          <w:t xml:space="preserve">https://github.com/rasmusab/beepr</w:t>
-        </w:r>
-      </w:hyperlink>
-    </w:p>
-    <w:bookmarkEnd w:id="144"/>
-    <w:bookmarkStart w:id="146" w:name="ref-flextable"/>
+        <w:t xml:space="preserve">Xie Y. Dynamic documents with</w:t>
+      </w:r>
+      <w:r>
+        <w:t xml:space="preserve"> </w:t>
+      </w:r>
+      <w:r>
+        <w:t xml:space="preserve">R</w:t>
+      </w:r>
+      <w:r>
+        <w:t xml:space="preserve"> </w:t>
+      </w:r>
+      <w:r>
+        <w:t xml:space="preserve">and knitr [Internet]. 2nd ed. Boca Raton, Florida: Chapman; Hall/CRC; 2015. Available from:</w:t>
+      </w:r>
+      <w:r>
+        <w:t xml:space="preserve"> </w:t>
+      </w:r>
+      <w:hyperlink r:id="rId145">
+        <w:r>
+          <w:rPr>
+            <w:rStyle w:val="Hyperlink"/>
+          </w:rPr>
+          <w:t xml:space="preserve">https://yihui.org/knitr/</w:t>
+        </w:r>
+      </w:hyperlink>
+    </w:p>
+    <w:bookmarkEnd w:id="146"/>
+    <w:bookmarkStart w:id="147" w:name="ref-knitr2025"/>
     <w:p>
       <w:pPr>
         <w:pStyle w:val="Bibliography"/>
       </w:pPr>
       <w:r>
-        <w:t xml:space="preserve">23.</w:t>
+        <w:t xml:space="preserve">34.</w:t>
       </w:r>
       <w:r>
         <w:t xml:space="preserve"> </w:t>
@@ -5589,16 +6020,28 @@
         <w:t xml:space="preserve">	</w:t>
       </w:r>
       <w:r>
-        <w:t xml:space="preserve">Gohel D, Skintzos P.</w:t>
-      </w:r>
-      <w:r>
-        <w:t xml:space="preserve"> </w:t>
-      </w:r>
-      <w:r>
-        <w:t xml:space="preserve">flextable</w:t>
-      </w:r>
-      <w:r>
-        <w:t xml:space="preserve">: Functions for tabular reporting [Internet]. 2025. Available from:</w:t>
+        <w:t xml:space="preserve">Xie Y.</w:t>
+      </w:r>
+      <w:r>
+        <w:t xml:space="preserve"> </w:t>
+      </w:r>
+      <w:r>
+        <w:t xml:space="preserve">knitr</w:t>
+      </w:r>
+      <w:r>
+        <w:t xml:space="preserve">: A general-purpose package for dynamic report generation in</w:t>
+      </w:r>
+      <w:r>
+        <w:t xml:space="preserve"> </w:t>
+      </w:r>
+      <w:r>
+        <w:t xml:space="preserve">R</w:t>
+      </w:r>
+      <w:r>
+        <w:t xml:space="preserve"> </w:t>
+      </w:r>
+      <w:r>
+        <w:t xml:space="preserve">[Internet]. 2025. Available from:</w:t>
       </w:r>
       <w:r>
         <w:t xml:space="preserve"> </w:t>
@@ -5608,18 +6051,18 @@
           <w:rPr>
             <w:rStyle w:val="Hyperlink"/>
           </w:rPr>
-          <w:t xml:space="preserve">https://ardata-fr.github.io/flextable-book/</w:t>
-        </w:r>
-      </w:hyperlink>
-    </w:p>
-    <w:bookmarkEnd w:id="146"/>
-    <w:bookmarkStart w:id="148" w:name="ref-furrr"/>
+          <w:t xml:space="preserve">https://yihui.org/knitr/</w:t>
+        </w:r>
+      </w:hyperlink>
+    </w:p>
+    <w:bookmarkEnd w:id="147"/>
+    <w:bookmarkStart w:id="149" w:name="ref-officer"/>
     <w:p>
       <w:pPr>
         <w:pStyle w:val="Bibliography"/>
       </w:pPr>
       <w:r>
-        <w:t xml:space="preserve">24.</w:t>
+        <w:t xml:space="preserve">35.</w:t>
       </w:r>
       <w:r>
         <w:t xml:space="preserve"> </w:t>
@@ -5628,37 +6071,37 @@
         <w:t xml:space="preserve">	</w:t>
       </w:r>
       <w:r>
-        <w:t xml:space="preserve">Vaughan D, Dancho M.</w:t>
-      </w:r>
-      <w:r>
-        <w:t xml:space="preserve"> </w:t>
-      </w:r>
-      <w:r>
-        <w:t xml:space="preserve">furrr</w:t>
-      </w:r>
-      <w:r>
-        <w:t xml:space="preserve">: Apply mapping functions in parallel using futures [Internet]. 2022. Available from:</w:t>
-      </w:r>
-      <w:r>
-        <w:t xml:space="preserve"> </w:t>
-      </w:r>
-      <w:hyperlink r:id="rId147">
-        <w:r>
-          <w:rPr>
-            <w:rStyle w:val="Hyperlink"/>
-          </w:rPr>
-          <w:t xml:space="preserve">https://github.com/DavisVaughan/furrr</w:t>
-        </w:r>
-      </w:hyperlink>
-    </w:p>
-    <w:bookmarkEnd w:id="148"/>
-    <w:bookmarkStart w:id="150" w:name="ref-future"/>
+        <w:t xml:space="preserve">Gohel D, Moog S, Heckmann M.</w:t>
+      </w:r>
+      <w:r>
+        <w:t xml:space="preserve"> </w:t>
+      </w:r>
+      <w:r>
+        <w:t xml:space="preserve">officer</w:t>
+      </w:r>
+      <w:r>
+        <w:t xml:space="preserve">: Manipulation of microsoft word and PowerPoint documents [Internet]. 2025. Available from:</w:t>
+      </w:r>
+      <w:r>
+        <w:t xml:space="preserve"> </w:t>
+      </w:r>
+      <w:hyperlink r:id="rId148">
+        <w:r>
+          <w:rPr>
+            <w:rStyle w:val="Hyperlink"/>
+          </w:rPr>
+          <w:t xml:space="preserve">https://ardata-fr.github.io/officeverse/</w:t>
+        </w:r>
+      </w:hyperlink>
+    </w:p>
+    <w:bookmarkEnd w:id="149"/>
+    <w:bookmarkStart w:id="151" w:name="ref-paletteer"/>
     <w:p>
       <w:pPr>
         <w:pStyle w:val="Bibliography"/>
       </w:pPr>
       <w:r>
-        <w:t xml:space="preserve">25.</w:t>
+        <w:t xml:space="preserve">36.</w:t>
       </w:r>
       <w:r>
         <w:t xml:space="preserve"> </w:t>
@@ -5667,28 +6110,37 @@
         <w:t xml:space="preserve">	</w:t>
       </w:r>
       <w:r>
-        <w:t xml:space="preserve">Bengtsson H. A unifying framework for parallel and distributed processing in r using futures. The R Journal [Internet]. 2021;13(2):208–27. Available from:</w:t>
-      </w:r>
-      <w:r>
-        <w:t xml:space="preserve"> </w:t>
-      </w:r>
-      <w:hyperlink r:id="rId149">
-        <w:r>
-          <w:rPr>
-            <w:rStyle w:val="Hyperlink"/>
-          </w:rPr>
-          <w:t xml:space="preserve">https://doi.org/10.32614/RJ-2021-048</w:t>
-        </w:r>
-      </w:hyperlink>
-    </w:p>
-    <w:bookmarkEnd w:id="150"/>
-    <w:bookmarkStart w:id="152" w:name="ref-geofacet"/>
+        <w:t xml:space="preserve">Hvitfeldt E.</w:t>
+      </w:r>
+      <w:r>
+        <w:t xml:space="preserve"> </w:t>
+      </w:r>
+      <w:r>
+        <w:t xml:space="preserve">paletteer</w:t>
+      </w:r>
+      <w:r>
+        <w:t xml:space="preserve">: Comprehensive collection of color palettes [Internet]. 2021. Available from:</w:t>
+      </w:r>
+      <w:r>
+        <w:t xml:space="preserve"> </w:t>
+      </w:r>
+      <w:hyperlink r:id="rId150">
+        <w:r>
+          <w:rPr>
+            <w:rStyle w:val="Hyperlink"/>
+          </w:rPr>
+          <w:t xml:space="preserve">https://github.com/EmilHvitfeldt/paletteer</w:t>
+        </w:r>
+      </w:hyperlink>
+    </w:p>
+    <w:bookmarkEnd w:id="151"/>
+    <w:bookmarkStart w:id="153" w:name="ref-patchwork"/>
     <w:p>
       <w:pPr>
         <w:pStyle w:val="Bibliography"/>
       </w:pPr>
       <w:r>
-        <w:t xml:space="preserve">26.</w:t>
+        <w:t xml:space="preserve">37.</w:t>
       </w:r>
       <w:r>
         <w:t xml:space="preserve"> </w:t>
@@ -5697,16 +6149,232 @@
         <w:t xml:space="preserve">	</w:t>
       </w:r>
       <w:r>
-        <w:t xml:space="preserve">Hafen R.</w:t>
-      </w:r>
-      <w:r>
-        <w:t xml:space="preserve"> </w:t>
-      </w:r>
-      <w:r>
-        <w:t xml:space="preserve">geofacet</w:t>
-      </w:r>
-      <w:r>
-        <w:t xml:space="preserve">:</w:t>
+        <w:t xml:space="preserve">Pedersen TL.</w:t>
+      </w:r>
+      <w:r>
+        <w:t xml:space="preserve"> </w:t>
+      </w:r>
+      <w:r>
+        <w:t xml:space="preserve">patchwork</w:t>
+      </w:r>
+      <w:r>
+        <w:t xml:space="preserve">: The composer of plots [Internet]. 2025. Available from:</w:t>
+      </w:r>
+      <w:r>
+        <w:t xml:space="preserve"> </w:t>
+      </w:r>
+      <w:hyperlink r:id="rId152">
+        <w:r>
+          <w:rPr>
+            <w:rStyle w:val="Hyperlink"/>
+          </w:rPr>
+          <w:t xml:space="preserve">https://patchwork.data-imaginist.com</w:t>
+        </w:r>
+      </w:hyperlink>
+    </w:p>
+    <w:bookmarkEnd w:id="153"/>
+    <w:bookmarkStart w:id="155" w:name="ref-renv"/>
+    <w:p>
+      <w:pPr>
+        <w:pStyle w:val="Bibliography"/>
+      </w:pPr>
+      <w:r>
+        <w:t xml:space="preserve">38.</w:t>
+      </w:r>
+      <w:r>
+        <w:t xml:space="preserve"> </w:t>
+      </w:r>
+      <w:r>
+        <w:t xml:space="preserve">	</w:t>
+      </w:r>
+      <w:r>
+        <w:t xml:space="preserve">Ushey K, Wickham H.</w:t>
+      </w:r>
+      <w:r>
+        <w:t xml:space="preserve"> </w:t>
+      </w:r>
+      <w:r>
+        <w:t xml:space="preserve">renv</w:t>
+      </w:r>
+      <w:r>
+        <w:t xml:space="preserve">: Project environments [Internet]. 2025. Available from:</w:t>
+      </w:r>
+      <w:r>
+        <w:t xml:space="preserve"> </w:t>
+      </w:r>
+      <w:hyperlink r:id="rId154">
+        <w:r>
+          <w:rPr>
+            <w:rStyle w:val="Hyperlink"/>
+          </w:rPr>
+          <w:t xml:space="preserve">https://rstudio.github.io/renv/</w:t>
+        </w:r>
+      </w:hyperlink>
+    </w:p>
+    <w:bookmarkEnd w:id="155"/>
+    <w:bookmarkStart w:id="157" w:name="ref-rmarkdown2018"/>
+    <w:p>
+      <w:pPr>
+        <w:pStyle w:val="Bibliography"/>
+      </w:pPr>
+      <w:r>
+        <w:t xml:space="preserve">39.</w:t>
+      </w:r>
+      <w:r>
+        <w:t xml:space="preserve"> </w:t>
+      </w:r>
+      <w:r>
+        <w:t xml:space="preserve">	</w:t>
+      </w:r>
+      <w:r>
+        <w:t xml:space="preserve">Xie Y, Allaire JJ, Grolemund G. R markdown: The definitive guide [Internet]. Boca Raton, Florida: Chapman; Hall/CRC; 2018. Available from:</w:t>
+      </w:r>
+      <w:r>
+        <w:t xml:space="preserve"> </w:t>
+      </w:r>
+      <w:hyperlink r:id="rId156">
+        <w:r>
+          <w:rPr>
+            <w:rStyle w:val="Hyperlink"/>
+          </w:rPr>
+          <w:t xml:space="preserve">https://bookdown.org/yihui/rmarkdown</w:t>
+        </w:r>
+      </w:hyperlink>
+    </w:p>
+    <w:bookmarkEnd w:id="157"/>
+    <w:bookmarkStart w:id="159" w:name="ref-rmarkdown2020"/>
+    <w:p>
+      <w:pPr>
+        <w:pStyle w:val="Bibliography"/>
+      </w:pPr>
+      <w:r>
+        <w:t xml:space="preserve">40.</w:t>
+      </w:r>
+      <w:r>
+        <w:t xml:space="preserve"> </w:t>
+      </w:r>
+      <w:r>
+        <w:t xml:space="preserve">	</w:t>
+      </w:r>
+      <w:r>
+        <w:t xml:space="preserve">Xie Y, Dervieux C, Riederer E. R markdown cookbook [Internet]. Boca Raton, Florida: Chapman; Hall/CRC; 2020. Available from:</w:t>
+      </w:r>
+      <w:r>
+        <w:t xml:space="preserve"> </w:t>
+      </w:r>
+      <w:hyperlink r:id="rId158">
+        <w:r>
+          <w:rPr>
+            <w:rStyle w:val="Hyperlink"/>
+          </w:rPr>
+          <w:t xml:space="preserve">https://bookdown.org/yihui/rmarkdown-cookbook</w:t>
+        </w:r>
+      </w:hyperlink>
+    </w:p>
+    <w:bookmarkEnd w:id="159"/>
+    <w:bookmarkStart w:id="161" w:name="ref-rmarkdown2025"/>
+    <w:p>
+      <w:pPr>
+        <w:pStyle w:val="Bibliography"/>
+      </w:pPr>
+      <w:r>
+        <w:t xml:space="preserve">41.</w:t>
+      </w:r>
+      <w:r>
+        <w:t xml:space="preserve"> </w:t>
+      </w:r>
+      <w:r>
+        <w:t xml:space="preserve">	</w:t>
+      </w:r>
+      <w:r>
+        <w:t xml:space="preserve">Allaire J, Xie Y, Dervieux C, McPherson J, Luraschi J, Ushey K, et al.</w:t>
+      </w:r>
+      <w:r>
+        <w:t xml:space="preserve"> </w:t>
+      </w:r>
+      <w:r>
+        <w:t xml:space="preserve">rmarkdown</w:t>
+      </w:r>
+      <w:r>
+        <w:t xml:space="preserve">: Dynamic documents for r [Internet]. 2025. Available from:</w:t>
+      </w:r>
+      <w:r>
+        <w:t xml:space="preserve"> </w:t>
+      </w:r>
+      <w:hyperlink r:id="rId160">
+        <w:r>
+          <w:rPr>
+            <w:rStyle w:val="Hyperlink"/>
+          </w:rPr>
+          <w:t xml:space="preserve">https://github.com/rstudio/rmarkdown</w:t>
+        </w:r>
+      </w:hyperlink>
+    </w:p>
+    <w:bookmarkEnd w:id="161"/>
+    <w:bookmarkStart w:id="163" w:name="ref-scales"/>
+    <w:p>
+      <w:pPr>
+        <w:pStyle w:val="Bibliography"/>
+      </w:pPr>
+      <w:r>
+        <w:t xml:space="preserve">42.</w:t>
+      </w:r>
+      <w:r>
+        <w:t xml:space="preserve"> </w:t>
+      </w:r>
+      <w:r>
+        <w:t xml:space="preserve">	</w:t>
+      </w:r>
+      <w:r>
+        <w:t xml:space="preserve">Wickham H, Pedersen TL, Seidel D.</w:t>
+      </w:r>
+      <w:r>
+        <w:t xml:space="preserve"> </w:t>
+      </w:r>
+      <w:r>
+        <w:t xml:space="preserve">scales</w:t>
+      </w:r>
+      <w:r>
+        <w:t xml:space="preserve">: Scale functions for visualization [Internet]. 2025. Available from:</w:t>
+      </w:r>
+      <w:r>
+        <w:t xml:space="preserve"> </w:t>
+      </w:r>
+      <w:hyperlink r:id="rId162">
+        <w:r>
+          <w:rPr>
+            <w:rStyle w:val="Hyperlink"/>
+          </w:rPr>
+          <w:t xml:space="preserve">https://scales.r-lib.org</w:t>
+        </w:r>
+      </w:hyperlink>
+    </w:p>
+    <w:bookmarkEnd w:id="163"/>
+    <w:bookmarkStart w:id="165" w:name="ref-svglite"/>
+    <w:p>
+      <w:pPr>
+        <w:pStyle w:val="Bibliography"/>
+      </w:pPr>
+      <w:r>
+        <w:t xml:space="preserve">43.</w:t>
+      </w:r>
+      <w:r>
+        <w:t xml:space="preserve"> </w:t>
+      </w:r>
+      <w:r>
+        <w:t xml:space="preserve">	</w:t>
+      </w:r>
+      <w:r>
+        <w:t xml:space="preserve">Wickham H, Henry L, Pedersen TL, Luciani TJ, Decorde M, Lise V.</w:t>
+      </w:r>
+      <w:r>
+        <w:t xml:space="preserve"> </w:t>
+      </w:r>
+      <w:r>
+        <w:t xml:space="preserve">svglite</w:t>
+      </w:r>
+      <w:r>
+        <w:t xml:space="preserve">: An</w:t>
       </w:r>
       <w:r>
         <w:t xml:space="preserve"> </w:t>
@@ -5715,7 +6383,7 @@
         <w:t xml:space="preserve">“</w:t>
       </w:r>
       <w:r>
-        <w:t xml:space="preserve">ggplot2</w:t>
+        <w:t xml:space="preserve">SVG</w:t>
       </w:r>
       <w:r>
         <w:t xml:space="preserve">”</w:t>
@@ -5724,28 +6392,28 @@
         <w:t xml:space="preserve"> </w:t>
       </w:r>
       <w:r>
-        <w:t xml:space="preserve">faceting utilities for geographical data [Internet]. Available from:</w:t>
-      </w:r>
-      <w:r>
-        <w:t xml:space="preserve"> </w:t>
-      </w:r>
-      <w:hyperlink r:id="rId151">
-        <w:r>
-          <w:rPr>
-            <w:rStyle w:val="Hyperlink"/>
-          </w:rPr>
-          <w:t xml:space="preserve">https://github.com/hafen/geofacet</w:t>
-        </w:r>
-      </w:hyperlink>
-    </w:p>
-    <w:bookmarkEnd w:id="152"/>
-    <w:bookmarkStart w:id="154" w:name="ref-gganimate"/>
+        <w:t xml:space="preserve">graphics device [Internet]. 2025. Available from:</w:t>
+      </w:r>
+      <w:r>
+        <w:t xml:space="preserve"> </w:t>
+      </w:r>
+      <w:hyperlink r:id="rId164">
+        <w:r>
+          <w:rPr>
+            <w:rStyle w:val="Hyperlink"/>
+          </w:rPr>
+          <w:t xml:space="preserve">https://svglite.r-lib.org</w:t>
+        </w:r>
+      </w:hyperlink>
+    </w:p>
+    <w:bookmarkEnd w:id="165"/>
+    <w:bookmarkStart w:id="167" w:name="ref-tidyverse"/>
     <w:p>
       <w:pPr>
         <w:pStyle w:val="Bibliography"/>
       </w:pPr>
       <w:r>
-        <w:t xml:space="preserve">27.</w:t>
+        <w:t xml:space="preserve">44.</w:t>
       </w:r>
       <w:r>
         <w:t xml:space="preserve"> </w:t>
@@ -5754,37 +6422,46 @@
         <w:t xml:space="preserve">	</w:t>
       </w:r>
       <w:r>
-        <w:t xml:space="preserve">Pedersen TL, Robinson D.</w:t>
-      </w:r>
-      <w:r>
-        <w:t xml:space="preserve"> </w:t>
-      </w:r>
-      <w:r>
-        <w:t xml:space="preserve">gganimate</w:t>
-      </w:r>
-      <w:r>
-        <w:t xml:space="preserve">: A grammar of animated graphics [Internet]. 2025. Available from:</w:t>
-      </w:r>
-      <w:r>
-        <w:t xml:space="preserve"> </w:t>
-      </w:r>
-      <w:hyperlink r:id="rId153">
-        <w:r>
-          <w:rPr>
-            <w:rStyle w:val="Hyperlink"/>
-          </w:rPr>
-          <w:t xml:space="preserve">https://gganimate.com</w:t>
-        </w:r>
-      </w:hyperlink>
-    </w:p>
-    <w:bookmarkEnd w:id="154"/>
-    <w:bookmarkStart w:id="155" w:name="ref-ggbump"/>
+        <w:t xml:space="preserve">Wickham H, Averick M, Bryan J, Chang W, McGowan LD, François R, et al.</w:t>
+      </w:r>
+      <w:r>
+        <w:t xml:space="preserve"> </w:t>
+      </w:r>
+      <w:hyperlink r:id="rId166">
+        <w:r>
+          <w:rPr>
+            <w:rStyle w:val="Hyperlink"/>
+          </w:rPr>
+          <w:t xml:space="preserve">Welcome to the</w:t>
+        </w:r>
+        <w:r>
+          <w:rPr>
+            <w:rStyle w:val="Hyperlink"/>
+          </w:rPr>
+          <w:t xml:space="preserve"> </w:t>
+        </w:r>
+        <w:r>
+          <w:rPr>
+            <w:rStyle w:val="Hyperlink"/>
+          </w:rPr>
+          <w:t xml:space="preserve">tidyverse</w:t>
+        </w:r>
+      </w:hyperlink>
+      <w:r>
+        <w:t xml:space="preserve">. Journal of Open Source Software. 2019;4(43):1686.</w:t>
+      </w:r>
+      <w:r>
+        <w:t xml:space="preserve"> </w:t>
+      </w:r>
+    </w:p>
+    <w:bookmarkEnd w:id="167"/>
+    <w:bookmarkStart w:id="168" w:name="ref-altman2003statistics"/>
     <w:p>
       <w:pPr>
         <w:pStyle w:val="Bibliography"/>
       </w:pPr>
       <w:r>
-        <w:t xml:space="preserve">28.</w:t>
+        <w:t xml:space="preserve">45.</w:t>
       </w:r>
       <w:r>
         <w:t xml:space="preserve"> </w:t>
@@ -5793,29 +6470,20 @@
         <w:t xml:space="preserve">	</w:t>
       </w:r>
       <w:r>
-        <w:t xml:space="preserve">Sjoberg D.</w:t>
-      </w:r>
-      <w:r>
-        <w:t xml:space="preserve"> </w:t>
-      </w:r>
-      <w:r>
-        <w:t xml:space="preserve">ggbump</w:t>
-      </w:r>
-      <w:r>
-        <w:t xml:space="preserve">: Bump chart and sigmoid curves. 2020.</w:t>
-      </w:r>
-      <w:r>
-        <w:t xml:space="preserve"> </w:t>
-      </w:r>
-    </w:p>
-    <w:bookmarkEnd w:id="155"/>
-    <w:bookmarkStart w:id="157" w:name="ref-ggnewscale"/>
+        <w:t xml:space="preserve">Altman DG, Bland JM. Statistics notes: Interaction revisited: The difference between two estimates. BMJ. 2003;326(7382):219.</w:t>
+      </w:r>
+      <w:r>
+        <w:t xml:space="preserve"> </w:t>
+      </w:r>
+    </w:p>
+    <w:bookmarkEnd w:id="168"/>
+    <w:bookmarkStart w:id="169" w:name="ref-rothman2008modern"/>
     <w:p>
       <w:pPr>
         <w:pStyle w:val="Bibliography"/>
       </w:pPr>
       <w:r>
-        <w:t xml:space="preserve">29.</w:t>
+        <w:t xml:space="preserve">46.</w:t>
       </w:r>
       <w:r>
         <w:t xml:space="preserve"> </w:t>
@@ -5824,55 +6492,20 @@
         <w:t xml:space="preserve">	</w:t>
       </w:r>
       <w:r>
-        <w:t xml:space="preserve">Campitelli E.</w:t>
-      </w:r>
-      <w:r>
-        <w:t xml:space="preserve"> </w:t>
-      </w:r>
-      <w:r>
-        <w:t xml:space="preserve">ggnewscale</w:t>
-      </w:r>
-      <w:r>
-        <w:t xml:space="preserve">: Multiple fill and colour scales in</w:t>
-      </w:r>
-      <w:r>
-        <w:t xml:space="preserve"> </w:t>
-      </w:r>
-      <w:r>
-        <w:t xml:space="preserve">“</w:t>
-      </w:r>
-      <w:r>
-        <w:t xml:space="preserve">ggplot2</w:t>
-      </w:r>
-      <w:r>
-        <w:t xml:space="preserve">”</w:t>
-      </w:r>
-      <w:r>
-        <w:t xml:space="preserve"> </w:t>
-      </w:r>
-      <w:r>
-        <w:t xml:space="preserve">[Internet]. 2025. Available from:</w:t>
-      </w:r>
-      <w:r>
-        <w:t xml:space="preserve"> </w:t>
-      </w:r>
-      <w:hyperlink r:id="rId156">
-        <w:r>
-          <w:rPr>
-            <w:rStyle w:val="Hyperlink"/>
-          </w:rPr>
-          <w:t xml:space="preserve">https://eliocamp.github.io/ggnewscale/</w:t>
-        </w:r>
-      </w:hyperlink>
-    </w:p>
-    <w:bookmarkEnd w:id="157"/>
-    <w:bookmarkStart w:id="159" w:name="ref-ggtext"/>
+        <w:t xml:space="preserve">Rothman KJ, Greenland S, Lash TL. Modern epidemiology. Lippincott Williams &amp; Wilkins; 2008.</w:t>
+      </w:r>
+      <w:r>
+        <w:t xml:space="preserve"> </w:t>
+      </w:r>
+    </w:p>
+    <w:bookmarkEnd w:id="169"/>
+    <w:bookmarkStart w:id="170" w:name="ref-cochran1977sampling"/>
     <w:p>
       <w:pPr>
         <w:pStyle w:val="Bibliography"/>
       </w:pPr>
       <w:r>
-        <w:t xml:space="preserve">30.</w:t>
+        <w:t xml:space="preserve">47.</w:t>
       </w:r>
       <w:r>
         <w:t xml:space="preserve"> </w:t>
@@ -5881,55 +6514,20 @@
         <w:t xml:space="preserve">	</w:t>
       </w:r>
       <w:r>
-        <w:t xml:space="preserve">Wilke CO, Wiernik BM.</w:t>
-      </w:r>
-      <w:r>
-        <w:t xml:space="preserve"> </w:t>
-      </w:r>
-      <w:r>
-        <w:t xml:space="preserve">ggtext</w:t>
-      </w:r>
-      <w:r>
-        <w:t xml:space="preserve">: Improved text rendering support for</w:t>
-      </w:r>
-      <w:r>
-        <w:t xml:space="preserve"> </w:t>
-      </w:r>
-      <w:r>
-        <w:t xml:space="preserve">“</w:t>
-      </w:r>
-      <w:r>
-        <w:t xml:space="preserve">ggplot2</w:t>
-      </w:r>
-      <w:r>
-        <w:t xml:space="preserve">”</w:t>
-      </w:r>
-      <w:r>
-        <w:t xml:space="preserve"> </w:t>
-      </w:r>
-      <w:r>
-        <w:t xml:space="preserve">[Internet]. 2022. Available from:</w:t>
-      </w:r>
-      <w:r>
-        <w:t xml:space="preserve"> </w:t>
-      </w:r>
-      <w:hyperlink r:id="rId158">
-        <w:r>
-          <w:rPr>
-            <w:rStyle w:val="Hyperlink"/>
-          </w:rPr>
-          <w:t xml:space="preserve">https://wilkelab.org/ggtext/</w:t>
-        </w:r>
-      </w:hyperlink>
-    </w:p>
-    <w:bookmarkEnd w:id="159"/>
-    <w:bookmarkStart w:id="161" w:name="ref-glue"/>
+        <w:t xml:space="preserve">Cochran WG. Sampling techniques. John Wiley &amp; Sons; 1977.</w:t>
+      </w:r>
+      <w:r>
+        <w:t xml:space="preserve"> </w:t>
+      </w:r>
+    </w:p>
+    <w:bookmarkEnd w:id="170"/>
+    <w:bookmarkStart w:id="172" w:name="ref-vos2020"/>
     <w:p>
       <w:pPr>
         <w:pStyle w:val="Bibliography"/>
       </w:pPr>
       <w:r>
-        <w:t xml:space="preserve">31.</w:t>
+        <w:t xml:space="preserve">48.</w:t>
       </w:r>
       <w:r>
         <w:t xml:space="preserve"> </w:t>
@@ -5938,37 +6536,31 @@
         <w:t xml:space="preserve">	</w:t>
       </w:r>
       <w:r>
-        <w:t xml:space="preserve">Hester J, Bryan J.</w:t>
-      </w:r>
-      <w:r>
-        <w:t xml:space="preserve"> </w:t>
-      </w:r>
-      <w:r>
-        <w:t xml:space="preserve">glue</w:t>
-      </w:r>
-      <w:r>
-        <w:t xml:space="preserve">: Interpreted string literals [Internet]. 2024. Available from:</w:t>
-      </w:r>
-      <w:r>
-        <w:t xml:space="preserve"> </w:t>
-      </w:r>
-      <w:hyperlink r:id="rId160">
-        <w:r>
-          <w:rPr>
-            <w:rStyle w:val="Hyperlink"/>
-          </w:rPr>
-          <w:t xml:space="preserve">https://glue.tidyverse.org/</w:t>
-        </w:r>
-      </w:hyperlink>
-    </w:p>
-    <w:bookmarkEnd w:id="161"/>
-    <w:bookmarkStart w:id="162" w:name="ref-knitr2014"/>
+        <w:t xml:space="preserve">Vos T, Lim SS, Abbafati C, Abbas KM, Abbasi M, Abbasifard M, et al. Global burden of 369 diseases and injuries in 204 countries and territories, 1990</w:t>
+      </w:r>
+      <w:r>
+        <w:t xml:space="preserve">2019: a systematic analysis for the Global Burden of Disease Study 2019. The Lancet [Internet]. 2020 Oct;396(10258):1204–22. Available from:</w:t>
+      </w:r>
+      <w:r>
+        <w:t xml:space="preserve"> </w:t>
+      </w:r>
+      <w:hyperlink r:id="rId171">
+        <w:r>
+          <w:rPr>
+            <w:rStyle w:val="Hyperlink"/>
+          </w:rPr>
+          <w:t xml:space="preserve">http://dx.doi.org/10.1016/S0140-6736(20)30925-9</w:t>
+        </w:r>
+      </w:hyperlink>
+    </w:p>
+    <w:bookmarkEnd w:id="172"/>
+    <w:bookmarkStart w:id="174" w:name="ref-RN24"/>
     <w:p>
       <w:pPr>
         <w:pStyle w:val="Bibliography"/>
       </w:pPr>
       <w:r>
-        <w:t xml:space="preserve">32.</w:t>
+        <w:t xml:space="preserve">49.</w:t>
       </w:r>
       <w:r>
         <w:t xml:space="preserve"> </w:t>
@@ -5977,38 +6569,28 @@
         <w:t xml:space="preserve">	</w:t>
       </w:r>
       <w:r>
-        <w:t xml:space="preserve">Xie Y.</w:t>
-      </w:r>
-      <w:r>
-        <w:t xml:space="preserve"> </w:t>
-      </w:r>
-      <w:r>
-        <w:t xml:space="preserve">knitr</w:t>
-      </w:r>
-      <w:r>
-        <w:t xml:space="preserve">: A comprehensive tool for reproducible research in</w:t>
-      </w:r>
-      <w:r>
-        <w:t xml:space="preserve"> </w:t>
-      </w:r>
-      <w:r>
-        <w:t xml:space="preserve">R</w:t>
-      </w:r>
-      <w:r>
-        <w:t xml:space="preserve">. In: Stodden V, Leisch F, Peng RD, editors. Implementing reproducible computational research. Chapman; Hall/CRC; 2014.</w:t>
-      </w:r>
-      <w:r>
-        <w:t xml:space="preserve"> </w:t>
-      </w:r>
-    </w:p>
-    <w:bookmarkEnd w:id="162"/>
-    <w:bookmarkStart w:id="164" w:name="ref-knitr2015"/>
+        <w:t xml:space="preserve">Bank W. Vol. 2025. World Development Indicators; 2025. Available from:</w:t>
+      </w:r>
+      <w:r>
+        <w:t xml:space="preserve"> </w:t>
+      </w:r>
+      <w:hyperlink r:id="rId173">
+        <w:r>
+          <w:rPr>
+            <w:rStyle w:val="Hyperlink"/>
+          </w:rPr>
+          <w:t xml:space="preserve">https://data.worldbank.org/indicator/SH.XPD.CHEX.PP.CD</w:t>
+        </w:r>
+      </w:hyperlink>
+    </w:p>
+    <w:bookmarkEnd w:id="174"/>
+    <w:bookmarkStart w:id="176" w:name="ref-RN25"/>
     <w:p>
       <w:pPr>
         <w:pStyle w:val="Bibliography"/>
       </w:pPr>
       <w:r>
-        <w:t xml:space="preserve">33.</w:t>
+        <w:t xml:space="preserve">50.</w:t>
       </w:r>
       <w:r>
         <w:t xml:space="preserve"> </w:t>
@@ -6017,40 +6599,28 @@
         <w:t xml:space="preserve">	</w:t>
       </w:r>
       <w:r>
-        <w:t xml:space="preserve">Xie Y. Dynamic documents with</w:t>
-      </w:r>
-      <w:r>
-        <w:t xml:space="preserve"> </w:t>
-      </w:r>
-      <w:r>
-        <w:t xml:space="preserve">R</w:t>
-      </w:r>
-      <w:r>
-        <w:t xml:space="preserve"> </w:t>
-      </w:r>
-      <w:r>
-        <w:t xml:space="preserve">and knitr [Internet]. 2nd ed. Boca Raton, Florida: Chapman; Hall/CRC; 2015. Available from:</w:t>
-      </w:r>
-      <w:r>
-        <w:t xml:space="preserve"> </w:t>
-      </w:r>
-      <w:hyperlink r:id="rId163">
-        <w:r>
-          <w:rPr>
-            <w:rStyle w:val="Hyperlink"/>
-          </w:rPr>
-          <w:t xml:space="preserve">https://yihui.org/knitr/</w:t>
-        </w:r>
-      </w:hyperlink>
-    </w:p>
-    <w:bookmarkEnd w:id="164"/>
-    <w:bookmarkStart w:id="165" w:name="ref-knitr2025"/>
+        <w:t xml:space="preserve">Bruce LJ, Jeffrey SM, Yun Z, Ted AS, Alon ZW, Brent KH. Disparities in bladder cancer. Urologic Oncology: Seminars and Original Investigations [Internet]. 2012;30(1):81–8. Available from:</w:t>
+      </w:r>
+      <w:r>
+        <w:t xml:space="preserve"> </w:t>
+      </w:r>
+      <w:hyperlink r:id="rId175">
+        <w:r>
+          <w:rPr>
+            <w:rStyle w:val="Hyperlink"/>
+          </w:rPr>
+          <w:t xml:space="preserve">https://www.sciencedirect.com/science/article/pii/S1078143911002808</w:t>
+        </w:r>
+      </w:hyperlink>
+    </w:p>
+    <w:bookmarkEnd w:id="176"/>
+    <w:bookmarkStart w:id="178" w:name="ref-RN26"/>
     <w:p>
       <w:pPr>
         <w:pStyle w:val="Bibliography"/>
       </w:pPr>
       <w:r>
-        <w:t xml:space="preserve">34.</w:t>
+        <w:t xml:space="preserve">51.</w:t>
       </w:r>
       <w:r>
         <w:t xml:space="preserve"> </w:t>
@@ -6059,49 +6629,28 @@
         <w:t xml:space="preserve">	</w:t>
       </w:r>
       <w:r>
-        <w:t xml:space="preserve">Xie Y.</w:t>
-      </w:r>
-      <w:r>
-        <w:t xml:space="preserve"> </w:t>
-      </w:r>
-      <w:r>
-        <w:t xml:space="preserve">knitr</w:t>
-      </w:r>
-      <w:r>
-        <w:t xml:space="preserve">: A general-purpose package for dynamic report generation in</w:t>
-      </w:r>
-      <w:r>
-        <w:t xml:space="preserve"> </w:t>
-      </w:r>
-      <w:r>
-        <w:t xml:space="preserve">R</w:t>
-      </w:r>
-      <w:r>
-        <w:t xml:space="preserve"> </w:t>
-      </w:r>
-      <w:r>
-        <w:t xml:space="preserve">[Internet]. 2025. Available from:</w:t>
-      </w:r>
-      <w:r>
-        <w:t xml:space="preserve"> </w:t>
-      </w:r>
-      <w:hyperlink r:id="rId163">
-        <w:r>
-          <w:rPr>
-            <w:rStyle w:val="Hyperlink"/>
-          </w:rPr>
-          <w:t xml:space="preserve">https://yihui.org/knitr/</w:t>
-        </w:r>
-      </w:hyperlink>
-    </w:p>
-    <w:bookmarkEnd w:id="165"/>
-    <w:bookmarkStart w:id="167" w:name="ref-officer"/>
+        <w:t xml:space="preserve">Wong MCS, Fung FDH, Leung C, Cheung WWL, Goggins WB, Ng CF. The global epidemiology of bladder cancer: A joinpoint regression analysis of its incidence and mortality trends and projection. Scientific Reports [Internet]. 2018;8(1):1129. Available from:</w:t>
+      </w:r>
+      <w:r>
+        <w:t xml:space="preserve"> </w:t>
+      </w:r>
+      <w:hyperlink r:id="rId177">
+        <w:r>
+          <w:rPr>
+            <w:rStyle w:val="Hyperlink"/>
+          </w:rPr>
+          <w:t xml:space="preserve">https://doi.org/10.1038/s41598-018-19199-z</w:t>
+        </w:r>
+      </w:hyperlink>
+    </w:p>
+    <w:bookmarkEnd w:id="178"/>
+    <w:bookmarkStart w:id="180" w:name="ref-RN27"/>
     <w:p>
       <w:pPr>
         <w:pStyle w:val="Bibliography"/>
       </w:pPr>
       <w:r>
-        <w:t xml:space="preserve">35.</w:t>
+        <w:t xml:space="preserve">52.</w:t>
       </w:r>
       <w:r>
         <w:t xml:space="preserve"> </w:t>
@@ -6110,37 +6659,28 @@
         <w:t xml:space="preserve">	</w:t>
       </w:r>
       <w:r>
-        <w:t xml:space="preserve">Gohel D, Moog S, Heckmann M.</w:t>
-      </w:r>
-      <w:r>
-        <w:t xml:space="preserve"> </w:t>
-      </w:r>
-      <w:r>
-        <w:t xml:space="preserve">officer</w:t>
-      </w:r>
-      <w:r>
-        <w:t xml:space="preserve">: Manipulation of microsoft word and PowerPoint documents [Internet]. 2025. Available from:</w:t>
-      </w:r>
-      <w:r>
-        <w:t xml:space="preserve"> </w:t>
-      </w:r>
-      <w:hyperlink r:id="rId166">
-        <w:r>
-          <w:rPr>
-            <w:rStyle w:val="Hyperlink"/>
-          </w:rPr>
-          <w:t xml:space="preserve">https://ardata-fr.github.io/officeverse/</w:t>
-        </w:r>
-      </w:hyperlink>
-    </w:p>
-    <w:bookmarkEnd w:id="167"/>
-    <w:bookmarkStart w:id="169" w:name="ref-paletteer"/>
+        <w:t xml:space="preserve">Zi H, Liu MY, Luo LS, Huang Q, Luo PC, Luan HH, et al. Global burden of benign prostatic hyperplasia, urinary tract infections, urolithiasis, bladder cancer, kidney cancer, and prostate cancer from 1990 to 2021. Military Medical Research [Internet]. 2024;11(1):64. Available from:</w:t>
+      </w:r>
+      <w:r>
+        <w:t xml:space="preserve"> </w:t>
+      </w:r>
+      <w:hyperlink r:id="rId179">
+        <w:r>
+          <w:rPr>
+            <w:rStyle w:val="Hyperlink"/>
+          </w:rPr>
+          <w:t xml:space="preserve">https://doi.org/10.1186/s40779-024-00569-w</w:t>
+        </w:r>
+      </w:hyperlink>
+    </w:p>
+    <w:bookmarkEnd w:id="180"/>
+    <w:bookmarkStart w:id="182" w:name="ref-RN28"/>
     <w:p>
       <w:pPr>
         <w:pStyle w:val="Bibliography"/>
       </w:pPr>
       <w:r>
-        <w:t xml:space="preserve">36.</w:t>
+        <w:t xml:space="preserve">53.</w:t>
       </w:r>
       <w:r>
         <w:t xml:space="preserve"> </w:t>
@@ -6149,37 +6689,28 @@
         <w:t xml:space="preserve">	</w:t>
       </w:r>
       <w:r>
-        <w:t xml:space="preserve">Hvitfeldt E.</w:t>
-      </w:r>
-      <w:r>
-        <w:t xml:space="preserve"> </w:t>
-      </w:r>
-      <w:r>
-        <w:t xml:space="preserve">paletteer</w:t>
-      </w:r>
-      <w:r>
-        <w:t xml:space="preserve">: Comprehensive collection of color palettes [Internet]. 2021. Available from:</w:t>
-      </w:r>
-      <w:r>
-        <w:t xml:space="preserve"> </w:t>
-      </w:r>
-      <w:hyperlink r:id="rId168">
-        <w:r>
-          <w:rPr>
-            <w:rStyle w:val="Hyperlink"/>
-          </w:rPr>
-          <w:t xml:space="preserve">https://github.com/EmilHvitfeldt/paletteer</w:t>
-        </w:r>
-      </w:hyperlink>
-    </w:p>
-    <w:bookmarkEnd w:id="169"/>
-    <w:bookmarkStart w:id="171" w:name="ref-patchwork"/>
+        <w:t xml:space="preserve">Medicine I of M(US)R on EB. The healthcare imperative: Lowering costs and improving outcomes. In: Yong PL OL Saunders RS, editor. Washington, DC: National Academies Press (US); 2010. Available from:</w:t>
+      </w:r>
+      <w:r>
+        <w:t xml:space="preserve"> </w:t>
+      </w:r>
+      <w:hyperlink r:id="rId181">
+        <w:r>
+          <w:rPr>
+            <w:rStyle w:val="Hyperlink"/>
+          </w:rPr>
+          <w:t xml:space="preserve">https://www.ncbi.nlm.nih.gov/books/NBK53914/</w:t>
+        </w:r>
+      </w:hyperlink>
+    </w:p>
+    <w:bookmarkEnd w:id="182"/>
+    <w:bookmarkStart w:id="184" w:name="ref-RN29"/>
     <w:p>
       <w:pPr>
         <w:pStyle w:val="Bibliography"/>
       </w:pPr>
       <w:r>
-        <w:t xml:space="preserve">37.</w:t>
+        <w:t xml:space="preserve">54.</w:t>
       </w:r>
       <w:r>
         <w:t xml:space="preserve"> </w:t>
@@ -6188,37 +6719,34 @@
         <w:t xml:space="preserve">	</w:t>
       </w:r>
       <w:r>
-        <w:t xml:space="preserve">Pedersen TL.</w:t>
-      </w:r>
-      <w:r>
-        <w:t xml:space="preserve"> </w:t>
-      </w:r>
-      <w:r>
-        <w:t xml:space="preserve">patchwork</w:t>
-      </w:r>
-      <w:r>
-        <w:t xml:space="preserve">: The composer of plots [Internet]. 2025. Available from:</w:t>
-      </w:r>
-      <w:r>
-        <w:t xml:space="preserve"> </w:t>
-      </w:r>
-      <w:hyperlink r:id="rId170">
-        <w:r>
-          <w:rPr>
-            <w:rStyle w:val="Hyperlink"/>
-          </w:rPr>
-          <w:t xml:space="preserve">https://patchwork.data-imaginist.com</w:t>
-        </w:r>
-      </w:hyperlink>
-    </w:p>
-    <w:bookmarkEnd w:id="171"/>
-    <w:bookmarkStart w:id="173" w:name="ref-renv"/>
+        <w:t xml:space="preserve">Al-Zalabani AH, Stewart KF, Wesselius A, Schols AM, Zeegers MP.</w:t>
+      </w:r>
+      <w:r>
+        <w:t xml:space="preserve"> </w:t>
+      </w:r>
+      <w:hyperlink r:id="rId183">
+        <w:r>
+          <w:rPr>
+            <w:rStyle w:val="Hyperlink"/>
+          </w:rPr>
+          <w:t xml:space="preserve">Modifiable risk factors for the prevention of bladder cancer: A systematic review of meta-analyses</w:t>
+        </w:r>
+      </w:hyperlink>
+      <w:r>
+        <w:t xml:space="preserve">. Eur J Epidemiol. 2016;31(9):811–51.</w:t>
+      </w:r>
+      <w:r>
+        <w:t xml:space="preserve"> </w:t>
+      </w:r>
+    </w:p>
+    <w:bookmarkEnd w:id="184"/>
+    <w:bookmarkStart w:id="186" w:name="ref-RN30"/>
     <w:p>
       <w:pPr>
         <w:pStyle w:val="Bibliography"/>
       </w:pPr>
       <w:r>
-        <w:t xml:space="preserve">38.</w:t>
+        <w:t xml:space="preserve">55.</w:t>
       </w:r>
       <w:r>
         <w:t xml:space="preserve"> </w:t>
@@ -6227,37 +6755,34 @@
         <w:t xml:space="preserve">	</w:t>
       </w:r>
       <w:r>
-        <w:t xml:space="preserve">Ushey K, Wickham H.</w:t>
-      </w:r>
-      <w:r>
-        <w:t xml:space="preserve"> </w:t>
-      </w:r>
-      <w:r>
-        <w:t xml:space="preserve">renv</w:t>
-      </w:r>
-      <w:r>
-        <w:t xml:space="preserve">: Project environments [Internet]. 2025. Available from:</w:t>
-      </w:r>
-      <w:r>
-        <w:t xml:space="preserve"> </w:t>
-      </w:r>
-      <w:hyperlink r:id="rId172">
-        <w:r>
-          <w:rPr>
-            <w:rStyle w:val="Hyperlink"/>
-          </w:rPr>
-          <w:t xml:space="preserve">https://rstudio.github.io/renv/</w:t>
-        </w:r>
-      </w:hyperlink>
-    </w:p>
-    <w:bookmarkEnd w:id="173"/>
-    <w:bookmarkStart w:id="175" w:name="ref-rmarkdown2018"/>
+        <w:t xml:space="preserve">Czene K, Lichtenstein P, Hemminki K.</w:t>
+      </w:r>
+      <w:r>
+        <w:t xml:space="preserve"> </w:t>
+      </w:r>
+      <w:hyperlink r:id="rId185">
+        <w:r>
+          <w:rPr>
+            <w:rStyle w:val="Hyperlink"/>
+          </w:rPr>
+          <w:t xml:space="preserve">Environmental and heritable causes of cancer among 9.6 million individuals in the swedish family-cancer database</w:t>
+        </w:r>
+      </w:hyperlink>
+      <w:r>
+        <w:t xml:space="preserve">. Int J Cancer. 2002;99(2):260–6.</w:t>
+      </w:r>
+      <w:r>
+        <w:t xml:space="preserve"> </w:t>
+      </w:r>
+    </w:p>
+    <w:bookmarkEnd w:id="186"/>
+    <w:bookmarkStart w:id="188" w:name="ref-RN31"/>
     <w:p>
       <w:pPr>
         <w:pStyle w:val="Bibliography"/>
       </w:pPr>
       <w:r>
-        <w:t xml:space="preserve">39.</w:t>
+        <w:t xml:space="preserve">56.</w:t>
       </w:r>
       <w:r>
         <w:t xml:space="preserve"> </w:t>
@@ -6266,28 +6791,34 @@
         <w:t xml:space="preserve">	</w:t>
       </w:r>
       <w:r>
-        <w:t xml:space="preserve">Xie Y, Allaire JJ, Grolemund G. R markdown: The definitive guide [Internet]. Boca Raton, Florida: Chapman; Hall/CRC; 2018. Available from:</w:t>
-      </w:r>
-      <w:r>
-        <w:t xml:space="preserve"> </w:t>
-      </w:r>
-      <w:hyperlink r:id="rId174">
-        <w:r>
-          <w:rPr>
-            <w:rStyle w:val="Hyperlink"/>
-          </w:rPr>
-          <w:t xml:space="preserve">https://bookdown.org/yihui/rmarkdown</w:t>
-        </w:r>
-      </w:hyperlink>
-    </w:p>
-    <w:bookmarkEnd w:id="175"/>
-    <w:bookmarkStart w:id="177" w:name="ref-rmarkdown2020"/>
+        <w:t xml:space="preserve">Halaseh SA, Halaseh S, Alali Y, Ashour ME, Alharayzah MJ.</w:t>
+      </w:r>
+      <w:r>
+        <w:t xml:space="preserve"> </w:t>
+      </w:r>
+      <w:hyperlink r:id="rId187">
+        <w:r>
+          <w:rPr>
+            <w:rStyle w:val="Hyperlink"/>
+          </w:rPr>
+          <w:t xml:space="preserve">A review of the etiology and epidemiology of bladder cancer: All you need to know</w:t>
+        </w:r>
+      </w:hyperlink>
+      <w:r>
+        <w:t xml:space="preserve">. Cureus. 2022;14(7):e27330.</w:t>
+      </w:r>
+      <w:r>
+        <w:t xml:space="preserve"> </w:t>
+      </w:r>
+    </w:p>
+    <w:bookmarkEnd w:id="188"/>
+    <w:bookmarkStart w:id="190" w:name="ref-RN32"/>
     <w:p>
       <w:pPr>
         <w:pStyle w:val="Bibliography"/>
       </w:pPr>
       <w:r>
-        <w:t xml:space="preserve">40.</w:t>
+        <w:t xml:space="preserve">57.</w:t>
       </w:r>
       <w:r>
         <w:t xml:space="preserve"> </w:t>
@@ -6296,28 +6827,34 @@
         <w:t xml:space="preserve">	</w:t>
       </w:r>
       <w:r>
-        <w:t xml:space="preserve">Xie Y, Dervieux C, Riederer E. R markdown cookbook [Internet]. Boca Raton, Florida: Chapman; Hall/CRC; 2020. Available from:</w:t>
-      </w:r>
-      <w:r>
-        <w:t xml:space="preserve"> </w:t>
-      </w:r>
-      <w:hyperlink r:id="rId176">
-        <w:r>
-          <w:rPr>
-            <w:rStyle w:val="Hyperlink"/>
-          </w:rPr>
-          <w:t xml:space="preserve">https://bookdown.org/yihui/rmarkdown-cookbook</w:t>
-        </w:r>
-      </w:hyperlink>
-    </w:p>
-    <w:bookmarkEnd w:id="177"/>
-    <w:bookmarkStart w:id="179" w:name="ref-rmarkdown2025"/>
+        <w:t xml:space="preserve">Shariat SF, Milowsky M, Droller MJ.</w:t>
+      </w:r>
+      <w:r>
+        <w:t xml:space="preserve"> </w:t>
+      </w:r>
+      <w:hyperlink r:id="rId189">
+        <w:r>
+          <w:rPr>
+            <w:rStyle w:val="Hyperlink"/>
+          </w:rPr>
+          <w:t xml:space="preserve">Bladder cancer in the elderly</w:t>
+        </w:r>
+      </w:hyperlink>
+      <w:r>
+        <w:t xml:space="preserve">. Urol Oncol. 2009;27(6):653–67.</w:t>
+      </w:r>
+      <w:r>
+        <w:t xml:space="preserve"> </w:t>
+      </w:r>
+    </w:p>
+    <w:bookmarkEnd w:id="190"/>
+    <w:bookmarkStart w:id="192" w:name="ref-RN33"/>
     <w:p>
       <w:pPr>
         <w:pStyle w:val="Bibliography"/>
       </w:pPr>
       <w:r>
-        <w:t xml:space="preserve">41.</w:t>
+        <w:t xml:space="preserve">58.</w:t>
       </w:r>
       <w:r>
         <w:t xml:space="preserve"> </w:t>
@@ -6326,37 +6863,34 @@
         <w:t xml:space="preserve">	</w:t>
       </w:r>
       <w:r>
-        <w:t xml:space="preserve">Allaire J, Xie Y, Dervieux C, McPherson J, Luraschi J, Ushey K, et al.</w:t>
-      </w:r>
-      <w:r>
-        <w:t xml:space="preserve"> </w:t>
-      </w:r>
-      <w:r>
-        <w:t xml:space="preserve">rmarkdown</w:t>
-      </w:r>
-      <w:r>
-        <w:t xml:space="preserve">: Dynamic documents for r [Internet]. 2025. Available from:</w:t>
-      </w:r>
-      <w:r>
-        <w:t xml:space="preserve"> </w:t>
-      </w:r>
-      <w:hyperlink r:id="rId178">
-        <w:r>
-          <w:rPr>
-            <w:rStyle w:val="Hyperlink"/>
-          </w:rPr>
-          <w:t xml:space="preserve">https://github.com/rstudio/rmarkdown</w:t>
-        </w:r>
-      </w:hyperlink>
-    </w:p>
-    <w:bookmarkEnd w:id="179"/>
-    <w:bookmarkStart w:id="181" w:name="ref-scales"/>
+        <w:t xml:space="preserve">Cohn JA, Vekhter B, Lyttle C, Steinberg GD, Large MC.</w:t>
+      </w:r>
+      <w:r>
+        <w:t xml:space="preserve"> </w:t>
+      </w:r>
+      <w:hyperlink r:id="rId191">
+        <w:r>
+          <w:rPr>
+            <w:rStyle w:val="Hyperlink"/>
+          </w:rPr>
+          <w:t xml:space="preserve">Sex disparities in diagnosis of bladder cancer after initial presentation with hematuria: A nationwide claims-based investigation</w:t>
+        </w:r>
+      </w:hyperlink>
+      <w:r>
+        <w:t xml:space="preserve">. Cancer. 2014;120(4):555–61.</w:t>
+      </w:r>
+      <w:r>
+        <w:t xml:space="preserve"> </w:t>
+      </w:r>
+    </w:p>
+    <w:bookmarkEnd w:id="192"/>
+    <w:bookmarkStart w:id="194" w:name="ref-RN21"/>
     <w:p>
       <w:pPr>
         <w:pStyle w:val="Bibliography"/>
       </w:pPr>
       <w:r>
-        <w:t xml:space="preserve">42.</w:t>
+        <w:t xml:space="preserve">59.</w:t>
       </w:r>
       <w:r>
         <w:t xml:space="preserve"> </w:t>
@@ -6365,37 +6899,34 @@
         <w:t xml:space="preserve">	</w:t>
       </w:r>
       <w:r>
-        <w:t xml:space="preserve">Wickham H, Pedersen TL, Seidel D.</w:t>
-      </w:r>
-      <w:r>
-        <w:t xml:space="preserve"> </w:t>
-      </w:r>
-      <w:r>
-        <w:t xml:space="preserve">scales</w:t>
-      </w:r>
-      <w:r>
-        <w:t xml:space="preserve">: Scale functions for visualization [Internet]. 2025. Available from:</w:t>
-      </w:r>
-      <w:r>
-        <w:t xml:space="preserve"> </w:t>
-      </w:r>
-      <w:hyperlink r:id="rId180">
-        <w:r>
-          <w:rPr>
-            <w:rStyle w:val="Hyperlink"/>
-          </w:rPr>
-          <w:t xml:space="preserve">https://scales.r-lib.org</w:t>
-        </w:r>
-      </w:hyperlink>
-    </w:p>
-    <w:bookmarkEnd w:id="181"/>
-    <w:bookmarkStart w:id="183" w:name="ref-svglite"/>
+        <w:t xml:space="preserve">Toren P, Wilkins A, Patel K, Burley A, Gris T, Kockelbergh R, et al.</w:t>
+      </w:r>
+      <w:r>
+        <w:t xml:space="preserve"> </w:t>
+      </w:r>
+      <w:hyperlink r:id="rId193">
+        <w:r>
+          <w:rPr>
+            <w:rStyle w:val="Hyperlink"/>
+          </w:rPr>
+          <w:t xml:space="preserve">The sex gap in bladder cancer survival - a missing link in bladder cancer care?</w:t>
+        </w:r>
+      </w:hyperlink>
+      <w:r>
+        <w:t xml:space="preserve"> Nat Rev Urol. 2024;21(3):181–92.</w:t>
+      </w:r>
+      <w:r>
+        <w:t xml:space="preserve"> </w:t>
+      </w:r>
+    </w:p>
+    <w:bookmarkEnd w:id="194"/>
+    <w:bookmarkStart w:id="196" w:name="ref-RN34"/>
     <w:p>
       <w:pPr>
         <w:pStyle w:val="Bibliography"/>
       </w:pPr>
       <w:r>
-        <w:t xml:space="preserve">43.</w:t>
+        <w:t xml:space="preserve">60.</w:t>
       </w:r>
       <w:r>
         <w:t xml:space="preserve"> </w:t>
@@ -6404,55 +6935,34 @@
         <w:t xml:space="preserve">	</w:t>
       </w:r>
       <w:r>
-        <w:t xml:space="preserve">Wickham H, Henry L, Pedersen TL, Luciani TJ, Decorde M, Lise V.</w:t>
-      </w:r>
-      <w:r>
-        <w:t xml:space="preserve"> </w:t>
-      </w:r>
-      <w:r>
-        <w:t xml:space="preserve">svglite</w:t>
-      </w:r>
-      <w:r>
-        <w:t xml:space="preserve">: An</w:t>
-      </w:r>
-      <w:r>
-        <w:t xml:space="preserve"> </w:t>
-      </w:r>
-      <w:r>
-        <w:t xml:space="preserve">“</w:t>
-      </w:r>
-      <w:r>
-        <w:t xml:space="preserve">SVG</w:t>
-      </w:r>
-      <w:r>
-        <w:t xml:space="preserve">”</w:t>
-      </w:r>
-      <w:r>
-        <w:t xml:space="preserve"> </w:t>
-      </w:r>
-      <w:r>
-        <w:t xml:space="preserve">graphics device [Internet]. 2025. Available from:</w:t>
-      </w:r>
-      <w:r>
-        <w:t xml:space="preserve"> </w:t>
-      </w:r>
-      <w:hyperlink r:id="rId182">
-        <w:r>
-          <w:rPr>
-            <w:rStyle w:val="Hyperlink"/>
-          </w:rPr>
-          <w:t xml:space="preserve">https://svglite.r-lib.org</w:t>
-        </w:r>
-      </w:hyperlink>
-    </w:p>
-    <w:bookmarkEnd w:id="183"/>
-    <w:bookmarkStart w:id="185" w:name="ref-tidyverse"/>
+        <w:t xml:space="preserve">Ghandour R, Freifeld Y, Singla N, Lotan Y.</w:t>
+      </w:r>
+      <w:r>
+        <w:t xml:space="preserve"> </w:t>
+      </w:r>
+      <w:hyperlink r:id="rId195">
+        <w:r>
+          <w:rPr>
+            <w:rStyle w:val="Hyperlink"/>
+          </w:rPr>
+          <w:t xml:space="preserve">Evaluation of hematuria in a large public health care system</w:t>
+        </w:r>
+      </w:hyperlink>
+      <w:r>
+        <w:t xml:space="preserve">. Bladder Cancer. 2019;5(2):119–29.</w:t>
+      </w:r>
+      <w:r>
+        <w:t xml:space="preserve"> </w:t>
+      </w:r>
+    </w:p>
+    <w:bookmarkEnd w:id="196"/>
+    <w:bookmarkStart w:id="198" w:name="ref-RN35"/>
     <w:p>
       <w:pPr>
         <w:pStyle w:val="Bibliography"/>
       </w:pPr>
       <w:r>
-        <w:t xml:space="preserve">44.</w:t>
+        <w:t xml:space="preserve">61.</w:t>
       </w:r>
       <w:r>
         <w:t xml:space="preserve"> </w:t>
@@ -6461,46 +6971,34 @@
         <w:t xml:space="preserve">	</w:t>
       </w:r>
       <w:r>
-        <w:t xml:space="preserve">Wickham H, Averick M, Bryan J, Chang W, McGowan LD, François R, et al.</w:t>
-      </w:r>
-      <w:r>
-        <w:t xml:space="preserve"> </w:t>
-      </w:r>
-      <w:hyperlink r:id="rId184">
-        <w:r>
-          <w:rPr>
-            <w:rStyle w:val="Hyperlink"/>
-          </w:rPr>
-          <w:t xml:space="preserve">Welcome to the</w:t>
-        </w:r>
-        <w:r>
-          <w:rPr>
-            <w:rStyle w:val="Hyperlink"/>
-          </w:rPr>
-          <w:t xml:space="preserve"> </w:t>
-        </w:r>
-        <w:r>
-          <w:rPr>
-            <w:rStyle w:val="Hyperlink"/>
-          </w:rPr>
-          <w:t xml:space="preserve">tidyverse</w:t>
-        </w:r>
-      </w:hyperlink>
-      <w:r>
-        <w:t xml:space="preserve">. Journal of Open Source Software. 2019;4(43):1686.</w:t>
-      </w:r>
-      <w:r>
-        <w:t xml:space="preserve"> </w:t>
-      </w:r>
-    </w:p>
-    <w:bookmarkEnd w:id="185"/>
-    <w:bookmarkStart w:id="186" w:name="ref-altman2003statistics"/>
+        <w:t xml:space="preserve">Barocas DA, Lotan Y, Matulewicz RS, Raman JD, Westerman ME, Kirkby E, et al.</w:t>
+      </w:r>
+      <w:r>
+        <w:t xml:space="preserve"> </w:t>
+      </w:r>
+      <w:hyperlink r:id="rId197">
+        <w:r>
+          <w:rPr>
+            <w:rStyle w:val="Hyperlink"/>
+          </w:rPr>
+          <w:t xml:space="preserve">Updates to microhematuria: AUA/SUFU guideline (2025)</w:t>
+        </w:r>
+      </w:hyperlink>
+      <w:r>
+        <w:t xml:space="preserve">. J Urol. 2025;213(5):547–57.</w:t>
+      </w:r>
+      <w:r>
+        <w:t xml:space="preserve"> </w:t>
+      </w:r>
+    </w:p>
+    <w:bookmarkEnd w:id="198"/>
+    <w:bookmarkStart w:id="200" w:name="ref-RN36"/>
     <w:p>
       <w:pPr>
         <w:pStyle w:val="Bibliography"/>
       </w:pPr>
       <w:r>
-        <w:t xml:space="preserve">45.</w:t>
+        <w:t xml:space="preserve">62.</w:t>
       </w:r>
       <w:r>
         <w:t xml:space="preserve"> </w:t>
@@ -6509,20 +7007,28 @@
         <w:t xml:space="preserve">	</w:t>
       </w:r>
       <w:r>
-        <w:t xml:space="preserve">Altman DG, Bland JM. Statistics notes: Interaction revisited: The difference between two estimates. BMJ. 2003;326(7382):219.</w:t>
-      </w:r>
-      <w:r>
-        <w:t xml:space="preserve"> </w:t>
-      </w:r>
-    </w:p>
-    <w:bookmarkEnd w:id="186"/>
-    <w:bookmarkStart w:id="187" w:name="ref-rothman2008modern"/>
+        <w:t xml:space="preserve">Doshi B, Athans SR, Woloszynska A. Biological differences underlying sex and gender disparities in bladder cancer: Current synopsis and future directions. Oncogenesis [Internet]. 2023;12(1):44. Available from:</w:t>
+      </w:r>
+      <w:r>
+        <w:t xml:space="preserve"> </w:t>
+      </w:r>
+      <w:hyperlink r:id="rId199">
+        <w:r>
+          <w:rPr>
+            <w:rStyle w:val="Hyperlink"/>
+          </w:rPr>
+          <w:t xml:space="preserve">https://doi.org/10.1038/s41389-023-00489-9</w:t>
+        </w:r>
+      </w:hyperlink>
+    </w:p>
+    <w:bookmarkEnd w:id="200"/>
+    <w:bookmarkStart w:id="202" w:name="ref-RN37"/>
     <w:p>
       <w:pPr>
         <w:pStyle w:val="Bibliography"/>
       </w:pPr>
       <w:r>
-        <w:t xml:space="preserve">46.</w:t>
+        <w:t xml:space="preserve">63.</w:t>
       </w:r>
       <w:r>
         <w:t xml:space="preserve"> </w:t>
@@ -6531,20 +7037,34 @@
         <w:t xml:space="preserve">	</w:t>
       </w:r>
       <w:r>
-        <w:t xml:space="preserve">Rothman KJ, Greenland S, Lash TL. Modern epidemiology. Lippincott Williams &amp; Wilkins; 2008.</w:t>
-      </w:r>
-      <w:r>
-        <w:t xml:space="preserve"> </w:t>
-      </w:r>
-    </w:p>
-    <w:bookmarkEnd w:id="187"/>
-    <w:bookmarkStart w:id="188" w:name="ref-cochran1977sampling"/>
+        <w:t xml:space="preserve">Mattern HM, Lloyd PG, Sturek M, Hardin CD.</w:t>
+      </w:r>
+      <w:r>
+        <w:t xml:space="preserve"> </w:t>
+      </w:r>
+      <w:hyperlink r:id="rId201">
+        <w:r>
+          <w:rPr>
+            <w:rStyle w:val="Hyperlink"/>
+          </w:rPr>
+          <w:t xml:space="preserve">Gender and genetic differences in bladder smooth muscle PPAR mRNA in a porcine model of the metabolic syndrome</w:t>
+        </w:r>
+      </w:hyperlink>
+      <w:r>
+        <w:t xml:space="preserve">. Mol Cell Biochem. 2007;302(1-2):43–9.</w:t>
+      </w:r>
+      <w:r>
+        <w:t xml:space="preserve"> </w:t>
+      </w:r>
+    </w:p>
+    <w:bookmarkEnd w:id="202"/>
+    <w:bookmarkStart w:id="204" w:name="ref-RN38"/>
     <w:p>
       <w:pPr>
         <w:pStyle w:val="Bibliography"/>
       </w:pPr>
       <w:r>
-        <w:t xml:space="preserve">47.</w:t>
+        <w:t xml:space="preserve">64.</w:t>
       </w:r>
       <w:r>
         <w:t xml:space="preserve"> </w:t>
@@ -6553,20 +7073,34 @@
         <w:t xml:space="preserve">	</w:t>
       </w:r>
       <w:r>
-        <w:t xml:space="preserve">Cochran WG. Sampling techniques. John Wiley &amp; Sons; 1977.</w:t>
-      </w:r>
-      <w:r>
-        <w:t xml:space="preserve"> </w:t>
-      </w:r>
-    </w:p>
-    <w:bookmarkEnd w:id="188"/>
-    <w:bookmarkStart w:id="190" w:name="ref-vos2020"/>
+        <w:t xml:space="preserve">Zhang Z, Xu H, Ji J, Shi X, Lyu J, Zhu Y, et al.</w:t>
+      </w:r>
+      <w:r>
+        <w:t xml:space="preserve"> </w:t>
+      </w:r>
+      <w:hyperlink r:id="rId203">
+        <w:r>
+          <w:rPr>
+            <w:rStyle w:val="Hyperlink"/>
+          </w:rPr>
+          <w:t xml:space="preserve">Heterogeneity of PTEN and PPAR-γ in cancer and their prognostic application to bladder cancer</w:t>
+        </w:r>
+      </w:hyperlink>
+      <w:r>
+        <w:t xml:space="preserve">. Exp Ther Med. 2019;18(4):3177–83.</w:t>
+      </w:r>
+      <w:r>
+        <w:t xml:space="preserve"> </w:t>
+      </w:r>
+    </w:p>
+    <w:bookmarkEnd w:id="204"/>
+    <w:bookmarkStart w:id="206" w:name="ref-RN8"/>
     <w:p>
       <w:pPr>
         <w:pStyle w:val="Bibliography"/>
       </w:pPr>
       <w:r>
-        <w:t xml:space="preserve">48.</w:t>
+        <w:t xml:space="preserve">65.</w:t>
       </w:r>
       <w:r>
         <w:t xml:space="preserve"> </w:t>
@@ -6575,31 +7109,34 @@
         <w:t xml:space="preserve">	</w:t>
       </w:r>
       <w:r>
-        <w:t xml:space="preserve">Vos T, Lim SS, Abbafati C, Abbas KM, Abbasi M, Abbasifard M, et al. Global burden of 369 diseases and injuries in 204 countries and territories, 1990</w:t>
-      </w:r>
-      <w:r>
-        <w:t xml:space="preserve">2019: A systematic analysis for the global burden of disease study 2019. The Lancet [Internet]. 2020 Oct;396(10258):1204–22. Available from:</w:t>
-      </w:r>
-      <w:r>
-        <w:t xml:space="preserve"> </w:t>
-      </w:r>
-      <w:hyperlink r:id="rId189">
-        <w:r>
-          <w:rPr>
-            <w:rStyle w:val="Hyperlink"/>
-          </w:rPr>
-          <w:t xml:space="preserve">http://dx.doi.org/10.1016/S0140-6736(20)30925-9</w:t>
-        </w:r>
-      </w:hyperlink>
-    </w:p>
-    <w:bookmarkEnd w:id="190"/>
-    <w:bookmarkStart w:id="192" w:name="ref-RN24"/>
+        <w:t xml:space="preserve">Freedman ND, Silverman DT, Hollenbeck AR, Schatzkin A, Abnet CC.</w:t>
+      </w:r>
+      <w:r>
+        <w:t xml:space="preserve"> </w:t>
+      </w:r>
+      <w:hyperlink r:id="rId205">
+        <w:r>
+          <w:rPr>
+            <w:rStyle w:val="Hyperlink"/>
+          </w:rPr>
+          <w:t xml:space="preserve">Association between smoking and risk of bladder cancer among men and women</w:t>
+        </w:r>
+      </w:hyperlink>
+      <w:r>
+        <w:t xml:space="preserve">. Jama. 2011;306(7):737–45.</w:t>
+      </w:r>
+      <w:r>
+        <w:t xml:space="preserve"> </w:t>
+      </w:r>
+    </w:p>
+    <w:bookmarkEnd w:id="206"/>
+    <w:bookmarkStart w:id="208" w:name="ref-RN12"/>
     <w:p>
       <w:pPr>
         <w:pStyle w:val="Bibliography"/>
       </w:pPr>
       <w:r>
-        <w:t xml:space="preserve">49.</w:t>
+        <w:t xml:space="preserve">66.</w:t>
       </w:r>
       <w:r>
         <w:t xml:space="preserve"> </w:t>
@@ -6608,28 +7145,34 @@
         <w:t xml:space="preserve">	</w:t>
       </w:r>
       <w:r>
-        <w:t xml:space="preserve">Bank W. Vol. 2025. World Development Indicators; 2025. Available from:</w:t>
-      </w:r>
-      <w:r>
-        <w:t xml:space="preserve"> </w:t>
-      </w:r>
-      <w:hyperlink r:id="rId191">
-        <w:r>
-          <w:rPr>
-            <w:rStyle w:val="Hyperlink"/>
-          </w:rPr>
-          <w:t xml:space="preserve">https://data.worldbank.org/indicator/SH.XPD.CHEX.PP.CD</w:t>
-        </w:r>
-      </w:hyperlink>
-    </w:p>
-    <w:bookmarkEnd w:id="192"/>
-    <w:bookmarkStart w:id="194" w:name="ref-RN25"/>
+        <w:t xml:space="preserve">Baris D, Waddell R, Beane Freeman LE, Schwenn M, Colt JS, Ayotte JD, et al.</w:t>
+      </w:r>
+      <w:r>
+        <w:t xml:space="preserve"> </w:t>
+      </w:r>
+      <w:hyperlink r:id="rId207">
+        <w:r>
+          <w:rPr>
+            <w:rStyle w:val="Hyperlink"/>
+          </w:rPr>
+          <w:t xml:space="preserve">Elevated bladder cancer in northern new england: The role of drinking water and arsenic</w:t>
+        </w:r>
+      </w:hyperlink>
+      <w:r>
+        <w:t xml:space="preserve">. J Natl Cancer Inst. 2016;108(9).</w:t>
+      </w:r>
+      <w:r>
+        <w:t xml:space="preserve"> </w:t>
+      </w:r>
+    </w:p>
+    <w:bookmarkEnd w:id="208"/>
+    <w:bookmarkStart w:id="210" w:name="ref-RN13"/>
     <w:p>
       <w:pPr>
         <w:pStyle w:val="Bibliography"/>
       </w:pPr>
       <w:r>
-        <w:t xml:space="preserve">50.</w:t>
+        <w:t xml:space="preserve">67.</w:t>
       </w:r>
       <w:r>
         <w:t xml:space="preserve"> </w:t>
@@ -6638,28 +7181,34 @@
         <w:t xml:space="preserve">	</w:t>
       </w:r>
       <w:r>
-        <w:t xml:space="preserve">Bruce LJ, Jeffrey SM, Yun Z, Ted AS, Alon ZW, Brent KH. Disparities in bladder cancer. Urologic Oncology: Seminars and Original Investigations [Internet]. 2012;30(1):81–8. Available from:</w:t>
-      </w:r>
-      <w:r>
-        <w:t xml:space="preserve"> </w:t>
-      </w:r>
-      <w:hyperlink r:id="rId193">
-        <w:r>
-          <w:rPr>
-            <w:rStyle w:val="Hyperlink"/>
-          </w:rPr>
-          <w:t xml:space="preserve">https://www.sciencedirect.com/science/article/pii/S1078143911002808</w:t>
-        </w:r>
-      </w:hyperlink>
-    </w:p>
-    <w:bookmarkEnd w:id="194"/>
-    <w:bookmarkStart w:id="196" w:name="ref-RN26"/>
+        <w:t xml:space="preserve">Beane Freeman LE, Cantor KP, Baris D, Nuckols JR, Johnson A, Colt JS, et al.</w:t>
+      </w:r>
+      <w:r>
+        <w:t xml:space="preserve"> </w:t>
+      </w:r>
+      <w:hyperlink r:id="rId209">
+        <w:r>
+          <w:rPr>
+            <w:rStyle w:val="Hyperlink"/>
+          </w:rPr>
+          <w:t xml:space="preserve">Bladder cancer and water disinfection by-product exposures through multiple routes: A population-based case-control study (new england, USA)</w:t>
+        </w:r>
+      </w:hyperlink>
+      <w:r>
+        <w:t xml:space="preserve">. Environ Health Perspect. 2017;125(6):067010.</w:t>
+      </w:r>
+      <w:r>
+        <w:t xml:space="preserve"> </w:t>
+      </w:r>
+    </w:p>
+    <w:bookmarkEnd w:id="210"/>
+    <w:bookmarkStart w:id="212" w:name="ref-RN39"/>
     <w:p>
       <w:pPr>
         <w:pStyle w:val="Bibliography"/>
       </w:pPr>
       <w:r>
-        <w:t xml:space="preserve">51.</w:t>
+        <w:t xml:space="preserve">68.</w:t>
       </w:r>
       <w:r>
         <w:t xml:space="preserve"> </w:t>
@@ -6668,28 +7217,34 @@
         <w:t xml:space="preserve">	</w:t>
       </w:r>
       <w:r>
-        <w:t xml:space="preserve">Wong MCS, Fung FDH, Leung C, Cheung WWL, Goggins WB, Ng CF. The global epidemiology of bladder cancer: A joinpoint regression analysis of its incidence and mortality trends and projection. Scientific Reports [Internet]. 2018;8(1):1129. Available from:</w:t>
-      </w:r>
-      <w:r>
-        <w:t xml:space="preserve"> </w:t>
-      </w:r>
-      <w:hyperlink r:id="rId195">
-        <w:r>
-          <w:rPr>
-            <w:rStyle w:val="Hyperlink"/>
-          </w:rPr>
-          <w:t xml:space="preserve">https://doi.org/10.1038/s41598-018-19199-z</w:t>
-        </w:r>
-      </w:hyperlink>
-    </w:p>
-    <w:bookmarkEnd w:id="196"/>
-    <w:bookmarkStart w:id="198" w:name="ref-RN27"/>
+        <w:t xml:space="preserve">Stanton BA, Caldwell K, Congdon CB, Disney J, Donahue M, Ferguson E, et al.</w:t>
+      </w:r>
+      <w:r>
+        <w:t xml:space="preserve"> </w:t>
+      </w:r>
+      <w:hyperlink r:id="rId211">
+        <w:r>
+          <w:rPr>
+            <w:rStyle w:val="Hyperlink"/>
+          </w:rPr>
+          <w:t xml:space="preserve">MDI biological laboratory arsenic summit: Approaches to limiting human exposure to arsenic</w:t>
+        </w:r>
+      </w:hyperlink>
+      <w:r>
+        <w:t xml:space="preserve">. Curr Environ Health Rep. 2015;2(3):329–37.</w:t>
+      </w:r>
+      <w:r>
+        <w:t xml:space="preserve"> </w:t>
+      </w:r>
+    </w:p>
+    <w:bookmarkEnd w:id="212"/>
+    <w:bookmarkStart w:id="214" w:name="ref-RN40"/>
     <w:p>
       <w:pPr>
         <w:pStyle w:val="Bibliography"/>
       </w:pPr>
       <w:r>
-        <w:t xml:space="preserve">52.</w:t>
+        <w:t xml:space="preserve">69.</w:t>
       </w:r>
       <w:r>
         <w:t xml:space="preserve"> </w:t>
@@ -6698,28 +7253,34 @@
         <w:t xml:space="preserve">	</w:t>
       </w:r>
       <w:r>
-        <w:t xml:space="preserve">Zi H, Liu MY, Luo LS, Huang Q, Luo PC, Luan HH, et al. Global burden of benign prostatic hyperplasia, urinary tract infections, urolithiasis, bladder cancer, kidney cancer, and prostate cancer from 1990 to 2021. Military Medical Research [Internet]. 2024;11(1):64. Available from:</w:t>
-      </w:r>
-      <w:r>
-        <w:t xml:space="preserve"> </w:t>
-      </w:r>
-      <w:hyperlink r:id="rId197">
-        <w:r>
-          <w:rPr>
-            <w:rStyle w:val="Hyperlink"/>
-          </w:rPr>
-          <w:t xml:space="preserve">https://doi.org/10.1186/s40779-024-00569-w</w:t>
-        </w:r>
-      </w:hyperlink>
-    </w:p>
-    <w:bookmarkEnd w:id="198"/>
-    <w:bookmarkStart w:id="200" w:name="ref-RN28"/>
+        <w:t xml:space="preserve">Yang Q, Flanagan SV, Chillrud S, Ross J, Zeng W, Culbertson C, et al.</w:t>
+      </w:r>
+      <w:r>
+        <w:t xml:space="preserve"> </w:t>
+      </w:r>
+      <w:hyperlink r:id="rId213">
+        <w:r>
+          <w:rPr>
+            <w:rStyle w:val="Hyperlink"/>
+          </w:rPr>
+          <w:t xml:space="preserve">Reduction in drinking water arsenic exposure and health risk through arsenic treatment among private well households in maine and new jersey, USA</w:t>
+        </w:r>
+      </w:hyperlink>
+      <w:r>
+        <w:t xml:space="preserve">. Sci Total Environ. 2020;738:139683.</w:t>
+      </w:r>
+      <w:r>
+        <w:t xml:space="preserve"> </w:t>
+      </w:r>
+    </w:p>
+    <w:bookmarkEnd w:id="214"/>
+    <w:bookmarkStart w:id="215" w:name="ref-RN41"/>
     <w:p>
       <w:pPr>
         <w:pStyle w:val="Bibliography"/>
       </w:pPr>
       <w:r>
-        <w:t xml:space="preserve">53.</w:t>
+        <w:t xml:space="preserve">70.</w:t>
       </w:r>
       <w:r>
         <w:t xml:space="preserve"> </w:t>
@@ -6728,28 +7289,20 @@
         <w:t xml:space="preserve">	</w:t>
       </w:r>
       <w:r>
-        <w:t xml:space="preserve">Medicine I of M(US)R on EB. The healthcare imperative: Lowering costs and improving outcomes. In: Yong PL OL Saunders RS, editor. Washington, DC: National Academies Press (US); 2010. Available from:</w:t>
-      </w:r>
-      <w:r>
-        <w:t xml:space="preserve"> </w:t>
-      </w:r>
-      <w:hyperlink r:id="rId199">
-        <w:r>
-          <w:rPr>
-            <w:rStyle w:val="Hyperlink"/>
-          </w:rPr>
-          <w:t xml:space="preserve">https://www.ncbi.nlm.nih.gov/books/NBK53914/</w:t>
-        </w:r>
-      </w:hyperlink>
-    </w:p>
-    <w:bookmarkEnd w:id="200"/>
-    <w:bookmarkStart w:id="202" w:name="ref-RN29"/>
+        <w:t xml:space="preserve">DES N. Review of the drinking water maximum contaminant level (MCL) and ambient groundwater quality standard (AGQS) for arsenic. New Hamps Dep Environ Serv. 2018;1–71.</w:t>
+      </w:r>
+      <w:r>
+        <w:t xml:space="preserve"> </w:t>
+      </w:r>
+    </w:p>
+    <w:bookmarkEnd w:id="215"/>
+    <w:bookmarkStart w:id="217" w:name="ref-RN42"/>
     <w:p>
       <w:pPr>
         <w:pStyle w:val="Bibliography"/>
       </w:pPr>
       <w:r>
-        <w:t xml:space="preserve">54.</w:t>
+        <w:t xml:space="preserve">71.</w:t>
       </w:r>
       <w:r>
         <w:t xml:space="preserve"> </w:t>
@@ -6758,34 +7311,34 @@
         <w:t xml:space="preserve">	</w:t>
       </w:r>
       <w:r>
-        <w:t xml:space="preserve">Al-Zalabani AH, Stewart KF, Wesselius A, Schols AM, Zeegers MP.</w:t>
-      </w:r>
-      <w:r>
-        <w:t xml:space="preserve"> </w:t>
-      </w:r>
-      <w:hyperlink r:id="rId201">
-        <w:r>
-          <w:rPr>
-            <w:rStyle w:val="Hyperlink"/>
-          </w:rPr>
-          <w:t xml:space="preserve">Modifiable risk factors for the prevention of bladder cancer: A systematic review of meta-analyses</w:t>
-        </w:r>
-      </w:hyperlink>
-      <w:r>
-        <w:t xml:space="preserve">. Eur J Epidemiol. 2016;31(9):811–51.</w:t>
-      </w:r>
-      <w:r>
-        <w:t xml:space="preserve"> </w:t>
-      </w:r>
-    </w:p>
-    <w:bookmarkEnd w:id="202"/>
-    <w:bookmarkStart w:id="204" w:name="ref-RN30"/>
+        <w:t xml:space="preserve">Javeid J, Akhtar M, Ahmed L, Hassan W, Ikram M, Iqbal R, et al.</w:t>
+      </w:r>
+      <w:r>
+        <w:t xml:space="preserve"> </w:t>
+      </w:r>
+      <w:hyperlink r:id="rId216">
+        <w:r>
+          <w:rPr>
+            <w:rStyle w:val="Hyperlink"/>
+          </w:rPr>
+          <w:t xml:space="preserve">Bladder cancer mortality among smokers: Trends and disparities in u.s. Adults (1999–2023).</w:t>
+        </w:r>
+      </w:hyperlink>
+      <w:r>
+        <w:t xml:space="preserve"> Journal of Clinical Oncology. 2025;43.</w:t>
+      </w:r>
+      <w:r>
+        <w:t xml:space="preserve"> </w:t>
+      </w:r>
+    </w:p>
+    <w:bookmarkEnd w:id="217"/>
+    <w:bookmarkStart w:id="219" w:name="ref-RN43"/>
     <w:p>
       <w:pPr>
         <w:pStyle w:val="Bibliography"/>
       </w:pPr>
       <w:r>
-        <w:t xml:space="preserve">55.</w:t>
+        <w:t xml:space="preserve">72.</w:t>
       </w:r>
       <w:r>
         <w:t xml:space="preserve"> </w:t>
@@ -6794,34 +7347,34 @@
         <w:t xml:space="preserve">	</w:t>
       </w:r>
       <w:r>
-        <w:t xml:space="preserve">Czene K, Lichtenstein P, Hemminki K.</w:t>
-      </w:r>
-      <w:r>
-        <w:t xml:space="preserve"> </w:t>
-      </w:r>
-      <w:hyperlink r:id="rId203">
-        <w:r>
-          <w:rPr>
-            <w:rStyle w:val="Hyperlink"/>
-          </w:rPr>
-          <w:t xml:space="preserve">Environmental and heritable causes of cancer among 9.6 million individuals in the swedish family-cancer database</w:t>
-        </w:r>
-      </w:hyperlink>
-      <w:r>
-        <w:t xml:space="preserve">. Int J Cancer. 2002;99(2):260–6.</w:t>
-      </w:r>
-      <w:r>
-        <w:t xml:space="preserve"> </w:t>
-      </w:r>
-    </w:p>
-    <w:bookmarkEnd w:id="204"/>
-    <w:bookmarkStart w:id="206" w:name="ref-RN31"/>
+        <w:t xml:space="preserve">Lortet-Tieulent J, Goding Sauer A, Siegel RL, Miller KD, Islami F, Fedewa SA, et al.</w:t>
+      </w:r>
+      <w:r>
+        <w:t xml:space="preserve"> </w:t>
+      </w:r>
+      <w:hyperlink r:id="rId218">
+        <w:r>
+          <w:rPr>
+            <w:rStyle w:val="Hyperlink"/>
+          </w:rPr>
+          <w:t xml:space="preserve">State-level cancer mortality attributable to cigarette smoking in the united states</w:t>
+        </w:r>
+      </w:hyperlink>
+      <w:r>
+        <w:t xml:space="preserve">. JAMA Intern Med. 2016;176(12):1792–8.</w:t>
+      </w:r>
+      <w:r>
+        <w:t xml:space="preserve"> </w:t>
+      </w:r>
+    </w:p>
+    <w:bookmarkEnd w:id="219"/>
+    <w:bookmarkStart w:id="221" w:name="ref-RN44"/>
     <w:p>
       <w:pPr>
         <w:pStyle w:val="Bibliography"/>
       </w:pPr>
       <w:r>
-        <w:t xml:space="preserve">56.</w:t>
+        <w:t xml:space="preserve">73.</w:t>
       </w:r>
       <w:r>
         <w:t xml:space="preserve"> </w:t>
@@ -6830,34 +7383,34 @@
         <w:t xml:space="preserve">	</w:t>
       </w:r>
       <w:r>
-        <w:t xml:space="preserve">Halaseh SA, Halaseh S, Alali Y, Ashour ME, Alharayzah MJ.</w:t>
-      </w:r>
-      <w:r>
-        <w:t xml:space="preserve"> </w:t>
-      </w:r>
-      <w:hyperlink r:id="rId205">
-        <w:r>
-          <w:rPr>
-            <w:rStyle w:val="Hyperlink"/>
-          </w:rPr>
-          <w:t xml:space="preserve">A review of the etiology and epidemiology of bladder cancer: All you need to know</w:t>
-        </w:r>
-      </w:hyperlink>
-      <w:r>
-        <w:t xml:space="preserve">. Cureus. 2022;14(7):e27330.</w:t>
-      </w:r>
-      <w:r>
-        <w:t xml:space="preserve"> </w:t>
-      </w:r>
-    </w:p>
-    <w:bookmarkEnd w:id="206"/>
-    <w:bookmarkStart w:id="208" w:name="ref-RN32"/>
+        <w:t xml:space="preserve">Deuker M, Stolzenbach LF, Collà Ruvolo C, Nocera L, Tian Z, Roos FC, et al.</w:t>
+      </w:r>
+      <w:r>
+        <w:t xml:space="preserve"> </w:t>
+      </w:r>
+      <w:hyperlink r:id="rId220">
+        <w:r>
+          <w:rPr>
+            <w:rStyle w:val="Hyperlink"/>
+          </w:rPr>
+          <w:t xml:space="preserve">Bladder cancer stage and mortality: Urban vs. Rural residency</w:t>
+        </w:r>
+      </w:hyperlink>
+      <w:r>
+        <w:t xml:space="preserve">. Cancer Causes Control. 2021;32(2):139–45.</w:t>
+      </w:r>
+      <w:r>
+        <w:t xml:space="preserve"> </w:t>
+      </w:r>
+    </w:p>
+    <w:bookmarkEnd w:id="221"/>
+    <w:bookmarkStart w:id="223" w:name="ref-RN45"/>
     <w:p>
       <w:pPr>
         <w:pStyle w:val="Bibliography"/>
       </w:pPr>
       <w:r>
-        <w:t xml:space="preserve">57.</w:t>
+        <w:t xml:space="preserve">74.</w:t>
       </w:r>
       <w:r>
         <w:t xml:space="preserve"> </w:t>
@@ -6866,34 +7419,34 @@
         <w:t xml:space="preserve">	</w:t>
       </w:r>
       <w:r>
-        <w:t xml:space="preserve">Shariat SF, Milowsky M, Droller MJ.</w:t>
-      </w:r>
-      <w:r>
-        <w:t xml:space="preserve"> </w:t>
-      </w:r>
-      <w:hyperlink r:id="rId207">
-        <w:r>
-          <w:rPr>
-            <w:rStyle w:val="Hyperlink"/>
-          </w:rPr>
-          <w:t xml:space="preserve">Bladder cancer in the elderly</w:t>
-        </w:r>
-      </w:hyperlink>
-      <w:r>
-        <w:t xml:space="preserve">. Urol Oncol. 2009;27(6):653–67.</w:t>
-      </w:r>
-      <w:r>
-        <w:t xml:space="preserve"> </w:t>
-      </w:r>
-    </w:p>
-    <w:bookmarkEnd w:id="208"/>
-    <w:bookmarkStart w:id="210" w:name="ref-RN33"/>
+        <w:t xml:space="preserve">Dursun F, Elshabrawy A, Wang H, Kaushik D, Liss MA, Svatek RS, et al.</w:t>
+      </w:r>
+      <w:r>
+        <w:t xml:space="preserve"> </w:t>
+      </w:r>
+      <w:hyperlink r:id="rId222">
+        <w:r>
+          <w:rPr>
+            <w:rStyle w:val="Hyperlink"/>
+          </w:rPr>
+          <w:t xml:space="preserve">Impact of rural residence on the presentation, management and survival of patients with non-metastatic muscle-invasive bladder carcinoma</w:t>
+        </w:r>
+      </w:hyperlink>
+      <w:r>
+        <w:t xml:space="preserve">. Investig Clin Urol. 2023;64(6):561–71.</w:t>
+      </w:r>
+      <w:r>
+        <w:t xml:space="preserve"> </w:t>
+      </w:r>
+    </w:p>
+    <w:bookmarkEnd w:id="223"/>
+    <w:bookmarkStart w:id="225" w:name="ref-RN46"/>
     <w:p>
       <w:pPr>
         <w:pStyle w:val="Bibliography"/>
       </w:pPr>
       <w:r>
-        <w:t xml:space="preserve">58.</w:t>
+        <w:t xml:space="preserve">75.</w:t>
       </w:r>
       <w:r>
         <w:t xml:space="preserve"> </w:t>
@@ -6902,34 +7455,34 @@
         <w:t xml:space="preserve">	</w:t>
       </w:r>
       <w:r>
-        <w:t xml:space="preserve">Cohn JA, Vekhter B, Lyttle C, Steinberg GD, Large MC.</w:t>
-      </w:r>
-      <w:r>
-        <w:t xml:space="preserve"> </w:t>
-      </w:r>
-      <w:hyperlink r:id="rId209">
-        <w:r>
-          <w:rPr>
-            <w:rStyle w:val="Hyperlink"/>
-          </w:rPr>
-          <w:t xml:space="preserve">Sex disparities in diagnosis of bladder cancer after initial presentation with hematuria: A nationwide claims-based investigation</w:t>
-        </w:r>
-      </w:hyperlink>
-      <w:r>
-        <w:t xml:space="preserve">. Cancer. 2014;120(4):555–61.</w:t>
-      </w:r>
-      <w:r>
-        <w:t xml:space="preserve"> </w:t>
-      </w:r>
-    </w:p>
-    <w:bookmarkEnd w:id="210"/>
-    <w:bookmarkStart w:id="212" w:name="ref-RN21"/>
+        <w:t xml:space="preserve">Ryan S, Serrell EC, Karabon P, Mills G, Hansen M, Hayn M, et al.</w:t>
+      </w:r>
+      <w:r>
+        <w:t xml:space="preserve"> </w:t>
+      </w:r>
+      <w:hyperlink r:id="rId224">
+        <w:r>
+          <w:rPr>
+            <w:rStyle w:val="Hyperlink"/>
+          </w:rPr>
+          <w:t xml:space="preserve">The association between mortality and distance to treatment facility in patients with muscle invasive bladder cancer</w:t>
+        </w:r>
+      </w:hyperlink>
+      <w:r>
+        <w:t xml:space="preserve">. J Urol. 2018;199(2):424–9.</w:t>
+      </w:r>
+      <w:r>
+        <w:t xml:space="preserve"> </w:t>
+      </w:r>
+    </w:p>
+    <w:bookmarkEnd w:id="225"/>
+    <w:bookmarkStart w:id="227" w:name="ref-RN47"/>
     <w:p>
       <w:pPr>
         <w:pStyle w:val="Bibliography"/>
       </w:pPr>
       <w:r>
-        <w:t xml:space="preserve">59.</w:t>
+        <w:t xml:space="preserve">76.</w:t>
       </w:r>
       <w:r>
         <w:t xml:space="preserve"> </w:t>
@@ -6938,34 +7491,34 @@
         <w:t xml:space="preserve">	</w:t>
       </w:r>
       <w:r>
-        <w:t xml:space="preserve">Toren P, Wilkins A, Patel K, Burley A, Gris T, Kockelbergh R, et al.</w:t>
-      </w:r>
-      <w:r>
-        <w:t xml:space="preserve"> </w:t>
-      </w:r>
-      <w:hyperlink r:id="rId211">
-        <w:r>
-          <w:rPr>
-            <w:rStyle w:val="Hyperlink"/>
-          </w:rPr>
-          <w:t xml:space="preserve">The sex gap in bladder cancer survival - a missing link in bladder cancer care?</w:t>
-        </w:r>
-      </w:hyperlink>
-      <w:r>
-        <w:t xml:space="preserve"> Nat Rev Urol. 2024;21(3):181–92.</w:t>
-      </w:r>
-      <w:r>
-        <w:t xml:space="preserve"> </w:t>
-      </w:r>
-    </w:p>
-    <w:bookmarkEnd w:id="212"/>
-    <w:bookmarkStart w:id="214" w:name="ref-RN34"/>
+        <w:t xml:space="preserve">Hung P, Deng S, Zahnd WE, Adams SA, Olatosi B, Crouch EL, et al.</w:t>
+      </w:r>
+      <w:r>
+        <w:t xml:space="preserve"> </w:t>
+      </w:r>
+      <w:hyperlink r:id="rId226">
+        <w:r>
+          <w:rPr>
+            <w:rStyle w:val="Hyperlink"/>
+          </w:rPr>
+          <w:t xml:space="preserve">Geographic disparities in residential proximity to colorectal and cervical cancer care providers</w:t>
+        </w:r>
+      </w:hyperlink>
+      <w:r>
+        <w:t xml:space="preserve">. Cancer. 2020;126(5):1068–76.</w:t>
+      </w:r>
+      <w:r>
+        <w:t xml:space="preserve"> </w:t>
+      </w:r>
+    </w:p>
+    <w:bookmarkEnd w:id="227"/>
+    <w:bookmarkStart w:id="228" w:name="ref-RN48"/>
     <w:p>
       <w:pPr>
         <w:pStyle w:val="Bibliography"/>
       </w:pPr>
       <w:r>
-        <w:t xml:space="preserve">60.</w:t>
+        <w:t xml:space="preserve">77.</w:t>
       </w:r>
       <w:r>
         <w:t xml:space="preserve"> </w:t>
@@ -6974,34 +7527,20 @@
         <w:t xml:space="preserve">	</w:t>
       </w:r>
       <w:r>
-        <w:t xml:space="preserve">Ghandour R, Freifeld Y, Singla N, Lotan Y.</w:t>
-      </w:r>
-      <w:r>
-        <w:t xml:space="preserve"> </w:t>
-      </w:r>
-      <w:hyperlink r:id="rId213">
-        <w:r>
-          <w:rPr>
-            <w:rStyle w:val="Hyperlink"/>
-          </w:rPr>
-          <w:t xml:space="preserve">Evaluation of hematuria in a large public health care system</w:t>
-        </w:r>
-      </w:hyperlink>
-      <w:r>
-        <w:t xml:space="preserve">. Bladder Cancer. 2019;5(2):119–29.</w:t>
-      </w:r>
-      <w:r>
-        <w:t xml:space="preserve"> </w:t>
-      </w:r>
-    </w:p>
-    <w:bookmarkEnd w:id="214"/>
-    <w:bookmarkStart w:id="216" w:name="ref-RN35"/>
+        <w:t xml:space="preserve">Terlizzi EP, Cohen RA. Geographic variation in health insurance coverage:united states, 2022. Natl Health Stat Report. 2023;(194):1–15.</w:t>
+      </w:r>
+      <w:r>
+        <w:t xml:space="preserve"> </w:t>
+      </w:r>
+    </w:p>
+    <w:bookmarkEnd w:id="228"/>
+    <w:bookmarkStart w:id="230" w:name="ref-RN49"/>
     <w:p>
       <w:pPr>
         <w:pStyle w:val="Bibliography"/>
       </w:pPr>
       <w:r>
-        <w:t xml:space="preserve">61.</w:t>
+        <w:t xml:space="preserve">78.</w:t>
       </w:r>
       <w:r>
         <w:t xml:space="preserve"> </w:t>
@@ -7010,34 +7549,34 @@
         <w:t xml:space="preserve">	</w:t>
       </w:r>
       <w:r>
-        <w:t xml:space="preserve">Barocas DA, Lotan Y, Matulewicz RS, Raman JD, Westerman ME, Kirkby E, et al.</w:t>
-      </w:r>
-      <w:r>
-        <w:t xml:space="preserve"> </w:t>
-      </w:r>
-      <w:hyperlink r:id="rId215">
-        <w:r>
-          <w:rPr>
-            <w:rStyle w:val="Hyperlink"/>
-          </w:rPr>
-          <w:t xml:space="preserve">Updates to microhematuria: AUA/SUFU guideline (2025)</w:t>
-        </w:r>
-      </w:hyperlink>
-      <w:r>
-        <w:t xml:space="preserve">. J Urol. 2025;213(5):547–57.</w:t>
-      </w:r>
-      <w:r>
-        <w:t xml:space="preserve"> </w:t>
-      </w:r>
-    </w:p>
-    <w:bookmarkEnd w:id="216"/>
-    <w:bookmarkStart w:id="218" w:name="ref-RN36"/>
+        <w:t xml:space="preserve">Wang Y, Chang Q, Li Y.</w:t>
+      </w:r>
+      <w:r>
+        <w:t xml:space="preserve"> </w:t>
+      </w:r>
+      <w:hyperlink r:id="rId229">
+        <w:r>
+          <w:rPr>
+            <w:rStyle w:val="Hyperlink"/>
+          </w:rPr>
+          <w:t xml:space="preserve">Racial differences in urinary bladder cancer in the united states</w:t>
+        </w:r>
+      </w:hyperlink>
+      <w:r>
+        <w:t xml:space="preserve">. Sci Rep. 2018;8(1):12521.</w:t>
+      </w:r>
+      <w:r>
+        <w:t xml:space="preserve"> </w:t>
+      </w:r>
+    </w:p>
+    <w:bookmarkEnd w:id="230"/>
+    <w:bookmarkStart w:id="232" w:name="ref-RN50"/>
     <w:p>
       <w:pPr>
         <w:pStyle w:val="Bibliography"/>
       </w:pPr>
       <w:r>
-        <w:t xml:space="preserve">62.</w:t>
+        <w:t xml:space="preserve">79.</w:t>
       </w:r>
       <w:r>
         <w:t xml:space="preserve"> </w:t>
@@ -7046,28 +7585,28 @@
         <w:t xml:space="preserve">	</w:t>
       </w:r>
       <w:r>
-        <w:t xml:space="preserve">Doshi B, Athans SR, Woloszynska A. Biological differences underlying sex and gender disparities in bladder cancer: Current synopsis and future directions. Oncogenesis [Internet]. 2023;12(1):44. Available from:</w:t>
-      </w:r>
-      <w:r>
-        <w:t xml:space="preserve"> </w:t>
-      </w:r>
-      <w:hyperlink r:id="rId217">
-        <w:r>
-          <w:rPr>
-            <w:rStyle w:val="Hyperlink"/>
-          </w:rPr>
-          <w:t xml:space="preserve">https://doi.org/10.1038/s41389-023-00489-9</w:t>
-        </w:r>
-      </w:hyperlink>
-    </w:p>
-    <w:bookmarkEnd w:id="218"/>
-    <w:bookmarkStart w:id="220" w:name="ref-RN37"/>
+        <w:t xml:space="preserve">Health. C for DC, Chronic Disease Prevention PreventionNC for, Population HPromotionD of. BRFSS prevalence &amp; trends data [Internet]. Vol. 2025. Centers for Disease Control; Prevention; 2025. Available from:</w:t>
+      </w:r>
+      <w:r>
+        <w:t xml:space="preserve"> </w:t>
+      </w:r>
+      <w:hyperlink r:id="rId231">
+        <w:r>
+          <w:rPr>
+            <w:rStyle w:val="Hyperlink"/>
+          </w:rPr>
+          <w:t xml:space="preserve">https://www.cdc.gov/brfss/brfssprevalence/</w:t>
+        </w:r>
+      </w:hyperlink>
+    </w:p>
+    <w:bookmarkEnd w:id="232"/>
+    <w:bookmarkStart w:id="233" w:name="ref-RN51"/>
     <w:p>
       <w:pPr>
         <w:pStyle w:val="Bibliography"/>
       </w:pPr>
       <w:r>
-        <w:t xml:space="preserve">63.</w:t>
+        <w:t xml:space="preserve">80.</w:t>
       </w:r>
       <w:r>
         <w:t xml:space="preserve"> </w:t>
@@ -7076,34 +7615,20 @@
         <w:t xml:space="preserve">	</w:t>
       </w:r>
       <w:r>
-        <w:t xml:space="preserve">Mattern HM, Lloyd PG, Sturek M, Hardin CD.</w:t>
-      </w:r>
-      <w:r>
-        <w:t xml:space="preserve"> </w:t>
-      </w:r>
-      <w:hyperlink r:id="rId219">
-        <w:r>
-          <w:rPr>
-            <w:rStyle w:val="Hyperlink"/>
-          </w:rPr>
-          <w:t xml:space="preserve">Gender and genetic differences in bladder smooth muscle PPAR mRNA in a porcine model of the metabolic syndrome</w:t>
-        </w:r>
-      </w:hyperlink>
-      <w:r>
-        <w:t xml:space="preserve">. Mol Cell Biochem. 2007;302(1-2):43–9.</w:t>
-      </w:r>
-      <w:r>
-        <w:t xml:space="preserve"> </w:t>
-      </w:r>
-    </w:p>
-    <w:bookmarkEnd w:id="220"/>
-    <w:bookmarkStart w:id="222" w:name="ref-RN38"/>
+        <w:t xml:space="preserve">Irvin LH, Johnson L, Yamauchi J, Holmes JR, Ching LK, Starr RR, et al. Insights in public health: Formative factors for a statewide tobacco control advocacy infrastructure: Insights from hawai’i. Hawaii J Med Public Health. 2019;78(2):66–70.</w:t>
+      </w:r>
+      <w:r>
+        <w:t xml:space="preserve"> </w:t>
+      </w:r>
+    </w:p>
+    <w:bookmarkEnd w:id="233"/>
+    <w:bookmarkStart w:id="234" w:name="ref-RN52"/>
     <w:p>
       <w:pPr>
         <w:pStyle w:val="Bibliography"/>
       </w:pPr>
       <w:r>
-        <w:t xml:space="preserve">64.</w:t>
+        <w:t xml:space="preserve">81.</w:t>
       </w:r>
       <w:r>
         <w:t xml:space="preserve"> </w:t>
@@ -7112,579 +7637,15 @@
         <w:t xml:space="preserve">	</w:t>
       </w:r>
       <w:r>
-        <w:t xml:space="preserve">Zhang Z, Xu H, Ji J, Shi X, Lyu J, Zhu Y, et al.</w:t>
-      </w:r>
-      <w:r>
-        <w:t xml:space="preserve"> </w:t>
-      </w:r>
-      <w:hyperlink r:id="rId221">
-        <w:r>
-          <w:rPr>
-            <w:rStyle w:val="Hyperlink"/>
-          </w:rPr>
-          <w:t xml:space="preserve">Heterogeneity of PTEN and PPAR-γ in cancer and their prognostic application to bladder cancer</w:t>
-        </w:r>
-      </w:hyperlink>
-      <w:r>
-        <w:t xml:space="preserve">. Exp Ther Med. 2019;18(4):3177–83.</w:t>
-      </w:r>
-      <w:r>
-        <w:t xml:space="preserve"> </w:t>
-      </w:r>
-    </w:p>
-    <w:bookmarkEnd w:id="222"/>
-    <w:bookmarkStart w:id="224" w:name="ref-RN8"/>
-    <w:p>
-      <w:pPr>
-        <w:pStyle w:val="Bibliography"/>
-      </w:pPr>
-      <w:r>
-        <w:t xml:space="preserve">65.</w:t>
-      </w:r>
-      <w:r>
-        <w:t xml:space="preserve"> </w:t>
-      </w:r>
-      <w:r>
-        <w:t xml:space="preserve">	</w:t>
-      </w:r>
-      <w:r>
-        <w:t xml:space="preserve">Freedman ND, Silverman DT, Hollenbeck AR, Schatzkin A, Abnet CC.</w:t>
-      </w:r>
-      <w:r>
-        <w:t xml:space="preserve"> </w:t>
-      </w:r>
-      <w:hyperlink r:id="rId223">
-        <w:r>
-          <w:rPr>
-            <w:rStyle w:val="Hyperlink"/>
-          </w:rPr>
-          <w:t xml:space="preserve">Association between smoking and risk of bladder cancer among men and women</w:t>
-        </w:r>
-      </w:hyperlink>
-      <w:r>
-        <w:t xml:space="preserve">. Jama. 2011;306(7):737–45.</w:t>
-      </w:r>
-      <w:r>
-        <w:t xml:space="preserve"> </w:t>
-      </w:r>
-    </w:p>
-    <w:bookmarkEnd w:id="224"/>
-    <w:bookmarkStart w:id="226" w:name="ref-RN12"/>
-    <w:p>
-      <w:pPr>
-        <w:pStyle w:val="Bibliography"/>
-      </w:pPr>
-      <w:r>
-        <w:t xml:space="preserve">66.</w:t>
-      </w:r>
-      <w:r>
-        <w:t xml:space="preserve"> </w:t>
-      </w:r>
-      <w:r>
-        <w:t xml:space="preserve">	</w:t>
-      </w:r>
-      <w:r>
-        <w:t xml:space="preserve">Baris D, Waddell R, Beane Freeman LE, Schwenn M, Colt JS, Ayotte JD, et al.</w:t>
-      </w:r>
-      <w:r>
-        <w:t xml:space="preserve"> </w:t>
-      </w:r>
-      <w:hyperlink r:id="rId225">
-        <w:r>
-          <w:rPr>
-            <w:rStyle w:val="Hyperlink"/>
-          </w:rPr>
-          <w:t xml:space="preserve">Elevated bladder cancer in northern new england: The role of drinking water and arsenic</w:t>
-        </w:r>
-      </w:hyperlink>
-      <w:r>
-        <w:t xml:space="preserve">. J Natl Cancer Inst. 2016;108(9).</w:t>
-      </w:r>
-      <w:r>
-        <w:t xml:space="preserve"> </w:t>
-      </w:r>
-    </w:p>
-    <w:bookmarkEnd w:id="226"/>
-    <w:bookmarkStart w:id="228" w:name="ref-RN13"/>
-    <w:p>
-      <w:pPr>
-        <w:pStyle w:val="Bibliography"/>
-      </w:pPr>
-      <w:r>
-        <w:t xml:space="preserve">67.</w:t>
-      </w:r>
-      <w:r>
-        <w:t xml:space="preserve"> </w:t>
-      </w:r>
-      <w:r>
-        <w:t xml:space="preserve">	</w:t>
-      </w:r>
-      <w:r>
-        <w:t xml:space="preserve">Beane Freeman LE, Cantor KP, Baris D, Nuckols JR, Johnson A, Colt JS, et al.</w:t>
-      </w:r>
-      <w:r>
-        <w:t xml:space="preserve"> </w:t>
-      </w:r>
-      <w:hyperlink r:id="rId227">
-        <w:r>
-          <w:rPr>
-            <w:rStyle w:val="Hyperlink"/>
-          </w:rPr>
-          <w:t xml:space="preserve">Bladder cancer and water disinfection by-product exposures through multiple routes: A population-based case-control study (new england, USA)</w:t>
-        </w:r>
-      </w:hyperlink>
-      <w:r>
-        <w:t xml:space="preserve">. Environ Health Perspect. 2017;125(6):067010.</w:t>
-      </w:r>
-      <w:r>
-        <w:t xml:space="preserve"> </w:t>
-      </w:r>
-    </w:p>
-    <w:bookmarkEnd w:id="228"/>
-    <w:bookmarkStart w:id="230" w:name="ref-RN39"/>
-    <w:p>
-      <w:pPr>
-        <w:pStyle w:val="Bibliography"/>
-      </w:pPr>
-      <w:r>
-        <w:t xml:space="preserve">68.</w:t>
-      </w:r>
-      <w:r>
-        <w:t xml:space="preserve"> </w:t>
-      </w:r>
-      <w:r>
-        <w:t xml:space="preserve">	</w:t>
-      </w:r>
-      <w:r>
-        <w:t xml:space="preserve">Stanton BA, Caldwell K, Congdon CB, Disney J, Donahue M, Ferguson E, et al.</w:t>
-      </w:r>
-      <w:r>
-        <w:t xml:space="preserve"> </w:t>
-      </w:r>
-      <w:hyperlink r:id="rId229">
-        <w:r>
-          <w:rPr>
-            <w:rStyle w:val="Hyperlink"/>
-          </w:rPr>
-          <w:t xml:space="preserve">MDI biological laboratory arsenic summit: Approaches to limiting human exposure to arsenic</w:t>
-        </w:r>
-      </w:hyperlink>
-      <w:r>
-        <w:t xml:space="preserve">. Curr Environ Health Rep. 2015;2(3):329–37.</w:t>
-      </w:r>
-      <w:r>
-        <w:t xml:space="preserve"> </w:t>
-      </w:r>
-    </w:p>
-    <w:bookmarkEnd w:id="230"/>
-    <w:bookmarkStart w:id="232" w:name="ref-RN40"/>
-    <w:p>
-      <w:pPr>
-        <w:pStyle w:val="Bibliography"/>
-      </w:pPr>
-      <w:r>
-        <w:t xml:space="preserve">69.</w:t>
-      </w:r>
-      <w:r>
-        <w:t xml:space="preserve"> </w:t>
-      </w:r>
-      <w:r>
-        <w:t xml:space="preserve">	</w:t>
-      </w:r>
-      <w:r>
-        <w:t xml:space="preserve">Yang Q, Flanagan SV, Chillrud S, Ross J, Zeng W, Culbertson C, et al.</w:t>
-      </w:r>
-      <w:r>
-        <w:t xml:space="preserve"> </w:t>
-      </w:r>
-      <w:hyperlink r:id="rId231">
-        <w:r>
-          <w:rPr>
-            <w:rStyle w:val="Hyperlink"/>
-          </w:rPr>
-          <w:t xml:space="preserve">Reduction in drinking water arsenic exposure and health risk through arsenic treatment among private well households in maine and new jersey, USA</w:t>
-        </w:r>
-      </w:hyperlink>
-      <w:r>
-        <w:t xml:space="preserve">. Sci Total Environ. 2020;738:139683.</w:t>
-      </w:r>
-      <w:r>
-        <w:t xml:space="preserve"> </w:t>
-      </w:r>
-    </w:p>
-    <w:bookmarkEnd w:id="232"/>
-    <w:bookmarkStart w:id="233" w:name="ref-RN41"/>
-    <w:p>
-      <w:pPr>
-        <w:pStyle w:val="Bibliography"/>
-      </w:pPr>
-      <w:r>
-        <w:t xml:space="preserve">70.</w:t>
-      </w:r>
-      <w:r>
-        <w:t xml:space="preserve"> </w:t>
-      </w:r>
-      <w:r>
-        <w:t xml:space="preserve">	</w:t>
-      </w:r>
-      <w:r>
-        <w:t xml:space="preserve">DES N. Review of the drinking water maximum contaminant level (MCL) and ambient groundwater quality standard (AGQS) for arsenic. New Hamps Dep Environ Serv. 2018;1–71.</w:t>
-      </w:r>
-      <w:r>
-        <w:t xml:space="preserve"> </w:t>
-      </w:r>
-    </w:p>
-    <w:bookmarkEnd w:id="233"/>
-    <w:bookmarkStart w:id="235" w:name="ref-RN42"/>
-    <w:p>
-      <w:pPr>
-        <w:pStyle w:val="Bibliography"/>
-      </w:pPr>
-      <w:r>
-        <w:t xml:space="preserve">71.</w:t>
-      </w:r>
-      <w:r>
-        <w:t xml:space="preserve"> </w:t>
-      </w:r>
-      <w:r>
-        <w:t xml:space="preserve">	</w:t>
-      </w:r>
-      <w:r>
-        <w:t xml:space="preserve">Javeid J, Akhtar M, Ahmed L, Hassan W, Ikram M, Iqbal R, et al.</w:t>
-      </w:r>
-      <w:r>
-        <w:t xml:space="preserve"> </w:t>
-      </w:r>
-      <w:hyperlink r:id="rId234">
-        <w:r>
-          <w:rPr>
-            <w:rStyle w:val="Hyperlink"/>
-          </w:rPr>
-          <w:t xml:space="preserve">Bladder cancer mortality among smokers: Trends and disparities in u.s. Adults (1999–2023).</w:t>
-        </w:r>
-      </w:hyperlink>
-      <w:r>
-        <w:t xml:space="preserve"> Journal of Clinical Oncology. 2025;43.</w:t>
-      </w:r>
-      <w:r>
-        <w:t xml:space="preserve"> </w:t>
-      </w:r>
-    </w:p>
+        <w:t xml:space="preserve">Yegian JM, Wang G. Affordability in a mandated environment. Am J Manag Care. 2013;19(6):e233–7.</w:t>
+      </w:r>
+      <w:r>
+        <w:t xml:space="preserve"> </w:t>
+      </w:r>
+    </w:p>
+    <w:bookmarkEnd w:id="234"/>
     <w:bookmarkEnd w:id="235"/>
-    <w:bookmarkStart w:id="237" w:name="ref-RN43"/>
-    <w:p>
-      <w:pPr>
-        <w:pStyle w:val="Bibliography"/>
-      </w:pPr>
-      <w:r>
-        <w:t xml:space="preserve">72.</w:t>
-      </w:r>
-      <w:r>
-        <w:t xml:space="preserve"> </w:t>
-      </w:r>
-      <w:r>
-        <w:t xml:space="preserve">	</w:t>
-      </w:r>
-      <w:r>
-        <w:t xml:space="preserve">Lortet-Tieulent J, Goding Sauer A, Siegel RL, Miller KD, Islami F, Fedewa SA, et al.</w:t>
-      </w:r>
-      <w:r>
-        <w:t xml:space="preserve"> </w:t>
-      </w:r>
-      <w:hyperlink r:id="rId236">
-        <w:r>
-          <w:rPr>
-            <w:rStyle w:val="Hyperlink"/>
-          </w:rPr>
-          <w:t xml:space="preserve">State-level cancer mortality attributable to cigarette smoking in the united states</w:t>
-        </w:r>
-      </w:hyperlink>
-      <w:r>
-        <w:t xml:space="preserve">. JAMA Intern Med. 2016;176(12):1792–8.</w:t>
-      </w:r>
-      <w:r>
-        <w:t xml:space="preserve"> </w:t>
-      </w:r>
-    </w:p>
-    <w:bookmarkEnd w:id="237"/>
-    <w:bookmarkStart w:id="239" w:name="ref-RN44"/>
-    <w:p>
-      <w:pPr>
-        <w:pStyle w:val="Bibliography"/>
-      </w:pPr>
-      <w:r>
-        <w:t xml:space="preserve">73.</w:t>
-      </w:r>
-      <w:r>
-        <w:t xml:space="preserve"> </w:t>
-      </w:r>
-      <w:r>
-        <w:t xml:space="preserve">	</w:t>
-      </w:r>
-      <w:r>
-        <w:t xml:space="preserve">Deuker M, Stolzenbach LF, Collà Ruvolo C, Nocera L, Tian Z, Roos FC, et al.</w:t>
-      </w:r>
-      <w:r>
-        <w:t xml:space="preserve"> </w:t>
-      </w:r>
-      <w:hyperlink r:id="rId238">
-        <w:r>
-          <w:rPr>
-            <w:rStyle w:val="Hyperlink"/>
-          </w:rPr>
-          <w:t xml:space="preserve">Bladder cancer stage and mortality: Urban vs. Rural residency</w:t>
-        </w:r>
-      </w:hyperlink>
-      <w:r>
-        <w:t xml:space="preserve">. Cancer Causes Control. 2021;32(2):139–45.</w:t>
-      </w:r>
-      <w:r>
-        <w:t xml:space="preserve"> </w:t>
-      </w:r>
-    </w:p>
-    <w:bookmarkEnd w:id="239"/>
-    <w:bookmarkStart w:id="241" w:name="ref-RN45"/>
-    <w:p>
-      <w:pPr>
-        <w:pStyle w:val="Bibliography"/>
-      </w:pPr>
-      <w:r>
-        <w:t xml:space="preserve">74.</w:t>
-      </w:r>
-      <w:r>
-        <w:t xml:space="preserve"> </w:t>
-      </w:r>
-      <w:r>
-        <w:t xml:space="preserve">	</w:t>
-      </w:r>
-      <w:r>
-        <w:t xml:space="preserve">Dursun F, Elshabrawy A, Wang H, Kaushik D, Liss MA, Svatek RS, et al.</w:t>
-      </w:r>
-      <w:r>
-        <w:t xml:space="preserve"> </w:t>
-      </w:r>
-      <w:hyperlink r:id="rId240">
-        <w:r>
-          <w:rPr>
-            <w:rStyle w:val="Hyperlink"/>
-          </w:rPr>
-          <w:t xml:space="preserve">Impact of rural residence on the presentation, management and survival of patients with non-metastatic muscle-invasive bladder carcinoma</w:t>
-        </w:r>
-      </w:hyperlink>
-      <w:r>
-        <w:t xml:space="preserve">. Investig Clin Urol. 2023;64(6):561–71.</w:t>
-      </w:r>
-      <w:r>
-        <w:t xml:space="preserve"> </w:t>
-      </w:r>
-    </w:p>
-    <w:bookmarkEnd w:id="241"/>
-    <w:bookmarkStart w:id="243" w:name="ref-RN46"/>
-    <w:p>
-      <w:pPr>
-        <w:pStyle w:val="Bibliography"/>
-      </w:pPr>
-      <w:r>
-        <w:t xml:space="preserve">75.</w:t>
-      </w:r>
-      <w:r>
-        <w:t xml:space="preserve"> </w:t>
-      </w:r>
-      <w:r>
-        <w:t xml:space="preserve">	</w:t>
-      </w:r>
-      <w:r>
-        <w:t xml:space="preserve">Ryan S, Serrell EC, Karabon P, Mills G, Hansen M, Hayn M, et al.</w:t>
-      </w:r>
-      <w:r>
-        <w:t xml:space="preserve"> </w:t>
-      </w:r>
-      <w:hyperlink r:id="rId242">
-        <w:r>
-          <w:rPr>
-            <w:rStyle w:val="Hyperlink"/>
-          </w:rPr>
-          <w:t xml:space="preserve">The association between mortality and distance to treatment facility in patients with muscle invasive bladder cancer</w:t>
-        </w:r>
-      </w:hyperlink>
-      <w:r>
-        <w:t xml:space="preserve">. J Urol. 2018;199(2):424–9.</w:t>
-      </w:r>
-      <w:r>
-        <w:t xml:space="preserve"> </w:t>
-      </w:r>
-    </w:p>
-    <w:bookmarkEnd w:id="243"/>
-    <w:bookmarkStart w:id="245" w:name="ref-RN47"/>
-    <w:p>
-      <w:pPr>
-        <w:pStyle w:val="Bibliography"/>
-      </w:pPr>
-      <w:r>
-        <w:t xml:space="preserve">76.</w:t>
-      </w:r>
-      <w:r>
-        <w:t xml:space="preserve"> </w:t>
-      </w:r>
-      <w:r>
-        <w:t xml:space="preserve">	</w:t>
-      </w:r>
-      <w:r>
-        <w:t xml:space="preserve">Hung P, Deng S, Zahnd WE, Adams SA, Olatosi B, Crouch EL, et al.</w:t>
-      </w:r>
-      <w:r>
-        <w:t xml:space="preserve"> </w:t>
-      </w:r>
-      <w:hyperlink r:id="rId244">
-        <w:r>
-          <w:rPr>
-            <w:rStyle w:val="Hyperlink"/>
-          </w:rPr>
-          <w:t xml:space="preserve">Geographic disparities in residential proximity to colorectal and cervical cancer care providers</w:t>
-        </w:r>
-      </w:hyperlink>
-      <w:r>
-        <w:t xml:space="preserve">. Cancer. 2020;126(5):1068–76.</w:t>
-      </w:r>
-      <w:r>
-        <w:t xml:space="preserve"> </w:t>
-      </w:r>
-    </w:p>
-    <w:bookmarkEnd w:id="245"/>
-    <w:bookmarkStart w:id="246" w:name="ref-RN48"/>
-    <w:p>
-      <w:pPr>
-        <w:pStyle w:val="Bibliography"/>
-      </w:pPr>
-      <w:r>
-        <w:t xml:space="preserve">77.</w:t>
-      </w:r>
-      <w:r>
-        <w:t xml:space="preserve"> </w:t>
-      </w:r>
-      <w:r>
-        <w:t xml:space="preserve">	</w:t>
-      </w:r>
-      <w:r>
-        <w:t xml:space="preserve">Terlizzi EP, Cohen RA. Geographic variation in health insurance coverage:united states, 2022. Natl Health Stat Report. 2023;(194):1–15.</w:t>
-      </w:r>
-      <w:r>
-        <w:t xml:space="preserve"> </w:t>
-      </w:r>
-    </w:p>
-    <w:bookmarkEnd w:id="246"/>
-    <w:bookmarkStart w:id="248" w:name="ref-RN49"/>
-    <w:p>
-      <w:pPr>
-        <w:pStyle w:val="Bibliography"/>
-      </w:pPr>
-      <w:r>
-        <w:t xml:space="preserve">78.</w:t>
-      </w:r>
-      <w:r>
-        <w:t xml:space="preserve"> </w:t>
-      </w:r>
-      <w:r>
-        <w:t xml:space="preserve">	</w:t>
-      </w:r>
-      <w:r>
-        <w:t xml:space="preserve">Wang Y, Chang Q, Li Y.</w:t>
-      </w:r>
-      <w:r>
-        <w:t xml:space="preserve"> </w:t>
-      </w:r>
-      <w:hyperlink r:id="rId247">
-        <w:r>
-          <w:rPr>
-            <w:rStyle w:val="Hyperlink"/>
-          </w:rPr>
-          <w:t xml:space="preserve">Racial differences in urinary bladder cancer in the united states</w:t>
-        </w:r>
-      </w:hyperlink>
-      <w:r>
-        <w:t xml:space="preserve">. Sci Rep. 2018;8(1):12521.</w:t>
-      </w:r>
-      <w:r>
-        <w:t xml:space="preserve"> </w:t>
-      </w:r>
-    </w:p>
-    <w:bookmarkEnd w:id="248"/>
-    <w:bookmarkStart w:id="250" w:name="ref-RN50"/>
-    <w:p>
-      <w:pPr>
-        <w:pStyle w:val="Bibliography"/>
-      </w:pPr>
-      <w:r>
-        <w:t xml:space="preserve">79.</w:t>
-      </w:r>
-      <w:r>
-        <w:t xml:space="preserve"> </w:t>
-      </w:r>
-      <w:r>
-        <w:t xml:space="preserve">	</w:t>
-      </w:r>
-      <w:r>
-        <w:t xml:space="preserve">Health. C for DC, Chronic Disease Prevention PreventionNC for, Population HPromotionD of. BRFSS prevalence &amp; trends data [Internet]. Vol. 2025. Centers for Disease Control; Prevention; 2025. Available from:</w:t>
-      </w:r>
-      <w:r>
-        <w:t xml:space="preserve"> </w:t>
-      </w:r>
-      <w:hyperlink r:id="rId249">
-        <w:r>
-          <w:rPr>
-            <w:rStyle w:val="Hyperlink"/>
-          </w:rPr>
-          <w:t xml:space="preserve">https://www.cdc.gov/brfss/brfssprevalence/</w:t>
-        </w:r>
-      </w:hyperlink>
-    </w:p>
-    <w:bookmarkEnd w:id="250"/>
-    <w:bookmarkStart w:id="251" w:name="ref-RN51"/>
-    <w:p>
-      <w:pPr>
-        <w:pStyle w:val="Bibliography"/>
-      </w:pPr>
-      <w:r>
-        <w:t xml:space="preserve">80.</w:t>
-      </w:r>
-      <w:r>
-        <w:t xml:space="preserve"> </w:t>
-      </w:r>
-      <w:r>
-        <w:t xml:space="preserve">	</w:t>
-      </w:r>
-      <w:r>
-        <w:t xml:space="preserve">Irvin LH, Johnson L, Yamauchi J, Holmes JR, Ching LK, Starr RR, et al. Insights in public health: Formative factors for a statewide tobacco control advocacy infrastructure: Insights from hawai’i. Hawaii J Med Public Health. 2019;78(2):66–70.</w:t>
-      </w:r>
-      <w:r>
-        <w:t xml:space="preserve"> </w:t>
-      </w:r>
-    </w:p>
-    <w:bookmarkEnd w:id="251"/>
-    <w:bookmarkStart w:id="252" w:name="ref-RN52"/>
-    <w:p>
-      <w:pPr>
-        <w:pStyle w:val="Bibliography"/>
-      </w:pPr>
-      <w:r>
-        <w:t xml:space="preserve">81.</w:t>
-      </w:r>
-      <w:r>
-        <w:t xml:space="preserve"> </w:t>
-      </w:r>
-      <w:r>
-        <w:t xml:space="preserve">	</w:t>
-      </w:r>
-      <w:r>
-        <w:t xml:space="preserve">Yegian JM, Wang G. Affordability in a mandated environment. Am J Manag Care. 2013;19(6):e233–7.</w:t>
-      </w:r>
-      <w:r>
-        <w:t xml:space="preserve"> </w:t>
-      </w:r>
-    </w:p>
-    <w:bookmarkEnd w:id="252"/>
-    <w:bookmarkEnd w:id="253"/>
-    <w:bookmarkEnd w:id="254"/>
+    <w:bookmarkEnd w:id="236"/>
     <w:sectPr>
       <w:type w:val="nextPage"/>
       <w:pgSz w:h="15840" w:w="12240"/>

--- a/index.docx
+++ b/index.docx
@@ -29,7 +29,7 @@
         <w:rPr>
           <w:vertAlign w:val="superscript"/>
         </w:rPr>
-        <w:t xml:space="preserve">1</w:t>
+        <w:t xml:space="preserve">1,✉</w:t>
       </w:r>
       <w:r>
         <w:t xml:space="preserve">, Fatemeh Nouri</w:t>
@@ -59,7 +59,7 @@
         <w:t xml:space="preserve">1</w:t>
       </w:r>
       <w:r>
-        <w:t xml:space="preserve">, Amirabbas Tavakoli</w:t>
+        <w:t xml:space="preserve">, Mohammadreza Soltani</w:t>
       </w:r>
       <w:r>
         <w:rPr>
@@ -68,6 +68,15 @@
         <w:t xml:space="preserve">3</w:t>
       </w:r>
       <w:r>
+        <w:t xml:space="preserve">, Stephen B. Williams</w:t>
+      </w:r>
+      <w:r>
+        <w:rPr>
+          <w:vertAlign w:val="superscript"/>
+        </w:rPr>
+        <w:t xml:space="preserve">4</w:t>
+      </w:r>
+      <w:r>
         <w:t xml:space="preserve">, and Wassim Kassouf</w:t>
       </w:r>
       <w:r>
@@ -121,7 +130,22 @@
         <w:t xml:space="preserve"> </w:t>
       </w:r>
       <w:r>
-        <w:t xml:space="preserve">Independent researcher, Wildenfels, Sachsen, Germany</w:t>
+        <w:t xml:space="preserve">Department of Urology, Hormozgan University of Medical Sciences, Bandar Abbas, Iran</w:t>
+      </w:r>
+      <w:r>
+        <w:br/>
+      </w:r>
+      <w:r>
+        <w:rPr>
+          <w:vertAlign w:val="superscript"/>
+        </w:rPr>
+        <w:t xml:space="preserve">4</w:t>
+      </w:r>
+      <w:r>
+        <w:t xml:space="preserve"> </w:t>
+      </w:r>
+      <w:r>
+        <w:t xml:space="preserve">Division of Urology, Department of Surgery, University of Texas Medical Branch, Galveston, TX, USA</w:t>
       </w:r>
     </w:p>
     <w:p>
@@ -144,6 +168,20 @@
         <w:t xml:space="preserve"> </w:t>
       </w:r>
       <w:hyperlink r:id="rId38">
+        <w:r>
+          <w:rPr>
+            <w:rStyle w:val="Hyperlink"/>
+          </w:rPr>
+          <w:t xml:space="preserve">Alireza Sadeghi &lt;alireza.sadeghi.md@gmail.com&gt;</w:t>
+        </w:r>
+      </w:hyperlink>
+      <w:r>
+        <w:t xml:space="preserve">,</w:t>
+      </w:r>
+      <w:r>
+        <w:t xml:space="preserve"> </w:t>
+      </w:r>
+      <w:hyperlink r:id="rId39">
         <w:r>
           <w:rPr>
             <w:rStyle w:val="Hyperlink"/>
@@ -185,7 +223,7 @@
       <w:r>
         <w:t xml:space="preserve"> </w:t>
       </w:r>
-      <w:hyperlink r:id="rId39">
+      <w:hyperlink r:id="rId38">
         <w:r>
           <w:rPr>
             <w:rStyle w:val="Hyperlink"/>
@@ -377,7 +415,7 @@
         <w:pStyle w:val="FirstParagraph"/>
       </w:pPr>
       <w:r>
-        <w:t xml:space="preserve">Amirabbas Tavakoli</w:t>
+        <w:t xml:space="preserve">Mohammadreza Soltani</w:t>
       </w:r>
     </w:p>
     <w:p>
@@ -398,7 +436,7 @@
           <w:rPr>
             <w:rStyle w:val="Hyperlink"/>
           </w:rPr>
-          <w:t xml:space="preserve">amirtvk88@gmail.com</w:t>
+          <w:t xml:space="preserve">soltani732003@yahoo.com</w:t>
         </w:r>
       </w:hyperlink>
     </w:p>
@@ -415,21 +453,14 @@
       <w:r>
         <w:t xml:space="preserve"> </w:t>
       </w:r>
-      <w:hyperlink r:id="rId48">
-        <w:r>
-          <w:rPr>
-            <w:rStyle w:val="Hyperlink"/>
-          </w:rPr>
-          <w:t xml:space="preserve">0009-0003-9363-7974</w:t>
-        </w:r>
-      </w:hyperlink>
+      <w:hyperlink r:id="rId48"/>
     </w:p>
     <w:p>
       <w:pPr>
         <w:pStyle w:val="FirstParagraph"/>
       </w:pPr>
       <w:r>
-        <w:t xml:space="preserve">Wassim Kassouf</w:t>
+        <w:t xml:space="preserve">Stephen B. Williams</w:t>
       </w:r>
     </w:p>
     <w:p>
@@ -445,12 +476,12 @@
       <w:r>
         <w:t xml:space="preserve"> </w:t>
       </w:r>
-      <w:hyperlink r:id="rId38">
-        <w:r>
-          <w:rPr>
-            <w:rStyle w:val="Hyperlink"/>
-          </w:rPr>
-          <w:t xml:space="preserve">Wassim.Kassouf.med@ssss.gouv.qc.ca</w:t>
+      <w:hyperlink r:id="rId49">
+        <w:r>
+          <w:rPr>
+            <w:rStyle w:val="Hyperlink"/>
+          </w:rPr>
+          <w:t xml:space="preserve">stbwilli@utmb.edu</w:t>
         </w:r>
       </w:hyperlink>
     </w:p>
@@ -467,7 +498,52 @@
       <w:r>
         <w:t xml:space="preserve"> </w:t>
       </w:r>
-      <w:hyperlink r:id="rId49">
+      <w:hyperlink r:id="rId48"/>
+    </w:p>
+    <w:p>
+      <w:pPr>
+        <w:pStyle w:val="FirstParagraph"/>
+      </w:pPr>
+      <w:r>
+        <w:t xml:space="preserve">Wassim Kassouf</w:t>
+      </w:r>
+    </w:p>
+    <w:p>
+      <w:pPr>
+        <w:numPr>
+          <w:ilvl w:val="0"/>
+          <w:numId w:val="1007"/>
+        </w:numPr>
+      </w:pPr>
+      <w:r>
+        <w:t xml:space="preserve">Email</w:t>
+      </w:r>
+      <w:r>
+        <w:t xml:space="preserve"> </w:t>
+      </w:r>
+      <w:hyperlink r:id="rId39">
+        <w:r>
+          <w:rPr>
+            <w:rStyle w:val="Hyperlink"/>
+          </w:rPr>
+          <w:t xml:space="preserve">Wassim.Kassouf.med@ssss.gouv.qc.ca</w:t>
+        </w:r>
+      </w:hyperlink>
+    </w:p>
+    <w:p>
+      <w:pPr>
+        <w:numPr>
+          <w:ilvl w:val="0"/>
+          <w:numId w:val="1007"/>
+        </w:numPr>
+      </w:pPr>
+      <w:r>
+        <w:t xml:space="preserve">ORCID</w:t>
+      </w:r>
+      <w:r>
+        <w:t xml:space="preserve"> </w:t>
+      </w:r>
+      <w:hyperlink r:id="rId50">
         <w:r>
           <w:rPr>
             <w:rStyle w:val="Hyperlink"/>
@@ -481,7 +557,7 @@
         <w:br w:type="page"/>
       </w:r>
     </w:p>
-    <w:bookmarkStart w:id="50" w:name="abstract"/>
+    <w:bookmarkStart w:id="51" w:name="abstract"/>
     <w:p>
       <w:pPr>
         <w:pStyle w:val="Heading1"/>
@@ -599,8 +675,8 @@
         <w:br w:type="page"/>
       </w:r>
     </w:p>
-    <w:bookmarkEnd w:id="50"/>
-    <w:bookmarkStart w:id="51" w:name="introduction"/>
+    <w:bookmarkEnd w:id="51"/>
+    <w:bookmarkStart w:id="52" w:name="introduction"/>
     <w:p>
       <w:pPr>
         <w:pStyle w:val="Heading1"/>
@@ -632,7 +708,7 @@
         <w:t xml:space="preserve">(2)</w:t>
       </w:r>
       <w:r>
-        <w:t xml:space="preserve">. According to recent estimates from the Surveillance, Epidemiology, and End Results (SEER) Program, approximately 84,870 new cases and 17,420 deaths are projected for 2025, representing 4.2% of all new cancer diagnoses and 2.8% of cancer-related deaths nationwide</w:t>
+        <w:t xml:space="preserve">. According to recent estimates from the Surveillance, Epidemiology, and End Results (SEER) Program, approximately 84,530 new cases and 17,870 deaths are projected for 2026, representing 4.0% of all new cancer diagnoses and 2.9% of cancer-related deaths nationwide</w:t>
       </w:r>
       <w:r>
         <w:t xml:space="preserve"> </w:t>
@@ -772,8 +848,8 @@
         <w:t xml:space="preserve">To address these gaps, we use data from the GBD 2021 study, which provides internally consistent estimates of key BC burden metrics across all U.S. states. This predominantly descriptive analysis offers a comprehensive assessment of BC burden across geographic regions, time, and age groups, with the aim of informing state-level public health planning and prioritization.</w:t>
       </w:r>
     </w:p>
-    <w:bookmarkEnd w:id="51"/>
-    <w:bookmarkStart w:id="59" w:name="methodology"/>
+    <w:bookmarkEnd w:id="52"/>
+    <w:bookmarkStart w:id="60" w:name="methodology"/>
     <w:p>
       <w:pPr>
         <w:pStyle w:val="Heading1"/>
@@ -782,7 +858,7 @@
         <w:t xml:space="preserve">3. Methodology</w:t>
       </w:r>
     </w:p>
-    <w:bookmarkStart w:id="53" w:name="study-design-and-data-sources"/>
+    <w:bookmarkStart w:id="54" w:name="study-design-and-data-sources"/>
     <w:p>
       <w:pPr>
         <w:pStyle w:val="Heading2"/>
@@ -810,7 +886,7 @@
       <w:r>
         <w:t xml:space="preserve"> </w:t>
       </w:r>
-      <w:hyperlink r:id="rId52">
+      <w:hyperlink r:id="rId53">
         <w:r>
           <w:rPr>
             <w:rStyle w:val="Hyperlink"/>
@@ -830,8 +906,8 @@
         <w:t xml:space="preserve">We analyzed BC burden across all U.S. states from 1980 to 2021. Estimates for incidence, prevalence, mortality, YLLs, YLDs, and DALYs were extracted for males, females, both sexes combined, and all age groups. For international benchmarking, corresponding data were also retrieved for the European Union, high-income countries, and high Socio-Demographic Index (SDI) regions. Both age-specific and age-standardized estimates were obtained for each metric. Results are reported as rates per 100,000 population with accompanying 95% uncertainty intervals, as generated by the GBD framework. This study adheres to the Guidelines for Accurate and Transparent Health Estimates Reporting statement.</w:t>
       </w:r>
     </w:p>
-    <w:bookmarkEnd w:id="53"/>
-    <w:bookmarkStart w:id="54" w:name="definitions"/>
+    <w:bookmarkEnd w:id="54"/>
+    <w:bookmarkStart w:id="55" w:name="definitions"/>
     <w:p>
       <w:pPr>
         <w:pStyle w:val="Heading2"/>
@@ -1182,8 +1258,8 @@
         <w:t xml:space="preserve">is the total number of age groups.</w:t>
       </w:r>
     </w:p>
-    <w:bookmarkEnd w:id="54"/>
-    <w:bookmarkStart w:id="58" w:name="statistical-analysis"/>
+    <w:bookmarkEnd w:id="55"/>
+    <w:bookmarkStart w:id="59" w:name="statistical-analysis"/>
     <w:p>
       <w:pPr>
         <w:pStyle w:val="Heading2"/>
@@ -1222,7 +1298,7 @@
         <w:pStyle w:val="BodyText"/>
       </w:pPr>
       <w:r>
-        <w:t xml:space="preserve">We used R v. 4.5.2</w:t>
+        <w:t xml:space="preserve">We used R v. 4.6.0</w:t>
       </w:r>
       <w:r>
         <w:t xml:space="preserve"> </w:t>
@@ -1243,7 +1319,7 @@
         <w:t xml:space="preserve">(22)</w:t>
       </w:r>
       <w:r>
-        <w:t xml:space="preserve">, flextable v. 0.9.10</w:t>
+        <w:t xml:space="preserve">, flextable v. 0.9.12</w:t>
       </w:r>
       <w:r>
         <w:t xml:space="preserve"> </w:t>
@@ -1252,7 +1328,7 @@
         <w:t xml:space="preserve">(23)</w:t>
       </w:r>
       <w:r>
-        <w:t xml:space="preserve">, furrr v. 0.3.1</w:t>
+        <w:t xml:space="preserve">, furrr v. 0.4.0</w:t>
       </w:r>
       <w:r>
         <w:t xml:space="preserve"> </w:t>
@@ -1261,7 +1337,7 @@
         <w:t xml:space="preserve">(24)</w:t>
       </w:r>
       <w:r>
-        <w:t xml:space="preserve">, future v. 1.68.0</w:t>
+        <w:t xml:space="preserve">, future v. 1.70.0</w:t>
       </w:r>
       <w:r>
         <w:t xml:space="preserve"> </w:t>
@@ -1270,7 +1346,7 @@
         <w:t xml:space="preserve">(25)</w:t>
       </w:r>
       <w:r>
-        <w:t xml:space="preserve">, geofacet v. 0.2.5</w:t>
+        <w:t xml:space="preserve">, geofacet v. 0.2.4</w:t>
       </w:r>
       <w:r>
         <w:t xml:space="preserve"> </w:t>
@@ -1288,7 +1364,7 @@
         <w:t xml:space="preserve">(27)</w:t>
       </w:r>
       <w:r>
-        <w:t xml:space="preserve">, ggbump v. 0.1.0</w:t>
+        <w:t xml:space="preserve">, ggbump v. 0.1.99999</w:t>
       </w:r>
       <w:r>
         <w:t xml:space="preserve"> </w:t>
@@ -1315,7 +1391,7 @@
         <w:t xml:space="preserve">(30)</w:t>
       </w:r>
       <w:r>
-        <w:t xml:space="preserve">, glue v. 1.8.0</w:t>
+        <w:t xml:space="preserve">, glue v. 1.8.1</w:t>
       </w:r>
       <w:r>
         <w:t xml:space="preserve"> </w:t>
@@ -1324,7 +1400,7 @@
         <w:t xml:space="preserve">(31)</w:t>
       </w:r>
       <w:r>
-        <w:t xml:space="preserve">, knitr v. 1.50</w:t>
+        <w:t xml:space="preserve">, knitr v. 1.51</w:t>
       </w:r>
       <w:r>
         <w:t xml:space="preserve"> </w:t>
@@ -1333,7 +1409,7 @@
         <w:t xml:space="preserve">(32–34)</w:t>
       </w:r>
       <w:r>
-        <w:t xml:space="preserve">, officer v. 0.7.2</w:t>
+        <w:t xml:space="preserve">, officer v. 0.7.5</w:t>
       </w:r>
       <w:r>
         <w:t xml:space="preserve"> </w:t>
@@ -1342,7 +1418,7 @@
         <w:t xml:space="preserve">(35)</w:t>
       </w:r>
       <w:r>
-        <w:t xml:space="preserve">, paletteer v. 1.6.0</w:t>
+        <w:t xml:space="preserve">, paletteer v. 1.7.0</w:t>
       </w:r>
       <w:r>
         <w:t xml:space="preserve"> </w:t>
@@ -1360,7 +1436,7 @@
         <w:t xml:space="preserve">(37)</w:t>
       </w:r>
       <w:r>
-        <w:t xml:space="preserve">, renv v. 1.1.5</w:t>
+        <w:t xml:space="preserve">, renv v. 1.2.3</w:t>
       </w:r>
       <w:r>
         <w:t xml:space="preserve"> </w:t>
@@ -1369,7 +1445,7 @@
         <w:t xml:space="preserve">(38)</w:t>
       </w:r>
       <w:r>
-        <w:t xml:space="preserve">, rmarkdown v. 2.30</w:t>
+        <w:t xml:space="preserve">, rmarkdown v. 2.31</w:t>
       </w:r>
       <w:r>
         <w:t xml:space="preserve"> </w:t>
@@ -1410,7 +1486,7 @@
       <w:r>
         <w:t xml:space="preserve"> </w:t>
       </w:r>
-      <w:hyperlink r:id="rId55">
+      <w:hyperlink r:id="rId56">
         <w:r>
           <w:rPr>
             <w:rStyle w:val="Hyperlink"/>
@@ -1422,7 +1498,7 @@
         <w:t xml:space="preserve">.</w:t>
       </w:r>
     </w:p>
-    <w:bookmarkStart w:id="57" w:name="comparison-of-rates-using-uis"/>
+    <w:bookmarkStart w:id="58" w:name="comparison-of-rates-using-uis"/>
     <w:p>
       <w:pPr>
         <w:pStyle w:val="Heading3"/>
@@ -2990,7 +3066,7 @@
       <w:r>
         <w:t xml:space="preserve"> </w:t>
       </w:r>
-      <w:hyperlink r:id="rId56">
+      <w:hyperlink r:id="rId57">
         <w:r>
           <w:rPr>
             <w:rStyle w:val="Hyperlink"/>
@@ -3002,10 +3078,10 @@
         <w:t xml:space="preserve">.</w:t>
       </w:r>
     </w:p>
-    <w:bookmarkEnd w:id="57"/>
     <w:bookmarkEnd w:id="58"/>
     <w:bookmarkEnd w:id="59"/>
-    <w:bookmarkStart w:id="88" w:name="results"/>
+    <w:bookmarkEnd w:id="60"/>
+    <w:bookmarkStart w:id="89" w:name="results"/>
     <w:p>
       <w:pPr>
         <w:pStyle w:val="Heading1"/>
@@ -3014,7 +3090,7 @@
         <w:t xml:space="preserve">4. Results</w:t>
       </w:r>
     </w:p>
-    <w:bookmarkStart w:id="77" w:name="u.s.-compared-to-competing-countries"/>
+    <w:bookmarkStart w:id="78" w:name="u.s.-compared-to-competing-countries"/>
     <w:p>
       <w:pPr>
         <w:pStyle w:val="Heading2"/>
@@ -3063,7 +3139,7 @@
       <w:tr>
         <w:tc>
           <w:tcPr/>
-          <w:bookmarkStart w:id="63" w:name="fig-performance"/>
+          <w:bookmarkStart w:id="64" w:name="fig-performance"/>
           <w:p>
             <w:pPr>
               <w:pStyle w:val="Compact"/>
@@ -3074,12 +3150,12 @@
                 <wp:inline>
                   <wp:extent cx="6400800" cy="4095427"/>
                   <wp:effectExtent b="0" l="0" r="0" t="0"/>
-                  <wp:docPr descr="" title="" id="61" name="Picture"/>
+                  <wp:docPr descr="" title="" id="62" name="Picture"/>
                   <a:graphic>
                     <a:graphicData uri="http://schemas.openxmlformats.org/drawingml/2006/picture">
                       <pic:pic>
                         <pic:nvPicPr>
-                          <pic:cNvPr descr="output/figures/US%20performance%20plot/fig_B_Bladder%20cancer_Rate.svg" id="62" name="Picture"/>
+                          <pic:cNvPr descr="output/figures/US%20performance%20plot/fig_B_Bladder%20cancer_Rate.svg" id="63" name="Picture"/>
                           <pic:cNvPicPr>
                             <a:picLocks noChangeArrowheads="1" noChangeAspect="1"/>
                           </pic:cNvPicPr>
@@ -3091,7 +3167,7 @@
                                 <a14:useLocalDpi xmlns:a14="http://schemas.microsoft.com/office/drawing/2010/main" val="0"/>
                               </a:ext>
                               <a:ext uri="{96DAC541-7B7A-43D3-8B79-37D633B846F1}">
-                                <asvg:svgBlip xmlns:asvg="http://schemas.microsoft.com/office/drawing/2016/SVG/main" r:embed="rId60"/>
+                                <asvg:svgBlip xmlns:asvg="http://schemas.microsoft.com/office/drawing/2016/SVG/main" r:embed="rId61"/>
                               </a:ext>
                             </a:extLst>
                           </a:blip>
@@ -3134,7 +3210,7 @@
               <w:t xml:space="preserve">Figure 1: Age-standardized bladder cancer burden rates between 1980 and 2021 in the U.S. compared with high-income and high Socio-Demographic Index countries and the European Union.</w:t>
             </w:r>
           </w:p>
-          <w:bookmarkEnd w:id="63"/>
+          <w:bookmarkEnd w:id="64"/>
         </w:tc>
       </w:tr>
     </w:tbl>
@@ -3223,7 +3299,7 @@
       <w:tr>
         <w:tc>
           <w:tcPr/>
-          <w:bookmarkStart w:id="68" w:name="fig-pyramid"/>
+          <w:bookmarkStart w:id="69" w:name="fig-pyramid"/>
           <w:p>
             <w:pPr>
               <w:pStyle w:val="Compact"/>
@@ -3234,24 +3310,24 @@
                 <wp:inline>
                   <wp:extent cx="6400800" cy="3200400"/>
                   <wp:effectExtent b="0" l="0" r="0" t="0"/>
-                  <wp:docPr descr="" title="" id="65" name="Picture"/>
+                  <wp:docPr descr="" title="" id="66" name="Picture"/>
                   <a:graphic>
                     <a:graphicData uri="http://schemas.openxmlformats.org/drawingml/2006/picture">
                       <pic:pic>
                         <pic:nvPicPr>
-                          <pic:cNvPr descr="output/figures/US_combined_pyramid.svg" id="66" name="Picture"/>
+                          <pic:cNvPr descr="output/figures/US_combined_pyramid.svg" id="67" name="Picture"/>
                           <pic:cNvPicPr>
                             <a:picLocks noChangeArrowheads="1" noChangeAspect="1"/>
                           </pic:cNvPicPr>
                         </pic:nvPicPr>
                         <pic:blipFill>
-                          <a:blip r:embed="rId67">
+                          <a:blip r:embed="rId68">
                             <a:extLst>
                               <a:ext uri="{28A0092B-C50C-407E-A947-70E740481C1C}">
                                 <a14:useLocalDpi xmlns:a14="http://schemas.microsoft.com/office/drawing/2010/main" val="0"/>
                               </a:ext>
                               <a:ext uri="{96DAC541-7B7A-43D3-8B79-37D633B846F1}">
-                                <asvg:svgBlip xmlns:asvg="http://schemas.microsoft.com/office/drawing/2016/SVG/main" r:embed="rId64"/>
+                                <asvg:svgBlip xmlns:asvg="http://schemas.microsoft.com/office/drawing/2016/SVG/main" r:embed="rId65"/>
                               </a:ext>
                             </a:extLst>
                           </a:blip>
@@ -3294,7 +3370,7 @@
               <w:t xml:space="preserve">Figure 2: Population pyramids visualizing age-gender distribution of bladder cancer burden rates in the U.S.</w:t>
             </w:r>
           </w:p>
-          <w:bookmarkEnd w:id="68"/>
+          <w:bookmarkEnd w:id="69"/>
         </w:tc>
       </w:tr>
     </w:tbl>
@@ -3336,7 +3412,7 @@
       <w:r>
         <w:t xml:space="preserve"> </w:t>
       </w:r>
-      <w:hyperlink r:id="rId69">
+      <w:hyperlink r:id="rId70">
         <w:r>
           <w:rPr>
             <w:rStyle w:val="Hyperlink"/>
@@ -3367,7 +3443,7 @@
       <w:r>
         <w:t xml:space="preserve"> </w:t>
       </w:r>
-      <w:hyperlink r:id="rId70">
+      <w:hyperlink r:id="rId71">
         <w:r>
           <w:rPr>
             <w:rStyle w:val="Hyperlink"/>
@@ -3423,7 +3499,7 @@
       <w:r>
         <w:t xml:space="preserve"> </w:t>
       </w:r>
-      <w:hyperlink r:id="rId71">
+      <w:hyperlink r:id="rId72">
         <w:r>
           <w:rPr>
             <w:rStyle w:val="Hyperlink"/>
@@ -3448,7 +3524,7 @@
       <w:tr>
         <w:tc>
           <w:tcPr/>
-          <w:bookmarkStart w:id="76" w:name="fig-apc"/>
+          <w:bookmarkStart w:id="77" w:name="fig-apc"/>
           <w:p>
             <w:pPr>
               <w:pStyle w:val="Compact"/>
@@ -3459,24 +3535,24 @@
                 <wp:inline>
                   <wp:extent cx="6400800" cy="4800600"/>
                   <wp:effectExtent b="0" l="0" r="0" t="0"/>
-                  <wp:docPr descr="" title="" id="73" name="Picture"/>
+                  <wp:docPr descr="" title="" id="74" name="Picture"/>
                   <a:graphic>
                     <a:graphicData uri="http://schemas.openxmlformats.org/drawingml/2006/picture">
                       <pic:pic>
                         <pic:nvPicPr>
-                          <pic:cNvPr descr="output/figures/US_combined_apc.svg" id="74" name="Picture"/>
+                          <pic:cNvPr descr="output/figures/US_combined_apc.svg" id="75" name="Picture"/>
                           <pic:cNvPicPr>
                             <a:picLocks noChangeArrowheads="1" noChangeAspect="1"/>
                           </pic:cNvPicPr>
                         </pic:nvPicPr>
                         <pic:blipFill>
-                          <a:blip r:embed="rId75">
+                          <a:blip r:embed="rId76">
                             <a:extLst>
                               <a:ext uri="{28A0092B-C50C-407E-A947-70E740481C1C}">
                                 <a14:useLocalDpi xmlns:a14="http://schemas.microsoft.com/office/drawing/2010/main" val="0"/>
                               </a:ext>
                               <a:ext uri="{96DAC541-7B7A-43D3-8B79-37D633B846F1}">
-                                <asvg:svgBlip xmlns:asvg="http://schemas.microsoft.com/office/drawing/2016/SVG/main" r:embed="rId72"/>
+                                <asvg:svgBlip xmlns:asvg="http://schemas.microsoft.com/office/drawing/2016/SVG/main" r:embed="rId73"/>
                               </a:ext>
                             </a:extLst>
                           </a:blip>
@@ -3519,7 +3595,7 @@
               <w:t xml:space="preserve">Figure 3: Age-gender distribution of bladder cancer burden rates across decades in U.S.</w:t>
             </w:r>
           </w:p>
-          <w:bookmarkEnd w:id="76"/>
+          <w:bookmarkEnd w:id="77"/>
         </w:tc>
       </w:tr>
     </w:tbl>
@@ -3534,8 +3610,8 @@
         <w:t xml:space="preserve">Abbreviations: DALYs: Disability-Adjusted Life Year; YLDs: Years Lived with Disability; YLLs: Years of Life Lost</w:t>
       </w:r>
     </w:p>
-    <w:bookmarkEnd w:id="77"/>
-    <w:bookmarkStart w:id="87" w:name="bladder-cancer-burden-across-the-u.s."/>
+    <w:bookmarkEnd w:id="78"/>
+    <w:bookmarkStart w:id="88" w:name="bladder-cancer-burden-across-the-u.s."/>
     <w:p>
       <w:pPr>
         <w:pStyle w:val="Heading2"/>
@@ -3585,7 +3661,7 @@
       <w:r>
         <w:t xml:space="preserve"> </w:t>
       </w:r>
-      <w:hyperlink r:id="rId78">
+      <w:hyperlink r:id="rId79">
         <w:r>
           <w:rPr>
             <w:rStyle w:val="Hyperlink"/>
@@ -3610,7 +3686,7 @@
       <w:tr>
         <w:tc>
           <w:tcPr/>
-          <w:bookmarkStart w:id="82" w:name="fig-geofacet"/>
+          <w:bookmarkStart w:id="83" w:name="fig-geofacet"/>
           <w:p>
             <w:pPr>
               <w:pStyle w:val="Compact"/>
@@ -3621,12 +3697,12 @@
                 <wp:inline>
                   <wp:extent cx="6400800" cy="3342493"/>
                   <wp:effectExtent b="0" l="0" r="0" t="0"/>
-                  <wp:docPr descr="" title="" id="80" name="Picture"/>
+                  <wp:docPr descr="" title="" id="81" name="Picture"/>
                   <a:graphic>
                     <a:graphicData uri="http://schemas.openxmlformats.org/drawingml/2006/picture">
                       <pic:pic>
                         <pic:nvPicPr>
-                          <pic:cNvPr descr="output/figures/Geofacet%20plot/fig_A_Incidence_Bladder%20cancer_Rate.svg" id="81" name="Picture"/>
+                          <pic:cNvPr descr="output/figures/Geofacet%20plot/fig_A_Incidence_Bladder%20cancer_Rate.svg" id="82" name="Picture"/>
                           <pic:cNvPicPr>
                             <a:picLocks noChangeArrowheads="1" noChangeAspect="1"/>
                           </pic:cNvPicPr>
@@ -3638,7 +3714,7 @@
                                 <a14:useLocalDpi xmlns:a14="http://schemas.microsoft.com/office/drawing/2010/main" val="0"/>
                               </a:ext>
                               <a:ext uri="{96DAC541-7B7A-43D3-8B79-37D633B846F1}">
-                                <asvg:svgBlip xmlns:asvg="http://schemas.microsoft.com/office/drawing/2016/SVG/main" r:embed="rId79"/>
+                                <asvg:svgBlip xmlns:asvg="http://schemas.microsoft.com/office/drawing/2016/SVG/main" r:embed="rId80"/>
                               </a:ext>
                             </a:extLst>
                           </a:blip>
@@ -3681,7 +3757,7 @@
               <w:t xml:space="preserve">Figure 4: State-level historical trends in age-standardized prevalence rates across the U.S., stratified by sex. States are arranged to approximate their geographic location.</w:t>
             </w:r>
           </w:p>
-          <w:bookmarkEnd w:id="82"/>
+          <w:bookmarkEnd w:id="83"/>
         </w:tc>
       </w:tr>
     </w:tbl>
@@ -3728,7 +3804,7 @@
       <w:tr>
         <w:tc>
           <w:tcPr/>
-          <w:bookmarkStart w:id="86" w:name="fig-discrep"/>
+          <w:bookmarkStart w:id="87" w:name="fig-discrep"/>
           <w:p>
             <w:pPr>
               <w:pStyle w:val="Compact"/>
@@ -3739,12 +3815,12 @@
                 <wp:inline>
                   <wp:extent cx="6400800" cy="8535655"/>
                   <wp:effectExtent b="0" l="0" r="0" t="0"/>
-                  <wp:docPr descr="" title="" id="84" name="Picture"/>
+                  <wp:docPr descr="" title="" id="85" name="Picture"/>
                   <a:graphic>
                     <a:graphicData uri="http://schemas.openxmlformats.org/drawingml/2006/picture">
                       <pic:pic>
                         <pic:nvPicPr>
-                          <pic:cNvPr descr="output/figures/Gender%20Discrepancy/fig_H.svg" id="85" name="Picture"/>
+                          <pic:cNvPr descr="output/figures/Gender%20Discrepancy/fig_H.svg" id="86" name="Picture"/>
                           <pic:cNvPicPr>
                             <a:picLocks noChangeArrowheads="1" noChangeAspect="1"/>
                           </pic:cNvPicPr>
@@ -3756,7 +3832,7 @@
                                 <a14:useLocalDpi xmlns:a14="http://schemas.microsoft.com/office/drawing/2010/main" val="0"/>
                               </a:ext>
                               <a:ext uri="{96DAC541-7B7A-43D3-8B79-37D633B846F1}">
-                                <asvg:svgBlip xmlns:asvg="http://schemas.microsoft.com/office/drawing/2016/SVG/main" r:embed="rId83"/>
+                                <asvg:svgBlip xmlns:asvg="http://schemas.microsoft.com/office/drawing/2016/SVG/main" r:embed="rId84"/>
                               </a:ext>
                             </a:extLst>
                           </a:blip>
@@ -3799,7 +3875,7 @@
               <w:t xml:space="preserve">Figure 5: State-level male:female ratio across different measures in 2021.</w:t>
             </w:r>
           </w:p>
-          <w:bookmarkEnd w:id="86"/>
+          <w:bookmarkEnd w:id="87"/>
         </w:tc>
       </w:tr>
     </w:tbl>
@@ -3814,9 +3890,9 @@
         <w:t xml:space="preserve">Abbreviations: Alabama: AL; Alaska: AK; Arizona: AZ; Arkansas: AR; California: CA; Colorado: CO; Connecticut: CT; Delaware: DE; District of Columbia: DC; Florida: FL; Georgia: GA; Hawaii: HI; Idaho: ID; Illinois: IL; Indiana: IN; Iowa: IA; Kansas: KS; Kentucky: KY; Louisiana: LA; Maine: ME; Maryland: MD; Massachusetts: MA; Michigan: MI; Minnesota: MN; Mississippi: MS; Missouri: MO; Montana: MT; Nebraska: NE; Nevada: NV; New Hampshire: NH; New Jersey: NJ; New Mexico: NM; New York: NY; North Carolina: NC; North Dakota: ND; Ohio: OH; Oklahoma: OK; Oregon: OR; Pennsylvania: PA; Rhode Island: RI; South Carolina: SC; South Dakota: SD; Tennessee: TN; Texas: TX; Utah: UT; Vermont: VT; Virginia: VA; Washington: WA; West Virginia: WV; Wisconsin: WI; Wyoming: WY; ; DALYs: Disability-Adjusted Life Year; YLDs: Years Lived with Disability; YLLs: Years of Life Lost</w:t>
       </w:r>
     </w:p>
-    <w:bookmarkEnd w:id="87"/>
     <w:bookmarkEnd w:id="88"/>
-    <w:bookmarkStart w:id="89" w:name="discussion"/>
+    <w:bookmarkEnd w:id="89"/>
+    <w:bookmarkStart w:id="90" w:name="discussion"/>
     <w:p>
       <w:pPr>
         <w:pStyle w:val="Heading1"/>
@@ -4051,7 +4127,7 @@
         <w:pStyle w:val="BodyText"/>
       </w:pPr>
       <w:r>
-        <w:t xml:space="preserve">Geographic disparities observed in this study align with previous reports demonstrating the highest BC incidence among men and in Northeastern states, including Maine, New Hampshire, and Vermont</w:t>
+        <w:t xml:space="preserve">Geographic heterogeneity observed in this study align with previous reports demonstrating the highest BC incidence among men and in Northeastern states, including Maine, New Hampshire, and Vermont</w:t>
       </w:r>
       <w:r>
         <w:t xml:space="preserve"> </w:t>
@@ -4222,11 +4298,11 @@
         <w:pStyle w:val="BodyText"/>
       </w:pPr>
       <w:r>
-        <w:t xml:space="preserve">The strengths of this study include the use of robust, population-based estimates to examine long-term temporal trends and state-level disparities in BC burden across the U.S. Nevertheless, several limitations merit consideration. GBD estimates rely on modeled data due to incomplete or heterogeneous primary data sources, which may introduce uncertainty, particularly in states with sparse reporting. Although advanced statistical methods are used to mitigate these limitations, some degree of imprecision is unavoidable. Additionally, the inherent lag in GBD data availability means that trends beyond 2021 are not captured. Finally, this analysis is primarily descriptive and does not directly evaluate individual-level risk factors or clinical characteristics, limiting causal inference regarding the drivers of observed patterns. Most of the trends reported in this study are age-standardized; therefore, discrepancies with surveillance systems that report crude or partially adjusted rates, such as some Centers for Disease Control and Prevention (CDC) summaries, likely reflect methodological differences rather than true epidemiological disagreement. Notably, Nevada remained among the states with persistently elevated mortality trends even after age standardization.</w:t>
-      </w:r>
-    </w:p>
-    <w:bookmarkEnd w:id="89"/>
-    <w:bookmarkStart w:id="90" w:name="conclusions"/>
+        <w:t xml:space="preserve">The strengths of this study include the use of robust, population-based estimates to examine long-term temporal trends and state-level disparities in BC burden across the U.S. Nevertheless, our findings must be interpreted within the context of the study design. GBD estimates rely on modeled data due to incomplete or heterogeneous primary data sources, which may introduce uncertainty, particularly in states with sparse reporting. Although advanced statistical methods are used to mitigate these limitations, some degree of imprecision is unavoidable. Additionally, the inherent lag in GBD data availability means that trends beyond 2021 are not captured. Finally, this analysis is primarily descriptive and does not directly evaluate individual-level risk factors or clinical characteristics, limiting causal inference regarding the drivers of observed patterns. Most of the trends reported in this study are age-standardized; therefore, discrepancies with surveillance systems that report crude or partially adjusted rates, such as some Centers for Disease Control and Prevention (CDC) summaries, likely reflect methodological differences rather than true epidemiological disagreement. Notably, Nevada remained among the states with persistently elevated mortality trends even after age standardization.</w:t>
+      </w:r>
+    </w:p>
+    <w:bookmarkEnd w:id="90"/>
+    <w:bookmarkStart w:id="91" w:name="conclusions"/>
     <w:p>
       <w:pPr>
         <w:pStyle w:val="Heading1"/>
@@ -4243,8 +4319,8 @@
         <w:t xml:space="preserve">BC burden in the U.S. remains unevenly distributed, with persistent state-level disparities driven by environmental, demographic, and healthcare access factors. While national trends show modest improvement, targeted interventions focusing on prevention and early detection are needed. Future economic analyses should evaluate resource reallocation from late-stage treatment to prevention to optimize healthcare spending and reduce long-term disease burden.</w:t>
       </w:r>
     </w:p>
-    <w:bookmarkEnd w:id="90"/>
-    <w:bookmarkStart w:id="94" w:name="supporting-files"/>
+    <w:bookmarkEnd w:id="91"/>
+    <w:bookmarkStart w:id="95" w:name="supporting-files"/>
     <w:p>
       <w:pPr>
         <w:pStyle w:val="Heading1"/>
@@ -4265,7 +4341,7 @@
       <w:pPr>
         <w:numPr>
           <w:ilvl w:val="0"/>
-          <w:numId w:val="1007"/>
+          <w:numId w:val="1008"/>
         </w:numPr>
       </w:pPr>
       <w:r>
@@ -4284,7 +4360,7 @@
       <w:r>
         <w:t xml:space="preserve"> </w:t>
       </w:r>
-      <w:hyperlink r:id="rId91">
+      <w:hyperlink r:id="rId92">
         <w:r>
           <w:rPr>
             <w:rStyle w:val="Hyperlink"/>
@@ -4295,13 +4371,13 @@
       <w:r>
         <w:t xml:space="preserve">.</w:t>
       </w:r>
-      <w:hyperlink r:id="rId92"/>
+      <w:hyperlink r:id="rId93"/>
     </w:p>
     <w:p>
       <w:pPr>
         <w:numPr>
           <w:ilvl w:val="0"/>
-          <w:numId w:val="1007"/>
+          <w:numId w:val="1008"/>
         </w:numPr>
       </w:pPr>
       <w:r>
@@ -4320,7 +4396,7 @@
       <w:r>
         <w:t xml:space="preserve"> </w:t>
       </w:r>
-      <w:hyperlink r:id="rId78">
+      <w:hyperlink r:id="rId79">
         <w:r>
           <w:rPr>
             <w:rStyle w:val="Hyperlink"/>
@@ -4350,7 +4426,7 @@
       <w:pPr>
         <w:numPr>
           <w:ilvl w:val="0"/>
-          <w:numId w:val="1008"/>
+          <w:numId w:val="1009"/>
         </w:numPr>
       </w:pPr>
       <w:r>
@@ -4369,7 +4445,7 @@
       <w:r>
         <w:t xml:space="preserve"> </w:t>
       </w:r>
-      <w:hyperlink r:id="rId69">
+      <w:hyperlink r:id="rId70">
         <w:r>
           <w:rPr>
             <w:rStyle w:val="Hyperlink"/>
@@ -4380,13 +4456,13 @@
       <w:r>
         <w:t xml:space="preserve">.</w:t>
       </w:r>
-      <w:hyperlink r:id="rId92"/>
+      <w:hyperlink r:id="rId93"/>
     </w:p>
     <w:p>
       <w:pPr>
         <w:numPr>
           <w:ilvl w:val="0"/>
-          <w:numId w:val="1008"/>
+          <w:numId w:val="1009"/>
         </w:numPr>
       </w:pPr>
       <w:r>
@@ -4405,7 +4481,7 @@
       <w:r>
         <w:t xml:space="preserve"> </w:t>
       </w:r>
-      <w:hyperlink r:id="rId70">
+      <w:hyperlink r:id="rId71">
         <w:r>
           <w:rPr>
             <w:rStyle w:val="Hyperlink"/>
@@ -4416,13 +4492,13 @@
       <w:r>
         <w:t xml:space="preserve">.</w:t>
       </w:r>
-      <w:hyperlink r:id="rId92"/>
+      <w:hyperlink r:id="rId93"/>
     </w:p>
     <w:p>
       <w:pPr>
         <w:numPr>
           <w:ilvl w:val="0"/>
-          <w:numId w:val="1008"/>
+          <w:numId w:val="1009"/>
         </w:numPr>
       </w:pPr>
       <w:r>
@@ -4441,7 +4517,7 @@
       <w:r>
         <w:t xml:space="preserve"> </w:t>
       </w:r>
-      <w:hyperlink r:id="rId93">
+      <w:hyperlink r:id="rId94">
         <w:r>
           <w:rPr>
             <w:rStyle w:val="Hyperlink"/>
@@ -4452,13 +4528,13 @@
       <w:r>
         <w:t xml:space="preserve">.</w:t>
       </w:r>
-      <w:hyperlink r:id="rId92"/>
+      <w:hyperlink r:id="rId93"/>
     </w:p>
     <w:p>
       <w:pPr>
         <w:numPr>
           <w:ilvl w:val="0"/>
-          <w:numId w:val="1008"/>
+          <w:numId w:val="1009"/>
         </w:numPr>
       </w:pPr>
       <w:r>
@@ -4477,7 +4553,7 @@
       <w:r>
         <w:t xml:space="preserve"> </w:t>
       </w:r>
-      <w:hyperlink r:id="rId71">
+      <w:hyperlink r:id="rId72">
         <w:r>
           <w:rPr>
             <w:rStyle w:val="Hyperlink"/>
@@ -4488,10 +4564,10 @@
       <w:r>
         <w:t xml:space="preserve">.</w:t>
       </w:r>
-      <w:hyperlink r:id="rId92"/>
-    </w:p>
-    <w:bookmarkEnd w:id="94"/>
-    <w:bookmarkStart w:id="100" w:name="statements"/>
+      <w:hyperlink r:id="rId93"/>
+    </w:p>
+    <w:bookmarkEnd w:id="95"/>
+    <w:bookmarkStart w:id="101" w:name="statements"/>
     <w:p>
       <w:pPr>
         <w:pStyle w:val="Heading1"/>
@@ -4500,7 +4576,7 @@
         <w:t xml:space="preserve">7. Statements</w:t>
       </w:r>
     </w:p>
-    <w:bookmarkStart w:id="95" w:name="contributions"/>
+    <w:bookmarkStart w:id="96" w:name="contributions"/>
     <w:p>
       <w:pPr>
         <w:pStyle w:val="Heading2"/>
@@ -4540,7 +4616,7 @@
         <w:t xml:space="preserve"> </w:t>
       </w:r>
       <w:r>
-        <w:t xml:space="preserve">Alireza Sadeghi, Niloofar Dehdari Ebrahimi, Ehsan Taherifard, Amirabbas Tavakoli;</w:t>
+        <w:t xml:space="preserve">Alireza Sadeghi, Niloofar Dehdari Ebrahimi, Ehsan Taherifard;</w:t>
       </w:r>
       <w:r>
         <w:t xml:space="preserve"> </w:t>
@@ -4636,7 +4712,7 @@
         <w:t xml:space="preserve"> </w:t>
       </w:r>
       <w:r>
-        <w:t xml:space="preserve">Alireza Sadeghi, Fatemeh Nouri, Niloofar Dehdari Ebrahimi, Ehsan Taherifard, Amirabbas Tavakoli, Wassim Kassouf;</w:t>
+        <w:t xml:space="preserve">Alireza Sadeghi, Fatemeh Nouri, Niloofar Dehdari Ebrahimi, Ehsan Taherifard, Mohammadreza Soltani, Stephen B. Williams, Wassim Kassouf;</w:t>
       </w:r>
       <w:r>
         <w:t xml:space="preserve"> </w:t>
@@ -4668,7 +4744,7 @@
         <w:t xml:space="preserve"> </w:t>
       </w:r>
       <w:r>
-        <w:t xml:space="preserve">Ehsan Taherifard, Amirabbas Tavakoli;</w:t>
+        <w:t xml:space="preserve">Ehsan Taherifard;</w:t>
       </w:r>
       <w:r>
         <w:t xml:space="preserve"> </w:t>
@@ -4684,7 +4760,7 @@
         <w:t xml:space="preserve"> </w:t>
       </w:r>
       <w:r>
-        <w:t xml:space="preserve">Wassim Kassouf;</w:t>
+        <w:t xml:space="preserve">Mohammadreza Soltani, Stephen B. Williams, Wassim Kassouf;</w:t>
       </w:r>
       <w:r>
         <w:t xml:space="preserve"> </w:t>
@@ -4703,8 +4779,8 @@
         <w:t xml:space="preserve">Wassim Kassouf;</w:t>
       </w:r>
     </w:p>
-    <w:bookmarkEnd w:id="95"/>
-    <w:bookmarkStart w:id="96" w:name="acknowledgments"/>
+    <w:bookmarkEnd w:id="96"/>
+    <w:bookmarkStart w:id="97" w:name="acknowledgments"/>
     <w:p>
       <w:pPr>
         <w:pStyle w:val="Heading2"/>
@@ -4721,8 +4797,8 @@
         <w:t xml:space="preserve">None.</w:t>
       </w:r>
     </w:p>
-    <w:bookmarkEnd w:id="96"/>
-    <w:bookmarkStart w:id="97" w:name="transparency-statement"/>
+    <w:bookmarkEnd w:id="97"/>
+    <w:bookmarkStart w:id="98" w:name="transparency-statement"/>
     <w:p>
       <w:pPr>
         <w:pStyle w:val="Heading2"/>
@@ -4739,8 +4815,8 @@
         <w:t xml:space="preserve">The lead author, Alireza Sadeghi, affirms that this manuscript is an honest, accurate, and transparent account of the study being reported; that no important aspects of the study have been omitted; and that any discrepancies from the study as planned (and, if relevant, registered) have been explained.</w:t>
       </w:r>
     </w:p>
-    <w:bookmarkEnd w:id="97"/>
-    <w:bookmarkStart w:id="98" w:name="data-availability-statement"/>
+    <w:bookmarkEnd w:id="98"/>
+    <w:bookmarkStart w:id="99" w:name="data-availability-statement"/>
     <w:p>
       <w:pPr>
         <w:pStyle w:val="Heading2"/>
@@ -4759,7 +4835,7 @@
       <w:r>
         <w:t xml:space="preserve"> </w:t>
       </w:r>
-      <w:hyperlink r:id="rId52">
+      <w:hyperlink r:id="rId53">
         <w:r>
           <w:rPr>
             <w:rStyle w:val="Hyperlink"/>
@@ -4773,7 +4849,7 @@
       <w:r>
         <w:t xml:space="preserve"> </w:t>
       </w:r>
-      <w:hyperlink r:id="rId55">
+      <w:hyperlink r:id="rId56">
         <w:r>
           <w:rPr>
             <w:rStyle w:val="Hyperlink"/>
@@ -4785,8 +4861,8 @@
         <w:t xml:space="preserve">. Data are provided in R’s native binary format (RDS). Full reproducibility can be achieved by cloning the repository and rendering the project using the supplied scripts and documentation.</w:t>
       </w:r>
     </w:p>
-    <w:bookmarkEnd w:id="98"/>
-    <w:bookmarkStart w:id="99" w:name="conflicts-of-interest"/>
+    <w:bookmarkEnd w:id="99"/>
+    <w:bookmarkStart w:id="100" w:name="conflicts-of-interest"/>
     <w:p>
       <w:pPr>
         <w:pStyle w:val="Heading2"/>
@@ -4803,9 +4879,9 @@
         <w:t xml:space="preserve">The authors declare no conflicts of interest.</w:t>
       </w:r>
     </w:p>
-    <w:bookmarkEnd w:id="99"/>
     <w:bookmarkEnd w:id="100"/>
-    <w:bookmarkStart w:id="254" w:name="references"/>
+    <w:bookmarkEnd w:id="101"/>
+    <w:bookmarkStart w:id="256" w:name="references"/>
     <w:p>
       <w:pPr>
         <w:pStyle w:val="Heading1"/>
@@ -4814,8 +4890,8 @@
         <w:t xml:space="preserve">References</w:t>
       </w:r>
     </w:p>
-    <w:bookmarkStart w:id="253" w:name="refs"/>
-    <w:bookmarkStart w:id="102" w:name="ref-RN1"/>
+    <w:bookmarkStart w:id="255" w:name="refs"/>
+    <w:bookmarkStart w:id="103" w:name="ref-RN1"/>
     <w:p>
       <w:pPr>
         <w:pStyle w:val="Bibliography"/>
@@ -4835,7 +4911,7 @@
       <w:r>
         <w:t xml:space="preserve"> </w:t>
       </w:r>
-      <w:hyperlink r:id="rId101">
+      <w:hyperlink r:id="rId102">
         <w:r>
           <w:rPr>
             <w:rStyle w:val="Hyperlink"/>
@@ -4844,8 +4920,8 @@
         </w:r>
       </w:hyperlink>
     </w:p>
-    <w:bookmarkEnd w:id="102"/>
-    <w:bookmarkStart w:id="104" w:name="ref-RN2"/>
+    <w:bookmarkEnd w:id="103"/>
+    <w:bookmarkStart w:id="105" w:name="ref-RN2"/>
     <w:p>
       <w:pPr>
         <w:pStyle w:val="Bibliography"/>
@@ -4865,7 +4941,7 @@
       <w:r>
         <w:t xml:space="preserve"> </w:t>
       </w:r>
-      <w:hyperlink r:id="rId103">
+      <w:hyperlink r:id="rId104">
         <w:r>
           <w:rPr>
             <w:rStyle w:val="Hyperlink"/>
@@ -4880,8 +4956,8 @@
         <w:t xml:space="preserve"> </w:t>
       </w:r>
     </w:p>
-    <w:bookmarkEnd w:id="104"/>
-    <w:bookmarkStart w:id="106" w:name="ref-RN3"/>
+    <w:bookmarkEnd w:id="105"/>
+    <w:bookmarkStart w:id="107" w:name="ref-RN3"/>
     <w:p>
       <w:pPr>
         <w:pStyle w:val="Bibliography"/>
@@ -4901,7 +4977,7 @@
       <w:r>
         <w:t xml:space="preserve"> </w:t>
       </w:r>
-      <w:hyperlink r:id="rId105">
+      <w:hyperlink r:id="rId106">
         <w:r>
           <w:rPr>
             <w:rStyle w:val="Hyperlink"/>
@@ -4910,8 +4986,8 @@
         </w:r>
       </w:hyperlink>
     </w:p>
-    <w:bookmarkEnd w:id="106"/>
-    <w:bookmarkStart w:id="108" w:name="ref-RN4"/>
+    <w:bookmarkEnd w:id="107"/>
+    <w:bookmarkStart w:id="109" w:name="ref-RN4"/>
     <w:p>
       <w:pPr>
         <w:pStyle w:val="Bibliography"/>
@@ -4931,7 +5007,7 @@
       <w:r>
         <w:t xml:space="preserve"> </w:t>
       </w:r>
-      <w:hyperlink r:id="rId107">
+      <w:hyperlink r:id="rId108">
         <w:r>
           <w:rPr>
             <w:rStyle w:val="Hyperlink"/>
@@ -4946,8 +5022,8 @@
         <w:t xml:space="preserve"> </w:t>
       </w:r>
     </w:p>
-    <w:bookmarkEnd w:id="108"/>
-    <w:bookmarkStart w:id="110" w:name="ref-RN5"/>
+    <w:bookmarkEnd w:id="109"/>
+    <w:bookmarkStart w:id="111" w:name="ref-RN5"/>
     <w:p>
       <w:pPr>
         <w:pStyle w:val="Bibliography"/>
@@ -4967,7 +5043,7 @@
       <w:r>
         <w:t xml:space="preserve"> </w:t>
       </w:r>
-      <w:hyperlink r:id="rId109">
+      <w:hyperlink r:id="rId110">
         <w:r>
           <w:rPr>
             <w:rStyle w:val="Hyperlink"/>
@@ -4982,8 +5058,8 @@
         <w:t xml:space="preserve"> </w:t>
       </w:r>
     </w:p>
-    <w:bookmarkEnd w:id="110"/>
-    <w:bookmarkStart w:id="112" w:name="ref-RN6"/>
+    <w:bookmarkEnd w:id="111"/>
+    <w:bookmarkStart w:id="113" w:name="ref-RN6"/>
     <w:p>
       <w:pPr>
         <w:pStyle w:val="Bibliography"/>
@@ -5003,7 +5079,7 @@
       <w:r>
         <w:t xml:space="preserve"> </w:t>
       </w:r>
-      <w:hyperlink r:id="rId111">
+      <w:hyperlink r:id="rId112">
         <w:r>
           <w:rPr>
             <w:rStyle w:val="Hyperlink"/>
@@ -5012,8 +5088,8 @@
         </w:r>
       </w:hyperlink>
     </w:p>
-    <w:bookmarkEnd w:id="112"/>
-    <w:bookmarkStart w:id="114" w:name="ref-RN7"/>
+    <w:bookmarkEnd w:id="113"/>
+    <w:bookmarkStart w:id="115" w:name="ref-RN7"/>
     <w:p>
       <w:pPr>
         <w:pStyle w:val="Bibliography"/>
@@ -5033,7 +5109,7 @@
       <w:r>
         <w:t xml:space="preserve"> </w:t>
       </w:r>
-      <w:hyperlink r:id="rId113">
+      <w:hyperlink r:id="rId114">
         <w:r>
           <w:rPr>
             <w:rStyle w:val="Hyperlink"/>
@@ -5042,8 +5118,8 @@
         </w:r>
       </w:hyperlink>
     </w:p>
-    <w:bookmarkEnd w:id="114"/>
-    <w:bookmarkStart w:id="116" w:name="ref-RN14"/>
+    <w:bookmarkEnd w:id="115"/>
+    <w:bookmarkStart w:id="117" w:name="ref-RN14"/>
     <w:p>
       <w:pPr>
         <w:pStyle w:val="Bibliography"/>
@@ -5063,7 +5139,7 @@
       <w:r>
         <w:t xml:space="preserve"> </w:t>
       </w:r>
-      <w:hyperlink r:id="rId115">
+      <w:hyperlink r:id="rId116">
         <w:r>
           <w:rPr>
             <w:rStyle w:val="Hyperlink"/>
@@ -5078,8 +5154,8 @@
         <w:t xml:space="preserve"> </w:t>
       </w:r>
     </w:p>
-    <w:bookmarkEnd w:id="116"/>
-    <w:bookmarkStart w:id="118" w:name="ref-RN15"/>
+    <w:bookmarkEnd w:id="117"/>
+    <w:bookmarkStart w:id="119" w:name="ref-RN15"/>
     <w:p>
       <w:pPr>
         <w:pStyle w:val="Bibliography"/>
@@ -5099,7 +5175,7 @@
       <w:r>
         <w:t xml:space="preserve"> </w:t>
       </w:r>
-      <w:hyperlink r:id="rId117">
+      <w:hyperlink r:id="rId118">
         <w:r>
           <w:rPr>
             <w:rStyle w:val="Hyperlink"/>
@@ -5114,8 +5190,8 @@
         <w:t xml:space="preserve"> </w:t>
       </w:r>
     </w:p>
-    <w:bookmarkEnd w:id="118"/>
-    <w:bookmarkStart w:id="120" w:name="ref-RN16"/>
+    <w:bookmarkEnd w:id="119"/>
+    <w:bookmarkStart w:id="121" w:name="ref-RN16"/>
     <w:p>
       <w:pPr>
         <w:pStyle w:val="Bibliography"/>
@@ -5135,7 +5211,7 @@
       <w:r>
         <w:t xml:space="preserve"> </w:t>
       </w:r>
-      <w:hyperlink r:id="rId119">
+      <w:hyperlink r:id="rId120">
         <w:r>
           <w:rPr>
             <w:rStyle w:val="Hyperlink"/>
@@ -5150,8 +5226,8 @@
         <w:t xml:space="preserve"> </w:t>
       </w:r>
     </w:p>
-    <w:bookmarkEnd w:id="120"/>
-    <w:bookmarkStart w:id="122" w:name="ref-RN17"/>
+    <w:bookmarkEnd w:id="121"/>
+    <w:bookmarkStart w:id="123" w:name="ref-RN17"/>
     <w:p>
       <w:pPr>
         <w:pStyle w:val="Bibliography"/>
@@ -5171,7 +5247,7 @@
       <w:r>
         <w:t xml:space="preserve"> </w:t>
       </w:r>
-      <w:hyperlink r:id="rId121">
+      <w:hyperlink r:id="rId122">
         <w:r>
           <w:rPr>
             <w:rStyle w:val="Hyperlink"/>
@@ -5186,8 +5262,8 @@
         <w:t xml:space="preserve"> </w:t>
       </w:r>
     </w:p>
-    <w:bookmarkEnd w:id="122"/>
-    <w:bookmarkStart w:id="124" w:name="ref-RN18"/>
+    <w:bookmarkEnd w:id="123"/>
+    <w:bookmarkStart w:id="125" w:name="ref-RN18"/>
     <w:p>
       <w:pPr>
         <w:pStyle w:val="Bibliography"/>
@@ -5207,7 +5283,7 @@
       <w:r>
         <w:t xml:space="preserve"> </w:t>
       </w:r>
-      <w:hyperlink r:id="rId123">
+      <w:hyperlink r:id="rId124">
         <w:r>
           <w:rPr>
             <w:rStyle w:val="Hyperlink"/>
@@ -5216,8 +5292,8 @@
         </w:r>
       </w:hyperlink>
     </w:p>
-    <w:bookmarkEnd w:id="124"/>
-    <w:bookmarkStart w:id="126" w:name="ref-RN19"/>
+    <w:bookmarkEnd w:id="125"/>
+    <w:bookmarkStart w:id="127" w:name="ref-RN19"/>
     <w:p>
       <w:pPr>
         <w:pStyle w:val="Bibliography"/>
@@ -5237,7 +5313,7 @@
       <w:r>
         <w:t xml:space="preserve"> </w:t>
       </w:r>
-      <w:hyperlink r:id="rId125">
+      <w:hyperlink r:id="rId126">
         <w:r>
           <w:rPr>
             <w:rStyle w:val="Hyperlink"/>
@@ -5252,8 +5328,8 @@
         <w:t xml:space="preserve"> </w:t>
       </w:r>
     </w:p>
-    <w:bookmarkEnd w:id="126"/>
-    <w:bookmarkStart w:id="128" w:name="ref-RN20"/>
+    <w:bookmarkEnd w:id="127"/>
+    <w:bookmarkStart w:id="129" w:name="ref-RN20"/>
     <w:p>
       <w:pPr>
         <w:pStyle w:val="Bibliography"/>
@@ -5273,7 +5349,7 @@
       <w:r>
         <w:t xml:space="preserve"> </w:t>
       </w:r>
-      <w:hyperlink r:id="rId127">
+      <w:hyperlink r:id="rId128">
         <w:r>
           <w:rPr>
             <w:rStyle w:val="Hyperlink"/>
@@ -5288,8 +5364,8 @@
         <w:t xml:space="preserve"> </w:t>
       </w:r>
     </w:p>
-    <w:bookmarkEnd w:id="128"/>
-    <w:bookmarkStart w:id="130" w:name="ref-RN22"/>
+    <w:bookmarkEnd w:id="129"/>
+    <w:bookmarkStart w:id="131" w:name="ref-RN22"/>
     <w:p>
       <w:pPr>
         <w:pStyle w:val="Bibliography"/>
@@ -5309,7 +5385,7 @@
       <w:r>
         <w:t xml:space="preserve"> </w:t>
       </w:r>
-      <w:hyperlink r:id="rId129">
+      <w:hyperlink r:id="rId130">
         <w:r>
           <w:rPr>
             <w:rStyle w:val="Hyperlink"/>
@@ -5324,8 +5400,8 @@
         <w:t xml:space="preserve"> </w:t>
       </w:r>
     </w:p>
-    <w:bookmarkEnd w:id="130"/>
-    <w:bookmarkStart w:id="132" w:name="ref-RN23"/>
+    <w:bookmarkEnd w:id="131"/>
+    <w:bookmarkStart w:id="133" w:name="ref-RN23"/>
     <w:p>
       <w:pPr>
         <w:pStyle w:val="Bibliography"/>
@@ -5345,7 +5421,7 @@
       <w:r>
         <w:t xml:space="preserve"> </w:t>
       </w:r>
-      <w:hyperlink r:id="rId131">
+      <w:hyperlink r:id="rId132">
         <w:r>
           <w:rPr>
             <w:rStyle w:val="Hyperlink"/>
@@ -5360,8 +5436,8 @@
         <w:t xml:space="preserve"> </w:t>
       </w:r>
     </w:p>
-    <w:bookmarkEnd w:id="132"/>
-    <w:bookmarkStart w:id="134" w:name="ref-ferrari2024"/>
+    <w:bookmarkEnd w:id="133"/>
+    <w:bookmarkStart w:id="135" w:name="ref-ferrari2024"/>
     <w:p>
       <w:pPr>
         <w:pStyle w:val="Bibliography"/>
@@ -5387,7 +5463,7 @@
       <w:r>
         <w:t xml:space="preserve"> </w:t>
       </w:r>
-      <w:hyperlink r:id="rId133">
+      <w:hyperlink r:id="rId134">
         <w:r>
           <w:rPr>
             <w:rStyle w:val="Hyperlink"/>
@@ -5396,8 +5472,8 @@
         </w:r>
       </w:hyperlink>
     </w:p>
-    <w:bookmarkEnd w:id="134"/>
-    <w:bookmarkStart w:id="136" w:name="ref-naghavi2024"/>
+    <w:bookmarkEnd w:id="135"/>
+    <w:bookmarkStart w:id="137" w:name="ref-naghavi2024"/>
     <w:p>
       <w:pPr>
         <w:pStyle w:val="Bibliography"/>
@@ -5420,7 +5496,7 @@
       <w:r>
         <w:t xml:space="preserve"> </w:t>
       </w:r>
-      <w:hyperlink r:id="rId135">
+      <w:hyperlink r:id="rId136">
         <w:r>
           <w:rPr>
             <w:rStyle w:val="Hyperlink"/>
@@ -5429,8 +5505,8 @@
         </w:r>
       </w:hyperlink>
     </w:p>
-    <w:bookmarkEnd w:id="136"/>
-    <w:bookmarkStart w:id="138" w:name="ref-feigin2021"/>
+    <w:bookmarkEnd w:id="137"/>
+    <w:bookmarkStart w:id="139" w:name="ref-feigin2021"/>
     <w:p>
       <w:pPr>
         <w:pStyle w:val="Bibliography"/>
@@ -5453,7 +5529,7 @@
       <w:r>
         <w:t xml:space="preserve"> </w:t>
       </w:r>
-      <w:hyperlink r:id="rId137">
+      <w:hyperlink r:id="rId138">
         <w:r>
           <w:rPr>
             <w:rStyle w:val="Hyperlink"/>
@@ -5462,8 +5538,8 @@
         </w:r>
       </w:hyperlink>
     </w:p>
-    <w:bookmarkEnd w:id="138"/>
-    <w:bookmarkStart w:id="140" w:name="X4857e18fa263add03d367ee42aaf3b3ec4487f5"/>
+    <w:bookmarkEnd w:id="139"/>
+    <w:bookmarkStart w:id="141" w:name="X4857e18fa263add03d367ee42aaf3b3ec4487f5"/>
     <w:p>
       <w:pPr>
         <w:pStyle w:val="Bibliography"/>
@@ -5486,7 +5562,7 @@
       <w:r>
         <w:t xml:space="preserve"> </w:t>
       </w:r>
-      <w:hyperlink r:id="rId139">
+      <w:hyperlink r:id="rId140">
         <w:r>
           <w:rPr>
             <w:rStyle w:val="Hyperlink"/>
@@ -5495,8 +5571,8 @@
         </w:r>
       </w:hyperlink>
     </w:p>
-    <w:bookmarkEnd w:id="140"/>
-    <w:bookmarkStart w:id="142" w:name="ref-base"/>
+    <w:bookmarkEnd w:id="141"/>
+    <w:bookmarkStart w:id="143" w:name="ref-base"/>
     <w:p>
       <w:pPr>
         <w:pStyle w:val="Bibliography"/>
@@ -5520,12 +5596,12 @@
         <w:t xml:space="preserve">R</w:t>
       </w:r>
       <w:r>
-        <w:t xml:space="preserve">: A language and environment for statistical computing [Internet]. Vienna, Austria: R Foundation for Statistical Computing; 2025. Available from:</w:t>
-      </w:r>
-      <w:r>
-        <w:t xml:space="preserve"> </w:t>
-      </w:r>
-      <w:hyperlink r:id="rId141">
+        <w:t xml:space="preserve">: A language and environment for statistical computing [Internet]. Vienna, Austria: R Foundation for Statistical Computing; 2026. Available from:</w:t>
+      </w:r>
+      <w:r>
+        <w:t xml:space="preserve"> </w:t>
+      </w:r>
+      <w:hyperlink r:id="rId142">
         <w:r>
           <w:rPr>
             <w:rStyle w:val="Hyperlink"/>
@@ -5534,8 +5610,8 @@
         </w:r>
       </w:hyperlink>
     </w:p>
-    <w:bookmarkEnd w:id="142"/>
-    <w:bookmarkStart w:id="144" w:name="ref-beepr"/>
+    <w:bookmarkEnd w:id="143"/>
+    <w:bookmarkStart w:id="145" w:name="ref-beepr"/>
     <w:p>
       <w:pPr>
         <w:pStyle w:val="Bibliography"/>
@@ -5564,7 +5640,7 @@
       <w:r>
         <w:t xml:space="preserve"> </w:t>
       </w:r>
-      <w:hyperlink r:id="rId143">
+      <w:hyperlink r:id="rId144">
         <w:r>
           <w:rPr>
             <w:rStyle w:val="Hyperlink"/>
@@ -5573,8 +5649,8 @@
         </w:r>
       </w:hyperlink>
     </w:p>
-    <w:bookmarkEnd w:id="144"/>
-    <w:bookmarkStart w:id="146" w:name="ref-flextable"/>
+    <w:bookmarkEnd w:id="145"/>
+    <w:bookmarkStart w:id="147" w:name="ref-flextable"/>
     <w:p>
       <w:pPr>
         <w:pStyle w:val="Bibliography"/>
@@ -5598,12 +5674,12 @@
         <w:t xml:space="preserve">flextable</w:t>
       </w:r>
       <w:r>
-        <w:t xml:space="preserve">: Functions for tabular reporting [Internet]. 2025. Available from:</w:t>
-      </w:r>
-      <w:r>
-        <w:t xml:space="preserve"> </w:t>
-      </w:r>
-      <w:hyperlink r:id="rId145">
+        <w:t xml:space="preserve">: Functions for tabular reporting [Internet]. 2026. Available from:</w:t>
+      </w:r>
+      <w:r>
+        <w:t xml:space="preserve"> </w:t>
+      </w:r>
+      <w:hyperlink r:id="rId146">
         <w:r>
           <w:rPr>
             <w:rStyle w:val="Hyperlink"/>
@@ -5612,8 +5688,8 @@
         </w:r>
       </w:hyperlink>
     </w:p>
-    <w:bookmarkEnd w:id="146"/>
-    <w:bookmarkStart w:id="148" w:name="ref-furrr"/>
+    <w:bookmarkEnd w:id="147"/>
+    <w:bookmarkStart w:id="149" w:name="ref-furrr"/>
     <w:p>
       <w:pPr>
         <w:pStyle w:val="Bibliography"/>
@@ -5628,7 +5704,7 @@
         <w:t xml:space="preserve">	</w:t>
       </w:r>
       <w:r>
-        <w:t xml:space="preserve">Vaughan D, Dancho M.</w:t>
+        <w:t xml:space="preserve">Vaughan D, Bengtsson H, Dancho M.</w:t>
       </w:r>
       <w:r>
         <w:t xml:space="preserve"> </w:t>
@@ -5637,22 +5713,22 @@
         <w:t xml:space="preserve">furrr</w:t>
       </w:r>
       <w:r>
-        <w:t xml:space="preserve">: Apply mapping functions in parallel using futures [Internet]. 2022. Available from:</w:t>
-      </w:r>
-      <w:r>
-        <w:t xml:space="preserve"> </w:t>
-      </w:r>
-      <w:hyperlink r:id="rId147">
-        <w:r>
-          <w:rPr>
-            <w:rStyle w:val="Hyperlink"/>
-          </w:rPr>
-          <w:t xml:space="preserve">https://github.com/DavisVaughan/furrr</w:t>
-        </w:r>
-      </w:hyperlink>
-    </w:p>
-    <w:bookmarkEnd w:id="148"/>
-    <w:bookmarkStart w:id="150" w:name="ref-future"/>
+        <w:t xml:space="preserve">: Apply mapping functions in parallel using futures [Internet]. 2026. Available from:</w:t>
+      </w:r>
+      <w:r>
+        <w:t xml:space="preserve"> </w:t>
+      </w:r>
+      <w:hyperlink r:id="rId148">
+        <w:r>
+          <w:rPr>
+            <w:rStyle w:val="Hyperlink"/>
+          </w:rPr>
+          <w:t xml:space="preserve">https://github.com/futureverse/furrr</w:t>
+        </w:r>
+      </w:hyperlink>
+    </w:p>
+    <w:bookmarkEnd w:id="149"/>
+    <w:bookmarkStart w:id="151" w:name="ref-future"/>
     <w:p>
       <w:pPr>
         <w:pStyle w:val="Bibliography"/>
@@ -5672,7 +5748,7 @@
       <w:r>
         <w:t xml:space="preserve"> </w:t>
       </w:r>
-      <w:hyperlink r:id="rId149">
+      <w:hyperlink r:id="rId150">
         <w:r>
           <w:rPr>
             <w:rStyle w:val="Hyperlink"/>
@@ -5681,8 +5757,8 @@
         </w:r>
       </w:hyperlink>
     </w:p>
-    <w:bookmarkEnd w:id="150"/>
-    <w:bookmarkStart w:id="152" w:name="ref-geofacet"/>
+    <w:bookmarkEnd w:id="151"/>
+    <w:bookmarkStart w:id="153" w:name="ref-geofacet"/>
     <w:p>
       <w:pPr>
         <w:pStyle w:val="Bibliography"/>
@@ -5724,22 +5800,22 @@
         <w:t xml:space="preserve"> </w:t>
       </w:r>
       <w:r>
-        <w:t xml:space="preserve">faceting utilities for geographical data [Internet]. Available from:</w:t>
-      </w:r>
-      <w:r>
-        <w:t xml:space="preserve"> </w:t>
-      </w:r>
-      <w:hyperlink r:id="rId151">
-        <w:r>
-          <w:rPr>
-            <w:rStyle w:val="Hyperlink"/>
-          </w:rPr>
-          <w:t xml:space="preserve">https://github.com/hafen/geofacet</w:t>
-        </w:r>
-      </w:hyperlink>
-    </w:p>
-    <w:bookmarkEnd w:id="152"/>
-    <w:bookmarkStart w:id="154" w:name="ref-gganimate"/>
+        <w:t xml:space="preserve">faceting utilities for geographical data [Internet]. 2025. Available from:</w:t>
+      </w:r>
+      <w:r>
+        <w:t xml:space="preserve"> </w:t>
+      </w:r>
+      <w:hyperlink r:id="rId152">
+        <w:r>
+          <w:rPr>
+            <w:rStyle w:val="Hyperlink"/>
+          </w:rPr>
+          <w:t xml:space="preserve">https://CRAN.R-project.org/package=geofacet</w:t>
+        </w:r>
+      </w:hyperlink>
+    </w:p>
+    <w:bookmarkEnd w:id="153"/>
+    <w:bookmarkStart w:id="155" w:name="ref-gganimate"/>
     <w:p>
       <w:pPr>
         <w:pStyle w:val="Bibliography"/>
@@ -5768,7 +5844,7 @@
       <w:r>
         <w:t xml:space="preserve"> </w:t>
       </w:r>
-      <w:hyperlink r:id="rId153">
+      <w:hyperlink r:id="rId154">
         <w:r>
           <w:rPr>
             <w:rStyle w:val="Hyperlink"/>
@@ -5777,8 +5853,8 @@
         </w:r>
       </w:hyperlink>
     </w:p>
-    <w:bookmarkEnd w:id="154"/>
-    <w:bookmarkStart w:id="155" w:name="ref-ggbump"/>
+    <w:bookmarkEnd w:id="155"/>
+    <w:bookmarkStart w:id="157" w:name="ref-ggbump"/>
     <w:p>
       <w:pPr>
         <w:pStyle w:val="Bibliography"/>
@@ -5802,14 +5878,22 @@
         <w:t xml:space="preserve">ggbump</w:t>
       </w:r>
       <w:r>
-        <w:t xml:space="preserve">: Bump chart and sigmoid curves. 2020.</w:t>
-      </w:r>
-      <w:r>
-        <w:t xml:space="preserve"> </w:t>
-      </w:r>
-    </w:p>
-    <w:bookmarkEnd w:id="155"/>
-    <w:bookmarkStart w:id="157" w:name="ref-ggnewscale"/>
+        <w:t xml:space="preserve">: Bump chart and sigmoid curves [Internet]. Available from:</w:t>
+      </w:r>
+      <w:r>
+        <w:t xml:space="preserve"> </w:t>
+      </w:r>
+      <w:hyperlink r:id="rId156">
+        <w:r>
+          <w:rPr>
+            <w:rStyle w:val="Hyperlink"/>
+          </w:rPr>
+          <w:t xml:space="preserve">https://github.com/davidsjoberg/ggbump</w:t>
+        </w:r>
+      </w:hyperlink>
+    </w:p>
+    <w:bookmarkEnd w:id="157"/>
+    <w:bookmarkStart w:id="159" w:name="ref-ggnewscale"/>
     <w:p>
       <w:pPr>
         <w:pStyle w:val="Bibliography"/>
@@ -5856,7 +5940,7 @@
       <w:r>
         <w:t xml:space="preserve"> </w:t>
       </w:r>
-      <w:hyperlink r:id="rId156">
+      <w:hyperlink r:id="rId158">
         <w:r>
           <w:rPr>
             <w:rStyle w:val="Hyperlink"/>
@@ -5865,8 +5949,8 @@
         </w:r>
       </w:hyperlink>
     </w:p>
-    <w:bookmarkEnd w:id="157"/>
-    <w:bookmarkStart w:id="159" w:name="ref-ggtext"/>
+    <w:bookmarkEnd w:id="159"/>
+    <w:bookmarkStart w:id="161" w:name="ref-ggtext"/>
     <w:p>
       <w:pPr>
         <w:pStyle w:val="Bibliography"/>
@@ -5913,7 +5997,7 @@
       <w:r>
         <w:t xml:space="preserve"> </w:t>
       </w:r>
-      <w:hyperlink r:id="rId158">
+      <w:hyperlink r:id="rId160">
         <w:r>
           <w:rPr>
             <w:rStyle w:val="Hyperlink"/>
@@ -5922,8 +6006,8 @@
         </w:r>
       </w:hyperlink>
     </w:p>
-    <w:bookmarkEnd w:id="159"/>
-    <w:bookmarkStart w:id="161" w:name="ref-glue"/>
+    <w:bookmarkEnd w:id="161"/>
+    <w:bookmarkStart w:id="163" w:name="ref-glue"/>
     <w:p>
       <w:pPr>
         <w:pStyle w:val="Bibliography"/>
@@ -5947,22 +6031,22 @@
         <w:t xml:space="preserve">glue</w:t>
       </w:r>
       <w:r>
-        <w:t xml:space="preserve">: Interpreted string literals [Internet]. 2024. Available from:</w:t>
-      </w:r>
-      <w:r>
-        <w:t xml:space="preserve"> </w:t>
-      </w:r>
-      <w:hyperlink r:id="rId160">
-        <w:r>
-          <w:rPr>
-            <w:rStyle w:val="Hyperlink"/>
-          </w:rPr>
-          <w:t xml:space="preserve">https://glue.tidyverse.org/</w:t>
-        </w:r>
-      </w:hyperlink>
-    </w:p>
-    <w:bookmarkEnd w:id="161"/>
-    <w:bookmarkStart w:id="162" w:name="ref-knitr2014"/>
+        <w:t xml:space="preserve">: Interpreted string literals [Internet]. 2026. Available from:</w:t>
+      </w:r>
+      <w:r>
+        <w:t xml:space="preserve"> </w:t>
+      </w:r>
+      <w:hyperlink r:id="rId162">
+        <w:r>
+          <w:rPr>
+            <w:rStyle w:val="Hyperlink"/>
+          </w:rPr>
+          <w:t xml:space="preserve">https://CRAN.R-project.org/package=glue</w:t>
+        </w:r>
+      </w:hyperlink>
+    </w:p>
+    <w:bookmarkEnd w:id="163"/>
+    <w:bookmarkStart w:id="164" w:name="ref-knitr2014"/>
     <w:p>
       <w:pPr>
         <w:pStyle w:val="Bibliography"/>
@@ -6001,8 +6085,8 @@
         <w:t xml:space="preserve"> </w:t>
       </w:r>
     </w:p>
-    <w:bookmarkEnd w:id="162"/>
-    <w:bookmarkStart w:id="164" w:name="ref-knitr2015"/>
+    <w:bookmarkEnd w:id="164"/>
+    <w:bookmarkStart w:id="166" w:name="ref-knitr2015"/>
     <w:p>
       <w:pPr>
         <w:pStyle w:val="Bibliography"/>
@@ -6034,7 +6118,7 @@
       <w:r>
         <w:t xml:space="preserve"> </w:t>
       </w:r>
-      <w:hyperlink r:id="rId163">
+      <w:hyperlink r:id="rId165">
         <w:r>
           <w:rPr>
             <w:rStyle w:val="Hyperlink"/>
@@ -6043,8 +6127,8 @@
         </w:r>
       </w:hyperlink>
     </w:p>
-    <w:bookmarkEnd w:id="164"/>
-    <w:bookmarkStart w:id="165" w:name="ref-knitr2025"/>
+    <w:bookmarkEnd w:id="166"/>
+    <w:bookmarkStart w:id="167" w:name="ref-knitr2025"/>
     <w:p>
       <w:pPr>
         <w:pStyle w:val="Bibliography"/>
@@ -6085,7 +6169,7 @@
       <w:r>
         <w:t xml:space="preserve"> </w:t>
       </w:r>
-      <w:hyperlink r:id="rId163">
+      <w:hyperlink r:id="rId165">
         <w:r>
           <w:rPr>
             <w:rStyle w:val="Hyperlink"/>
@@ -6094,8 +6178,8 @@
         </w:r>
       </w:hyperlink>
     </w:p>
-    <w:bookmarkEnd w:id="165"/>
-    <w:bookmarkStart w:id="167" w:name="ref-officer"/>
+    <w:bookmarkEnd w:id="167"/>
+    <w:bookmarkStart w:id="169" w:name="ref-officer"/>
     <w:p>
       <w:pPr>
         <w:pStyle w:val="Bibliography"/>
@@ -6119,12 +6203,12 @@
         <w:t xml:space="preserve">officer</w:t>
       </w:r>
       <w:r>
-        <w:t xml:space="preserve">: Manipulation of microsoft word and PowerPoint documents [Internet]. 2025. Available from:</w:t>
-      </w:r>
-      <w:r>
-        <w:t xml:space="preserve"> </w:t>
-      </w:r>
-      <w:hyperlink r:id="rId166">
+        <w:t xml:space="preserve">: Manipulation of microsoft word and PowerPoint documents [Internet]. 2026. Available from:</w:t>
+      </w:r>
+      <w:r>
+        <w:t xml:space="preserve"> </w:t>
+      </w:r>
+      <w:hyperlink r:id="rId168">
         <w:r>
           <w:rPr>
             <w:rStyle w:val="Hyperlink"/>
@@ -6133,8 +6217,8 @@
         </w:r>
       </w:hyperlink>
     </w:p>
-    <w:bookmarkEnd w:id="167"/>
-    <w:bookmarkStart w:id="169" w:name="ref-paletteer"/>
+    <w:bookmarkEnd w:id="169"/>
+    <w:bookmarkStart w:id="171" w:name="ref-paletteer"/>
     <w:p>
       <w:pPr>
         <w:pStyle w:val="Bibliography"/>
@@ -6163,7 +6247,7 @@
       <w:r>
         <w:t xml:space="preserve"> </w:t>
       </w:r>
-      <w:hyperlink r:id="rId168">
+      <w:hyperlink r:id="rId170">
         <w:r>
           <w:rPr>
             <w:rStyle w:val="Hyperlink"/>
@@ -6172,8 +6256,8 @@
         </w:r>
       </w:hyperlink>
     </w:p>
-    <w:bookmarkEnd w:id="169"/>
-    <w:bookmarkStart w:id="171" w:name="ref-patchwork"/>
+    <w:bookmarkEnd w:id="171"/>
+    <w:bookmarkStart w:id="173" w:name="ref-patchwork"/>
     <w:p>
       <w:pPr>
         <w:pStyle w:val="Bibliography"/>
@@ -6202,7 +6286,7 @@
       <w:r>
         <w:t xml:space="preserve"> </w:t>
       </w:r>
-      <w:hyperlink r:id="rId170">
+      <w:hyperlink r:id="rId172">
         <w:r>
           <w:rPr>
             <w:rStyle w:val="Hyperlink"/>
@@ -6211,8 +6295,8 @@
         </w:r>
       </w:hyperlink>
     </w:p>
-    <w:bookmarkEnd w:id="171"/>
-    <w:bookmarkStart w:id="173" w:name="ref-renv"/>
+    <w:bookmarkEnd w:id="173"/>
+    <w:bookmarkStart w:id="175" w:name="ref-renv"/>
     <w:p>
       <w:pPr>
         <w:pStyle w:val="Bibliography"/>
@@ -6236,12 +6320,12 @@
         <w:t xml:space="preserve">renv</w:t>
       </w:r>
       <w:r>
-        <w:t xml:space="preserve">: Project environments [Internet]. 2025. Available from:</w:t>
-      </w:r>
-      <w:r>
-        <w:t xml:space="preserve"> </w:t>
-      </w:r>
-      <w:hyperlink r:id="rId172">
+        <w:t xml:space="preserve">: Project environments [Internet]. 2026. Available from:</w:t>
+      </w:r>
+      <w:r>
+        <w:t xml:space="preserve"> </w:t>
+      </w:r>
+      <w:hyperlink r:id="rId174">
         <w:r>
           <w:rPr>
             <w:rStyle w:val="Hyperlink"/>
@@ -6250,8 +6334,8 @@
         </w:r>
       </w:hyperlink>
     </w:p>
-    <w:bookmarkEnd w:id="173"/>
-    <w:bookmarkStart w:id="175" w:name="ref-rmarkdown2018"/>
+    <w:bookmarkEnd w:id="175"/>
+    <w:bookmarkStart w:id="177" w:name="ref-rmarkdown2018"/>
     <w:p>
       <w:pPr>
         <w:pStyle w:val="Bibliography"/>
@@ -6271,17 +6355,17 @@
       <w:r>
         <w:t xml:space="preserve"> </w:t>
       </w:r>
-      <w:hyperlink r:id="rId174">
-        <w:r>
-          <w:rPr>
-            <w:rStyle w:val="Hyperlink"/>
-          </w:rPr>
-          <w:t xml:space="preserve">https://bookdown.org/yihui/rmarkdown</w:t>
-        </w:r>
-      </w:hyperlink>
-    </w:p>
-    <w:bookmarkEnd w:id="175"/>
-    <w:bookmarkStart w:id="177" w:name="ref-rmarkdown2020"/>
+      <w:hyperlink r:id="rId176">
+        <w:r>
+          <w:rPr>
+            <w:rStyle w:val="Hyperlink"/>
+          </w:rPr>
+          <w:t xml:space="preserve">https://yihui.org/rmarkdown/</w:t>
+        </w:r>
+      </w:hyperlink>
+    </w:p>
+    <w:bookmarkEnd w:id="177"/>
+    <w:bookmarkStart w:id="179" w:name="ref-rmarkdown2020"/>
     <w:p>
       <w:pPr>
         <w:pStyle w:val="Bibliography"/>
@@ -6301,17 +6385,17 @@
       <w:r>
         <w:t xml:space="preserve"> </w:t>
       </w:r>
-      <w:hyperlink r:id="rId176">
-        <w:r>
-          <w:rPr>
-            <w:rStyle w:val="Hyperlink"/>
-          </w:rPr>
-          <w:t xml:space="preserve">https://bookdown.org/yihui/rmarkdown-cookbook</w:t>
-        </w:r>
-      </w:hyperlink>
-    </w:p>
-    <w:bookmarkEnd w:id="177"/>
-    <w:bookmarkStart w:id="179" w:name="ref-rmarkdown2025"/>
+      <w:hyperlink r:id="rId178">
+        <w:r>
+          <w:rPr>
+            <w:rStyle w:val="Hyperlink"/>
+          </w:rPr>
+          <w:t xml:space="preserve">https://yihui.org/rmarkdown-cookbook</w:t>
+        </w:r>
+      </w:hyperlink>
+    </w:p>
+    <w:bookmarkEnd w:id="179"/>
+    <w:bookmarkStart w:id="181" w:name="ref-rmarkdown2026"/>
     <w:p>
       <w:pPr>
         <w:pStyle w:val="Bibliography"/>
@@ -6335,12 +6419,12 @@
         <w:t xml:space="preserve">rmarkdown</w:t>
       </w:r>
       <w:r>
-        <w:t xml:space="preserve">: Dynamic documents for r [Internet]. 2025. Available from:</w:t>
-      </w:r>
-      <w:r>
-        <w:t xml:space="preserve"> </w:t>
-      </w:r>
-      <w:hyperlink r:id="rId178">
+        <w:t xml:space="preserve">: Dynamic documents for r [Internet]. 2026. Available from:</w:t>
+      </w:r>
+      <w:r>
+        <w:t xml:space="preserve"> </w:t>
+      </w:r>
+      <w:hyperlink r:id="rId180">
         <w:r>
           <w:rPr>
             <w:rStyle w:val="Hyperlink"/>
@@ -6349,8 +6433,8 @@
         </w:r>
       </w:hyperlink>
     </w:p>
-    <w:bookmarkEnd w:id="179"/>
-    <w:bookmarkStart w:id="181" w:name="ref-scales"/>
+    <w:bookmarkEnd w:id="181"/>
+    <w:bookmarkStart w:id="183" w:name="ref-scales"/>
     <w:p>
       <w:pPr>
         <w:pStyle w:val="Bibliography"/>
@@ -6379,7 +6463,7 @@
       <w:r>
         <w:t xml:space="preserve"> </w:t>
       </w:r>
-      <w:hyperlink r:id="rId180">
+      <w:hyperlink r:id="rId182">
         <w:r>
           <w:rPr>
             <w:rStyle w:val="Hyperlink"/>
@@ -6388,8 +6472,8 @@
         </w:r>
       </w:hyperlink>
     </w:p>
-    <w:bookmarkEnd w:id="181"/>
-    <w:bookmarkStart w:id="183" w:name="ref-svglite"/>
+    <w:bookmarkEnd w:id="183"/>
+    <w:bookmarkStart w:id="185" w:name="ref-svglite"/>
     <w:p>
       <w:pPr>
         <w:pStyle w:val="Bibliography"/>
@@ -6436,7 +6520,7 @@
       <w:r>
         <w:t xml:space="preserve"> </w:t>
       </w:r>
-      <w:hyperlink r:id="rId182">
+      <w:hyperlink r:id="rId184">
         <w:r>
           <w:rPr>
             <w:rStyle w:val="Hyperlink"/>
@@ -6445,8 +6529,8 @@
         </w:r>
       </w:hyperlink>
     </w:p>
-    <w:bookmarkEnd w:id="183"/>
-    <w:bookmarkStart w:id="185" w:name="ref-tidyverse"/>
+    <w:bookmarkEnd w:id="185"/>
+    <w:bookmarkStart w:id="187" w:name="ref-tidyverse"/>
     <w:p>
       <w:pPr>
         <w:pStyle w:val="Bibliography"/>
@@ -6466,7 +6550,7 @@
       <w:r>
         <w:t xml:space="preserve"> </w:t>
       </w:r>
-      <w:hyperlink r:id="rId184">
+      <w:hyperlink r:id="rId186">
         <w:r>
           <w:rPr>
             <w:rStyle w:val="Hyperlink"/>
@@ -6493,8 +6577,8 @@
         <w:t xml:space="preserve"> </w:t>
       </w:r>
     </w:p>
-    <w:bookmarkEnd w:id="185"/>
-    <w:bookmarkStart w:id="186" w:name="ref-altman2003statistics"/>
+    <w:bookmarkEnd w:id="187"/>
+    <w:bookmarkStart w:id="188" w:name="ref-altman2003statistics"/>
     <w:p>
       <w:pPr>
         <w:pStyle w:val="Bibliography"/>
@@ -6515,8 +6599,8 @@
         <w:t xml:space="preserve"> </w:t>
       </w:r>
     </w:p>
-    <w:bookmarkEnd w:id="186"/>
-    <w:bookmarkStart w:id="187" w:name="ref-rothman2008modern"/>
+    <w:bookmarkEnd w:id="188"/>
+    <w:bookmarkStart w:id="189" w:name="ref-rothman2008modern"/>
     <w:p>
       <w:pPr>
         <w:pStyle w:val="Bibliography"/>
@@ -6537,8 +6621,8 @@
         <w:t xml:space="preserve"> </w:t>
       </w:r>
     </w:p>
-    <w:bookmarkEnd w:id="187"/>
-    <w:bookmarkStart w:id="188" w:name="ref-cochran1977sampling"/>
+    <w:bookmarkEnd w:id="189"/>
+    <w:bookmarkStart w:id="190" w:name="ref-cochran1977sampling"/>
     <w:p>
       <w:pPr>
         <w:pStyle w:val="Bibliography"/>
@@ -6559,8 +6643,8 @@
         <w:t xml:space="preserve"> </w:t>
       </w:r>
     </w:p>
-    <w:bookmarkEnd w:id="188"/>
-    <w:bookmarkStart w:id="190" w:name="ref-vos2020"/>
+    <w:bookmarkEnd w:id="190"/>
+    <w:bookmarkStart w:id="192" w:name="ref-vos2020"/>
     <w:p>
       <w:pPr>
         <w:pStyle w:val="Bibliography"/>
@@ -6583,7 +6667,7 @@
       <w:r>
         <w:t xml:space="preserve"> </w:t>
       </w:r>
-      <w:hyperlink r:id="rId189">
+      <w:hyperlink r:id="rId191">
         <w:r>
           <w:rPr>
             <w:rStyle w:val="Hyperlink"/>
@@ -6592,8 +6676,8 @@
         </w:r>
       </w:hyperlink>
     </w:p>
-    <w:bookmarkEnd w:id="190"/>
-    <w:bookmarkStart w:id="192" w:name="ref-RN24"/>
+    <w:bookmarkEnd w:id="192"/>
+    <w:bookmarkStart w:id="194" w:name="ref-RN24"/>
     <w:p>
       <w:pPr>
         <w:pStyle w:val="Bibliography"/>
@@ -6613,7 +6697,7 @@
       <w:r>
         <w:t xml:space="preserve"> </w:t>
       </w:r>
-      <w:hyperlink r:id="rId191">
+      <w:hyperlink r:id="rId193">
         <w:r>
           <w:rPr>
             <w:rStyle w:val="Hyperlink"/>
@@ -6622,8 +6706,8 @@
         </w:r>
       </w:hyperlink>
     </w:p>
-    <w:bookmarkEnd w:id="192"/>
-    <w:bookmarkStart w:id="194" w:name="ref-RN25"/>
+    <w:bookmarkEnd w:id="194"/>
+    <w:bookmarkStart w:id="196" w:name="ref-RN25"/>
     <w:p>
       <w:pPr>
         <w:pStyle w:val="Bibliography"/>
@@ -6643,7 +6727,7 @@
       <w:r>
         <w:t xml:space="preserve"> </w:t>
       </w:r>
-      <w:hyperlink r:id="rId193">
+      <w:hyperlink r:id="rId195">
         <w:r>
           <w:rPr>
             <w:rStyle w:val="Hyperlink"/>
@@ -6652,8 +6736,8 @@
         </w:r>
       </w:hyperlink>
     </w:p>
-    <w:bookmarkEnd w:id="194"/>
-    <w:bookmarkStart w:id="196" w:name="ref-RN26"/>
+    <w:bookmarkEnd w:id="196"/>
+    <w:bookmarkStart w:id="198" w:name="ref-RN26"/>
     <w:p>
       <w:pPr>
         <w:pStyle w:val="Bibliography"/>
@@ -6673,7 +6757,7 @@
       <w:r>
         <w:t xml:space="preserve"> </w:t>
       </w:r>
-      <w:hyperlink r:id="rId195">
+      <w:hyperlink r:id="rId197">
         <w:r>
           <w:rPr>
             <w:rStyle w:val="Hyperlink"/>
@@ -6682,8 +6766,8 @@
         </w:r>
       </w:hyperlink>
     </w:p>
-    <w:bookmarkEnd w:id="196"/>
-    <w:bookmarkStart w:id="198" w:name="ref-RN27"/>
+    <w:bookmarkEnd w:id="198"/>
+    <w:bookmarkStart w:id="200" w:name="ref-RN27"/>
     <w:p>
       <w:pPr>
         <w:pStyle w:val="Bibliography"/>
@@ -6703,7 +6787,7 @@
       <w:r>
         <w:t xml:space="preserve"> </w:t>
       </w:r>
-      <w:hyperlink r:id="rId197">
+      <w:hyperlink r:id="rId199">
         <w:r>
           <w:rPr>
             <w:rStyle w:val="Hyperlink"/>
@@ -6712,8 +6796,8 @@
         </w:r>
       </w:hyperlink>
     </w:p>
-    <w:bookmarkEnd w:id="198"/>
-    <w:bookmarkStart w:id="200" w:name="ref-RN28"/>
+    <w:bookmarkEnd w:id="200"/>
+    <w:bookmarkStart w:id="202" w:name="ref-RN28"/>
     <w:p>
       <w:pPr>
         <w:pStyle w:val="Bibliography"/>
@@ -6733,7 +6817,7 @@
       <w:r>
         <w:t xml:space="preserve"> </w:t>
       </w:r>
-      <w:hyperlink r:id="rId199">
+      <w:hyperlink r:id="rId201">
         <w:r>
           <w:rPr>
             <w:rStyle w:val="Hyperlink"/>
@@ -6742,8 +6826,8 @@
         </w:r>
       </w:hyperlink>
     </w:p>
-    <w:bookmarkEnd w:id="200"/>
-    <w:bookmarkStart w:id="202" w:name="ref-RN29"/>
+    <w:bookmarkEnd w:id="202"/>
+    <w:bookmarkStart w:id="204" w:name="ref-RN29"/>
     <w:p>
       <w:pPr>
         <w:pStyle w:val="Bibliography"/>
@@ -6763,7 +6847,7 @@
       <w:r>
         <w:t xml:space="preserve"> </w:t>
       </w:r>
-      <w:hyperlink r:id="rId201">
+      <w:hyperlink r:id="rId203">
         <w:r>
           <w:rPr>
             <w:rStyle w:val="Hyperlink"/>
@@ -6778,8 +6862,8 @@
         <w:t xml:space="preserve"> </w:t>
       </w:r>
     </w:p>
-    <w:bookmarkEnd w:id="202"/>
-    <w:bookmarkStart w:id="204" w:name="ref-RN30"/>
+    <w:bookmarkEnd w:id="204"/>
+    <w:bookmarkStart w:id="206" w:name="ref-RN30"/>
     <w:p>
       <w:pPr>
         <w:pStyle w:val="Bibliography"/>
@@ -6799,7 +6883,7 @@
       <w:r>
         <w:t xml:space="preserve"> </w:t>
       </w:r>
-      <w:hyperlink r:id="rId203">
+      <w:hyperlink r:id="rId205">
         <w:r>
           <w:rPr>
             <w:rStyle w:val="Hyperlink"/>
@@ -6814,8 +6898,8 @@
         <w:t xml:space="preserve"> </w:t>
       </w:r>
     </w:p>
-    <w:bookmarkEnd w:id="204"/>
-    <w:bookmarkStart w:id="206" w:name="ref-RN31"/>
+    <w:bookmarkEnd w:id="206"/>
+    <w:bookmarkStart w:id="208" w:name="ref-RN31"/>
     <w:p>
       <w:pPr>
         <w:pStyle w:val="Bibliography"/>
@@ -6835,7 +6919,7 @@
       <w:r>
         <w:t xml:space="preserve"> </w:t>
       </w:r>
-      <w:hyperlink r:id="rId205">
+      <w:hyperlink r:id="rId207">
         <w:r>
           <w:rPr>
             <w:rStyle w:val="Hyperlink"/>
@@ -6850,8 +6934,8 @@
         <w:t xml:space="preserve"> </w:t>
       </w:r>
     </w:p>
-    <w:bookmarkEnd w:id="206"/>
-    <w:bookmarkStart w:id="208" w:name="ref-RN32"/>
+    <w:bookmarkEnd w:id="208"/>
+    <w:bookmarkStart w:id="210" w:name="ref-RN32"/>
     <w:p>
       <w:pPr>
         <w:pStyle w:val="Bibliography"/>
@@ -6871,7 +6955,7 @@
       <w:r>
         <w:t xml:space="preserve"> </w:t>
       </w:r>
-      <w:hyperlink r:id="rId207">
+      <w:hyperlink r:id="rId209">
         <w:r>
           <w:rPr>
             <w:rStyle w:val="Hyperlink"/>
@@ -6886,8 +6970,8 @@
         <w:t xml:space="preserve"> </w:t>
       </w:r>
     </w:p>
-    <w:bookmarkEnd w:id="208"/>
-    <w:bookmarkStart w:id="210" w:name="ref-RN33"/>
+    <w:bookmarkEnd w:id="210"/>
+    <w:bookmarkStart w:id="212" w:name="ref-RN33"/>
     <w:p>
       <w:pPr>
         <w:pStyle w:val="Bibliography"/>
@@ -6907,7 +6991,7 @@
       <w:r>
         <w:t xml:space="preserve"> </w:t>
       </w:r>
-      <w:hyperlink r:id="rId209">
+      <w:hyperlink r:id="rId211">
         <w:r>
           <w:rPr>
             <w:rStyle w:val="Hyperlink"/>
@@ -6922,8 +7006,8 @@
         <w:t xml:space="preserve"> </w:t>
       </w:r>
     </w:p>
-    <w:bookmarkEnd w:id="210"/>
-    <w:bookmarkStart w:id="212" w:name="ref-RN21"/>
+    <w:bookmarkEnd w:id="212"/>
+    <w:bookmarkStart w:id="214" w:name="ref-RN21"/>
     <w:p>
       <w:pPr>
         <w:pStyle w:val="Bibliography"/>
@@ -6943,7 +7027,7 @@
       <w:r>
         <w:t xml:space="preserve"> </w:t>
       </w:r>
-      <w:hyperlink r:id="rId211">
+      <w:hyperlink r:id="rId213">
         <w:r>
           <w:rPr>
             <w:rStyle w:val="Hyperlink"/>
@@ -6958,8 +7042,8 @@
         <w:t xml:space="preserve"> </w:t>
       </w:r>
     </w:p>
-    <w:bookmarkEnd w:id="212"/>
-    <w:bookmarkStart w:id="214" w:name="ref-RN34"/>
+    <w:bookmarkEnd w:id="214"/>
+    <w:bookmarkStart w:id="216" w:name="ref-RN34"/>
     <w:p>
       <w:pPr>
         <w:pStyle w:val="Bibliography"/>
@@ -6979,7 +7063,7 @@
       <w:r>
         <w:t xml:space="preserve"> </w:t>
       </w:r>
-      <w:hyperlink r:id="rId213">
+      <w:hyperlink r:id="rId215">
         <w:r>
           <w:rPr>
             <w:rStyle w:val="Hyperlink"/>
@@ -6994,8 +7078,8 @@
         <w:t xml:space="preserve"> </w:t>
       </w:r>
     </w:p>
-    <w:bookmarkEnd w:id="214"/>
-    <w:bookmarkStart w:id="216" w:name="ref-RN35"/>
+    <w:bookmarkEnd w:id="216"/>
+    <w:bookmarkStart w:id="218" w:name="ref-RN35"/>
     <w:p>
       <w:pPr>
         <w:pStyle w:val="Bibliography"/>
@@ -7015,7 +7099,7 @@
       <w:r>
         <w:t xml:space="preserve"> </w:t>
       </w:r>
-      <w:hyperlink r:id="rId215">
+      <w:hyperlink r:id="rId217">
         <w:r>
           <w:rPr>
             <w:rStyle w:val="Hyperlink"/>
@@ -7030,8 +7114,8 @@
         <w:t xml:space="preserve"> </w:t>
       </w:r>
     </w:p>
-    <w:bookmarkEnd w:id="216"/>
-    <w:bookmarkStart w:id="218" w:name="ref-RN36"/>
+    <w:bookmarkEnd w:id="218"/>
+    <w:bookmarkStart w:id="220" w:name="ref-RN36"/>
     <w:p>
       <w:pPr>
         <w:pStyle w:val="Bibliography"/>
@@ -7051,7 +7135,7 @@
       <w:r>
         <w:t xml:space="preserve"> </w:t>
       </w:r>
-      <w:hyperlink r:id="rId217">
+      <w:hyperlink r:id="rId219">
         <w:r>
           <w:rPr>
             <w:rStyle w:val="Hyperlink"/>
@@ -7060,8 +7144,8 @@
         </w:r>
       </w:hyperlink>
     </w:p>
-    <w:bookmarkEnd w:id="218"/>
-    <w:bookmarkStart w:id="220" w:name="ref-RN37"/>
+    <w:bookmarkEnd w:id="220"/>
+    <w:bookmarkStart w:id="222" w:name="ref-RN37"/>
     <w:p>
       <w:pPr>
         <w:pStyle w:val="Bibliography"/>
@@ -7081,7 +7165,7 @@
       <w:r>
         <w:t xml:space="preserve"> </w:t>
       </w:r>
-      <w:hyperlink r:id="rId219">
+      <w:hyperlink r:id="rId221">
         <w:r>
           <w:rPr>
             <w:rStyle w:val="Hyperlink"/>
@@ -7096,8 +7180,8 @@
         <w:t xml:space="preserve"> </w:t>
       </w:r>
     </w:p>
-    <w:bookmarkEnd w:id="220"/>
-    <w:bookmarkStart w:id="222" w:name="ref-RN38"/>
+    <w:bookmarkEnd w:id="222"/>
+    <w:bookmarkStart w:id="224" w:name="ref-RN38"/>
     <w:p>
       <w:pPr>
         <w:pStyle w:val="Bibliography"/>
@@ -7117,7 +7201,7 @@
       <w:r>
         <w:t xml:space="preserve"> </w:t>
       </w:r>
-      <w:hyperlink r:id="rId221">
+      <w:hyperlink r:id="rId223">
         <w:r>
           <w:rPr>
             <w:rStyle w:val="Hyperlink"/>
@@ -7132,8 +7216,8 @@
         <w:t xml:space="preserve"> </w:t>
       </w:r>
     </w:p>
-    <w:bookmarkEnd w:id="222"/>
-    <w:bookmarkStart w:id="224" w:name="ref-RN8"/>
+    <w:bookmarkEnd w:id="224"/>
+    <w:bookmarkStart w:id="226" w:name="ref-RN8"/>
     <w:p>
       <w:pPr>
         <w:pStyle w:val="Bibliography"/>
@@ -7153,7 +7237,7 @@
       <w:r>
         <w:t xml:space="preserve"> </w:t>
       </w:r>
-      <w:hyperlink r:id="rId223">
+      <w:hyperlink r:id="rId225">
         <w:r>
           <w:rPr>
             <w:rStyle w:val="Hyperlink"/>
@@ -7168,8 +7252,8 @@
         <w:t xml:space="preserve"> </w:t>
       </w:r>
     </w:p>
-    <w:bookmarkEnd w:id="224"/>
-    <w:bookmarkStart w:id="226" w:name="ref-RN12"/>
+    <w:bookmarkEnd w:id="226"/>
+    <w:bookmarkStart w:id="228" w:name="ref-RN12"/>
     <w:p>
       <w:pPr>
         <w:pStyle w:val="Bibliography"/>
@@ -7189,7 +7273,7 @@
       <w:r>
         <w:t xml:space="preserve"> </w:t>
       </w:r>
-      <w:hyperlink r:id="rId225">
+      <w:hyperlink r:id="rId227">
         <w:r>
           <w:rPr>
             <w:rStyle w:val="Hyperlink"/>
@@ -7204,8 +7288,8 @@
         <w:t xml:space="preserve"> </w:t>
       </w:r>
     </w:p>
-    <w:bookmarkEnd w:id="226"/>
-    <w:bookmarkStart w:id="228" w:name="ref-RN13"/>
+    <w:bookmarkEnd w:id="228"/>
+    <w:bookmarkStart w:id="230" w:name="ref-RN13"/>
     <w:p>
       <w:pPr>
         <w:pStyle w:val="Bibliography"/>
@@ -7225,7 +7309,7 @@
       <w:r>
         <w:t xml:space="preserve"> </w:t>
       </w:r>
-      <w:hyperlink r:id="rId227">
+      <w:hyperlink r:id="rId229">
         <w:r>
           <w:rPr>
             <w:rStyle w:val="Hyperlink"/>
@@ -7240,8 +7324,8 @@
         <w:t xml:space="preserve"> </w:t>
       </w:r>
     </w:p>
-    <w:bookmarkEnd w:id="228"/>
-    <w:bookmarkStart w:id="230" w:name="ref-RN39"/>
+    <w:bookmarkEnd w:id="230"/>
+    <w:bookmarkStart w:id="232" w:name="ref-RN39"/>
     <w:p>
       <w:pPr>
         <w:pStyle w:val="Bibliography"/>
@@ -7261,7 +7345,7 @@
       <w:r>
         <w:t xml:space="preserve"> </w:t>
       </w:r>
-      <w:hyperlink r:id="rId229">
+      <w:hyperlink r:id="rId231">
         <w:r>
           <w:rPr>
             <w:rStyle w:val="Hyperlink"/>
@@ -7276,8 +7360,8 @@
         <w:t xml:space="preserve"> </w:t>
       </w:r>
     </w:p>
-    <w:bookmarkEnd w:id="230"/>
-    <w:bookmarkStart w:id="232" w:name="ref-RN40"/>
+    <w:bookmarkEnd w:id="232"/>
+    <w:bookmarkStart w:id="234" w:name="ref-RN40"/>
     <w:p>
       <w:pPr>
         <w:pStyle w:val="Bibliography"/>
@@ -7297,7 +7381,7 @@
       <w:r>
         <w:t xml:space="preserve"> </w:t>
       </w:r>
-      <w:hyperlink r:id="rId231">
+      <w:hyperlink r:id="rId233">
         <w:r>
           <w:rPr>
             <w:rStyle w:val="Hyperlink"/>
@@ -7312,8 +7396,8 @@
         <w:t xml:space="preserve"> </w:t>
       </w:r>
     </w:p>
-    <w:bookmarkEnd w:id="232"/>
-    <w:bookmarkStart w:id="233" w:name="ref-RN41"/>
+    <w:bookmarkEnd w:id="234"/>
+    <w:bookmarkStart w:id="235" w:name="ref-RN41"/>
     <w:p>
       <w:pPr>
         <w:pStyle w:val="Bibliography"/>
@@ -7334,8 +7418,8 @@
         <w:t xml:space="preserve"> </w:t>
       </w:r>
     </w:p>
-    <w:bookmarkEnd w:id="233"/>
-    <w:bookmarkStart w:id="235" w:name="ref-RN42"/>
+    <w:bookmarkEnd w:id="235"/>
+    <w:bookmarkStart w:id="237" w:name="ref-RN42"/>
     <w:p>
       <w:pPr>
         <w:pStyle w:val="Bibliography"/>
@@ -7355,7 +7439,7 @@
       <w:r>
         <w:t xml:space="preserve"> </w:t>
       </w:r>
-      <w:hyperlink r:id="rId234">
+      <w:hyperlink r:id="rId236">
         <w:r>
           <w:rPr>
             <w:rStyle w:val="Hyperlink"/>
@@ -7370,8 +7454,8 @@
         <w:t xml:space="preserve"> </w:t>
       </w:r>
     </w:p>
-    <w:bookmarkEnd w:id="235"/>
-    <w:bookmarkStart w:id="237" w:name="ref-RN43"/>
+    <w:bookmarkEnd w:id="237"/>
+    <w:bookmarkStart w:id="239" w:name="ref-RN43"/>
     <w:p>
       <w:pPr>
         <w:pStyle w:val="Bibliography"/>
@@ -7391,7 +7475,7 @@
       <w:r>
         <w:t xml:space="preserve"> </w:t>
       </w:r>
-      <w:hyperlink r:id="rId236">
+      <w:hyperlink r:id="rId238">
         <w:r>
           <w:rPr>
             <w:rStyle w:val="Hyperlink"/>
@@ -7406,8 +7490,8 @@
         <w:t xml:space="preserve"> </w:t>
       </w:r>
     </w:p>
-    <w:bookmarkEnd w:id="237"/>
-    <w:bookmarkStart w:id="239" w:name="ref-RN44"/>
+    <w:bookmarkEnd w:id="239"/>
+    <w:bookmarkStart w:id="241" w:name="ref-RN44"/>
     <w:p>
       <w:pPr>
         <w:pStyle w:val="Bibliography"/>
@@ -7427,7 +7511,7 @@
       <w:r>
         <w:t xml:space="preserve"> </w:t>
       </w:r>
-      <w:hyperlink r:id="rId238">
+      <w:hyperlink r:id="rId240">
         <w:r>
           <w:rPr>
             <w:rStyle w:val="Hyperlink"/>
@@ -7442,8 +7526,8 @@
         <w:t xml:space="preserve"> </w:t>
       </w:r>
     </w:p>
-    <w:bookmarkEnd w:id="239"/>
-    <w:bookmarkStart w:id="241" w:name="ref-RN45"/>
+    <w:bookmarkEnd w:id="241"/>
+    <w:bookmarkStart w:id="243" w:name="ref-RN45"/>
     <w:p>
       <w:pPr>
         <w:pStyle w:val="Bibliography"/>
@@ -7463,7 +7547,7 @@
       <w:r>
         <w:t xml:space="preserve"> </w:t>
       </w:r>
-      <w:hyperlink r:id="rId240">
+      <w:hyperlink r:id="rId242">
         <w:r>
           <w:rPr>
             <w:rStyle w:val="Hyperlink"/>
@@ -7478,8 +7562,8 @@
         <w:t xml:space="preserve"> </w:t>
       </w:r>
     </w:p>
-    <w:bookmarkEnd w:id="241"/>
-    <w:bookmarkStart w:id="243" w:name="ref-RN46"/>
+    <w:bookmarkEnd w:id="243"/>
+    <w:bookmarkStart w:id="245" w:name="ref-RN46"/>
     <w:p>
       <w:pPr>
         <w:pStyle w:val="Bibliography"/>
@@ -7499,7 +7583,7 @@
       <w:r>
         <w:t xml:space="preserve"> </w:t>
       </w:r>
-      <w:hyperlink r:id="rId242">
+      <w:hyperlink r:id="rId244">
         <w:r>
           <w:rPr>
             <w:rStyle w:val="Hyperlink"/>
@@ -7514,8 +7598,8 @@
         <w:t xml:space="preserve"> </w:t>
       </w:r>
     </w:p>
-    <w:bookmarkEnd w:id="243"/>
-    <w:bookmarkStart w:id="245" w:name="ref-RN47"/>
+    <w:bookmarkEnd w:id="245"/>
+    <w:bookmarkStart w:id="247" w:name="ref-RN47"/>
     <w:p>
       <w:pPr>
         <w:pStyle w:val="Bibliography"/>
@@ -7535,7 +7619,7 @@
       <w:r>
         <w:t xml:space="preserve"> </w:t>
       </w:r>
-      <w:hyperlink r:id="rId244">
+      <w:hyperlink r:id="rId246">
         <w:r>
           <w:rPr>
             <w:rStyle w:val="Hyperlink"/>
@@ -7550,8 +7634,8 @@
         <w:t xml:space="preserve"> </w:t>
       </w:r>
     </w:p>
-    <w:bookmarkEnd w:id="245"/>
-    <w:bookmarkStart w:id="246" w:name="ref-RN48"/>
+    <w:bookmarkEnd w:id="247"/>
+    <w:bookmarkStart w:id="248" w:name="ref-RN48"/>
     <w:p>
       <w:pPr>
         <w:pStyle w:val="Bibliography"/>
@@ -7572,8 +7656,8 @@
         <w:t xml:space="preserve"> </w:t>
       </w:r>
     </w:p>
-    <w:bookmarkEnd w:id="246"/>
-    <w:bookmarkStart w:id="248" w:name="ref-RN49"/>
+    <w:bookmarkEnd w:id="248"/>
+    <w:bookmarkStart w:id="250" w:name="ref-RN49"/>
     <w:p>
       <w:pPr>
         <w:pStyle w:val="Bibliography"/>
@@ -7593,7 +7677,7 @@
       <w:r>
         <w:t xml:space="preserve"> </w:t>
       </w:r>
-      <w:hyperlink r:id="rId247">
+      <w:hyperlink r:id="rId249">
         <w:r>
           <w:rPr>
             <w:rStyle w:val="Hyperlink"/>
@@ -7608,8 +7692,8 @@
         <w:t xml:space="preserve"> </w:t>
       </w:r>
     </w:p>
-    <w:bookmarkEnd w:id="248"/>
-    <w:bookmarkStart w:id="250" w:name="ref-RN50"/>
+    <w:bookmarkEnd w:id="250"/>
+    <w:bookmarkStart w:id="252" w:name="ref-RN50"/>
     <w:p>
       <w:pPr>
         <w:pStyle w:val="Bibliography"/>
@@ -7629,7 +7713,7 @@
       <w:r>
         <w:t xml:space="preserve"> </w:t>
       </w:r>
-      <w:hyperlink r:id="rId249">
+      <w:hyperlink r:id="rId251">
         <w:r>
           <w:rPr>
             <w:rStyle w:val="Hyperlink"/>
@@ -7638,8 +7722,8 @@
         </w:r>
       </w:hyperlink>
     </w:p>
-    <w:bookmarkEnd w:id="250"/>
-    <w:bookmarkStart w:id="251" w:name="ref-RN51"/>
+    <w:bookmarkEnd w:id="252"/>
+    <w:bookmarkStart w:id="253" w:name="ref-RN51"/>
     <w:p>
       <w:pPr>
         <w:pStyle w:val="Bibliography"/>
@@ -7660,8 +7744,8 @@
         <w:t xml:space="preserve"> </w:t>
       </w:r>
     </w:p>
-    <w:bookmarkEnd w:id="251"/>
-    <w:bookmarkStart w:id="252" w:name="ref-RN52"/>
+    <w:bookmarkEnd w:id="253"/>
+    <w:bookmarkStart w:id="254" w:name="ref-RN52"/>
     <w:p>
       <w:pPr>
         <w:pStyle w:val="Bibliography"/>
@@ -7682,9 +7766,9 @@
         <w:t xml:space="preserve"> </w:t>
       </w:r>
     </w:p>
-    <w:bookmarkEnd w:id="252"/>
-    <w:bookmarkEnd w:id="253"/>
     <w:bookmarkEnd w:id="254"/>
+    <w:bookmarkEnd w:id="255"/>
+    <w:bookmarkEnd w:id="256"/>
     <w:sectPr>
       <w:type w:val="nextPage"/>
       <w:pgSz w:h="15840" w:w="12240"/>
@@ -9221,6 +9305,9 @@
     <w:abstractNumId w:val="991"/>
   </w:num>
   <w:num w:numId="1007">
+    <w:abstractNumId w:val="991"/>
+  </w:num>
+  <w:num w:numId="1008">
     <w:abstractNumId w:val="99411"/>
     <w:lvlOverride w:ilvl="0">
       <w:startOverride w:val="1"/>
@@ -9250,7 +9337,7 @@
       <w:startOverride w:val="1"/>
     </w:lvlOverride>
   </w:num>
-  <w:num w:numId="1008">
+  <w:num w:numId="1009">
     <w:abstractNumId w:val="99413"/>
     <w:lvlOverride w:ilvl="0">
       <w:startOverride w:val="3"/>

--- a/index.docx
+++ b/index.docx
@@ -4320,7 +4320,7 @@
       </w:r>
     </w:p>
     <w:bookmarkEnd w:id="91"/>
-    <w:bookmarkStart w:id="95" w:name="supporting-files"/>
+    <w:bookmarkStart w:id="96" w:name="supporting-files"/>
     <w:p>
       <w:pPr>
         <w:pStyle w:val="Heading1"/>
@@ -4368,10 +4368,8 @@
           <w:t xml:space="preserve">GitHub repository</w:t>
         </w:r>
       </w:hyperlink>
-      <w:r>
-        <w:t xml:space="preserve">.</w:t>
-      </w:r>
-      <w:hyperlink r:id="rId93"/>
+      <w:bookmarkStart w:id="93" w:name="sup-percentchange"/>
+      <w:bookmarkEnd w:id="93"/>
     </w:p>
     <w:p>
       <w:pPr>
@@ -4456,7 +4454,7 @@
       <w:r>
         <w:t xml:space="preserve">.</w:t>
       </w:r>
-      <w:hyperlink r:id="rId93"/>
+      <w:hyperlink r:id="rId94"/>
     </w:p>
     <w:p>
       <w:pPr>
@@ -4492,7 +4490,7 @@
       <w:r>
         <w:t xml:space="preserve">.</w:t>
       </w:r>
-      <w:hyperlink r:id="rId93"/>
+      <w:hyperlink r:id="rId94"/>
     </w:p>
     <w:p>
       <w:pPr>
@@ -4517,7 +4515,7 @@
       <w:r>
         <w:t xml:space="preserve"> </w:t>
       </w:r>
-      <w:hyperlink r:id="rId94">
+      <w:hyperlink r:id="rId95">
         <w:r>
           <w:rPr>
             <w:rStyle w:val="Hyperlink"/>
@@ -4528,7 +4526,7 @@
       <w:r>
         <w:t xml:space="preserve">.</w:t>
       </w:r>
-      <w:hyperlink r:id="rId93"/>
+      <w:hyperlink r:id="rId94"/>
     </w:p>
     <w:p>
       <w:pPr>
@@ -4564,10 +4562,10 @@
       <w:r>
         <w:t xml:space="preserve">.</w:t>
       </w:r>
-      <w:hyperlink r:id="rId93"/>
-    </w:p>
-    <w:bookmarkEnd w:id="95"/>
-    <w:bookmarkStart w:id="101" w:name="statements"/>
+      <w:hyperlink r:id="rId94"/>
+    </w:p>
+    <w:bookmarkEnd w:id="96"/>
+    <w:bookmarkStart w:id="102" w:name="statements"/>
     <w:p>
       <w:pPr>
         <w:pStyle w:val="Heading1"/>
@@ -4576,7 +4574,7 @@
         <w:t xml:space="preserve">7. Statements</w:t>
       </w:r>
     </w:p>
-    <w:bookmarkStart w:id="96" w:name="contributions"/>
+    <w:bookmarkStart w:id="97" w:name="contributions"/>
     <w:p>
       <w:pPr>
         <w:pStyle w:val="Heading2"/>
@@ -4779,8 +4777,8 @@
         <w:t xml:space="preserve">Wassim Kassouf;</w:t>
       </w:r>
     </w:p>
-    <w:bookmarkEnd w:id="96"/>
-    <w:bookmarkStart w:id="97" w:name="acknowledgments"/>
+    <w:bookmarkEnd w:id="97"/>
+    <w:bookmarkStart w:id="98" w:name="acknowledgments"/>
     <w:p>
       <w:pPr>
         <w:pStyle w:val="Heading2"/>
@@ -4797,8 +4795,8 @@
         <w:t xml:space="preserve">None.</w:t>
       </w:r>
     </w:p>
-    <w:bookmarkEnd w:id="97"/>
-    <w:bookmarkStart w:id="98" w:name="transparency-statement"/>
+    <w:bookmarkEnd w:id="98"/>
+    <w:bookmarkStart w:id="99" w:name="transparency-statement"/>
     <w:p>
       <w:pPr>
         <w:pStyle w:val="Heading2"/>
@@ -4815,8 +4813,8 @@
         <w:t xml:space="preserve">The lead author, Alireza Sadeghi, affirms that this manuscript is an honest, accurate, and transparent account of the study being reported; that no important aspects of the study have been omitted; and that any discrepancies from the study as planned (and, if relevant, registered) have been explained.</w:t>
       </w:r>
     </w:p>
-    <w:bookmarkEnd w:id="98"/>
-    <w:bookmarkStart w:id="99" w:name="data-availability-statement"/>
+    <w:bookmarkEnd w:id="99"/>
+    <w:bookmarkStart w:id="100" w:name="data-availability-statement"/>
     <w:p>
       <w:pPr>
         <w:pStyle w:val="Heading2"/>
@@ -4861,8 +4859,8 @@
         <w:t xml:space="preserve">. Data are provided in R’s native binary format (RDS). Full reproducibility can be achieved by cloning the repository and rendering the project using the supplied scripts and documentation.</w:t>
       </w:r>
     </w:p>
-    <w:bookmarkEnd w:id="99"/>
-    <w:bookmarkStart w:id="100" w:name="conflicts-of-interest"/>
+    <w:bookmarkEnd w:id="100"/>
+    <w:bookmarkStart w:id="101" w:name="conflicts-of-interest"/>
     <w:p>
       <w:pPr>
         <w:pStyle w:val="Heading2"/>
@@ -4879,9 +4877,9 @@
         <w:t xml:space="preserve">The authors declare no conflicts of interest.</w:t>
       </w:r>
     </w:p>
-    <w:bookmarkEnd w:id="100"/>
     <w:bookmarkEnd w:id="101"/>
-    <w:bookmarkStart w:id="256" w:name="references"/>
+    <w:bookmarkEnd w:id="102"/>
+    <w:bookmarkStart w:id="257" w:name="references"/>
     <w:p>
       <w:pPr>
         <w:pStyle w:val="Heading1"/>
@@ -4890,8 +4888,8 @@
         <w:t xml:space="preserve">References</w:t>
       </w:r>
     </w:p>
-    <w:bookmarkStart w:id="255" w:name="refs"/>
-    <w:bookmarkStart w:id="103" w:name="ref-RN1"/>
+    <w:bookmarkStart w:id="256" w:name="refs"/>
+    <w:bookmarkStart w:id="104" w:name="ref-RN1"/>
     <w:p>
       <w:pPr>
         <w:pStyle w:val="Bibliography"/>
@@ -4911,7 +4909,7 @@
       <w:r>
         <w:t xml:space="preserve"> </w:t>
       </w:r>
-      <w:hyperlink r:id="rId102">
+      <w:hyperlink r:id="rId103">
         <w:r>
           <w:rPr>
             <w:rStyle w:val="Hyperlink"/>
@@ -4920,8 +4918,8 @@
         </w:r>
       </w:hyperlink>
     </w:p>
-    <w:bookmarkEnd w:id="103"/>
-    <w:bookmarkStart w:id="105" w:name="ref-RN2"/>
+    <w:bookmarkEnd w:id="104"/>
+    <w:bookmarkStart w:id="106" w:name="ref-RN2"/>
     <w:p>
       <w:pPr>
         <w:pStyle w:val="Bibliography"/>
@@ -4941,7 +4939,7 @@
       <w:r>
         <w:t xml:space="preserve"> </w:t>
       </w:r>
-      <w:hyperlink r:id="rId104">
+      <w:hyperlink r:id="rId105">
         <w:r>
           <w:rPr>
             <w:rStyle w:val="Hyperlink"/>
@@ -4956,8 +4954,8 @@
         <w:t xml:space="preserve"> </w:t>
       </w:r>
     </w:p>
-    <w:bookmarkEnd w:id="105"/>
-    <w:bookmarkStart w:id="107" w:name="ref-RN3"/>
+    <w:bookmarkEnd w:id="106"/>
+    <w:bookmarkStart w:id="108" w:name="ref-RN3"/>
     <w:p>
       <w:pPr>
         <w:pStyle w:val="Bibliography"/>
@@ -4977,7 +4975,7 @@
       <w:r>
         <w:t xml:space="preserve"> </w:t>
       </w:r>
-      <w:hyperlink r:id="rId106">
+      <w:hyperlink r:id="rId107">
         <w:r>
           <w:rPr>
             <w:rStyle w:val="Hyperlink"/>
@@ -4986,8 +4984,8 @@
         </w:r>
       </w:hyperlink>
     </w:p>
-    <w:bookmarkEnd w:id="107"/>
-    <w:bookmarkStart w:id="109" w:name="ref-RN4"/>
+    <w:bookmarkEnd w:id="108"/>
+    <w:bookmarkStart w:id="110" w:name="ref-RN4"/>
     <w:p>
       <w:pPr>
         <w:pStyle w:val="Bibliography"/>
@@ -5007,7 +5005,7 @@
       <w:r>
         <w:t xml:space="preserve"> </w:t>
       </w:r>
-      <w:hyperlink r:id="rId108">
+      <w:hyperlink r:id="rId109">
         <w:r>
           <w:rPr>
             <w:rStyle w:val="Hyperlink"/>
@@ -5022,8 +5020,8 @@
         <w:t xml:space="preserve"> </w:t>
       </w:r>
     </w:p>
-    <w:bookmarkEnd w:id="109"/>
-    <w:bookmarkStart w:id="111" w:name="ref-RN5"/>
+    <w:bookmarkEnd w:id="110"/>
+    <w:bookmarkStart w:id="112" w:name="ref-RN5"/>
     <w:p>
       <w:pPr>
         <w:pStyle w:val="Bibliography"/>
@@ -5043,7 +5041,7 @@
       <w:r>
         <w:t xml:space="preserve"> </w:t>
       </w:r>
-      <w:hyperlink r:id="rId110">
+      <w:hyperlink r:id="rId111">
         <w:r>
           <w:rPr>
             <w:rStyle w:val="Hyperlink"/>
@@ -5058,8 +5056,8 @@
         <w:t xml:space="preserve"> </w:t>
       </w:r>
     </w:p>
-    <w:bookmarkEnd w:id="111"/>
-    <w:bookmarkStart w:id="113" w:name="ref-RN6"/>
+    <w:bookmarkEnd w:id="112"/>
+    <w:bookmarkStart w:id="114" w:name="ref-RN6"/>
     <w:p>
       <w:pPr>
         <w:pStyle w:val="Bibliography"/>
@@ -5079,7 +5077,7 @@
       <w:r>
         <w:t xml:space="preserve"> </w:t>
       </w:r>
-      <w:hyperlink r:id="rId112">
+      <w:hyperlink r:id="rId113">
         <w:r>
           <w:rPr>
             <w:rStyle w:val="Hyperlink"/>
@@ -5088,8 +5086,8 @@
         </w:r>
       </w:hyperlink>
     </w:p>
-    <w:bookmarkEnd w:id="113"/>
-    <w:bookmarkStart w:id="115" w:name="ref-RN7"/>
+    <w:bookmarkEnd w:id="114"/>
+    <w:bookmarkStart w:id="116" w:name="ref-RN7"/>
     <w:p>
       <w:pPr>
         <w:pStyle w:val="Bibliography"/>
@@ -5109,7 +5107,7 @@
       <w:r>
         <w:t xml:space="preserve"> </w:t>
       </w:r>
-      <w:hyperlink r:id="rId114">
+      <w:hyperlink r:id="rId115">
         <w:r>
           <w:rPr>
             <w:rStyle w:val="Hyperlink"/>
@@ -5118,8 +5116,8 @@
         </w:r>
       </w:hyperlink>
     </w:p>
-    <w:bookmarkEnd w:id="115"/>
-    <w:bookmarkStart w:id="117" w:name="ref-RN14"/>
+    <w:bookmarkEnd w:id="116"/>
+    <w:bookmarkStart w:id="118" w:name="ref-RN14"/>
     <w:p>
       <w:pPr>
         <w:pStyle w:val="Bibliography"/>
@@ -5139,7 +5137,7 @@
       <w:r>
         <w:t xml:space="preserve"> </w:t>
       </w:r>
-      <w:hyperlink r:id="rId116">
+      <w:hyperlink r:id="rId117">
         <w:r>
           <w:rPr>
             <w:rStyle w:val="Hyperlink"/>
@@ -5154,8 +5152,8 @@
         <w:t xml:space="preserve"> </w:t>
       </w:r>
     </w:p>
-    <w:bookmarkEnd w:id="117"/>
-    <w:bookmarkStart w:id="119" w:name="ref-RN15"/>
+    <w:bookmarkEnd w:id="118"/>
+    <w:bookmarkStart w:id="120" w:name="ref-RN15"/>
     <w:p>
       <w:pPr>
         <w:pStyle w:val="Bibliography"/>
@@ -5175,7 +5173,7 @@
       <w:r>
         <w:t xml:space="preserve"> </w:t>
       </w:r>
-      <w:hyperlink r:id="rId118">
+      <w:hyperlink r:id="rId119">
         <w:r>
           <w:rPr>
             <w:rStyle w:val="Hyperlink"/>
@@ -5190,8 +5188,8 @@
         <w:t xml:space="preserve"> </w:t>
       </w:r>
     </w:p>
-    <w:bookmarkEnd w:id="119"/>
-    <w:bookmarkStart w:id="121" w:name="ref-RN16"/>
+    <w:bookmarkEnd w:id="120"/>
+    <w:bookmarkStart w:id="122" w:name="ref-RN16"/>
     <w:p>
       <w:pPr>
         <w:pStyle w:val="Bibliography"/>
@@ -5211,7 +5209,7 @@
       <w:r>
         <w:t xml:space="preserve"> </w:t>
       </w:r>
-      <w:hyperlink r:id="rId120">
+      <w:hyperlink r:id="rId121">
         <w:r>
           <w:rPr>
             <w:rStyle w:val="Hyperlink"/>
@@ -5226,8 +5224,8 @@
         <w:t xml:space="preserve"> </w:t>
       </w:r>
     </w:p>
-    <w:bookmarkEnd w:id="121"/>
-    <w:bookmarkStart w:id="123" w:name="ref-RN17"/>
+    <w:bookmarkEnd w:id="122"/>
+    <w:bookmarkStart w:id="124" w:name="ref-RN17"/>
     <w:p>
       <w:pPr>
         <w:pStyle w:val="Bibliography"/>
@@ -5247,7 +5245,7 @@
       <w:r>
         <w:t xml:space="preserve"> </w:t>
       </w:r>
-      <w:hyperlink r:id="rId122">
+      <w:hyperlink r:id="rId123">
         <w:r>
           <w:rPr>
             <w:rStyle w:val="Hyperlink"/>
@@ -5262,8 +5260,8 @@
         <w:t xml:space="preserve"> </w:t>
       </w:r>
     </w:p>
-    <w:bookmarkEnd w:id="123"/>
-    <w:bookmarkStart w:id="125" w:name="ref-RN18"/>
+    <w:bookmarkEnd w:id="124"/>
+    <w:bookmarkStart w:id="126" w:name="ref-RN18"/>
     <w:p>
       <w:pPr>
         <w:pStyle w:val="Bibliography"/>
@@ -5283,7 +5281,7 @@
       <w:r>
         <w:t xml:space="preserve"> </w:t>
       </w:r>
-      <w:hyperlink r:id="rId124">
+      <w:hyperlink r:id="rId125">
         <w:r>
           <w:rPr>
             <w:rStyle w:val="Hyperlink"/>
@@ -5292,8 +5290,8 @@
         </w:r>
       </w:hyperlink>
     </w:p>
-    <w:bookmarkEnd w:id="125"/>
-    <w:bookmarkStart w:id="127" w:name="ref-RN19"/>
+    <w:bookmarkEnd w:id="126"/>
+    <w:bookmarkStart w:id="128" w:name="ref-RN19"/>
     <w:p>
       <w:pPr>
         <w:pStyle w:val="Bibliography"/>
@@ -5313,7 +5311,7 @@
       <w:r>
         <w:t xml:space="preserve"> </w:t>
       </w:r>
-      <w:hyperlink r:id="rId126">
+      <w:hyperlink r:id="rId127">
         <w:r>
           <w:rPr>
             <w:rStyle w:val="Hyperlink"/>
@@ -5328,8 +5326,8 @@
         <w:t xml:space="preserve"> </w:t>
       </w:r>
     </w:p>
-    <w:bookmarkEnd w:id="127"/>
-    <w:bookmarkStart w:id="129" w:name="ref-RN20"/>
+    <w:bookmarkEnd w:id="128"/>
+    <w:bookmarkStart w:id="130" w:name="ref-RN20"/>
     <w:p>
       <w:pPr>
         <w:pStyle w:val="Bibliography"/>
@@ -5349,7 +5347,7 @@
       <w:r>
         <w:t xml:space="preserve"> </w:t>
       </w:r>
-      <w:hyperlink r:id="rId128">
+      <w:hyperlink r:id="rId129">
         <w:r>
           <w:rPr>
             <w:rStyle w:val="Hyperlink"/>
@@ -5364,8 +5362,8 @@
         <w:t xml:space="preserve"> </w:t>
       </w:r>
     </w:p>
-    <w:bookmarkEnd w:id="129"/>
-    <w:bookmarkStart w:id="131" w:name="ref-RN22"/>
+    <w:bookmarkEnd w:id="130"/>
+    <w:bookmarkStart w:id="132" w:name="ref-RN22"/>
     <w:p>
       <w:pPr>
         <w:pStyle w:val="Bibliography"/>
@@ -5385,7 +5383,7 @@
       <w:r>
         <w:t xml:space="preserve"> </w:t>
       </w:r>
-      <w:hyperlink r:id="rId130">
+      <w:hyperlink r:id="rId131">
         <w:r>
           <w:rPr>
             <w:rStyle w:val="Hyperlink"/>
@@ -5400,8 +5398,8 @@
         <w:t xml:space="preserve"> </w:t>
       </w:r>
     </w:p>
-    <w:bookmarkEnd w:id="131"/>
-    <w:bookmarkStart w:id="133" w:name="ref-RN23"/>
+    <w:bookmarkEnd w:id="132"/>
+    <w:bookmarkStart w:id="134" w:name="ref-RN23"/>
     <w:p>
       <w:pPr>
         <w:pStyle w:val="Bibliography"/>
@@ -5421,7 +5419,7 @@
       <w:r>
         <w:t xml:space="preserve"> </w:t>
       </w:r>
-      <w:hyperlink r:id="rId132">
+      <w:hyperlink r:id="rId133">
         <w:r>
           <w:rPr>
             <w:rStyle w:val="Hyperlink"/>
@@ -5436,8 +5434,8 @@
         <w:t xml:space="preserve"> </w:t>
       </w:r>
     </w:p>
-    <w:bookmarkEnd w:id="133"/>
-    <w:bookmarkStart w:id="135" w:name="ref-ferrari2024"/>
+    <w:bookmarkEnd w:id="134"/>
+    <w:bookmarkStart w:id="136" w:name="ref-ferrari2024"/>
     <w:p>
       <w:pPr>
         <w:pStyle w:val="Bibliography"/>
@@ -5463,7 +5461,7 @@
       <w:r>
         <w:t xml:space="preserve"> </w:t>
       </w:r>
-      <w:hyperlink r:id="rId134">
+      <w:hyperlink r:id="rId135">
         <w:r>
           <w:rPr>
             <w:rStyle w:val="Hyperlink"/>
@@ -5472,8 +5470,8 @@
         </w:r>
       </w:hyperlink>
     </w:p>
-    <w:bookmarkEnd w:id="135"/>
-    <w:bookmarkStart w:id="137" w:name="ref-naghavi2024"/>
+    <w:bookmarkEnd w:id="136"/>
+    <w:bookmarkStart w:id="138" w:name="ref-naghavi2024"/>
     <w:p>
       <w:pPr>
         <w:pStyle w:val="Bibliography"/>
@@ -5496,7 +5494,7 @@
       <w:r>
         <w:t xml:space="preserve"> </w:t>
       </w:r>
-      <w:hyperlink r:id="rId136">
+      <w:hyperlink r:id="rId137">
         <w:r>
           <w:rPr>
             <w:rStyle w:val="Hyperlink"/>
@@ -5505,8 +5503,8 @@
         </w:r>
       </w:hyperlink>
     </w:p>
-    <w:bookmarkEnd w:id="137"/>
-    <w:bookmarkStart w:id="139" w:name="ref-feigin2021"/>
+    <w:bookmarkEnd w:id="138"/>
+    <w:bookmarkStart w:id="140" w:name="ref-feigin2021"/>
     <w:p>
       <w:pPr>
         <w:pStyle w:val="Bibliography"/>
@@ -5529,7 +5527,7 @@
       <w:r>
         <w:t xml:space="preserve"> </w:t>
       </w:r>
-      <w:hyperlink r:id="rId138">
+      <w:hyperlink r:id="rId139">
         <w:r>
           <w:rPr>
             <w:rStyle w:val="Hyperlink"/>
@@ -5538,8 +5536,8 @@
         </w:r>
       </w:hyperlink>
     </w:p>
-    <w:bookmarkEnd w:id="139"/>
-    <w:bookmarkStart w:id="141" w:name="X4857e18fa263add03d367ee42aaf3b3ec4487f5"/>
+    <w:bookmarkEnd w:id="140"/>
+    <w:bookmarkStart w:id="142" w:name="X4857e18fa263add03d367ee42aaf3b3ec4487f5"/>
     <w:p>
       <w:pPr>
         <w:pStyle w:val="Bibliography"/>
@@ -5562,7 +5560,7 @@
       <w:r>
         <w:t xml:space="preserve"> </w:t>
       </w:r>
-      <w:hyperlink r:id="rId140">
+      <w:hyperlink r:id="rId141">
         <w:r>
           <w:rPr>
             <w:rStyle w:val="Hyperlink"/>
@@ -5571,8 +5569,8 @@
         </w:r>
       </w:hyperlink>
     </w:p>
-    <w:bookmarkEnd w:id="141"/>
-    <w:bookmarkStart w:id="143" w:name="ref-base"/>
+    <w:bookmarkEnd w:id="142"/>
+    <w:bookmarkStart w:id="144" w:name="ref-base"/>
     <w:p>
       <w:pPr>
         <w:pStyle w:val="Bibliography"/>
@@ -5601,7 +5599,7 @@
       <w:r>
         <w:t xml:space="preserve"> </w:t>
       </w:r>
-      <w:hyperlink r:id="rId142">
+      <w:hyperlink r:id="rId143">
         <w:r>
           <w:rPr>
             <w:rStyle w:val="Hyperlink"/>
@@ -5610,8 +5608,8 @@
         </w:r>
       </w:hyperlink>
     </w:p>
-    <w:bookmarkEnd w:id="143"/>
-    <w:bookmarkStart w:id="145" w:name="ref-beepr"/>
+    <w:bookmarkEnd w:id="144"/>
+    <w:bookmarkStart w:id="146" w:name="ref-beepr"/>
     <w:p>
       <w:pPr>
         <w:pStyle w:val="Bibliography"/>
@@ -5640,7 +5638,7 @@
       <w:r>
         <w:t xml:space="preserve"> </w:t>
       </w:r>
-      <w:hyperlink r:id="rId144">
+      <w:hyperlink r:id="rId145">
         <w:r>
           <w:rPr>
             <w:rStyle w:val="Hyperlink"/>
@@ -5649,8 +5647,8 @@
         </w:r>
       </w:hyperlink>
     </w:p>
-    <w:bookmarkEnd w:id="145"/>
-    <w:bookmarkStart w:id="147" w:name="ref-flextable"/>
+    <w:bookmarkEnd w:id="146"/>
+    <w:bookmarkStart w:id="148" w:name="ref-flextable"/>
     <w:p>
       <w:pPr>
         <w:pStyle w:val="Bibliography"/>
@@ -5679,7 +5677,7 @@
       <w:r>
         <w:t xml:space="preserve"> </w:t>
       </w:r>
-      <w:hyperlink r:id="rId146">
+      <w:hyperlink r:id="rId147">
         <w:r>
           <w:rPr>
             <w:rStyle w:val="Hyperlink"/>
@@ -5688,8 +5686,8 @@
         </w:r>
       </w:hyperlink>
     </w:p>
-    <w:bookmarkEnd w:id="147"/>
-    <w:bookmarkStart w:id="149" w:name="ref-furrr"/>
+    <w:bookmarkEnd w:id="148"/>
+    <w:bookmarkStart w:id="150" w:name="ref-furrr"/>
     <w:p>
       <w:pPr>
         <w:pStyle w:val="Bibliography"/>
@@ -5718,7 +5716,7 @@
       <w:r>
         <w:t xml:space="preserve"> </w:t>
       </w:r>
-      <w:hyperlink r:id="rId148">
+      <w:hyperlink r:id="rId149">
         <w:r>
           <w:rPr>
             <w:rStyle w:val="Hyperlink"/>
@@ -5727,8 +5725,8 @@
         </w:r>
       </w:hyperlink>
     </w:p>
-    <w:bookmarkEnd w:id="149"/>
-    <w:bookmarkStart w:id="151" w:name="ref-future"/>
+    <w:bookmarkEnd w:id="150"/>
+    <w:bookmarkStart w:id="152" w:name="ref-future"/>
     <w:p>
       <w:pPr>
         <w:pStyle w:val="Bibliography"/>
@@ -5748,7 +5746,7 @@
       <w:r>
         <w:t xml:space="preserve"> </w:t>
       </w:r>
-      <w:hyperlink r:id="rId150">
+      <w:hyperlink r:id="rId151">
         <w:r>
           <w:rPr>
             <w:rStyle w:val="Hyperlink"/>
@@ -5757,8 +5755,8 @@
         </w:r>
       </w:hyperlink>
     </w:p>
-    <w:bookmarkEnd w:id="151"/>
-    <w:bookmarkStart w:id="153" w:name="ref-geofacet"/>
+    <w:bookmarkEnd w:id="152"/>
+    <w:bookmarkStart w:id="154" w:name="ref-geofacet"/>
     <w:p>
       <w:pPr>
         <w:pStyle w:val="Bibliography"/>
@@ -5805,7 +5803,7 @@
       <w:r>
         <w:t xml:space="preserve"> </w:t>
       </w:r>
-      <w:hyperlink r:id="rId152">
+      <w:hyperlink r:id="rId153">
         <w:r>
           <w:rPr>
             <w:rStyle w:val="Hyperlink"/>
@@ -5814,8 +5812,8 @@
         </w:r>
       </w:hyperlink>
     </w:p>
-    <w:bookmarkEnd w:id="153"/>
-    <w:bookmarkStart w:id="155" w:name="ref-gganimate"/>
+    <w:bookmarkEnd w:id="154"/>
+    <w:bookmarkStart w:id="156" w:name="ref-gganimate"/>
     <w:p>
       <w:pPr>
         <w:pStyle w:val="Bibliography"/>
@@ -5844,7 +5842,7 @@
       <w:r>
         <w:t xml:space="preserve"> </w:t>
       </w:r>
-      <w:hyperlink r:id="rId154">
+      <w:hyperlink r:id="rId155">
         <w:r>
           <w:rPr>
             <w:rStyle w:val="Hyperlink"/>
@@ -5853,8 +5851,8 @@
         </w:r>
       </w:hyperlink>
     </w:p>
-    <w:bookmarkEnd w:id="155"/>
-    <w:bookmarkStart w:id="157" w:name="ref-ggbump"/>
+    <w:bookmarkEnd w:id="156"/>
+    <w:bookmarkStart w:id="158" w:name="ref-ggbump"/>
     <w:p>
       <w:pPr>
         <w:pStyle w:val="Bibliography"/>
@@ -5883,7 +5881,7 @@
       <w:r>
         <w:t xml:space="preserve"> </w:t>
       </w:r>
-      <w:hyperlink r:id="rId156">
+      <w:hyperlink r:id="rId157">
         <w:r>
           <w:rPr>
             <w:rStyle w:val="Hyperlink"/>
@@ -5892,8 +5890,8 @@
         </w:r>
       </w:hyperlink>
     </w:p>
-    <w:bookmarkEnd w:id="157"/>
-    <w:bookmarkStart w:id="159" w:name="ref-ggnewscale"/>
+    <w:bookmarkEnd w:id="158"/>
+    <w:bookmarkStart w:id="160" w:name="ref-ggnewscale"/>
     <w:p>
       <w:pPr>
         <w:pStyle w:val="Bibliography"/>
@@ -5940,7 +5938,7 @@
       <w:r>
         <w:t xml:space="preserve"> </w:t>
       </w:r>
-      <w:hyperlink r:id="rId158">
+      <w:hyperlink r:id="rId159">
         <w:r>
           <w:rPr>
             <w:rStyle w:val="Hyperlink"/>
@@ -5949,8 +5947,8 @@
         </w:r>
       </w:hyperlink>
     </w:p>
-    <w:bookmarkEnd w:id="159"/>
-    <w:bookmarkStart w:id="161" w:name="ref-ggtext"/>
+    <w:bookmarkEnd w:id="160"/>
+    <w:bookmarkStart w:id="162" w:name="ref-ggtext"/>
     <w:p>
       <w:pPr>
         <w:pStyle w:val="Bibliography"/>
@@ -5997,7 +5995,7 @@
       <w:r>
         <w:t xml:space="preserve"> </w:t>
       </w:r>
-      <w:hyperlink r:id="rId160">
+      <w:hyperlink r:id="rId161">
         <w:r>
           <w:rPr>
             <w:rStyle w:val="Hyperlink"/>
@@ -6006,8 +6004,8 @@
         </w:r>
       </w:hyperlink>
     </w:p>
-    <w:bookmarkEnd w:id="161"/>
-    <w:bookmarkStart w:id="163" w:name="ref-glue"/>
+    <w:bookmarkEnd w:id="162"/>
+    <w:bookmarkStart w:id="164" w:name="ref-glue"/>
     <w:p>
       <w:pPr>
         <w:pStyle w:val="Bibliography"/>
@@ -6036,7 +6034,7 @@
       <w:r>
         <w:t xml:space="preserve"> </w:t>
       </w:r>
-      <w:hyperlink r:id="rId162">
+      <w:hyperlink r:id="rId163">
         <w:r>
           <w:rPr>
             <w:rStyle w:val="Hyperlink"/>
@@ -6045,8 +6043,8 @@
         </w:r>
       </w:hyperlink>
     </w:p>
-    <w:bookmarkEnd w:id="163"/>
-    <w:bookmarkStart w:id="164" w:name="ref-knitr2014"/>
+    <w:bookmarkEnd w:id="164"/>
+    <w:bookmarkStart w:id="165" w:name="ref-knitr2014"/>
     <w:p>
       <w:pPr>
         <w:pStyle w:val="Bibliography"/>
@@ -6085,8 +6083,8 @@
         <w:t xml:space="preserve"> </w:t>
       </w:r>
     </w:p>
-    <w:bookmarkEnd w:id="164"/>
-    <w:bookmarkStart w:id="166" w:name="ref-knitr2015"/>
+    <w:bookmarkEnd w:id="165"/>
+    <w:bookmarkStart w:id="167" w:name="ref-knitr2015"/>
     <w:p>
       <w:pPr>
         <w:pStyle w:val="Bibliography"/>
@@ -6118,7 +6116,7 @@
       <w:r>
         <w:t xml:space="preserve"> </w:t>
       </w:r>
-      <w:hyperlink r:id="rId165">
+      <w:hyperlink r:id="rId166">
         <w:r>
           <w:rPr>
             <w:rStyle w:val="Hyperlink"/>
@@ -6127,8 +6125,8 @@
         </w:r>
       </w:hyperlink>
     </w:p>
-    <w:bookmarkEnd w:id="166"/>
-    <w:bookmarkStart w:id="167" w:name="ref-knitr2025"/>
+    <w:bookmarkEnd w:id="167"/>
+    <w:bookmarkStart w:id="168" w:name="ref-knitr2025"/>
     <w:p>
       <w:pPr>
         <w:pStyle w:val="Bibliography"/>
@@ -6169,7 +6167,7 @@
       <w:r>
         <w:t xml:space="preserve"> </w:t>
       </w:r>
-      <w:hyperlink r:id="rId165">
+      <w:hyperlink r:id="rId166">
         <w:r>
           <w:rPr>
             <w:rStyle w:val="Hyperlink"/>
@@ -6178,8 +6176,8 @@
         </w:r>
       </w:hyperlink>
     </w:p>
-    <w:bookmarkEnd w:id="167"/>
-    <w:bookmarkStart w:id="169" w:name="ref-officer"/>
+    <w:bookmarkEnd w:id="168"/>
+    <w:bookmarkStart w:id="170" w:name="ref-officer"/>
     <w:p>
       <w:pPr>
         <w:pStyle w:val="Bibliography"/>
@@ -6208,7 +6206,7 @@
       <w:r>
         <w:t xml:space="preserve"> </w:t>
       </w:r>
-      <w:hyperlink r:id="rId168">
+      <w:hyperlink r:id="rId169">
         <w:r>
           <w:rPr>
             <w:rStyle w:val="Hyperlink"/>
@@ -6217,8 +6215,8 @@
         </w:r>
       </w:hyperlink>
     </w:p>
-    <w:bookmarkEnd w:id="169"/>
-    <w:bookmarkStart w:id="171" w:name="ref-paletteer"/>
+    <w:bookmarkEnd w:id="170"/>
+    <w:bookmarkStart w:id="172" w:name="ref-paletteer"/>
     <w:p>
       <w:pPr>
         <w:pStyle w:val="Bibliography"/>
@@ -6247,7 +6245,7 @@
       <w:r>
         <w:t xml:space="preserve"> </w:t>
       </w:r>
-      <w:hyperlink r:id="rId170">
+      <w:hyperlink r:id="rId171">
         <w:r>
           <w:rPr>
             <w:rStyle w:val="Hyperlink"/>
@@ -6256,8 +6254,8 @@
         </w:r>
       </w:hyperlink>
     </w:p>
-    <w:bookmarkEnd w:id="171"/>
-    <w:bookmarkStart w:id="173" w:name="ref-patchwork"/>
+    <w:bookmarkEnd w:id="172"/>
+    <w:bookmarkStart w:id="174" w:name="ref-patchwork"/>
     <w:p>
       <w:pPr>
         <w:pStyle w:val="Bibliography"/>
@@ -6286,7 +6284,7 @@
       <w:r>
         <w:t xml:space="preserve"> </w:t>
       </w:r>
-      <w:hyperlink r:id="rId172">
+      <w:hyperlink r:id="rId173">
         <w:r>
           <w:rPr>
             <w:rStyle w:val="Hyperlink"/>
@@ -6295,8 +6293,8 @@
         </w:r>
       </w:hyperlink>
     </w:p>
-    <w:bookmarkEnd w:id="173"/>
-    <w:bookmarkStart w:id="175" w:name="ref-renv"/>
+    <w:bookmarkEnd w:id="174"/>
+    <w:bookmarkStart w:id="176" w:name="ref-renv"/>
     <w:p>
       <w:pPr>
         <w:pStyle w:val="Bibliography"/>
@@ -6325,7 +6323,7 @@
       <w:r>
         <w:t xml:space="preserve"> </w:t>
       </w:r>
-      <w:hyperlink r:id="rId174">
+      <w:hyperlink r:id="rId175">
         <w:r>
           <w:rPr>
             <w:rStyle w:val="Hyperlink"/>
@@ -6334,8 +6332,8 @@
         </w:r>
       </w:hyperlink>
     </w:p>
-    <w:bookmarkEnd w:id="175"/>
-    <w:bookmarkStart w:id="177" w:name="ref-rmarkdown2018"/>
+    <w:bookmarkEnd w:id="176"/>
+    <w:bookmarkStart w:id="178" w:name="ref-rmarkdown2018"/>
     <w:p>
       <w:pPr>
         <w:pStyle w:val="Bibliography"/>
@@ -6355,7 +6353,7 @@
       <w:r>
         <w:t xml:space="preserve"> </w:t>
       </w:r>
-      <w:hyperlink r:id="rId176">
+      <w:hyperlink r:id="rId177">
         <w:r>
           <w:rPr>
             <w:rStyle w:val="Hyperlink"/>
@@ -6364,8 +6362,8 @@
         </w:r>
       </w:hyperlink>
     </w:p>
-    <w:bookmarkEnd w:id="177"/>
-    <w:bookmarkStart w:id="179" w:name="ref-rmarkdown2020"/>
+    <w:bookmarkEnd w:id="178"/>
+    <w:bookmarkStart w:id="180" w:name="ref-rmarkdown2020"/>
     <w:p>
       <w:pPr>
         <w:pStyle w:val="Bibliography"/>
@@ -6385,7 +6383,7 @@
       <w:r>
         <w:t xml:space="preserve"> </w:t>
       </w:r>
-      <w:hyperlink r:id="rId178">
+      <w:hyperlink r:id="rId179">
         <w:r>
           <w:rPr>
             <w:rStyle w:val="Hyperlink"/>
@@ -6394,8 +6392,8 @@
         </w:r>
       </w:hyperlink>
     </w:p>
-    <w:bookmarkEnd w:id="179"/>
-    <w:bookmarkStart w:id="181" w:name="ref-rmarkdown2026"/>
+    <w:bookmarkEnd w:id="180"/>
+    <w:bookmarkStart w:id="182" w:name="ref-rmarkdown2026"/>
     <w:p>
       <w:pPr>
         <w:pStyle w:val="Bibliography"/>
@@ -6424,7 +6422,7 @@
       <w:r>
         <w:t xml:space="preserve"> </w:t>
       </w:r>
-      <w:hyperlink r:id="rId180">
+      <w:hyperlink r:id="rId181">
         <w:r>
           <w:rPr>
             <w:rStyle w:val="Hyperlink"/>
@@ -6433,8 +6431,8 @@
         </w:r>
       </w:hyperlink>
     </w:p>
-    <w:bookmarkEnd w:id="181"/>
-    <w:bookmarkStart w:id="183" w:name="ref-scales"/>
+    <w:bookmarkEnd w:id="182"/>
+    <w:bookmarkStart w:id="184" w:name="ref-scales"/>
     <w:p>
       <w:pPr>
         <w:pStyle w:val="Bibliography"/>
@@ -6463,7 +6461,7 @@
       <w:r>
         <w:t xml:space="preserve"> </w:t>
       </w:r>
-      <w:hyperlink r:id="rId182">
+      <w:hyperlink r:id="rId183">
         <w:r>
           <w:rPr>
             <w:rStyle w:val="Hyperlink"/>
@@ -6472,8 +6470,8 @@
         </w:r>
       </w:hyperlink>
     </w:p>
-    <w:bookmarkEnd w:id="183"/>
-    <w:bookmarkStart w:id="185" w:name="ref-svglite"/>
+    <w:bookmarkEnd w:id="184"/>
+    <w:bookmarkStart w:id="186" w:name="ref-svglite"/>
     <w:p>
       <w:pPr>
         <w:pStyle w:val="Bibliography"/>
@@ -6520,7 +6518,7 @@
       <w:r>
         <w:t xml:space="preserve"> </w:t>
       </w:r>
-      <w:hyperlink r:id="rId184">
+      <w:hyperlink r:id="rId185">
         <w:r>
           <w:rPr>
             <w:rStyle w:val="Hyperlink"/>
@@ -6529,8 +6527,8 @@
         </w:r>
       </w:hyperlink>
     </w:p>
-    <w:bookmarkEnd w:id="185"/>
-    <w:bookmarkStart w:id="187" w:name="ref-tidyverse"/>
+    <w:bookmarkEnd w:id="186"/>
+    <w:bookmarkStart w:id="188" w:name="ref-tidyverse"/>
     <w:p>
       <w:pPr>
         <w:pStyle w:val="Bibliography"/>
@@ -6550,7 +6548,7 @@
       <w:r>
         <w:t xml:space="preserve"> </w:t>
       </w:r>
-      <w:hyperlink r:id="rId186">
+      <w:hyperlink r:id="rId187">
         <w:r>
           <w:rPr>
             <w:rStyle w:val="Hyperlink"/>
@@ -6577,8 +6575,8 @@
         <w:t xml:space="preserve"> </w:t>
       </w:r>
     </w:p>
-    <w:bookmarkEnd w:id="187"/>
-    <w:bookmarkStart w:id="188" w:name="ref-altman2003statistics"/>
+    <w:bookmarkEnd w:id="188"/>
+    <w:bookmarkStart w:id="189" w:name="ref-altman2003statistics"/>
     <w:p>
       <w:pPr>
         <w:pStyle w:val="Bibliography"/>
@@ -6599,8 +6597,8 @@
         <w:t xml:space="preserve"> </w:t>
       </w:r>
     </w:p>
-    <w:bookmarkEnd w:id="188"/>
-    <w:bookmarkStart w:id="189" w:name="ref-rothman2008modern"/>
+    <w:bookmarkEnd w:id="189"/>
+    <w:bookmarkStart w:id="190" w:name="ref-rothman2008modern"/>
     <w:p>
       <w:pPr>
         <w:pStyle w:val="Bibliography"/>
@@ -6621,8 +6619,8 @@
         <w:t xml:space="preserve"> </w:t>
       </w:r>
     </w:p>
-    <w:bookmarkEnd w:id="189"/>
-    <w:bookmarkStart w:id="190" w:name="ref-cochran1977sampling"/>
+    <w:bookmarkEnd w:id="190"/>
+    <w:bookmarkStart w:id="191" w:name="ref-cochran1977sampling"/>
     <w:p>
       <w:pPr>
         <w:pStyle w:val="Bibliography"/>
@@ -6643,8 +6641,8 @@
         <w:t xml:space="preserve"> </w:t>
       </w:r>
     </w:p>
-    <w:bookmarkEnd w:id="190"/>
-    <w:bookmarkStart w:id="192" w:name="ref-vos2020"/>
+    <w:bookmarkEnd w:id="191"/>
+    <w:bookmarkStart w:id="193" w:name="ref-vos2020"/>
     <w:p>
       <w:pPr>
         <w:pStyle w:val="Bibliography"/>
@@ -6667,7 +6665,7 @@
       <w:r>
         <w:t xml:space="preserve"> </w:t>
       </w:r>
-      <w:hyperlink r:id="rId191">
+      <w:hyperlink r:id="rId192">
         <w:r>
           <w:rPr>
             <w:rStyle w:val="Hyperlink"/>
@@ -6676,8 +6674,8 @@
         </w:r>
       </w:hyperlink>
     </w:p>
-    <w:bookmarkEnd w:id="192"/>
-    <w:bookmarkStart w:id="194" w:name="ref-RN24"/>
+    <w:bookmarkEnd w:id="193"/>
+    <w:bookmarkStart w:id="195" w:name="ref-RN24"/>
     <w:p>
       <w:pPr>
         <w:pStyle w:val="Bibliography"/>
@@ -6697,7 +6695,7 @@
       <w:r>
         <w:t xml:space="preserve"> </w:t>
       </w:r>
-      <w:hyperlink r:id="rId193">
+      <w:hyperlink r:id="rId194">
         <w:r>
           <w:rPr>
             <w:rStyle w:val="Hyperlink"/>
@@ -6706,8 +6704,8 @@
         </w:r>
       </w:hyperlink>
     </w:p>
-    <w:bookmarkEnd w:id="194"/>
-    <w:bookmarkStart w:id="196" w:name="ref-RN25"/>
+    <w:bookmarkEnd w:id="195"/>
+    <w:bookmarkStart w:id="197" w:name="ref-RN25"/>
     <w:p>
       <w:pPr>
         <w:pStyle w:val="Bibliography"/>
@@ -6727,7 +6725,7 @@
       <w:r>
         <w:t xml:space="preserve"> </w:t>
       </w:r>
-      <w:hyperlink r:id="rId195">
+      <w:hyperlink r:id="rId196">
         <w:r>
           <w:rPr>
             <w:rStyle w:val="Hyperlink"/>
@@ -6736,8 +6734,8 @@
         </w:r>
       </w:hyperlink>
     </w:p>
-    <w:bookmarkEnd w:id="196"/>
-    <w:bookmarkStart w:id="198" w:name="ref-RN26"/>
+    <w:bookmarkEnd w:id="197"/>
+    <w:bookmarkStart w:id="199" w:name="ref-RN26"/>
     <w:p>
       <w:pPr>
         <w:pStyle w:val="Bibliography"/>
@@ -6757,7 +6755,7 @@
       <w:r>
         <w:t xml:space="preserve"> </w:t>
       </w:r>
-      <w:hyperlink r:id="rId197">
+      <w:hyperlink r:id="rId198">
         <w:r>
           <w:rPr>
             <w:rStyle w:val="Hyperlink"/>
@@ -6766,8 +6764,8 @@
         </w:r>
       </w:hyperlink>
     </w:p>
-    <w:bookmarkEnd w:id="198"/>
-    <w:bookmarkStart w:id="200" w:name="ref-RN27"/>
+    <w:bookmarkEnd w:id="199"/>
+    <w:bookmarkStart w:id="201" w:name="ref-RN27"/>
     <w:p>
       <w:pPr>
         <w:pStyle w:val="Bibliography"/>
@@ -6787,7 +6785,7 @@
       <w:r>
         <w:t xml:space="preserve"> </w:t>
       </w:r>
-      <w:hyperlink r:id="rId199">
+      <w:hyperlink r:id="rId200">
         <w:r>
           <w:rPr>
             <w:rStyle w:val="Hyperlink"/>
@@ -6796,8 +6794,8 @@
         </w:r>
       </w:hyperlink>
     </w:p>
-    <w:bookmarkEnd w:id="200"/>
-    <w:bookmarkStart w:id="202" w:name="ref-RN28"/>
+    <w:bookmarkEnd w:id="201"/>
+    <w:bookmarkStart w:id="203" w:name="ref-RN28"/>
     <w:p>
       <w:pPr>
         <w:pStyle w:val="Bibliography"/>
@@ -6817,7 +6815,7 @@
       <w:r>
         <w:t xml:space="preserve"> </w:t>
       </w:r>
-      <w:hyperlink r:id="rId201">
+      <w:hyperlink r:id="rId202">
         <w:r>
           <w:rPr>
             <w:rStyle w:val="Hyperlink"/>
@@ -6826,8 +6824,8 @@
         </w:r>
       </w:hyperlink>
     </w:p>
-    <w:bookmarkEnd w:id="202"/>
-    <w:bookmarkStart w:id="204" w:name="ref-RN29"/>
+    <w:bookmarkEnd w:id="203"/>
+    <w:bookmarkStart w:id="205" w:name="ref-RN29"/>
     <w:p>
       <w:pPr>
         <w:pStyle w:val="Bibliography"/>
@@ -6847,7 +6845,7 @@
       <w:r>
         <w:t xml:space="preserve"> </w:t>
       </w:r>
-      <w:hyperlink r:id="rId203">
+      <w:hyperlink r:id="rId204">
         <w:r>
           <w:rPr>
             <w:rStyle w:val="Hyperlink"/>
@@ -6862,8 +6860,8 @@
         <w:t xml:space="preserve"> </w:t>
       </w:r>
     </w:p>
-    <w:bookmarkEnd w:id="204"/>
-    <w:bookmarkStart w:id="206" w:name="ref-RN30"/>
+    <w:bookmarkEnd w:id="205"/>
+    <w:bookmarkStart w:id="207" w:name="ref-RN30"/>
     <w:p>
       <w:pPr>
         <w:pStyle w:val="Bibliography"/>
@@ -6883,7 +6881,7 @@
       <w:r>
         <w:t xml:space="preserve"> </w:t>
       </w:r>
-      <w:hyperlink r:id="rId205">
+      <w:hyperlink r:id="rId206">
         <w:r>
           <w:rPr>
             <w:rStyle w:val="Hyperlink"/>
@@ -6898,8 +6896,8 @@
         <w:t xml:space="preserve"> </w:t>
       </w:r>
     </w:p>
-    <w:bookmarkEnd w:id="206"/>
-    <w:bookmarkStart w:id="208" w:name="ref-RN31"/>
+    <w:bookmarkEnd w:id="207"/>
+    <w:bookmarkStart w:id="209" w:name="ref-RN31"/>
     <w:p>
       <w:pPr>
         <w:pStyle w:val="Bibliography"/>
@@ -6919,7 +6917,7 @@
       <w:r>
         <w:t xml:space="preserve"> </w:t>
       </w:r>
-      <w:hyperlink r:id="rId207">
+      <w:hyperlink r:id="rId208">
         <w:r>
           <w:rPr>
             <w:rStyle w:val="Hyperlink"/>
@@ -6934,8 +6932,8 @@
         <w:t xml:space="preserve"> </w:t>
       </w:r>
     </w:p>
-    <w:bookmarkEnd w:id="208"/>
-    <w:bookmarkStart w:id="210" w:name="ref-RN32"/>
+    <w:bookmarkEnd w:id="209"/>
+    <w:bookmarkStart w:id="211" w:name="ref-RN32"/>
     <w:p>
       <w:pPr>
         <w:pStyle w:val="Bibliography"/>
@@ -6955,7 +6953,7 @@
       <w:r>
         <w:t xml:space="preserve"> </w:t>
       </w:r>
-      <w:hyperlink r:id="rId209">
+      <w:hyperlink r:id="rId210">
         <w:r>
           <w:rPr>
             <w:rStyle w:val="Hyperlink"/>
@@ -6970,8 +6968,8 @@
         <w:t xml:space="preserve"> </w:t>
       </w:r>
     </w:p>
-    <w:bookmarkEnd w:id="210"/>
-    <w:bookmarkStart w:id="212" w:name="ref-RN33"/>
+    <w:bookmarkEnd w:id="211"/>
+    <w:bookmarkStart w:id="213" w:name="ref-RN33"/>
     <w:p>
       <w:pPr>
         <w:pStyle w:val="Bibliography"/>
@@ -6991,7 +6989,7 @@
       <w:r>
         <w:t xml:space="preserve"> </w:t>
       </w:r>
-      <w:hyperlink r:id="rId211">
+      <w:hyperlink r:id="rId212">
         <w:r>
           <w:rPr>
             <w:rStyle w:val="Hyperlink"/>
@@ -7006,8 +7004,8 @@
         <w:t xml:space="preserve"> </w:t>
       </w:r>
     </w:p>
-    <w:bookmarkEnd w:id="212"/>
-    <w:bookmarkStart w:id="214" w:name="ref-RN21"/>
+    <w:bookmarkEnd w:id="213"/>
+    <w:bookmarkStart w:id="215" w:name="ref-RN21"/>
     <w:p>
       <w:pPr>
         <w:pStyle w:val="Bibliography"/>
@@ -7027,7 +7025,7 @@
       <w:r>
         <w:t xml:space="preserve"> </w:t>
       </w:r>
-      <w:hyperlink r:id="rId213">
+      <w:hyperlink r:id="rId214">
         <w:r>
           <w:rPr>
             <w:rStyle w:val="Hyperlink"/>
@@ -7042,8 +7040,8 @@
         <w:t xml:space="preserve"> </w:t>
       </w:r>
     </w:p>
-    <w:bookmarkEnd w:id="214"/>
-    <w:bookmarkStart w:id="216" w:name="ref-RN34"/>
+    <w:bookmarkEnd w:id="215"/>
+    <w:bookmarkStart w:id="217" w:name="ref-RN34"/>
     <w:p>
       <w:pPr>
         <w:pStyle w:val="Bibliography"/>
@@ -7063,7 +7061,7 @@
       <w:r>
         <w:t xml:space="preserve"> </w:t>
       </w:r>
-      <w:hyperlink r:id="rId215">
+      <w:hyperlink r:id="rId216">
         <w:r>
           <w:rPr>
             <w:rStyle w:val="Hyperlink"/>
@@ -7078,8 +7076,8 @@
         <w:t xml:space="preserve"> </w:t>
       </w:r>
     </w:p>
-    <w:bookmarkEnd w:id="216"/>
-    <w:bookmarkStart w:id="218" w:name="ref-RN35"/>
+    <w:bookmarkEnd w:id="217"/>
+    <w:bookmarkStart w:id="219" w:name="ref-RN35"/>
     <w:p>
       <w:pPr>
         <w:pStyle w:val="Bibliography"/>
@@ -7099,7 +7097,7 @@
       <w:r>
         <w:t xml:space="preserve"> </w:t>
       </w:r>
-      <w:hyperlink r:id="rId217">
+      <w:hyperlink r:id="rId218">
         <w:r>
           <w:rPr>
             <w:rStyle w:val="Hyperlink"/>
@@ -7114,8 +7112,8 @@
         <w:t xml:space="preserve"> </w:t>
       </w:r>
     </w:p>
-    <w:bookmarkEnd w:id="218"/>
-    <w:bookmarkStart w:id="220" w:name="ref-RN36"/>
+    <w:bookmarkEnd w:id="219"/>
+    <w:bookmarkStart w:id="221" w:name="ref-RN36"/>
     <w:p>
       <w:pPr>
         <w:pStyle w:val="Bibliography"/>
@@ -7135,7 +7133,7 @@
       <w:r>
         <w:t xml:space="preserve"> </w:t>
       </w:r>
-      <w:hyperlink r:id="rId219">
+      <w:hyperlink r:id="rId220">
         <w:r>
           <w:rPr>
             <w:rStyle w:val="Hyperlink"/>
@@ -7144,8 +7142,8 @@
         </w:r>
       </w:hyperlink>
     </w:p>
-    <w:bookmarkEnd w:id="220"/>
-    <w:bookmarkStart w:id="222" w:name="ref-RN37"/>
+    <w:bookmarkEnd w:id="221"/>
+    <w:bookmarkStart w:id="223" w:name="ref-RN37"/>
     <w:p>
       <w:pPr>
         <w:pStyle w:val="Bibliography"/>
@@ -7165,7 +7163,7 @@
       <w:r>
         <w:t xml:space="preserve"> </w:t>
       </w:r>
-      <w:hyperlink r:id="rId221">
+      <w:hyperlink r:id="rId222">
         <w:r>
           <w:rPr>
             <w:rStyle w:val="Hyperlink"/>
@@ -7180,8 +7178,8 @@
         <w:t xml:space="preserve"> </w:t>
       </w:r>
     </w:p>
-    <w:bookmarkEnd w:id="222"/>
-    <w:bookmarkStart w:id="224" w:name="ref-RN38"/>
+    <w:bookmarkEnd w:id="223"/>
+    <w:bookmarkStart w:id="225" w:name="ref-RN38"/>
     <w:p>
       <w:pPr>
         <w:pStyle w:val="Bibliography"/>
@@ -7201,7 +7199,7 @@
       <w:r>
         <w:t xml:space="preserve"> </w:t>
       </w:r>
-      <w:hyperlink r:id="rId223">
+      <w:hyperlink r:id="rId224">
         <w:r>
           <w:rPr>
             <w:rStyle w:val="Hyperlink"/>
@@ -7216,8 +7214,8 @@
         <w:t xml:space="preserve"> </w:t>
       </w:r>
     </w:p>
-    <w:bookmarkEnd w:id="224"/>
-    <w:bookmarkStart w:id="226" w:name="ref-RN8"/>
+    <w:bookmarkEnd w:id="225"/>
+    <w:bookmarkStart w:id="227" w:name="ref-RN8"/>
     <w:p>
       <w:pPr>
         <w:pStyle w:val="Bibliography"/>
@@ -7237,7 +7235,7 @@
       <w:r>
         <w:t xml:space="preserve"> </w:t>
       </w:r>
-      <w:hyperlink r:id="rId225">
+      <w:hyperlink r:id="rId226">
         <w:r>
           <w:rPr>
             <w:rStyle w:val="Hyperlink"/>
@@ -7252,8 +7250,8 @@
         <w:t xml:space="preserve"> </w:t>
       </w:r>
     </w:p>
-    <w:bookmarkEnd w:id="226"/>
-    <w:bookmarkStart w:id="228" w:name="ref-RN12"/>
+    <w:bookmarkEnd w:id="227"/>
+    <w:bookmarkStart w:id="229" w:name="ref-RN12"/>
     <w:p>
       <w:pPr>
         <w:pStyle w:val="Bibliography"/>
@@ -7273,7 +7271,7 @@
       <w:r>
         <w:t xml:space="preserve"> </w:t>
       </w:r>
-      <w:hyperlink r:id="rId227">
+      <w:hyperlink r:id="rId228">
         <w:r>
           <w:rPr>
             <w:rStyle w:val="Hyperlink"/>
@@ -7288,8 +7286,8 @@
         <w:t xml:space="preserve"> </w:t>
       </w:r>
     </w:p>
-    <w:bookmarkEnd w:id="228"/>
-    <w:bookmarkStart w:id="230" w:name="ref-RN13"/>
+    <w:bookmarkEnd w:id="229"/>
+    <w:bookmarkStart w:id="231" w:name="ref-RN13"/>
     <w:p>
       <w:pPr>
         <w:pStyle w:val="Bibliography"/>
@@ -7309,7 +7307,7 @@
       <w:r>
         <w:t xml:space="preserve"> </w:t>
       </w:r>
-      <w:hyperlink r:id="rId229">
+      <w:hyperlink r:id="rId230">
         <w:r>
           <w:rPr>
             <w:rStyle w:val="Hyperlink"/>
@@ -7324,8 +7322,8 @@
         <w:t xml:space="preserve"> </w:t>
       </w:r>
     </w:p>
-    <w:bookmarkEnd w:id="230"/>
-    <w:bookmarkStart w:id="232" w:name="ref-RN39"/>
+    <w:bookmarkEnd w:id="231"/>
+    <w:bookmarkStart w:id="233" w:name="ref-RN39"/>
     <w:p>
       <w:pPr>
         <w:pStyle w:val="Bibliography"/>
@@ -7345,7 +7343,7 @@
       <w:r>
         <w:t xml:space="preserve"> </w:t>
       </w:r>
-      <w:hyperlink r:id="rId231">
+      <w:hyperlink r:id="rId232">
         <w:r>
           <w:rPr>
             <w:rStyle w:val="Hyperlink"/>
@@ -7360,8 +7358,8 @@
         <w:t xml:space="preserve"> </w:t>
       </w:r>
     </w:p>
-    <w:bookmarkEnd w:id="232"/>
-    <w:bookmarkStart w:id="234" w:name="ref-RN40"/>
+    <w:bookmarkEnd w:id="233"/>
+    <w:bookmarkStart w:id="235" w:name="ref-RN40"/>
     <w:p>
       <w:pPr>
         <w:pStyle w:val="Bibliography"/>
@@ -7381,7 +7379,7 @@
       <w:r>
         <w:t xml:space="preserve"> </w:t>
       </w:r>
-      <w:hyperlink r:id="rId233">
+      <w:hyperlink r:id="rId234">
         <w:r>
           <w:rPr>
             <w:rStyle w:val="Hyperlink"/>
@@ -7396,8 +7394,8 @@
         <w:t xml:space="preserve"> </w:t>
       </w:r>
     </w:p>
-    <w:bookmarkEnd w:id="234"/>
-    <w:bookmarkStart w:id="235" w:name="ref-RN41"/>
+    <w:bookmarkEnd w:id="235"/>
+    <w:bookmarkStart w:id="236" w:name="ref-RN41"/>
     <w:p>
       <w:pPr>
         <w:pStyle w:val="Bibliography"/>
@@ -7418,8 +7416,8 @@
         <w:t xml:space="preserve"> </w:t>
       </w:r>
     </w:p>
-    <w:bookmarkEnd w:id="235"/>
-    <w:bookmarkStart w:id="237" w:name="ref-RN42"/>
+    <w:bookmarkEnd w:id="236"/>
+    <w:bookmarkStart w:id="238" w:name="ref-RN42"/>
     <w:p>
       <w:pPr>
         <w:pStyle w:val="Bibliography"/>
@@ -7439,7 +7437,7 @@
       <w:r>
         <w:t xml:space="preserve"> </w:t>
       </w:r>
-      <w:hyperlink r:id="rId236">
+      <w:hyperlink r:id="rId237">
         <w:r>
           <w:rPr>
             <w:rStyle w:val="Hyperlink"/>
@@ -7454,8 +7452,8 @@
         <w:t xml:space="preserve"> </w:t>
       </w:r>
     </w:p>
-    <w:bookmarkEnd w:id="237"/>
-    <w:bookmarkStart w:id="239" w:name="ref-RN43"/>
+    <w:bookmarkEnd w:id="238"/>
+    <w:bookmarkStart w:id="240" w:name="ref-RN43"/>
     <w:p>
       <w:pPr>
         <w:pStyle w:val="Bibliography"/>
@@ -7475,7 +7473,7 @@
       <w:r>
         <w:t xml:space="preserve"> </w:t>
       </w:r>
-      <w:hyperlink r:id="rId238">
+      <w:hyperlink r:id="rId239">
         <w:r>
           <w:rPr>
             <w:rStyle w:val="Hyperlink"/>
@@ -7490,8 +7488,8 @@
         <w:t xml:space="preserve"> </w:t>
       </w:r>
     </w:p>
-    <w:bookmarkEnd w:id="239"/>
-    <w:bookmarkStart w:id="241" w:name="ref-RN44"/>
+    <w:bookmarkEnd w:id="240"/>
+    <w:bookmarkStart w:id="242" w:name="ref-RN44"/>
     <w:p>
       <w:pPr>
         <w:pStyle w:val="Bibliography"/>
@@ -7511,7 +7509,7 @@
       <w:r>
         <w:t xml:space="preserve"> </w:t>
       </w:r>
-      <w:hyperlink r:id="rId240">
+      <w:hyperlink r:id="rId241">
         <w:r>
           <w:rPr>
             <w:rStyle w:val="Hyperlink"/>
@@ -7526,8 +7524,8 @@
         <w:t xml:space="preserve"> </w:t>
       </w:r>
     </w:p>
-    <w:bookmarkEnd w:id="241"/>
-    <w:bookmarkStart w:id="243" w:name="ref-RN45"/>
+    <w:bookmarkEnd w:id="242"/>
+    <w:bookmarkStart w:id="244" w:name="ref-RN45"/>
     <w:p>
       <w:pPr>
         <w:pStyle w:val="Bibliography"/>
@@ -7547,7 +7545,7 @@
       <w:r>
         <w:t xml:space="preserve"> </w:t>
       </w:r>
-      <w:hyperlink r:id="rId242">
+      <w:hyperlink r:id="rId243">
         <w:r>
           <w:rPr>
             <w:rStyle w:val="Hyperlink"/>
@@ -7562,8 +7560,8 @@
         <w:t xml:space="preserve"> </w:t>
       </w:r>
     </w:p>
-    <w:bookmarkEnd w:id="243"/>
-    <w:bookmarkStart w:id="245" w:name="ref-RN46"/>
+    <w:bookmarkEnd w:id="244"/>
+    <w:bookmarkStart w:id="246" w:name="ref-RN46"/>
     <w:p>
       <w:pPr>
         <w:pStyle w:val="Bibliography"/>
@@ -7583,7 +7581,7 @@
       <w:r>
         <w:t xml:space="preserve"> </w:t>
       </w:r>
-      <w:hyperlink r:id="rId244">
+      <w:hyperlink r:id="rId245">
         <w:r>
           <w:rPr>
             <w:rStyle w:val="Hyperlink"/>
@@ -7598,8 +7596,8 @@
         <w:t xml:space="preserve"> </w:t>
       </w:r>
     </w:p>
-    <w:bookmarkEnd w:id="245"/>
-    <w:bookmarkStart w:id="247" w:name="ref-RN47"/>
+    <w:bookmarkEnd w:id="246"/>
+    <w:bookmarkStart w:id="248" w:name="ref-RN47"/>
     <w:p>
       <w:pPr>
         <w:pStyle w:val="Bibliography"/>
@@ -7619,7 +7617,7 @@
       <w:r>
         <w:t xml:space="preserve"> </w:t>
       </w:r>
-      <w:hyperlink r:id="rId246">
+      <w:hyperlink r:id="rId247">
         <w:r>
           <w:rPr>
             <w:rStyle w:val="Hyperlink"/>
@@ -7634,8 +7632,8 @@
         <w:t xml:space="preserve"> </w:t>
       </w:r>
     </w:p>
-    <w:bookmarkEnd w:id="247"/>
-    <w:bookmarkStart w:id="248" w:name="ref-RN48"/>
+    <w:bookmarkEnd w:id="248"/>
+    <w:bookmarkStart w:id="249" w:name="ref-RN48"/>
     <w:p>
       <w:pPr>
         <w:pStyle w:val="Bibliography"/>
@@ -7656,8 +7654,8 @@
         <w:t xml:space="preserve"> </w:t>
       </w:r>
     </w:p>
-    <w:bookmarkEnd w:id="248"/>
-    <w:bookmarkStart w:id="250" w:name="ref-RN49"/>
+    <w:bookmarkEnd w:id="249"/>
+    <w:bookmarkStart w:id="251" w:name="ref-RN49"/>
     <w:p>
       <w:pPr>
         <w:pStyle w:val="Bibliography"/>
@@ -7677,7 +7675,7 @@
       <w:r>
         <w:t xml:space="preserve"> </w:t>
       </w:r>
-      <w:hyperlink r:id="rId249">
+      <w:hyperlink r:id="rId250">
         <w:r>
           <w:rPr>
             <w:rStyle w:val="Hyperlink"/>
@@ -7692,8 +7690,8 @@
         <w:t xml:space="preserve"> </w:t>
       </w:r>
     </w:p>
-    <w:bookmarkEnd w:id="250"/>
-    <w:bookmarkStart w:id="252" w:name="ref-RN50"/>
+    <w:bookmarkEnd w:id="251"/>
+    <w:bookmarkStart w:id="253" w:name="ref-RN50"/>
     <w:p>
       <w:pPr>
         <w:pStyle w:val="Bibliography"/>
@@ -7713,7 +7711,7 @@
       <w:r>
         <w:t xml:space="preserve"> </w:t>
       </w:r>
-      <w:hyperlink r:id="rId251">
+      <w:hyperlink r:id="rId252">
         <w:r>
           <w:rPr>
             <w:rStyle w:val="Hyperlink"/>
@@ -7722,8 +7720,8 @@
         </w:r>
       </w:hyperlink>
     </w:p>
-    <w:bookmarkEnd w:id="252"/>
-    <w:bookmarkStart w:id="253" w:name="ref-RN51"/>
+    <w:bookmarkEnd w:id="253"/>
+    <w:bookmarkStart w:id="254" w:name="ref-RN51"/>
     <w:p>
       <w:pPr>
         <w:pStyle w:val="Bibliography"/>
@@ -7744,8 +7742,8 @@
         <w:t xml:space="preserve"> </w:t>
       </w:r>
     </w:p>
-    <w:bookmarkEnd w:id="253"/>
-    <w:bookmarkStart w:id="254" w:name="ref-RN52"/>
+    <w:bookmarkEnd w:id="254"/>
+    <w:bookmarkStart w:id="255" w:name="ref-RN52"/>
     <w:p>
       <w:pPr>
         <w:pStyle w:val="Bibliography"/>
@@ -7766,9 +7764,9 @@
         <w:t xml:space="preserve"> </w:t>
       </w:r>
     </w:p>
-    <w:bookmarkEnd w:id="254"/>
     <w:bookmarkEnd w:id="255"/>
     <w:bookmarkEnd w:id="256"/>
+    <w:bookmarkEnd w:id="257"/>
     <w:sectPr>
       <w:type w:val="nextPage"/>
       <w:pgSz w:h="15840" w:w="12240"/>

--- a/index.docx
+++ b/index.docx
@@ -51,6 +51,15 @@
       </w:r>
       <w:r>
         <w:t xml:space="preserve">, Ehsan Taherifard</w:t>
+      </w:r>
+      <w:r>
+        <w:rPr>
+          <w:vertAlign w:val="superscript"/>
+        </w:rPr>
+        <w:t xml:space="preserve">1</w:t>
+      </w:r>
+      <w:r>
+        <w:t xml:space="preserve">, Amirabbas Tavakoli</w:t>
       </w:r>
       <w:r>
         <w:rPr>
@@ -415,7 +424,7 @@
         <w:pStyle w:val="FirstParagraph"/>
       </w:pPr>
       <w:r>
-        <w:t xml:space="preserve">Mohammadreza Soltani</w:t>
+        <w:t xml:space="preserve">Amirabbas Tavakoli</w:t>
       </w:r>
     </w:p>
     <w:p>
@@ -436,7 +445,7 @@
           <w:rPr>
             <w:rStyle w:val="Hyperlink"/>
           </w:rPr>
-          <w:t xml:space="preserve">soltani732003@yahoo.com</w:t>
+          <w:t xml:space="preserve">amirtvk88@gmail.com</w:t>
         </w:r>
       </w:hyperlink>
     </w:p>
@@ -453,14 +462,21 @@
       <w:r>
         <w:t xml:space="preserve"> </w:t>
       </w:r>
-      <w:hyperlink r:id="rId48"/>
+      <w:hyperlink r:id="rId48">
+        <w:r>
+          <w:rPr>
+            <w:rStyle w:val="Hyperlink"/>
+          </w:rPr>
+          <w:t xml:space="preserve">0009-0003-9363-7974</w:t>
+        </w:r>
+      </w:hyperlink>
     </w:p>
     <w:p>
       <w:pPr>
         <w:pStyle w:val="FirstParagraph"/>
       </w:pPr>
       <w:r>
-        <w:t xml:space="preserve">Stephen B. Williams</w:t>
+        <w:t xml:space="preserve">Mohammadreza Soltani</w:t>
       </w:r>
     </w:p>
     <w:p>
@@ -481,7 +497,7 @@
           <w:rPr>
             <w:rStyle w:val="Hyperlink"/>
           </w:rPr>
-          <w:t xml:space="preserve">stbwilli@utmb.edu</w:t>
+          <w:t xml:space="preserve">soltani732003@yahoo.com</w:t>
         </w:r>
       </w:hyperlink>
     </w:p>
@@ -498,14 +514,14 @@
       <w:r>
         <w:t xml:space="preserve"> </w:t>
       </w:r>
-      <w:hyperlink r:id="rId48"/>
+      <w:hyperlink r:id="rId50"/>
     </w:p>
     <w:p>
       <w:pPr>
         <w:pStyle w:val="FirstParagraph"/>
       </w:pPr>
       <w:r>
-        <w:t xml:space="preserve">Wassim Kassouf</w:t>
+        <w:t xml:space="preserve">Stephen B. Williams</w:t>
       </w:r>
     </w:p>
     <w:p>
@@ -521,12 +537,12 @@
       <w:r>
         <w:t xml:space="preserve"> </w:t>
       </w:r>
-      <w:hyperlink r:id="rId39">
-        <w:r>
-          <w:rPr>
-            <w:rStyle w:val="Hyperlink"/>
-          </w:rPr>
-          <w:t xml:space="preserve">Wassim.Kassouf.med@ssss.gouv.qc.ca</w:t>
+      <w:hyperlink r:id="rId51">
+        <w:r>
+          <w:rPr>
+            <w:rStyle w:val="Hyperlink"/>
+          </w:rPr>
+          <w:t xml:space="preserve">stbwilli@utmb.edu</w:t>
         </w:r>
       </w:hyperlink>
     </w:p>
@@ -543,7 +559,52 @@
       <w:r>
         <w:t xml:space="preserve"> </w:t>
       </w:r>
-      <w:hyperlink r:id="rId50">
+      <w:hyperlink r:id="rId50"/>
+    </w:p>
+    <w:p>
+      <w:pPr>
+        <w:pStyle w:val="FirstParagraph"/>
+      </w:pPr>
+      <w:r>
+        <w:t xml:space="preserve">Wassim Kassouf</w:t>
+      </w:r>
+    </w:p>
+    <w:p>
+      <w:pPr>
+        <w:numPr>
+          <w:ilvl w:val="0"/>
+          <w:numId w:val="1008"/>
+        </w:numPr>
+      </w:pPr>
+      <w:r>
+        <w:t xml:space="preserve">Email</w:t>
+      </w:r>
+      <w:r>
+        <w:t xml:space="preserve"> </w:t>
+      </w:r>
+      <w:hyperlink r:id="rId39">
+        <w:r>
+          <w:rPr>
+            <w:rStyle w:val="Hyperlink"/>
+          </w:rPr>
+          <w:t xml:space="preserve">Wassim.Kassouf.med@ssss.gouv.qc.ca</w:t>
+        </w:r>
+      </w:hyperlink>
+    </w:p>
+    <w:p>
+      <w:pPr>
+        <w:numPr>
+          <w:ilvl w:val="0"/>
+          <w:numId w:val="1008"/>
+        </w:numPr>
+      </w:pPr>
+      <w:r>
+        <w:t xml:space="preserve">ORCID</w:t>
+      </w:r>
+      <w:r>
+        <w:t xml:space="preserve"> </w:t>
+      </w:r>
+      <w:hyperlink r:id="rId52">
         <w:r>
           <w:rPr>
             <w:rStyle w:val="Hyperlink"/>
@@ -557,7 +618,7 @@
         <w:br w:type="page"/>
       </w:r>
     </w:p>
-    <w:bookmarkStart w:id="51" w:name="abstract"/>
+    <w:bookmarkStart w:id="53" w:name="abstract"/>
     <w:p>
       <w:pPr>
         <w:pStyle w:val="Heading1"/>
@@ -675,8 +736,8 @@
         <w:br w:type="page"/>
       </w:r>
     </w:p>
-    <w:bookmarkEnd w:id="51"/>
-    <w:bookmarkStart w:id="52" w:name="introduction"/>
+    <w:bookmarkEnd w:id="53"/>
+    <w:bookmarkStart w:id="54" w:name="introduction"/>
     <w:p>
       <w:pPr>
         <w:pStyle w:val="Heading1"/>
@@ -848,8 +909,8 @@
         <w:t xml:space="preserve">To address these gaps, we use data from the GBD 2021 study, which provides internally consistent estimates of key BC burden metrics across all U.S. states. This predominantly descriptive analysis offers a comprehensive assessment of BC burden across geographic regions, time, and age groups, with the aim of informing state-level public health planning and prioritization.</w:t>
       </w:r>
     </w:p>
-    <w:bookmarkEnd w:id="52"/>
-    <w:bookmarkStart w:id="60" w:name="methodology"/>
+    <w:bookmarkEnd w:id="54"/>
+    <w:bookmarkStart w:id="62" w:name="methodology"/>
     <w:p>
       <w:pPr>
         <w:pStyle w:val="Heading1"/>
@@ -858,7 +919,7 @@
         <w:t xml:space="preserve">3. Methodology</w:t>
       </w:r>
     </w:p>
-    <w:bookmarkStart w:id="54" w:name="study-design-and-data-sources"/>
+    <w:bookmarkStart w:id="56" w:name="study-design-and-data-sources"/>
     <w:p>
       <w:pPr>
         <w:pStyle w:val="Heading2"/>
@@ -886,7 +947,7 @@
       <w:r>
         <w:t xml:space="preserve"> </w:t>
       </w:r>
-      <w:hyperlink r:id="rId53">
+      <w:hyperlink r:id="rId55">
         <w:r>
           <w:rPr>
             <w:rStyle w:val="Hyperlink"/>
@@ -906,8 +967,8 @@
         <w:t xml:space="preserve">We analyzed BC burden across all U.S. states from 1980 to 2021. Estimates for incidence, prevalence, mortality, YLLs, YLDs, and DALYs were extracted for males, females, both sexes combined, and all age groups. For international benchmarking, corresponding data were also retrieved for the European Union, high-income countries, and high Socio-Demographic Index (SDI) regions. Both age-specific and age-standardized estimates were obtained for each metric. Results are reported as rates per 100,000 population with accompanying 95% uncertainty intervals, as generated by the GBD framework. This study adheres to the Guidelines for Accurate and Transparent Health Estimates Reporting statement.</w:t>
       </w:r>
     </w:p>
-    <w:bookmarkEnd w:id="54"/>
-    <w:bookmarkStart w:id="55" w:name="definitions"/>
+    <w:bookmarkEnd w:id="56"/>
+    <w:bookmarkStart w:id="57" w:name="definitions"/>
     <w:p>
       <w:pPr>
         <w:pStyle w:val="Heading2"/>
@@ -1258,8 +1319,8 @@
         <w:t xml:space="preserve">is the total number of age groups.</w:t>
       </w:r>
     </w:p>
-    <w:bookmarkEnd w:id="55"/>
-    <w:bookmarkStart w:id="59" w:name="statistical-analysis"/>
+    <w:bookmarkEnd w:id="57"/>
+    <w:bookmarkStart w:id="61" w:name="statistical-analysis"/>
     <w:p>
       <w:pPr>
         <w:pStyle w:val="Heading2"/>
@@ -1486,7 +1547,7 @@
       <w:r>
         <w:t xml:space="preserve"> </w:t>
       </w:r>
-      <w:hyperlink r:id="rId56">
+      <w:hyperlink r:id="rId58">
         <w:r>
           <w:rPr>
             <w:rStyle w:val="Hyperlink"/>
@@ -1498,7 +1559,7 @@
         <w:t xml:space="preserve">.</w:t>
       </w:r>
     </w:p>
-    <w:bookmarkStart w:id="58" w:name="comparison-of-rates-using-uis"/>
+    <w:bookmarkStart w:id="60" w:name="comparison-of-rates-using-uis"/>
     <w:p>
       <w:pPr>
         <w:pStyle w:val="Heading3"/>
@@ -3066,7 +3127,7 @@
       <w:r>
         <w:t xml:space="preserve"> </w:t>
       </w:r>
-      <w:hyperlink r:id="rId57">
+      <w:hyperlink r:id="rId59">
         <w:r>
           <w:rPr>
             <w:rStyle w:val="Hyperlink"/>
@@ -3078,10 +3139,10 @@
         <w:t xml:space="preserve">.</w:t>
       </w:r>
     </w:p>
-    <w:bookmarkEnd w:id="58"/>
-    <w:bookmarkEnd w:id="59"/>
     <w:bookmarkEnd w:id="60"/>
-    <w:bookmarkStart w:id="89" w:name="results"/>
+    <w:bookmarkEnd w:id="61"/>
+    <w:bookmarkEnd w:id="62"/>
+    <w:bookmarkStart w:id="91" w:name="results"/>
     <w:p>
       <w:pPr>
         <w:pStyle w:val="Heading1"/>
@@ -3090,7 +3151,7 @@
         <w:t xml:space="preserve">4. Results</w:t>
       </w:r>
     </w:p>
-    <w:bookmarkStart w:id="78" w:name="u.s.-compared-to-competing-countries"/>
+    <w:bookmarkStart w:id="80" w:name="u.s.-compared-to-competing-countries"/>
     <w:p>
       <w:pPr>
         <w:pStyle w:val="Heading2"/>
@@ -3139,7 +3200,7 @@
       <w:tr>
         <w:tc>
           <w:tcPr/>
-          <w:bookmarkStart w:id="64" w:name="fig-performance"/>
+          <w:bookmarkStart w:id="66" w:name="fig-performance"/>
           <w:p>
             <w:pPr>
               <w:pStyle w:val="Compact"/>
@@ -3150,12 +3211,12 @@
                 <wp:inline>
                   <wp:extent cx="6400800" cy="4095427"/>
                   <wp:effectExtent b="0" l="0" r="0" t="0"/>
-                  <wp:docPr descr="" title="" id="62" name="Picture"/>
+                  <wp:docPr descr="" title="" id="64" name="Picture"/>
                   <a:graphic>
                     <a:graphicData uri="http://schemas.openxmlformats.org/drawingml/2006/picture">
                       <pic:pic>
                         <pic:nvPicPr>
-                          <pic:cNvPr descr="output/figures/US%20performance%20plot/fig_B_Bladder%20cancer_Rate.svg" id="63" name="Picture"/>
+                          <pic:cNvPr descr="output/figures/US%20performance%20plot/fig_B_Bladder%20cancer_Rate.svg" id="65" name="Picture"/>
                           <pic:cNvPicPr>
                             <a:picLocks noChangeArrowheads="1" noChangeAspect="1"/>
                           </pic:cNvPicPr>
@@ -3167,7 +3228,7 @@
                                 <a14:useLocalDpi xmlns:a14="http://schemas.microsoft.com/office/drawing/2010/main" val="0"/>
                               </a:ext>
                               <a:ext uri="{96DAC541-7B7A-43D3-8B79-37D633B846F1}">
-                                <asvg:svgBlip xmlns:asvg="http://schemas.microsoft.com/office/drawing/2016/SVG/main" r:embed="rId61"/>
+                                <asvg:svgBlip xmlns:asvg="http://schemas.microsoft.com/office/drawing/2016/SVG/main" r:embed="rId63"/>
                               </a:ext>
                             </a:extLst>
                           </a:blip>
@@ -3210,7 +3271,7 @@
               <w:t xml:space="preserve">Figure 1: Age-standardized bladder cancer burden rates between 1980 and 2021 in the U.S. compared with high-income and high Socio-Demographic Index countries and the European Union.</w:t>
             </w:r>
           </w:p>
-          <w:bookmarkEnd w:id="64"/>
+          <w:bookmarkEnd w:id="66"/>
         </w:tc>
       </w:tr>
     </w:tbl>
@@ -3299,7 +3360,7 @@
       <w:tr>
         <w:tc>
           <w:tcPr/>
-          <w:bookmarkStart w:id="69" w:name="fig-pyramid"/>
+          <w:bookmarkStart w:id="71" w:name="fig-pyramid"/>
           <w:p>
             <w:pPr>
               <w:pStyle w:val="Compact"/>
@@ -3310,24 +3371,24 @@
                 <wp:inline>
                   <wp:extent cx="6400800" cy="3200400"/>
                   <wp:effectExtent b="0" l="0" r="0" t="0"/>
-                  <wp:docPr descr="" title="" id="66" name="Picture"/>
+                  <wp:docPr descr="" title="" id="68" name="Picture"/>
                   <a:graphic>
                     <a:graphicData uri="http://schemas.openxmlformats.org/drawingml/2006/picture">
                       <pic:pic>
                         <pic:nvPicPr>
-                          <pic:cNvPr descr="output/figures/US_combined_pyramid.svg" id="67" name="Picture"/>
+                          <pic:cNvPr descr="output/figures/US_combined_pyramid.svg" id="69" name="Picture"/>
                           <pic:cNvPicPr>
                             <a:picLocks noChangeArrowheads="1" noChangeAspect="1"/>
                           </pic:cNvPicPr>
                         </pic:nvPicPr>
                         <pic:blipFill>
-                          <a:blip r:embed="rId68">
+                          <a:blip r:embed="rId70">
                             <a:extLst>
                               <a:ext uri="{28A0092B-C50C-407E-A947-70E740481C1C}">
                                 <a14:useLocalDpi xmlns:a14="http://schemas.microsoft.com/office/drawing/2010/main" val="0"/>
                               </a:ext>
                               <a:ext uri="{96DAC541-7B7A-43D3-8B79-37D633B846F1}">
-                                <asvg:svgBlip xmlns:asvg="http://schemas.microsoft.com/office/drawing/2016/SVG/main" r:embed="rId65"/>
+                                <asvg:svgBlip xmlns:asvg="http://schemas.microsoft.com/office/drawing/2016/SVG/main" r:embed="rId67"/>
                               </a:ext>
                             </a:extLst>
                           </a:blip>
@@ -3370,7 +3431,7 @@
               <w:t xml:space="preserve">Figure 2: Population pyramids visualizing age-gender distribution of bladder cancer burden rates in the U.S.</w:t>
             </w:r>
           </w:p>
-          <w:bookmarkEnd w:id="69"/>
+          <w:bookmarkEnd w:id="71"/>
         </w:tc>
       </w:tr>
     </w:tbl>
@@ -3412,7 +3473,7 @@
       <w:r>
         <w:t xml:space="preserve"> </w:t>
       </w:r>
-      <w:hyperlink r:id="rId70">
+      <w:hyperlink r:id="rId72">
         <w:r>
           <w:rPr>
             <w:rStyle w:val="Hyperlink"/>
@@ -3443,7 +3504,7 @@
       <w:r>
         <w:t xml:space="preserve"> </w:t>
       </w:r>
-      <w:hyperlink r:id="rId71">
+      <w:hyperlink r:id="rId73">
         <w:r>
           <w:rPr>
             <w:rStyle w:val="Hyperlink"/>
@@ -3499,7 +3560,7 @@
       <w:r>
         <w:t xml:space="preserve"> </w:t>
       </w:r>
-      <w:hyperlink r:id="rId72">
+      <w:hyperlink r:id="rId74">
         <w:r>
           <w:rPr>
             <w:rStyle w:val="Hyperlink"/>
@@ -3524,7 +3585,7 @@
       <w:tr>
         <w:tc>
           <w:tcPr/>
-          <w:bookmarkStart w:id="77" w:name="fig-apc"/>
+          <w:bookmarkStart w:id="79" w:name="fig-apc"/>
           <w:p>
             <w:pPr>
               <w:pStyle w:val="Compact"/>
@@ -3535,24 +3596,24 @@
                 <wp:inline>
                   <wp:extent cx="6400800" cy="4800600"/>
                   <wp:effectExtent b="0" l="0" r="0" t="0"/>
-                  <wp:docPr descr="" title="" id="74" name="Picture"/>
+                  <wp:docPr descr="" title="" id="76" name="Picture"/>
                   <a:graphic>
                     <a:graphicData uri="http://schemas.openxmlformats.org/drawingml/2006/picture">
                       <pic:pic>
                         <pic:nvPicPr>
-                          <pic:cNvPr descr="output/figures/US_combined_apc.svg" id="75" name="Picture"/>
+                          <pic:cNvPr descr="output/figures/US_combined_apc.svg" id="77" name="Picture"/>
                           <pic:cNvPicPr>
                             <a:picLocks noChangeArrowheads="1" noChangeAspect="1"/>
                           </pic:cNvPicPr>
                         </pic:nvPicPr>
                         <pic:blipFill>
-                          <a:blip r:embed="rId76">
+                          <a:blip r:embed="rId78">
                             <a:extLst>
                               <a:ext uri="{28A0092B-C50C-407E-A947-70E740481C1C}">
                                 <a14:useLocalDpi xmlns:a14="http://schemas.microsoft.com/office/drawing/2010/main" val="0"/>
                               </a:ext>
                               <a:ext uri="{96DAC541-7B7A-43D3-8B79-37D633B846F1}">
-                                <asvg:svgBlip xmlns:asvg="http://schemas.microsoft.com/office/drawing/2016/SVG/main" r:embed="rId73"/>
+                                <asvg:svgBlip xmlns:asvg="http://schemas.microsoft.com/office/drawing/2016/SVG/main" r:embed="rId75"/>
                               </a:ext>
                             </a:extLst>
                           </a:blip>
@@ -3595,7 +3656,7 @@
               <w:t xml:space="preserve">Figure 3: Age-gender distribution of bladder cancer burden rates across decades in U.S.</w:t>
             </w:r>
           </w:p>
-          <w:bookmarkEnd w:id="77"/>
+          <w:bookmarkEnd w:id="79"/>
         </w:tc>
       </w:tr>
     </w:tbl>
@@ -3610,8 +3671,8 @@
         <w:t xml:space="preserve">Abbreviations: DALYs: Disability-Adjusted Life Year; YLDs: Years Lived with Disability; YLLs: Years of Life Lost</w:t>
       </w:r>
     </w:p>
-    <w:bookmarkEnd w:id="78"/>
-    <w:bookmarkStart w:id="88" w:name="bladder-cancer-burden-across-the-u.s."/>
+    <w:bookmarkEnd w:id="80"/>
+    <w:bookmarkStart w:id="90" w:name="bladder-cancer-burden-across-the-u.s."/>
     <w:p>
       <w:pPr>
         <w:pStyle w:val="Heading2"/>
@@ -3661,7 +3722,7 @@
       <w:r>
         <w:t xml:space="preserve"> </w:t>
       </w:r>
-      <w:hyperlink r:id="rId79">
+      <w:hyperlink r:id="rId81">
         <w:r>
           <w:rPr>
             <w:rStyle w:val="Hyperlink"/>
@@ -3686,7 +3747,7 @@
       <w:tr>
         <w:tc>
           <w:tcPr/>
-          <w:bookmarkStart w:id="83" w:name="fig-geofacet"/>
+          <w:bookmarkStart w:id="85" w:name="fig-geofacet"/>
           <w:p>
             <w:pPr>
               <w:pStyle w:val="Compact"/>
@@ -3697,12 +3758,12 @@
                 <wp:inline>
                   <wp:extent cx="6400800" cy="3342493"/>
                   <wp:effectExtent b="0" l="0" r="0" t="0"/>
-                  <wp:docPr descr="" title="" id="81" name="Picture"/>
+                  <wp:docPr descr="" title="" id="83" name="Picture"/>
                   <a:graphic>
                     <a:graphicData uri="http://schemas.openxmlformats.org/drawingml/2006/picture">
                       <pic:pic>
                         <pic:nvPicPr>
-                          <pic:cNvPr descr="output/figures/Geofacet%20plot/fig_A_Incidence_Bladder%20cancer_Rate.svg" id="82" name="Picture"/>
+                          <pic:cNvPr descr="output/figures/Geofacet%20plot/fig_A_Incidence_Bladder%20cancer_Rate.svg" id="84" name="Picture"/>
                           <pic:cNvPicPr>
                             <a:picLocks noChangeArrowheads="1" noChangeAspect="1"/>
                           </pic:cNvPicPr>
@@ -3714,7 +3775,7 @@
                                 <a14:useLocalDpi xmlns:a14="http://schemas.microsoft.com/office/drawing/2010/main" val="0"/>
                               </a:ext>
                               <a:ext uri="{96DAC541-7B7A-43D3-8B79-37D633B846F1}">
-                                <asvg:svgBlip xmlns:asvg="http://schemas.microsoft.com/office/drawing/2016/SVG/main" r:embed="rId80"/>
+                                <asvg:svgBlip xmlns:asvg="http://schemas.microsoft.com/office/drawing/2016/SVG/main" r:embed="rId82"/>
                               </a:ext>
                             </a:extLst>
                           </a:blip>
@@ -3757,7 +3818,7 @@
               <w:t xml:space="preserve">Figure 4: State-level historical trends in age-standardized prevalence rates across the U.S., stratified by sex. States are arranged to approximate their geographic location.</w:t>
             </w:r>
           </w:p>
-          <w:bookmarkEnd w:id="83"/>
+          <w:bookmarkEnd w:id="85"/>
         </w:tc>
       </w:tr>
     </w:tbl>
@@ -3804,7 +3865,7 @@
       <w:tr>
         <w:tc>
           <w:tcPr/>
-          <w:bookmarkStart w:id="87" w:name="fig-discrep"/>
+          <w:bookmarkStart w:id="89" w:name="fig-discrep"/>
           <w:p>
             <w:pPr>
               <w:pStyle w:val="Compact"/>
@@ -3815,12 +3876,12 @@
                 <wp:inline>
                   <wp:extent cx="6400800" cy="8535655"/>
                   <wp:effectExtent b="0" l="0" r="0" t="0"/>
-                  <wp:docPr descr="" title="" id="85" name="Picture"/>
+                  <wp:docPr descr="" title="" id="87" name="Picture"/>
                   <a:graphic>
                     <a:graphicData uri="http://schemas.openxmlformats.org/drawingml/2006/picture">
                       <pic:pic>
                         <pic:nvPicPr>
-                          <pic:cNvPr descr="output/figures/Gender%20Discrepancy/fig_H.svg" id="86" name="Picture"/>
+                          <pic:cNvPr descr="output/figures/Gender%20Discrepancy/fig_H.svg" id="88" name="Picture"/>
                           <pic:cNvPicPr>
                             <a:picLocks noChangeArrowheads="1" noChangeAspect="1"/>
                           </pic:cNvPicPr>
@@ -3832,7 +3893,7 @@
                                 <a14:useLocalDpi xmlns:a14="http://schemas.microsoft.com/office/drawing/2010/main" val="0"/>
                               </a:ext>
                               <a:ext uri="{96DAC541-7B7A-43D3-8B79-37D633B846F1}">
-                                <asvg:svgBlip xmlns:asvg="http://schemas.microsoft.com/office/drawing/2016/SVG/main" r:embed="rId84"/>
+                                <asvg:svgBlip xmlns:asvg="http://schemas.microsoft.com/office/drawing/2016/SVG/main" r:embed="rId86"/>
                               </a:ext>
                             </a:extLst>
                           </a:blip>
@@ -3875,7 +3936,7 @@
               <w:t xml:space="preserve">Figure 5: State-level male:female ratio across different measures in 2021.</w:t>
             </w:r>
           </w:p>
-          <w:bookmarkEnd w:id="87"/>
+          <w:bookmarkEnd w:id="89"/>
         </w:tc>
       </w:tr>
     </w:tbl>
@@ -3890,9 +3951,9 @@
         <w:t xml:space="preserve">Abbreviations: Alabama: AL; Alaska: AK; Arizona: AZ; Arkansas: AR; California: CA; Colorado: CO; Connecticut: CT; Delaware: DE; District of Columbia: DC; Florida: FL; Georgia: GA; Hawaii: HI; Idaho: ID; Illinois: IL; Indiana: IN; Iowa: IA; Kansas: KS; Kentucky: KY; Louisiana: LA; Maine: ME; Maryland: MD; Massachusetts: MA; Michigan: MI; Minnesota: MN; Mississippi: MS; Missouri: MO; Montana: MT; Nebraska: NE; Nevada: NV; New Hampshire: NH; New Jersey: NJ; New Mexico: NM; New York: NY; North Carolina: NC; North Dakota: ND; Ohio: OH; Oklahoma: OK; Oregon: OR; Pennsylvania: PA; Rhode Island: RI; South Carolina: SC; South Dakota: SD; Tennessee: TN; Texas: TX; Utah: UT; Vermont: VT; Virginia: VA; Washington: WA; West Virginia: WV; Wisconsin: WI; Wyoming: WY; ; DALYs: Disability-Adjusted Life Year; YLDs: Years Lived with Disability; YLLs: Years of Life Lost</w:t>
       </w:r>
     </w:p>
-    <w:bookmarkEnd w:id="88"/>
-    <w:bookmarkEnd w:id="89"/>
-    <w:bookmarkStart w:id="90" w:name="discussion"/>
+    <w:bookmarkEnd w:id="90"/>
+    <w:bookmarkEnd w:id="91"/>
+    <w:bookmarkStart w:id="92" w:name="discussion"/>
     <w:p>
       <w:pPr>
         <w:pStyle w:val="Heading1"/>
@@ -4301,8 +4362,8 @@
         <w:t xml:space="preserve">The strengths of this study include the use of robust, population-based estimates to examine long-term temporal trends and state-level disparities in BC burden across the U.S. Nevertheless, our findings must be interpreted within the context of the study design. GBD estimates rely on modeled data due to incomplete or heterogeneous primary data sources, which may introduce uncertainty, particularly in states with sparse reporting. Although advanced statistical methods are used to mitigate these limitations, some degree of imprecision is unavoidable. Additionally, the inherent lag in GBD data availability means that trends beyond 2021 are not captured. Finally, this analysis is primarily descriptive and does not directly evaluate individual-level risk factors or clinical characteristics, limiting causal inference regarding the drivers of observed patterns. Most of the trends reported in this study are age-standardized; therefore, discrepancies with surveillance systems that report crude or partially adjusted rates, such as some Centers for Disease Control and Prevention (CDC) summaries, likely reflect methodological differences rather than true epidemiological disagreement. Notably, Nevada remained among the states with persistently elevated mortality trends even after age standardization.</w:t>
       </w:r>
     </w:p>
-    <w:bookmarkEnd w:id="90"/>
-    <w:bookmarkStart w:id="91" w:name="conclusions"/>
+    <w:bookmarkEnd w:id="92"/>
+    <w:bookmarkStart w:id="93" w:name="conclusions"/>
     <w:p>
       <w:pPr>
         <w:pStyle w:val="Heading1"/>
@@ -4319,8 +4380,8 @@
         <w:t xml:space="preserve">BC burden in the U.S. remains unevenly distributed, with persistent state-level disparities driven by environmental, demographic, and healthcare access factors. While national trends show modest improvement, targeted interventions focusing on prevention and early detection are needed. Future economic analyses should evaluate resource reallocation from late-stage treatment to prevention to optimize healthcare spending and reduce long-term disease burden.</w:t>
       </w:r>
     </w:p>
-    <w:bookmarkEnd w:id="91"/>
-    <w:bookmarkStart w:id="96" w:name="supporting-files"/>
+    <w:bookmarkEnd w:id="93"/>
+    <w:bookmarkStart w:id="98" w:name="supporting-files"/>
     <w:p>
       <w:pPr>
         <w:pStyle w:val="Heading1"/>
@@ -4341,7 +4402,7 @@
       <w:pPr>
         <w:numPr>
           <w:ilvl w:val="0"/>
-          <w:numId w:val="1008"/>
+          <w:numId w:val="1009"/>
         </w:numPr>
       </w:pPr>
       <w:r>
@@ -4360,7 +4421,7 @@
       <w:r>
         <w:t xml:space="preserve"> </w:t>
       </w:r>
-      <w:hyperlink r:id="rId92">
+      <w:hyperlink r:id="rId94">
         <w:r>
           <w:rPr>
             <w:rStyle w:val="Hyperlink"/>
@@ -4368,14 +4429,14 @@
           <w:t xml:space="preserve">GitHub repository</w:t>
         </w:r>
       </w:hyperlink>
-      <w:bookmarkStart w:id="93" w:name="sup-percentchange"/>
-      <w:bookmarkEnd w:id="93"/>
+      <w:bookmarkStart w:id="95" w:name="sup-percentchange"/>
+      <w:bookmarkEnd w:id="95"/>
     </w:p>
     <w:p>
       <w:pPr>
         <w:numPr>
           <w:ilvl w:val="0"/>
-          <w:numId w:val="1008"/>
+          <w:numId w:val="1009"/>
         </w:numPr>
       </w:pPr>
       <w:r>
@@ -4394,7 +4455,7 @@
       <w:r>
         <w:t xml:space="preserve"> </w:t>
       </w:r>
-      <w:hyperlink r:id="rId79">
+      <w:hyperlink r:id="rId81">
         <w:r>
           <w:rPr>
             <w:rStyle w:val="Hyperlink"/>
@@ -4424,7 +4485,7 @@
       <w:pPr>
         <w:numPr>
           <w:ilvl w:val="0"/>
-          <w:numId w:val="1009"/>
+          <w:numId w:val="1010"/>
         </w:numPr>
       </w:pPr>
       <w:r>
@@ -4443,7 +4504,7 @@
       <w:r>
         <w:t xml:space="preserve"> </w:t>
       </w:r>
-      <w:hyperlink r:id="rId70">
+      <w:hyperlink r:id="rId72">
         <w:r>
           <w:rPr>
             <w:rStyle w:val="Hyperlink"/>
@@ -4454,13 +4515,13 @@
       <w:r>
         <w:t xml:space="preserve">.</w:t>
       </w:r>
-      <w:hyperlink r:id="rId94"/>
+      <w:hyperlink r:id="rId96"/>
     </w:p>
     <w:p>
       <w:pPr>
         <w:numPr>
           <w:ilvl w:val="0"/>
-          <w:numId w:val="1009"/>
+          <w:numId w:val="1010"/>
         </w:numPr>
       </w:pPr>
       <w:r>
@@ -4479,7 +4540,7 @@
       <w:r>
         <w:t xml:space="preserve"> </w:t>
       </w:r>
-      <w:hyperlink r:id="rId71">
+      <w:hyperlink r:id="rId73">
         <w:r>
           <w:rPr>
             <w:rStyle w:val="Hyperlink"/>
@@ -4490,13 +4551,13 @@
       <w:r>
         <w:t xml:space="preserve">.</w:t>
       </w:r>
-      <w:hyperlink r:id="rId94"/>
+      <w:hyperlink r:id="rId96"/>
     </w:p>
     <w:p>
       <w:pPr>
         <w:numPr>
           <w:ilvl w:val="0"/>
-          <w:numId w:val="1009"/>
+          <w:numId w:val="1010"/>
         </w:numPr>
       </w:pPr>
       <w:r>
@@ -4515,7 +4576,7 @@
       <w:r>
         <w:t xml:space="preserve"> </w:t>
       </w:r>
-      <w:hyperlink r:id="rId95">
+      <w:hyperlink r:id="rId97">
         <w:r>
           <w:rPr>
             <w:rStyle w:val="Hyperlink"/>
@@ -4526,13 +4587,13 @@
       <w:r>
         <w:t xml:space="preserve">.</w:t>
       </w:r>
-      <w:hyperlink r:id="rId94"/>
+      <w:hyperlink r:id="rId96"/>
     </w:p>
     <w:p>
       <w:pPr>
         <w:numPr>
           <w:ilvl w:val="0"/>
-          <w:numId w:val="1009"/>
+          <w:numId w:val="1010"/>
         </w:numPr>
       </w:pPr>
       <w:r>
@@ -4551,7 +4612,7 @@
       <w:r>
         <w:t xml:space="preserve"> </w:t>
       </w:r>
-      <w:hyperlink r:id="rId72">
+      <w:hyperlink r:id="rId74">
         <w:r>
           <w:rPr>
             <w:rStyle w:val="Hyperlink"/>
@@ -4562,10 +4623,10 @@
       <w:r>
         <w:t xml:space="preserve">.</w:t>
       </w:r>
-      <w:hyperlink r:id="rId94"/>
-    </w:p>
-    <w:bookmarkEnd w:id="96"/>
-    <w:bookmarkStart w:id="102" w:name="statements"/>
+      <w:hyperlink r:id="rId96"/>
+    </w:p>
+    <w:bookmarkEnd w:id="98"/>
+    <w:bookmarkStart w:id="104" w:name="statements"/>
     <w:p>
       <w:pPr>
         <w:pStyle w:val="Heading1"/>
@@ -4574,7 +4635,7 @@
         <w:t xml:space="preserve">7. Statements</w:t>
       </w:r>
     </w:p>
-    <w:bookmarkStart w:id="97" w:name="contributions"/>
+    <w:bookmarkStart w:id="99" w:name="contributions"/>
     <w:p>
       <w:pPr>
         <w:pStyle w:val="Heading2"/>
@@ -4614,7 +4675,7 @@
         <w:t xml:space="preserve"> </w:t>
       </w:r>
       <w:r>
-        <w:t xml:space="preserve">Alireza Sadeghi, Niloofar Dehdari Ebrahimi, Ehsan Taherifard;</w:t>
+        <w:t xml:space="preserve">Alireza Sadeghi, Niloofar Dehdari Ebrahimi, Ehsan Taherifard, Amirabbas Tavakoli;</w:t>
       </w:r>
       <w:r>
         <w:t xml:space="preserve"> </w:t>
@@ -4710,7 +4771,7 @@
         <w:t xml:space="preserve"> </w:t>
       </w:r>
       <w:r>
-        <w:t xml:space="preserve">Alireza Sadeghi, Fatemeh Nouri, Niloofar Dehdari Ebrahimi, Ehsan Taherifard, Mohammadreza Soltani, Stephen B. Williams, Wassim Kassouf;</w:t>
+        <w:t xml:space="preserve">Alireza Sadeghi, Fatemeh Nouri, Niloofar Dehdari Ebrahimi, Ehsan Taherifard, Amirabbas Tavakoli, Mohammadreza Soltani, Stephen B. Williams, Wassim Kassouf;</w:t>
       </w:r>
       <w:r>
         <w:t xml:space="preserve"> </w:t>
@@ -4742,7 +4803,7 @@
         <w:t xml:space="preserve"> </w:t>
       </w:r>
       <w:r>
-        <w:t xml:space="preserve">Ehsan Taherifard;</w:t>
+        <w:t xml:space="preserve">Ehsan Taherifard, Amirabbas Tavakoli;</w:t>
       </w:r>
       <w:r>
         <w:t xml:space="preserve"> </w:t>
@@ -4777,8 +4838,8 @@
         <w:t xml:space="preserve">Wassim Kassouf;</w:t>
       </w:r>
     </w:p>
-    <w:bookmarkEnd w:id="97"/>
-    <w:bookmarkStart w:id="98" w:name="acknowledgments"/>
+    <w:bookmarkEnd w:id="99"/>
+    <w:bookmarkStart w:id="100" w:name="acknowledgments"/>
     <w:p>
       <w:pPr>
         <w:pStyle w:val="Heading2"/>
@@ -4795,8 +4856,8 @@
         <w:t xml:space="preserve">None.</w:t>
       </w:r>
     </w:p>
-    <w:bookmarkEnd w:id="98"/>
-    <w:bookmarkStart w:id="99" w:name="transparency-statement"/>
+    <w:bookmarkEnd w:id="100"/>
+    <w:bookmarkStart w:id="101" w:name="transparency-statement"/>
     <w:p>
       <w:pPr>
         <w:pStyle w:val="Heading2"/>
@@ -4813,8 +4874,8 @@
         <w:t xml:space="preserve">The lead author, Alireza Sadeghi, affirms that this manuscript is an honest, accurate, and transparent account of the study being reported; that no important aspects of the study have been omitted; and that any discrepancies from the study as planned (and, if relevant, registered) have been explained.</w:t>
       </w:r>
     </w:p>
-    <w:bookmarkEnd w:id="99"/>
-    <w:bookmarkStart w:id="100" w:name="data-availability-statement"/>
+    <w:bookmarkEnd w:id="101"/>
+    <w:bookmarkStart w:id="102" w:name="data-availability-statement"/>
     <w:p>
       <w:pPr>
         <w:pStyle w:val="Heading2"/>
@@ -4833,7 +4894,7 @@
       <w:r>
         <w:t xml:space="preserve"> </w:t>
       </w:r>
-      <w:hyperlink r:id="rId53">
+      <w:hyperlink r:id="rId55">
         <w:r>
           <w:rPr>
             <w:rStyle w:val="Hyperlink"/>
@@ -4847,7 +4908,7 @@
       <w:r>
         <w:t xml:space="preserve"> </w:t>
       </w:r>
-      <w:hyperlink r:id="rId56">
+      <w:hyperlink r:id="rId58">
         <w:r>
           <w:rPr>
             <w:rStyle w:val="Hyperlink"/>
@@ -4859,8 +4920,8 @@
         <w:t xml:space="preserve">. Data are provided in R’s native binary format (RDS). Full reproducibility can be achieved by cloning the repository and rendering the project using the supplied scripts and documentation.</w:t>
       </w:r>
     </w:p>
-    <w:bookmarkEnd w:id="100"/>
-    <w:bookmarkStart w:id="101" w:name="conflicts-of-interest"/>
+    <w:bookmarkEnd w:id="102"/>
+    <w:bookmarkStart w:id="103" w:name="conflicts-of-interest"/>
     <w:p>
       <w:pPr>
         <w:pStyle w:val="Heading2"/>
@@ -4877,9 +4938,9 @@
         <w:t xml:space="preserve">The authors declare no conflicts of interest.</w:t>
       </w:r>
     </w:p>
-    <w:bookmarkEnd w:id="101"/>
-    <w:bookmarkEnd w:id="102"/>
-    <w:bookmarkStart w:id="257" w:name="references"/>
+    <w:bookmarkEnd w:id="103"/>
+    <w:bookmarkEnd w:id="104"/>
+    <w:bookmarkStart w:id="259" w:name="references"/>
     <w:p>
       <w:pPr>
         <w:pStyle w:val="Heading1"/>
@@ -4888,8 +4949,8 @@
         <w:t xml:space="preserve">References</w:t>
       </w:r>
     </w:p>
-    <w:bookmarkStart w:id="256" w:name="refs"/>
-    <w:bookmarkStart w:id="104" w:name="ref-RN1"/>
+    <w:bookmarkStart w:id="258" w:name="refs"/>
+    <w:bookmarkStart w:id="106" w:name="ref-RN1"/>
     <w:p>
       <w:pPr>
         <w:pStyle w:val="Bibliography"/>
@@ -4909,7 +4970,7 @@
       <w:r>
         <w:t xml:space="preserve"> </w:t>
       </w:r>
-      <w:hyperlink r:id="rId103">
+      <w:hyperlink r:id="rId105">
         <w:r>
           <w:rPr>
             <w:rStyle w:val="Hyperlink"/>
@@ -4918,8 +4979,8 @@
         </w:r>
       </w:hyperlink>
     </w:p>
-    <w:bookmarkEnd w:id="104"/>
-    <w:bookmarkStart w:id="106" w:name="ref-RN2"/>
+    <w:bookmarkEnd w:id="106"/>
+    <w:bookmarkStart w:id="108" w:name="ref-RN2"/>
     <w:p>
       <w:pPr>
         <w:pStyle w:val="Bibliography"/>
@@ -4939,7 +5000,7 @@
       <w:r>
         <w:t xml:space="preserve"> </w:t>
       </w:r>
-      <w:hyperlink r:id="rId105">
+      <w:hyperlink r:id="rId107">
         <w:r>
           <w:rPr>
             <w:rStyle w:val="Hyperlink"/>
@@ -4954,8 +5015,8 @@
         <w:t xml:space="preserve"> </w:t>
       </w:r>
     </w:p>
-    <w:bookmarkEnd w:id="106"/>
-    <w:bookmarkStart w:id="108" w:name="ref-RN3"/>
+    <w:bookmarkEnd w:id="108"/>
+    <w:bookmarkStart w:id="110" w:name="ref-RN3"/>
     <w:p>
       <w:pPr>
         <w:pStyle w:val="Bibliography"/>
@@ -4975,7 +5036,7 @@
       <w:r>
         <w:t xml:space="preserve"> </w:t>
       </w:r>
-      <w:hyperlink r:id="rId107">
+      <w:hyperlink r:id="rId109">
         <w:r>
           <w:rPr>
             <w:rStyle w:val="Hyperlink"/>
@@ -4984,8 +5045,8 @@
         </w:r>
       </w:hyperlink>
     </w:p>
-    <w:bookmarkEnd w:id="108"/>
-    <w:bookmarkStart w:id="110" w:name="ref-RN4"/>
+    <w:bookmarkEnd w:id="110"/>
+    <w:bookmarkStart w:id="112" w:name="ref-RN4"/>
     <w:p>
       <w:pPr>
         <w:pStyle w:val="Bibliography"/>
@@ -5005,7 +5066,7 @@
       <w:r>
         <w:t xml:space="preserve"> </w:t>
       </w:r>
-      <w:hyperlink r:id="rId109">
+      <w:hyperlink r:id="rId111">
         <w:r>
           <w:rPr>
             <w:rStyle w:val="Hyperlink"/>
@@ -5020,8 +5081,8 @@
         <w:t xml:space="preserve"> </w:t>
       </w:r>
     </w:p>
-    <w:bookmarkEnd w:id="110"/>
-    <w:bookmarkStart w:id="112" w:name="ref-RN5"/>
+    <w:bookmarkEnd w:id="112"/>
+    <w:bookmarkStart w:id="114" w:name="ref-RN5"/>
     <w:p>
       <w:pPr>
         <w:pStyle w:val="Bibliography"/>
@@ -5041,7 +5102,7 @@
       <w:r>
         <w:t xml:space="preserve"> </w:t>
       </w:r>
-      <w:hyperlink r:id="rId111">
+      <w:hyperlink r:id="rId113">
         <w:r>
           <w:rPr>
             <w:rStyle w:val="Hyperlink"/>
@@ -5056,8 +5117,8 @@
         <w:t xml:space="preserve"> </w:t>
       </w:r>
     </w:p>
-    <w:bookmarkEnd w:id="112"/>
-    <w:bookmarkStart w:id="114" w:name="ref-RN6"/>
+    <w:bookmarkEnd w:id="114"/>
+    <w:bookmarkStart w:id="116" w:name="ref-RN6"/>
     <w:p>
       <w:pPr>
         <w:pStyle w:val="Bibliography"/>
@@ -5077,7 +5138,7 @@
       <w:r>
         <w:t xml:space="preserve"> </w:t>
       </w:r>
-      <w:hyperlink r:id="rId113">
+      <w:hyperlink r:id="rId115">
         <w:r>
           <w:rPr>
             <w:rStyle w:val="Hyperlink"/>
@@ -5086,8 +5147,8 @@
         </w:r>
       </w:hyperlink>
     </w:p>
-    <w:bookmarkEnd w:id="114"/>
-    <w:bookmarkStart w:id="116" w:name="ref-RN7"/>
+    <w:bookmarkEnd w:id="116"/>
+    <w:bookmarkStart w:id="118" w:name="ref-RN7"/>
     <w:p>
       <w:pPr>
         <w:pStyle w:val="Bibliography"/>
@@ -5107,7 +5168,7 @@
       <w:r>
         <w:t xml:space="preserve"> </w:t>
       </w:r>
-      <w:hyperlink r:id="rId115">
+      <w:hyperlink r:id="rId117">
         <w:r>
           <w:rPr>
             <w:rStyle w:val="Hyperlink"/>
@@ -5116,8 +5177,8 @@
         </w:r>
       </w:hyperlink>
     </w:p>
-    <w:bookmarkEnd w:id="116"/>
-    <w:bookmarkStart w:id="118" w:name="ref-RN14"/>
+    <w:bookmarkEnd w:id="118"/>
+    <w:bookmarkStart w:id="120" w:name="ref-RN14"/>
     <w:p>
       <w:pPr>
         <w:pStyle w:val="Bibliography"/>
@@ -5137,7 +5198,7 @@
       <w:r>
         <w:t xml:space="preserve"> </w:t>
       </w:r>
-      <w:hyperlink r:id="rId117">
+      <w:hyperlink r:id="rId119">
         <w:r>
           <w:rPr>
             <w:rStyle w:val="Hyperlink"/>
@@ -5152,8 +5213,8 @@
         <w:t xml:space="preserve"> </w:t>
       </w:r>
     </w:p>
-    <w:bookmarkEnd w:id="118"/>
-    <w:bookmarkStart w:id="120" w:name="ref-RN15"/>
+    <w:bookmarkEnd w:id="120"/>
+    <w:bookmarkStart w:id="122" w:name="ref-RN15"/>
     <w:p>
       <w:pPr>
         <w:pStyle w:val="Bibliography"/>
@@ -5173,7 +5234,7 @@
       <w:r>
         <w:t xml:space="preserve"> </w:t>
       </w:r>
-      <w:hyperlink r:id="rId119">
+      <w:hyperlink r:id="rId121">
         <w:r>
           <w:rPr>
             <w:rStyle w:val="Hyperlink"/>
@@ -5188,8 +5249,8 @@
         <w:t xml:space="preserve"> </w:t>
       </w:r>
     </w:p>
-    <w:bookmarkEnd w:id="120"/>
-    <w:bookmarkStart w:id="122" w:name="ref-RN16"/>
+    <w:bookmarkEnd w:id="122"/>
+    <w:bookmarkStart w:id="124" w:name="ref-RN16"/>
     <w:p>
       <w:pPr>
         <w:pStyle w:val="Bibliography"/>
@@ -5209,7 +5270,7 @@
       <w:r>
         <w:t xml:space="preserve"> </w:t>
       </w:r>
-      <w:hyperlink r:id="rId121">
+      <w:hyperlink r:id="rId123">
         <w:r>
           <w:rPr>
             <w:rStyle w:val="Hyperlink"/>
@@ -5224,8 +5285,8 @@
         <w:t xml:space="preserve"> </w:t>
       </w:r>
     </w:p>
-    <w:bookmarkEnd w:id="122"/>
-    <w:bookmarkStart w:id="124" w:name="ref-RN17"/>
+    <w:bookmarkEnd w:id="124"/>
+    <w:bookmarkStart w:id="126" w:name="ref-RN17"/>
     <w:p>
       <w:pPr>
         <w:pStyle w:val="Bibliography"/>
@@ -5245,7 +5306,7 @@
       <w:r>
         <w:t xml:space="preserve"> </w:t>
       </w:r>
-      <w:hyperlink r:id="rId123">
+      <w:hyperlink r:id="rId125">
         <w:r>
           <w:rPr>
             <w:rStyle w:val="Hyperlink"/>
@@ -5260,8 +5321,8 @@
         <w:t xml:space="preserve"> </w:t>
       </w:r>
     </w:p>
-    <w:bookmarkEnd w:id="124"/>
-    <w:bookmarkStart w:id="126" w:name="ref-RN18"/>
+    <w:bookmarkEnd w:id="126"/>
+    <w:bookmarkStart w:id="128" w:name="ref-RN18"/>
     <w:p>
       <w:pPr>
         <w:pStyle w:val="Bibliography"/>
@@ -5281,7 +5342,7 @@
       <w:r>
         <w:t xml:space="preserve"> </w:t>
       </w:r>
-      <w:hyperlink r:id="rId125">
+      <w:hyperlink r:id="rId127">
         <w:r>
           <w:rPr>
             <w:rStyle w:val="Hyperlink"/>
@@ -5290,8 +5351,8 @@
         </w:r>
       </w:hyperlink>
     </w:p>
-    <w:bookmarkEnd w:id="126"/>
-    <w:bookmarkStart w:id="128" w:name="ref-RN19"/>
+    <w:bookmarkEnd w:id="128"/>
+    <w:bookmarkStart w:id="130" w:name="ref-RN19"/>
     <w:p>
       <w:pPr>
         <w:pStyle w:val="Bibliography"/>
@@ -5311,7 +5372,7 @@
       <w:r>
         <w:t xml:space="preserve"> </w:t>
       </w:r>
-      <w:hyperlink r:id="rId127">
+      <w:hyperlink r:id="rId129">
         <w:r>
           <w:rPr>
             <w:rStyle w:val="Hyperlink"/>
@@ -5326,8 +5387,8 @@
         <w:t xml:space="preserve"> </w:t>
       </w:r>
     </w:p>
-    <w:bookmarkEnd w:id="128"/>
-    <w:bookmarkStart w:id="130" w:name="ref-RN20"/>
+    <w:bookmarkEnd w:id="130"/>
+    <w:bookmarkStart w:id="132" w:name="ref-RN20"/>
     <w:p>
       <w:pPr>
         <w:pStyle w:val="Bibliography"/>
@@ -5347,7 +5408,7 @@
       <w:r>
         <w:t xml:space="preserve"> </w:t>
       </w:r>
-      <w:hyperlink r:id="rId129">
+      <w:hyperlink r:id="rId131">
         <w:r>
           <w:rPr>
             <w:rStyle w:val="Hyperlink"/>
@@ -5362,8 +5423,8 @@
         <w:t xml:space="preserve"> </w:t>
       </w:r>
     </w:p>
-    <w:bookmarkEnd w:id="130"/>
-    <w:bookmarkStart w:id="132" w:name="ref-RN22"/>
+    <w:bookmarkEnd w:id="132"/>
+    <w:bookmarkStart w:id="134" w:name="ref-RN22"/>
     <w:p>
       <w:pPr>
         <w:pStyle w:val="Bibliography"/>
@@ -5383,7 +5444,7 @@
       <w:r>
         <w:t xml:space="preserve"> </w:t>
       </w:r>
-      <w:hyperlink r:id="rId131">
+      <w:hyperlink r:id="rId133">
         <w:r>
           <w:rPr>
             <w:rStyle w:val="Hyperlink"/>
@@ -5398,8 +5459,8 @@
         <w:t xml:space="preserve"> </w:t>
       </w:r>
     </w:p>
-    <w:bookmarkEnd w:id="132"/>
-    <w:bookmarkStart w:id="134" w:name="ref-RN23"/>
+    <w:bookmarkEnd w:id="134"/>
+    <w:bookmarkStart w:id="136" w:name="ref-RN23"/>
     <w:p>
       <w:pPr>
         <w:pStyle w:val="Bibliography"/>
@@ -5419,7 +5480,7 @@
       <w:r>
         <w:t xml:space="preserve"> </w:t>
       </w:r>
-      <w:hyperlink r:id="rId133">
+      <w:hyperlink r:id="rId135">
         <w:r>
           <w:rPr>
             <w:rStyle w:val="Hyperlink"/>
@@ -5434,8 +5495,8 @@
         <w:t xml:space="preserve"> </w:t>
       </w:r>
     </w:p>
-    <w:bookmarkEnd w:id="134"/>
-    <w:bookmarkStart w:id="136" w:name="ref-ferrari2024"/>
+    <w:bookmarkEnd w:id="136"/>
+    <w:bookmarkStart w:id="138" w:name="ref-ferrari2024"/>
     <w:p>
       <w:pPr>
         <w:pStyle w:val="Bibliography"/>
@@ -5461,7 +5522,7 @@
       <w:r>
         <w:t xml:space="preserve"> </w:t>
       </w:r>
-      <w:hyperlink r:id="rId135">
+      <w:hyperlink r:id="rId137">
         <w:r>
           <w:rPr>
             <w:rStyle w:val="Hyperlink"/>
@@ -5470,8 +5531,8 @@
         </w:r>
       </w:hyperlink>
     </w:p>
-    <w:bookmarkEnd w:id="136"/>
-    <w:bookmarkStart w:id="138" w:name="ref-naghavi2024"/>
+    <w:bookmarkEnd w:id="138"/>
+    <w:bookmarkStart w:id="140" w:name="ref-naghavi2024"/>
     <w:p>
       <w:pPr>
         <w:pStyle w:val="Bibliography"/>
@@ -5494,7 +5555,7 @@
       <w:r>
         <w:t xml:space="preserve"> </w:t>
       </w:r>
-      <w:hyperlink r:id="rId137">
+      <w:hyperlink r:id="rId139">
         <w:r>
           <w:rPr>
             <w:rStyle w:val="Hyperlink"/>
@@ -5503,8 +5564,8 @@
         </w:r>
       </w:hyperlink>
     </w:p>
-    <w:bookmarkEnd w:id="138"/>
-    <w:bookmarkStart w:id="140" w:name="ref-feigin2021"/>
+    <w:bookmarkEnd w:id="140"/>
+    <w:bookmarkStart w:id="142" w:name="ref-feigin2021"/>
     <w:p>
       <w:pPr>
         <w:pStyle w:val="Bibliography"/>
@@ -5527,7 +5588,7 @@
       <w:r>
         <w:t xml:space="preserve"> </w:t>
       </w:r>
-      <w:hyperlink r:id="rId139">
+      <w:hyperlink r:id="rId141">
         <w:r>
           <w:rPr>
             <w:rStyle w:val="Hyperlink"/>
@@ -5536,8 +5597,8 @@
         </w:r>
       </w:hyperlink>
     </w:p>
-    <w:bookmarkEnd w:id="140"/>
-    <w:bookmarkStart w:id="142" w:name="X4857e18fa263add03d367ee42aaf3b3ec4487f5"/>
+    <w:bookmarkEnd w:id="142"/>
+    <w:bookmarkStart w:id="144" w:name="X4857e18fa263add03d367ee42aaf3b3ec4487f5"/>
     <w:p>
       <w:pPr>
         <w:pStyle w:val="Bibliography"/>
@@ -5560,7 +5621,7 @@
       <w:r>
         <w:t xml:space="preserve"> </w:t>
       </w:r>
-      <w:hyperlink r:id="rId141">
+      <w:hyperlink r:id="rId143">
         <w:r>
           <w:rPr>
             <w:rStyle w:val="Hyperlink"/>
@@ -5569,8 +5630,8 @@
         </w:r>
       </w:hyperlink>
     </w:p>
-    <w:bookmarkEnd w:id="142"/>
-    <w:bookmarkStart w:id="144" w:name="ref-base"/>
+    <w:bookmarkEnd w:id="144"/>
+    <w:bookmarkStart w:id="146" w:name="ref-base"/>
     <w:p>
       <w:pPr>
         <w:pStyle w:val="Bibliography"/>
@@ -5599,7 +5660,7 @@
       <w:r>
         <w:t xml:space="preserve"> </w:t>
       </w:r>
-      <w:hyperlink r:id="rId143">
+      <w:hyperlink r:id="rId145">
         <w:r>
           <w:rPr>
             <w:rStyle w:val="Hyperlink"/>
@@ -5608,8 +5669,8 @@
         </w:r>
       </w:hyperlink>
     </w:p>
-    <w:bookmarkEnd w:id="144"/>
-    <w:bookmarkStart w:id="146" w:name="ref-beepr"/>
+    <w:bookmarkEnd w:id="146"/>
+    <w:bookmarkStart w:id="148" w:name="ref-beepr"/>
     <w:p>
       <w:pPr>
         <w:pStyle w:val="Bibliography"/>
@@ -5638,7 +5699,7 @@
       <w:r>
         <w:t xml:space="preserve"> </w:t>
       </w:r>
-      <w:hyperlink r:id="rId145">
+      <w:hyperlink r:id="rId147">
         <w:r>
           <w:rPr>
             <w:rStyle w:val="Hyperlink"/>
@@ -5647,8 +5708,8 @@
         </w:r>
       </w:hyperlink>
     </w:p>
-    <w:bookmarkEnd w:id="146"/>
-    <w:bookmarkStart w:id="148" w:name="ref-flextable"/>
+    <w:bookmarkEnd w:id="148"/>
+    <w:bookmarkStart w:id="150" w:name="ref-flextable"/>
     <w:p>
       <w:pPr>
         <w:pStyle w:val="Bibliography"/>
@@ -5677,7 +5738,7 @@
       <w:r>
         <w:t xml:space="preserve"> </w:t>
       </w:r>
-      <w:hyperlink r:id="rId147">
+      <w:hyperlink r:id="rId149">
         <w:r>
           <w:rPr>
             <w:rStyle w:val="Hyperlink"/>
@@ -5686,8 +5747,8 @@
         </w:r>
       </w:hyperlink>
     </w:p>
-    <w:bookmarkEnd w:id="148"/>
-    <w:bookmarkStart w:id="150" w:name="ref-furrr"/>
+    <w:bookmarkEnd w:id="150"/>
+    <w:bookmarkStart w:id="152" w:name="ref-furrr"/>
     <w:p>
       <w:pPr>
         <w:pStyle w:val="Bibliography"/>
@@ -5716,7 +5777,7 @@
       <w:r>
         <w:t xml:space="preserve"> </w:t>
       </w:r>
-      <w:hyperlink r:id="rId149">
+      <w:hyperlink r:id="rId151">
         <w:r>
           <w:rPr>
             <w:rStyle w:val="Hyperlink"/>
@@ -5725,8 +5786,8 @@
         </w:r>
       </w:hyperlink>
     </w:p>
-    <w:bookmarkEnd w:id="150"/>
-    <w:bookmarkStart w:id="152" w:name="ref-future"/>
+    <w:bookmarkEnd w:id="152"/>
+    <w:bookmarkStart w:id="154" w:name="ref-future"/>
     <w:p>
       <w:pPr>
         <w:pStyle w:val="Bibliography"/>
@@ -5746,7 +5807,7 @@
       <w:r>
         <w:t xml:space="preserve"> </w:t>
       </w:r>
-      <w:hyperlink r:id="rId151">
+      <w:hyperlink r:id="rId153">
         <w:r>
           <w:rPr>
             <w:rStyle w:val="Hyperlink"/>
@@ -5755,8 +5816,8 @@
         </w:r>
       </w:hyperlink>
     </w:p>
-    <w:bookmarkEnd w:id="152"/>
-    <w:bookmarkStart w:id="154" w:name="ref-geofacet"/>
+    <w:bookmarkEnd w:id="154"/>
+    <w:bookmarkStart w:id="156" w:name="ref-geofacet"/>
     <w:p>
       <w:pPr>
         <w:pStyle w:val="Bibliography"/>
@@ -5803,7 +5864,7 @@
       <w:r>
         <w:t xml:space="preserve"> </w:t>
       </w:r>
-      <w:hyperlink r:id="rId153">
+      <w:hyperlink r:id="rId155">
         <w:r>
           <w:rPr>
             <w:rStyle w:val="Hyperlink"/>
@@ -5812,8 +5873,8 @@
         </w:r>
       </w:hyperlink>
     </w:p>
-    <w:bookmarkEnd w:id="154"/>
-    <w:bookmarkStart w:id="156" w:name="ref-gganimate"/>
+    <w:bookmarkEnd w:id="156"/>
+    <w:bookmarkStart w:id="158" w:name="ref-gganimate"/>
     <w:p>
       <w:pPr>
         <w:pStyle w:val="Bibliography"/>
@@ -5842,7 +5903,7 @@
       <w:r>
         <w:t xml:space="preserve"> </w:t>
       </w:r>
-      <w:hyperlink r:id="rId155">
+      <w:hyperlink r:id="rId157">
         <w:r>
           <w:rPr>
             <w:rStyle w:val="Hyperlink"/>
@@ -5851,8 +5912,8 @@
         </w:r>
       </w:hyperlink>
     </w:p>
-    <w:bookmarkEnd w:id="156"/>
-    <w:bookmarkStart w:id="158" w:name="ref-ggbump"/>
+    <w:bookmarkEnd w:id="158"/>
+    <w:bookmarkStart w:id="160" w:name="ref-ggbump"/>
     <w:p>
       <w:pPr>
         <w:pStyle w:val="Bibliography"/>
@@ -5881,7 +5942,7 @@
       <w:r>
         <w:t xml:space="preserve"> </w:t>
       </w:r>
-      <w:hyperlink r:id="rId157">
+      <w:hyperlink r:id="rId159">
         <w:r>
           <w:rPr>
             <w:rStyle w:val="Hyperlink"/>
@@ -5890,8 +5951,8 @@
         </w:r>
       </w:hyperlink>
     </w:p>
-    <w:bookmarkEnd w:id="158"/>
-    <w:bookmarkStart w:id="160" w:name="ref-ggnewscale"/>
+    <w:bookmarkEnd w:id="160"/>
+    <w:bookmarkStart w:id="162" w:name="ref-ggnewscale"/>
     <w:p>
       <w:pPr>
         <w:pStyle w:val="Bibliography"/>
@@ -5938,7 +5999,7 @@
       <w:r>
         <w:t xml:space="preserve"> </w:t>
       </w:r>
-      <w:hyperlink r:id="rId159">
+      <w:hyperlink r:id="rId161">
         <w:r>
           <w:rPr>
             <w:rStyle w:val="Hyperlink"/>
@@ -5947,8 +6008,8 @@
         </w:r>
       </w:hyperlink>
     </w:p>
-    <w:bookmarkEnd w:id="160"/>
-    <w:bookmarkStart w:id="162" w:name="ref-ggtext"/>
+    <w:bookmarkEnd w:id="162"/>
+    <w:bookmarkStart w:id="164" w:name="ref-ggtext"/>
     <w:p>
       <w:pPr>
         <w:pStyle w:val="Bibliography"/>
@@ -5995,7 +6056,7 @@
       <w:r>
         <w:t xml:space="preserve"> </w:t>
       </w:r>
-      <w:hyperlink r:id="rId161">
+      <w:hyperlink r:id="rId163">
         <w:r>
           <w:rPr>
             <w:rStyle w:val="Hyperlink"/>
@@ -6004,8 +6065,8 @@
         </w:r>
       </w:hyperlink>
     </w:p>
-    <w:bookmarkEnd w:id="162"/>
-    <w:bookmarkStart w:id="164" w:name="ref-glue"/>
+    <w:bookmarkEnd w:id="164"/>
+    <w:bookmarkStart w:id="166" w:name="ref-glue"/>
     <w:p>
       <w:pPr>
         <w:pStyle w:val="Bibliography"/>
@@ -6034,7 +6095,7 @@
       <w:r>
         <w:t xml:space="preserve"> </w:t>
       </w:r>
-      <w:hyperlink r:id="rId163">
+      <w:hyperlink r:id="rId165">
         <w:r>
           <w:rPr>
             <w:rStyle w:val="Hyperlink"/>
@@ -6043,8 +6104,8 @@
         </w:r>
       </w:hyperlink>
     </w:p>
-    <w:bookmarkEnd w:id="164"/>
-    <w:bookmarkStart w:id="165" w:name="ref-knitr2014"/>
+    <w:bookmarkEnd w:id="166"/>
+    <w:bookmarkStart w:id="167" w:name="ref-knitr2014"/>
     <w:p>
       <w:pPr>
         <w:pStyle w:val="Bibliography"/>
@@ -6083,8 +6144,8 @@
         <w:t xml:space="preserve"> </w:t>
       </w:r>
     </w:p>
-    <w:bookmarkEnd w:id="165"/>
-    <w:bookmarkStart w:id="167" w:name="ref-knitr2015"/>
+    <w:bookmarkEnd w:id="167"/>
+    <w:bookmarkStart w:id="169" w:name="ref-knitr2015"/>
     <w:p>
       <w:pPr>
         <w:pStyle w:val="Bibliography"/>
@@ -6116,7 +6177,7 @@
       <w:r>
         <w:t xml:space="preserve"> </w:t>
       </w:r>
-      <w:hyperlink r:id="rId166">
+      <w:hyperlink r:id="rId168">
         <w:r>
           <w:rPr>
             <w:rStyle w:val="Hyperlink"/>
@@ -6125,8 +6186,8 @@
         </w:r>
       </w:hyperlink>
     </w:p>
-    <w:bookmarkEnd w:id="167"/>
-    <w:bookmarkStart w:id="168" w:name="ref-knitr2025"/>
+    <w:bookmarkEnd w:id="169"/>
+    <w:bookmarkStart w:id="170" w:name="ref-knitr2025"/>
     <w:p>
       <w:pPr>
         <w:pStyle w:val="Bibliography"/>
@@ -6167,7 +6228,7 @@
       <w:r>
         <w:t xml:space="preserve"> </w:t>
       </w:r>
-      <w:hyperlink r:id="rId166">
+      <w:hyperlink r:id="rId168">
         <w:r>
           <w:rPr>
             <w:rStyle w:val="Hyperlink"/>
@@ -6176,8 +6237,8 @@
         </w:r>
       </w:hyperlink>
     </w:p>
-    <w:bookmarkEnd w:id="168"/>
-    <w:bookmarkStart w:id="170" w:name="ref-officer"/>
+    <w:bookmarkEnd w:id="170"/>
+    <w:bookmarkStart w:id="172" w:name="ref-officer"/>
     <w:p>
       <w:pPr>
         <w:pStyle w:val="Bibliography"/>
@@ -6206,7 +6267,7 @@
       <w:r>
         <w:t xml:space="preserve"> </w:t>
       </w:r>
-      <w:hyperlink r:id="rId169">
+      <w:hyperlink r:id="rId171">
         <w:r>
           <w:rPr>
             <w:rStyle w:val="Hyperlink"/>
@@ -6215,8 +6276,8 @@
         </w:r>
       </w:hyperlink>
     </w:p>
-    <w:bookmarkEnd w:id="170"/>
-    <w:bookmarkStart w:id="172" w:name="ref-paletteer"/>
+    <w:bookmarkEnd w:id="172"/>
+    <w:bookmarkStart w:id="174" w:name="ref-paletteer"/>
     <w:p>
       <w:pPr>
         <w:pStyle w:val="Bibliography"/>
@@ -6245,7 +6306,7 @@
       <w:r>
         <w:t xml:space="preserve"> </w:t>
       </w:r>
-      <w:hyperlink r:id="rId171">
+      <w:hyperlink r:id="rId173">
         <w:r>
           <w:rPr>
             <w:rStyle w:val="Hyperlink"/>
@@ -6254,8 +6315,8 @@
         </w:r>
       </w:hyperlink>
     </w:p>
-    <w:bookmarkEnd w:id="172"/>
-    <w:bookmarkStart w:id="174" w:name="ref-patchwork"/>
+    <w:bookmarkEnd w:id="174"/>
+    <w:bookmarkStart w:id="176" w:name="ref-patchwork"/>
     <w:p>
       <w:pPr>
         <w:pStyle w:val="Bibliography"/>
@@ -6284,7 +6345,7 @@
       <w:r>
         <w:t xml:space="preserve"> </w:t>
       </w:r>
-      <w:hyperlink r:id="rId173">
+      <w:hyperlink r:id="rId175">
         <w:r>
           <w:rPr>
             <w:rStyle w:val="Hyperlink"/>
@@ -6293,8 +6354,8 @@
         </w:r>
       </w:hyperlink>
     </w:p>
-    <w:bookmarkEnd w:id="174"/>
-    <w:bookmarkStart w:id="176" w:name="ref-renv"/>
+    <w:bookmarkEnd w:id="176"/>
+    <w:bookmarkStart w:id="178" w:name="ref-renv"/>
     <w:p>
       <w:pPr>
         <w:pStyle w:val="Bibliography"/>
@@ -6323,7 +6384,7 @@
       <w:r>
         <w:t xml:space="preserve"> </w:t>
       </w:r>
-      <w:hyperlink r:id="rId175">
+      <w:hyperlink r:id="rId177">
         <w:r>
           <w:rPr>
             <w:rStyle w:val="Hyperlink"/>
@@ -6332,8 +6393,8 @@
         </w:r>
       </w:hyperlink>
     </w:p>
-    <w:bookmarkEnd w:id="176"/>
-    <w:bookmarkStart w:id="178" w:name="ref-rmarkdown2018"/>
+    <w:bookmarkEnd w:id="178"/>
+    <w:bookmarkStart w:id="180" w:name="ref-rmarkdown2018"/>
     <w:p>
       <w:pPr>
         <w:pStyle w:val="Bibliography"/>
@@ -6353,7 +6414,7 @@
       <w:r>
         <w:t xml:space="preserve"> </w:t>
       </w:r>
-      <w:hyperlink r:id="rId177">
+      <w:hyperlink r:id="rId179">
         <w:r>
           <w:rPr>
             <w:rStyle w:val="Hyperlink"/>
@@ -6362,8 +6423,8 @@
         </w:r>
       </w:hyperlink>
     </w:p>
-    <w:bookmarkEnd w:id="178"/>
-    <w:bookmarkStart w:id="180" w:name="ref-rmarkdown2020"/>
+    <w:bookmarkEnd w:id="180"/>
+    <w:bookmarkStart w:id="182" w:name="ref-rmarkdown2020"/>
     <w:p>
       <w:pPr>
         <w:pStyle w:val="Bibliography"/>
@@ -6383,7 +6444,7 @@
       <w:r>
         <w:t xml:space="preserve"> </w:t>
       </w:r>
-      <w:hyperlink r:id="rId179">
+      <w:hyperlink r:id="rId181">
         <w:r>
           <w:rPr>
             <w:rStyle w:val="Hyperlink"/>
@@ -6392,8 +6453,8 @@
         </w:r>
       </w:hyperlink>
     </w:p>
-    <w:bookmarkEnd w:id="180"/>
-    <w:bookmarkStart w:id="182" w:name="ref-rmarkdown2026"/>
+    <w:bookmarkEnd w:id="182"/>
+    <w:bookmarkStart w:id="184" w:name="ref-rmarkdown2026"/>
     <w:p>
       <w:pPr>
         <w:pStyle w:val="Bibliography"/>
@@ -6422,7 +6483,7 @@
       <w:r>
         <w:t xml:space="preserve"> </w:t>
       </w:r>
-      <w:hyperlink r:id="rId181">
+      <w:hyperlink r:id="rId183">
         <w:r>
           <w:rPr>
             <w:rStyle w:val="Hyperlink"/>
@@ -6431,8 +6492,8 @@
         </w:r>
       </w:hyperlink>
     </w:p>
-    <w:bookmarkEnd w:id="182"/>
-    <w:bookmarkStart w:id="184" w:name="ref-scales"/>
+    <w:bookmarkEnd w:id="184"/>
+    <w:bookmarkStart w:id="186" w:name="ref-scales"/>
     <w:p>
       <w:pPr>
         <w:pStyle w:val="Bibliography"/>
@@ -6461,7 +6522,7 @@
       <w:r>
         <w:t xml:space="preserve"> </w:t>
       </w:r>
-      <w:hyperlink r:id="rId183">
+      <w:hyperlink r:id="rId185">
         <w:r>
           <w:rPr>
             <w:rStyle w:val="Hyperlink"/>
@@ -6470,8 +6531,8 @@
         </w:r>
       </w:hyperlink>
     </w:p>
-    <w:bookmarkEnd w:id="184"/>
-    <w:bookmarkStart w:id="186" w:name="ref-svglite"/>
+    <w:bookmarkEnd w:id="186"/>
+    <w:bookmarkStart w:id="188" w:name="ref-svglite"/>
     <w:p>
       <w:pPr>
         <w:pStyle w:val="Bibliography"/>
@@ -6518,7 +6579,7 @@
       <w:r>
         <w:t xml:space="preserve"> </w:t>
       </w:r>
-      <w:hyperlink r:id="rId185">
+      <w:hyperlink r:id="rId187">
         <w:r>
           <w:rPr>
             <w:rStyle w:val="Hyperlink"/>
@@ -6527,8 +6588,8 @@
         </w:r>
       </w:hyperlink>
     </w:p>
-    <w:bookmarkEnd w:id="186"/>
-    <w:bookmarkStart w:id="188" w:name="ref-tidyverse"/>
+    <w:bookmarkEnd w:id="188"/>
+    <w:bookmarkStart w:id="190" w:name="ref-tidyverse"/>
     <w:p>
       <w:pPr>
         <w:pStyle w:val="Bibliography"/>
@@ -6548,7 +6609,7 @@
       <w:r>
         <w:t xml:space="preserve"> </w:t>
       </w:r>
-      <w:hyperlink r:id="rId187">
+      <w:hyperlink r:id="rId189">
         <w:r>
           <w:rPr>
             <w:rStyle w:val="Hyperlink"/>
@@ -6575,8 +6636,8 @@
         <w:t xml:space="preserve"> </w:t>
       </w:r>
     </w:p>
-    <w:bookmarkEnd w:id="188"/>
-    <w:bookmarkStart w:id="189" w:name="ref-altman2003statistics"/>
+    <w:bookmarkEnd w:id="190"/>
+    <w:bookmarkStart w:id="191" w:name="ref-altman2003statistics"/>
     <w:p>
       <w:pPr>
         <w:pStyle w:val="Bibliography"/>
@@ -6597,8 +6658,8 @@
         <w:t xml:space="preserve"> </w:t>
       </w:r>
     </w:p>
-    <w:bookmarkEnd w:id="189"/>
-    <w:bookmarkStart w:id="190" w:name="ref-rothman2008modern"/>
+    <w:bookmarkEnd w:id="191"/>
+    <w:bookmarkStart w:id="192" w:name="ref-rothman2008modern"/>
     <w:p>
       <w:pPr>
         <w:pStyle w:val="Bibliography"/>
@@ -6619,8 +6680,8 @@
         <w:t xml:space="preserve"> </w:t>
       </w:r>
     </w:p>
-    <w:bookmarkEnd w:id="190"/>
-    <w:bookmarkStart w:id="191" w:name="ref-cochran1977sampling"/>
+    <w:bookmarkEnd w:id="192"/>
+    <w:bookmarkStart w:id="193" w:name="ref-cochran1977sampling"/>
     <w:p>
       <w:pPr>
         <w:pStyle w:val="Bibliography"/>
@@ -6641,8 +6702,8 @@
         <w:t xml:space="preserve"> </w:t>
       </w:r>
     </w:p>
-    <w:bookmarkEnd w:id="191"/>
-    <w:bookmarkStart w:id="193" w:name="ref-vos2020"/>
+    <w:bookmarkEnd w:id="193"/>
+    <w:bookmarkStart w:id="195" w:name="ref-vos2020"/>
     <w:p>
       <w:pPr>
         <w:pStyle w:val="Bibliography"/>
@@ -6665,7 +6726,7 @@
       <w:r>
         <w:t xml:space="preserve"> </w:t>
       </w:r>
-      <w:hyperlink r:id="rId192">
+      <w:hyperlink r:id="rId194">
         <w:r>
           <w:rPr>
             <w:rStyle w:val="Hyperlink"/>
@@ -6674,8 +6735,8 @@
         </w:r>
       </w:hyperlink>
     </w:p>
-    <w:bookmarkEnd w:id="193"/>
-    <w:bookmarkStart w:id="195" w:name="ref-RN24"/>
+    <w:bookmarkEnd w:id="195"/>
+    <w:bookmarkStart w:id="197" w:name="ref-RN24"/>
     <w:p>
       <w:pPr>
         <w:pStyle w:val="Bibliography"/>
@@ -6695,7 +6756,7 @@
       <w:r>
         <w:t xml:space="preserve"> </w:t>
       </w:r>
-      <w:hyperlink r:id="rId194">
+      <w:hyperlink r:id="rId196">
         <w:r>
           <w:rPr>
             <w:rStyle w:val="Hyperlink"/>
@@ -6704,8 +6765,8 @@
         </w:r>
       </w:hyperlink>
     </w:p>
-    <w:bookmarkEnd w:id="195"/>
-    <w:bookmarkStart w:id="197" w:name="ref-RN25"/>
+    <w:bookmarkEnd w:id="197"/>
+    <w:bookmarkStart w:id="199" w:name="ref-RN25"/>
     <w:p>
       <w:pPr>
         <w:pStyle w:val="Bibliography"/>
@@ -6725,7 +6786,7 @@
       <w:r>
         <w:t xml:space="preserve"> </w:t>
       </w:r>
-      <w:hyperlink r:id="rId196">
+      <w:hyperlink r:id="rId198">
         <w:r>
           <w:rPr>
             <w:rStyle w:val="Hyperlink"/>
@@ -6734,8 +6795,8 @@
         </w:r>
       </w:hyperlink>
     </w:p>
-    <w:bookmarkEnd w:id="197"/>
-    <w:bookmarkStart w:id="199" w:name="ref-RN26"/>
+    <w:bookmarkEnd w:id="199"/>
+    <w:bookmarkStart w:id="201" w:name="ref-RN26"/>
     <w:p>
       <w:pPr>
         <w:pStyle w:val="Bibliography"/>
@@ -6755,7 +6816,7 @@
       <w:r>
         <w:t xml:space="preserve"> </w:t>
       </w:r>
-      <w:hyperlink r:id="rId198">
+      <w:hyperlink r:id="rId200">
         <w:r>
           <w:rPr>
             <w:rStyle w:val="Hyperlink"/>
@@ -6764,8 +6825,8 @@
         </w:r>
       </w:hyperlink>
     </w:p>
-    <w:bookmarkEnd w:id="199"/>
-    <w:bookmarkStart w:id="201" w:name="ref-RN27"/>
+    <w:bookmarkEnd w:id="201"/>
+    <w:bookmarkStart w:id="203" w:name="ref-RN27"/>
     <w:p>
       <w:pPr>
         <w:pStyle w:val="Bibliography"/>
@@ -6785,7 +6846,7 @@
       <w:r>
         <w:t xml:space="preserve"> </w:t>
       </w:r>
-      <w:hyperlink r:id="rId200">
+      <w:hyperlink r:id="rId202">
         <w:r>
           <w:rPr>
             <w:rStyle w:val="Hyperlink"/>
@@ -6794,8 +6855,8 @@
         </w:r>
       </w:hyperlink>
     </w:p>
-    <w:bookmarkEnd w:id="201"/>
-    <w:bookmarkStart w:id="203" w:name="ref-RN28"/>
+    <w:bookmarkEnd w:id="203"/>
+    <w:bookmarkStart w:id="205" w:name="ref-RN28"/>
     <w:p>
       <w:pPr>
         <w:pStyle w:val="Bibliography"/>
@@ -6815,7 +6876,7 @@
       <w:r>
         <w:t xml:space="preserve"> </w:t>
       </w:r>
-      <w:hyperlink r:id="rId202">
+      <w:hyperlink r:id="rId204">
         <w:r>
           <w:rPr>
             <w:rStyle w:val="Hyperlink"/>
@@ -6824,8 +6885,8 @@
         </w:r>
       </w:hyperlink>
     </w:p>
-    <w:bookmarkEnd w:id="203"/>
-    <w:bookmarkStart w:id="205" w:name="ref-RN29"/>
+    <w:bookmarkEnd w:id="205"/>
+    <w:bookmarkStart w:id="207" w:name="ref-RN29"/>
     <w:p>
       <w:pPr>
         <w:pStyle w:val="Bibliography"/>
@@ -6845,7 +6906,7 @@
       <w:r>
         <w:t xml:space="preserve"> </w:t>
       </w:r>
-      <w:hyperlink r:id="rId204">
+      <w:hyperlink r:id="rId206">
         <w:r>
           <w:rPr>
             <w:rStyle w:val="Hyperlink"/>
@@ -6860,8 +6921,8 @@
         <w:t xml:space="preserve"> </w:t>
       </w:r>
     </w:p>
-    <w:bookmarkEnd w:id="205"/>
-    <w:bookmarkStart w:id="207" w:name="ref-RN30"/>
+    <w:bookmarkEnd w:id="207"/>
+    <w:bookmarkStart w:id="209" w:name="ref-RN30"/>
     <w:p>
       <w:pPr>
         <w:pStyle w:val="Bibliography"/>
@@ -6881,7 +6942,7 @@
       <w:r>
         <w:t xml:space="preserve"> </w:t>
       </w:r>
-      <w:hyperlink r:id="rId206">
+      <w:hyperlink r:id="rId208">
         <w:r>
           <w:rPr>
             <w:rStyle w:val="Hyperlink"/>
@@ -6896,8 +6957,8 @@
         <w:t xml:space="preserve"> </w:t>
       </w:r>
     </w:p>
-    <w:bookmarkEnd w:id="207"/>
-    <w:bookmarkStart w:id="209" w:name="ref-RN31"/>
+    <w:bookmarkEnd w:id="209"/>
+    <w:bookmarkStart w:id="211" w:name="ref-RN31"/>
     <w:p>
       <w:pPr>
         <w:pStyle w:val="Bibliography"/>
@@ -6917,7 +6978,7 @@
       <w:r>
         <w:t xml:space="preserve"> </w:t>
       </w:r>
-      <w:hyperlink r:id="rId208">
+      <w:hyperlink r:id="rId210">
         <w:r>
           <w:rPr>
             <w:rStyle w:val="Hyperlink"/>
@@ -6932,8 +6993,8 @@
         <w:t xml:space="preserve"> </w:t>
       </w:r>
     </w:p>
-    <w:bookmarkEnd w:id="209"/>
-    <w:bookmarkStart w:id="211" w:name="ref-RN32"/>
+    <w:bookmarkEnd w:id="211"/>
+    <w:bookmarkStart w:id="213" w:name="ref-RN32"/>
     <w:p>
       <w:pPr>
         <w:pStyle w:val="Bibliography"/>
@@ -6953,7 +7014,7 @@
       <w:r>
         <w:t xml:space="preserve"> </w:t>
       </w:r>
-      <w:hyperlink r:id="rId210">
+      <w:hyperlink r:id="rId212">
         <w:r>
           <w:rPr>
             <w:rStyle w:val="Hyperlink"/>
@@ -6968,8 +7029,8 @@
         <w:t xml:space="preserve"> </w:t>
       </w:r>
     </w:p>
-    <w:bookmarkEnd w:id="211"/>
-    <w:bookmarkStart w:id="213" w:name="ref-RN33"/>
+    <w:bookmarkEnd w:id="213"/>
+    <w:bookmarkStart w:id="215" w:name="ref-RN33"/>
     <w:p>
       <w:pPr>
         <w:pStyle w:val="Bibliography"/>
@@ -6989,7 +7050,7 @@
       <w:r>
         <w:t xml:space="preserve"> </w:t>
       </w:r>
-      <w:hyperlink r:id="rId212">
+      <w:hyperlink r:id="rId214">
         <w:r>
           <w:rPr>
             <w:rStyle w:val="Hyperlink"/>
@@ -7004,8 +7065,8 @@
         <w:t xml:space="preserve"> </w:t>
       </w:r>
     </w:p>
-    <w:bookmarkEnd w:id="213"/>
-    <w:bookmarkStart w:id="215" w:name="ref-RN21"/>
+    <w:bookmarkEnd w:id="215"/>
+    <w:bookmarkStart w:id="217" w:name="ref-RN21"/>
     <w:p>
       <w:pPr>
         <w:pStyle w:val="Bibliography"/>
@@ -7025,7 +7086,7 @@
       <w:r>
         <w:t xml:space="preserve"> </w:t>
       </w:r>
-      <w:hyperlink r:id="rId214">
+      <w:hyperlink r:id="rId216">
         <w:r>
           <w:rPr>
             <w:rStyle w:val="Hyperlink"/>
@@ -7040,8 +7101,8 @@
         <w:t xml:space="preserve"> </w:t>
       </w:r>
     </w:p>
-    <w:bookmarkEnd w:id="215"/>
-    <w:bookmarkStart w:id="217" w:name="ref-RN34"/>
+    <w:bookmarkEnd w:id="217"/>
+    <w:bookmarkStart w:id="219" w:name="ref-RN34"/>
     <w:p>
       <w:pPr>
         <w:pStyle w:val="Bibliography"/>
@@ -7061,7 +7122,7 @@
       <w:r>
         <w:t xml:space="preserve"> </w:t>
       </w:r>
-      <w:hyperlink r:id="rId216">
+      <w:hyperlink r:id="rId218">
         <w:r>
           <w:rPr>
             <w:rStyle w:val="Hyperlink"/>
@@ -7076,8 +7137,8 @@
         <w:t xml:space="preserve"> </w:t>
       </w:r>
     </w:p>
-    <w:bookmarkEnd w:id="217"/>
-    <w:bookmarkStart w:id="219" w:name="ref-RN35"/>
+    <w:bookmarkEnd w:id="219"/>
+    <w:bookmarkStart w:id="221" w:name="ref-RN35"/>
     <w:p>
       <w:pPr>
         <w:pStyle w:val="Bibliography"/>
@@ -7097,7 +7158,7 @@
       <w:r>
         <w:t xml:space="preserve"> </w:t>
       </w:r>
-      <w:hyperlink r:id="rId218">
+      <w:hyperlink r:id="rId220">
         <w:r>
           <w:rPr>
             <w:rStyle w:val="Hyperlink"/>
@@ -7112,8 +7173,8 @@
         <w:t xml:space="preserve"> </w:t>
       </w:r>
     </w:p>
-    <w:bookmarkEnd w:id="219"/>
-    <w:bookmarkStart w:id="221" w:name="ref-RN36"/>
+    <w:bookmarkEnd w:id="221"/>
+    <w:bookmarkStart w:id="223" w:name="ref-RN36"/>
     <w:p>
       <w:pPr>
         <w:pStyle w:val="Bibliography"/>
@@ -7133,7 +7194,7 @@
       <w:r>
         <w:t xml:space="preserve"> </w:t>
       </w:r>
-      <w:hyperlink r:id="rId220">
+      <w:hyperlink r:id="rId222">
         <w:r>
           <w:rPr>
             <w:rStyle w:val="Hyperlink"/>
@@ -7142,8 +7203,8 @@
         </w:r>
       </w:hyperlink>
     </w:p>
-    <w:bookmarkEnd w:id="221"/>
-    <w:bookmarkStart w:id="223" w:name="ref-RN37"/>
+    <w:bookmarkEnd w:id="223"/>
+    <w:bookmarkStart w:id="225" w:name="ref-RN37"/>
     <w:p>
       <w:pPr>
         <w:pStyle w:val="Bibliography"/>
@@ -7163,7 +7224,7 @@
       <w:r>
         <w:t xml:space="preserve"> </w:t>
       </w:r>
-      <w:hyperlink r:id="rId222">
+      <w:hyperlink r:id="rId224">
         <w:r>
           <w:rPr>
             <w:rStyle w:val="Hyperlink"/>
@@ -7178,8 +7239,8 @@
         <w:t xml:space="preserve"> </w:t>
       </w:r>
     </w:p>
-    <w:bookmarkEnd w:id="223"/>
-    <w:bookmarkStart w:id="225" w:name="ref-RN38"/>
+    <w:bookmarkEnd w:id="225"/>
+    <w:bookmarkStart w:id="227" w:name="ref-RN38"/>
     <w:p>
       <w:pPr>
         <w:pStyle w:val="Bibliography"/>
@@ -7199,7 +7260,7 @@
       <w:r>
         <w:t xml:space="preserve"> </w:t>
       </w:r>
-      <w:hyperlink r:id="rId224">
+      <w:hyperlink r:id="rId226">
         <w:r>
           <w:rPr>
             <w:rStyle w:val="Hyperlink"/>
@@ -7214,8 +7275,8 @@
         <w:t xml:space="preserve"> </w:t>
       </w:r>
     </w:p>
-    <w:bookmarkEnd w:id="225"/>
-    <w:bookmarkStart w:id="227" w:name="ref-RN8"/>
+    <w:bookmarkEnd w:id="227"/>
+    <w:bookmarkStart w:id="229" w:name="ref-RN8"/>
     <w:p>
       <w:pPr>
         <w:pStyle w:val="Bibliography"/>
@@ -7235,7 +7296,7 @@
       <w:r>
         <w:t xml:space="preserve"> </w:t>
       </w:r>
-      <w:hyperlink r:id="rId226">
+      <w:hyperlink r:id="rId228">
         <w:r>
           <w:rPr>
             <w:rStyle w:val="Hyperlink"/>
@@ -7250,8 +7311,8 @@
         <w:t xml:space="preserve"> </w:t>
       </w:r>
     </w:p>
-    <w:bookmarkEnd w:id="227"/>
-    <w:bookmarkStart w:id="229" w:name="ref-RN12"/>
+    <w:bookmarkEnd w:id="229"/>
+    <w:bookmarkStart w:id="231" w:name="ref-RN12"/>
     <w:p>
       <w:pPr>
         <w:pStyle w:val="Bibliography"/>
@@ -7271,7 +7332,7 @@
       <w:r>
         <w:t xml:space="preserve"> </w:t>
       </w:r>
-      <w:hyperlink r:id="rId228">
+      <w:hyperlink r:id="rId230">
         <w:r>
           <w:rPr>
             <w:rStyle w:val="Hyperlink"/>
@@ -7286,8 +7347,8 @@
         <w:t xml:space="preserve"> </w:t>
       </w:r>
     </w:p>
-    <w:bookmarkEnd w:id="229"/>
-    <w:bookmarkStart w:id="231" w:name="ref-RN13"/>
+    <w:bookmarkEnd w:id="231"/>
+    <w:bookmarkStart w:id="233" w:name="ref-RN13"/>
     <w:p>
       <w:pPr>
         <w:pStyle w:val="Bibliography"/>
@@ -7307,7 +7368,7 @@
       <w:r>
         <w:t xml:space="preserve"> </w:t>
       </w:r>
-      <w:hyperlink r:id="rId230">
+      <w:hyperlink r:id="rId232">
         <w:r>
           <w:rPr>
             <w:rStyle w:val="Hyperlink"/>
@@ -7322,8 +7383,8 @@
         <w:t xml:space="preserve"> </w:t>
       </w:r>
     </w:p>
-    <w:bookmarkEnd w:id="231"/>
-    <w:bookmarkStart w:id="233" w:name="ref-RN39"/>
+    <w:bookmarkEnd w:id="233"/>
+    <w:bookmarkStart w:id="235" w:name="ref-RN39"/>
     <w:p>
       <w:pPr>
         <w:pStyle w:val="Bibliography"/>
@@ -7343,7 +7404,7 @@
       <w:r>
         <w:t xml:space="preserve"> </w:t>
       </w:r>
-      <w:hyperlink r:id="rId232">
+      <w:hyperlink r:id="rId234">
         <w:r>
           <w:rPr>
             <w:rStyle w:val="Hyperlink"/>
@@ -7358,8 +7419,8 @@
         <w:t xml:space="preserve"> </w:t>
       </w:r>
     </w:p>
-    <w:bookmarkEnd w:id="233"/>
-    <w:bookmarkStart w:id="235" w:name="ref-RN40"/>
+    <w:bookmarkEnd w:id="235"/>
+    <w:bookmarkStart w:id="237" w:name="ref-RN40"/>
     <w:p>
       <w:pPr>
         <w:pStyle w:val="Bibliography"/>
@@ -7379,7 +7440,7 @@
       <w:r>
         <w:t xml:space="preserve"> </w:t>
       </w:r>
-      <w:hyperlink r:id="rId234">
+      <w:hyperlink r:id="rId236">
         <w:r>
           <w:rPr>
             <w:rStyle w:val="Hyperlink"/>
@@ -7394,8 +7455,8 @@
         <w:t xml:space="preserve"> </w:t>
       </w:r>
     </w:p>
-    <w:bookmarkEnd w:id="235"/>
-    <w:bookmarkStart w:id="236" w:name="ref-RN41"/>
+    <w:bookmarkEnd w:id="237"/>
+    <w:bookmarkStart w:id="238" w:name="ref-RN41"/>
     <w:p>
       <w:pPr>
         <w:pStyle w:val="Bibliography"/>
@@ -7416,8 +7477,8 @@
         <w:t xml:space="preserve"> </w:t>
       </w:r>
     </w:p>
-    <w:bookmarkEnd w:id="236"/>
-    <w:bookmarkStart w:id="238" w:name="ref-RN42"/>
+    <w:bookmarkEnd w:id="238"/>
+    <w:bookmarkStart w:id="240" w:name="ref-RN42"/>
     <w:p>
       <w:pPr>
         <w:pStyle w:val="Bibliography"/>
@@ -7437,7 +7498,7 @@
       <w:r>
         <w:t xml:space="preserve"> </w:t>
       </w:r>
-      <w:hyperlink r:id="rId237">
+      <w:hyperlink r:id="rId239">
         <w:r>
           <w:rPr>
             <w:rStyle w:val="Hyperlink"/>
@@ -7452,8 +7513,8 @@
         <w:t xml:space="preserve"> </w:t>
       </w:r>
     </w:p>
-    <w:bookmarkEnd w:id="238"/>
-    <w:bookmarkStart w:id="240" w:name="ref-RN43"/>
+    <w:bookmarkEnd w:id="240"/>
+    <w:bookmarkStart w:id="242" w:name="ref-RN43"/>
     <w:p>
       <w:pPr>
         <w:pStyle w:val="Bibliography"/>
@@ -7473,7 +7534,7 @@
       <w:r>
         <w:t xml:space="preserve"> </w:t>
       </w:r>
-      <w:hyperlink r:id="rId239">
+      <w:hyperlink r:id="rId241">
         <w:r>
           <w:rPr>
             <w:rStyle w:val="Hyperlink"/>
@@ -7488,8 +7549,8 @@
         <w:t xml:space="preserve"> </w:t>
       </w:r>
     </w:p>
-    <w:bookmarkEnd w:id="240"/>
-    <w:bookmarkStart w:id="242" w:name="ref-RN44"/>
+    <w:bookmarkEnd w:id="242"/>
+    <w:bookmarkStart w:id="244" w:name="ref-RN44"/>
     <w:p>
       <w:pPr>
         <w:pStyle w:val="Bibliography"/>
@@ -7509,7 +7570,7 @@
       <w:r>
         <w:t xml:space="preserve"> </w:t>
       </w:r>
-      <w:hyperlink r:id="rId241">
+      <w:hyperlink r:id="rId243">
         <w:r>
           <w:rPr>
             <w:rStyle w:val="Hyperlink"/>
@@ -7524,8 +7585,8 @@
         <w:t xml:space="preserve"> </w:t>
       </w:r>
     </w:p>
-    <w:bookmarkEnd w:id="242"/>
-    <w:bookmarkStart w:id="244" w:name="ref-RN45"/>
+    <w:bookmarkEnd w:id="244"/>
+    <w:bookmarkStart w:id="246" w:name="ref-RN45"/>
     <w:p>
       <w:pPr>
         <w:pStyle w:val="Bibliography"/>
@@ -7545,7 +7606,7 @@
       <w:r>
         <w:t xml:space="preserve"> </w:t>
       </w:r>
-      <w:hyperlink r:id="rId243">
+      <w:hyperlink r:id="rId245">
         <w:r>
           <w:rPr>
             <w:rStyle w:val="Hyperlink"/>
@@ -7560,8 +7621,8 @@
         <w:t xml:space="preserve"> </w:t>
       </w:r>
     </w:p>
-    <w:bookmarkEnd w:id="244"/>
-    <w:bookmarkStart w:id="246" w:name="ref-RN46"/>
+    <w:bookmarkEnd w:id="246"/>
+    <w:bookmarkStart w:id="248" w:name="ref-RN46"/>
     <w:p>
       <w:pPr>
         <w:pStyle w:val="Bibliography"/>
@@ -7581,7 +7642,7 @@
       <w:r>
         <w:t xml:space="preserve"> </w:t>
       </w:r>
-      <w:hyperlink r:id="rId245">
+      <w:hyperlink r:id="rId247">
         <w:r>
           <w:rPr>
             <w:rStyle w:val="Hyperlink"/>
@@ -7596,8 +7657,8 @@
         <w:t xml:space="preserve"> </w:t>
       </w:r>
     </w:p>
-    <w:bookmarkEnd w:id="246"/>
-    <w:bookmarkStart w:id="248" w:name="ref-RN47"/>
+    <w:bookmarkEnd w:id="248"/>
+    <w:bookmarkStart w:id="250" w:name="ref-RN47"/>
     <w:p>
       <w:pPr>
         <w:pStyle w:val="Bibliography"/>
@@ -7617,7 +7678,7 @@
       <w:r>
         <w:t xml:space="preserve"> </w:t>
       </w:r>
-      <w:hyperlink r:id="rId247">
+      <w:hyperlink r:id="rId249">
         <w:r>
           <w:rPr>
             <w:rStyle w:val="Hyperlink"/>
@@ -7632,8 +7693,8 @@
         <w:t xml:space="preserve"> </w:t>
       </w:r>
     </w:p>
-    <w:bookmarkEnd w:id="248"/>
-    <w:bookmarkStart w:id="249" w:name="ref-RN48"/>
+    <w:bookmarkEnd w:id="250"/>
+    <w:bookmarkStart w:id="251" w:name="ref-RN48"/>
     <w:p>
       <w:pPr>
         <w:pStyle w:val="Bibliography"/>
@@ -7654,8 +7715,8 @@
         <w:t xml:space="preserve"> </w:t>
       </w:r>
     </w:p>
-    <w:bookmarkEnd w:id="249"/>
-    <w:bookmarkStart w:id="251" w:name="ref-RN49"/>
+    <w:bookmarkEnd w:id="251"/>
+    <w:bookmarkStart w:id="253" w:name="ref-RN49"/>
     <w:p>
       <w:pPr>
         <w:pStyle w:val="Bibliography"/>
@@ -7675,7 +7736,7 @@
       <w:r>
         <w:t xml:space="preserve"> </w:t>
       </w:r>
-      <w:hyperlink r:id="rId250">
+      <w:hyperlink r:id="rId252">
         <w:r>
           <w:rPr>
             <w:rStyle w:val="Hyperlink"/>
@@ -7690,8 +7751,8 @@
         <w:t xml:space="preserve"> </w:t>
       </w:r>
     </w:p>
-    <w:bookmarkEnd w:id="251"/>
-    <w:bookmarkStart w:id="253" w:name="ref-RN50"/>
+    <w:bookmarkEnd w:id="253"/>
+    <w:bookmarkStart w:id="255" w:name="ref-RN50"/>
     <w:p>
       <w:pPr>
         <w:pStyle w:val="Bibliography"/>
@@ -7711,7 +7772,7 @@
       <w:r>
         <w:t xml:space="preserve"> </w:t>
       </w:r>
-      <w:hyperlink r:id="rId252">
+      <w:hyperlink r:id="rId254">
         <w:r>
           <w:rPr>
             <w:rStyle w:val="Hyperlink"/>
@@ -7720,8 +7781,8 @@
         </w:r>
       </w:hyperlink>
     </w:p>
-    <w:bookmarkEnd w:id="253"/>
-    <w:bookmarkStart w:id="254" w:name="ref-RN51"/>
+    <w:bookmarkEnd w:id="255"/>
+    <w:bookmarkStart w:id="256" w:name="ref-RN51"/>
     <w:p>
       <w:pPr>
         <w:pStyle w:val="Bibliography"/>
@@ -7742,8 +7803,8 @@
         <w:t xml:space="preserve"> </w:t>
       </w:r>
     </w:p>
-    <w:bookmarkEnd w:id="254"/>
-    <w:bookmarkStart w:id="255" w:name="ref-RN52"/>
+    <w:bookmarkEnd w:id="256"/>
+    <w:bookmarkStart w:id="257" w:name="ref-RN52"/>
     <w:p>
       <w:pPr>
         <w:pStyle w:val="Bibliography"/>
@@ -7764,9 +7825,9 @@
         <w:t xml:space="preserve"> </w:t>
       </w:r>
     </w:p>
-    <w:bookmarkEnd w:id="255"/>
-    <w:bookmarkEnd w:id="256"/>
     <w:bookmarkEnd w:id="257"/>
+    <w:bookmarkEnd w:id="258"/>
+    <w:bookmarkEnd w:id="259"/>
     <w:sectPr>
       <w:type w:val="nextPage"/>
       <w:pgSz w:h="15840" w:w="12240"/>
@@ -9306,6 +9367,9 @@
     <w:abstractNumId w:val="991"/>
   </w:num>
   <w:num w:numId="1008">
+    <w:abstractNumId w:val="991"/>
+  </w:num>
+  <w:num w:numId="1009">
     <w:abstractNumId w:val="99411"/>
     <w:lvlOverride w:ilvl="0">
       <w:startOverride w:val="1"/>
@@ -9335,7 +9399,7 @@
       <w:startOverride w:val="1"/>
     </w:lvlOverride>
   </w:num>
-  <w:num w:numId="1009">
+  <w:num w:numId="1010">
     <w:abstractNumId w:val="99413"/>
     <w:lvlOverride w:ilvl="0">
       <w:startOverride w:val="3"/>

--- a/index.docx
+++ b/index.docx
@@ -51,15 +51,6 @@
       </w:r>
       <w:r>
         <w:t xml:space="preserve">, Ehsan Taherifard</w:t>
-      </w:r>
-      <w:r>
-        <w:rPr>
-          <w:vertAlign w:val="superscript"/>
-        </w:rPr>
-        <w:t xml:space="preserve">1</w:t>
-      </w:r>
-      <w:r>
-        <w:t xml:space="preserve">, Amirabbas Tavakoli</w:t>
       </w:r>
       <w:r>
         <w:rPr>
@@ -424,7 +415,7 @@
         <w:pStyle w:val="FirstParagraph"/>
       </w:pPr>
       <w:r>
-        <w:t xml:space="preserve">Amirabbas Tavakoli</w:t>
+        <w:t xml:space="preserve">Mohammadreza Soltani</w:t>
       </w:r>
     </w:p>
     <w:p>
@@ -445,7 +436,7 @@
           <w:rPr>
             <w:rStyle w:val="Hyperlink"/>
           </w:rPr>
-          <w:t xml:space="preserve">amirtvk88@gmail.com</w:t>
+          <w:t xml:space="preserve">soltani732003@yahoo.com</w:t>
         </w:r>
       </w:hyperlink>
     </w:p>
@@ -462,21 +453,14 @@
       <w:r>
         <w:t xml:space="preserve"> </w:t>
       </w:r>
-      <w:hyperlink r:id="rId48">
-        <w:r>
-          <w:rPr>
-            <w:rStyle w:val="Hyperlink"/>
-          </w:rPr>
-          <w:t xml:space="preserve">0009-0003-9363-7974</w:t>
-        </w:r>
-      </w:hyperlink>
+      <w:hyperlink r:id="rId48"/>
     </w:p>
     <w:p>
       <w:pPr>
         <w:pStyle w:val="FirstParagraph"/>
       </w:pPr>
       <w:r>
-        <w:t xml:space="preserve">Mohammadreza Soltani</w:t>
+        <w:t xml:space="preserve">Stephen B. Williams</w:t>
       </w:r>
     </w:p>
     <w:p>
@@ -497,7 +481,7 @@
           <w:rPr>
             <w:rStyle w:val="Hyperlink"/>
           </w:rPr>
-          <w:t xml:space="preserve">soltani732003@yahoo.com</w:t>
+          <w:t xml:space="preserve">stbwilli@utmb.edu</w:t>
         </w:r>
       </w:hyperlink>
     </w:p>
@@ -514,14 +498,14 @@
       <w:r>
         <w:t xml:space="preserve"> </w:t>
       </w:r>
-      <w:hyperlink r:id="rId50"/>
+      <w:hyperlink r:id="rId48"/>
     </w:p>
     <w:p>
       <w:pPr>
         <w:pStyle w:val="FirstParagraph"/>
       </w:pPr>
       <w:r>
-        <w:t xml:space="preserve">Stephen B. Williams</w:t>
+        <w:t xml:space="preserve">Wassim Kassouf</w:t>
       </w:r>
     </w:p>
     <w:p>
@@ -537,12 +521,12 @@
       <w:r>
         <w:t xml:space="preserve"> </w:t>
       </w:r>
-      <w:hyperlink r:id="rId51">
-        <w:r>
-          <w:rPr>
-            <w:rStyle w:val="Hyperlink"/>
-          </w:rPr>
-          <w:t xml:space="preserve">stbwilli@utmb.edu</w:t>
+      <w:hyperlink r:id="rId39">
+        <w:r>
+          <w:rPr>
+            <w:rStyle w:val="Hyperlink"/>
+          </w:rPr>
+          <w:t xml:space="preserve">Wassim.Kassouf.med@ssss.gouv.qc.ca</w:t>
         </w:r>
       </w:hyperlink>
     </w:p>
@@ -559,52 +543,7 @@
       <w:r>
         <w:t xml:space="preserve"> </w:t>
       </w:r>
-      <w:hyperlink r:id="rId50"/>
-    </w:p>
-    <w:p>
-      <w:pPr>
-        <w:pStyle w:val="FirstParagraph"/>
-      </w:pPr>
-      <w:r>
-        <w:t xml:space="preserve">Wassim Kassouf</w:t>
-      </w:r>
-    </w:p>
-    <w:p>
-      <w:pPr>
-        <w:numPr>
-          <w:ilvl w:val="0"/>
-          <w:numId w:val="1008"/>
-        </w:numPr>
-      </w:pPr>
-      <w:r>
-        <w:t xml:space="preserve">Email</w:t>
-      </w:r>
-      <w:r>
-        <w:t xml:space="preserve"> </w:t>
-      </w:r>
-      <w:hyperlink r:id="rId39">
-        <w:r>
-          <w:rPr>
-            <w:rStyle w:val="Hyperlink"/>
-          </w:rPr>
-          <w:t xml:space="preserve">Wassim.Kassouf.med@ssss.gouv.qc.ca</w:t>
-        </w:r>
-      </w:hyperlink>
-    </w:p>
-    <w:p>
-      <w:pPr>
-        <w:numPr>
-          <w:ilvl w:val="0"/>
-          <w:numId w:val="1008"/>
-        </w:numPr>
-      </w:pPr>
-      <w:r>
-        <w:t xml:space="preserve">ORCID</w:t>
-      </w:r>
-      <w:r>
-        <w:t xml:space="preserve"> </w:t>
-      </w:r>
-      <w:hyperlink r:id="rId52">
+      <w:hyperlink r:id="rId50">
         <w:r>
           <w:rPr>
             <w:rStyle w:val="Hyperlink"/>
@@ -618,7 +557,7 @@
         <w:br w:type="page"/>
       </w:r>
     </w:p>
-    <w:bookmarkStart w:id="53" w:name="abstract"/>
+    <w:bookmarkStart w:id="51" w:name="abstract"/>
     <w:p>
       <w:pPr>
         <w:pStyle w:val="Heading1"/>
@@ -736,8 +675,8 @@
         <w:br w:type="page"/>
       </w:r>
     </w:p>
-    <w:bookmarkEnd w:id="53"/>
-    <w:bookmarkStart w:id="54" w:name="introduction"/>
+    <w:bookmarkEnd w:id="51"/>
+    <w:bookmarkStart w:id="52" w:name="introduction"/>
     <w:p>
       <w:pPr>
         <w:pStyle w:val="Heading1"/>
@@ -909,66 +848,66 @@
         <w:t xml:space="preserve">To address these gaps, we use data from the GBD 2021 study, which provides internally consistent estimates of key BC burden metrics across all U.S. states. This predominantly descriptive analysis offers a comprehensive assessment of BC burden across geographic regions, time, and age groups, with the aim of informing state-level public health planning and prioritization.</w:t>
       </w:r>
     </w:p>
+    <w:bookmarkEnd w:id="52"/>
+    <w:bookmarkStart w:id="60" w:name="methodology"/>
+    <w:p>
+      <w:pPr>
+        <w:pStyle w:val="Heading1"/>
+      </w:pPr>
+      <w:r>
+        <w:t xml:space="preserve">3. Methodology</w:t>
+      </w:r>
+    </w:p>
+    <w:bookmarkStart w:id="54" w:name="study-design-and-data-sources"/>
+    <w:p>
+      <w:pPr>
+        <w:pStyle w:val="Heading2"/>
+      </w:pPr>
+      <w:r>
+        <w:t xml:space="preserve">3.1 Study Design and Data Sources</w:t>
+      </w:r>
+    </w:p>
+    <w:p>
+      <w:pPr>
+        <w:pStyle w:val="FirstParagraph"/>
+      </w:pPr>
+      <w:r>
+        <w:t xml:space="preserve">This population-based study used data from the GBD 2021 database. The GBD provides comprehensive, internally consistent, and modeled estimates for diseases and injuries across all U.S. states, enabling standardized comparisons over time, geography, age, sex, and socioeconomic strata. These features make the GBD particularly well suited for examining disparities in BC burden at national and subnational levels</w:t>
+      </w:r>
+      <w:r>
+        <w:t xml:space="preserve"> </w:t>
+      </w:r>
+      <w:r>
+        <w:t xml:space="preserve">(17,18)</w:t>
+      </w:r>
+      <w:r>
+        <w:t xml:space="preserve">. All data are publicly available through the</w:t>
+      </w:r>
+      <w:r>
+        <w:t xml:space="preserve"> </w:t>
+      </w:r>
+      <w:hyperlink r:id="rId53">
+        <w:r>
+          <w:rPr>
+            <w:rStyle w:val="Hyperlink"/>
+          </w:rPr>
+          <w:t xml:space="preserve">Global Health Data Exchange (GHDx)</w:t>
+        </w:r>
+      </w:hyperlink>
+      <w:r>
+        <w:t xml:space="preserve">.</w:t>
+      </w:r>
+    </w:p>
+    <w:p>
+      <w:pPr>
+        <w:pStyle w:val="BodyText"/>
+      </w:pPr>
+      <w:r>
+        <w:t xml:space="preserve">We analyzed BC burden across all U.S. states from 1980 to 2021. Estimates for incidence, prevalence, mortality, YLLs, YLDs, and DALYs were extracted for males, females, both sexes combined, and all age groups. For international benchmarking, corresponding data were also retrieved for the European Union, high-income countries, and high Socio-Demographic Index (SDI) regions. Both age-specific and age-standardized estimates were obtained for each metric. Results are reported as rates per 100,000 population with accompanying 95% uncertainty intervals, as generated by the GBD framework. This study adheres to the Guidelines for Accurate and Transparent Health Estimates Reporting statement.</w:t>
+      </w:r>
+    </w:p>
     <w:bookmarkEnd w:id="54"/>
-    <w:bookmarkStart w:id="62" w:name="methodology"/>
-    <w:p>
-      <w:pPr>
-        <w:pStyle w:val="Heading1"/>
-      </w:pPr>
-      <w:r>
-        <w:t xml:space="preserve">3. Methodology</w:t>
-      </w:r>
-    </w:p>
-    <w:bookmarkStart w:id="56" w:name="study-design-and-data-sources"/>
-    <w:p>
-      <w:pPr>
-        <w:pStyle w:val="Heading2"/>
-      </w:pPr>
-      <w:r>
-        <w:t xml:space="preserve">3.1 Study Design and Data Sources</w:t>
-      </w:r>
-    </w:p>
-    <w:p>
-      <w:pPr>
-        <w:pStyle w:val="FirstParagraph"/>
-      </w:pPr>
-      <w:r>
-        <w:t xml:space="preserve">This population-based study used data from the GBD 2021 database. The GBD provides comprehensive, internally consistent, and modeled estimates for diseases and injuries across all U.S. states, enabling standardized comparisons over time, geography, age, sex, and socioeconomic strata. These features make the GBD particularly well suited for examining disparities in BC burden at national and subnational levels</w:t>
-      </w:r>
-      <w:r>
-        <w:t xml:space="preserve"> </w:t>
-      </w:r>
-      <w:r>
-        <w:t xml:space="preserve">(17,18)</w:t>
-      </w:r>
-      <w:r>
-        <w:t xml:space="preserve">. All data are publicly available through the</w:t>
-      </w:r>
-      <w:r>
-        <w:t xml:space="preserve"> </w:t>
-      </w:r>
-      <w:hyperlink r:id="rId55">
-        <w:r>
-          <w:rPr>
-            <w:rStyle w:val="Hyperlink"/>
-          </w:rPr>
-          <w:t xml:space="preserve">Global Health Data Exchange (GHDx)</w:t>
-        </w:r>
-      </w:hyperlink>
-      <w:r>
-        <w:t xml:space="preserve">.</w:t>
-      </w:r>
-    </w:p>
-    <w:p>
-      <w:pPr>
-        <w:pStyle w:val="BodyText"/>
-      </w:pPr>
-      <w:r>
-        <w:t xml:space="preserve">We analyzed BC burden across all U.S. states from 1980 to 2021. Estimates for incidence, prevalence, mortality, YLLs, YLDs, and DALYs were extracted for males, females, both sexes combined, and all age groups. For international benchmarking, corresponding data were also retrieved for the European Union, high-income countries, and high Socio-Demographic Index (SDI) regions. Both age-specific and age-standardized estimates were obtained for each metric. Results are reported as rates per 100,000 population with accompanying 95% uncertainty intervals, as generated by the GBD framework. This study adheres to the Guidelines for Accurate and Transparent Health Estimates Reporting statement.</w:t>
-      </w:r>
-    </w:p>
-    <w:bookmarkEnd w:id="56"/>
-    <w:bookmarkStart w:id="57" w:name="definitions"/>
+    <w:bookmarkStart w:id="55" w:name="definitions"/>
     <w:p>
       <w:pPr>
         <w:pStyle w:val="Heading2"/>
@@ -1319,8 +1258,8 @@
         <w:t xml:space="preserve">is the total number of age groups.</w:t>
       </w:r>
     </w:p>
-    <w:bookmarkEnd w:id="57"/>
-    <w:bookmarkStart w:id="61" w:name="statistical-analysis"/>
+    <w:bookmarkEnd w:id="55"/>
+    <w:bookmarkStart w:id="59" w:name="statistical-analysis"/>
     <w:p>
       <w:pPr>
         <w:pStyle w:val="Heading2"/>
@@ -1547,7 +1486,7 @@
       <w:r>
         <w:t xml:space="preserve"> </w:t>
       </w:r>
-      <w:hyperlink r:id="rId58">
+      <w:hyperlink r:id="rId56">
         <w:r>
           <w:rPr>
             <w:rStyle w:val="Hyperlink"/>
@@ -1559,7 +1498,7 @@
         <w:t xml:space="preserve">.</w:t>
       </w:r>
     </w:p>
-    <w:bookmarkStart w:id="60" w:name="comparison-of-rates-using-uis"/>
+    <w:bookmarkStart w:id="58" w:name="comparison-of-rates-using-uis"/>
     <w:p>
       <w:pPr>
         <w:pStyle w:val="Heading3"/>
@@ -3127,7 +3066,7 @@
       <w:r>
         <w:t xml:space="preserve"> </w:t>
       </w:r>
-      <w:hyperlink r:id="rId59">
+      <w:hyperlink r:id="rId57">
         <w:r>
           <w:rPr>
             <w:rStyle w:val="Hyperlink"/>
@@ -3139,10 +3078,10 @@
         <w:t xml:space="preserve">.</w:t>
       </w:r>
     </w:p>
+    <w:bookmarkEnd w:id="58"/>
+    <w:bookmarkEnd w:id="59"/>
     <w:bookmarkEnd w:id="60"/>
-    <w:bookmarkEnd w:id="61"/>
-    <w:bookmarkEnd w:id="62"/>
-    <w:bookmarkStart w:id="91" w:name="results"/>
+    <w:bookmarkStart w:id="89" w:name="results"/>
     <w:p>
       <w:pPr>
         <w:pStyle w:val="Heading1"/>
@@ -3151,7 +3090,7 @@
         <w:t xml:space="preserve">4. Results</w:t>
       </w:r>
     </w:p>
-    <w:bookmarkStart w:id="80" w:name="u.s.-compared-to-competing-countries"/>
+    <w:bookmarkStart w:id="78" w:name="u.s.-compared-to-competing-countries"/>
     <w:p>
       <w:pPr>
         <w:pStyle w:val="Heading2"/>
@@ -3200,7 +3139,7 @@
       <w:tr>
         <w:tc>
           <w:tcPr/>
-          <w:bookmarkStart w:id="66" w:name="fig-performance"/>
+          <w:bookmarkStart w:id="64" w:name="fig-performance"/>
           <w:p>
             <w:pPr>
               <w:pStyle w:val="Compact"/>
@@ -3211,12 +3150,12 @@
                 <wp:inline>
                   <wp:extent cx="6400800" cy="4095427"/>
                   <wp:effectExtent b="0" l="0" r="0" t="0"/>
-                  <wp:docPr descr="" title="" id="64" name="Picture"/>
+                  <wp:docPr descr="" title="" id="62" name="Picture"/>
                   <a:graphic>
                     <a:graphicData uri="http://schemas.openxmlformats.org/drawingml/2006/picture">
                       <pic:pic>
                         <pic:nvPicPr>
-                          <pic:cNvPr descr="output/figures/US%20performance%20plot/fig_B_Bladder%20cancer_Rate.svg" id="65" name="Picture"/>
+                          <pic:cNvPr descr="output/figures/US%20performance%20plot/fig_B_Bladder%20cancer_Rate.svg" id="63" name="Picture"/>
                           <pic:cNvPicPr>
                             <a:picLocks noChangeArrowheads="1" noChangeAspect="1"/>
                           </pic:cNvPicPr>
@@ -3228,7 +3167,7 @@
                                 <a14:useLocalDpi xmlns:a14="http://schemas.microsoft.com/office/drawing/2010/main" val="0"/>
                               </a:ext>
                               <a:ext uri="{96DAC541-7B7A-43D3-8B79-37D633B846F1}">
-                                <asvg:svgBlip xmlns:asvg="http://schemas.microsoft.com/office/drawing/2016/SVG/main" r:embed="rId63"/>
+                                <asvg:svgBlip xmlns:asvg="http://schemas.microsoft.com/office/drawing/2016/SVG/main" r:embed="rId61"/>
                               </a:ext>
                             </a:extLst>
                           </a:blip>
@@ -3271,7 +3210,7 @@
               <w:t xml:space="preserve">Figure 1: Age-standardized bladder cancer burden rates between 1980 and 2021 in the U.S. compared with high-income and high Socio-Demographic Index countries and the European Union.</w:t>
             </w:r>
           </w:p>
-          <w:bookmarkEnd w:id="66"/>
+          <w:bookmarkEnd w:id="64"/>
         </w:tc>
       </w:tr>
     </w:tbl>
@@ -3360,7 +3299,7 @@
       <w:tr>
         <w:tc>
           <w:tcPr/>
-          <w:bookmarkStart w:id="71" w:name="fig-pyramid"/>
+          <w:bookmarkStart w:id="69" w:name="fig-pyramid"/>
           <w:p>
             <w:pPr>
               <w:pStyle w:val="Compact"/>
@@ -3371,24 +3310,24 @@
                 <wp:inline>
                   <wp:extent cx="6400800" cy="3200400"/>
                   <wp:effectExtent b="0" l="0" r="0" t="0"/>
-                  <wp:docPr descr="" title="" id="68" name="Picture"/>
+                  <wp:docPr descr="" title="" id="66" name="Picture"/>
                   <a:graphic>
                     <a:graphicData uri="http://schemas.openxmlformats.org/drawingml/2006/picture">
                       <pic:pic>
                         <pic:nvPicPr>
-                          <pic:cNvPr descr="output/figures/US_combined_pyramid.svg" id="69" name="Picture"/>
+                          <pic:cNvPr descr="output/figures/US_combined_pyramid.svg" id="67" name="Picture"/>
                           <pic:cNvPicPr>
                             <a:picLocks noChangeArrowheads="1" noChangeAspect="1"/>
                           </pic:cNvPicPr>
                         </pic:nvPicPr>
                         <pic:blipFill>
-                          <a:blip r:embed="rId70">
+                          <a:blip r:embed="rId68">
                             <a:extLst>
                               <a:ext uri="{28A0092B-C50C-407E-A947-70E740481C1C}">
                                 <a14:useLocalDpi xmlns:a14="http://schemas.microsoft.com/office/drawing/2010/main" val="0"/>
                               </a:ext>
                               <a:ext uri="{96DAC541-7B7A-43D3-8B79-37D633B846F1}">
-                                <asvg:svgBlip xmlns:asvg="http://schemas.microsoft.com/office/drawing/2016/SVG/main" r:embed="rId67"/>
+                                <asvg:svgBlip xmlns:asvg="http://schemas.microsoft.com/office/drawing/2016/SVG/main" r:embed="rId65"/>
                               </a:ext>
                             </a:extLst>
                           </a:blip>
@@ -3431,7 +3370,7 @@
               <w:t xml:space="preserve">Figure 2: Population pyramids visualizing age-gender distribution of bladder cancer burden rates in the U.S.</w:t>
             </w:r>
           </w:p>
-          <w:bookmarkEnd w:id="71"/>
+          <w:bookmarkEnd w:id="69"/>
         </w:tc>
       </w:tr>
     </w:tbl>
@@ -3473,94 +3412,94 @@
       <w:r>
         <w:t xml:space="preserve"> </w:t>
       </w:r>
+      <w:hyperlink r:id="rId70">
+        <w:r>
+          <w:rPr>
+            <w:rStyle w:val="Hyperlink"/>
+          </w:rPr>
+          <w:t xml:space="preserve">GitHub repository</w:t>
+        </w:r>
+      </w:hyperlink>
+      <w:r>
+        <w:t xml:space="preserve">. Animated population pyramids illustrating temporal changes by year are also available for each state and for the U.S. overall in</w:t>
+      </w:r>
+      <w:r>
+        <w:t xml:space="preserve"> </w:t>
+      </w:r>
+      <w:hyperlink w:anchor="sup-pyramidgif">
+        <w:r>
+          <w:rPr>
+            <w:rStyle w:val="Hyperlink"/>
+          </w:rPr>
+          <w:t xml:space="preserve">Supporting Files</w:t>
+        </w:r>
+      </w:hyperlink>
+      <w:r>
+        <w:t xml:space="preserve"> </w:t>
+      </w:r>
+      <w:r>
+        <w:t xml:space="preserve">and the</w:t>
+      </w:r>
+      <w:r>
+        <w:t xml:space="preserve"> </w:t>
+      </w:r>
+      <w:hyperlink r:id="rId71">
+        <w:r>
+          <w:rPr>
+            <w:rStyle w:val="Hyperlink"/>
+          </w:rPr>
+          <w:t xml:space="preserve">GitHub repository</w:t>
+        </w:r>
+      </w:hyperlink>
+      <w:r>
+        <w:t xml:space="preserve">.</w:t>
+      </w:r>
+    </w:p>
+    <w:p>
+      <w:pPr>
+        <w:pStyle w:val="BodyText"/>
+      </w:pPr>
+      <w:r>
+        <w:t xml:space="preserve">In addition to age-specific snapshots,</w:t>
+      </w:r>
+      <w:r>
+        <w:t xml:space="preserve"> </w:t>
+      </w:r>
+      <w:hyperlink w:anchor="fig-apc">
+        <w:r>
+          <w:rPr>
+            <w:rStyle w:val="Hyperlink"/>
+          </w:rPr>
+          <w:t xml:space="preserve">Figure 3</w:t>
+        </w:r>
+      </w:hyperlink>
+      <w:r>
+        <w:t xml:space="preserve"> </w:t>
+      </w:r>
+      <w:r>
+        <w:t xml:space="preserve">incorporates the temporal dimension by presenting burden rates across age groups over time. Comparable age–period visualizations for each state are available in</w:t>
+      </w:r>
+      <w:r>
+        <w:t xml:space="preserve"> </w:t>
+      </w:r>
+      <w:hyperlink w:anchor="sup-apc">
+        <w:r>
+          <w:rPr>
+            <w:rStyle w:val="Hyperlink"/>
+          </w:rPr>
+          <w:t xml:space="preserve">Supporting Files</w:t>
+        </w:r>
+      </w:hyperlink>
+      <w:r>
+        <w:t xml:space="preserve"> </w:t>
+      </w:r>
+      <w:r>
+        <w:t xml:space="preserve">and on the study’s</w:t>
+      </w:r>
+      <w:r>
+        <w:t xml:space="preserve"> </w:t>
+      </w:r>
       <w:hyperlink r:id="rId72">
-        <w:r>
-          <w:rPr>
-            <w:rStyle w:val="Hyperlink"/>
-          </w:rPr>
-          <w:t xml:space="preserve">GitHub repository</w:t>
-        </w:r>
-      </w:hyperlink>
-      <w:r>
-        <w:t xml:space="preserve">. Animated population pyramids illustrating temporal changes by year are also available for each state and for the U.S. overall in</w:t>
-      </w:r>
-      <w:r>
-        <w:t xml:space="preserve"> </w:t>
-      </w:r>
-      <w:hyperlink w:anchor="sup-pyramidgif">
-        <w:r>
-          <w:rPr>
-            <w:rStyle w:val="Hyperlink"/>
-          </w:rPr>
-          <w:t xml:space="preserve">Supporting Files</w:t>
-        </w:r>
-      </w:hyperlink>
-      <w:r>
-        <w:t xml:space="preserve"> </w:t>
-      </w:r>
-      <w:r>
-        <w:t xml:space="preserve">and the</w:t>
-      </w:r>
-      <w:r>
-        <w:t xml:space="preserve"> </w:t>
-      </w:r>
-      <w:hyperlink r:id="rId73">
-        <w:r>
-          <w:rPr>
-            <w:rStyle w:val="Hyperlink"/>
-          </w:rPr>
-          <w:t xml:space="preserve">GitHub repository</w:t>
-        </w:r>
-      </w:hyperlink>
-      <w:r>
-        <w:t xml:space="preserve">.</w:t>
-      </w:r>
-    </w:p>
-    <w:p>
-      <w:pPr>
-        <w:pStyle w:val="BodyText"/>
-      </w:pPr>
-      <w:r>
-        <w:t xml:space="preserve">In addition to age-specific snapshots,</w:t>
-      </w:r>
-      <w:r>
-        <w:t xml:space="preserve"> </w:t>
-      </w:r>
-      <w:hyperlink w:anchor="fig-apc">
-        <w:r>
-          <w:rPr>
-            <w:rStyle w:val="Hyperlink"/>
-          </w:rPr>
-          <w:t xml:space="preserve">Figure 3</w:t>
-        </w:r>
-      </w:hyperlink>
-      <w:r>
-        <w:t xml:space="preserve"> </w:t>
-      </w:r>
-      <w:r>
-        <w:t xml:space="preserve">incorporates the temporal dimension by presenting burden rates across age groups over time. Comparable age–period visualizations for each state are available in</w:t>
-      </w:r>
-      <w:r>
-        <w:t xml:space="preserve"> </w:t>
-      </w:r>
-      <w:hyperlink w:anchor="sup-apc">
-        <w:r>
-          <w:rPr>
-            <w:rStyle w:val="Hyperlink"/>
-          </w:rPr>
-          <w:t xml:space="preserve">Supporting Files</w:t>
-        </w:r>
-      </w:hyperlink>
-      <w:r>
-        <w:t xml:space="preserve"> </w:t>
-      </w:r>
-      <w:r>
-        <w:t xml:space="preserve">and on the study’s</w:t>
-      </w:r>
-      <w:r>
-        <w:t xml:space="preserve"> </w:t>
-      </w:r>
-      <w:hyperlink r:id="rId74">
         <w:r>
           <w:rPr>
             <w:rStyle w:val="Hyperlink"/>
@@ -3585,7 +3524,7 @@
       <w:tr>
         <w:tc>
           <w:tcPr/>
-          <w:bookmarkStart w:id="79" w:name="fig-apc"/>
+          <w:bookmarkStart w:id="77" w:name="fig-apc"/>
           <w:p>
             <w:pPr>
               <w:pStyle w:val="Compact"/>
@@ -3596,24 +3535,24 @@
                 <wp:inline>
                   <wp:extent cx="6400800" cy="4800600"/>
                   <wp:effectExtent b="0" l="0" r="0" t="0"/>
-                  <wp:docPr descr="" title="" id="76" name="Picture"/>
+                  <wp:docPr descr="" title="" id="74" name="Picture"/>
                   <a:graphic>
                     <a:graphicData uri="http://schemas.openxmlformats.org/drawingml/2006/picture">
                       <pic:pic>
                         <pic:nvPicPr>
-                          <pic:cNvPr descr="output/figures/US_combined_apc.svg" id="77" name="Picture"/>
+                          <pic:cNvPr descr="output/figures/US_combined_apc.svg" id="75" name="Picture"/>
                           <pic:cNvPicPr>
                             <a:picLocks noChangeArrowheads="1" noChangeAspect="1"/>
                           </pic:cNvPicPr>
                         </pic:nvPicPr>
                         <pic:blipFill>
-                          <a:blip r:embed="rId78">
+                          <a:blip r:embed="rId76">
                             <a:extLst>
                               <a:ext uri="{28A0092B-C50C-407E-A947-70E740481C1C}">
                                 <a14:useLocalDpi xmlns:a14="http://schemas.microsoft.com/office/drawing/2010/main" val="0"/>
                               </a:ext>
                               <a:ext uri="{96DAC541-7B7A-43D3-8B79-37D633B846F1}">
-                                <asvg:svgBlip xmlns:asvg="http://schemas.microsoft.com/office/drawing/2016/SVG/main" r:embed="rId75"/>
+                                <asvg:svgBlip xmlns:asvg="http://schemas.microsoft.com/office/drawing/2016/SVG/main" r:embed="rId73"/>
                               </a:ext>
                             </a:extLst>
                           </a:blip>
@@ -3656,7 +3595,7 @@
               <w:t xml:space="preserve">Figure 3: Age-gender distribution of bladder cancer burden rates across decades in U.S.</w:t>
             </w:r>
           </w:p>
-          <w:bookmarkEnd w:id="79"/>
+          <w:bookmarkEnd w:id="77"/>
         </w:tc>
       </w:tr>
     </w:tbl>
@@ -3671,8 +3610,8 @@
         <w:t xml:space="preserve">Abbreviations: DALYs: Disability-Adjusted Life Year; YLDs: Years Lived with Disability; YLLs: Years of Life Lost</w:t>
       </w:r>
     </w:p>
-    <w:bookmarkEnd w:id="80"/>
-    <w:bookmarkStart w:id="90" w:name="bladder-cancer-burden-across-the-u.s."/>
+    <w:bookmarkEnd w:id="78"/>
+    <w:bookmarkStart w:id="88" w:name="bladder-cancer-burden-across-the-u.s."/>
     <w:p>
       <w:pPr>
         <w:pStyle w:val="Heading2"/>
@@ -3722,7 +3661,7 @@
       <w:r>
         <w:t xml:space="preserve"> </w:t>
       </w:r>
-      <w:hyperlink r:id="rId81">
+      <w:hyperlink r:id="rId79">
         <w:r>
           <w:rPr>
             <w:rStyle w:val="Hyperlink"/>
@@ -3747,7 +3686,7 @@
       <w:tr>
         <w:tc>
           <w:tcPr/>
-          <w:bookmarkStart w:id="85" w:name="fig-geofacet"/>
+          <w:bookmarkStart w:id="83" w:name="fig-geofacet"/>
           <w:p>
             <w:pPr>
               <w:pStyle w:val="Compact"/>
@@ -3758,12 +3697,12 @@
                 <wp:inline>
                   <wp:extent cx="6400800" cy="3342493"/>
                   <wp:effectExtent b="0" l="0" r="0" t="0"/>
-                  <wp:docPr descr="" title="" id="83" name="Picture"/>
+                  <wp:docPr descr="" title="" id="81" name="Picture"/>
                   <a:graphic>
                     <a:graphicData uri="http://schemas.openxmlformats.org/drawingml/2006/picture">
                       <pic:pic>
                         <pic:nvPicPr>
-                          <pic:cNvPr descr="output/figures/Geofacet%20plot/fig_A_Incidence_Bladder%20cancer_Rate.svg" id="84" name="Picture"/>
+                          <pic:cNvPr descr="output/figures/Geofacet%20plot/fig_A_Incidence_Bladder%20cancer_Rate.svg" id="82" name="Picture"/>
                           <pic:cNvPicPr>
                             <a:picLocks noChangeArrowheads="1" noChangeAspect="1"/>
                           </pic:cNvPicPr>
@@ -3775,7 +3714,7 @@
                                 <a14:useLocalDpi xmlns:a14="http://schemas.microsoft.com/office/drawing/2010/main" val="0"/>
                               </a:ext>
                               <a:ext uri="{96DAC541-7B7A-43D3-8B79-37D633B846F1}">
-                                <asvg:svgBlip xmlns:asvg="http://schemas.microsoft.com/office/drawing/2016/SVG/main" r:embed="rId82"/>
+                                <asvg:svgBlip xmlns:asvg="http://schemas.microsoft.com/office/drawing/2016/SVG/main" r:embed="rId80"/>
                               </a:ext>
                             </a:extLst>
                           </a:blip>
@@ -3818,7 +3757,7 @@
               <w:t xml:space="preserve">Figure 4: State-level historical trends in age-standardized prevalence rates across the U.S., stratified by sex. States are arranged to approximate their geographic location.</w:t>
             </w:r>
           </w:p>
-          <w:bookmarkEnd w:id="85"/>
+          <w:bookmarkEnd w:id="83"/>
         </w:tc>
       </w:tr>
     </w:tbl>
@@ -3865,7 +3804,7 @@
       <w:tr>
         <w:tc>
           <w:tcPr/>
-          <w:bookmarkStart w:id="89" w:name="fig-discrep"/>
+          <w:bookmarkStart w:id="87" w:name="fig-discrep"/>
           <w:p>
             <w:pPr>
               <w:pStyle w:val="Compact"/>
@@ -3876,12 +3815,12 @@
                 <wp:inline>
                   <wp:extent cx="6400800" cy="8535655"/>
                   <wp:effectExtent b="0" l="0" r="0" t="0"/>
-                  <wp:docPr descr="" title="" id="87" name="Picture"/>
+                  <wp:docPr descr="" title="" id="85" name="Picture"/>
                   <a:graphic>
                     <a:graphicData uri="http://schemas.openxmlformats.org/drawingml/2006/picture">
                       <pic:pic>
                         <pic:nvPicPr>
-                          <pic:cNvPr descr="output/figures/Gender%20Discrepancy/fig_H.svg" id="88" name="Picture"/>
+                          <pic:cNvPr descr="output/figures/Gender%20Discrepancy/fig_H.svg" id="86" name="Picture"/>
                           <pic:cNvPicPr>
                             <a:picLocks noChangeArrowheads="1" noChangeAspect="1"/>
                           </pic:cNvPicPr>
@@ -3893,7 +3832,7 @@
                                 <a14:useLocalDpi xmlns:a14="http://schemas.microsoft.com/office/drawing/2010/main" val="0"/>
                               </a:ext>
                               <a:ext uri="{96DAC541-7B7A-43D3-8B79-37D633B846F1}">
-                                <asvg:svgBlip xmlns:asvg="http://schemas.microsoft.com/office/drawing/2016/SVG/main" r:embed="rId86"/>
+                                <asvg:svgBlip xmlns:asvg="http://schemas.microsoft.com/office/drawing/2016/SVG/main" r:embed="rId84"/>
                               </a:ext>
                             </a:extLst>
                           </a:blip>
@@ -3936,7 +3875,7 @@
               <w:t xml:space="preserve">Figure 5: State-level male:female ratio across different measures in 2021.</w:t>
             </w:r>
           </w:p>
-          <w:bookmarkEnd w:id="89"/>
+          <w:bookmarkEnd w:id="87"/>
         </w:tc>
       </w:tr>
     </w:tbl>
@@ -3951,437 +3890,437 @@
         <w:t xml:space="preserve">Abbreviations: Alabama: AL; Alaska: AK; Arizona: AZ; Arkansas: AR; California: CA; Colorado: CO; Connecticut: CT; Delaware: DE; District of Columbia: DC; Florida: FL; Georgia: GA; Hawaii: HI; Idaho: ID; Illinois: IL; Indiana: IN; Iowa: IA; Kansas: KS; Kentucky: KY; Louisiana: LA; Maine: ME; Maryland: MD; Massachusetts: MA; Michigan: MI; Minnesota: MN; Mississippi: MS; Missouri: MO; Montana: MT; Nebraska: NE; Nevada: NV; New Hampshire: NH; New Jersey: NJ; New Mexico: NM; New York: NY; North Carolina: NC; North Dakota: ND; Ohio: OH; Oklahoma: OK; Oregon: OR; Pennsylvania: PA; Rhode Island: RI; South Carolina: SC; South Dakota: SD; Tennessee: TN; Texas: TX; Utah: UT; Vermont: VT; Virginia: VA; Washington: WA; West Virginia: WV; Wisconsin: WI; Wyoming: WY; ; DALYs: Disability-Adjusted Life Year; YLDs: Years Lived with Disability; YLLs: Years of Life Lost</w:t>
       </w:r>
     </w:p>
+    <w:bookmarkEnd w:id="88"/>
+    <w:bookmarkEnd w:id="89"/>
+    <w:bookmarkStart w:id="90" w:name="discussion"/>
+    <w:p>
+      <w:pPr>
+        <w:pStyle w:val="Heading1"/>
+      </w:pPr>
+      <w:r>
+        <w:t xml:space="preserve">5. Discussion</w:t>
+      </w:r>
+    </w:p>
+    <w:p>
+      <w:pPr>
+        <w:pStyle w:val="FirstParagraph"/>
+      </w:pPr>
+      <w:r>
+        <w:t xml:space="preserve">This study used GBD 2021 data to characterize long-term trends in BC incidence, mortality, YLLs, YLDs, and DALYs in the U.S. from 1980 to 2021. At the national level, age-standardized incidence rates gradually declined beginning in the late 2010s, accompanied by a more modest decrease in age-standardized mortality rates. These improvements likely reflect advances in preventive strategies, evolving treatment strategies, and broader access to specialized care. However, national averages obscure substantial heterogeneity at the state level. While several Northeastern states experienced pronounced declines in both incidence and mortality—particularly among men—other states, including West Virginia, Kentucky, Delaware, and Nevada, showed persistently elevated or plateauing trends. Among states with consistently extreme values, Maine exhibited the highest age-standardized incidence rates throughout most of the study period, albeit with recent declines, whereas Hawaii consistently reported the lowest incidence and mortality rates</w:t>
+      </w:r>
+      <w:r>
+        <w:t xml:space="preserve"> </w:t>
+      </w:r>
+      <w:hyperlink w:anchor="sup-geofacet">
+        <w:r>
+          <w:rPr>
+            <w:rStyle w:val="Hyperlink"/>
+          </w:rPr>
+          <w:t xml:space="preserve">Supporting Files</w:t>
+        </w:r>
+      </w:hyperlink>
+      <w:r>
+        <w:t xml:space="preserve">. These contrasts likely reflect regional differences in environmental exposures, healthcare access, and the effectiveness of public health interventions.</w:t>
+      </w:r>
+    </w:p>
+    <w:p>
+      <w:pPr>
+        <w:pStyle w:val="BodyText"/>
+      </w:pPr>
+      <w:r>
+        <w:t xml:space="preserve">Despite having one of the highest per-capita healthcare expenditures globally</w:t>
+      </w:r>
+      <w:r>
+        <w:t xml:space="preserve"> </w:t>
+      </w:r>
+      <w:r>
+        <w:t xml:space="preserve">(49)</w:t>
+      </w:r>
+      <w:r>
+        <w:t xml:space="preserve">, the U.S. continues to report comparatively high age-standardized incidence rates of BC relative to many high-income and high-SDI regions, consistent with prior reports</w:t>
+      </w:r>
+      <w:r>
+        <w:t xml:space="preserve"> </w:t>
+      </w:r>
+      <w:r>
+        <w:t xml:space="preserve">(3)</w:t>
+      </w:r>
+      <w:r>
+        <w:t xml:space="preserve">. This pattern likely reflects the country’s advanced diagnostic capacity and widespread use of cystoscopy and imaging, which facilitate more complete case ascertainment rather than a true excess in underlying disease risk</w:t>
+      </w:r>
+      <w:r>
+        <w:t xml:space="preserve"> </w:t>
+      </w:r>
+      <w:r>
+        <w:t xml:space="preserve">(50–52)</w:t>
+      </w:r>
+      <w:r>
+        <w:t xml:space="preserve">. At the same time, this discrepancy highlights a potential imbalance in healthcare priorities, with disproportionate emphasis on diagnosis and treatment relative to prevention and risk reduction</w:t>
+      </w:r>
+      <w:r>
+        <w:t xml:space="preserve"> </w:t>
+      </w:r>
+      <w:r>
+        <w:t xml:space="preserve">(53)</w:t>
+      </w:r>
+      <w:r>
+        <w:t xml:space="preserve">. The persistently high incidence is particularly concerning given evidence that up to 80% of BC cases diagnosed over the past two decades may be attributable to preventable exposures</w:t>
+      </w:r>
+      <w:r>
+        <w:t xml:space="preserve"> </w:t>
+      </w:r>
+      <w:r>
+        <w:t xml:space="preserve">(54)</w:t>
+      </w:r>
+      <w:r>
+        <w:t xml:space="preserve">, whereas inherited genetic factors account for only a small proportion of cases in Western populations</w:t>
+      </w:r>
+      <w:r>
+        <w:t xml:space="preserve"> </w:t>
+      </w:r>
+      <w:r>
+        <w:t xml:space="preserve">(55)</w:t>
+      </w:r>
+      <w:r>
+        <w:t xml:space="preserve">. Together, these findings underscore the importance of strengthening prevention-oriented public health strategies, including smoking cessation, occupational safety, and mitigation of environmental carcinogen exposure</w:t>
+      </w:r>
+      <w:r>
+        <w:t xml:space="preserve"> </w:t>
+      </w:r>
+      <w:r>
+        <w:t xml:space="preserve">(56)</w:t>
+      </w:r>
+      <w:r>
+        <w:t xml:space="preserve">.</w:t>
+      </w:r>
+    </w:p>
+    <w:p>
+      <w:pPr>
+        <w:pStyle w:val="BodyText"/>
+      </w:pPr>
+      <w:r>
+        <w:t xml:space="preserve">Age-specific analyses revealed a consistent increase in BC incidence, mortality, and DALYs with advancing age across all states, in line with prior literature</w:t>
+      </w:r>
+      <w:r>
+        <w:t xml:space="preserve"> </w:t>
+      </w:r>
+      <w:r>
+        <w:t xml:space="preserve">(3)</w:t>
+      </w:r>
+      <w:r>
+        <w:t xml:space="preserve">. Although age-specific patterns remained largely stable over time, data from 2021 demonstrated particularly high incidence and mortality rates in the 75-80+ age groups in several populous states, including California, Texas, and Connecticut</w:t>
+      </w:r>
+      <w:r>
+        <w:t xml:space="preserve"> </w:t>
+      </w:r>
+      <w:hyperlink w:anchor="sup-apc">
+        <w:r>
+          <w:rPr>
+            <w:rStyle w:val="Hyperlink"/>
+          </w:rPr>
+          <w:t xml:space="preserve">Supporting Files</w:t>
+        </w:r>
+      </w:hyperlink>
+      <w:r>
+        <w:t xml:space="preserve">. This trend likely reflects demographic aging, as the U.S. population aged 65 years and older increased by 38.6% between 2010 and 2020</w:t>
+      </w:r>
+      <w:r>
+        <w:t xml:space="preserve"> </w:t>
+      </w:r>
+      <w:r>
+        <w:t xml:space="preserve">(56)</w:t>
+      </w:r>
+      <w:r>
+        <w:t xml:space="preserve">. In addition, recent evidence suggests that the oldest adults—especially men aged 85 years and older—have not experienced the same improvements in cancer mortality as younger seniors, with the largest relative increases observed in individuals aged 75–79 years and 80 years or older</w:t>
+      </w:r>
+      <w:r>
+        <w:t xml:space="preserve"> </w:t>
+      </w:r>
+      <w:r>
+        <w:t xml:space="preserve">(57)</w:t>
+      </w:r>
+      <w:r>
+        <w:t xml:space="preserve">. These findings indicate that, despite overall progress, the burden of BC among older adults remains a significant public health challenge.</w:t>
+      </w:r>
+    </w:p>
+    <w:p>
+      <w:pPr>
+        <w:pStyle w:val="BodyText"/>
+      </w:pPr>
+      <w:r>
+        <w:t xml:space="preserve">Consistent with prior studies, our analysis confirms that men experience BC burden rates approximately four times higher than women</w:t>
+      </w:r>
+      <w:r>
+        <w:t xml:space="preserve"> </w:t>
+      </w:r>
+      <w:r>
+        <w:t xml:space="preserve">(15)</w:t>
+      </w:r>
+      <w:r>
+        <w:t xml:space="preserve">. Age–period analyses across states revealed broadly similar age-related trajectories in both sexes, characterized by a sharp rise after age 60; however, women consistently exhibited lower absolute rates and a slower decline in mortality over time. Previous studies have shown that women are more likely to present with advanced disease and have poorer survival outcomes</w:t>
+      </w:r>
+      <w:r>
+        <w:t xml:space="preserve"> </w:t>
+      </w:r>
+      <w:r>
+        <w:t xml:space="preserve">(16,58,59)</w:t>
+      </w:r>
+      <w:r>
+        <w:t xml:space="preserve">. One contributing factor may be delayed evaluation of hematuria in women, as symptoms are more frequently attributed to urinary tract infections or gynecologic conditions</w:t>
+      </w:r>
+      <w:r>
+        <w:t xml:space="preserve"> </w:t>
+      </w:r>
+      <w:r>
+        <w:t xml:space="preserve">(58,60)</w:t>
+      </w:r>
+      <w:r>
+        <w:t xml:space="preserve">. Addressing these disparities will require improved adherence to updated clinical guidelines, including the 2025 American Urological Association recommendations</w:t>
+      </w:r>
+      <w:r>
+        <w:t xml:space="preserve"> </w:t>
+      </w:r>
+      <w:r>
+        <w:t xml:space="preserve">(61)</w:t>
+      </w:r>
+      <w:r>
+        <w:t xml:space="preserve">, alongside the incorporation of validated biomarkers for risk stratification and the adoption of sex-aware diagnostic pathways, which account for different presentations and burden rates in both genders in primary care settings.</w:t>
+      </w:r>
+    </w:p>
+    <w:p>
+      <w:pPr>
+        <w:pStyle w:val="BodyText"/>
+      </w:pPr>
+      <w:r>
+        <w:t xml:space="preserve">Beyond healthcare delivery factors, emerging evidence points to biological mechanisms underlying sex-based disparities in BC. Differences in immune surveillance, hormonal milieu, hormone receptor signaling, and genetic or epigenetic alterations have been implicated</w:t>
+      </w:r>
+      <w:r>
+        <w:t xml:space="preserve"> </w:t>
+      </w:r>
+      <w:r>
+        <w:t xml:space="preserve">(62)</w:t>
+      </w:r>
+      <w:r>
+        <w:t xml:space="preserve">. For example, androgen signaling may promote oncogenic pathways in men, whereas sex-specific immune responses may influence tumor behavior and progression in women</w:t>
+      </w:r>
+      <w:r>
+        <w:t xml:space="preserve"> </w:t>
+      </w:r>
+      <w:r>
+        <w:t xml:space="preserve">(63,64)</w:t>
+      </w:r>
+      <w:r>
+        <w:t xml:space="preserve">. Importantly, these differences persist even after adjustment for known exposures such as smoking and occupational hazards</w:t>
+      </w:r>
+      <w:r>
+        <w:t xml:space="preserve"> </w:t>
+      </w:r>
+      <w:r>
+        <w:t xml:space="preserve">(65)</w:t>
+      </w:r>
+      <w:r>
+        <w:t xml:space="preserve">. Ongoing research into sex hormones, immune checkpoints, and tumor genomics may help clarify why men are disproportionately affected by BC and why women experience worse outcomes once diagnosed.</w:t>
+      </w:r>
+    </w:p>
+    <w:p>
+      <w:pPr>
+        <w:pStyle w:val="BodyText"/>
+      </w:pPr>
+      <w:r>
+        <w:t xml:space="preserve">Geographic heterogeneity observed in this study align with previous reports demonstrating the highest BC incidence among men and in Northeastern states, including Maine, New Hampshire, and Vermont</w:t>
+      </w:r>
+      <w:r>
+        <w:t xml:space="preserve"> </w:t>
+      </w:r>
+      <w:r>
+        <w:t xml:space="preserve">(10)</w:t>
+      </w:r>
+      <w:r>
+        <w:t xml:space="preserve">. Current evidence has been unable to explain these patterns by factoring for smoking alone</w:t>
+      </w:r>
+      <w:r>
+        <w:t xml:space="preserve"> </w:t>
+      </w:r>
+      <w:r>
+        <w:t xml:space="preserve">(66)</w:t>
+      </w:r>
+      <w:r>
+        <w:t xml:space="preserve">, which indicates that other public health factors are involved in these disparities. Environmental carcinogens, particularly arsenic contamination of drinking water from private domestic wells, have been implicated in elevated incidence in New England</w:t>
+      </w:r>
+      <w:r>
+        <w:t xml:space="preserve"> </w:t>
+      </w:r>
+      <w:r>
+        <w:t xml:space="preserve">(66,67)</w:t>
+      </w:r>
+      <w:r>
+        <w:t xml:space="preserve">. Recent declines in incidence in some Northeastern states may reflect improvements in water treatment and broader public health interventions</w:t>
+      </w:r>
+      <w:r>
+        <w:t xml:space="preserve"> </w:t>
+      </w:r>
+      <w:r>
+        <w:t xml:space="preserve">(68)</w:t>
+      </w:r>
+      <w:r>
+        <w:t xml:space="preserve">. For example, professionally installed and maintained household arsenic treatment systems in Maine and New Jersey have achieved substantial reductions in exposure and associated cancer risk</w:t>
+      </w:r>
+      <w:r>
+        <w:t xml:space="preserve"> </w:t>
+      </w:r>
+      <w:r>
+        <w:t xml:space="preserve">(69)</w:t>
+      </w:r>
+      <w:r>
+        <w:t xml:space="preserve">, although incomplete effectiveness in a subset of systems highlights the need for continued monitoring and maintenance. Regulatory actions, such as New Hampshire’s adoption of a stricter arsenic standard for public drinking water in 2021</w:t>
+      </w:r>
+      <w:r>
+        <w:t xml:space="preserve"> </w:t>
+      </w:r>
+      <w:r>
+        <w:t xml:space="preserve">(70)</w:t>
+      </w:r>
+      <w:r>
+        <w:t xml:space="preserve">, represent important steps toward long-term risk reduction, although the long latency of BC means that benefits may take decades to fully emerge. However, interstate comparisons within the Northeast should be interpreted cautiously. States such as New York differ substantially from more rural neighboring states in terms of population density, reliance on private domestic wells, and patterns of environmental exposure, which may partially explain observed differences in temporal trends independent of policy effectiveness.</w:t>
+      </w:r>
+    </w:p>
+    <w:p>
+      <w:pPr>
+        <w:pStyle w:val="BodyText"/>
+      </w:pPr>
+      <w:r>
+        <w:t xml:space="preserve">In contrast, several states in the South and West exhibit disproportionately high BC mortality despite more moderate incidence. Nevada and Southern states such as West Virginia, Kentucky, and Alabama demonstrated some of the highest age-standardized mortality rates, consistent with prior studies</w:t>
+      </w:r>
+      <w:r>
+        <w:t xml:space="preserve"> </w:t>
+      </w:r>
+      <w:r>
+        <w:t xml:space="preserve">(13,71)</w:t>
+      </w:r>
+      <w:r>
+        <w:t xml:space="preserve">. Elevated mortality in these regions may reflect higher smoking-attributable cancer burdens</w:t>
+      </w:r>
+      <w:r>
+        <w:t xml:space="preserve"> </w:t>
+      </w:r>
+      <w:r>
+        <w:t xml:space="preserve">(72)</w:t>
+      </w:r>
+      <w:r>
+        <w:t xml:space="preserve">, greater rurality</w:t>
+      </w:r>
+      <w:r>
+        <w:t xml:space="preserve"> </w:t>
+      </w:r>
+      <w:r>
+        <w:t xml:space="preserve">(73,74)</w:t>
+      </w:r>
+      <w:r>
+        <w:t xml:space="preserve">, and reduced access to timely diagnostic and treatment services</w:t>
+      </w:r>
+      <w:r>
+        <w:t xml:space="preserve"> </w:t>
+      </w:r>
+      <w:r>
+        <w:t xml:space="preserve">(74,75)</w:t>
+      </w:r>
+      <w:r>
+        <w:t xml:space="preserve">. Lower insurance coverage and longer travel distances to specialized care centers may further contribute to delayed diagnosis and worse outcomes</w:t>
+      </w:r>
+      <w:r>
+        <w:t xml:space="preserve"> </w:t>
+      </w:r>
+      <w:r>
+        <w:t xml:space="preserve">(76)</w:t>
+      </w:r>
+      <w:r>
+        <w:t xml:space="preserve">. By contrast, the Northeast’s relatively low uninsured rates</w:t>
+      </w:r>
+      <w:r>
+        <w:t xml:space="preserve"> </w:t>
+      </w:r>
+      <w:r>
+        <w:t xml:space="preserve">(77)</w:t>
+      </w:r>
+      <w:r>
+        <w:t xml:space="preserve"> </w:t>
+      </w:r>
+      <w:r>
+        <w:t xml:space="preserve">may partially explain why states in this region experience high incidence but comparatively lower mortality, resulting in a clear regional mismatch between disease occurrence and survival.</w:t>
+      </w:r>
+    </w:p>
+    <w:p>
+      <w:pPr>
+        <w:pStyle w:val="BodyText"/>
+      </w:pPr>
+      <w:r>
+        <w:t xml:space="preserve">Hawaii represents a notable outlier, with consistently low BC incidence and mortality. Several factors likely contribute to this favorable profile, including a predominantly Asian and Pacific Islander population, which has historically lower BC risk compared with non-Hispanic White populations</w:t>
+      </w:r>
+      <w:r>
+        <w:t xml:space="preserve"> </w:t>
+      </w:r>
+      <w:r>
+        <w:t xml:space="preserve">(78)</w:t>
+      </w:r>
+      <w:r>
+        <w:t xml:space="preserve">, low adult smoking prevalence</w:t>
+      </w:r>
+      <w:r>
+        <w:t xml:space="preserve"> </w:t>
+      </w:r>
+      <w:r>
+        <w:t xml:space="preserve">(79)</w:t>
+      </w:r>
+      <w:r>
+        <w:t xml:space="preserve">, and strong tobacco control policies</w:t>
+      </w:r>
+      <w:r>
+        <w:t xml:space="preserve"> </w:t>
+      </w:r>
+      <w:r>
+        <w:t xml:space="preserve">(80)</w:t>
+      </w:r>
+      <w:r>
+        <w:t xml:space="preserve">. In addition, industrial and environmental carcinogen exposures are generally less prevalent, and access to healthcare and insurance coverage is relatively high</w:t>
+      </w:r>
+      <w:r>
+        <w:t xml:space="preserve"> </w:t>
+      </w:r>
+      <w:r>
+        <w:t xml:space="preserve">(81)</w:t>
+      </w:r>
+      <w:r>
+        <w:t xml:space="preserve">. Together, these demographic, behavioral, and structural factors likely explain Hawaii’s consistently low BC burden, underscoring the potential impact of comprehensive prevention and access-to-care strategies.</w:t>
+      </w:r>
+    </w:p>
+    <w:p>
+      <w:pPr>
+        <w:pStyle w:val="BodyText"/>
+      </w:pPr>
+      <w:r>
+        <w:t xml:space="preserve">The strengths of this study include the use of robust, population-based estimates to examine long-term temporal trends and state-level disparities in BC burden across the U.S. Nevertheless, our findings must be interpreted within the context of the study design. GBD estimates rely on modeled data due to incomplete or heterogeneous primary data sources, which may introduce uncertainty, particularly in states with sparse reporting. Although advanced statistical methods are used to mitigate these limitations, some degree of imprecision is unavoidable. Additionally, the inherent lag in GBD data availability means that trends beyond 2021 are not captured. Finally, this analysis is primarily descriptive and does not directly evaluate individual-level risk factors or clinical characteristics, limiting causal inference regarding the drivers of observed patterns. Most of the trends reported in this study are age-standardized; therefore, discrepancies with surveillance systems that report crude or partially adjusted rates, such as some Centers for Disease Control and Prevention (CDC) summaries, likely reflect methodological differences rather than true epidemiological disagreement. Notably, Nevada remained among the states with persistently elevated mortality trends even after age standardization.</w:t>
+      </w:r>
+    </w:p>
     <w:bookmarkEnd w:id="90"/>
+    <w:bookmarkStart w:id="91" w:name="conclusions"/>
+    <w:p>
+      <w:pPr>
+        <w:pStyle w:val="Heading1"/>
+      </w:pPr>
+      <w:r>
+        <w:t xml:space="preserve">6. Conclusions</w:t>
+      </w:r>
+    </w:p>
+    <w:p>
+      <w:pPr>
+        <w:pStyle w:val="FirstParagraph"/>
+      </w:pPr>
+      <w:r>
+        <w:t xml:space="preserve">BC burden in the U.S. remains unevenly distributed, with persistent state-level disparities driven by environmental, demographic, and healthcare access factors. While national trends show modest improvement, targeted interventions focusing on prevention and early detection are needed. Future economic analyses should evaluate resource reallocation from late-stage treatment to prevention to optimize healthcare spending and reduce long-term disease burden.</w:t>
+      </w:r>
+    </w:p>
     <w:bookmarkEnd w:id="91"/>
-    <w:bookmarkStart w:id="92" w:name="discussion"/>
-    <w:p>
-      <w:pPr>
-        <w:pStyle w:val="Heading1"/>
-      </w:pPr>
-      <w:r>
-        <w:t xml:space="preserve">5. Discussion</w:t>
-      </w:r>
-    </w:p>
-    <w:p>
-      <w:pPr>
-        <w:pStyle w:val="FirstParagraph"/>
-      </w:pPr>
-      <w:r>
-        <w:t xml:space="preserve">This study used GBD 2021 data to characterize long-term trends in BC incidence, mortality, YLLs, YLDs, and DALYs in the U.S. from 1980 to 2021. At the national level, age-standardized incidence rates gradually declined beginning in the late 2010s, accompanied by a more modest decrease in age-standardized mortality rates. These improvements likely reflect advances in preventive strategies, evolving treatment strategies, and broader access to specialized care. However, national averages obscure substantial heterogeneity at the state level. While several Northeastern states experienced pronounced declines in both incidence and mortality—particularly among men—other states, including West Virginia, Kentucky, Delaware, and Nevada, showed persistently elevated or plateauing trends. Among states with consistently extreme values, Maine exhibited the highest age-standardized incidence rates throughout most of the study period, albeit with recent declines, whereas Hawaii consistently reported the lowest incidence and mortality rates</w:t>
-      </w:r>
-      <w:r>
-        <w:t xml:space="preserve"> </w:t>
-      </w:r>
-      <w:hyperlink w:anchor="sup-geofacet">
-        <w:r>
-          <w:rPr>
-            <w:rStyle w:val="Hyperlink"/>
-          </w:rPr>
-          <w:t xml:space="preserve">Supporting Files</w:t>
-        </w:r>
-      </w:hyperlink>
-      <w:r>
-        <w:t xml:space="preserve">. These contrasts likely reflect regional differences in environmental exposures, healthcare access, and the effectiveness of public health interventions.</w:t>
-      </w:r>
-    </w:p>
-    <w:p>
-      <w:pPr>
-        <w:pStyle w:val="BodyText"/>
-      </w:pPr>
-      <w:r>
-        <w:t xml:space="preserve">Despite having one of the highest per-capita healthcare expenditures globally</w:t>
-      </w:r>
-      <w:r>
-        <w:t xml:space="preserve"> </w:t>
-      </w:r>
-      <w:r>
-        <w:t xml:space="preserve">(49)</w:t>
-      </w:r>
-      <w:r>
-        <w:t xml:space="preserve">, the U.S. continues to report comparatively high age-standardized incidence rates of BC relative to many high-income and high-SDI regions, consistent with prior reports</w:t>
-      </w:r>
-      <w:r>
-        <w:t xml:space="preserve"> </w:t>
-      </w:r>
-      <w:r>
-        <w:t xml:space="preserve">(3)</w:t>
-      </w:r>
-      <w:r>
-        <w:t xml:space="preserve">. This pattern likely reflects the country’s advanced diagnostic capacity and widespread use of cystoscopy and imaging, which facilitate more complete case ascertainment rather than a true excess in underlying disease risk</w:t>
-      </w:r>
-      <w:r>
-        <w:t xml:space="preserve"> </w:t>
-      </w:r>
-      <w:r>
-        <w:t xml:space="preserve">(50–52)</w:t>
-      </w:r>
-      <w:r>
-        <w:t xml:space="preserve">. At the same time, this discrepancy highlights a potential imbalance in healthcare priorities, with disproportionate emphasis on diagnosis and treatment relative to prevention and risk reduction</w:t>
-      </w:r>
-      <w:r>
-        <w:t xml:space="preserve"> </w:t>
-      </w:r>
-      <w:r>
-        <w:t xml:space="preserve">(53)</w:t>
-      </w:r>
-      <w:r>
-        <w:t xml:space="preserve">. The persistently high incidence is particularly concerning given evidence that up to 80% of BC cases diagnosed over the past two decades may be attributable to preventable exposures</w:t>
-      </w:r>
-      <w:r>
-        <w:t xml:space="preserve"> </w:t>
-      </w:r>
-      <w:r>
-        <w:t xml:space="preserve">(54)</w:t>
-      </w:r>
-      <w:r>
-        <w:t xml:space="preserve">, whereas inherited genetic factors account for only a small proportion of cases in Western populations</w:t>
-      </w:r>
-      <w:r>
-        <w:t xml:space="preserve"> </w:t>
-      </w:r>
-      <w:r>
-        <w:t xml:space="preserve">(55)</w:t>
-      </w:r>
-      <w:r>
-        <w:t xml:space="preserve">. Together, these findings underscore the importance of strengthening prevention-oriented public health strategies, including smoking cessation, occupational safety, and mitigation of environmental carcinogen exposure</w:t>
-      </w:r>
-      <w:r>
-        <w:t xml:space="preserve"> </w:t>
-      </w:r>
-      <w:r>
-        <w:t xml:space="preserve">(56)</w:t>
-      </w:r>
-      <w:r>
-        <w:t xml:space="preserve">.</w:t>
-      </w:r>
-    </w:p>
-    <w:p>
-      <w:pPr>
-        <w:pStyle w:val="BodyText"/>
-      </w:pPr>
-      <w:r>
-        <w:t xml:space="preserve">Age-specific analyses revealed a consistent increase in BC incidence, mortality, and DALYs with advancing age across all states, in line with prior literature</w:t>
-      </w:r>
-      <w:r>
-        <w:t xml:space="preserve"> </w:t>
-      </w:r>
-      <w:r>
-        <w:t xml:space="preserve">(3)</w:t>
-      </w:r>
-      <w:r>
-        <w:t xml:space="preserve">. Although age-specific patterns remained largely stable over time, data from 2021 demonstrated particularly high incidence and mortality rates in the 75-80+ age groups in several populous states, including California, Texas, and Connecticut</w:t>
-      </w:r>
-      <w:r>
-        <w:t xml:space="preserve"> </w:t>
-      </w:r>
-      <w:hyperlink w:anchor="sup-apc">
-        <w:r>
-          <w:rPr>
-            <w:rStyle w:val="Hyperlink"/>
-          </w:rPr>
-          <w:t xml:space="preserve">Supporting Files</w:t>
-        </w:r>
-      </w:hyperlink>
-      <w:r>
-        <w:t xml:space="preserve">. This trend likely reflects demographic aging, as the U.S. population aged 65 years and older increased by 38.6% between 2010 and 2020</w:t>
-      </w:r>
-      <w:r>
-        <w:t xml:space="preserve"> </w:t>
-      </w:r>
-      <w:r>
-        <w:t xml:space="preserve">(56)</w:t>
-      </w:r>
-      <w:r>
-        <w:t xml:space="preserve">. In addition, recent evidence suggests that the oldest adults—especially men aged 85 years and older—have not experienced the same improvements in cancer mortality as younger seniors, with the largest relative increases observed in individuals aged 75–79 years and 80 years or older</w:t>
-      </w:r>
-      <w:r>
-        <w:t xml:space="preserve"> </w:t>
-      </w:r>
-      <w:r>
-        <w:t xml:space="preserve">(57)</w:t>
-      </w:r>
-      <w:r>
-        <w:t xml:space="preserve">. These findings indicate that, despite overall progress, the burden of BC among older adults remains a significant public health challenge.</w:t>
-      </w:r>
-    </w:p>
-    <w:p>
-      <w:pPr>
-        <w:pStyle w:val="BodyText"/>
-      </w:pPr>
-      <w:r>
-        <w:t xml:space="preserve">Consistent with prior studies, our analysis confirms that men experience BC burden rates approximately four times higher than women</w:t>
-      </w:r>
-      <w:r>
-        <w:t xml:space="preserve"> </w:t>
-      </w:r>
-      <w:r>
-        <w:t xml:space="preserve">(15)</w:t>
-      </w:r>
-      <w:r>
-        <w:t xml:space="preserve">. Age–period analyses across states revealed broadly similar age-related trajectories in both sexes, characterized by a sharp rise after age 60; however, women consistently exhibited lower absolute rates and a slower decline in mortality over time. Previous studies have shown that women are more likely to present with advanced disease and have poorer survival outcomes</w:t>
-      </w:r>
-      <w:r>
-        <w:t xml:space="preserve"> </w:t>
-      </w:r>
-      <w:r>
-        <w:t xml:space="preserve">(16,58,59)</w:t>
-      </w:r>
-      <w:r>
-        <w:t xml:space="preserve">. One contributing factor may be delayed evaluation of hematuria in women, as symptoms are more frequently attributed to urinary tract infections or gynecologic conditions</w:t>
-      </w:r>
-      <w:r>
-        <w:t xml:space="preserve"> </w:t>
-      </w:r>
-      <w:r>
-        <w:t xml:space="preserve">(58,60)</w:t>
-      </w:r>
-      <w:r>
-        <w:t xml:space="preserve">. Addressing these disparities will require improved adherence to updated clinical guidelines, including the 2025 American Urological Association recommendations</w:t>
-      </w:r>
-      <w:r>
-        <w:t xml:space="preserve"> </w:t>
-      </w:r>
-      <w:r>
-        <w:t xml:space="preserve">(61)</w:t>
-      </w:r>
-      <w:r>
-        <w:t xml:space="preserve">, alongside the incorporation of validated biomarkers for risk stratification and the adoption of sex-aware diagnostic pathways, which account for different presentations and burden rates in both genders in primary care settings.</w:t>
-      </w:r>
-    </w:p>
-    <w:p>
-      <w:pPr>
-        <w:pStyle w:val="BodyText"/>
-      </w:pPr>
-      <w:r>
-        <w:t xml:space="preserve">Beyond healthcare delivery factors, emerging evidence points to biological mechanisms underlying sex-based disparities in BC. Differences in immune surveillance, hormonal milieu, hormone receptor signaling, and genetic or epigenetic alterations have been implicated</w:t>
-      </w:r>
-      <w:r>
-        <w:t xml:space="preserve"> </w:t>
-      </w:r>
-      <w:r>
-        <w:t xml:space="preserve">(62)</w:t>
-      </w:r>
-      <w:r>
-        <w:t xml:space="preserve">. For example, androgen signaling may promote oncogenic pathways in men, whereas sex-specific immune responses may influence tumor behavior and progression in women</w:t>
-      </w:r>
-      <w:r>
-        <w:t xml:space="preserve"> </w:t>
-      </w:r>
-      <w:r>
-        <w:t xml:space="preserve">(63,64)</w:t>
-      </w:r>
-      <w:r>
-        <w:t xml:space="preserve">. Importantly, these differences persist even after adjustment for known exposures such as smoking and occupational hazards</w:t>
-      </w:r>
-      <w:r>
-        <w:t xml:space="preserve"> </w:t>
-      </w:r>
-      <w:r>
-        <w:t xml:space="preserve">(65)</w:t>
-      </w:r>
-      <w:r>
-        <w:t xml:space="preserve">. Ongoing research into sex hormones, immune checkpoints, and tumor genomics may help clarify why men are disproportionately affected by BC and why women experience worse outcomes once diagnosed.</w:t>
-      </w:r>
-    </w:p>
-    <w:p>
-      <w:pPr>
-        <w:pStyle w:val="BodyText"/>
-      </w:pPr>
-      <w:r>
-        <w:t xml:space="preserve">Geographic heterogeneity observed in this study align with previous reports demonstrating the highest BC incidence among men and in Northeastern states, including Maine, New Hampshire, and Vermont</w:t>
-      </w:r>
-      <w:r>
-        <w:t xml:space="preserve"> </w:t>
-      </w:r>
-      <w:r>
-        <w:t xml:space="preserve">(10)</w:t>
-      </w:r>
-      <w:r>
-        <w:t xml:space="preserve">. Current evidence has been unable to explain these patterns by factoring for smoking alone</w:t>
-      </w:r>
-      <w:r>
-        <w:t xml:space="preserve"> </w:t>
-      </w:r>
-      <w:r>
-        <w:t xml:space="preserve">(66)</w:t>
-      </w:r>
-      <w:r>
-        <w:t xml:space="preserve">, which indicates that other public health factors are involved in these disparities. Environmental carcinogens, particularly arsenic contamination of drinking water from private domestic wells, have been implicated in elevated incidence in New England</w:t>
-      </w:r>
-      <w:r>
-        <w:t xml:space="preserve"> </w:t>
-      </w:r>
-      <w:r>
-        <w:t xml:space="preserve">(66,67)</w:t>
-      </w:r>
-      <w:r>
-        <w:t xml:space="preserve">. Recent declines in incidence in some Northeastern states may reflect improvements in water treatment and broader public health interventions</w:t>
-      </w:r>
-      <w:r>
-        <w:t xml:space="preserve"> </w:t>
-      </w:r>
-      <w:r>
-        <w:t xml:space="preserve">(68)</w:t>
-      </w:r>
-      <w:r>
-        <w:t xml:space="preserve">. For example, professionally installed and maintained household arsenic treatment systems in Maine and New Jersey have achieved substantial reductions in exposure and associated cancer risk</w:t>
-      </w:r>
-      <w:r>
-        <w:t xml:space="preserve"> </w:t>
-      </w:r>
-      <w:r>
-        <w:t xml:space="preserve">(69)</w:t>
-      </w:r>
-      <w:r>
-        <w:t xml:space="preserve">, although incomplete effectiveness in a subset of systems highlights the need for continued monitoring and maintenance. Regulatory actions, such as New Hampshire’s adoption of a stricter arsenic standard for public drinking water in 2021</w:t>
-      </w:r>
-      <w:r>
-        <w:t xml:space="preserve"> </w:t>
-      </w:r>
-      <w:r>
-        <w:t xml:space="preserve">(70)</w:t>
-      </w:r>
-      <w:r>
-        <w:t xml:space="preserve">, represent important steps toward long-term risk reduction, although the long latency of BC means that benefits may take decades to fully emerge. However, interstate comparisons within the Northeast should be interpreted cautiously. States such as New York differ substantially from more rural neighboring states in terms of population density, reliance on private domestic wells, and patterns of environmental exposure, which may partially explain observed differences in temporal trends independent of policy effectiveness.</w:t>
-      </w:r>
-    </w:p>
-    <w:p>
-      <w:pPr>
-        <w:pStyle w:val="BodyText"/>
-      </w:pPr>
-      <w:r>
-        <w:t xml:space="preserve">In contrast, several states in the South and West exhibit disproportionately high BC mortality despite more moderate incidence. Nevada and Southern states such as West Virginia, Kentucky, and Alabama demonstrated some of the highest age-standardized mortality rates, consistent with prior studies</w:t>
-      </w:r>
-      <w:r>
-        <w:t xml:space="preserve"> </w:t>
-      </w:r>
-      <w:r>
-        <w:t xml:space="preserve">(13,71)</w:t>
-      </w:r>
-      <w:r>
-        <w:t xml:space="preserve">. Elevated mortality in these regions may reflect higher smoking-attributable cancer burdens</w:t>
-      </w:r>
-      <w:r>
-        <w:t xml:space="preserve"> </w:t>
-      </w:r>
-      <w:r>
-        <w:t xml:space="preserve">(72)</w:t>
-      </w:r>
-      <w:r>
-        <w:t xml:space="preserve">, greater rurality</w:t>
-      </w:r>
-      <w:r>
-        <w:t xml:space="preserve"> </w:t>
-      </w:r>
-      <w:r>
-        <w:t xml:space="preserve">(73,74)</w:t>
-      </w:r>
-      <w:r>
-        <w:t xml:space="preserve">, and reduced access to timely diagnostic and treatment services</w:t>
-      </w:r>
-      <w:r>
-        <w:t xml:space="preserve"> </w:t>
-      </w:r>
-      <w:r>
-        <w:t xml:space="preserve">(74,75)</w:t>
-      </w:r>
-      <w:r>
-        <w:t xml:space="preserve">. Lower insurance coverage and longer travel distances to specialized care centers may further contribute to delayed diagnosis and worse outcomes</w:t>
-      </w:r>
-      <w:r>
-        <w:t xml:space="preserve"> </w:t>
-      </w:r>
-      <w:r>
-        <w:t xml:space="preserve">(76)</w:t>
-      </w:r>
-      <w:r>
-        <w:t xml:space="preserve">. By contrast, the Northeast’s relatively low uninsured rates</w:t>
-      </w:r>
-      <w:r>
-        <w:t xml:space="preserve"> </w:t>
-      </w:r>
-      <w:r>
-        <w:t xml:space="preserve">(77)</w:t>
-      </w:r>
-      <w:r>
-        <w:t xml:space="preserve"> </w:t>
-      </w:r>
-      <w:r>
-        <w:t xml:space="preserve">may partially explain why states in this region experience high incidence but comparatively lower mortality, resulting in a clear regional mismatch between disease occurrence and survival.</w:t>
-      </w:r>
-    </w:p>
-    <w:p>
-      <w:pPr>
-        <w:pStyle w:val="BodyText"/>
-      </w:pPr>
-      <w:r>
-        <w:t xml:space="preserve">Hawaii represents a notable outlier, with consistently low BC incidence and mortality. Several factors likely contribute to this favorable profile, including a predominantly Asian and Pacific Islander population, which has historically lower BC risk compared with non-Hispanic White populations</w:t>
-      </w:r>
-      <w:r>
-        <w:t xml:space="preserve"> </w:t>
-      </w:r>
-      <w:r>
-        <w:t xml:space="preserve">(78)</w:t>
-      </w:r>
-      <w:r>
-        <w:t xml:space="preserve">, low adult smoking prevalence</w:t>
-      </w:r>
-      <w:r>
-        <w:t xml:space="preserve"> </w:t>
-      </w:r>
-      <w:r>
-        <w:t xml:space="preserve">(79)</w:t>
-      </w:r>
-      <w:r>
-        <w:t xml:space="preserve">, and strong tobacco control policies</w:t>
-      </w:r>
-      <w:r>
-        <w:t xml:space="preserve"> </w:t>
-      </w:r>
-      <w:r>
-        <w:t xml:space="preserve">(80)</w:t>
-      </w:r>
-      <w:r>
-        <w:t xml:space="preserve">. In addition, industrial and environmental carcinogen exposures are generally less prevalent, and access to healthcare and insurance coverage is relatively high</w:t>
-      </w:r>
-      <w:r>
-        <w:t xml:space="preserve"> </w:t>
-      </w:r>
-      <w:r>
-        <w:t xml:space="preserve">(81)</w:t>
-      </w:r>
-      <w:r>
-        <w:t xml:space="preserve">. Together, these demographic, behavioral, and structural factors likely explain Hawaii’s consistently low BC burden, underscoring the potential impact of comprehensive prevention and access-to-care strategies.</w:t>
-      </w:r>
-    </w:p>
-    <w:p>
-      <w:pPr>
-        <w:pStyle w:val="BodyText"/>
-      </w:pPr>
-      <w:r>
-        <w:t xml:space="preserve">The strengths of this study include the use of robust, population-based estimates to examine long-term temporal trends and state-level disparities in BC burden across the U.S. Nevertheless, our findings must be interpreted within the context of the study design. GBD estimates rely on modeled data due to incomplete or heterogeneous primary data sources, which may introduce uncertainty, particularly in states with sparse reporting. Although advanced statistical methods are used to mitigate these limitations, some degree of imprecision is unavoidable. Additionally, the inherent lag in GBD data availability means that trends beyond 2021 are not captured. Finally, this analysis is primarily descriptive and does not directly evaluate individual-level risk factors or clinical characteristics, limiting causal inference regarding the drivers of observed patterns. Most of the trends reported in this study are age-standardized; therefore, discrepancies with surveillance systems that report crude or partially adjusted rates, such as some Centers for Disease Control and Prevention (CDC) summaries, likely reflect methodological differences rather than true epidemiological disagreement. Notably, Nevada remained among the states with persistently elevated mortality trends even after age standardization.</w:t>
-      </w:r>
-    </w:p>
-    <w:bookmarkEnd w:id="92"/>
-    <w:bookmarkStart w:id="93" w:name="conclusions"/>
-    <w:p>
-      <w:pPr>
-        <w:pStyle w:val="Heading1"/>
-      </w:pPr>
-      <w:r>
-        <w:t xml:space="preserve">6. Conclusions</w:t>
-      </w:r>
-    </w:p>
-    <w:p>
-      <w:pPr>
-        <w:pStyle w:val="FirstParagraph"/>
-      </w:pPr>
-      <w:r>
-        <w:t xml:space="preserve">BC burden in the U.S. remains unevenly distributed, with persistent state-level disparities driven by environmental, demographic, and healthcare access factors. While national trends show modest improvement, targeted interventions focusing on prevention and early detection are needed. Future economic analyses should evaluate resource reallocation from late-stage treatment to prevention to optimize healthcare spending and reduce long-term disease burden.</w:t>
-      </w:r>
-    </w:p>
-    <w:bookmarkEnd w:id="93"/>
-    <w:bookmarkStart w:id="98" w:name="supporting-files"/>
+    <w:bookmarkStart w:id="96" w:name="supporting-files"/>
     <w:p>
       <w:pPr>
         <w:pStyle w:val="Heading1"/>
@@ -4402,7 +4341,7 @@
       <w:pPr>
         <w:numPr>
           <w:ilvl w:val="0"/>
-          <w:numId w:val="1009"/>
+          <w:numId w:val="1008"/>
         </w:numPr>
       </w:pPr>
       <w:r>
@@ -4421,7 +4360,7 @@
       <w:r>
         <w:t xml:space="preserve"> </w:t>
       </w:r>
-      <w:hyperlink r:id="rId94">
+      <w:hyperlink r:id="rId92">
         <w:r>
           <w:rPr>
             <w:rStyle w:val="Hyperlink"/>
@@ -4429,14 +4368,14 @@
           <w:t xml:space="preserve">GitHub repository</w:t>
         </w:r>
       </w:hyperlink>
-      <w:bookmarkStart w:id="95" w:name="sup-percentchange"/>
-      <w:bookmarkEnd w:id="95"/>
+      <w:bookmarkStart w:id="93" w:name="sup-percentchange"/>
+      <w:bookmarkEnd w:id="93"/>
     </w:p>
     <w:p>
       <w:pPr>
         <w:numPr>
           <w:ilvl w:val="0"/>
-          <w:numId w:val="1009"/>
+          <w:numId w:val="1008"/>
         </w:numPr>
       </w:pPr>
       <w:r>
@@ -4455,7 +4394,7 @@
       <w:r>
         <w:t xml:space="preserve"> </w:t>
       </w:r>
-      <w:hyperlink r:id="rId81">
+      <w:hyperlink r:id="rId79">
         <w:r>
           <w:rPr>
             <w:rStyle w:val="Hyperlink"/>
@@ -4485,7 +4424,7 @@
       <w:pPr>
         <w:numPr>
           <w:ilvl w:val="0"/>
-          <w:numId w:val="1010"/>
+          <w:numId w:val="1009"/>
         </w:numPr>
       </w:pPr>
       <w:r>
@@ -4504,7 +4443,7 @@
       <w:r>
         <w:t xml:space="preserve"> </w:t>
       </w:r>
-      <w:hyperlink r:id="rId72">
+      <w:hyperlink r:id="rId70">
         <w:r>
           <w:rPr>
             <w:rStyle w:val="Hyperlink"/>
@@ -4515,13 +4454,13 @@
       <w:r>
         <w:t xml:space="preserve">.</w:t>
       </w:r>
-      <w:hyperlink r:id="rId96"/>
+      <w:hyperlink r:id="rId94"/>
     </w:p>
     <w:p>
       <w:pPr>
         <w:numPr>
           <w:ilvl w:val="0"/>
-          <w:numId w:val="1010"/>
+          <w:numId w:val="1009"/>
         </w:numPr>
       </w:pPr>
       <w:r>
@@ -4540,7 +4479,7 @@
       <w:r>
         <w:t xml:space="preserve"> </w:t>
       </w:r>
-      <w:hyperlink r:id="rId73">
+      <w:hyperlink r:id="rId71">
         <w:r>
           <w:rPr>
             <w:rStyle w:val="Hyperlink"/>
@@ -4551,13 +4490,13 @@
       <w:r>
         <w:t xml:space="preserve">.</w:t>
       </w:r>
-      <w:hyperlink r:id="rId96"/>
+      <w:hyperlink r:id="rId94"/>
     </w:p>
     <w:p>
       <w:pPr>
         <w:numPr>
           <w:ilvl w:val="0"/>
-          <w:numId w:val="1010"/>
+          <w:numId w:val="1009"/>
         </w:numPr>
       </w:pPr>
       <w:r>
@@ -4576,7 +4515,7 @@
       <w:r>
         <w:t xml:space="preserve"> </w:t>
       </w:r>
-      <w:hyperlink r:id="rId97">
+      <w:hyperlink r:id="rId95">
         <w:r>
           <w:rPr>
             <w:rStyle w:val="Hyperlink"/>
@@ -4587,13 +4526,13 @@
       <w:r>
         <w:t xml:space="preserve">.</w:t>
       </w:r>
-      <w:hyperlink r:id="rId96"/>
+      <w:hyperlink r:id="rId94"/>
     </w:p>
     <w:p>
       <w:pPr>
         <w:numPr>
           <w:ilvl w:val="0"/>
-          <w:numId w:val="1010"/>
+          <w:numId w:val="1009"/>
         </w:numPr>
       </w:pPr>
       <w:r>
@@ -4612,7 +4551,7 @@
       <w:r>
         <w:t xml:space="preserve"> </w:t>
       </w:r>
-      <w:hyperlink r:id="rId74">
+      <w:hyperlink r:id="rId72">
         <w:r>
           <w:rPr>
             <w:rStyle w:val="Hyperlink"/>
@@ -4623,10 +4562,10 @@
       <w:r>
         <w:t xml:space="preserve">.</w:t>
       </w:r>
-      <w:hyperlink r:id="rId96"/>
-    </w:p>
-    <w:bookmarkEnd w:id="98"/>
-    <w:bookmarkStart w:id="104" w:name="statements"/>
+      <w:hyperlink r:id="rId94"/>
+    </w:p>
+    <w:bookmarkEnd w:id="96"/>
+    <w:bookmarkStart w:id="102" w:name="statements"/>
     <w:p>
       <w:pPr>
         <w:pStyle w:val="Heading1"/>
@@ -4635,7 +4574,7 @@
         <w:t xml:space="preserve">7. Statements</w:t>
       </w:r>
     </w:p>
-    <w:bookmarkStart w:id="99" w:name="contributions"/>
+    <w:bookmarkStart w:id="97" w:name="contributions"/>
     <w:p>
       <w:pPr>
         <w:pStyle w:val="Heading2"/>
@@ -4675,7 +4614,7 @@
         <w:t xml:space="preserve"> </w:t>
       </w:r>
       <w:r>
-        <w:t xml:space="preserve">Alireza Sadeghi, Niloofar Dehdari Ebrahimi, Ehsan Taherifard, Amirabbas Tavakoli;</w:t>
+        <w:t xml:space="preserve">Alireza Sadeghi, Niloofar Dehdari Ebrahimi, Ehsan Taherifard;</w:t>
       </w:r>
       <w:r>
         <w:t xml:space="preserve"> </w:t>
@@ -4771,7 +4710,7 @@
         <w:t xml:space="preserve"> </w:t>
       </w:r>
       <w:r>
-        <w:t xml:space="preserve">Alireza Sadeghi, Fatemeh Nouri, Niloofar Dehdari Ebrahimi, Ehsan Taherifard, Amirabbas Tavakoli, Mohammadreza Soltani, Stephen B. Williams, Wassim Kassouf;</w:t>
+        <w:t xml:space="preserve">Alireza Sadeghi, Fatemeh Nouri, Niloofar Dehdari Ebrahimi, Ehsan Taherifard, Mohammadreza Soltani, Stephen B. Williams, Wassim Kassouf;</w:t>
       </w:r>
       <w:r>
         <w:t xml:space="preserve"> </w:t>
@@ -4803,7 +4742,7 @@
         <w:t xml:space="preserve"> </w:t>
       </w:r>
       <w:r>
-        <w:t xml:space="preserve">Ehsan Taherifard, Amirabbas Tavakoli;</w:t>
+        <w:t xml:space="preserve">Ehsan Taherifard;</w:t>
       </w:r>
       <w:r>
         <w:t xml:space="preserve"> </w:t>
@@ -4838,14 +4777,50 @@
         <w:t xml:space="preserve">Wassim Kassouf;</w:t>
       </w:r>
     </w:p>
+    <w:bookmarkEnd w:id="97"/>
+    <w:bookmarkStart w:id="98" w:name="acknowledgments"/>
+    <w:p>
+      <w:pPr>
+        <w:pStyle w:val="Heading2"/>
+      </w:pPr>
+      <w:r>
+        <w:t xml:space="preserve">7.2 Acknowledgments</w:t>
+      </w:r>
+    </w:p>
+    <w:p>
+      <w:pPr>
+        <w:pStyle w:val="FirstParagraph"/>
+      </w:pPr>
+      <w:r>
+        <w:t xml:space="preserve">None.</w:t>
+      </w:r>
+    </w:p>
+    <w:bookmarkEnd w:id="98"/>
+    <w:bookmarkStart w:id="99" w:name="transparency-statement"/>
+    <w:p>
+      <w:pPr>
+        <w:pStyle w:val="Heading2"/>
+      </w:pPr>
+      <w:r>
+        <w:t xml:space="preserve">7.3 Transparency Statement</w:t>
+      </w:r>
+    </w:p>
+    <w:p>
+      <w:pPr>
+        <w:pStyle w:val="FirstParagraph"/>
+      </w:pPr>
+      <w:r>
+        <w:t xml:space="preserve">The lead author, Alireza Sadeghi, affirms that this manuscript is an honest, accurate, and transparent account of the study being reported; that no important aspects of the study have been omitted; and that any discrepancies from the study as planned (and, if relevant, registered) have been explained.</w:t>
+      </w:r>
+    </w:p>
     <w:bookmarkEnd w:id="99"/>
-    <w:bookmarkStart w:id="100" w:name="acknowledgments"/>
+    <w:bookmarkStart w:id="100" w:name="data-availability-statement"/>
     <w:p>
       <w:pPr>
         <w:pStyle w:val="Heading2"/>
       </w:pPr>
       <w:r>
-        <w:t xml:space="preserve">7.2 Acknowledgments</w:t>
+        <w:t xml:space="preserve">7.4 Data Availability Statement</w:t>
       </w:r>
     </w:p>
     <w:p>
@@ -4853,17 +4828,45 @@
         <w:pStyle w:val="FirstParagraph"/>
       </w:pPr>
       <w:r>
-        <w:t xml:space="preserve">None.</w:t>
+        <w:t xml:space="preserve">All data are publicly available through the</w:t>
+      </w:r>
+      <w:r>
+        <w:t xml:space="preserve"> </w:t>
+      </w:r>
+      <w:hyperlink r:id="rId53">
+        <w:r>
+          <w:rPr>
+            <w:rStyle w:val="Hyperlink"/>
+          </w:rPr>
+          <w:t xml:space="preserve">Global Health Data Exchange (GHDx)</w:t>
+        </w:r>
+      </w:hyperlink>
+      <w:r>
+        <w:t xml:space="preserve">. The complete analytic workflow, including cleaned datasets and all code required to reproduce the analyses, figures, and tables presented in this manuscript, is available in the study’s</w:t>
+      </w:r>
+      <w:r>
+        <w:t xml:space="preserve"> </w:t>
+      </w:r>
+      <w:hyperlink r:id="rId56">
+        <w:r>
+          <w:rPr>
+            <w:rStyle w:val="Hyperlink"/>
+          </w:rPr>
+          <w:t xml:space="preserve">GitHub repository</w:t>
+        </w:r>
+      </w:hyperlink>
+      <w:r>
+        <w:t xml:space="preserve">. Data are provided in R’s native binary format (RDS). Full reproducibility can be achieved by cloning the repository and rendering the project using the supplied scripts and documentation.</w:t>
       </w:r>
     </w:p>
     <w:bookmarkEnd w:id="100"/>
-    <w:bookmarkStart w:id="101" w:name="transparency-statement"/>
+    <w:bookmarkStart w:id="101" w:name="conflicts-of-interest"/>
     <w:p>
       <w:pPr>
         <w:pStyle w:val="Heading2"/>
       </w:pPr>
       <w:r>
-        <w:t xml:space="preserve">7.3 Transparency Statement</w:t>
+        <w:t xml:space="preserve">7.5 Conflicts of Interest</w:t>
       </w:r>
     </w:p>
     <w:p>
@@ -4871,92 +4874,58 @@
         <w:pStyle w:val="FirstParagraph"/>
       </w:pPr>
       <w:r>
-        <w:t xml:space="preserve">The lead author, Alireza Sadeghi, affirms that this manuscript is an honest, accurate, and transparent account of the study being reported; that no important aspects of the study have been omitted; and that any discrepancies from the study as planned (and, if relevant, registered) have been explained.</w:t>
+        <w:t xml:space="preserve">The authors declare no conflicts of interest.</w:t>
       </w:r>
     </w:p>
     <w:bookmarkEnd w:id="101"/>
-    <w:bookmarkStart w:id="102" w:name="data-availability-statement"/>
-    <w:p>
-      <w:pPr>
-        <w:pStyle w:val="Heading2"/>
-      </w:pPr>
-      <w:r>
-        <w:t xml:space="preserve">7.4 Data Availability Statement</w:t>
-      </w:r>
-    </w:p>
-    <w:p>
-      <w:pPr>
-        <w:pStyle w:val="FirstParagraph"/>
-      </w:pPr>
-      <w:r>
-        <w:t xml:space="preserve">All data are publicly available through the</w:t>
-      </w:r>
-      <w:r>
-        <w:t xml:space="preserve"> </w:t>
-      </w:r>
-      <w:hyperlink r:id="rId55">
-        <w:r>
-          <w:rPr>
-            <w:rStyle w:val="Hyperlink"/>
-          </w:rPr>
-          <w:t xml:space="preserve">Global Health Data Exchange (GHDx)</w:t>
-        </w:r>
-      </w:hyperlink>
-      <w:r>
-        <w:t xml:space="preserve">. The complete analytic workflow, including cleaned datasets and all code required to reproduce the analyses, figures, and tables presented in this manuscript, is available in the study’s</w:t>
-      </w:r>
-      <w:r>
-        <w:t xml:space="preserve"> </w:t>
-      </w:r>
-      <w:hyperlink r:id="rId58">
-        <w:r>
-          <w:rPr>
-            <w:rStyle w:val="Hyperlink"/>
-          </w:rPr>
-          <w:t xml:space="preserve">GitHub repository</w:t>
-        </w:r>
-      </w:hyperlink>
-      <w:r>
-        <w:t xml:space="preserve">. Data are provided in R’s native binary format (RDS). Full reproducibility can be achieved by cloning the repository and rendering the project using the supplied scripts and documentation.</w:t>
-      </w:r>
-    </w:p>
     <w:bookmarkEnd w:id="102"/>
-    <w:bookmarkStart w:id="103" w:name="conflicts-of-interest"/>
-    <w:p>
-      <w:pPr>
-        <w:pStyle w:val="Heading2"/>
-      </w:pPr>
-      <w:r>
-        <w:t xml:space="preserve">7.5 Conflicts of Interest</w:t>
-      </w:r>
-    </w:p>
-    <w:p>
-      <w:pPr>
-        <w:pStyle w:val="FirstParagraph"/>
-      </w:pPr>
-      <w:r>
-        <w:t xml:space="preserve">The authors declare no conflicts of interest.</w:t>
-      </w:r>
-    </w:p>
-    <w:bookmarkEnd w:id="103"/>
+    <w:bookmarkStart w:id="257" w:name="references"/>
+    <w:p>
+      <w:pPr>
+        <w:pStyle w:val="Heading1"/>
+      </w:pPr>
+      <w:r>
+        <w:t xml:space="preserve">References</w:t>
+      </w:r>
+    </w:p>
+    <w:bookmarkStart w:id="256" w:name="refs"/>
+    <w:bookmarkStart w:id="104" w:name="ref-RN1"/>
+    <w:p>
+      <w:pPr>
+        <w:pStyle w:val="Bibliography"/>
+      </w:pPr>
+      <w:r>
+        <w:t xml:space="preserve">1.</w:t>
+      </w:r>
+      <w:r>
+        <w:t xml:space="preserve"> </w:t>
+      </w:r>
+      <w:r>
+        <w:t xml:space="preserve">	</w:t>
+      </w:r>
+      <w:r>
+        <w:t xml:space="preserve">Institute NC. SEER cancer stat facts: Bladder cancer [Internet]. National Cancer Institute; 2024. Available from:</w:t>
+      </w:r>
+      <w:r>
+        <w:t xml:space="preserve"> </w:t>
+      </w:r>
+      <w:hyperlink r:id="rId103">
+        <w:r>
+          <w:rPr>
+            <w:rStyle w:val="Hyperlink"/>
+          </w:rPr>
+          <w:t xml:space="preserve">https://seer.cancer.gov/statfacts/html/urinb.html</w:t>
+        </w:r>
+      </w:hyperlink>
+    </w:p>
     <w:bookmarkEnd w:id="104"/>
-    <w:bookmarkStart w:id="259" w:name="references"/>
-    <w:p>
-      <w:pPr>
-        <w:pStyle w:val="Heading1"/>
-      </w:pPr>
-      <w:r>
-        <w:t xml:space="preserve">References</w:t>
-      </w:r>
-    </w:p>
-    <w:bookmarkStart w:id="258" w:name="refs"/>
-    <w:bookmarkStart w:id="106" w:name="ref-RN1"/>
+    <w:bookmarkStart w:id="106" w:name="ref-RN2"/>
     <w:p>
       <w:pPr>
         <w:pStyle w:val="Bibliography"/>
       </w:pPr>
       <w:r>
-        <w:t xml:space="preserve">1.</w:t>
+        <w:t xml:space="preserve">2.</w:t>
       </w:r>
       <w:r>
         <w:t xml:space="preserve"> </w:t>
@@ -4965,7 +4934,7 @@
         <w:t xml:space="preserve">	</w:t>
       </w:r>
       <w:r>
-        <w:t xml:space="preserve">Institute NC. SEER cancer stat facts: Bladder cancer [Internet]. National Cancer Institute; 2024. Available from:</w:t>
+        <w:t xml:space="preserve">Siegel RL, Miller KD, Jemal A.</w:t>
       </w:r>
       <w:r>
         <w:t xml:space="preserve"> </w:t>
@@ -4975,18 +4944,24 @@
           <w:rPr>
             <w:rStyle w:val="Hyperlink"/>
           </w:rPr>
-          <w:t xml:space="preserve">https://seer.cancer.gov/statfacts/html/urinb.html</w:t>
-        </w:r>
-      </w:hyperlink>
+          <w:t xml:space="preserve">Cancer statistics, 2020</w:t>
+        </w:r>
+      </w:hyperlink>
+      <w:r>
+        <w:t xml:space="preserve">. CA Cancer J Clin. 2020;70(1):7–30.</w:t>
+      </w:r>
+      <w:r>
+        <w:t xml:space="preserve"> </w:t>
+      </w:r>
     </w:p>
     <w:bookmarkEnd w:id="106"/>
-    <w:bookmarkStart w:id="108" w:name="ref-RN2"/>
+    <w:bookmarkStart w:id="108" w:name="ref-RN3"/>
     <w:p>
       <w:pPr>
         <w:pStyle w:val="Bibliography"/>
       </w:pPr>
       <w:r>
-        <w:t xml:space="preserve">2.</w:t>
+        <w:t xml:space="preserve">3.</w:t>
       </w:r>
       <w:r>
         <w:t xml:space="preserve"> </w:t>
@@ -4995,7 +4970,7 @@
         <w:t xml:space="preserve">	</w:t>
       </w:r>
       <w:r>
-        <w:t xml:space="preserve">Siegel RL, Miller KD, Jemal A.</w:t>
+        <w:t xml:space="preserve">Su X, Tao Y, Chen F, Han X, Xue L. Trends in the global, regional, and national burden of bladder cancer from 1990 to 2021: An observational study from the global burden of disease study 2021. Scientific Reports [Internet]. 2025;15(1):7655. Available from:</w:t>
       </w:r>
       <w:r>
         <w:t xml:space="preserve"> </w:t>
@@ -5005,24 +4980,18 @@
           <w:rPr>
             <w:rStyle w:val="Hyperlink"/>
           </w:rPr>
-          <w:t xml:space="preserve">Cancer statistics, 2020</w:t>
-        </w:r>
-      </w:hyperlink>
-      <w:r>
-        <w:t xml:space="preserve">. CA Cancer J Clin. 2020;70(1):7–30.</w:t>
-      </w:r>
-      <w:r>
-        <w:t xml:space="preserve"> </w:t>
-      </w:r>
+          <w:t xml:space="preserve">https://doi.org/10.1038/s41598-025-92033-5</w:t>
+        </w:r>
+      </w:hyperlink>
     </w:p>
     <w:bookmarkEnd w:id="108"/>
-    <w:bookmarkStart w:id="110" w:name="ref-RN3"/>
+    <w:bookmarkStart w:id="110" w:name="ref-RN4"/>
     <w:p>
       <w:pPr>
         <w:pStyle w:val="Bibliography"/>
       </w:pPr>
       <w:r>
-        <w:t xml:space="preserve">3.</w:t>
+        <w:t xml:space="preserve">4.</w:t>
       </w:r>
       <w:r>
         <w:t xml:space="preserve"> </w:t>
@@ -5031,7 +5000,7 @@
         <w:t xml:space="preserve">	</w:t>
       </w:r>
       <w:r>
-        <w:t xml:space="preserve">Su X, Tao Y, Chen F, Han X, Xue L. Trends in the global, regional, and national burden of bladder cancer from 1990 to 2021: An observational study from the global burden of disease study 2021. Scientific Reports [Internet]. 2025;15(1):7655. Available from:</w:t>
+        <w:t xml:space="preserve">Mossanen M, Gore JL.</w:t>
       </w:r>
       <w:r>
         <w:t xml:space="preserve"> </w:t>
@@ -5041,18 +5010,24 @@
           <w:rPr>
             <w:rStyle w:val="Hyperlink"/>
           </w:rPr>
-          <w:t xml:space="preserve">https://doi.org/10.1038/s41598-025-92033-5</w:t>
-        </w:r>
-      </w:hyperlink>
+          <w:t xml:space="preserve">The burden of bladder cancer care: Direct and indirect costs</w:t>
+        </w:r>
+      </w:hyperlink>
+      <w:r>
+        <w:t xml:space="preserve">. Curr Opin Urol. 2014;24(5):487–91.</w:t>
+      </w:r>
+      <w:r>
+        <w:t xml:space="preserve"> </w:t>
+      </w:r>
     </w:p>
     <w:bookmarkEnd w:id="110"/>
-    <w:bookmarkStart w:id="112" w:name="ref-RN4"/>
+    <w:bookmarkStart w:id="112" w:name="ref-RN5"/>
     <w:p>
       <w:pPr>
         <w:pStyle w:val="Bibliography"/>
       </w:pPr>
       <w:r>
-        <w:t xml:space="preserve">4.</w:t>
+        <w:t xml:space="preserve">5.</w:t>
       </w:r>
       <w:r>
         <w:t xml:space="preserve"> </w:t>
@@ -5061,7 +5036,7 @@
         <w:t xml:space="preserve">	</w:t>
       </w:r>
       <w:r>
-        <w:t xml:space="preserve">Mossanen M, Gore JL.</w:t>
+        <w:t xml:space="preserve">Svatek RS, Hollenbeck BK, Holmäng S, Lee R, Kim SP, Stenzl A, et al.</w:t>
       </w:r>
       <w:r>
         <w:t xml:space="preserve"> </w:t>
@@ -5071,24 +5046,24 @@
           <w:rPr>
             <w:rStyle w:val="Hyperlink"/>
           </w:rPr>
-          <w:t xml:space="preserve">The burden of bladder cancer care: Direct and indirect costs</w:t>
-        </w:r>
-      </w:hyperlink>
-      <w:r>
-        <w:t xml:space="preserve">. Curr Opin Urol. 2014;24(5):487–91.</w:t>
+          <w:t xml:space="preserve">The economics of bladder cancer: Costs and considerations of caring for this disease</w:t>
+        </w:r>
+      </w:hyperlink>
+      <w:r>
+        <w:t xml:space="preserve">. Eur Urol. 2014;66(2):253–62.</w:t>
       </w:r>
       <w:r>
         <w:t xml:space="preserve"> </w:t>
       </w:r>
     </w:p>
     <w:bookmarkEnd w:id="112"/>
-    <w:bookmarkStart w:id="114" w:name="ref-RN5"/>
+    <w:bookmarkStart w:id="114" w:name="ref-RN6"/>
     <w:p>
       <w:pPr>
         <w:pStyle w:val="Bibliography"/>
       </w:pPr>
       <w:r>
-        <w:t xml:space="preserve">5.</w:t>
+        <w:t xml:space="preserve">6.</w:t>
       </w:r>
       <w:r>
         <w:t xml:space="preserve"> </w:t>
@@ -5097,7 +5072,7 @@
         <w:t xml:space="preserve">	</w:t>
       </w:r>
       <w:r>
-        <w:t xml:space="preserve">Svatek RS, Hollenbeck BK, Holmäng S, Lee R, Kim SP, Stenzl A, et al.</w:t>
+        <w:t xml:space="preserve">Joyce DD, Sharma V, Williams SB. Cost-effectiveness and economic impact of bladder cancer management: An updated review of the literature. PharmacoEconomics [Internet]. 2023;41(7):751–69. Available from:</w:t>
       </w:r>
       <w:r>
         <w:t xml:space="preserve"> </w:t>
@@ -5107,24 +5082,18 @@
           <w:rPr>
             <w:rStyle w:val="Hyperlink"/>
           </w:rPr>
-          <w:t xml:space="preserve">The economics of bladder cancer: Costs and considerations of caring for this disease</w:t>
-        </w:r>
-      </w:hyperlink>
-      <w:r>
-        <w:t xml:space="preserve">. Eur Urol. 2014;66(2):253–62.</w:t>
-      </w:r>
-      <w:r>
-        <w:t xml:space="preserve"> </w:t>
-      </w:r>
+          <w:t xml:space="preserve">https://doi.org/10.1007/s40273-023-01273-8</w:t>
+        </w:r>
+      </w:hyperlink>
     </w:p>
     <w:bookmarkEnd w:id="114"/>
-    <w:bookmarkStart w:id="116" w:name="ref-RN6"/>
+    <w:bookmarkStart w:id="116" w:name="ref-RN7"/>
     <w:p>
       <w:pPr>
         <w:pStyle w:val="Bibliography"/>
       </w:pPr>
       <w:r>
-        <w:t xml:space="preserve">6.</w:t>
+        <w:t xml:space="preserve">7.</w:t>
       </w:r>
       <w:r>
         <w:t xml:space="preserve"> </w:t>
@@ -5133,7 +5102,7 @@
         <w:t xml:space="preserve">	</w:t>
       </w:r>
       <w:r>
-        <w:t xml:space="preserve">Joyce DD, Sharma V, Williams SB. Cost-effectiveness and economic impact of bladder cancer management: An updated review of the literature. PharmacoEconomics [Internet]. 2023;41(7):751–69. Available from:</w:t>
+        <w:t xml:space="preserve">Li Ping W, Xiaonan X, Haridah A, Chuo Yew T, Hui Meng T, Yulan L. Patient- and caregiver-related factors affecting family caregiver burden of urologic cancer patients. Urologic Oncology: Seminars and Original Investigations [Internet]. 2024;42(8):245.e1–8. Available from:</w:t>
       </w:r>
       <w:r>
         <w:t xml:space="preserve"> </w:t>
@@ -5143,18 +5112,18 @@
           <w:rPr>
             <w:rStyle w:val="Hyperlink"/>
           </w:rPr>
-          <w:t xml:space="preserve">https://doi.org/10.1007/s40273-023-01273-8</w:t>
+          <w:t xml:space="preserve">https://www.sciencedirect.com/science/article/pii/S1078143924004204</w:t>
         </w:r>
       </w:hyperlink>
     </w:p>
     <w:bookmarkEnd w:id="116"/>
-    <w:bookmarkStart w:id="118" w:name="ref-RN7"/>
+    <w:bookmarkStart w:id="118" w:name="ref-RN14"/>
     <w:p>
       <w:pPr>
         <w:pStyle w:val="Bibliography"/>
       </w:pPr>
       <w:r>
-        <w:t xml:space="preserve">7.</w:t>
+        <w:t xml:space="preserve">8.</w:t>
       </w:r>
       <w:r>
         <w:t xml:space="preserve"> </w:t>
@@ -5163,7 +5132,7 @@
         <w:t xml:space="preserve">	</w:t>
       </w:r>
       <w:r>
-        <w:t xml:space="preserve">Li Ping W, Xiaonan X, Haridah A, Chuo Yew T, Hui Meng T, Yulan L. Patient- and caregiver-related factors affecting family caregiver burden of urologic cancer patients. Urologic Oncology: Seminars and Original Investigations [Internet]. 2024;42(8):245.e1–8. Available from:</w:t>
+        <w:t xml:space="preserve">Amin RW, Stafford B, Guttmann RP.</w:t>
       </w:r>
       <w:r>
         <w:t xml:space="preserve"> </w:t>
@@ -5173,18 +5142,24 @@
           <w:rPr>
             <w:rStyle w:val="Hyperlink"/>
           </w:rPr>
-          <w:t xml:space="preserve">https://www.sciencedirect.com/science/article/pii/S1078143924004204</w:t>
-        </w:r>
-      </w:hyperlink>
+          <w:t xml:space="preserve">A spatial study of bladder cancer mortality and incidence in the contiguous US: 2000-2014</w:t>
+        </w:r>
+      </w:hyperlink>
+      <w:r>
+        <w:t xml:space="preserve">. Sci Total Environ. 2019;670:806–13.</w:t>
+      </w:r>
+      <w:r>
+        <w:t xml:space="preserve"> </w:t>
+      </w:r>
     </w:p>
     <w:bookmarkEnd w:id="118"/>
-    <w:bookmarkStart w:id="120" w:name="ref-RN14"/>
+    <w:bookmarkStart w:id="120" w:name="ref-RN15"/>
     <w:p>
       <w:pPr>
         <w:pStyle w:val="Bibliography"/>
       </w:pPr>
       <w:r>
-        <w:t xml:space="preserve">8.</w:t>
+        <w:t xml:space="preserve">9.</w:t>
       </w:r>
       <w:r>
         <w:t xml:space="preserve"> </w:t>
@@ -5193,7 +5168,7 @@
         <w:t xml:space="preserve">	</w:t>
       </w:r>
       <w:r>
-        <w:t xml:space="preserve">Amin RW, Stafford B, Guttmann RP.</w:t>
+        <w:t xml:space="preserve">Ghazwani Y, Alghafees M, Suheb MK, Shafqat A, Sabbah BN, Arabi TZ, et al.</w:t>
       </w:r>
       <w:r>
         <w:t xml:space="preserve"> </w:t>
@@ -5203,24 +5178,24 @@
           <w:rPr>
             <w:rStyle w:val="Hyperlink"/>
           </w:rPr>
-          <w:t xml:space="preserve">A spatial study of bladder cancer mortality and incidence in the contiguous US: 2000-2014</w:t>
-        </w:r>
-      </w:hyperlink>
-      <w:r>
-        <w:t xml:space="preserve">. Sci Total Environ. 2019;670:806–13.</w:t>
+          <w:t xml:space="preserve">Trends in genitourinary cancer mortality in the united states: Analysis of the CDC-WONDER database 1999-2020</w:t>
+        </w:r>
+      </w:hyperlink>
+      <w:r>
+        <w:t xml:space="preserve">. Front Public Health. 2024;12:1354663.</w:t>
       </w:r>
       <w:r>
         <w:t xml:space="preserve"> </w:t>
       </w:r>
     </w:p>
     <w:bookmarkEnd w:id="120"/>
-    <w:bookmarkStart w:id="122" w:name="ref-RN15"/>
+    <w:bookmarkStart w:id="122" w:name="ref-RN16"/>
     <w:p>
       <w:pPr>
         <w:pStyle w:val="Bibliography"/>
       </w:pPr>
       <w:r>
-        <w:t xml:space="preserve">9.</w:t>
+        <w:t xml:space="preserve">10.</w:t>
       </w:r>
       <w:r>
         <w:t xml:space="preserve"> </w:t>
@@ -5229,7 +5204,7 @@
         <w:t xml:space="preserve">	</w:t>
       </w:r>
       <w:r>
-        <w:t xml:space="preserve">Ghazwani Y, Alghafees M, Suheb MK, Shafqat A, Sabbah BN, Arabi TZ, et al.</w:t>
+        <w:t xml:space="preserve">Schafer EJ, Jemal A, Wiese D, Sung H, Kratzer TB, Islami F, et al.</w:t>
       </w:r>
       <w:r>
         <w:t xml:space="preserve"> </w:t>
@@ -5239,24 +5214,24 @@
           <w:rPr>
             <w:rStyle w:val="Hyperlink"/>
           </w:rPr>
-          <w:t xml:space="preserve">Trends in genitourinary cancer mortality in the united states: Analysis of the CDC-WONDER database 1999-2020</w:t>
-        </w:r>
-      </w:hyperlink>
-      <w:r>
-        <w:t xml:space="preserve">. Front Public Health. 2024;12:1354663.</w:t>
+          <w:t xml:space="preserve">Disparities and trends in genitourinary cancer incidence and mortality in the USA</w:t>
+        </w:r>
+      </w:hyperlink>
+      <w:r>
+        <w:t xml:space="preserve">. Eur Urol. 2023;84(1):117–26.</w:t>
       </w:r>
       <w:r>
         <w:t xml:space="preserve"> </w:t>
       </w:r>
     </w:p>
     <w:bookmarkEnd w:id="122"/>
-    <w:bookmarkStart w:id="124" w:name="ref-RN16"/>
+    <w:bookmarkStart w:id="124" w:name="ref-RN17"/>
     <w:p>
       <w:pPr>
         <w:pStyle w:val="Bibliography"/>
       </w:pPr>
       <w:r>
-        <w:t xml:space="preserve">10.</w:t>
+        <w:t xml:space="preserve">11.</w:t>
       </w:r>
       <w:r>
         <w:t xml:space="preserve"> </w:t>
@@ -5265,7 +5240,7 @@
         <w:t xml:space="preserve">	</w:t>
       </w:r>
       <w:r>
-        <w:t xml:space="preserve">Schafer EJ, Jemal A, Wiese D, Sung H, Kratzer TB, Islami F, et al.</w:t>
+        <w:t xml:space="preserve">Smith ND, Prasad SM, Patel AR, Weiner AB, Pariser JJ, Razmaria A, et al.</w:t>
       </w:r>
       <w:r>
         <w:t xml:space="preserve"> </w:t>
@@ -5275,24 +5250,24 @@
           <w:rPr>
             <w:rStyle w:val="Hyperlink"/>
           </w:rPr>
-          <w:t xml:space="preserve">Disparities and trends in genitourinary cancer incidence and mortality in the USA</w:t>
-        </w:r>
-      </w:hyperlink>
-      <w:r>
-        <w:t xml:space="preserve">. Eur Urol. 2023;84(1):117–26.</w:t>
+          <w:t xml:space="preserve">Bladder cancer mortality in the united states: A geographic and temporal analysis of socioeconomic and environmental factors</w:t>
+        </w:r>
+      </w:hyperlink>
+      <w:r>
+        <w:t xml:space="preserve">. J Urol. 2016;195(2):290–6.</w:t>
       </w:r>
       <w:r>
         <w:t xml:space="preserve"> </w:t>
       </w:r>
     </w:p>
     <w:bookmarkEnd w:id="124"/>
-    <w:bookmarkStart w:id="126" w:name="ref-RN17"/>
+    <w:bookmarkStart w:id="126" w:name="ref-RN18"/>
     <w:p>
       <w:pPr>
         <w:pStyle w:val="Bibliography"/>
       </w:pPr>
       <w:r>
-        <w:t xml:space="preserve">11.</w:t>
+        <w:t xml:space="preserve">12.</w:t>
       </w:r>
       <w:r>
         <w:t xml:space="preserve"> </w:t>
@@ -5301,7 +5276,7 @@
         <w:t xml:space="preserve">	</w:t>
       </w:r>
       <w:r>
-        <w:t xml:space="preserve">Smith ND, Prasad SM, Patel AR, Weiner AB, Pariser JJ, Razmaria A, et al.</w:t>
+        <w:t xml:space="preserve">Prevention NCI&amp;C for DC and. State cancer profiles [Internet]. Vol. 2025. 2023. Available from:</w:t>
       </w:r>
       <w:r>
         <w:t xml:space="preserve"> </w:t>
@@ -5311,24 +5286,18 @@
           <w:rPr>
             <w:rStyle w:val="Hyperlink"/>
           </w:rPr>
-          <w:t xml:space="preserve">Bladder cancer mortality in the united states: A geographic and temporal analysis of socioeconomic and environmental factors</w:t>
-        </w:r>
-      </w:hyperlink>
-      <w:r>
-        <w:t xml:space="preserve">. J Urol. 2016;195(2):290–6.</w:t>
-      </w:r>
-      <w:r>
-        <w:t xml:space="preserve"> </w:t>
-      </w:r>
+          <w:t xml:space="preserve">https://statecancerprofiles.cancer.gov/index.html</w:t>
+        </w:r>
+      </w:hyperlink>
     </w:p>
     <w:bookmarkEnd w:id="126"/>
-    <w:bookmarkStart w:id="128" w:name="ref-RN18"/>
+    <w:bookmarkStart w:id="128" w:name="ref-RN19"/>
     <w:p>
       <w:pPr>
         <w:pStyle w:val="Bibliography"/>
       </w:pPr>
       <w:r>
-        <w:t xml:space="preserve">12.</w:t>
+        <w:t xml:space="preserve">13.</w:t>
       </w:r>
       <w:r>
         <w:t xml:space="preserve"> </w:t>
@@ -5337,7 +5306,7 @@
         <w:t xml:space="preserve">	</w:t>
       </w:r>
       <w:r>
-        <w:t xml:space="preserve">Prevention NCI&amp;C for DC and. State cancer profiles [Internet]. Vol. 2025. 2023. Available from:</w:t>
+        <w:t xml:space="preserve">Pompa IR, Qi D, Ghosh A, Goldberg SI, Chino F, Efstathiou JA, et al.</w:t>
       </w:r>
       <w:r>
         <w:t xml:space="preserve"> </w:t>
@@ -5347,18 +5316,24 @@
           <w:rPr>
             <w:rStyle w:val="Hyperlink"/>
           </w:rPr>
-          <w:t xml:space="preserve">https://statecancerprofiles.cancer.gov/index.html</w:t>
-        </w:r>
-      </w:hyperlink>
+          <w:t xml:space="preserve">Longitudinal analysis of bladder cancer-specific mortality trends in the united states</w:t>
+        </w:r>
+      </w:hyperlink>
+      <w:r>
+        <w:t xml:space="preserve">. Bladder Cancer. 2023;9(4):345–53.</w:t>
+      </w:r>
+      <w:r>
+        <w:t xml:space="preserve"> </w:t>
+      </w:r>
     </w:p>
     <w:bookmarkEnd w:id="128"/>
-    <w:bookmarkStart w:id="130" w:name="ref-RN19"/>
+    <w:bookmarkStart w:id="130" w:name="ref-RN20"/>
     <w:p>
       <w:pPr>
         <w:pStyle w:val="Bibliography"/>
       </w:pPr>
       <w:r>
-        <w:t xml:space="preserve">13.</w:t>
+        <w:t xml:space="preserve">14.</w:t>
       </w:r>
       <w:r>
         <w:t xml:space="preserve"> </w:t>
@@ -5367,7 +5342,7 @@
         <w:t xml:space="preserve">	</w:t>
       </w:r>
       <w:r>
-        <w:t xml:space="preserve">Pompa IR, Qi D, Ghosh A, Goldberg SI, Chino F, Efstathiou JA, et al.</w:t>
+        <w:t xml:space="preserve">Hasan S, Lazarev S, Garg M, Mehta K, Press RH, Chhabra A, et al.</w:t>
       </w:r>
       <w:r>
         <w:t xml:space="preserve"> </w:t>
@@ -5377,24 +5352,24 @@
           <w:rPr>
             <w:rStyle w:val="Hyperlink"/>
           </w:rPr>
-          <w:t xml:space="preserve">Longitudinal analysis of bladder cancer-specific mortality trends in the united states</w:t>
-        </w:r>
-      </w:hyperlink>
-      <w:r>
-        <w:t xml:space="preserve">. Bladder Cancer. 2023;9(4):345–53.</w:t>
+          <w:t xml:space="preserve">Racial inequity and other social disparities in the diagnosis and management of bladder cancer</w:t>
+        </w:r>
+      </w:hyperlink>
+      <w:r>
+        <w:t xml:space="preserve">. Cancer Med. 2023;12(1):640–50.</w:t>
       </w:r>
       <w:r>
         <w:t xml:space="preserve"> </w:t>
       </w:r>
     </w:p>
     <w:bookmarkEnd w:id="130"/>
-    <w:bookmarkStart w:id="132" w:name="ref-RN20"/>
+    <w:bookmarkStart w:id="132" w:name="ref-RN22"/>
     <w:p>
       <w:pPr>
         <w:pStyle w:val="Bibliography"/>
       </w:pPr>
       <w:r>
-        <w:t xml:space="preserve">14.</w:t>
+        <w:t xml:space="preserve">15.</w:t>
       </w:r>
       <w:r>
         <w:t xml:space="preserve"> </w:t>
@@ -5403,7 +5378,7 @@
         <w:t xml:space="preserve">	</w:t>
       </w:r>
       <w:r>
-        <w:t xml:space="preserve">Hasan S, Lazarev S, Garg M, Mehta K, Press RH, Chhabra A, et al.</w:t>
+        <w:t xml:space="preserve">Sung H, Ferlay J, Siegel RL, Laversanne M, Soerjomataram I, Jemal A, et al.</w:t>
       </w:r>
       <w:r>
         <w:t xml:space="preserve"> </w:t>
@@ -5413,24 +5388,24 @@
           <w:rPr>
             <w:rStyle w:val="Hyperlink"/>
           </w:rPr>
-          <w:t xml:space="preserve">Racial inequity and other social disparities in the diagnosis and management of bladder cancer</w:t>
-        </w:r>
-      </w:hyperlink>
-      <w:r>
-        <w:t xml:space="preserve">. Cancer Med. 2023;12(1):640–50.</w:t>
+          <w:t xml:space="preserve">Global cancer statistics 2020: GLOBOCAN estimates of incidence and mortality worldwide for 36 cancers in 185 countries</w:t>
+        </w:r>
+      </w:hyperlink>
+      <w:r>
+        <w:t xml:space="preserve">. CA Cancer J Clin. 2021;71(3):209–49.</w:t>
       </w:r>
       <w:r>
         <w:t xml:space="preserve"> </w:t>
       </w:r>
     </w:p>
     <w:bookmarkEnd w:id="132"/>
-    <w:bookmarkStart w:id="134" w:name="ref-RN22"/>
+    <w:bookmarkStart w:id="134" w:name="ref-RN23"/>
     <w:p>
       <w:pPr>
         <w:pStyle w:val="Bibliography"/>
       </w:pPr>
       <w:r>
-        <w:t xml:space="preserve">15.</w:t>
+        <w:t xml:space="preserve">16.</w:t>
       </w:r>
       <w:r>
         <w:t xml:space="preserve"> </w:t>
@@ -5439,7 +5414,7 @@
         <w:t xml:space="preserve">	</w:t>
       </w:r>
       <w:r>
-        <w:t xml:space="preserve">Sung H, Ferlay J, Siegel RL, Laversanne M, Soerjomataram I, Jemal A, et al.</w:t>
+        <w:t xml:space="preserve">Liu S, Yang T, Na R, Hu M, Zhang L, Fu Y, et al.</w:t>
       </w:r>
       <w:r>
         <w:t xml:space="preserve"> </w:t>
@@ -5449,24 +5424,24 @@
           <w:rPr>
             <w:rStyle w:val="Hyperlink"/>
           </w:rPr>
-          <w:t xml:space="preserve">Global cancer statistics 2020: GLOBOCAN estimates of incidence and mortality worldwide for 36 cancers in 185 countries</w:t>
-        </w:r>
-      </w:hyperlink>
-      <w:r>
-        <w:t xml:space="preserve">. CA Cancer J Clin. 2021;71(3):209–49.</w:t>
+          <w:t xml:space="preserve">The impact of female gender on bladder cancer-specific death risk after radical cystectomy: A meta-analysis of 27,912 patients</w:t>
+        </w:r>
+      </w:hyperlink>
+      <w:r>
+        <w:t xml:space="preserve">. Int Urol Nephrol. 2015;47(6):951–8.</w:t>
       </w:r>
       <w:r>
         <w:t xml:space="preserve"> </w:t>
       </w:r>
     </w:p>
     <w:bookmarkEnd w:id="134"/>
-    <w:bookmarkStart w:id="136" w:name="ref-RN23"/>
+    <w:bookmarkStart w:id="136" w:name="ref-ferrari2024"/>
     <w:p>
       <w:pPr>
         <w:pStyle w:val="Bibliography"/>
       </w:pPr>
       <w:r>
-        <w:t xml:space="preserve">16.</w:t>
+        <w:t xml:space="preserve">17.</w:t>
       </w:r>
       <w:r>
         <w:t xml:space="preserve"> </w:t>
@@ -5475,7 +5450,13 @@
         <w:t xml:space="preserve">	</w:t>
       </w:r>
       <w:r>
-        <w:t xml:space="preserve">Liu S, Yang T, Na R, Hu M, Zhang L, Fu Y, et al.</w:t>
+        <w:t xml:space="preserve">Ferrari AJ, Santomauro DF, Aali A, Abate YH, Abbafati C, Abbastabar H, et al.</w:t>
+      </w:r>
+      <w:r>
+        <w:t xml:space="preserve"> Global incidence, prevalence, years lived with disability (YLDs), disability-adjusted life-years (DALYs), and healthy life expectancy (HALE) for 371 diseases and injuries in 204 countries and territories and 811 subnational locations, 1990</w:t>
+      </w:r>
+      <w:r>
+        <w:t xml:space="preserve">2021: A systematic analysis for the global burden of disease study 2021. The Lancet [Internet]. 2024 May;403(10440):2133–61. Available from:</w:t>
       </w:r>
       <w:r>
         <w:t xml:space="preserve"> </w:t>
@@ -5485,24 +5466,18 @@
           <w:rPr>
             <w:rStyle w:val="Hyperlink"/>
           </w:rPr>
-          <w:t xml:space="preserve">The impact of female gender on bladder cancer-specific death risk after radical cystectomy: A meta-analysis of 27,912 patients</w:t>
-        </w:r>
-      </w:hyperlink>
-      <w:r>
-        <w:t xml:space="preserve">. Int Urol Nephrol. 2015;47(6):951–8.</w:t>
-      </w:r>
-      <w:r>
-        <w:t xml:space="preserve"> </w:t>
-      </w:r>
+          <w:t xml:space="preserve">http://dx.doi.org/10.1016/S0140-6736(24)00757-8</w:t>
+        </w:r>
+      </w:hyperlink>
     </w:p>
     <w:bookmarkEnd w:id="136"/>
-    <w:bookmarkStart w:id="138" w:name="ref-ferrari2024"/>
+    <w:bookmarkStart w:id="138" w:name="ref-naghavi2024"/>
     <w:p>
       <w:pPr>
         <w:pStyle w:val="Bibliography"/>
       </w:pPr>
       <w:r>
-        <w:t xml:space="preserve">17.</w:t>
+        <w:t xml:space="preserve">18.</w:t>
       </w:r>
       <w:r>
         <w:t xml:space="preserve"> </w:t>
@@ -5511,13 +5486,10 @@
         <w:t xml:space="preserve">	</w:t>
       </w:r>
       <w:r>
-        <w:t xml:space="preserve">Ferrari AJ, Santomauro DF, Aali A, Abate YH, Abbafati C, Abbastabar H, et al.</w:t>
-      </w:r>
-      <w:r>
-        <w:t xml:space="preserve"> Global incidence, prevalence, years lived with disability (YLDs), disability-adjusted life-years (DALYs), and healthy life expectancy (HALE) for 371 diseases and injuries in 204 countries and territories and 811 subnational locations, 1990</w:t>
-      </w:r>
-      <w:r>
-        <w:t xml:space="preserve">2021: A systematic analysis for the global burden of disease study 2021. The Lancet [Internet]. 2024 May;403(10440):2133–61. Available from:</w:t>
+        <w:t xml:space="preserve">Naghavi M, Ong KL, Aali A, Ababneh HS, Abate YH, Abbafati C, et al. Global burden of 288 causes of death and life expectancy decomposition in 204 countries and territories and 811 subnational locations, 1990</w:t>
+      </w:r>
+      <w:r>
+        <w:t xml:space="preserve">2021: A systematic analysis for the global burden of disease study 2021. The Lancet [Internet]. 2024 May;403(10440):2100–32. Available from:</w:t>
       </w:r>
       <w:r>
         <w:t xml:space="preserve"> </w:t>
@@ -5527,18 +5499,18 @@
           <w:rPr>
             <w:rStyle w:val="Hyperlink"/>
           </w:rPr>
-          <w:t xml:space="preserve">http://dx.doi.org/10.1016/S0140-6736(24)00757-8</w:t>
+          <w:t xml:space="preserve">http://dx.doi.org/10.1016/s0140-6736(24)00367-2</w:t>
         </w:r>
       </w:hyperlink>
     </w:p>
     <w:bookmarkEnd w:id="138"/>
-    <w:bookmarkStart w:id="140" w:name="ref-naghavi2024"/>
+    <w:bookmarkStart w:id="140" w:name="ref-feigin2021"/>
     <w:p>
       <w:pPr>
         <w:pStyle w:val="Bibliography"/>
       </w:pPr>
       <w:r>
-        <w:t xml:space="preserve">18.</w:t>
+        <w:t xml:space="preserve">19.</w:t>
       </w:r>
       <w:r>
         <w:t xml:space="preserve"> </w:t>
@@ -5547,10 +5519,10 @@
         <w:t xml:space="preserve">	</w:t>
       </w:r>
       <w:r>
-        <w:t xml:space="preserve">Naghavi M, Ong KL, Aali A, Ababneh HS, Abate YH, Abbafati C, et al. Global burden of 288 causes of death and life expectancy decomposition in 204 countries and territories and 811 subnational locations, 1990</w:t>
-      </w:r>
-      <w:r>
-        <w:t xml:space="preserve">2021: A systematic analysis for the global burden of disease study 2021. The Lancet [Internet]. 2024 May;403(10440):2100–32. Available from:</w:t>
+        <w:t xml:space="preserve">Feigin VL, Stark BA, Johnson CO, Roth GA, Bisignano C, Abady GG, et al. Global, regional, and national burden of stroke and its risk factors, 1990</w:t>
+      </w:r>
+      <w:r>
+        <w:t xml:space="preserve">2019: A systematic analysis for the global burden of disease study 2019. The Lancet Neurology [Internet]. 2021 Oct;20(10):795–820. Available from:</w:t>
       </w:r>
       <w:r>
         <w:t xml:space="preserve"> </w:t>
@@ -5560,18 +5532,18 @@
           <w:rPr>
             <w:rStyle w:val="Hyperlink"/>
           </w:rPr>
-          <w:t xml:space="preserve">http://dx.doi.org/10.1016/s0140-6736(24)00367-2</w:t>
+          <w:t xml:space="preserve">http://dx.doi.org/10.1016/s1474-4422(21)00252-0</w:t>
         </w:r>
       </w:hyperlink>
     </w:p>
     <w:bookmarkEnd w:id="140"/>
-    <w:bookmarkStart w:id="142" w:name="ref-feigin2021"/>
+    <w:bookmarkStart w:id="142" w:name="X4857e18fa263add03d367ee42aaf3b3ec4487f5"/>
     <w:p>
       <w:pPr>
         <w:pStyle w:val="Bibliography"/>
       </w:pPr>
       <w:r>
-        <w:t xml:space="preserve">19.</w:t>
+        <w:t xml:space="preserve">20.</w:t>
       </w:r>
       <w:r>
         <w:t xml:space="preserve"> </w:t>
@@ -5580,10 +5552,10 @@
         <w:t xml:space="preserve">	</w:t>
       </w:r>
       <w:r>
-        <w:t xml:space="preserve">Feigin VL, Stark BA, Johnson CO, Roth GA, Bisignano C, Abady GG, et al. Global, regional, and national burden of stroke and its risk factors, 1990</w:t>
-      </w:r>
-      <w:r>
-        <w:t xml:space="preserve">2019: A systematic analysis for the global burden of disease study 2019. The Lancet Neurology [Internet]. 2021 Oct;20(10):795–820. Available from:</w:t>
+        <w:t xml:space="preserve">Institute For Health Metrics And Evaluation. Global burden of disease study 2021 (GBD 2021) socio-demographic index (SDI) 1950</w:t>
+      </w:r>
+      <w:r>
+        <w:t xml:space="preserve">2021 [Internet]. Institute for Health Metrics; Evaluation; 2024. Available from:</w:t>
       </w:r>
       <w:r>
         <w:t xml:space="preserve"> </w:t>
@@ -5593,18 +5565,18 @@
           <w:rPr>
             <w:rStyle w:val="Hyperlink"/>
           </w:rPr>
-          <w:t xml:space="preserve">http://dx.doi.org/10.1016/s1474-4422(21)00252-0</w:t>
+          <w:t xml:space="preserve">https://ghdx.healthdata.org/node/548352</w:t>
         </w:r>
       </w:hyperlink>
     </w:p>
     <w:bookmarkEnd w:id="142"/>
-    <w:bookmarkStart w:id="144" w:name="X4857e18fa263add03d367ee42aaf3b3ec4487f5"/>
+    <w:bookmarkStart w:id="144" w:name="ref-base"/>
     <w:p>
       <w:pPr>
         <w:pStyle w:val="Bibliography"/>
       </w:pPr>
       <w:r>
-        <w:t xml:space="preserve">20.</w:t>
+        <w:t xml:space="preserve">21.</w:t>
       </w:r>
       <w:r>
         <w:t xml:space="preserve"> </w:t>
@@ -5613,10 +5585,16 @@
         <w:t xml:space="preserve">	</w:t>
       </w:r>
       <w:r>
-        <w:t xml:space="preserve">Institute For Health Metrics And Evaluation. Global burden of disease study 2021 (GBD 2021) socio-demographic index (SDI) 1950</w:t>
-      </w:r>
-      <w:r>
-        <w:t xml:space="preserve">2021 [Internet]. Institute for Health Metrics; Evaluation; 2024. Available from:</w:t>
+        <w:t xml:space="preserve">R Core Team.</w:t>
+      </w:r>
+      <w:r>
+        <w:t xml:space="preserve"> </w:t>
+      </w:r>
+      <w:r>
+        <w:t xml:space="preserve">R</w:t>
+      </w:r>
+      <w:r>
+        <w:t xml:space="preserve">: A language and environment for statistical computing [Internet]. Vienna, Austria: R Foundation for Statistical Computing; 2026. Available from:</w:t>
       </w:r>
       <w:r>
         <w:t xml:space="preserve"> </w:t>
@@ -5626,18 +5604,18 @@
           <w:rPr>
             <w:rStyle w:val="Hyperlink"/>
           </w:rPr>
-          <w:t xml:space="preserve">https://ghdx.healthdata.org/node/548352</w:t>
+          <w:t xml:space="preserve">https://www.R-project.org/</w:t>
         </w:r>
       </w:hyperlink>
     </w:p>
     <w:bookmarkEnd w:id="144"/>
-    <w:bookmarkStart w:id="146" w:name="ref-base"/>
+    <w:bookmarkStart w:id="146" w:name="ref-beepr"/>
     <w:p>
       <w:pPr>
         <w:pStyle w:val="Bibliography"/>
       </w:pPr>
       <w:r>
-        <w:t xml:space="preserve">21.</w:t>
+        <w:t xml:space="preserve">22.</w:t>
       </w:r>
       <w:r>
         <w:t xml:space="preserve"> </w:t>
@@ -5646,7 +5624,451 @@
         <w:t xml:space="preserve">	</w:t>
       </w:r>
       <w:r>
-        <w:t xml:space="preserve">R Core Team.</w:t>
+        <w:t xml:space="preserve">Bååth R.</w:t>
+      </w:r>
+      <w:r>
+        <w:t xml:space="preserve"> </w:t>
+      </w:r>
+      <w:r>
+        <w:t xml:space="preserve">beepr</w:t>
+      </w:r>
+      <w:r>
+        <w:t xml:space="preserve">: Easily play notification sounds on any platform [Internet]. 2024. Available from:</w:t>
+      </w:r>
+      <w:r>
+        <w:t xml:space="preserve"> </w:t>
+      </w:r>
+      <w:hyperlink r:id="rId145">
+        <w:r>
+          <w:rPr>
+            <w:rStyle w:val="Hyperlink"/>
+          </w:rPr>
+          <w:t xml:space="preserve">https://github.com/rasmusab/beepr</w:t>
+        </w:r>
+      </w:hyperlink>
+    </w:p>
+    <w:bookmarkEnd w:id="146"/>
+    <w:bookmarkStart w:id="148" w:name="ref-flextable"/>
+    <w:p>
+      <w:pPr>
+        <w:pStyle w:val="Bibliography"/>
+      </w:pPr>
+      <w:r>
+        <w:t xml:space="preserve">23.</w:t>
+      </w:r>
+      <w:r>
+        <w:t xml:space="preserve"> </w:t>
+      </w:r>
+      <w:r>
+        <w:t xml:space="preserve">	</w:t>
+      </w:r>
+      <w:r>
+        <w:t xml:space="preserve">Gohel D, Skintzos P.</w:t>
+      </w:r>
+      <w:r>
+        <w:t xml:space="preserve"> </w:t>
+      </w:r>
+      <w:r>
+        <w:t xml:space="preserve">flextable</w:t>
+      </w:r>
+      <w:r>
+        <w:t xml:space="preserve">: Functions for tabular reporting [Internet]. 2026. Available from:</w:t>
+      </w:r>
+      <w:r>
+        <w:t xml:space="preserve"> </w:t>
+      </w:r>
+      <w:hyperlink r:id="rId147">
+        <w:r>
+          <w:rPr>
+            <w:rStyle w:val="Hyperlink"/>
+          </w:rPr>
+          <w:t xml:space="preserve">https://ardata-fr.github.io/flextable-book/</w:t>
+        </w:r>
+      </w:hyperlink>
+    </w:p>
+    <w:bookmarkEnd w:id="148"/>
+    <w:bookmarkStart w:id="150" w:name="ref-furrr"/>
+    <w:p>
+      <w:pPr>
+        <w:pStyle w:val="Bibliography"/>
+      </w:pPr>
+      <w:r>
+        <w:t xml:space="preserve">24.</w:t>
+      </w:r>
+      <w:r>
+        <w:t xml:space="preserve"> </w:t>
+      </w:r>
+      <w:r>
+        <w:t xml:space="preserve">	</w:t>
+      </w:r>
+      <w:r>
+        <w:t xml:space="preserve">Vaughan D, Bengtsson H, Dancho M.</w:t>
+      </w:r>
+      <w:r>
+        <w:t xml:space="preserve"> </w:t>
+      </w:r>
+      <w:r>
+        <w:t xml:space="preserve">furrr</w:t>
+      </w:r>
+      <w:r>
+        <w:t xml:space="preserve">: Apply mapping functions in parallel using futures [Internet]. 2026. Available from:</w:t>
+      </w:r>
+      <w:r>
+        <w:t xml:space="preserve"> </w:t>
+      </w:r>
+      <w:hyperlink r:id="rId149">
+        <w:r>
+          <w:rPr>
+            <w:rStyle w:val="Hyperlink"/>
+          </w:rPr>
+          <w:t xml:space="preserve">https://github.com/futureverse/furrr</w:t>
+        </w:r>
+      </w:hyperlink>
+    </w:p>
+    <w:bookmarkEnd w:id="150"/>
+    <w:bookmarkStart w:id="152" w:name="ref-future"/>
+    <w:p>
+      <w:pPr>
+        <w:pStyle w:val="Bibliography"/>
+      </w:pPr>
+      <w:r>
+        <w:t xml:space="preserve">25.</w:t>
+      </w:r>
+      <w:r>
+        <w:t xml:space="preserve"> </w:t>
+      </w:r>
+      <w:r>
+        <w:t xml:space="preserve">	</w:t>
+      </w:r>
+      <w:r>
+        <w:t xml:space="preserve">Bengtsson H. A unifying framework for parallel and distributed processing in r using futures. The R Journal [Internet]. 2021;13(2):208–27. Available from:</w:t>
+      </w:r>
+      <w:r>
+        <w:t xml:space="preserve"> </w:t>
+      </w:r>
+      <w:hyperlink r:id="rId151">
+        <w:r>
+          <w:rPr>
+            <w:rStyle w:val="Hyperlink"/>
+          </w:rPr>
+          <w:t xml:space="preserve">https://doi.org/10.32614/RJ-2021-048</w:t>
+        </w:r>
+      </w:hyperlink>
+    </w:p>
+    <w:bookmarkEnd w:id="152"/>
+    <w:bookmarkStart w:id="154" w:name="ref-geofacet"/>
+    <w:p>
+      <w:pPr>
+        <w:pStyle w:val="Bibliography"/>
+      </w:pPr>
+      <w:r>
+        <w:t xml:space="preserve">26.</w:t>
+      </w:r>
+      <w:r>
+        <w:t xml:space="preserve"> </w:t>
+      </w:r>
+      <w:r>
+        <w:t xml:space="preserve">	</w:t>
+      </w:r>
+      <w:r>
+        <w:t xml:space="preserve">Hafen R.</w:t>
+      </w:r>
+      <w:r>
+        <w:t xml:space="preserve"> </w:t>
+      </w:r>
+      <w:r>
+        <w:t xml:space="preserve">geofacet</w:t>
+      </w:r>
+      <w:r>
+        <w:t xml:space="preserve">:</w:t>
+      </w:r>
+      <w:r>
+        <w:t xml:space="preserve"> </w:t>
+      </w:r>
+      <w:r>
+        <w:t xml:space="preserve">“</w:t>
+      </w:r>
+      <w:r>
+        <w:t xml:space="preserve">ggplot2</w:t>
+      </w:r>
+      <w:r>
+        <w:t xml:space="preserve">”</w:t>
+      </w:r>
+      <w:r>
+        <w:t xml:space="preserve"> </w:t>
+      </w:r>
+      <w:r>
+        <w:t xml:space="preserve">faceting utilities for geographical data [Internet]. 2025. Available from:</w:t>
+      </w:r>
+      <w:r>
+        <w:t xml:space="preserve"> </w:t>
+      </w:r>
+      <w:hyperlink r:id="rId153">
+        <w:r>
+          <w:rPr>
+            <w:rStyle w:val="Hyperlink"/>
+          </w:rPr>
+          <w:t xml:space="preserve">https://CRAN.R-project.org/package=geofacet</w:t>
+        </w:r>
+      </w:hyperlink>
+    </w:p>
+    <w:bookmarkEnd w:id="154"/>
+    <w:bookmarkStart w:id="156" w:name="ref-gganimate"/>
+    <w:p>
+      <w:pPr>
+        <w:pStyle w:val="Bibliography"/>
+      </w:pPr>
+      <w:r>
+        <w:t xml:space="preserve">27.</w:t>
+      </w:r>
+      <w:r>
+        <w:t xml:space="preserve"> </w:t>
+      </w:r>
+      <w:r>
+        <w:t xml:space="preserve">	</w:t>
+      </w:r>
+      <w:r>
+        <w:t xml:space="preserve">Pedersen TL, Robinson D.</w:t>
+      </w:r>
+      <w:r>
+        <w:t xml:space="preserve"> </w:t>
+      </w:r>
+      <w:r>
+        <w:t xml:space="preserve">gganimate</w:t>
+      </w:r>
+      <w:r>
+        <w:t xml:space="preserve">: A grammar of animated graphics [Internet]. 2025. Available from:</w:t>
+      </w:r>
+      <w:r>
+        <w:t xml:space="preserve"> </w:t>
+      </w:r>
+      <w:hyperlink r:id="rId155">
+        <w:r>
+          <w:rPr>
+            <w:rStyle w:val="Hyperlink"/>
+          </w:rPr>
+          <w:t xml:space="preserve">https://gganimate.com</w:t>
+        </w:r>
+      </w:hyperlink>
+    </w:p>
+    <w:bookmarkEnd w:id="156"/>
+    <w:bookmarkStart w:id="158" w:name="ref-ggbump"/>
+    <w:p>
+      <w:pPr>
+        <w:pStyle w:val="Bibliography"/>
+      </w:pPr>
+      <w:r>
+        <w:t xml:space="preserve">28.</w:t>
+      </w:r>
+      <w:r>
+        <w:t xml:space="preserve"> </w:t>
+      </w:r>
+      <w:r>
+        <w:t xml:space="preserve">	</w:t>
+      </w:r>
+      <w:r>
+        <w:t xml:space="preserve">Sjoberg D.</w:t>
+      </w:r>
+      <w:r>
+        <w:t xml:space="preserve"> </w:t>
+      </w:r>
+      <w:r>
+        <w:t xml:space="preserve">ggbump</w:t>
+      </w:r>
+      <w:r>
+        <w:t xml:space="preserve">: Bump chart and sigmoid curves [Internet]. Available from:</w:t>
+      </w:r>
+      <w:r>
+        <w:t xml:space="preserve"> </w:t>
+      </w:r>
+      <w:hyperlink r:id="rId157">
+        <w:r>
+          <w:rPr>
+            <w:rStyle w:val="Hyperlink"/>
+          </w:rPr>
+          <w:t xml:space="preserve">https://github.com/davidsjoberg/ggbump</w:t>
+        </w:r>
+      </w:hyperlink>
+    </w:p>
+    <w:bookmarkEnd w:id="158"/>
+    <w:bookmarkStart w:id="160" w:name="ref-ggnewscale"/>
+    <w:p>
+      <w:pPr>
+        <w:pStyle w:val="Bibliography"/>
+      </w:pPr>
+      <w:r>
+        <w:t xml:space="preserve">29.</w:t>
+      </w:r>
+      <w:r>
+        <w:t xml:space="preserve"> </w:t>
+      </w:r>
+      <w:r>
+        <w:t xml:space="preserve">	</w:t>
+      </w:r>
+      <w:r>
+        <w:t xml:space="preserve">Campitelli E.</w:t>
+      </w:r>
+      <w:r>
+        <w:t xml:space="preserve"> </w:t>
+      </w:r>
+      <w:r>
+        <w:t xml:space="preserve">ggnewscale</w:t>
+      </w:r>
+      <w:r>
+        <w:t xml:space="preserve">: Multiple fill and colour scales in</w:t>
+      </w:r>
+      <w:r>
+        <w:t xml:space="preserve"> </w:t>
+      </w:r>
+      <w:r>
+        <w:t xml:space="preserve">“</w:t>
+      </w:r>
+      <w:r>
+        <w:t xml:space="preserve">ggplot2</w:t>
+      </w:r>
+      <w:r>
+        <w:t xml:space="preserve">”</w:t>
+      </w:r>
+      <w:r>
+        <w:t xml:space="preserve"> </w:t>
+      </w:r>
+      <w:r>
+        <w:t xml:space="preserve">[Internet]. 2025. Available from:</w:t>
+      </w:r>
+      <w:r>
+        <w:t xml:space="preserve"> </w:t>
+      </w:r>
+      <w:hyperlink r:id="rId159">
+        <w:r>
+          <w:rPr>
+            <w:rStyle w:val="Hyperlink"/>
+          </w:rPr>
+          <w:t xml:space="preserve">https://eliocamp.github.io/ggnewscale/</w:t>
+        </w:r>
+      </w:hyperlink>
+    </w:p>
+    <w:bookmarkEnd w:id="160"/>
+    <w:bookmarkStart w:id="162" w:name="ref-ggtext"/>
+    <w:p>
+      <w:pPr>
+        <w:pStyle w:val="Bibliography"/>
+      </w:pPr>
+      <w:r>
+        <w:t xml:space="preserve">30.</w:t>
+      </w:r>
+      <w:r>
+        <w:t xml:space="preserve"> </w:t>
+      </w:r>
+      <w:r>
+        <w:t xml:space="preserve">	</w:t>
+      </w:r>
+      <w:r>
+        <w:t xml:space="preserve">Wilke CO, Wiernik BM.</w:t>
+      </w:r>
+      <w:r>
+        <w:t xml:space="preserve"> </w:t>
+      </w:r>
+      <w:r>
+        <w:t xml:space="preserve">ggtext</w:t>
+      </w:r>
+      <w:r>
+        <w:t xml:space="preserve">: Improved text rendering support for</w:t>
+      </w:r>
+      <w:r>
+        <w:t xml:space="preserve"> </w:t>
+      </w:r>
+      <w:r>
+        <w:t xml:space="preserve">“</w:t>
+      </w:r>
+      <w:r>
+        <w:t xml:space="preserve">ggplot2</w:t>
+      </w:r>
+      <w:r>
+        <w:t xml:space="preserve">”</w:t>
+      </w:r>
+      <w:r>
+        <w:t xml:space="preserve"> </w:t>
+      </w:r>
+      <w:r>
+        <w:t xml:space="preserve">[Internet]. 2022. Available from:</w:t>
+      </w:r>
+      <w:r>
+        <w:t xml:space="preserve"> </w:t>
+      </w:r>
+      <w:hyperlink r:id="rId161">
+        <w:r>
+          <w:rPr>
+            <w:rStyle w:val="Hyperlink"/>
+          </w:rPr>
+          <w:t xml:space="preserve">https://wilkelab.org/ggtext/</w:t>
+        </w:r>
+      </w:hyperlink>
+    </w:p>
+    <w:bookmarkEnd w:id="162"/>
+    <w:bookmarkStart w:id="164" w:name="ref-glue"/>
+    <w:p>
+      <w:pPr>
+        <w:pStyle w:val="Bibliography"/>
+      </w:pPr>
+      <w:r>
+        <w:t xml:space="preserve">31.</w:t>
+      </w:r>
+      <w:r>
+        <w:t xml:space="preserve"> </w:t>
+      </w:r>
+      <w:r>
+        <w:t xml:space="preserve">	</w:t>
+      </w:r>
+      <w:r>
+        <w:t xml:space="preserve">Hester J, Bryan J.</w:t>
+      </w:r>
+      <w:r>
+        <w:t xml:space="preserve"> </w:t>
+      </w:r>
+      <w:r>
+        <w:t xml:space="preserve">glue</w:t>
+      </w:r>
+      <w:r>
+        <w:t xml:space="preserve">: Interpreted string literals [Internet]. 2026. Available from:</w:t>
+      </w:r>
+      <w:r>
+        <w:t xml:space="preserve"> </w:t>
+      </w:r>
+      <w:hyperlink r:id="rId163">
+        <w:r>
+          <w:rPr>
+            <w:rStyle w:val="Hyperlink"/>
+          </w:rPr>
+          <w:t xml:space="preserve">https://CRAN.R-project.org/package=glue</w:t>
+        </w:r>
+      </w:hyperlink>
+    </w:p>
+    <w:bookmarkEnd w:id="164"/>
+    <w:bookmarkStart w:id="165" w:name="ref-knitr2014"/>
+    <w:p>
+      <w:pPr>
+        <w:pStyle w:val="Bibliography"/>
+      </w:pPr>
+      <w:r>
+        <w:t xml:space="preserve">32.</w:t>
+      </w:r>
+      <w:r>
+        <w:t xml:space="preserve"> </w:t>
+      </w:r>
+      <w:r>
+        <w:t xml:space="preserve">	</w:t>
+      </w:r>
+      <w:r>
+        <w:t xml:space="preserve">Xie Y.</w:t>
+      </w:r>
+      <w:r>
+        <w:t xml:space="preserve"> </w:t>
+      </w:r>
+      <w:r>
+        <w:t xml:space="preserve">knitr</w:t>
+      </w:r>
+      <w:r>
+        <w:t xml:space="preserve">: A comprehensive tool for reproducible research in</w:t>
       </w:r>
       <w:r>
         <w:t xml:space="preserve"> </w:t>
@@ -5655,28 +6077,20 @@
         <w:t xml:space="preserve">R</w:t>
       </w:r>
       <w:r>
-        <w:t xml:space="preserve">: A language and environment for statistical computing [Internet]. Vienna, Austria: R Foundation for Statistical Computing; 2026. Available from:</w:t>
-      </w:r>
-      <w:r>
-        <w:t xml:space="preserve"> </w:t>
-      </w:r>
-      <w:hyperlink r:id="rId145">
-        <w:r>
-          <w:rPr>
-            <w:rStyle w:val="Hyperlink"/>
-          </w:rPr>
-          <w:t xml:space="preserve">https://www.R-project.org/</w:t>
-        </w:r>
-      </w:hyperlink>
-    </w:p>
-    <w:bookmarkEnd w:id="146"/>
-    <w:bookmarkStart w:id="148" w:name="ref-beepr"/>
+        <w:t xml:space="preserve">. In: Stodden V, Leisch F, Peng RD, editors. Implementing reproducible computational research. Chapman; Hall/CRC; 2014.</w:t>
+      </w:r>
+      <w:r>
+        <w:t xml:space="preserve"> </w:t>
+      </w:r>
+    </w:p>
+    <w:bookmarkEnd w:id="165"/>
+    <w:bookmarkStart w:id="167" w:name="ref-knitr2015"/>
     <w:p>
       <w:pPr>
         <w:pStyle w:val="Bibliography"/>
       </w:pPr>
       <w:r>
-        <w:t xml:space="preserve">22.</w:t>
+        <w:t xml:space="preserve">33.</w:t>
       </w:r>
       <w:r>
         <w:t xml:space="preserve"> </w:t>
@@ -5685,37 +6099,40 @@
         <w:t xml:space="preserve">	</w:t>
       </w:r>
       <w:r>
-        <w:t xml:space="preserve">Bååth R.</w:t>
-      </w:r>
-      <w:r>
-        <w:t xml:space="preserve"> </w:t>
-      </w:r>
-      <w:r>
-        <w:t xml:space="preserve">beepr</w:t>
-      </w:r>
-      <w:r>
-        <w:t xml:space="preserve">: Easily play notification sounds on any platform [Internet]. 2024. Available from:</w:t>
-      </w:r>
-      <w:r>
-        <w:t xml:space="preserve"> </w:t>
-      </w:r>
-      <w:hyperlink r:id="rId147">
-        <w:r>
-          <w:rPr>
-            <w:rStyle w:val="Hyperlink"/>
-          </w:rPr>
-          <w:t xml:space="preserve">https://github.com/rasmusab/beepr</w:t>
-        </w:r>
-      </w:hyperlink>
-    </w:p>
-    <w:bookmarkEnd w:id="148"/>
-    <w:bookmarkStart w:id="150" w:name="ref-flextable"/>
+        <w:t xml:space="preserve">Xie Y. Dynamic documents with</w:t>
+      </w:r>
+      <w:r>
+        <w:t xml:space="preserve"> </w:t>
+      </w:r>
+      <w:r>
+        <w:t xml:space="preserve">R</w:t>
+      </w:r>
+      <w:r>
+        <w:t xml:space="preserve"> </w:t>
+      </w:r>
+      <w:r>
+        <w:t xml:space="preserve">and knitr [Internet]. 2nd ed. Boca Raton, Florida: Chapman; Hall/CRC; 2015. Available from:</w:t>
+      </w:r>
+      <w:r>
+        <w:t xml:space="preserve"> </w:t>
+      </w:r>
+      <w:hyperlink r:id="rId166">
+        <w:r>
+          <w:rPr>
+            <w:rStyle w:val="Hyperlink"/>
+          </w:rPr>
+          <w:t xml:space="preserve">https://yihui.org/knitr/</w:t>
+        </w:r>
+      </w:hyperlink>
+    </w:p>
+    <w:bookmarkEnd w:id="167"/>
+    <w:bookmarkStart w:id="168" w:name="ref-knitr2025"/>
     <w:p>
       <w:pPr>
         <w:pStyle w:val="Bibliography"/>
       </w:pPr>
       <w:r>
-        <w:t xml:space="preserve">23.</w:t>
+        <w:t xml:space="preserve">34.</w:t>
       </w:r>
       <w:r>
         <w:t xml:space="preserve"> </w:t>
@@ -5724,37 +6141,49 @@
         <w:t xml:space="preserve">	</w:t>
       </w:r>
       <w:r>
-        <w:t xml:space="preserve">Gohel D, Skintzos P.</w:t>
-      </w:r>
-      <w:r>
-        <w:t xml:space="preserve"> </w:t>
-      </w:r>
-      <w:r>
-        <w:t xml:space="preserve">flextable</w:t>
-      </w:r>
-      <w:r>
-        <w:t xml:space="preserve">: Functions for tabular reporting [Internet]. 2026. Available from:</w:t>
-      </w:r>
-      <w:r>
-        <w:t xml:space="preserve"> </w:t>
-      </w:r>
-      <w:hyperlink r:id="rId149">
-        <w:r>
-          <w:rPr>
-            <w:rStyle w:val="Hyperlink"/>
-          </w:rPr>
-          <w:t xml:space="preserve">https://ardata-fr.github.io/flextable-book/</w:t>
-        </w:r>
-      </w:hyperlink>
-    </w:p>
-    <w:bookmarkEnd w:id="150"/>
-    <w:bookmarkStart w:id="152" w:name="ref-furrr"/>
+        <w:t xml:space="preserve">Xie Y.</w:t>
+      </w:r>
+      <w:r>
+        <w:t xml:space="preserve"> </w:t>
+      </w:r>
+      <w:r>
+        <w:t xml:space="preserve">knitr</w:t>
+      </w:r>
+      <w:r>
+        <w:t xml:space="preserve">: A general-purpose package for dynamic report generation in</w:t>
+      </w:r>
+      <w:r>
+        <w:t xml:space="preserve"> </w:t>
+      </w:r>
+      <w:r>
+        <w:t xml:space="preserve">R</w:t>
+      </w:r>
+      <w:r>
+        <w:t xml:space="preserve"> </w:t>
+      </w:r>
+      <w:r>
+        <w:t xml:space="preserve">[Internet]. 2025. Available from:</w:t>
+      </w:r>
+      <w:r>
+        <w:t xml:space="preserve"> </w:t>
+      </w:r>
+      <w:hyperlink r:id="rId166">
+        <w:r>
+          <w:rPr>
+            <w:rStyle w:val="Hyperlink"/>
+          </w:rPr>
+          <w:t xml:space="preserve">https://yihui.org/knitr/</w:t>
+        </w:r>
+      </w:hyperlink>
+    </w:p>
+    <w:bookmarkEnd w:id="168"/>
+    <w:bookmarkStart w:id="170" w:name="ref-officer"/>
     <w:p>
       <w:pPr>
         <w:pStyle w:val="Bibliography"/>
       </w:pPr>
       <w:r>
-        <w:t xml:space="preserve">24.</w:t>
+        <w:t xml:space="preserve">35.</w:t>
       </w:r>
       <w:r>
         <w:t xml:space="preserve"> </w:t>
@@ -5763,37 +6192,37 @@
         <w:t xml:space="preserve">	</w:t>
       </w:r>
       <w:r>
-        <w:t xml:space="preserve">Vaughan D, Bengtsson H, Dancho M.</w:t>
-      </w:r>
-      <w:r>
-        <w:t xml:space="preserve"> </w:t>
-      </w:r>
-      <w:r>
-        <w:t xml:space="preserve">furrr</w:t>
-      </w:r>
-      <w:r>
-        <w:t xml:space="preserve">: Apply mapping functions in parallel using futures [Internet]. 2026. Available from:</w:t>
-      </w:r>
-      <w:r>
-        <w:t xml:space="preserve"> </w:t>
-      </w:r>
-      <w:hyperlink r:id="rId151">
-        <w:r>
-          <w:rPr>
-            <w:rStyle w:val="Hyperlink"/>
-          </w:rPr>
-          <w:t xml:space="preserve">https://github.com/futureverse/furrr</w:t>
-        </w:r>
-      </w:hyperlink>
-    </w:p>
-    <w:bookmarkEnd w:id="152"/>
-    <w:bookmarkStart w:id="154" w:name="ref-future"/>
+        <w:t xml:space="preserve">Gohel D, Moog S, Heckmann M.</w:t>
+      </w:r>
+      <w:r>
+        <w:t xml:space="preserve"> </w:t>
+      </w:r>
+      <w:r>
+        <w:t xml:space="preserve">officer</w:t>
+      </w:r>
+      <w:r>
+        <w:t xml:space="preserve">: Manipulation of microsoft word and PowerPoint documents [Internet]. 2026. Available from:</w:t>
+      </w:r>
+      <w:r>
+        <w:t xml:space="preserve"> </w:t>
+      </w:r>
+      <w:hyperlink r:id="rId169">
+        <w:r>
+          <w:rPr>
+            <w:rStyle w:val="Hyperlink"/>
+          </w:rPr>
+          <w:t xml:space="preserve">https://ardata-fr.github.io/officeverse/</w:t>
+        </w:r>
+      </w:hyperlink>
+    </w:p>
+    <w:bookmarkEnd w:id="170"/>
+    <w:bookmarkStart w:id="172" w:name="ref-paletteer"/>
     <w:p>
       <w:pPr>
         <w:pStyle w:val="Bibliography"/>
       </w:pPr>
       <w:r>
-        <w:t xml:space="preserve">25.</w:t>
+        <w:t xml:space="preserve">36.</w:t>
       </w:r>
       <w:r>
         <w:t xml:space="preserve"> </w:t>
@@ -5802,28 +6231,37 @@
         <w:t xml:space="preserve">	</w:t>
       </w:r>
       <w:r>
-        <w:t xml:space="preserve">Bengtsson H. A unifying framework for parallel and distributed processing in r using futures. The R Journal [Internet]. 2021;13(2):208–27. Available from:</w:t>
-      </w:r>
-      <w:r>
-        <w:t xml:space="preserve"> </w:t>
-      </w:r>
-      <w:hyperlink r:id="rId153">
-        <w:r>
-          <w:rPr>
-            <w:rStyle w:val="Hyperlink"/>
-          </w:rPr>
-          <w:t xml:space="preserve">https://doi.org/10.32614/RJ-2021-048</w:t>
-        </w:r>
-      </w:hyperlink>
-    </w:p>
-    <w:bookmarkEnd w:id="154"/>
-    <w:bookmarkStart w:id="156" w:name="ref-geofacet"/>
+        <w:t xml:space="preserve">Hvitfeldt E.</w:t>
+      </w:r>
+      <w:r>
+        <w:t xml:space="preserve"> </w:t>
+      </w:r>
+      <w:r>
+        <w:t xml:space="preserve">paletteer</w:t>
+      </w:r>
+      <w:r>
+        <w:t xml:space="preserve">: Comprehensive collection of color palettes [Internet]. 2021. Available from:</w:t>
+      </w:r>
+      <w:r>
+        <w:t xml:space="preserve"> </w:t>
+      </w:r>
+      <w:hyperlink r:id="rId171">
+        <w:r>
+          <w:rPr>
+            <w:rStyle w:val="Hyperlink"/>
+          </w:rPr>
+          <w:t xml:space="preserve">https://github.com/EmilHvitfeldt/paletteer</w:t>
+        </w:r>
+      </w:hyperlink>
+    </w:p>
+    <w:bookmarkEnd w:id="172"/>
+    <w:bookmarkStart w:id="174" w:name="ref-patchwork"/>
     <w:p>
       <w:pPr>
         <w:pStyle w:val="Bibliography"/>
       </w:pPr>
       <w:r>
-        <w:t xml:space="preserve">26.</w:t>
+        <w:t xml:space="preserve">37.</w:t>
       </w:r>
       <w:r>
         <w:t xml:space="preserve"> </w:t>
@@ -5832,16 +6270,232 @@
         <w:t xml:space="preserve">	</w:t>
       </w:r>
       <w:r>
-        <w:t xml:space="preserve">Hafen R.</w:t>
-      </w:r>
-      <w:r>
-        <w:t xml:space="preserve"> </w:t>
-      </w:r>
-      <w:r>
-        <w:t xml:space="preserve">geofacet</w:t>
-      </w:r>
-      <w:r>
-        <w:t xml:space="preserve">:</w:t>
+        <w:t xml:space="preserve">Pedersen TL.</w:t>
+      </w:r>
+      <w:r>
+        <w:t xml:space="preserve"> </w:t>
+      </w:r>
+      <w:r>
+        <w:t xml:space="preserve">patchwork</w:t>
+      </w:r>
+      <w:r>
+        <w:t xml:space="preserve">: The composer of plots [Internet]. 2025. Available from:</w:t>
+      </w:r>
+      <w:r>
+        <w:t xml:space="preserve"> </w:t>
+      </w:r>
+      <w:hyperlink r:id="rId173">
+        <w:r>
+          <w:rPr>
+            <w:rStyle w:val="Hyperlink"/>
+          </w:rPr>
+          <w:t xml:space="preserve">https://patchwork.data-imaginist.com</w:t>
+        </w:r>
+      </w:hyperlink>
+    </w:p>
+    <w:bookmarkEnd w:id="174"/>
+    <w:bookmarkStart w:id="176" w:name="ref-renv"/>
+    <w:p>
+      <w:pPr>
+        <w:pStyle w:val="Bibliography"/>
+      </w:pPr>
+      <w:r>
+        <w:t xml:space="preserve">38.</w:t>
+      </w:r>
+      <w:r>
+        <w:t xml:space="preserve"> </w:t>
+      </w:r>
+      <w:r>
+        <w:t xml:space="preserve">	</w:t>
+      </w:r>
+      <w:r>
+        <w:t xml:space="preserve">Ushey K, Wickham H.</w:t>
+      </w:r>
+      <w:r>
+        <w:t xml:space="preserve"> </w:t>
+      </w:r>
+      <w:r>
+        <w:t xml:space="preserve">renv</w:t>
+      </w:r>
+      <w:r>
+        <w:t xml:space="preserve">: Project environments [Internet]. 2026. Available from:</w:t>
+      </w:r>
+      <w:r>
+        <w:t xml:space="preserve"> </w:t>
+      </w:r>
+      <w:hyperlink r:id="rId175">
+        <w:r>
+          <w:rPr>
+            <w:rStyle w:val="Hyperlink"/>
+          </w:rPr>
+          <w:t xml:space="preserve">https://rstudio.github.io/renv/</w:t>
+        </w:r>
+      </w:hyperlink>
+    </w:p>
+    <w:bookmarkEnd w:id="176"/>
+    <w:bookmarkStart w:id="178" w:name="ref-rmarkdown2018"/>
+    <w:p>
+      <w:pPr>
+        <w:pStyle w:val="Bibliography"/>
+      </w:pPr>
+      <w:r>
+        <w:t xml:space="preserve">39.</w:t>
+      </w:r>
+      <w:r>
+        <w:t xml:space="preserve"> </w:t>
+      </w:r>
+      <w:r>
+        <w:t xml:space="preserve">	</w:t>
+      </w:r>
+      <w:r>
+        <w:t xml:space="preserve">Xie Y, Allaire JJ, Grolemund G. R markdown: The definitive guide [Internet]. Boca Raton, Florida: Chapman; Hall/CRC; 2018. Available from:</w:t>
+      </w:r>
+      <w:r>
+        <w:t xml:space="preserve"> </w:t>
+      </w:r>
+      <w:hyperlink r:id="rId177">
+        <w:r>
+          <w:rPr>
+            <w:rStyle w:val="Hyperlink"/>
+          </w:rPr>
+          <w:t xml:space="preserve">https://yihui.org/rmarkdown/</w:t>
+        </w:r>
+      </w:hyperlink>
+    </w:p>
+    <w:bookmarkEnd w:id="178"/>
+    <w:bookmarkStart w:id="180" w:name="ref-rmarkdown2020"/>
+    <w:p>
+      <w:pPr>
+        <w:pStyle w:val="Bibliography"/>
+      </w:pPr>
+      <w:r>
+        <w:t xml:space="preserve">40.</w:t>
+      </w:r>
+      <w:r>
+        <w:t xml:space="preserve"> </w:t>
+      </w:r>
+      <w:r>
+        <w:t xml:space="preserve">	</w:t>
+      </w:r>
+      <w:r>
+        <w:t xml:space="preserve">Xie Y, Dervieux C, Riederer E. R markdown cookbook [Internet]. Boca Raton, Florida: Chapman; Hall/CRC; 2020. Available from:</w:t>
+      </w:r>
+      <w:r>
+        <w:t xml:space="preserve"> </w:t>
+      </w:r>
+      <w:hyperlink r:id="rId179">
+        <w:r>
+          <w:rPr>
+            <w:rStyle w:val="Hyperlink"/>
+          </w:rPr>
+          <w:t xml:space="preserve">https://yihui.org/rmarkdown-cookbook</w:t>
+        </w:r>
+      </w:hyperlink>
+    </w:p>
+    <w:bookmarkEnd w:id="180"/>
+    <w:bookmarkStart w:id="182" w:name="ref-rmarkdown2026"/>
+    <w:p>
+      <w:pPr>
+        <w:pStyle w:val="Bibliography"/>
+      </w:pPr>
+      <w:r>
+        <w:t xml:space="preserve">41.</w:t>
+      </w:r>
+      <w:r>
+        <w:t xml:space="preserve"> </w:t>
+      </w:r>
+      <w:r>
+        <w:t xml:space="preserve">	</w:t>
+      </w:r>
+      <w:r>
+        <w:t xml:space="preserve">Allaire J, Xie Y, Dervieux C, McPherson J, Luraschi J, Ushey K, et al.</w:t>
+      </w:r>
+      <w:r>
+        <w:t xml:space="preserve"> </w:t>
+      </w:r>
+      <w:r>
+        <w:t xml:space="preserve">rmarkdown</w:t>
+      </w:r>
+      <w:r>
+        <w:t xml:space="preserve">: Dynamic documents for r [Internet]. 2026. Available from:</w:t>
+      </w:r>
+      <w:r>
+        <w:t xml:space="preserve"> </w:t>
+      </w:r>
+      <w:hyperlink r:id="rId181">
+        <w:r>
+          <w:rPr>
+            <w:rStyle w:val="Hyperlink"/>
+          </w:rPr>
+          <w:t xml:space="preserve">https://github.com/rstudio/rmarkdown</w:t>
+        </w:r>
+      </w:hyperlink>
+    </w:p>
+    <w:bookmarkEnd w:id="182"/>
+    <w:bookmarkStart w:id="184" w:name="ref-scales"/>
+    <w:p>
+      <w:pPr>
+        <w:pStyle w:val="Bibliography"/>
+      </w:pPr>
+      <w:r>
+        <w:t xml:space="preserve">42.</w:t>
+      </w:r>
+      <w:r>
+        <w:t xml:space="preserve"> </w:t>
+      </w:r>
+      <w:r>
+        <w:t xml:space="preserve">	</w:t>
+      </w:r>
+      <w:r>
+        <w:t xml:space="preserve">Wickham H, Pedersen TL, Seidel D.</w:t>
+      </w:r>
+      <w:r>
+        <w:t xml:space="preserve"> </w:t>
+      </w:r>
+      <w:r>
+        <w:t xml:space="preserve">scales</w:t>
+      </w:r>
+      <w:r>
+        <w:t xml:space="preserve">: Scale functions for visualization [Internet]. 2025. Available from:</w:t>
+      </w:r>
+      <w:r>
+        <w:t xml:space="preserve"> </w:t>
+      </w:r>
+      <w:hyperlink r:id="rId183">
+        <w:r>
+          <w:rPr>
+            <w:rStyle w:val="Hyperlink"/>
+          </w:rPr>
+          <w:t xml:space="preserve">https://scales.r-lib.org</w:t>
+        </w:r>
+      </w:hyperlink>
+    </w:p>
+    <w:bookmarkEnd w:id="184"/>
+    <w:bookmarkStart w:id="186" w:name="ref-svglite"/>
+    <w:p>
+      <w:pPr>
+        <w:pStyle w:val="Bibliography"/>
+      </w:pPr>
+      <w:r>
+        <w:t xml:space="preserve">43.</w:t>
+      </w:r>
+      <w:r>
+        <w:t xml:space="preserve"> </w:t>
+      </w:r>
+      <w:r>
+        <w:t xml:space="preserve">	</w:t>
+      </w:r>
+      <w:r>
+        <w:t xml:space="preserve">Wickham H, Henry L, Pedersen TL, Luciani TJ, Decorde M, Lise V.</w:t>
+      </w:r>
+      <w:r>
+        <w:t xml:space="preserve"> </w:t>
+      </w:r>
+      <w:r>
+        <w:t xml:space="preserve">svglite</w:t>
+      </w:r>
+      <w:r>
+        <w:t xml:space="preserve">: An</w:t>
       </w:r>
       <w:r>
         <w:t xml:space="preserve"> </w:t>
@@ -5850,7 +6504,7 @@
         <w:t xml:space="preserve">“</w:t>
       </w:r>
       <w:r>
-        <w:t xml:space="preserve">ggplot2</w:t>
+        <w:t xml:space="preserve">SVG</w:t>
       </w:r>
       <w:r>
         <w:t xml:space="preserve">”</w:t>
@@ -5859,28 +6513,28 @@
         <w:t xml:space="preserve"> </w:t>
       </w:r>
       <w:r>
-        <w:t xml:space="preserve">faceting utilities for geographical data [Internet]. 2025. Available from:</w:t>
-      </w:r>
-      <w:r>
-        <w:t xml:space="preserve"> </w:t>
-      </w:r>
-      <w:hyperlink r:id="rId155">
-        <w:r>
-          <w:rPr>
-            <w:rStyle w:val="Hyperlink"/>
-          </w:rPr>
-          <w:t xml:space="preserve">https://CRAN.R-project.org/package=geofacet</w:t>
-        </w:r>
-      </w:hyperlink>
-    </w:p>
-    <w:bookmarkEnd w:id="156"/>
-    <w:bookmarkStart w:id="158" w:name="ref-gganimate"/>
+        <w:t xml:space="preserve">graphics device [Internet]. 2025. Available from:</w:t>
+      </w:r>
+      <w:r>
+        <w:t xml:space="preserve"> </w:t>
+      </w:r>
+      <w:hyperlink r:id="rId185">
+        <w:r>
+          <w:rPr>
+            <w:rStyle w:val="Hyperlink"/>
+          </w:rPr>
+          <w:t xml:space="preserve">https://svglite.r-lib.org</w:t>
+        </w:r>
+      </w:hyperlink>
+    </w:p>
+    <w:bookmarkEnd w:id="186"/>
+    <w:bookmarkStart w:id="188" w:name="ref-tidyverse"/>
     <w:p>
       <w:pPr>
         <w:pStyle w:val="Bibliography"/>
       </w:pPr>
       <w:r>
-        <w:t xml:space="preserve">27.</w:t>
+        <w:t xml:space="preserve">44.</w:t>
       </w:r>
       <w:r>
         <w:t xml:space="preserve"> </w:t>
@@ -5889,37 +6543,46 @@
         <w:t xml:space="preserve">	</w:t>
       </w:r>
       <w:r>
-        <w:t xml:space="preserve">Pedersen TL, Robinson D.</w:t>
-      </w:r>
-      <w:r>
-        <w:t xml:space="preserve"> </w:t>
-      </w:r>
-      <w:r>
-        <w:t xml:space="preserve">gganimate</w:t>
-      </w:r>
-      <w:r>
-        <w:t xml:space="preserve">: A grammar of animated graphics [Internet]. 2025. Available from:</w:t>
-      </w:r>
-      <w:r>
-        <w:t xml:space="preserve"> </w:t>
-      </w:r>
-      <w:hyperlink r:id="rId157">
-        <w:r>
-          <w:rPr>
-            <w:rStyle w:val="Hyperlink"/>
-          </w:rPr>
-          <w:t xml:space="preserve">https://gganimate.com</w:t>
-        </w:r>
-      </w:hyperlink>
-    </w:p>
-    <w:bookmarkEnd w:id="158"/>
-    <w:bookmarkStart w:id="160" w:name="ref-ggbump"/>
+        <w:t xml:space="preserve">Wickham H, Averick M, Bryan J, Chang W, McGowan LD, François R, et al.</w:t>
+      </w:r>
+      <w:r>
+        <w:t xml:space="preserve"> </w:t>
+      </w:r>
+      <w:hyperlink r:id="rId187">
+        <w:r>
+          <w:rPr>
+            <w:rStyle w:val="Hyperlink"/>
+          </w:rPr>
+          <w:t xml:space="preserve">Welcome to the</w:t>
+        </w:r>
+        <w:r>
+          <w:rPr>
+            <w:rStyle w:val="Hyperlink"/>
+          </w:rPr>
+          <w:t xml:space="preserve"> </w:t>
+        </w:r>
+        <w:r>
+          <w:rPr>
+            <w:rStyle w:val="Hyperlink"/>
+          </w:rPr>
+          <w:t xml:space="preserve">tidyverse</w:t>
+        </w:r>
+      </w:hyperlink>
+      <w:r>
+        <w:t xml:space="preserve">. Journal of Open Source Software. 2019;4(43):1686.</w:t>
+      </w:r>
+      <w:r>
+        <w:t xml:space="preserve"> </w:t>
+      </w:r>
+    </w:p>
+    <w:bookmarkEnd w:id="188"/>
+    <w:bookmarkStart w:id="189" w:name="ref-altman2003statistics"/>
     <w:p>
       <w:pPr>
         <w:pStyle w:val="Bibliography"/>
       </w:pPr>
       <w:r>
-        <w:t xml:space="preserve">28.</w:t>
+        <w:t xml:space="preserve">45.</w:t>
       </w:r>
       <w:r>
         <w:t xml:space="preserve"> </w:t>
@@ -5928,37 +6591,20 @@
         <w:t xml:space="preserve">	</w:t>
       </w:r>
       <w:r>
-        <w:t xml:space="preserve">Sjoberg D.</w:t>
-      </w:r>
-      <w:r>
-        <w:t xml:space="preserve"> </w:t>
-      </w:r>
-      <w:r>
-        <w:t xml:space="preserve">ggbump</w:t>
-      </w:r>
-      <w:r>
-        <w:t xml:space="preserve">: Bump chart and sigmoid curves [Internet]. Available from:</w:t>
-      </w:r>
-      <w:r>
-        <w:t xml:space="preserve"> </w:t>
-      </w:r>
-      <w:hyperlink r:id="rId159">
-        <w:r>
-          <w:rPr>
-            <w:rStyle w:val="Hyperlink"/>
-          </w:rPr>
-          <w:t xml:space="preserve">https://github.com/davidsjoberg/ggbump</w:t>
-        </w:r>
-      </w:hyperlink>
-    </w:p>
-    <w:bookmarkEnd w:id="160"/>
-    <w:bookmarkStart w:id="162" w:name="ref-ggnewscale"/>
+        <w:t xml:space="preserve">Altman DG, Bland JM. Statistics notes: Interaction revisited: The difference between two estimates. BMJ. 2003;326(7382):219.</w:t>
+      </w:r>
+      <w:r>
+        <w:t xml:space="preserve"> </w:t>
+      </w:r>
+    </w:p>
+    <w:bookmarkEnd w:id="189"/>
+    <w:bookmarkStart w:id="190" w:name="ref-rothman2008modern"/>
     <w:p>
       <w:pPr>
         <w:pStyle w:val="Bibliography"/>
       </w:pPr>
       <w:r>
-        <w:t xml:space="preserve">29.</w:t>
+        <w:t xml:space="preserve">46.</w:t>
       </w:r>
       <w:r>
         <w:t xml:space="preserve"> </w:t>
@@ -5967,55 +6613,20 @@
         <w:t xml:space="preserve">	</w:t>
       </w:r>
       <w:r>
-        <w:t xml:space="preserve">Campitelli E.</w:t>
-      </w:r>
-      <w:r>
-        <w:t xml:space="preserve"> </w:t>
-      </w:r>
-      <w:r>
-        <w:t xml:space="preserve">ggnewscale</w:t>
-      </w:r>
-      <w:r>
-        <w:t xml:space="preserve">: Multiple fill and colour scales in</w:t>
-      </w:r>
-      <w:r>
-        <w:t xml:space="preserve"> </w:t>
-      </w:r>
-      <w:r>
-        <w:t xml:space="preserve">“</w:t>
-      </w:r>
-      <w:r>
-        <w:t xml:space="preserve">ggplot2</w:t>
-      </w:r>
-      <w:r>
-        <w:t xml:space="preserve">”</w:t>
-      </w:r>
-      <w:r>
-        <w:t xml:space="preserve"> </w:t>
-      </w:r>
-      <w:r>
-        <w:t xml:space="preserve">[Internet]. 2025. Available from:</w:t>
-      </w:r>
-      <w:r>
-        <w:t xml:space="preserve"> </w:t>
-      </w:r>
-      <w:hyperlink r:id="rId161">
-        <w:r>
-          <w:rPr>
-            <w:rStyle w:val="Hyperlink"/>
-          </w:rPr>
-          <w:t xml:space="preserve">https://eliocamp.github.io/ggnewscale/</w:t>
-        </w:r>
-      </w:hyperlink>
-    </w:p>
-    <w:bookmarkEnd w:id="162"/>
-    <w:bookmarkStart w:id="164" w:name="ref-ggtext"/>
+        <w:t xml:space="preserve">Rothman KJ, Greenland S, Lash TL. Modern epidemiology. Lippincott Williams &amp; Wilkins; 2008.</w:t>
+      </w:r>
+      <w:r>
+        <w:t xml:space="preserve"> </w:t>
+      </w:r>
+    </w:p>
+    <w:bookmarkEnd w:id="190"/>
+    <w:bookmarkStart w:id="191" w:name="ref-cochran1977sampling"/>
     <w:p>
       <w:pPr>
         <w:pStyle w:val="Bibliography"/>
       </w:pPr>
       <w:r>
-        <w:t xml:space="preserve">30.</w:t>
+        <w:t xml:space="preserve">47.</w:t>
       </w:r>
       <w:r>
         <w:t xml:space="preserve"> </w:t>
@@ -6024,55 +6635,20 @@
         <w:t xml:space="preserve">	</w:t>
       </w:r>
       <w:r>
-        <w:t xml:space="preserve">Wilke CO, Wiernik BM.</w:t>
-      </w:r>
-      <w:r>
-        <w:t xml:space="preserve"> </w:t>
-      </w:r>
-      <w:r>
-        <w:t xml:space="preserve">ggtext</w:t>
-      </w:r>
-      <w:r>
-        <w:t xml:space="preserve">: Improved text rendering support for</w:t>
-      </w:r>
-      <w:r>
-        <w:t xml:space="preserve"> </w:t>
-      </w:r>
-      <w:r>
-        <w:t xml:space="preserve">“</w:t>
-      </w:r>
-      <w:r>
-        <w:t xml:space="preserve">ggplot2</w:t>
-      </w:r>
-      <w:r>
-        <w:t xml:space="preserve">”</w:t>
-      </w:r>
-      <w:r>
-        <w:t xml:space="preserve"> </w:t>
-      </w:r>
-      <w:r>
-        <w:t xml:space="preserve">[Internet]. 2022. Available from:</w:t>
-      </w:r>
-      <w:r>
-        <w:t xml:space="preserve"> </w:t>
-      </w:r>
-      <w:hyperlink r:id="rId163">
-        <w:r>
-          <w:rPr>
-            <w:rStyle w:val="Hyperlink"/>
-          </w:rPr>
-          <w:t xml:space="preserve">https://wilkelab.org/ggtext/</w:t>
-        </w:r>
-      </w:hyperlink>
-    </w:p>
-    <w:bookmarkEnd w:id="164"/>
-    <w:bookmarkStart w:id="166" w:name="ref-glue"/>
+        <w:t xml:space="preserve">Cochran WG. Sampling techniques. John Wiley &amp; Sons; 1977.</w:t>
+      </w:r>
+      <w:r>
+        <w:t xml:space="preserve"> </w:t>
+      </w:r>
+    </w:p>
+    <w:bookmarkEnd w:id="191"/>
+    <w:bookmarkStart w:id="193" w:name="ref-vos2020"/>
     <w:p>
       <w:pPr>
         <w:pStyle w:val="Bibliography"/>
       </w:pPr>
       <w:r>
-        <w:t xml:space="preserve">31.</w:t>
+        <w:t xml:space="preserve">48.</w:t>
       </w:r>
       <w:r>
         <w:t xml:space="preserve"> </w:t>
@@ -6081,37 +6657,31 @@
         <w:t xml:space="preserve">	</w:t>
       </w:r>
       <w:r>
-        <w:t xml:space="preserve">Hester J, Bryan J.</w:t>
-      </w:r>
-      <w:r>
-        <w:t xml:space="preserve"> </w:t>
-      </w:r>
-      <w:r>
-        <w:t xml:space="preserve">glue</w:t>
-      </w:r>
-      <w:r>
-        <w:t xml:space="preserve">: Interpreted string literals [Internet]. 2026. Available from:</w:t>
-      </w:r>
-      <w:r>
-        <w:t xml:space="preserve"> </w:t>
-      </w:r>
-      <w:hyperlink r:id="rId165">
-        <w:r>
-          <w:rPr>
-            <w:rStyle w:val="Hyperlink"/>
-          </w:rPr>
-          <w:t xml:space="preserve">https://CRAN.R-project.org/package=glue</w:t>
-        </w:r>
-      </w:hyperlink>
-    </w:p>
-    <w:bookmarkEnd w:id="166"/>
-    <w:bookmarkStart w:id="167" w:name="ref-knitr2014"/>
+        <w:t xml:space="preserve">Vos T, Lim SS, Abbafati C, Abbas KM, Abbasi M, Abbasifard M, et al. Global burden of 369 diseases and injuries in 204 countries and territories, 1990</w:t>
+      </w:r>
+      <w:r>
+        <w:t xml:space="preserve">2019: A systematic analysis for the global burden of disease study 2019. The Lancet [Internet]. 2020 Oct;396(10258):1204–22. Available from:</w:t>
+      </w:r>
+      <w:r>
+        <w:t xml:space="preserve"> </w:t>
+      </w:r>
+      <w:hyperlink r:id="rId192">
+        <w:r>
+          <w:rPr>
+            <w:rStyle w:val="Hyperlink"/>
+          </w:rPr>
+          <w:t xml:space="preserve">http://dx.doi.org/10.1016/S0140-6736(20)30925-9</w:t>
+        </w:r>
+      </w:hyperlink>
+    </w:p>
+    <w:bookmarkEnd w:id="193"/>
+    <w:bookmarkStart w:id="195" w:name="ref-RN24"/>
     <w:p>
       <w:pPr>
         <w:pStyle w:val="Bibliography"/>
       </w:pPr>
       <w:r>
-        <w:t xml:space="preserve">32.</w:t>
+        <w:t xml:space="preserve">49.</w:t>
       </w:r>
       <w:r>
         <w:t xml:space="preserve"> </w:t>
@@ -6120,38 +6690,28 @@
         <w:t xml:space="preserve">	</w:t>
       </w:r>
       <w:r>
-        <w:t xml:space="preserve">Xie Y.</w:t>
-      </w:r>
-      <w:r>
-        <w:t xml:space="preserve"> </w:t>
-      </w:r>
-      <w:r>
-        <w:t xml:space="preserve">knitr</w:t>
-      </w:r>
-      <w:r>
-        <w:t xml:space="preserve">: A comprehensive tool for reproducible research in</w:t>
-      </w:r>
-      <w:r>
-        <w:t xml:space="preserve"> </w:t>
-      </w:r>
-      <w:r>
-        <w:t xml:space="preserve">R</w:t>
-      </w:r>
-      <w:r>
-        <w:t xml:space="preserve">. In: Stodden V, Leisch F, Peng RD, editors. Implementing reproducible computational research. Chapman; Hall/CRC; 2014.</w:t>
-      </w:r>
-      <w:r>
-        <w:t xml:space="preserve"> </w:t>
-      </w:r>
-    </w:p>
-    <w:bookmarkEnd w:id="167"/>
-    <w:bookmarkStart w:id="169" w:name="ref-knitr2015"/>
+        <w:t xml:space="preserve">Bank W. Vol. 2025. World Development Indicators; 2025. Available from:</w:t>
+      </w:r>
+      <w:r>
+        <w:t xml:space="preserve"> </w:t>
+      </w:r>
+      <w:hyperlink r:id="rId194">
+        <w:r>
+          <w:rPr>
+            <w:rStyle w:val="Hyperlink"/>
+          </w:rPr>
+          <w:t xml:space="preserve">https://data.worldbank.org/indicator/SH.XPD.CHEX.PP.CD</w:t>
+        </w:r>
+      </w:hyperlink>
+    </w:p>
+    <w:bookmarkEnd w:id="195"/>
+    <w:bookmarkStart w:id="197" w:name="ref-RN25"/>
     <w:p>
       <w:pPr>
         <w:pStyle w:val="Bibliography"/>
       </w:pPr>
       <w:r>
-        <w:t xml:space="preserve">33.</w:t>
+        <w:t xml:space="preserve">50.</w:t>
       </w:r>
       <w:r>
         <w:t xml:space="preserve"> </w:t>
@@ -6160,40 +6720,28 @@
         <w:t xml:space="preserve">	</w:t>
       </w:r>
       <w:r>
-        <w:t xml:space="preserve">Xie Y. Dynamic documents with</w:t>
-      </w:r>
-      <w:r>
-        <w:t xml:space="preserve"> </w:t>
-      </w:r>
-      <w:r>
-        <w:t xml:space="preserve">R</w:t>
-      </w:r>
-      <w:r>
-        <w:t xml:space="preserve"> </w:t>
-      </w:r>
-      <w:r>
-        <w:t xml:space="preserve">and knitr [Internet]. 2nd ed. Boca Raton, Florida: Chapman; Hall/CRC; 2015. Available from:</w:t>
-      </w:r>
-      <w:r>
-        <w:t xml:space="preserve"> </w:t>
-      </w:r>
-      <w:hyperlink r:id="rId168">
-        <w:r>
-          <w:rPr>
-            <w:rStyle w:val="Hyperlink"/>
-          </w:rPr>
-          <w:t xml:space="preserve">https://yihui.org/knitr/</w:t>
-        </w:r>
-      </w:hyperlink>
-    </w:p>
-    <w:bookmarkEnd w:id="169"/>
-    <w:bookmarkStart w:id="170" w:name="ref-knitr2025"/>
+        <w:t xml:space="preserve">Bruce LJ, Jeffrey SM, Yun Z, Ted AS, Alon ZW, Brent KH. Disparities in bladder cancer. Urologic Oncology: Seminars and Original Investigations [Internet]. 2012;30(1):81–8. Available from:</w:t>
+      </w:r>
+      <w:r>
+        <w:t xml:space="preserve"> </w:t>
+      </w:r>
+      <w:hyperlink r:id="rId196">
+        <w:r>
+          <w:rPr>
+            <w:rStyle w:val="Hyperlink"/>
+          </w:rPr>
+          <w:t xml:space="preserve">https://www.sciencedirect.com/science/article/pii/S1078143911002808</w:t>
+        </w:r>
+      </w:hyperlink>
+    </w:p>
+    <w:bookmarkEnd w:id="197"/>
+    <w:bookmarkStart w:id="199" w:name="ref-RN26"/>
     <w:p>
       <w:pPr>
         <w:pStyle w:val="Bibliography"/>
       </w:pPr>
       <w:r>
-        <w:t xml:space="preserve">34.</w:t>
+        <w:t xml:space="preserve">51.</w:t>
       </w:r>
       <w:r>
         <w:t xml:space="preserve"> </w:t>
@@ -6202,49 +6750,28 @@
         <w:t xml:space="preserve">	</w:t>
       </w:r>
       <w:r>
-        <w:t xml:space="preserve">Xie Y.</w:t>
-      </w:r>
-      <w:r>
-        <w:t xml:space="preserve"> </w:t>
-      </w:r>
-      <w:r>
-        <w:t xml:space="preserve">knitr</w:t>
-      </w:r>
-      <w:r>
-        <w:t xml:space="preserve">: A general-purpose package for dynamic report generation in</w:t>
-      </w:r>
-      <w:r>
-        <w:t xml:space="preserve"> </w:t>
-      </w:r>
-      <w:r>
-        <w:t xml:space="preserve">R</w:t>
-      </w:r>
-      <w:r>
-        <w:t xml:space="preserve"> </w:t>
-      </w:r>
-      <w:r>
-        <w:t xml:space="preserve">[Internet]. 2025. Available from:</w:t>
-      </w:r>
-      <w:r>
-        <w:t xml:space="preserve"> </w:t>
-      </w:r>
-      <w:hyperlink r:id="rId168">
-        <w:r>
-          <w:rPr>
-            <w:rStyle w:val="Hyperlink"/>
-          </w:rPr>
-          <w:t xml:space="preserve">https://yihui.org/knitr/</w:t>
-        </w:r>
-      </w:hyperlink>
-    </w:p>
-    <w:bookmarkEnd w:id="170"/>
-    <w:bookmarkStart w:id="172" w:name="ref-officer"/>
+        <w:t xml:space="preserve">Wong MCS, Fung FDH, Leung C, Cheung WWL, Goggins WB, Ng CF. The global epidemiology of bladder cancer: A joinpoint regression analysis of its incidence and mortality trends and projection. Scientific Reports [Internet]. 2018;8(1):1129. Available from:</w:t>
+      </w:r>
+      <w:r>
+        <w:t xml:space="preserve"> </w:t>
+      </w:r>
+      <w:hyperlink r:id="rId198">
+        <w:r>
+          <w:rPr>
+            <w:rStyle w:val="Hyperlink"/>
+          </w:rPr>
+          <w:t xml:space="preserve">https://doi.org/10.1038/s41598-018-19199-z</w:t>
+        </w:r>
+      </w:hyperlink>
+    </w:p>
+    <w:bookmarkEnd w:id="199"/>
+    <w:bookmarkStart w:id="201" w:name="ref-RN27"/>
     <w:p>
       <w:pPr>
         <w:pStyle w:val="Bibliography"/>
       </w:pPr>
       <w:r>
-        <w:t xml:space="preserve">35.</w:t>
+        <w:t xml:space="preserve">52.</w:t>
       </w:r>
       <w:r>
         <w:t xml:space="preserve"> </w:t>
@@ -6253,37 +6780,28 @@
         <w:t xml:space="preserve">	</w:t>
       </w:r>
       <w:r>
-        <w:t xml:space="preserve">Gohel D, Moog S, Heckmann M.</w:t>
-      </w:r>
-      <w:r>
-        <w:t xml:space="preserve"> </w:t>
-      </w:r>
-      <w:r>
-        <w:t xml:space="preserve">officer</w:t>
-      </w:r>
-      <w:r>
-        <w:t xml:space="preserve">: Manipulation of microsoft word and PowerPoint documents [Internet]. 2026. Available from:</w:t>
-      </w:r>
-      <w:r>
-        <w:t xml:space="preserve"> </w:t>
-      </w:r>
-      <w:hyperlink r:id="rId171">
-        <w:r>
-          <w:rPr>
-            <w:rStyle w:val="Hyperlink"/>
-          </w:rPr>
-          <w:t xml:space="preserve">https://ardata-fr.github.io/officeverse/</w:t>
-        </w:r>
-      </w:hyperlink>
-    </w:p>
-    <w:bookmarkEnd w:id="172"/>
-    <w:bookmarkStart w:id="174" w:name="ref-paletteer"/>
+        <w:t xml:space="preserve">Zi H, Liu MY, Luo LS, Huang Q, Luo PC, Luan HH, et al. Global burden of benign prostatic hyperplasia, urinary tract infections, urolithiasis, bladder cancer, kidney cancer, and prostate cancer from 1990 to 2021. Military Medical Research [Internet]. 2024;11(1):64. Available from:</w:t>
+      </w:r>
+      <w:r>
+        <w:t xml:space="preserve"> </w:t>
+      </w:r>
+      <w:hyperlink r:id="rId200">
+        <w:r>
+          <w:rPr>
+            <w:rStyle w:val="Hyperlink"/>
+          </w:rPr>
+          <w:t xml:space="preserve">https://doi.org/10.1186/s40779-024-00569-w</w:t>
+        </w:r>
+      </w:hyperlink>
+    </w:p>
+    <w:bookmarkEnd w:id="201"/>
+    <w:bookmarkStart w:id="203" w:name="ref-RN28"/>
     <w:p>
       <w:pPr>
         <w:pStyle w:val="Bibliography"/>
       </w:pPr>
       <w:r>
-        <w:t xml:space="preserve">36.</w:t>
+        <w:t xml:space="preserve">53.</w:t>
       </w:r>
       <w:r>
         <w:t xml:space="preserve"> </w:t>
@@ -6292,37 +6810,28 @@
         <w:t xml:space="preserve">	</w:t>
       </w:r>
       <w:r>
-        <w:t xml:space="preserve">Hvitfeldt E.</w:t>
-      </w:r>
-      <w:r>
-        <w:t xml:space="preserve"> </w:t>
-      </w:r>
-      <w:r>
-        <w:t xml:space="preserve">paletteer</w:t>
-      </w:r>
-      <w:r>
-        <w:t xml:space="preserve">: Comprehensive collection of color palettes [Internet]. 2021. Available from:</w:t>
-      </w:r>
-      <w:r>
-        <w:t xml:space="preserve"> </w:t>
-      </w:r>
-      <w:hyperlink r:id="rId173">
-        <w:r>
-          <w:rPr>
-            <w:rStyle w:val="Hyperlink"/>
-          </w:rPr>
-          <w:t xml:space="preserve">https://github.com/EmilHvitfeldt/paletteer</w:t>
-        </w:r>
-      </w:hyperlink>
-    </w:p>
-    <w:bookmarkEnd w:id="174"/>
-    <w:bookmarkStart w:id="176" w:name="ref-patchwork"/>
+        <w:t xml:space="preserve">Medicine I of M(US)R on EB. The healthcare imperative: Lowering costs and improving outcomes. In: Yong PL OL Saunders RS, editor. Washington, DC: National Academies Press (US); 2010. Available from:</w:t>
+      </w:r>
+      <w:r>
+        <w:t xml:space="preserve"> </w:t>
+      </w:r>
+      <w:hyperlink r:id="rId202">
+        <w:r>
+          <w:rPr>
+            <w:rStyle w:val="Hyperlink"/>
+          </w:rPr>
+          <w:t xml:space="preserve">https://www.ncbi.nlm.nih.gov/books/NBK53914/</w:t>
+        </w:r>
+      </w:hyperlink>
+    </w:p>
+    <w:bookmarkEnd w:id="203"/>
+    <w:bookmarkStart w:id="205" w:name="ref-RN29"/>
     <w:p>
       <w:pPr>
         <w:pStyle w:val="Bibliography"/>
       </w:pPr>
       <w:r>
-        <w:t xml:space="preserve">37.</w:t>
+        <w:t xml:space="preserve">54.</w:t>
       </w:r>
       <w:r>
         <w:t xml:space="preserve"> </w:t>
@@ -6331,37 +6840,34 @@
         <w:t xml:space="preserve">	</w:t>
       </w:r>
       <w:r>
-        <w:t xml:space="preserve">Pedersen TL.</w:t>
-      </w:r>
-      <w:r>
-        <w:t xml:space="preserve"> </w:t>
-      </w:r>
-      <w:r>
-        <w:t xml:space="preserve">patchwork</w:t>
-      </w:r>
-      <w:r>
-        <w:t xml:space="preserve">: The composer of plots [Internet]. 2025. Available from:</w:t>
-      </w:r>
-      <w:r>
-        <w:t xml:space="preserve"> </w:t>
-      </w:r>
-      <w:hyperlink r:id="rId175">
-        <w:r>
-          <w:rPr>
-            <w:rStyle w:val="Hyperlink"/>
-          </w:rPr>
-          <w:t xml:space="preserve">https://patchwork.data-imaginist.com</w:t>
-        </w:r>
-      </w:hyperlink>
-    </w:p>
-    <w:bookmarkEnd w:id="176"/>
-    <w:bookmarkStart w:id="178" w:name="ref-renv"/>
+        <w:t xml:space="preserve">Al-Zalabani AH, Stewart KF, Wesselius A, Schols AM, Zeegers MP.</w:t>
+      </w:r>
+      <w:r>
+        <w:t xml:space="preserve"> </w:t>
+      </w:r>
+      <w:hyperlink r:id="rId204">
+        <w:r>
+          <w:rPr>
+            <w:rStyle w:val="Hyperlink"/>
+          </w:rPr>
+          <w:t xml:space="preserve">Modifiable risk factors for the prevention of bladder cancer: A systematic review of meta-analyses</w:t>
+        </w:r>
+      </w:hyperlink>
+      <w:r>
+        <w:t xml:space="preserve">. Eur J Epidemiol. 2016;31(9):811–51.</w:t>
+      </w:r>
+      <w:r>
+        <w:t xml:space="preserve"> </w:t>
+      </w:r>
+    </w:p>
+    <w:bookmarkEnd w:id="205"/>
+    <w:bookmarkStart w:id="207" w:name="ref-RN30"/>
     <w:p>
       <w:pPr>
         <w:pStyle w:val="Bibliography"/>
       </w:pPr>
       <w:r>
-        <w:t xml:space="preserve">38.</w:t>
+        <w:t xml:space="preserve">55.</w:t>
       </w:r>
       <w:r>
         <w:t xml:space="preserve"> </w:t>
@@ -6370,37 +6876,34 @@
         <w:t xml:space="preserve">	</w:t>
       </w:r>
       <w:r>
-        <w:t xml:space="preserve">Ushey K, Wickham H.</w:t>
-      </w:r>
-      <w:r>
-        <w:t xml:space="preserve"> </w:t>
-      </w:r>
-      <w:r>
-        <w:t xml:space="preserve">renv</w:t>
-      </w:r>
-      <w:r>
-        <w:t xml:space="preserve">: Project environments [Internet]. 2026. Available from:</w:t>
-      </w:r>
-      <w:r>
-        <w:t xml:space="preserve"> </w:t>
-      </w:r>
-      <w:hyperlink r:id="rId177">
-        <w:r>
-          <w:rPr>
-            <w:rStyle w:val="Hyperlink"/>
-          </w:rPr>
-          <w:t xml:space="preserve">https://rstudio.github.io/renv/</w:t>
-        </w:r>
-      </w:hyperlink>
-    </w:p>
-    <w:bookmarkEnd w:id="178"/>
-    <w:bookmarkStart w:id="180" w:name="ref-rmarkdown2018"/>
+        <w:t xml:space="preserve">Czene K, Lichtenstein P, Hemminki K.</w:t>
+      </w:r>
+      <w:r>
+        <w:t xml:space="preserve"> </w:t>
+      </w:r>
+      <w:hyperlink r:id="rId206">
+        <w:r>
+          <w:rPr>
+            <w:rStyle w:val="Hyperlink"/>
+          </w:rPr>
+          <w:t xml:space="preserve">Environmental and heritable causes of cancer among 9.6 million individuals in the swedish family-cancer database</w:t>
+        </w:r>
+      </w:hyperlink>
+      <w:r>
+        <w:t xml:space="preserve">. Int J Cancer. 2002;99(2):260–6.</w:t>
+      </w:r>
+      <w:r>
+        <w:t xml:space="preserve"> </w:t>
+      </w:r>
+    </w:p>
+    <w:bookmarkEnd w:id="207"/>
+    <w:bookmarkStart w:id="209" w:name="ref-RN31"/>
     <w:p>
       <w:pPr>
         <w:pStyle w:val="Bibliography"/>
       </w:pPr>
       <w:r>
-        <w:t xml:space="preserve">39.</w:t>
+        <w:t xml:space="preserve">56.</w:t>
       </w:r>
       <w:r>
         <w:t xml:space="preserve"> </w:t>
@@ -6409,28 +6912,34 @@
         <w:t xml:space="preserve">	</w:t>
       </w:r>
       <w:r>
-        <w:t xml:space="preserve">Xie Y, Allaire JJ, Grolemund G. R markdown: The definitive guide [Internet]. Boca Raton, Florida: Chapman; Hall/CRC; 2018. Available from:</w:t>
-      </w:r>
-      <w:r>
-        <w:t xml:space="preserve"> </w:t>
-      </w:r>
-      <w:hyperlink r:id="rId179">
-        <w:r>
-          <w:rPr>
-            <w:rStyle w:val="Hyperlink"/>
-          </w:rPr>
-          <w:t xml:space="preserve">https://yihui.org/rmarkdown/</w:t>
-        </w:r>
-      </w:hyperlink>
-    </w:p>
-    <w:bookmarkEnd w:id="180"/>
-    <w:bookmarkStart w:id="182" w:name="ref-rmarkdown2020"/>
+        <w:t xml:space="preserve">Halaseh SA, Halaseh S, Alali Y, Ashour ME, Alharayzah MJ.</w:t>
+      </w:r>
+      <w:r>
+        <w:t xml:space="preserve"> </w:t>
+      </w:r>
+      <w:hyperlink r:id="rId208">
+        <w:r>
+          <w:rPr>
+            <w:rStyle w:val="Hyperlink"/>
+          </w:rPr>
+          <w:t xml:space="preserve">A review of the etiology and epidemiology of bladder cancer: All you need to know</w:t>
+        </w:r>
+      </w:hyperlink>
+      <w:r>
+        <w:t xml:space="preserve">. Cureus. 2022;14(7):e27330.</w:t>
+      </w:r>
+      <w:r>
+        <w:t xml:space="preserve"> </w:t>
+      </w:r>
+    </w:p>
+    <w:bookmarkEnd w:id="209"/>
+    <w:bookmarkStart w:id="211" w:name="ref-RN32"/>
     <w:p>
       <w:pPr>
         <w:pStyle w:val="Bibliography"/>
       </w:pPr>
       <w:r>
-        <w:t xml:space="preserve">40.</w:t>
+        <w:t xml:space="preserve">57.</w:t>
       </w:r>
       <w:r>
         <w:t xml:space="preserve"> </w:t>
@@ -6439,28 +6948,34 @@
         <w:t xml:space="preserve">	</w:t>
       </w:r>
       <w:r>
-        <w:t xml:space="preserve">Xie Y, Dervieux C, Riederer E. R markdown cookbook [Internet]. Boca Raton, Florida: Chapman; Hall/CRC; 2020. Available from:</w:t>
-      </w:r>
-      <w:r>
-        <w:t xml:space="preserve"> </w:t>
-      </w:r>
-      <w:hyperlink r:id="rId181">
-        <w:r>
-          <w:rPr>
-            <w:rStyle w:val="Hyperlink"/>
-          </w:rPr>
-          <w:t xml:space="preserve">https://yihui.org/rmarkdown-cookbook</w:t>
-        </w:r>
-      </w:hyperlink>
-    </w:p>
-    <w:bookmarkEnd w:id="182"/>
-    <w:bookmarkStart w:id="184" w:name="ref-rmarkdown2026"/>
+        <w:t xml:space="preserve">Shariat SF, Milowsky M, Droller MJ.</w:t>
+      </w:r>
+      <w:r>
+        <w:t xml:space="preserve"> </w:t>
+      </w:r>
+      <w:hyperlink r:id="rId210">
+        <w:r>
+          <w:rPr>
+            <w:rStyle w:val="Hyperlink"/>
+          </w:rPr>
+          <w:t xml:space="preserve">Bladder cancer in the elderly</w:t>
+        </w:r>
+      </w:hyperlink>
+      <w:r>
+        <w:t xml:space="preserve">. Urol Oncol. 2009;27(6):653–67.</w:t>
+      </w:r>
+      <w:r>
+        <w:t xml:space="preserve"> </w:t>
+      </w:r>
+    </w:p>
+    <w:bookmarkEnd w:id="211"/>
+    <w:bookmarkStart w:id="213" w:name="ref-RN33"/>
     <w:p>
       <w:pPr>
         <w:pStyle w:val="Bibliography"/>
       </w:pPr>
       <w:r>
-        <w:t xml:space="preserve">41.</w:t>
+        <w:t xml:space="preserve">58.</w:t>
       </w:r>
       <w:r>
         <w:t xml:space="preserve"> </w:t>
@@ -6469,37 +6984,34 @@
         <w:t xml:space="preserve">	</w:t>
       </w:r>
       <w:r>
-        <w:t xml:space="preserve">Allaire J, Xie Y, Dervieux C, McPherson J, Luraschi J, Ushey K, et al.</w:t>
-      </w:r>
-      <w:r>
-        <w:t xml:space="preserve"> </w:t>
-      </w:r>
-      <w:r>
-        <w:t xml:space="preserve">rmarkdown</w:t>
-      </w:r>
-      <w:r>
-        <w:t xml:space="preserve">: Dynamic documents for r [Internet]. 2026. Available from:</w:t>
-      </w:r>
-      <w:r>
-        <w:t xml:space="preserve"> </w:t>
-      </w:r>
-      <w:hyperlink r:id="rId183">
-        <w:r>
-          <w:rPr>
-            <w:rStyle w:val="Hyperlink"/>
-          </w:rPr>
-          <w:t xml:space="preserve">https://github.com/rstudio/rmarkdown</w:t>
-        </w:r>
-      </w:hyperlink>
-    </w:p>
-    <w:bookmarkEnd w:id="184"/>
-    <w:bookmarkStart w:id="186" w:name="ref-scales"/>
+        <w:t xml:space="preserve">Cohn JA, Vekhter B, Lyttle C, Steinberg GD, Large MC.</w:t>
+      </w:r>
+      <w:r>
+        <w:t xml:space="preserve"> </w:t>
+      </w:r>
+      <w:hyperlink r:id="rId212">
+        <w:r>
+          <w:rPr>
+            <w:rStyle w:val="Hyperlink"/>
+          </w:rPr>
+          <w:t xml:space="preserve">Sex disparities in diagnosis of bladder cancer after initial presentation with hematuria: A nationwide claims-based investigation</w:t>
+        </w:r>
+      </w:hyperlink>
+      <w:r>
+        <w:t xml:space="preserve">. Cancer. 2014;120(4):555–61.</w:t>
+      </w:r>
+      <w:r>
+        <w:t xml:space="preserve"> </w:t>
+      </w:r>
+    </w:p>
+    <w:bookmarkEnd w:id="213"/>
+    <w:bookmarkStart w:id="215" w:name="ref-RN21"/>
     <w:p>
       <w:pPr>
         <w:pStyle w:val="Bibliography"/>
       </w:pPr>
       <w:r>
-        <w:t xml:space="preserve">42.</w:t>
+        <w:t xml:space="preserve">59.</w:t>
       </w:r>
       <w:r>
         <w:t xml:space="preserve"> </w:t>
@@ -6508,37 +7020,34 @@
         <w:t xml:space="preserve">	</w:t>
       </w:r>
       <w:r>
-        <w:t xml:space="preserve">Wickham H, Pedersen TL, Seidel D.</w:t>
-      </w:r>
-      <w:r>
-        <w:t xml:space="preserve"> </w:t>
-      </w:r>
-      <w:r>
-        <w:t xml:space="preserve">scales</w:t>
-      </w:r>
-      <w:r>
-        <w:t xml:space="preserve">: Scale functions for visualization [Internet]. 2025. Available from:</w:t>
-      </w:r>
-      <w:r>
-        <w:t xml:space="preserve"> </w:t>
-      </w:r>
-      <w:hyperlink r:id="rId185">
-        <w:r>
-          <w:rPr>
-            <w:rStyle w:val="Hyperlink"/>
-          </w:rPr>
-          <w:t xml:space="preserve">https://scales.r-lib.org</w:t>
-        </w:r>
-      </w:hyperlink>
-    </w:p>
-    <w:bookmarkEnd w:id="186"/>
-    <w:bookmarkStart w:id="188" w:name="ref-svglite"/>
+        <w:t xml:space="preserve">Toren P, Wilkins A, Patel K, Burley A, Gris T, Kockelbergh R, et al.</w:t>
+      </w:r>
+      <w:r>
+        <w:t xml:space="preserve"> </w:t>
+      </w:r>
+      <w:hyperlink r:id="rId214">
+        <w:r>
+          <w:rPr>
+            <w:rStyle w:val="Hyperlink"/>
+          </w:rPr>
+          <w:t xml:space="preserve">The sex gap in bladder cancer survival - a missing link in bladder cancer care?</w:t>
+        </w:r>
+      </w:hyperlink>
+      <w:r>
+        <w:t xml:space="preserve"> Nat Rev Urol. 2024;21(3):181–92.</w:t>
+      </w:r>
+      <w:r>
+        <w:t xml:space="preserve"> </w:t>
+      </w:r>
+    </w:p>
+    <w:bookmarkEnd w:id="215"/>
+    <w:bookmarkStart w:id="217" w:name="ref-RN34"/>
     <w:p>
       <w:pPr>
         <w:pStyle w:val="Bibliography"/>
       </w:pPr>
       <w:r>
-        <w:t xml:space="preserve">43.</w:t>
+        <w:t xml:space="preserve">60.</w:t>
       </w:r>
       <w:r>
         <w:t xml:space="preserve"> </w:t>
@@ -6547,55 +7056,34 @@
         <w:t xml:space="preserve">	</w:t>
       </w:r>
       <w:r>
-        <w:t xml:space="preserve">Wickham H, Henry L, Pedersen TL, Luciani TJ, Decorde M, Lise V.</w:t>
-      </w:r>
-      <w:r>
-        <w:t xml:space="preserve"> </w:t>
-      </w:r>
-      <w:r>
-        <w:t xml:space="preserve">svglite</w:t>
-      </w:r>
-      <w:r>
-        <w:t xml:space="preserve">: An</w:t>
-      </w:r>
-      <w:r>
-        <w:t xml:space="preserve"> </w:t>
-      </w:r>
-      <w:r>
-        <w:t xml:space="preserve">“</w:t>
-      </w:r>
-      <w:r>
-        <w:t xml:space="preserve">SVG</w:t>
-      </w:r>
-      <w:r>
-        <w:t xml:space="preserve">”</w:t>
-      </w:r>
-      <w:r>
-        <w:t xml:space="preserve"> </w:t>
-      </w:r>
-      <w:r>
-        <w:t xml:space="preserve">graphics device [Internet]. 2025. Available from:</w:t>
-      </w:r>
-      <w:r>
-        <w:t xml:space="preserve"> </w:t>
-      </w:r>
-      <w:hyperlink r:id="rId187">
-        <w:r>
-          <w:rPr>
-            <w:rStyle w:val="Hyperlink"/>
-          </w:rPr>
-          <w:t xml:space="preserve">https://svglite.r-lib.org</w:t>
-        </w:r>
-      </w:hyperlink>
-    </w:p>
-    <w:bookmarkEnd w:id="188"/>
-    <w:bookmarkStart w:id="190" w:name="ref-tidyverse"/>
+        <w:t xml:space="preserve">Ghandour R, Freifeld Y, Singla N, Lotan Y.</w:t>
+      </w:r>
+      <w:r>
+        <w:t xml:space="preserve"> </w:t>
+      </w:r>
+      <w:hyperlink r:id="rId216">
+        <w:r>
+          <w:rPr>
+            <w:rStyle w:val="Hyperlink"/>
+          </w:rPr>
+          <w:t xml:space="preserve">Evaluation of hematuria in a large public health care system</w:t>
+        </w:r>
+      </w:hyperlink>
+      <w:r>
+        <w:t xml:space="preserve">. Bladder Cancer. 2019;5(2):119–29.</w:t>
+      </w:r>
+      <w:r>
+        <w:t xml:space="preserve"> </w:t>
+      </w:r>
+    </w:p>
+    <w:bookmarkEnd w:id="217"/>
+    <w:bookmarkStart w:id="219" w:name="ref-RN35"/>
     <w:p>
       <w:pPr>
         <w:pStyle w:val="Bibliography"/>
       </w:pPr>
       <w:r>
-        <w:t xml:space="preserve">44.</w:t>
+        <w:t xml:space="preserve">61.</w:t>
       </w:r>
       <w:r>
         <w:t xml:space="preserve"> </w:t>
@@ -6604,46 +7092,34 @@
         <w:t xml:space="preserve">	</w:t>
       </w:r>
       <w:r>
-        <w:t xml:space="preserve">Wickham H, Averick M, Bryan J, Chang W, McGowan LD, François R, et al.</w:t>
-      </w:r>
-      <w:r>
-        <w:t xml:space="preserve"> </w:t>
-      </w:r>
-      <w:hyperlink r:id="rId189">
-        <w:r>
-          <w:rPr>
-            <w:rStyle w:val="Hyperlink"/>
-          </w:rPr>
-          <w:t xml:space="preserve">Welcome to the</w:t>
-        </w:r>
-        <w:r>
-          <w:rPr>
-            <w:rStyle w:val="Hyperlink"/>
-          </w:rPr>
-          <w:t xml:space="preserve"> </w:t>
-        </w:r>
-        <w:r>
-          <w:rPr>
-            <w:rStyle w:val="Hyperlink"/>
-          </w:rPr>
-          <w:t xml:space="preserve">tidyverse</w:t>
-        </w:r>
-      </w:hyperlink>
-      <w:r>
-        <w:t xml:space="preserve">. Journal of Open Source Software. 2019;4(43):1686.</w:t>
-      </w:r>
-      <w:r>
-        <w:t xml:space="preserve"> </w:t>
-      </w:r>
-    </w:p>
-    <w:bookmarkEnd w:id="190"/>
-    <w:bookmarkStart w:id="191" w:name="ref-altman2003statistics"/>
+        <w:t xml:space="preserve">Barocas DA, Lotan Y, Matulewicz RS, Raman JD, Westerman ME, Kirkby E, et al.</w:t>
+      </w:r>
+      <w:r>
+        <w:t xml:space="preserve"> </w:t>
+      </w:r>
+      <w:hyperlink r:id="rId218">
+        <w:r>
+          <w:rPr>
+            <w:rStyle w:val="Hyperlink"/>
+          </w:rPr>
+          <w:t xml:space="preserve">Updates to microhematuria: AUA/SUFU guideline (2025)</w:t>
+        </w:r>
+      </w:hyperlink>
+      <w:r>
+        <w:t xml:space="preserve">. J Urol. 2025;213(5):547–57.</w:t>
+      </w:r>
+      <w:r>
+        <w:t xml:space="preserve"> </w:t>
+      </w:r>
+    </w:p>
+    <w:bookmarkEnd w:id="219"/>
+    <w:bookmarkStart w:id="221" w:name="ref-RN36"/>
     <w:p>
       <w:pPr>
         <w:pStyle w:val="Bibliography"/>
       </w:pPr>
       <w:r>
-        <w:t xml:space="preserve">45.</w:t>
+        <w:t xml:space="preserve">62.</w:t>
       </w:r>
       <w:r>
         <w:t xml:space="preserve"> </w:t>
@@ -6652,20 +7128,28 @@
         <w:t xml:space="preserve">	</w:t>
       </w:r>
       <w:r>
-        <w:t xml:space="preserve">Altman DG, Bland JM. Statistics notes: Interaction revisited: The difference between two estimates. BMJ. 2003;326(7382):219.</w:t>
-      </w:r>
-      <w:r>
-        <w:t xml:space="preserve"> </w:t>
-      </w:r>
-    </w:p>
-    <w:bookmarkEnd w:id="191"/>
-    <w:bookmarkStart w:id="192" w:name="ref-rothman2008modern"/>
+        <w:t xml:space="preserve">Doshi B, Athans SR, Woloszynska A. Biological differences underlying sex and gender disparities in bladder cancer: Current synopsis and future directions. Oncogenesis [Internet]. 2023;12(1):44. Available from:</w:t>
+      </w:r>
+      <w:r>
+        <w:t xml:space="preserve"> </w:t>
+      </w:r>
+      <w:hyperlink r:id="rId220">
+        <w:r>
+          <w:rPr>
+            <w:rStyle w:val="Hyperlink"/>
+          </w:rPr>
+          <w:t xml:space="preserve">https://doi.org/10.1038/s41389-023-00489-9</w:t>
+        </w:r>
+      </w:hyperlink>
+    </w:p>
+    <w:bookmarkEnd w:id="221"/>
+    <w:bookmarkStart w:id="223" w:name="ref-RN37"/>
     <w:p>
       <w:pPr>
         <w:pStyle w:val="Bibliography"/>
       </w:pPr>
       <w:r>
-        <w:t xml:space="preserve">46.</w:t>
+        <w:t xml:space="preserve">63.</w:t>
       </w:r>
       <w:r>
         <w:t xml:space="preserve"> </w:t>
@@ -6674,20 +7158,34 @@
         <w:t xml:space="preserve">	</w:t>
       </w:r>
       <w:r>
-        <w:t xml:space="preserve">Rothman KJ, Greenland S, Lash TL. Modern epidemiology. Lippincott Williams &amp; Wilkins; 2008.</w:t>
-      </w:r>
-      <w:r>
-        <w:t xml:space="preserve"> </w:t>
-      </w:r>
-    </w:p>
-    <w:bookmarkEnd w:id="192"/>
-    <w:bookmarkStart w:id="193" w:name="ref-cochran1977sampling"/>
+        <w:t xml:space="preserve">Mattern HM, Lloyd PG, Sturek M, Hardin CD.</w:t>
+      </w:r>
+      <w:r>
+        <w:t xml:space="preserve"> </w:t>
+      </w:r>
+      <w:hyperlink r:id="rId222">
+        <w:r>
+          <w:rPr>
+            <w:rStyle w:val="Hyperlink"/>
+          </w:rPr>
+          <w:t xml:space="preserve">Gender and genetic differences in bladder smooth muscle PPAR mRNA in a porcine model of the metabolic syndrome</w:t>
+        </w:r>
+      </w:hyperlink>
+      <w:r>
+        <w:t xml:space="preserve">. Mol Cell Biochem. 2007;302(1-2):43–9.</w:t>
+      </w:r>
+      <w:r>
+        <w:t xml:space="preserve"> </w:t>
+      </w:r>
+    </w:p>
+    <w:bookmarkEnd w:id="223"/>
+    <w:bookmarkStart w:id="225" w:name="ref-RN38"/>
     <w:p>
       <w:pPr>
         <w:pStyle w:val="Bibliography"/>
       </w:pPr>
       <w:r>
-        <w:t xml:space="preserve">47.</w:t>
+        <w:t xml:space="preserve">64.</w:t>
       </w:r>
       <w:r>
         <w:t xml:space="preserve"> </w:t>
@@ -6696,20 +7194,34 @@
         <w:t xml:space="preserve">	</w:t>
       </w:r>
       <w:r>
-        <w:t xml:space="preserve">Cochran WG. Sampling techniques. John Wiley &amp; Sons; 1977.</w:t>
-      </w:r>
-      <w:r>
-        <w:t xml:space="preserve"> </w:t>
-      </w:r>
-    </w:p>
-    <w:bookmarkEnd w:id="193"/>
-    <w:bookmarkStart w:id="195" w:name="ref-vos2020"/>
+        <w:t xml:space="preserve">Zhang Z, Xu H, Ji J, Shi X, Lyu J, Zhu Y, et al.</w:t>
+      </w:r>
+      <w:r>
+        <w:t xml:space="preserve"> </w:t>
+      </w:r>
+      <w:hyperlink r:id="rId224">
+        <w:r>
+          <w:rPr>
+            <w:rStyle w:val="Hyperlink"/>
+          </w:rPr>
+          <w:t xml:space="preserve">Heterogeneity of PTEN and PPAR-γ in cancer and their prognostic application to bladder cancer</w:t>
+        </w:r>
+      </w:hyperlink>
+      <w:r>
+        <w:t xml:space="preserve">. Exp Ther Med. 2019;18(4):3177–83.</w:t>
+      </w:r>
+      <w:r>
+        <w:t xml:space="preserve"> </w:t>
+      </w:r>
+    </w:p>
+    <w:bookmarkEnd w:id="225"/>
+    <w:bookmarkStart w:id="227" w:name="ref-RN8"/>
     <w:p>
       <w:pPr>
         <w:pStyle w:val="Bibliography"/>
       </w:pPr>
       <w:r>
-        <w:t xml:space="preserve">48.</w:t>
+        <w:t xml:space="preserve">65.</w:t>
       </w:r>
       <w:r>
         <w:t xml:space="preserve"> </w:t>
@@ -6718,31 +7230,34 @@
         <w:t xml:space="preserve">	</w:t>
       </w:r>
       <w:r>
-        <w:t xml:space="preserve">Vos T, Lim SS, Abbafati C, Abbas KM, Abbasi M, Abbasifard M, et al. Global burden of 369 diseases and injuries in 204 countries and territories, 1990</w:t>
-      </w:r>
-      <w:r>
-        <w:t xml:space="preserve">2019: A systematic analysis for the global burden of disease study 2019. The Lancet [Internet]. 2020 Oct;396(10258):1204–22. Available from:</w:t>
-      </w:r>
-      <w:r>
-        <w:t xml:space="preserve"> </w:t>
-      </w:r>
-      <w:hyperlink r:id="rId194">
-        <w:r>
-          <w:rPr>
-            <w:rStyle w:val="Hyperlink"/>
-          </w:rPr>
-          <w:t xml:space="preserve">http://dx.doi.org/10.1016/S0140-6736(20)30925-9</w:t>
-        </w:r>
-      </w:hyperlink>
-    </w:p>
-    <w:bookmarkEnd w:id="195"/>
-    <w:bookmarkStart w:id="197" w:name="ref-RN24"/>
+        <w:t xml:space="preserve">Freedman ND, Silverman DT, Hollenbeck AR, Schatzkin A, Abnet CC.</w:t>
+      </w:r>
+      <w:r>
+        <w:t xml:space="preserve"> </w:t>
+      </w:r>
+      <w:hyperlink r:id="rId226">
+        <w:r>
+          <w:rPr>
+            <w:rStyle w:val="Hyperlink"/>
+          </w:rPr>
+          <w:t xml:space="preserve">Association between smoking and risk of bladder cancer among men and women</w:t>
+        </w:r>
+      </w:hyperlink>
+      <w:r>
+        <w:t xml:space="preserve">. Jama. 2011;306(7):737–45.</w:t>
+      </w:r>
+      <w:r>
+        <w:t xml:space="preserve"> </w:t>
+      </w:r>
+    </w:p>
+    <w:bookmarkEnd w:id="227"/>
+    <w:bookmarkStart w:id="229" w:name="ref-RN12"/>
     <w:p>
       <w:pPr>
         <w:pStyle w:val="Bibliography"/>
       </w:pPr>
       <w:r>
-        <w:t xml:space="preserve">49.</w:t>
+        <w:t xml:space="preserve">66.</w:t>
       </w:r>
       <w:r>
         <w:t xml:space="preserve"> </w:t>
@@ -6751,28 +7266,34 @@
         <w:t xml:space="preserve">	</w:t>
       </w:r>
       <w:r>
-        <w:t xml:space="preserve">Bank W. Vol. 2025. World Development Indicators; 2025. Available from:</w:t>
-      </w:r>
-      <w:r>
-        <w:t xml:space="preserve"> </w:t>
-      </w:r>
-      <w:hyperlink r:id="rId196">
-        <w:r>
-          <w:rPr>
-            <w:rStyle w:val="Hyperlink"/>
-          </w:rPr>
-          <w:t xml:space="preserve">https://data.worldbank.org/indicator/SH.XPD.CHEX.PP.CD</w:t>
-        </w:r>
-      </w:hyperlink>
-    </w:p>
-    <w:bookmarkEnd w:id="197"/>
-    <w:bookmarkStart w:id="199" w:name="ref-RN25"/>
+        <w:t xml:space="preserve">Baris D, Waddell R, Beane Freeman LE, Schwenn M, Colt JS, Ayotte JD, et al.</w:t>
+      </w:r>
+      <w:r>
+        <w:t xml:space="preserve"> </w:t>
+      </w:r>
+      <w:hyperlink r:id="rId228">
+        <w:r>
+          <w:rPr>
+            <w:rStyle w:val="Hyperlink"/>
+          </w:rPr>
+          <w:t xml:space="preserve">Elevated bladder cancer in northern new england: The role of drinking water and arsenic</w:t>
+        </w:r>
+      </w:hyperlink>
+      <w:r>
+        <w:t xml:space="preserve">. J Natl Cancer Inst. 2016;108(9).</w:t>
+      </w:r>
+      <w:r>
+        <w:t xml:space="preserve"> </w:t>
+      </w:r>
+    </w:p>
+    <w:bookmarkEnd w:id="229"/>
+    <w:bookmarkStart w:id="231" w:name="ref-RN13"/>
     <w:p>
       <w:pPr>
         <w:pStyle w:val="Bibliography"/>
       </w:pPr>
       <w:r>
-        <w:t xml:space="preserve">50.</w:t>
+        <w:t xml:space="preserve">67.</w:t>
       </w:r>
       <w:r>
         <w:t xml:space="preserve"> </w:t>
@@ -6781,28 +7302,34 @@
         <w:t xml:space="preserve">	</w:t>
       </w:r>
       <w:r>
-        <w:t xml:space="preserve">Bruce LJ, Jeffrey SM, Yun Z, Ted AS, Alon ZW, Brent KH. Disparities in bladder cancer. Urologic Oncology: Seminars and Original Investigations [Internet]. 2012;30(1):81–8. Available from:</w:t>
-      </w:r>
-      <w:r>
-        <w:t xml:space="preserve"> </w:t>
-      </w:r>
-      <w:hyperlink r:id="rId198">
-        <w:r>
-          <w:rPr>
-            <w:rStyle w:val="Hyperlink"/>
-          </w:rPr>
-          <w:t xml:space="preserve">https://www.sciencedirect.com/science/article/pii/S1078143911002808</w:t>
-        </w:r>
-      </w:hyperlink>
-    </w:p>
-    <w:bookmarkEnd w:id="199"/>
-    <w:bookmarkStart w:id="201" w:name="ref-RN26"/>
+        <w:t xml:space="preserve">Beane Freeman LE, Cantor KP, Baris D, Nuckols JR, Johnson A, Colt JS, et al.</w:t>
+      </w:r>
+      <w:r>
+        <w:t xml:space="preserve"> </w:t>
+      </w:r>
+      <w:hyperlink r:id="rId230">
+        <w:r>
+          <w:rPr>
+            <w:rStyle w:val="Hyperlink"/>
+          </w:rPr>
+          <w:t xml:space="preserve">Bladder cancer and water disinfection by-product exposures through multiple routes: A population-based case-control study (new england, USA)</w:t>
+        </w:r>
+      </w:hyperlink>
+      <w:r>
+        <w:t xml:space="preserve">. Environ Health Perspect. 2017;125(6):067010.</w:t>
+      </w:r>
+      <w:r>
+        <w:t xml:space="preserve"> </w:t>
+      </w:r>
+    </w:p>
+    <w:bookmarkEnd w:id="231"/>
+    <w:bookmarkStart w:id="233" w:name="ref-RN39"/>
     <w:p>
       <w:pPr>
         <w:pStyle w:val="Bibliography"/>
       </w:pPr>
       <w:r>
-        <w:t xml:space="preserve">51.</w:t>
+        <w:t xml:space="preserve">68.</w:t>
       </w:r>
       <w:r>
         <w:t xml:space="preserve"> </w:t>
@@ -6811,28 +7338,34 @@
         <w:t xml:space="preserve">	</w:t>
       </w:r>
       <w:r>
-        <w:t xml:space="preserve">Wong MCS, Fung FDH, Leung C, Cheung WWL, Goggins WB, Ng CF. The global epidemiology of bladder cancer: A joinpoint regression analysis of its incidence and mortality trends and projection. Scientific Reports [Internet]. 2018;8(1):1129. Available from:</w:t>
-      </w:r>
-      <w:r>
-        <w:t xml:space="preserve"> </w:t>
-      </w:r>
-      <w:hyperlink r:id="rId200">
-        <w:r>
-          <w:rPr>
-            <w:rStyle w:val="Hyperlink"/>
-          </w:rPr>
-          <w:t xml:space="preserve">https://doi.org/10.1038/s41598-018-19199-z</w:t>
-        </w:r>
-      </w:hyperlink>
-    </w:p>
-    <w:bookmarkEnd w:id="201"/>
-    <w:bookmarkStart w:id="203" w:name="ref-RN27"/>
+        <w:t xml:space="preserve">Stanton BA, Caldwell K, Congdon CB, Disney J, Donahue M, Ferguson E, et al.</w:t>
+      </w:r>
+      <w:r>
+        <w:t xml:space="preserve"> </w:t>
+      </w:r>
+      <w:hyperlink r:id="rId232">
+        <w:r>
+          <w:rPr>
+            <w:rStyle w:val="Hyperlink"/>
+          </w:rPr>
+          <w:t xml:space="preserve">MDI biological laboratory arsenic summit: Approaches to limiting human exposure to arsenic</w:t>
+        </w:r>
+      </w:hyperlink>
+      <w:r>
+        <w:t xml:space="preserve">. Curr Environ Health Rep. 2015;2(3):329–37.</w:t>
+      </w:r>
+      <w:r>
+        <w:t xml:space="preserve"> </w:t>
+      </w:r>
+    </w:p>
+    <w:bookmarkEnd w:id="233"/>
+    <w:bookmarkStart w:id="235" w:name="ref-RN40"/>
     <w:p>
       <w:pPr>
         <w:pStyle w:val="Bibliography"/>
       </w:pPr>
       <w:r>
-        <w:t xml:space="preserve">52.</w:t>
+        <w:t xml:space="preserve">69.</w:t>
       </w:r>
       <w:r>
         <w:t xml:space="preserve"> </w:t>
@@ -6841,28 +7374,34 @@
         <w:t xml:space="preserve">	</w:t>
       </w:r>
       <w:r>
-        <w:t xml:space="preserve">Zi H, Liu MY, Luo LS, Huang Q, Luo PC, Luan HH, et al. Global burden of benign prostatic hyperplasia, urinary tract infections, urolithiasis, bladder cancer, kidney cancer, and prostate cancer from 1990 to 2021. Military Medical Research [Internet]. 2024;11(1):64. Available from:</w:t>
-      </w:r>
-      <w:r>
-        <w:t xml:space="preserve"> </w:t>
-      </w:r>
-      <w:hyperlink r:id="rId202">
-        <w:r>
-          <w:rPr>
-            <w:rStyle w:val="Hyperlink"/>
-          </w:rPr>
-          <w:t xml:space="preserve">https://doi.org/10.1186/s40779-024-00569-w</w:t>
-        </w:r>
-      </w:hyperlink>
-    </w:p>
-    <w:bookmarkEnd w:id="203"/>
-    <w:bookmarkStart w:id="205" w:name="ref-RN28"/>
+        <w:t xml:space="preserve">Yang Q, Flanagan SV, Chillrud S, Ross J, Zeng W, Culbertson C, et al.</w:t>
+      </w:r>
+      <w:r>
+        <w:t xml:space="preserve"> </w:t>
+      </w:r>
+      <w:hyperlink r:id="rId234">
+        <w:r>
+          <w:rPr>
+            <w:rStyle w:val="Hyperlink"/>
+          </w:rPr>
+          <w:t xml:space="preserve">Reduction in drinking water arsenic exposure and health risk through arsenic treatment among private well households in maine and new jersey, USA</w:t>
+        </w:r>
+      </w:hyperlink>
+      <w:r>
+        <w:t xml:space="preserve">. Sci Total Environ. 2020;738:139683.</w:t>
+      </w:r>
+      <w:r>
+        <w:t xml:space="preserve"> </w:t>
+      </w:r>
+    </w:p>
+    <w:bookmarkEnd w:id="235"/>
+    <w:bookmarkStart w:id="236" w:name="ref-RN41"/>
     <w:p>
       <w:pPr>
         <w:pStyle w:val="Bibliography"/>
       </w:pPr>
       <w:r>
-        <w:t xml:space="preserve">53.</w:t>
+        <w:t xml:space="preserve">70.</w:t>
       </w:r>
       <w:r>
         <w:t xml:space="preserve"> </w:t>
@@ -6871,28 +7410,20 @@
         <w:t xml:space="preserve">	</w:t>
       </w:r>
       <w:r>
-        <w:t xml:space="preserve">Medicine I of M(US)R on EB. The healthcare imperative: Lowering costs and improving outcomes. In: Yong PL OL Saunders RS, editor. Washington, DC: National Academies Press (US); 2010. Available from:</w:t>
-      </w:r>
-      <w:r>
-        <w:t xml:space="preserve"> </w:t>
-      </w:r>
-      <w:hyperlink r:id="rId204">
-        <w:r>
-          <w:rPr>
-            <w:rStyle w:val="Hyperlink"/>
-          </w:rPr>
-          <w:t xml:space="preserve">https://www.ncbi.nlm.nih.gov/books/NBK53914/</w:t>
-        </w:r>
-      </w:hyperlink>
-    </w:p>
-    <w:bookmarkEnd w:id="205"/>
-    <w:bookmarkStart w:id="207" w:name="ref-RN29"/>
+        <w:t xml:space="preserve">DES N. Review of the drinking water maximum contaminant level (MCL) and ambient groundwater quality standard (AGQS) for arsenic. New Hamps Dep Environ Serv. 2018;1–71.</w:t>
+      </w:r>
+      <w:r>
+        <w:t xml:space="preserve"> </w:t>
+      </w:r>
+    </w:p>
+    <w:bookmarkEnd w:id="236"/>
+    <w:bookmarkStart w:id="238" w:name="ref-RN42"/>
     <w:p>
       <w:pPr>
         <w:pStyle w:val="Bibliography"/>
       </w:pPr>
       <w:r>
-        <w:t xml:space="preserve">54.</w:t>
+        <w:t xml:space="preserve">71.</w:t>
       </w:r>
       <w:r>
         <w:t xml:space="preserve"> </w:t>
@@ -6901,34 +7432,34 @@
         <w:t xml:space="preserve">	</w:t>
       </w:r>
       <w:r>
-        <w:t xml:space="preserve">Al-Zalabani AH, Stewart KF, Wesselius A, Schols AM, Zeegers MP.</w:t>
-      </w:r>
-      <w:r>
-        <w:t xml:space="preserve"> </w:t>
-      </w:r>
-      <w:hyperlink r:id="rId206">
-        <w:r>
-          <w:rPr>
-            <w:rStyle w:val="Hyperlink"/>
-          </w:rPr>
-          <w:t xml:space="preserve">Modifiable risk factors for the prevention of bladder cancer: A systematic review of meta-analyses</w:t>
-        </w:r>
-      </w:hyperlink>
-      <w:r>
-        <w:t xml:space="preserve">. Eur J Epidemiol. 2016;31(9):811–51.</w:t>
-      </w:r>
-      <w:r>
-        <w:t xml:space="preserve"> </w:t>
-      </w:r>
-    </w:p>
-    <w:bookmarkEnd w:id="207"/>
-    <w:bookmarkStart w:id="209" w:name="ref-RN30"/>
+        <w:t xml:space="preserve">Javeid J, Akhtar M, Ahmed L, Hassan W, Ikram M, Iqbal R, et al.</w:t>
+      </w:r>
+      <w:r>
+        <w:t xml:space="preserve"> </w:t>
+      </w:r>
+      <w:hyperlink r:id="rId237">
+        <w:r>
+          <w:rPr>
+            <w:rStyle w:val="Hyperlink"/>
+          </w:rPr>
+          <w:t xml:space="preserve">Bladder cancer mortality among smokers: Trends and disparities in u.s. Adults (1999–2023).</w:t>
+        </w:r>
+      </w:hyperlink>
+      <w:r>
+        <w:t xml:space="preserve"> Journal of Clinical Oncology. 2025;43.</w:t>
+      </w:r>
+      <w:r>
+        <w:t xml:space="preserve"> </w:t>
+      </w:r>
+    </w:p>
+    <w:bookmarkEnd w:id="238"/>
+    <w:bookmarkStart w:id="240" w:name="ref-RN43"/>
     <w:p>
       <w:pPr>
         <w:pStyle w:val="Bibliography"/>
       </w:pPr>
       <w:r>
-        <w:t xml:space="preserve">55.</w:t>
+        <w:t xml:space="preserve">72.</w:t>
       </w:r>
       <w:r>
         <w:t xml:space="preserve"> </w:t>
@@ -6937,34 +7468,34 @@
         <w:t xml:space="preserve">	</w:t>
       </w:r>
       <w:r>
-        <w:t xml:space="preserve">Czene K, Lichtenstein P, Hemminki K.</w:t>
-      </w:r>
-      <w:r>
-        <w:t xml:space="preserve"> </w:t>
-      </w:r>
-      <w:hyperlink r:id="rId208">
-        <w:r>
-          <w:rPr>
-            <w:rStyle w:val="Hyperlink"/>
-          </w:rPr>
-          <w:t xml:space="preserve">Environmental and heritable causes of cancer among 9.6 million individuals in the swedish family-cancer database</w:t>
-        </w:r>
-      </w:hyperlink>
-      <w:r>
-        <w:t xml:space="preserve">. Int J Cancer. 2002;99(2):260–6.</w:t>
-      </w:r>
-      <w:r>
-        <w:t xml:space="preserve"> </w:t>
-      </w:r>
-    </w:p>
-    <w:bookmarkEnd w:id="209"/>
-    <w:bookmarkStart w:id="211" w:name="ref-RN31"/>
+        <w:t xml:space="preserve">Lortet-Tieulent J, Goding Sauer A, Siegel RL, Miller KD, Islami F, Fedewa SA, et al.</w:t>
+      </w:r>
+      <w:r>
+        <w:t xml:space="preserve"> </w:t>
+      </w:r>
+      <w:hyperlink r:id="rId239">
+        <w:r>
+          <w:rPr>
+            <w:rStyle w:val="Hyperlink"/>
+          </w:rPr>
+          <w:t xml:space="preserve">State-level cancer mortality attributable to cigarette smoking in the united states</w:t>
+        </w:r>
+      </w:hyperlink>
+      <w:r>
+        <w:t xml:space="preserve">. JAMA Intern Med. 2016;176(12):1792–8.</w:t>
+      </w:r>
+      <w:r>
+        <w:t xml:space="preserve"> </w:t>
+      </w:r>
+    </w:p>
+    <w:bookmarkEnd w:id="240"/>
+    <w:bookmarkStart w:id="242" w:name="ref-RN44"/>
     <w:p>
       <w:pPr>
         <w:pStyle w:val="Bibliography"/>
       </w:pPr>
       <w:r>
-        <w:t xml:space="preserve">56.</w:t>
+        <w:t xml:space="preserve">73.</w:t>
       </w:r>
       <w:r>
         <w:t xml:space="preserve"> </w:t>
@@ -6973,34 +7504,34 @@
         <w:t xml:space="preserve">	</w:t>
       </w:r>
       <w:r>
-        <w:t xml:space="preserve">Halaseh SA, Halaseh S, Alali Y, Ashour ME, Alharayzah MJ.</w:t>
-      </w:r>
-      <w:r>
-        <w:t xml:space="preserve"> </w:t>
-      </w:r>
-      <w:hyperlink r:id="rId210">
-        <w:r>
-          <w:rPr>
-            <w:rStyle w:val="Hyperlink"/>
-          </w:rPr>
-          <w:t xml:space="preserve">A review of the etiology and epidemiology of bladder cancer: All you need to know</w:t>
-        </w:r>
-      </w:hyperlink>
-      <w:r>
-        <w:t xml:space="preserve">. Cureus. 2022;14(7):e27330.</w:t>
-      </w:r>
-      <w:r>
-        <w:t xml:space="preserve"> </w:t>
-      </w:r>
-    </w:p>
-    <w:bookmarkEnd w:id="211"/>
-    <w:bookmarkStart w:id="213" w:name="ref-RN32"/>
+        <w:t xml:space="preserve">Deuker M, Stolzenbach LF, Collà Ruvolo C, Nocera L, Tian Z, Roos FC, et al.</w:t>
+      </w:r>
+      <w:r>
+        <w:t xml:space="preserve"> </w:t>
+      </w:r>
+      <w:hyperlink r:id="rId241">
+        <w:r>
+          <w:rPr>
+            <w:rStyle w:val="Hyperlink"/>
+          </w:rPr>
+          <w:t xml:space="preserve">Bladder cancer stage and mortality: Urban vs. Rural residency</w:t>
+        </w:r>
+      </w:hyperlink>
+      <w:r>
+        <w:t xml:space="preserve">. Cancer Causes Control. 2021;32(2):139–45.</w:t>
+      </w:r>
+      <w:r>
+        <w:t xml:space="preserve"> </w:t>
+      </w:r>
+    </w:p>
+    <w:bookmarkEnd w:id="242"/>
+    <w:bookmarkStart w:id="244" w:name="ref-RN45"/>
     <w:p>
       <w:pPr>
         <w:pStyle w:val="Bibliography"/>
       </w:pPr>
       <w:r>
-        <w:t xml:space="preserve">57.</w:t>
+        <w:t xml:space="preserve">74.</w:t>
       </w:r>
       <w:r>
         <w:t xml:space="preserve"> </w:t>
@@ -7009,34 +7540,34 @@
         <w:t xml:space="preserve">	</w:t>
       </w:r>
       <w:r>
-        <w:t xml:space="preserve">Shariat SF, Milowsky M, Droller MJ.</w:t>
-      </w:r>
-      <w:r>
-        <w:t xml:space="preserve"> </w:t>
-      </w:r>
-      <w:hyperlink r:id="rId212">
-        <w:r>
-          <w:rPr>
-            <w:rStyle w:val="Hyperlink"/>
-          </w:rPr>
-          <w:t xml:space="preserve">Bladder cancer in the elderly</w:t>
-        </w:r>
-      </w:hyperlink>
-      <w:r>
-        <w:t xml:space="preserve">. Urol Oncol. 2009;27(6):653–67.</w:t>
-      </w:r>
-      <w:r>
-        <w:t xml:space="preserve"> </w:t>
-      </w:r>
-    </w:p>
-    <w:bookmarkEnd w:id="213"/>
-    <w:bookmarkStart w:id="215" w:name="ref-RN33"/>
+        <w:t xml:space="preserve">Dursun F, Elshabrawy A, Wang H, Kaushik D, Liss MA, Svatek RS, et al.</w:t>
+      </w:r>
+      <w:r>
+        <w:t xml:space="preserve"> </w:t>
+      </w:r>
+      <w:hyperlink r:id="rId243">
+        <w:r>
+          <w:rPr>
+            <w:rStyle w:val="Hyperlink"/>
+          </w:rPr>
+          <w:t xml:space="preserve">Impact of rural residence on the presentation, management and survival of patients with non-metastatic muscle-invasive bladder carcinoma</w:t>
+        </w:r>
+      </w:hyperlink>
+      <w:r>
+        <w:t xml:space="preserve">. Investig Clin Urol. 2023;64(6):561–71.</w:t>
+      </w:r>
+      <w:r>
+        <w:t xml:space="preserve"> </w:t>
+      </w:r>
+    </w:p>
+    <w:bookmarkEnd w:id="244"/>
+    <w:bookmarkStart w:id="246" w:name="ref-RN46"/>
     <w:p>
       <w:pPr>
         <w:pStyle w:val="Bibliography"/>
       </w:pPr>
       <w:r>
-        <w:t xml:space="preserve">58.</w:t>
+        <w:t xml:space="preserve">75.</w:t>
       </w:r>
       <w:r>
         <w:t xml:space="preserve"> </w:t>
@@ -7045,34 +7576,34 @@
         <w:t xml:space="preserve">	</w:t>
       </w:r>
       <w:r>
-        <w:t xml:space="preserve">Cohn JA, Vekhter B, Lyttle C, Steinberg GD, Large MC.</w:t>
-      </w:r>
-      <w:r>
-        <w:t xml:space="preserve"> </w:t>
-      </w:r>
-      <w:hyperlink r:id="rId214">
-        <w:r>
-          <w:rPr>
-            <w:rStyle w:val="Hyperlink"/>
-          </w:rPr>
-          <w:t xml:space="preserve">Sex disparities in diagnosis of bladder cancer after initial presentation with hematuria: A nationwide claims-based investigation</w:t>
-        </w:r>
-      </w:hyperlink>
-      <w:r>
-        <w:t xml:space="preserve">. Cancer. 2014;120(4):555–61.</w:t>
-      </w:r>
-      <w:r>
-        <w:t xml:space="preserve"> </w:t>
-      </w:r>
-    </w:p>
-    <w:bookmarkEnd w:id="215"/>
-    <w:bookmarkStart w:id="217" w:name="ref-RN21"/>
+        <w:t xml:space="preserve">Ryan S, Serrell EC, Karabon P, Mills G, Hansen M, Hayn M, et al.</w:t>
+      </w:r>
+      <w:r>
+        <w:t xml:space="preserve"> </w:t>
+      </w:r>
+      <w:hyperlink r:id="rId245">
+        <w:r>
+          <w:rPr>
+            <w:rStyle w:val="Hyperlink"/>
+          </w:rPr>
+          <w:t xml:space="preserve">The association between mortality and distance to treatment facility in patients with muscle invasive bladder cancer</w:t>
+        </w:r>
+      </w:hyperlink>
+      <w:r>
+        <w:t xml:space="preserve">. J Urol. 2018;199(2):424–9.</w:t>
+      </w:r>
+      <w:r>
+        <w:t xml:space="preserve"> </w:t>
+      </w:r>
+    </w:p>
+    <w:bookmarkEnd w:id="246"/>
+    <w:bookmarkStart w:id="248" w:name="ref-RN47"/>
     <w:p>
       <w:pPr>
         <w:pStyle w:val="Bibliography"/>
       </w:pPr>
       <w:r>
-        <w:t xml:space="preserve">59.</w:t>
+        <w:t xml:space="preserve">76.</w:t>
       </w:r>
       <w:r>
         <w:t xml:space="preserve"> </w:t>
@@ -7081,34 +7612,34 @@
         <w:t xml:space="preserve">	</w:t>
       </w:r>
       <w:r>
-        <w:t xml:space="preserve">Toren P, Wilkins A, Patel K, Burley A, Gris T, Kockelbergh R, et al.</w:t>
-      </w:r>
-      <w:r>
-        <w:t xml:space="preserve"> </w:t>
-      </w:r>
-      <w:hyperlink r:id="rId216">
-        <w:r>
-          <w:rPr>
-            <w:rStyle w:val="Hyperlink"/>
-          </w:rPr>
-          <w:t xml:space="preserve">The sex gap in bladder cancer survival - a missing link in bladder cancer care?</w:t>
-        </w:r>
-      </w:hyperlink>
-      <w:r>
-        <w:t xml:space="preserve"> Nat Rev Urol. 2024;21(3):181–92.</w:t>
-      </w:r>
-      <w:r>
-        <w:t xml:space="preserve"> </w:t>
-      </w:r>
-    </w:p>
-    <w:bookmarkEnd w:id="217"/>
-    <w:bookmarkStart w:id="219" w:name="ref-RN34"/>
+        <w:t xml:space="preserve">Hung P, Deng S, Zahnd WE, Adams SA, Olatosi B, Crouch EL, et al.</w:t>
+      </w:r>
+      <w:r>
+        <w:t xml:space="preserve"> </w:t>
+      </w:r>
+      <w:hyperlink r:id="rId247">
+        <w:r>
+          <w:rPr>
+            <w:rStyle w:val="Hyperlink"/>
+          </w:rPr>
+          <w:t xml:space="preserve">Geographic disparities in residential proximity to colorectal and cervical cancer care providers</w:t>
+        </w:r>
+      </w:hyperlink>
+      <w:r>
+        <w:t xml:space="preserve">. Cancer. 2020;126(5):1068–76.</w:t>
+      </w:r>
+      <w:r>
+        <w:t xml:space="preserve"> </w:t>
+      </w:r>
+    </w:p>
+    <w:bookmarkEnd w:id="248"/>
+    <w:bookmarkStart w:id="249" w:name="ref-RN48"/>
     <w:p>
       <w:pPr>
         <w:pStyle w:val="Bibliography"/>
       </w:pPr>
       <w:r>
-        <w:t xml:space="preserve">60.</w:t>
+        <w:t xml:space="preserve">77.</w:t>
       </w:r>
       <w:r>
         <w:t xml:space="preserve"> </w:t>
@@ -7117,34 +7648,20 @@
         <w:t xml:space="preserve">	</w:t>
       </w:r>
       <w:r>
-        <w:t xml:space="preserve">Ghandour R, Freifeld Y, Singla N, Lotan Y.</w:t>
-      </w:r>
-      <w:r>
-        <w:t xml:space="preserve"> </w:t>
-      </w:r>
-      <w:hyperlink r:id="rId218">
-        <w:r>
-          <w:rPr>
-            <w:rStyle w:val="Hyperlink"/>
-          </w:rPr>
-          <w:t xml:space="preserve">Evaluation of hematuria in a large public health care system</w:t>
-        </w:r>
-      </w:hyperlink>
-      <w:r>
-        <w:t xml:space="preserve">. Bladder Cancer. 2019;5(2):119–29.</w:t>
-      </w:r>
-      <w:r>
-        <w:t xml:space="preserve"> </w:t>
-      </w:r>
-    </w:p>
-    <w:bookmarkEnd w:id="219"/>
-    <w:bookmarkStart w:id="221" w:name="ref-RN35"/>
+        <w:t xml:space="preserve">Terlizzi EP, Cohen RA. Geographic variation in health insurance coverage:united states, 2022. Natl Health Stat Report. 2023;(194):1–15.</w:t>
+      </w:r>
+      <w:r>
+        <w:t xml:space="preserve"> </w:t>
+      </w:r>
+    </w:p>
+    <w:bookmarkEnd w:id="249"/>
+    <w:bookmarkStart w:id="251" w:name="ref-RN49"/>
     <w:p>
       <w:pPr>
         <w:pStyle w:val="Bibliography"/>
       </w:pPr>
       <w:r>
-        <w:t xml:space="preserve">61.</w:t>
+        <w:t xml:space="preserve">78.</w:t>
       </w:r>
       <w:r>
         <w:t xml:space="preserve"> </w:t>
@@ -7153,34 +7670,34 @@
         <w:t xml:space="preserve">	</w:t>
       </w:r>
       <w:r>
-        <w:t xml:space="preserve">Barocas DA, Lotan Y, Matulewicz RS, Raman JD, Westerman ME, Kirkby E, et al.</w:t>
-      </w:r>
-      <w:r>
-        <w:t xml:space="preserve"> </w:t>
-      </w:r>
-      <w:hyperlink r:id="rId220">
-        <w:r>
-          <w:rPr>
-            <w:rStyle w:val="Hyperlink"/>
-          </w:rPr>
-          <w:t xml:space="preserve">Updates to microhematuria: AUA/SUFU guideline (2025)</w:t>
-        </w:r>
-      </w:hyperlink>
-      <w:r>
-        <w:t xml:space="preserve">. J Urol. 2025;213(5):547–57.</w:t>
-      </w:r>
-      <w:r>
-        <w:t xml:space="preserve"> </w:t>
-      </w:r>
-    </w:p>
-    <w:bookmarkEnd w:id="221"/>
-    <w:bookmarkStart w:id="223" w:name="ref-RN36"/>
+        <w:t xml:space="preserve">Wang Y, Chang Q, Li Y.</w:t>
+      </w:r>
+      <w:r>
+        <w:t xml:space="preserve"> </w:t>
+      </w:r>
+      <w:hyperlink r:id="rId250">
+        <w:r>
+          <w:rPr>
+            <w:rStyle w:val="Hyperlink"/>
+          </w:rPr>
+          <w:t xml:space="preserve">Racial differences in urinary bladder cancer in the united states</w:t>
+        </w:r>
+      </w:hyperlink>
+      <w:r>
+        <w:t xml:space="preserve">. Sci Rep. 2018;8(1):12521.</w:t>
+      </w:r>
+      <w:r>
+        <w:t xml:space="preserve"> </w:t>
+      </w:r>
+    </w:p>
+    <w:bookmarkEnd w:id="251"/>
+    <w:bookmarkStart w:id="253" w:name="ref-RN50"/>
     <w:p>
       <w:pPr>
         <w:pStyle w:val="Bibliography"/>
       </w:pPr>
       <w:r>
-        <w:t xml:space="preserve">62.</w:t>
+        <w:t xml:space="preserve">79.</w:t>
       </w:r>
       <w:r>
         <w:t xml:space="preserve"> </w:t>
@@ -7189,28 +7706,28 @@
         <w:t xml:space="preserve">	</w:t>
       </w:r>
       <w:r>
-        <w:t xml:space="preserve">Doshi B, Athans SR, Woloszynska A. Biological differences underlying sex and gender disparities in bladder cancer: Current synopsis and future directions. Oncogenesis [Internet]. 2023;12(1):44. Available from:</w:t>
-      </w:r>
-      <w:r>
-        <w:t xml:space="preserve"> </w:t>
-      </w:r>
-      <w:hyperlink r:id="rId222">
-        <w:r>
-          <w:rPr>
-            <w:rStyle w:val="Hyperlink"/>
-          </w:rPr>
-          <w:t xml:space="preserve">https://doi.org/10.1038/s41389-023-00489-9</w:t>
-        </w:r>
-      </w:hyperlink>
-    </w:p>
-    <w:bookmarkEnd w:id="223"/>
-    <w:bookmarkStart w:id="225" w:name="ref-RN37"/>
+        <w:t xml:space="preserve">Health. C for DC, Chronic Disease Prevention PreventionNC for, Population HPromotionD of. BRFSS prevalence &amp; trends data [Internet]. Vol. 2025. Centers for Disease Control; Prevention; 2025. Available from:</w:t>
+      </w:r>
+      <w:r>
+        <w:t xml:space="preserve"> </w:t>
+      </w:r>
+      <w:hyperlink r:id="rId252">
+        <w:r>
+          <w:rPr>
+            <w:rStyle w:val="Hyperlink"/>
+          </w:rPr>
+          <w:t xml:space="preserve">https://www.cdc.gov/brfss/brfssprevalence/</w:t>
+        </w:r>
+      </w:hyperlink>
+    </w:p>
+    <w:bookmarkEnd w:id="253"/>
+    <w:bookmarkStart w:id="254" w:name="ref-RN51"/>
     <w:p>
       <w:pPr>
         <w:pStyle w:val="Bibliography"/>
       </w:pPr>
       <w:r>
-        <w:t xml:space="preserve">63.</w:t>
+        <w:t xml:space="preserve">80.</w:t>
       </w:r>
       <w:r>
         <w:t xml:space="preserve"> </w:t>
@@ -7219,34 +7736,20 @@
         <w:t xml:space="preserve">	</w:t>
       </w:r>
       <w:r>
-        <w:t xml:space="preserve">Mattern HM, Lloyd PG, Sturek M, Hardin CD.</w:t>
-      </w:r>
-      <w:r>
-        <w:t xml:space="preserve"> </w:t>
-      </w:r>
-      <w:hyperlink r:id="rId224">
-        <w:r>
-          <w:rPr>
-            <w:rStyle w:val="Hyperlink"/>
-          </w:rPr>
-          <w:t xml:space="preserve">Gender and genetic differences in bladder smooth muscle PPAR mRNA in a porcine model of the metabolic syndrome</w:t>
-        </w:r>
-      </w:hyperlink>
-      <w:r>
-        <w:t xml:space="preserve">. Mol Cell Biochem. 2007;302(1-2):43–9.</w:t>
-      </w:r>
-      <w:r>
-        <w:t xml:space="preserve"> </w:t>
-      </w:r>
-    </w:p>
-    <w:bookmarkEnd w:id="225"/>
-    <w:bookmarkStart w:id="227" w:name="ref-RN38"/>
+        <w:t xml:space="preserve">Irvin LH, Johnson L, Yamauchi J, Holmes JR, Ching LK, Starr RR, et al. Insights in public health: Formative factors for a statewide tobacco control advocacy infrastructure: Insights from hawai’i. Hawaii J Med Public Health. 2019;78(2):66–70.</w:t>
+      </w:r>
+      <w:r>
+        <w:t xml:space="preserve"> </w:t>
+      </w:r>
+    </w:p>
+    <w:bookmarkEnd w:id="254"/>
+    <w:bookmarkStart w:id="255" w:name="ref-RN52"/>
     <w:p>
       <w:pPr>
         <w:pStyle w:val="Bibliography"/>
       </w:pPr>
       <w:r>
-        <w:t xml:space="preserve">64.</w:t>
+        <w:t xml:space="preserve">81.</w:t>
       </w:r>
       <w:r>
         <w:t xml:space="preserve"> </w:t>
@@ -7255,579 +7758,15 @@
         <w:t xml:space="preserve">	</w:t>
       </w:r>
       <w:r>
-        <w:t xml:space="preserve">Zhang Z, Xu H, Ji J, Shi X, Lyu J, Zhu Y, et al.</w:t>
-      </w:r>
-      <w:r>
-        <w:t xml:space="preserve"> </w:t>
-      </w:r>
-      <w:hyperlink r:id="rId226">
-        <w:r>
-          <w:rPr>
-            <w:rStyle w:val="Hyperlink"/>
-          </w:rPr>
-          <w:t xml:space="preserve">Heterogeneity of PTEN and PPAR-γ in cancer and their prognostic application to bladder cancer</w:t>
-        </w:r>
-      </w:hyperlink>
-      <w:r>
-        <w:t xml:space="preserve">. Exp Ther Med. 2019;18(4):3177–83.</w:t>
-      </w:r>
-      <w:r>
-        <w:t xml:space="preserve"> </w:t>
-      </w:r>
-    </w:p>
-    <w:bookmarkEnd w:id="227"/>
-    <w:bookmarkStart w:id="229" w:name="ref-RN8"/>
-    <w:p>
-      <w:pPr>
-        <w:pStyle w:val="Bibliography"/>
-      </w:pPr>
-      <w:r>
-        <w:t xml:space="preserve">65.</w:t>
-      </w:r>
-      <w:r>
-        <w:t xml:space="preserve"> </w:t>
-      </w:r>
-      <w:r>
-        <w:t xml:space="preserve">	</w:t>
-      </w:r>
-      <w:r>
-        <w:t xml:space="preserve">Freedman ND, Silverman DT, Hollenbeck AR, Schatzkin A, Abnet CC.</w:t>
-      </w:r>
-      <w:r>
-        <w:t xml:space="preserve"> </w:t>
-      </w:r>
-      <w:hyperlink r:id="rId228">
-        <w:r>
-          <w:rPr>
-            <w:rStyle w:val="Hyperlink"/>
-          </w:rPr>
-          <w:t xml:space="preserve">Association between smoking and risk of bladder cancer among men and women</w:t>
-        </w:r>
-      </w:hyperlink>
-      <w:r>
-        <w:t xml:space="preserve">. Jama. 2011;306(7):737–45.</w:t>
-      </w:r>
-      <w:r>
-        <w:t xml:space="preserve"> </w:t>
-      </w:r>
-    </w:p>
-    <w:bookmarkEnd w:id="229"/>
-    <w:bookmarkStart w:id="231" w:name="ref-RN12"/>
-    <w:p>
-      <w:pPr>
-        <w:pStyle w:val="Bibliography"/>
-      </w:pPr>
-      <w:r>
-        <w:t xml:space="preserve">66.</w:t>
-      </w:r>
-      <w:r>
-        <w:t xml:space="preserve"> </w:t>
-      </w:r>
-      <w:r>
-        <w:t xml:space="preserve">	</w:t>
-      </w:r>
-      <w:r>
-        <w:t xml:space="preserve">Baris D, Waddell R, Beane Freeman LE, Schwenn M, Colt JS, Ayotte JD, et al.</w:t>
-      </w:r>
-      <w:r>
-        <w:t xml:space="preserve"> </w:t>
-      </w:r>
-      <w:hyperlink r:id="rId230">
-        <w:r>
-          <w:rPr>
-            <w:rStyle w:val="Hyperlink"/>
-          </w:rPr>
-          <w:t xml:space="preserve">Elevated bladder cancer in northern new england: The role of drinking water and arsenic</w:t>
-        </w:r>
-      </w:hyperlink>
-      <w:r>
-        <w:t xml:space="preserve">. J Natl Cancer Inst. 2016;108(9).</w:t>
-      </w:r>
-      <w:r>
-        <w:t xml:space="preserve"> </w:t>
-      </w:r>
-    </w:p>
-    <w:bookmarkEnd w:id="231"/>
-    <w:bookmarkStart w:id="233" w:name="ref-RN13"/>
-    <w:p>
-      <w:pPr>
-        <w:pStyle w:val="Bibliography"/>
-      </w:pPr>
-      <w:r>
-        <w:t xml:space="preserve">67.</w:t>
-      </w:r>
-      <w:r>
-        <w:t xml:space="preserve"> </w:t>
-      </w:r>
-      <w:r>
-        <w:t xml:space="preserve">	</w:t>
-      </w:r>
-      <w:r>
-        <w:t xml:space="preserve">Beane Freeman LE, Cantor KP, Baris D, Nuckols JR, Johnson A, Colt JS, et al.</w:t>
-      </w:r>
-      <w:r>
-        <w:t xml:space="preserve"> </w:t>
-      </w:r>
-      <w:hyperlink r:id="rId232">
-        <w:r>
-          <w:rPr>
-            <w:rStyle w:val="Hyperlink"/>
-          </w:rPr>
-          <w:t xml:space="preserve">Bladder cancer and water disinfection by-product exposures through multiple routes: A population-based case-control study (new england, USA)</w:t>
-        </w:r>
-      </w:hyperlink>
-      <w:r>
-        <w:t xml:space="preserve">. Environ Health Perspect. 2017;125(6):067010.</w:t>
-      </w:r>
-      <w:r>
-        <w:t xml:space="preserve"> </w:t>
-      </w:r>
-    </w:p>
-    <w:bookmarkEnd w:id="233"/>
-    <w:bookmarkStart w:id="235" w:name="ref-RN39"/>
-    <w:p>
-      <w:pPr>
-        <w:pStyle w:val="Bibliography"/>
-      </w:pPr>
-      <w:r>
-        <w:t xml:space="preserve">68.</w:t>
-      </w:r>
-      <w:r>
-        <w:t xml:space="preserve"> </w:t>
-      </w:r>
-      <w:r>
-        <w:t xml:space="preserve">	</w:t>
-      </w:r>
-      <w:r>
-        <w:t xml:space="preserve">Stanton BA, Caldwell K, Congdon CB, Disney J, Donahue M, Ferguson E, et al.</w:t>
-      </w:r>
-      <w:r>
-        <w:t xml:space="preserve"> </w:t>
-      </w:r>
-      <w:hyperlink r:id="rId234">
-        <w:r>
-          <w:rPr>
-            <w:rStyle w:val="Hyperlink"/>
-          </w:rPr>
-          <w:t xml:space="preserve">MDI biological laboratory arsenic summit: Approaches to limiting human exposure to arsenic</w:t>
-        </w:r>
-      </w:hyperlink>
-      <w:r>
-        <w:t xml:space="preserve">. Curr Environ Health Rep. 2015;2(3):329–37.</w:t>
-      </w:r>
-      <w:r>
-        <w:t xml:space="preserve"> </w:t>
-      </w:r>
-    </w:p>
-    <w:bookmarkEnd w:id="235"/>
-    <w:bookmarkStart w:id="237" w:name="ref-RN40"/>
-    <w:p>
-      <w:pPr>
-        <w:pStyle w:val="Bibliography"/>
-      </w:pPr>
-      <w:r>
-        <w:t xml:space="preserve">69.</w:t>
-      </w:r>
-      <w:r>
-        <w:t xml:space="preserve"> </w:t>
-      </w:r>
-      <w:r>
-        <w:t xml:space="preserve">	</w:t>
-      </w:r>
-      <w:r>
-        <w:t xml:space="preserve">Yang Q, Flanagan SV, Chillrud S, Ross J, Zeng W, Culbertson C, et al.</w:t>
-      </w:r>
-      <w:r>
-        <w:t xml:space="preserve"> </w:t>
-      </w:r>
-      <w:hyperlink r:id="rId236">
-        <w:r>
-          <w:rPr>
-            <w:rStyle w:val="Hyperlink"/>
-          </w:rPr>
-          <w:t xml:space="preserve">Reduction in drinking water arsenic exposure and health risk through arsenic treatment among private well households in maine and new jersey, USA</w:t>
-        </w:r>
-      </w:hyperlink>
-      <w:r>
-        <w:t xml:space="preserve">. Sci Total Environ. 2020;738:139683.</w:t>
-      </w:r>
-      <w:r>
-        <w:t xml:space="preserve"> </w:t>
-      </w:r>
-    </w:p>
-    <w:bookmarkEnd w:id="237"/>
-    <w:bookmarkStart w:id="238" w:name="ref-RN41"/>
-    <w:p>
-      <w:pPr>
-        <w:pStyle w:val="Bibliography"/>
-      </w:pPr>
-      <w:r>
-        <w:t xml:space="preserve">70.</w:t>
-      </w:r>
-      <w:r>
-        <w:t xml:space="preserve"> </w:t>
-      </w:r>
-      <w:r>
-        <w:t xml:space="preserve">	</w:t>
-      </w:r>
-      <w:r>
-        <w:t xml:space="preserve">DES N. Review of the drinking water maximum contaminant level (MCL) and ambient groundwater quality standard (AGQS) for arsenic. New Hamps Dep Environ Serv. 2018;1–71.</w:t>
-      </w:r>
-      <w:r>
-        <w:t xml:space="preserve"> </w:t>
-      </w:r>
-    </w:p>
-    <w:bookmarkEnd w:id="238"/>
-    <w:bookmarkStart w:id="240" w:name="ref-RN42"/>
-    <w:p>
-      <w:pPr>
-        <w:pStyle w:val="Bibliography"/>
-      </w:pPr>
-      <w:r>
-        <w:t xml:space="preserve">71.</w:t>
-      </w:r>
-      <w:r>
-        <w:t xml:space="preserve"> </w:t>
-      </w:r>
-      <w:r>
-        <w:t xml:space="preserve">	</w:t>
-      </w:r>
-      <w:r>
-        <w:t xml:space="preserve">Javeid J, Akhtar M, Ahmed L, Hassan W, Ikram M, Iqbal R, et al.</w:t>
-      </w:r>
-      <w:r>
-        <w:t xml:space="preserve"> </w:t>
-      </w:r>
-      <w:hyperlink r:id="rId239">
-        <w:r>
-          <w:rPr>
-            <w:rStyle w:val="Hyperlink"/>
-          </w:rPr>
-          <w:t xml:space="preserve">Bladder cancer mortality among smokers: Trends and disparities in u.s. Adults (1999–2023).</w:t>
-        </w:r>
-      </w:hyperlink>
-      <w:r>
-        <w:t xml:space="preserve"> Journal of Clinical Oncology. 2025;43.</w:t>
-      </w:r>
-      <w:r>
-        <w:t xml:space="preserve"> </w:t>
-      </w:r>
-    </w:p>
-    <w:bookmarkEnd w:id="240"/>
-    <w:bookmarkStart w:id="242" w:name="ref-RN43"/>
-    <w:p>
-      <w:pPr>
-        <w:pStyle w:val="Bibliography"/>
-      </w:pPr>
-      <w:r>
-        <w:t xml:space="preserve">72.</w:t>
-      </w:r>
-      <w:r>
-        <w:t xml:space="preserve"> </w:t>
-      </w:r>
-      <w:r>
-        <w:t xml:space="preserve">	</w:t>
-      </w:r>
-      <w:r>
-        <w:t xml:space="preserve">Lortet-Tieulent J, Goding Sauer A, Siegel RL, Miller KD, Islami F, Fedewa SA, et al.</w:t>
-      </w:r>
-      <w:r>
-        <w:t xml:space="preserve"> </w:t>
-      </w:r>
-      <w:hyperlink r:id="rId241">
-        <w:r>
-          <w:rPr>
-            <w:rStyle w:val="Hyperlink"/>
-          </w:rPr>
-          <w:t xml:space="preserve">State-level cancer mortality attributable to cigarette smoking in the united states</w:t>
-        </w:r>
-      </w:hyperlink>
-      <w:r>
-        <w:t xml:space="preserve">. JAMA Intern Med. 2016;176(12):1792–8.</w:t>
-      </w:r>
-      <w:r>
-        <w:t xml:space="preserve"> </w:t>
-      </w:r>
-    </w:p>
-    <w:bookmarkEnd w:id="242"/>
-    <w:bookmarkStart w:id="244" w:name="ref-RN44"/>
-    <w:p>
-      <w:pPr>
-        <w:pStyle w:val="Bibliography"/>
-      </w:pPr>
-      <w:r>
-        <w:t xml:space="preserve">73.</w:t>
-      </w:r>
-      <w:r>
-        <w:t xml:space="preserve"> </w:t>
-      </w:r>
-      <w:r>
-        <w:t xml:space="preserve">	</w:t>
-      </w:r>
-      <w:r>
-        <w:t xml:space="preserve">Deuker M, Stolzenbach LF, Collà Ruvolo C, Nocera L, Tian Z, Roos FC, et al.</w:t>
-      </w:r>
-      <w:r>
-        <w:t xml:space="preserve"> </w:t>
-      </w:r>
-      <w:hyperlink r:id="rId243">
-        <w:r>
-          <w:rPr>
-            <w:rStyle w:val="Hyperlink"/>
-          </w:rPr>
-          <w:t xml:space="preserve">Bladder cancer stage and mortality: Urban vs. Rural residency</w:t>
-        </w:r>
-      </w:hyperlink>
-      <w:r>
-        <w:t xml:space="preserve">. Cancer Causes Control. 2021;32(2):139–45.</w:t>
-      </w:r>
-      <w:r>
-        <w:t xml:space="preserve"> </w:t>
-      </w:r>
-    </w:p>
-    <w:bookmarkEnd w:id="244"/>
-    <w:bookmarkStart w:id="246" w:name="ref-RN45"/>
-    <w:p>
-      <w:pPr>
-        <w:pStyle w:val="Bibliography"/>
-      </w:pPr>
-      <w:r>
-        <w:t xml:space="preserve">74.</w:t>
-      </w:r>
-      <w:r>
-        <w:t xml:space="preserve"> </w:t>
-      </w:r>
-      <w:r>
-        <w:t xml:space="preserve">	</w:t>
-      </w:r>
-      <w:r>
-        <w:t xml:space="preserve">Dursun F, Elshabrawy A, Wang H, Kaushik D, Liss MA, Svatek RS, et al.</w:t>
-      </w:r>
-      <w:r>
-        <w:t xml:space="preserve"> </w:t>
-      </w:r>
-      <w:hyperlink r:id="rId245">
-        <w:r>
-          <w:rPr>
-            <w:rStyle w:val="Hyperlink"/>
-          </w:rPr>
-          <w:t xml:space="preserve">Impact of rural residence on the presentation, management and survival of patients with non-metastatic muscle-invasive bladder carcinoma</w:t>
-        </w:r>
-      </w:hyperlink>
-      <w:r>
-        <w:t xml:space="preserve">. Investig Clin Urol. 2023;64(6):561–71.</w:t>
-      </w:r>
-      <w:r>
-        <w:t xml:space="preserve"> </w:t>
-      </w:r>
-    </w:p>
-    <w:bookmarkEnd w:id="246"/>
-    <w:bookmarkStart w:id="248" w:name="ref-RN46"/>
-    <w:p>
-      <w:pPr>
-        <w:pStyle w:val="Bibliography"/>
-      </w:pPr>
-      <w:r>
-        <w:t xml:space="preserve">75.</w:t>
-      </w:r>
-      <w:r>
-        <w:t xml:space="preserve"> </w:t>
-      </w:r>
-      <w:r>
-        <w:t xml:space="preserve">	</w:t>
-      </w:r>
-      <w:r>
-        <w:t xml:space="preserve">Ryan S, Serrell EC, Karabon P, Mills G, Hansen M, Hayn M, et al.</w:t>
-      </w:r>
-      <w:r>
-        <w:t xml:space="preserve"> </w:t>
-      </w:r>
-      <w:hyperlink r:id="rId247">
-        <w:r>
-          <w:rPr>
-            <w:rStyle w:val="Hyperlink"/>
-          </w:rPr>
-          <w:t xml:space="preserve">The association between mortality and distance to treatment facility in patients with muscle invasive bladder cancer</w:t>
-        </w:r>
-      </w:hyperlink>
-      <w:r>
-        <w:t xml:space="preserve">. J Urol. 2018;199(2):424–9.</w:t>
-      </w:r>
-      <w:r>
-        <w:t xml:space="preserve"> </w:t>
-      </w:r>
-    </w:p>
-    <w:bookmarkEnd w:id="248"/>
-    <w:bookmarkStart w:id="250" w:name="ref-RN47"/>
-    <w:p>
-      <w:pPr>
-        <w:pStyle w:val="Bibliography"/>
-      </w:pPr>
-      <w:r>
-        <w:t xml:space="preserve">76.</w:t>
-      </w:r>
-      <w:r>
-        <w:t xml:space="preserve"> </w:t>
-      </w:r>
-      <w:r>
-        <w:t xml:space="preserve">	</w:t>
-      </w:r>
-      <w:r>
-        <w:t xml:space="preserve">Hung P, Deng S, Zahnd WE, Adams SA, Olatosi B, Crouch EL, et al.</w:t>
-      </w:r>
-      <w:r>
-        <w:t xml:space="preserve"> </w:t>
-      </w:r>
-      <w:hyperlink r:id="rId249">
-        <w:r>
-          <w:rPr>
-            <w:rStyle w:val="Hyperlink"/>
-          </w:rPr>
-          <w:t xml:space="preserve">Geographic disparities in residential proximity to colorectal and cervical cancer care providers</w:t>
-        </w:r>
-      </w:hyperlink>
-      <w:r>
-        <w:t xml:space="preserve">. Cancer. 2020;126(5):1068–76.</w:t>
-      </w:r>
-      <w:r>
-        <w:t xml:space="preserve"> </w:t>
-      </w:r>
-    </w:p>
-    <w:bookmarkEnd w:id="250"/>
-    <w:bookmarkStart w:id="251" w:name="ref-RN48"/>
-    <w:p>
-      <w:pPr>
-        <w:pStyle w:val="Bibliography"/>
-      </w:pPr>
-      <w:r>
-        <w:t xml:space="preserve">77.</w:t>
-      </w:r>
-      <w:r>
-        <w:t xml:space="preserve"> </w:t>
-      </w:r>
-      <w:r>
-        <w:t xml:space="preserve">	</w:t>
-      </w:r>
-      <w:r>
-        <w:t xml:space="preserve">Terlizzi EP, Cohen RA. Geographic variation in health insurance coverage:united states, 2022. Natl Health Stat Report. 2023;(194):1–15.</w:t>
-      </w:r>
-      <w:r>
-        <w:t xml:space="preserve"> </w:t>
-      </w:r>
-    </w:p>
-    <w:bookmarkEnd w:id="251"/>
-    <w:bookmarkStart w:id="253" w:name="ref-RN49"/>
-    <w:p>
-      <w:pPr>
-        <w:pStyle w:val="Bibliography"/>
-      </w:pPr>
-      <w:r>
-        <w:t xml:space="preserve">78.</w:t>
-      </w:r>
-      <w:r>
-        <w:t xml:space="preserve"> </w:t>
-      </w:r>
-      <w:r>
-        <w:t xml:space="preserve">	</w:t>
-      </w:r>
-      <w:r>
-        <w:t xml:space="preserve">Wang Y, Chang Q, Li Y.</w:t>
-      </w:r>
-      <w:r>
-        <w:t xml:space="preserve"> </w:t>
-      </w:r>
-      <w:hyperlink r:id="rId252">
-        <w:r>
-          <w:rPr>
-            <w:rStyle w:val="Hyperlink"/>
-          </w:rPr>
-          <w:t xml:space="preserve">Racial differences in urinary bladder cancer in the united states</w:t>
-        </w:r>
-      </w:hyperlink>
-      <w:r>
-        <w:t xml:space="preserve">. Sci Rep. 2018;8(1):12521.</w:t>
-      </w:r>
-      <w:r>
-        <w:t xml:space="preserve"> </w:t>
-      </w:r>
-    </w:p>
-    <w:bookmarkEnd w:id="253"/>
-    <w:bookmarkStart w:id="255" w:name="ref-RN50"/>
-    <w:p>
-      <w:pPr>
-        <w:pStyle w:val="Bibliography"/>
-      </w:pPr>
-      <w:r>
-        <w:t xml:space="preserve">79.</w:t>
-      </w:r>
-      <w:r>
-        <w:t xml:space="preserve"> </w:t>
-      </w:r>
-      <w:r>
-        <w:t xml:space="preserve">	</w:t>
-      </w:r>
-      <w:r>
-        <w:t xml:space="preserve">Health. C for DC, Chronic Disease Prevention PreventionNC for, Population HPromotionD of. BRFSS prevalence &amp; trends data [Internet]. Vol. 2025. Centers for Disease Control; Prevention; 2025. Available from:</w:t>
-      </w:r>
-      <w:r>
-        <w:t xml:space="preserve"> </w:t>
-      </w:r>
-      <w:hyperlink r:id="rId254">
-        <w:r>
-          <w:rPr>
-            <w:rStyle w:val="Hyperlink"/>
-          </w:rPr>
-          <w:t xml:space="preserve">https://www.cdc.gov/brfss/brfssprevalence/</w:t>
-        </w:r>
-      </w:hyperlink>
+        <w:t xml:space="preserve">Yegian JM, Wang G. Affordability in a mandated environment. Am J Manag Care. 2013;19(6):e233–7.</w:t>
+      </w:r>
+      <w:r>
+        <w:t xml:space="preserve"> </w:t>
+      </w:r>
     </w:p>
     <w:bookmarkEnd w:id="255"/>
-    <w:bookmarkStart w:id="256" w:name="ref-RN51"/>
-    <w:p>
-      <w:pPr>
-        <w:pStyle w:val="Bibliography"/>
-      </w:pPr>
-      <w:r>
-        <w:t xml:space="preserve">80.</w:t>
-      </w:r>
-      <w:r>
-        <w:t xml:space="preserve"> </w:t>
-      </w:r>
-      <w:r>
-        <w:t xml:space="preserve">	</w:t>
-      </w:r>
-      <w:r>
-        <w:t xml:space="preserve">Irvin LH, Johnson L, Yamauchi J, Holmes JR, Ching LK, Starr RR, et al. Insights in public health: Formative factors for a statewide tobacco control advocacy infrastructure: Insights from hawai’i. Hawaii J Med Public Health. 2019;78(2):66–70.</w:t>
-      </w:r>
-      <w:r>
-        <w:t xml:space="preserve"> </w:t>
-      </w:r>
-    </w:p>
     <w:bookmarkEnd w:id="256"/>
-    <w:bookmarkStart w:id="257" w:name="ref-RN52"/>
-    <w:p>
-      <w:pPr>
-        <w:pStyle w:val="Bibliography"/>
-      </w:pPr>
-      <w:r>
-        <w:t xml:space="preserve">81.</w:t>
-      </w:r>
-      <w:r>
-        <w:t xml:space="preserve"> </w:t>
-      </w:r>
-      <w:r>
-        <w:t xml:space="preserve">	</w:t>
-      </w:r>
-      <w:r>
-        <w:t xml:space="preserve">Yegian JM, Wang G. Affordability in a mandated environment. Am J Manag Care. 2013;19(6):e233–7.</w:t>
-      </w:r>
-      <w:r>
-        <w:t xml:space="preserve"> </w:t>
-      </w:r>
-    </w:p>
     <w:bookmarkEnd w:id="257"/>
-    <w:bookmarkEnd w:id="258"/>
-    <w:bookmarkEnd w:id="259"/>
     <w:sectPr>
       <w:type w:val="nextPage"/>
       <w:pgSz w:h="15840" w:w="12240"/>
@@ -9367,9 +9306,6 @@
     <w:abstractNumId w:val="991"/>
   </w:num>
   <w:num w:numId="1008">
-    <w:abstractNumId w:val="991"/>
-  </w:num>
-  <w:num w:numId="1009">
     <w:abstractNumId w:val="99411"/>
     <w:lvlOverride w:ilvl="0">
       <w:startOverride w:val="1"/>
@@ -9399,7 +9335,7 @@
       <w:startOverride w:val="1"/>
     </w:lvlOverride>
   </w:num>
-  <w:num w:numId="1010">
+  <w:num w:numId="1009">
     <w:abstractNumId w:val="99413"/>
     <w:lvlOverride w:ilvl="0">
       <w:startOverride w:val="3"/>

--- a/index.docx
+++ b/index.docx
@@ -1298,7 +1298,7 @@
         <w:pStyle w:val="BodyText"/>
       </w:pPr>
       <w:r>
-        <w:t xml:space="preserve">We used R v. 4.6.0</w:t>
+        <w:t xml:space="preserve">We used R v. 4.6.1</w:t>
       </w:r>
       <w:r>
         <w:t xml:space="preserve"> </w:t>
@@ -1519,7 +1519,7 @@
           <w:rPr>
             <w:rStyle w:val="Hyperlink"/>
           </w:rPr>
-          <w:t xml:space="preserve">Supporting Files</w:t>
+          <w:t xml:space="preserve">Supporting Files 1</w:t>
         </w:r>
       </w:hyperlink>
       <w:r>
@@ -3257,7 +3257,7 @@
           <w:rPr>
             <w:rStyle w:val="Hyperlink"/>
           </w:rPr>
-          <w:t xml:space="preserve">Supporting Files</w:t>
+          <w:t xml:space="preserve">Supporting Files 1</w:t>
         </w:r>
       </w:hyperlink>
       <w:r>
@@ -3400,7 +3400,7 @@
           <w:rPr>
             <w:rStyle w:val="Hyperlink"/>
           </w:rPr>
-          <w:t xml:space="preserve">Supporting Files</w:t>
+          <w:t xml:space="preserve">Supporting Files 2</w:t>
         </w:r>
       </w:hyperlink>
       <w:r>
@@ -3431,7 +3431,7 @@
           <w:rPr>
             <w:rStyle w:val="Hyperlink"/>
           </w:rPr>
-          <w:t xml:space="preserve">Supporting Files</w:t>
+          <w:t xml:space="preserve">Supporting Files 3</w:t>
         </w:r>
       </w:hyperlink>
       <w:r>
@@ -3487,7 +3487,7 @@
           <w:rPr>
             <w:rStyle w:val="Hyperlink"/>
           </w:rPr>
-          <w:t xml:space="preserve">Supporting Files</w:t>
+          <w:t xml:space="preserve">Supporting Files 4</w:t>
         </w:r>
       </w:hyperlink>
       <w:r>
@@ -3649,7 +3649,7 @@
           <w:rPr>
             <w:rStyle w:val="Hyperlink"/>
           </w:rPr>
-          <w:t xml:space="preserve">Supporting Files</w:t>
+          <w:t xml:space="preserve">Supporting Files 5</w:t>
         </w:r>
       </w:hyperlink>
       <w:r>
@@ -3890,6 +3890,31 @@
         <w:t xml:space="preserve">Abbreviations: Alabama: AL; Alaska: AK; Arizona: AZ; Arkansas: AR; California: CA; Colorado: CO; Connecticut: CT; Delaware: DE; District of Columbia: DC; Florida: FL; Georgia: GA; Hawaii: HI; Idaho: ID; Illinois: IL; Indiana: IN; Iowa: IA; Kansas: KS; Kentucky: KY; Louisiana: LA; Maine: ME; Maryland: MD; Massachusetts: MA; Michigan: MI; Minnesota: MN; Mississippi: MS; Missouri: MO; Montana: MT; Nebraska: NE; Nevada: NV; New Hampshire: NH; New Jersey: NJ; New Mexico: NM; New York: NY; North Carolina: NC; North Dakota: ND; Ohio: OH; Oklahoma: OK; Oregon: OR; Pennsylvania: PA; Rhode Island: RI; South Carolina: SC; South Dakota: SD; Tennessee: TN; Texas: TX; Utah: UT; Vermont: VT; Virginia: VA; Washington: WA; West Virginia: WV; Wisconsin: WI; Wyoming: WY; ; DALYs: Disability-Adjusted Life Year; YLDs: Years Lived with Disability; YLLs: Years of Life Lost</w:t>
       </w:r>
     </w:p>
+    <w:p>
+      <w:pPr>
+        <w:pStyle w:val="FirstParagraph"/>
+      </w:pPr>
+      <w:r>
+        <w:t xml:space="preserve">Additionally,</w:t>
+      </w:r>
+      <w:r>
+        <w:t xml:space="preserve"> </w:t>
+      </w:r>
+      <w:hyperlink w:anchor="sup-bump">
+        <w:r>
+          <w:rPr>
+            <w:rStyle w:val="Hyperlink"/>
+          </w:rPr>
+          <w:t xml:space="preserve">Supporting Files 6</w:t>
+        </w:r>
+      </w:hyperlink>
+      <w:r>
+        <w:t xml:space="preserve"> </w:t>
+      </w:r>
+      <w:r>
+        <w:t xml:space="preserve">presents a bump plot comparing the U.S. average, all states, and competing countries/regions across various burden measures over the decades.</w:t>
+      </w:r>
+    </w:p>
     <w:bookmarkEnd w:id="88"/>
     <w:bookmarkEnd w:id="89"/>
     <w:bookmarkStart w:id="90" w:name="discussion"/>
@@ -3906,7 +3931,7 @@
         <w:pStyle w:val="FirstParagraph"/>
       </w:pPr>
       <w:r>
-        <w:t xml:space="preserve">This study used GBD 2021 data to characterize long-term trends in BC incidence, mortality, YLLs, YLDs, and DALYs in the U.S. from 1980 to 2021. At the national level, age-standardized incidence rates gradually declined beginning in the late 2010s, accompanied by a more modest decrease in age-standardized mortality rates. These improvements likely reflect advances in preventive strategies, evolving treatment strategies, and broader access to specialized care. However, national averages obscure substantial heterogeneity at the state level. While several Northeastern states experienced pronounced declines in both incidence and mortality—particularly among men—other states, including West Virginia, Kentucky, Delaware, and Nevada, showed persistently elevated or plateauing trends. Among states with consistently extreme values, Maine exhibited the highest age-standardized incidence rates throughout most of the study period, albeit with recent declines, whereas Hawaii consistently reported the lowest incidence and mortality rates</w:t>
+        <w:t xml:space="preserve">This study used GBD 2021 data to characterize long-term trends in BC incidence, mortality, YLLs, YLDs, and DALYs in the U.S. from 1980 to 2021. At the national level, age-standardized incidence rates gradually declined beginning in the late 2010s, accompanied by a more modest decrease in age-standardized mortality rates. These improvements likely reflect advances in preventive strategies, evolving treatment strategies, and broader access to specialized care. However, national averages obscure substantial heterogeneity at the state level. While several Northeastern states experienced pronounced declines in both incidence and mortality-particularly among men-other states, including West Virginia, Kentucky, Delaware, and Nevada, showed persistently elevated or plateauing trends. Among states with consistently extreme values, Maine exhibited the highest age-standardized incidence rates throughout most of the study period, albeit with recent declines, whereas Hawaii consistently reported the lowest incidence and mortality rates</w:t>
       </w:r>
       <w:r>
         <w:t xml:space="preserve"> </w:t>
@@ -3916,7 +3941,7 @@
           <w:rPr>
             <w:rStyle w:val="Hyperlink"/>
           </w:rPr>
-          <w:t xml:space="preserve">Supporting Files</w:t>
+          <w:t xml:space="preserve">Supporting Files 5</w:t>
         </w:r>
       </w:hyperlink>
       <w:r>
@@ -4018,7 +4043,7 @@
           <w:rPr>
             <w:rStyle w:val="Hyperlink"/>
           </w:rPr>
-          <w:t xml:space="preserve">Supporting Files</w:t>
+          <w:t xml:space="preserve">Supporting Files 4</w:t>
         </w:r>
       </w:hyperlink>
       <w:r>
@@ -4031,7 +4056,7 @@
         <w:t xml:space="preserve">(56)</w:t>
       </w:r>
       <w:r>
-        <w:t xml:space="preserve">. In addition, recent evidence suggests that the oldest adults—especially men aged 85 years and older—have not experienced the same improvements in cancer mortality as younger seniors, with the largest relative increases observed in individuals aged 75–79 years and 80 years or older</w:t>
+        <w:t xml:space="preserve">. In addition, recent evidence suggests that the oldest adults-especially men aged 85 years and older-have not experienced the same improvements in cancer mortality as younger seniors, with the largest relative increases observed in individuals aged 75–79 years and 80 years or older</w:t>
       </w:r>
       <w:r>
         <w:t xml:space="preserve"> </w:t>
@@ -4320,7 +4345,7 @@
       </w:r>
     </w:p>
     <w:bookmarkEnd w:id="91"/>
-    <w:bookmarkStart w:id="96" w:name="supporting-files"/>
+    <w:bookmarkStart w:id="95" w:name="supporting-files"/>
     <w:p>
       <w:pPr>
         <w:pStyle w:val="Heading1"/>
@@ -4368,8 +4393,115 @@
           <w:t xml:space="preserve">GitHub repository</w:t>
         </w:r>
       </w:hyperlink>
-      <w:bookmarkStart w:id="93" w:name="sup-percentchange"/>
-      <w:bookmarkEnd w:id="93"/>
+      <w:hyperlink r:id="rId93"/>
+    </w:p>
+    <w:p>
+      <w:pPr>
+        <w:numPr>
+          <w:ilvl w:val="0"/>
+          <w:numId w:val="1008"/>
+        </w:numPr>
+      </w:pPr>
+      <w:r>
+        <w:rPr>
+          <w:b/>
+          <w:bCs/>
+        </w:rPr>
+        <w:t xml:space="preserve">State-level population pyramids (2021)</w:t>
+      </w:r>
+      <w:r>
+        <w:br/>
+      </w:r>
+      <w:r>
+        <w:t xml:space="preserve">Population pyramid plots depicting age- and sex-stratified bladder cancer burden for each U.S. state in 2021 are available from the project’s</w:t>
+      </w:r>
+      <w:r>
+        <w:t xml:space="preserve"> </w:t>
+      </w:r>
+      <w:hyperlink r:id="rId70">
+        <w:r>
+          <w:rPr>
+            <w:rStyle w:val="Hyperlink"/>
+          </w:rPr>
+          <w:t xml:space="preserve">GitHub repository</w:t>
+        </w:r>
+      </w:hyperlink>
+      <w:r>
+        <w:t xml:space="preserve">.</w:t>
+      </w:r>
+      <w:hyperlink r:id="rId93"/>
+    </w:p>
+    <w:p>
+      <w:pPr>
+        <w:numPr>
+          <w:ilvl w:val="0"/>
+          <w:numId w:val="1008"/>
+        </w:numPr>
+      </w:pPr>
+      <w:r>
+        <w:rPr>
+          <w:b/>
+          <w:bCs/>
+        </w:rPr>
+        <w:t xml:space="preserve">Animated population pyramids</w:t>
+      </w:r>
+      <w:r>
+        <w:br/>
+      </w:r>
+      <w:r>
+        <w:t xml:space="preserve">Animated population pyramid plots visualizing temporal changes in age- and sex-stratified bladder cancer burden for each U.S. state are available from the project’s</w:t>
+      </w:r>
+      <w:r>
+        <w:t xml:space="preserve"> </w:t>
+      </w:r>
+      <w:hyperlink r:id="rId71">
+        <w:r>
+          <w:rPr>
+            <w:rStyle w:val="Hyperlink"/>
+          </w:rPr>
+          <w:t xml:space="preserve">GitHub repository</w:t>
+        </w:r>
+      </w:hyperlink>
+      <w:r>
+        <w:t xml:space="preserve">.</w:t>
+      </w:r>
+      <w:hyperlink r:id="rId93"/>
+    </w:p>
+    <w:p>
+      <w:pPr>
+        <w:numPr>
+          <w:ilvl w:val="0"/>
+          <w:numId w:val="1008"/>
+        </w:numPr>
+      </w:pPr>
+      <w:r>
+        <w:rPr>
+          <w:b/>
+          <w:bCs/>
+        </w:rPr>
+        <w:t xml:space="preserve">Age–period trend plots</w:t>
+      </w:r>
+      <w:r>
+        <w:br/>
+      </w:r>
+      <w:r>
+        <w:t xml:space="preserve">Line plots illustrating age- and sex-stratified bladder cancer burden across calendar years for each U.S. state are available from the project’s</w:t>
+      </w:r>
+      <w:r>
+        <w:t xml:space="preserve"> </w:t>
+      </w:r>
+      <w:hyperlink r:id="rId72">
+        <w:r>
+          <w:rPr>
+            <w:rStyle w:val="Hyperlink"/>
+          </w:rPr>
+          <w:t xml:space="preserve">GitHub repository</w:t>
+        </w:r>
+      </w:hyperlink>
+      <w:r>
+        <w:t xml:space="preserve">.</w:t>
+      </w:r>
+      <w:hyperlink r:id="rId93"/>
     </w:p>
     <w:p>
       <w:pPr>
@@ -4405,6 +4537,7 @@
       <w:r>
         <w:t xml:space="preserve">.</w:t>
       </w:r>
+      <w:hyperlink r:id="rId93"/>
       <w:r>
         <w:br/>
       </w:r>
@@ -4417,11 +4550,12 @@
         <w:rPr>
           <w:rStyle w:val="VerbatimChar"/>
         </w:rPr>
-        <w:t xml:space="preserve">States are abbreviated as DALYs: Disability-Adjusted Life Year; YLDs: Years Lived with Disability; YLLs: Years of Life Lost; European Union: EU; SDI: Socio-Demographic Index; Alabama: AL; Alaska: AK; Arizona: AZ; Arkansas: AR; California: CA; Colorado: CO; Connecticut: CT; Delaware: DE; District of Columbia: DC; Florida: FL; Georgia: GA; Hawaii: HI; Idaho: ID; Illinois: IL; Indiana: IN; Iowa: IA; Kansas: KS; Kentucky: KY; Louisiana: LA; Maine: ME; Maryland: MD; Massachusetts: MA; Michigan: MI; Minnesota: MN; Mississippi: MS; Missouri: MO; Montana: MT; Nebraska: NE; Nevada: NV; New Hampshire: NH; New Jersey: NJ; New Mexico: NM; New York: NY; North Carolina: NC; North Dakota: ND; Ohio: OH; Oklahoma: OK; Oregon: OR; Pennsylvania: PA; Rhode Island: RI; South Carolina: SC; South Dakota: SD; Tennessee: TN; Texas: TX; Utah: UT; Vermont: VT; Virginia: VA; Washington: WA; West Virginia: WV; Wisconsin: WI; Wyoming: WY; .[ ](){#sup-geofacet}</w:t>
-      </w:r>
-    </w:p>
-    <w:p>
-      <w:pPr>
+        <w:t xml:space="preserve">States are abbreviated as DALYs: Disability-Adjusted Life Year; YLDs: Years Lived with Disability; YLLs: Years of Life Lost; European Union: EU; SDI: Socio-Demographic Index; Alabama: AL; Alaska: AK; Arizona: AZ; Arkansas: AR; California: CA; Colorado: CO; Connecticut: CT; Delaware: DE; District of Columbia: DC; Florida: FL; Georgia: GA; Hawaii: HI; Idaho: ID; Illinois: IL; Indiana: IN; Iowa: IA; Kansas: KS; Kentucky: KY; Louisiana: LA; Maine: ME; Maryland: MD; Massachusetts: MA; Michigan: MI; Minnesota: MN; Mississippi: MS; Missouri: MO; Montana: MT; Nebraska: NE; Nevada: NV; New Hampshire: NH; New Jersey: NJ; New Mexico: NM; New York: NY; North Carolina: NC; North Dakota: ND; Ohio: OH; Oklahoma: OK; Oregon: OR; Pennsylvania: PA; Rhode Island: RI; South Carolina: SC; South Dakota: SD; Tennessee: TN; Texas: TX; Utah: UT; Vermont: VT; Virginia: VA; Washington: WA; West Virginia: WV; Wisconsin: WI; Wyoming: WY; </w:t>
+      </w:r>
+    </w:p>
+    <w:p>
+      <w:pPr>
+        <w:pStyle w:val="Compact"/>
         <w:numPr>
           <w:ilvl w:val="0"/>
           <w:numId w:val="1009"/>
@@ -4432,18 +4566,18 @@
           <w:b/>
           <w:bCs/>
         </w:rPr>
-        <w:t xml:space="preserve">State-level population pyramids (2021)</w:t>
+        <w:t xml:space="preserve">State ranking bump plots</w:t>
       </w:r>
       <w:r>
         <w:br/>
       </w:r>
       <w:r>
-        <w:t xml:space="preserve">Population pyramid plots depicting age- and sex-stratified bladder cancer burden for each U.S. state in 2021 are available from the project’s</w:t>
-      </w:r>
-      <w:r>
-        <w:t xml:space="preserve"> </w:t>
-      </w:r>
-      <w:hyperlink r:id="rId70">
+        <w:t xml:space="preserve">Bump plots ranking U.S. states according to bladder cancer burden metrics in 1990, 2000, 2010, and 2021 are available from the project’s</w:t>
+      </w:r>
+      <w:r>
+        <w:t xml:space="preserve"> </w:t>
+      </w:r>
+      <w:hyperlink r:id="rId94">
         <w:r>
           <w:rPr>
             <w:rStyle w:val="Hyperlink"/>
@@ -4454,133 +4588,803 @@
       <w:r>
         <w:t xml:space="preserve">.</w:t>
       </w:r>
-      <w:hyperlink r:id="rId94"/>
-    </w:p>
-    <w:p>
-      <w:pPr>
+      <w:hyperlink r:id="rId93"/>
+    </w:p>
+    <w:bookmarkEnd w:id="95"/>
+    <w:bookmarkStart w:id="96" w:name="list-of-abbreviations"/>
+    <w:p>
+      <w:pPr>
+        <w:pStyle w:val="Heading1"/>
+      </w:pPr>
+      <w:r>
+        <w:t xml:space="preserve">7. List of abbreviations</w:t>
+      </w:r>
+    </w:p>
+    <w:p>
+      <w:pPr>
+        <w:pStyle w:val="Compact"/>
         <w:numPr>
           <w:ilvl w:val="0"/>
-          <w:numId w:val="1009"/>
+          <w:numId w:val="1010"/>
         </w:numPr>
       </w:pPr>
       <w:r>
-        <w:rPr>
-          <w:b/>
-          <w:bCs/>
-        </w:rPr>
-        <w:t xml:space="preserve">Animated population pyramids</w:t>
-      </w:r>
-      <w:r>
-        <w:br/>
-      </w:r>
-      <w:r>
-        <w:t xml:space="preserve">Animated population pyramid plots visualizing temporal changes in age- and sex-stratified bladder cancer burden for each U.S. state are available from the project’s</w:t>
-      </w:r>
-      <w:r>
-        <w:t xml:space="preserve"> </w:t>
-      </w:r>
-      <w:hyperlink r:id="rId71">
-        <w:r>
-          <w:rPr>
-            <w:rStyle w:val="Hyperlink"/>
-          </w:rPr>
-          <w:t xml:space="preserve">GitHub repository</w:t>
-        </w:r>
-      </w:hyperlink>
-      <w:r>
-        <w:t xml:space="preserve">.</w:t>
-      </w:r>
-      <w:hyperlink r:id="rId94"/>
-    </w:p>
-    <w:p>
-      <w:pPr>
+        <w:t xml:space="preserve">BC bladder cancer</w:t>
+      </w:r>
+    </w:p>
+    <w:p>
+      <w:pPr>
+        <w:pStyle w:val="Compact"/>
         <w:numPr>
           <w:ilvl w:val="0"/>
-          <w:numId w:val="1009"/>
+          <w:numId w:val="1010"/>
         </w:numPr>
       </w:pPr>
       <w:r>
-        <w:rPr>
-          <w:b/>
-          <w:bCs/>
-        </w:rPr>
-        <w:t xml:space="preserve">State ranking bump plots</w:t>
-      </w:r>
-      <w:r>
-        <w:br/>
-      </w:r>
-      <w:r>
-        <w:t xml:space="preserve">Bump plots ranking U.S. states according to bladder cancer burden metrics in 1990, 2000, 2010, and 2021 are available from the project’s</w:t>
-      </w:r>
-      <w:r>
-        <w:t xml:space="preserve"> </w:t>
-      </w:r>
-      <w:hyperlink r:id="rId95">
-        <w:r>
-          <w:rPr>
-            <w:rStyle w:val="Hyperlink"/>
-          </w:rPr>
-          <w:t xml:space="preserve">GitHub repository</w:t>
-        </w:r>
-      </w:hyperlink>
-      <w:r>
-        <w:t xml:space="preserve">.</w:t>
-      </w:r>
-      <w:hyperlink r:id="rId94"/>
-    </w:p>
-    <w:p>
-      <w:pPr>
+        <w:t xml:space="preserve">SEER Surveillance, Epidemiology, and End Results</w:t>
+      </w:r>
+    </w:p>
+    <w:p>
+      <w:pPr>
+        <w:pStyle w:val="Compact"/>
         <w:numPr>
           <w:ilvl w:val="0"/>
-          <w:numId w:val="1009"/>
+          <w:numId w:val="1010"/>
         </w:numPr>
       </w:pPr>
       <w:r>
-        <w:rPr>
-          <w:b/>
-          <w:bCs/>
-        </w:rPr>
-        <w:t xml:space="preserve">Age–period trend plots</w:t>
-      </w:r>
-      <w:r>
-        <w:br/>
-      </w:r>
-      <w:r>
-        <w:t xml:space="preserve">Line plots illustrating age- and sex-stratified bladder cancer burden across calendar years for each U.S. state are available from the project’s</w:t>
-      </w:r>
-      <w:r>
-        <w:t xml:space="preserve"> </w:t>
-      </w:r>
-      <w:hyperlink r:id="rId72">
-        <w:r>
-          <w:rPr>
-            <w:rStyle w:val="Hyperlink"/>
-          </w:rPr>
-          <w:t xml:space="preserve">GitHub repository</w:t>
-        </w:r>
-      </w:hyperlink>
-      <w:r>
-        <w:t xml:space="preserve">.</w:t>
-      </w:r>
-      <w:hyperlink r:id="rId94"/>
+        <w:t xml:space="preserve">GBD Global Burden of Disease</w:t>
+      </w:r>
+    </w:p>
+    <w:p>
+      <w:pPr>
+        <w:pStyle w:val="Compact"/>
+        <w:numPr>
+          <w:ilvl w:val="0"/>
+          <w:numId w:val="1010"/>
+        </w:numPr>
+      </w:pPr>
+      <w:r>
+        <w:t xml:space="preserve">DALYs disability-adjusted life years</w:t>
+      </w:r>
+    </w:p>
+    <w:p>
+      <w:pPr>
+        <w:pStyle w:val="Compact"/>
+        <w:numPr>
+          <w:ilvl w:val="0"/>
+          <w:numId w:val="1010"/>
+        </w:numPr>
+      </w:pPr>
+      <w:r>
+        <w:t xml:space="preserve">YLDs years lived with disability</w:t>
+      </w:r>
+    </w:p>
+    <w:p>
+      <w:pPr>
+        <w:pStyle w:val="Compact"/>
+        <w:numPr>
+          <w:ilvl w:val="0"/>
+          <w:numId w:val="1010"/>
+        </w:numPr>
+      </w:pPr>
+      <w:r>
+        <w:t xml:space="preserve">YLLs years of life lost</w:t>
+      </w:r>
+    </w:p>
+    <w:p>
+      <w:pPr>
+        <w:pStyle w:val="Compact"/>
+        <w:numPr>
+          <w:ilvl w:val="0"/>
+          <w:numId w:val="1010"/>
+        </w:numPr>
+      </w:pPr>
+      <w:r>
+        <w:t xml:space="preserve">GHDx Global Health Data Exchange</w:t>
+      </w:r>
+    </w:p>
+    <w:p>
+      <w:pPr>
+        <w:pStyle w:val="Compact"/>
+        <w:numPr>
+          <w:ilvl w:val="0"/>
+          <w:numId w:val="1010"/>
+        </w:numPr>
+      </w:pPr>
+      <w:r>
+        <w:t xml:space="preserve">SDI Socio-Demographic Index</w:t>
+      </w:r>
+    </w:p>
+    <w:p>
+      <w:pPr>
+        <w:pStyle w:val="Compact"/>
+        <w:numPr>
+          <w:ilvl w:val="0"/>
+          <w:numId w:val="1010"/>
+        </w:numPr>
+      </w:pPr>
+      <w:r>
+        <w:t xml:space="preserve">UIs uncertainty intervals</w:t>
+      </w:r>
+    </w:p>
+    <w:p>
+      <w:pPr>
+        <w:pStyle w:val="Compact"/>
+        <w:numPr>
+          <w:ilvl w:val="0"/>
+          <w:numId w:val="1010"/>
+        </w:numPr>
+      </w:pPr>
+      <w:r>
+        <w:t xml:space="preserve">SE standard error</w:t>
+      </w:r>
+    </w:p>
+    <w:p>
+      <w:pPr>
+        <w:pStyle w:val="Compact"/>
+        <w:numPr>
+          <w:ilvl w:val="0"/>
+          <w:numId w:val="1010"/>
+        </w:numPr>
+      </w:pPr>
+      <w:r>
+        <w:t xml:space="preserve">AL Alabama</w:t>
+      </w:r>
+    </w:p>
+    <w:p>
+      <w:pPr>
+        <w:pStyle w:val="Compact"/>
+        <w:numPr>
+          <w:ilvl w:val="0"/>
+          <w:numId w:val="1010"/>
+        </w:numPr>
+      </w:pPr>
+      <w:r>
+        <w:t xml:space="preserve">AK Alaska</w:t>
+      </w:r>
+    </w:p>
+    <w:p>
+      <w:pPr>
+        <w:pStyle w:val="Compact"/>
+        <w:numPr>
+          <w:ilvl w:val="0"/>
+          <w:numId w:val="1010"/>
+        </w:numPr>
+      </w:pPr>
+      <w:r>
+        <w:t xml:space="preserve">AZ Arizona</w:t>
+      </w:r>
+    </w:p>
+    <w:p>
+      <w:pPr>
+        <w:pStyle w:val="Compact"/>
+        <w:numPr>
+          <w:ilvl w:val="0"/>
+          <w:numId w:val="1010"/>
+        </w:numPr>
+      </w:pPr>
+      <w:r>
+        <w:t xml:space="preserve">AR Arkansas</w:t>
+      </w:r>
+    </w:p>
+    <w:p>
+      <w:pPr>
+        <w:pStyle w:val="Compact"/>
+        <w:numPr>
+          <w:ilvl w:val="0"/>
+          <w:numId w:val="1010"/>
+        </w:numPr>
+      </w:pPr>
+      <w:r>
+        <w:t xml:space="preserve">CA California</w:t>
+      </w:r>
+    </w:p>
+    <w:p>
+      <w:pPr>
+        <w:pStyle w:val="Compact"/>
+        <w:numPr>
+          <w:ilvl w:val="0"/>
+          <w:numId w:val="1010"/>
+        </w:numPr>
+      </w:pPr>
+      <w:r>
+        <w:t xml:space="preserve">CO Colorado</w:t>
+      </w:r>
+    </w:p>
+    <w:p>
+      <w:pPr>
+        <w:pStyle w:val="Compact"/>
+        <w:numPr>
+          <w:ilvl w:val="0"/>
+          <w:numId w:val="1010"/>
+        </w:numPr>
+      </w:pPr>
+      <w:r>
+        <w:t xml:space="preserve">CT Connecticut</w:t>
+      </w:r>
+    </w:p>
+    <w:p>
+      <w:pPr>
+        <w:pStyle w:val="Compact"/>
+        <w:numPr>
+          <w:ilvl w:val="0"/>
+          <w:numId w:val="1010"/>
+        </w:numPr>
+      </w:pPr>
+      <w:r>
+        <w:t xml:space="preserve">DE Delaware</w:t>
+      </w:r>
+    </w:p>
+    <w:p>
+      <w:pPr>
+        <w:pStyle w:val="Compact"/>
+        <w:numPr>
+          <w:ilvl w:val="0"/>
+          <w:numId w:val="1010"/>
+        </w:numPr>
+      </w:pPr>
+      <w:r>
+        <w:t xml:space="preserve">DC District of Columbia</w:t>
+      </w:r>
+    </w:p>
+    <w:p>
+      <w:pPr>
+        <w:pStyle w:val="Compact"/>
+        <w:numPr>
+          <w:ilvl w:val="0"/>
+          <w:numId w:val="1010"/>
+        </w:numPr>
+      </w:pPr>
+      <w:r>
+        <w:t xml:space="preserve">FL Florida</w:t>
+      </w:r>
+    </w:p>
+    <w:p>
+      <w:pPr>
+        <w:pStyle w:val="Compact"/>
+        <w:numPr>
+          <w:ilvl w:val="0"/>
+          <w:numId w:val="1010"/>
+        </w:numPr>
+      </w:pPr>
+      <w:r>
+        <w:t xml:space="preserve">GA Georgia</w:t>
+      </w:r>
+    </w:p>
+    <w:p>
+      <w:pPr>
+        <w:pStyle w:val="Compact"/>
+        <w:numPr>
+          <w:ilvl w:val="0"/>
+          <w:numId w:val="1010"/>
+        </w:numPr>
+      </w:pPr>
+      <w:r>
+        <w:t xml:space="preserve">HI Hawaii</w:t>
+      </w:r>
+    </w:p>
+    <w:p>
+      <w:pPr>
+        <w:pStyle w:val="Compact"/>
+        <w:numPr>
+          <w:ilvl w:val="0"/>
+          <w:numId w:val="1010"/>
+        </w:numPr>
+      </w:pPr>
+      <w:r>
+        <w:t xml:space="preserve">ID Idaho</w:t>
+      </w:r>
+    </w:p>
+    <w:p>
+      <w:pPr>
+        <w:pStyle w:val="Compact"/>
+        <w:numPr>
+          <w:ilvl w:val="0"/>
+          <w:numId w:val="1010"/>
+        </w:numPr>
+      </w:pPr>
+      <w:r>
+        <w:t xml:space="preserve">IL Illinois</w:t>
+      </w:r>
+    </w:p>
+    <w:p>
+      <w:pPr>
+        <w:pStyle w:val="Compact"/>
+        <w:numPr>
+          <w:ilvl w:val="0"/>
+          <w:numId w:val="1010"/>
+        </w:numPr>
+      </w:pPr>
+      <w:r>
+        <w:t xml:space="preserve">IN Indiana</w:t>
+      </w:r>
+    </w:p>
+    <w:p>
+      <w:pPr>
+        <w:pStyle w:val="Compact"/>
+        <w:numPr>
+          <w:ilvl w:val="0"/>
+          <w:numId w:val="1010"/>
+        </w:numPr>
+      </w:pPr>
+      <w:r>
+        <w:t xml:space="preserve">IA Iowa</w:t>
+      </w:r>
+    </w:p>
+    <w:p>
+      <w:pPr>
+        <w:pStyle w:val="Compact"/>
+        <w:numPr>
+          <w:ilvl w:val="0"/>
+          <w:numId w:val="1010"/>
+        </w:numPr>
+      </w:pPr>
+      <w:r>
+        <w:t xml:space="preserve">KS Kansas</w:t>
+      </w:r>
+    </w:p>
+    <w:p>
+      <w:pPr>
+        <w:pStyle w:val="Compact"/>
+        <w:numPr>
+          <w:ilvl w:val="0"/>
+          <w:numId w:val="1010"/>
+        </w:numPr>
+      </w:pPr>
+      <w:r>
+        <w:t xml:space="preserve">KY Kentucky</w:t>
+      </w:r>
+    </w:p>
+    <w:p>
+      <w:pPr>
+        <w:pStyle w:val="Compact"/>
+        <w:numPr>
+          <w:ilvl w:val="0"/>
+          <w:numId w:val="1010"/>
+        </w:numPr>
+      </w:pPr>
+      <w:r>
+        <w:t xml:space="preserve">LA Louisiana</w:t>
+      </w:r>
+    </w:p>
+    <w:p>
+      <w:pPr>
+        <w:pStyle w:val="Compact"/>
+        <w:numPr>
+          <w:ilvl w:val="0"/>
+          <w:numId w:val="1010"/>
+        </w:numPr>
+      </w:pPr>
+      <w:r>
+        <w:t xml:space="preserve">ME Maine</w:t>
+      </w:r>
+    </w:p>
+    <w:p>
+      <w:pPr>
+        <w:pStyle w:val="Compact"/>
+        <w:numPr>
+          <w:ilvl w:val="0"/>
+          <w:numId w:val="1010"/>
+        </w:numPr>
+      </w:pPr>
+      <w:r>
+        <w:t xml:space="preserve">MD Maryland</w:t>
+      </w:r>
+    </w:p>
+    <w:p>
+      <w:pPr>
+        <w:pStyle w:val="Compact"/>
+        <w:numPr>
+          <w:ilvl w:val="0"/>
+          <w:numId w:val="1010"/>
+        </w:numPr>
+      </w:pPr>
+      <w:r>
+        <w:t xml:space="preserve">MA Massachusetts</w:t>
+      </w:r>
+    </w:p>
+    <w:p>
+      <w:pPr>
+        <w:pStyle w:val="Compact"/>
+        <w:numPr>
+          <w:ilvl w:val="0"/>
+          <w:numId w:val="1010"/>
+        </w:numPr>
+      </w:pPr>
+      <w:r>
+        <w:t xml:space="preserve">MI Michigan</w:t>
+      </w:r>
+    </w:p>
+    <w:p>
+      <w:pPr>
+        <w:pStyle w:val="Compact"/>
+        <w:numPr>
+          <w:ilvl w:val="0"/>
+          <w:numId w:val="1010"/>
+        </w:numPr>
+      </w:pPr>
+      <w:r>
+        <w:t xml:space="preserve">MN Minnesota</w:t>
+      </w:r>
+    </w:p>
+    <w:p>
+      <w:pPr>
+        <w:pStyle w:val="Compact"/>
+        <w:numPr>
+          <w:ilvl w:val="0"/>
+          <w:numId w:val="1010"/>
+        </w:numPr>
+      </w:pPr>
+      <w:r>
+        <w:t xml:space="preserve">MS Mississippi</w:t>
+      </w:r>
+    </w:p>
+    <w:p>
+      <w:pPr>
+        <w:pStyle w:val="Compact"/>
+        <w:numPr>
+          <w:ilvl w:val="0"/>
+          <w:numId w:val="1010"/>
+        </w:numPr>
+      </w:pPr>
+      <w:r>
+        <w:t xml:space="preserve">MO Missouri</w:t>
+      </w:r>
+    </w:p>
+    <w:p>
+      <w:pPr>
+        <w:pStyle w:val="Compact"/>
+        <w:numPr>
+          <w:ilvl w:val="0"/>
+          <w:numId w:val="1010"/>
+        </w:numPr>
+      </w:pPr>
+      <w:r>
+        <w:t xml:space="preserve">MT Montana</w:t>
+      </w:r>
+    </w:p>
+    <w:p>
+      <w:pPr>
+        <w:pStyle w:val="Compact"/>
+        <w:numPr>
+          <w:ilvl w:val="0"/>
+          <w:numId w:val="1010"/>
+        </w:numPr>
+      </w:pPr>
+      <w:r>
+        <w:t xml:space="preserve">NE Nebraska</w:t>
+      </w:r>
+    </w:p>
+    <w:p>
+      <w:pPr>
+        <w:pStyle w:val="Compact"/>
+        <w:numPr>
+          <w:ilvl w:val="0"/>
+          <w:numId w:val="1010"/>
+        </w:numPr>
+      </w:pPr>
+      <w:r>
+        <w:t xml:space="preserve">NV Nevada</w:t>
+      </w:r>
+    </w:p>
+    <w:p>
+      <w:pPr>
+        <w:pStyle w:val="Compact"/>
+        <w:numPr>
+          <w:ilvl w:val="0"/>
+          <w:numId w:val="1010"/>
+        </w:numPr>
+      </w:pPr>
+      <w:r>
+        <w:t xml:space="preserve">NH New Hampshire</w:t>
+      </w:r>
+    </w:p>
+    <w:p>
+      <w:pPr>
+        <w:pStyle w:val="Compact"/>
+        <w:numPr>
+          <w:ilvl w:val="0"/>
+          <w:numId w:val="1010"/>
+        </w:numPr>
+      </w:pPr>
+      <w:r>
+        <w:t xml:space="preserve">NJ New Jersey</w:t>
+      </w:r>
+    </w:p>
+    <w:p>
+      <w:pPr>
+        <w:pStyle w:val="Compact"/>
+        <w:numPr>
+          <w:ilvl w:val="0"/>
+          <w:numId w:val="1010"/>
+        </w:numPr>
+      </w:pPr>
+      <w:r>
+        <w:t xml:space="preserve">NM New Mexico</w:t>
+      </w:r>
+    </w:p>
+    <w:p>
+      <w:pPr>
+        <w:pStyle w:val="Compact"/>
+        <w:numPr>
+          <w:ilvl w:val="0"/>
+          <w:numId w:val="1010"/>
+        </w:numPr>
+      </w:pPr>
+      <w:r>
+        <w:t xml:space="preserve">NY New York</w:t>
+      </w:r>
+    </w:p>
+    <w:p>
+      <w:pPr>
+        <w:pStyle w:val="Compact"/>
+        <w:numPr>
+          <w:ilvl w:val="0"/>
+          <w:numId w:val="1010"/>
+        </w:numPr>
+      </w:pPr>
+      <w:r>
+        <w:t xml:space="preserve">NC North Carolina</w:t>
+      </w:r>
+    </w:p>
+    <w:p>
+      <w:pPr>
+        <w:pStyle w:val="Compact"/>
+        <w:numPr>
+          <w:ilvl w:val="0"/>
+          <w:numId w:val="1010"/>
+        </w:numPr>
+      </w:pPr>
+      <w:r>
+        <w:t xml:space="preserve">ND North Dakota</w:t>
+      </w:r>
+    </w:p>
+    <w:p>
+      <w:pPr>
+        <w:pStyle w:val="Compact"/>
+        <w:numPr>
+          <w:ilvl w:val="0"/>
+          <w:numId w:val="1010"/>
+        </w:numPr>
+      </w:pPr>
+      <w:r>
+        <w:t xml:space="preserve">OH Ohio</w:t>
+      </w:r>
+    </w:p>
+    <w:p>
+      <w:pPr>
+        <w:pStyle w:val="Compact"/>
+        <w:numPr>
+          <w:ilvl w:val="0"/>
+          <w:numId w:val="1010"/>
+        </w:numPr>
+      </w:pPr>
+      <w:r>
+        <w:t xml:space="preserve">OK Oklahoma</w:t>
+      </w:r>
+    </w:p>
+    <w:p>
+      <w:pPr>
+        <w:pStyle w:val="Compact"/>
+        <w:numPr>
+          <w:ilvl w:val="0"/>
+          <w:numId w:val="1010"/>
+        </w:numPr>
+      </w:pPr>
+      <w:r>
+        <w:t xml:space="preserve">OR Oregon</w:t>
+      </w:r>
+    </w:p>
+    <w:p>
+      <w:pPr>
+        <w:pStyle w:val="Compact"/>
+        <w:numPr>
+          <w:ilvl w:val="0"/>
+          <w:numId w:val="1010"/>
+        </w:numPr>
+      </w:pPr>
+      <w:r>
+        <w:t xml:space="preserve">PA Pennsylvania</w:t>
+      </w:r>
+    </w:p>
+    <w:p>
+      <w:pPr>
+        <w:pStyle w:val="Compact"/>
+        <w:numPr>
+          <w:ilvl w:val="0"/>
+          <w:numId w:val="1010"/>
+        </w:numPr>
+      </w:pPr>
+      <w:r>
+        <w:t xml:space="preserve">RI Rhode Island</w:t>
+      </w:r>
+    </w:p>
+    <w:p>
+      <w:pPr>
+        <w:pStyle w:val="Compact"/>
+        <w:numPr>
+          <w:ilvl w:val="0"/>
+          <w:numId w:val="1010"/>
+        </w:numPr>
+      </w:pPr>
+      <w:r>
+        <w:t xml:space="preserve">SC South Carolina</w:t>
+      </w:r>
+    </w:p>
+    <w:p>
+      <w:pPr>
+        <w:pStyle w:val="Compact"/>
+        <w:numPr>
+          <w:ilvl w:val="0"/>
+          <w:numId w:val="1010"/>
+        </w:numPr>
+      </w:pPr>
+      <w:r>
+        <w:t xml:space="preserve">SD South Dakota</w:t>
+      </w:r>
+    </w:p>
+    <w:p>
+      <w:pPr>
+        <w:pStyle w:val="Compact"/>
+        <w:numPr>
+          <w:ilvl w:val="0"/>
+          <w:numId w:val="1010"/>
+        </w:numPr>
+      </w:pPr>
+      <w:r>
+        <w:t xml:space="preserve">TN Tennessee</w:t>
+      </w:r>
+    </w:p>
+    <w:p>
+      <w:pPr>
+        <w:pStyle w:val="Compact"/>
+        <w:numPr>
+          <w:ilvl w:val="0"/>
+          <w:numId w:val="1010"/>
+        </w:numPr>
+      </w:pPr>
+      <w:r>
+        <w:t xml:space="preserve">TX Texas</w:t>
+      </w:r>
+    </w:p>
+    <w:p>
+      <w:pPr>
+        <w:pStyle w:val="Compact"/>
+        <w:numPr>
+          <w:ilvl w:val="0"/>
+          <w:numId w:val="1010"/>
+        </w:numPr>
+      </w:pPr>
+      <w:r>
+        <w:t xml:space="preserve">UT Utah</w:t>
+      </w:r>
+    </w:p>
+    <w:p>
+      <w:pPr>
+        <w:pStyle w:val="Compact"/>
+        <w:numPr>
+          <w:ilvl w:val="0"/>
+          <w:numId w:val="1010"/>
+        </w:numPr>
+      </w:pPr>
+      <w:r>
+        <w:t xml:space="preserve">VT Vermont</w:t>
+      </w:r>
+    </w:p>
+    <w:p>
+      <w:pPr>
+        <w:pStyle w:val="Compact"/>
+        <w:numPr>
+          <w:ilvl w:val="0"/>
+          <w:numId w:val="1010"/>
+        </w:numPr>
+      </w:pPr>
+      <w:r>
+        <w:t xml:space="preserve">VA Virginia</w:t>
+      </w:r>
+    </w:p>
+    <w:p>
+      <w:pPr>
+        <w:pStyle w:val="Compact"/>
+        <w:numPr>
+          <w:ilvl w:val="0"/>
+          <w:numId w:val="1010"/>
+        </w:numPr>
+      </w:pPr>
+      <w:r>
+        <w:t xml:space="preserve">WA Washington</w:t>
+      </w:r>
+    </w:p>
+    <w:p>
+      <w:pPr>
+        <w:pStyle w:val="Compact"/>
+        <w:numPr>
+          <w:ilvl w:val="0"/>
+          <w:numId w:val="1010"/>
+        </w:numPr>
+      </w:pPr>
+      <w:r>
+        <w:t xml:space="preserve">WV West Virginia</w:t>
+      </w:r>
+    </w:p>
+    <w:p>
+      <w:pPr>
+        <w:pStyle w:val="Compact"/>
+        <w:numPr>
+          <w:ilvl w:val="0"/>
+          <w:numId w:val="1010"/>
+        </w:numPr>
+      </w:pPr>
+      <w:r>
+        <w:t xml:space="preserve">WI Wisconsin</w:t>
+      </w:r>
+    </w:p>
+    <w:p>
+      <w:pPr>
+        <w:pStyle w:val="Compact"/>
+        <w:numPr>
+          <w:ilvl w:val="0"/>
+          <w:numId w:val="1010"/>
+        </w:numPr>
+      </w:pPr>
+      <w:r>
+        <w:t xml:space="preserve">WY Wyoming</w:t>
+      </w:r>
     </w:p>
     <w:bookmarkEnd w:id="96"/>
-    <w:bookmarkStart w:id="102" w:name="statements"/>
+    <w:bookmarkStart w:id="106" w:name="declarations"/>
     <w:p>
       <w:pPr>
         <w:pStyle w:val="Heading1"/>
       </w:pPr>
       <w:r>
-        <w:t xml:space="preserve">7. Statements</w:t>
-      </w:r>
-    </w:p>
-    <w:bookmarkStart w:id="97" w:name="contributions"/>
+        <w:t xml:space="preserve">8. Declarations</w:t>
+      </w:r>
+    </w:p>
+    <w:bookmarkStart w:id="97" w:name="Xd182db0490b2de20bd2b4e4cc8698599182035f"/>
     <w:p>
       <w:pPr>
         <w:pStyle w:val="Heading2"/>
       </w:pPr>
       <w:r>
-        <w:t xml:space="preserve">7.1 Contributions</w:t>
+        <w:t xml:space="preserve">8.1 Ethics approval and consent to participate</w:t>
+      </w:r>
+    </w:p>
+    <w:p>
+      <w:pPr>
+        <w:pStyle w:val="FirstParagraph"/>
+      </w:pPr>
+      <w:r>
+        <w:t xml:space="preserve">This study utilized publicly available, de-identified data from the Global Burden of Disease (GBD) study. As the data do not involve direct human participation and are anonymized, institutional ethics approval and informed consent were not required. The study was conducted in accordance with the principles of the Declaration of Helsinki.</w:t>
+      </w:r>
+    </w:p>
+    <w:bookmarkEnd w:id="97"/>
+    <w:bookmarkStart w:id="98" w:name="consent-for-publication"/>
+    <w:p>
+      <w:pPr>
+        <w:pStyle w:val="Heading2"/>
+      </w:pPr>
+      <w:r>
+        <w:t xml:space="preserve">8.2 Consent for publication</w:t>
+      </w:r>
+    </w:p>
+    <w:p>
+      <w:pPr>
+        <w:pStyle w:val="FirstParagraph"/>
+      </w:pPr>
+      <w:r>
+        <w:t xml:space="preserve">Not applicable.</w:t>
+      </w:r>
+    </w:p>
+    <w:bookmarkEnd w:id="98"/>
+    <w:bookmarkStart w:id="99" w:name="authors-contributions"/>
+    <w:p>
+      <w:pPr>
+        <w:pStyle w:val="Heading2"/>
+      </w:pPr>
+      <w:r>
+        <w:t xml:space="preserve">8.3 Authors’ contributions</w:t>
       </w:r>
     </w:p>
     <w:p>
@@ -4777,14 +5581,14 @@
         <w:t xml:space="preserve">Wassim Kassouf;</w:t>
       </w:r>
     </w:p>
-    <w:bookmarkEnd w:id="97"/>
-    <w:bookmarkStart w:id="98" w:name="acknowledgments"/>
+    <w:bookmarkEnd w:id="99"/>
+    <w:bookmarkStart w:id="100" w:name="acknowledgments"/>
     <w:p>
       <w:pPr>
         <w:pStyle w:val="Heading2"/>
       </w:pPr>
       <w:r>
-        <w:t xml:space="preserve">7.2 Acknowledgments</w:t>
+        <w:t xml:space="preserve">8.4 Acknowledgments</w:t>
       </w:r>
     </w:p>
     <w:p>
@@ -4795,14 +5599,14 @@
         <w:t xml:space="preserve">None.</w:t>
       </w:r>
     </w:p>
-    <w:bookmarkEnd w:id="98"/>
-    <w:bookmarkStart w:id="99" w:name="transparency-statement"/>
+    <w:bookmarkEnd w:id="100"/>
+    <w:bookmarkStart w:id="101" w:name="transparency-statement"/>
     <w:p>
       <w:pPr>
         <w:pStyle w:val="Heading2"/>
       </w:pPr>
       <w:r>
-        <w:t xml:space="preserve">7.3 Transparency Statement</w:t>
+        <w:t xml:space="preserve">8.5 Transparency Statement</w:t>
       </w:r>
     </w:p>
     <w:p>
@@ -4813,14 +5617,14 @@
         <w:t xml:space="preserve">The lead author, Alireza Sadeghi, affirms that this manuscript is an honest, accurate, and transparent account of the study being reported; that no important aspects of the study have been omitted; and that any discrepancies from the study as planned (and, if relevant, registered) have been explained.</w:t>
       </w:r>
     </w:p>
-    <w:bookmarkEnd w:id="99"/>
-    <w:bookmarkStart w:id="100" w:name="data-availability-statement"/>
+    <w:bookmarkEnd w:id="101"/>
+    <w:bookmarkStart w:id="102" w:name="availability-of-data-and-materials"/>
     <w:p>
       <w:pPr>
         <w:pStyle w:val="Heading2"/>
       </w:pPr>
       <w:r>
-        <w:t xml:space="preserve">7.4 Data Availability Statement</w:t>
+        <w:t xml:space="preserve">8.6 Availability of data and materials</w:t>
       </w:r>
     </w:p>
     <w:p>
@@ -4859,14 +5663,14 @@
         <w:t xml:space="preserve">. Data are provided in R’s native binary format (RDS). Full reproducibility can be achieved by cloning the repository and rendering the project using the supplied scripts and documentation.</w:t>
       </w:r>
     </w:p>
-    <w:bookmarkEnd w:id="100"/>
-    <w:bookmarkStart w:id="101" w:name="conflicts-of-interest"/>
+    <w:bookmarkEnd w:id="102"/>
+    <w:bookmarkStart w:id="103" w:name="competing-interests"/>
     <w:p>
       <w:pPr>
         <w:pStyle w:val="Heading2"/>
       </w:pPr>
       <w:r>
-        <w:t xml:space="preserve">7.5 Conflicts of Interest</w:t>
+        <w:t xml:space="preserve">8.7 Competing interests</w:t>
       </w:r>
     </w:p>
     <w:p>
@@ -4877,9 +5681,45 @@
         <w:t xml:space="preserve">The authors declare no conflicts of interest.</w:t>
       </w:r>
     </w:p>
-    <w:bookmarkEnd w:id="101"/>
-    <w:bookmarkEnd w:id="102"/>
-    <w:bookmarkStart w:id="257" w:name="references"/>
+    <w:bookmarkEnd w:id="103"/>
+    <w:bookmarkStart w:id="104" w:name="funding"/>
+    <w:p>
+      <w:pPr>
+        <w:pStyle w:val="Heading2"/>
+      </w:pPr>
+      <w:r>
+        <w:t xml:space="preserve">8.8 Funding</w:t>
+      </w:r>
+    </w:p>
+    <w:p>
+      <w:pPr>
+        <w:pStyle w:val="FirstParagraph"/>
+      </w:pPr>
+      <w:r>
+        <w:t xml:space="preserve">None.</w:t>
+      </w:r>
+    </w:p>
+    <w:bookmarkEnd w:id="104"/>
+    <w:bookmarkStart w:id="105" w:name="acknowledgements"/>
+    <w:p>
+      <w:pPr>
+        <w:pStyle w:val="Heading2"/>
+      </w:pPr>
+      <w:r>
+        <w:t xml:space="preserve">8.9 Acknowledgements</w:t>
+      </w:r>
+    </w:p>
+    <w:p>
+      <w:pPr>
+        <w:pStyle w:val="FirstParagraph"/>
+      </w:pPr>
+      <w:r>
+        <w:t xml:space="preserve">None.</w:t>
+      </w:r>
+    </w:p>
+    <w:bookmarkEnd w:id="105"/>
+    <w:bookmarkEnd w:id="106"/>
+    <w:bookmarkStart w:id="261" w:name="references"/>
     <w:p>
       <w:pPr>
         <w:pStyle w:val="Heading1"/>
@@ -4888,8 +5728,8 @@
         <w:t xml:space="preserve">References</w:t>
       </w:r>
     </w:p>
-    <w:bookmarkStart w:id="256" w:name="refs"/>
-    <w:bookmarkStart w:id="104" w:name="ref-RN1"/>
+    <w:bookmarkStart w:id="260" w:name="refs"/>
+    <w:bookmarkStart w:id="108" w:name="ref-RN1"/>
     <w:p>
       <w:pPr>
         <w:pStyle w:val="Bibliography"/>
@@ -4909,7 +5749,7 @@
       <w:r>
         <w:t xml:space="preserve"> </w:t>
       </w:r>
-      <w:hyperlink r:id="rId103">
+      <w:hyperlink r:id="rId107">
         <w:r>
           <w:rPr>
             <w:rStyle w:val="Hyperlink"/>
@@ -4918,8 +5758,8 @@
         </w:r>
       </w:hyperlink>
     </w:p>
-    <w:bookmarkEnd w:id="104"/>
-    <w:bookmarkStart w:id="106" w:name="ref-RN2"/>
+    <w:bookmarkEnd w:id="108"/>
+    <w:bookmarkStart w:id="110" w:name="ref-RN2"/>
     <w:p>
       <w:pPr>
         <w:pStyle w:val="Bibliography"/>
@@ -4939,7 +5779,7 @@
       <w:r>
         <w:t xml:space="preserve"> </w:t>
       </w:r>
-      <w:hyperlink r:id="rId105">
+      <w:hyperlink r:id="rId109">
         <w:r>
           <w:rPr>
             <w:rStyle w:val="Hyperlink"/>
@@ -4954,8 +5794,8 @@
         <w:t xml:space="preserve"> </w:t>
       </w:r>
     </w:p>
-    <w:bookmarkEnd w:id="106"/>
-    <w:bookmarkStart w:id="108" w:name="ref-RN3"/>
+    <w:bookmarkEnd w:id="110"/>
+    <w:bookmarkStart w:id="112" w:name="ref-RN3"/>
     <w:p>
       <w:pPr>
         <w:pStyle w:val="Bibliography"/>
@@ -4975,7 +5815,7 @@
       <w:r>
         <w:t xml:space="preserve"> </w:t>
       </w:r>
-      <w:hyperlink r:id="rId107">
+      <w:hyperlink r:id="rId111">
         <w:r>
           <w:rPr>
             <w:rStyle w:val="Hyperlink"/>
@@ -4984,8 +5824,8 @@
         </w:r>
       </w:hyperlink>
     </w:p>
-    <w:bookmarkEnd w:id="108"/>
-    <w:bookmarkStart w:id="110" w:name="ref-RN4"/>
+    <w:bookmarkEnd w:id="112"/>
+    <w:bookmarkStart w:id="114" w:name="ref-RN4"/>
     <w:p>
       <w:pPr>
         <w:pStyle w:val="Bibliography"/>
@@ -5005,7 +5845,7 @@
       <w:r>
         <w:t xml:space="preserve"> </w:t>
       </w:r>
-      <w:hyperlink r:id="rId109">
+      <w:hyperlink r:id="rId113">
         <w:r>
           <w:rPr>
             <w:rStyle w:val="Hyperlink"/>
@@ -5020,8 +5860,8 @@
         <w:t xml:space="preserve"> </w:t>
       </w:r>
     </w:p>
-    <w:bookmarkEnd w:id="110"/>
-    <w:bookmarkStart w:id="112" w:name="ref-RN5"/>
+    <w:bookmarkEnd w:id="114"/>
+    <w:bookmarkStart w:id="116" w:name="ref-RN5"/>
     <w:p>
       <w:pPr>
         <w:pStyle w:val="Bibliography"/>
@@ -5041,7 +5881,7 @@
       <w:r>
         <w:t xml:space="preserve"> </w:t>
       </w:r>
-      <w:hyperlink r:id="rId111">
+      <w:hyperlink r:id="rId115">
         <w:r>
           <w:rPr>
             <w:rStyle w:val="Hyperlink"/>
@@ -5056,8 +5896,8 @@
         <w:t xml:space="preserve"> </w:t>
       </w:r>
     </w:p>
-    <w:bookmarkEnd w:id="112"/>
-    <w:bookmarkStart w:id="114" w:name="ref-RN6"/>
+    <w:bookmarkEnd w:id="116"/>
+    <w:bookmarkStart w:id="118" w:name="ref-RN6"/>
     <w:p>
       <w:pPr>
         <w:pStyle w:val="Bibliography"/>
@@ -5077,7 +5917,7 @@
       <w:r>
         <w:t xml:space="preserve"> </w:t>
       </w:r>
-      <w:hyperlink r:id="rId113">
+      <w:hyperlink r:id="rId117">
         <w:r>
           <w:rPr>
             <w:rStyle w:val="Hyperlink"/>
@@ -5086,8 +5926,8 @@
         </w:r>
       </w:hyperlink>
     </w:p>
-    <w:bookmarkEnd w:id="114"/>
-    <w:bookmarkStart w:id="116" w:name="ref-RN7"/>
+    <w:bookmarkEnd w:id="118"/>
+    <w:bookmarkStart w:id="120" w:name="ref-RN7"/>
     <w:p>
       <w:pPr>
         <w:pStyle w:val="Bibliography"/>
@@ -5107,7 +5947,7 @@
       <w:r>
         <w:t xml:space="preserve"> </w:t>
       </w:r>
-      <w:hyperlink r:id="rId115">
+      <w:hyperlink r:id="rId119">
         <w:r>
           <w:rPr>
             <w:rStyle w:val="Hyperlink"/>
@@ -5116,8 +5956,8 @@
         </w:r>
       </w:hyperlink>
     </w:p>
-    <w:bookmarkEnd w:id="116"/>
-    <w:bookmarkStart w:id="118" w:name="ref-RN14"/>
+    <w:bookmarkEnd w:id="120"/>
+    <w:bookmarkStart w:id="122" w:name="ref-RN14"/>
     <w:p>
       <w:pPr>
         <w:pStyle w:val="Bibliography"/>
@@ -5137,7 +5977,7 @@
       <w:r>
         <w:t xml:space="preserve"> </w:t>
       </w:r>
-      <w:hyperlink r:id="rId117">
+      <w:hyperlink r:id="rId121">
         <w:r>
           <w:rPr>
             <w:rStyle w:val="Hyperlink"/>
@@ -5152,8 +5992,8 @@
         <w:t xml:space="preserve"> </w:t>
       </w:r>
     </w:p>
-    <w:bookmarkEnd w:id="118"/>
-    <w:bookmarkStart w:id="120" w:name="ref-RN15"/>
+    <w:bookmarkEnd w:id="122"/>
+    <w:bookmarkStart w:id="124" w:name="ref-RN15"/>
     <w:p>
       <w:pPr>
         <w:pStyle w:val="Bibliography"/>
@@ -5173,7 +6013,7 @@
       <w:r>
         <w:t xml:space="preserve"> </w:t>
       </w:r>
-      <w:hyperlink r:id="rId119">
+      <w:hyperlink r:id="rId123">
         <w:r>
           <w:rPr>
             <w:rStyle w:val="Hyperlink"/>
@@ -5188,8 +6028,8 @@
         <w:t xml:space="preserve"> </w:t>
       </w:r>
     </w:p>
-    <w:bookmarkEnd w:id="120"/>
-    <w:bookmarkStart w:id="122" w:name="ref-RN16"/>
+    <w:bookmarkEnd w:id="124"/>
+    <w:bookmarkStart w:id="126" w:name="ref-RN16"/>
     <w:p>
       <w:pPr>
         <w:pStyle w:val="Bibliography"/>
@@ -5209,7 +6049,7 @@
       <w:r>
         <w:t xml:space="preserve"> </w:t>
       </w:r>
-      <w:hyperlink r:id="rId121">
+      <w:hyperlink r:id="rId125">
         <w:r>
           <w:rPr>
             <w:rStyle w:val="Hyperlink"/>
@@ -5224,8 +6064,8 @@
         <w:t xml:space="preserve"> </w:t>
       </w:r>
     </w:p>
-    <w:bookmarkEnd w:id="122"/>
-    <w:bookmarkStart w:id="124" w:name="ref-RN17"/>
+    <w:bookmarkEnd w:id="126"/>
+    <w:bookmarkStart w:id="128" w:name="ref-RN17"/>
     <w:p>
       <w:pPr>
         <w:pStyle w:val="Bibliography"/>
@@ -5245,7 +6085,7 @@
       <w:r>
         <w:t xml:space="preserve"> </w:t>
       </w:r>
-      <w:hyperlink r:id="rId123">
+      <w:hyperlink r:id="rId127">
         <w:r>
           <w:rPr>
             <w:rStyle w:val="Hyperlink"/>
@@ -5260,8 +6100,8 @@
         <w:t xml:space="preserve"> </w:t>
       </w:r>
     </w:p>
-    <w:bookmarkEnd w:id="124"/>
-    <w:bookmarkStart w:id="126" w:name="ref-RN18"/>
+    <w:bookmarkEnd w:id="128"/>
+    <w:bookmarkStart w:id="130" w:name="ref-RN18"/>
     <w:p>
       <w:pPr>
         <w:pStyle w:val="Bibliography"/>
@@ -5281,7 +6121,7 @@
       <w:r>
         <w:t xml:space="preserve"> </w:t>
       </w:r>
-      <w:hyperlink r:id="rId125">
+      <w:hyperlink r:id="rId129">
         <w:r>
           <w:rPr>
             <w:rStyle w:val="Hyperlink"/>
@@ -5290,8 +6130,8 @@
         </w:r>
       </w:hyperlink>
     </w:p>
-    <w:bookmarkEnd w:id="126"/>
-    <w:bookmarkStart w:id="128" w:name="ref-RN19"/>
+    <w:bookmarkEnd w:id="130"/>
+    <w:bookmarkStart w:id="132" w:name="ref-RN19"/>
     <w:p>
       <w:pPr>
         <w:pStyle w:val="Bibliography"/>
@@ -5311,7 +6151,7 @@
       <w:r>
         <w:t xml:space="preserve"> </w:t>
       </w:r>
-      <w:hyperlink r:id="rId127">
+      <w:hyperlink r:id="rId131">
         <w:r>
           <w:rPr>
             <w:rStyle w:val="Hyperlink"/>
@@ -5326,8 +6166,8 @@
         <w:t xml:space="preserve"> </w:t>
       </w:r>
     </w:p>
-    <w:bookmarkEnd w:id="128"/>
-    <w:bookmarkStart w:id="130" w:name="ref-RN20"/>
+    <w:bookmarkEnd w:id="132"/>
+    <w:bookmarkStart w:id="134" w:name="ref-RN20"/>
     <w:p>
       <w:pPr>
         <w:pStyle w:val="Bibliography"/>
@@ -5347,7 +6187,7 @@
       <w:r>
         <w:t xml:space="preserve"> </w:t>
       </w:r>
-      <w:hyperlink r:id="rId129">
+      <w:hyperlink r:id="rId133">
         <w:r>
           <w:rPr>
             <w:rStyle w:val="Hyperlink"/>
@@ -5362,8 +6202,8 @@
         <w:t xml:space="preserve"> </w:t>
       </w:r>
     </w:p>
-    <w:bookmarkEnd w:id="130"/>
-    <w:bookmarkStart w:id="132" w:name="ref-RN22"/>
+    <w:bookmarkEnd w:id="134"/>
+    <w:bookmarkStart w:id="136" w:name="ref-RN22"/>
     <w:p>
       <w:pPr>
         <w:pStyle w:val="Bibliography"/>
@@ -5383,7 +6223,7 @@
       <w:r>
         <w:t xml:space="preserve"> </w:t>
       </w:r>
-      <w:hyperlink r:id="rId131">
+      <w:hyperlink r:id="rId135">
         <w:r>
           <w:rPr>
             <w:rStyle w:val="Hyperlink"/>
@@ -5398,8 +6238,8 @@
         <w:t xml:space="preserve"> </w:t>
       </w:r>
     </w:p>
-    <w:bookmarkEnd w:id="132"/>
-    <w:bookmarkStart w:id="134" w:name="ref-RN23"/>
+    <w:bookmarkEnd w:id="136"/>
+    <w:bookmarkStart w:id="138" w:name="ref-RN23"/>
     <w:p>
       <w:pPr>
         <w:pStyle w:val="Bibliography"/>
@@ -5419,7 +6259,7 @@
       <w:r>
         <w:t xml:space="preserve"> </w:t>
       </w:r>
-      <w:hyperlink r:id="rId133">
+      <w:hyperlink r:id="rId137">
         <w:r>
           <w:rPr>
             <w:rStyle w:val="Hyperlink"/>
@@ -5434,8 +6274,8 @@
         <w:t xml:space="preserve"> </w:t>
       </w:r>
     </w:p>
-    <w:bookmarkEnd w:id="134"/>
-    <w:bookmarkStart w:id="136" w:name="ref-ferrari2024"/>
+    <w:bookmarkEnd w:id="138"/>
+    <w:bookmarkStart w:id="140" w:name="ref-ferrari2024"/>
     <w:p>
       <w:pPr>
         <w:pStyle w:val="Bibliography"/>
@@ -5461,7 +6301,7 @@
       <w:r>
         <w:t xml:space="preserve"> </w:t>
       </w:r>
-      <w:hyperlink r:id="rId135">
+      <w:hyperlink r:id="rId139">
         <w:r>
           <w:rPr>
             <w:rStyle w:val="Hyperlink"/>
@@ -5470,8 +6310,8 @@
         </w:r>
       </w:hyperlink>
     </w:p>
-    <w:bookmarkEnd w:id="136"/>
-    <w:bookmarkStart w:id="138" w:name="ref-naghavi2024"/>
+    <w:bookmarkEnd w:id="140"/>
+    <w:bookmarkStart w:id="142" w:name="ref-naghavi2024"/>
     <w:p>
       <w:pPr>
         <w:pStyle w:val="Bibliography"/>
@@ -5494,7 +6334,7 @@
       <w:r>
         <w:t xml:space="preserve"> </w:t>
       </w:r>
-      <w:hyperlink r:id="rId137">
+      <w:hyperlink r:id="rId141">
         <w:r>
           <w:rPr>
             <w:rStyle w:val="Hyperlink"/>
@@ -5503,8 +6343,8 @@
         </w:r>
       </w:hyperlink>
     </w:p>
-    <w:bookmarkEnd w:id="138"/>
-    <w:bookmarkStart w:id="140" w:name="ref-feigin2021"/>
+    <w:bookmarkEnd w:id="142"/>
+    <w:bookmarkStart w:id="144" w:name="ref-feigin2021"/>
     <w:p>
       <w:pPr>
         <w:pStyle w:val="Bibliography"/>
@@ -5527,7 +6367,7 @@
       <w:r>
         <w:t xml:space="preserve"> </w:t>
       </w:r>
-      <w:hyperlink r:id="rId139">
+      <w:hyperlink r:id="rId143">
         <w:r>
           <w:rPr>
             <w:rStyle w:val="Hyperlink"/>
@@ -5536,8 +6376,8 @@
         </w:r>
       </w:hyperlink>
     </w:p>
-    <w:bookmarkEnd w:id="140"/>
-    <w:bookmarkStart w:id="142" w:name="X4857e18fa263add03d367ee42aaf3b3ec4487f5"/>
+    <w:bookmarkEnd w:id="144"/>
+    <w:bookmarkStart w:id="146" w:name="X4857e18fa263add03d367ee42aaf3b3ec4487f5"/>
     <w:p>
       <w:pPr>
         <w:pStyle w:val="Bibliography"/>
@@ -5560,7 +6400,7 @@
       <w:r>
         <w:t xml:space="preserve"> </w:t>
       </w:r>
-      <w:hyperlink r:id="rId141">
+      <w:hyperlink r:id="rId145">
         <w:r>
           <w:rPr>
             <w:rStyle w:val="Hyperlink"/>
@@ -5569,8 +6409,8 @@
         </w:r>
       </w:hyperlink>
     </w:p>
-    <w:bookmarkEnd w:id="142"/>
-    <w:bookmarkStart w:id="144" w:name="ref-base"/>
+    <w:bookmarkEnd w:id="146"/>
+    <w:bookmarkStart w:id="148" w:name="ref-base"/>
     <w:p>
       <w:pPr>
         <w:pStyle w:val="Bibliography"/>
@@ -5599,7 +6439,7 @@
       <w:r>
         <w:t xml:space="preserve"> </w:t>
       </w:r>
-      <w:hyperlink r:id="rId143">
+      <w:hyperlink r:id="rId147">
         <w:r>
           <w:rPr>
             <w:rStyle w:val="Hyperlink"/>
@@ -5608,8 +6448,8 @@
         </w:r>
       </w:hyperlink>
     </w:p>
-    <w:bookmarkEnd w:id="144"/>
-    <w:bookmarkStart w:id="146" w:name="ref-beepr"/>
+    <w:bookmarkEnd w:id="148"/>
+    <w:bookmarkStart w:id="150" w:name="ref-beepr"/>
     <w:p>
       <w:pPr>
         <w:pStyle w:val="Bibliography"/>
@@ -5638,7 +6478,7 @@
       <w:r>
         <w:t xml:space="preserve"> </w:t>
       </w:r>
-      <w:hyperlink r:id="rId145">
+      <w:hyperlink r:id="rId149">
         <w:r>
           <w:rPr>
             <w:rStyle w:val="Hyperlink"/>
@@ -5647,8 +6487,8 @@
         </w:r>
       </w:hyperlink>
     </w:p>
-    <w:bookmarkEnd w:id="146"/>
-    <w:bookmarkStart w:id="148" w:name="ref-flextable"/>
+    <w:bookmarkEnd w:id="150"/>
+    <w:bookmarkStart w:id="152" w:name="ref-flextable"/>
     <w:p>
       <w:pPr>
         <w:pStyle w:val="Bibliography"/>
@@ -5677,7 +6517,7 @@
       <w:r>
         <w:t xml:space="preserve"> </w:t>
       </w:r>
-      <w:hyperlink r:id="rId147">
+      <w:hyperlink r:id="rId151">
         <w:r>
           <w:rPr>
             <w:rStyle w:val="Hyperlink"/>
@@ -5686,8 +6526,8 @@
         </w:r>
       </w:hyperlink>
     </w:p>
-    <w:bookmarkEnd w:id="148"/>
-    <w:bookmarkStart w:id="150" w:name="ref-furrr"/>
+    <w:bookmarkEnd w:id="152"/>
+    <w:bookmarkStart w:id="154" w:name="ref-furrr"/>
     <w:p>
       <w:pPr>
         <w:pStyle w:val="Bibliography"/>
@@ -5716,7 +6556,7 @@
       <w:r>
         <w:t xml:space="preserve"> </w:t>
       </w:r>
-      <w:hyperlink r:id="rId149">
+      <w:hyperlink r:id="rId153">
         <w:r>
           <w:rPr>
             <w:rStyle w:val="Hyperlink"/>
@@ -5725,8 +6565,8 @@
         </w:r>
       </w:hyperlink>
     </w:p>
-    <w:bookmarkEnd w:id="150"/>
-    <w:bookmarkStart w:id="152" w:name="ref-future"/>
+    <w:bookmarkEnd w:id="154"/>
+    <w:bookmarkStart w:id="156" w:name="ref-future"/>
     <w:p>
       <w:pPr>
         <w:pStyle w:val="Bibliography"/>
@@ -5746,7 +6586,7 @@
       <w:r>
         <w:t xml:space="preserve"> </w:t>
       </w:r>
-      <w:hyperlink r:id="rId151">
+      <w:hyperlink r:id="rId155">
         <w:r>
           <w:rPr>
             <w:rStyle w:val="Hyperlink"/>
@@ -5755,8 +6595,8 @@
         </w:r>
       </w:hyperlink>
     </w:p>
-    <w:bookmarkEnd w:id="152"/>
-    <w:bookmarkStart w:id="154" w:name="ref-geofacet"/>
+    <w:bookmarkEnd w:id="156"/>
+    <w:bookmarkStart w:id="158" w:name="ref-geofacet"/>
     <w:p>
       <w:pPr>
         <w:pStyle w:val="Bibliography"/>
@@ -5803,7 +6643,7 @@
       <w:r>
         <w:t xml:space="preserve"> </w:t>
       </w:r>
-      <w:hyperlink r:id="rId153">
+      <w:hyperlink r:id="rId157">
         <w:r>
           <w:rPr>
             <w:rStyle w:val="Hyperlink"/>
@@ -5812,8 +6652,8 @@
         </w:r>
       </w:hyperlink>
     </w:p>
-    <w:bookmarkEnd w:id="154"/>
-    <w:bookmarkStart w:id="156" w:name="ref-gganimate"/>
+    <w:bookmarkEnd w:id="158"/>
+    <w:bookmarkStart w:id="160" w:name="ref-gganimate"/>
     <w:p>
       <w:pPr>
         <w:pStyle w:val="Bibliography"/>
@@ -5842,7 +6682,7 @@
       <w:r>
         <w:t xml:space="preserve"> </w:t>
       </w:r>
-      <w:hyperlink r:id="rId155">
+      <w:hyperlink r:id="rId159">
         <w:r>
           <w:rPr>
             <w:rStyle w:val="Hyperlink"/>
@@ -5851,8 +6691,8 @@
         </w:r>
       </w:hyperlink>
     </w:p>
-    <w:bookmarkEnd w:id="156"/>
-    <w:bookmarkStart w:id="158" w:name="ref-ggbump"/>
+    <w:bookmarkEnd w:id="160"/>
+    <w:bookmarkStart w:id="162" w:name="ref-ggbump"/>
     <w:p>
       <w:pPr>
         <w:pStyle w:val="Bibliography"/>
@@ -5881,7 +6721,7 @@
       <w:r>
         <w:t xml:space="preserve"> </w:t>
       </w:r>
-      <w:hyperlink r:id="rId157">
+      <w:hyperlink r:id="rId161">
         <w:r>
           <w:rPr>
             <w:rStyle w:val="Hyperlink"/>
@@ -5890,8 +6730,8 @@
         </w:r>
       </w:hyperlink>
     </w:p>
-    <w:bookmarkEnd w:id="158"/>
-    <w:bookmarkStart w:id="160" w:name="ref-ggnewscale"/>
+    <w:bookmarkEnd w:id="162"/>
+    <w:bookmarkStart w:id="164" w:name="ref-ggnewscale"/>
     <w:p>
       <w:pPr>
         <w:pStyle w:val="Bibliography"/>
@@ -5938,7 +6778,7 @@
       <w:r>
         <w:t xml:space="preserve"> </w:t>
       </w:r>
-      <w:hyperlink r:id="rId159">
+      <w:hyperlink r:id="rId163">
         <w:r>
           <w:rPr>
             <w:rStyle w:val="Hyperlink"/>
@@ -5947,8 +6787,8 @@
         </w:r>
       </w:hyperlink>
     </w:p>
-    <w:bookmarkEnd w:id="160"/>
-    <w:bookmarkStart w:id="162" w:name="ref-ggtext"/>
+    <w:bookmarkEnd w:id="164"/>
+    <w:bookmarkStart w:id="166" w:name="ref-ggtext"/>
     <w:p>
       <w:pPr>
         <w:pStyle w:val="Bibliography"/>
@@ -5995,7 +6835,7 @@
       <w:r>
         <w:t xml:space="preserve"> </w:t>
       </w:r>
-      <w:hyperlink r:id="rId161">
+      <w:hyperlink r:id="rId165">
         <w:r>
           <w:rPr>
             <w:rStyle w:val="Hyperlink"/>
@@ -6004,8 +6844,8 @@
         </w:r>
       </w:hyperlink>
     </w:p>
-    <w:bookmarkEnd w:id="162"/>
-    <w:bookmarkStart w:id="164" w:name="ref-glue"/>
+    <w:bookmarkEnd w:id="166"/>
+    <w:bookmarkStart w:id="168" w:name="ref-glue"/>
     <w:p>
       <w:pPr>
         <w:pStyle w:val="Bibliography"/>
@@ -6034,7 +6874,7 @@
       <w:r>
         <w:t xml:space="preserve"> </w:t>
       </w:r>
-      <w:hyperlink r:id="rId163">
+      <w:hyperlink r:id="rId167">
         <w:r>
           <w:rPr>
             <w:rStyle w:val="Hyperlink"/>
@@ -6043,8 +6883,8 @@
         </w:r>
       </w:hyperlink>
     </w:p>
-    <w:bookmarkEnd w:id="164"/>
-    <w:bookmarkStart w:id="165" w:name="ref-knitr2014"/>
+    <w:bookmarkEnd w:id="168"/>
+    <w:bookmarkStart w:id="169" w:name="ref-knitr2014"/>
     <w:p>
       <w:pPr>
         <w:pStyle w:val="Bibliography"/>
@@ -6083,8 +6923,8 @@
         <w:t xml:space="preserve"> </w:t>
       </w:r>
     </w:p>
-    <w:bookmarkEnd w:id="165"/>
-    <w:bookmarkStart w:id="167" w:name="ref-knitr2015"/>
+    <w:bookmarkEnd w:id="169"/>
+    <w:bookmarkStart w:id="171" w:name="ref-knitr2015"/>
     <w:p>
       <w:pPr>
         <w:pStyle w:val="Bibliography"/>
@@ -6116,7 +6956,7 @@
       <w:r>
         <w:t xml:space="preserve"> </w:t>
       </w:r>
-      <w:hyperlink r:id="rId166">
+      <w:hyperlink r:id="rId170">
         <w:r>
           <w:rPr>
             <w:rStyle w:val="Hyperlink"/>
@@ -6125,8 +6965,8 @@
         </w:r>
       </w:hyperlink>
     </w:p>
-    <w:bookmarkEnd w:id="167"/>
-    <w:bookmarkStart w:id="168" w:name="ref-knitr2025"/>
+    <w:bookmarkEnd w:id="171"/>
+    <w:bookmarkStart w:id="172" w:name="ref-knitr2025"/>
     <w:p>
       <w:pPr>
         <w:pStyle w:val="Bibliography"/>
@@ -6167,7 +7007,7 @@
       <w:r>
         <w:t xml:space="preserve"> </w:t>
       </w:r>
-      <w:hyperlink r:id="rId166">
+      <w:hyperlink r:id="rId170">
         <w:r>
           <w:rPr>
             <w:rStyle w:val="Hyperlink"/>
@@ -6176,8 +7016,8 @@
         </w:r>
       </w:hyperlink>
     </w:p>
-    <w:bookmarkEnd w:id="168"/>
-    <w:bookmarkStart w:id="170" w:name="ref-officer"/>
+    <w:bookmarkEnd w:id="172"/>
+    <w:bookmarkStart w:id="174" w:name="ref-officer"/>
     <w:p>
       <w:pPr>
         <w:pStyle w:val="Bibliography"/>
@@ -6206,7 +7046,7 @@
       <w:r>
         <w:t xml:space="preserve"> </w:t>
       </w:r>
-      <w:hyperlink r:id="rId169">
+      <w:hyperlink r:id="rId173">
         <w:r>
           <w:rPr>
             <w:rStyle w:val="Hyperlink"/>
@@ -6215,8 +7055,8 @@
         </w:r>
       </w:hyperlink>
     </w:p>
-    <w:bookmarkEnd w:id="170"/>
-    <w:bookmarkStart w:id="172" w:name="ref-paletteer"/>
+    <w:bookmarkEnd w:id="174"/>
+    <w:bookmarkStart w:id="176" w:name="ref-paletteer"/>
     <w:p>
       <w:pPr>
         <w:pStyle w:val="Bibliography"/>
@@ -6245,7 +7085,7 @@
       <w:r>
         <w:t xml:space="preserve"> </w:t>
       </w:r>
-      <w:hyperlink r:id="rId171">
+      <w:hyperlink r:id="rId175">
         <w:r>
           <w:rPr>
             <w:rStyle w:val="Hyperlink"/>
@@ -6254,8 +7094,8 @@
         </w:r>
       </w:hyperlink>
     </w:p>
-    <w:bookmarkEnd w:id="172"/>
-    <w:bookmarkStart w:id="174" w:name="ref-patchwork"/>
+    <w:bookmarkEnd w:id="176"/>
+    <w:bookmarkStart w:id="178" w:name="ref-patchwork"/>
     <w:p>
       <w:pPr>
         <w:pStyle w:val="Bibliography"/>
@@ -6284,7 +7124,7 @@
       <w:r>
         <w:t xml:space="preserve"> </w:t>
       </w:r>
-      <w:hyperlink r:id="rId173">
+      <w:hyperlink r:id="rId177">
         <w:r>
           <w:rPr>
             <w:rStyle w:val="Hyperlink"/>
@@ -6293,8 +7133,8 @@
         </w:r>
       </w:hyperlink>
     </w:p>
-    <w:bookmarkEnd w:id="174"/>
-    <w:bookmarkStart w:id="176" w:name="ref-renv"/>
+    <w:bookmarkEnd w:id="178"/>
+    <w:bookmarkStart w:id="180" w:name="ref-renv"/>
     <w:p>
       <w:pPr>
         <w:pStyle w:val="Bibliography"/>
@@ -6323,7 +7163,7 @@
       <w:r>
         <w:t xml:space="preserve"> </w:t>
       </w:r>
-      <w:hyperlink r:id="rId175">
+      <w:hyperlink r:id="rId179">
         <w:r>
           <w:rPr>
             <w:rStyle w:val="Hyperlink"/>
@@ -6332,8 +7172,8 @@
         </w:r>
       </w:hyperlink>
     </w:p>
-    <w:bookmarkEnd w:id="176"/>
-    <w:bookmarkStart w:id="178" w:name="ref-rmarkdown2018"/>
+    <w:bookmarkEnd w:id="180"/>
+    <w:bookmarkStart w:id="182" w:name="ref-rmarkdown2018"/>
     <w:p>
       <w:pPr>
         <w:pStyle w:val="Bibliography"/>
@@ -6353,7 +7193,7 @@
       <w:r>
         <w:t xml:space="preserve"> </w:t>
       </w:r>
-      <w:hyperlink r:id="rId177">
+      <w:hyperlink r:id="rId181">
         <w:r>
           <w:rPr>
             <w:rStyle w:val="Hyperlink"/>
@@ -6362,8 +7202,8 @@
         </w:r>
       </w:hyperlink>
     </w:p>
-    <w:bookmarkEnd w:id="178"/>
-    <w:bookmarkStart w:id="180" w:name="ref-rmarkdown2020"/>
+    <w:bookmarkEnd w:id="182"/>
+    <w:bookmarkStart w:id="184" w:name="ref-rmarkdown2020"/>
     <w:p>
       <w:pPr>
         <w:pStyle w:val="Bibliography"/>
@@ -6383,7 +7223,7 @@
       <w:r>
         <w:t xml:space="preserve"> </w:t>
       </w:r>
-      <w:hyperlink r:id="rId179">
+      <w:hyperlink r:id="rId183">
         <w:r>
           <w:rPr>
             <w:rStyle w:val="Hyperlink"/>
@@ -6392,8 +7232,8 @@
         </w:r>
       </w:hyperlink>
     </w:p>
-    <w:bookmarkEnd w:id="180"/>
-    <w:bookmarkStart w:id="182" w:name="ref-rmarkdown2026"/>
+    <w:bookmarkEnd w:id="184"/>
+    <w:bookmarkStart w:id="186" w:name="ref-rmarkdown2026"/>
     <w:p>
       <w:pPr>
         <w:pStyle w:val="Bibliography"/>
@@ -6422,7 +7262,7 @@
       <w:r>
         <w:t xml:space="preserve"> </w:t>
       </w:r>
-      <w:hyperlink r:id="rId181">
+      <w:hyperlink r:id="rId185">
         <w:r>
           <w:rPr>
             <w:rStyle w:val="Hyperlink"/>
@@ -6431,8 +7271,8 @@
         </w:r>
       </w:hyperlink>
     </w:p>
-    <w:bookmarkEnd w:id="182"/>
-    <w:bookmarkStart w:id="184" w:name="ref-scales"/>
+    <w:bookmarkEnd w:id="186"/>
+    <w:bookmarkStart w:id="188" w:name="ref-scales"/>
     <w:p>
       <w:pPr>
         <w:pStyle w:val="Bibliography"/>
@@ -6461,7 +7301,7 @@
       <w:r>
         <w:t xml:space="preserve"> </w:t>
       </w:r>
-      <w:hyperlink r:id="rId183">
+      <w:hyperlink r:id="rId187">
         <w:r>
           <w:rPr>
             <w:rStyle w:val="Hyperlink"/>
@@ -6470,8 +7310,8 @@
         </w:r>
       </w:hyperlink>
     </w:p>
-    <w:bookmarkEnd w:id="184"/>
-    <w:bookmarkStart w:id="186" w:name="ref-svglite"/>
+    <w:bookmarkEnd w:id="188"/>
+    <w:bookmarkStart w:id="190" w:name="ref-svglite"/>
     <w:p>
       <w:pPr>
         <w:pStyle w:val="Bibliography"/>
@@ -6518,7 +7358,7 @@
       <w:r>
         <w:t xml:space="preserve"> </w:t>
       </w:r>
-      <w:hyperlink r:id="rId185">
+      <w:hyperlink r:id="rId189">
         <w:r>
           <w:rPr>
             <w:rStyle w:val="Hyperlink"/>
@@ -6527,8 +7367,8 @@
         </w:r>
       </w:hyperlink>
     </w:p>
-    <w:bookmarkEnd w:id="186"/>
-    <w:bookmarkStart w:id="188" w:name="ref-tidyverse"/>
+    <w:bookmarkEnd w:id="190"/>
+    <w:bookmarkStart w:id="192" w:name="ref-tidyverse"/>
     <w:p>
       <w:pPr>
         <w:pStyle w:val="Bibliography"/>
@@ -6548,7 +7388,7 @@
       <w:r>
         <w:t xml:space="preserve"> </w:t>
       </w:r>
-      <w:hyperlink r:id="rId187">
+      <w:hyperlink r:id="rId191">
         <w:r>
           <w:rPr>
             <w:rStyle w:val="Hyperlink"/>
@@ -6575,8 +7415,8 @@
         <w:t xml:space="preserve"> </w:t>
       </w:r>
     </w:p>
-    <w:bookmarkEnd w:id="188"/>
-    <w:bookmarkStart w:id="189" w:name="ref-altman2003statistics"/>
+    <w:bookmarkEnd w:id="192"/>
+    <w:bookmarkStart w:id="193" w:name="ref-altman2003statistics"/>
     <w:p>
       <w:pPr>
         <w:pStyle w:val="Bibliography"/>
@@ -6597,8 +7437,8 @@
         <w:t xml:space="preserve"> </w:t>
       </w:r>
     </w:p>
-    <w:bookmarkEnd w:id="189"/>
-    <w:bookmarkStart w:id="190" w:name="ref-rothman2008modern"/>
+    <w:bookmarkEnd w:id="193"/>
+    <w:bookmarkStart w:id="194" w:name="ref-rothman2008modern"/>
     <w:p>
       <w:pPr>
         <w:pStyle w:val="Bibliography"/>
@@ -6619,8 +7459,8 @@
         <w:t xml:space="preserve"> </w:t>
       </w:r>
     </w:p>
-    <w:bookmarkEnd w:id="190"/>
-    <w:bookmarkStart w:id="191" w:name="ref-cochran1977sampling"/>
+    <w:bookmarkEnd w:id="194"/>
+    <w:bookmarkStart w:id="195" w:name="ref-cochran1977sampling"/>
     <w:p>
       <w:pPr>
         <w:pStyle w:val="Bibliography"/>
@@ -6641,8 +7481,8 @@
         <w:t xml:space="preserve"> </w:t>
       </w:r>
     </w:p>
-    <w:bookmarkEnd w:id="191"/>
-    <w:bookmarkStart w:id="193" w:name="ref-vos2020"/>
+    <w:bookmarkEnd w:id="195"/>
+    <w:bookmarkStart w:id="197" w:name="ref-vos2020"/>
     <w:p>
       <w:pPr>
         <w:pStyle w:val="Bibliography"/>
@@ -6665,7 +7505,7 @@
       <w:r>
         <w:t xml:space="preserve"> </w:t>
       </w:r>
-      <w:hyperlink r:id="rId192">
+      <w:hyperlink r:id="rId196">
         <w:r>
           <w:rPr>
             <w:rStyle w:val="Hyperlink"/>
@@ -6674,8 +7514,8 @@
         </w:r>
       </w:hyperlink>
     </w:p>
-    <w:bookmarkEnd w:id="193"/>
-    <w:bookmarkStart w:id="195" w:name="ref-RN24"/>
+    <w:bookmarkEnd w:id="197"/>
+    <w:bookmarkStart w:id="199" w:name="ref-RN24"/>
     <w:p>
       <w:pPr>
         <w:pStyle w:val="Bibliography"/>
@@ -6695,7 +7535,7 @@
       <w:r>
         <w:t xml:space="preserve"> </w:t>
       </w:r>
-      <w:hyperlink r:id="rId194">
+      <w:hyperlink r:id="rId198">
         <w:r>
           <w:rPr>
             <w:rStyle w:val="Hyperlink"/>
@@ -6704,8 +7544,8 @@
         </w:r>
       </w:hyperlink>
     </w:p>
-    <w:bookmarkEnd w:id="195"/>
-    <w:bookmarkStart w:id="197" w:name="ref-RN25"/>
+    <w:bookmarkEnd w:id="199"/>
+    <w:bookmarkStart w:id="201" w:name="ref-RN25"/>
     <w:p>
       <w:pPr>
         <w:pStyle w:val="Bibliography"/>
@@ -6725,7 +7565,7 @@
       <w:r>
         <w:t xml:space="preserve"> </w:t>
       </w:r>
-      <w:hyperlink r:id="rId196">
+      <w:hyperlink r:id="rId200">
         <w:r>
           <w:rPr>
             <w:rStyle w:val="Hyperlink"/>
@@ -6734,8 +7574,8 @@
         </w:r>
       </w:hyperlink>
     </w:p>
-    <w:bookmarkEnd w:id="197"/>
-    <w:bookmarkStart w:id="199" w:name="ref-RN26"/>
+    <w:bookmarkEnd w:id="201"/>
+    <w:bookmarkStart w:id="203" w:name="ref-RN26"/>
     <w:p>
       <w:pPr>
         <w:pStyle w:val="Bibliography"/>
@@ -6755,7 +7595,7 @@
       <w:r>
         <w:t xml:space="preserve"> </w:t>
       </w:r>
-      <w:hyperlink r:id="rId198">
+      <w:hyperlink r:id="rId202">
         <w:r>
           <w:rPr>
             <w:rStyle w:val="Hyperlink"/>
@@ -6764,8 +7604,8 @@
         </w:r>
       </w:hyperlink>
     </w:p>
-    <w:bookmarkEnd w:id="199"/>
-    <w:bookmarkStart w:id="201" w:name="ref-RN27"/>
+    <w:bookmarkEnd w:id="203"/>
+    <w:bookmarkStart w:id="205" w:name="ref-RN27"/>
     <w:p>
       <w:pPr>
         <w:pStyle w:val="Bibliography"/>
@@ -6785,7 +7625,7 @@
       <w:r>
         <w:t xml:space="preserve"> </w:t>
       </w:r>
-      <w:hyperlink r:id="rId200">
+      <w:hyperlink r:id="rId204">
         <w:r>
           <w:rPr>
             <w:rStyle w:val="Hyperlink"/>
@@ -6794,8 +7634,8 @@
         </w:r>
       </w:hyperlink>
     </w:p>
-    <w:bookmarkEnd w:id="201"/>
-    <w:bookmarkStart w:id="203" w:name="ref-RN28"/>
+    <w:bookmarkEnd w:id="205"/>
+    <w:bookmarkStart w:id="207" w:name="ref-RN28"/>
     <w:p>
       <w:pPr>
         <w:pStyle w:val="Bibliography"/>
@@ -6815,7 +7655,7 @@
       <w:r>
         <w:t xml:space="preserve"> </w:t>
       </w:r>
-      <w:hyperlink r:id="rId202">
+      <w:hyperlink r:id="rId206">
         <w:r>
           <w:rPr>
             <w:rStyle w:val="Hyperlink"/>
@@ -6824,8 +7664,8 @@
         </w:r>
       </w:hyperlink>
     </w:p>
-    <w:bookmarkEnd w:id="203"/>
-    <w:bookmarkStart w:id="205" w:name="ref-RN29"/>
+    <w:bookmarkEnd w:id="207"/>
+    <w:bookmarkStart w:id="209" w:name="ref-RN29"/>
     <w:p>
       <w:pPr>
         <w:pStyle w:val="Bibliography"/>
@@ -6845,7 +7685,7 @@
       <w:r>
         <w:t xml:space="preserve"> </w:t>
       </w:r>
-      <w:hyperlink r:id="rId204">
+      <w:hyperlink r:id="rId208">
         <w:r>
           <w:rPr>
             <w:rStyle w:val="Hyperlink"/>
@@ -6860,8 +7700,8 @@
         <w:t xml:space="preserve"> </w:t>
       </w:r>
     </w:p>
-    <w:bookmarkEnd w:id="205"/>
-    <w:bookmarkStart w:id="207" w:name="ref-RN30"/>
+    <w:bookmarkEnd w:id="209"/>
+    <w:bookmarkStart w:id="211" w:name="ref-RN30"/>
     <w:p>
       <w:pPr>
         <w:pStyle w:val="Bibliography"/>
@@ -6881,7 +7721,7 @@
       <w:r>
         <w:t xml:space="preserve"> </w:t>
       </w:r>
-      <w:hyperlink r:id="rId206">
+      <w:hyperlink r:id="rId210">
         <w:r>
           <w:rPr>
             <w:rStyle w:val="Hyperlink"/>
@@ -6896,8 +7736,8 @@
         <w:t xml:space="preserve"> </w:t>
       </w:r>
     </w:p>
-    <w:bookmarkEnd w:id="207"/>
-    <w:bookmarkStart w:id="209" w:name="ref-RN31"/>
+    <w:bookmarkEnd w:id="211"/>
+    <w:bookmarkStart w:id="213" w:name="ref-RN31"/>
     <w:p>
       <w:pPr>
         <w:pStyle w:val="Bibliography"/>
@@ -6917,7 +7757,7 @@
       <w:r>
         <w:t xml:space="preserve"> </w:t>
       </w:r>
-      <w:hyperlink r:id="rId208">
+      <w:hyperlink r:id="rId212">
         <w:r>
           <w:rPr>
             <w:rStyle w:val="Hyperlink"/>
@@ -6932,8 +7772,8 @@
         <w:t xml:space="preserve"> </w:t>
       </w:r>
     </w:p>
-    <w:bookmarkEnd w:id="209"/>
-    <w:bookmarkStart w:id="211" w:name="ref-RN32"/>
+    <w:bookmarkEnd w:id="213"/>
+    <w:bookmarkStart w:id="215" w:name="ref-RN32"/>
     <w:p>
       <w:pPr>
         <w:pStyle w:val="Bibliography"/>
@@ -6953,7 +7793,7 @@
       <w:r>
         <w:t xml:space="preserve"> </w:t>
       </w:r>
-      <w:hyperlink r:id="rId210">
+      <w:hyperlink r:id="rId214">
         <w:r>
           <w:rPr>
             <w:rStyle w:val="Hyperlink"/>
@@ -6968,8 +7808,8 @@
         <w:t xml:space="preserve"> </w:t>
       </w:r>
     </w:p>
-    <w:bookmarkEnd w:id="211"/>
-    <w:bookmarkStart w:id="213" w:name="ref-RN33"/>
+    <w:bookmarkEnd w:id="215"/>
+    <w:bookmarkStart w:id="217" w:name="ref-RN33"/>
     <w:p>
       <w:pPr>
         <w:pStyle w:val="Bibliography"/>
@@ -6989,7 +7829,7 @@
       <w:r>
         <w:t xml:space="preserve"> </w:t>
       </w:r>
-      <w:hyperlink r:id="rId212">
+      <w:hyperlink r:id="rId216">
         <w:r>
           <w:rPr>
             <w:rStyle w:val="Hyperlink"/>
@@ -7004,8 +7844,8 @@
         <w:t xml:space="preserve"> </w:t>
       </w:r>
     </w:p>
-    <w:bookmarkEnd w:id="213"/>
-    <w:bookmarkStart w:id="215" w:name="ref-RN21"/>
+    <w:bookmarkEnd w:id="217"/>
+    <w:bookmarkStart w:id="219" w:name="ref-RN21"/>
     <w:p>
       <w:pPr>
         <w:pStyle w:val="Bibliography"/>
@@ -7025,7 +7865,7 @@
       <w:r>
         <w:t xml:space="preserve"> </w:t>
       </w:r>
-      <w:hyperlink r:id="rId214">
+      <w:hyperlink r:id="rId218">
         <w:r>
           <w:rPr>
             <w:rStyle w:val="Hyperlink"/>
@@ -7040,8 +7880,8 @@
         <w:t xml:space="preserve"> </w:t>
       </w:r>
     </w:p>
-    <w:bookmarkEnd w:id="215"/>
-    <w:bookmarkStart w:id="217" w:name="ref-RN34"/>
+    <w:bookmarkEnd w:id="219"/>
+    <w:bookmarkStart w:id="221" w:name="ref-RN34"/>
     <w:p>
       <w:pPr>
         <w:pStyle w:val="Bibliography"/>
@@ -7061,7 +7901,7 @@
       <w:r>
         <w:t xml:space="preserve"> </w:t>
       </w:r>
-      <w:hyperlink r:id="rId216">
+      <w:hyperlink r:id="rId220">
         <w:r>
           <w:rPr>
             <w:rStyle w:val="Hyperlink"/>
@@ -7076,8 +7916,8 @@
         <w:t xml:space="preserve"> </w:t>
       </w:r>
     </w:p>
-    <w:bookmarkEnd w:id="217"/>
-    <w:bookmarkStart w:id="219" w:name="ref-RN35"/>
+    <w:bookmarkEnd w:id="221"/>
+    <w:bookmarkStart w:id="223" w:name="ref-RN35"/>
     <w:p>
       <w:pPr>
         <w:pStyle w:val="Bibliography"/>
@@ -7097,7 +7937,7 @@
       <w:r>
         <w:t xml:space="preserve"> </w:t>
       </w:r>
-      <w:hyperlink r:id="rId218">
+      <w:hyperlink r:id="rId222">
         <w:r>
           <w:rPr>
             <w:rStyle w:val="Hyperlink"/>
@@ -7112,8 +7952,8 @@
         <w:t xml:space="preserve"> </w:t>
       </w:r>
     </w:p>
-    <w:bookmarkEnd w:id="219"/>
-    <w:bookmarkStart w:id="221" w:name="ref-RN36"/>
+    <w:bookmarkEnd w:id="223"/>
+    <w:bookmarkStart w:id="225" w:name="ref-RN36"/>
     <w:p>
       <w:pPr>
         <w:pStyle w:val="Bibliography"/>
@@ -7133,7 +7973,7 @@
       <w:r>
         <w:t xml:space="preserve"> </w:t>
       </w:r>
-      <w:hyperlink r:id="rId220">
+      <w:hyperlink r:id="rId224">
         <w:r>
           <w:rPr>
             <w:rStyle w:val="Hyperlink"/>
@@ -7142,8 +7982,8 @@
         </w:r>
       </w:hyperlink>
     </w:p>
-    <w:bookmarkEnd w:id="221"/>
-    <w:bookmarkStart w:id="223" w:name="ref-RN37"/>
+    <w:bookmarkEnd w:id="225"/>
+    <w:bookmarkStart w:id="227" w:name="ref-RN37"/>
     <w:p>
       <w:pPr>
         <w:pStyle w:val="Bibliography"/>
@@ -7163,7 +8003,7 @@
       <w:r>
         <w:t xml:space="preserve"> </w:t>
       </w:r>
-      <w:hyperlink r:id="rId222">
+      <w:hyperlink r:id="rId226">
         <w:r>
           <w:rPr>
             <w:rStyle w:val="Hyperlink"/>
@@ -7178,8 +8018,8 @@
         <w:t xml:space="preserve"> </w:t>
       </w:r>
     </w:p>
-    <w:bookmarkEnd w:id="223"/>
-    <w:bookmarkStart w:id="225" w:name="ref-RN38"/>
+    <w:bookmarkEnd w:id="227"/>
+    <w:bookmarkStart w:id="229" w:name="ref-RN38"/>
     <w:p>
       <w:pPr>
         <w:pStyle w:val="Bibliography"/>
@@ -7199,7 +8039,7 @@
       <w:r>
         <w:t xml:space="preserve"> </w:t>
       </w:r>
-      <w:hyperlink r:id="rId224">
+      <w:hyperlink r:id="rId228">
         <w:r>
           <w:rPr>
             <w:rStyle w:val="Hyperlink"/>
@@ -7214,8 +8054,8 @@
         <w:t xml:space="preserve"> </w:t>
       </w:r>
     </w:p>
-    <w:bookmarkEnd w:id="225"/>
-    <w:bookmarkStart w:id="227" w:name="ref-RN8"/>
+    <w:bookmarkEnd w:id="229"/>
+    <w:bookmarkStart w:id="231" w:name="ref-RN8"/>
     <w:p>
       <w:pPr>
         <w:pStyle w:val="Bibliography"/>
@@ -7235,7 +8075,7 @@
       <w:r>
         <w:t xml:space="preserve"> </w:t>
       </w:r>
-      <w:hyperlink r:id="rId226">
+      <w:hyperlink r:id="rId230">
         <w:r>
           <w:rPr>
             <w:rStyle w:val="Hyperlink"/>
@@ -7250,8 +8090,8 @@
         <w:t xml:space="preserve"> </w:t>
       </w:r>
     </w:p>
-    <w:bookmarkEnd w:id="227"/>
-    <w:bookmarkStart w:id="229" w:name="ref-RN12"/>
+    <w:bookmarkEnd w:id="231"/>
+    <w:bookmarkStart w:id="233" w:name="ref-RN12"/>
     <w:p>
       <w:pPr>
         <w:pStyle w:val="Bibliography"/>
@@ -7271,7 +8111,7 @@
       <w:r>
         <w:t xml:space="preserve"> </w:t>
       </w:r>
-      <w:hyperlink r:id="rId228">
+      <w:hyperlink r:id="rId232">
         <w:r>
           <w:rPr>
             <w:rStyle w:val="Hyperlink"/>
@@ -7286,8 +8126,8 @@
         <w:t xml:space="preserve"> </w:t>
       </w:r>
     </w:p>
-    <w:bookmarkEnd w:id="229"/>
-    <w:bookmarkStart w:id="231" w:name="ref-RN13"/>
+    <w:bookmarkEnd w:id="233"/>
+    <w:bookmarkStart w:id="235" w:name="ref-RN13"/>
     <w:p>
       <w:pPr>
         <w:pStyle w:val="Bibliography"/>
@@ -7307,7 +8147,7 @@
       <w:r>
         <w:t xml:space="preserve"> </w:t>
       </w:r>
-      <w:hyperlink r:id="rId230">
+      <w:hyperlink r:id="rId234">
         <w:r>
           <w:rPr>
             <w:rStyle w:val="Hyperlink"/>
@@ -7322,8 +8162,8 @@
         <w:t xml:space="preserve"> </w:t>
       </w:r>
     </w:p>
-    <w:bookmarkEnd w:id="231"/>
-    <w:bookmarkStart w:id="233" w:name="ref-RN39"/>
+    <w:bookmarkEnd w:id="235"/>
+    <w:bookmarkStart w:id="237" w:name="ref-RN39"/>
     <w:p>
       <w:pPr>
         <w:pStyle w:val="Bibliography"/>
@@ -7343,7 +8183,7 @@
       <w:r>
         <w:t xml:space="preserve"> </w:t>
       </w:r>
-      <w:hyperlink r:id="rId232">
+      <w:hyperlink r:id="rId236">
         <w:r>
           <w:rPr>
             <w:rStyle w:val="Hyperlink"/>
@@ -7358,8 +8198,8 @@
         <w:t xml:space="preserve"> </w:t>
       </w:r>
     </w:p>
-    <w:bookmarkEnd w:id="233"/>
-    <w:bookmarkStart w:id="235" w:name="ref-RN40"/>
+    <w:bookmarkEnd w:id="237"/>
+    <w:bookmarkStart w:id="239" w:name="ref-RN40"/>
     <w:p>
       <w:pPr>
         <w:pStyle w:val="Bibliography"/>
@@ -7379,7 +8219,7 @@
       <w:r>
         <w:t xml:space="preserve"> </w:t>
       </w:r>
-      <w:hyperlink r:id="rId234">
+      <w:hyperlink r:id="rId238">
         <w:r>
           <w:rPr>
             <w:rStyle w:val="Hyperlink"/>
@@ -7394,8 +8234,8 @@
         <w:t xml:space="preserve"> </w:t>
       </w:r>
     </w:p>
-    <w:bookmarkEnd w:id="235"/>
-    <w:bookmarkStart w:id="236" w:name="ref-RN41"/>
+    <w:bookmarkEnd w:id="239"/>
+    <w:bookmarkStart w:id="240" w:name="ref-RN41"/>
     <w:p>
       <w:pPr>
         <w:pStyle w:val="Bibliography"/>
@@ -7416,8 +8256,8 @@
         <w:t xml:space="preserve"> </w:t>
       </w:r>
     </w:p>
-    <w:bookmarkEnd w:id="236"/>
-    <w:bookmarkStart w:id="238" w:name="ref-RN42"/>
+    <w:bookmarkEnd w:id="240"/>
+    <w:bookmarkStart w:id="242" w:name="ref-RN42"/>
     <w:p>
       <w:pPr>
         <w:pStyle w:val="Bibliography"/>
@@ -7437,7 +8277,7 @@
       <w:r>
         <w:t xml:space="preserve"> </w:t>
       </w:r>
-      <w:hyperlink r:id="rId237">
+      <w:hyperlink r:id="rId241">
         <w:r>
           <w:rPr>
             <w:rStyle w:val="Hyperlink"/>
@@ -7452,8 +8292,8 @@
         <w:t xml:space="preserve"> </w:t>
       </w:r>
     </w:p>
-    <w:bookmarkEnd w:id="238"/>
-    <w:bookmarkStart w:id="240" w:name="ref-RN43"/>
+    <w:bookmarkEnd w:id="242"/>
+    <w:bookmarkStart w:id="244" w:name="ref-RN43"/>
     <w:p>
       <w:pPr>
         <w:pStyle w:val="Bibliography"/>
@@ -7473,7 +8313,7 @@
       <w:r>
         <w:t xml:space="preserve"> </w:t>
       </w:r>
-      <w:hyperlink r:id="rId239">
+      <w:hyperlink r:id="rId243">
         <w:r>
           <w:rPr>
             <w:rStyle w:val="Hyperlink"/>
@@ -7488,8 +8328,8 @@
         <w:t xml:space="preserve"> </w:t>
       </w:r>
     </w:p>
-    <w:bookmarkEnd w:id="240"/>
-    <w:bookmarkStart w:id="242" w:name="ref-RN44"/>
+    <w:bookmarkEnd w:id="244"/>
+    <w:bookmarkStart w:id="246" w:name="ref-RN44"/>
     <w:p>
       <w:pPr>
         <w:pStyle w:val="Bibliography"/>
@@ -7509,7 +8349,7 @@
       <w:r>
         <w:t xml:space="preserve"> </w:t>
       </w:r>
-      <w:hyperlink r:id="rId241">
+      <w:hyperlink r:id="rId245">
         <w:r>
           <w:rPr>
             <w:rStyle w:val="Hyperlink"/>
@@ -7524,8 +8364,8 @@
         <w:t xml:space="preserve"> </w:t>
       </w:r>
     </w:p>
-    <w:bookmarkEnd w:id="242"/>
-    <w:bookmarkStart w:id="244" w:name="ref-RN45"/>
+    <w:bookmarkEnd w:id="246"/>
+    <w:bookmarkStart w:id="248" w:name="ref-RN45"/>
     <w:p>
       <w:pPr>
         <w:pStyle w:val="Bibliography"/>
@@ -7545,7 +8385,7 @@
       <w:r>
         <w:t xml:space="preserve"> </w:t>
       </w:r>
-      <w:hyperlink r:id="rId243">
+      <w:hyperlink r:id="rId247">
         <w:r>
           <w:rPr>
             <w:rStyle w:val="Hyperlink"/>
@@ -7560,8 +8400,8 @@
         <w:t xml:space="preserve"> </w:t>
       </w:r>
     </w:p>
-    <w:bookmarkEnd w:id="244"/>
-    <w:bookmarkStart w:id="246" w:name="ref-RN46"/>
+    <w:bookmarkEnd w:id="248"/>
+    <w:bookmarkStart w:id="250" w:name="ref-RN46"/>
     <w:p>
       <w:pPr>
         <w:pStyle w:val="Bibliography"/>
@@ -7581,7 +8421,7 @@
       <w:r>
         <w:t xml:space="preserve"> </w:t>
       </w:r>
-      <w:hyperlink r:id="rId245">
+      <w:hyperlink r:id="rId249">
         <w:r>
           <w:rPr>
             <w:rStyle w:val="Hyperlink"/>
@@ -7596,8 +8436,8 @@
         <w:t xml:space="preserve"> </w:t>
       </w:r>
     </w:p>
-    <w:bookmarkEnd w:id="246"/>
-    <w:bookmarkStart w:id="248" w:name="ref-RN47"/>
+    <w:bookmarkEnd w:id="250"/>
+    <w:bookmarkStart w:id="252" w:name="ref-RN47"/>
     <w:p>
       <w:pPr>
         <w:pStyle w:val="Bibliography"/>
@@ -7617,7 +8457,7 @@
       <w:r>
         <w:t xml:space="preserve"> </w:t>
       </w:r>
-      <w:hyperlink r:id="rId247">
+      <w:hyperlink r:id="rId251">
         <w:r>
           <w:rPr>
             <w:rStyle w:val="Hyperlink"/>
@@ -7632,8 +8472,8 @@
         <w:t xml:space="preserve"> </w:t>
       </w:r>
     </w:p>
-    <w:bookmarkEnd w:id="248"/>
-    <w:bookmarkStart w:id="249" w:name="ref-RN48"/>
+    <w:bookmarkEnd w:id="252"/>
+    <w:bookmarkStart w:id="253" w:name="ref-RN48"/>
     <w:p>
       <w:pPr>
         <w:pStyle w:val="Bibliography"/>
@@ -7654,8 +8494,8 @@
         <w:t xml:space="preserve"> </w:t>
       </w:r>
     </w:p>
-    <w:bookmarkEnd w:id="249"/>
-    <w:bookmarkStart w:id="251" w:name="ref-RN49"/>
+    <w:bookmarkEnd w:id="253"/>
+    <w:bookmarkStart w:id="255" w:name="ref-RN49"/>
     <w:p>
       <w:pPr>
         <w:pStyle w:val="Bibliography"/>
@@ -7675,7 +8515,7 @@
       <w:r>
         <w:t xml:space="preserve"> </w:t>
       </w:r>
-      <w:hyperlink r:id="rId250">
+      <w:hyperlink r:id="rId254">
         <w:r>
           <w:rPr>
             <w:rStyle w:val="Hyperlink"/>
@@ -7690,8 +8530,8 @@
         <w:t xml:space="preserve"> </w:t>
       </w:r>
     </w:p>
-    <w:bookmarkEnd w:id="251"/>
-    <w:bookmarkStart w:id="253" w:name="ref-RN50"/>
+    <w:bookmarkEnd w:id="255"/>
+    <w:bookmarkStart w:id="257" w:name="ref-RN50"/>
     <w:p>
       <w:pPr>
         <w:pStyle w:val="Bibliography"/>
@@ -7711,7 +8551,7 @@
       <w:r>
         <w:t xml:space="preserve"> </w:t>
       </w:r>
-      <w:hyperlink r:id="rId252">
+      <w:hyperlink r:id="rId256">
         <w:r>
           <w:rPr>
             <w:rStyle w:val="Hyperlink"/>
@@ -7720,8 +8560,8 @@
         </w:r>
       </w:hyperlink>
     </w:p>
-    <w:bookmarkEnd w:id="253"/>
-    <w:bookmarkStart w:id="254" w:name="ref-RN51"/>
+    <w:bookmarkEnd w:id="257"/>
+    <w:bookmarkStart w:id="258" w:name="ref-RN51"/>
     <w:p>
       <w:pPr>
         <w:pStyle w:val="Bibliography"/>
@@ -7742,8 +8582,8 @@
         <w:t xml:space="preserve"> </w:t>
       </w:r>
     </w:p>
-    <w:bookmarkEnd w:id="254"/>
-    <w:bookmarkStart w:id="255" w:name="ref-RN52"/>
+    <w:bookmarkEnd w:id="258"/>
+    <w:bookmarkStart w:id="259" w:name="ref-RN52"/>
     <w:p>
       <w:pPr>
         <w:pStyle w:val="Bibliography"/>
@@ -7764,9 +8604,9 @@
         <w:t xml:space="preserve"> </w:t>
       </w:r>
     </w:p>
-    <w:bookmarkEnd w:id="255"/>
-    <w:bookmarkEnd w:id="256"/>
-    <w:bookmarkEnd w:id="257"/>
+    <w:bookmarkEnd w:id="259"/>
+    <w:bookmarkEnd w:id="260"/>
+    <w:bookmarkEnd w:id="261"/>
     <w:sectPr>
       <w:type w:val="nextPage"/>
       <w:pgSz w:h="15840" w:w="12240"/>
@@ -7944,8 +8784,9 @@
   </w:abstractNum>
   <w:abstractNum w:abstractNumId="2">
     <w:lvl w:ilvl="0">
-      <w:numFmt w:val="bullet"/>
-      <w:lvlText w:val=""/>
+      <w:start w:val="1"/>
+      <w:numFmt w:val="decimal"/>
+      <w:lvlText w:val="%1."/>
       <w:lvlJc w:val="left"/>
       <w:pPr>
         <w:tabs>
@@ -7953,14 +8794,12 @@
         </w:tabs>
         <w:ind w:hanging="360" w:left="720"/>
       </w:pPr>
-      <w:rPr>
-        <w:rFonts w:ascii="Symbol" w:cs="Symbol" w:hAnsi="Symbol" w:hint="default"/>
-      </w:rPr>
+      <w:rPr/>
     </w:lvl>
     <w:lvl w:ilvl="1">
-      <w:start w:val="0"/>
-      <w:numFmt w:val="bullet"/>
-      <w:lvlText w:val="o"/>
+      <w:start w:val="1"/>
+      <w:numFmt w:val="decimal"/>
+      <w:lvlText w:val="%2."/>
       <w:lvlJc w:val="left"/>
       <w:pPr>
         <w:tabs>
@@ -7968,14 +8807,12 @@
         </w:tabs>
         <w:ind w:hanging="360" w:left="1440"/>
       </w:pPr>
-      <w:rPr>
-        <w:rFonts w:ascii="Courier New" w:cs="Courier New" w:hAnsi="Courier New" w:hint="default"/>
-      </w:rPr>
+      <w:rPr/>
     </w:lvl>
     <w:lvl w:ilvl="2">
-      <w:start w:val="0"/>
-      <w:numFmt w:val="bullet"/>
-      <w:lvlText w:val=""/>
+      <w:start w:val="1"/>
+      <w:numFmt w:val="decimal"/>
+      <w:lvlText w:val="%3."/>
       <w:lvlJc w:val="left"/>
       <w:pPr>
         <w:tabs>
@@ -7983,14 +8820,12 @@
         </w:tabs>
         <w:ind w:hanging="360" w:left="2160"/>
       </w:pPr>
-      <w:rPr>
-        <w:rFonts w:ascii="Wingdings" w:cs="Wingdings" w:hAnsi="Wingdings" w:hint="default"/>
-      </w:rPr>
+      <w:rPr/>
     </w:lvl>
     <w:lvl w:ilvl="3">
-      <w:start w:val="0"/>
-      <w:numFmt w:val="bullet"/>
-      <w:lvlText w:val=""/>
+      <w:start w:val="1"/>
+      <w:numFmt w:val="decimal"/>
+      <w:lvlText w:val="%4."/>
       <w:lvlJc w:val="left"/>
       <w:pPr>
         <w:tabs>
@@ -7998,14 +8833,12 @@
         </w:tabs>
         <w:ind w:hanging="360" w:left="2880"/>
       </w:pPr>
-      <w:rPr>
-        <w:rFonts w:ascii="Symbol" w:cs="Symbol" w:hAnsi="Symbol" w:hint="default"/>
-      </w:rPr>
+      <w:rPr/>
     </w:lvl>
     <w:lvl w:ilvl="4">
-      <w:start w:val="0"/>
-      <w:numFmt w:val="bullet"/>
-      <w:lvlText w:val="o"/>
+      <w:start w:val="1"/>
+      <w:numFmt w:val="decimal"/>
+      <w:lvlText w:val="%5."/>
       <w:lvlJc w:val="left"/>
       <w:pPr>
         <w:tabs>
@@ -8013,14 +8846,12 @@
         </w:tabs>
         <w:ind w:hanging="360" w:left="3600"/>
       </w:pPr>
-      <w:rPr>
-        <w:rFonts w:ascii="Courier New" w:cs="Courier New" w:hAnsi="Courier New" w:hint="default"/>
-      </w:rPr>
+      <w:rPr/>
     </w:lvl>
     <w:lvl w:ilvl="5">
-      <w:start w:val="0"/>
-      <w:numFmt w:val="bullet"/>
-      <w:lvlText w:val=""/>
+      <w:start w:val="1"/>
+      <w:numFmt w:val="decimal"/>
+      <w:lvlText w:val="%6."/>
       <w:lvlJc w:val="left"/>
       <w:pPr>
         <w:tabs>
@@ -8028,14 +8859,12 @@
         </w:tabs>
         <w:ind w:hanging="360" w:left="4320"/>
       </w:pPr>
-      <w:rPr>
-        <w:rFonts w:ascii="Wingdings" w:cs="Wingdings" w:hAnsi="Wingdings" w:hint="default"/>
-      </w:rPr>
+      <w:rPr/>
     </w:lvl>
     <w:lvl w:ilvl="6">
-      <w:start w:val="0"/>
-      <w:numFmt w:val="bullet"/>
-      <w:lvlText w:val=""/>
+      <w:start w:val="1"/>
+      <w:numFmt w:val="decimal"/>
+      <w:lvlText w:val="%7."/>
       <w:lvlJc w:val="left"/>
       <w:pPr>
         <w:tabs>
@@ -8043,14 +8872,12 @@
         </w:tabs>
         <w:ind w:hanging="360" w:left="5040"/>
       </w:pPr>
-      <w:rPr>
-        <w:rFonts w:ascii="Symbol" w:cs="Symbol" w:hAnsi="Symbol" w:hint="default"/>
-      </w:rPr>
+      <w:rPr/>
     </w:lvl>
     <w:lvl w:ilvl="7">
-      <w:start w:val="0"/>
-      <w:numFmt w:val="bullet"/>
-      <w:lvlText w:val="o"/>
+      <w:start w:val="1"/>
+      <w:numFmt w:val="decimal"/>
+      <w:lvlText w:val="%8."/>
       <w:lvlJc w:val="left"/>
       <w:pPr>
         <w:tabs>
@@ -8058,14 +8885,12 @@
         </w:tabs>
         <w:ind w:hanging="360" w:left="5760"/>
       </w:pPr>
-      <w:rPr>
-        <w:rFonts w:ascii="Courier New" w:cs="Courier New" w:hAnsi="Courier New" w:hint="default"/>
-      </w:rPr>
+      <w:rPr/>
     </w:lvl>
     <w:lvl w:ilvl="8">
-      <w:start w:val="0"/>
-      <w:numFmt w:val="bullet"/>
-      <w:lvlText w:val=""/>
+      <w:start w:val="1"/>
+      <w:numFmt w:val="decimal"/>
+      <w:lvlText w:val="%9."/>
       <w:lvlJc w:val="left"/>
       <w:pPr>
         <w:tabs>
@@ -8073,9 +8898,7 @@
         </w:tabs>
         <w:ind w:hanging="360" w:left="6480"/>
       </w:pPr>
-      <w:rPr>
-        <w:rFonts w:ascii="Wingdings" w:cs="Wingdings" w:hAnsi="Wingdings" w:hint="default"/>
-      </w:rPr>
+      <w:rPr/>
     </w:lvl>
   </w:abstractNum>
   <w:abstractNum w:abstractNumId="3">
@@ -8623,6 +9446,1366 @@
     </w:lvl>
   </w:abstractNum>
   <w:abstractNum w:abstractNumId="7">
+    <w:lvl w:ilvl="0">
+      <w:numFmt w:val="bullet"/>
+      <w:lvlText w:val=""/>
+      <w:lvlJc w:val="left"/>
+      <w:pPr>
+        <w:tabs>
+          <w:tab w:pos="0" w:val="num"/>
+        </w:tabs>
+        <w:ind w:hanging="360" w:left="720"/>
+      </w:pPr>
+      <w:rPr>
+        <w:rFonts w:ascii="Symbol" w:cs="Symbol" w:hAnsi="Symbol" w:hint="default"/>
+      </w:rPr>
+    </w:lvl>
+    <w:lvl w:ilvl="1">
+      <w:start w:val="0"/>
+      <w:numFmt w:val="bullet"/>
+      <w:lvlText w:val="o"/>
+      <w:lvlJc w:val="left"/>
+      <w:pPr>
+        <w:tabs>
+          <w:tab w:pos="0" w:val="num"/>
+        </w:tabs>
+        <w:ind w:hanging="360" w:left="1440"/>
+      </w:pPr>
+      <w:rPr>
+        <w:rFonts w:ascii="Courier New" w:cs="Courier New" w:hAnsi="Courier New" w:hint="default"/>
+      </w:rPr>
+    </w:lvl>
+    <w:lvl w:ilvl="2">
+      <w:start w:val="0"/>
+      <w:numFmt w:val="bullet"/>
+      <w:lvlText w:val=""/>
+      <w:lvlJc w:val="left"/>
+      <w:pPr>
+        <w:tabs>
+          <w:tab w:pos="0" w:val="num"/>
+        </w:tabs>
+        <w:ind w:hanging="360" w:left="2160"/>
+      </w:pPr>
+      <w:rPr>
+        <w:rFonts w:ascii="Wingdings" w:cs="Wingdings" w:hAnsi="Wingdings" w:hint="default"/>
+      </w:rPr>
+    </w:lvl>
+    <w:lvl w:ilvl="3">
+      <w:start w:val="0"/>
+      <w:numFmt w:val="bullet"/>
+      <w:lvlText w:val=""/>
+      <w:lvlJc w:val="left"/>
+      <w:pPr>
+        <w:tabs>
+          <w:tab w:pos="0" w:val="num"/>
+        </w:tabs>
+        <w:ind w:hanging="360" w:left="2880"/>
+      </w:pPr>
+      <w:rPr>
+        <w:rFonts w:ascii="Symbol" w:cs="Symbol" w:hAnsi="Symbol" w:hint="default"/>
+      </w:rPr>
+    </w:lvl>
+    <w:lvl w:ilvl="4">
+      <w:start w:val="0"/>
+      <w:numFmt w:val="bullet"/>
+      <w:lvlText w:val="o"/>
+      <w:lvlJc w:val="left"/>
+      <w:pPr>
+        <w:tabs>
+          <w:tab w:pos="0" w:val="num"/>
+        </w:tabs>
+        <w:ind w:hanging="360" w:left="3600"/>
+      </w:pPr>
+      <w:rPr>
+        <w:rFonts w:ascii="Courier New" w:cs="Courier New" w:hAnsi="Courier New" w:hint="default"/>
+      </w:rPr>
+    </w:lvl>
+    <w:lvl w:ilvl="5">
+      <w:start w:val="0"/>
+      <w:numFmt w:val="bullet"/>
+      <w:lvlText w:val=""/>
+      <w:lvlJc w:val="left"/>
+      <w:pPr>
+        <w:tabs>
+          <w:tab w:pos="0" w:val="num"/>
+        </w:tabs>
+        <w:ind w:hanging="360" w:left="4320"/>
+      </w:pPr>
+      <w:rPr>
+        <w:rFonts w:ascii="Wingdings" w:cs="Wingdings" w:hAnsi="Wingdings" w:hint="default"/>
+      </w:rPr>
+    </w:lvl>
+    <w:lvl w:ilvl="6">
+      <w:start w:val="0"/>
+      <w:numFmt w:val="bullet"/>
+      <w:lvlText w:val=""/>
+      <w:lvlJc w:val="left"/>
+      <w:pPr>
+        <w:tabs>
+          <w:tab w:pos="0" w:val="num"/>
+        </w:tabs>
+        <w:ind w:hanging="360" w:left="5040"/>
+      </w:pPr>
+      <w:rPr>
+        <w:rFonts w:ascii="Symbol" w:cs="Symbol" w:hAnsi="Symbol" w:hint="default"/>
+      </w:rPr>
+    </w:lvl>
+    <w:lvl w:ilvl="7">
+      <w:start w:val="0"/>
+      <w:numFmt w:val="bullet"/>
+      <w:lvlText w:val="o"/>
+      <w:lvlJc w:val="left"/>
+      <w:pPr>
+        <w:tabs>
+          <w:tab w:pos="0" w:val="num"/>
+        </w:tabs>
+        <w:ind w:hanging="360" w:left="5760"/>
+      </w:pPr>
+      <w:rPr>
+        <w:rFonts w:ascii="Courier New" w:cs="Courier New" w:hAnsi="Courier New" w:hint="default"/>
+      </w:rPr>
+    </w:lvl>
+    <w:lvl w:ilvl="8">
+      <w:start w:val="0"/>
+      <w:numFmt w:val="bullet"/>
+      <w:lvlText w:val=""/>
+      <w:lvlJc w:val="left"/>
+      <w:pPr>
+        <w:tabs>
+          <w:tab w:pos="0" w:val="num"/>
+        </w:tabs>
+        <w:ind w:hanging="360" w:left="6480"/>
+      </w:pPr>
+      <w:rPr>
+        <w:rFonts w:ascii="Wingdings" w:cs="Wingdings" w:hAnsi="Wingdings" w:hint="default"/>
+      </w:rPr>
+    </w:lvl>
+  </w:abstractNum>
+  <w:abstractNum w:abstractNumId="8">
+    <w:lvl w:ilvl="0">
+      <w:numFmt w:val="bullet"/>
+      <w:lvlText w:val=""/>
+      <w:lvlJc w:val="left"/>
+      <w:pPr>
+        <w:tabs>
+          <w:tab w:pos="0" w:val="num"/>
+        </w:tabs>
+        <w:ind w:hanging="360" w:left="720"/>
+      </w:pPr>
+      <w:rPr>
+        <w:rFonts w:ascii="Symbol" w:cs="Symbol" w:hAnsi="Symbol" w:hint="default"/>
+      </w:rPr>
+    </w:lvl>
+    <w:lvl w:ilvl="1">
+      <w:start w:val="0"/>
+      <w:numFmt w:val="bullet"/>
+      <w:lvlText w:val="o"/>
+      <w:lvlJc w:val="left"/>
+      <w:pPr>
+        <w:tabs>
+          <w:tab w:pos="0" w:val="num"/>
+        </w:tabs>
+        <w:ind w:hanging="360" w:left="1440"/>
+      </w:pPr>
+      <w:rPr>
+        <w:rFonts w:ascii="Courier New" w:cs="Courier New" w:hAnsi="Courier New" w:hint="default"/>
+      </w:rPr>
+    </w:lvl>
+    <w:lvl w:ilvl="2">
+      <w:start w:val="0"/>
+      <w:numFmt w:val="bullet"/>
+      <w:lvlText w:val=""/>
+      <w:lvlJc w:val="left"/>
+      <w:pPr>
+        <w:tabs>
+          <w:tab w:pos="0" w:val="num"/>
+        </w:tabs>
+        <w:ind w:hanging="360" w:left="2160"/>
+      </w:pPr>
+      <w:rPr>
+        <w:rFonts w:ascii="Wingdings" w:cs="Wingdings" w:hAnsi="Wingdings" w:hint="default"/>
+      </w:rPr>
+    </w:lvl>
+    <w:lvl w:ilvl="3">
+      <w:start w:val="0"/>
+      <w:numFmt w:val="bullet"/>
+      <w:lvlText w:val=""/>
+      <w:lvlJc w:val="left"/>
+      <w:pPr>
+        <w:tabs>
+          <w:tab w:pos="0" w:val="num"/>
+        </w:tabs>
+        <w:ind w:hanging="360" w:left="2880"/>
+      </w:pPr>
+      <w:rPr>
+        <w:rFonts w:ascii="Symbol" w:cs="Symbol" w:hAnsi="Symbol" w:hint="default"/>
+      </w:rPr>
+    </w:lvl>
+    <w:lvl w:ilvl="4">
+      <w:start w:val="0"/>
+      <w:numFmt w:val="bullet"/>
+      <w:lvlText w:val="o"/>
+      <w:lvlJc w:val="left"/>
+      <w:pPr>
+        <w:tabs>
+          <w:tab w:pos="0" w:val="num"/>
+        </w:tabs>
+        <w:ind w:hanging="360" w:left="3600"/>
+      </w:pPr>
+      <w:rPr>
+        <w:rFonts w:ascii="Courier New" w:cs="Courier New" w:hAnsi="Courier New" w:hint="default"/>
+      </w:rPr>
+    </w:lvl>
+    <w:lvl w:ilvl="5">
+      <w:start w:val="0"/>
+      <w:numFmt w:val="bullet"/>
+      <w:lvlText w:val=""/>
+      <w:lvlJc w:val="left"/>
+      <w:pPr>
+        <w:tabs>
+          <w:tab w:pos="0" w:val="num"/>
+        </w:tabs>
+        <w:ind w:hanging="360" w:left="4320"/>
+      </w:pPr>
+      <w:rPr>
+        <w:rFonts w:ascii="Wingdings" w:cs="Wingdings" w:hAnsi="Wingdings" w:hint="default"/>
+      </w:rPr>
+    </w:lvl>
+    <w:lvl w:ilvl="6">
+      <w:start w:val="0"/>
+      <w:numFmt w:val="bullet"/>
+      <w:lvlText w:val=""/>
+      <w:lvlJc w:val="left"/>
+      <w:pPr>
+        <w:tabs>
+          <w:tab w:pos="0" w:val="num"/>
+        </w:tabs>
+        <w:ind w:hanging="360" w:left="5040"/>
+      </w:pPr>
+      <w:rPr>
+        <w:rFonts w:ascii="Symbol" w:cs="Symbol" w:hAnsi="Symbol" w:hint="default"/>
+      </w:rPr>
+    </w:lvl>
+    <w:lvl w:ilvl="7">
+      <w:start w:val="0"/>
+      <w:numFmt w:val="bullet"/>
+      <w:lvlText w:val="o"/>
+      <w:lvlJc w:val="left"/>
+      <w:pPr>
+        <w:tabs>
+          <w:tab w:pos="0" w:val="num"/>
+        </w:tabs>
+        <w:ind w:hanging="360" w:left="5760"/>
+      </w:pPr>
+      <w:rPr>
+        <w:rFonts w:ascii="Courier New" w:cs="Courier New" w:hAnsi="Courier New" w:hint="default"/>
+      </w:rPr>
+    </w:lvl>
+    <w:lvl w:ilvl="8">
+      <w:start w:val="0"/>
+      <w:numFmt w:val="bullet"/>
+      <w:lvlText w:val=""/>
+      <w:lvlJc w:val="left"/>
+      <w:pPr>
+        <w:tabs>
+          <w:tab w:pos="0" w:val="num"/>
+        </w:tabs>
+        <w:ind w:hanging="360" w:left="6480"/>
+      </w:pPr>
+      <w:rPr>
+        <w:rFonts w:ascii="Wingdings" w:cs="Wingdings" w:hAnsi="Wingdings" w:hint="default"/>
+      </w:rPr>
+    </w:lvl>
+  </w:abstractNum>
+  <w:abstractNum w:abstractNumId="9">
+    <w:lvl w:ilvl="0">
+      <w:numFmt w:val="bullet"/>
+      <w:lvlText w:val=""/>
+      <w:lvlJc w:val="left"/>
+      <w:pPr>
+        <w:tabs>
+          <w:tab w:pos="0" w:val="num"/>
+        </w:tabs>
+        <w:ind w:hanging="360" w:left="720"/>
+      </w:pPr>
+      <w:rPr>
+        <w:rFonts w:ascii="Symbol" w:cs="Symbol" w:hAnsi="Symbol" w:hint="default"/>
+      </w:rPr>
+    </w:lvl>
+    <w:lvl w:ilvl="1">
+      <w:start w:val="0"/>
+      <w:numFmt w:val="bullet"/>
+      <w:lvlText w:val="o"/>
+      <w:lvlJc w:val="left"/>
+      <w:pPr>
+        <w:tabs>
+          <w:tab w:pos="0" w:val="num"/>
+        </w:tabs>
+        <w:ind w:hanging="360" w:left="1440"/>
+      </w:pPr>
+      <w:rPr>
+        <w:rFonts w:ascii="Courier New" w:cs="Courier New" w:hAnsi="Courier New" w:hint="default"/>
+      </w:rPr>
+    </w:lvl>
+    <w:lvl w:ilvl="2">
+      <w:start w:val="0"/>
+      <w:numFmt w:val="bullet"/>
+      <w:lvlText w:val=""/>
+      <w:lvlJc w:val="left"/>
+      <w:pPr>
+        <w:tabs>
+          <w:tab w:pos="0" w:val="num"/>
+        </w:tabs>
+        <w:ind w:hanging="360" w:left="2160"/>
+      </w:pPr>
+      <w:rPr>
+        <w:rFonts w:ascii="Wingdings" w:cs="Wingdings" w:hAnsi="Wingdings" w:hint="default"/>
+      </w:rPr>
+    </w:lvl>
+    <w:lvl w:ilvl="3">
+      <w:start w:val="0"/>
+      <w:numFmt w:val="bullet"/>
+      <w:lvlText w:val=""/>
+      <w:lvlJc w:val="left"/>
+      <w:pPr>
+        <w:tabs>
+          <w:tab w:pos="0" w:val="num"/>
+        </w:tabs>
+        <w:ind w:hanging="360" w:left="2880"/>
+      </w:pPr>
+      <w:rPr>
+        <w:rFonts w:ascii="Symbol" w:cs="Symbol" w:hAnsi="Symbol" w:hint="default"/>
+      </w:rPr>
+    </w:lvl>
+    <w:lvl w:ilvl="4">
+      <w:start w:val="0"/>
+      <w:numFmt w:val="bullet"/>
+      <w:lvlText w:val="o"/>
+      <w:lvlJc w:val="left"/>
+      <w:pPr>
+        <w:tabs>
+          <w:tab w:pos="0" w:val="num"/>
+        </w:tabs>
+        <w:ind w:hanging="360" w:left="3600"/>
+      </w:pPr>
+      <w:rPr>
+        <w:rFonts w:ascii="Courier New" w:cs="Courier New" w:hAnsi="Courier New" w:hint="default"/>
+      </w:rPr>
+    </w:lvl>
+    <w:lvl w:ilvl="5">
+      <w:start w:val="0"/>
+      <w:numFmt w:val="bullet"/>
+      <w:lvlText w:val=""/>
+      <w:lvlJc w:val="left"/>
+      <w:pPr>
+        <w:tabs>
+          <w:tab w:pos="0" w:val="num"/>
+        </w:tabs>
+        <w:ind w:hanging="360" w:left="4320"/>
+      </w:pPr>
+      <w:rPr>
+        <w:rFonts w:ascii="Wingdings" w:cs="Wingdings" w:hAnsi="Wingdings" w:hint="default"/>
+      </w:rPr>
+    </w:lvl>
+    <w:lvl w:ilvl="6">
+      <w:start w:val="0"/>
+      <w:numFmt w:val="bullet"/>
+      <w:lvlText w:val=""/>
+      <w:lvlJc w:val="left"/>
+      <w:pPr>
+        <w:tabs>
+          <w:tab w:pos="0" w:val="num"/>
+        </w:tabs>
+        <w:ind w:hanging="360" w:left="5040"/>
+      </w:pPr>
+      <w:rPr>
+        <w:rFonts w:ascii="Symbol" w:cs="Symbol" w:hAnsi="Symbol" w:hint="default"/>
+      </w:rPr>
+    </w:lvl>
+    <w:lvl w:ilvl="7">
+      <w:start w:val="0"/>
+      <w:numFmt w:val="bullet"/>
+      <w:lvlText w:val="o"/>
+      <w:lvlJc w:val="left"/>
+      <w:pPr>
+        <w:tabs>
+          <w:tab w:pos="0" w:val="num"/>
+        </w:tabs>
+        <w:ind w:hanging="360" w:left="5760"/>
+      </w:pPr>
+      <w:rPr>
+        <w:rFonts w:ascii="Courier New" w:cs="Courier New" w:hAnsi="Courier New" w:hint="default"/>
+      </w:rPr>
+    </w:lvl>
+    <w:lvl w:ilvl="8">
+      <w:start w:val="0"/>
+      <w:numFmt w:val="bullet"/>
+      <w:lvlText w:val=""/>
+      <w:lvlJc w:val="left"/>
+      <w:pPr>
+        <w:tabs>
+          <w:tab w:pos="0" w:val="num"/>
+        </w:tabs>
+        <w:ind w:hanging="360" w:left="6480"/>
+      </w:pPr>
+      <w:rPr>
+        <w:rFonts w:ascii="Wingdings" w:cs="Wingdings" w:hAnsi="Wingdings" w:hint="default"/>
+      </w:rPr>
+    </w:lvl>
+  </w:abstractNum>
+  <w:abstractNum w:abstractNumId="10">
+    <w:lvl w:ilvl="0">
+      <w:numFmt w:val="bullet"/>
+      <w:lvlText w:val=""/>
+      <w:lvlJc w:val="left"/>
+      <w:pPr>
+        <w:tabs>
+          <w:tab w:pos="0" w:val="num"/>
+        </w:tabs>
+        <w:ind w:hanging="360" w:left="720"/>
+      </w:pPr>
+      <w:rPr>
+        <w:rFonts w:ascii="Symbol" w:cs="Symbol" w:hAnsi="Symbol" w:hint="default"/>
+      </w:rPr>
+    </w:lvl>
+    <w:lvl w:ilvl="1">
+      <w:start w:val="0"/>
+      <w:numFmt w:val="bullet"/>
+      <w:lvlText w:val="o"/>
+      <w:lvlJc w:val="left"/>
+      <w:pPr>
+        <w:tabs>
+          <w:tab w:pos="0" w:val="num"/>
+        </w:tabs>
+        <w:ind w:hanging="360" w:left="1440"/>
+      </w:pPr>
+      <w:rPr>
+        <w:rFonts w:ascii="Courier New" w:cs="Courier New" w:hAnsi="Courier New" w:hint="default"/>
+      </w:rPr>
+    </w:lvl>
+    <w:lvl w:ilvl="2">
+      <w:start w:val="0"/>
+      <w:numFmt w:val="bullet"/>
+      <w:lvlText w:val=""/>
+      <w:lvlJc w:val="left"/>
+      <w:pPr>
+        <w:tabs>
+          <w:tab w:pos="0" w:val="num"/>
+        </w:tabs>
+        <w:ind w:hanging="360" w:left="2160"/>
+      </w:pPr>
+      <w:rPr>
+        <w:rFonts w:ascii="Wingdings" w:cs="Wingdings" w:hAnsi="Wingdings" w:hint="default"/>
+      </w:rPr>
+    </w:lvl>
+    <w:lvl w:ilvl="3">
+      <w:start w:val="0"/>
+      <w:numFmt w:val="bullet"/>
+      <w:lvlText w:val=""/>
+      <w:lvlJc w:val="left"/>
+      <w:pPr>
+        <w:tabs>
+          <w:tab w:pos="0" w:val="num"/>
+        </w:tabs>
+        <w:ind w:hanging="360" w:left="2880"/>
+      </w:pPr>
+      <w:rPr>
+        <w:rFonts w:ascii="Symbol" w:cs="Symbol" w:hAnsi="Symbol" w:hint="default"/>
+      </w:rPr>
+    </w:lvl>
+    <w:lvl w:ilvl="4">
+      <w:start w:val="0"/>
+      <w:numFmt w:val="bullet"/>
+      <w:lvlText w:val="o"/>
+      <w:lvlJc w:val="left"/>
+      <w:pPr>
+        <w:tabs>
+          <w:tab w:pos="0" w:val="num"/>
+        </w:tabs>
+        <w:ind w:hanging="360" w:left="3600"/>
+      </w:pPr>
+      <w:rPr>
+        <w:rFonts w:ascii="Courier New" w:cs="Courier New" w:hAnsi="Courier New" w:hint="default"/>
+      </w:rPr>
+    </w:lvl>
+    <w:lvl w:ilvl="5">
+      <w:start w:val="0"/>
+      <w:numFmt w:val="bullet"/>
+      <w:lvlText w:val=""/>
+      <w:lvlJc w:val="left"/>
+      <w:pPr>
+        <w:tabs>
+          <w:tab w:pos="0" w:val="num"/>
+        </w:tabs>
+        <w:ind w:hanging="360" w:left="4320"/>
+      </w:pPr>
+      <w:rPr>
+        <w:rFonts w:ascii="Wingdings" w:cs="Wingdings" w:hAnsi="Wingdings" w:hint="default"/>
+      </w:rPr>
+    </w:lvl>
+    <w:lvl w:ilvl="6">
+      <w:start w:val="0"/>
+      <w:numFmt w:val="bullet"/>
+      <w:lvlText w:val=""/>
+      <w:lvlJc w:val="left"/>
+      <w:pPr>
+        <w:tabs>
+          <w:tab w:pos="0" w:val="num"/>
+        </w:tabs>
+        <w:ind w:hanging="360" w:left="5040"/>
+      </w:pPr>
+      <w:rPr>
+        <w:rFonts w:ascii="Symbol" w:cs="Symbol" w:hAnsi="Symbol" w:hint="default"/>
+      </w:rPr>
+    </w:lvl>
+    <w:lvl w:ilvl="7">
+      <w:start w:val="0"/>
+      <w:numFmt w:val="bullet"/>
+      <w:lvlText w:val="o"/>
+      <w:lvlJc w:val="left"/>
+      <w:pPr>
+        <w:tabs>
+          <w:tab w:pos="0" w:val="num"/>
+        </w:tabs>
+        <w:ind w:hanging="360" w:left="5760"/>
+      </w:pPr>
+      <w:rPr>
+        <w:rFonts w:ascii="Courier New" w:cs="Courier New" w:hAnsi="Courier New" w:hint="default"/>
+      </w:rPr>
+    </w:lvl>
+    <w:lvl w:ilvl="8">
+      <w:start w:val="0"/>
+      <w:numFmt w:val="bullet"/>
+      <w:lvlText w:val=""/>
+      <w:lvlJc w:val="left"/>
+      <w:pPr>
+        <w:tabs>
+          <w:tab w:pos="0" w:val="num"/>
+        </w:tabs>
+        <w:ind w:hanging="360" w:left="6480"/>
+      </w:pPr>
+      <w:rPr>
+        <w:rFonts w:ascii="Wingdings" w:cs="Wingdings" w:hAnsi="Wingdings" w:hint="default"/>
+      </w:rPr>
+    </w:lvl>
+  </w:abstractNum>
+  <w:abstractNum w:abstractNumId="11">
+    <w:lvl w:ilvl="0">
+      <w:numFmt w:val="bullet"/>
+      <w:lvlText w:val=""/>
+      <w:lvlJc w:val="left"/>
+      <w:pPr>
+        <w:tabs>
+          <w:tab w:pos="0" w:val="num"/>
+        </w:tabs>
+        <w:ind w:hanging="360" w:left="720"/>
+      </w:pPr>
+      <w:rPr>
+        <w:rFonts w:ascii="Symbol" w:cs="Symbol" w:hAnsi="Symbol" w:hint="default"/>
+      </w:rPr>
+    </w:lvl>
+    <w:lvl w:ilvl="1">
+      <w:start w:val="0"/>
+      <w:numFmt w:val="bullet"/>
+      <w:lvlText w:val="o"/>
+      <w:lvlJc w:val="left"/>
+      <w:pPr>
+        <w:tabs>
+          <w:tab w:pos="0" w:val="num"/>
+        </w:tabs>
+        <w:ind w:hanging="360" w:left="1440"/>
+      </w:pPr>
+      <w:rPr>
+        <w:rFonts w:ascii="Courier New" w:cs="Courier New" w:hAnsi="Courier New" w:hint="default"/>
+      </w:rPr>
+    </w:lvl>
+    <w:lvl w:ilvl="2">
+      <w:start w:val="0"/>
+      <w:numFmt w:val="bullet"/>
+      <w:lvlText w:val=""/>
+      <w:lvlJc w:val="left"/>
+      <w:pPr>
+        <w:tabs>
+          <w:tab w:pos="0" w:val="num"/>
+        </w:tabs>
+        <w:ind w:hanging="360" w:left="2160"/>
+      </w:pPr>
+      <w:rPr>
+        <w:rFonts w:ascii="Wingdings" w:cs="Wingdings" w:hAnsi="Wingdings" w:hint="default"/>
+      </w:rPr>
+    </w:lvl>
+    <w:lvl w:ilvl="3">
+      <w:start w:val="0"/>
+      <w:numFmt w:val="bullet"/>
+      <w:lvlText w:val=""/>
+      <w:lvlJc w:val="left"/>
+      <w:pPr>
+        <w:tabs>
+          <w:tab w:pos="0" w:val="num"/>
+        </w:tabs>
+        <w:ind w:hanging="360" w:left="2880"/>
+      </w:pPr>
+      <w:rPr>
+        <w:rFonts w:ascii="Symbol" w:cs="Symbol" w:hAnsi="Symbol" w:hint="default"/>
+      </w:rPr>
+    </w:lvl>
+    <w:lvl w:ilvl="4">
+      <w:start w:val="0"/>
+      <w:numFmt w:val="bullet"/>
+      <w:lvlText w:val="o"/>
+      <w:lvlJc w:val="left"/>
+      <w:pPr>
+        <w:tabs>
+          <w:tab w:pos="0" w:val="num"/>
+        </w:tabs>
+        <w:ind w:hanging="360" w:left="3600"/>
+      </w:pPr>
+      <w:rPr>
+        <w:rFonts w:ascii="Courier New" w:cs="Courier New" w:hAnsi="Courier New" w:hint="default"/>
+      </w:rPr>
+    </w:lvl>
+    <w:lvl w:ilvl="5">
+      <w:start w:val="0"/>
+      <w:numFmt w:val="bullet"/>
+      <w:lvlText w:val=""/>
+      <w:lvlJc w:val="left"/>
+      <w:pPr>
+        <w:tabs>
+          <w:tab w:pos="0" w:val="num"/>
+        </w:tabs>
+        <w:ind w:hanging="360" w:left="4320"/>
+      </w:pPr>
+      <w:rPr>
+        <w:rFonts w:ascii="Wingdings" w:cs="Wingdings" w:hAnsi="Wingdings" w:hint="default"/>
+      </w:rPr>
+    </w:lvl>
+    <w:lvl w:ilvl="6">
+      <w:start w:val="0"/>
+      <w:numFmt w:val="bullet"/>
+      <w:lvlText w:val=""/>
+      <w:lvlJc w:val="left"/>
+      <w:pPr>
+        <w:tabs>
+          <w:tab w:pos="0" w:val="num"/>
+        </w:tabs>
+        <w:ind w:hanging="360" w:left="5040"/>
+      </w:pPr>
+      <w:rPr>
+        <w:rFonts w:ascii="Symbol" w:cs="Symbol" w:hAnsi="Symbol" w:hint="default"/>
+      </w:rPr>
+    </w:lvl>
+    <w:lvl w:ilvl="7">
+      <w:start w:val="0"/>
+      <w:numFmt w:val="bullet"/>
+      <w:lvlText w:val="o"/>
+      <w:lvlJc w:val="left"/>
+      <w:pPr>
+        <w:tabs>
+          <w:tab w:pos="0" w:val="num"/>
+        </w:tabs>
+        <w:ind w:hanging="360" w:left="5760"/>
+      </w:pPr>
+      <w:rPr>
+        <w:rFonts w:ascii="Courier New" w:cs="Courier New" w:hAnsi="Courier New" w:hint="default"/>
+      </w:rPr>
+    </w:lvl>
+    <w:lvl w:ilvl="8">
+      <w:start w:val="0"/>
+      <w:numFmt w:val="bullet"/>
+      <w:lvlText w:val=""/>
+      <w:lvlJc w:val="left"/>
+      <w:pPr>
+        <w:tabs>
+          <w:tab w:pos="0" w:val="num"/>
+        </w:tabs>
+        <w:ind w:hanging="360" w:left="6480"/>
+      </w:pPr>
+      <w:rPr>
+        <w:rFonts w:ascii="Wingdings" w:cs="Wingdings" w:hAnsi="Wingdings" w:hint="default"/>
+      </w:rPr>
+    </w:lvl>
+  </w:abstractNum>
+  <w:abstractNum w:abstractNumId="12">
+    <w:lvl w:ilvl="0">
+      <w:numFmt w:val="bullet"/>
+      <w:lvlText w:val=""/>
+      <w:lvlJc w:val="left"/>
+      <w:pPr>
+        <w:tabs>
+          <w:tab w:pos="0" w:val="num"/>
+        </w:tabs>
+        <w:ind w:hanging="360" w:left="720"/>
+      </w:pPr>
+      <w:rPr>
+        <w:rFonts w:ascii="Symbol" w:cs="Symbol" w:hAnsi="Symbol" w:hint="default"/>
+      </w:rPr>
+    </w:lvl>
+    <w:lvl w:ilvl="1">
+      <w:start w:val="0"/>
+      <w:numFmt w:val="bullet"/>
+      <w:lvlText w:val="o"/>
+      <w:lvlJc w:val="left"/>
+      <w:pPr>
+        <w:tabs>
+          <w:tab w:pos="0" w:val="num"/>
+        </w:tabs>
+        <w:ind w:hanging="360" w:left="1440"/>
+      </w:pPr>
+      <w:rPr>
+        <w:rFonts w:ascii="Courier New" w:cs="Courier New" w:hAnsi="Courier New" w:hint="default"/>
+      </w:rPr>
+    </w:lvl>
+    <w:lvl w:ilvl="2">
+      <w:start w:val="0"/>
+      <w:numFmt w:val="bullet"/>
+      <w:lvlText w:val=""/>
+      <w:lvlJc w:val="left"/>
+      <w:pPr>
+        <w:tabs>
+          <w:tab w:pos="0" w:val="num"/>
+        </w:tabs>
+        <w:ind w:hanging="360" w:left="2160"/>
+      </w:pPr>
+      <w:rPr>
+        <w:rFonts w:ascii="Wingdings" w:cs="Wingdings" w:hAnsi="Wingdings" w:hint="default"/>
+      </w:rPr>
+    </w:lvl>
+    <w:lvl w:ilvl="3">
+      <w:start w:val="0"/>
+      <w:numFmt w:val="bullet"/>
+      <w:lvlText w:val=""/>
+      <w:lvlJc w:val="left"/>
+      <w:pPr>
+        <w:tabs>
+          <w:tab w:pos="0" w:val="num"/>
+        </w:tabs>
+        <w:ind w:hanging="360" w:left="2880"/>
+      </w:pPr>
+      <w:rPr>
+        <w:rFonts w:ascii="Symbol" w:cs="Symbol" w:hAnsi="Symbol" w:hint="default"/>
+      </w:rPr>
+    </w:lvl>
+    <w:lvl w:ilvl="4">
+      <w:start w:val="0"/>
+      <w:numFmt w:val="bullet"/>
+      <w:lvlText w:val="o"/>
+      <w:lvlJc w:val="left"/>
+      <w:pPr>
+        <w:tabs>
+          <w:tab w:pos="0" w:val="num"/>
+        </w:tabs>
+        <w:ind w:hanging="360" w:left="3600"/>
+      </w:pPr>
+      <w:rPr>
+        <w:rFonts w:ascii="Courier New" w:cs="Courier New" w:hAnsi="Courier New" w:hint="default"/>
+      </w:rPr>
+    </w:lvl>
+    <w:lvl w:ilvl="5">
+      <w:start w:val="0"/>
+      <w:numFmt w:val="bullet"/>
+      <w:lvlText w:val=""/>
+      <w:lvlJc w:val="left"/>
+      <w:pPr>
+        <w:tabs>
+          <w:tab w:pos="0" w:val="num"/>
+        </w:tabs>
+        <w:ind w:hanging="360" w:left="4320"/>
+      </w:pPr>
+      <w:rPr>
+        <w:rFonts w:ascii="Wingdings" w:cs="Wingdings" w:hAnsi="Wingdings" w:hint="default"/>
+      </w:rPr>
+    </w:lvl>
+    <w:lvl w:ilvl="6">
+      <w:start w:val="0"/>
+      <w:numFmt w:val="bullet"/>
+      <w:lvlText w:val=""/>
+      <w:lvlJc w:val="left"/>
+      <w:pPr>
+        <w:tabs>
+          <w:tab w:pos="0" w:val="num"/>
+        </w:tabs>
+        <w:ind w:hanging="360" w:left="5040"/>
+      </w:pPr>
+      <w:rPr>
+        <w:rFonts w:ascii="Symbol" w:cs="Symbol" w:hAnsi="Symbol" w:hint="default"/>
+      </w:rPr>
+    </w:lvl>
+    <w:lvl w:ilvl="7">
+      <w:start w:val="0"/>
+      <w:numFmt w:val="bullet"/>
+      <w:lvlText w:val="o"/>
+      <w:lvlJc w:val="left"/>
+      <w:pPr>
+        <w:tabs>
+          <w:tab w:pos="0" w:val="num"/>
+        </w:tabs>
+        <w:ind w:hanging="360" w:left="5760"/>
+      </w:pPr>
+      <w:rPr>
+        <w:rFonts w:ascii="Courier New" w:cs="Courier New" w:hAnsi="Courier New" w:hint="default"/>
+      </w:rPr>
+    </w:lvl>
+    <w:lvl w:ilvl="8">
+      <w:start w:val="0"/>
+      <w:numFmt w:val="bullet"/>
+      <w:lvlText w:val=""/>
+      <w:lvlJc w:val="left"/>
+      <w:pPr>
+        <w:tabs>
+          <w:tab w:pos="0" w:val="num"/>
+        </w:tabs>
+        <w:ind w:hanging="360" w:left="6480"/>
+      </w:pPr>
+      <w:rPr>
+        <w:rFonts w:ascii="Wingdings" w:cs="Wingdings" w:hAnsi="Wingdings" w:hint="default"/>
+      </w:rPr>
+    </w:lvl>
+  </w:abstractNum>
+  <w:abstractNum w:abstractNumId="13">
+    <w:lvl w:ilvl="0">
+      <w:numFmt w:val="bullet"/>
+      <w:lvlText w:val=""/>
+      <w:lvlJc w:val="left"/>
+      <w:pPr>
+        <w:tabs>
+          <w:tab w:pos="0" w:val="num"/>
+        </w:tabs>
+        <w:ind w:hanging="360" w:left="720"/>
+      </w:pPr>
+      <w:rPr>
+        <w:rFonts w:ascii="Symbol" w:cs="Symbol" w:hAnsi="Symbol" w:hint="default"/>
+      </w:rPr>
+    </w:lvl>
+    <w:lvl w:ilvl="1">
+      <w:start w:val="0"/>
+      <w:numFmt w:val="bullet"/>
+      <w:lvlText w:val="o"/>
+      <w:lvlJc w:val="left"/>
+      <w:pPr>
+        <w:tabs>
+          <w:tab w:pos="0" w:val="num"/>
+        </w:tabs>
+        <w:ind w:hanging="360" w:left="1440"/>
+      </w:pPr>
+      <w:rPr>
+        <w:rFonts w:ascii="Courier New" w:cs="Courier New" w:hAnsi="Courier New" w:hint="default"/>
+      </w:rPr>
+    </w:lvl>
+    <w:lvl w:ilvl="2">
+      <w:start w:val="0"/>
+      <w:numFmt w:val="bullet"/>
+      <w:lvlText w:val=""/>
+      <w:lvlJc w:val="left"/>
+      <w:pPr>
+        <w:tabs>
+          <w:tab w:pos="0" w:val="num"/>
+        </w:tabs>
+        <w:ind w:hanging="360" w:left="2160"/>
+      </w:pPr>
+      <w:rPr>
+        <w:rFonts w:ascii="Wingdings" w:cs="Wingdings" w:hAnsi="Wingdings" w:hint="default"/>
+      </w:rPr>
+    </w:lvl>
+    <w:lvl w:ilvl="3">
+      <w:start w:val="0"/>
+      <w:numFmt w:val="bullet"/>
+      <w:lvlText w:val=""/>
+      <w:lvlJc w:val="left"/>
+      <w:pPr>
+        <w:tabs>
+          <w:tab w:pos="0" w:val="num"/>
+        </w:tabs>
+        <w:ind w:hanging="360" w:left="2880"/>
+      </w:pPr>
+      <w:rPr>
+        <w:rFonts w:ascii="Symbol" w:cs="Symbol" w:hAnsi="Symbol" w:hint="default"/>
+      </w:rPr>
+    </w:lvl>
+    <w:lvl w:ilvl="4">
+      <w:start w:val="0"/>
+      <w:numFmt w:val="bullet"/>
+      <w:lvlText w:val="o"/>
+      <w:lvlJc w:val="left"/>
+      <w:pPr>
+        <w:tabs>
+          <w:tab w:pos="0" w:val="num"/>
+        </w:tabs>
+        <w:ind w:hanging="360" w:left="3600"/>
+      </w:pPr>
+      <w:rPr>
+        <w:rFonts w:ascii="Courier New" w:cs="Courier New" w:hAnsi="Courier New" w:hint="default"/>
+      </w:rPr>
+    </w:lvl>
+    <w:lvl w:ilvl="5">
+      <w:start w:val="0"/>
+      <w:numFmt w:val="bullet"/>
+      <w:lvlText w:val=""/>
+      <w:lvlJc w:val="left"/>
+      <w:pPr>
+        <w:tabs>
+          <w:tab w:pos="0" w:val="num"/>
+        </w:tabs>
+        <w:ind w:hanging="360" w:left="4320"/>
+      </w:pPr>
+      <w:rPr>
+        <w:rFonts w:ascii="Wingdings" w:cs="Wingdings" w:hAnsi="Wingdings" w:hint="default"/>
+      </w:rPr>
+    </w:lvl>
+    <w:lvl w:ilvl="6">
+      <w:start w:val="0"/>
+      <w:numFmt w:val="bullet"/>
+      <w:lvlText w:val=""/>
+      <w:lvlJc w:val="left"/>
+      <w:pPr>
+        <w:tabs>
+          <w:tab w:pos="0" w:val="num"/>
+        </w:tabs>
+        <w:ind w:hanging="360" w:left="5040"/>
+      </w:pPr>
+      <w:rPr>
+        <w:rFonts w:ascii="Symbol" w:cs="Symbol" w:hAnsi="Symbol" w:hint="default"/>
+      </w:rPr>
+    </w:lvl>
+    <w:lvl w:ilvl="7">
+      <w:start w:val="0"/>
+      <w:numFmt w:val="bullet"/>
+      <w:lvlText w:val="o"/>
+      <w:lvlJc w:val="left"/>
+      <w:pPr>
+        <w:tabs>
+          <w:tab w:pos="0" w:val="num"/>
+        </w:tabs>
+        <w:ind w:hanging="360" w:left="5760"/>
+      </w:pPr>
+      <w:rPr>
+        <w:rFonts w:ascii="Courier New" w:cs="Courier New" w:hAnsi="Courier New" w:hint="default"/>
+      </w:rPr>
+    </w:lvl>
+    <w:lvl w:ilvl="8">
+      <w:start w:val="0"/>
+      <w:numFmt w:val="bullet"/>
+      <w:lvlText w:val=""/>
+      <w:lvlJc w:val="left"/>
+      <w:pPr>
+        <w:tabs>
+          <w:tab w:pos="0" w:val="num"/>
+        </w:tabs>
+        <w:ind w:hanging="360" w:left="6480"/>
+      </w:pPr>
+      <w:rPr>
+        <w:rFonts w:ascii="Wingdings" w:cs="Wingdings" w:hAnsi="Wingdings" w:hint="default"/>
+      </w:rPr>
+    </w:lvl>
+  </w:abstractNum>
+  <w:abstractNum w:abstractNumId="14">
+    <w:lvl w:ilvl="0">
+      <w:numFmt w:val="bullet"/>
+      <w:lvlText w:val=""/>
+      <w:lvlJc w:val="left"/>
+      <w:pPr>
+        <w:tabs>
+          <w:tab w:pos="0" w:val="num"/>
+        </w:tabs>
+        <w:ind w:hanging="360" w:left="720"/>
+      </w:pPr>
+      <w:rPr>
+        <w:rFonts w:ascii="Symbol" w:cs="Symbol" w:hAnsi="Symbol" w:hint="default"/>
+      </w:rPr>
+    </w:lvl>
+    <w:lvl w:ilvl="1">
+      <w:start w:val="0"/>
+      <w:numFmt w:val="bullet"/>
+      <w:lvlText w:val="o"/>
+      <w:lvlJc w:val="left"/>
+      <w:pPr>
+        <w:tabs>
+          <w:tab w:pos="0" w:val="num"/>
+        </w:tabs>
+        <w:ind w:hanging="360" w:left="1440"/>
+      </w:pPr>
+      <w:rPr>
+        <w:rFonts w:ascii="Courier New" w:cs="Courier New" w:hAnsi="Courier New" w:hint="default"/>
+      </w:rPr>
+    </w:lvl>
+    <w:lvl w:ilvl="2">
+      <w:start w:val="0"/>
+      <w:numFmt w:val="bullet"/>
+      <w:lvlText w:val=""/>
+      <w:lvlJc w:val="left"/>
+      <w:pPr>
+        <w:tabs>
+          <w:tab w:pos="0" w:val="num"/>
+        </w:tabs>
+        <w:ind w:hanging="360" w:left="2160"/>
+      </w:pPr>
+      <w:rPr>
+        <w:rFonts w:ascii="Wingdings" w:cs="Wingdings" w:hAnsi="Wingdings" w:hint="default"/>
+      </w:rPr>
+    </w:lvl>
+    <w:lvl w:ilvl="3">
+      <w:start w:val="0"/>
+      <w:numFmt w:val="bullet"/>
+      <w:lvlText w:val=""/>
+      <w:lvlJc w:val="left"/>
+      <w:pPr>
+        <w:tabs>
+          <w:tab w:pos="0" w:val="num"/>
+        </w:tabs>
+        <w:ind w:hanging="360" w:left="2880"/>
+      </w:pPr>
+      <w:rPr>
+        <w:rFonts w:ascii="Symbol" w:cs="Symbol" w:hAnsi="Symbol" w:hint="default"/>
+      </w:rPr>
+    </w:lvl>
+    <w:lvl w:ilvl="4">
+      <w:start w:val="0"/>
+      <w:numFmt w:val="bullet"/>
+      <w:lvlText w:val="o"/>
+      <w:lvlJc w:val="left"/>
+      <w:pPr>
+        <w:tabs>
+          <w:tab w:pos="0" w:val="num"/>
+        </w:tabs>
+        <w:ind w:hanging="360" w:left="3600"/>
+      </w:pPr>
+      <w:rPr>
+        <w:rFonts w:ascii="Courier New" w:cs="Courier New" w:hAnsi="Courier New" w:hint="default"/>
+      </w:rPr>
+    </w:lvl>
+    <w:lvl w:ilvl="5">
+      <w:start w:val="0"/>
+      <w:numFmt w:val="bullet"/>
+      <w:lvlText w:val=""/>
+      <w:lvlJc w:val="left"/>
+      <w:pPr>
+        <w:tabs>
+          <w:tab w:pos="0" w:val="num"/>
+        </w:tabs>
+        <w:ind w:hanging="360" w:left="4320"/>
+      </w:pPr>
+      <w:rPr>
+        <w:rFonts w:ascii="Wingdings" w:cs="Wingdings" w:hAnsi="Wingdings" w:hint="default"/>
+      </w:rPr>
+    </w:lvl>
+    <w:lvl w:ilvl="6">
+      <w:start w:val="0"/>
+      <w:numFmt w:val="bullet"/>
+      <w:lvlText w:val=""/>
+      <w:lvlJc w:val="left"/>
+      <w:pPr>
+        <w:tabs>
+          <w:tab w:pos="0" w:val="num"/>
+        </w:tabs>
+        <w:ind w:hanging="360" w:left="5040"/>
+      </w:pPr>
+      <w:rPr>
+        <w:rFonts w:ascii="Symbol" w:cs="Symbol" w:hAnsi="Symbol" w:hint="default"/>
+      </w:rPr>
+    </w:lvl>
+    <w:lvl w:ilvl="7">
+      <w:start w:val="0"/>
+      <w:numFmt w:val="bullet"/>
+      <w:lvlText w:val="o"/>
+      <w:lvlJc w:val="left"/>
+      <w:pPr>
+        <w:tabs>
+          <w:tab w:pos="0" w:val="num"/>
+        </w:tabs>
+        <w:ind w:hanging="360" w:left="5760"/>
+      </w:pPr>
+      <w:rPr>
+        <w:rFonts w:ascii="Courier New" w:cs="Courier New" w:hAnsi="Courier New" w:hint="default"/>
+      </w:rPr>
+    </w:lvl>
+    <w:lvl w:ilvl="8">
+      <w:start w:val="0"/>
+      <w:numFmt w:val="bullet"/>
+      <w:lvlText w:val=""/>
+      <w:lvlJc w:val="left"/>
+      <w:pPr>
+        <w:tabs>
+          <w:tab w:pos="0" w:val="num"/>
+        </w:tabs>
+        <w:ind w:hanging="360" w:left="6480"/>
+      </w:pPr>
+      <w:rPr>
+        <w:rFonts w:ascii="Wingdings" w:cs="Wingdings" w:hAnsi="Wingdings" w:hint="default"/>
+      </w:rPr>
+    </w:lvl>
+  </w:abstractNum>
+  <w:abstractNum w:abstractNumId="15">
+    <w:lvl w:ilvl="0">
+      <w:numFmt w:val="bullet"/>
+      <w:lvlText w:val=""/>
+      <w:lvlJc w:val="left"/>
+      <w:pPr>
+        <w:tabs>
+          <w:tab w:pos="0" w:val="num"/>
+        </w:tabs>
+        <w:ind w:hanging="360" w:left="720"/>
+      </w:pPr>
+      <w:rPr>
+        <w:rFonts w:ascii="Symbol" w:cs="Symbol" w:hAnsi="Symbol" w:hint="default"/>
+      </w:rPr>
+    </w:lvl>
+    <w:lvl w:ilvl="1">
+      <w:start w:val="0"/>
+      <w:numFmt w:val="bullet"/>
+      <w:lvlText w:val="o"/>
+      <w:lvlJc w:val="left"/>
+      <w:pPr>
+        <w:tabs>
+          <w:tab w:pos="0" w:val="num"/>
+        </w:tabs>
+        <w:ind w:hanging="360" w:left="1440"/>
+      </w:pPr>
+      <w:rPr>
+        <w:rFonts w:ascii="Courier New" w:cs="Courier New" w:hAnsi="Courier New" w:hint="default"/>
+      </w:rPr>
+    </w:lvl>
+    <w:lvl w:ilvl="2">
+      <w:start w:val="0"/>
+      <w:numFmt w:val="bullet"/>
+      <w:lvlText w:val=""/>
+      <w:lvlJc w:val="left"/>
+      <w:pPr>
+        <w:tabs>
+          <w:tab w:pos="0" w:val="num"/>
+        </w:tabs>
+        <w:ind w:hanging="360" w:left="2160"/>
+      </w:pPr>
+      <w:rPr>
+        <w:rFonts w:ascii="Wingdings" w:cs="Wingdings" w:hAnsi="Wingdings" w:hint="default"/>
+      </w:rPr>
+    </w:lvl>
+    <w:lvl w:ilvl="3">
+      <w:start w:val="0"/>
+      <w:numFmt w:val="bullet"/>
+      <w:lvlText w:val=""/>
+      <w:lvlJc w:val="left"/>
+      <w:pPr>
+        <w:tabs>
+          <w:tab w:pos="0" w:val="num"/>
+        </w:tabs>
+        <w:ind w:hanging="360" w:left="2880"/>
+      </w:pPr>
+      <w:rPr>
+        <w:rFonts w:ascii="Symbol" w:cs="Symbol" w:hAnsi="Symbol" w:hint="default"/>
+      </w:rPr>
+    </w:lvl>
+    <w:lvl w:ilvl="4">
+      <w:start w:val="0"/>
+      <w:numFmt w:val="bullet"/>
+      <w:lvlText w:val="o"/>
+      <w:lvlJc w:val="left"/>
+      <w:pPr>
+        <w:tabs>
+          <w:tab w:pos="0" w:val="num"/>
+        </w:tabs>
+        <w:ind w:hanging="360" w:left="3600"/>
+      </w:pPr>
+      <w:rPr>
+        <w:rFonts w:ascii="Courier New" w:cs="Courier New" w:hAnsi="Courier New" w:hint="default"/>
+      </w:rPr>
+    </w:lvl>
+    <w:lvl w:ilvl="5">
+      <w:start w:val="0"/>
+      <w:numFmt w:val="bullet"/>
+      <w:lvlText w:val=""/>
+      <w:lvlJc w:val="left"/>
+      <w:pPr>
+        <w:tabs>
+          <w:tab w:pos="0" w:val="num"/>
+        </w:tabs>
+        <w:ind w:hanging="360" w:left="4320"/>
+      </w:pPr>
+      <w:rPr>
+        <w:rFonts w:ascii="Wingdings" w:cs="Wingdings" w:hAnsi="Wingdings" w:hint="default"/>
+      </w:rPr>
+    </w:lvl>
+    <w:lvl w:ilvl="6">
+      <w:start w:val="0"/>
+      <w:numFmt w:val="bullet"/>
+      <w:lvlText w:val=""/>
+      <w:lvlJc w:val="left"/>
+      <w:pPr>
+        <w:tabs>
+          <w:tab w:pos="0" w:val="num"/>
+        </w:tabs>
+        <w:ind w:hanging="360" w:left="5040"/>
+      </w:pPr>
+      <w:rPr>
+        <w:rFonts w:ascii="Symbol" w:cs="Symbol" w:hAnsi="Symbol" w:hint="default"/>
+      </w:rPr>
+    </w:lvl>
+    <w:lvl w:ilvl="7">
+      <w:start w:val="0"/>
+      <w:numFmt w:val="bullet"/>
+      <w:lvlText w:val="o"/>
+      <w:lvlJc w:val="left"/>
+      <w:pPr>
+        <w:tabs>
+          <w:tab w:pos="0" w:val="num"/>
+        </w:tabs>
+        <w:ind w:hanging="360" w:left="5760"/>
+      </w:pPr>
+      <w:rPr>
+        <w:rFonts w:ascii="Courier New" w:cs="Courier New" w:hAnsi="Courier New" w:hint="default"/>
+      </w:rPr>
+    </w:lvl>
+    <w:lvl w:ilvl="8">
+      <w:start w:val="0"/>
+      <w:numFmt w:val="bullet"/>
+      <w:lvlText w:val=""/>
+      <w:lvlJc w:val="left"/>
+      <w:pPr>
+        <w:tabs>
+          <w:tab w:pos="0" w:val="num"/>
+        </w:tabs>
+        <w:ind w:hanging="360" w:left="6480"/>
+      </w:pPr>
+      <w:rPr>
+        <w:rFonts w:ascii="Wingdings" w:cs="Wingdings" w:hAnsi="Wingdings" w:hint="default"/>
+      </w:rPr>
+    </w:lvl>
+  </w:abstractNum>
+  <w:abstractNum w:abstractNumId="16">
+    <w:lvl w:ilvl="0">
+      <w:numFmt w:val="bullet"/>
+      <w:lvlText w:val=""/>
+      <w:lvlJc w:val="left"/>
+      <w:pPr>
+        <w:tabs>
+          <w:tab w:pos="0" w:val="num"/>
+        </w:tabs>
+        <w:ind w:hanging="360" w:left="720"/>
+      </w:pPr>
+      <w:rPr>
+        <w:rFonts w:ascii="Symbol" w:cs="Symbol" w:hAnsi="Symbol" w:hint="default"/>
+      </w:rPr>
+    </w:lvl>
+    <w:lvl w:ilvl="1">
+      <w:start w:val="0"/>
+      <w:numFmt w:val="bullet"/>
+      <w:lvlText w:val="o"/>
+      <w:lvlJc w:val="left"/>
+      <w:pPr>
+        <w:tabs>
+          <w:tab w:pos="0" w:val="num"/>
+        </w:tabs>
+        <w:ind w:hanging="360" w:left="1440"/>
+      </w:pPr>
+      <w:rPr>
+        <w:rFonts w:ascii="Courier New" w:cs="Courier New" w:hAnsi="Courier New" w:hint="default"/>
+      </w:rPr>
+    </w:lvl>
+    <w:lvl w:ilvl="2">
+      <w:start w:val="0"/>
+      <w:numFmt w:val="bullet"/>
+      <w:lvlText w:val=""/>
+      <w:lvlJc w:val="left"/>
+      <w:pPr>
+        <w:tabs>
+          <w:tab w:pos="0" w:val="num"/>
+        </w:tabs>
+        <w:ind w:hanging="360" w:left="2160"/>
+      </w:pPr>
+      <w:rPr>
+        <w:rFonts w:ascii="Wingdings" w:cs="Wingdings" w:hAnsi="Wingdings" w:hint="default"/>
+      </w:rPr>
+    </w:lvl>
+    <w:lvl w:ilvl="3">
+      <w:start w:val="0"/>
+      <w:numFmt w:val="bullet"/>
+      <w:lvlText w:val=""/>
+      <w:lvlJc w:val="left"/>
+      <w:pPr>
+        <w:tabs>
+          <w:tab w:pos="0" w:val="num"/>
+        </w:tabs>
+        <w:ind w:hanging="360" w:left="2880"/>
+      </w:pPr>
+      <w:rPr>
+        <w:rFonts w:ascii="Symbol" w:cs="Symbol" w:hAnsi="Symbol" w:hint="default"/>
+      </w:rPr>
+    </w:lvl>
+    <w:lvl w:ilvl="4">
+      <w:start w:val="0"/>
+      <w:numFmt w:val="bullet"/>
+      <w:lvlText w:val="o"/>
+      <w:lvlJc w:val="left"/>
+      <w:pPr>
+        <w:tabs>
+          <w:tab w:pos="0" w:val="num"/>
+        </w:tabs>
+        <w:ind w:hanging="360" w:left="3600"/>
+      </w:pPr>
+      <w:rPr>
+        <w:rFonts w:ascii="Courier New" w:cs="Courier New" w:hAnsi="Courier New" w:hint="default"/>
+      </w:rPr>
+    </w:lvl>
+    <w:lvl w:ilvl="5">
+      <w:start w:val="0"/>
+      <w:numFmt w:val="bullet"/>
+      <w:lvlText w:val=""/>
+      <w:lvlJc w:val="left"/>
+      <w:pPr>
+        <w:tabs>
+          <w:tab w:pos="0" w:val="num"/>
+        </w:tabs>
+        <w:ind w:hanging="360" w:left="4320"/>
+      </w:pPr>
+      <w:rPr>
+        <w:rFonts w:ascii="Wingdings" w:cs="Wingdings" w:hAnsi="Wingdings" w:hint="default"/>
+      </w:rPr>
+    </w:lvl>
+    <w:lvl w:ilvl="6">
+      <w:start w:val="0"/>
+      <w:numFmt w:val="bullet"/>
+      <w:lvlText w:val=""/>
+      <w:lvlJc w:val="left"/>
+      <w:pPr>
+        <w:tabs>
+          <w:tab w:pos="0" w:val="num"/>
+        </w:tabs>
+        <w:ind w:hanging="360" w:left="5040"/>
+      </w:pPr>
+      <w:rPr>
+        <w:rFonts w:ascii="Symbol" w:cs="Symbol" w:hAnsi="Symbol" w:hint="default"/>
+      </w:rPr>
+    </w:lvl>
+    <w:lvl w:ilvl="7">
+      <w:start w:val="0"/>
+      <w:numFmt w:val="bullet"/>
+      <w:lvlText w:val="o"/>
+      <w:lvlJc w:val="left"/>
+      <w:pPr>
+        <w:tabs>
+          <w:tab w:pos="0" w:val="num"/>
+        </w:tabs>
+        <w:ind w:hanging="360" w:left="5760"/>
+      </w:pPr>
+      <w:rPr>
+        <w:rFonts w:ascii="Courier New" w:cs="Courier New" w:hAnsi="Courier New" w:hint="default"/>
+      </w:rPr>
+    </w:lvl>
+    <w:lvl w:ilvl="8">
+      <w:start w:val="0"/>
+      <w:numFmt w:val="bullet"/>
+      <w:lvlText w:val=""/>
+      <w:lvlJc w:val="left"/>
+      <w:pPr>
+        <w:tabs>
+          <w:tab w:pos="0" w:val="num"/>
+        </w:tabs>
+        <w:ind w:hanging="360" w:left="6480"/>
+      </w:pPr>
+      <w:rPr>
+        <w:rFonts w:ascii="Wingdings" w:cs="Wingdings" w:hAnsi="Wingdings" w:hint="default"/>
+      </w:rPr>
+    </w:lvl>
+  </w:abstractNum>
+  <w:abstractNum w:abstractNumId="17">
     <w:lvl w:ilvl="0">
       <w:start w:val="1"/>
       <w:numFmt w:val="decimal"/>
@@ -8741,7 +10924,7 @@
       <w:rPr/>
     </w:lvl>
   </w:abstractNum>
-  <w:abstractNum w:abstractNumId="8">
+  <w:abstractNum w:abstractNumId="18">
     <w:lvl w:ilvl="0">
       <w:start w:val="1"/>
       <w:numFmt w:val="none"/>
@@ -9124,11 +11307,11 @@
       </w:pPr>
     </w:lvl>
   </w:abstractNum>
-  <w:abstractNum w:abstractNumId="99413">
-    <w:nsid w:val="00A99413"/>
+  <w:abstractNum w:abstractNumId="99416">
+    <w:nsid w:val="00A99416"/>
     <w:multiLevelType w:val="multilevel"/>
     <w:lvl w:ilvl="0">
-      <w:start w:val="3"/>
+      <w:start w:val="6"/>
       <w:numFmt w:val="decimal"/>
       <w:lvlText w:val="%1."/>
       <w:lvlJc w:val="left"/>
@@ -9137,7 +11320,7 @@
       </w:pPr>
     </w:lvl>
     <w:lvl w:ilvl="1">
-      <w:start w:val="3"/>
+      <w:start w:val="6"/>
       <w:numFmt w:val="decimal"/>
       <w:lvlText w:val="%2."/>
       <w:lvlJc w:val="left"/>
@@ -9146,7 +11329,7 @@
       </w:pPr>
     </w:lvl>
     <w:lvl w:ilvl="2">
-      <w:start w:val="3"/>
+      <w:start w:val="6"/>
       <w:numFmt w:val="decimal"/>
       <w:lvlText w:val="%3."/>
       <w:lvlJc w:val="left"/>
@@ -9155,7 +11338,7 @@
       </w:pPr>
     </w:lvl>
     <w:lvl w:ilvl="3">
-      <w:start w:val="3"/>
+      <w:start w:val="6"/>
       <w:numFmt w:val="decimal"/>
       <w:lvlText w:val="%4."/>
       <w:lvlJc w:val="left"/>
@@ -9164,7 +11347,7 @@
       </w:pPr>
     </w:lvl>
     <w:lvl w:ilvl="4">
-      <w:start w:val="3"/>
+      <w:start w:val="6"/>
       <w:numFmt w:val="decimal"/>
       <w:lvlText w:val="%5."/>
       <w:lvlJc w:val="left"/>
@@ -9173,7 +11356,7 @@
       </w:pPr>
     </w:lvl>
     <w:lvl w:ilvl="5">
-      <w:start w:val="3"/>
+      <w:start w:val="6"/>
       <w:numFmt w:val="decimal"/>
       <w:lvlText w:val="%6."/>
       <w:lvlJc w:val="left"/>
@@ -9182,7 +11365,7 @@
       </w:pPr>
     </w:lvl>
     <w:lvl w:ilvl="6">
-      <w:start w:val="3"/>
+      <w:start w:val="6"/>
       <w:numFmt w:val="decimal"/>
       <w:lvlText w:val="%7."/>
       <w:lvlJc w:val="left"/>
@@ -9191,7 +11374,7 @@
       </w:pPr>
     </w:lvl>
     <w:lvl w:ilvl="7">
-      <w:start w:val="3"/>
+      <w:start w:val="6"/>
       <w:numFmt w:val="decimal"/>
       <w:lvlText w:val="%8."/>
       <w:lvlJc w:val="left"/>
@@ -9200,7 +11383,7 @@
       </w:pPr>
     </w:lvl>
     <w:lvl w:ilvl="8">
-      <w:start w:val="3"/>
+      <w:start w:val="6"/>
       <w:numFmt w:val="decimal"/>
       <w:lvlText w:val="%9."/>
       <w:lvlJc w:val="left"/>
@@ -9234,49 +11417,37 @@
     <w:abstractNumId w:val="8"/>
   </w:num>
   <w:num w:numId="9">
-    <w:abstractNumId w:val="1"/>
+    <w:abstractNumId w:val="9"/>
   </w:num>
   <w:num w:numId="10">
-    <w:abstractNumId w:val="1"/>
+    <w:abstractNumId w:val="10"/>
   </w:num>
   <w:num w:numId="11">
-    <w:abstractNumId w:val="1"/>
+    <w:abstractNumId w:val="11"/>
   </w:num>
   <w:num w:numId="12">
-    <w:abstractNumId w:val="1"/>
+    <w:abstractNumId w:val="12"/>
   </w:num>
   <w:num w:numId="13">
-    <w:abstractNumId w:val="1"/>
+    <w:abstractNumId w:val="13"/>
   </w:num>
   <w:num w:numId="14">
-    <w:abstractNumId w:val="1"/>
+    <w:abstractNumId w:val="14"/>
   </w:num>
   <w:num w:numId="15">
-    <w:abstractNumId w:val="1"/>
+    <w:abstractNumId w:val="15"/>
   </w:num>
   <w:num w:numId="16">
-    <w:abstractNumId w:val="1"/>
+    <w:abstractNumId w:val="16"/>
   </w:num>
   <w:num w:numId="17">
-    <w:abstractNumId w:val="1"/>
+    <w:abstractNumId w:val="17"/>
   </w:num>
   <w:num w:numId="18">
-    <w:abstractNumId w:val="1"/>
+    <w:abstractNumId w:val="18"/>
   </w:num>
   <w:num w:numId="19">
-    <w:abstractNumId w:val="1"/>
-  </w:num>
-  <w:num w:numId="20">
-    <w:abstractNumId w:val="1"/>
-  </w:num>
-  <w:num w:numId="21">
-    <w:abstractNumId w:val="1"/>
-  </w:num>
-  <w:num w:numId="22">
-    <w:abstractNumId w:val="1"/>
-  </w:num>
-  <w:num w:numId="23">
-    <w:abstractNumId w:val="7"/>
+    <w:abstractNumId w:val="17"/>
     <w:lvlOverride w:ilvl="0">
       <w:startOverride w:val="1"/>
     </w:lvlOverride>
@@ -9336,34 +11507,37 @@
     </w:lvlOverride>
   </w:num>
   <w:num w:numId="1009">
-    <w:abstractNumId w:val="99413"/>
+    <w:abstractNumId w:val="99416"/>
     <w:lvlOverride w:ilvl="0">
-      <w:startOverride w:val="3"/>
+      <w:startOverride w:val="6"/>
     </w:lvlOverride>
     <w:lvlOverride w:ilvl="1">
-      <w:startOverride w:val="3"/>
+      <w:startOverride w:val="6"/>
     </w:lvlOverride>
     <w:lvlOverride w:ilvl="2">
-      <w:startOverride w:val="3"/>
+      <w:startOverride w:val="6"/>
     </w:lvlOverride>
     <w:lvlOverride w:ilvl="3">
-      <w:startOverride w:val="3"/>
+      <w:startOverride w:val="6"/>
     </w:lvlOverride>
     <w:lvlOverride w:ilvl="4">
-      <w:startOverride w:val="3"/>
+      <w:startOverride w:val="6"/>
     </w:lvlOverride>
     <w:lvlOverride w:ilvl="5">
-      <w:startOverride w:val="3"/>
+      <w:startOverride w:val="6"/>
     </w:lvlOverride>
     <w:lvlOverride w:ilvl="6">
-      <w:startOverride w:val="3"/>
+      <w:startOverride w:val="6"/>
     </w:lvlOverride>
     <w:lvlOverride w:ilvl="7">
-      <w:startOverride w:val="3"/>
+      <w:startOverride w:val="6"/>
     </w:lvlOverride>
     <w:lvlOverride w:ilvl="8">
-      <w:startOverride w:val="3"/>
+      <w:startOverride w:val="6"/>
     </w:lvlOverride>
+  </w:num>
+  <w:num w:numId="1010">
+    <w:abstractNumId w:val="991"/>
   </w:num>
 </w:numbering>
 </file>
@@ -9373,7 +11547,7 @@
   <w:docDefaults>
     <w:rPrDefault>
       <w:rPr>
-        <w:rFonts w:ascii="Aptos" w:asciiTheme="minorHAnsi" w:cs="Arial" w:cstheme="minorBidi" w:eastAsia="Aptos" w:eastAsiaTheme="minorHAnsi" w:hAnsi="Aptos" w:hAnsiTheme="minorHAnsi"/>
+        <w:rFonts w:ascii="Aptos" w:asciiTheme="minorHAnsi" w:cs="" w:cstheme="minorBidi" w:eastAsia="Aptos" w:eastAsiaTheme="minorHAnsi" w:hAnsi="Aptos" w:hAnsiTheme="minorHAnsi"/>
         <w:sz w:val="24"/>
         <w:szCs w:val="24"/>
         <w:lang w:bidi="ar-SA" w:eastAsia="en-US" w:val="en-US"/>
@@ -9635,12 +11809,13 @@
     <w:rsid w:val="009103ad"/>
     <w:pPr>
       <w:widowControl/>
+      <w:suppressAutoHyphens w:val="true"/>
       <w:bidi w:val="0"/>
       <w:spacing w:after="200" w:before="0"/>
       <w:jc w:val="left"/>
     </w:pPr>
     <w:rPr>
-      <w:rFonts w:ascii="Calibri" w:cs="Arial" w:cstheme="minorBidi" w:eastAsia="Aptos" w:eastAsiaTheme="minorHAnsi" w:hAnsi="Calibri"/>
+      <w:rFonts w:ascii="Calibri" w:cs="" w:cstheme="minorBidi" w:eastAsia="Aptos" w:eastAsiaTheme="minorHAnsi" w:hAnsi="Calibri"/>
       <w:color w:val="auto"/>
       <w:kern w:val="0"/>
       <w:sz w:val="28"/>
@@ -9649,7 +11824,7 @@
     </w:rPr>
   </w:style>
   <w:style w:styleId="Heading1" w:type="paragraph">
-    <w:name w:val="Heading 1"/>
+    <w:name w:val="heading 1"/>
     <w:basedOn w:val="Normal"/>
     <w:next w:val="BodyText"/>
     <w:link w:val="Heading1Char"/>
@@ -9663,7 +11838,7 @@
       <w:outlineLvl w:val="0"/>
     </w:pPr>
     <w:rPr>
-      <w:rFonts w:cs="Times New Roman" w:cstheme="majorBidi" w:eastAsia="" w:eastAsiaTheme="majorEastAsia"/>
+      <w:rFonts w:cs="" w:cstheme="majorBidi" w:eastAsia="" w:eastAsiaTheme="majorEastAsia"/>
       <w:b/>
       <w:color w:themeColor="text1" w:val="000000"/>
       <w:sz w:val="40"/>
@@ -9671,7 +11846,7 @@
     </w:rPr>
   </w:style>
   <w:style w:styleId="Heading2" w:type="paragraph">
-    <w:name w:val="Heading 2"/>
+    <w:name w:val="heading 2"/>
     <w:basedOn w:val="Normal"/>
     <w:next w:val="BodyText"/>
     <w:link w:val="Heading2Char"/>
@@ -9686,7 +11861,7 @@
       <w:outlineLvl w:val="1"/>
     </w:pPr>
     <w:rPr>
-      <w:rFonts w:cs="Times New Roman" w:cstheme="majorBidi" w:eastAsia="" w:eastAsiaTheme="majorEastAsia"/>
+      <w:rFonts w:cs="" w:cstheme="majorBidi" w:eastAsia="" w:eastAsiaTheme="majorEastAsia"/>
       <w:b/>
       <w:color w:themeColor="text1" w:val="000000"/>
       <w:sz w:val="36"/>
@@ -9694,7 +11869,7 @@
     </w:rPr>
   </w:style>
   <w:style w:styleId="Heading3" w:type="paragraph">
-    <w:name w:val="Heading 3"/>
+    <w:name w:val="heading 3"/>
     <w:basedOn w:val="Normal"/>
     <w:next w:val="BodyText"/>
     <w:link w:val="Heading3Char"/>
@@ -9710,7 +11885,7 @@
       <w:outlineLvl w:val="2"/>
     </w:pPr>
     <w:rPr>
-      <w:rFonts w:cs="Times New Roman" w:cstheme="majorBidi" w:eastAsia="" w:eastAsiaTheme="majorEastAsia"/>
+      <w:rFonts w:cs="" w:cstheme="majorBidi" w:eastAsia="" w:eastAsiaTheme="majorEastAsia"/>
       <w:b/>
       <w:color w:val="000000"/>
       <w:sz w:val="36"/>
@@ -9718,7 +11893,7 @@
     </w:rPr>
   </w:style>
   <w:style w:styleId="Heading4" w:type="paragraph">
-    <w:name w:val="Heading 4"/>
+    <w:name w:val="heading 4"/>
     <w:basedOn w:val="Normal"/>
     <w:next w:val="BodyText"/>
     <w:link w:val="Heading4Char"/>
@@ -9734,14 +11909,14 @@
       <w:outlineLvl w:val="3"/>
     </w:pPr>
     <w:rPr>
-      <w:rFonts w:cs="Times New Roman" w:cstheme="majorBidi" w:eastAsia="" w:eastAsiaTheme="majorEastAsia"/>
+      <w:rFonts w:cs="" w:cstheme="majorBidi" w:eastAsia="" w:eastAsiaTheme="majorEastAsia"/>
       <w:i/>
       <w:iCs/>
       <w:color w:themeColor="accent1" w:themeShade="bf" w:val="0F4761"/>
     </w:rPr>
   </w:style>
   <w:style w:styleId="Heading5" w:type="paragraph">
-    <w:name w:val="Heading 5"/>
+    <w:name w:val="heading 5"/>
     <w:basedOn w:val="Normal"/>
     <w:next w:val="BodyText"/>
     <w:link w:val="Heading5Char"/>
@@ -9757,12 +11932,12 @@
       <w:outlineLvl w:val="4"/>
     </w:pPr>
     <w:rPr>
-      <w:rFonts w:cs="Times New Roman" w:cstheme="majorBidi" w:eastAsia="" w:eastAsiaTheme="majorEastAsia"/>
+      <w:rFonts w:cs="" w:cstheme="majorBidi" w:eastAsia="" w:eastAsiaTheme="majorEastAsia"/>
       <w:color w:themeColor="accent1" w:themeShade="bf" w:val="0F4761"/>
     </w:rPr>
   </w:style>
   <w:style w:styleId="Heading6" w:type="paragraph">
-    <w:name w:val="Heading 6"/>
+    <w:name w:val="heading 6"/>
     <w:basedOn w:val="Normal"/>
     <w:next w:val="BodyText"/>
     <w:link w:val="Heading6Char"/>
@@ -9778,14 +11953,14 @@
       <w:outlineLvl w:val="5"/>
     </w:pPr>
     <w:rPr>
-      <w:rFonts w:cs="Times New Roman" w:cstheme="majorBidi" w:eastAsia="" w:eastAsiaTheme="majorEastAsia"/>
+      <w:rFonts w:cs="" w:cstheme="majorBidi" w:eastAsia="" w:eastAsiaTheme="majorEastAsia"/>
       <w:i/>
       <w:iCs/>
       <w:color w:themeColor="text1" w:themeTint="a6" w:val="595959"/>
     </w:rPr>
   </w:style>
   <w:style w:styleId="Heading7" w:type="paragraph">
-    <w:name w:val="Heading 7"/>
+    <w:name w:val="heading 7"/>
     <w:basedOn w:val="Normal"/>
     <w:next w:val="BodyText"/>
     <w:link w:val="Heading7Char"/>
@@ -9801,12 +11976,12 @@
       <w:outlineLvl w:val="6"/>
     </w:pPr>
     <w:rPr>
-      <w:rFonts w:cs="Times New Roman" w:cstheme="majorBidi" w:eastAsia="" w:eastAsiaTheme="majorEastAsia"/>
+      <w:rFonts w:cs="" w:cstheme="majorBidi" w:eastAsia="" w:eastAsiaTheme="majorEastAsia"/>
       <w:color w:themeColor="text1" w:themeTint="a6" w:val="595959"/>
     </w:rPr>
   </w:style>
   <w:style w:styleId="Heading8" w:type="paragraph">
-    <w:name w:val="Heading 8"/>
+    <w:name w:val="heading 8"/>
     <w:basedOn w:val="Normal"/>
     <w:next w:val="BodyText"/>
     <w:link w:val="Heading8Char"/>
@@ -9822,14 +11997,14 @@
       <w:outlineLvl w:val="7"/>
     </w:pPr>
     <w:rPr>
-      <w:rFonts w:cs="Times New Roman" w:cstheme="majorBidi" w:eastAsia="" w:eastAsiaTheme="majorEastAsia"/>
+      <w:rFonts w:cs="" w:cstheme="majorBidi" w:eastAsia="" w:eastAsiaTheme="majorEastAsia"/>
       <w:i/>
       <w:iCs/>
       <w:color w:themeColor="text1" w:themeTint="d8" w:val="272727"/>
     </w:rPr>
   </w:style>
   <w:style w:styleId="Heading9" w:type="paragraph">
-    <w:name w:val="Heading 9"/>
+    <w:name w:val="heading 9"/>
     <w:basedOn w:val="Normal"/>
     <w:next w:val="BodyText"/>
     <w:link w:val="Heading9Char"/>
@@ -9845,7 +12020,7 @@
       <w:outlineLvl w:val="8"/>
     </w:pPr>
     <w:rPr>
-      <w:rFonts w:cs="Times New Roman" w:cstheme="majorBidi" w:eastAsia="" w:eastAsiaTheme="majorEastAsia"/>
+      <w:rFonts w:cs="" w:cstheme="majorBidi" w:eastAsia="" w:eastAsiaTheme="majorEastAsia"/>
       <w:color w:themeColor="text1" w:themeTint="d8" w:val="272727"/>
     </w:rPr>
   </w:style>
@@ -9865,7 +12040,7 @@
     <w:qFormat/>
     <w:rsid w:val="007565a7"/>
     <w:rPr>
-      <w:rFonts w:ascii="Calibri" w:cs="Times New Roman" w:cstheme="majorBidi" w:eastAsia="" w:eastAsiaTheme="majorEastAsia" w:hAnsi="Calibri"/>
+      <w:rFonts w:ascii="Calibri" w:cs="" w:cstheme="majorBidi" w:eastAsia="" w:eastAsiaTheme="majorEastAsia" w:hAnsi="Calibri"/>
       <w:b/>
       <w:spacing w:val="-10"/>
       <w:kern w:val="2"/>
@@ -9881,7 +12056,7 @@
     <w:qFormat/>
     <w:rsid w:val="00d6760e"/>
     <w:rPr>
-      <w:rFonts w:ascii="Calibri" w:cs="Times New Roman" w:cstheme="majorBidi" w:eastAsia="" w:eastAsiaTheme="majorEastAsia" w:hAnsi="Calibri"/>
+      <w:rFonts w:ascii="Calibri" w:cs="" w:cstheme="majorBidi" w:eastAsia="" w:eastAsiaTheme="majorEastAsia" w:hAnsi="Calibri"/>
       <w:color w:themeColor="text1" w:val="000000"/>
       <w:spacing w:val="15"/>
       <w:sz w:val="28"/>
@@ -9896,7 +12071,7 @@
     <w:qFormat/>
     <w:rsid w:val="00d6760e"/>
     <w:rPr>
-      <w:rFonts w:ascii="Calibri" w:cs="Times New Roman" w:cstheme="majorBidi" w:eastAsia="" w:eastAsiaTheme="majorEastAsia" w:hAnsi="Calibri"/>
+      <w:rFonts w:ascii="Calibri" w:cs="" w:cstheme="majorBidi" w:eastAsia="" w:eastAsiaTheme="majorEastAsia" w:hAnsi="Calibri"/>
       <w:b/>
       <w:color w:themeColor="text1" w:val="000000"/>
       <w:sz w:val="40"/>
@@ -9911,7 +12086,7 @@
     <w:qFormat/>
     <w:rsid w:val="0076149a"/>
     <w:rPr>
-      <w:rFonts w:ascii="Calibri" w:cs="Times New Roman" w:cstheme="majorBidi" w:eastAsia="" w:eastAsiaTheme="majorEastAsia" w:hAnsi="Calibri"/>
+      <w:rFonts w:ascii="Calibri" w:cs="" w:cstheme="majorBidi" w:eastAsia="" w:eastAsiaTheme="majorEastAsia" w:hAnsi="Calibri"/>
       <w:b/>
       <w:color w:themeColor="text1" w:val="000000"/>
       <w:sz w:val="36"/>
@@ -9927,7 +12102,7 @@
     <w:qFormat/>
     <w:rsid w:val="00a10fd9"/>
     <w:rPr>
-      <w:rFonts w:cs="Times New Roman" w:cstheme="majorBidi" w:eastAsia="" w:eastAsiaTheme="majorEastAsia"/>
+      <w:rFonts w:cs="" w:cstheme="majorBidi" w:eastAsia="" w:eastAsiaTheme="majorEastAsia"/>
       <w:color w:themeColor="accent1" w:themeShade="bf" w:val="0F4761"/>
       <w:sz w:val="28"/>
       <w:szCs w:val="28"/>
@@ -9942,7 +12117,7 @@
     <w:qFormat/>
     <w:rsid w:val="00a10fd9"/>
     <w:rPr>
-      <w:rFonts w:cs="Times New Roman" w:cstheme="majorBidi" w:eastAsia="" w:eastAsiaTheme="majorEastAsia"/>
+      <w:rFonts w:cs="" w:cstheme="majorBidi" w:eastAsia="" w:eastAsiaTheme="majorEastAsia"/>
       <w:i/>
       <w:iCs/>
       <w:color w:themeColor="accent1" w:themeShade="bf" w:val="0F4761"/>
@@ -9957,7 +12132,7 @@
     <w:qFormat/>
     <w:rsid w:val="00a10fd9"/>
     <w:rPr>
-      <w:rFonts w:cs="Times New Roman" w:cstheme="majorBidi" w:eastAsia="" w:eastAsiaTheme="majorEastAsia"/>
+      <w:rFonts w:cs="" w:cstheme="majorBidi" w:eastAsia="" w:eastAsiaTheme="majorEastAsia"/>
       <w:color w:themeColor="accent1" w:themeShade="bf" w:val="0F4761"/>
     </w:rPr>
   </w:style>
@@ -9970,7 +12145,7 @@
     <w:qFormat/>
     <w:rsid w:val="00a10fd9"/>
     <w:rPr>
-      <w:rFonts w:cs="Times New Roman" w:cstheme="majorBidi" w:eastAsia="" w:eastAsiaTheme="majorEastAsia"/>
+      <w:rFonts w:cs="" w:cstheme="majorBidi" w:eastAsia="" w:eastAsiaTheme="majorEastAsia"/>
       <w:i/>
       <w:iCs/>
       <w:color w:themeColor="text1" w:themeTint="a6" w:val="595959"/>
@@ -9985,7 +12160,7 @@
     <w:qFormat/>
     <w:rsid w:val="00a10fd9"/>
     <w:rPr>
-      <w:rFonts w:cs="Times New Roman" w:cstheme="majorBidi" w:eastAsia="" w:eastAsiaTheme="majorEastAsia"/>
+      <w:rFonts w:cs="" w:cstheme="majorBidi" w:eastAsia="" w:eastAsiaTheme="majorEastAsia"/>
       <w:color w:themeColor="text1" w:themeTint="a6" w:val="595959"/>
     </w:rPr>
   </w:style>
@@ -9998,7 +12173,7 @@
     <w:qFormat/>
     <w:rsid w:val="00a10fd9"/>
     <w:rPr>
-      <w:rFonts w:cs="Times New Roman" w:cstheme="majorBidi" w:eastAsia="" w:eastAsiaTheme="majorEastAsia"/>
+      <w:rFonts w:cs="" w:cstheme="majorBidi" w:eastAsia="" w:eastAsiaTheme="majorEastAsia"/>
       <w:i/>
       <w:iCs/>
       <w:color w:themeColor="text1" w:themeTint="d8" w:val="272727"/>
@@ -10013,7 +12188,7 @@
     <w:qFormat/>
     <w:rsid w:val="00a10fd9"/>
     <w:rPr>
-      <w:rFonts w:cs="Times New Roman" w:cstheme="majorBidi" w:eastAsia="" w:eastAsiaTheme="majorEastAsia"/>
+      <w:rFonts w:cs="" w:cstheme="majorBidi" w:eastAsia="" w:eastAsiaTheme="majorEastAsia"/>
       <w:color w:themeColor="text1" w:themeTint="d8" w:val="272727"/>
     </w:rPr>
   </w:style>
@@ -10042,8 +12217,8 @@
     <w:qFormat/>
     <w:rPr/>
   </w:style>
-  <w:style w:styleId="FootnoteCharacters" w:type="character">
-    <w:name w:val="Footnote Characters"/>
+  <w:style w:styleId="FootnoteCharactersuser" w:type="character">
+    <w:name w:val="Footnote Characters (user)"/>
     <w:basedOn w:val="CaptionChar"/>
     <w:qFormat/>
     <w:rsid w:val="0076149a"/>
@@ -10052,8 +12227,16 @@
       <w:vertAlign w:val="superscript"/>
     </w:rPr>
   </w:style>
+  <w:style w:styleId="FootnoteCharacters" w:type="character">
+    <w:name w:val="Footnote Characters"/>
+    <w:qFormat/>
+    <w:rPr>
+      <w:rFonts w:ascii="Calibri" w:hAnsi="Calibri"/>
+      <w:vertAlign w:val="superscript"/>
+    </w:rPr>
+  </w:style>
   <w:style w:styleId="FootnoteReference" w:type="character">
-    <w:name w:val="Footnote Reference"/>
+    <w:name w:val="footnote reference"/>
     <w:rPr>
       <w:rFonts w:ascii="Calibri" w:hAnsi="Calibri"/>
       <w:vertAlign w:val="superscript"/>
@@ -10069,7 +12252,7 @@
     </w:rPr>
   </w:style>
   <w:style w:styleId="LineNumber" w:type="character">
-    <w:name w:val="Line Number"/>
+    <w:name w:val="line number"/>
     <w:basedOn w:val="DefaultParagraphFont"/>
     <w:rsid w:val="008e4780"/>
     <w:rPr/>
@@ -10485,7 +12668,7 @@
     </w:rPr>
   </w:style>
   <w:style w:styleId="Caption" w:type="paragraph">
-    <w:name w:val="Caption"/>
+    <w:name w:val="caption"/>
     <w:basedOn w:val="Normal"/>
     <w:link w:val="CaptionChar"/>
     <w:qFormat/>
@@ -10513,7 +12696,9 @@
     <w:next w:val="BodyText"/>
     <w:qFormat/>
     <w:rsid w:val="00917f3d"/>
-    <w:pPr/>
+    <w:pPr>
+      <w:spacing w:line="480" w:lineRule="auto"/>
+    </w:pPr>
     <w:rPr/>
   </w:style>
   <w:style w:customStyle="1" w:styleId="Compact" w:type="paragraph">
@@ -10534,12 +12719,12 @@
     <w:qFormat/>
     <w:rsid w:val="007565a7"/>
     <w:pPr>
-      <w:spacing w:after="80" w:before="0"/>
+      <w:spacing w:after="80" w:before="0" w:line="480" w:lineRule="auto"/>
       <w:contextualSpacing/>
       <w:jc w:val="both"/>
     </w:pPr>
     <w:rPr>
-      <w:rFonts w:cs="Times New Roman" w:cstheme="majorBidi" w:eastAsia="" w:eastAsiaTheme="majorEastAsia"/>
+      <w:rFonts w:cs="" w:cstheme="majorBidi" w:eastAsia="" w:eastAsiaTheme="majorEastAsia"/>
       <w:b/>
       <w:spacing w:val="-10"/>
       <w:kern w:val="2"/>
@@ -10557,7 +12742,7 @@
     <w:rsid w:val="00d6760e"/>
     <w:pPr/>
     <w:rPr>
-      <w:rFonts w:cs="Times New Roman" w:cstheme="majorBidi" w:eastAsia="" w:eastAsiaTheme="majorEastAsia"/>
+      <w:rFonts w:cs="" w:cstheme="majorBidi" w:eastAsia="" w:eastAsiaTheme="majorEastAsia"/>
       <w:color w:themeColor="text1" w:val="000000"/>
       <w:spacing w:val="15"/>
       <w:szCs w:val="28"/>
@@ -10572,6 +12757,7 @@
       <w:keepNext w:val="true"/>
       <w:keepLines/>
       <w:widowControl/>
+      <w:suppressAutoHyphens w:val="true"/>
       <w:bidi w:val="0"/>
       <w:spacing w:after="200" w:before="0"/>
       <w:jc w:val="left"/>
@@ -10594,6 +12780,7 @@
       <w:keepNext w:val="true"/>
       <w:keepLines/>
       <w:widowControl/>
+      <w:suppressAutoHyphens w:val="true"/>
       <w:bidi w:val="0"/>
       <w:spacing w:after="200" w:before="0"/>
       <w:jc w:val="left"/>
@@ -10667,7 +12854,7 @@
     <w:rPr/>
   </w:style>
   <w:style w:styleId="FootnoteText" w:type="paragraph">
-    <w:name w:val="Footnote Text"/>
+    <w:name w:val="footnote text"/>
     <w:basedOn w:val="Normal"/>
     <w:uiPriority w:val="9"/>
     <w:unhideWhenUsed/>
@@ -10747,7 +12934,7 @@
     <w:rPr/>
   </w:style>
   <w:style w:styleId="IndexHeading" w:type="paragraph">
-    <w:name w:val="Index Heading"/>
+    <w:name w:val="index heading"/>
     <w:basedOn w:val="Heading"/>
     <w:pPr/>
     <w:rPr/>
@@ -10838,37 +13025,37 @@
         <a:srgbClr val="000000"/>
       </a:dk1>
       <a:lt1>
-        <a:srgbClr val="ffffff"/>
+        <a:srgbClr val="FFFFFF"/>
       </a:lt1>
       <a:dk2>
-        <a:srgbClr val="0e2841"/>
+        <a:srgbClr val="0E2841"/>
       </a:dk2>
       <a:lt2>
-        <a:srgbClr val="e8e8e8"/>
+        <a:srgbClr val="E8E8E8"/>
       </a:lt2>
       <a:accent1>
         <a:srgbClr val="156082"/>
       </a:accent1>
       <a:accent2>
-        <a:srgbClr val="e97132"/>
+        <a:srgbClr val="E97132"/>
       </a:accent2>
       <a:accent3>
-        <a:srgbClr val="196b24"/>
+        <a:srgbClr val="196B24"/>
       </a:accent3>
       <a:accent4>
-        <a:srgbClr val="0f9ed5"/>
+        <a:srgbClr val="0F9ED5"/>
       </a:accent4>
       <a:accent5>
-        <a:srgbClr val="a02b93"/>
+        <a:srgbClr val="A02B93"/>
       </a:accent5>
       <a:accent6>
-        <a:srgbClr val="4ea72e"/>
+        <a:srgbClr val="4EA72E"/>
       </a:accent6>
       <a:hlink>
         <a:srgbClr val="467886"/>
       </a:hlink>
       <a:folHlink>
-        <a:srgbClr val="96607d"/>
+        <a:srgbClr val="96607D"/>
       </a:folHlink>
     </a:clrScheme>
     <a:fontScheme name="Office">
